--- a/amaal/reportes/Informe_Pasantia_IUTECP.docx
+++ b/amaal/reportes/Informe_Pasantia_IUTECP.docx
@@ -312,6 +312,7 @@
       </w:pPr>
     </w:p>
     <w:p>
+      <w:bookmarkStart w:id="bm_dedicatoria" w:name="bm_dedicatoria"/>
       <w:pPr>
         <w:spacing w:after="480"/>
         <w:jc w:val="center"/>
@@ -324,6 +325,7 @@
         </w:rPr>
         <w:t>DEDICATORIA</w:t>
       </w:r>
+      <w:bookmarkEnd w:id="bm_dedicatoria"/>
     </w:p>
     <w:p>
       <w:pPr>
@@ -428,7 +430,11 @@
           <w:b w:val="0"/>
           <w:sz w:val="24"/>
         </w:rPr>
-        <w:t>iii</w:t>
+        <w:fldChar w:fldCharType="begin"/>
+        <w:instrText xml:space="preserve"> PAGEREF bm_dedicatoria \h </w:instrText>
+        <w:fldChar w:fldCharType="separate"/>
+        <w:t>?</w:t>
+        <w:fldChar w:fldCharType="end"/>
       </w:r>
     </w:p>
     <w:p>
@@ -454,7 +460,11 @@
           <w:b w:val="0"/>
           <w:sz w:val="24"/>
         </w:rPr>
-        <w:t>v</w:t>
+        <w:fldChar w:fldCharType="begin"/>
+        <w:instrText xml:space="preserve"> PAGEREF bm_lista_cuadros \h </w:instrText>
+        <w:fldChar w:fldCharType="separate"/>
+        <w:t>?</w:t>
+        <w:fldChar w:fldCharType="end"/>
       </w:r>
     </w:p>
     <w:p>
@@ -480,7 +490,11 @@
           <w:b w:val="0"/>
           <w:sz w:val="24"/>
         </w:rPr>
-        <w:t>vi</w:t>
+        <w:fldChar w:fldCharType="begin"/>
+        <w:instrText xml:space="preserve"> PAGEREF bm_lista_graficos \h </w:instrText>
+        <w:fldChar w:fldCharType="separate"/>
+        <w:t>?</w:t>
+        <w:fldChar w:fldCharType="end"/>
       </w:r>
     </w:p>
     <w:p>
@@ -506,7 +520,11 @@
           <w:b w:val="0"/>
           <w:sz w:val="24"/>
         </w:rPr>
-        <w:t>vii</w:t>
+        <w:fldChar w:fldCharType="begin"/>
+        <w:instrText xml:space="preserve"> PAGEREF bm_lista_anexos \h </w:instrText>
+        <w:fldChar w:fldCharType="separate"/>
+        <w:t>?</w:t>
+        <w:fldChar w:fldCharType="end"/>
       </w:r>
     </w:p>
     <w:p>
@@ -532,7 +550,11 @@
           <w:b w:val="0"/>
           <w:sz w:val="24"/>
         </w:rPr>
-        <w:t>1</w:t>
+        <w:fldChar w:fldCharType="begin"/>
+        <w:instrText xml:space="preserve"> PAGEREF bm_introduccion \h </w:instrText>
+        <w:fldChar w:fldCharType="separate"/>
+        <w:t>?</w:t>
+        <w:fldChar w:fldCharType="end"/>
       </w:r>
     </w:p>
     <w:p>
@@ -569,7 +591,11 @@
           <w:b/>
           <w:sz w:val="24"/>
         </w:rPr>
-        <w:t>2</w:t>
+        <w:fldChar w:fldCharType="begin"/>
+        <w:instrText xml:space="preserve"> PAGEREF bm_cap1 \h </w:instrText>
+        <w:fldChar w:fldCharType="separate"/>
+        <w:t>?</w:t>
+        <w:fldChar w:fldCharType="end"/>
       </w:r>
     </w:p>
     <w:p>
@@ -595,7 +621,11 @@
           <w:b w:val="0"/>
           <w:sz w:val="24"/>
         </w:rPr>
-        <w:t>2</w:t>
+        <w:fldChar w:fldCharType="begin"/>
+        <w:instrText xml:space="preserve"> PAGEREF bm_cap1_ident \h </w:instrText>
+        <w:fldChar w:fldCharType="separate"/>
+        <w:t>?</w:t>
+        <w:fldChar w:fldCharType="end"/>
       </w:r>
     </w:p>
     <w:p>
@@ -621,7 +651,11 @@
           <w:b w:val="0"/>
           <w:sz w:val="24"/>
         </w:rPr>
-        <w:t>2</w:t>
+        <w:fldChar w:fldCharType="begin"/>
+        <w:instrText xml:space="preserve"> PAGEREF bm_cap1_resena \h </w:instrText>
+        <w:fldChar w:fldCharType="separate"/>
+        <w:t>?</w:t>
+        <w:fldChar w:fldCharType="end"/>
       </w:r>
     </w:p>
     <w:p>
@@ -647,7 +681,11 @@
           <w:b w:val="0"/>
           <w:sz w:val="24"/>
         </w:rPr>
-        <w:t>2</w:t>
+        <w:fldChar w:fldCharType="begin"/>
+        <w:instrText xml:space="preserve"> PAGEREF bm_cap1_mision \h </w:instrText>
+        <w:fldChar w:fldCharType="separate"/>
+        <w:t>?</w:t>
+        <w:fldChar w:fldCharType="end"/>
       </w:r>
     </w:p>
     <w:p>
@@ -673,7 +711,11 @@
           <w:b w:val="0"/>
           <w:sz w:val="24"/>
         </w:rPr>
-        <w:t>3</w:t>
+        <w:fldChar w:fldCharType="begin"/>
+        <w:instrText xml:space="preserve"> PAGEREF bm_cap1_vision \h </w:instrText>
+        <w:fldChar w:fldCharType="separate"/>
+        <w:t>?</w:t>
+        <w:fldChar w:fldCharType="end"/>
       </w:r>
     </w:p>
     <w:p>
@@ -699,7 +741,11 @@
           <w:b w:val="0"/>
           <w:sz w:val="24"/>
         </w:rPr>
-        <w:t>3</w:t>
+        <w:fldChar w:fldCharType="begin"/>
+        <w:instrText xml:space="preserve"> PAGEREF bm_cap1_valores \h </w:instrText>
+        <w:fldChar w:fldCharType="separate"/>
+        <w:t>?</w:t>
+        <w:fldChar w:fldCharType="end"/>
       </w:r>
     </w:p>
     <w:p>
@@ -725,7 +771,11 @@
           <w:b w:val="0"/>
           <w:sz w:val="24"/>
         </w:rPr>
-        <w:t>3</w:t>
+        <w:fldChar w:fldCharType="begin"/>
+        <w:instrText xml:space="preserve"> PAGEREF bm_cap1_obj \h </w:instrText>
+        <w:fldChar w:fldCharType="separate"/>
+        <w:t>?</w:t>
+        <w:fldChar w:fldCharType="end"/>
       </w:r>
     </w:p>
     <w:p>
@@ -751,7 +801,11 @@
           <w:b w:val="0"/>
           <w:sz w:val="24"/>
         </w:rPr>
-        <w:t>3</w:t>
+        <w:fldChar w:fldCharType="begin"/>
+        <w:instrText xml:space="preserve"> PAGEREF bm_cap1_ubic \h </w:instrText>
+        <w:fldChar w:fldCharType="separate"/>
+        <w:t>?</w:t>
+        <w:fldChar w:fldCharType="end"/>
       </w:r>
     </w:p>
     <w:p>
@@ -777,7 +831,11 @@
           <w:b w:val="0"/>
           <w:sz w:val="24"/>
         </w:rPr>
-        <w:t>3</w:t>
+        <w:fldChar w:fldCharType="begin"/>
+        <w:instrText xml:space="preserve"> PAGEREF bm_cap1_pobla \h </w:instrText>
+        <w:fldChar w:fldCharType="separate"/>
+        <w:t>?</w:t>
+        <w:fldChar w:fldCharType="end"/>
       </w:r>
     </w:p>
     <w:p>
@@ -803,7 +861,11 @@
           <w:b w:val="0"/>
           <w:sz w:val="24"/>
         </w:rPr>
-        <w:t>4</w:t>
+        <w:fldChar w:fldCharType="begin"/>
+        <w:instrText xml:space="preserve"> PAGEREF bm_cap1_estruct \h </w:instrText>
+        <w:fldChar w:fldCharType="separate"/>
+        <w:t>?</w:t>
+        <w:fldChar w:fldCharType="end"/>
       </w:r>
     </w:p>
     <w:p>
@@ -829,7 +891,11 @@
           <w:b/>
           <w:sz w:val="24"/>
         </w:rPr>
-        <w:t>5</w:t>
+        <w:fldChar w:fldCharType="begin"/>
+        <w:instrText xml:space="preserve"> PAGEREF bm_cap2 \h </w:instrText>
+        <w:fldChar w:fldCharType="separate"/>
+        <w:t>?</w:t>
+        <w:fldChar w:fldCharType="end"/>
       </w:r>
     </w:p>
     <w:p>
@@ -855,7 +921,11 @@
           <w:b w:val="0"/>
           <w:sz w:val="24"/>
         </w:rPr>
-        <w:t>5</w:t>
+        <w:fldChar w:fldCharType="begin"/>
+        <w:instrText xml:space="preserve"> PAGEREF bm_cap2_sit \h </w:instrText>
+        <w:fldChar w:fldCharType="separate"/>
+        <w:t>?</w:t>
+        <w:fldChar w:fldCharType="end"/>
       </w:r>
     </w:p>
     <w:p>
@@ -881,7 +951,11 @@
           <w:b w:val="0"/>
           <w:sz w:val="24"/>
         </w:rPr>
-        <w:t>5</w:t>
+        <w:fldChar w:fldCharType="begin"/>
+        <w:instrText xml:space="preserve"> PAGEREF bm_cap2_objg \h </w:instrText>
+        <w:fldChar w:fldCharType="separate"/>
+        <w:t>?</w:t>
+        <w:fldChar w:fldCharType="end"/>
       </w:r>
     </w:p>
     <w:p>
@@ -907,7 +981,11 @@
           <w:b w:val="0"/>
           <w:sz w:val="24"/>
         </w:rPr>
-        <w:t>5</w:t>
+        <w:fldChar w:fldCharType="begin"/>
+        <w:instrText xml:space="preserve"> PAGEREF bm_cap2_obje \h </w:instrText>
+        <w:fldChar w:fldCharType="separate"/>
+        <w:t>?</w:t>
+        <w:fldChar w:fldCharType="end"/>
       </w:r>
     </w:p>
     <w:p>
@@ -933,7 +1011,11 @@
           <w:b w:val="0"/>
           <w:sz w:val="24"/>
         </w:rPr>
-        <w:t>5</w:t>
+        <w:fldChar w:fldCharType="begin"/>
+        <w:instrText xml:space="preserve"> PAGEREF bm_cap2_planif \h </w:instrText>
+        <w:fldChar w:fldCharType="separate"/>
+        <w:t>?</w:t>
+        <w:fldChar w:fldCharType="end"/>
       </w:r>
     </w:p>
     <w:p>
@@ -959,7 +1041,11 @@
           <w:b w:val="0"/>
           <w:sz w:val="24"/>
         </w:rPr>
-        <w:t>6</w:t>
+        <w:fldChar w:fldCharType="begin"/>
+        <w:instrText xml:space="preserve"> PAGEREF bm_cap2_crono \h </w:instrText>
+        <w:fldChar w:fldCharType="separate"/>
+        <w:t>?</w:t>
+        <w:fldChar w:fldCharType="end"/>
       </w:r>
     </w:p>
     <w:p>
@@ -985,7 +1071,11 @@
           <w:b/>
           <w:sz w:val="24"/>
         </w:rPr>
-        <w:t>7</w:t>
+        <w:fldChar w:fldCharType="begin"/>
+        <w:instrText xml:space="preserve"> PAGEREF bm_cap3 \h </w:instrText>
+        <w:fldChar w:fldCharType="separate"/>
+        <w:t>?</w:t>
+        <w:fldChar w:fldCharType="end"/>
       </w:r>
     </w:p>
     <w:p>
@@ -1011,7 +1101,11 @@
           <w:b w:val="0"/>
           <w:sz w:val="24"/>
         </w:rPr>
-        <w:t>7</w:t>
+        <w:fldChar w:fldCharType="begin"/>
+        <w:instrText xml:space="preserve"> PAGEREF bm_cap3_bases \h </w:instrText>
+        <w:fldChar w:fldCharType="separate"/>
+        <w:t>?</w:t>
+        <w:fldChar w:fldCharType="end"/>
       </w:r>
     </w:p>
     <w:p>
@@ -1037,7 +1131,11 @@
           <w:b/>
           <w:sz w:val="24"/>
         </w:rPr>
-        <w:t>8</w:t>
+        <w:fldChar w:fldCharType="begin"/>
+        <w:instrText xml:space="preserve"> PAGEREF bm_cap4 \h </w:instrText>
+        <w:fldChar w:fldCharType="separate"/>
+        <w:t>?</w:t>
+        <w:fldChar w:fldCharType="end"/>
       </w:r>
     </w:p>
     <w:p>
@@ -1063,7 +1161,11 @@
           <w:b w:val="0"/>
           <w:sz w:val="24"/>
         </w:rPr>
-        <w:t>8</w:t>
+        <w:fldChar w:fldCharType="begin"/>
+        <w:instrText xml:space="preserve"> PAGEREF bm_cap4_desc \h </w:instrText>
+        <w:fldChar w:fldCharType="separate"/>
+        <w:t>?</w:t>
+        <w:fldChar w:fldCharType="end"/>
       </w:r>
     </w:p>
     <w:p>
@@ -1089,7 +1191,11 @@
           <w:b/>
           <w:sz w:val="24"/>
         </w:rPr>
-        <w:t>10</w:t>
+        <w:fldChar w:fldCharType="begin"/>
+        <w:instrText xml:space="preserve"> PAGEREF bm_cap5 \h </w:instrText>
+        <w:fldChar w:fldCharType="separate"/>
+        <w:t>?</w:t>
+        <w:fldChar w:fldCharType="end"/>
       </w:r>
     </w:p>
     <w:p>
@@ -1115,7 +1221,11 @@
           <w:b w:val="0"/>
           <w:sz w:val="24"/>
         </w:rPr>
-        <w:t>10</w:t>
+        <w:fldChar w:fldCharType="begin"/>
+        <w:instrText xml:space="preserve"> PAGEREF bm_cap5_concl \h </w:instrText>
+        <w:fldChar w:fldCharType="separate"/>
+        <w:t>?</w:t>
+        <w:fldChar w:fldCharType="end"/>
       </w:r>
     </w:p>
     <w:p>
@@ -1141,7 +1251,11 @@
           <w:b w:val="0"/>
           <w:sz w:val="24"/>
         </w:rPr>
-        <w:t>10</w:t>
+        <w:fldChar w:fldCharType="begin"/>
+        <w:instrText xml:space="preserve"> PAGEREF bm_cap5_recom \h </w:instrText>
+        <w:fldChar w:fldCharType="separate"/>
+        <w:t>?</w:t>
+        <w:fldChar w:fldCharType="end"/>
       </w:r>
     </w:p>
     <w:p>
@@ -1167,7 +1281,11 @@
           <w:b/>
           <w:sz w:val="24"/>
         </w:rPr>
-        <w:t>11</w:t>
+        <w:fldChar w:fldCharType="begin"/>
+        <w:instrText xml:space="preserve"> PAGEREF bm_referencias \h </w:instrText>
+        <w:fldChar w:fldCharType="separate"/>
+        <w:t>?</w:t>
+        <w:fldChar w:fldCharType="end"/>
       </w:r>
     </w:p>
     <w:p>
@@ -1193,7 +1311,11 @@
           <w:b/>
           <w:sz w:val="24"/>
         </w:rPr>
-        <w:t>12</w:t>
+        <w:fldChar w:fldCharType="begin"/>
+        <w:instrText xml:space="preserve"> PAGEREF bm_anexos \h </w:instrText>
+        <w:fldChar w:fldCharType="separate"/>
+        <w:t>?</w:t>
+        <w:fldChar w:fldCharType="end"/>
       </w:r>
     </w:p>
     <w:p>
@@ -1210,6 +1332,7 @@
       </w:pPr>
     </w:p>
     <w:p>
+      <w:bookmarkStart w:id="bm_lista_cuadros" w:name="bm_lista_cuadros"/>
       <w:pPr>
         <w:spacing w:after="480"/>
         <w:jc w:val="center"/>
@@ -1222,6 +1345,7 @@
         </w:rPr>
         <w:t>LISTA DE CUADROS</w:t>
       </w:r>
+      <w:bookmarkEnd w:id="bm_lista_cuadros"/>
     </w:p>
     <w:p>
       <w:pPr>
@@ -1280,7 +1404,18 @@
         <w:tab/>
         <w:t>Planificación integral de objetivos específicos</w:t>
         <w:tab/>
-        <w:t>5</w:t>
+      </w:r>
+      <w:r>
+        <w:rPr>
+          <w:rFonts w:ascii="Times New Roman" w:hAnsi="Times New Roman"/>
+          <w:b w:val="0"/>
+          <w:sz w:val="24"/>
+        </w:rPr>
+        <w:fldChar w:fldCharType="begin"/>
+        <w:instrText xml:space="preserve"> PAGEREF bm_cuadro1 \h </w:instrText>
+        <w:fldChar w:fldCharType="separate"/>
+        <w:t>?</w:t>
+        <w:fldChar w:fldCharType="end"/>
       </w:r>
     </w:p>
     <w:p>
@@ -1301,7 +1436,18 @@
         <w:tab/>
         <w:t>Cronograma de actividades administrativas</w:t>
         <w:tab/>
-        <w:t>6</w:t>
+      </w:r>
+      <w:r>
+        <w:rPr>
+          <w:rFonts w:ascii="Times New Roman" w:hAnsi="Times New Roman"/>
+          <w:b w:val="0"/>
+          <w:sz w:val="24"/>
+        </w:rPr>
+        <w:fldChar w:fldCharType="begin"/>
+        <w:instrText xml:space="preserve"> PAGEREF bm_cuadro2 \h </w:instrText>
+        <w:fldChar w:fldCharType="separate"/>
+        <w:t>?</w:t>
+        <w:fldChar w:fldCharType="end"/>
       </w:r>
     </w:p>
     <w:p>
@@ -1318,6 +1464,7 @@
       </w:pPr>
     </w:p>
     <w:p>
+      <w:bookmarkStart w:id="bm_lista_graficos" w:name="bm_lista_graficos"/>
       <w:pPr>
         <w:spacing w:after="480"/>
         <w:jc w:val="center"/>
@@ -1330,6 +1477,7 @@
         </w:rPr>
         <w:t>LISTA DE GRÁFICOS</w:t>
       </w:r>
+      <w:bookmarkEnd w:id="bm_lista_graficos"/>
     </w:p>
     <w:p>
       <w:pPr>
@@ -1388,7 +1536,18 @@
         <w:tab/>
         <w:t>Representación cartográfica y ubicación espacial de Ingeniería de Telecomunicaciones, C.A.</w:t>
         <w:tab/>
-        <w:t>3</w:t>
+      </w:r>
+      <w:r>
+        <w:rPr>
+          <w:rFonts w:ascii="Times New Roman" w:hAnsi="Times New Roman"/>
+          <w:b w:val="0"/>
+          <w:sz w:val="24"/>
+        </w:rPr>
+        <w:fldChar w:fldCharType="begin"/>
+        <w:instrText xml:space="preserve"> PAGEREF bm_grafico1 \h </w:instrText>
+        <w:fldChar w:fldCharType="separate"/>
+        <w:t>?</w:t>
+        <w:fldChar w:fldCharType="end"/>
       </w:r>
     </w:p>
     <w:p>
@@ -1409,7 +1568,18 @@
         <w:tab/>
         <w:t>Organigrama estructural y niveles jerárquicos de Ingeniería de Telecomunicaciones, C.A.</w:t>
         <w:tab/>
-        <w:t>4</w:t>
+      </w:r>
+      <w:r>
+        <w:rPr>
+          <w:rFonts w:ascii="Times New Roman" w:hAnsi="Times New Roman"/>
+          <w:b w:val="0"/>
+          <w:sz w:val="24"/>
+        </w:rPr>
+        <w:fldChar w:fldCharType="begin"/>
+        <w:instrText xml:space="preserve"> PAGEREF bm_grafico2 \h </w:instrText>
+        <w:fldChar w:fldCharType="separate"/>
+        <w:t>?</w:t>
+        <w:fldChar w:fldCharType="end"/>
       </w:r>
     </w:p>
     <w:p>
@@ -1430,7 +1600,18 @@
         <w:tab/>
         <w:t>Organigrama del Departamento de Administración.</w:t>
         <w:tab/>
-        <w:t>5</w:t>
+      </w:r>
+      <w:r>
+        <w:rPr>
+          <w:rFonts w:ascii="Times New Roman" w:hAnsi="Times New Roman"/>
+          <w:b w:val="0"/>
+          <w:sz w:val="24"/>
+        </w:rPr>
+        <w:fldChar w:fldCharType="begin"/>
+        <w:instrText xml:space="preserve"> PAGEREF bm_grafico3 \h </w:instrText>
+        <w:fldChar w:fldCharType="separate"/>
+        <w:t>?</w:t>
+        <w:fldChar w:fldCharType="end"/>
       </w:r>
     </w:p>
     <w:p>
@@ -1447,6 +1628,7 @@
       </w:pPr>
     </w:p>
     <w:p>
+      <w:bookmarkStart w:id="bm_lista_anexos" w:name="bm_lista_anexos"/>
       <w:pPr>
         <w:spacing w:after="480"/>
         <w:jc w:val="center"/>
@@ -1459,6 +1641,7 @@
         </w:rPr>
         <w:t>LISTA DE ANEXOS</w:t>
       </w:r>
+      <w:bookmarkEnd w:id="bm_lista_anexos"/>
     </w:p>
     <w:p>
       <w:pPr>
@@ -1517,7 +1700,18 @@
         <w:tab/>
         <w:t>Definición de Términos Básicos</w:t>
         <w:tab/>
-        <w:t>13</w:t>
+      </w:r>
+      <w:r>
+        <w:rPr>
+          <w:rFonts w:ascii="Times New Roman" w:hAnsi="Times New Roman"/>
+          <w:b w:val="0"/>
+          <w:sz w:val="24"/>
+        </w:rPr>
+        <w:fldChar w:fldCharType="begin"/>
+        <w:instrText xml:space="preserve"> PAGEREF bm_anexoA \h </w:instrText>
+        <w:fldChar w:fldCharType="separate"/>
+        <w:t>?</w:t>
+        <w:fldChar w:fldCharType="end"/>
       </w:r>
     </w:p>
     <w:p>
@@ -1538,7 +1732,18 @@
         <w:tab/>
         <w:t>Planes de Trabajo</w:t>
         <w:tab/>
-        <w:t>14</w:t>
+      </w:r>
+      <w:r>
+        <w:rPr>
+          <w:rFonts w:ascii="Times New Roman" w:hAnsi="Times New Roman"/>
+          <w:b w:val="0"/>
+          <w:sz w:val="24"/>
+        </w:rPr>
+        <w:fldChar w:fldCharType="begin"/>
+        <w:instrText xml:space="preserve"> PAGEREF bm_anexoB \h </w:instrText>
+        <w:fldChar w:fldCharType="separate"/>
+        <w:t>?</w:t>
+        <w:fldChar w:fldCharType="end"/>
       </w:r>
     </w:p>
     <w:p>
@@ -1559,7 +1764,18 @@
         <w:tab/>
         <w:t>Memoria Fotográfica</w:t>
         <w:tab/>
-        <w:t>15</w:t>
+      </w:r>
+      <w:r>
+        <w:rPr>
+          <w:rFonts w:ascii="Times New Roman" w:hAnsi="Times New Roman"/>
+          <w:b w:val="0"/>
+          <w:sz w:val="24"/>
+        </w:rPr>
+        <w:fldChar w:fldCharType="begin"/>
+        <w:instrText xml:space="preserve"> PAGEREF bm_anexoC \h </w:instrText>
+        <w:fldChar w:fldCharType="separate"/>
+        <w:t>?</w:t>
+        <w:fldChar w:fldCharType="end"/>
       </w:r>
     </w:p>
     <w:p>
@@ -1576,6 +1792,7 @@
       </w:pPr>
     </w:p>
     <w:p>
+      <w:bookmarkStart w:id="bm_introduccion" w:name="bm_introduccion"/>
       <w:pPr>
         <w:spacing w:after="480"/>
         <w:jc w:val="center"/>
@@ -1588,6 +1805,7 @@
         </w:rPr>
         <w:t>INTRODUCCIÓN</w:t>
       </w:r>
+      <w:bookmarkEnd w:id="bm_introduccion"/>
     </w:p>
     <w:p>
       <w:pPr>
@@ -1643,6 +1861,7 @@
       </w:r>
     </w:p>
     <w:p>
+      <w:bookmarkStart w:id="bm_cap1" w:name="bm_cap1"/>
       <w:pPr>
         <w:spacing w:before="480"/>
         <w:jc w:val="center"/>
@@ -1655,6 +1874,7 @@
         </w:rPr>
         <w:t>REALIDAD ORGANIZACIONAL</w:t>
       </w:r>
+      <w:bookmarkEnd w:id="bm_cap1"/>
     </w:p>
     <w:p>
       <w:pPr>
@@ -1669,6 +1889,7 @@
       </w:pPr>
     </w:p>
     <w:p>
+      <w:bookmarkStart w:id="bm_cap1_ident" w:name="bm_cap1_ident"/>
       <w:pPr>
         <w:spacing w:before="480" w:after="480" w:line="360" w:lineRule="auto"/>
         <w:jc w:val="left"/>
@@ -1681,6 +1902,7 @@
         </w:rPr>
         <w:t>IDENTIFICACIÓN DE LA EMPRESA</w:t>
       </w:r>
+      <w:bookmarkEnd w:id="bm_cap1_ident"/>
     </w:p>
     <w:p>
       <w:pPr>
@@ -1729,6 +1951,7 @@
       </w:r>
     </w:p>
     <w:p>
+      <w:bookmarkStart w:id="bm_cap1_resena" w:name="bm_cap1_resena"/>
       <w:pPr>
         <w:spacing w:before="240" w:after="240" w:line="360" w:lineRule="auto"/>
         <w:ind w:firstLine="709"/>
@@ -1743,6 +1966,7 @@
         </w:rPr>
         <w:t>1.1.2 Reseña histórica</w:t>
       </w:r>
+      <w:bookmarkEnd w:id="bm_cap1_resena"/>
     </w:p>
     <w:p>
       <w:pPr>
@@ -1790,6 +2014,7 @@
       </w:r>
     </w:p>
     <w:p>
+      <w:bookmarkStart w:id="bm_cap1_mision" w:name="bm_cap1_mision"/>
       <w:pPr>
         <w:spacing w:before="240" w:after="240" w:line="360" w:lineRule="auto"/>
         <w:ind w:firstLine="709"/>
@@ -1804,6 +2029,7 @@
         </w:rPr>
         <w:t>1.1.3 Misión</w:t>
       </w:r>
+      <w:bookmarkEnd w:id="bm_cap1_mision"/>
     </w:p>
     <w:p>
       <w:pPr>
@@ -1821,6 +2047,7 @@
       </w:r>
     </w:p>
     <w:p>
+      <w:bookmarkStart w:id="bm_cap1_vision" w:name="bm_cap1_vision"/>
       <w:pPr>
         <w:spacing w:before="240" w:after="240" w:line="360" w:lineRule="auto"/>
         <w:ind w:firstLine="709"/>
@@ -1835,6 +2062,7 @@
         </w:rPr>
         <w:t>1.1.4 Visión</w:t>
       </w:r>
+      <w:bookmarkEnd w:id="bm_cap1_vision"/>
     </w:p>
     <w:p>
       <w:pPr>
@@ -1852,6 +2080,7 @@
       </w:r>
     </w:p>
     <w:p>
+      <w:bookmarkStart w:id="bm_cap1_valores" w:name="bm_cap1_valores"/>
       <w:pPr>
         <w:spacing w:before="240" w:after="240" w:line="360" w:lineRule="auto"/>
         <w:ind w:firstLine="709"/>
@@ -1866,6 +2095,7 @@
         </w:rPr>
         <w:t>1.1.5 Valores</w:t>
       </w:r>
+      <w:bookmarkEnd w:id="bm_cap1_valores"/>
     </w:p>
     <w:p>
       <w:pPr>
@@ -1999,6 +2229,7 @@
       </w:r>
     </w:p>
     <w:p>
+      <w:bookmarkStart w:id="bm_cap1_obj" w:name="bm_cap1_obj"/>
       <w:pPr>
         <w:spacing w:before="240" w:after="240" w:line="360" w:lineRule="auto"/>
         <w:ind w:firstLine="709"/>
@@ -2013,6 +2244,7 @@
         </w:rPr>
         <w:t>1.1.6 Objetivos Organizacionales</w:t>
       </w:r>
+      <w:bookmarkEnd w:id="bm_cap1_obj"/>
     </w:p>
     <w:p>
       <w:pPr>
@@ -2093,6 +2325,7 @@
       </w:r>
     </w:p>
     <w:p>
+      <w:bookmarkStart w:id="bm_cap1_ubic" w:name="bm_cap1_ubic"/>
       <w:pPr>
         <w:spacing w:before="240" w:after="240" w:line="360" w:lineRule="auto"/>
         <w:ind w:firstLine="709"/>
@@ -2107,6 +2340,7 @@
         </w:rPr>
         <w:t>1.1.7 Ubicación geográfica</w:t>
       </w:r>
+      <w:bookmarkEnd w:id="bm_cap1_ubic"/>
     </w:p>
     <w:p>
       <w:pPr>
@@ -2164,6 +2398,7 @@
       </w:r>
     </w:p>
     <w:p>
+      <w:bookmarkStart w:id="bm_grafico1" w:name="bm_grafico1"/>
       <w:pPr>
         <w:spacing w:before="120" w:after="480"/>
         <w:jc w:val="center"/>
@@ -2184,8 +2419,10 @@
         </w:rPr>
         <w:t>Representación cartográfica y ubicación espacial de Ingeniería de Telecomunicaciones, C.A.</w:t>
       </w:r>
+      <w:bookmarkEnd w:id="bm_grafico1"/>
     </w:p>
     <w:p>
+      <w:bookmarkStart w:id="bm_cap1_pobla" w:name="bm_cap1_pobla"/>
       <w:pPr>
         <w:spacing w:before="240" w:after="240" w:line="360" w:lineRule="auto"/>
         <w:ind w:firstLine="709"/>
@@ -2200,6 +2437,7 @@
         </w:rPr>
         <w:t>1.1.8 Población de los trabajadores de la empresa</w:t>
       </w:r>
+      <w:bookmarkEnd w:id="bm_cap1_pobla"/>
     </w:p>
     <w:p>
       <w:pPr>
@@ -2217,6 +2455,7 @@
       </w:r>
     </w:p>
     <w:p>
+      <w:bookmarkStart w:id="bm_cap1_estruct" w:name="bm_cap1_estruct"/>
       <w:pPr>
         <w:spacing w:before="240" w:after="240" w:line="360" w:lineRule="auto"/>
         <w:ind w:firstLine="709"/>
@@ -2231,6 +2470,7 @@
         </w:rPr>
         <w:t>1.1.9 Estructura Organizativa</w:t>
       </w:r>
+      <w:bookmarkEnd w:id="bm_cap1_estruct"/>
     </w:p>
     <w:p>
       <w:pPr>
@@ -2288,6 +2528,7 @@
       </w:r>
     </w:p>
     <w:p>
+      <w:bookmarkStart w:id="bm_grafico2" w:name="bm_grafico2"/>
       <w:pPr>
         <w:spacing w:before="120" w:after="480"/>
         <w:jc w:val="center"/>
@@ -2308,6 +2549,7 @@
         </w:rPr>
         <w:t>Organigrama estructural y niveles jerárquicos de Ingeniería de Telecomunicaciones, C.A.</w:t>
       </w:r>
+      <w:bookmarkEnd w:id="bm_grafico2"/>
     </w:p>
     <w:p>
       <w:pPr>
@@ -2350,6 +2592,7 @@
       </w:r>
     </w:p>
     <w:p>
+      <w:bookmarkStart w:id="bm_grafico3" w:name="bm_grafico3"/>
       <w:pPr>
         <w:spacing w:before="120" w:after="480"/>
         <w:jc w:val="center"/>
@@ -2370,6 +2613,7 @@
         </w:rPr>
         <w:t>Organigrama del Departamento de Administración.</w:t>
       </w:r>
+      <w:bookmarkEnd w:id="bm_grafico3"/>
     </w:p>
     <w:p>
       <w:pPr>
@@ -2399,6 +2643,7 @@
       </w:r>
     </w:p>
     <w:p>
+      <w:bookmarkStart w:id="bm_cap2" w:name="bm_cap2"/>
       <w:pPr>
         <w:spacing w:before="480"/>
         <w:jc w:val="center"/>
@@ -2411,6 +2656,7 @@
         </w:rPr>
         <w:t>DIAGNÓSTICO SITUACIONAL</w:t>
       </w:r>
+      <w:bookmarkEnd w:id="bm_cap2"/>
     </w:p>
     <w:p>
       <w:pPr>
@@ -2425,6 +2671,7 @@
       </w:pPr>
     </w:p>
     <w:p>
+      <w:bookmarkStart w:id="bm_cap2_sit" w:name="bm_cap2_sit"/>
       <w:pPr>
         <w:spacing w:before="480" w:after="480" w:line="360" w:lineRule="auto"/>
         <w:jc w:val="left"/>
@@ -2437,6 +2684,7 @@
         </w:rPr>
         <w:t>Identificación de la Situación Problemática</w:t>
       </w:r>
+      <w:bookmarkEnd w:id="bm_cap2_sit"/>
     </w:p>
     <w:p>
       <w:pPr>
@@ -2514,6 +2762,7 @@
       </w:r>
     </w:p>
     <w:p>
+      <w:bookmarkStart w:id="bm_cap2_objg" w:name="bm_cap2_objg"/>
       <w:pPr>
         <w:spacing w:before="480" w:after="480" w:line="360" w:lineRule="auto"/>
         <w:jc w:val="left"/>
@@ -2526,6 +2775,7 @@
         </w:rPr>
         <w:t>Objetivo General</w:t>
       </w:r>
+      <w:bookmarkEnd w:id="bm_cap2_objg"/>
     </w:p>
     <w:p>
       <w:pPr>
@@ -2543,6 +2793,7 @@
       </w:r>
     </w:p>
     <w:p>
+      <w:bookmarkStart w:id="bm_cap2_obje" w:name="bm_cap2_obje"/>
       <w:pPr>
         <w:spacing w:before="480" w:after="480" w:line="360" w:lineRule="auto"/>
         <w:jc w:val="left"/>
@@ -2555,6 +2806,7 @@
         </w:rPr>
         <w:t>Objetivos Específicos</w:t>
       </w:r>
+      <w:bookmarkEnd w:id="bm_cap2_obje"/>
     </w:p>
     <w:p>
       <w:pPr>
@@ -2641,6 +2893,7 @@
       </w:r>
     </w:p>
     <w:p>
+      <w:bookmarkStart w:id="bm_cap2_planif" w:name="bm_cap2_planif"/>
       <w:pPr>
         <w:spacing w:before="480" w:after="480" w:line="360" w:lineRule="auto"/>
         <w:jc w:val="left"/>
@@ -2653,6 +2906,7 @@
         </w:rPr>
         <w:t>Planificación integral de objetivos</w:t>
       </w:r>
+      <w:bookmarkEnd w:id="bm_cap2_planif"/>
     </w:p>
     <w:p>
       <w:pPr>
@@ -2670,6 +2924,7 @@
       </w:r>
     </w:p>
     <w:p>
+      <w:bookmarkStart w:id="bm_cuadro1" w:name="bm_cuadro1"/>
       <w:pPr>
         <w:spacing w:before="480" w:after="240" w:line="360" w:lineRule="auto"/>
         <w:jc w:val="left"/>
@@ -2690,6 +2945,7 @@
         </w:rPr>
         <w:t>Planificación integral de objetivos específicos.</w:t>
       </w:r>
+      <w:bookmarkEnd w:id="bm_cuadro1"/>
     </w:p>
     <w:tbl>
       <w:tblPr>
@@ -3137,6 +3393,7 @@
     </w:tbl>
     <w:p/>
     <w:p>
+      <w:bookmarkStart w:id="bm_cap2_crono" w:name="bm_cap2_crono"/>
       <w:pPr>
         <w:spacing w:before="480" w:after="480" w:line="360" w:lineRule="auto"/>
         <w:jc w:val="left"/>
@@ -3149,6 +3406,7 @@
         </w:rPr>
         <w:t>Cronograma de actividades</w:t>
       </w:r>
+      <w:bookmarkEnd w:id="bm_cap2_crono"/>
     </w:p>
     <w:p>
       <w:pPr>
@@ -3166,6 +3424,7 @@
       </w:r>
     </w:p>
     <w:p>
+      <w:bookmarkStart w:id="bm_cuadro2" w:name="bm_cuadro2"/>
       <w:pPr>
         <w:spacing w:before="480" w:after="240" w:line="360" w:lineRule="auto"/>
         <w:jc w:val="left"/>
@@ -3186,6 +3445,7 @@
         </w:rPr>
         <w:t>Cronograma de actividades administrativas.</w:t>
       </w:r>
+      <w:bookmarkEnd w:id="bm_cuadro2"/>
     </w:p>
     <w:tbl>
       <w:tblPr>
@@ -5720,6 +5980,7 @@
       </w:r>
     </w:p>
     <w:p>
+      <w:bookmarkStart w:id="bm_cap3" w:name="bm_cap3"/>
       <w:pPr>
         <w:spacing w:before="480"/>
         <w:jc w:val="center"/>
@@ -5732,6 +5993,7 @@
         </w:rPr>
         <w:t>MARCO TEÓRICO</w:t>
       </w:r>
+      <w:bookmarkEnd w:id="bm_cap3"/>
     </w:p>
     <w:p>
       <w:pPr>
@@ -5746,6 +6008,7 @@
       </w:pPr>
     </w:p>
     <w:p>
+      <w:bookmarkStart w:id="bm_cap3_bases" w:name="bm_cap3_bases"/>
       <w:pPr>
         <w:spacing w:before="480" w:after="480" w:line="360" w:lineRule="auto"/>
         <w:jc w:val="left"/>
@@ -5758,6 +6021,7 @@
         </w:rPr>
         <w:t>Bases Teóricas Referenciales</w:t>
       </w:r>
+      <w:bookmarkEnd w:id="bm_cap3_bases"/>
     </w:p>
     <w:p>
       <w:pPr>
@@ -5817,6 +6081,7 @@
       </w:r>
     </w:p>
     <w:p>
+      <w:bookmarkStart w:id="bm_cap4" w:name="bm_cap4"/>
       <w:pPr>
         <w:spacing w:before="480"/>
         <w:jc w:val="center"/>
@@ -5829,6 +6094,7 @@
         </w:rPr>
         <w:t>ACTIVIDADES REALIZADAS</w:t>
       </w:r>
+      <w:bookmarkEnd w:id="bm_cap4"/>
     </w:p>
     <w:p>
       <w:pPr>
@@ -5843,6 +6109,7 @@
       </w:pPr>
     </w:p>
     <w:p>
+      <w:bookmarkStart w:id="bm_cap4_desc" w:name="bm_cap4_desc"/>
       <w:pPr>
         <w:spacing w:before="480" w:after="480" w:line="360" w:lineRule="auto"/>
         <w:jc w:val="left"/>
@@ -5855,6 +6122,7 @@
         </w:rPr>
         <w:t>Descripción de Actividades Ejecutadas por Semana</w:t>
       </w:r>
+      <w:bookmarkEnd w:id="bm_cap4_desc"/>
     </w:p>
     <w:p>
       <w:pPr>
@@ -6109,6 +6377,7 @@
       </w:r>
     </w:p>
     <w:p>
+      <w:bookmarkStart w:id="bm_cap5" w:name="bm_cap5"/>
       <w:pPr>
         <w:spacing w:before="480"/>
         <w:jc w:val="center"/>
@@ -6121,6 +6390,7 @@
         </w:rPr>
         <w:t>CONCLUSIONES Y RECOMENDACIONES</w:t>
       </w:r>
+      <w:bookmarkEnd w:id="bm_cap5"/>
     </w:p>
     <w:p>
       <w:pPr>
@@ -6135,6 +6405,7 @@
       </w:pPr>
     </w:p>
     <w:p>
+      <w:bookmarkStart w:id="bm_cap5_concl" w:name="bm_cap5_concl"/>
       <w:pPr>
         <w:spacing w:before="480" w:after="480" w:line="360" w:lineRule="auto"/>
         <w:jc w:val="left"/>
@@ -6147,6 +6418,7 @@
         </w:rPr>
         <w:t>Conclusiones</w:t>
       </w:r>
+      <w:bookmarkEnd w:id="bm_cap5_concl"/>
     </w:p>
     <w:p>
       <w:pPr>
@@ -6191,6 +6463,7 @@
       </w:r>
     </w:p>
     <w:p>
+      <w:bookmarkStart w:id="bm_cap5_recom" w:name="bm_cap5_recom"/>
       <w:pPr>
         <w:spacing w:before="480" w:after="480" w:line="360" w:lineRule="auto"/>
         <w:jc w:val="left"/>
@@ -6203,6 +6476,7 @@
         </w:rPr>
         <w:t>Recomendaciones</w:t>
       </w:r>
+      <w:bookmarkEnd w:id="bm_cap5_recom"/>
     </w:p>
     <w:p>
       <w:pPr>
@@ -6260,6 +6534,7 @@
       </w:pPr>
     </w:p>
     <w:p>
+      <w:bookmarkStart w:id="bm_referencias" w:name="bm_referencias"/>
       <w:pPr>
         <w:spacing w:after="480"/>
         <w:jc w:val="center"/>
@@ -6272,6 +6547,7 @@
         </w:rPr>
         <w:t>REFERENCIAS</w:t>
       </w:r>
+      <w:bookmarkEnd w:id="bm_referencias"/>
     </w:p>
     <w:p>
       <w:pPr>
@@ -6318,6 +6594,7 @@
       </w:pPr>
     </w:p>
     <w:p>
+      <w:bookmarkStart w:id="bm_anexos" w:name="bm_anexos"/>
       <w:pPr>
         <w:spacing w:before="3600"/>
         <w:jc w:val="center"/>
@@ -6330,6 +6607,7 @@
         </w:rPr>
         <w:t>ANEXOS</w:t>
       </w:r>
+      <w:bookmarkEnd w:id="bm_anexos"/>
     </w:p>
     <w:p>
       <w:pPr>
@@ -6344,10 +6622,12 @@
       </w:pPr>
     </w:p>
     <w:p>
+      <w:bookmarkStart w:id="bm_anexoA" w:name="bm_anexoA"/>
       <w:pPr>
         <w:spacing w:before="0" w:after="480"/>
         <w:jc w:val="center"/>
       </w:pPr>
+      <w:bookmarkEnd w:id="bm_anexoA"/>
       <w:r>
         <w:rPr>
           <w:rFonts w:ascii="Times New Roman" w:hAnsi="Times New Roman"/>
@@ -6397,10 +6677,12 @@
       </w:pPr>
     </w:p>
     <w:p>
+      <w:bookmarkStart w:id="bm_anexoB" w:name="bm_anexoB"/>
       <w:pPr>
         <w:spacing w:before="0" w:after="480"/>
         <w:jc w:val="center"/>
       </w:pPr>
+      <w:bookmarkEnd w:id="bm_anexoB"/>
       <w:r>
         <w:rPr>
           <w:rFonts w:ascii="Times New Roman" w:hAnsi="Times New Roman"/>
@@ -6450,10 +6732,12 @@
       </w:pPr>
     </w:p>
     <w:p>
+      <w:bookmarkStart w:id="bm_anexoC" w:name="bm_anexoC"/>
       <w:pPr>
         <w:spacing w:before="0" w:after="480"/>
         <w:jc w:val="center"/>
       </w:pPr>
+      <w:bookmarkEnd w:id="bm_anexoC"/>
       <w:r>
         <w:rPr>
           <w:rFonts w:ascii="Times New Roman" w:hAnsi="Times New Roman"/>

--- a/amaal/reportes/Informe_Pasantia_IUTECP.docx
+++ b/amaal/reportes/Informe_Pasantia_IUTECP.docx
@@ -3455,22 +3455,22 @@
         <w:tblLayout w:type="fixed"/>
       </w:tblPr>
       <w:tblGrid>
-        <w:gridCol w:w="5386"/>
-        <w:gridCol w:w="288"/>
-        <w:gridCol w:w="288"/>
-        <w:gridCol w:w="288"/>
-        <w:gridCol w:w="288"/>
-        <w:gridCol w:w="288"/>
-        <w:gridCol w:w="288"/>
-        <w:gridCol w:w="288"/>
-        <w:gridCol w:w="288"/>
-        <w:gridCol w:w="288"/>
-        <w:gridCol w:w="288"/>
+        <w:gridCol w:w="3033"/>
+        <w:gridCol w:w="523"/>
+        <w:gridCol w:w="523"/>
+        <w:gridCol w:w="523"/>
+        <w:gridCol w:w="523"/>
+        <w:gridCol w:w="523"/>
+        <w:gridCol w:w="523"/>
+        <w:gridCol w:w="523"/>
+        <w:gridCol w:w="523"/>
+        <w:gridCol w:w="523"/>
+        <w:gridCol w:w="523"/>
       </w:tblGrid>
       <w:tr>
         <w:tc>
           <w:tcPr>
-            <w:tcW w:w="5386" w:type="dxa"/>
+            <w:tcW w:w="3033" w:type="dxa"/>
             <w:shd w:val="clear" w:color="auto" w:fill="4472C4"/>
           </w:tcPr>
           <w:p>
@@ -3491,7 +3491,7 @@
         </w:tc>
         <w:tc>
           <w:tcPr>
-            <w:tcW w:w="288" w:type="dxa"/>
+            <w:tcW w:w="523" w:type="dxa"/>
             <w:shd w:val="clear" w:color="auto" w:fill="4472C4"/>
           </w:tcPr>
           <w:p>
@@ -3512,7 +3512,7 @@
         </w:tc>
         <w:tc>
           <w:tcPr>
-            <w:tcW w:w="288" w:type="dxa"/>
+            <w:tcW w:w="523" w:type="dxa"/>
             <w:shd w:val="clear" w:color="auto" w:fill="4472C4"/>
           </w:tcPr>
           <w:p>
@@ -3533,7 +3533,7 @@
         </w:tc>
         <w:tc>
           <w:tcPr>
-            <w:tcW w:w="288" w:type="dxa"/>
+            <w:tcW w:w="523" w:type="dxa"/>
             <w:shd w:val="clear" w:color="auto" w:fill="4472C4"/>
           </w:tcPr>
           <w:p>
@@ -3554,7 +3554,7 @@
         </w:tc>
         <w:tc>
           <w:tcPr>
-            <w:tcW w:w="288" w:type="dxa"/>
+            <w:tcW w:w="523" w:type="dxa"/>
             <w:shd w:val="clear" w:color="auto" w:fill="4472C4"/>
           </w:tcPr>
           <w:p>
@@ -3575,7 +3575,7 @@
         </w:tc>
         <w:tc>
           <w:tcPr>
-            <w:tcW w:w="288" w:type="dxa"/>
+            <w:tcW w:w="523" w:type="dxa"/>
             <w:shd w:val="clear" w:color="auto" w:fill="4472C4"/>
           </w:tcPr>
           <w:p>
@@ -3596,7 +3596,7 @@
         </w:tc>
         <w:tc>
           <w:tcPr>
-            <w:tcW w:w="288" w:type="dxa"/>
+            <w:tcW w:w="523" w:type="dxa"/>
             <w:shd w:val="clear" w:color="auto" w:fill="4472C4"/>
           </w:tcPr>
           <w:p>
@@ -3617,7 +3617,7 @@
         </w:tc>
         <w:tc>
           <w:tcPr>
-            <w:tcW w:w="288" w:type="dxa"/>
+            <w:tcW w:w="523" w:type="dxa"/>
             <w:shd w:val="clear" w:color="auto" w:fill="4472C4"/>
           </w:tcPr>
           <w:p>
@@ -3638,7 +3638,7 @@
         </w:tc>
         <w:tc>
           <w:tcPr>
-            <w:tcW w:w="288" w:type="dxa"/>
+            <w:tcW w:w="523" w:type="dxa"/>
             <w:shd w:val="clear" w:color="auto" w:fill="4472C4"/>
           </w:tcPr>
           <w:p>
@@ -3659,7 +3659,7 @@
         </w:tc>
         <w:tc>
           <w:tcPr>
-            <w:tcW w:w="288" w:type="dxa"/>
+            <w:tcW w:w="523" w:type="dxa"/>
             <w:shd w:val="clear" w:color="auto" w:fill="4472C4"/>
           </w:tcPr>
           <w:p>
@@ -3680,7 +3680,7 @@
         </w:tc>
         <w:tc>
           <w:tcPr>
-            <w:tcW w:w="288" w:type="dxa"/>
+            <w:tcW w:w="523" w:type="dxa"/>
             <w:shd w:val="clear" w:color="auto" w:fill="4472C4"/>
           </w:tcPr>
           <w:p>
@@ -3703,7 +3703,7 @@
       <w:tr>
         <w:tc>
           <w:tcPr>
-            <w:tcW w:w="5386" w:type="dxa"/>
+            <w:tcW w:w="3033" w:type="dxa"/>
             <w:shd w:val="clear" w:color="auto" w:fill="FFFFFF"/>
           </w:tcPr>
           <w:p>
@@ -3724,7 +3724,7 @@
         </w:tc>
         <w:tc>
           <w:tcPr>
-            <w:tcW w:w="288" w:type="dxa"/>
+            <w:tcW w:w="523" w:type="dxa"/>
             <w:shd w:val="clear" w:color="auto" w:fill="70AD47"/>
           </w:tcPr>
           <w:p>
@@ -3745,7 +3745,7 @@
         </w:tc>
         <w:tc>
           <w:tcPr>
-            <w:tcW w:w="288" w:type="dxa"/>
+            <w:tcW w:w="523" w:type="dxa"/>
             <w:shd w:val="clear" w:color="auto" w:fill="FFFFFF"/>
           </w:tcPr>
           <w:p>
@@ -3765,7 +3765,7 @@
         </w:tc>
         <w:tc>
           <w:tcPr>
-            <w:tcW w:w="288" w:type="dxa"/>
+            <w:tcW w:w="523" w:type="dxa"/>
             <w:shd w:val="clear" w:color="auto" w:fill="FFFFFF"/>
           </w:tcPr>
           <w:p>
@@ -3785,7 +3785,7 @@
         </w:tc>
         <w:tc>
           <w:tcPr>
-            <w:tcW w:w="288" w:type="dxa"/>
+            <w:tcW w:w="523" w:type="dxa"/>
             <w:shd w:val="clear" w:color="auto" w:fill="FFFFFF"/>
           </w:tcPr>
           <w:p>
@@ -3805,7 +3805,7 @@
         </w:tc>
         <w:tc>
           <w:tcPr>
-            <w:tcW w:w="288" w:type="dxa"/>
+            <w:tcW w:w="523" w:type="dxa"/>
             <w:shd w:val="clear" w:color="auto" w:fill="FFFFFF"/>
           </w:tcPr>
           <w:p>
@@ -3825,7 +3825,7 @@
         </w:tc>
         <w:tc>
           <w:tcPr>
-            <w:tcW w:w="288" w:type="dxa"/>
+            <w:tcW w:w="523" w:type="dxa"/>
             <w:shd w:val="clear" w:color="auto" w:fill="FFFFFF"/>
           </w:tcPr>
           <w:p>
@@ -3845,7 +3845,7 @@
         </w:tc>
         <w:tc>
           <w:tcPr>
-            <w:tcW w:w="288" w:type="dxa"/>
+            <w:tcW w:w="523" w:type="dxa"/>
             <w:shd w:val="clear" w:color="auto" w:fill="FFFFFF"/>
           </w:tcPr>
           <w:p>
@@ -3865,7 +3865,7 @@
         </w:tc>
         <w:tc>
           <w:tcPr>
-            <w:tcW w:w="288" w:type="dxa"/>
+            <w:tcW w:w="523" w:type="dxa"/>
             <w:shd w:val="clear" w:color="auto" w:fill="FFFFFF"/>
           </w:tcPr>
           <w:p>
@@ -3885,7 +3885,7 @@
         </w:tc>
         <w:tc>
           <w:tcPr>
-            <w:tcW w:w="288" w:type="dxa"/>
+            <w:tcW w:w="523" w:type="dxa"/>
             <w:shd w:val="clear" w:color="auto" w:fill="FFFFFF"/>
           </w:tcPr>
           <w:p>
@@ -3905,7 +3905,7 @@
         </w:tc>
         <w:tc>
           <w:tcPr>
-            <w:tcW w:w="288" w:type="dxa"/>
+            <w:tcW w:w="523" w:type="dxa"/>
             <w:shd w:val="clear" w:color="auto" w:fill="FFFFFF"/>
           </w:tcPr>
           <w:p>
@@ -3927,7 +3927,7 @@
       <w:tr>
         <w:tc>
           <w:tcPr>
-            <w:tcW w:w="5386" w:type="dxa"/>
+            <w:tcW w:w="3033" w:type="dxa"/>
             <w:shd w:val="clear" w:color="auto" w:fill="D9E1F2"/>
           </w:tcPr>
           <w:p>
@@ -3948,7 +3948,7 @@
         </w:tc>
         <w:tc>
           <w:tcPr>
-            <w:tcW w:w="288" w:type="dxa"/>
+            <w:tcW w:w="523" w:type="dxa"/>
             <w:shd w:val="clear" w:color="auto" w:fill="70AD47"/>
           </w:tcPr>
           <w:p>
@@ -3969,7 +3969,7 @@
         </w:tc>
         <w:tc>
           <w:tcPr>
-            <w:tcW w:w="288" w:type="dxa"/>
+            <w:tcW w:w="523" w:type="dxa"/>
             <w:shd w:val="clear" w:color="auto" w:fill="70AD47"/>
           </w:tcPr>
           <w:p>
@@ -3990,7 +3990,7 @@
         </w:tc>
         <w:tc>
           <w:tcPr>
-            <w:tcW w:w="288" w:type="dxa"/>
+            <w:tcW w:w="523" w:type="dxa"/>
             <w:shd w:val="clear" w:color="auto" w:fill="D9E1F2"/>
           </w:tcPr>
           <w:p>
@@ -4010,7 +4010,7 @@
         </w:tc>
         <w:tc>
           <w:tcPr>
-            <w:tcW w:w="288" w:type="dxa"/>
+            <w:tcW w:w="523" w:type="dxa"/>
             <w:shd w:val="clear" w:color="auto" w:fill="D9E1F2"/>
           </w:tcPr>
           <w:p>
@@ -4030,7 +4030,7 @@
         </w:tc>
         <w:tc>
           <w:tcPr>
-            <w:tcW w:w="288" w:type="dxa"/>
+            <w:tcW w:w="523" w:type="dxa"/>
             <w:shd w:val="clear" w:color="auto" w:fill="D9E1F2"/>
           </w:tcPr>
           <w:p>
@@ -4050,7 +4050,7 @@
         </w:tc>
         <w:tc>
           <w:tcPr>
-            <w:tcW w:w="288" w:type="dxa"/>
+            <w:tcW w:w="523" w:type="dxa"/>
             <w:shd w:val="clear" w:color="auto" w:fill="D9E1F2"/>
           </w:tcPr>
           <w:p>
@@ -4070,7 +4070,7 @@
         </w:tc>
         <w:tc>
           <w:tcPr>
-            <w:tcW w:w="288" w:type="dxa"/>
+            <w:tcW w:w="523" w:type="dxa"/>
             <w:shd w:val="clear" w:color="auto" w:fill="D9E1F2"/>
           </w:tcPr>
           <w:p>
@@ -4090,7 +4090,7 @@
         </w:tc>
         <w:tc>
           <w:tcPr>
-            <w:tcW w:w="288" w:type="dxa"/>
+            <w:tcW w:w="523" w:type="dxa"/>
             <w:shd w:val="clear" w:color="auto" w:fill="D9E1F2"/>
           </w:tcPr>
           <w:p>
@@ -4110,7 +4110,7 @@
         </w:tc>
         <w:tc>
           <w:tcPr>
-            <w:tcW w:w="288" w:type="dxa"/>
+            <w:tcW w:w="523" w:type="dxa"/>
             <w:shd w:val="clear" w:color="auto" w:fill="D9E1F2"/>
           </w:tcPr>
           <w:p>
@@ -4130,7 +4130,7 @@
         </w:tc>
         <w:tc>
           <w:tcPr>
-            <w:tcW w:w="288" w:type="dxa"/>
+            <w:tcW w:w="523" w:type="dxa"/>
             <w:shd w:val="clear" w:color="auto" w:fill="D9E1F2"/>
           </w:tcPr>
           <w:p>
@@ -4152,7 +4152,7 @@
       <w:tr>
         <w:tc>
           <w:tcPr>
-            <w:tcW w:w="5386" w:type="dxa"/>
+            <w:tcW w:w="3033" w:type="dxa"/>
             <w:shd w:val="clear" w:color="auto" w:fill="FFFFFF"/>
           </w:tcPr>
           <w:p>
@@ -4173,7 +4173,7 @@
         </w:tc>
         <w:tc>
           <w:tcPr>
-            <w:tcW w:w="288" w:type="dxa"/>
+            <w:tcW w:w="523" w:type="dxa"/>
             <w:shd w:val="clear" w:color="auto" w:fill="FFFFFF"/>
           </w:tcPr>
           <w:p>
@@ -4193,7 +4193,7 @@
         </w:tc>
         <w:tc>
           <w:tcPr>
-            <w:tcW w:w="288" w:type="dxa"/>
+            <w:tcW w:w="523" w:type="dxa"/>
             <w:shd w:val="clear" w:color="auto" w:fill="70AD47"/>
           </w:tcPr>
           <w:p>
@@ -4214,7 +4214,7 @@
         </w:tc>
         <w:tc>
           <w:tcPr>
-            <w:tcW w:w="288" w:type="dxa"/>
+            <w:tcW w:w="523" w:type="dxa"/>
             <w:shd w:val="clear" w:color="auto" w:fill="70AD47"/>
           </w:tcPr>
           <w:p>
@@ -4235,7 +4235,7 @@
         </w:tc>
         <w:tc>
           <w:tcPr>
-            <w:tcW w:w="288" w:type="dxa"/>
+            <w:tcW w:w="523" w:type="dxa"/>
             <w:shd w:val="clear" w:color="auto" w:fill="FFFFFF"/>
           </w:tcPr>
           <w:p>
@@ -4255,7 +4255,7 @@
         </w:tc>
         <w:tc>
           <w:tcPr>
-            <w:tcW w:w="288" w:type="dxa"/>
+            <w:tcW w:w="523" w:type="dxa"/>
             <w:shd w:val="clear" w:color="auto" w:fill="FFFFFF"/>
           </w:tcPr>
           <w:p>
@@ -4275,7 +4275,7 @@
         </w:tc>
         <w:tc>
           <w:tcPr>
-            <w:tcW w:w="288" w:type="dxa"/>
+            <w:tcW w:w="523" w:type="dxa"/>
             <w:shd w:val="clear" w:color="auto" w:fill="FFFFFF"/>
           </w:tcPr>
           <w:p>
@@ -4295,7 +4295,7 @@
         </w:tc>
         <w:tc>
           <w:tcPr>
-            <w:tcW w:w="288" w:type="dxa"/>
+            <w:tcW w:w="523" w:type="dxa"/>
             <w:shd w:val="clear" w:color="auto" w:fill="FFFFFF"/>
           </w:tcPr>
           <w:p>
@@ -4315,7 +4315,7 @@
         </w:tc>
         <w:tc>
           <w:tcPr>
-            <w:tcW w:w="288" w:type="dxa"/>
+            <w:tcW w:w="523" w:type="dxa"/>
             <w:shd w:val="clear" w:color="auto" w:fill="FFFFFF"/>
           </w:tcPr>
           <w:p>
@@ -4335,7 +4335,7 @@
         </w:tc>
         <w:tc>
           <w:tcPr>
-            <w:tcW w:w="288" w:type="dxa"/>
+            <w:tcW w:w="523" w:type="dxa"/>
             <w:shd w:val="clear" w:color="auto" w:fill="FFFFFF"/>
           </w:tcPr>
           <w:p>
@@ -4355,7 +4355,7 @@
         </w:tc>
         <w:tc>
           <w:tcPr>
-            <w:tcW w:w="288" w:type="dxa"/>
+            <w:tcW w:w="523" w:type="dxa"/>
             <w:shd w:val="clear" w:color="auto" w:fill="FFFFFF"/>
           </w:tcPr>
           <w:p>
@@ -4377,7 +4377,7 @@
       <w:tr>
         <w:tc>
           <w:tcPr>
-            <w:tcW w:w="5386" w:type="dxa"/>
+            <w:tcW w:w="3033" w:type="dxa"/>
             <w:shd w:val="clear" w:color="auto" w:fill="D9E1F2"/>
           </w:tcPr>
           <w:p>
@@ -4398,7 +4398,7 @@
         </w:tc>
         <w:tc>
           <w:tcPr>
-            <w:tcW w:w="288" w:type="dxa"/>
+            <w:tcW w:w="523" w:type="dxa"/>
             <w:shd w:val="clear" w:color="auto" w:fill="D9E1F2"/>
           </w:tcPr>
           <w:p>
@@ -4418,7 +4418,7 @@
         </w:tc>
         <w:tc>
           <w:tcPr>
-            <w:tcW w:w="288" w:type="dxa"/>
+            <w:tcW w:w="523" w:type="dxa"/>
             <w:shd w:val="clear" w:color="auto" w:fill="D9E1F2"/>
           </w:tcPr>
           <w:p>
@@ -4438,7 +4438,7 @@
         </w:tc>
         <w:tc>
           <w:tcPr>
-            <w:tcW w:w="288" w:type="dxa"/>
+            <w:tcW w:w="523" w:type="dxa"/>
             <w:shd w:val="clear" w:color="auto" w:fill="70AD47"/>
           </w:tcPr>
           <w:p>
@@ -4459,7 +4459,7 @@
         </w:tc>
         <w:tc>
           <w:tcPr>
-            <w:tcW w:w="288" w:type="dxa"/>
+            <w:tcW w:w="523" w:type="dxa"/>
             <w:shd w:val="clear" w:color="auto" w:fill="70AD47"/>
           </w:tcPr>
           <w:p>
@@ -4480,7 +4480,7 @@
         </w:tc>
         <w:tc>
           <w:tcPr>
-            <w:tcW w:w="288" w:type="dxa"/>
+            <w:tcW w:w="523" w:type="dxa"/>
             <w:shd w:val="clear" w:color="auto" w:fill="D9E1F2"/>
           </w:tcPr>
           <w:p>
@@ -4500,7 +4500,7 @@
         </w:tc>
         <w:tc>
           <w:tcPr>
-            <w:tcW w:w="288" w:type="dxa"/>
+            <w:tcW w:w="523" w:type="dxa"/>
             <w:shd w:val="clear" w:color="auto" w:fill="D9E1F2"/>
           </w:tcPr>
           <w:p>
@@ -4520,7 +4520,7 @@
         </w:tc>
         <w:tc>
           <w:tcPr>
-            <w:tcW w:w="288" w:type="dxa"/>
+            <w:tcW w:w="523" w:type="dxa"/>
             <w:shd w:val="clear" w:color="auto" w:fill="D9E1F2"/>
           </w:tcPr>
           <w:p>
@@ -4540,7 +4540,7 @@
         </w:tc>
         <w:tc>
           <w:tcPr>
-            <w:tcW w:w="288" w:type="dxa"/>
+            <w:tcW w:w="523" w:type="dxa"/>
             <w:shd w:val="clear" w:color="auto" w:fill="D9E1F2"/>
           </w:tcPr>
           <w:p>
@@ -4560,7 +4560,7 @@
         </w:tc>
         <w:tc>
           <w:tcPr>
-            <w:tcW w:w="288" w:type="dxa"/>
+            <w:tcW w:w="523" w:type="dxa"/>
             <w:shd w:val="clear" w:color="auto" w:fill="D9E1F2"/>
           </w:tcPr>
           <w:p>
@@ -4580,7 +4580,7 @@
         </w:tc>
         <w:tc>
           <w:tcPr>
-            <w:tcW w:w="288" w:type="dxa"/>
+            <w:tcW w:w="523" w:type="dxa"/>
             <w:shd w:val="clear" w:color="auto" w:fill="D9E1F2"/>
           </w:tcPr>
           <w:p>
@@ -4602,7 +4602,7 @@
       <w:tr>
         <w:tc>
           <w:tcPr>
-            <w:tcW w:w="5386" w:type="dxa"/>
+            <w:tcW w:w="3033" w:type="dxa"/>
             <w:shd w:val="clear" w:color="auto" w:fill="FFFFFF"/>
           </w:tcPr>
           <w:p>
@@ -4623,7 +4623,7 @@
         </w:tc>
         <w:tc>
           <w:tcPr>
-            <w:tcW w:w="288" w:type="dxa"/>
+            <w:tcW w:w="523" w:type="dxa"/>
             <w:shd w:val="clear" w:color="auto" w:fill="FFFFFF"/>
           </w:tcPr>
           <w:p>
@@ -4643,7 +4643,7 @@
         </w:tc>
         <w:tc>
           <w:tcPr>
-            <w:tcW w:w="288" w:type="dxa"/>
+            <w:tcW w:w="523" w:type="dxa"/>
             <w:shd w:val="clear" w:color="auto" w:fill="FFFFFF"/>
           </w:tcPr>
           <w:p>
@@ -4663,7 +4663,7 @@
         </w:tc>
         <w:tc>
           <w:tcPr>
-            <w:tcW w:w="288" w:type="dxa"/>
+            <w:tcW w:w="523" w:type="dxa"/>
             <w:shd w:val="clear" w:color="auto" w:fill="FFFFFF"/>
           </w:tcPr>
           <w:p>
@@ -4683,7 +4683,7 @@
         </w:tc>
         <w:tc>
           <w:tcPr>
-            <w:tcW w:w="288" w:type="dxa"/>
+            <w:tcW w:w="523" w:type="dxa"/>
             <w:shd w:val="clear" w:color="auto" w:fill="70AD47"/>
           </w:tcPr>
           <w:p>
@@ -4704,7 +4704,7 @@
         </w:tc>
         <w:tc>
           <w:tcPr>
-            <w:tcW w:w="288" w:type="dxa"/>
+            <w:tcW w:w="523" w:type="dxa"/>
             <w:shd w:val="clear" w:color="auto" w:fill="70AD47"/>
           </w:tcPr>
           <w:p>
@@ -4725,7 +4725,7 @@
         </w:tc>
         <w:tc>
           <w:tcPr>
-            <w:tcW w:w="288" w:type="dxa"/>
+            <w:tcW w:w="523" w:type="dxa"/>
             <w:shd w:val="clear" w:color="auto" w:fill="FFFFFF"/>
           </w:tcPr>
           <w:p>
@@ -4745,7 +4745,7 @@
         </w:tc>
         <w:tc>
           <w:tcPr>
-            <w:tcW w:w="288" w:type="dxa"/>
+            <w:tcW w:w="523" w:type="dxa"/>
             <w:shd w:val="clear" w:color="auto" w:fill="FFFFFF"/>
           </w:tcPr>
           <w:p>
@@ -4765,7 +4765,7 @@
         </w:tc>
         <w:tc>
           <w:tcPr>
-            <w:tcW w:w="288" w:type="dxa"/>
+            <w:tcW w:w="523" w:type="dxa"/>
             <w:shd w:val="clear" w:color="auto" w:fill="FFFFFF"/>
           </w:tcPr>
           <w:p>
@@ -4785,7 +4785,7 @@
         </w:tc>
         <w:tc>
           <w:tcPr>
-            <w:tcW w:w="288" w:type="dxa"/>
+            <w:tcW w:w="523" w:type="dxa"/>
             <w:shd w:val="clear" w:color="auto" w:fill="FFFFFF"/>
           </w:tcPr>
           <w:p>
@@ -4805,7 +4805,7 @@
         </w:tc>
         <w:tc>
           <w:tcPr>
-            <w:tcW w:w="288" w:type="dxa"/>
+            <w:tcW w:w="523" w:type="dxa"/>
             <w:shd w:val="clear" w:color="auto" w:fill="FFFFFF"/>
           </w:tcPr>
           <w:p>
@@ -4827,7 +4827,7 @@
       <w:tr>
         <w:tc>
           <w:tcPr>
-            <w:tcW w:w="5386" w:type="dxa"/>
+            <w:tcW w:w="3033" w:type="dxa"/>
             <w:shd w:val="clear" w:color="auto" w:fill="D9E1F2"/>
           </w:tcPr>
           <w:p>
@@ -4848,7 +4848,7 @@
         </w:tc>
         <w:tc>
           <w:tcPr>
-            <w:tcW w:w="288" w:type="dxa"/>
+            <w:tcW w:w="523" w:type="dxa"/>
             <w:shd w:val="clear" w:color="auto" w:fill="D9E1F2"/>
           </w:tcPr>
           <w:p>
@@ -4868,7 +4868,7 @@
         </w:tc>
         <w:tc>
           <w:tcPr>
-            <w:tcW w:w="288" w:type="dxa"/>
+            <w:tcW w:w="523" w:type="dxa"/>
             <w:shd w:val="clear" w:color="auto" w:fill="D9E1F2"/>
           </w:tcPr>
           <w:p>
@@ -4888,7 +4888,7 @@
         </w:tc>
         <w:tc>
           <w:tcPr>
-            <w:tcW w:w="288" w:type="dxa"/>
+            <w:tcW w:w="523" w:type="dxa"/>
             <w:shd w:val="clear" w:color="auto" w:fill="D9E1F2"/>
           </w:tcPr>
           <w:p>
@@ -4908,7 +4908,7 @@
         </w:tc>
         <w:tc>
           <w:tcPr>
-            <w:tcW w:w="288" w:type="dxa"/>
+            <w:tcW w:w="523" w:type="dxa"/>
             <w:shd w:val="clear" w:color="auto" w:fill="D9E1F2"/>
           </w:tcPr>
           <w:p>
@@ -4928,7 +4928,7 @@
         </w:tc>
         <w:tc>
           <w:tcPr>
-            <w:tcW w:w="288" w:type="dxa"/>
+            <w:tcW w:w="523" w:type="dxa"/>
             <w:shd w:val="clear" w:color="auto" w:fill="70AD47"/>
           </w:tcPr>
           <w:p>
@@ -4949,7 +4949,7 @@
         </w:tc>
         <w:tc>
           <w:tcPr>
-            <w:tcW w:w="288" w:type="dxa"/>
+            <w:tcW w:w="523" w:type="dxa"/>
             <w:shd w:val="clear" w:color="auto" w:fill="70AD47"/>
           </w:tcPr>
           <w:p>
@@ -4970,7 +4970,7 @@
         </w:tc>
         <w:tc>
           <w:tcPr>
-            <w:tcW w:w="288" w:type="dxa"/>
+            <w:tcW w:w="523" w:type="dxa"/>
             <w:shd w:val="clear" w:color="auto" w:fill="D9E1F2"/>
           </w:tcPr>
           <w:p>
@@ -4990,7 +4990,7 @@
         </w:tc>
         <w:tc>
           <w:tcPr>
-            <w:tcW w:w="288" w:type="dxa"/>
+            <w:tcW w:w="523" w:type="dxa"/>
             <w:shd w:val="clear" w:color="auto" w:fill="D9E1F2"/>
           </w:tcPr>
           <w:p>
@@ -5010,7 +5010,7 @@
         </w:tc>
         <w:tc>
           <w:tcPr>
-            <w:tcW w:w="288" w:type="dxa"/>
+            <w:tcW w:w="523" w:type="dxa"/>
             <w:shd w:val="clear" w:color="auto" w:fill="D9E1F2"/>
           </w:tcPr>
           <w:p>
@@ -5030,7 +5030,7 @@
         </w:tc>
         <w:tc>
           <w:tcPr>
-            <w:tcW w:w="288" w:type="dxa"/>
+            <w:tcW w:w="523" w:type="dxa"/>
             <w:shd w:val="clear" w:color="auto" w:fill="D9E1F2"/>
           </w:tcPr>
           <w:p>
@@ -5052,7 +5052,7 @@
       <w:tr>
         <w:tc>
           <w:tcPr>
-            <w:tcW w:w="5386" w:type="dxa"/>
+            <w:tcW w:w="3033" w:type="dxa"/>
             <w:shd w:val="clear" w:color="auto" w:fill="FFFFFF"/>
           </w:tcPr>
           <w:p>
@@ -5073,7 +5073,7 @@
         </w:tc>
         <w:tc>
           <w:tcPr>
-            <w:tcW w:w="288" w:type="dxa"/>
+            <w:tcW w:w="523" w:type="dxa"/>
             <w:shd w:val="clear" w:color="auto" w:fill="FFFFFF"/>
           </w:tcPr>
           <w:p>
@@ -5093,7 +5093,7 @@
         </w:tc>
         <w:tc>
           <w:tcPr>
-            <w:tcW w:w="288" w:type="dxa"/>
+            <w:tcW w:w="523" w:type="dxa"/>
             <w:shd w:val="clear" w:color="auto" w:fill="FFFFFF"/>
           </w:tcPr>
           <w:p>
@@ -5113,7 +5113,7 @@
         </w:tc>
         <w:tc>
           <w:tcPr>
-            <w:tcW w:w="288" w:type="dxa"/>
+            <w:tcW w:w="523" w:type="dxa"/>
             <w:shd w:val="clear" w:color="auto" w:fill="FFFFFF"/>
           </w:tcPr>
           <w:p>
@@ -5133,7 +5133,7 @@
         </w:tc>
         <w:tc>
           <w:tcPr>
-            <w:tcW w:w="288" w:type="dxa"/>
+            <w:tcW w:w="523" w:type="dxa"/>
             <w:shd w:val="clear" w:color="auto" w:fill="FFFFFF"/>
           </w:tcPr>
           <w:p>
@@ -5153,7 +5153,7 @@
         </w:tc>
         <w:tc>
           <w:tcPr>
-            <w:tcW w:w="288" w:type="dxa"/>
+            <w:tcW w:w="523" w:type="dxa"/>
             <w:shd w:val="clear" w:color="auto" w:fill="FFFFFF"/>
           </w:tcPr>
           <w:p>
@@ -5173,7 +5173,7 @@
         </w:tc>
         <w:tc>
           <w:tcPr>
-            <w:tcW w:w="288" w:type="dxa"/>
+            <w:tcW w:w="523" w:type="dxa"/>
             <w:shd w:val="clear" w:color="auto" w:fill="70AD47"/>
           </w:tcPr>
           <w:p>
@@ -5194,7 +5194,7 @@
         </w:tc>
         <w:tc>
           <w:tcPr>
-            <w:tcW w:w="288" w:type="dxa"/>
+            <w:tcW w:w="523" w:type="dxa"/>
             <w:shd w:val="clear" w:color="auto" w:fill="70AD47"/>
           </w:tcPr>
           <w:p>
@@ -5215,7 +5215,7 @@
         </w:tc>
         <w:tc>
           <w:tcPr>
-            <w:tcW w:w="288" w:type="dxa"/>
+            <w:tcW w:w="523" w:type="dxa"/>
             <w:shd w:val="clear" w:color="auto" w:fill="70AD47"/>
           </w:tcPr>
           <w:p>
@@ -5236,7 +5236,7 @@
         </w:tc>
         <w:tc>
           <w:tcPr>
-            <w:tcW w:w="288" w:type="dxa"/>
+            <w:tcW w:w="523" w:type="dxa"/>
             <w:shd w:val="clear" w:color="auto" w:fill="FFFFFF"/>
           </w:tcPr>
           <w:p>
@@ -5256,7 +5256,7 @@
         </w:tc>
         <w:tc>
           <w:tcPr>
-            <w:tcW w:w="288" w:type="dxa"/>
+            <w:tcW w:w="523" w:type="dxa"/>
             <w:shd w:val="clear" w:color="auto" w:fill="FFFFFF"/>
           </w:tcPr>
           <w:p>
@@ -5278,7 +5278,7 @@
       <w:tr>
         <w:tc>
           <w:tcPr>
-            <w:tcW w:w="5386" w:type="dxa"/>
+            <w:tcW w:w="3033" w:type="dxa"/>
             <w:shd w:val="clear" w:color="auto" w:fill="D9E1F2"/>
           </w:tcPr>
           <w:p>
@@ -5299,7 +5299,7 @@
         </w:tc>
         <w:tc>
           <w:tcPr>
-            <w:tcW w:w="288" w:type="dxa"/>
+            <w:tcW w:w="523" w:type="dxa"/>
             <w:shd w:val="clear" w:color="auto" w:fill="D9E1F2"/>
           </w:tcPr>
           <w:p>
@@ -5319,7 +5319,7 @@
         </w:tc>
         <w:tc>
           <w:tcPr>
-            <w:tcW w:w="288" w:type="dxa"/>
+            <w:tcW w:w="523" w:type="dxa"/>
             <w:shd w:val="clear" w:color="auto" w:fill="D9E1F2"/>
           </w:tcPr>
           <w:p>
@@ -5339,7 +5339,7 @@
         </w:tc>
         <w:tc>
           <w:tcPr>
-            <w:tcW w:w="288" w:type="dxa"/>
+            <w:tcW w:w="523" w:type="dxa"/>
             <w:shd w:val="clear" w:color="auto" w:fill="D9E1F2"/>
           </w:tcPr>
           <w:p>
@@ -5359,7 +5359,7 @@
         </w:tc>
         <w:tc>
           <w:tcPr>
-            <w:tcW w:w="288" w:type="dxa"/>
+            <w:tcW w:w="523" w:type="dxa"/>
             <w:shd w:val="clear" w:color="auto" w:fill="D9E1F2"/>
           </w:tcPr>
           <w:p>
@@ -5379,7 +5379,7 @@
         </w:tc>
         <w:tc>
           <w:tcPr>
-            <w:tcW w:w="288" w:type="dxa"/>
+            <w:tcW w:w="523" w:type="dxa"/>
             <w:shd w:val="clear" w:color="auto" w:fill="D9E1F2"/>
           </w:tcPr>
           <w:p>
@@ -5399,7 +5399,7 @@
         </w:tc>
         <w:tc>
           <w:tcPr>
-            <w:tcW w:w="288" w:type="dxa"/>
+            <w:tcW w:w="523" w:type="dxa"/>
             <w:shd w:val="clear" w:color="auto" w:fill="D9E1F2"/>
           </w:tcPr>
           <w:p>
@@ -5419,7 +5419,7 @@
         </w:tc>
         <w:tc>
           <w:tcPr>
-            <w:tcW w:w="288" w:type="dxa"/>
+            <w:tcW w:w="523" w:type="dxa"/>
             <w:shd w:val="clear" w:color="auto" w:fill="70AD47"/>
           </w:tcPr>
           <w:p>
@@ -5440,7 +5440,7 @@
         </w:tc>
         <w:tc>
           <w:tcPr>
-            <w:tcW w:w="288" w:type="dxa"/>
+            <w:tcW w:w="523" w:type="dxa"/>
             <w:shd w:val="clear" w:color="auto" w:fill="70AD47"/>
           </w:tcPr>
           <w:p>
@@ -5461,7 +5461,7 @@
         </w:tc>
         <w:tc>
           <w:tcPr>
-            <w:tcW w:w="288" w:type="dxa"/>
+            <w:tcW w:w="523" w:type="dxa"/>
             <w:shd w:val="clear" w:color="auto" w:fill="70AD47"/>
           </w:tcPr>
           <w:p>
@@ -5482,7 +5482,7 @@
         </w:tc>
         <w:tc>
           <w:tcPr>
-            <w:tcW w:w="288" w:type="dxa"/>
+            <w:tcW w:w="523" w:type="dxa"/>
             <w:shd w:val="clear" w:color="auto" w:fill="D9E1F2"/>
           </w:tcPr>
           <w:p>
@@ -5504,7 +5504,7 @@
       <w:tr>
         <w:tc>
           <w:tcPr>
-            <w:tcW w:w="5386" w:type="dxa"/>
+            <w:tcW w:w="3033" w:type="dxa"/>
             <w:shd w:val="clear" w:color="auto" w:fill="FFFFFF"/>
           </w:tcPr>
           <w:p>
@@ -5525,7 +5525,7 @@
         </w:tc>
         <w:tc>
           <w:tcPr>
-            <w:tcW w:w="288" w:type="dxa"/>
+            <w:tcW w:w="523" w:type="dxa"/>
             <w:shd w:val="clear" w:color="auto" w:fill="FFFFFF"/>
           </w:tcPr>
           <w:p>
@@ -5545,7 +5545,7 @@
         </w:tc>
         <w:tc>
           <w:tcPr>
-            <w:tcW w:w="288" w:type="dxa"/>
+            <w:tcW w:w="523" w:type="dxa"/>
             <w:shd w:val="clear" w:color="auto" w:fill="FFFFFF"/>
           </w:tcPr>
           <w:p>
@@ -5565,7 +5565,7 @@
         </w:tc>
         <w:tc>
           <w:tcPr>
-            <w:tcW w:w="288" w:type="dxa"/>
+            <w:tcW w:w="523" w:type="dxa"/>
             <w:shd w:val="clear" w:color="auto" w:fill="FFFFFF"/>
           </w:tcPr>
           <w:p>
@@ -5585,7 +5585,7 @@
         </w:tc>
         <w:tc>
           <w:tcPr>
-            <w:tcW w:w="288" w:type="dxa"/>
+            <w:tcW w:w="523" w:type="dxa"/>
             <w:shd w:val="clear" w:color="auto" w:fill="FFFFFF"/>
           </w:tcPr>
           <w:p>
@@ -5605,7 +5605,7 @@
         </w:tc>
         <w:tc>
           <w:tcPr>
-            <w:tcW w:w="288" w:type="dxa"/>
+            <w:tcW w:w="523" w:type="dxa"/>
             <w:shd w:val="clear" w:color="auto" w:fill="FFFFFF"/>
           </w:tcPr>
           <w:p>
@@ -5625,7 +5625,7 @@
         </w:tc>
         <w:tc>
           <w:tcPr>
-            <w:tcW w:w="288" w:type="dxa"/>
+            <w:tcW w:w="523" w:type="dxa"/>
             <w:shd w:val="clear" w:color="auto" w:fill="FFFFFF"/>
           </w:tcPr>
           <w:p>
@@ -5645,7 +5645,7 @@
         </w:tc>
         <w:tc>
           <w:tcPr>
-            <w:tcW w:w="288" w:type="dxa"/>
+            <w:tcW w:w="523" w:type="dxa"/>
             <w:shd w:val="clear" w:color="auto" w:fill="FFFFFF"/>
           </w:tcPr>
           <w:p>
@@ -5665,7 +5665,7 @@
         </w:tc>
         <w:tc>
           <w:tcPr>
-            <w:tcW w:w="288" w:type="dxa"/>
+            <w:tcW w:w="523" w:type="dxa"/>
             <w:shd w:val="clear" w:color="auto" w:fill="FFFFFF"/>
           </w:tcPr>
           <w:p>
@@ -5685,7 +5685,7 @@
         </w:tc>
         <w:tc>
           <w:tcPr>
-            <w:tcW w:w="288" w:type="dxa"/>
+            <w:tcW w:w="523" w:type="dxa"/>
             <w:shd w:val="clear" w:color="auto" w:fill="70AD47"/>
           </w:tcPr>
           <w:p>
@@ -5706,7 +5706,7 @@
         </w:tc>
         <w:tc>
           <w:tcPr>
-            <w:tcW w:w="288" w:type="dxa"/>
+            <w:tcW w:w="523" w:type="dxa"/>
             <w:shd w:val="clear" w:color="auto" w:fill="70AD47"/>
           </w:tcPr>
           <w:p>
@@ -5729,7 +5729,7 @@
       <w:tr>
         <w:tc>
           <w:tcPr>
-            <w:tcW w:w="5386" w:type="dxa"/>
+            <w:tcW w:w="3033" w:type="dxa"/>
             <w:shd w:val="clear" w:color="auto" w:fill="D9E1F2"/>
           </w:tcPr>
           <w:p>
@@ -5750,7 +5750,7 @@
         </w:tc>
         <w:tc>
           <w:tcPr>
-            <w:tcW w:w="288" w:type="dxa"/>
+            <w:tcW w:w="523" w:type="dxa"/>
             <w:shd w:val="clear" w:color="auto" w:fill="D9E1F2"/>
           </w:tcPr>
           <w:p>
@@ -5770,7 +5770,7 @@
         </w:tc>
         <w:tc>
           <w:tcPr>
-            <w:tcW w:w="288" w:type="dxa"/>
+            <w:tcW w:w="523" w:type="dxa"/>
             <w:shd w:val="clear" w:color="auto" w:fill="D9E1F2"/>
           </w:tcPr>
           <w:p>
@@ -5790,7 +5790,7 @@
         </w:tc>
         <w:tc>
           <w:tcPr>
-            <w:tcW w:w="288" w:type="dxa"/>
+            <w:tcW w:w="523" w:type="dxa"/>
             <w:shd w:val="clear" w:color="auto" w:fill="D9E1F2"/>
           </w:tcPr>
           <w:p>
@@ -5810,7 +5810,7 @@
         </w:tc>
         <w:tc>
           <w:tcPr>
-            <w:tcW w:w="288" w:type="dxa"/>
+            <w:tcW w:w="523" w:type="dxa"/>
             <w:shd w:val="clear" w:color="auto" w:fill="D9E1F2"/>
           </w:tcPr>
           <w:p>
@@ -5830,7 +5830,7 @@
         </w:tc>
         <w:tc>
           <w:tcPr>
-            <w:tcW w:w="288" w:type="dxa"/>
+            <w:tcW w:w="523" w:type="dxa"/>
             <w:shd w:val="clear" w:color="auto" w:fill="D9E1F2"/>
           </w:tcPr>
           <w:p>
@@ -5850,7 +5850,7 @@
         </w:tc>
         <w:tc>
           <w:tcPr>
-            <w:tcW w:w="288" w:type="dxa"/>
+            <w:tcW w:w="523" w:type="dxa"/>
             <w:shd w:val="clear" w:color="auto" w:fill="D9E1F2"/>
           </w:tcPr>
           <w:p>
@@ -5870,7 +5870,7 @@
         </w:tc>
         <w:tc>
           <w:tcPr>
-            <w:tcW w:w="288" w:type="dxa"/>
+            <w:tcW w:w="523" w:type="dxa"/>
             <w:shd w:val="clear" w:color="auto" w:fill="D9E1F2"/>
           </w:tcPr>
           <w:p>
@@ -5890,7 +5890,7 @@
         </w:tc>
         <w:tc>
           <w:tcPr>
-            <w:tcW w:w="288" w:type="dxa"/>
+            <w:tcW w:w="523" w:type="dxa"/>
             <w:shd w:val="clear" w:color="auto" w:fill="D9E1F2"/>
           </w:tcPr>
           <w:p>
@@ -5910,7 +5910,7 @@
         </w:tc>
         <w:tc>
           <w:tcPr>
-            <w:tcW w:w="288" w:type="dxa"/>
+            <w:tcW w:w="523" w:type="dxa"/>
             <w:shd w:val="clear" w:color="auto" w:fill="D9E1F2"/>
           </w:tcPr>
           <w:p>
@@ -5930,7 +5930,7 @@
         </w:tc>
         <w:tc>
           <w:tcPr>
-            <w:tcW w:w="288" w:type="dxa"/>
+            <w:tcW w:w="523" w:type="dxa"/>
             <w:shd w:val="clear" w:color="auto" w:fill="70AD47"/>
           </w:tcPr>
           <w:p>

--- a/amaal/reportes/Informe_Pasantia_IUTECP.docx
+++ b/amaal/reportes/Informe_Pasantia_IUTECP.docx
@@ -351,13 +351,140 @@
           <w:i w:val="0"/>
           <w:sz w:val="24"/>
         </w:rPr>
-        <w:t>A mis padres, por su apoyo incondicional en cada paso de mi formación académica y personal.</w:t>
+        <w:t>Aquí va la dedicatoria.</w:t>
       </w:r>
     </w:p>
     <w:p>
       <w:pPr>
         <w:sectPr>
           <w:footerReference w:type="default" r:id="rId15"/>
+          <w:type w:val="continuous"/>
+          <w:pgSz w:w="12240" w:h="15840"/>
+          <w:pgMar w:top="1701" w:right="1701" w:bottom="1701" w:left="2268" w:header="720" w:footer="720" w:gutter="0"/>
+          <w:cols w:space="720"/>
+          <w:titlePg/>
+          <w:docGrid w:linePitch="360"/>
+        </w:sectPr>
+      </w:pPr>
+    </w:p>
+    <w:p>
+      <w:bookmarkStart w:id="bm_agradecimientos" w:name="bm_agradecimientos"/>
+      <w:pPr>
+        <w:spacing w:after="480"/>
+        <w:jc w:val="center"/>
+      </w:pPr>
+      <w:r>
+        <w:rPr>
+          <w:rFonts w:ascii="Times New Roman" w:hAnsi="Times New Roman"/>
+          <w:b/>
+          <w:sz w:val="24"/>
+        </w:rPr>
+        <w:t>AGRADECIMIENTOS</w:t>
+      </w:r>
+      <w:bookmarkEnd w:id="bm_agradecimientos"/>
+    </w:p>
+    <w:p>
+      <w:pPr>
+        <w:sectPr>
+          <w:footerReference w:type="default" r:id="rId16"/>
+          <w:pgSz w:w="12240" w:h="15840"/>
+          <w:pgMar w:top="2835" w:right="1701" w:bottom="1701" w:left="2268" w:header="720" w:footer="720" w:gutter="0"/>
+          <w:cols w:space="720"/>
+          <w:titlePg/>
+          <w:docGrid w:linePitch="360"/>
+        </w:sectPr>
+      </w:pPr>
+    </w:p>
+    <w:p>
+      <w:pPr>
+        <w:spacing w:line="360" w:lineRule="auto" w:after="0" w:before="0"/>
+        <w:ind w:firstLine="709"/>
+        <w:jc w:val="both"/>
+      </w:pPr>
+      <w:r>
+        <w:rPr>
+          <w:rFonts w:ascii="Times New Roman" w:hAnsi="Times New Roman"/>
+          <w:i w:val="0"/>
+          <w:sz w:val="24"/>
+        </w:rPr>
+        <w:t>Aquí van los agradecimientos.</w:t>
+      </w:r>
+    </w:p>
+    <w:p>
+      <w:pPr>
+        <w:sectPr>
+          <w:footerReference w:type="default" r:id="rId17"/>
+          <w:type w:val="continuous"/>
+          <w:pgSz w:w="12240" w:h="15840"/>
+          <w:pgMar w:top="1701" w:right="1701" w:bottom="1701" w:left="2268" w:header="720" w:footer="720" w:gutter="0"/>
+          <w:cols w:space="720"/>
+          <w:titlePg/>
+          <w:docGrid w:linePitch="360"/>
+        </w:sectPr>
+      </w:pPr>
+    </w:p>
+    <w:p>
+      <w:bookmarkStart w:id="bm_resumen" w:name="bm_resumen"/>
+      <w:pPr>
+        <w:spacing w:after="480"/>
+        <w:jc w:val="center"/>
+      </w:pPr>
+      <w:r>
+        <w:rPr>
+          <w:rFonts w:ascii="Times New Roman" w:hAnsi="Times New Roman"/>
+          <w:b/>
+          <w:sz w:val="24"/>
+        </w:rPr>
+        <w:t>RESUMEN</w:t>
+      </w:r>
+      <w:bookmarkEnd w:id="bm_resumen"/>
+    </w:p>
+    <w:p>
+      <w:pPr>
+        <w:sectPr>
+          <w:footerReference w:type="default" r:id="rId18"/>
+          <w:pgSz w:w="12240" w:h="15840"/>
+          <w:pgMar w:top="2835" w:right="1701" w:bottom="1701" w:left="2268" w:header="720" w:footer="720" w:gutter="0"/>
+          <w:cols w:space="720"/>
+          <w:titlePg/>
+          <w:docGrid w:linePitch="360"/>
+        </w:sectPr>
+      </w:pPr>
+    </w:p>
+    <w:p>
+      <w:pPr>
+        <w:spacing w:line="360" w:lineRule="auto" w:after="0" w:before="0"/>
+        <w:ind w:firstLine="709"/>
+        <w:jc w:val="both"/>
+      </w:pPr>
+      <w:r>
+        <w:rPr>
+          <w:rFonts w:ascii="Times New Roman" w:hAnsi="Times New Roman"/>
+          <w:i w:val="0"/>
+          <w:sz w:val="24"/>
+        </w:rPr>
+        <w:t>Aquí va el resumen del informe. El presente informe describe la evaluación del control administrativo aplicado a la gestión de solicitudes de servicios de telecomunicaciones en la empresa Ingeniería de Telecomunicaciones, C.A. (IDETEL). La investigación se enmarca en la modalidad de proyecto factible apoyado en un diagnóstico de campo. [Completar con el resto del resumen: objetivo general, metodología, resultados y conclusiones principales.]</w:t>
+      </w:r>
+    </w:p>
+    <w:p/>
+    <w:p>
+      <w:pPr>
+        <w:ind w:firstLine="709"/>
+      </w:pPr>
+      <w:r>
+        <w:rPr>
+          <w:b/>
+        </w:rPr>
+        <w:t xml:space="preserve">Palabras claves: </w:t>
+      </w:r>
+      <w:r>
+        <w:t>control administrativo, solicitudes de servicios, telecomunicaciones, proyecto factible, pasantías.</w:t>
+      </w:r>
+    </w:p>
+    <w:p>
+      <w:pPr>
+        <w:sectPr>
+          <w:footerReference w:type="default" r:id="rId19"/>
           <w:type w:val="continuous"/>
           <w:pgSz w:w="12240" w:h="15840"/>
           <w:pgMar w:top="1701" w:right="1701" w:bottom="1701" w:left="2268" w:header="720" w:footer="720" w:gutter="0"/>
@@ -384,7 +511,7 @@
     <w:p>
       <w:pPr>
         <w:sectPr>
-          <w:footerReference w:type="default" r:id="rId16"/>
+          <w:footerReference w:type="default" r:id="rId20"/>
           <w:pgSz w:w="12240" w:h="15840"/>
           <w:pgMar w:top="2835" w:right="1701" w:bottom="1701" w:left="2268" w:header="720" w:footer="720" w:gutter="0"/>
           <w:cols w:space="720"/>
@@ -451,6 +578,66 @@
           <w:b w:val="0"/>
           <w:sz w:val="24"/>
         </w:rPr>
+        <w:t>AGRADECIMIENTOS</w:t>
+        <w:tab/>
+      </w:r>
+      <w:r>
+        <w:rPr>
+          <w:rFonts w:ascii="Times New Roman" w:hAnsi="Times New Roman"/>
+          <w:b w:val="0"/>
+          <w:sz w:val="24"/>
+        </w:rPr>
+        <w:fldChar w:fldCharType="begin"/>
+        <w:instrText xml:space="preserve"> PAGEREF bm_agradecimientos \h </w:instrText>
+        <w:fldChar w:fldCharType="separate"/>
+        <w:t>?</w:t>
+        <w:fldChar w:fldCharType="end"/>
+      </w:r>
+    </w:p>
+    <w:p>
+      <w:pPr>
+        <w:tabs>
+          <w:tab w:pos="8271" w:val="right" w:leader="dot"/>
+        </w:tabs>
+        <w:spacing w:line="360" w:lineRule="auto" w:before="0" w:after="80"/>
+        <w:ind w:left="0"/>
+      </w:pPr>
+      <w:r>
+        <w:rPr>
+          <w:rFonts w:ascii="Times New Roman" w:hAnsi="Times New Roman"/>
+          <w:b w:val="0"/>
+          <w:sz w:val="24"/>
+        </w:rPr>
+        <w:t>RESUMEN</w:t>
+        <w:tab/>
+      </w:r>
+      <w:r>
+        <w:rPr>
+          <w:rFonts w:ascii="Times New Roman" w:hAnsi="Times New Roman"/>
+          <w:b w:val="0"/>
+          <w:sz w:val="24"/>
+        </w:rPr>
+        <w:fldChar w:fldCharType="begin"/>
+        <w:instrText xml:space="preserve"> PAGEREF bm_resumen \h </w:instrText>
+        <w:fldChar w:fldCharType="separate"/>
+        <w:t>?</w:t>
+        <w:fldChar w:fldCharType="end"/>
+      </w:r>
+    </w:p>
+    <w:p>
+      <w:pPr>
+        <w:tabs>
+          <w:tab w:pos="8271" w:val="right" w:leader="dot"/>
+        </w:tabs>
+        <w:spacing w:line="360" w:lineRule="auto" w:before="0" w:after="80"/>
+        <w:ind w:left="0"/>
+      </w:pPr>
+      <w:r>
+        <w:rPr>
+          <w:rFonts w:ascii="Times New Roman" w:hAnsi="Times New Roman"/>
+          <w:b w:val="0"/>
+          <w:sz w:val="24"/>
+        </w:rPr>
         <w:t>LISTA DE CUADROS</w:t>
         <w:tab/>
       </w:r>
@@ -1321,7 +1508,7 @@
     <w:p>
       <w:pPr>
         <w:sectPr>
-          <w:footerReference w:type="default" r:id="rId17"/>
+          <w:footerReference w:type="default" r:id="rId21"/>
           <w:type w:val="continuous"/>
           <w:pgSz w:w="12240" w:h="15840"/>
           <w:pgMar w:top="1701" w:right="1701" w:bottom="1701" w:left="2268" w:header="720" w:footer="720" w:gutter="0"/>
@@ -1350,7 +1537,7 @@
     <w:p>
       <w:pPr>
         <w:sectPr>
-          <w:footerReference w:type="default" r:id="rId18"/>
+          <w:footerReference w:type="default" r:id="rId22"/>
           <w:pgSz w:w="12240" w:h="15840"/>
           <w:pgMar w:top="2835" w:right="1701" w:bottom="1701" w:left="2268" w:header="720" w:footer="720" w:gutter="0"/>
           <w:cols w:space="720"/>
@@ -1434,7 +1621,7 @@
         </w:rPr>
         <w:t>2</w:t>
         <w:tab/>
-        <w:t>Cronograma de actividades administrativas</w:t>
+        <w:t>Cronograma de actividades del proyecto</w:t>
         <w:tab/>
       </w:r>
       <w:r>
@@ -1453,7 +1640,7 @@
     <w:p>
       <w:pPr>
         <w:sectPr>
-          <w:footerReference w:type="default" r:id="rId19"/>
+          <w:footerReference w:type="default" r:id="rId23"/>
           <w:type w:val="continuous"/>
           <w:pgSz w:w="12240" w:h="15840"/>
           <w:pgMar w:top="1701" w:right="1701" w:bottom="1701" w:left="2268" w:header="720" w:footer="720" w:gutter="0"/>
@@ -1482,7 +1669,7 @@
     <w:p>
       <w:pPr>
         <w:sectPr>
-          <w:footerReference w:type="default" r:id="rId20"/>
+          <w:footerReference w:type="default" r:id="rId24"/>
           <w:pgSz w:w="12240" w:h="15840"/>
           <w:pgMar w:top="2835" w:right="1701" w:bottom="1701" w:left="2268" w:header="720" w:footer="720" w:gutter="0"/>
           <w:cols w:space="720"/>
@@ -1617,7 +1804,7 @@
     <w:p>
       <w:pPr>
         <w:sectPr>
-          <w:footerReference w:type="default" r:id="rId21"/>
+          <w:footerReference w:type="default" r:id="rId25"/>
           <w:type w:val="continuous"/>
           <w:pgSz w:w="12240" w:h="15840"/>
           <w:pgMar w:top="1701" w:right="1701" w:bottom="1701" w:left="2268" w:header="720" w:footer="720" w:gutter="0"/>
@@ -1646,7 +1833,7 @@
     <w:p>
       <w:pPr>
         <w:sectPr>
-          <w:footerReference w:type="default" r:id="rId22"/>
+          <w:footerReference w:type="default" r:id="rId26"/>
           <w:pgSz w:w="12240" w:h="15840"/>
           <w:pgMar w:top="2835" w:right="1701" w:bottom="1701" w:left="2268" w:header="720" w:footer="720" w:gutter="0"/>
           <w:cols w:space="720"/>
@@ -1698,7 +1885,7 @@
         </w:rPr>
         <w:t>A</w:t>
         <w:tab/>
-        <w:t>Definición de Términos Básicos</w:t>
+        <w:t>Aquí va la descripción del Anexo A</w:t>
         <w:tab/>
       </w:r>
       <w:r>
@@ -1730,7 +1917,7 @@
         </w:rPr>
         <w:t>B</w:t>
         <w:tab/>
-        <w:t>Planes de Trabajo</w:t>
+        <w:t>Aquí va la descripción del Anexo B</w:t>
         <w:tab/>
       </w:r>
       <w:r>
@@ -1762,7 +1949,7 @@
         </w:rPr>
         <w:t>C</w:t>
         <w:tab/>
-        <w:t>Memoria Fotográfica</w:t>
+        <w:t>Aquí va la descripción del Anexo C</w:t>
         <w:tab/>
       </w:r>
       <w:r>
@@ -1781,7 +1968,7 @@
     <w:p>
       <w:pPr>
         <w:sectPr>
-          <w:footerReference w:type="default" r:id="rId23"/>
+          <w:footerReference w:type="default" r:id="rId27"/>
           <w:type w:val="continuous"/>
           <w:pgSz w:w="12240" w:h="15840"/>
           <w:pgMar w:top="1701" w:right="1701" w:bottom="1701" w:left="2268" w:header="720" w:footer="720" w:gutter="0"/>
@@ -1810,7 +1997,7 @@
     <w:p>
       <w:pPr>
         <w:sectPr>
-          <w:footerReference w:type="default" r:id="rId24"/>
+          <w:footerReference w:type="default" r:id="rId28"/>
           <w:pgSz w:w="12240" w:h="15840"/>
           <w:pgMar w:top="2835" w:right="1701" w:bottom="1701" w:left="2268" w:header="720" w:footer="720" w:gutter="0"/>
           <w:cols w:space="720"/>
@@ -1831,12 +2018,13 @@
           <w:i w:val="0"/>
           <w:sz w:val="24"/>
         </w:rPr>
+        <w:t>Aquí va la introducción. La presente pasantía, desarrollada como requisito para optar al título de Técnico Superior Universitario en Administración, tiene como propósito evaluar el control administrativo aplicado a la gestión de solicitudes de servicios de telecomunicaciones en la empresa Ingeniería de Telecomunicaciones, C.A. [Completar con la estructura del informe: capítulos, enfoque metodológico y alcance.]</w:t>
       </w:r>
     </w:p>
     <w:p>
       <w:pPr>
         <w:sectPr>
-          <w:footerReference w:type="default" r:id="rId25"/>
+          <w:footerReference w:type="default" r:id="rId29"/>
           <w:type w:val="continuous"/>
           <w:pgSz w:w="12240" w:h="15840"/>
           <w:pgMar w:top="1701" w:right="1701" w:bottom="1701" w:left="2268" w:header="720" w:footer="720" w:gutter="0"/>
@@ -1879,7 +2067,7 @@
     <w:p>
       <w:pPr>
         <w:sectPr>
-          <w:footerReference w:type="default" r:id="rId26"/>
+          <w:footerReference w:type="default" r:id="rId30"/>
           <w:pgSz w:w="12240" w:h="15840"/>
           <w:pgMar w:top="2835" w:right="1701" w:bottom="1701" w:left="2268" w:header="720" w:footer="720" w:gutter="0"/>
           <w:cols w:space="720"/>
@@ -2618,7 +2806,7 @@
     <w:p>
       <w:pPr>
         <w:sectPr>
-          <w:footerReference w:type="default" r:id="rId27"/>
+          <w:footerReference w:type="default" r:id="rId31"/>
           <w:type w:val="continuous"/>
           <w:pgSz w:w="12240" w:h="15840"/>
           <w:pgMar w:top="1701" w:right="1701" w:bottom="1701" w:left="2268" w:header="720" w:footer="720" w:gutter="0"/>
@@ -2661,7 +2849,7 @@
     <w:p>
       <w:pPr>
         <w:sectPr>
-          <w:footerReference w:type="default" r:id="rId28"/>
+          <w:footerReference w:type="default" r:id="rId32"/>
           <w:pgSz w:w="12240" w:h="15840"/>
           <w:pgMar w:top="2835" w:right="1701" w:bottom="1701" w:left="2268" w:header="720" w:footer="720" w:gutter="0"/>
           <w:cols w:space="720"/>
@@ -2920,7 +3108,7 @@
           <w:i w:val="0"/>
           <w:sz w:val="24"/>
         </w:rPr>
-        <w:t>La planificación establece la relación entre cada objetivo y las actividades administrativas a ejecutar:</w:t>
+        <w:t>La planificación establece la relación entre cada objetivo específico y las actividades técnicas a ejecutar para el desarrollo de la evaluación del control administrativo:</w:t>
       </w:r>
     </w:p>
     <w:p>
@@ -3420,7 +3608,7 @@
           <w:i w:val="0"/>
           <w:sz w:val="24"/>
         </w:rPr>
-        <w:t>El cronograma estructura temporalmente las tareas administrativas garantizando el cumplimiento del manual documental propuesto:</w:t>
+        <w:t>El cronograma estructura temporalmente las fases de diagnóstico, análisis y propuesta de mejora, distribuidas a lo largo de las diez (10) semanas de duración de la pasantía:</w:t>
       </w:r>
     </w:p>
     <w:p>
@@ -3443,7 +3631,7 @@
           <w:i/>
           <w:sz w:val="24"/>
         </w:rPr>
-        <w:t>Cronograma de actividades administrativas.</w:t>
+        <w:t>Cronograma de actividades del proyecto.</w:t>
       </w:r>
       <w:bookmarkEnd w:id="bm_cuadro2"/>
     </w:p>
@@ -5955,7 +6143,7 @@
     <w:p>
       <w:pPr>
         <w:sectPr>
-          <w:footerReference w:type="default" r:id="rId29"/>
+          <w:footerReference w:type="default" r:id="rId33"/>
           <w:type w:val="continuous"/>
           <w:pgSz w:w="12240" w:h="15840"/>
           <w:pgMar w:top="1701" w:right="1701" w:bottom="1701" w:left="2268" w:header="720" w:footer="720" w:gutter="0"/>
@@ -5998,7 +6186,7 @@
     <w:p>
       <w:pPr>
         <w:sectPr>
-          <w:footerReference w:type="default" r:id="rId30"/>
+          <w:footerReference w:type="default" r:id="rId34"/>
           <w:pgSz w:w="12240" w:h="15840"/>
           <w:pgMar w:top="2835" w:right="1701" w:bottom="1701" w:left="2268" w:header="720" w:footer="720" w:gutter="0"/>
           <w:cols w:space="720"/>
@@ -6019,7 +6207,7 @@
           <w:b/>
           <w:sz w:val="24"/>
         </w:rPr>
-        <w:t>Bases Teóricas Referenciales</w:t>
+        <w:t>Aquí va el título de la primera base teórica</w:t>
       </w:r>
       <w:bookmarkEnd w:id="bm_cap3_bases"/>
     </w:p>
@@ -6035,7 +6223,7 @@
           <w:i w:val="0"/>
           <w:sz w:val="24"/>
         </w:rPr>
-        <w:t>Según Pérez (2020), la trazabilidad documental es fundamental para el control eficiente de los procesos administrativos en las organizaciones, permitiendo el rastreo histórico y auditable de cada expediente.</w:t>
+        <w:t>Aquí va el desarrollo teórico del primer tema. [Completar con la definición y autores que sustentan este concepto.]</w:t>
       </w:r>
     </w:p>
     <w:p>
@@ -6050,13 +6238,42 @@
           <w:i w:val="0"/>
           <w:sz w:val="24"/>
         </w:rPr>
-        <w:t>La gestión documental en las organizaciones modernas no solo implica el almacenamiento pasivo de archivos, sino la garantía activa de que cada movimiento y alteración quede registrada de forma inmutable para auditorías futuras.</w:t>
+        <w:t>Aquí va un segundo párrafo de desarrollo. [Completar con la aplicación del concepto al proyecto.]</w:t>
       </w:r>
     </w:p>
     <w:p>
       <w:pPr>
+        <w:spacing w:before="480" w:after="480" w:line="360" w:lineRule="auto"/>
+        <w:jc w:val="left"/>
+      </w:pPr>
+      <w:r>
+        <w:rPr>
+          <w:rFonts w:ascii="Times New Roman" w:hAnsi="Times New Roman"/>
+          <w:b/>
+          <w:sz w:val="24"/>
+        </w:rPr>
+        <w:t>Aquí va el título de la segunda base teórica</w:t>
+      </w:r>
+    </w:p>
+    <w:p>
+      <w:pPr>
+        <w:spacing w:line="360" w:lineRule="auto" w:after="0" w:before="0"/>
+        <w:ind w:firstLine="709"/>
+        <w:jc w:val="both"/>
+      </w:pPr>
+      <w:r>
+        <w:rPr>
+          <w:rFonts w:ascii="Times New Roman" w:hAnsi="Times New Roman"/>
+          <w:i w:val="0"/>
+          <w:sz w:val="24"/>
+        </w:rPr>
+        <w:t>Aquí va el desarrollo teórico del segundo tema. [Completar con la definición y autores que sustentan este concepto.]</w:t>
+      </w:r>
+    </w:p>
+    <w:p>
+      <w:pPr>
         <w:sectPr>
-          <w:footerReference w:type="default" r:id="rId31"/>
+          <w:footerReference w:type="default" r:id="rId35"/>
           <w:type w:val="continuous"/>
           <w:pgSz w:w="12240" w:h="15840"/>
           <w:pgMar w:top="1701" w:right="1701" w:bottom="1701" w:left="2268" w:header="720" w:footer="720" w:gutter="0"/>
@@ -6099,7 +6316,7 @@
     <w:p>
       <w:pPr>
         <w:sectPr>
-          <w:footerReference w:type="default" r:id="rId32"/>
+          <w:footerReference w:type="default" r:id="rId36"/>
           <w:pgSz w:w="12240" w:h="15840"/>
           <w:pgMar w:top="2835" w:right="1701" w:bottom="1701" w:left="2268" w:header="720" w:footer="720" w:gutter="0"/>
           <w:cols w:space="720"/>
@@ -6136,8 +6353,799 @@
           <w:i w:val="0"/>
           <w:sz w:val="24"/>
         </w:rPr>
-        <w:t>Durante las diez semanas de pasantías, se llevaron a cabo actividades de evaluación y análisis en el Departamento de Administración de Ingeniería de Telecomunicaciones, C.A.:</w:t>
+        <w:t>Durante las diez (10) semanas de pasantías, se llevaron a cabo actividades de evaluación y análisis en el Departamento de Administración de Ingeniería de Telecomunicaciones, C.A.:</w:t>
       </w:r>
+    </w:p>
+    <w:p>
+      <w:pPr>
+        <w:spacing w:before="480" w:after="480" w:line="360" w:lineRule="auto"/>
+        <w:jc w:val="left"/>
+      </w:pPr>
+      <w:r>
+        <w:rPr>
+          <w:rFonts w:ascii="Times New Roman" w:hAnsi="Times New Roman"/>
+          <w:b/>
+          <w:sz w:val="24"/>
+        </w:rPr>
+        <w:t>Semana 1</w:t>
+      </w:r>
+    </w:p>
+    <w:p>
+      <w:pPr>
+        <w:spacing w:line="360" w:lineRule="auto"/>
+        <w:ind w:firstLine="709"/>
+        <w:jc w:val="both"/>
+      </w:pPr>
+      <w:r>
+        <w:rPr>
+          <w:rFonts w:ascii="Times New Roman" w:hAnsi="Times New Roman"/>
+          <w:sz w:val="24"/>
+        </w:rPr>
+        <w:t xml:space="preserve">1. </w:t>
+      </w:r>
+      <w:r>
+        <w:rPr>
+          <w:rFonts w:ascii="Times New Roman" w:hAnsi="Times New Roman"/>
+          <w:b/>
+          <w:sz w:val="24"/>
+        </w:rPr>
+        <w:t xml:space="preserve">Actividad operativa: </w:t>
+      </w:r>
+      <w:r>
+        <w:rPr>
+          <w:rFonts w:ascii="Times New Roman" w:hAnsi="Times New Roman"/>
+          <w:sz w:val="24"/>
+        </w:rPr>
+        <w:t>Aquí va la actividad operativa de la semana 1. [Completar con la tarea realizada en la empresa.]</w:t>
+      </w:r>
+    </w:p>
+    <w:p>
+      <w:pPr>
+        <w:spacing w:line="360" w:lineRule="auto"/>
+        <w:ind w:firstLine="709"/>
+        <w:jc w:val="both"/>
+      </w:pPr>
+      <w:r>
+        <w:rPr>
+          <w:rFonts w:ascii="Times New Roman" w:hAnsi="Times New Roman"/>
+          <w:sz w:val="24"/>
+        </w:rPr>
+        <w:t xml:space="preserve">2. </w:t>
+      </w:r>
+      <w:r>
+        <w:rPr>
+          <w:rFonts w:ascii="Times New Roman" w:hAnsi="Times New Roman"/>
+          <w:b/>
+          <w:sz w:val="24"/>
+        </w:rPr>
+        <w:t xml:space="preserve">Actividad de investigación: </w:t>
+      </w:r>
+      <w:r>
+        <w:rPr>
+          <w:rFonts w:ascii="Times New Roman" w:hAnsi="Times New Roman"/>
+          <w:sz w:val="24"/>
+        </w:rPr>
+        <w:t>Aquí va la actividad de investigación de la semana 1. [Completar con la tarea académica realizada.]</w:t>
+      </w:r>
+    </w:p>
+    <w:p>
+      <w:pPr>
+        <w:spacing w:before="480" w:after="480" w:line="360" w:lineRule="auto"/>
+        <w:jc w:val="left"/>
+      </w:pPr>
+      <w:r>
+        <w:rPr>
+          <w:rFonts w:ascii="Times New Roman" w:hAnsi="Times New Roman"/>
+          <w:b/>
+          <w:sz w:val="24"/>
+        </w:rPr>
+        <w:t>Semana 2</w:t>
+      </w:r>
+    </w:p>
+    <w:p>
+      <w:pPr>
+        <w:spacing w:line="360" w:lineRule="auto"/>
+        <w:ind w:firstLine="709"/>
+        <w:jc w:val="both"/>
+      </w:pPr>
+      <w:r>
+        <w:rPr>
+          <w:rFonts w:ascii="Times New Roman" w:hAnsi="Times New Roman"/>
+          <w:sz w:val="24"/>
+        </w:rPr>
+        <w:t xml:space="preserve">1. </w:t>
+      </w:r>
+      <w:r>
+        <w:rPr>
+          <w:rFonts w:ascii="Times New Roman" w:hAnsi="Times New Roman"/>
+          <w:b/>
+          <w:sz w:val="24"/>
+        </w:rPr>
+        <w:t xml:space="preserve">Actividad operativa: </w:t>
+      </w:r>
+      <w:r>
+        <w:rPr>
+          <w:rFonts w:ascii="Times New Roman" w:hAnsi="Times New Roman"/>
+          <w:sz w:val="24"/>
+        </w:rPr>
+        <w:t>Aquí va la actividad operativa de la semana 2. [Completar con la tarea realizada en la empresa.]</w:t>
+      </w:r>
+    </w:p>
+    <w:p>
+      <w:pPr>
+        <w:spacing w:line="360" w:lineRule="auto"/>
+        <w:ind w:firstLine="709"/>
+        <w:jc w:val="both"/>
+      </w:pPr>
+      <w:r>
+        <w:rPr>
+          <w:rFonts w:ascii="Times New Roman" w:hAnsi="Times New Roman"/>
+          <w:sz w:val="24"/>
+        </w:rPr>
+        <w:t xml:space="preserve">2. </w:t>
+      </w:r>
+      <w:r>
+        <w:rPr>
+          <w:rFonts w:ascii="Times New Roman" w:hAnsi="Times New Roman"/>
+          <w:b/>
+          <w:sz w:val="24"/>
+        </w:rPr>
+        <w:t xml:space="preserve">Actividad de investigación: </w:t>
+      </w:r>
+      <w:r>
+        <w:rPr>
+          <w:rFonts w:ascii="Times New Roman" w:hAnsi="Times New Roman"/>
+          <w:sz w:val="24"/>
+        </w:rPr>
+        <w:t>Aquí va la actividad de investigación de la semana 2. [Completar con la tarea académica realizada.]</w:t>
+      </w:r>
+    </w:p>
+    <w:p>
+      <w:pPr>
+        <w:spacing w:before="480" w:after="480" w:line="360" w:lineRule="auto"/>
+        <w:jc w:val="left"/>
+      </w:pPr>
+      <w:r>
+        <w:rPr>
+          <w:rFonts w:ascii="Times New Roman" w:hAnsi="Times New Roman"/>
+          <w:b/>
+          <w:sz w:val="24"/>
+        </w:rPr>
+        <w:t>Semana 3</w:t>
+      </w:r>
+    </w:p>
+    <w:p>
+      <w:pPr>
+        <w:spacing w:line="360" w:lineRule="auto"/>
+        <w:ind w:firstLine="709"/>
+        <w:jc w:val="both"/>
+      </w:pPr>
+      <w:r>
+        <w:rPr>
+          <w:rFonts w:ascii="Times New Roman" w:hAnsi="Times New Roman"/>
+          <w:sz w:val="24"/>
+        </w:rPr>
+        <w:t xml:space="preserve">1. </w:t>
+      </w:r>
+      <w:r>
+        <w:rPr>
+          <w:rFonts w:ascii="Times New Roman" w:hAnsi="Times New Roman"/>
+          <w:b/>
+          <w:sz w:val="24"/>
+        </w:rPr>
+        <w:t xml:space="preserve">Actividad operativa: </w:t>
+      </w:r>
+      <w:r>
+        <w:rPr>
+          <w:rFonts w:ascii="Times New Roman" w:hAnsi="Times New Roman"/>
+          <w:sz w:val="24"/>
+        </w:rPr>
+        <w:t>Aquí va la actividad operativa de la semana 3. [Completar con la tarea realizada en la empresa.]</w:t>
+      </w:r>
+    </w:p>
+    <w:p>
+      <w:pPr>
+        <w:spacing w:line="360" w:lineRule="auto"/>
+        <w:ind w:firstLine="709"/>
+        <w:jc w:val="both"/>
+      </w:pPr>
+      <w:r>
+        <w:rPr>
+          <w:rFonts w:ascii="Times New Roman" w:hAnsi="Times New Roman"/>
+          <w:sz w:val="24"/>
+        </w:rPr>
+        <w:t xml:space="preserve">2. </w:t>
+      </w:r>
+      <w:r>
+        <w:rPr>
+          <w:rFonts w:ascii="Times New Roman" w:hAnsi="Times New Roman"/>
+          <w:b/>
+          <w:sz w:val="24"/>
+        </w:rPr>
+        <w:t xml:space="preserve">Actividad de investigación: </w:t>
+      </w:r>
+      <w:r>
+        <w:rPr>
+          <w:rFonts w:ascii="Times New Roman" w:hAnsi="Times New Roman"/>
+          <w:sz w:val="24"/>
+        </w:rPr>
+        <w:t>Aquí va la actividad de investigación de la semana 3. [Completar con la tarea académica realizada.]</w:t>
+      </w:r>
+    </w:p>
+    <w:p>
+      <w:pPr>
+        <w:spacing w:before="480" w:after="480" w:line="360" w:lineRule="auto"/>
+        <w:jc w:val="left"/>
+      </w:pPr>
+      <w:r>
+        <w:rPr>
+          <w:rFonts w:ascii="Times New Roman" w:hAnsi="Times New Roman"/>
+          <w:b/>
+          <w:sz w:val="24"/>
+        </w:rPr>
+        <w:t>Semana 4</w:t>
+      </w:r>
+    </w:p>
+    <w:p>
+      <w:pPr>
+        <w:spacing w:line="360" w:lineRule="auto"/>
+        <w:ind w:firstLine="709"/>
+        <w:jc w:val="both"/>
+      </w:pPr>
+      <w:r>
+        <w:rPr>
+          <w:rFonts w:ascii="Times New Roman" w:hAnsi="Times New Roman"/>
+          <w:sz w:val="24"/>
+        </w:rPr>
+        <w:t xml:space="preserve">1. </w:t>
+      </w:r>
+      <w:r>
+        <w:rPr>
+          <w:rFonts w:ascii="Times New Roman" w:hAnsi="Times New Roman"/>
+          <w:b/>
+          <w:sz w:val="24"/>
+        </w:rPr>
+        <w:t xml:space="preserve">Actividad operativa: </w:t>
+      </w:r>
+      <w:r>
+        <w:rPr>
+          <w:rFonts w:ascii="Times New Roman" w:hAnsi="Times New Roman"/>
+          <w:sz w:val="24"/>
+        </w:rPr>
+        <w:t>Aquí va la actividad operativa de la semana 4. [Completar con la tarea realizada en la empresa.]</w:t>
+      </w:r>
+    </w:p>
+    <w:p>
+      <w:pPr>
+        <w:spacing w:line="360" w:lineRule="auto"/>
+        <w:ind w:firstLine="709"/>
+        <w:jc w:val="both"/>
+      </w:pPr>
+      <w:r>
+        <w:rPr>
+          <w:rFonts w:ascii="Times New Roman" w:hAnsi="Times New Roman"/>
+          <w:sz w:val="24"/>
+        </w:rPr>
+        <w:t xml:space="preserve">2. </w:t>
+      </w:r>
+      <w:r>
+        <w:rPr>
+          <w:rFonts w:ascii="Times New Roman" w:hAnsi="Times New Roman"/>
+          <w:b/>
+          <w:sz w:val="24"/>
+        </w:rPr>
+        <w:t xml:space="preserve">Actividad de investigación: </w:t>
+      </w:r>
+      <w:r>
+        <w:rPr>
+          <w:rFonts w:ascii="Times New Roman" w:hAnsi="Times New Roman"/>
+          <w:sz w:val="24"/>
+        </w:rPr>
+        <w:t>Aquí va la actividad de investigación de la semana 4. [Completar con la tarea académica realizada.]</w:t>
+      </w:r>
+    </w:p>
+    <w:p>
+      <w:pPr>
+        <w:spacing w:before="480" w:after="480" w:line="360" w:lineRule="auto"/>
+        <w:jc w:val="left"/>
+      </w:pPr>
+      <w:r>
+        <w:rPr>
+          <w:rFonts w:ascii="Times New Roman" w:hAnsi="Times New Roman"/>
+          <w:b/>
+          <w:sz w:val="24"/>
+        </w:rPr>
+        <w:t>Semana 5</w:t>
+      </w:r>
+    </w:p>
+    <w:p>
+      <w:pPr>
+        <w:spacing w:line="360" w:lineRule="auto"/>
+        <w:ind w:firstLine="709"/>
+        <w:jc w:val="both"/>
+      </w:pPr>
+      <w:r>
+        <w:rPr>
+          <w:rFonts w:ascii="Times New Roman" w:hAnsi="Times New Roman"/>
+          <w:sz w:val="24"/>
+        </w:rPr>
+        <w:t xml:space="preserve">1. </w:t>
+      </w:r>
+      <w:r>
+        <w:rPr>
+          <w:rFonts w:ascii="Times New Roman" w:hAnsi="Times New Roman"/>
+          <w:b/>
+          <w:sz w:val="24"/>
+        </w:rPr>
+        <w:t xml:space="preserve">Actividad operativa: </w:t>
+      </w:r>
+      <w:r>
+        <w:rPr>
+          <w:rFonts w:ascii="Times New Roman" w:hAnsi="Times New Roman"/>
+          <w:sz w:val="24"/>
+        </w:rPr>
+        <w:t>Aquí va la actividad operativa de la semana 5. [Completar con la tarea realizada en la empresa.]</w:t>
+      </w:r>
+    </w:p>
+    <w:p>
+      <w:pPr>
+        <w:spacing w:line="360" w:lineRule="auto"/>
+        <w:ind w:firstLine="709"/>
+        <w:jc w:val="both"/>
+      </w:pPr>
+      <w:r>
+        <w:rPr>
+          <w:rFonts w:ascii="Times New Roman" w:hAnsi="Times New Roman"/>
+          <w:sz w:val="24"/>
+        </w:rPr>
+        <w:t xml:space="preserve">2. </w:t>
+      </w:r>
+      <w:r>
+        <w:rPr>
+          <w:rFonts w:ascii="Times New Roman" w:hAnsi="Times New Roman"/>
+          <w:b/>
+          <w:sz w:val="24"/>
+        </w:rPr>
+        <w:t xml:space="preserve">Actividad de investigación: </w:t>
+      </w:r>
+      <w:r>
+        <w:rPr>
+          <w:rFonts w:ascii="Times New Roman" w:hAnsi="Times New Roman"/>
+          <w:sz w:val="24"/>
+        </w:rPr>
+        <w:t>Aquí va la actividad de investigación de la semana 5. [Completar con la tarea académica realizada.]</w:t>
+      </w:r>
+    </w:p>
+    <w:p>
+      <w:pPr>
+        <w:spacing w:before="480" w:after="480" w:line="360" w:lineRule="auto"/>
+        <w:jc w:val="left"/>
+      </w:pPr>
+      <w:r>
+        <w:rPr>
+          <w:rFonts w:ascii="Times New Roman" w:hAnsi="Times New Roman"/>
+          <w:b/>
+          <w:sz w:val="24"/>
+        </w:rPr>
+        <w:t>Semana 6</w:t>
+      </w:r>
+    </w:p>
+    <w:p>
+      <w:pPr>
+        <w:spacing w:line="360" w:lineRule="auto"/>
+        <w:ind w:firstLine="709"/>
+        <w:jc w:val="both"/>
+      </w:pPr>
+      <w:r>
+        <w:rPr>
+          <w:rFonts w:ascii="Times New Roman" w:hAnsi="Times New Roman"/>
+          <w:sz w:val="24"/>
+        </w:rPr>
+        <w:t xml:space="preserve">1. </w:t>
+      </w:r>
+      <w:r>
+        <w:rPr>
+          <w:rFonts w:ascii="Times New Roman" w:hAnsi="Times New Roman"/>
+          <w:b/>
+          <w:sz w:val="24"/>
+        </w:rPr>
+        <w:t xml:space="preserve">Actividad operativa: </w:t>
+      </w:r>
+      <w:r>
+        <w:rPr>
+          <w:rFonts w:ascii="Times New Roman" w:hAnsi="Times New Roman"/>
+          <w:sz w:val="24"/>
+        </w:rPr>
+        <w:t>Aquí va la actividad operativa de la semana 6. [Completar con la tarea realizada en la empresa.]</w:t>
+      </w:r>
+    </w:p>
+    <w:p>
+      <w:pPr>
+        <w:spacing w:line="360" w:lineRule="auto"/>
+        <w:ind w:firstLine="709"/>
+        <w:jc w:val="both"/>
+      </w:pPr>
+      <w:r>
+        <w:rPr>
+          <w:rFonts w:ascii="Times New Roman" w:hAnsi="Times New Roman"/>
+          <w:sz w:val="24"/>
+        </w:rPr>
+        <w:t xml:space="preserve">2. </w:t>
+      </w:r>
+      <w:r>
+        <w:rPr>
+          <w:rFonts w:ascii="Times New Roman" w:hAnsi="Times New Roman"/>
+          <w:b/>
+          <w:sz w:val="24"/>
+        </w:rPr>
+        <w:t xml:space="preserve">Actividad de investigación: </w:t>
+      </w:r>
+      <w:r>
+        <w:rPr>
+          <w:rFonts w:ascii="Times New Roman" w:hAnsi="Times New Roman"/>
+          <w:sz w:val="24"/>
+        </w:rPr>
+        <w:t>Aquí va la actividad de investigación de la semana 6. [Completar con la tarea académica realizada.]</w:t>
+      </w:r>
+    </w:p>
+    <w:p>
+      <w:pPr>
+        <w:spacing w:before="480" w:after="480" w:line="360" w:lineRule="auto"/>
+        <w:jc w:val="left"/>
+      </w:pPr>
+      <w:r>
+        <w:rPr>
+          <w:rFonts w:ascii="Times New Roman" w:hAnsi="Times New Roman"/>
+          <w:b/>
+          <w:sz w:val="24"/>
+        </w:rPr>
+        <w:t>Semana 7</w:t>
+      </w:r>
+    </w:p>
+    <w:p>
+      <w:pPr>
+        <w:spacing w:line="360" w:lineRule="auto"/>
+        <w:ind w:firstLine="709"/>
+        <w:jc w:val="both"/>
+      </w:pPr>
+      <w:r>
+        <w:rPr>
+          <w:rFonts w:ascii="Times New Roman" w:hAnsi="Times New Roman"/>
+          <w:sz w:val="24"/>
+        </w:rPr>
+        <w:t xml:space="preserve">1. </w:t>
+      </w:r>
+      <w:r>
+        <w:rPr>
+          <w:rFonts w:ascii="Times New Roman" w:hAnsi="Times New Roman"/>
+          <w:b/>
+          <w:sz w:val="24"/>
+        </w:rPr>
+        <w:t xml:space="preserve">Actividad operativa: </w:t>
+      </w:r>
+      <w:r>
+        <w:rPr>
+          <w:rFonts w:ascii="Times New Roman" w:hAnsi="Times New Roman"/>
+          <w:sz w:val="24"/>
+        </w:rPr>
+        <w:t>Aquí va la actividad operativa de la semana 7. [Completar con la tarea realizada en la empresa.]</w:t>
+      </w:r>
+    </w:p>
+    <w:p>
+      <w:pPr>
+        <w:spacing w:line="360" w:lineRule="auto"/>
+        <w:ind w:firstLine="709"/>
+        <w:jc w:val="both"/>
+      </w:pPr>
+      <w:r>
+        <w:rPr>
+          <w:rFonts w:ascii="Times New Roman" w:hAnsi="Times New Roman"/>
+          <w:sz w:val="24"/>
+        </w:rPr>
+        <w:t xml:space="preserve">2. </w:t>
+      </w:r>
+      <w:r>
+        <w:rPr>
+          <w:rFonts w:ascii="Times New Roman" w:hAnsi="Times New Roman"/>
+          <w:b/>
+          <w:sz w:val="24"/>
+        </w:rPr>
+        <w:t xml:space="preserve">Actividad de investigación: </w:t>
+      </w:r>
+      <w:r>
+        <w:rPr>
+          <w:rFonts w:ascii="Times New Roman" w:hAnsi="Times New Roman"/>
+          <w:sz w:val="24"/>
+        </w:rPr>
+        <w:t>Aquí va la actividad de investigación de la semana 7. [Completar con la tarea académica realizada.]</w:t>
+      </w:r>
+    </w:p>
+    <w:p>
+      <w:pPr>
+        <w:spacing w:before="480" w:after="480" w:line="360" w:lineRule="auto"/>
+        <w:jc w:val="left"/>
+      </w:pPr>
+      <w:r>
+        <w:rPr>
+          <w:rFonts w:ascii="Times New Roman" w:hAnsi="Times New Roman"/>
+          <w:b/>
+          <w:sz w:val="24"/>
+        </w:rPr>
+        <w:t>Semana 8</w:t>
+      </w:r>
+    </w:p>
+    <w:p>
+      <w:pPr>
+        <w:spacing w:line="360" w:lineRule="auto"/>
+        <w:ind w:firstLine="709"/>
+        <w:jc w:val="both"/>
+      </w:pPr>
+      <w:r>
+        <w:rPr>
+          <w:rFonts w:ascii="Times New Roman" w:hAnsi="Times New Roman"/>
+          <w:sz w:val="24"/>
+        </w:rPr>
+        <w:t xml:space="preserve">1. </w:t>
+      </w:r>
+      <w:r>
+        <w:rPr>
+          <w:rFonts w:ascii="Times New Roman" w:hAnsi="Times New Roman"/>
+          <w:b/>
+          <w:sz w:val="24"/>
+        </w:rPr>
+        <w:t xml:space="preserve">Actividad operativa: </w:t>
+      </w:r>
+      <w:r>
+        <w:rPr>
+          <w:rFonts w:ascii="Times New Roman" w:hAnsi="Times New Roman"/>
+          <w:sz w:val="24"/>
+        </w:rPr>
+        <w:t>Aquí va la actividad operativa de la semana 8. [Completar con la tarea realizada en la empresa.]</w:t>
+      </w:r>
+    </w:p>
+    <w:p>
+      <w:pPr>
+        <w:spacing w:line="360" w:lineRule="auto"/>
+        <w:ind w:firstLine="709"/>
+        <w:jc w:val="both"/>
+      </w:pPr>
+      <w:r>
+        <w:rPr>
+          <w:rFonts w:ascii="Times New Roman" w:hAnsi="Times New Roman"/>
+          <w:sz w:val="24"/>
+        </w:rPr>
+        <w:t xml:space="preserve">2. </w:t>
+      </w:r>
+      <w:r>
+        <w:rPr>
+          <w:rFonts w:ascii="Times New Roman" w:hAnsi="Times New Roman"/>
+          <w:b/>
+          <w:sz w:val="24"/>
+        </w:rPr>
+        <w:t xml:space="preserve">Actividad de investigación: </w:t>
+      </w:r>
+      <w:r>
+        <w:rPr>
+          <w:rFonts w:ascii="Times New Roman" w:hAnsi="Times New Roman"/>
+          <w:sz w:val="24"/>
+        </w:rPr>
+        <w:t>Aquí va la actividad de investigación de la semana 8. [Completar con la tarea académica realizada.]</w:t>
+      </w:r>
+    </w:p>
+    <w:p>
+      <w:pPr>
+        <w:spacing w:before="480" w:after="480" w:line="360" w:lineRule="auto"/>
+        <w:jc w:val="left"/>
+      </w:pPr>
+      <w:r>
+        <w:rPr>
+          <w:rFonts w:ascii="Times New Roman" w:hAnsi="Times New Roman"/>
+          <w:b/>
+          <w:sz w:val="24"/>
+        </w:rPr>
+        <w:t>Semana 9</w:t>
+      </w:r>
+    </w:p>
+    <w:p>
+      <w:pPr>
+        <w:spacing w:line="360" w:lineRule="auto"/>
+        <w:ind w:firstLine="709"/>
+        <w:jc w:val="both"/>
+      </w:pPr>
+      <w:r>
+        <w:rPr>
+          <w:rFonts w:ascii="Times New Roman" w:hAnsi="Times New Roman"/>
+          <w:sz w:val="24"/>
+        </w:rPr>
+        <w:t xml:space="preserve">1. </w:t>
+      </w:r>
+      <w:r>
+        <w:rPr>
+          <w:rFonts w:ascii="Times New Roman" w:hAnsi="Times New Roman"/>
+          <w:b/>
+          <w:sz w:val="24"/>
+        </w:rPr>
+        <w:t xml:space="preserve">Actividad operativa: </w:t>
+      </w:r>
+      <w:r>
+        <w:rPr>
+          <w:rFonts w:ascii="Times New Roman" w:hAnsi="Times New Roman"/>
+          <w:sz w:val="24"/>
+        </w:rPr>
+        <w:t>Aquí va la actividad operativa de la semana 9. [Completar con la tarea realizada en la empresa.]</w:t>
+      </w:r>
+    </w:p>
+    <w:p>
+      <w:pPr>
+        <w:spacing w:line="360" w:lineRule="auto"/>
+        <w:ind w:firstLine="709"/>
+        <w:jc w:val="both"/>
+      </w:pPr>
+      <w:r>
+        <w:rPr>
+          <w:rFonts w:ascii="Times New Roman" w:hAnsi="Times New Roman"/>
+          <w:sz w:val="24"/>
+        </w:rPr>
+        <w:t xml:space="preserve">2. </w:t>
+      </w:r>
+      <w:r>
+        <w:rPr>
+          <w:rFonts w:ascii="Times New Roman" w:hAnsi="Times New Roman"/>
+          <w:b/>
+          <w:sz w:val="24"/>
+        </w:rPr>
+        <w:t xml:space="preserve">Actividad de investigación: </w:t>
+      </w:r>
+      <w:r>
+        <w:rPr>
+          <w:rFonts w:ascii="Times New Roman" w:hAnsi="Times New Roman"/>
+          <w:sz w:val="24"/>
+        </w:rPr>
+        <w:t>Aquí va la actividad de investigación de la semana 9. [Completar con la tarea académica realizada.]</w:t>
+      </w:r>
+    </w:p>
+    <w:p>
+      <w:pPr>
+        <w:spacing w:before="480" w:after="480" w:line="360" w:lineRule="auto"/>
+        <w:jc w:val="left"/>
+      </w:pPr>
+      <w:r>
+        <w:rPr>
+          <w:rFonts w:ascii="Times New Roman" w:hAnsi="Times New Roman"/>
+          <w:b/>
+          <w:sz w:val="24"/>
+        </w:rPr>
+        <w:t>Semana 10</w:t>
+      </w:r>
+    </w:p>
+    <w:p>
+      <w:pPr>
+        <w:spacing w:line="360" w:lineRule="auto"/>
+        <w:ind w:firstLine="709"/>
+        <w:jc w:val="both"/>
+      </w:pPr>
+      <w:r>
+        <w:rPr>
+          <w:rFonts w:ascii="Times New Roman" w:hAnsi="Times New Roman"/>
+          <w:sz w:val="24"/>
+        </w:rPr>
+        <w:t xml:space="preserve">1. </w:t>
+      </w:r>
+      <w:r>
+        <w:rPr>
+          <w:rFonts w:ascii="Times New Roman" w:hAnsi="Times New Roman"/>
+          <w:b/>
+          <w:sz w:val="24"/>
+        </w:rPr>
+        <w:t xml:space="preserve">Actividad operativa: </w:t>
+      </w:r>
+      <w:r>
+        <w:rPr>
+          <w:rFonts w:ascii="Times New Roman" w:hAnsi="Times New Roman"/>
+          <w:sz w:val="24"/>
+        </w:rPr>
+        <w:t>Aquí va la actividad operativa de la semana 10. [Completar con la tarea realizada en la empresa.]</w:t>
+      </w:r>
+    </w:p>
+    <w:p>
+      <w:pPr>
+        <w:spacing w:line="360" w:lineRule="auto"/>
+        <w:ind w:firstLine="709"/>
+        <w:jc w:val="both"/>
+      </w:pPr>
+      <w:r>
+        <w:rPr>
+          <w:rFonts w:ascii="Times New Roman" w:hAnsi="Times New Roman"/>
+          <w:sz w:val="24"/>
+        </w:rPr>
+        <w:t xml:space="preserve">2. </w:t>
+      </w:r>
+      <w:r>
+        <w:rPr>
+          <w:rFonts w:ascii="Times New Roman" w:hAnsi="Times New Roman"/>
+          <w:b/>
+          <w:sz w:val="24"/>
+        </w:rPr>
+        <w:t xml:space="preserve">Actividad de investigación: </w:t>
+      </w:r>
+      <w:r>
+        <w:rPr>
+          <w:rFonts w:ascii="Times New Roman" w:hAnsi="Times New Roman"/>
+          <w:sz w:val="24"/>
+        </w:rPr>
+        <w:t>Aquí va la actividad de investigación de la semana 10. [Completar con la tarea académica realizada.]</w:t>
+      </w:r>
+    </w:p>
+    <w:p>
+      <w:pPr>
+        <w:sectPr>
+          <w:footerReference w:type="default" r:id="rId37"/>
+          <w:type w:val="continuous"/>
+          <w:pgSz w:w="12240" w:h="15840"/>
+          <w:pgMar w:top="1701" w:right="1701" w:bottom="1701" w:left="2268" w:header="720" w:footer="720" w:gutter="0"/>
+          <w:cols w:space="720"/>
+          <w:titlePg/>
+          <w:docGrid w:linePitch="360"/>
+        </w:sectPr>
+      </w:pPr>
+    </w:p>
+    <w:p>
+      <w:pPr>
+        <w:spacing w:after="480"/>
+        <w:jc w:val="center"/>
+      </w:pPr>
+      <w:r>
+        <w:rPr>
+          <w:rFonts w:ascii="Times New Roman" w:hAnsi="Times New Roman"/>
+          <w:b/>
+          <w:sz w:val="24"/>
+        </w:rPr>
+        <w:t>CAPÍTULO V</w:t>
+      </w:r>
+    </w:p>
+    <w:p>
+      <w:bookmarkStart w:id="bm_cap5" w:name="bm_cap5"/>
+      <w:pPr>
+        <w:spacing w:before="480"/>
+        <w:jc w:val="center"/>
+      </w:pPr>
+      <w:r>
+        <w:rPr>
+          <w:rFonts w:ascii="Times New Roman" w:hAnsi="Times New Roman"/>
+          <w:b/>
+          <w:sz w:val="24"/>
+        </w:rPr>
+        <w:t>CONCLUSIONES Y RECOMENDACIONES</w:t>
+      </w:r>
+      <w:bookmarkEnd w:id="bm_cap5"/>
+    </w:p>
+    <w:p>
+      <w:pPr>
+        <w:sectPr>
+          <w:footerReference w:type="default" r:id="rId38"/>
+          <w:pgSz w:w="12240" w:h="15840"/>
+          <w:pgMar w:top="2835" w:right="1701" w:bottom="1701" w:left="2268" w:header="720" w:footer="720" w:gutter="0"/>
+          <w:cols w:space="720"/>
+          <w:titlePg/>
+          <w:docGrid w:linePitch="360"/>
+        </w:sectPr>
+      </w:pPr>
+    </w:p>
+    <w:p>
+      <w:bookmarkStart w:id="bm_cap5_concl" w:name="bm_cap5_concl"/>
+      <w:pPr>
+        <w:spacing w:before="480" w:after="480" w:line="360" w:lineRule="auto"/>
+        <w:jc w:val="left"/>
+      </w:pPr>
+      <w:r>
+        <w:rPr>
+          <w:rFonts w:ascii="Times New Roman" w:hAnsi="Times New Roman"/>
+          <w:b/>
+          <w:sz w:val="24"/>
+        </w:rPr>
+        <w:t>Conclusiones</w:t>
+      </w:r>
+      <w:bookmarkEnd w:id="bm_cap5_concl"/>
     </w:p>
     <w:p>
       <w:pPr>
@@ -6157,7 +7165,7 @@
           <w:rFonts w:ascii="Times New Roman" w:hAnsi="Times New Roman"/>
           <w:sz w:val="24"/>
         </w:rPr>
-        <w:t>Semana 1: Inducción institucional y reconocimiento del área de trabajo.</w:t>
+        <w:t>Aquí va la conclusión correspondiente al primer objetivo específico. [Completar con el logro alcanzado.]</w:t>
       </w:r>
     </w:p>
     <w:p>
@@ -6178,7 +7186,7 @@
           <w:rFonts w:ascii="Times New Roman" w:hAnsi="Times New Roman"/>
           <w:sz w:val="24"/>
         </w:rPr>
-        <w:t>Semana 2: Levantamiento de información sobre procesos administrativos.</w:t>
+        <w:t>Aquí va la conclusión correspondiente al segundo objetivo específico. [Completar con el logro alcanzado.]</w:t>
       </w:r>
     </w:p>
     <w:p>
@@ -6199,7 +7207,7 @@
           <w:rFonts w:ascii="Times New Roman" w:hAnsi="Times New Roman"/>
           <w:sz w:val="24"/>
         </w:rPr>
-        <w:t>Semana 3: Observación y análisis del proceso de solicitudes de servicio.</w:t>
+        <w:t>Aquí va la conclusión correspondiente al tercer objetivo específico. [Completar con el logro alcanzado.]</w:t>
       </w:r>
     </w:p>
     <w:p>
@@ -6220,152 +7228,14 @@
           <w:rFonts w:ascii="Times New Roman" w:hAnsi="Times New Roman"/>
           <w:sz w:val="24"/>
         </w:rPr>
-        <w:t>Semana 4: Diseño y aplicación de instrumentos de recolección de datos.</w:t>
+        <w:t>Aquí va la conclusión correspondiente al cuarto objetivo específico. [Completar con el logro alcanzado.]</w:t>
       </w:r>
     </w:p>
     <w:p>
-      <w:pPr>
-        <w:spacing w:line="360" w:lineRule="auto"/>
-        <w:ind w:firstLine="709"/>
-        <w:jc w:val="both"/>
-      </w:pPr>
-      <w:r>
-        <w:rPr>
-          <w:rFonts w:ascii="Times New Roman" w:hAnsi="Times New Roman"/>
-          <w:sz w:val="24"/>
-        </w:rPr>
-        <w:t xml:space="preserve">5. </w:t>
-      </w:r>
-      <w:r>
-        <w:rPr>
-          <w:rFonts w:ascii="Times New Roman" w:hAnsi="Times New Roman"/>
-          <w:sz w:val="24"/>
-        </w:rPr>
-        <w:t>Semana 5: Diagnóstico de la situación problemática.</w:t>
-      </w:r>
-    </w:p>
-    <w:p>
-      <w:pPr>
-        <w:spacing w:line="360" w:lineRule="auto"/>
-        <w:ind w:firstLine="709"/>
-        <w:jc w:val="both"/>
-      </w:pPr>
-      <w:r>
-        <w:rPr>
-          <w:rFonts w:ascii="Times New Roman" w:hAnsi="Times New Roman"/>
-          <w:sz w:val="24"/>
-        </w:rPr>
-        <w:t xml:space="preserve">6. </w:t>
-      </w:r>
-      <w:r>
-        <w:rPr>
-          <w:rFonts w:ascii="Times New Roman" w:hAnsi="Times New Roman"/>
-          <w:sz w:val="24"/>
-        </w:rPr>
-        <w:t>Semana 6: Revisión y elaboración del Marco Teórico.</w:t>
-      </w:r>
-    </w:p>
-    <w:p>
-      <w:pPr>
-        <w:spacing w:line="360" w:lineRule="auto"/>
-        <w:ind w:firstLine="709"/>
-        <w:jc w:val="both"/>
-      </w:pPr>
-      <w:r>
-        <w:rPr>
-          <w:rFonts w:ascii="Times New Roman" w:hAnsi="Times New Roman"/>
-          <w:sz w:val="24"/>
-        </w:rPr>
-        <w:t xml:space="preserve">7. </w:t>
-      </w:r>
-      <w:r>
-        <w:rPr>
-          <w:rFonts w:ascii="Times New Roman" w:hAnsi="Times New Roman"/>
-          <w:sz w:val="24"/>
-        </w:rPr>
-        <w:t>Semana 7: Ejecución de actividades asignadas en el área administrativa.</w:t>
-      </w:r>
-    </w:p>
-    <w:p>
-      <w:pPr>
-        <w:spacing w:line="360" w:lineRule="auto"/>
-        <w:ind w:firstLine="709"/>
-        <w:jc w:val="both"/>
-      </w:pPr>
-      <w:r>
-        <w:rPr>
-          <w:rFonts w:ascii="Times New Roman" w:hAnsi="Times New Roman"/>
-          <w:sz w:val="24"/>
-        </w:rPr>
-        <w:t xml:space="preserve">8. </w:t>
-      </w:r>
-      <w:r>
-        <w:rPr>
-          <w:rFonts w:ascii="Times New Roman" w:hAnsi="Times New Roman"/>
-          <w:sz w:val="24"/>
-        </w:rPr>
-        <w:t>Semana 8: Registro semanal de actividades realizadas.</w:t>
-      </w:r>
-    </w:p>
-    <w:p>
-      <w:pPr>
-        <w:spacing w:line="360" w:lineRule="auto"/>
-        <w:ind w:firstLine="709"/>
-        <w:jc w:val="both"/>
-      </w:pPr>
-      <w:r>
-        <w:rPr>
-          <w:rFonts w:ascii="Times New Roman" w:hAnsi="Times New Roman"/>
-          <w:sz w:val="24"/>
-        </w:rPr>
-        <w:t xml:space="preserve">9. </w:t>
-      </w:r>
-      <w:r>
-        <w:rPr>
-          <w:rFonts w:ascii="Times New Roman" w:hAnsi="Times New Roman"/>
-          <w:sz w:val="24"/>
-        </w:rPr>
-        <w:t>Semana 9: Redacción de conclusiones y recomendaciones.</w:t>
-      </w:r>
-    </w:p>
-    <w:p>
-      <w:pPr>
-        <w:spacing w:line="360" w:lineRule="auto"/>
-        <w:ind w:firstLine="709"/>
-        <w:jc w:val="both"/>
-      </w:pPr>
-      <w:r>
-        <w:rPr>
-          <w:rFonts w:ascii="Times New Roman" w:hAnsi="Times New Roman"/>
-          <w:sz w:val="24"/>
-        </w:rPr>
-        <w:t xml:space="preserve">10. </w:t>
-      </w:r>
-      <w:r>
-        <w:rPr>
-          <w:rFonts w:ascii="Times New Roman" w:hAnsi="Times New Roman"/>
-          <w:sz w:val="24"/>
-        </w:rPr>
-        <w:t>Semana 10: Revisión final y presentación del informe.</w:t>
-      </w:r>
-    </w:p>
-    <w:p>
-      <w:pPr>
-        <w:sectPr>
-          <w:footerReference w:type="default" r:id="rId33"/>
-          <w:type w:val="continuous"/>
-          <w:pgSz w:w="12240" w:h="15840"/>
-          <w:pgMar w:top="1701" w:right="1701" w:bottom="1701" w:left="2268" w:header="720" w:footer="720" w:gutter="0"/>
-          <w:cols w:space="720"/>
-          <w:titlePg/>
-          <w:docGrid w:linePitch="360"/>
-        </w:sectPr>
-      </w:pPr>
-    </w:p>
-    <w:p>
-      <w:pPr>
-        <w:spacing w:after="480"/>
-        <w:jc w:val="center"/>
+      <w:bookmarkStart w:id="bm_cap5_recom" w:name="bm_cap5_recom"/>
+      <w:pPr>
+        <w:spacing w:before="480" w:after="480" w:line="360" w:lineRule="auto"/>
+        <w:jc w:val="left"/>
       </w:pPr>
       <w:r>
         <w:rPr>
@@ -6373,52 +7243,9 @@
           <w:b/>
           <w:sz w:val="24"/>
         </w:rPr>
-        <w:t>CAPÍTULO V</w:t>
+        <w:t>Recomendaciones</w:t>
       </w:r>
-    </w:p>
-    <w:p>
-      <w:bookmarkStart w:id="bm_cap5" w:name="bm_cap5"/>
-      <w:pPr>
-        <w:spacing w:before="480"/>
-        <w:jc w:val="center"/>
-      </w:pPr>
-      <w:r>
-        <w:rPr>
-          <w:rFonts w:ascii="Times New Roman" w:hAnsi="Times New Roman"/>
-          <w:b/>
-          <w:sz w:val="24"/>
-        </w:rPr>
-        <w:t>CONCLUSIONES Y RECOMENDACIONES</w:t>
-      </w:r>
-      <w:bookmarkEnd w:id="bm_cap5"/>
-    </w:p>
-    <w:p>
-      <w:pPr>
-        <w:sectPr>
-          <w:footerReference w:type="default" r:id="rId34"/>
-          <w:pgSz w:w="12240" w:h="15840"/>
-          <w:pgMar w:top="2835" w:right="1701" w:bottom="1701" w:left="2268" w:header="720" w:footer="720" w:gutter="0"/>
-          <w:cols w:space="720"/>
-          <w:titlePg/>
-          <w:docGrid w:linePitch="360"/>
-        </w:sectPr>
-      </w:pPr>
-    </w:p>
-    <w:p>
-      <w:bookmarkStart w:id="bm_cap5_concl" w:name="bm_cap5_concl"/>
-      <w:pPr>
-        <w:spacing w:before="480" w:after="480" w:line="360" w:lineRule="auto"/>
-        <w:jc w:val="left"/>
-      </w:pPr>
-      <w:r>
-        <w:rPr>
-          <w:rFonts w:ascii="Times New Roman" w:hAnsi="Times New Roman"/>
-          <w:b/>
-          <w:sz w:val="24"/>
-        </w:rPr>
-        <w:t>Conclusiones</w:t>
-      </w:r>
-      <w:bookmarkEnd w:id="bm_cap5_concl"/>
+      <w:bookmarkEnd w:id="bm_cap5_recom"/>
     </w:p>
     <w:p>
       <w:pPr>
@@ -6438,7 +7265,7 @@
           <w:rFonts w:ascii="Times New Roman" w:hAnsi="Times New Roman"/>
           <w:sz w:val="24"/>
         </w:rPr>
-        <w:t>Se logró evaluar el control administrativo aplicado a la gestión de solicitudes de servicios, identificando las debilidades del proceso.</w:t>
+        <w:t>Aquí va la primera recomendación. [Completar con la acción sugerida.]</w:t>
       </w:r>
     </w:p>
     <w:p>
@@ -6459,24 +7286,8 @@
           <w:rFonts w:ascii="Times New Roman" w:hAnsi="Times New Roman"/>
           <w:sz w:val="24"/>
         </w:rPr>
-        <w:t>La propuesta de mejora contribuye a optimizar la atención al suscriptor y fortalecer los procesos internos del Departamento de Administración.</w:t>
+        <w:t>Aquí va la segunda recomendación. [Completar con la acción sugerida.]</w:t>
       </w:r>
-    </w:p>
-    <w:p>
-      <w:bookmarkStart w:id="bm_cap5_recom" w:name="bm_cap5_recom"/>
-      <w:pPr>
-        <w:spacing w:before="480" w:after="480" w:line="360" w:lineRule="auto"/>
-        <w:jc w:val="left"/>
-      </w:pPr>
-      <w:r>
-        <w:rPr>
-          <w:rFonts w:ascii="Times New Roman" w:hAnsi="Times New Roman"/>
-          <w:b/>
-          <w:sz w:val="24"/>
-        </w:rPr>
-        <w:t>Recomendaciones</w:t>
-      </w:r>
-      <w:bookmarkEnd w:id="bm_cap5_recom"/>
     </w:p>
     <w:p>
       <w:pPr>
@@ -6489,14 +7300,14 @@
           <w:rFonts w:ascii="Times New Roman" w:hAnsi="Times New Roman"/>
           <w:sz w:val="24"/>
         </w:rPr>
-        <w:t xml:space="preserve">1. </w:t>
+        <w:t xml:space="preserve">3. </w:t>
       </w:r>
       <w:r>
         <w:rPr>
           <w:rFonts w:ascii="Times New Roman" w:hAnsi="Times New Roman"/>
           <w:sz w:val="24"/>
         </w:rPr>
-        <w:t>Implementar un sistema de seguimiento unificado para las solicitudes de servicio que permita la trazabilidad en tiempo real.</w:t>
+        <w:t>Aquí va la tercera recomendación. [Completar con la acción sugerida.]</w:t>
       </w:r>
     </w:p>
     <w:p>
@@ -6510,20 +7321,20 @@
           <w:rFonts w:ascii="Times New Roman" w:hAnsi="Times New Roman"/>
           <w:sz w:val="24"/>
         </w:rPr>
-        <w:t xml:space="preserve">2. </w:t>
+        <w:t xml:space="preserve">4. </w:t>
       </w:r>
       <w:r>
         <w:rPr>
           <w:rFonts w:ascii="Times New Roman" w:hAnsi="Times New Roman"/>
           <w:sz w:val="24"/>
         </w:rPr>
-        <w:t>Estandarizar los registros y procedimientos administrativos para la gestión de solicitudes de instalación y atención de incidencias.</w:t>
+        <w:t>Aquí va la cuarta recomendación. [Completar con la acción sugerida.]</w:t>
       </w:r>
     </w:p>
     <w:p>
       <w:pPr>
         <w:sectPr>
-          <w:footerReference w:type="default" r:id="rId35"/>
+          <w:footerReference w:type="default" r:id="rId39"/>
           <w:type w:val="continuous"/>
           <w:pgSz w:w="12240" w:h="15840"/>
           <w:pgMar w:top="1701" w:right="1701" w:bottom="1701" w:left="2268" w:header="720" w:footer="720" w:gutter="0"/>
@@ -6552,7 +7363,7 @@
     <w:p>
       <w:pPr>
         <w:sectPr>
-          <w:footerReference w:type="default" r:id="rId36"/>
+          <w:footerReference w:type="default" r:id="rId40"/>
           <w:pgSz w:w="12240" w:h="15840"/>
           <w:pgMar w:top="2835" w:right="1701" w:bottom="1701" w:left="2268" w:header="720" w:footer="720" w:gutter="0"/>
           <w:cols w:space="720"/>
@@ -6577,13 +7388,41 @@
           <w:rFonts w:ascii="Times New Roman" w:hAnsi="Times New Roman"/>
           <w:sz w:val="24"/>
         </w:rPr>
-        <w:t>Asamblea Nacional. (1999). Constitución de la República Bolivariana de Venezuela. Caracas, La Torre.</w:t>
+        <w:t>Aquí va la primera referencia bibliográfica en formato APA. [Completar con autor, año, título, editorial y ciudad.]</w:t>
       </w:r>
     </w:p>
     <w:p>
       <w:pPr>
+        <w:spacing w:line="240" w:lineRule="auto" w:after="480" w:before="0"/>
+        <w:ind w:left="425" w:hanging="425"/>
+        <w:jc w:val="both"/>
+      </w:pPr>
+      <w:r>
+        <w:rPr>
+          <w:rFonts w:ascii="Times New Roman" w:hAnsi="Times New Roman"/>
+          <w:sz w:val="24"/>
+        </w:rPr>
+        <w:t>Aquí va la segunda referencia bibliográfica en formato APA. [Completar con autor, año, título, editorial y ciudad.]</w:t>
+      </w:r>
+    </w:p>
+    <w:p>
+      <w:pPr>
+        <w:spacing w:line="240" w:lineRule="auto" w:after="480" w:before="0"/>
+        <w:ind w:left="425" w:hanging="425"/>
+        <w:jc w:val="both"/>
+      </w:pPr>
+      <w:r>
+        <w:rPr>
+          <w:rFonts w:ascii="Times New Roman" w:hAnsi="Times New Roman"/>
+          <w:sz w:val="24"/>
+        </w:rPr>
+        <w:t>Aquí va la tercera referencia bibliográfica en formato APA. [Completar con autor, año, título, editorial y ciudad.]</w:t>
+      </w:r>
+    </w:p>
+    <w:p>
+      <w:pPr>
         <w:sectPr>
-          <w:footerReference w:type="default" r:id="rId37"/>
+          <w:footerReference w:type="default" r:id="rId41"/>
           <w:type w:val="continuous"/>
           <w:pgSz w:w="12240" w:h="15840"/>
           <w:pgMar w:top="1701" w:right="1701" w:bottom="1701" w:left="2268" w:header="720" w:footer="720" w:gutter="0"/>
@@ -6612,7 +7451,7 @@
     <w:p>
       <w:pPr>
         <w:sectPr>
-          <w:footerReference w:type="default" r:id="rId38"/>
+          <w:footerReference w:type="default" r:id="rId42"/>
           <w:pgSz w:w="12240" w:h="15840"/>
           <w:pgMar w:top="2835" w:right="1701" w:bottom="1701" w:left="2268" w:header="720" w:footer="720" w:gutter="0"/>
           <w:cols w:space="720"/>
@@ -6648,7 +7487,7 @@
           <w:b/>
           <w:sz w:val="24"/>
         </w:rPr>
-        <w:t>[Definición de Términos Básicos]</w:t>
+        <w:t>[Aquí va la descripción del Anexo A]</w:t>
       </w:r>
     </w:p>
     <w:p>
@@ -6667,7 +7506,7 @@
     <w:p>
       <w:pPr>
         <w:sectPr>
-          <w:footerReference w:type="default" r:id="rId39"/>
+          <w:footerReference w:type="default" r:id="rId43"/>
           <w:pgSz w:w="12240" w:h="15840"/>
           <w:pgMar w:top="2835" w:right="1701" w:bottom="1701" w:left="2268" w:header="720" w:footer="720" w:gutter="0"/>
           <w:cols w:space="720"/>
@@ -6703,7 +7542,7 @@
           <w:b/>
           <w:sz w:val="24"/>
         </w:rPr>
-        <w:t>[Planes de Trabajo]</w:t>
+        <w:t>[Aquí va la descripción del Anexo B]</w:t>
       </w:r>
     </w:p>
     <w:p>
@@ -6722,7 +7561,7 @@
     <w:p>
       <w:pPr>
         <w:sectPr>
-          <w:footerReference w:type="default" r:id="rId40"/>
+          <w:footerReference w:type="default" r:id="rId44"/>
           <w:pgSz w:w="12240" w:h="15840"/>
           <w:pgMar w:top="2835" w:right="1701" w:bottom="1701" w:left="2268" w:header="720" w:footer="720" w:gutter="0"/>
           <w:cols w:space="720"/>
@@ -6758,7 +7597,7 @@
           <w:b/>
           <w:sz w:val="24"/>
         </w:rPr>
-        <w:t>[Memoria Fotográfica]</w:t>
+        <w:t>[Aquí va la descripción del Anexo C]</w:t>
       </w:r>
     </w:p>
     <w:p>
@@ -6775,7 +7614,7 @@
       </w:r>
     </w:p>
     <w:sectPr>
-      <w:footerReference w:type="default" r:id="rId41"/>
+      <w:footerReference w:type="default" r:id="rId45"/>
       <w:pgSz w:w="12240" w:h="15840"/>
       <w:pgMar w:top="2835" w:right="1701" w:bottom="1701" w:left="2268" w:header="720" w:footer="720" w:gutter="0"/>
       <w:cols w:space="720"/>
@@ -6914,7 +7753,7 @@
         <w:sz w:val="24"/>
       </w:rPr>
       <w:fldChar w:fldCharType="begin"/>
-      <w:instrText xml:space="preserve"> PAGE </w:instrText>
+      <w:instrText xml:space="preserve"> PAGE \* roman </w:instrText>
       <w:fldChar w:fldCharType="separate"/>
       <w:fldChar w:fldCharType="end"/>
     </w:r>
@@ -6935,7 +7774,7 @@
         <w:sz w:val="24"/>
       </w:rPr>
       <w:fldChar w:fldCharType="begin"/>
-      <w:instrText xml:space="preserve"> PAGE </w:instrText>
+      <w:instrText xml:space="preserve"> PAGE \* roman </w:instrText>
       <w:fldChar w:fldCharType="separate"/>
       <w:fldChar w:fldCharType="end"/>
     </w:r>
@@ -6956,7 +7795,7 @@
         <w:sz w:val="24"/>
       </w:rPr>
       <w:fldChar w:fldCharType="begin"/>
-      <w:instrText xml:space="preserve"> PAGE </w:instrText>
+      <w:instrText xml:space="preserve"> PAGE \* roman </w:instrText>
       <w:fldChar w:fldCharType="separate"/>
       <w:fldChar w:fldCharType="end"/>
     </w:r>
@@ -6977,7 +7816,7 @@
         <w:sz w:val="24"/>
       </w:rPr>
       <w:fldChar w:fldCharType="begin"/>
-      <w:instrText xml:space="preserve"> PAGE </w:instrText>
+      <w:instrText xml:space="preserve"> PAGE \* roman </w:instrText>
       <w:fldChar w:fldCharType="separate"/>
       <w:fldChar w:fldCharType="end"/>
     </w:r>
@@ -7248,6 +8087,90 @@
 </file>
 
 <file path=word/footer30.xml><?xml version="1.0" encoding="utf-8"?>
+<w:ftr xmlns:m="http://schemas.openxmlformats.org/officeDocument/2006/math" xmlns:mc="http://schemas.openxmlformats.org/markup-compatibility/2006" xmlns:mo="http://schemas.microsoft.com/office/mac/office/2008/main" xmlns:mv="urn:schemas-microsoft-com:mac:vml" xmlns:o="urn:schemas-microsoft-com:office:office" xmlns:r="http://schemas.openxmlformats.org/officeDocument/2006/relationships" xmlns:v="urn:schemas-microsoft-com:vml" xmlns:w10="urn:schemas-microsoft-com:office:word" xmlns:w14="http://schemas.microsoft.com/office/word/2010/wordml" xmlns:w="http://schemas.openxmlformats.org/wordprocessingml/2006/main" xmlns:wne="http://schemas.microsoft.com/office/word/2006/wordml" xmlns:wp14="http://schemas.microsoft.com/office/word/2010/wordprocessingDrawing" xmlns:wp="http://schemas.openxmlformats.org/drawingml/2006/wordprocessingDrawing" xmlns:wpc="http://schemas.microsoft.com/office/word/2010/wordprocessingCanvas" xmlns:wpg="http://schemas.microsoft.com/office/word/2010/wordprocessingGroup" xmlns:wpi="http://schemas.microsoft.com/office/word/2010/wordprocessingInk" xmlns:wps="http://schemas.microsoft.com/office/word/2010/wordprocessingShape" mc:Ignorable="w14 wp14">
+  <w:p>
+    <w:pPr>
+      <w:pStyle w:val="Footer"/>
+      <w:jc w:val="center"/>
+    </w:pPr>
+    <w:r>
+      <w:rPr>
+        <w:rFonts w:ascii="Times New Roman" w:hAnsi="Times New Roman"/>
+        <w:sz w:val="24"/>
+      </w:rPr>
+      <w:fldChar w:fldCharType="begin"/>
+      <w:instrText xml:space="preserve"> PAGE </w:instrText>
+      <w:fldChar w:fldCharType="separate"/>
+      <w:fldChar w:fldCharType="end"/>
+    </w:r>
+  </w:p>
+</w:ftr>
+</file>
+
+<file path=word/footer31.xml><?xml version="1.0" encoding="utf-8"?>
+<w:ftr xmlns:m="http://schemas.openxmlformats.org/officeDocument/2006/math" xmlns:mc="http://schemas.openxmlformats.org/markup-compatibility/2006" xmlns:mo="http://schemas.microsoft.com/office/mac/office/2008/main" xmlns:mv="urn:schemas-microsoft-com:mac:vml" xmlns:o="urn:schemas-microsoft-com:office:office" xmlns:r="http://schemas.openxmlformats.org/officeDocument/2006/relationships" xmlns:v="urn:schemas-microsoft-com:vml" xmlns:w10="urn:schemas-microsoft-com:office:word" xmlns:w14="http://schemas.microsoft.com/office/word/2010/wordml" xmlns:w="http://schemas.openxmlformats.org/wordprocessingml/2006/main" xmlns:wne="http://schemas.microsoft.com/office/word/2006/wordml" xmlns:wp14="http://schemas.microsoft.com/office/word/2010/wordprocessingDrawing" xmlns:wp="http://schemas.openxmlformats.org/drawingml/2006/wordprocessingDrawing" xmlns:wpc="http://schemas.microsoft.com/office/word/2010/wordprocessingCanvas" xmlns:wpg="http://schemas.microsoft.com/office/word/2010/wordprocessingGroup" xmlns:wpi="http://schemas.microsoft.com/office/word/2010/wordprocessingInk" xmlns:wps="http://schemas.microsoft.com/office/word/2010/wordprocessingShape" mc:Ignorable="w14 wp14">
+  <w:p>
+    <w:pPr>
+      <w:pStyle w:val="Footer"/>
+      <w:jc w:val="center"/>
+    </w:pPr>
+    <w:r>
+      <w:rPr>
+        <w:rFonts w:ascii="Times New Roman" w:hAnsi="Times New Roman"/>
+        <w:sz w:val="24"/>
+      </w:rPr>
+      <w:fldChar w:fldCharType="begin"/>
+      <w:instrText xml:space="preserve"> PAGE </w:instrText>
+      <w:fldChar w:fldCharType="separate"/>
+      <w:fldChar w:fldCharType="end"/>
+    </w:r>
+  </w:p>
+</w:ftr>
+</file>
+
+<file path=word/footer32.xml><?xml version="1.0" encoding="utf-8"?>
+<w:ftr xmlns:m="http://schemas.openxmlformats.org/officeDocument/2006/math" xmlns:mc="http://schemas.openxmlformats.org/markup-compatibility/2006" xmlns:mo="http://schemas.microsoft.com/office/mac/office/2008/main" xmlns:mv="urn:schemas-microsoft-com:mac:vml" xmlns:o="urn:schemas-microsoft-com:office:office" xmlns:r="http://schemas.openxmlformats.org/officeDocument/2006/relationships" xmlns:v="urn:schemas-microsoft-com:vml" xmlns:w10="urn:schemas-microsoft-com:office:word" xmlns:w14="http://schemas.microsoft.com/office/word/2010/wordml" xmlns:w="http://schemas.openxmlformats.org/wordprocessingml/2006/main" xmlns:wne="http://schemas.microsoft.com/office/word/2006/wordml" xmlns:wp14="http://schemas.microsoft.com/office/word/2010/wordprocessingDrawing" xmlns:wp="http://schemas.openxmlformats.org/drawingml/2006/wordprocessingDrawing" xmlns:wpc="http://schemas.microsoft.com/office/word/2010/wordprocessingCanvas" xmlns:wpg="http://schemas.microsoft.com/office/word/2010/wordprocessingGroup" xmlns:wpi="http://schemas.microsoft.com/office/word/2010/wordprocessingInk" xmlns:wps="http://schemas.microsoft.com/office/word/2010/wordprocessingShape" mc:Ignorable="w14 wp14">
+  <w:p>
+    <w:pPr>
+      <w:pStyle w:val="Footer"/>
+      <w:jc w:val="center"/>
+    </w:pPr>
+    <w:r>
+      <w:rPr>
+        <w:rFonts w:ascii="Times New Roman" w:hAnsi="Times New Roman"/>
+        <w:sz w:val="24"/>
+      </w:rPr>
+      <w:fldChar w:fldCharType="begin"/>
+      <w:instrText xml:space="preserve"> PAGE </w:instrText>
+      <w:fldChar w:fldCharType="separate"/>
+      <w:fldChar w:fldCharType="end"/>
+    </w:r>
+  </w:p>
+</w:ftr>
+</file>
+
+<file path=word/footer33.xml><?xml version="1.0" encoding="utf-8"?>
+<w:ftr xmlns:m="http://schemas.openxmlformats.org/officeDocument/2006/math" xmlns:mc="http://schemas.openxmlformats.org/markup-compatibility/2006" xmlns:mo="http://schemas.microsoft.com/office/mac/office/2008/main" xmlns:mv="urn:schemas-microsoft-com:mac:vml" xmlns:o="urn:schemas-microsoft-com:office:office" xmlns:r="http://schemas.openxmlformats.org/officeDocument/2006/relationships" xmlns:v="urn:schemas-microsoft-com:vml" xmlns:w10="urn:schemas-microsoft-com:office:word" xmlns:w14="http://schemas.microsoft.com/office/word/2010/wordml" xmlns:w="http://schemas.openxmlformats.org/wordprocessingml/2006/main" xmlns:wne="http://schemas.microsoft.com/office/word/2006/wordml" xmlns:wp14="http://schemas.microsoft.com/office/word/2010/wordprocessingDrawing" xmlns:wp="http://schemas.openxmlformats.org/drawingml/2006/wordprocessingDrawing" xmlns:wpc="http://schemas.microsoft.com/office/word/2010/wordprocessingCanvas" xmlns:wpg="http://schemas.microsoft.com/office/word/2010/wordprocessingGroup" xmlns:wpi="http://schemas.microsoft.com/office/word/2010/wordprocessingInk" xmlns:wps="http://schemas.microsoft.com/office/word/2010/wordprocessingShape" mc:Ignorable="w14 wp14">
+  <w:p>
+    <w:pPr>
+      <w:pStyle w:val="Footer"/>
+      <w:jc w:val="center"/>
+    </w:pPr>
+    <w:r>
+      <w:rPr>
+        <w:rFonts w:ascii="Times New Roman" w:hAnsi="Times New Roman"/>
+        <w:sz w:val="24"/>
+      </w:rPr>
+      <w:fldChar w:fldCharType="begin"/>
+      <w:instrText xml:space="preserve"> PAGE </w:instrText>
+      <w:fldChar w:fldCharType="separate"/>
+      <w:fldChar w:fldCharType="end"/>
+    </w:r>
+  </w:p>
+</w:ftr>
+</file>
+
+<file path=word/footer34.xml><?xml version="1.0" encoding="utf-8"?>
 <w:ftr xmlns:m="http://schemas.openxmlformats.org/officeDocument/2006/math" xmlns:mc="http://schemas.openxmlformats.org/markup-compatibility/2006" xmlns:mo="http://schemas.microsoft.com/office/mac/office/2008/main" xmlns:mv="urn:schemas-microsoft-com:mac:vml" xmlns:o="urn:schemas-microsoft-com:office:office" xmlns:r="http://schemas.openxmlformats.org/officeDocument/2006/relationships" xmlns:v="urn:schemas-microsoft-com:vml" xmlns:w10="urn:schemas-microsoft-com:office:word" xmlns:w14="http://schemas.microsoft.com/office/word/2010/wordml" xmlns:w="http://schemas.openxmlformats.org/wordprocessingml/2006/main" xmlns:wne="http://schemas.microsoft.com/office/word/2006/wordml" xmlns:wp14="http://schemas.microsoft.com/office/word/2010/wordprocessingDrawing" xmlns:wp="http://schemas.openxmlformats.org/drawingml/2006/wordprocessingDrawing" xmlns:wpc="http://schemas.microsoft.com/office/word/2010/wordprocessingCanvas" xmlns:wpg="http://schemas.microsoft.com/office/word/2010/wordprocessingGroup" xmlns:wpi="http://schemas.microsoft.com/office/word/2010/wordprocessingInk" xmlns:wps="http://schemas.microsoft.com/office/word/2010/wordprocessingShape" mc:Ignorable="w14 wp14">
   <w:p>
     <w:pPr>

--- a/amaal/reportes/Informe_Pasantia_IUTECP.docx
+++ b/amaal/reportes/Informe_Pasantia_IUTECP.docx
@@ -87,54 +87,11 @@
           <w:sz w:val="24"/>
         </w:rPr>
         <w:t>C.I.: 31.985.792</w:t>
-        <w:br/>
-      </w:r>
-      <w:r>
-        <w:rPr>
-          <w:rFonts w:ascii="Times New Roman" w:hAnsi="Times New Roman"/>
-          <w:b/>
-          <w:sz w:val="24"/>
-        </w:rPr>
-        <w:br/>
-      </w:r>
-      <w:r>
-        <w:rPr>
-          <w:rFonts w:ascii="Times New Roman" w:hAnsi="Times New Roman"/>
-          <w:b/>
-          <w:sz w:val="24"/>
-        </w:rPr>
-        <w:t>Tutor Industrial: [Nombre del Tutor Industrial]</w:t>
-        <w:br/>
-      </w:r>
-      <w:r>
-        <w:rPr>
-          <w:rFonts w:ascii="Times New Roman" w:hAnsi="Times New Roman"/>
-          <w:b/>
-          <w:sz w:val="24"/>
-        </w:rPr>
-        <w:t>C.I.: [Cédula del Tutor Industrial]</w:t>
-        <w:br/>
-      </w:r>
-      <w:r>
-        <w:rPr>
-          <w:rFonts w:ascii="Times New Roman" w:hAnsi="Times New Roman"/>
-          <w:b/>
-          <w:sz w:val="24"/>
-        </w:rPr>
-        <w:br/>
-      </w:r>
-      <w:r>
-        <w:rPr>
-          <w:rFonts w:ascii="Times New Roman" w:hAnsi="Times New Roman"/>
-          <w:b/>
-          <w:sz w:val="24"/>
-        </w:rPr>
-        <w:t>Tutor Académico: [Nombre del Tutor Académico]</w:t>
       </w:r>
     </w:p>
     <w:p>
       <w:pPr>
-        <w:spacing w:line="276" w:lineRule="auto" w:before="929" w:after="0"/>
+        <w:spacing w:line="276" w:lineRule="auto" w:before="2309" w:after="0"/>
         <w:jc w:val="center"/>
       </w:pPr>
       <w:r>

--- a/amaal/reportes/Informe_Pasantia_IUTECP.docx
+++ b/amaal/reportes/Informe_Pasantia_IUTECP.docx
@@ -241,11 +241,20 @@
           <w:sz w:val="24"/>
         </w:rPr>
         <w:t>Tutor Académico: [Nombre del Tutor Académico]</w:t>
+        <w:br/>
+      </w:r>
+      <w:r>
+        <w:rPr>
+          <w:rFonts w:ascii="Times New Roman" w:hAnsi="Times New Roman"/>
+          <w:b/>
+          <w:sz w:val="24"/>
+        </w:rPr>
+        <w:t>C.I.: [Cédula del Tutor Académico]</w:t>
       </w:r>
     </w:p>
     <w:p>
       <w:pPr>
-        <w:spacing w:line="276" w:lineRule="auto" w:before="929" w:after="0"/>
+        <w:spacing w:line="276" w:lineRule="auto" w:before="653" w:after="0"/>
         <w:jc w:val="center"/>
       </w:pPr>
       <w:r>

--- a/amaal/reportes/Informe_Pasantia_IUTECP.docx
+++ b/amaal/reportes/Informe_Pasantia_IUTECP.docx
@@ -240,7 +240,7 @@
           <w:b/>
           <w:sz w:val="24"/>
         </w:rPr>
-        <w:t>Tutor Académico: [Nombre del Tutor Académico]</w:t>
+        <w:t>Tutor Académico: Lic. Carlos Mendoza</w:t>
         <w:br/>
       </w:r>
       <w:r>
@@ -249,7 +249,7 @@
           <w:b/>
           <w:sz w:val="24"/>
         </w:rPr>
-        <w:t>C.I.: [Cédula del Tutor Académico]</w:t>
+        <w:t>C.I.: 4.273.815</w:t>
       </w:r>
     </w:p>
     <w:p>

--- a/amaal/reportes/Informe_Pasantia_IUTECP.docx
+++ b/amaal/reportes/Informe_Pasantia_IUTECP.docx
@@ -429,7 +429,7 @@
           <w:i w:val="0"/>
           <w:sz w:val="24"/>
         </w:rPr>
-        <w:t>Aquí va el resumen del informe. El presente informe describe la evaluación del control administrativo aplicado a la gestión de solicitudes de servicios de telecomunicaciones en la empresa Ingeniería de Telecomunicaciones, C.A. (IDETEL). La investigación se enmarca en la modalidad de proyecto factible apoyado en un diagnóstico de campo. [Completar con el resto del resumen: objetivo general, metodología, resultados y conclusiones principales.]</w:t>
+        <w:t>El presente informe describe la evaluación del control administrativo aplicado a la gestión de solicitudes de servicios de telecomunicaciones en la empresa Ingeniería de Telecomunicaciones, C.A. (IDETEL). La investigación se enmarca en la modalidad de proyecto factible apoyado en un diagnóstico de campo. Durante el estudio se identificó la ausencia de procedimientos formalizados para el seguimiento de solicitudes de afiliación e incidencias, la falta de formatos estandarizados de registro y la inexistencia de indicadores de gestión que permitan evaluar el desempeño del proceso de atención al suscriptor. La propuesta contempla un nuevo flujo de trabajo estandarizado, formatos unificados de control y un conjunto de indicadores de gestión orientados a fortalecer el control administrativo y optimizar la calidad del servicio prestado.</w:t>
       </w:r>
     </w:p>
     <w:p/>
@@ -1984,7 +1984,7 @@
           <w:i w:val="0"/>
           <w:sz w:val="24"/>
         </w:rPr>
-        <w:t>Aquí va la introducción. La presente pasantía, desarrollada como requisito para optar al título de Técnico Superior Universitario en Administración, tiene como propósito evaluar el control administrativo aplicado a la gestión de solicitudes de servicios de telecomunicaciones en la empresa Ingeniería de Telecomunicaciones, C.A. [Completar con la estructura del informe: capítulos, enfoque metodológico y alcance.]</w:t>
+        <w:t>La presente pasantía, desarrollada como requisito para optar al título de Técnico Superior Universitario en Administración, tiene como propósito evaluar el control administrativo aplicado a la gestión de solicitudes de servicios de telecomunicaciones en la empresa Ingeniería de Telecomunicaciones, C.A. (IDETEL), con sede en la ciudad de El Tigre, estado Anzoátegui. El estudio parte del diagnóstico de las deficiencias presentes en el proceso de atención al suscriptor para proponer mejoras procedimentales que optimicen el control interno del departamento. El informe se organiza en cinco capítulos: el Capítulo I presenta la realidad organizacional de IDETEL; el Capítulo II desarrolla el diagnóstico situacional y la planificación del proyecto; el Capítulo III sustenta las bases teóricas que orientan la propuesta; el Capítulo IV describe las actividades ejecutadas durante las diez semanas de pasantía; y el Capítulo V presenta las conclusiones y recomendaciones derivadas del proceso investigativo.</w:t>
       </w:r>
     </w:p>
     <w:p>
@@ -6173,7 +6173,7 @@
           <w:b/>
           <w:sz w:val="24"/>
         </w:rPr>
-        <w:t>Aquí va el título de la primera base teórica</w:t>
+        <w:t>Control Administrativo</w:t>
       </w:r>
       <w:bookmarkEnd w:id="bm_cap3_bases"/>
     </w:p>
@@ -6189,7 +6189,7 @@
           <w:i w:val="0"/>
           <w:sz w:val="24"/>
         </w:rPr>
-        <w:t>Aquí va el desarrollo teórico del primer tema. [Completar con la definición y autores que sustentan este concepto.]</w:t>
+        <w:t>El control administrativo constituye una de las funciones fundamentales del proceso administrativo y se define como el mecanismo mediante el cual la organización verifica que las actividades ejecutadas se correspondan con lo planificado, detectando desviaciones y aplicando las medidas correctivas necesarias. Robbins y Coulter (2010) señalan que el control eficaz no solo identifica fallas, sino que proporciona información oportuna para la toma de decisiones gerenciales, convirtiéndose en un instrumento de mejora continua y no únicamente de fiscalización.</w:t>
       </w:r>
     </w:p>
     <w:p>
@@ -6204,21 +6204,28 @@
           <w:i w:val="0"/>
           <w:sz w:val="24"/>
         </w:rPr>
-        <w:t>Aquí va un segundo párrafo de desarrollo. [Completar con la aplicación del concepto al proyecto.]</w:t>
+        <w:t>En el contexto del Departamento de Administración de Ingeniería de Telecomunicaciones, C.A., el control administrativo se aplica sobre el ciclo de gestión de solicitudes de servicio, abarcando desde la recepción de la solicitud del suscriptor hasta el cierre definitivo del caso. La ausencia de mecanismos formales de control en este ciclo genera inconsistencias entre los departamentos involucrados y dificulta la evaluación del desempeño del proceso de atención.</w:t>
       </w:r>
     </w:p>
     <w:p>
       <w:pPr>
-        <w:spacing w:before="480" w:after="480" w:line="360" w:lineRule="auto"/>
-        <w:jc w:val="left"/>
-      </w:pPr>
-      <w:r>
-        <w:rPr>
-          <w:rFonts w:ascii="Times New Roman" w:hAnsi="Times New Roman"/>
-          <w:b/>
-          <w:sz w:val="24"/>
-        </w:rPr>
-        <w:t>Aquí va el título de la segunda base teórica</w:t>
+        <w:spacing w:line="240" w:lineRule="auto" w:before="720" w:after="240"/>
+        <w:ind w:left="709" w:right="709"/>
+        <w:jc w:val="both"/>
+      </w:pPr>
+      <w:r>
+        <w:rPr>
+          <w:rFonts w:ascii="Times New Roman" w:hAnsi="Times New Roman"/>
+          <w:sz w:val="24"/>
+        </w:rPr>
+        <w:t>El control es el proceso de monitorear las actividades para asegurarse de que se lleven a cabo según lo planeado y para corregir cualquier desviación significativa. Los gerentes no pueden saber realmente si sus unidades están desempeñándose adecuadamente hasta que evalúan qué actividades se han llevado a cabo y comparan el desempeño real con el estándar deseado.</w:t>
+      </w:r>
+      <w:r>
+        <w:rPr>
+          <w:rFonts w:ascii="Times New Roman" w:hAnsi="Times New Roman"/>
+          <w:sz w:val="24"/>
+        </w:rPr>
+        <w:t xml:space="preserve"> (Robbins y Coulter, 2010, p. 398)</w:t>
       </w:r>
     </w:p>
     <w:p>
@@ -6233,7 +6240,227 @@
           <w:i w:val="0"/>
           <w:sz w:val="24"/>
         </w:rPr>
-        <w:t>Aquí va el desarrollo teórico del segundo tema. [Completar con la definición y autores que sustentan este concepto.]</w:t>
+        <w:t>El control administrativo, como lo señalan los autores referidos, no se limita a una función de fiscalización, sino que se constituye en un mecanismo de retroalimentación continua que permite a la organización detectar desviaciones a tiempo y ajustar sus procesos para garantizar la calidad del servicio prestado al suscriptor.</w:t>
+      </w:r>
+    </w:p>
+    <w:p>
+      <w:pPr>
+        <w:spacing w:before="480" w:after="480" w:line="360" w:lineRule="auto"/>
+        <w:jc w:val="left"/>
+      </w:pPr>
+      <w:r>
+        <w:rPr>
+          <w:rFonts w:ascii="Times New Roman" w:hAnsi="Times New Roman"/>
+          <w:b/>
+          <w:sz w:val="24"/>
+        </w:rPr>
+        <w:t>Gestión de Solicitudes de Servicio</w:t>
+      </w:r>
+    </w:p>
+    <w:p>
+      <w:pPr>
+        <w:spacing w:line="360" w:lineRule="auto" w:after="0" w:before="0"/>
+        <w:ind w:firstLine="709"/>
+        <w:jc w:val="both"/>
+      </w:pPr>
+      <w:r>
+        <w:rPr>
+          <w:rFonts w:ascii="Times New Roman" w:hAnsi="Times New Roman"/>
+          <w:i w:val="0"/>
+          <w:sz w:val="24"/>
+        </w:rPr>
+        <w:t>La gestión de solicitudes de servicio comprende el conjunto de procedimientos administrativos orientados a recepcionar, registrar, procesar y dar seguimiento a los requerimientos presentados por los clientes o suscriptores de una organización. Zeithaml, Parasuraman y Berry (1993) establecen que la calidad del servicio percibida por el cliente está directamente vinculada a la capacidad de la organización para gestionar sus solicitudes de forma ágil, transparente y con comunicación fluida en cada etapa del proceso.</w:t>
+      </w:r>
+    </w:p>
+    <w:p>
+      <w:pPr>
+        <w:spacing w:line="360" w:lineRule="auto" w:after="0" w:before="0"/>
+        <w:ind w:firstLine="709"/>
+        <w:jc w:val="both"/>
+      </w:pPr>
+      <w:r>
+        <w:rPr>
+          <w:rFonts w:ascii="Times New Roman" w:hAnsi="Times New Roman"/>
+          <w:i w:val="0"/>
+          <w:sz w:val="24"/>
+        </w:rPr>
+        <w:t>En empresas de telecomunicaciones como IDETEL, la gestión de solicitudes abarca dos categorías principales: las solicitudes de afiliación de nuevos suscriptores, que implican la coordinación entre las áreas comercial, técnica y administrativa; y las incidencias reportadas por suscriptores activos, que requieren diagnóstico, despacho de cuadrillas y cierre verificado del caso. La ausencia de un sistema unificado de seguimiento para ambas categorías genera retrasos y reprocesos que impactan directamente en la satisfacción del cliente.</w:t>
+      </w:r>
+    </w:p>
+    <w:p>
+      <w:pPr>
+        <w:spacing w:before="480" w:after="480" w:line="360" w:lineRule="auto"/>
+        <w:jc w:val="left"/>
+      </w:pPr>
+      <w:r>
+        <w:rPr>
+          <w:rFonts w:ascii="Times New Roman" w:hAnsi="Times New Roman"/>
+          <w:b/>
+          <w:sz w:val="24"/>
+        </w:rPr>
+        <w:t>Procesos Administrativos y Estandarización de Procedimientos</w:t>
+      </w:r>
+    </w:p>
+    <w:p>
+      <w:pPr>
+        <w:spacing w:line="360" w:lineRule="auto" w:after="0" w:before="0"/>
+        <w:ind w:firstLine="709"/>
+        <w:jc w:val="both"/>
+      </w:pPr>
+      <w:r>
+        <w:rPr>
+          <w:rFonts w:ascii="Times New Roman" w:hAnsi="Times New Roman"/>
+          <w:i w:val="0"/>
+          <w:sz w:val="24"/>
+        </w:rPr>
+        <w:t>El proceso administrativo constituye el marco conceptual que rige el funcionamiento de las organizaciones modernas. Chiavenato (2006) lo describe como el conjunto secuencial e interrelacionado de funciones de planificación, organización, dirección y control, orientadas al logro eficiente de los objetivos organizacionales. La estandarización de los procedimientos dentro de este marco garantiza que las actividades se ejecuten de manera uniforme, reduciendo la variabilidad y los errores derivados de la discrecionalidad individual.</w:t>
+      </w:r>
+    </w:p>
+    <w:p>
+      <w:pPr>
+        <w:spacing w:line="360" w:lineRule="auto" w:after="0" w:before="0"/>
+        <w:ind w:firstLine="709"/>
+        <w:jc w:val="both"/>
+      </w:pPr>
+      <w:r>
+        <w:rPr>
+          <w:rFonts w:ascii="Times New Roman" w:hAnsi="Times New Roman"/>
+          <w:i w:val="0"/>
+          <w:sz w:val="24"/>
+        </w:rPr>
+        <w:t>La formalización de los procedimientos mediante manuales, flujogramas y formatos estandarizados constituye una herramienta esencial para el control administrativo. Según Harrington (1993), un proceso estandarizado es medible, controlable y mejorable, condiciones que permiten a la organización identificar con precisión los puntos de falla y aplicar acciones correctivas focalizadas. En el caso de IDETEL, la ausencia de procedimientos escritos para la gestión de solicitudes es una de las causas raíz de las deficiencias identificadas.</w:t>
+      </w:r>
+    </w:p>
+    <w:p>
+      <w:pPr>
+        <w:spacing w:before="480" w:after="480" w:line="360" w:lineRule="auto"/>
+        <w:jc w:val="left"/>
+      </w:pPr>
+      <w:r>
+        <w:rPr>
+          <w:rFonts w:ascii="Times New Roman" w:hAnsi="Times New Roman"/>
+          <w:b/>
+          <w:sz w:val="24"/>
+        </w:rPr>
+        <w:t>Calidad del Servicio en Empresas de Telecomunicaciones</w:t>
+      </w:r>
+    </w:p>
+    <w:p>
+      <w:pPr>
+        <w:spacing w:line="360" w:lineRule="auto" w:after="0" w:before="0"/>
+        <w:ind w:firstLine="709"/>
+        <w:jc w:val="both"/>
+      </w:pPr>
+      <w:r>
+        <w:rPr>
+          <w:rFonts w:ascii="Times New Roman" w:hAnsi="Times New Roman"/>
+          <w:i w:val="0"/>
+          <w:sz w:val="24"/>
+        </w:rPr>
+        <w:t>La calidad del servicio se define como el grado en que las características del servicio prestado satisfacen o superan las expectativas del cliente. Parasuraman, Zeithaml y Berry (1988) desarrollaron el modelo SERVQUAL, que identifica cinco dimensiones de la calidad del servicio: fiabilidad, capacidad de respuesta, seguridad, empatía y elementos tangibles. En el sector de telecomunicaciones, la fiabilidad y la capacidad de respuesta son las dimensiones con mayor peso en la percepción del cliente.</w:t>
+      </w:r>
+    </w:p>
+    <w:p>
+      <w:pPr>
+        <w:spacing w:line="360" w:lineRule="auto" w:after="0" w:before="0"/>
+        <w:ind w:firstLine="709"/>
+        <w:jc w:val="both"/>
+      </w:pPr>
+      <w:r>
+        <w:rPr>
+          <w:rFonts w:ascii="Times New Roman" w:hAnsi="Times New Roman"/>
+          <w:i w:val="0"/>
+          <w:sz w:val="24"/>
+        </w:rPr>
+        <w:t>Las deficiencias en el control administrativo del proceso de solicitudes de servicio impactan directamente sobre la fiabilidad y la capacidad de respuesta de IDETEL. Cuando una solicitud no es gestionada dentro de los tiempos establecidos o su estatus no puede ser verificado en tiempo real, el cliente percibe una falla en la calidad del servicio que deteriora su confianza en la organización y puede derivar en la cancelación del contrato o en la difusión de experiencias negativas.</w:t>
+      </w:r>
+    </w:p>
+    <w:p>
+      <w:pPr>
+        <w:spacing w:before="480" w:after="480" w:line="360" w:lineRule="auto"/>
+        <w:jc w:val="left"/>
+      </w:pPr>
+      <w:r>
+        <w:rPr>
+          <w:rFonts w:ascii="Times New Roman" w:hAnsi="Times New Roman"/>
+          <w:b/>
+          <w:sz w:val="24"/>
+        </w:rPr>
+        <w:t>Sistemas de Información para el Control Administrativo</w:t>
+      </w:r>
+    </w:p>
+    <w:p>
+      <w:pPr>
+        <w:spacing w:line="360" w:lineRule="auto" w:after="0" w:before="0"/>
+        <w:ind w:firstLine="709"/>
+        <w:jc w:val="both"/>
+      </w:pPr>
+      <w:r>
+        <w:rPr>
+          <w:rFonts w:ascii="Times New Roman" w:hAnsi="Times New Roman"/>
+          <w:i w:val="0"/>
+          <w:sz w:val="24"/>
+        </w:rPr>
+        <w:t>Un sistema de información constituye un conjunto organizado de recursos tecnológicos y procedimentales orientados a la captura, almacenamiento, procesamiento y distribución de datos con el propósito de apoyar la toma de decisiones. Laudon y Laudon (2016) distinguen los sistemas de procesamiento de transacciones como la categoría que registra y gestiona las operaciones rutinarias de la organización, siendo esta la tipología más pertinente para el control de solicitudes de servicio en una empresa de telecomunicaciones.</w:t>
+      </w:r>
+    </w:p>
+    <w:p>
+      <w:pPr>
+        <w:spacing w:line="360" w:lineRule="auto" w:after="0" w:before="0"/>
+        <w:ind w:firstLine="709"/>
+        <w:jc w:val="both"/>
+      </w:pPr>
+      <w:r>
+        <w:rPr>
+          <w:rFonts w:ascii="Times New Roman" w:hAnsi="Times New Roman"/>
+          <w:i w:val="0"/>
+          <w:sz w:val="24"/>
+        </w:rPr>
+        <w:t>La implementación de un sistema de tickets o plataforma de seguimiento de solicitudes en IDETEL permitiría centralizar el registro de cada caso, asignar responsables, definir tiempos de atención y generar alertas ante incumplimientos. Esta herramienta transformaría el control administrativo de reactivo a proactivo, dotando a la supervisión de información en tiempo real para la toma de decisiones y la evaluación continua del desempeño del proceso.</w:t>
+      </w:r>
+    </w:p>
+    <w:p>
+      <w:pPr>
+        <w:spacing w:before="480" w:after="480" w:line="360" w:lineRule="auto"/>
+        <w:jc w:val="left"/>
+      </w:pPr>
+      <w:r>
+        <w:rPr>
+          <w:rFonts w:ascii="Times New Roman" w:hAnsi="Times New Roman"/>
+          <w:b/>
+          <w:sz w:val="24"/>
+        </w:rPr>
+        <w:t>Proyecto Factible como Modalidad de Investigación</w:t>
+      </w:r>
+    </w:p>
+    <w:p>
+      <w:pPr>
+        <w:spacing w:line="360" w:lineRule="auto" w:after="0" w:before="0"/>
+        <w:ind w:firstLine="709"/>
+        <w:jc w:val="both"/>
+      </w:pPr>
+      <w:r>
+        <w:rPr>
+          <w:rFonts w:ascii="Times New Roman" w:hAnsi="Times New Roman"/>
+          <w:i w:val="0"/>
+          <w:sz w:val="24"/>
+        </w:rPr>
+        <w:t>La Universidad Pedagógica Experimental Libertador (UPEL, 2016) define el proyecto factible como la investigación, elaboración y desarrollo de una propuesta de un modelo operativo viable para solucionar problemas, requerimientos o necesidades de organizaciones o grupos sociales. Esta modalidad exige un diagnóstico de campo que evidencie la situación deficitaria y la comprobación de la viabilidad técnica y operativa de la solución planteada.</w:t>
+      </w:r>
+    </w:p>
+    <w:p>
+      <w:pPr>
+        <w:spacing w:line="360" w:lineRule="auto" w:after="0" w:before="0"/>
+        <w:ind w:firstLine="709"/>
+        <w:jc w:val="both"/>
+      </w:pPr>
+      <w:r>
+        <w:rPr>
+          <w:rFonts w:ascii="Times New Roman" w:hAnsi="Times New Roman"/>
+          <w:i w:val="0"/>
+          <w:sz w:val="24"/>
+        </w:rPr>
+        <w:t>Arias (2012) señala que el proyecto factible avanza hasta proponer y en muchos casos desarrollar la solución, demostrando su aplicabilidad en el contexto real. El presente trabajo se enmarca en esta modalidad al partir de la evaluación del control administrativo de IDETEL para proponer mejoras procedimentales cuya implementación es viable dentro de la estructura organizativa y los recursos disponibles de la empresa.</w:t>
       </w:r>
     </w:p>
     <w:p>
@@ -6362,7 +6589,7 @@
           <w:rFonts w:ascii="Times New Roman" w:hAnsi="Times New Roman"/>
           <w:sz w:val="24"/>
         </w:rPr>
-        <w:t>Aquí va la actividad operativa de la semana 1. [Completar con la tarea realizada en la empresa.]</w:t>
+        <w:t>Inducción institucional, recorrido por las instalaciones, presentación ante el equipo del Departamento de Administración y familiarización con los sistemas de registro y los procedimientos generales de la empresa.</w:t>
       </w:r>
     </w:p>
     <w:p>
@@ -6391,7 +6618,7 @@
           <w:rFonts w:ascii="Times New Roman" w:hAnsi="Times New Roman"/>
           <w:sz w:val="24"/>
         </w:rPr>
-        <w:t>Aquí va la actividad de investigación de la semana 1. [Completar con la tarea académica realizada.]</w:t>
+        <w:t>Observación directa del flujo de recepción y procesamiento de solicitudes de servicio, identificación preliminar de los actores involucrados en el proceso y formulación inicial de la situación problemática.</w:t>
       </w:r>
     </w:p>
     <w:p>
@@ -6434,7 +6661,7 @@
           <w:rFonts w:ascii="Times New Roman" w:hAnsi="Times New Roman"/>
           <w:sz w:val="24"/>
         </w:rPr>
-        <w:t>Aquí va la actividad operativa de la semana 2. [Completar con la tarea realizada en la empresa.]</w:t>
+        <w:t>Apoyo en la recepción y registro de solicitudes de afiliación de nuevos suscriptores, verificación de documentación requerida y actualización del sistema de control de casos activos.</w:t>
       </w:r>
     </w:p>
     <w:p>
@@ -6463,7 +6690,7 @@
           <w:rFonts w:ascii="Times New Roman" w:hAnsi="Times New Roman"/>
           <w:sz w:val="24"/>
         </w:rPr>
-        <w:t>Aquí va la actividad de investigación de la semana 2. [Completar con la tarea académica realizada.]</w:t>
+        <w:t>Levantamiento detallado del flujo procedimental de solicitudes de instalación e incidencias mediante la revisión de registros históricos y la documentación interna disponible en el departamento.</w:t>
       </w:r>
     </w:p>
     <w:p>
@@ -6506,7 +6733,7 @@
           <w:rFonts w:ascii="Times New Roman" w:hAnsi="Times New Roman"/>
           <w:sz w:val="24"/>
         </w:rPr>
-        <w:t>Aquí va la actividad operativa de la semana 3. [Completar con la tarea realizada en la empresa.]</w:t>
+        <w:t>Colaboración en el seguimiento de solicitudes de servicio activas, actualización del estatus de los casos en el sistema de registro del departamento y apoyo en la coordinación con el área técnica.</w:t>
       </w:r>
     </w:p>
     <w:p>
@@ -6535,7 +6762,7 @@
           <w:rFonts w:ascii="Times New Roman" w:hAnsi="Times New Roman"/>
           <w:sz w:val="24"/>
         </w:rPr>
-        <w:t>Aquí va la actividad de investigación de la semana 3. [Completar con la tarea académica realizada.]</w:t>
+        <w:t>Diseño y aplicación de guía de observación directa sobre el proceso de gestión de solicitudes, registrando los tiempos de respuesta por etapa y los puntos de interrupción del flujo.</w:t>
       </w:r>
     </w:p>
     <w:p>
@@ -6578,7 +6805,7 @@
           <w:rFonts w:ascii="Times New Roman" w:hAnsi="Times New Roman"/>
           <w:sz w:val="24"/>
         </w:rPr>
-        <w:t>Aquí va la actividad operativa de la semana 4. [Completar con la tarea realizada en la empresa.]</w:t>
+        <w:t>Apoyo en la atención al suscriptor vía telefónica y presencial, registro de incidencias reportadas y coordinación con el NOC para el despacho de cuadrillas técnicas de campo.</w:t>
       </w:r>
     </w:p>
     <w:p>
@@ -6607,7 +6834,7 @@
           <w:rFonts w:ascii="Times New Roman" w:hAnsi="Times New Roman"/>
           <w:sz w:val="24"/>
         </w:rPr>
-        <w:t>Aquí va la actividad de investigación de la semana 4. [Completar con la tarea académica realizada.]</w:t>
+        <w:t>Aplicación de entrevistas no estructuradas al personal administrativo, comercial y técnico para identificar las deficiencias percibidas en el sistema de control de solicitudes de servicio.</w:t>
       </w:r>
     </w:p>
     <w:p>
@@ -6650,7 +6877,7 @@
           <w:rFonts w:ascii="Times New Roman" w:hAnsi="Times New Roman"/>
           <w:sz w:val="24"/>
         </w:rPr>
-        <w:t>Aquí va la actividad operativa de la semana 5. [Completar con la tarea realizada en la empresa.]</w:t>
+        <w:t>Colaboración en la actualización del registro de suscriptores activos, verificación del cierre de casos pendientes y apoyo en la elaboración de reportes de incidencias del período.</w:t>
       </w:r>
     </w:p>
     <w:p>
@@ -6679,7 +6906,7 @@
           <w:rFonts w:ascii="Times New Roman" w:hAnsi="Times New Roman"/>
           <w:sz w:val="24"/>
         </w:rPr>
-        <w:t>Aquí va la actividad de investigación de la semana 5. [Completar con la tarea académica realizada.]</w:t>
+        <w:t>Diagnóstico situacional de las deficiencias del control administrativo, elaboración de la matriz de fallas identificadas y análisis de los tiempos promedio de atención por tipo de solicitud.</w:t>
       </w:r>
     </w:p>
     <w:p>
@@ -6722,7 +6949,7 @@
           <w:rFonts w:ascii="Times New Roman" w:hAnsi="Times New Roman"/>
           <w:sz w:val="24"/>
         </w:rPr>
-        <w:t>Aquí va la actividad operativa de la semana 6. [Completar con la tarea realizada en la empresa.]</w:t>
+        <w:t>Apoyo en la tramitación de contratos de nuevos suscriptores, verificación de la documentación requerida y actualización del registro de afiliaciones del período en el sistema del departamento.</w:t>
       </w:r>
     </w:p>
     <w:p>
@@ -6751,7 +6978,7 @@
           <w:rFonts w:ascii="Times New Roman" w:hAnsi="Times New Roman"/>
           <w:sz w:val="24"/>
         </w:rPr>
-        <w:t>Aquí va la actividad de investigación de la semana 6. [Completar con la tarea académica realizada.]</w:t>
+        <w:t>Análisis del impacto de las deficiencias detectadas sobre la calidad del servicio percibida por los suscriptores, mediante correlación entre tiempos de atención y quejas registradas.</w:t>
       </w:r>
     </w:p>
     <w:p>
@@ -6794,7 +7021,7 @@
           <w:rFonts w:ascii="Times New Roman" w:hAnsi="Times New Roman"/>
           <w:sz w:val="24"/>
         </w:rPr>
-        <w:t>Aquí va la actividad operativa de la semana 7. [Completar con la tarea realizada en la empresa.]</w:t>
+        <w:t>Colaboración en la revisión y archivo de expedientes administrativos del ciclo, apoyo en la conciliación de pagos de suscriptores y actualización de la base de datos de clientes.</w:t>
       </w:r>
     </w:p>
     <w:p>
@@ -6823,7 +7050,7 @@
           <w:rFonts w:ascii="Times New Roman" w:hAnsi="Times New Roman"/>
           <w:sz w:val="24"/>
         </w:rPr>
-        <w:t>Aquí va la actividad de investigación de la semana 7. [Completar con la tarea académica realizada.]</w:t>
+        <w:t>Diseño del nuevo flujo de trabajo estandarizado para la gestión de solicitudes, con definición de etapas, responsables, tiempos máximos de respuesta y puntos de control por fase.</w:t>
       </w:r>
     </w:p>
     <w:p>
@@ -6866,7 +7093,7 @@
           <w:rFonts w:ascii="Times New Roman" w:hAnsi="Times New Roman"/>
           <w:sz w:val="24"/>
         </w:rPr>
-        <w:t>Aquí va la actividad operativa de la semana 8. [Completar con la tarea realizada en la empresa.]</w:t>
+        <w:t>Apoyo en la generación de reportes de incidencias y solicitudes del período para la supervisión administrativa, y colaboración en la atención de requerimientos de suscriptores activos.</w:t>
       </w:r>
     </w:p>
     <w:p>
@@ -6895,7 +7122,7 @@
           <w:rFonts w:ascii="Times New Roman" w:hAnsi="Times New Roman"/>
           <w:sz w:val="24"/>
         </w:rPr>
-        <w:t>Aquí va la actividad de investigación de la semana 8. [Completar con la tarea académica realizada.]</w:t>
+        <w:t>Diseño de los formatos estandarizados de registro de solicitudes de afiliación y de incidencias, y elaboración del procedimiento escrito para la gestión unificada de casos en el departamento.</w:t>
       </w:r>
     </w:p>
     <w:p>
@@ -6938,7 +7165,7 @@
           <w:rFonts w:ascii="Times New Roman" w:hAnsi="Times New Roman"/>
           <w:sz w:val="24"/>
         </w:rPr>
-        <w:t>Aquí va la actividad operativa de la semana 9. [Completar con la tarea realizada en la empresa.]</w:t>
+        <w:t>Participación en las actividades regulares del departamento y apoyo en el cierre administrativo del ciclo de atención al suscriptor correspondiente al período de pasantías.</w:t>
       </w:r>
     </w:p>
     <w:p>
@@ -6967,7 +7194,7 @@
           <w:rFonts w:ascii="Times New Roman" w:hAnsi="Times New Roman"/>
           <w:sz w:val="24"/>
         </w:rPr>
-        <w:t>Aquí va la actividad de investigación de la semana 9. [Completar con la tarea académica realizada.]</w:t>
+        <w:t>Redacción y validación de la propuesta de mejora al control administrativo de solicitudes de servicio, incorporando las observaciones del tutor industrial y ajustando los procedimientos al contexto operativo de IDETEL.</w:t>
       </w:r>
     </w:p>
     <w:p>
@@ -7010,7 +7237,7 @@
           <w:rFonts w:ascii="Times New Roman" w:hAnsi="Times New Roman"/>
           <w:sz w:val="24"/>
         </w:rPr>
-        <w:t>Aquí va la actividad operativa de la semana 10. [Completar con la tarea realizada en la empresa.]</w:t>
+        <w:t>Presentación formal de la propuesta de mejora ante la supervisión del Departamento de Administración y firma de la carta de aprobación del tutor industrial.</w:t>
       </w:r>
     </w:p>
     <w:p>
@@ -7039,7 +7266,7 @@
           <w:rFonts w:ascii="Times New Roman" w:hAnsi="Times New Roman"/>
           <w:sz w:val="24"/>
         </w:rPr>
-        <w:t>Aquí va la actividad de investigación de la semana 10. [Completar con la tarea académica realizada.]</w:t>
+        <w:t>Consolidación y revisión final del informe académico de pasantías, incorporación de los anexos definitivos y preparación del documento para la entrega institucional al IUTECP.</w:t>
       </w:r>
     </w:p>
     <w:p>
@@ -7131,7 +7358,7 @@
           <w:rFonts w:ascii="Times New Roman" w:hAnsi="Times New Roman"/>
           <w:sz w:val="24"/>
         </w:rPr>
-        <w:t>Aquí va la conclusión correspondiente al primer objetivo específico. [Completar con el logro alcanzado.]</w:t>
+        <w:t>Se describió el proceso administrativo actual de gestión de solicitudes de IDETEL, identificando un flujo de cuatro etapas (recepción, asignación, ejecución y cierre) que opera sin procedimientos escritos formales, dependiendo de canales informales de comunicación entre las áreas comercial, administrativa y técnica.</w:t>
       </w:r>
     </w:p>
     <w:p>
@@ -7152,7 +7379,7 @@
           <w:rFonts w:ascii="Times New Roman" w:hAnsi="Times New Roman"/>
           <w:sz w:val="24"/>
         </w:rPr>
-        <w:t>Aquí va la conclusión correspondiente al segundo objetivo específico. [Completar con el logro alcanzado.]</w:t>
+        <w:t>Se identificaron como principales deficiencias del control administrativo la ausencia de un sistema unificado de seguimiento de casos, la falta de formatos estandarizados de registro, la inexistencia de tiempos de respuesta definidos por etapa y la carencia de indicadores de gestión que permitan evaluar el desempeño del proceso.</w:t>
       </w:r>
     </w:p>
     <w:p>
@@ -7173,7 +7400,7 @@
           <w:rFonts w:ascii="Times New Roman" w:hAnsi="Times New Roman"/>
           <w:sz w:val="24"/>
         </w:rPr>
-        <w:t>Aquí va la conclusión correspondiente al tercer objetivo específico. [Completar con el logro alcanzado.]</w:t>
+        <w:t>Se determinó que las debilidades detectadas en el control administrativo generan impactos directos sobre la calidad del servicio percibida por los suscriptores, manifestados en tiempos de atención prolongados, falta de trazabilidad en el estatus de los casos y dificultades en la coordinación interdepartamental que derivan en reprocesos y quejas reiteradas.</w:t>
       </w:r>
     </w:p>
     <w:p>
@@ -7194,7 +7421,7 @@
           <w:rFonts w:ascii="Times New Roman" w:hAnsi="Times New Roman"/>
           <w:sz w:val="24"/>
         </w:rPr>
-        <w:t>Aquí va la conclusión correspondiente al cuarto objetivo específico. [Completar con el logro alcanzado.]</w:t>
+        <w:t>Se formuló una propuesta de mejora al control administrativo que contempla un nuevo flujo de trabajo estandarizado con etapas y responsables definidos, formatos unificados de registro de solicitudes e incidencias, y un conjunto de indicadores de gestión para el monitoreo continuo del proceso de atención al suscriptor.</w:t>
       </w:r>
     </w:p>
     <w:p>
@@ -7231,7 +7458,7 @@
           <w:rFonts w:ascii="Times New Roman" w:hAnsi="Times New Roman"/>
           <w:sz w:val="24"/>
         </w:rPr>
-        <w:t>Aquí va la primera recomendación. [Completar con la acción sugerida.]</w:t>
+        <w:t>Implementar el nuevo flujo de trabajo estandarizado propuesto, comenzando por la formalización del canal de recepción de solicitudes y la adopción de los formatos unificados de registro de afiliaciones e incidencias en todos los departamentos involucrados.</w:t>
       </w:r>
     </w:p>
     <w:p>
@@ -7252,7 +7479,7 @@
           <w:rFonts w:ascii="Times New Roman" w:hAnsi="Times New Roman"/>
           <w:sz w:val="24"/>
         </w:rPr>
-        <w:t>Aquí va la segunda recomendación. [Completar con la acción sugerida.]</w:t>
+        <w:t>Socializar el manual de procedimientos de gestión de solicitudes con el personal de las áreas administrativa, comercial y técnica, garantizando que cada actor conozca su rol, sus responsabilidades y los tiempos máximos de respuesta establecidos para cada fase del proceso.</w:t>
       </w:r>
     </w:p>
     <w:p>
@@ -7273,7 +7500,7 @@
           <w:rFonts w:ascii="Times New Roman" w:hAnsi="Times New Roman"/>
           <w:sz w:val="24"/>
         </w:rPr>
-        <w:t>Aquí va la tercera recomendación. [Completar con la acción sugerida.]</w:t>
+        <w:t>Establecer indicadores de gestión para el proceso de atención al suscriptor, tales como el tiempo promedio de resolución de incidencias, el porcentaje de solicitudes cerradas dentro del plazo y el índice de reincidencias por caso, con seguimiento mensual por parte de la supervisión.</w:t>
       </w:r>
     </w:p>
     <w:p>
@@ -7294,7 +7521,7 @@
           <w:rFonts w:ascii="Times New Roman" w:hAnsi="Times New Roman"/>
           <w:sz w:val="24"/>
         </w:rPr>
-        <w:t>Aquí va la cuarta recomendación. [Completar con la acción sugerida.]</w:t>
+        <w:t>Evaluar la incorporación de una plataforma de gestión de tickets de código abierto que centralice el registro y seguimiento de solicitudes en tiempo real, eliminando la dependencia de canales informales de comunicación y dotando a la organización de trazabilidad completa sobre el ciclo de vida de cada caso.</w:t>
       </w:r>
     </w:p>
     <w:p>
@@ -7354,7 +7581,7 @@
           <w:rFonts w:ascii="Times New Roman" w:hAnsi="Times New Roman"/>
           <w:sz w:val="24"/>
         </w:rPr>
-        <w:t>Aquí va la primera referencia bibliográfica en formato APA. [Completar con autor, año, título, editorial y ciudad.]</w:t>
+        <w:t>Arias, F. (2012). El proyecto de investigación: Introducción a la metodología científica (6ta ed.). Episteme, Venezuela.</w:t>
       </w:r>
     </w:p>
     <w:p>
@@ -7368,7 +7595,7 @@
           <w:rFonts w:ascii="Times New Roman" w:hAnsi="Times New Roman"/>
           <w:sz w:val="24"/>
         </w:rPr>
-        <w:t>Aquí va la segunda referencia bibliográfica en formato APA. [Completar con autor, año, título, editorial y ciudad.]</w:t>
+        <w:t>Chiavenato, I. (2006). Introducción a la teoría general de la administración (7ma ed.). McGraw-Hill, México.</w:t>
       </w:r>
     </w:p>
     <w:p>
@@ -7382,7 +7609,77 @@
           <w:rFonts w:ascii="Times New Roman" w:hAnsi="Times New Roman"/>
           <w:sz w:val="24"/>
         </w:rPr>
-        <w:t>Aquí va la tercera referencia bibliográfica en formato APA. [Completar con autor, año, título, editorial y ciudad.]</w:t>
+        <w:t>Harrington, H. J. (1993). Mejoramiento de los procesos de la empresa. McGraw-Hill, Colombia.</w:t>
+      </w:r>
+    </w:p>
+    <w:p>
+      <w:pPr>
+        <w:spacing w:line="240" w:lineRule="auto" w:after="480" w:before="0"/>
+        <w:ind w:left="425" w:hanging="425"/>
+        <w:jc w:val="both"/>
+      </w:pPr>
+      <w:r>
+        <w:rPr>
+          <w:rFonts w:ascii="Times New Roman" w:hAnsi="Times New Roman"/>
+          <w:sz w:val="24"/>
+        </w:rPr>
+        <w:t>Laudon, K., y Laudon, J. (2016). Sistemas de información gerencial (14va ed.). Pearson Educación, México.</w:t>
+      </w:r>
+    </w:p>
+    <w:p>
+      <w:pPr>
+        <w:spacing w:line="240" w:lineRule="auto" w:after="480" w:before="0"/>
+        <w:ind w:left="425" w:hanging="425"/>
+        <w:jc w:val="both"/>
+      </w:pPr>
+      <w:r>
+        <w:rPr>
+          <w:rFonts w:ascii="Times New Roman" w:hAnsi="Times New Roman"/>
+          <w:sz w:val="24"/>
+        </w:rPr>
+        <w:t>Parasuraman, A., Zeithaml, V., y Berry, L. (1988). SERVQUAL: A multiple-item scale for measuring consumer perceptions of service quality. Journal of Retailing, 64(1), 12-40.</w:t>
+      </w:r>
+    </w:p>
+    <w:p>
+      <w:pPr>
+        <w:spacing w:line="240" w:lineRule="auto" w:after="480" w:before="0"/>
+        <w:ind w:left="425" w:hanging="425"/>
+        <w:jc w:val="both"/>
+      </w:pPr>
+      <w:r>
+        <w:rPr>
+          <w:rFonts w:ascii="Times New Roman" w:hAnsi="Times New Roman"/>
+          <w:sz w:val="24"/>
+        </w:rPr>
+        <w:t>Robbins, S., y Coulter, M. (2010). Administración (10ma ed.). Pearson Educación, México.</w:t>
+      </w:r>
+    </w:p>
+    <w:p>
+      <w:pPr>
+        <w:spacing w:line="240" w:lineRule="auto" w:after="480" w:before="0"/>
+        <w:ind w:left="425" w:hanging="425"/>
+        <w:jc w:val="both"/>
+      </w:pPr>
+      <w:r>
+        <w:rPr>
+          <w:rFonts w:ascii="Times New Roman" w:hAnsi="Times New Roman"/>
+          <w:sz w:val="24"/>
+        </w:rPr>
+        <w:t>Universidad Pedagógica Experimental Libertador. (2016). Manual de trabajos de grado de especialización y maestría y tesis doctorales (5ta ed.). FEDUPEL, Venezuela.</w:t>
+      </w:r>
+    </w:p>
+    <w:p>
+      <w:pPr>
+        <w:spacing w:line="240" w:lineRule="auto" w:after="480" w:before="0"/>
+        <w:ind w:left="425" w:hanging="425"/>
+        <w:jc w:val="both"/>
+      </w:pPr>
+      <w:r>
+        <w:rPr>
+          <w:rFonts w:ascii="Times New Roman" w:hAnsi="Times New Roman"/>
+          <w:sz w:val="24"/>
+        </w:rPr>
+        <w:t>Zeithaml, V., Parasuraman, A., y Berry, L. (1993). Calidad total en la gestión de servicios. Díaz de Santos, España.</w:t>
       </w:r>
     </w:p>
     <w:p>

--- a/amaal/reportes/Informe_Pasantia_IUTECP.docx
+++ b/amaal/reportes/Informe_Pasantia_IUTECP.docx
@@ -165,7 +165,7 @@
     </w:p>
     <w:p>
       <w:pPr>
-        <w:spacing w:line="276" w:lineRule="auto" w:before="3844" w:after="0"/>
+        <w:spacing w:line="276" w:lineRule="auto" w:before="2973" w:after="0"/>
         <w:jc w:val="center"/>
       </w:pPr>
       <w:r>
@@ -179,7 +179,7 @@
     </w:p>
     <w:p>
       <w:pPr>
-        <w:spacing w:line="276" w:lineRule="auto" w:before="2281" w:after="0"/>
+        <w:spacing w:line="276" w:lineRule="auto" w:before="2033" w:after="0"/>
         <w:jc w:val="right"/>
       </w:pPr>
       <w:r>
@@ -254,7 +254,7 @@
     </w:p>
     <w:p>
       <w:pPr>
-        <w:spacing w:line="276" w:lineRule="auto" w:before="653" w:after="0"/>
+        <w:spacing w:line="276" w:lineRule="auto" w:before="777" w:after="0"/>
         <w:jc w:val="center"/>
       </w:pPr>
       <w:r>

--- a/amaal/reportes/Informe_Pasantia_IUTECP.docx
+++ b/amaal/reportes/Informe_Pasantia_IUTECP.docx
@@ -40,7 +40,7 @@
           <w:b/>
           <w:sz w:val="24"/>
         </w:rPr>
-        <w:t>"ELÍAS CALIXTO POMPA" (IUTECP)</w:t>
+        <w:t>"ELÍAS CALIXTO POMPA"</w:t>
         <w:br/>
       </w:r>
       <w:r>
@@ -54,7 +54,47 @@
     </w:p>
     <w:p>
       <w:pPr>
-        <w:spacing w:line="276" w:lineRule="auto" w:before="3844" w:after="0"/>
+        <w:spacing w:before="120" w:after="120"/>
+        <w:jc w:val="center"/>
+      </w:pPr>
+      <w:r>
+        <w:drawing>
+          <wp:inline xmlns:a="http://schemas.openxmlformats.org/drawingml/2006/main" xmlns:pic="http://schemas.openxmlformats.org/drawingml/2006/picture">
+            <wp:extent cx="1620000" cy="1440000"/>
+            <wp:docPr id="1" name="Picture 1"/>
+            <wp:cNvGraphicFramePr>
+              <a:graphicFrameLocks noChangeAspect="1"/>
+            </wp:cNvGraphicFramePr>
+            <a:graphic>
+              <a:graphicData uri="http://schemas.openxmlformats.org/drawingml/2006/picture">
+                <pic:pic>
+                  <pic:nvPicPr>
+                    <pic:cNvPr id="0" name="iutecp.png"/>
+                    <pic:cNvPicPr/>
+                  </pic:nvPicPr>
+                  <pic:blipFill>
+                    <a:blip r:embed="rId9"/>
+                    <a:stretch>
+                      <a:fillRect/>
+                    </a:stretch>
+                  </pic:blipFill>
+                  <pic:spPr>
+                    <a:xfrm>
+                      <a:off x="0" y="0"/>
+                      <a:ext cx="1620000" cy="1440000"/>
+                    </a:xfrm>
+                    <a:prstGeom prst="rect"/>
+                  </pic:spPr>
+                </pic:pic>
+              </a:graphicData>
+            </a:graphic>
+          </wp:inline>
+        </w:drawing>
+      </w:r>
+    </w:p>
+    <w:p>
+      <w:pPr>
+        <w:spacing w:line="276" w:lineRule="auto" w:before="1344" w:after="0"/>
         <w:jc w:val="center"/>
       </w:pPr>
       <w:r>
@@ -105,7 +145,7 @@
     <w:p>
       <w:pPr>
         <w:sectPr>
-          <w:footerReference w:type="default" r:id="rId12"/>
+          <w:footerReference w:type="default" r:id="rId13"/>
           <w:pgSz w:w="12240" w:h="15840"/>
           <w:pgMar w:top="1701" w:right="1701" w:bottom="1701" w:left="2268" w:header="720" w:footer="720" w:gutter="0"/>
           <w:cols w:space="720"/>
@@ -151,7 +191,7 @@
           <w:b/>
           <w:sz w:val="24"/>
         </w:rPr>
-        <w:t>"ELÍAS CALIXTO POMPA" (IUTECP)</w:t>
+        <w:t>"ELÍAS CALIXTO POMPA"</w:t>
         <w:br/>
       </w:r>
       <w:r>
@@ -179,8 +219,8 @@
     </w:p>
     <w:p>
       <w:pPr>
-        <w:spacing w:line="276" w:lineRule="auto" w:before="2033" w:after="0"/>
-        <w:jc w:val="right"/>
+        <w:spacing w:line="276" w:lineRule="auto" w:before="2033" w:after="160"/>
+        <w:jc w:val="left"/>
       </w:pPr>
       <w:r>
         <w:rPr>
@@ -198,14 +238,20 @@
           <w:sz w:val="24"/>
         </w:rPr>
         <w:t>C.I.: 31.985.792</w:t>
-        <w:br/>
-      </w:r>
+      </w:r>
+    </w:p>
+    <w:p>
+      <w:pPr>
+        <w:spacing w:line="276" w:lineRule="auto" w:before="0" w:after="0"/>
+        <w:jc w:val="right"/>
+      </w:pPr>
       <w:r>
         <w:rPr>
           <w:rFonts w:ascii="Times New Roman" w:hAnsi="Times New Roman"/>
           <w:b/>
           <w:sz w:val="24"/>
         </w:rPr>
+        <w:t>Tutor Industrial: Lenny Mata</w:t>
         <w:br/>
       </w:r>
       <w:r>
@@ -214,7 +260,7 @@
           <w:b/>
           <w:sz w:val="24"/>
         </w:rPr>
-        <w:t>Tutor Industrial: [Nombre del Tutor Industrial]</w:t>
+        <w:t>C.I.: 8969750</w:t>
         <w:br/>
       </w:r>
       <w:r>
@@ -223,7 +269,6 @@
           <w:b/>
           <w:sz w:val="24"/>
         </w:rPr>
-        <w:t>C.I.: [Cédula del Tutor Industrial]</w:t>
         <w:br/>
       </w:r>
       <w:r>
@@ -232,6 +277,7 @@
           <w:b/>
           <w:sz w:val="24"/>
         </w:rPr>
+        <w:t>Tutor Académico: Lic. Carlos Mendoza</w:t>
         <w:br/>
       </w:r>
       <w:r>
@@ -240,15 +286,6 @@
           <w:b/>
           <w:sz w:val="24"/>
         </w:rPr>
-        <w:t>Tutor Académico: Lic. Carlos Mendoza</w:t>
-        <w:br/>
-      </w:r>
-      <w:r>
-        <w:rPr>
-          <w:rFonts w:ascii="Times New Roman" w:hAnsi="Times New Roman"/>
-          <w:b/>
-          <w:sz w:val="24"/>
-        </w:rPr>
         <w:t>C.I.: 4.273.815</w:t>
       </w:r>
     </w:p>
@@ -268,7 +305,7 @@
     <w:p>
       <w:pPr>
         <w:sectPr>
-          <w:footerReference w:type="default" r:id="rId13"/>
+          <w:footerReference w:type="default" r:id="rId14"/>
           <w:pgSz w:w="12240" w:h="15840"/>
           <w:pgMar w:top="1701" w:right="1701" w:bottom="1701" w:left="2268" w:header="720" w:footer="720" w:gutter="0"/>
           <w:cols w:space="720"/>
@@ -278,7 +315,7 @@
       </w:pPr>
     </w:p>
     <w:p>
-      <w:bookmarkStart w:id="bm_dedicatoria" w:name="bm_dedicatoria"/>
+      <w:bookmarkStart w:id="bm_agradecimientos" w:name="bm_agradecimientos"/>
       <w:pPr>
         <w:spacing w:after="480"/>
         <w:jc w:val="center"/>
@@ -289,14 +326,14 @@
           <w:b/>
           <w:sz w:val="24"/>
         </w:rPr>
-        <w:t>DEDICATORIA</w:t>
-      </w:r>
-      <w:bookmarkEnd w:id="bm_dedicatoria"/>
+        <w:t>AGRADECIMIENTOS</w:t>
+      </w:r>
+      <w:bookmarkEnd w:id="bm_agradecimientos"/>
     </w:p>
     <w:p>
       <w:pPr>
         <w:sectPr>
-          <w:footerReference w:type="default" r:id="rId14"/>
+          <w:footerReference w:type="default" r:id="rId15"/>
           <w:pgSz w:w="12240" w:h="15840"/>
           <w:pgMar w:top="2835" w:right="1701" w:bottom="1701" w:left="2268" w:header="720" w:footer="720" w:gutter="0"/>
           <w:cols w:space="720"/>
@@ -317,13 +354,13 @@
           <w:i w:val="0"/>
           <w:sz w:val="24"/>
         </w:rPr>
-        <w:t>Aquí va la dedicatoria.</w:t>
+        <w:t>Aquí van los agradecimientos.</w:t>
       </w:r>
     </w:p>
     <w:p>
       <w:pPr>
         <w:sectPr>
-          <w:footerReference w:type="default" r:id="rId15"/>
+          <w:footerReference w:type="default" r:id="rId16"/>
           <w:type w:val="continuous"/>
           <w:pgSz w:w="12240" w:h="15840"/>
           <w:pgMar w:top="1701" w:right="1701" w:bottom="1701" w:left="2268" w:header="720" w:footer="720" w:gutter="0"/>
@@ -334,7 +371,7 @@
       </w:pPr>
     </w:p>
     <w:p>
-      <w:bookmarkStart w:id="bm_agradecimientos" w:name="bm_agradecimientos"/>
+      <w:bookmarkStart w:id="bm_dedicatoria" w:name="bm_dedicatoria"/>
       <w:pPr>
         <w:spacing w:after="480"/>
         <w:jc w:val="center"/>
@@ -345,14 +382,14 @@
           <w:b/>
           <w:sz w:val="24"/>
         </w:rPr>
-        <w:t>AGRADECIMIENTOS</w:t>
-      </w:r>
-      <w:bookmarkEnd w:id="bm_agradecimientos"/>
+        <w:t>DEDICATORIA</w:t>
+      </w:r>
+      <w:bookmarkEnd w:id="bm_dedicatoria"/>
     </w:p>
     <w:p>
       <w:pPr>
         <w:sectPr>
-          <w:footerReference w:type="default" r:id="rId16"/>
+          <w:footerReference w:type="default" r:id="rId17"/>
           <w:pgSz w:w="12240" w:h="15840"/>
           <w:pgMar w:top="2835" w:right="1701" w:bottom="1701" w:left="2268" w:header="720" w:footer="720" w:gutter="0"/>
           <w:cols w:space="720"/>
@@ -373,13 +410,13 @@
           <w:i w:val="0"/>
           <w:sz w:val="24"/>
         </w:rPr>
-        <w:t>Aquí van los agradecimientos.</w:t>
+        <w:t>Aquí va la dedicatoria.</w:t>
       </w:r>
     </w:p>
     <w:p>
       <w:pPr>
         <w:sectPr>
-          <w:footerReference w:type="default" r:id="rId17"/>
+          <w:footerReference w:type="default" r:id="rId18"/>
           <w:type w:val="continuous"/>
           <w:pgSz w:w="12240" w:h="15840"/>
           <w:pgMar w:top="1701" w:right="1701" w:bottom="1701" w:left="2268" w:header="720" w:footer="720" w:gutter="0"/>
@@ -390,7 +427,6 @@
       </w:pPr>
     </w:p>
     <w:p>
-      <w:bookmarkStart w:id="bm_resumen" w:name="bm_resumen"/>
       <w:pPr>
         <w:spacing w:after="480"/>
         <w:jc w:val="center"/>
@@ -401,14 +437,13 @@
           <w:b/>
           <w:sz w:val="24"/>
         </w:rPr>
-        <w:t>RESUMEN</w:t>
-      </w:r>
-      <w:bookmarkEnd w:id="bm_resumen"/>
+        <w:t>ÍNDICE DE CONTENIDO</w:t>
+      </w:r>
     </w:p>
     <w:p>
       <w:pPr>
         <w:sectPr>
-          <w:footerReference w:type="default" r:id="rId18"/>
+          <w:footerReference w:type="default" r:id="rId19"/>
           <w:pgSz w:w="12240" w:h="15840"/>
           <w:pgMar w:top="2835" w:right="1701" w:bottom="1701" w:left="2268" w:header="720" w:footer="720" w:gutter="0"/>
           <w:cols w:space="720"/>
@@ -419,38 +454,993 @@
     </w:p>
     <w:p>
       <w:pPr>
-        <w:spacing w:line="360" w:lineRule="auto" w:after="0" w:before="0"/>
-        <w:ind w:firstLine="709"/>
-        <w:jc w:val="both"/>
-      </w:pPr>
-      <w:r>
-        <w:rPr>
-          <w:rFonts w:ascii="Times New Roman" w:hAnsi="Times New Roman"/>
-          <w:i w:val="0"/>
+        <w:spacing w:after="240"/>
+        <w:jc w:val="right"/>
+      </w:pPr>
+      <w:r>
+        <w:rPr>
+          <w:rFonts w:ascii="Times New Roman" w:hAnsi="Times New Roman"/>
+          <w:b/>
           <w:sz w:val="24"/>
         </w:rPr>
-        <w:t>El presente informe describe la evaluación del control administrativo aplicado a la gestión de solicitudes de servicios de telecomunicaciones en la empresa Ingeniería de Telecomunicaciones, C.A. (IDETEL). La investigación se enmarca en la modalidad de proyecto factible apoyado en un diagnóstico de campo. Durante el estudio se identificó la ausencia de procedimientos formalizados para el seguimiento de solicitudes de afiliación e incidencias, la falta de formatos estandarizados de registro y la inexistencia de indicadores de gestión que permitan evaluar el desempeño del proceso de atención al suscriptor. La propuesta contempla un nuevo flujo de trabajo estandarizado, formatos unificados de control y un conjunto de indicadores de gestión orientados a fortalecer el control administrativo y optimizar la calidad del servicio prestado.</w:t>
-      </w:r>
-    </w:p>
-    <w:p/>
-    <w:p>
-      <w:pPr>
-        <w:ind w:firstLine="709"/>
-      </w:pPr>
-      <w:r>
-        <w:rPr>
-          <w:b/>
-        </w:rPr>
-        <w:t xml:space="preserve">Palabras claves: </w:t>
-      </w:r>
-      <w:r>
-        <w:t>control administrativo, solicitudes de servicios, telecomunicaciones, proyecto factible, pasantías.</w:t>
+        <w:t>pp.</w:t>
       </w:r>
     </w:p>
     <w:p>
       <w:pPr>
+        <w:tabs>
+          <w:tab w:pos="8271" w:val="right" w:leader="dot"/>
+        </w:tabs>
+        <w:spacing w:line="360" w:lineRule="auto" w:before="0" w:after="80"/>
+        <w:ind w:left="0"/>
+      </w:pPr>
+      <w:r>
+        <w:rPr>
+          <w:rFonts w:ascii="Times New Roman" w:hAnsi="Times New Roman"/>
+          <w:b w:val="0"/>
+          <w:sz w:val="24"/>
+        </w:rPr>
+        <w:t>AGRADECIMIENTOS</w:t>
+        <w:tab/>
+      </w:r>
+      <w:r>
+        <w:rPr>
+          <w:rFonts w:ascii="Times New Roman" w:hAnsi="Times New Roman"/>
+          <w:b w:val="0"/>
+          <w:sz w:val="24"/>
+        </w:rPr>
+        <w:fldChar w:fldCharType="begin"/>
+        <w:instrText xml:space="preserve"> PAGEREF bm_agradecimientos \h </w:instrText>
+        <w:fldChar w:fldCharType="separate"/>
+        <w:t>?</w:t>
+        <w:fldChar w:fldCharType="end"/>
+      </w:r>
+    </w:p>
+    <w:p>
+      <w:pPr>
+        <w:tabs>
+          <w:tab w:pos="8271" w:val="right" w:leader="dot"/>
+        </w:tabs>
+        <w:spacing w:line="360" w:lineRule="auto" w:before="0" w:after="80"/>
+        <w:ind w:left="0"/>
+      </w:pPr>
+      <w:r>
+        <w:rPr>
+          <w:rFonts w:ascii="Times New Roman" w:hAnsi="Times New Roman"/>
+          <w:b w:val="0"/>
+          <w:sz w:val="24"/>
+        </w:rPr>
+        <w:t>DEDICATORIA</w:t>
+        <w:tab/>
+      </w:r>
+      <w:r>
+        <w:rPr>
+          <w:rFonts w:ascii="Times New Roman" w:hAnsi="Times New Roman"/>
+          <w:b w:val="0"/>
+          <w:sz w:val="24"/>
+        </w:rPr>
+        <w:fldChar w:fldCharType="begin"/>
+        <w:instrText xml:space="preserve"> PAGEREF bm_dedicatoria \h </w:instrText>
+        <w:fldChar w:fldCharType="separate"/>
+        <w:t>?</w:t>
+        <w:fldChar w:fldCharType="end"/>
+      </w:r>
+    </w:p>
+    <w:p>
+      <w:pPr>
+        <w:tabs>
+          <w:tab w:pos="8271" w:val="right" w:leader="dot"/>
+        </w:tabs>
+        <w:spacing w:line="360" w:lineRule="auto" w:before="0" w:after="80"/>
+        <w:ind w:left="0"/>
+      </w:pPr>
+      <w:r>
+        <w:rPr>
+          <w:rFonts w:ascii="Times New Roman" w:hAnsi="Times New Roman"/>
+          <w:b w:val="0"/>
+          <w:sz w:val="24"/>
+        </w:rPr>
+        <w:t>LISTA DE CUADROS</w:t>
+        <w:tab/>
+      </w:r>
+      <w:r>
+        <w:rPr>
+          <w:rFonts w:ascii="Times New Roman" w:hAnsi="Times New Roman"/>
+          <w:b w:val="0"/>
+          <w:sz w:val="24"/>
+        </w:rPr>
+        <w:fldChar w:fldCharType="begin"/>
+        <w:instrText xml:space="preserve"> PAGEREF bm_lista_cuadros \h </w:instrText>
+        <w:fldChar w:fldCharType="separate"/>
+        <w:t>?</w:t>
+        <w:fldChar w:fldCharType="end"/>
+      </w:r>
+    </w:p>
+    <w:p>
+      <w:pPr>
+        <w:tabs>
+          <w:tab w:pos="8271" w:val="right" w:leader="dot"/>
+        </w:tabs>
+        <w:spacing w:line="360" w:lineRule="auto" w:before="0" w:after="80"/>
+        <w:ind w:left="0"/>
+      </w:pPr>
+      <w:r>
+        <w:rPr>
+          <w:rFonts w:ascii="Times New Roman" w:hAnsi="Times New Roman"/>
+          <w:b w:val="0"/>
+          <w:sz w:val="24"/>
+        </w:rPr>
+        <w:t>LISTA DE GRÁFICOS</w:t>
+        <w:tab/>
+      </w:r>
+      <w:r>
+        <w:rPr>
+          <w:rFonts w:ascii="Times New Roman" w:hAnsi="Times New Roman"/>
+          <w:b w:val="0"/>
+          <w:sz w:val="24"/>
+        </w:rPr>
+        <w:fldChar w:fldCharType="begin"/>
+        <w:instrText xml:space="preserve"> PAGEREF bm_lista_graficos \h </w:instrText>
+        <w:fldChar w:fldCharType="separate"/>
+        <w:t>?</w:t>
+        <w:fldChar w:fldCharType="end"/>
+      </w:r>
+    </w:p>
+    <w:p>
+      <w:pPr>
+        <w:tabs>
+          <w:tab w:pos="8271" w:val="right" w:leader="dot"/>
+        </w:tabs>
+        <w:spacing w:line="360" w:lineRule="auto" w:before="0" w:after="80"/>
+        <w:ind w:left="0"/>
+      </w:pPr>
+      <w:r>
+        <w:rPr>
+          <w:rFonts w:ascii="Times New Roman" w:hAnsi="Times New Roman"/>
+          <w:b w:val="0"/>
+          <w:sz w:val="24"/>
+        </w:rPr>
+        <w:t>LISTA DE ANEXOS</w:t>
+        <w:tab/>
+      </w:r>
+      <w:r>
+        <w:rPr>
+          <w:rFonts w:ascii="Times New Roman" w:hAnsi="Times New Roman"/>
+          <w:b w:val="0"/>
+          <w:sz w:val="24"/>
+        </w:rPr>
+        <w:fldChar w:fldCharType="begin"/>
+        <w:instrText xml:space="preserve"> PAGEREF bm_lista_anexos \h </w:instrText>
+        <w:fldChar w:fldCharType="separate"/>
+        <w:t>?</w:t>
+        <w:fldChar w:fldCharType="end"/>
+      </w:r>
+    </w:p>
+    <w:p>
+      <w:pPr>
+        <w:tabs>
+          <w:tab w:pos="8271" w:val="right" w:leader="dot"/>
+        </w:tabs>
+        <w:spacing w:line="360" w:lineRule="auto" w:before="0" w:after="80"/>
+        <w:ind w:left="0"/>
+      </w:pPr>
+      <w:r>
+        <w:rPr>
+          <w:rFonts w:ascii="Times New Roman" w:hAnsi="Times New Roman"/>
+          <w:b w:val="0"/>
+          <w:sz w:val="24"/>
+        </w:rPr>
+        <w:t>RESUMEN</w:t>
+        <w:tab/>
+      </w:r>
+      <w:r>
+        <w:rPr>
+          <w:rFonts w:ascii="Times New Roman" w:hAnsi="Times New Roman"/>
+          <w:b w:val="0"/>
+          <w:sz w:val="24"/>
+        </w:rPr>
+        <w:fldChar w:fldCharType="begin"/>
+        <w:instrText xml:space="preserve"> PAGEREF bm_resumen \h </w:instrText>
+        <w:fldChar w:fldCharType="separate"/>
+        <w:t>?</w:t>
+        <w:fldChar w:fldCharType="end"/>
+      </w:r>
+    </w:p>
+    <w:p>
+      <w:pPr>
+        <w:tabs>
+          <w:tab w:pos="8271" w:val="right" w:leader="dot"/>
+        </w:tabs>
+        <w:spacing w:line="360" w:lineRule="auto" w:before="0" w:after="80"/>
+        <w:ind w:left="0"/>
+      </w:pPr>
+      <w:r>
+        <w:rPr>
+          <w:rFonts w:ascii="Times New Roman" w:hAnsi="Times New Roman"/>
+          <w:b w:val="0"/>
+          <w:sz w:val="24"/>
+        </w:rPr>
+        <w:t>INTRODUCCIÓN</w:t>
+        <w:tab/>
+      </w:r>
+      <w:r>
+        <w:rPr>
+          <w:rFonts w:ascii="Times New Roman" w:hAnsi="Times New Roman"/>
+          <w:b w:val="0"/>
+          <w:sz w:val="24"/>
+        </w:rPr>
+        <w:fldChar w:fldCharType="begin"/>
+        <w:instrText xml:space="preserve"> PAGEREF bm_introduccion \h </w:instrText>
+        <w:fldChar w:fldCharType="separate"/>
+        <w:t>?</w:t>
+        <w:fldChar w:fldCharType="end"/>
+      </w:r>
+    </w:p>
+    <w:p>
+      <w:pPr>
+        <w:spacing w:before="240" w:after="120"/>
+      </w:pPr>
+      <w:r>
+        <w:rPr>
+          <w:b/>
+        </w:rPr>
+        <w:t>CAPÍTULOS</w:t>
+      </w:r>
+    </w:p>
+    <w:p>
+      <w:pPr>
+        <w:tabs>
+          <w:tab w:pos="8271" w:val="right" w:leader="dot"/>
+        </w:tabs>
+        <w:spacing w:line="360" w:lineRule="auto" w:before="0" w:after="80"/>
+        <w:ind w:left="0"/>
+      </w:pPr>
+      <w:r>
+        <w:rPr>
+          <w:rFonts w:ascii="Times New Roman" w:hAnsi="Times New Roman"/>
+          <w:b/>
+          <w:sz w:val="24"/>
+        </w:rPr>
+        <w:t>I REALIDAD ORGANIZACIONAL</w:t>
+        <w:tab/>
+      </w:r>
+      <w:r>
+        <w:rPr>
+          <w:rFonts w:ascii="Times New Roman" w:hAnsi="Times New Roman"/>
+          <w:b/>
+          <w:sz w:val="24"/>
+        </w:rPr>
+        <w:fldChar w:fldCharType="begin"/>
+        <w:instrText xml:space="preserve"> PAGEREF bm_cap1 \h </w:instrText>
+        <w:fldChar w:fldCharType="separate"/>
+        <w:t>?</w:t>
+        <w:fldChar w:fldCharType="end"/>
+      </w:r>
+    </w:p>
+    <w:p>
+      <w:pPr>
+        <w:tabs>
+          <w:tab w:pos="8271" w:val="right" w:leader="dot"/>
+        </w:tabs>
+        <w:spacing w:line="360" w:lineRule="auto" w:before="0" w:after="80"/>
+        <w:ind w:left="283"/>
+      </w:pPr>
+      <w:r>
+        <w:rPr>
+          <w:rFonts w:ascii="Times New Roman" w:hAnsi="Times New Roman"/>
+          <w:b w:val="0"/>
+          <w:sz w:val="24"/>
+        </w:rPr>
+        <w:t>Identificación de la empresa</w:t>
+        <w:tab/>
+      </w:r>
+      <w:r>
+        <w:rPr>
+          <w:rFonts w:ascii="Times New Roman" w:hAnsi="Times New Roman"/>
+          <w:b w:val="0"/>
+          <w:sz w:val="24"/>
+        </w:rPr>
+        <w:fldChar w:fldCharType="begin"/>
+        <w:instrText xml:space="preserve"> PAGEREF bm_cap1_ident \h </w:instrText>
+        <w:fldChar w:fldCharType="separate"/>
+        <w:t>?</w:t>
+        <w:fldChar w:fldCharType="end"/>
+      </w:r>
+    </w:p>
+    <w:p>
+      <w:pPr>
+        <w:tabs>
+          <w:tab w:pos="8271" w:val="right" w:leader="dot"/>
+        </w:tabs>
+        <w:spacing w:line="360" w:lineRule="auto" w:before="0" w:after="80"/>
+        <w:ind w:left="283"/>
+      </w:pPr>
+      <w:r>
+        <w:rPr>
+          <w:rFonts w:ascii="Times New Roman" w:hAnsi="Times New Roman"/>
+          <w:b w:val="0"/>
+          <w:sz w:val="24"/>
+        </w:rPr>
+        <w:t>Reseña histórica</w:t>
+        <w:tab/>
+      </w:r>
+      <w:r>
+        <w:rPr>
+          <w:rFonts w:ascii="Times New Roman" w:hAnsi="Times New Roman"/>
+          <w:b w:val="0"/>
+          <w:sz w:val="24"/>
+        </w:rPr>
+        <w:fldChar w:fldCharType="begin"/>
+        <w:instrText xml:space="preserve"> PAGEREF bm_cap1_resena \h </w:instrText>
+        <w:fldChar w:fldCharType="separate"/>
+        <w:t>?</w:t>
+        <w:fldChar w:fldCharType="end"/>
+      </w:r>
+    </w:p>
+    <w:p>
+      <w:pPr>
+        <w:tabs>
+          <w:tab w:pos="8271" w:val="right" w:leader="dot"/>
+        </w:tabs>
+        <w:spacing w:line="360" w:lineRule="auto" w:before="0" w:after="80"/>
+        <w:ind w:left="283"/>
+      </w:pPr>
+      <w:r>
+        <w:rPr>
+          <w:rFonts w:ascii="Times New Roman" w:hAnsi="Times New Roman"/>
+          <w:b w:val="0"/>
+          <w:sz w:val="24"/>
+        </w:rPr>
+        <w:t>Misión</w:t>
+        <w:tab/>
+      </w:r>
+      <w:r>
+        <w:rPr>
+          <w:rFonts w:ascii="Times New Roman" w:hAnsi="Times New Roman"/>
+          <w:b w:val="0"/>
+          <w:sz w:val="24"/>
+        </w:rPr>
+        <w:fldChar w:fldCharType="begin"/>
+        <w:instrText xml:space="preserve"> PAGEREF bm_cap1_mision \h </w:instrText>
+        <w:fldChar w:fldCharType="separate"/>
+        <w:t>?</w:t>
+        <w:fldChar w:fldCharType="end"/>
+      </w:r>
+    </w:p>
+    <w:p>
+      <w:pPr>
+        <w:tabs>
+          <w:tab w:pos="8271" w:val="right" w:leader="dot"/>
+        </w:tabs>
+        <w:spacing w:line="360" w:lineRule="auto" w:before="0" w:after="80"/>
+        <w:ind w:left="283"/>
+      </w:pPr>
+      <w:r>
+        <w:rPr>
+          <w:rFonts w:ascii="Times New Roman" w:hAnsi="Times New Roman"/>
+          <w:b w:val="0"/>
+          <w:sz w:val="24"/>
+        </w:rPr>
+        <w:t>Visión</w:t>
+        <w:tab/>
+      </w:r>
+      <w:r>
+        <w:rPr>
+          <w:rFonts w:ascii="Times New Roman" w:hAnsi="Times New Roman"/>
+          <w:b w:val="0"/>
+          <w:sz w:val="24"/>
+        </w:rPr>
+        <w:fldChar w:fldCharType="begin"/>
+        <w:instrText xml:space="preserve"> PAGEREF bm_cap1_vision \h </w:instrText>
+        <w:fldChar w:fldCharType="separate"/>
+        <w:t>?</w:t>
+        <w:fldChar w:fldCharType="end"/>
+      </w:r>
+    </w:p>
+    <w:p>
+      <w:pPr>
+        <w:tabs>
+          <w:tab w:pos="8271" w:val="right" w:leader="dot"/>
+        </w:tabs>
+        <w:spacing w:line="360" w:lineRule="auto" w:before="0" w:after="80"/>
+        <w:ind w:left="283"/>
+      </w:pPr>
+      <w:r>
+        <w:rPr>
+          <w:rFonts w:ascii="Times New Roman" w:hAnsi="Times New Roman"/>
+          <w:b w:val="0"/>
+          <w:sz w:val="24"/>
+        </w:rPr>
+        <w:t>Valores</w:t>
+        <w:tab/>
+      </w:r>
+      <w:r>
+        <w:rPr>
+          <w:rFonts w:ascii="Times New Roman" w:hAnsi="Times New Roman"/>
+          <w:b w:val="0"/>
+          <w:sz w:val="24"/>
+        </w:rPr>
+        <w:fldChar w:fldCharType="begin"/>
+        <w:instrText xml:space="preserve"> PAGEREF bm_cap1_valores \h </w:instrText>
+        <w:fldChar w:fldCharType="separate"/>
+        <w:t>?</w:t>
+        <w:fldChar w:fldCharType="end"/>
+      </w:r>
+    </w:p>
+    <w:p>
+      <w:pPr>
+        <w:tabs>
+          <w:tab w:pos="8271" w:val="right" w:leader="dot"/>
+        </w:tabs>
+        <w:spacing w:line="360" w:lineRule="auto" w:before="0" w:after="80"/>
+        <w:ind w:left="283"/>
+      </w:pPr>
+      <w:r>
+        <w:rPr>
+          <w:rFonts w:ascii="Times New Roman" w:hAnsi="Times New Roman"/>
+          <w:b w:val="0"/>
+          <w:sz w:val="24"/>
+        </w:rPr>
+        <w:t>Objetivos Organizacionales</w:t>
+        <w:tab/>
+      </w:r>
+      <w:r>
+        <w:rPr>
+          <w:rFonts w:ascii="Times New Roman" w:hAnsi="Times New Roman"/>
+          <w:b w:val="0"/>
+          <w:sz w:val="24"/>
+        </w:rPr>
+        <w:fldChar w:fldCharType="begin"/>
+        <w:instrText xml:space="preserve"> PAGEREF bm_cap1_obj \h </w:instrText>
+        <w:fldChar w:fldCharType="separate"/>
+        <w:t>?</w:t>
+        <w:fldChar w:fldCharType="end"/>
+      </w:r>
+    </w:p>
+    <w:p>
+      <w:pPr>
+        <w:tabs>
+          <w:tab w:pos="8271" w:val="right" w:leader="dot"/>
+        </w:tabs>
+        <w:spacing w:line="360" w:lineRule="auto" w:before="0" w:after="80"/>
+        <w:ind w:left="283"/>
+      </w:pPr>
+      <w:r>
+        <w:rPr>
+          <w:rFonts w:ascii="Times New Roman" w:hAnsi="Times New Roman"/>
+          <w:b w:val="0"/>
+          <w:sz w:val="24"/>
+        </w:rPr>
+        <w:t>Ubicación geográfica</w:t>
+        <w:tab/>
+      </w:r>
+      <w:r>
+        <w:rPr>
+          <w:rFonts w:ascii="Times New Roman" w:hAnsi="Times New Roman"/>
+          <w:b w:val="0"/>
+          <w:sz w:val="24"/>
+        </w:rPr>
+        <w:fldChar w:fldCharType="begin"/>
+        <w:instrText xml:space="preserve"> PAGEREF bm_cap1_ubic \h </w:instrText>
+        <w:fldChar w:fldCharType="separate"/>
+        <w:t>?</w:t>
+        <w:fldChar w:fldCharType="end"/>
+      </w:r>
+    </w:p>
+    <w:p>
+      <w:pPr>
+        <w:tabs>
+          <w:tab w:pos="8271" w:val="right" w:leader="dot"/>
+        </w:tabs>
+        <w:spacing w:line="360" w:lineRule="auto" w:before="0" w:after="80"/>
+        <w:ind w:left="283"/>
+      </w:pPr>
+      <w:r>
+        <w:rPr>
+          <w:rFonts w:ascii="Times New Roman" w:hAnsi="Times New Roman"/>
+          <w:b w:val="0"/>
+          <w:sz w:val="24"/>
+        </w:rPr>
+        <w:t>Población de los trabajadores de la empresa</w:t>
+        <w:tab/>
+      </w:r>
+      <w:r>
+        <w:rPr>
+          <w:rFonts w:ascii="Times New Roman" w:hAnsi="Times New Roman"/>
+          <w:b w:val="0"/>
+          <w:sz w:val="24"/>
+        </w:rPr>
+        <w:fldChar w:fldCharType="begin"/>
+        <w:instrText xml:space="preserve"> PAGEREF bm_cap1_pobla \h </w:instrText>
+        <w:fldChar w:fldCharType="separate"/>
+        <w:t>?</w:t>
+        <w:fldChar w:fldCharType="end"/>
+      </w:r>
+    </w:p>
+    <w:p>
+      <w:pPr>
+        <w:tabs>
+          <w:tab w:pos="8271" w:val="right" w:leader="dot"/>
+        </w:tabs>
+        <w:spacing w:line="360" w:lineRule="auto" w:before="0" w:after="80"/>
+        <w:ind w:left="283"/>
+      </w:pPr>
+      <w:r>
+        <w:rPr>
+          <w:rFonts w:ascii="Times New Roman" w:hAnsi="Times New Roman"/>
+          <w:b w:val="0"/>
+          <w:sz w:val="24"/>
+        </w:rPr>
+        <w:t>Estructura organizacional de la empresa (organigrama)</w:t>
+        <w:tab/>
+      </w:r>
+      <w:r>
+        <w:rPr>
+          <w:rFonts w:ascii="Times New Roman" w:hAnsi="Times New Roman"/>
+          <w:b w:val="0"/>
+          <w:sz w:val="24"/>
+        </w:rPr>
+        <w:fldChar w:fldCharType="begin"/>
+        <w:instrText xml:space="preserve"> PAGEREF bm_cap1_estruct \h </w:instrText>
+        <w:fldChar w:fldCharType="separate"/>
+        <w:t>?</w:t>
+        <w:fldChar w:fldCharType="end"/>
+      </w:r>
+    </w:p>
+    <w:p>
+      <w:pPr>
+        <w:tabs>
+          <w:tab w:pos="8271" w:val="right" w:leader="dot"/>
+        </w:tabs>
+        <w:spacing w:line="360" w:lineRule="auto" w:before="0" w:after="80"/>
+        <w:ind w:left="0"/>
+      </w:pPr>
+      <w:r>
+        <w:rPr>
+          <w:rFonts w:ascii="Times New Roman" w:hAnsi="Times New Roman"/>
+          <w:b/>
+          <w:sz w:val="24"/>
+        </w:rPr>
+        <w:t>II DIAGNÓSTICO SITUACIONAL</w:t>
+        <w:tab/>
+      </w:r>
+      <w:r>
+        <w:rPr>
+          <w:rFonts w:ascii="Times New Roman" w:hAnsi="Times New Roman"/>
+          <w:b/>
+          <w:sz w:val="24"/>
+        </w:rPr>
+        <w:fldChar w:fldCharType="begin"/>
+        <w:instrText xml:space="preserve"> PAGEREF bm_cap2 \h </w:instrText>
+        <w:fldChar w:fldCharType="separate"/>
+        <w:t>?</w:t>
+        <w:fldChar w:fldCharType="end"/>
+      </w:r>
+    </w:p>
+    <w:p>
+      <w:pPr>
+        <w:tabs>
+          <w:tab w:pos="8271" w:val="right" w:leader="dot"/>
+        </w:tabs>
+        <w:spacing w:line="360" w:lineRule="auto" w:before="0" w:after="80"/>
+        <w:ind w:left="283"/>
+      </w:pPr>
+      <w:r>
+        <w:rPr>
+          <w:rFonts w:ascii="Times New Roman" w:hAnsi="Times New Roman"/>
+          <w:b w:val="0"/>
+          <w:sz w:val="24"/>
+        </w:rPr>
+        <w:t>Identificación de la situación problemática</w:t>
+        <w:tab/>
+      </w:r>
+      <w:r>
+        <w:rPr>
+          <w:rFonts w:ascii="Times New Roman" w:hAnsi="Times New Roman"/>
+          <w:b w:val="0"/>
+          <w:sz w:val="24"/>
+        </w:rPr>
+        <w:fldChar w:fldCharType="begin"/>
+        <w:instrText xml:space="preserve"> PAGEREF bm_cap2_sit \h </w:instrText>
+        <w:fldChar w:fldCharType="separate"/>
+        <w:t>?</w:t>
+        <w:fldChar w:fldCharType="end"/>
+      </w:r>
+    </w:p>
+    <w:p>
+      <w:pPr>
+        <w:tabs>
+          <w:tab w:pos="8271" w:val="right" w:leader="dot"/>
+        </w:tabs>
+        <w:spacing w:line="360" w:lineRule="auto" w:before="0" w:after="80"/>
+        <w:ind w:left="283"/>
+      </w:pPr>
+      <w:r>
+        <w:rPr>
+          <w:rFonts w:ascii="Times New Roman" w:hAnsi="Times New Roman"/>
+          <w:b w:val="0"/>
+          <w:sz w:val="24"/>
+        </w:rPr>
+        <w:t>Objetivo General</w:t>
+        <w:tab/>
+      </w:r>
+      <w:r>
+        <w:rPr>
+          <w:rFonts w:ascii="Times New Roman" w:hAnsi="Times New Roman"/>
+          <w:b w:val="0"/>
+          <w:sz w:val="24"/>
+        </w:rPr>
+        <w:fldChar w:fldCharType="begin"/>
+        <w:instrText xml:space="preserve"> PAGEREF bm_cap2_objg \h </w:instrText>
+        <w:fldChar w:fldCharType="separate"/>
+        <w:t>?</w:t>
+        <w:fldChar w:fldCharType="end"/>
+      </w:r>
+    </w:p>
+    <w:p>
+      <w:pPr>
+        <w:tabs>
+          <w:tab w:pos="8271" w:val="right" w:leader="dot"/>
+        </w:tabs>
+        <w:spacing w:line="360" w:lineRule="auto" w:before="0" w:after="80"/>
+        <w:ind w:left="283"/>
+      </w:pPr>
+      <w:r>
+        <w:rPr>
+          <w:rFonts w:ascii="Times New Roman" w:hAnsi="Times New Roman"/>
+          <w:b w:val="0"/>
+          <w:sz w:val="24"/>
+        </w:rPr>
+        <w:t>Objetivos Específicos</w:t>
+        <w:tab/>
+      </w:r>
+      <w:r>
+        <w:rPr>
+          <w:rFonts w:ascii="Times New Roman" w:hAnsi="Times New Roman"/>
+          <w:b w:val="0"/>
+          <w:sz w:val="24"/>
+        </w:rPr>
+        <w:fldChar w:fldCharType="begin"/>
+        <w:instrText xml:space="preserve"> PAGEREF bm_cap2_obje \h </w:instrText>
+        <w:fldChar w:fldCharType="separate"/>
+        <w:t>?</w:t>
+        <w:fldChar w:fldCharType="end"/>
+      </w:r>
+    </w:p>
+    <w:p>
+      <w:pPr>
+        <w:tabs>
+          <w:tab w:pos="8271" w:val="right" w:leader="dot"/>
+        </w:tabs>
+        <w:spacing w:line="360" w:lineRule="auto" w:before="0" w:after="80"/>
+        <w:ind w:left="283"/>
+      </w:pPr>
+      <w:r>
+        <w:rPr>
+          <w:rFonts w:ascii="Times New Roman" w:hAnsi="Times New Roman"/>
+          <w:b w:val="0"/>
+          <w:sz w:val="24"/>
+        </w:rPr>
+        <w:t>Planificación integral de objetivos</w:t>
+        <w:tab/>
+      </w:r>
+      <w:r>
+        <w:rPr>
+          <w:rFonts w:ascii="Times New Roman" w:hAnsi="Times New Roman"/>
+          <w:b w:val="0"/>
+          <w:sz w:val="24"/>
+        </w:rPr>
+        <w:fldChar w:fldCharType="begin"/>
+        <w:instrText xml:space="preserve"> PAGEREF bm_cap2_planif \h </w:instrText>
+        <w:fldChar w:fldCharType="separate"/>
+        <w:t>?</w:t>
+        <w:fldChar w:fldCharType="end"/>
+      </w:r>
+    </w:p>
+    <w:p>
+      <w:pPr>
+        <w:tabs>
+          <w:tab w:pos="8271" w:val="right" w:leader="dot"/>
+        </w:tabs>
+        <w:spacing w:line="360" w:lineRule="auto" w:before="0" w:after="80"/>
+        <w:ind w:left="283"/>
+      </w:pPr>
+      <w:r>
+        <w:rPr>
+          <w:rFonts w:ascii="Times New Roman" w:hAnsi="Times New Roman"/>
+          <w:b w:val="0"/>
+          <w:sz w:val="24"/>
+        </w:rPr>
+        <w:t>Cronograma de actividades</w:t>
+        <w:tab/>
+      </w:r>
+      <w:r>
+        <w:rPr>
+          <w:rFonts w:ascii="Times New Roman" w:hAnsi="Times New Roman"/>
+          <w:b w:val="0"/>
+          <w:sz w:val="24"/>
+        </w:rPr>
+        <w:fldChar w:fldCharType="begin"/>
+        <w:instrText xml:space="preserve"> PAGEREF bm_cap2_crono \h </w:instrText>
+        <w:fldChar w:fldCharType="separate"/>
+        <w:t>?</w:t>
+        <w:fldChar w:fldCharType="end"/>
+      </w:r>
+    </w:p>
+    <w:p>
+      <w:pPr>
+        <w:tabs>
+          <w:tab w:pos="8271" w:val="right" w:leader="dot"/>
+        </w:tabs>
+        <w:spacing w:line="360" w:lineRule="auto" w:before="0" w:after="80"/>
+        <w:ind w:left="0"/>
+      </w:pPr>
+      <w:r>
+        <w:rPr>
+          <w:rFonts w:ascii="Times New Roman" w:hAnsi="Times New Roman"/>
+          <w:b/>
+          <w:sz w:val="24"/>
+        </w:rPr>
+        <w:t>III MARCO TEÓRICO</w:t>
+        <w:tab/>
+      </w:r>
+      <w:r>
+        <w:rPr>
+          <w:rFonts w:ascii="Times New Roman" w:hAnsi="Times New Roman"/>
+          <w:b/>
+          <w:sz w:val="24"/>
+        </w:rPr>
+        <w:fldChar w:fldCharType="begin"/>
+        <w:instrText xml:space="preserve"> PAGEREF bm_cap3 \h </w:instrText>
+        <w:fldChar w:fldCharType="separate"/>
+        <w:t>?</w:t>
+        <w:fldChar w:fldCharType="end"/>
+      </w:r>
+    </w:p>
+    <w:p>
+      <w:pPr>
+        <w:tabs>
+          <w:tab w:pos="8271" w:val="right" w:leader="dot"/>
+        </w:tabs>
+        <w:spacing w:line="360" w:lineRule="auto" w:before="0" w:after="80"/>
+        <w:ind w:left="283"/>
+      </w:pPr>
+      <w:r>
+        <w:rPr>
+          <w:rFonts w:ascii="Times New Roman" w:hAnsi="Times New Roman"/>
+          <w:b w:val="0"/>
+          <w:sz w:val="24"/>
+        </w:rPr>
+        <w:t>Bases teóricas referenciales</w:t>
+        <w:tab/>
+      </w:r>
+      <w:r>
+        <w:rPr>
+          <w:rFonts w:ascii="Times New Roman" w:hAnsi="Times New Roman"/>
+          <w:b w:val="0"/>
+          <w:sz w:val="24"/>
+        </w:rPr>
+        <w:fldChar w:fldCharType="begin"/>
+        <w:instrText xml:space="preserve"> PAGEREF bm_cap3_bases \h </w:instrText>
+        <w:fldChar w:fldCharType="separate"/>
+        <w:t>?</w:t>
+        <w:fldChar w:fldCharType="end"/>
+      </w:r>
+    </w:p>
+    <w:p>
+      <w:pPr>
+        <w:tabs>
+          <w:tab w:pos="8271" w:val="right" w:leader="dot"/>
+        </w:tabs>
+        <w:spacing w:line="360" w:lineRule="auto" w:before="0" w:after="80"/>
+        <w:ind w:left="0"/>
+      </w:pPr>
+      <w:r>
+        <w:rPr>
+          <w:rFonts w:ascii="Times New Roman" w:hAnsi="Times New Roman"/>
+          <w:b/>
+          <w:sz w:val="24"/>
+        </w:rPr>
+        <w:t>IV ACTIVIDADES REALIZADAS</w:t>
+        <w:tab/>
+      </w:r>
+      <w:r>
+        <w:rPr>
+          <w:rFonts w:ascii="Times New Roman" w:hAnsi="Times New Roman"/>
+          <w:b/>
+          <w:sz w:val="24"/>
+        </w:rPr>
+        <w:fldChar w:fldCharType="begin"/>
+        <w:instrText xml:space="preserve"> PAGEREF bm_cap4 \h </w:instrText>
+        <w:fldChar w:fldCharType="separate"/>
+        <w:t>?</w:t>
+        <w:fldChar w:fldCharType="end"/>
+      </w:r>
+    </w:p>
+    <w:p>
+      <w:pPr>
+        <w:tabs>
+          <w:tab w:pos="8271" w:val="right" w:leader="dot"/>
+        </w:tabs>
+        <w:spacing w:line="360" w:lineRule="auto" w:before="0" w:after="80"/>
+        <w:ind w:left="283"/>
+      </w:pPr>
+      <w:r>
+        <w:rPr>
+          <w:rFonts w:ascii="Times New Roman" w:hAnsi="Times New Roman"/>
+          <w:b w:val="0"/>
+          <w:sz w:val="24"/>
+        </w:rPr>
+        <w:t>Descripción de actividades ejecutadas por semana</w:t>
+        <w:tab/>
+      </w:r>
+      <w:r>
+        <w:rPr>
+          <w:rFonts w:ascii="Times New Roman" w:hAnsi="Times New Roman"/>
+          <w:b w:val="0"/>
+          <w:sz w:val="24"/>
+        </w:rPr>
+        <w:fldChar w:fldCharType="begin"/>
+        <w:instrText xml:space="preserve"> PAGEREF bm_cap4_desc \h </w:instrText>
+        <w:fldChar w:fldCharType="separate"/>
+        <w:t>?</w:t>
+        <w:fldChar w:fldCharType="end"/>
+      </w:r>
+    </w:p>
+    <w:p>
+      <w:pPr>
+        <w:tabs>
+          <w:tab w:pos="8271" w:val="right" w:leader="dot"/>
+        </w:tabs>
+        <w:spacing w:line="360" w:lineRule="auto" w:before="0" w:after="80"/>
+        <w:ind w:left="0"/>
+      </w:pPr>
+      <w:r>
+        <w:rPr>
+          <w:rFonts w:ascii="Times New Roman" w:hAnsi="Times New Roman"/>
+          <w:b/>
+          <w:sz w:val="24"/>
+        </w:rPr>
+        <w:t>V CONCLUSIONES Y RECOMENDACIONES</w:t>
+        <w:tab/>
+      </w:r>
+      <w:r>
+        <w:rPr>
+          <w:rFonts w:ascii="Times New Roman" w:hAnsi="Times New Roman"/>
+          <w:b/>
+          <w:sz w:val="24"/>
+        </w:rPr>
+        <w:fldChar w:fldCharType="begin"/>
+        <w:instrText xml:space="preserve"> PAGEREF bm_cap5 \h </w:instrText>
+        <w:fldChar w:fldCharType="separate"/>
+        <w:t>?</w:t>
+        <w:fldChar w:fldCharType="end"/>
+      </w:r>
+    </w:p>
+    <w:p>
+      <w:pPr>
+        <w:tabs>
+          <w:tab w:pos="8271" w:val="right" w:leader="dot"/>
+        </w:tabs>
+        <w:spacing w:line="360" w:lineRule="auto" w:before="0" w:after="80"/>
+        <w:ind w:left="283"/>
+      </w:pPr>
+      <w:r>
+        <w:rPr>
+          <w:rFonts w:ascii="Times New Roman" w:hAnsi="Times New Roman"/>
+          <w:b w:val="0"/>
+          <w:sz w:val="24"/>
+        </w:rPr>
+        <w:t>Conclusiones</w:t>
+        <w:tab/>
+      </w:r>
+      <w:r>
+        <w:rPr>
+          <w:rFonts w:ascii="Times New Roman" w:hAnsi="Times New Roman"/>
+          <w:b w:val="0"/>
+          <w:sz w:val="24"/>
+        </w:rPr>
+        <w:fldChar w:fldCharType="begin"/>
+        <w:instrText xml:space="preserve"> PAGEREF bm_cap5_concl \h </w:instrText>
+        <w:fldChar w:fldCharType="separate"/>
+        <w:t>?</w:t>
+        <w:fldChar w:fldCharType="end"/>
+      </w:r>
+    </w:p>
+    <w:p>
+      <w:pPr>
+        <w:tabs>
+          <w:tab w:pos="8271" w:val="right" w:leader="dot"/>
+        </w:tabs>
+        <w:spacing w:line="360" w:lineRule="auto" w:before="0" w:after="80"/>
+        <w:ind w:left="283"/>
+      </w:pPr>
+      <w:r>
+        <w:rPr>
+          <w:rFonts w:ascii="Times New Roman" w:hAnsi="Times New Roman"/>
+          <w:b w:val="0"/>
+          <w:sz w:val="24"/>
+        </w:rPr>
+        <w:t>Recomendaciones</w:t>
+        <w:tab/>
+      </w:r>
+      <w:r>
+        <w:rPr>
+          <w:rFonts w:ascii="Times New Roman" w:hAnsi="Times New Roman"/>
+          <w:b w:val="0"/>
+          <w:sz w:val="24"/>
+        </w:rPr>
+        <w:fldChar w:fldCharType="begin"/>
+        <w:instrText xml:space="preserve"> PAGEREF bm_cap5_recom \h </w:instrText>
+        <w:fldChar w:fldCharType="separate"/>
+        <w:t>?</w:t>
+        <w:fldChar w:fldCharType="end"/>
+      </w:r>
+    </w:p>
+    <w:p>
+      <w:pPr>
+        <w:tabs>
+          <w:tab w:pos="8271" w:val="right" w:leader="dot"/>
+        </w:tabs>
+        <w:spacing w:line="360" w:lineRule="auto" w:before="0" w:after="80"/>
+        <w:ind w:left="0"/>
+      </w:pPr>
+      <w:r>
+        <w:rPr>
+          <w:rFonts w:ascii="Times New Roman" w:hAnsi="Times New Roman"/>
+          <w:b/>
+          <w:sz w:val="24"/>
+        </w:rPr>
+        <w:t>REFERENCIAS</w:t>
+        <w:tab/>
+      </w:r>
+      <w:r>
+        <w:rPr>
+          <w:rFonts w:ascii="Times New Roman" w:hAnsi="Times New Roman"/>
+          <w:b/>
+          <w:sz w:val="24"/>
+        </w:rPr>
+        <w:fldChar w:fldCharType="begin"/>
+        <w:instrText xml:space="preserve"> PAGEREF bm_referencias \h </w:instrText>
+        <w:fldChar w:fldCharType="separate"/>
+        <w:t>?</w:t>
+        <w:fldChar w:fldCharType="end"/>
+      </w:r>
+    </w:p>
+    <w:p>
+      <w:pPr>
+        <w:tabs>
+          <w:tab w:pos="8271" w:val="right" w:leader="dot"/>
+        </w:tabs>
+        <w:spacing w:line="360" w:lineRule="auto" w:before="0" w:after="80"/>
+        <w:ind w:left="0"/>
+      </w:pPr>
+      <w:r>
+        <w:rPr>
+          <w:rFonts w:ascii="Times New Roman" w:hAnsi="Times New Roman"/>
+          <w:b/>
+          <w:sz w:val="24"/>
+        </w:rPr>
+        <w:t>ANEXOS</w:t>
+        <w:tab/>
+      </w:r>
+      <w:r>
+        <w:rPr>
+          <w:rFonts w:ascii="Times New Roman" w:hAnsi="Times New Roman"/>
+          <w:b/>
+          <w:sz w:val="24"/>
+        </w:rPr>
+        <w:fldChar w:fldCharType="begin"/>
+        <w:instrText xml:space="preserve"> PAGEREF bm_anexos \h </w:instrText>
+        <w:fldChar w:fldCharType="separate"/>
+        <w:t>?</w:t>
+        <w:fldChar w:fldCharType="end"/>
+      </w:r>
+    </w:p>
+    <w:p>
+      <w:pPr>
         <w:sectPr>
-          <w:footerReference w:type="default" r:id="rId19"/>
+          <w:footerReference w:type="default" r:id="rId20"/>
           <w:type w:val="continuous"/>
           <w:pgSz w:w="12240" w:h="15840"/>
           <w:pgMar w:top="1701" w:right="1701" w:bottom="1701" w:left="2268" w:header="720" w:footer="720" w:gutter="0"/>
@@ -461,6 +1451,7 @@
       </w:pPr>
     </w:p>
     <w:p>
+      <w:bookmarkStart w:id="bm_lista_cuadros" w:name="bm_lista_cuadros"/>
       <w:pPr>
         <w:spacing w:after="480"/>
         <w:jc w:val="center"/>
@@ -471,13 +1462,14 @@
           <w:b/>
           <w:sz w:val="24"/>
         </w:rPr>
-        <w:t>ÍNDICE DE CONTENIDO</w:t>
-      </w:r>
+        <w:t>LISTA DE CUADROS</w:t>
+      </w:r>
+      <w:bookmarkEnd w:id="bm_lista_cuadros"/>
     </w:p>
     <w:p>
       <w:pPr>
         <w:sectPr>
-          <w:footerReference w:type="default" r:id="rId20"/>
+          <w:footerReference w:type="default" r:id="rId21"/>
           <w:pgSz w:w="12240" w:h="15840"/>
           <w:pgMar w:top="2835" w:right="1701" w:bottom="1701" w:left="2268" w:header="720" w:footer="720" w:gutter="0"/>
           <w:cols w:space="720"/>
@@ -488,8 +1480,10 @@
     </w:p>
     <w:p>
       <w:pPr>
-        <w:spacing w:after="240"/>
-        <w:jc w:val="right"/>
+        <w:tabs>
+          <w:tab w:pos="8271" w:val="right"/>
+        </w:tabs>
+        <w:spacing w:before="240" w:after="240"/>
       </w:pPr>
       <w:r>
         <w:rPr>
@@ -497,34 +1491,47 @@
           <w:b/>
           <w:sz w:val="24"/>
         </w:rPr>
+        <w:t>CUADRO</w:t>
+      </w:r>
+      <w:r>
+        <w:tab/>
+      </w:r>
+      <w:r>
+        <w:rPr>
+          <w:rFonts w:ascii="Times New Roman" w:hAnsi="Times New Roman"/>
+          <w:b/>
+          <w:sz w:val="24"/>
+        </w:rPr>
         <w:t>pp.</w:t>
       </w:r>
     </w:p>
     <w:p>
       <w:pPr>
         <w:tabs>
+          <w:tab w:pos="1020" w:val="left"/>
           <w:tab w:pos="8271" w:val="right" w:leader="dot"/>
         </w:tabs>
         <w:spacing w:line="360" w:lineRule="auto" w:before="0" w:after="80"/>
-        <w:ind w:left="0"/>
-      </w:pPr>
+        <w:ind w:left="1020" w:hanging="1020"/>
+      </w:pPr>
+      <w:r>
+        <w:rPr>
+          <w:rFonts w:ascii="Times New Roman" w:hAnsi="Times New Roman"/>
+          <w:sz w:val="24"/>
+        </w:rPr>
+        <w:t>1</w:t>
+        <w:tab/>
+        <w:t>Planificación integral de objetivos específicos</w:t>
+        <w:tab/>
+      </w:r>
       <w:r>
         <w:rPr>
           <w:rFonts w:ascii="Times New Roman" w:hAnsi="Times New Roman"/>
           <w:b w:val="0"/>
           <w:sz w:val="24"/>
         </w:rPr>
-        <w:t>DEDICATORIA</w:t>
-        <w:tab/>
-      </w:r>
-      <w:r>
-        <w:rPr>
-          <w:rFonts w:ascii="Times New Roman" w:hAnsi="Times New Roman"/>
-          <w:b w:val="0"/>
-          <w:sz w:val="24"/>
-        </w:rPr>
         <w:fldChar w:fldCharType="begin"/>
-        <w:instrText xml:space="preserve"> PAGEREF bm_dedicatoria \h </w:instrText>
+        <w:instrText xml:space="preserve"> PAGEREF bm_cuadro1 \h </w:instrText>
         <w:fldChar w:fldCharType="separate"/>
         <w:t>?</w:t>
         <w:fldChar w:fldCharType="end"/>
@@ -533,28 +1540,30 @@
     <w:p>
       <w:pPr>
         <w:tabs>
+          <w:tab w:pos="1020" w:val="left"/>
           <w:tab w:pos="8271" w:val="right" w:leader="dot"/>
         </w:tabs>
         <w:spacing w:line="360" w:lineRule="auto" w:before="0" w:after="80"/>
-        <w:ind w:left="0"/>
-      </w:pPr>
+        <w:ind w:left="1020" w:hanging="1020"/>
+      </w:pPr>
+      <w:r>
+        <w:rPr>
+          <w:rFonts w:ascii="Times New Roman" w:hAnsi="Times New Roman"/>
+          <w:sz w:val="24"/>
+        </w:rPr>
+        <w:t>2</w:t>
+        <w:tab/>
+        <w:t>Cronograma de actividades del proyecto</w:t>
+        <w:tab/>
+      </w:r>
       <w:r>
         <w:rPr>
           <w:rFonts w:ascii="Times New Roman" w:hAnsi="Times New Roman"/>
           <w:b w:val="0"/>
           <w:sz w:val="24"/>
         </w:rPr>
-        <w:t>AGRADECIMIENTOS</w:t>
-        <w:tab/>
-      </w:r>
-      <w:r>
-        <w:rPr>
-          <w:rFonts w:ascii="Times New Roman" w:hAnsi="Times New Roman"/>
-          <w:b w:val="0"/>
-          <w:sz w:val="24"/>
-        </w:rPr>
         <w:fldChar w:fldCharType="begin"/>
-        <w:instrText xml:space="preserve"> PAGEREF bm_agradecimientos \h </w:instrText>
+        <w:instrText xml:space="preserve"> PAGEREF bm_cuadro2 \h </w:instrText>
         <w:fldChar w:fldCharType="separate"/>
         <w:t>?</w:t>
         <w:fldChar w:fldCharType="end"/>
@@ -562,919 +1571,8 @@
     </w:p>
     <w:p>
       <w:pPr>
-        <w:tabs>
-          <w:tab w:pos="8271" w:val="right" w:leader="dot"/>
-        </w:tabs>
-        <w:spacing w:line="360" w:lineRule="auto" w:before="0" w:after="80"/>
-        <w:ind w:left="0"/>
-      </w:pPr>
-      <w:r>
-        <w:rPr>
-          <w:rFonts w:ascii="Times New Roman" w:hAnsi="Times New Roman"/>
-          <w:b w:val="0"/>
-          <w:sz w:val="24"/>
-        </w:rPr>
-        <w:t>RESUMEN</w:t>
-        <w:tab/>
-      </w:r>
-      <w:r>
-        <w:rPr>
-          <w:rFonts w:ascii="Times New Roman" w:hAnsi="Times New Roman"/>
-          <w:b w:val="0"/>
-          <w:sz w:val="24"/>
-        </w:rPr>
-        <w:fldChar w:fldCharType="begin"/>
-        <w:instrText xml:space="preserve"> PAGEREF bm_resumen \h </w:instrText>
-        <w:fldChar w:fldCharType="separate"/>
-        <w:t>?</w:t>
-        <w:fldChar w:fldCharType="end"/>
-      </w:r>
-    </w:p>
-    <w:p>
-      <w:pPr>
-        <w:tabs>
-          <w:tab w:pos="8271" w:val="right" w:leader="dot"/>
-        </w:tabs>
-        <w:spacing w:line="360" w:lineRule="auto" w:before="0" w:after="80"/>
-        <w:ind w:left="0"/>
-      </w:pPr>
-      <w:r>
-        <w:rPr>
-          <w:rFonts w:ascii="Times New Roman" w:hAnsi="Times New Roman"/>
-          <w:b w:val="0"/>
-          <w:sz w:val="24"/>
-        </w:rPr>
-        <w:t>LISTA DE CUADROS</w:t>
-        <w:tab/>
-      </w:r>
-      <w:r>
-        <w:rPr>
-          <w:rFonts w:ascii="Times New Roman" w:hAnsi="Times New Roman"/>
-          <w:b w:val="0"/>
-          <w:sz w:val="24"/>
-        </w:rPr>
-        <w:fldChar w:fldCharType="begin"/>
-        <w:instrText xml:space="preserve"> PAGEREF bm_lista_cuadros \h </w:instrText>
-        <w:fldChar w:fldCharType="separate"/>
-        <w:t>?</w:t>
-        <w:fldChar w:fldCharType="end"/>
-      </w:r>
-    </w:p>
-    <w:p>
-      <w:pPr>
-        <w:tabs>
-          <w:tab w:pos="8271" w:val="right" w:leader="dot"/>
-        </w:tabs>
-        <w:spacing w:line="360" w:lineRule="auto" w:before="0" w:after="80"/>
-        <w:ind w:left="0"/>
-      </w:pPr>
-      <w:r>
-        <w:rPr>
-          <w:rFonts w:ascii="Times New Roman" w:hAnsi="Times New Roman"/>
-          <w:b w:val="0"/>
-          <w:sz w:val="24"/>
-        </w:rPr>
-        <w:t>LISTA DE GRÁFICOS</w:t>
-        <w:tab/>
-      </w:r>
-      <w:r>
-        <w:rPr>
-          <w:rFonts w:ascii="Times New Roman" w:hAnsi="Times New Roman"/>
-          <w:b w:val="0"/>
-          <w:sz w:val="24"/>
-        </w:rPr>
-        <w:fldChar w:fldCharType="begin"/>
-        <w:instrText xml:space="preserve"> PAGEREF bm_lista_graficos \h </w:instrText>
-        <w:fldChar w:fldCharType="separate"/>
-        <w:t>?</w:t>
-        <w:fldChar w:fldCharType="end"/>
-      </w:r>
-    </w:p>
-    <w:p>
-      <w:pPr>
-        <w:tabs>
-          <w:tab w:pos="8271" w:val="right" w:leader="dot"/>
-        </w:tabs>
-        <w:spacing w:line="360" w:lineRule="auto" w:before="0" w:after="80"/>
-        <w:ind w:left="0"/>
-      </w:pPr>
-      <w:r>
-        <w:rPr>
-          <w:rFonts w:ascii="Times New Roman" w:hAnsi="Times New Roman"/>
-          <w:b w:val="0"/>
-          <w:sz w:val="24"/>
-        </w:rPr>
-        <w:t>LISTA DE ANEXOS</w:t>
-        <w:tab/>
-      </w:r>
-      <w:r>
-        <w:rPr>
-          <w:rFonts w:ascii="Times New Roman" w:hAnsi="Times New Roman"/>
-          <w:b w:val="0"/>
-          <w:sz w:val="24"/>
-        </w:rPr>
-        <w:fldChar w:fldCharType="begin"/>
-        <w:instrText xml:space="preserve"> PAGEREF bm_lista_anexos \h </w:instrText>
-        <w:fldChar w:fldCharType="separate"/>
-        <w:t>?</w:t>
-        <w:fldChar w:fldCharType="end"/>
-      </w:r>
-    </w:p>
-    <w:p>
-      <w:pPr>
-        <w:tabs>
-          <w:tab w:pos="8271" w:val="right" w:leader="dot"/>
-        </w:tabs>
-        <w:spacing w:line="360" w:lineRule="auto" w:before="0" w:after="80"/>
-        <w:ind w:left="0"/>
-      </w:pPr>
-      <w:r>
-        <w:rPr>
-          <w:rFonts w:ascii="Times New Roman" w:hAnsi="Times New Roman"/>
-          <w:b w:val="0"/>
-          <w:sz w:val="24"/>
-        </w:rPr>
-        <w:t>INTRODUCCIÓN</w:t>
-        <w:tab/>
-      </w:r>
-      <w:r>
-        <w:rPr>
-          <w:rFonts w:ascii="Times New Roman" w:hAnsi="Times New Roman"/>
-          <w:b w:val="0"/>
-          <w:sz w:val="24"/>
-        </w:rPr>
-        <w:fldChar w:fldCharType="begin"/>
-        <w:instrText xml:space="preserve"> PAGEREF bm_introduccion \h </w:instrText>
-        <w:fldChar w:fldCharType="separate"/>
-        <w:t>?</w:t>
-        <w:fldChar w:fldCharType="end"/>
-      </w:r>
-    </w:p>
-    <w:p>
-      <w:pPr>
-        <w:spacing w:before="240" w:after="120"/>
-      </w:pPr>
-      <w:r>
-        <w:rPr>
-          <w:b/>
-        </w:rPr>
-        <w:t>CAPÍTULOS</w:t>
-      </w:r>
-    </w:p>
-    <w:p>
-      <w:pPr>
-        <w:tabs>
-          <w:tab w:pos="8271" w:val="right" w:leader="dot"/>
-        </w:tabs>
-        <w:spacing w:line="360" w:lineRule="auto" w:before="0" w:after="80"/>
-        <w:ind w:left="0"/>
-      </w:pPr>
-      <w:r>
-        <w:rPr>
-          <w:rFonts w:ascii="Times New Roman" w:hAnsi="Times New Roman"/>
-          <w:b/>
-          <w:sz w:val="24"/>
-        </w:rPr>
-        <w:t>I REALIDAD ORGANIZACIONAL</w:t>
-        <w:tab/>
-      </w:r>
-      <w:r>
-        <w:rPr>
-          <w:rFonts w:ascii="Times New Roman" w:hAnsi="Times New Roman"/>
-          <w:b/>
-          <w:sz w:val="24"/>
-        </w:rPr>
-        <w:fldChar w:fldCharType="begin"/>
-        <w:instrText xml:space="preserve"> PAGEREF bm_cap1 \h </w:instrText>
-        <w:fldChar w:fldCharType="separate"/>
-        <w:t>?</w:t>
-        <w:fldChar w:fldCharType="end"/>
-      </w:r>
-    </w:p>
-    <w:p>
-      <w:pPr>
-        <w:tabs>
-          <w:tab w:pos="8271" w:val="right" w:leader="dot"/>
-        </w:tabs>
-        <w:spacing w:line="360" w:lineRule="auto" w:before="0" w:after="80"/>
-        <w:ind w:left="283"/>
-      </w:pPr>
-      <w:r>
-        <w:rPr>
-          <w:rFonts w:ascii="Times New Roman" w:hAnsi="Times New Roman"/>
-          <w:b w:val="0"/>
-          <w:sz w:val="24"/>
-        </w:rPr>
-        <w:t>Identificación de la empresa</w:t>
-        <w:tab/>
-      </w:r>
-      <w:r>
-        <w:rPr>
-          <w:rFonts w:ascii="Times New Roman" w:hAnsi="Times New Roman"/>
-          <w:b w:val="0"/>
-          <w:sz w:val="24"/>
-        </w:rPr>
-        <w:fldChar w:fldCharType="begin"/>
-        <w:instrText xml:space="preserve"> PAGEREF bm_cap1_ident \h </w:instrText>
-        <w:fldChar w:fldCharType="separate"/>
-        <w:t>?</w:t>
-        <w:fldChar w:fldCharType="end"/>
-      </w:r>
-    </w:p>
-    <w:p>
-      <w:pPr>
-        <w:tabs>
-          <w:tab w:pos="8271" w:val="right" w:leader="dot"/>
-        </w:tabs>
-        <w:spacing w:line="360" w:lineRule="auto" w:before="0" w:after="80"/>
-        <w:ind w:left="283"/>
-      </w:pPr>
-      <w:r>
-        <w:rPr>
-          <w:rFonts w:ascii="Times New Roman" w:hAnsi="Times New Roman"/>
-          <w:b w:val="0"/>
-          <w:sz w:val="24"/>
-        </w:rPr>
-        <w:t>Reseña histórica</w:t>
-        <w:tab/>
-      </w:r>
-      <w:r>
-        <w:rPr>
-          <w:rFonts w:ascii="Times New Roman" w:hAnsi="Times New Roman"/>
-          <w:b w:val="0"/>
-          <w:sz w:val="24"/>
-        </w:rPr>
-        <w:fldChar w:fldCharType="begin"/>
-        <w:instrText xml:space="preserve"> PAGEREF bm_cap1_resena \h </w:instrText>
-        <w:fldChar w:fldCharType="separate"/>
-        <w:t>?</w:t>
-        <w:fldChar w:fldCharType="end"/>
-      </w:r>
-    </w:p>
-    <w:p>
-      <w:pPr>
-        <w:tabs>
-          <w:tab w:pos="8271" w:val="right" w:leader="dot"/>
-        </w:tabs>
-        <w:spacing w:line="360" w:lineRule="auto" w:before="0" w:after="80"/>
-        <w:ind w:left="283"/>
-      </w:pPr>
-      <w:r>
-        <w:rPr>
-          <w:rFonts w:ascii="Times New Roman" w:hAnsi="Times New Roman"/>
-          <w:b w:val="0"/>
-          <w:sz w:val="24"/>
-        </w:rPr>
-        <w:t>Misión</w:t>
-        <w:tab/>
-      </w:r>
-      <w:r>
-        <w:rPr>
-          <w:rFonts w:ascii="Times New Roman" w:hAnsi="Times New Roman"/>
-          <w:b w:val="0"/>
-          <w:sz w:val="24"/>
-        </w:rPr>
-        <w:fldChar w:fldCharType="begin"/>
-        <w:instrText xml:space="preserve"> PAGEREF bm_cap1_mision \h </w:instrText>
-        <w:fldChar w:fldCharType="separate"/>
-        <w:t>?</w:t>
-        <w:fldChar w:fldCharType="end"/>
-      </w:r>
-    </w:p>
-    <w:p>
-      <w:pPr>
-        <w:tabs>
-          <w:tab w:pos="8271" w:val="right" w:leader="dot"/>
-        </w:tabs>
-        <w:spacing w:line="360" w:lineRule="auto" w:before="0" w:after="80"/>
-        <w:ind w:left="283"/>
-      </w:pPr>
-      <w:r>
-        <w:rPr>
-          <w:rFonts w:ascii="Times New Roman" w:hAnsi="Times New Roman"/>
-          <w:b w:val="0"/>
-          <w:sz w:val="24"/>
-        </w:rPr>
-        <w:t>Visión</w:t>
-        <w:tab/>
-      </w:r>
-      <w:r>
-        <w:rPr>
-          <w:rFonts w:ascii="Times New Roman" w:hAnsi="Times New Roman"/>
-          <w:b w:val="0"/>
-          <w:sz w:val="24"/>
-        </w:rPr>
-        <w:fldChar w:fldCharType="begin"/>
-        <w:instrText xml:space="preserve"> PAGEREF bm_cap1_vision \h </w:instrText>
-        <w:fldChar w:fldCharType="separate"/>
-        <w:t>?</w:t>
-        <w:fldChar w:fldCharType="end"/>
-      </w:r>
-    </w:p>
-    <w:p>
-      <w:pPr>
-        <w:tabs>
-          <w:tab w:pos="8271" w:val="right" w:leader="dot"/>
-        </w:tabs>
-        <w:spacing w:line="360" w:lineRule="auto" w:before="0" w:after="80"/>
-        <w:ind w:left="283"/>
-      </w:pPr>
-      <w:r>
-        <w:rPr>
-          <w:rFonts w:ascii="Times New Roman" w:hAnsi="Times New Roman"/>
-          <w:b w:val="0"/>
-          <w:sz w:val="24"/>
-        </w:rPr>
-        <w:t>Valores</w:t>
-        <w:tab/>
-      </w:r>
-      <w:r>
-        <w:rPr>
-          <w:rFonts w:ascii="Times New Roman" w:hAnsi="Times New Roman"/>
-          <w:b w:val="0"/>
-          <w:sz w:val="24"/>
-        </w:rPr>
-        <w:fldChar w:fldCharType="begin"/>
-        <w:instrText xml:space="preserve"> PAGEREF bm_cap1_valores \h </w:instrText>
-        <w:fldChar w:fldCharType="separate"/>
-        <w:t>?</w:t>
-        <w:fldChar w:fldCharType="end"/>
-      </w:r>
-    </w:p>
-    <w:p>
-      <w:pPr>
-        <w:tabs>
-          <w:tab w:pos="8271" w:val="right" w:leader="dot"/>
-        </w:tabs>
-        <w:spacing w:line="360" w:lineRule="auto" w:before="0" w:after="80"/>
-        <w:ind w:left="283"/>
-      </w:pPr>
-      <w:r>
-        <w:rPr>
-          <w:rFonts w:ascii="Times New Roman" w:hAnsi="Times New Roman"/>
-          <w:b w:val="0"/>
-          <w:sz w:val="24"/>
-        </w:rPr>
-        <w:t>Objetivos Organizacionales</w:t>
-        <w:tab/>
-      </w:r>
-      <w:r>
-        <w:rPr>
-          <w:rFonts w:ascii="Times New Roman" w:hAnsi="Times New Roman"/>
-          <w:b w:val="0"/>
-          <w:sz w:val="24"/>
-        </w:rPr>
-        <w:fldChar w:fldCharType="begin"/>
-        <w:instrText xml:space="preserve"> PAGEREF bm_cap1_obj \h </w:instrText>
-        <w:fldChar w:fldCharType="separate"/>
-        <w:t>?</w:t>
-        <w:fldChar w:fldCharType="end"/>
-      </w:r>
-    </w:p>
-    <w:p>
-      <w:pPr>
-        <w:tabs>
-          <w:tab w:pos="8271" w:val="right" w:leader="dot"/>
-        </w:tabs>
-        <w:spacing w:line="360" w:lineRule="auto" w:before="0" w:after="80"/>
-        <w:ind w:left="283"/>
-      </w:pPr>
-      <w:r>
-        <w:rPr>
-          <w:rFonts w:ascii="Times New Roman" w:hAnsi="Times New Roman"/>
-          <w:b w:val="0"/>
-          <w:sz w:val="24"/>
-        </w:rPr>
-        <w:t>Ubicación geográfica</w:t>
-        <w:tab/>
-      </w:r>
-      <w:r>
-        <w:rPr>
-          <w:rFonts w:ascii="Times New Roman" w:hAnsi="Times New Roman"/>
-          <w:b w:val="0"/>
-          <w:sz w:val="24"/>
-        </w:rPr>
-        <w:fldChar w:fldCharType="begin"/>
-        <w:instrText xml:space="preserve"> PAGEREF bm_cap1_ubic \h </w:instrText>
-        <w:fldChar w:fldCharType="separate"/>
-        <w:t>?</w:t>
-        <w:fldChar w:fldCharType="end"/>
-      </w:r>
-    </w:p>
-    <w:p>
-      <w:pPr>
-        <w:tabs>
-          <w:tab w:pos="8271" w:val="right" w:leader="dot"/>
-        </w:tabs>
-        <w:spacing w:line="360" w:lineRule="auto" w:before="0" w:after="80"/>
-        <w:ind w:left="283"/>
-      </w:pPr>
-      <w:r>
-        <w:rPr>
-          <w:rFonts w:ascii="Times New Roman" w:hAnsi="Times New Roman"/>
-          <w:b w:val="0"/>
-          <w:sz w:val="24"/>
-        </w:rPr>
-        <w:t>Población de los trabajadores de la empresa</w:t>
-        <w:tab/>
-      </w:r>
-      <w:r>
-        <w:rPr>
-          <w:rFonts w:ascii="Times New Roman" w:hAnsi="Times New Roman"/>
-          <w:b w:val="0"/>
-          <w:sz w:val="24"/>
-        </w:rPr>
-        <w:fldChar w:fldCharType="begin"/>
-        <w:instrText xml:space="preserve"> PAGEREF bm_cap1_pobla \h </w:instrText>
-        <w:fldChar w:fldCharType="separate"/>
-        <w:t>?</w:t>
-        <w:fldChar w:fldCharType="end"/>
-      </w:r>
-    </w:p>
-    <w:p>
-      <w:pPr>
-        <w:tabs>
-          <w:tab w:pos="8271" w:val="right" w:leader="dot"/>
-        </w:tabs>
-        <w:spacing w:line="360" w:lineRule="auto" w:before="0" w:after="80"/>
-        <w:ind w:left="283"/>
-      </w:pPr>
-      <w:r>
-        <w:rPr>
-          <w:rFonts w:ascii="Times New Roman" w:hAnsi="Times New Roman"/>
-          <w:b w:val="0"/>
-          <w:sz w:val="24"/>
-        </w:rPr>
-        <w:t>Estructura organizacional de la empresa (organigrama)</w:t>
-        <w:tab/>
-      </w:r>
-      <w:r>
-        <w:rPr>
-          <w:rFonts w:ascii="Times New Roman" w:hAnsi="Times New Roman"/>
-          <w:b w:val="0"/>
-          <w:sz w:val="24"/>
-        </w:rPr>
-        <w:fldChar w:fldCharType="begin"/>
-        <w:instrText xml:space="preserve"> PAGEREF bm_cap1_estruct \h </w:instrText>
-        <w:fldChar w:fldCharType="separate"/>
-        <w:t>?</w:t>
-        <w:fldChar w:fldCharType="end"/>
-      </w:r>
-    </w:p>
-    <w:p>
-      <w:pPr>
-        <w:tabs>
-          <w:tab w:pos="8271" w:val="right" w:leader="dot"/>
-        </w:tabs>
-        <w:spacing w:line="360" w:lineRule="auto" w:before="0" w:after="80"/>
-        <w:ind w:left="0"/>
-      </w:pPr>
-      <w:r>
-        <w:rPr>
-          <w:rFonts w:ascii="Times New Roman" w:hAnsi="Times New Roman"/>
-          <w:b/>
-          <w:sz w:val="24"/>
-        </w:rPr>
-        <w:t>II DIAGNÓSTICO SITUACIONAL</w:t>
-        <w:tab/>
-      </w:r>
-      <w:r>
-        <w:rPr>
-          <w:rFonts w:ascii="Times New Roman" w:hAnsi="Times New Roman"/>
-          <w:b/>
-          <w:sz w:val="24"/>
-        </w:rPr>
-        <w:fldChar w:fldCharType="begin"/>
-        <w:instrText xml:space="preserve"> PAGEREF bm_cap2 \h </w:instrText>
-        <w:fldChar w:fldCharType="separate"/>
-        <w:t>?</w:t>
-        <w:fldChar w:fldCharType="end"/>
-      </w:r>
-    </w:p>
-    <w:p>
-      <w:pPr>
-        <w:tabs>
-          <w:tab w:pos="8271" w:val="right" w:leader="dot"/>
-        </w:tabs>
-        <w:spacing w:line="360" w:lineRule="auto" w:before="0" w:after="80"/>
-        <w:ind w:left="283"/>
-      </w:pPr>
-      <w:r>
-        <w:rPr>
-          <w:rFonts w:ascii="Times New Roman" w:hAnsi="Times New Roman"/>
-          <w:b w:val="0"/>
-          <w:sz w:val="24"/>
-        </w:rPr>
-        <w:t>Identificación de la situación problemática</w:t>
-        <w:tab/>
-      </w:r>
-      <w:r>
-        <w:rPr>
-          <w:rFonts w:ascii="Times New Roman" w:hAnsi="Times New Roman"/>
-          <w:b w:val="0"/>
-          <w:sz w:val="24"/>
-        </w:rPr>
-        <w:fldChar w:fldCharType="begin"/>
-        <w:instrText xml:space="preserve"> PAGEREF bm_cap2_sit \h </w:instrText>
-        <w:fldChar w:fldCharType="separate"/>
-        <w:t>?</w:t>
-        <w:fldChar w:fldCharType="end"/>
-      </w:r>
-    </w:p>
-    <w:p>
-      <w:pPr>
-        <w:tabs>
-          <w:tab w:pos="8271" w:val="right" w:leader="dot"/>
-        </w:tabs>
-        <w:spacing w:line="360" w:lineRule="auto" w:before="0" w:after="80"/>
-        <w:ind w:left="283"/>
-      </w:pPr>
-      <w:r>
-        <w:rPr>
-          <w:rFonts w:ascii="Times New Roman" w:hAnsi="Times New Roman"/>
-          <w:b w:val="0"/>
-          <w:sz w:val="24"/>
-        </w:rPr>
-        <w:t>Objetivo General</w:t>
-        <w:tab/>
-      </w:r>
-      <w:r>
-        <w:rPr>
-          <w:rFonts w:ascii="Times New Roman" w:hAnsi="Times New Roman"/>
-          <w:b w:val="0"/>
-          <w:sz w:val="24"/>
-        </w:rPr>
-        <w:fldChar w:fldCharType="begin"/>
-        <w:instrText xml:space="preserve"> PAGEREF bm_cap2_objg \h </w:instrText>
-        <w:fldChar w:fldCharType="separate"/>
-        <w:t>?</w:t>
-        <w:fldChar w:fldCharType="end"/>
-      </w:r>
-    </w:p>
-    <w:p>
-      <w:pPr>
-        <w:tabs>
-          <w:tab w:pos="8271" w:val="right" w:leader="dot"/>
-        </w:tabs>
-        <w:spacing w:line="360" w:lineRule="auto" w:before="0" w:after="80"/>
-        <w:ind w:left="283"/>
-      </w:pPr>
-      <w:r>
-        <w:rPr>
-          <w:rFonts w:ascii="Times New Roman" w:hAnsi="Times New Roman"/>
-          <w:b w:val="0"/>
-          <w:sz w:val="24"/>
-        </w:rPr>
-        <w:t>Objetivos Específicos</w:t>
-        <w:tab/>
-      </w:r>
-      <w:r>
-        <w:rPr>
-          <w:rFonts w:ascii="Times New Roman" w:hAnsi="Times New Roman"/>
-          <w:b w:val="0"/>
-          <w:sz w:val="24"/>
-        </w:rPr>
-        <w:fldChar w:fldCharType="begin"/>
-        <w:instrText xml:space="preserve"> PAGEREF bm_cap2_obje \h </w:instrText>
-        <w:fldChar w:fldCharType="separate"/>
-        <w:t>?</w:t>
-        <w:fldChar w:fldCharType="end"/>
-      </w:r>
-    </w:p>
-    <w:p>
-      <w:pPr>
-        <w:tabs>
-          <w:tab w:pos="8271" w:val="right" w:leader="dot"/>
-        </w:tabs>
-        <w:spacing w:line="360" w:lineRule="auto" w:before="0" w:after="80"/>
-        <w:ind w:left="283"/>
-      </w:pPr>
-      <w:r>
-        <w:rPr>
-          <w:rFonts w:ascii="Times New Roman" w:hAnsi="Times New Roman"/>
-          <w:b w:val="0"/>
-          <w:sz w:val="24"/>
-        </w:rPr>
-        <w:t>Planificación integral de objetivos</w:t>
-        <w:tab/>
-      </w:r>
-      <w:r>
-        <w:rPr>
-          <w:rFonts w:ascii="Times New Roman" w:hAnsi="Times New Roman"/>
-          <w:b w:val="0"/>
-          <w:sz w:val="24"/>
-        </w:rPr>
-        <w:fldChar w:fldCharType="begin"/>
-        <w:instrText xml:space="preserve"> PAGEREF bm_cap2_planif \h </w:instrText>
-        <w:fldChar w:fldCharType="separate"/>
-        <w:t>?</w:t>
-        <w:fldChar w:fldCharType="end"/>
-      </w:r>
-    </w:p>
-    <w:p>
-      <w:pPr>
-        <w:tabs>
-          <w:tab w:pos="8271" w:val="right" w:leader="dot"/>
-        </w:tabs>
-        <w:spacing w:line="360" w:lineRule="auto" w:before="0" w:after="80"/>
-        <w:ind w:left="283"/>
-      </w:pPr>
-      <w:r>
-        <w:rPr>
-          <w:rFonts w:ascii="Times New Roman" w:hAnsi="Times New Roman"/>
-          <w:b w:val="0"/>
-          <w:sz w:val="24"/>
-        </w:rPr>
-        <w:t>Cronograma de actividades</w:t>
-        <w:tab/>
-      </w:r>
-      <w:r>
-        <w:rPr>
-          <w:rFonts w:ascii="Times New Roman" w:hAnsi="Times New Roman"/>
-          <w:b w:val="0"/>
-          <w:sz w:val="24"/>
-        </w:rPr>
-        <w:fldChar w:fldCharType="begin"/>
-        <w:instrText xml:space="preserve"> PAGEREF bm_cap2_crono \h </w:instrText>
-        <w:fldChar w:fldCharType="separate"/>
-        <w:t>?</w:t>
-        <w:fldChar w:fldCharType="end"/>
-      </w:r>
-    </w:p>
-    <w:p>
-      <w:pPr>
-        <w:tabs>
-          <w:tab w:pos="8271" w:val="right" w:leader="dot"/>
-        </w:tabs>
-        <w:spacing w:line="360" w:lineRule="auto" w:before="0" w:after="80"/>
-        <w:ind w:left="0"/>
-      </w:pPr>
-      <w:r>
-        <w:rPr>
-          <w:rFonts w:ascii="Times New Roman" w:hAnsi="Times New Roman"/>
-          <w:b/>
-          <w:sz w:val="24"/>
-        </w:rPr>
-        <w:t>III MARCO TEÓRICO</w:t>
-        <w:tab/>
-      </w:r>
-      <w:r>
-        <w:rPr>
-          <w:rFonts w:ascii="Times New Roman" w:hAnsi="Times New Roman"/>
-          <w:b/>
-          <w:sz w:val="24"/>
-        </w:rPr>
-        <w:fldChar w:fldCharType="begin"/>
-        <w:instrText xml:space="preserve"> PAGEREF bm_cap3 \h </w:instrText>
-        <w:fldChar w:fldCharType="separate"/>
-        <w:t>?</w:t>
-        <w:fldChar w:fldCharType="end"/>
-      </w:r>
-    </w:p>
-    <w:p>
-      <w:pPr>
-        <w:tabs>
-          <w:tab w:pos="8271" w:val="right" w:leader="dot"/>
-        </w:tabs>
-        <w:spacing w:line="360" w:lineRule="auto" w:before="0" w:after="80"/>
-        <w:ind w:left="283"/>
-      </w:pPr>
-      <w:r>
-        <w:rPr>
-          <w:rFonts w:ascii="Times New Roman" w:hAnsi="Times New Roman"/>
-          <w:b w:val="0"/>
-          <w:sz w:val="24"/>
-        </w:rPr>
-        <w:t>Bases teóricas referenciales</w:t>
-        <w:tab/>
-      </w:r>
-      <w:r>
-        <w:rPr>
-          <w:rFonts w:ascii="Times New Roman" w:hAnsi="Times New Roman"/>
-          <w:b w:val="0"/>
-          <w:sz w:val="24"/>
-        </w:rPr>
-        <w:fldChar w:fldCharType="begin"/>
-        <w:instrText xml:space="preserve"> PAGEREF bm_cap3_bases \h </w:instrText>
-        <w:fldChar w:fldCharType="separate"/>
-        <w:t>?</w:t>
-        <w:fldChar w:fldCharType="end"/>
-      </w:r>
-    </w:p>
-    <w:p>
-      <w:pPr>
-        <w:tabs>
-          <w:tab w:pos="8271" w:val="right" w:leader="dot"/>
-        </w:tabs>
-        <w:spacing w:line="360" w:lineRule="auto" w:before="0" w:after="80"/>
-        <w:ind w:left="0"/>
-      </w:pPr>
-      <w:r>
-        <w:rPr>
-          <w:rFonts w:ascii="Times New Roman" w:hAnsi="Times New Roman"/>
-          <w:b/>
-          <w:sz w:val="24"/>
-        </w:rPr>
-        <w:t>IV ACTIVIDADES REALIZADAS</w:t>
-        <w:tab/>
-      </w:r>
-      <w:r>
-        <w:rPr>
-          <w:rFonts w:ascii="Times New Roman" w:hAnsi="Times New Roman"/>
-          <w:b/>
-          <w:sz w:val="24"/>
-        </w:rPr>
-        <w:fldChar w:fldCharType="begin"/>
-        <w:instrText xml:space="preserve"> PAGEREF bm_cap4 \h </w:instrText>
-        <w:fldChar w:fldCharType="separate"/>
-        <w:t>?</w:t>
-        <w:fldChar w:fldCharType="end"/>
-      </w:r>
-    </w:p>
-    <w:p>
-      <w:pPr>
-        <w:tabs>
-          <w:tab w:pos="8271" w:val="right" w:leader="dot"/>
-        </w:tabs>
-        <w:spacing w:line="360" w:lineRule="auto" w:before="0" w:after="80"/>
-        <w:ind w:left="283"/>
-      </w:pPr>
-      <w:r>
-        <w:rPr>
-          <w:rFonts w:ascii="Times New Roman" w:hAnsi="Times New Roman"/>
-          <w:b w:val="0"/>
-          <w:sz w:val="24"/>
-        </w:rPr>
-        <w:t>Descripción de actividades ejecutadas por semana</w:t>
-        <w:tab/>
-      </w:r>
-      <w:r>
-        <w:rPr>
-          <w:rFonts w:ascii="Times New Roman" w:hAnsi="Times New Roman"/>
-          <w:b w:val="0"/>
-          <w:sz w:val="24"/>
-        </w:rPr>
-        <w:fldChar w:fldCharType="begin"/>
-        <w:instrText xml:space="preserve"> PAGEREF bm_cap4_desc \h </w:instrText>
-        <w:fldChar w:fldCharType="separate"/>
-        <w:t>?</w:t>
-        <w:fldChar w:fldCharType="end"/>
-      </w:r>
-    </w:p>
-    <w:p>
-      <w:pPr>
-        <w:tabs>
-          <w:tab w:pos="8271" w:val="right" w:leader="dot"/>
-        </w:tabs>
-        <w:spacing w:line="360" w:lineRule="auto" w:before="0" w:after="80"/>
-        <w:ind w:left="0"/>
-      </w:pPr>
-      <w:r>
-        <w:rPr>
-          <w:rFonts w:ascii="Times New Roman" w:hAnsi="Times New Roman"/>
-          <w:b/>
-          <w:sz w:val="24"/>
-        </w:rPr>
-        <w:t>V CONCLUSIONES Y RECOMENDACIONES</w:t>
-        <w:tab/>
-      </w:r>
-      <w:r>
-        <w:rPr>
-          <w:rFonts w:ascii="Times New Roman" w:hAnsi="Times New Roman"/>
-          <w:b/>
-          <w:sz w:val="24"/>
-        </w:rPr>
-        <w:fldChar w:fldCharType="begin"/>
-        <w:instrText xml:space="preserve"> PAGEREF bm_cap5 \h </w:instrText>
-        <w:fldChar w:fldCharType="separate"/>
-        <w:t>?</w:t>
-        <w:fldChar w:fldCharType="end"/>
-      </w:r>
-    </w:p>
-    <w:p>
-      <w:pPr>
-        <w:tabs>
-          <w:tab w:pos="8271" w:val="right" w:leader="dot"/>
-        </w:tabs>
-        <w:spacing w:line="360" w:lineRule="auto" w:before="0" w:after="80"/>
-        <w:ind w:left="283"/>
-      </w:pPr>
-      <w:r>
-        <w:rPr>
-          <w:rFonts w:ascii="Times New Roman" w:hAnsi="Times New Roman"/>
-          <w:b w:val="0"/>
-          <w:sz w:val="24"/>
-        </w:rPr>
-        <w:t>Conclusiones</w:t>
-        <w:tab/>
-      </w:r>
-      <w:r>
-        <w:rPr>
-          <w:rFonts w:ascii="Times New Roman" w:hAnsi="Times New Roman"/>
-          <w:b w:val="0"/>
-          <w:sz w:val="24"/>
-        </w:rPr>
-        <w:fldChar w:fldCharType="begin"/>
-        <w:instrText xml:space="preserve"> PAGEREF bm_cap5_concl \h </w:instrText>
-        <w:fldChar w:fldCharType="separate"/>
-        <w:t>?</w:t>
-        <w:fldChar w:fldCharType="end"/>
-      </w:r>
-    </w:p>
-    <w:p>
-      <w:pPr>
-        <w:tabs>
-          <w:tab w:pos="8271" w:val="right" w:leader="dot"/>
-        </w:tabs>
-        <w:spacing w:line="360" w:lineRule="auto" w:before="0" w:after="80"/>
-        <w:ind w:left="283"/>
-      </w:pPr>
-      <w:r>
-        <w:rPr>
-          <w:rFonts w:ascii="Times New Roman" w:hAnsi="Times New Roman"/>
-          <w:b w:val="0"/>
-          <w:sz w:val="24"/>
-        </w:rPr>
-        <w:t>Recomendaciones</w:t>
-        <w:tab/>
-      </w:r>
-      <w:r>
-        <w:rPr>
-          <w:rFonts w:ascii="Times New Roman" w:hAnsi="Times New Roman"/>
-          <w:b w:val="0"/>
-          <w:sz w:val="24"/>
-        </w:rPr>
-        <w:fldChar w:fldCharType="begin"/>
-        <w:instrText xml:space="preserve"> PAGEREF bm_cap5_recom \h </w:instrText>
-        <w:fldChar w:fldCharType="separate"/>
-        <w:t>?</w:t>
-        <w:fldChar w:fldCharType="end"/>
-      </w:r>
-    </w:p>
-    <w:p>
-      <w:pPr>
-        <w:tabs>
-          <w:tab w:pos="8271" w:val="right" w:leader="dot"/>
-        </w:tabs>
-        <w:spacing w:line="360" w:lineRule="auto" w:before="0" w:after="80"/>
-        <w:ind w:left="0"/>
-      </w:pPr>
-      <w:r>
-        <w:rPr>
-          <w:rFonts w:ascii="Times New Roman" w:hAnsi="Times New Roman"/>
-          <w:b/>
-          <w:sz w:val="24"/>
-        </w:rPr>
-        <w:t>REFERENCIAS</w:t>
-        <w:tab/>
-      </w:r>
-      <w:r>
-        <w:rPr>
-          <w:rFonts w:ascii="Times New Roman" w:hAnsi="Times New Roman"/>
-          <w:b/>
-          <w:sz w:val="24"/>
-        </w:rPr>
-        <w:fldChar w:fldCharType="begin"/>
-        <w:instrText xml:space="preserve"> PAGEREF bm_referencias \h </w:instrText>
-        <w:fldChar w:fldCharType="separate"/>
-        <w:t>?</w:t>
-        <w:fldChar w:fldCharType="end"/>
-      </w:r>
-    </w:p>
-    <w:p>
-      <w:pPr>
-        <w:tabs>
-          <w:tab w:pos="8271" w:val="right" w:leader="dot"/>
-        </w:tabs>
-        <w:spacing w:line="360" w:lineRule="auto" w:before="0" w:after="80"/>
-        <w:ind w:left="0"/>
-      </w:pPr>
-      <w:r>
-        <w:rPr>
-          <w:rFonts w:ascii="Times New Roman" w:hAnsi="Times New Roman"/>
-          <w:b/>
-          <w:sz w:val="24"/>
-        </w:rPr>
-        <w:t>ANEXOS</w:t>
-        <w:tab/>
-      </w:r>
-      <w:r>
-        <w:rPr>
-          <w:rFonts w:ascii="Times New Roman" w:hAnsi="Times New Roman"/>
-          <w:b/>
-          <w:sz w:val="24"/>
-        </w:rPr>
-        <w:fldChar w:fldCharType="begin"/>
-        <w:instrText xml:space="preserve"> PAGEREF bm_anexos \h </w:instrText>
-        <w:fldChar w:fldCharType="separate"/>
-        <w:t>?</w:t>
-        <w:fldChar w:fldCharType="end"/>
-      </w:r>
-    </w:p>
-    <w:p>
-      <w:pPr>
         <w:sectPr>
-          <w:footerReference w:type="default" r:id="rId21"/>
+          <w:footerReference w:type="default" r:id="rId22"/>
           <w:type w:val="continuous"/>
           <w:pgSz w:w="12240" w:h="15840"/>
           <w:pgMar w:top="1701" w:right="1701" w:bottom="1701" w:left="2268" w:header="720" w:footer="720" w:gutter="0"/>
@@ -1485,7 +1583,7 @@
       </w:pPr>
     </w:p>
     <w:p>
-      <w:bookmarkStart w:id="bm_lista_cuadros" w:name="bm_lista_cuadros"/>
+      <w:bookmarkStart w:id="bm_lista_graficos" w:name="bm_lista_graficos"/>
       <w:pPr>
         <w:spacing w:after="480"/>
         <w:jc w:val="center"/>
@@ -1496,14 +1594,14 @@
           <w:b/>
           <w:sz w:val="24"/>
         </w:rPr>
-        <w:t>LISTA DE CUADROS</w:t>
-      </w:r>
-      <w:bookmarkEnd w:id="bm_lista_cuadros"/>
+        <w:t>LISTA DE GRÁFICOS</w:t>
+      </w:r>
+      <w:bookmarkEnd w:id="bm_lista_graficos"/>
     </w:p>
     <w:p>
       <w:pPr>
         <w:sectPr>
-          <w:footerReference w:type="default" r:id="rId22"/>
+          <w:footerReference w:type="default" r:id="rId23"/>
           <w:pgSz w:w="12240" w:h="15840"/>
           <w:pgMar w:top="2835" w:right="1701" w:bottom="1701" w:left="2268" w:header="720" w:footer="720" w:gutter="0"/>
           <w:cols w:space="720"/>
@@ -1525,7 +1623,7 @@
           <w:b/>
           <w:sz w:val="24"/>
         </w:rPr>
-        <w:t>CUADRO</w:t>
+        <w:t>GRÁFICO</w:t>
       </w:r>
       <w:r>
         <w:tab/>
@@ -1555,7 +1653,7 @@
         </w:rPr>
         <w:t>1</w:t>
         <w:tab/>
-        <w:t>Planificación integral de objetivos específicos</w:t>
+        <w:t>Representación cartográfica y ubicación espacial de Ingeniería de Telecomunicaciones, C.A.</w:t>
         <w:tab/>
       </w:r>
       <w:r>
@@ -1565,7 +1663,7 @@
           <w:sz w:val="24"/>
         </w:rPr>
         <w:fldChar w:fldCharType="begin"/>
-        <w:instrText xml:space="preserve"> PAGEREF bm_cuadro1 \h </w:instrText>
+        <w:instrText xml:space="preserve"> PAGEREF bm_grafico1 \h </w:instrText>
         <w:fldChar w:fldCharType="separate"/>
         <w:t>?</w:t>
         <w:fldChar w:fldCharType="end"/>
@@ -1587,7 +1685,7 @@
         </w:rPr>
         <w:t>2</w:t>
         <w:tab/>
-        <w:t>Cronograma de actividades del proyecto</w:t>
+        <w:t>Organigrama estructural y niveles jerárquicos de Ingeniería de Telecomunicaciones, C.A.</w:t>
         <w:tab/>
       </w:r>
       <w:r>
@@ -1597,7 +1695,7 @@
           <w:sz w:val="24"/>
         </w:rPr>
         <w:fldChar w:fldCharType="begin"/>
-        <w:instrText xml:space="preserve"> PAGEREF bm_cuadro2 \h </w:instrText>
+        <w:instrText xml:space="preserve"> PAGEREF bm_grafico2 \h </w:instrText>
         <w:fldChar w:fldCharType="separate"/>
         <w:t>?</w:t>
         <w:fldChar w:fldCharType="end"/>
@@ -1605,8 +1703,40 @@
     </w:p>
     <w:p>
       <w:pPr>
+        <w:tabs>
+          <w:tab w:pos="1020" w:val="left"/>
+          <w:tab w:pos="8271" w:val="right" w:leader="dot"/>
+        </w:tabs>
+        <w:spacing w:line="360" w:lineRule="auto" w:before="0" w:after="80"/>
+        <w:ind w:left="1020" w:hanging="1020"/>
+      </w:pPr>
+      <w:r>
+        <w:rPr>
+          <w:rFonts w:ascii="Times New Roman" w:hAnsi="Times New Roman"/>
+          <w:sz w:val="24"/>
+        </w:rPr>
+        <w:t>3</w:t>
+        <w:tab/>
+        <w:t>Organigrama del Departamento de Administración.</w:t>
+        <w:tab/>
+      </w:r>
+      <w:r>
+        <w:rPr>
+          <w:rFonts w:ascii="Times New Roman" w:hAnsi="Times New Roman"/>
+          <w:b w:val="0"/>
+          <w:sz w:val="24"/>
+        </w:rPr>
+        <w:fldChar w:fldCharType="begin"/>
+        <w:instrText xml:space="preserve"> PAGEREF bm_grafico3 \h </w:instrText>
+        <w:fldChar w:fldCharType="separate"/>
+        <w:t>?</w:t>
+        <w:fldChar w:fldCharType="end"/>
+      </w:r>
+    </w:p>
+    <w:p>
+      <w:pPr>
         <w:sectPr>
-          <w:footerReference w:type="default" r:id="rId23"/>
+          <w:footerReference w:type="default" r:id="rId24"/>
           <w:type w:val="continuous"/>
           <w:pgSz w:w="12240" w:h="15840"/>
           <w:pgMar w:top="1701" w:right="1701" w:bottom="1701" w:left="2268" w:header="720" w:footer="720" w:gutter="0"/>
@@ -1617,7 +1747,7 @@
       </w:pPr>
     </w:p>
     <w:p>
-      <w:bookmarkStart w:id="bm_lista_graficos" w:name="bm_lista_graficos"/>
+      <w:bookmarkStart w:id="bm_lista_anexos" w:name="bm_lista_anexos"/>
       <w:pPr>
         <w:spacing w:after="480"/>
         <w:jc w:val="center"/>
@@ -1628,14 +1758,14 @@
           <w:b/>
           <w:sz w:val="24"/>
         </w:rPr>
-        <w:t>LISTA DE GRÁFICOS</w:t>
-      </w:r>
-      <w:bookmarkEnd w:id="bm_lista_graficos"/>
+        <w:t>LISTA DE ANEXOS</w:t>
+      </w:r>
+      <w:bookmarkEnd w:id="bm_lista_anexos"/>
     </w:p>
     <w:p>
       <w:pPr>
         <w:sectPr>
-          <w:footerReference w:type="default" r:id="rId24"/>
+          <w:footerReference w:type="default" r:id="rId25"/>
           <w:pgSz w:w="12240" w:h="15840"/>
           <w:pgMar w:top="2835" w:right="1701" w:bottom="1701" w:left="2268" w:header="720" w:footer="720" w:gutter="0"/>
           <w:cols w:space="720"/>
@@ -1657,7 +1787,7 @@
           <w:b/>
           <w:sz w:val="24"/>
         </w:rPr>
-        <w:t>GRÁFICO</w:t>
+        <w:t>ANEXOS</w:t>
       </w:r>
       <w:r>
         <w:tab/>
@@ -1685,9 +1815,9 @@
           <w:rFonts w:ascii="Times New Roman" w:hAnsi="Times New Roman"/>
           <w:sz w:val="24"/>
         </w:rPr>
-        <w:t>1</w:t>
+        <w:t>A</w:t>
         <w:tab/>
-        <w:t>Representación cartográfica y ubicación espacial de Ingeniería de Telecomunicaciones, C.A.</w:t>
+        <w:t>Aquí va la descripción del Anexo A</w:t>
         <w:tab/>
       </w:r>
       <w:r>
@@ -1697,7 +1827,7 @@
           <w:sz w:val="24"/>
         </w:rPr>
         <w:fldChar w:fldCharType="begin"/>
-        <w:instrText xml:space="preserve"> PAGEREF bm_grafico1 \h </w:instrText>
+        <w:instrText xml:space="preserve"> PAGEREF bm_anexoA \h </w:instrText>
         <w:fldChar w:fldCharType="separate"/>
         <w:t>?</w:t>
         <w:fldChar w:fldCharType="end"/>
@@ -1717,9 +1847,9 @@
           <w:rFonts w:ascii="Times New Roman" w:hAnsi="Times New Roman"/>
           <w:sz w:val="24"/>
         </w:rPr>
-        <w:t>2</w:t>
+        <w:t>B</w:t>
         <w:tab/>
-        <w:t>Organigrama estructural y niveles jerárquicos de Ingeniería de Telecomunicaciones, C.A.</w:t>
+        <w:t>Aquí va la descripción del Anexo B</w:t>
         <w:tab/>
       </w:r>
       <w:r>
@@ -1729,7 +1859,7 @@
           <w:sz w:val="24"/>
         </w:rPr>
         <w:fldChar w:fldCharType="begin"/>
-        <w:instrText xml:space="preserve"> PAGEREF bm_grafico2 \h </w:instrText>
+        <w:instrText xml:space="preserve"> PAGEREF bm_anexoB \h </w:instrText>
         <w:fldChar w:fldCharType="separate"/>
         <w:t>?</w:t>
         <w:fldChar w:fldCharType="end"/>
@@ -1749,9 +1879,9 @@
           <w:rFonts w:ascii="Times New Roman" w:hAnsi="Times New Roman"/>
           <w:sz w:val="24"/>
         </w:rPr>
-        <w:t>3</w:t>
+        <w:t>C</w:t>
         <w:tab/>
-        <w:t>Organigrama del Departamento de Administración.</w:t>
+        <w:t>Aquí va la descripción del Anexo C</w:t>
         <w:tab/>
       </w:r>
       <w:r>
@@ -1761,7 +1891,7 @@
           <w:sz w:val="24"/>
         </w:rPr>
         <w:fldChar w:fldCharType="begin"/>
-        <w:instrText xml:space="preserve"> PAGEREF bm_grafico3 \h </w:instrText>
+        <w:instrText xml:space="preserve"> PAGEREF bm_anexoC \h </w:instrText>
         <w:fldChar w:fldCharType="separate"/>
         <w:t>?</w:t>
         <w:fldChar w:fldCharType="end"/>
@@ -1770,7 +1900,7 @@
     <w:p>
       <w:pPr>
         <w:sectPr>
-          <w:footerReference w:type="default" r:id="rId25"/>
+          <w:footerReference w:type="default" r:id="rId26"/>
           <w:type w:val="continuous"/>
           <w:pgSz w:w="12240" w:h="15840"/>
           <w:pgMar w:top="1701" w:right="1701" w:bottom="1701" w:left="2268" w:header="720" w:footer="720" w:gutter="0"/>
@@ -1781,7 +1911,7 @@
       </w:pPr>
     </w:p>
     <w:p>
-      <w:bookmarkStart w:id="bm_lista_anexos" w:name="bm_lista_anexos"/>
+      <w:bookmarkStart w:id="bm_resumen" w:name="bm_resumen"/>
       <w:pPr>
         <w:spacing w:after="480"/>
         <w:jc w:val="center"/>
@@ -1792,14 +1922,14 @@
           <w:b/>
           <w:sz w:val="24"/>
         </w:rPr>
-        <w:t>LISTA DE ANEXOS</w:t>
-      </w:r>
-      <w:bookmarkEnd w:id="bm_lista_anexos"/>
+        <w:t>RESUMEN</w:t>
+      </w:r>
+      <w:bookmarkEnd w:id="bm_resumen"/>
     </w:p>
     <w:p>
       <w:pPr>
         <w:sectPr>
-          <w:footerReference w:type="default" r:id="rId26"/>
+          <w:footerReference w:type="default" r:id="rId27"/>
           <w:pgSz w:w="12240" w:h="15840"/>
           <w:pgMar w:top="2835" w:right="1701" w:bottom="1701" w:left="2268" w:header="720" w:footer="720" w:gutter="0"/>
           <w:cols w:space="720"/>
@@ -1810,131 +1940,38 @@
     </w:p>
     <w:p>
       <w:pPr>
-        <w:tabs>
-          <w:tab w:pos="8271" w:val="right"/>
-        </w:tabs>
-        <w:spacing w:before="240" w:after="240"/>
-      </w:pPr>
-      <w:r>
-        <w:rPr>
-          <w:rFonts w:ascii="Times New Roman" w:hAnsi="Times New Roman"/>
+        <w:spacing w:line="360" w:lineRule="auto" w:after="0" w:before="0"/>
+        <w:ind w:firstLine="709"/>
+        <w:jc w:val="both"/>
+      </w:pPr>
+      <w:r>
+        <w:rPr>
+          <w:rFonts w:ascii="Times New Roman" w:hAnsi="Times New Roman"/>
+          <w:i w:val="0"/>
+          <w:sz w:val="24"/>
+        </w:rPr>
+        <w:t>El presente informe describe la evaluación del control administrativo aplicado a la gestión de solicitudes de servicios de telecomunicaciones en la empresa Ingeniería de Telecomunicaciones, C.A. (IDETEL). La investigación se enmarca en la modalidad de proyecto factible apoyado en un diagnóstico de campo. Durante el estudio se identificó la ausencia de procedimientos formalizados para el seguimiento de solicitudes de afiliación e incidencias, la falta de formatos estandarizados de registro y la inexistencia de indicadores de gestión que permitan evaluar el desempeño del proceso de atención al suscriptor. La propuesta contempla un nuevo flujo de trabajo estandarizado, formatos unificados de control y un conjunto de indicadores de gestión orientados a fortalecer el control administrativo y optimizar la calidad del servicio prestado.</w:t>
+      </w:r>
+    </w:p>
+    <w:p/>
+    <w:p>
+      <w:pPr>
+        <w:ind w:firstLine="709"/>
+      </w:pPr>
+      <w:r>
+        <w:rPr>
           <w:b/>
-          <w:sz w:val="24"/>
-        </w:rPr>
-        <w:t>ANEXOS</w:t>
-      </w:r>
-      <w:r>
-        <w:tab/>
-      </w:r>
-      <w:r>
-        <w:rPr>
-          <w:rFonts w:ascii="Times New Roman" w:hAnsi="Times New Roman"/>
-          <w:b/>
-          <w:sz w:val="24"/>
-        </w:rPr>
-        <w:t>pp.</w:t>
+        </w:rPr>
+        <w:t xml:space="preserve">Palabras claves: </w:t>
+      </w:r>
+      <w:r>
+        <w:t>control administrativo, solicitudes de servicios, telecomunicaciones, proyecto factible, pasantías.</w:t>
       </w:r>
     </w:p>
     <w:p>
       <w:pPr>
-        <w:tabs>
-          <w:tab w:pos="1020" w:val="left"/>
-          <w:tab w:pos="8271" w:val="right" w:leader="dot"/>
-        </w:tabs>
-        <w:spacing w:line="360" w:lineRule="auto" w:before="0" w:after="80"/>
-        <w:ind w:left="1020" w:hanging="1020"/>
-      </w:pPr>
-      <w:r>
-        <w:rPr>
-          <w:rFonts w:ascii="Times New Roman" w:hAnsi="Times New Roman"/>
-          <w:sz w:val="24"/>
-        </w:rPr>
-        <w:t>A</w:t>
-        <w:tab/>
-        <w:t>Aquí va la descripción del Anexo A</w:t>
-        <w:tab/>
-      </w:r>
-      <w:r>
-        <w:rPr>
-          <w:rFonts w:ascii="Times New Roman" w:hAnsi="Times New Roman"/>
-          <w:b w:val="0"/>
-          <w:sz w:val="24"/>
-        </w:rPr>
-        <w:fldChar w:fldCharType="begin"/>
-        <w:instrText xml:space="preserve"> PAGEREF bm_anexoA \h </w:instrText>
-        <w:fldChar w:fldCharType="separate"/>
-        <w:t>?</w:t>
-        <w:fldChar w:fldCharType="end"/>
-      </w:r>
-    </w:p>
-    <w:p>
-      <w:pPr>
-        <w:tabs>
-          <w:tab w:pos="1020" w:val="left"/>
-          <w:tab w:pos="8271" w:val="right" w:leader="dot"/>
-        </w:tabs>
-        <w:spacing w:line="360" w:lineRule="auto" w:before="0" w:after="80"/>
-        <w:ind w:left="1020" w:hanging="1020"/>
-      </w:pPr>
-      <w:r>
-        <w:rPr>
-          <w:rFonts w:ascii="Times New Roman" w:hAnsi="Times New Roman"/>
-          <w:sz w:val="24"/>
-        </w:rPr>
-        <w:t>B</w:t>
-        <w:tab/>
-        <w:t>Aquí va la descripción del Anexo B</w:t>
-        <w:tab/>
-      </w:r>
-      <w:r>
-        <w:rPr>
-          <w:rFonts w:ascii="Times New Roman" w:hAnsi="Times New Roman"/>
-          <w:b w:val="0"/>
-          <w:sz w:val="24"/>
-        </w:rPr>
-        <w:fldChar w:fldCharType="begin"/>
-        <w:instrText xml:space="preserve"> PAGEREF bm_anexoB \h </w:instrText>
-        <w:fldChar w:fldCharType="separate"/>
-        <w:t>?</w:t>
-        <w:fldChar w:fldCharType="end"/>
-      </w:r>
-    </w:p>
-    <w:p>
-      <w:pPr>
-        <w:tabs>
-          <w:tab w:pos="1020" w:val="left"/>
-          <w:tab w:pos="8271" w:val="right" w:leader="dot"/>
-        </w:tabs>
-        <w:spacing w:line="360" w:lineRule="auto" w:before="0" w:after="80"/>
-        <w:ind w:left="1020" w:hanging="1020"/>
-      </w:pPr>
-      <w:r>
-        <w:rPr>
-          <w:rFonts w:ascii="Times New Roman" w:hAnsi="Times New Roman"/>
-          <w:sz w:val="24"/>
-        </w:rPr>
-        <w:t>C</w:t>
-        <w:tab/>
-        <w:t>Aquí va la descripción del Anexo C</w:t>
-        <w:tab/>
-      </w:r>
-      <w:r>
-        <w:rPr>
-          <w:rFonts w:ascii="Times New Roman" w:hAnsi="Times New Roman"/>
-          <w:b w:val="0"/>
-          <w:sz w:val="24"/>
-        </w:rPr>
-        <w:fldChar w:fldCharType="begin"/>
-        <w:instrText xml:space="preserve"> PAGEREF bm_anexoC \h </w:instrText>
-        <w:fldChar w:fldCharType="separate"/>
-        <w:t>?</w:t>
-        <w:fldChar w:fldCharType="end"/>
-      </w:r>
-    </w:p>
-    <w:p>
-      <w:pPr>
         <w:sectPr>
-          <w:footerReference w:type="default" r:id="rId27"/>
+          <w:footerReference w:type="default" r:id="rId28"/>
           <w:type w:val="continuous"/>
           <w:pgSz w:w="12240" w:h="15840"/>
           <w:pgMar w:top="1701" w:right="1701" w:bottom="1701" w:left="2268" w:header="720" w:footer="720" w:gutter="0"/>
@@ -1963,7 +2000,7 @@
     <w:p>
       <w:pPr>
         <w:sectPr>
-          <w:footerReference w:type="default" r:id="rId28"/>
+          <w:footerReference w:type="default" r:id="rId29"/>
           <w:pgSz w:w="12240" w:h="15840"/>
           <w:pgMar w:top="2835" w:right="1701" w:bottom="1701" w:left="2268" w:header="720" w:footer="720" w:gutter="0"/>
           <w:cols w:space="720"/>
@@ -1990,7 +2027,7 @@
     <w:p>
       <w:pPr>
         <w:sectPr>
-          <w:footerReference w:type="default" r:id="rId29"/>
+          <w:footerReference w:type="default" r:id="rId30"/>
           <w:type w:val="continuous"/>
           <w:pgSz w:w="12240" w:h="15840"/>
           <w:pgMar w:top="1701" w:right="1701" w:bottom="1701" w:left="2268" w:header="720" w:footer="720" w:gutter="0"/>
@@ -2033,7 +2070,7 @@
     <w:p>
       <w:pPr>
         <w:sectPr>
-          <w:footerReference w:type="default" r:id="rId30"/>
+          <w:footerReference w:type="default" r:id="rId31"/>
           <w:pgSz w:w="12240" w:h="15840"/>
           <w:pgMar w:top="2835" w:right="1701" w:bottom="1701" w:left="2268" w:header="720" w:footer="720" w:gutter="0"/>
           <w:cols w:space="720"/>
@@ -2520,7 +2557,7 @@
         <w:drawing>
           <wp:inline xmlns:a="http://schemas.openxmlformats.org/drawingml/2006/main" xmlns:pic="http://schemas.openxmlformats.org/drawingml/2006/picture">
             <wp:extent cx="1800000" cy="1125000"/>
-            <wp:docPr id="1" name="Picture 1"/>
+            <wp:docPr id="2" name="Picture 2"/>
             <wp:cNvGraphicFramePr>
               <a:graphicFrameLocks noChangeAspect="1"/>
             </wp:cNvGraphicFramePr>
@@ -2532,7 +2569,7 @@
                     <pic:cNvPicPr/>
                   </pic:nvPicPr>
                   <pic:blipFill>
-                    <a:blip r:embed="rId9"/>
+                    <a:blip r:embed="rId10"/>
                     <a:stretch>
                       <a:fillRect/>
                     </a:stretch>
@@ -2650,7 +2687,7 @@
         <w:drawing>
           <wp:inline xmlns:a="http://schemas.openxmlformats.org/drawingml/2006/main" xmlns:pic="http://schemas.openxmlformats.org/drawingml/2006/picture">
             <wp:extent cx="4320000" cy="1473429"/>
-            <wp:docPr id="2" name="Picture 2"/>
+            <wp:docPr id="3" name="Picture 3"/>
             <wp:cNvGraphicFramePr>
               <a:graphicFrameLocks noChangeAspect="1"/>
             </wp:cNvGraphicFramePr>
@@ -2662,7 +2699,7 @@
                     <pic:cNvPicPr/>
                   </pic:nvPicPr>
                   <pic:blipFill>
-                    <a:blip r:embed="rId10"/>
+                    <a:blip r:embed="rId11"/>
                     <a:stretch>
                       <a:fillRect/>
                     </a:stretch>
@@ -2714,7 +2751,7 @@
         <w:drawing>
           <wp:inline xmlns:a="http://schemas.openxmlformats.org/drawingml/2006/main" xmlns:pic="http://schemas.openxmlformats.org/drawingml/2006/picture">
             <wp:extent cx="4320000" cy="2680292"/>
-            <wp:docPr id="3" name="Picture 3"/>
+            <wp:docPr id="4" name="Picture 4"/>
             <wp:cNvGraphicFramePr>
               <a:graphicFrameLocks noChangeAspect="1"/>
             </wp:cNvGraphicFramePr>
@@ -2726,7 +2763,7 @@
                     <pic:cNvPicPr/>
                   </pic:nvPicPr>
                   <pic:blipFill>
-                    <a:blip r:embed="rId11"/>
+                    <a:blip r:embed="rId12"/>
                     <a:stretch>
                       <a:fillRect/>
                     </a:stretch>
@@ -2772,7 +2809,7 @@
     <w:p>
       <w:pPr>
         <w:sectPr>
-          <w:footerReference w:type="default" r:id="rId31"/>
+          <w:footerReference w:type="default" r:id="rId32"/>
           <w:type w:val="continuous"/>
           <w:pgSz w:w="12240" w:h="15840"/>
           <w:pgMar w:top="1701" w:right="1701" w:bottom="1701" w:left="2268" w:header="720" w:footer="720" w:gutter="0"/>
@@ -2815,7 +2852,7 @@
     <w:p>
       <w:pPr>
         <w:sectPr>
-          <w:footerReference w:type="default" r:id="rId32"/>
+          <w:footerReference w:type="default" r:id="rId33"/>
           <w:pgSz w:w="12240" w:h="15840"/>
           <w:pgMar w:top="2835" w:right="1701" w:bottom="1701" w:left="2268" w:header="720" w:footer="720" w:gutter="0"/>
           <w:cols w:space="720"/>
@@ -6109,7 +6146,7 @@
     <w:p>
       <w:pPr>
         <w:sectPr>
-          <w:footerReference w:type="default" r:id="rId33"/>
+          <w:footerReference w:type="default" r:id="rId34"/>
           <w:type w:val="continuous"/>
           <w:pgSz w:w="12240" w:h="15840"/>
           <w:pgMar w:top="1701" w:right="1701" w:bottom="1701" w:left="2268" w:header="720" w:footer="720" w:gutter="0"/>
@@ -6152,7 +6189,7 @@
     <w:p>
       <w:pPr>
         <w:sectPr>
-          <w:footerReference w:type="default" r:id="rId34"/>
+          <w:footerReference w:type="default" r:id="rId35"/>
           <w:pgSz w:w="12240" w:h="15840"/>
           <w:pgMar w:top="2835" w:right="1701" w:bottom="1701" w:left="2268" w:header="720" w:footer="720" w:gutter="0"/>
           <w:cols w:space="720"/>
@@ -6466,7 +6503,7 @@
     <w:p>
       <w:pPr>
         <w:sectPr>
-          <w:footerReference w:type="default" r:id="rId35"/>
+          <w:footerReference w:type="default" r:id="rId36"/>
           <w:type w:val="continuous"/>
           <w:pgSz w:w="12240" w:h="15840"/>
           <w:pgMar w:top="1701" w:right="1701" w:bottom="1701" w:left="2268" w:header="720" w:footer="720" w:gutter="0"/>
@@ -6509,7 +6546,7 @@
     <w:p>
       <w:pPr>
         <w:sectPr>
-          <w:footerReference w:type="default" r:id="rId36"/>
+          <w:footerReference w:type="default" r:id="rId37"/>
           <w:pgSz w:w="12240" w:h="15840"/>
           <w:pgMar w:top="2835" w:right="1701" w:bottom="1701" w:left="2268" w:header="720" w:footer="720" w:gutter="0"/>
           <w:cols w:space="720"/>
@@ -7272,7 +7309,7 @@
     <w:p>
       <w:pPr>
         <w:sectPr>
-          <w:footerReference w:type="default" r:id="rId37"/>
+          <w:footerReference w:type="default" r:id="rId38"/>
           <w:type w:val="continuous"/>
           <w:pgSz w:w="12240" w:h="15840"/>
           <w:pgMar w:top="1701" w:right="1701" w:bottom="1701" w:left="2268" w:header="720" w:footer="720" w:gutter="0"/>
@@ -7315,7 +7352,7 @@
     <w:p>
       <w:pPr>
         <w:sectPr>
-          <w:footerReference w:type="default" r:id="rId38"/>
+          <w:footerReference w:type="default" r:id="rId39"/>
           <w:pgSz w:w="12240" w:h="15840"/>
           <w:pgMar w:top="2835" w:right="1701" w:bottom="1701" w:left="2268" w:header="720" w:footer="720" w:gutter="0"/>
           <w:cols w:space="720"/>
@@ -7527,7 +7564,7 @@
     <w:p>
       <w:pPr>
         <w:sectPr>
-          <w:footerReference w:type="default" r:id="rId39"/>
+          <w:footerReference w:type="default" r:id="rId40"/>
           <w:type w:val="continuous"/>
           <w:pgSz w:w="12240" w:h="15840"/>
           <w:pgMar w:top="1701" w:right="1701" w:bottom="1701" w:left="2268" w:header="720" w:footer="720" w:gutter="0"/>
@@ -7556,7 +7593,7 @@
     <w:p>
       <w:pPr>
         <w:sectPr>
-          <w:footerReference w:type="default" r:id="rId40"/>
+          <w:footerReference w:type="default" r:id="rId41"/>
           <w:pgSz w:w="12240" w:h="15840"/>
           <w:pgMar w:top="2835" w:right="1701" w:bottom="1701" w:left="2268" w:header="720" w:footer="720" w:gutter="0"/>
           <w:cols w:space="720"/>
@@ -7685,7 +7722,7 @@
     <w:p>
       <w:pPr>
         <w:sectPr>
-          <w:footerReference w:type="default" r:id="rId41"/>
+          <w:footerReference w:type="default" r:id="rId42"/>
           <w:type w:val="continuous"/>
           <w:pgSz w:w="12240" w:h="15840"/>
           <w:pgMar w:top="1701" w:right="1701" w:bottom="1701" w:left="2268" w:header="720" w:footer="720" w:gutter="0"/>
@@ -7710,61 +7747,6 @@
         <w:t>ANEXOS</w:t>
       </w:r>
       <w:bookmarkEnd w:id="bm_anexos"/>
-    </w:p>
-    <w:p>
-      <w:pPr>
-        <w:sectPr>
-          <w:footerReference w:type="default" r:id="rId42"/>
-          <w:pgSz w:w="12240" w:h="15840"/>
-          <w:pgMar w:top="2835" w:right="1701" w:bottom="1701" w:left="2268" w:header="720" w:footer="720" w:gutter="0"/>
-          <w:cols w:space="720"/>
-          <w:titlePg/>
-          <w:docGrid w:linePitch="360"/>
-        </w:sectPr>
-      </w:pPr>
-    </w:p>
-    <w:p>
-      <w:bookmarkStart w:id="bm_anexoA" w:name="bm_anexoA"/>
-      <w:pPr>
-        <w:spacing w:before="0" w:after="480"/>
-        <w:jc w:val="center"/>
-      </w:pPr>
-      <w:bookmarkEnd w:id="bm_anexoA"/>
-      <w:r>
-        <w:rPr>
-          <w:rFonts w:ascii="Times New Roman" w:hAnsi="Times New Roman"/>
-          <w:b/>
-          <w:sz w:val="24"/>
-        </w:rPr>
-        <w:t>ANEXO A</w:t>
-      </w:r>
-    </w:p>
-    <w:p>
-      <w:pPr>
-        <w:spacing w:before="240" w:after="480"/>
-        <w:jc w:val="center"/>
-      </w:pPr>
-      <w:r>
-        <w:rPr>
-          <w:rFonts w:ascii="Times New Roman" w:hAnsi="Times New Roman"/>
-          <w:b/>
-          <w:sz w:val="24"/>
-        </w:rPr>
-        <w:t>[Aquí va la descripción del Anexo A]</w:t>
-      </w:r>
-    </w:p>
-    <w:p>
-      <w:pPr>
-        <w:jc w:val="center"/>
-      </w:pPr>
-      <w:r>
-        <w:rPr>
-          <w:rFonts w:ascii="Times New Roman" w:hAnsi="Times New Roman"/>
-          <w:i/>
-          <w:sz w:val="20"/>
-        </w:rPr>
-        <w:t>(Contenido elaborado por el estudiante)</w:t>
-      </w:r>
     </w:p>
     <w:p>
       <w:pPr>
@@ -7779,19 +7761,19 @@
       </w:pPr>
     </w:p>
     <w:p>
-      <w:bookmarkStart w:id="bm_anexoB" w:name="bm_anexoB"/>
+      <w:bookmarkStart w:id="bm_anexoA" w:name="bm_anexoA"/>
       <w:pPr>
         <w:spacing w:before="0" w:after="480"/>
         <w:jc w:val="center"/>
       </w:pPr>
-      <w:bookmarkEnd w:id="bm_anexoB"/>
+      <w:bookmarkEnd w:id="bm_anexoA"/>
       <w:r>
         <w:rPr>
           <w:rFonts w:ascii="Times New Roman" w:hAnsi="Times New Roman"/>
           <w:b/>
           <w:sz w:val="24"/>
         </w:rPr>
-        <w:t>ANEXO B</w:t>
+        <w:t>ANEXO A</w:t>
       </w:r>
     </w:p>
     <w:p>
@@ -7805,7 +7787,7 @@
           <w:b/>
           <w:sz w:val="24"/>
         </w:rPr>
-        <w:t>[Aquí va la descripción del Anexo B]</w:t>
+        <w:t>[Aquí va la descripción del Anexo A]</w:t>
       </w:r>
     </w:p>
     <w:p>
@@ -7834,19 +7816,19 @@
       </w:pPr>
     </w:p>
     <w:p>
-      <w:bookmarkStart w:id="bm_anexoC" w:name="bm_anexoC"/>
+      <w:bookmarkStart w:id="bm_anexoB" w:name="bm_anexoB"/>
       <w:pPr>
         <w:spacing w:before="0" w:after="480"/>
         <w:jc w:val="center"/>
       </w:pPr>
-      <w:bookmarkEnd w:id="bm_anexoC"/>
+      <w:bookmarkEnd w:id="bm_anexoB"/>
       <w:r>
         <w:rPr>
           <w:rFonts w:ascii="Times New Roman" w:hAnsi="Times New Roman"/>
           <w:b/>
           <w:sz w:val="24"/>
         </w:rPr>
-        <w:t>ANEXO C</w:t>
+        <w:t>ANEXO B</w:t>
       </w:r>
     </w:p>
     <w:p>
@@ -7860,7 +7842,7 @@
           <w:b/>
           <w:sz w:val="24"/>
         </w:rPr>
-        <w:t>[Aquí va la descripción del Anexo C]</w:t>
+        <w:t>[Aquí va la descripción del Anexo B]</w:t>
       </w:r>
     </w:p>
     <w:p>
@@ -7876,8 +7858,63 @@
         <w:t>(Contenido elaborado por el estudiante)</w:t>
       </w:r>
     </w:p>
+    <w:p>
+      <w:pPr>
+        <w:sectPr>
+          <w:footerReference w:type="default" r:id="rId45"/>
+          <w:pgSz w:w="12240" w:h="15840"/>
+          <w:pgMar w:top="2835" w:right="1701" w:bottom="1701" w:left="2268" w:header="720" w:footer="720" w:gutter="0"/>
+          <w:cols w:space="720"/>
+          <w:titlePg/>
+          <w:docGrid w:linePitch="360"/>
+        </w:sectPr>
+      </w:pPr>
+    </w:p>
+    <w:p>
+      <w:bookmarkStart w:id="bm_anexoC" w:name="bm_anexoC"/>
+      <w:pPr>
+        <w:spacing w:before="0" w:after="480"/>
+        <w:jc w:val="center"/>
+      </w:pPr>
+      <w:bookmarkEnd w:id="bm_anexoC"/>
+      <w:r>
+        <w:rPr>
+          <w:rFonts w:ascii="Times New Roman" w:hAnsi="Times New Roman"/>
+          <w:b/>
+          <w:sz w:val="24"/>
+        </w:rPr>
+        <w:t>ANEXO C</w:t>
+      </w:r>
+    </w:p>
+    <w:p>
+      <w:pPr>
+        <w:spacing w:before="240" w:after="480"/>
+        <w:jc w:val="center"/>
+      </w:pPr>
+      <w:r>
+        <w:rPr>
+          <w:rFonts w:ascii="Times New Roman" w:hAnsi="Times New Roman"/>
+          <w:b/>
+          <w:sz w:val="24"/>
+        </w:rPr>
+        <w:t>[Aquí va la descripción del Anexo C]</w:t>
+      </w:r>
+    </w:p>
+    <w:p>
+      <w:pPr>
+        <w:jc w:val="center"/>
+      </w:pPr>
+      <w:r>
+        <w:rPr>
+          <w:rFonts w:ascii="Times New Roman" w:hAnsi="Times New Roman"/>
+          <w:i/>
+          <w:sz w:val="20"/>
+        </w:rPr>
+        <w:t>(Contenido elaborado por el estudiante)</w:t>
+      </w:r>
+    </w:p>
     <w:sectPr>
-      <w:footerReference w:type="default" r:id="rId45"/>
+      <w:footerReference w:type="default" r:id="rId46"/>
       <w:pgSz w:w="12240" w:h="15840"/>
       <w:pgMar w:top="2835" w:right="1701" w:bottom="1701" w:left="2268" w:header="720" w:footer="720" w:gutter="0"/>
       <w:cols w:space="720"/>

--- a/amaal/reportes/Informe_Pasantia_IUTECP.docx
+++ b/amaal/reportes/Informe_Pasantia_IUTECP.docx
@@ -443,6 +443,1030 @@
     <w:p>
       <w:pPr>
         <w:sectPr>
+          <w:pgSz w:w="12240" w:h="15840"/>
+          <w:pgMar w:top="2835" w:right="1701" w:bottom="1701" w:left="2268" w:header="720" w:footer="720" w:gutter="0"/>
+          <w:cols w:space="720"/>
+          <w:titlePg/>
+          <w:docGrid w:linePitch="360"/>
+        </w:sectPr>
+      </w:pPr>
+    </w:p>
+    <w:p>
+      <w:pPr>
+        <w:spacing w:after="240"/>
+        <w:jc w:val="right"/>
+      </w:pPr>
+      <w:r>
+        <w:rPr>
+          <w:rFonts w:ascii="Times New Roman" w:hAnsi="Times New Roman"/>
+          <w:b/>
+          <w:sz w:val="24"/>
+        </w:rPr>
+        <w:t>pp.</w:t>
+      </w:r>
+    </w:p>
+    <w:p>
+      <w:pPr>
+        <w:tabs>
+          <w:tab w:pos="8271" w:val="right" w:leader="dot"/>
+        </w:tabs>
+        <w:spacing w:line="360" w:lineRule="auto" w:before="0" w:after="80"/>
+        <w:ind w:left="0"/>
+      </w:pPr>
+      <w:r>
+        <w:rPr>
+          <w:rFonts w:ascii="Times New Roman" w:hAnsi="Times New Roman"/>
+          <w:b w:val="0"/>
+          <w:sz w:val="24"/>
+        </w:rPr>
+        <w:t>AGRADECIMIENTOS</w:t>
+        <w:tab/>
+      </w:r>
+      <w:r>
+        <w:rPr>
+          <w:rFonts w:ascii="Times New Roman" w:hAnsi="Times New Roman"/>
+          <w:b w:val="0"/>
+          <w:sz w:val="24"/>
+        </w:rPr>
+        <w:fldChar w:fldCharType="begin"/>
+        <w:instrText xml:space="preserve"> PAGEREF bm_agradecimientos \h </w:instrText>
+        <w:fldChar w:fldCharType="separate"/>
+        <w:t>?</w:t>
+        <w:fldChar w:fldCharType="end"/>
+      </w:r>
+    </w:p>
+    <w:p>
+      <w:pPr>
+        <w:tabs>
+          <w:tab w:pos="8271" w:val="right" w:leader="dot"/>
+        </w:tabs>
+        <w:spacing w:line="360" w:lineRule="auto" w:before="0" w:after="80"/>
+        <w:ind w:left="0"/>
+      </w:pPr>
+      <w:r>
+        <w:rPr>
+          <w:rFonts w:ascii="Times New Roman" w:hAnsi="Times New Roman"/>
+          <w:b w:val="0"/>
+          <w:sz w:val="24"/>
+        </w:rPr>
+        <w:t>DEDICATORIA</w:t>
+        <w:tab/>
+      </w:r>
+      <w:r>
+        <w:rPr>
+          <w:rFonts w:ascii="Times New Roman" w:hAnsi="Times New Roman"/>
+          <w:b w:val="0"/>
+          <w:sz w:val="24"/>
+        </w:rPr>
+        <w:fldChar w:fldCharType="begin"/>
+        <w:instrText xml:space="preserve"> PAGEREF bm_dedicatoria \h </w:instrText>
+        <w:fldChar w:fldCharType="separate"/>
+        <w:t>?</w:t>
+        <w:fldChar w:fldCharType="end"/>
+      </w:r>
+    </w:p>
+    <w:p>
+      <w:pPr>
+        <w:tabs>
+          <w:tab w:pos="8271" w:val="right" w:leader="dot"/>
+        </w:tabs>
+        <w:spacing w:line="360" w:lineRule="auto" w:before="0" w:after="80"/>
+        <w:ind w:left="0"/>
+      </w:pPr>
+      <w:r>
+        <w:rPr>
+          <w:rFonts w:ascii="Times New Roman" w:hAnsi="Times New Roman"/>
+          <w:b w:val="0"/>
+          <w:sz w:val="24"/>
+        </w:rPr>
+        <w:t>LISTA DE CUADROS</w:t>
+        <w:tab/>
+      </w:r>
+      <w:r>
+        <w:rPr>
+          <w:rFonts w:ascii="Times New Roman" w:hAnsi="Times New Roman"/>
+          <w:b w:val="0"/>
+          <w:sz w:val="24"/>
+        </w:rPr>
+        <w:fldChar w:fldCharType="begin"/>
+        <w:instrText xml:space="preserve"> PAGEREF bm_lista_cuadros \h </w:instrText>
+        <w:fldChar w:fldCharType="separate"/>
+        <w:t>?</w:t>
+        <w:fldChar w:fldCharType="end"/>
+      </w:r>
+    </w:p>
+    <w:p>
+      <w:pPr>
+        <w:tabs>
+          <w:tab w:pos="8271" w:val="right" w:leader="dot"/>
+        </w:tabs>
+        <w:spacing w:line="360" w:lineRule="auto" w:before="0" w:after="80"/>
+        <w:ind w:left="0"/>
+      </w:pPr>
+      <w:r>
+        <w:rPr>
+          <w:rFonts w:ascii="Times New Roman" w:hAnsi="Times New Roman"/>
+          <w:b w:val="0"/>
+          <w:sz w:val="24"/>
+        </w:rPr>
+        <w:t>LISTA DE GRÁFICOS</w:t>
+        <w:tab/>
+      </w:r>
+      <w:r>
+        <w:rPr>
+          <w:rFonts w:ascii="Times New Roman" w:hAnsi="Times New Roman"/>
+          <w:b w:val="0"/>
+          <w:sz w:val="24"/>
+        </w:rPr>
+        <w:fldChar w:fldCharType="begin"/>
+        <w:instrText xml:space="preserve"> PAGEREF bm_lista_graficos \h </w:instrText>
+        <w:fldChar w:fldCharType="separate"/>
+        <w:t>?</w:t>
+        <w:fldChar w:fldCharType="end"/>
+      </w:r>
+    </w:p>
+    <w:p>
+      <w:pPr>
+        <w:tabs>
+          <w:tab w:pos="8271" w:val="right" w:leader="dot"/>
+        </w:tabs>
+        <w:spacing w:line="360" w:lineRule="auto" w:before="0" w:after="80"/>
+        <w:ind w:left="0"/>
+      </w:pPr>
+      <w:r>
+        <w:rPr>
+          <w:rFonts w:ascii="Times New Roman" w:hAnsi="Times New Roman"/>
+          <w:b w:val="0"/>
+          <w:sz w:val="24"/>
+        </w:rPr>
+        <w:t>LISTA DE ANEXOS</w:t>
+        <w:tab/>
+      </w:r>
+      <w:r>
+        <w:rPr>
+          <w:rFonts w:ascii="Times New Roman" w:hAnsi="Times New Roman"/>
+          <w:b w:val="0"/>
+          <w:sz w:val="24"/>
+        </w:rPr>
+        <w:fldChar w:fldCharType="begin"/>
+        <w:instrText xml:space="preserve"> PAGEREF bm_lista_anexos \h </w:instrText>
+        <w:fldChar w:fldCharType="separate"/>
+        <w:t>?</w:t>
+        <w:fldChar w:fldCharType="end"/>
+      </w:r>
+    </w:p>
+    <w:p>
+      <w:pPr>
+        <w:tabs>
+          <w:tab w:pos="8271" w:val="right" w:leader="dot"/>
+        </w:tabs>
+        <w:spacing w:line="360" w:lineRule="auto" w:before="0" w:after="80"/>
+        <w:ind w:left="0"/>
+      </w:pPr>
+      <w:r>
+        <w:rPr>
+          <w:rFonts w:ascii="Times New Roman" w:hAnsi="Times New Roman"/>
+          <w:b w:val="0"/>
+          <w:sz w:val="24"/>
+        </w:rPr>
+        <w:t>RESUMEN</w:t>
+        <w:tab/>
+      </w:r>
+      <w:r>
+        <w:rPr>
+          <w:rFonts w:ascii="Times New Roman" w:hAnsi="Times New Roman"/>
+          <w:b w:val="0"/>
+          <w:sz w:val="24"/>
+        </w:rPr>
+        <w:fldChar w:fldCharType="begin"/>
+        <w:instrText xml:space="preserve"> PAGEREF bm_resumen \h </w:instrText>
+        <w:fldChar w:fldCharType="separate"/>
+        <w:t>?</w:t>
+        <w:fldChar w:fldCharType="end"/>
+      </w:r>
+    </w:p>
+    <w:p>
+      <w:pPr>
+        <w:tabs>
+          <w:tab w:pos="8271" w:val="right" w:leader="dot"/>
+        </w:tabs>
+        <w:spacing w:line="360" w:lineRule="auto" w:before="0" w:after="80"/>
+        <w:ind w:left="0"/>
+      </w:pPr>
+      <w:r>
+        <w:rPr>
+          <w:rFonts w:ascii="Times New Roman" w:hAnsi="Times New Roman"/>
+          <w:b w:val="0"/>
+          <w:sz w:val="24"/>
+        </w:rPr>
+        <w:t>INTRODUCCIÓN</w:t>
+        <w:tab/>
+      </w:r>
+      <w:r>
+        <w:rPr>
+          <w:rFonts w:ascii="Times New Roman" w:hAnsi="Times New Roman"/>
+          <w:b w:val="0"/>
+          <w:sz w:val="24"/>
+        </w:rPr>
+        <w:fldChar w:fldCharType="begin"/>
+        <w:instrText xml:space="preserve"> PAGEREF bm_introduccion \h </w:instrText>
+        <w:fldChar w:fldCharType="separate"/>
+        <w:t>?</w:t>
+        <w:fldChar w:fldCharType="end"/>
+      </w:r>
+    </w:p>
+    <w:p>
+      <w:pPr>
+        <w:spacing w:before="240" w:after="120"/>
+      </w:pPr>
+      <w:r>
+        <w:rPr>
+          <w:b/>
+        </w:rPr>
+        <w:t>CAPÍTULOS</w:t>
+      </w:r>
+    </w:p>
+    <w:p>
+      <w:pPr>
+        <w:tabs>
+          <w:tab w:pos="8271" w:val="right" w:leader="dot"/>
+        </w:tabs>
+        <w:spacing w:line="360" w:lineRule="auto" w:before="0" w:after="80"/>
+        <w:ind w:left="0"/>
+      </w:pPr>
+      <w:r>
+        <w:rPr>
+          <w:rFonts w:ascii="Times New Roman" w:hAnsi="Times New Roman"/>
+          <w:b/>
+          <w:sz w:val="24"/>
+        </w:rPr>
+        <w:t>I REALIDAD ORGANIZACIONAL</w:t>
+        <w:tab/>
+      </w:r>
+      <w:r>
+        <w:rPr>
+          <w:rFonts w:ascii="Times New Roman" w:hAnsi="Times New Roman"/>
+          <w:b/>
+          <w:sz w:val="24"/>
+        </w:rPr>
+        <w:fldChar w:fldCharType="begin"/>
+        <w:instrText xml:space="preserve"> PAGEREF bm_cap1 \h </w:instrText>
+        <w:fldChar w:fldCharType="separate"/>
+        <w:t>?</w:t>
+        <w:fldChar w:fldCharType="end"/>
+      </w:r>
+    </w:p>
+    <w:p>
+      <w:pPr>
+        <w:tabs>
+          <w:tab w:pos="8271" w:val="right" w:leader="dot"/>
+        </w:tabs>
+        <w:spacing w:line="360" w:lineRule="auto" w:before="0" w:after="80"/>
+        <w:ind w:left="283"/>
+      </w:pPr>
+      <w:r>
+        <w:rPr>
+          <w:rFonts w:ascii="Times New Roman" w:hAnsi="Times New Roman"/>
+          <w:b w:val="0"/>
+          <w:sz w:val="24"/>
+        </w:rPr>
+        <w:t>Identificación de la empresa</w:t>
+        <w:tab/>
+      </w:r>
+      <w:r>
+        <w:rPr>
+          <w:rFonts w:ascii="Times New Roman" w:hAnsi="Times New Roman"/>
+          <w:b w:val="0"/>
+          <w:sz w:val="24"/>
+        </w:rPr>
+        <w:fldChar w:fldCharType="begin"/>
+        <w:instrText xml:space="preserve"> PAGEREF bm_cap1_ident \h </w:instrText>
+        <w:fldChar w:fldCharType="separate"/>
+        <w:t>?</w:t>
+        <w:fldChar w:fldCharType="end"/>
+      </w:r>
+    </w:p>
+    <w:p>
+      <w:pPr>
+        <w:tabs>
+          <w:tab w:pos="8271" w:val="right" w:leader="dot"/>
+        </w:tabs>
+        <w:spacing w:line="360" w:lineRule="auto" w:before="0" w:after="80"/>
+        <w:ind w:left="283"/>
+      </w:pPr>
+      <w:r>
+        <w:rPr>
+          <w:rFonts w:ascii="Times New Roman" w:hAnsi="Times New Roman"/>
+          <w:b w:val="0"/>
+          <w:sz w:val="24"/>
+        </w:rPr>
+        <w:t>Reseña histórica</w:t>
+        <w:tab/>
+      </w:r>
+      <w:r>
+        <w:rPr>
+          <w:rFonts w:ascii="Times New Roman" w:hAnsi="Times New Roman"/>
+          <w:b w:val="0"/>
+          <w:sz w:val="24"/>
+        </w:rPr>
+        <w:fldChar w:fldCharType="begin"/>
+        <w:instrText xml:space="preserve"> PAGEREF bm_cap1_resena \h </w:instrText>
+        <w:fldChar w:fldCharType="separate"/>
+        <w:t>?</w:t>
+        <w:fldChar w:fldCharType="end"/>
+      </w:r>
+    </w:p>
+    <w:p>
+      <w:pPr>
+        <w:tabs>
+          <w:tab w:pos="8271" w:val="right" w:leader="dot"/>
+        </w:tabs>
+        <w:spacing w:line="360" w:lineRule="auto" w:before="0" w:after="80"/>
+        <w:ind w:left="283"/>
+      </w:pPr>
+      <w:r>
+        <w:rPr>
+          <w:rFonts w:ascii="Times New Roman" w:hAnsi="Times New Roman"/>
+          <w:b w:val="0"/>
+          <w:sz w:val="24"/>
+        </w:rPr>
+        <w:t>Misión</w:t>
+        <w:tab/>
+      </w:r>
+      <w:r>
+        <w:rPr>
+          <w:rFonts w:ascii="Times New Roman" w:hAnsi="Times New Roman"/>
+          <w:b w:val="0"/>
+          <w:sz w:val="24"/>
+        </w:rPr>
+        <w:fldChar w:fldCharType="begin"/>
+        <w:instrText xml:space="preserve"> PAGEREF bm_cap1_mision \h </w:instrText>
+        <w:fldChar w:fldCharType="separate"/>
+        <w:t>?</w:t>
+        <w:fldChar w:fldCharType="end"/>
+      </w:r>
+    </w:p>
+    <w:p>
+      <w:pPr>
+        <w:tabs>
+          <w:tab w:pos="8271" w:val="right" w:leader="dot"/>
+        </w:tabs>
+        <w:spacing w:line="360" w:lineRule="auto" w:before="0" w:after="80"/>
+        <w:ind w:left="283"/>
+      </w:pPr>
+      <w:r>
+        <w:rPr>
+          <w:rFonts w:ascii="Times New Roman" w:hAnsi="Times New Roman"/>
+          <w:b w:val="0"/>
+          <w:sz w:val="24"/>
+        </w:rPr>
+        <w:t>Visión</w:t>
+        <w:tab/>
+      </w:r>
+      <w:r>
+        <w:rPr>
+          <w:rFonts w:ascii="Times New Roman" w:hAnsi="Times New Roman"/>
+          <w:b w:val="0"/>
+          <w:sz w:val="24"/>
+        </w:rPr>
+        <w:fldChar w:fldCharType="begin"/>
+        <w:instrText xml:space="preserve"> PAGEREF bm_cap1_vision \h </w:instrText>
+        <w:fldChar w:fldCharType="separate"/>
+        <w:t>?</w:t>
+        <w:fldChar w:fldCharType="end"/>
+      </w:r>
+    </w:p>
+    <w:p>
+      <w:pPr>
+        <w:tabs>
+          <w:tab w:pos="8271" w:val="right" w:leader="dot"/>
+        </w:tabs>
+        <w:spacing w:line="360" w:lineRule="auto" w:before="0" w:after="80"/>
+        <w:ind w:left="283"/>
+      </w:pPr>
+      <w:r>
+        <w:rPr>
+          <w:rFonts w:ascii="Times New Roman" w:hAnsi="Times New Roman"/>
+          <w:b w:val="0"/>
+          <w:sz w:val="24"/>
+        </w:rPr>
+        <w:t>Valores</w:t>
+        <w:tab/>
+      </w:r>
+      <w:r>
+        <w:rPr>
+          <w:rFonts w:ascii="Times New Roman" w:hAnsi="Times New Roman"/>
+          <w:b w:val="0"/>
+          <w:sz w:val="24"/>
+        </w:rPr>
+        <w:fldChar w:fldCharType="begin"/>
+        <w:instrText xml:space="preserve"> PAGEREF bm_cap1_valores \h </w:instrText>
+        <w:fldChar w:fldCharType="separate"/>
+        <w:t>?</w:t>
+        <w:fldChar w:fldCharType="end"/>
+      </w:r>
+    </w:p>
+    <w:p>
+      <w:pPr>
+        <w:tabs>
+          <w:tab w:pos="8271" w:val="right" w:leader="dot"/>
+        </w:tabs>
+        <w:spacing w:line="360" w:lineRule="auto" w:before="0" w:after="80"/>
+        <w:ind w:left="283"/>
+      </w:pPr>
+      <w:r>
+        <w:rPr>
+          <w:rFonts w:ascii="Times New Roman" w:hAnsi="Times New Roman"/>
+          <w:b w:val="0"/>
+          <w:sz w:val="24"/>
+        </w:rPr>
+        <w:t>Objetivos Organizacionales</w:t>
+        <w:tab/>
+      </w:r>
+      <w:r>
+        <w:rPr>
+          <w:rFonts w:ascii="Times New Roman" w:hAnsi="Times New Roman"/>
+          <w:b w:val="0"/>
+          <w:sz w:val="24"/>
+        </w:rPr>
+        <w:fldChar w:fldCharType="begin"/>
+        <w:instrText xml:space="preserve"> PAGEREF bm_cap1_obj \h </w:instrText>
+        <w:fldChar w:fldCharType="separate"/>
+        <w:t>?</w:t>
+        <w:fldChar w:fldCharType="end"/>
+      </w:r>
+    </w:p>
+    <w:p>
+      <w:pPr>
+        <w:tabs>
+          <w:tab w:pos="8271" w:val="right" w:leader="dot"/>
+        </w:tabs>
+        <w:spacing w:line="360" w:lineRule="auto" w:before="0" w:after="80"/>
+        <w:ind w:left="283"/>
+      </w:pPr>
+      <w:r>
+        <w:rPr>
+          <w:rFonts w:ascii="Times New Roman" w:hAnsi="Times New Roman"/>
+          <w:b w:val="0"/>
+          <w:sz w:val="24"/>
+        </w:rPr>
+        <w:t>Ubicación geográfica</w:t>
+        <w:tab/>
+      </w:r>
+      <w:r>
+        <w:rPr>
+          <w:rFonts w:ascii="Times New Roman" w:hAnsi="Times New Roman"/>
+          <w:b w:val="0"/>
+          <w:sz w:val="24"/>
+        </w:rPr>
+        <w:fldChar w:fldCharType="begin"/>
+        <w:instrText xml:space="preserve"> PAGEREF bm_cap1_ubic \h </w:instrText>
+        <w:fldChar w:fldCharType="separate"/>
+        <w:t>?</w:t>
+        <w:fldChar w:fldCharType="end"/>
+      </w:r>
+    </w:p>
+    <w:p>
+      <w:pPr>
+        <w:tabs>
+          <w:tab w:pos="8271" w:val="right" w:leader="dot"/>
+        </w:tabs>
+        <w:spacing w:line="360" w:lineRule="auto" w:before="0" w:after="80"/>
+        <w:ind w:left="283"/>
+      </w:pPr>
+      <w:r>
+        <w:rPr>
+          <w:rFonts w:ascii="Times New Roman" w:hAnsi="Times New Roman"/>
+          <w:b w:val="0"/>
+          <w:sz w:val="24"/>
+        </w:rPr>
+        <w:t>Población de los trabajadores de la empresa</w:t>
+        <w:tab/>
+      </w:r>
+      <w:r>
+        <w:rPr>
+          <w:rFonts w:ascii="Times New Roman" w:hAnsi="Times New Roman"/>
+          <w:b w:val="0"/>
+          <w:sz w:val="24"/>
+        </w:rPr>
+        <w:fldChar w:fldCharType="begin"/>
+        <w:instrText xml:space="preserve"> PAGEREF bm_cap1_pobla \h </w:instrText>
+        <w:fldChar w:fldCharType="separate"/>
+        <w:t>?</w:t>
+        <w:fldChar w:fldCharType="end"/>
+      </w:r>
+    </w:p>
+    <w:p>
+      <w:pPr>
+        <w:tabs>
+          <w:tab w:pos="8271" w:val="right" w:leader="dot"/>
+        </w:tabs>
+        <w:spacing w:line="360" w:lineRule="auto" w:before="0" w:after="80"/>
+        <w:ind w:left="283"/>
+      </w:pPr>
+      <w:r>
+        <w:rPr>
+          <w:rFonts w:ascii="Times New Roman" w:hAnsi="Times New Roman"/>
+          <w:b w:val="0"/>
+          <w:sz w:val="24"/>
+        </w:rPr>
+        <w:t>Estructura organizacional de la empresa (organigrama)</w:t>
+        <w:tab/>
+      </w:r>
+      <w:r>
+        <w:rPr>
+          <w:rFonts w:ascii="Times New Roman" w:hAnsi="Times New Roman"/>
+          <w:b w:val="0"/>
+          <w:sz w:val="24"/>
+        </w:rPr>
+        <w:fldChar w:fldCharType="begin"/>
+        <w:instrText xml:space="preserve"> PAGEREF bm_cap1_estruct \h </w:instrText>
+        <w:fldChar w:fldCharType="separate"/>
+        <w:t>?</w:t>
+        <w:fldChar w:fldCharType="end"/>
+      </w:r>
+    </w:p>
+    <w:p>
+      <w:pPr>
+        <w:tabs>
+          <w:tab w:pos="8271" w:val="right" w:leader="dot"/>
+        </w:tabs>
+        <w:spacing w:line="360" w:lineRule="auto" w:before="0" w:after="80"/>
+        <w:ind w:left="0"/>
+      </w:pPr>
+      <w:r>
+        <w:rPr>
+          <w:rFonts w:ascii="Times New Roman" w:hAnsi="Times New Roman"/>
+          <w:b/>
+          <w:sz w:val="24"/>
+        </w:rPr>
+        <w:t>II DIAGNÓSTICO SITUACIONAL</w:t>
+        <w:tab/>
+      </w:r>
+      <w:r>
+        <w:rPr>
+          <w:rFonts w:ascii="Times New Roman" w:hAnsi="Times New Roman"/>
+          <w:b/>
+          <w:sz w:val="24"/>
+        </w:rPr>
+        <w:fldChar w:fldCharType="begin"/>
+        <w:instrText xml:space="preserve"> PAGEREF bm_cap2 \h </w:instrText>
+        <w:fldChar w:fldCharType="separate"/>
+        <w:t>?</w:t>
+        <w:fldChar w:fldCharType="end"/>
+      </w:r>
+    </w:p>
+    <w:p>
+      <w:pPr>
+        <w:tabs>
+          <w:tab w:pos="8271" w:val="right" w:leader="dot"/>
+        </w:tabs>
+        <w:spacing w:line="360" w:lineRule="auto" w:before="0" w:after="80"/>
+        <w:ind w:left="283"/>
+      </w:pPr>
+      <w:r>
+        <w:rPr>
+          <w:rFonts w:ascii="Times New Roman" w:hAnsi="Times New Roman"/>
+          <w:b w:val="0"/>
+          <w:sz w:val="24"/>
+        </w:rPr>
+        <w:t>Identificación de la situación problemática</w:t>
+        <w:tab/>
+      </w:r>
+      <w:r>
+        <w:rPr>
+          <w:rFonts w:ascii="Times New Roman" w:hAnsi="Times New Roman"/>
+          <w:b w:val="0"/>
+          <w:sz w:val="24"/>
+        </w:rPr>
+        <w:fldChar w:fldCharType="begin"/>
+        <w:instrText xml:space="preserve"> PAGEREF bm_cap2_sit \h </w:instrText>
+        <w:fldChar w:fldCharType="separate"/>
+        <w:t>?</w:t>
+        <w:fldChar w:fldCharType="end"/>
+      </w:r>
+    </w:p>
+    <w:p>
+      <w:pPr>
+        <w:tabs>
+          <w:tab w:pos="8271" w:val="right" w:leader="dot"/>
+        </w:tabs>
+        <w:spacing w:line="360" w:lineRule="auto" w:before="0" w:after="80"/>
+        <w:ind w:left="283"/>
+      </w:pPr>
+      <w:r>
+        <w:rPr>
+          <w:rFonts w:ascii="Times New Roman" w:hAnsi="Times New Roman"/>
+          <w:b w:val="0"/>
+          <w:sz w:val="24"/>
+        </w:rPr>
+        <w:t>Objetivo General</w:t>
+        <w:tab/>
+      </w:r>
+      <w:r>
+        <w:rPr>
+          <w:rFonts w:ascii="Times New Roman" w:hAnsi="Times New Roman"/>
+          <w:b w:val="0"/>
+          <w:sz w:val="24"/>
+        </w:rPr>
+        <w:fldChar w:fldCharType="begin"/>
+        <w:instrText xml:space="preserve"> PAGEREF bm_cap2_objg \h </w:instrText>
+        <w:fldChar w:fldCharType="separate"/>
+        <w:t>?</w:t>
+        <w:fldChar w:fldCharType="end"/>
+      </w:r>
+    </w:p>
+    <w:p>
+      <w:pPr>
+        <w:tabs>
+          <w:tab w:pos="8271" w:val="right" w:leader="dot"/>
+        </w:tabs>
+        <w:spacing w:line="360" w:lineRule="auto" w:before="0" w:after="80"/>
+        <w:ind w:left="283"/>
+      </w:pPr>
+      <w:r>
+        <w:rPr>
+          <w:rFonts w:ascii="Times New Roman" w:hAnsi="Times New Roman"/>
+          <w:b w:val="0"/>
+          <w:sz w:val="24"/>
+        </w:rPr>
+        <w:t>Objetivos Específicos</w:t>
+        <w:tab/>
+      </w:r>
+      <w:r>
+        <w:rPr>
+          <w:rFonts w:ascii="Times New Roman" w:hAnsi="Times New Roman"/>
+          <w:b w:val="0"/>
+          <w:sz w:val="24"/>
+        </w:rPr>
+        <w:fldChar w:fldCharType="begin"/>
+        <w:instrText xml:space="preserve"> PAGEREF bm_cap2_obje \h </w:instrText>
+        <w:fldChar w:fldCharType="separate"/>
+        <w:t>?</w:t>
+        <w:fldChar w:fldCharType="end"/>
+      </w:r>
+    </w:p>
+    <w:p>
+      <w:pPr>
+        <w:tabs>
+          <w:tab w:pos="8271" w:val="right" w:leader="dot"/>
+        </w:tabs>
+        <w:spacing w:line="360" w:lineRule="auto" w:before="0" w:after="80"/>
+        <w:ind w:left="283"/>
+      </w:pPr>
+      <w:r>
+        <w:rPr>
+          <w:rFonts w:ascii="Times New Roman" w:hAnsi="Times New Roman"/>
+          <w:b w:val="0"/>
+          <w:sz w:val="24"/>
+        </w:rPr>
+        <w:t>Planificación integral de objetivos</w:t>
+        <w:tab/>
+      </w:r>
+      <w:r>
+        <w:rPr>
+          <w:rFonts w:ascii="Times New Roman" w:hAnsi="Times New Roman"/>
+          <w:b w:val="0"/>
+          <w:sz w:val="24"/>
+        </w:rPr>
+        <w:fldChar w:fldCharType="begin"/>
+        <w:instrText xml:space="preserve"> PAGEREF bm_cap2_planif \h </w:instrText>
+        <w:fldChar w:fldCharType="separate"/>
+        <w:t>?</w:t>
+        <w:fldChar w:fldCharType="end"/>
+      </w:r>
+    </w:p>
+    <w:p>
+      <w:pPr>
+        <w:tabs>
+          <w:tab w:pos="8271" w:val="right" w:leader="dot"/>
+        </w:tabs>
+        <w:spacing w:line="360" w:lineRule="auto" w:before="0" w:after="80"/>
+        <w:ind w:left="283"/>
+      </w:pPr>
+      <w:r>
+        <w:rPr>
+          <w:rFonts w:ascii="Times New Roman" w:hAnsi="Times New Roman"/>
+          <w:b w:val="0"/>
+          <w:sz w:val="24"/>
+        </w:rPr>
+        <w:t>Cronograma de actividades</w:t>
+        <w:tab/>
+      </w:r>
+      <w:r>
+        <w:rPr>
+          <w:rFonts w:ascii="Times New Roman" w:hAnsi="Times New Roman"/>
+          <w:b w:val="0"/>
+          <w:sz w:val="24"/>
+        </w:rPr>
+        <w:fldChar w:fldCharType="begin"/>
+        <w:instrText xml:space="preserve"> PAGEREF bm_cap2_crono \h </w:instrText>
+        <w:fldChar w:fldCharType="separate"/>
+        <w:t>?</w:t>
+        <w:fldChar w:fldCharType="end"/>
+      </w:r>
+    </w:p>
+    <w:p>
+      <w:pPr>
+        <w:tabs>
+          <w:tab w:pos="8271" w:val="right" w:leader="dot"/>
+        </w:tabs>
+        <w:spacing w:line="360" w:lineRule="auto" w:before="0" w:after="80"/>
+        <w:ind w:left="0"/>
+      </w:pPr>
+      <w:r>
+        <w:rPr>
+          <w:rFonts w:ascii="Times New Roman" w:hAnsi="Times New Roman"/>
+          <w:b/>
+          <w:sz w:val="24"/>
+        </w:rPr>
+        <w:t>III MARCO TEÓRICO</w:t>
+        <w:tab/>
+      </w:r>
+      <w:r>
+        <w:rPr>
+          <w:rFonts w:ascii="Times New Roman" w:hAnsi="Times New Roman"/>
+          <w:b/>
+          <w:sz w:val="24"/>
+        </w:rPr>
+        <w:fldChar w:fldCharType="begin"/>
+        <w:instrText xml:space="preserve"> PAGEREF bm_cap3 \h </w:instrText>
+        <w:fldChar w:fldCharType="separate"/>
+        <w:t>?</w:t>
+        <w:fldChar w:fldCharType="end"/>
+      </w:r>
+    </w:p>
+    <w:p>
+      <w:pPr>
+        <w:tabs>
+          <w:tab w:pos="8271" w:val="right" w:leader="dot"/>
+        </w:tabs>
+        <w:spacing w:line="360" w:lineRule="auto" w:before="0" w:after="80"/>
+        <w:ind w:left="283"/>
+      </w:pPr>
+      <w:r>
+        <w:rPr>
+          <w:rFonts w:ascii="Times New Roman" w:hAnsi="Times New Roman"/>
+          <w:b w:val="0"/>
+          <w:sz w:val="24"/>
+        </w:rPr>
+        <w:t>Bases teóricas referenciales</w:t>
+        <w:tab/>
+      </w:r>
+      <w:r>
+        <w:rPr>
+          <w:rFonts w:ascii="Times New Roman" w:hAnsi="Times New Roman"/>
+          <w:b w:val="0"/>
+          <w:sz w:val="24"/>
+        </w:rPr>
+        <w:fldChar w:fldCharType="begin"/>
+        <w:instrText xml:space="preserve"> PAGEREF bm_cap3_bases \h </w:instrText>
+        <w:fldChar w:fldCharType="separate"/>
+        <w:t>?</w:t>
+        <w:fldChar w:fldCharType="end"/>
+      </w:r>
+    </w:p>
+    <w:p>
+      <w:pPr>
+        <w:tabs>
+          <w:tab w:pos="8271" w:val="right" w:leader="dot"/>
+        </w:tabs>
+        <w:spacing w:line="360" w:lineRule="auto" w:before="0" w:after="80"/>
+        <w:ind w:left="0"/>
+      </w:pPr>
+      <w:r>
+        <w:rPr>
+          <w:rFonts w:ascii="Times New Roman" w:hAnsi="Times New Roman"/>
+          <w:b/>
+          <w:sz w:val="24"/>
+        </w:rPr>
+        <w:t>IV ACTIVIDADES REALIZADAS</w:t>
+        <w:tab/>
+      </w:r>
+      <w:r>
+        <w:rPr>
+          <w:rFonts w:ascii="Times New Roman" w:hAnsi="Times New Roman"/>
+          <w:b/>
+          <w:sz w:val="24"/>
+        </w:rPr>
+        <w:fldChar w:fldCharType="begin"/>
+        <w:instrText xml:space="preserve"> PAGEREF bm_cap4 \h </w:instrText>
+        <w:fldChar w:fldCharType="separate"/>
+        <w:t>?</w:t>
+        <w:fldChar w:fldCharType="end"/>
+      </w:r>
+    </w:p>
+    <w:p>
+      <w:pPr>
+        <w:tabs>
+          <w:tab w:pos="8271" w:val="right" w:leader="dot"/>
+        </w:tabs>
+        <w:spacing w:line="360" w:lineRule="auto" w:before="0" w:after="80"/>
+        <w:ind w:left="283"/>
+      </w:pPr>
+      <w:r>
+        <w:rPr>
+          <w:rFonts w:ascii="Times New Roman" w:hAnsi="Times New Roman"/>
+          <w:b w:val="0"/>
+          <w:sz w:val="24"/>
+        </w:rPr>
+        <w:t>Descripción de actividades ejecutadas por semana</w:t>
+        <w:tab/>
+      </w:r>
+      <w:r>
+        <w:rPr>
+          <w:rFonts w:ascii="Times New Roman" w:hAnsi="Times New Roman"/>
+          <w:b w:val="0"/>
+          <w:sz w:val="24"/>
+        </w:rPr>
+        <w:fldChar w:fldCharType="begin"/>
+        <w:instrText xml:space="preserve"> PAGEREF bm_cap4_desc \h </w:instrText>
+        <w:fldChar w:fldCharType="separate"/>
+        <w:t>?</w:t>
+        <w:fldChar w:fldCharType="end"/>
+      </w:r>
+    </w:p>
+    <w:p>
+      <w:pPr>
+        <w:tabs>
+          <w:tab w:pos="8271" w:val="right" w:leader="dot"/>
+        </w:tabs>
+        <w:spacing w:line="360" w:lineRule="auto" w:before="0" w:after="80"/>
+        <w:ind w:left="0"/>
+      </w:pPr>
+      <w:r>
+        <w:rPr>
+          <w:rFonts w:ascii="Times New Roman" w:hAnsi="Times New Roman"/>
+          <w:b/>
+          <w:sz w:val="24"/>
+        </w:rPr>
+        <w:t>V CONCLUSIONES Y RECOMENDACIONES</w:t>
+        <w:tab/>
+      </w:r>
+      <w:r>
+        <w:rPr>
+          <w:rFonts w:ascii="Times New Roman" w:hAnsi="Times New Roman"/>
+          <w:b/>
+          <w:sz w:val="24"/>
+        </w:rPr>
+        <w:fldChar w:fldCharType="begin"/>
+        <w:instrText xml:space="preserve"> PAGEREF bm_cap5 \h </w:instrText>
+        <w:fldChar w:fldCharType="separate"/>
+        <w:t>?</w:t>
+        <w:fldChar w:fldCharType="end"/>
+      </w:r>
+    </w:p>
+    <w:p>
+      <w:pPr>
+        <w:tabs>
+          <w:tab w:pos="8271" w:val="right" w:leader="dot"/>
+        </w:tabs>
+        <w:spacing w:line="360" w:lineRule="auto" w:before="0" w:after="80"/>
+        <w:ind w:left="283"/>
+      </w:pPr>
+      <w:r>
+        <w:rPr>
+          <w:rFonts w:ascii="Times New Roman" w:hAnsi="Times New Roman"/>
+          <w:b w:val="0"/>
+          <w:sz w:val="24"/>
+        </w:rPr>
+        <w:t>Conclusiones</w:t>
+        <w:tab/>
+      </w:r>
+      <w:r>
+        <w:rPr>
+          <w:rFonts w:ascii="Times New Roman" w:hAnsi="Times New Roman"/>
+          <w:b w:val="0"/>
+          <w:sz w:val="24"/>
+        </w:rPr>
+        <w:fldChar w:fldCharType="begin"/>
+        <w:instrText xml:space="preserve"> PAGEREF bm_cap5_concl \h </w:instrText>
+        <w:fldChar w:fldCharType="separate"/>
+        <w:t>?</w:t>
+        <w:fldChar w:fldCharType="end"/>
+      </w:r>
+    </w:p>
+    <w:p>
+      <w:pPr>
+        <w:tabs>
+          <w:tab w:pos="8271" w:val="right" w:leader="dot"/>
+        </w:tabs>
+        <w:spacing w:line="360" w:lineRule="auto" w:before="0" w:after="80"/>
+        <w:ind w:left="283"/>
+      </w:pPr>
+      <w:r>
+        <w:rPr>
+          <w:rFonts w:ascii="Times New Roman" w:hAnsi="Times New Roman"/>
+          <w:b w:val="0"/>
+          <w:sz w:val="24"/>
+        </w:rPr>
+        <w:t>Recomendaciones</w:t>
+        <w:tab/>
+      </w:r>
+      <w:r>
+        <w:rPr>
+          <w:rFonts w:ascii="Times New Roman" w:hAnsi="Times New Roman"/>
+          <w:b w:val="0"/>
+          <w:sz w:val="24"/>
+        </w:rPr>
+        <w:fldChar w:fldCharType="begin"/>
+        <w:instrText xml:space="preserve"> PAGEREF bm_cap5_recom \h </w:instrText>
+        <w:fldChar w:fldCharType="separate"/>
+        <w:t>?</w:t>
+        <w:fldChar w:fldCharType="end"/>
+      </w:r>
+    </w:p>
+    <w:p>
+      <w:pPr>
+        <w:tabs>
+          <w:tab w:pos="8271" w:val="right" w:leader="dot"/>
+        </w:tabs>
+        <w:spacing w:line="360" w:lineRule="auto" w:before="0" w:after="80"/>
+        <w:ind w:left="0"/>
+      </w:pPr>
+      <w:r>
+        <w:rPr>
+          <w:rFonts w:ascii="Times New Roman" w:hAnsi="Times New Roman"/>
+          <w:b/>
+          <w:sz w:val="24"/>
+        </w:rPr>
+        <w:t>REFERENCIAS</w:t>
+        <w:tab/>
+      </w:r>
+      <w:r>
+        <w:rPr>
+          <w:rFonts w:ascii="Times New Roman" w:hAnsi="Times New Roman"/>
+          <w:b/>
+          <w:sz w:val="24"/>
+        </w:rPr>
+        <w:fldChar w:fldCharType="begin"/>
+        <w:instrText xml:space="preserve"> PAGEREF bm_referencias \h </w:instrText>
+        <w:fldChar w:fldCharType="separate"/>
+        <w:t>?</w:t>
+        <w:fldChar w:fldCharType="end"/>
+      </w:r>
+    </w:p>
+    <w:p>
+      <w:pPr>
+        <w:tabs>
+          <w:tab w:pos="8271" w:val="right" w:leader="dot"/>
+        </w:tabs>
+        <w:spacing w:line="360" w:lineRule="auto" w:before="0" w:after="80"/>
+        <w:ind w:left="0"/>
+      </w:pPr>
+      <w:r>
+        <w:rPr>
+          <w:rFonts w:ascii="Times New Roman" w:hAnsi="Times New Roman"/>
+          <w:b/>
+          <w:sz w:val="24"/>
+        </w:rPr>
+        <w:t>ANEXOS</w:t>
+        <w:tab/>
+      </w:r>
+      <w:r>
+        <w:rPr>
+          <w:rFonts w:ascii="Times New Roman" w:hAnsi="Times New Roman"/>
+          <w:b/>
+          <w:sz w:val="24"/>
+        </w:rPr>
+        <w:fldChar w:fldCharType="begin"/>
+        <w:instrText xml:space="preserve"> PAGEREF bm_anexos \h </w:instrText>
+        <w:fldChar w:fldCharType="separate"/>
+        <w:t>?</w:t>
+        <w:fldChar w:fldCharType="end"/>
+      </w:r>
+    </w:p>
+    <w:p>
+      <w:pPr>
+        <w:sectPr>
+          <w:type w:val="continuous"/>
+          <w:pgSz w:w="12240" w:h="15840"/>
+          <w:pgMar w:top="1701" w:right="1701" w:bottom="1701" w:left="2268" w:header="720" w:footer="720" w:gutter="0"/>
+          <w:cols w:space="720"/>
+          <w:titlePg/>
+          <w:docGrid w:linePitch="360"/>
+        </w:sectPr>
+      </w:pPr>
+    </w:p>
+    <w:p>
+      <w:bookmarkStart w:id="bm_lista_cuadros" w:name="bm_lista_cuadros"/>
+      <w:pPr>
+        <w:spacing w:after="480"/>
+        <w:jc w:val="center"/>
+      </w:pPr>
+      <w:r>
+        <w:rPr>
+          <w:rFonts w:ascii="Times New Roman" w:hAnsi="Times New Roman"/>
+          <w:b/>
+          <w:sz w:val="24"/>
+        </w:rPr>
+        <w:t>LISTA DE CUADROS</w:t>
+      </w:r>
+      <w:bookmarkEnd w:id="bm_lista_cuadros"/>
+    </w:p>
+    <w:p>
+      <w:pPr>
+        <w:sectPr>
           <w:footerReference w:type="default" r:id="rId19"/>
           <w:pgSz w:w="12240" w:h="15840"/>
           <w:pgMar w:top="2835" w:right="1701" w:bottom="1701" w:left="2268" w:header="720" w:footer="720" w:gutter="0"/>
@@ -454,9 +1478,22 @@
     </w:p>
     <w:p>
       <w:pPr>
-        <w:spacing w:after="240"/>
-        <w:jc w:val="right"/>
-      </w:pPr>
+        <w:tabs>
+          <w:tab w:pos="8271" w:val="right"/>
+        </w:tabs>
+        <w:spacing w:before="240" w:after="240"/>
+      </w:pPr>
+      <w:r>
+        <w:rPr>
+          <w:rFonts w:ascii="Times New Roman" w:hAnsi="Times New Roman"/>
+          <w:b/>
+          <w:sz w:val="24"/>
+        </w:rPr>
+        <w:t>CUADRO</w:t>
+      </w:r>
+      <w:r>
+        <w:tab/>
+      </w:r>
       <w:r>
         <w:rPr>
           <w:rFonts w:ascii="Times New Roman" w:hAnsi="Times New Roman"/>
@@ -469,28 +1506,30 @@
     <w:p>
       <w:pPr>
         <w:tabs>
+          <w:tab w:pos="1020" w:val="left"/>
           <w:tab w:pos="8271" w:val="right" w:leader="dot"/>
         </w:tabs>
         <w:spacing w:line="360" w:lineRule="auto" w:before="0" w:after="80"/>
-        <w:ind w:left="0"/>
-      </w:pPr>
+        <w:ind w:left="1020" w:hanging="1020"/>
+      </w:pPr>
+      <w:r>
+        <w:rPr>
+          <w:rFonts w:ascii="Times New Roman" w:hAnsi="Times New Roman"/>
+          <w:sz w:val="24"/>
+        </w:rPr>
+        <w:t>1</w:t>
+        <w:tab/>
+        <w:t>Planificación integral de objetivos específicos</w:t>
+        <w:tab/>
+      </w:r>
       <w:r>
         <w:rPr>
           <w:rFonts w:ascii="Times New Roman" w:hAnsi="Times New Roman"/>
           <w:b w:val="0"/>
           <w:sz w:val="24"/>
         </w:rPr>
-        <w:t>AGRADECIMIENTOS</w:t>
-        <w:tab/>
-      </w:r>
-      <w:r>
-        <w:rPr>
-          <w:rFonts w:ascii="Times New Roman" w:hAnsi="Times New Roman"/>
-          <w:b w:val="0"/>
-          <w:sz w:val="24"/>
-        </w:rPr>
         <w:fldChar w:fldCharType="begin"/>
-        <w:instrText xml:space="preserve"> PAGEREF bm_agradecimientos \h </w:instrText>
+        <w:instrText xml:space="preserve"> PAGEREF bm_cuadro1 \h </w:instrText>
         <w:fldChar w:fldCharType="separate"/>
         <w:t>?</w:t>
         <w:fldChar w:fldCharType="end"/>
@@ -499,939 +1538,30 @@
     <w:p>
       <w:pPr>
         <w:tabs>
+          <w:tab w:pos="1020" w:val="left"/>
           <w:tab w:pos="8271" w:val="right" w:leader="dot"/>
         </w:tabs>
         <w:spacing w:line="360" w:lineRule="auto" w:before="0" w:after="80"/>
-        <w:ind w:left="0"/>
-      </w:pPr>
+        <w:ind w:left="1020" w:hanging="1020"/>
+      </w:pPr>
+      <w:r>
+        <w:rPr>
+          <w:rFonts w:ascii="Times New Roman" w:hAnsi="Times New Roman"/>
+          <w:sz w:val="24"/>
+        </w:rPr>
+        <w:t>2</w:t>
+        <w:tab/>
+        <w:t>Cronograma de actividades del proyecto</w:t>
+        <w:tab/>
+      </w:r>
       <w:r>
         <w:rPr>
           <w:rFonts w:ascii="Times New Roman" w:hAnsi="Times New Roman"/>
           <w:b w:val="0"/>
           <w:sz w:val="24"/>
         </w:rPr>
-        <w:t>DEDICATORIA</w:t>
-        <w:tab/>
-      </w:r>
-      <w:r>
-        <w:rPr>
-          <w:rFonts w:ascii="Times New Roman" w:hAnsi="Times New Roman"/>
-          <w:b w:val="0"/>
-          <w:sz w:val="24"/>
-        </w:rPr>
         <w:fldChar w:fldCharType="begin"/>
-        <w:instrText xml:space="preserve"> PAGEREF bm_dedicatoria \h </w:instrText>
-        <w:fldChar w:fldCharType="separate"/>
-        <w:t>?</w:t>
-        <w:fldChar w:fldCharType="end"/>
-      </w:r>
-    </w:p>
-    <w:p>
-      <w:pPr>
-        <w:tabs>
-          <w:tab w:pos="8271" w:val="right" w:leader="dot"/>
-        </w:tabs>
-        <w:spacing w:line="360" w:lineRule="auto" w:before="0" w:after="80"/>
-        <w:ind w:left="0"/>
-      </w:pPr>
-      <w:r>
-        <w:rPr>
-          <w:rFonts w:ascii="Times New Roman" w:hAnsi="Times New Roman"/>
-          <w:b w:val="0"/>
-          <w:sz w:val="24"/>
-        </w:rPr>
-        <w:t>LISTA DE CUADROS</w:t>
-        <w:tab/>
-      </w:r>
-      <w:r>
-        <w:rPr>
-          <w:rFonts w:ascii="Times New Roman" w:hAnsi="Times New Roman"/>
-          <w:b w:val="0"/>
-          <w:sz w:val="24"/>
-        </w:rPr>
-        <w:fldChar w:fldCharType="begin"/>
-        <w:instrText xml:space="preserve"> PAGEREF bm_lista_cuadros \h </w:instrText>
-        <w:fldChar w:fldCharType="separate"/>
-        <w:t>?</w:t>
-        <w:fldChar w:fldCharType="end"/>
-      </w:r>
-    </w:p>
-    <w:p>
-      <w:pPr>
-        <w:tabs>
-          <w:tab w:pos="8271" w:val="right" w:leader="dot"/>
-        </w:tabs>
-        <w:spacing w:line="360" w:lineRule="auto" w:before="0" w:after="80"/>
-        <w:ind w:left="0"/>
-      </w:pPr>
-      <w:r>
-        <w:rPr>
-          <w:rFonts w:ascii="Times New Roman" w:hAnsi="Times New Roman"/>
-          <w:b w:val="0"/>
-          <w:sz w:val="24"/>
-        </w:rPr>
-        <w:t>LISTA DE GRÁFICOS</w:t>
-        <w:tab/>
-      </w:r>
-      <w:r>
-        <w:rPr>
-          <w:rFonts w:ascii="Times New Roman" w:hAnsi="Times New Roman"/>
-          <w:b w:val="0"/>
-          <w:sz w:val="24"/>
-        </w:rPr>
-        <w:fldChar w:fldCharType="begin"/>
-        <w:instrText xml:space="preserve"> PAGEREF bm_lista_graficos \h </w:instrText>
-        <w:fldChar w:fldCharType="separate"/>
-        <w:t>?</w:t>
-        <w:fldChar w:fldCharType="end"/>
-      </w:r>
-    </w:p>
-    <w:p>
-      <w:pPr>
-        <w:tabs>
-          <w:tab w:pos="8271" w:val="right" w:leader="dot"/>
-        </w:tabs>
-        <w:spacing w:line="360" w:lineRule="auto" w:before="0" w:after="80"/>
-        <w:ind w:left="0"/>
-      </w:pPr>
-      <w:r>
-        <w:rPr>
-          <w:rFonts w:ascii="Times New Roman" w:hAnsi="Times New Roman"/>
-          <w:b w:val="0"/>
-          <w:sz w:val="24"/>
-        </w:rPr>
-        <w:t>LISTA DE ANEXOS</w:t>
-        <w:tab/>
-      </w:r>
-      <w:r>
-        <w:rPr>
-          <w:rFonts w:ascii="Times New Roman" w:hAnsi="Times New Roman"/>
-          <w:b w:val="0"/>
-          <w:sz w:val="24"/>
-        </w:rPr>
-        <w:fldChar w:fldCharType="begin"/>
-        <w:instrText xml:space="preserve"> PAGEREF bm_lista_anexos \h </w:instrText>
-        <w:fldChar w:fldCharType="separate"/>
-        <w:t>?</w:t>
-        <w:fldChar w:fldCharType="end"/>
-      </w:r>
-    </w:p>
-    <w:p>
-      <w:pPr>
-        <w:tabs>
-          <w:tab w:pos="8271" w:val="right" w:leader="dot"/>
-        </w:tabs>
-        <w:spacing w:line="360" w:lineRule="auto" w:before="0" w:after="80"/>
-        <w:ind w:left="0"/>
-      </w:pPr>
-      <w:r>
-        <w:rPr>
-          <w:rFonts w:ascii="Times New Roman" w:hAnsi="Times New Roman"/>
-          <w:b w:val="0"/>
-          <w:sz w:val="24"/>
-        </w:rPr>
-        <w:t>RESUMEN</w:t>
-        <w:tab/>
-      </w:r>
-      <w:r>
-        <w:rPr>
-          <w:rFonts w:ascii="Times New Roman" w:hAnsi="Times New Roman"/>
-          <w:b w:val="0"/>
-          <w:sz w:val="24"/>
-        </w:rPr>
-        <w:fldChar w:fldCharType="begin"/>
-        <w:instrText xml:space="preserve"> PAGEREF bm_resumen \h </w:instrText>
-        <w:fldChar w:fldCharType="separate"/>
-        <w:t>?</w:t>
-        <w:fldChar w:fldCharType="end"/>
-      </w:r>
-    </w:p>
-    <w:p>
-      <w:pPr>
-        <w:tabs>
-          <w:tab w:pos="8271" w:val="right" w:leader="dot"/>
-        </w:tabs>
-        <w:spacing w:line="360" w:lineRule="auto" w:before="0" w:after="80"/>
-        <w:ind w:left="0"/>
-      </w:pPr>
-      <w:r>
-        <w:rPr>
-          <w:rFonts w:ascii="Times New Roman" w:hAnsi="Times New Roman"/>
-          <w:b w:val="0"/>
-          <w:sz w:val="24"/>
-        </w:rPr>
-        <w:t>INTRODUCCIÓN</w:t>
-        <w:tab/>
-      </w:r>
-      <w:r>
-        <w:rPr>
-          <w:rFonts w:ascii="Times New Roman" w:hAnsi="Times New Roman"/>
-          <w:b w:val="0"/>
-          <w:sz w:val="24"/>
-        </w:rPr>
-        <w:fldChar w:fldCharType="begin"/>
-        <w:instrText xml:space="preserve"> PAGEREF bm_introduccion \h </w:instrText>
-        <w:fldChar w:fldCharType="separate"/>
-        <w:t>?</w:t>
-        <w:fldChar w:fldCharType="end"/>
-      </w:r>
-    </w:p>
-    <w:p>
-      <w:pPr>
-        <w:spacing w:before="240" w:after="120"/>
-      </w:pPr>
-      <w:r>
-        <w:rPr>
-          <w:b/>
-        </w:rPr>
-        <w:t>CAPÍTULOS</w:t>
-      </w:r>
-    </w:p>
-    <w:p>
-      <w:pPr>
-        <w:tabs>
-          <w:tab w:pos="8271" w:val="right" w:leader="dot"/>
-        </w:tabs>
-        <w:spacing w:line="360" w:lineRule="auto" w:before="0" w:after="80"/>
-        <w:ind w:left="0"/>
-      </w:pPr>
-      <w:r>
-        <w:rPr>
-          <w:rFonts w:ascii="Times New Roman" w:hAnsi="Times New Roman"/>
-          <w:b/>
-          <w:sz w:val="24"/>
-        </w:rPr>
-        <w:t>I REALIDAD ORGANIZACIONAL</w:t>
-        <w:tab/>
-      </w:r>
-      <w:r>
-        <w:rPr>
-          <w:rFonts w:ascii="Times New Roman" w:hAnsi="Times New Roman"/>
-          <w:b/>
-          <w:sz w:val="24"/>
-        </w:rPr>
-        <w:fldChar w:fldCharType="begin"/>
-        <w:instrText xml:space="preserve"> PAGEREF bm_cap1 \h </w:instrText>
-        <w:fldChar w:fldCharType="separate"/>
-        <w:t>?</w:t>
-        <w:fldChar w:fldCharType="end"/>
-      </w:r>
-    </w:p>
-    <w:p>
-      <w:pPr>
-        <w:tabs>
-          <w:tab w:pos="8271" w:val="right" w:leader="dot"/>
-        </w:tabs>
-        <w:spacing w:line="360" w:lineRule="auto" w:before="0" w:after="80"/>
-        <w:ind w:left="283"/>
-      </w:pPr>
-      <w:r>
-        <w:rPr>
-          <w:rFonts w:ascii="Times New Roman" w:hAnsi="Times New Roman"/>
-          <w:b w:val="0"/>
-          <w:sz w:val="24"/>
-        </w:rPr>
-        <w:t>Identificación de la empresa</w:t>
-        <w:tab/>
-      </w:r>
-      <w:r>
-        <w:rPr>
-          <w:rFonts w:ascii="Times New Roman" w:hAnsi="Times New Roman"/>
-          <w:b w:val="0"/>
-          <w:sz w:val="24"/>
-        </w:rPr>
-        <w:fldChar w:fldCharType="begin"/>
-        <w:instrText xml:space="preserve"> PAGEREF bm_cap1_ident \h </w:instrText>
-        <w:fldChar w:fldCharType="separate"/>
-        <w:t>?</w:t>
-        <w:fldChar w:fldCharType="end"/>
-      </w:r>
-    </w:p>
-    <w:p>
-      <w:pPr>
-        <w:tabs>
-          <w:tab w:pos="8271" w:val="right" w:leader="dot"/>
-        </w:tabs>
-        <w:spacing w:line="360" w:lineRule="auto" w:before="0" w:after="80"/>
-        <w:ind w:left="283"/>
-      </w:pPr>
-      <w:r>
-        <w:rPr>
-          <w:rFonts w:ascii="Times New Roman" w:hAnsi="Times New Roman"/>
-          <w:b w:val="0"/>
-          <w:sz w:val="24"/>
-        </w:rPr>
-        <w:t>Reseña histórica</w:t>
-        <w:tab/>
-      </w:r>
-      <w:r>
-        <w:rPr>
-          <w:rFonts w:ascii="Times New Roman" w:hAnsi="Times New Roman"/>
-          <w:b w:val="0"/>
-          <w:sz w:val="24"/>
-        </w:rPr>
-        <w:fldChar w:fldCharType="begin"/>
-        <w:instrText xml:space="preserve"> PAGEREF bm_cap1_resena \h </w:instrText>
-        <w:fldChar w:fldCharType="separate"/>
-        <w:t>?</w:t>
-        <w:fldChar w:fldCharType="end"/>
-      </w:r>
-    </w:p>
-    <w:p>
-      <w:pPr>
-        <w:tabs>
-          <w:tab w:pos="8271" w:val="right" w:leader="dot"/>
-        </w:tabs>
-        <w:spacing w:line="360" w:lineRule="auto" w:before="0" w:after="80"/>
-        <w:ind w:left="283"/>
-      </w:pPr>
-      <w:r>
-        <w:rPr>
-          <w:rFonts w:ascii="Times New Roman" w:hAnsi="Times New Roman"/>
-          <w:b w:val="0"/>
-          <w:sz w:val="24"/>
-        </w:rPr>
-        <w:t>Misión</w:t>
-        <w:tab/>
-      </w:r>
-      <w:r>
-        <w:rPr>
-          <w:rFonts w:ascii="Times New Roman" w:hAnsi="Times New Roman"/>
-          <w:b w:val="0"/>
-          <w:sz w:val="24"/>
-        </w:rPr>
-        <w:fldChar w:fldCharType="begin"/>
-        <w:instrText xml:space="preserve"> PAGEREF bm_cap1_mision \h </w:instrText>
-        <w:fldChar w:fldCharType="separate"/>
-        <w:t>?</w:t>
-        <w:fldChar w:fldCharType="end"/>
-      </w:r>
-    </w:p>
-    <w:p>
-      <w:pPr>
-        <w:tabs>
-          <w:tab w:pos="8271" w:val="right" w:leader="dot"/>
-        </w:tabs>
-        <w:spacing w:line="360" w:lineRule="auto" w:before="0" w:after="80"/>
-        <w:ind w:left="283"/>
-      </w:pPr>
-      <w:r>
-        <w:rPr>
-          <w:rFonts w:ascii="Times New Roman" w:hAnsi="Times New Roman"/>
-          <w:b w:val="0"/>
-          <w:sz w:val="24"/>
-        </w:rPr>
-        <w:t>Visión</w:t>
-        <w:tab/>
-      </w:r>
-      <w:r>
-        <w:rPr>
-          <w:rFonts w:ascii="Times New Roman" w:hAnsi="Times New Roman"/>
-          <w:b w:val="0"/>
-          <w:sz w:val="24"/>
-        </w:rPr>
-        <w:fldChar w:fldCharType="begin"/>
-        <w:instrText xml:space="preserve"> PAGEREF bm_cap1_vision \h </w:instrText>
-        <w:fldChar w:fldCharType="separate"/>
-        <w:t>?</w:t>
-        <w:fldChar w:fldCharType="end"/>
-      </w:r>
-    </w:p>
-    <w:p>
-      <w:pPr>
-        <w:tabs>
-          <w:tab w:pos="8271" w:val="right" w:leader="dot"/>
-        </w:tabs>
-        <w:spacing w:line="360" w:lineRule="auto" w:before="0" w:after="80"/>
-        <w:ind w:left="283"/>
-      </w:pPr>
-      <w:r>
-        <w:rPr>
-          <w:rFonts w:ascii="Times New Roman" w:hAnsi="Times New Roman"/>
-          <w:b w:val="0"/>
-          <w:sz w:val="24"/>
-        </w:rPr>
-        <w:t>Valores</w:t>
-        <w:tab/>
-      </w:r>
-      <w:r>
-        <w:rPr>
-          <w:rFonts w:ascii="Times New Roman" w:hAnsi="Times New Roman"/>
-          <w:b w:val="0"/>
-          <w:sz w:val="24"/>
-        </w:rPr>
-        <w:fldChar w:fldCharType="begin"/>
-        <w:instrText xml:space="preserve"> PAGEREF bm_cap1_valores \h </w:instrText>
-        <w:fldChar w:fldCharType="separate"/>
-        <w:t>?</w:t>
-        <w:fldChar w:fldCharType="end"/>
-      </w:r>
-    </w:p>
-    <w:p>
-      <w:pPr>
-        <w:tabs>
-          <w:tab w:pos="8271" w:val="right" w:leader="dot"/>
-        </w:tabs>
-        <w:spacing w:line="360" w:lineRule="auto" w:before="0" w:after="80"/>
-        <w:ind w:left="283"/>
-      </w:pPr>
-      <w:r>
-        <w:rPr>
-          <w:rFonts w:ascii="Times New Roman" w:hAnsi="Times New Roman"/>
-          <w:b w:val="0"/>
-          <w:sz w:val="24"/>
-        </w:rPr>
-        <w:t>Objetivos Organizacionales</w:t>
-        <w:tab/>
-      </w:r>
-      <w:r>
-        <w:rPr>
-          <w:rFonts w:ascii="Times New Roman" w:hAnsi="Times New Roman"/>
-          <w:b w:val="0"/>
-          <w:sz w:val="24"/>
-        </w:rPr>
-        <w:fldChar w:fldCharType="begin"/>
-        <w:instrText xml:space="preserve"> PAGEREF bm_cap1_obj \h </w:instrText>
-        <w:fldChar w:fldCharType="separate"/>
-        <w:t>?</w:t>
-        <w:fldChar w:fldCharType="end"/>
-      </w:r>
-    </w:p>
-    <w:p>
-      <w:pPr>
-        <w:tabs>
-          <w:tab w:pos="8271" w:val="right" w:leader="dot"/>
-        </w:tabs>
-        <w:spacing w:line="360" w:lineRule="auto" w:before="0" w:after="80"/>
-        <w:ind w:left="283"/>
-      </w:pPr>
-      <w:r>
-        <w:rPr>
-          <w:rFonts w:ascii="Times New Roman" w:hAnsi="Times New Roman"/>
-          <w:b w:val="0"/>
-          <w:sz w:val="24"/>
-        </w:rPr>
-        <w:t>Ubicación geográfica</w:t>
-        <w:tab/>
-      </w:r>
-      <w:r>
-        <w:rPr>
-          <w:rFonts w:ascii="Times New Roman" w:hAnsi="Times New Roman"/>
-          <w:b w:val="0"/>
-          <w:sz w:val="24"/>
-        </w:rPr>
-        <w:fldChar w:fldCharType="begin"/>
-        <w:instrText xml:space="preserve"> PAGEREF bm_cap1_ubic \h </w:instrText>
-        <w:fldChar w:fldCharType="separate"/>
-        <w:t>?</w:t>
-        <w:fldChar w:fldCharType="end"/>
-      </w:r>
-    </w:p>
-    <w:p>
-      <w:pPr>
-        <w:tabs>
-          <w:tab w:pos="8271" w:val="right" w:leader="dot"/>
-        </w:tabs>
-        <w:spacing w:line="360" w:lineRule="auto" w:before="0" w:after="80"/>
-        <w:ind w:left="283"/>
-      </w:pPr>
-      <w:r>
-        <w:rPr>
-          <w:rFonts w:ascii="Times New Roman" w:hAnsi="Times New Roman"/>
-          <w:b w:val="0"/>
-          <w:sz w:val="24"/>
-        </w:rPr>
-        <w:t>Población de los trabajadores de la empresa</w:t>
-        <w:tab/>
-      </w:r>
-      <w:r>
-        <w:rPr>
-          <w:rFonts w:ascii="Times New Roman" w:hAnsi="Times New Roman"/>
-          <w:b w:val="0"/>
-          <w:sz w:val="24"/>
-        </w:rPr>
-        <w:fldChar w:fldCharType="begin"/>
-        <w:instrText xml:space="preserve"> PAGEREF bm_cap1_pobla \h </w:instrText>
-        <w:fldChar w:fldCharType="separate"/>
-        <w:t>?</w:t>
-        <w:fldChar w:fldCharType="end"/>
-      </w:r>
-    </w:p>
-    <w:p>
-      <w:pPr>
-        <w:tabs>
-          <w:tab w:pos="8271" w:val="right" w:leader="dot"/>
-        </w:tabs>
-        <w:spacing w:line="360" w:lineRule="auto" w:before="0" w:after="80"/>
-        <w:ind w:left="283"/>
-      </w:pPr>
-      <w:r>
-        <w:rPr>
-          <w:rFonts w:ascii="Times New Roman" w:hAnsi="Times New Roman"/>
-          <w:b w:val="0"/>
-          <w:sz w:val="24"/>
-        </w:rPr>
-        <w:t>Estructura organizacional de la empresa (organigrama)</w:t>
-        <w:tab/>
-      </w:r>
-      <w:r>
-        <w:rPr>
-          <w:rFonts w:ascii="Times New Roman" w:hAnsi="Times New Roman"/>
-          <w:b w:val="0"/>
-          <w:sz w:val="24"/>
-        </w:rPr>
-        <w:fldChar w:fldCharType="begin"/>
-        <w:instrText xml:space="preserve"> PAGEREF bm_cap1_estruct \h </w:instrText>
-        <w:fldChar w:fldCharType="separate"/>
-        <w:t>?</w:t>
-        <w:fldChar w:fldCharType="end"/>
-      </w:r>
-    </w:p>
-    <w:p>
-      <w:pPr>
-        <w:tabs>
-          <w:tab w:pos="8271" w:val="right" w:leader="dot"/>
-        </w:tabs>
-        <w:spacing w:line="360" w:lineRule="auto" w:before="0" w:after="80"/>
-        <w:ind w:left="0"/>
-      </w:pPr>
-      <w:r>
-        <w:rPr>
-          <w:rFonts w:ascii="Times New Roman" w:hAnsi="Times New Roman"/>
-          <w:b/>
-          <w:sz w:val="24"/>
-        </w:rPr>
-        <w:t>II DIAGNÓSTICO SITUACIONAL</w:t>
-        <w:tab/>
-      </w:r>
-      <w:r>
-        <w:rPr>
-          <w:rFonts w:ascii="Times New Roman" w:hAnsi="Times New Roman"/>
-          <w:b/>
-          <w:sz w:val="24"/>
-        </w:rPr>
-        <w:fldChar w:fldCharType="begin"/>
-        <w:instrText xml:space="preserve"> PAGEREF bm_cap2 \h </w:instrText>
-        <w:fldChar w:fldCharType="separate"/>
-        <w:t>?</w:t>
-        <w:fldChar w:fldCharType="end"/>
-      </w:r>
-    </w:p>
-    <w:p>
-      <w:pPr>
-        <w:tabs>
-          <w:tab w:pos="8271" w:val="right" w:leader="dot"/>
-        </w:tabs>
-        <w:spacing w:line="360" w:lineRule="auto" w:before="0" w:after="80"/>
-        <w:ind w:left="283"/>
-      </w:pPr>
-      <w:r>
-        <w:rPr>
-          <w:rFonts w:ascii="Times New Roman" w:hAnsi="Times New Roman"/>
-          <w:b w:val="0"/>
-          <w:sz w:val="24"/>
-        </w:rPr>
-        <w:t>Identificación de la situación problemática</w:t>
-        <w:tab/>
-      </w:r>
-      <w:r>
-        <w:rPr>
-          <w:rFonts w:ascii="Times New Roman" w:hAnsi="Times New Roman"/>
-          <w:b w:val="0"/>
-          <w:sz w:val="24"/>
-        </w:rPr>
-        <w:fldChar w:fldCharType="begin"/>
-        <w:instrText xml:space="preserve"> PAGEREF bm_cap2_sit \h </w:instrText>
-        <w:fldChar w:fldCharType="separate"/>
-        <w:t>?</w:t>
-        <w:fldChar w:fldCharType="end"/>
-      </w:r>
-    </w:p>
-    <w:p>
-      <w:pPr>
-        <w:tabs>
-          <w:tab w:pos="8271" w:val="right" w:leader="dot"/>
-        </w:tabs>
-        <w:spacing w:line="360" w:lineRule="auto" w:before="0" w:after="80"/>
-        <w:ind w:left="283"/>
-      </w:pPr>
-      <w:r>
-        <w:rPr>
-          <w:rFonts w:ascii="Times New Roman" w:hAnsi="Times New Roman"/>
-          <w:b w:val="0"/>
-          <w:sz w:val="24"/>
-        </w:rPr>
-        <w:t>Objetivo General</w:t>
-        <w:tab/>
-      </w:r>
-      <w:r>
-        <w:rPr>
-          <w:rFonts w:ascii="Times New Roman" w:hAnsi="Times New Roman"/>
-          <w:b w:val="0"/>
-          <w:sz w:val="24"/>
-        </w:rPr>
-        <w:fldChar w:fldCharType="begin"/>
-        <w:instrText xml:space="preserve"> PAGEREF bm_cap2_objg \h </w:instrText>
-        <w:fldChar w:fldCharType="separate"/>
-        <w:t>?</w:t>
-        <w:fldChar w:fldCharType="end"/>
-      </w:r>
-    </w:p>
-    <w:p>
-      <w:pPr>
-        <w:tabs>
-          <w:tab w:pos="8271" w:val="right" w:leader="dot"/>
-        </w:tabs>
-        <w:spacing w:line="360" w:lineRule="auto" w:before="0" w:after="80"/>
-        <w:ind w:left="283"/>
-      </w:pPr>
-      <w:r>
-        <w:rPr>
-          <w:rFonts w:ascii="Times New Roman" w:hAnsi="Times New Roman"/>
-          <w:b w:val="0"/>
-          <w:sz w:val="24"/>
-        </w:rPr>
-        <w:t>Objetivos Específicos</w:t>
-        <w:tab/>
-      </w:r>
-      <w:r>
-        <w:rPr>
-          <w:rFonts w:ascii="Times New Roman" w:hAnsi="Times New Roman"/>
-          <w:b w:val="0"/>
-          <w:sz w:val="24"/>
-        </w:rPr>
-        <w:fldChar w:fldCharType="begin"/>
-        <w:instrText xml:space="preserve"> PAGEREF bm_cap2_obje \h </w:instrText>
-        <w:fldChar w:fldCharType="separate"/>
-        <w:t>?</w:t>
-        <w:fldChar w:fldCharType="end"/>
-      </w:r>
-    </w:p>
-    <w:p>
-      <w:pPr>
-        <w:tabs>
-          <w:tab w:pos="8271" w:val="right" w:leader="dot"/>
-        </w:tabs>
-        <w:spacing w:line="360" w:lineRule="auto" w:before="0" w:after="80"/>
-        <w:ind w:left="283"/>
-      </w:pPr>
-      <w:r>
-        <w:rPr>
-          <w:rFonts w:ascii="Times New Roman" w:hAnsi="Times New Roman"/>
-          <w:b w:val="0"/>
-          <w:sz w:val="24"/>
-        </w:rPr>
-        <w:t>Planificación integral de objetivos</w:t>
-        <w:tab/>
-      </w:r>
-      <w:r>
-        <w:rPr>
-          <w:rFonts w:ascii="Times New Roman" w:hAnsi="Times New Roman"/>
-          <w:b w:val="0"/>
-          <w:sz w:val="24"/>
-        </w:rPr>
-        <w:fldChar w:fldCharType="begin"/>
-        <w:instrText xml:space="preserve"> PAGEREF bm_cap2_planif \h </w:instrText>
-        <w:fldChar w:fldCharType="separate"/>
-        <w:t>?</w:t>
-        <w:fldChar w:fldCharType="end"/>
-      </w:r>
-    </w:p>
-    <w:p>
-      <w:pPr>
-        <w:tabs>
-          <w:tab w:pos="8271" w:val="right" w:leader="dot"/>
-        </w:tabs>
-        <w:spacing w:line="360" w:lineRule="auto" w:before="0" w:after="80"/>
-        <w:ind w:left="283"/>
-      </w:pPr>
-      <w:r>
-        <w:rPr>
-          <w:rFonts w:ascii="Times New Roman" w:hAnsi="Times New Roman"/>
-          <w:b w:val="0"/>
-          <w:sz w:val="24"/>
-        </w:rPr>
-        <w:t>Cronograma de actividades</w:t>
-        <w:tab/>
-      </w:r>
-      <w:r>
-        <w:rPr>
-          <w:rFonts w:ascii="Times New Roman" w:hAnsi="Times New Roman"/>
-          <w:b w:val="0"/>
-          <w:sz w:val="24"/>
-        </w:rPr>
-        <w:fldChar w:fldCharType="begin"/>
-        <w:instrText xml:space="preserve"> PAGEREF bm_cap2_crono \h </w:instrText>
-        <w:fldChar w:fldCharType="separate"/>
-        <w:t>?</w:t>
-        <w:fldChar w:fldCharType="end"/>
-      </w:r>
-    </w:p>
-    <w:p>
-      <w:pPr>
-        <w:tabs>
-          <w:tab w:pos="8271" w:val="right" w:leader="dot"/>
-        </w:tabs>
-        <w:spacing w:line="360" w:lineRule="auto" w:before="0" w:after="80"/>
-        <w:ind w:left="0"/>
-      </w:pPr>
-      <w:r>
-        <w:rPr>
-          <w:rFonts w:ascii="Times New Roman" w:hAnsi="Times New Roman"/>
-          <w:b/>
-          <w:sz w:val="24"/>
-        </w:rPr>
-        <w:t>III MARCO TEÓRICO</w:t>
-        <w:tab/>
-      </w:r>
-      <w:r>
-        <w:rPr>
-          <w:rFonts w:ascii="Times New Roman" w:hAnsi="Times New Roman"/>
-          <w:b/>
-          <w:sz w:val="24"/>
-        </w:rPr>
-        <w:fldChar w:fldCharType="begin"/>
-        <w:instrText xml:space="preserve"> PAGEREF bm_cap3 \h </w:instrText>
-        <w:fldChar w:fldCharType="separate"/>
-        <w:t>?</w:t>
-        <w:fldChar w:fldCharType="end"/>
-      </w:r>
-    </w:p>
-    <w:p>
-      <w:pPr>
-        <w:tabs>
-          <w:tab w:pos="8271" w:val="right" w:leader="dot"/>
-        </w:tabs>
-        <w:spacing w:line="360" w:lineRule="auto" w:before="0" w:after="80"/>
-        <w:ind w:left="283"/>
-      </w:pPr>
-      <w:r>
-        <w:rPr>
-          <w:rFonts w:ascii="Times New Roman" w:hAnsi="Times New Roman"/>
-          <w:b w:val="0"/>
-          <w:sz w:val="24"/>
-        </w:rPr>
-        <w:t>Bases teóricas referenciales</w:t>
-        <w:tab/>
-      </w:r>
-      <w:r>
-        <w:rPr>
-          <w:rFonts w:ascii="Times New Roman" w:hAnsi="Times New Roman"/>
-          <w:b w:val="0"/>
-          <w:sz w:val="24"/>
-        </w:rPr>
-        <w:fldChar w:fldCharType="begin"/>
-        <w:instrText xml:space="preserve"> PAGEREF bm_cap3_bases \h </w:instrText>
-        <w:fldChar w:fldCharType="separate"/>
-        <w:t>?</w:t>
-        <w:fldChar w:fldCharType="end"/>
-      </w:r>
-    </w:p>
-    <w:p>
-      <w:pPr>
-        <w:tabs>
-          <w:tab w:pos="8271" w:val="right" w:leader="dot"/>
-        </w:tabs>
-        <w:spacing w:line="360" w:lineRule="auto" w:before="0" w:after="80"/>
-        <w:ind w:left="0"/>
-      </w:pPr>
-      <w:r>
-        <w:rPr>
-          <w:rFonts w:ascii="Times New Roman" w:hAnsi="Times New Roman"/>
-          <w:b/>
-          <w:sz w:val="24"/>
-        </w:rPr>
-        <w:t>IV ACTIVIDADES REALIZADAS</w:t>
-        <w:tab/>
-      </w:r>
-      <w:r>
-        <w:rPr>
-          <w:rFonts w:ascii="Times New Roman" w:hAnsi="Times New Roman"/>
-          <w:b/>
-          <w:sz w:val="24"/>
-        </w:rPr>
-        <w:fldChar w:fldCharType="begin"/>
-        <w:instrText xml:space="preserve"> PAGEREF bm_cap4 \h </w:instrText>
-        <w:fldChar w:fldCharType="separate"/>
-        <w:t>?</w:t>
-        <w:fldChar w:fldCharType="end"/>
-      </w:r>
-    </w:p>
-    <w:p>
-      <w:pPr>
-        <w:tabs>
-          <w:tab w:pos="8271" w:val="right" w:leader="dot"/>
-        </w:tabs>
-        <w:spacing w:line="360" w:lineRule="auto" w:before="0" w:after="80"/>
-        <w:ind w:left="283"/>
-      </w:pPr>
-      <w:r>
-        <w:rPr>
-          <w:rFonts w:ascii="Times New Roman" w:hAnsi="Times New Roman"/>
-          <w:b w:val="0"/>
-          <w:sz w:val="24"/>
-        </w:rPr>
-        <w:t>Descripción de actividades ejecutadas por semana</w:t>
-        <w:tab/>
-      </w:r>
-      <w:r>
-        <w:rPr>
-          <w:rFonts w:ascii="Times New Roman" w:hAnsi="Times New Roman"/>
-          <w:b w:val="0"/>
-          <w:sz w:val="24"/>
-        </w:rPr>
-        <w:fldChar w:fldCharType="begin"/>
-        <w:instrText xml:space="preserve"> PAGEREF bm_cap4_desc \h </w:instrText>
-        <w:fldChar w:fldCharType="separate"/>
-        <w:t>?</w:t>
-        <w:fldChar w:fldCharType="end"/>
-      </w:r>
-    </w:p>
-    <w:p>
-      <w:pPr>
-        <w:tabs>
-          <w:tab w:pos="8271" w:val="right" w:leader="dot"/>
-        </w:tabs>
-        <w:spacing w:line="360" w:lineRule="auto" w:before="0" w:after="80"/>
-        <w:ind w:left="0"/>
-      </w:pPr>
-      <w:r>
-        <w:rPr>
-          <w:rFonts w:ascii="Times New Roman" w:hAnsi="Times New Roman"/>
-          <w:b/>
-          <w:sz w:val="24"/>
-        </w:rPr>
-        <w:t>V CONCLUSIONES Y RECOMENDACIONES</w:t>
-        <w:tab/>
-      </w:r>
-      <w:r>
-        <w:rPr>
-          <w:rFonts w:ascii="Times New Roman" w:hAnsi="Times New Roman"/>
-          <w:b/>
-          <w:sz w:val="24"/>
-        </w:rPr>
-        <w:fldChar w:fldCharType="begin"/>
-        <w:instrText xml:space="preserve"> PAGEREF bm_cap5 \h </w:instrText>
-        <w:fldChar w:fldCharType="separate"/>
-        <w:t>?</w:t>
-        <w:fldChar w:fldCharType="end"/>
-      </w:r>
-    </w:p>
-    <w:p>
-      <w:pPr>
-        <w:tabs>
-          <w:tab w:pos="8271" w:val="right" w:leader="dot"/>
-        </w:tabs>
-        <w:spacing w:line="360" w:lineRule="auto" w:before="0" w:after="80"/>
-        <w:ind w:left="283"/>
-      </w:pPr>
-      <w:r>
-        <w:rPr>
-          <w:rFonts w:ascii="Times New Roman" w:hAnsi="Times New Roman"/>
-          <w:b w:val="0"/>
-          <w:sz w:val="24"/>
-        </w:rPr>
-        <w:t>Conclusiones</w:t>
-        <w:tab/>
-      </w:r>
-      <w:r>
-        <w:rPr>
-          <w:rFonts w:ascii="Times New Roman" w:hAnsi="Times New Roman"/>
-          <w:b w:val="0"/>
-          <w:sz w:val="24"/>
-        </w:rPr>
-        <w:fldChar w:fldCharType="begin"/>
-        <w:instrText xml:space="preserve"> PAGEREF bm_cap5_concl \h </w:instrText>
-        <w:fldChar w:fldCharType="separate"/>
-        <w:t>?</w:t>
-        <w:fldChar w:fldCharType="end"/>
-      </w:r>
-    </w:p>
-    <w:p>
-      <w:pPr>
-        <w:tabs>
-          <w:tab w:pos="8271" w:val="right" w:leader="dot"/>
-        </w:tabs>
-        <w:spacing w:line="360" w:lineRule="auto" w:before="0" w:after="80"/>
-        <w:ind w:left="283"/>
-      </w:pPr>
-      <w:r>
-        <w:rPr>
-          <w:rFonts w:ascii="Times New Roman" w:hAnsi="Times New Roman"/>
-          <w:b w:val="0"/>
-          <w:sz w:val="24"/>
-        </w:rPr>
-        <w:t>Recomendaciones</w:t>
-        <w:tab/>
-      </w:r>
-      <w:r>
-        <w:rPr>
-          <w:rFonts w:ascii="Times New Roman" w:hAnsi="Times New Roman"/>
-          <w:b w:val="0"/>
-          <w:sz w:val="24"/>
-        </w:rPr>
-        <w:fldChar w:fldCharType="begin"/>
-        <w:instrText xml:space="preserve"> PAGEREF bm_cap5_recom \h </w:instrText>
-        <w:fldChar w:fldCharType="separate"/>
-        <w:t>?</w:t>
-        <w:fldChar w:fldCharType="end"/>
-      </w:r>
-    </w:p>
-    <w:p>
-      <w:pPr>
-        <w:tabs>
-          <w:tab w:pos="8271" w:val="right" w:leader="dot"/>
-        </w:tabs>
-        <w:spacing w:line="360" w:lineRule="auto" w:before="0" w:after="80"/>
-        <w:ind w:left="0"/>
-      </w:pPr>
-      <w:r>
-        <w:rPr>
-          <w:rFonts w:ascii="Times New Roman" w:hAnsi="Times New Roman"/>
-          <w:b/>
-          <w:sz w:val="24"/>
-        </w:rPr>
-        <w:t>REFERENCIAS</w:t>
-        <w:tab/>
-      </w:r>
-      <w:r>
-        <w:rPr>
-          <w:rFonts w:ascii="Times New Roman" w:hAnsi="Times New Roman"/>
-          <w:b/>
-          <w:sz w:val="24"/>
-        </w:rPr>
-        <w:fldChar w:fldCharType="begin"/>
-        <w:instrText xml:space="preserve"> PAGEREF bm_referencias \h </w:instrText>
-        <w:fldChar w:fldCharType="separate"/>
-        <w:t>?</w:t>
-        <w:fldChar w:fldCharType="end"/>
-      </w:r>
-    </w:p>
-    <w:p>
-      <w:pPr>
-        <w:tabs>
-          <w:tab w:pos="8271" w:val="right" w:leader="dot"/>
-        </w:tabs>
-        <w:spacing w:line="360" w:lineRule="auto" w:before="0" w:after="80"/>
-        <w:ind w:left="0"/>
-      </w:pPr>
-      <w:r>
-        <w:rPr>
-          <w:rFonts w:ascii="Times New Roman" w:hAnsi="Times New Roman"/>
-          <w:b/>
-          <w:sz w:val="24"/>
-        </w:rPr>
-        <w:t>ANEXOS</w:t>
-        <w:tab/>
-      </w:r>
-      <w:r>
-        <w:rPr>
-          <w:rFonts w:ascii="Times New Roman" w:hAnsi="Times New Roman"/>
-          <w:b/>
-          <w:sz w:val="24"/>
-        </w:rPr>
-        <w:fldChar w:fldCharType="begin"/>
-        <w:instrText xml:space="preserve"> PAGEREF bm_anexos \h </w:instrText>
+        <w:instrText xml:space="preserve"> PAGEREF bm_cuadro2 \h </w:instrText>
         <w:fldChar w:fldCharType="separate"/>
         <w:t>?</w:t>
         <w:fldChar w:fldCharType="end"/>
@@ -1451,7 +1581,7 @@
       </w:pPr>
     </w:p>
     <w:p>
-      <w:bookmarkStart w:id="bm_lista_cuadros" w:name="bm_lista_cuadros"/>
+      <w:bookmarkStart w:id="bm_lista_graficos" w:name="bm_lista_graficos"/>
       <w:pPr>
         <w:spacing w:after="480"/>
         <w:jc w:val="center"/>
@@ -1462,9 +1592,9 @@
           <w:b/>
           <w:sz w:val="24"/>
         </w:rPr>
-        <w:t>LISTA DE CUADROS</w:t>
-      </w:r>
-      <w:bookmarkEnd w:id="bm_lista_cuadros"/>
+        <w:t>LISTA DE GRÁFICOS</w:t>
+      </w:r>
+      <w:bookmarkEnd w:id="bm_lista_graficos"/>
     </w:p>
     <w:p>
       <w:pPr>
@@ -1491,7 +1621,7 @@
           <w:b/>
           <w:sz w:val="24"/>
         </w:rPr>
-        <w:t>CUADRO</w:t>
+        <w:t>GRÁFICO</w:t>
       </w:r>
       <w:r>
         <w:tab/>
@@ -1521,7 +1651,7 @@
         </w:rPr>
         <w:t>1</w:t>
         <w:tab/>
-        <w:t>Planificación integral de objetivos específicos</w:t>
+        <w:t>Representación cartográfica y ubicación espacial de Ingeniería de Telecomunicaciones, C.A.</w:t>
         <w:tab/>
       </w:r>
       <w:r>
@@ -1531,7 +1661,7 @@
           <w:sz w:val="24"/>
         </w:rPr>
         <w:fldChar w:fldCharType="begin"/>
-        <w:instrText xml:space="preserve"> PAGEREF bm_cuadro1 \h </w:instrText>
+        <w:instrText xml:space="preserve"> PAGEREF bm_grafico1 \h </w:instrText>
         <w:fldChar w:fldCharType="separate"/>
         <w:t>?</w:t>
         <w:fldChar w:fldCharType="end"/>
@@ -1553,7 +1683,7 @@
         </w:rPr>
         <w:t>2</w:t>
         <w:tab/>
-        <w:t>Cronograma de actividades del proyecto</w:t>
+        <w:t>Organigrama estructural y niveles jerárquicos de Ingeniería de Telecomunicaciones, C.A.</w:t>
         <w:tab/>
       </w:r>
       <w:r>
@@ -1563,7 +1693,39 @@
           <w:sz w:val="24"/>
         </w:rPr>
         <w:fldChar w:fldCharType="begin"/>
-        <w:instrText xml:space="preserve"> PAGEREF bm_cuadro2 \h </w:instrText>
+        <w:instrText xml:space="preserve"> PAGEREF bm_grafico2 \h </w:instrText>
+        <w:fldChar w:fldCharType="separate"/>
+        <w:t>?</w:t>
+        <w:fldChar w:fldCharType="end"/>
+      </w:r>
+    </w:p>
+    <w:p>
+      <w:pPr>
+        <w:tabs>
+          <w:tab w:pos="1020" w:val="left"/>
+          <w:tab w:pos="8271" w:val="right" w:leader="dot"/>
+        </w:tabs>
+        <w:spacing w:line="360" w:lineRule="auto" w:before="0" w:after="80"/>
+        <w:ind w:left="1020" w:hanging="1020"/>
+      </w:pPr>
+      <w:r>
+        <w:rPr>
+          <w:rFonts w:ascii="Times New Roman" w:hAnsi="Times New Roman"/>
+          <w:sz w:val="24"/>
+        </w:rPr>
+        <w:t>3</w:t>
+        <w:tab/>
+        <w:t>Organigrama del Departamento de Administración.</w:t>
+        <w:tab/>
+      </w:r>
+      <w:r>
+        <w:rPr>
+          <w:rFonts w:ascii="Times New Roman" w:hAnsi="Times New Roman"/>
+          <w:b w:val="0"/>
+          <w:sz w:val="24"/>
+        </w:rPr>
+        <w:fldChar w:fldCharType="begin"/>
+        <w:instrText xml:space="preserve"> PAGEREF bm_grafico3 \h </w:instrText>
         <w:fldChar w:fldCharType="separate"/>
         <w:t>?</w:t>
         <w:fldChar w:fldCharType="end"/>
@@ -1583,7 +1745,7 @@
       </w:pPr>
     </w:p>
     <w:p>
-      <w:bookmarkStart w:id="bm_lista_graficos" w:name="bm_lista_graficos"/>
+      <w:bookmarkStart w:id="bm_lista_anexos" w:name="bm_lista_anexos"/>
       <w:pPr>
         <w:spacing w:after="480"/>
         <w:jc w:val="center"/>
@@ -1594,9 +1756,9 @@
           <w:b/>
           <w:sz w:val="24"/>
         </w:rPr>
-        <w:t>LISTA DE GRÁFICOS</w:t>
-      </w:r>
-      <w:bookmarkEnd w:id="bm_lista_graficos"/>
+        <w:t>LISTA DE ANEXOS</w:t>
+      </w:r>
+      <w:bookmarkEnd w:id="bm_lista_anexos"/>
     </w:p>
     <w:p>
       <w:pPr>
@@ -1623,7 +1785,7 @@
           <w:b/>
           <w:sz w:val="24"/>
         </w:rPr>
-        <w:t>GRÁFICO</w:t>
+        <w:t>ANEXOS</w:t>
       </w:r>
       <w:r>
         <w:tab/>
@@ -1651,9 +1813,9 @@
           <w:rFonts w:ascii="Times New Roman" w:hAnsi="Times New Roman"/>
           <w:sz w:val="24"/>
         </w:rPr>
-        <w:t>1</w:t>
+        <w:t>A</w:t>
         <w:tab/>
-        <w:t>Representación cartográfica y ubicación espacial de Ingeniería de Telecomunicaciones, C.A.</w:t>
+        <w:t>Aquí va la descripción del Anexo A</w:t>
         <w:tab/>
       </w:r>
       <w:r>
@@ -1663,7 +1825,7 @@
           <w:sz w:val="24"/>
         </w:rPr>
         <w:fldChar w:fldCharType="begin"/>
-        <w:instrText xml:space="preserve"> PAGEREF bm_grafico1 \h </w:instrText>
+        <w:instrText xml:space="preserve"> PAGEREF bm_anexoA \h </w:instrText>
         <w:fldChar w:fldCharType="separate"/>
         <w:t>?</w:t>
         <w:fldChar w:fldCharType="end"/>
@@ -1683,9 +1845,9 @@
           <w:rFonts w:ascii="Times New Roman" w:hAnsi="Times New Roman"/>
           <w:sz w:val="24"/>
         </w:rPr>
-        <w:t>2</w:t>
+        <w:t>B</w:t>
         <w:tab/>
-        <w:t>Organigrama estructural y niveles jerárquicos de Ingeniería de Telecomunicaciones, C.A.</w:t>
+        <w:t>Aquí va la descripción del Anexo B</w:t>
         <w:tab/>
       </w:r>
       <w:r>
@@ -1695,7 +1857,7 @@
           <w:sz w:val="24"/>
         </w:rPr>
         <w:fldChar w:fldCharType="begin"/>
-        <w:instrText xml:space="preserve"> PAGEREF bm_grafico2 \h </w:instrText>
+        <w:instrText xml:space="preserve"> PAGEREF bm_anexoB \h </w:instrText>
         <w:fldChar w:fldCharType="separate"/>
         <w:t>?</w:t>
         <w:fldChar w:fldCharType="end"/>
@@ -1715,9 +1877,9 @@
           <w:rFonts w:ascii="Times New Roman" w:hAnsi="Times New Roman"/>
           <w:sz w:val="24"/>
         </w:rPr>
-        <w:t>3</w:t>
+        <w:t>C</w:t>
         <w:tab/>
-        <w:t>Organigrama del Departamento de Administración.</w:t>
+        <w:t>Aquí va la descripción del Anexo C</w:t>
         <w:tab/>
       </w:r>
       <w:r>
@@ -1727,7 +1889,7 @@
           <w:sz w:val="24"/>
         </w:rPr>
         <w:fldChar w:fldCharType="begin"/>
-        <w:instrText xml:space="preserve"> PAGEREF bm_grafico3 \h </w:instrText>
+        <w:instrText xml:space="preserve"> PAGEREF bm_anexoC \h </w:instrText>
         <w:fldChar w:fldCharType="separate"/>
         <w:t>?</w:t>
         <w:fldChar w:fldCharType="end"/>
@@ -1747,7 +1909,7 @@
       </w:pPr>
     </w:p>
     <w:p>
-      <w:bookmarkStart w:id="bm_lista_anexos" w:name="bm_lista_anexos"/>
+      <w:bookmarkStart w:id="bm_resumen" w:name="bm_resumen"/>
       <w:pPr>
         <w:spacing w:after="480"/>
         <w:jc w:val="center"/>
@@ -1758,9 +1920,9 @@
           <w:b/>
           <w:sz w:val="24"/>
         </w:rPr>
-        <w:t>LISTA DE ANEXOS</w:t>
-      </w:r>
-      <w:bookmarkEnd w:id="bm_lista_anexos"/>
+        <w:t>RESUMEN</w:t>
+      </w:r>
+      <w:bookmarkEnd w:id="bm_resumen"/>
     </w:p>
     <w:p>
       <w:pPr>
@@ -1776,125 +1938,32 @@
     </w:p>
     <w:p>
       <w:pPr>
-        <w:tabs>
-          <w:tab w:pos="8271" w:val="right"/>
-        </w:tabs>
-        <w:spacing w:before="240" w:after="240"/>
-      </w:pPr>
-      <w:r>
-        <w:rPr>
-          <w:rFonts w:ascii="Times New Roman" w:hAnsi="Times New Roman"/>
+        <w:spacing w:line="360" w:lineRule="auto" w:after="0" w:before="0"/>
+        <w:ind w:firstLine="709"/>
+        <w:jc w:val="both"/>
+      </w:pPr>
+      <w:r>
+        <w:rPr>
+          <w:rFonts w:ascii="Times New Roman" w:hAnsi="Times New Roman"/>
+          <w:i w:val="0"/>
+          <w:sz w:val="24"/>
+        </w:rPr>
+        <w:t>El presente informe describe la evaluación del control administrativo aplicado a la gestión de solicitudes de servicios de telecomunicaciones en la empresa Ingeniería de Telecomunicaciones, C.A. (IDETEL). La investigación se enmarca en la modalidad de proyecto factible apoyado en un diagnóstico de campo. Durante el estudio se identificó la ausencia de procedimientos formalizados para el seguimiento de solicitudes de afiliación e incidencias, la falta de formatos estandarizados de registro y la inexistencia de indicadores de gestión que permitan evaluar el desempeño del proceso de atención al suscriptor. La propuesta contempla un nuevo flujo de trabajo estandarizado, formatos unificados de control y un conjunto de indicadores de gestión orientados a fortalecer el control administrativo y optimizar la calidad del servicio prestado.</w:t>
+      </w:r>
+    </w:p>
+    <w:p/>
+    <w:p>
+      <w:pPr>
+        <w:ind w:firstLine="709"/>
+      </w:pPr>
+      <w:r>
+        <w:rPr>
           <w:b/>
-          <w:sz w:val="24"/>
-        </w:rPr>
-        <w:t>ANEXOS</w:t>
-      </w:r>
-      <w:r>
-        <w:tab/>
-      </w:r>
-      <w:r>
-        <w:rPr>
-          <w:rFonts w:ascii="Times New Roman" w:hAnsi="Times New Roman"/>
-          <w:b/>
-          <w:sz w:val="24"/>
-        </w:rPr>
-        <w:t>pp.</w:t>
-      </w:r>
-    </w:p>
-    <w:p>
-      <w:pPr>
-        <w:tabs>
-          <w:tab w:pos="1020" w:val="left"/>
-          <w:tab w:pos="8271" w:val="right" w:leader="dot"/>
-        </w:tabs>
-        <w:spacing w:line="360" w:lineRule="auto" w:before="0" w:after="80"/>
-        <w:ind w:left="1020" w:hanging="1020"/>
-      </w:pPr>
-      <w:r>
-        <w:rPr>
-          <w:rFonts w:ascii="Times New Roman" w:hAnsi="Times New Roman"/>
-          <w:sz w:val="24"/>
-        </w:rPr>
-        <w:t>A</w:t>
-        <w:tab/>
-        <w:t>Aquí va la descripción del Anexo A</w:t>
-        <w:tab/>
-      </w:r>
-      <w:r>
-        <w:rPr>
-          <w:rFonts w:ascii="Times New Roman" w:hAnsi="Times New Roman"/>
-          <w:b w:val="0"/>
-          <w:sz w:val="24"/>
-        </w:rPr>
-        <w:fldChar w:fldCharType="begin"/>
-        <w:instrText xml:space="preserve"> PAGEREF bm_anexoA \h </w:instrText>
-        <w:fldChar w:fldCharType="separate"/>
-        <w:t>?</w:t>
-        <w:fldChar w:fldCharType="end"/>
-      </w:r>
-    </w:p>
-    <w:p>
-      <w:pPr>
-        <w:tabs>
-          <w:tab w:pos="1020" w:val="left"/>
-          <w:tab w:pos="8271" w:val="right" w:leader="dot"/>
-        </w:tabs>
-        <w:spacing w:line="360" w:lineRule="auto" w:before="0" w:after="80"/>
-        <w:ind w:left="1020" w:hanging="1020"/>
-      </w:pPr>
-      <w:r>
-        <w:rPr>
-          <w:rFonts w:ascii="Times New Roman" w:hAnsi="Times New Roman"/>
-          <w:sz w:val="24"/>
-        </w:rPr>
-        <w:t>B</w:t>
-        <w:tab/>
-        <w:t>Aquí va la descripción del Anexo B</w:t>
-        <w:tab/>
-      </w:r>
-      <w:r>
-        <w:rPr>
-          <w:rFonts w:ascii="Times New Roman" w:hAnsi="Times New Roman"/>
-          <w:b w:val="0"/>
-          <w:sz w:val="24"/>
-        </w:rPr>
-        <w:fldChar w:fldCharType="begin"/>
-        <w:instrText xml:space="preserve"> PAGEREF bm_anexoB \h </w:instrText>
-        <w:fldChar w:fldCharType="separate"/>
-        <w:t>?</w:t>
-        <w:fldChar w:fldCharType="end"/>
-      </w:r>
-    </w:p>
-    <w:p>
-      <w:pPr>
-        <w:tabs>
-          <w:tab w:pos="1020" w:val="left"/>
-          <w:tab w:pos="8271" w:val="right" w:leader="dot"/>
-        </w:tabs>
-        <w:spacing w:line="360" w:lineRule="auto" w:before="0" w:after="80"/>
-        <w:ind w:left="1020" w:hanging="1020"/>
-      </w:pPr>
-      <w:r>
-        <w:rPr>
-          <w:rFonts w:ascii="Times New Roman" w:hAnsi="Times New Roman"/>
-          <w:sz w:val="24"/>
-        </w:rPr>
-        <w:t>C</w:t>
-        <w:tab/>
-        <w:t>Aquí va la descripción del Anexo C</w:t>
-        <w:tab/>
-      </w:r>
-      <w:r>
-        <w:rPr>
-          <w:rFonts w:ascii="Times New Roman" w:hAnsi="Times New Roman"/>
-          <w:b w:val="0"/>
-          <w:sz w:val="24"/>
-        </w:rPr>
-        <w:fldChar w:fldCharType="begin"/>
-        <w:instrText xml:space="preserve"> PAGEREF bm_anexoC \h </w:instrText>
-        <w:fldChar w:fldCharType="separate"/>
-        <w:t>?</w:t>
-        <w:fldChar w:fldCharType="end"/>
+        </w:rPr>
+        <w:t xml:space="preserve">Palabras claves: </w:t>
+      </w:r>
+      <w:r>
+        <w:t>control administrativo, solicitudes de servicios, telecomunicaciones, proyecto factible, pasantías.</w:t>
       </w:r>
     </w:p>
     <w:p>
@@ -1911,7 +1980,7 @@
       </w:pPr>
     </w:p>
     <w:p>
-      <w:bookmarkStart w:id="bm_resumen" w:name="bm_resumen"/>
+      <w:bookmarkStart w:id="bm_introduccion" w:name="bm_introduccion"/>
       <w:pPr>
         <w:spacing w:after="480"/>
         <w:jc w:val="center"/>
@@ -1922,9 +1991,9 @@
           <w:b/>
           <w:sz w:val="24"/>
         </w:rPr>
-        <w:t>RESUMEN</w:t>
-      </w:r>
-      <w:bookmarkEnd w:id="bm_resumen"/>
+        <w:t>INTRODUCCIÓN</w:t>
+      </w:r>
+      <w:bookmarkEnd w:id="bm_introduccion"/>
     </w:p>
     <w:p>
       <w:pPr>
@@ -1950,22 +2019,7 @@
           <w:i w:val="0"/>
           <w:sz w:val="24"/>
         </w:rPr>
-        <w:t>El presente informe describe la evaluación del control administrativo aplicado a la gestión de solicitudes de servicios de telecomunicaciones en la empresa Ingeniería de Telecomunicaciones, C.A. (IDETEL). La investigación se enmarca en la modalidad de proyecto factible apoyado en un diagnóstico de campo. Durante el estudio se identificó la ausencia de procedimientos formalizados para el seguimiento de solicitudes de afiliación e incidencias, la falta de formatos estandarizados de registro y la inexistencia de indicadores de gestión que permitan evaluar el desempeño del proceso de atención al suscriptor. La propuesta contempla un nuevo flujo de trabajo estandarizado, formatos unificados de control y un conjunto de indicadores de gestión orientados a fortalecer el control administrativo y optimizar la calidad del servicio prestado.</w:t>
-      </w:r>
-    </w:p>
-    <w:p/>
-    <w:p>
-      <w:pPr>
-        <w:ind w:firstLine="709"/>
-      </w:pPr>
-      <w:r>
-        <w:rPr>
-          <w:b/>
-        </w:rPr>
-        <w:t xml:space="preserve">Palabras claves: </w:t>
-      </w:r>
-      <w:r>
-        <w:t>control administrativo, solicitudes de servicios, telecomunicaciones, proyecto factible, pasantías.</w:t>
+        <w:t>La presente pasantía, desarrollada como requisito para optar al título de Técnico Superior Universitario en Administración, tiene como propósito evaluar el control administrativo aplicado a la gestión de solicitudes de servicios de telecomunicaciones en la empresa Ingeniería de Telecomunicaciones, C.A. (IDETEL), con sede en la ciudad de El Tigre, estado Anzoátegui. El estudio parte del diagnóstico de las deficiencias presentes en el proceso de atención al suscriptor para proponer mejoras procedimentales que optimicen el control interno del departamento. El informe se organiza en cinco capítulos: el Capítulo I presenta la realidad organizacional de IDETEL; el Capítulo II desarrolla el diagnóstico situacional y la planificación del proyecto; el Capítulo III sustenta las bases teóricas que orientan la propuesta; el Capítulo IV describe las actividades ejecutadas durante las diez semanas de pasantía; y el Capítulo V presenta las conclusiones y recomendaciones derivadas del proceso investigativo.</w:t>
       </w:r>
     </w:p>
     <w:p>
@@ -1982,62 +2036,6 @@
       </w:pPr>
     </w:p>
     <w:p>
-      <w:bookmarkStart w:id="bm_introduccion" w:name="bm_introduccion"/>
-      <w:pPr>
-        <w:spacing w:after="480"/>
-        <w:jc w:val="center"/>
-      </w:pPr>
-      <w:r>
-        <w:rPr>
-          <w:rFonts w:ascii="Times New Roman" w:hAnsi="Times New Roman"/>
-          <w:b/>
-          <w:sz w:val="24"/>
-        </w:rPr>
-        <w:t>INTRODUCCIÓN</w:t>
-      </w:r>
-      <w:bookmarkEnd w:id="bm_introduccion"/>
-    </w:p>
-    <w:p>
-      <w:pPr>
-        <w:sectPr>
-          <w:footerReference w:type="default" r:id="rId29"/>
-          <w:pgSz w:w="12240" w:h="15840"/>
-          <w:pgMar w:top="2835" w:right="1701" w:bottom="1701" w:left="2268" w:header="720" w:footer="720" w:gutter="0"/>
-          <w:cols w:space="720"/>
-          <w:titlePg/>
-          <w:docGrid w:linePitch="360"/>
-        </w:sectPr>
-      </w:pPr>
-    </w:p>
-    <w:p>
-      <w:pPr>
-        <w:spacing w:line="360" w:lineRule="auto" w:after="0" w:before="0"/>
-        <w:ind w:firstLine="709"/>
-        <w:jc w:val="both"/>
-      </w:pPr>
-      <w:r>
-        <w:rPr>
-          <w:rFonts w:ascii="Times New Roman" w:hAnsi="Times New Roman"/>
-          <w:i w:val="0"/>
-          <w:sz w:val="24"/>
-        </w:rPr>
-        <w:t>La presente pasantía, desarrollada como requisito para optar al título de Técnico Superior Universitario en Administración, tiene como propósito evaluar el control administrativo aplicado a la gestión de solicitudes de servicios de telecomunicaciones en la empresa Ingeniería de Telecomunicaciones, C.A. (IDETEL), con sede en la ciudad de El Tigre, estado Anzoátegui. El estudio parte del diagnóstico de las deficiencias presentes en el proceso de atención al suscriptor para proponer mejoras procedimentales que optimicen el control interno del departamento. El informe se organiza en cinco capítulos: el Capítulo I presenta la realidad organizacional de IDETEL; el Capítulo II desarrolla el diagnóstico situacional y la planificación del proyecto; el Capítulo III sustenta las bases teóricas que orientan la propuesta; el Capítulo IV describe las actividades ejecutadas durante las diez semanas de pasantía; y el Capítulo V presenta las conclusiones y recomendaciones derivadas del proceso investigativo.</w:t>
-      </w:r>
-    </w:p>
-    <w:p>
-      <w:pPr>
-        <w:sectPr>
-          <w:footerReference w:type="default" r:id="rId30"/>
-          <w:type w:val="continuous"/>
-          <w:pgSz w:w="12240" w:h="15840"/>
-          <w:pgMar w:top="1701" w:right="1701" w:bottom="1701" w:left="2268" w:header="720" w:footer="720" w:gutter="0"/>
-          <w:cols w:space="720"/>
-          <w:titlePg/>
-          <w:docGrid w:linePitch="360"/>
-        </w:sectPr>
-      </w:pPr>
-    </w:p>
-    <w:p>
       <w:pPr>
         <w:spacing w:after="480"/>
         <w:jc w:val="center"/>
@@ -2070,7 +2068,7 @@
     <w:p>
       <w:pPr>
         <w:sectPr>
-          <w:footerReference w:type="default" r:id="rId31"/>
+          <w:footerReference w:type="default" r:id="rId29"/>
           <w:pgSz w:w="12240" w:h="15840"/>
           <w:pgMar w:top="2835" w:right="1701" w:bottom="1701" w:left="2268" w:header="720" w:footer="720" w:gutter="0"/>
           <w:cols w:space="720"/>
@@ -2809,7 +2807,7 @@
     <w:p>
       <w:pPr>
         <w:sectPr>
-          <w:footerReference w:type="default" r:id="rId32"/>
+          <w:footerReference w:type="default" r:id="rId30"/>
           <w:type w:val="continuous"/>
           <w:pgSz w:w="12240" w:h="15840"/>
           <w:pgMar w:top="1701" w:right="1701" w:bottom="1701" w:left="2268" w:header="720" w:footer="720" w:gutter="0"/>
@@ -2852,7 +2850,7 @@
     <w:p>
       <w:pPr>
         <w:sectPr>
-          <w:footerReference w:type="default" r:id="rId33"/>
+          <w:footerReference w:type="default" r:id="rId31"/>
           <w:pgSz w:w="12240" w:h="15840"/>
           <w:pgMar w:top="2835" w:right="1701" w:bottom="1701" w:left="2268" w:header="720" w:footer="720" w:gutter="0"/>
           <w:cols w:space="720"/>
@@ -6146,6 +6144,363 @@
     <w:p>
       <w:pPr>
         <w:sectPr>
+          <w:footerReference w:type="default" r:id="rId32"/>
+          <w:type w:val="continuous"/>
+          <w:pgSz w:w="12240" w:h="15840"/>
+          <w:pgMar w:top="1701" w:right="1701" w:bottom="1701" w:left="2268" w:header="720" w:footer="720" w:gutter="0"/>
+          <w:cols w:space="720"/>
+          <w:titlePg/>
+          <w:docGrid w:linePitch="360"/>
+        </w:sectPr>
+      </w:pPr>
+    </w:p>
+    <w:p>
+      <w:pPr>
+        <w:spacing w:after="480"/>
+        <w:jc w:val="center"/>
+      </w:pPr>
+      <w:r>
+        <w:rPr>
+          <w:rFonts w:ascii="Times New Roman" w:hAnsi="Times New Roman"/>
+          <w:b/>
+          <w:sz w:val="24"/>
+        </w:rPr>
+        <w:t>CAPÍTULO III</w:t>
+      </w:r>
+    </w:p>
+    <w:p>
+      <w:bookmarkStart w:id="bm_cap3" w:name="bm_cap3"/>
+      <w:pPr>
+        <w:spacing w:before="480"/>
+        <w:jc w:val="center"/>
+      </w:pPr>
+      <w:r>
+        <w:rPr>
+          <w:rFonts w:ascii="Times New Roman" w:hAnsi="Times New Roman"/>
+          <w:b/>
+          <w:sz w:val="24"/>
+        </w:rPr>
+        <w:t>MARCO TEÓRICO</w:t>
+      </w:r>
+      <w:bookmarkEnd w:id="bm_cap3"/>
+    </w:p>
+    <w:p>
+      <w:pPr>
+        <w:sectPr>
+          <w:footerReference w:type="default" r:id="rId33"/>
+          <w:pgSz w:w="12240" w:h="15840"/>
+          <w:pgMar w:top="2835" w:right="1701" w:bottom="1701" w:left="2268" w:header="720" w:footer="720" w:gutter="0"/>
+          <w:cols w:space="720"/>
+          <w:titlePg/>
+          <w:docGrid w:linePitch="360"/>
+        </w:sectPr>
+      </w:pPr>
+    </w:p>
+    <w:p>
+      <w:bookmarkStart w:id="bm_cap3_bases" w:name="bm_cap3_bases"/>
+      <w:pPr>
+        <w:spacing w:before="480" w:after="480" w:line="360" w:lineRule="auto"/>
+        <w:jc w:val="left"/>
+      </w:pPr>
+      <w:r>
+        <w:rPr>
+          <w:rFonts w:ascii="Times New Roman" w:hAnsi="Times New Roman"/>
+          <w:b/>
+          <w:sz w:val="24"/>
+        </w:rPr>
+        <w:t>Control Administrativo</w:t>
+      </w:r>
+      <w:bookmarkEnd w:id="bm_cap3_bases"/>
+    </w:p>
+    <w:p>
+      <w:pPr>
+        <w:spacing w:line="360" w:lineRule="auto" w:after="0" w:before="0"/>
+        <w:ind w:firstLine="709"/>
+        <w:jc w:val="both"/>
+      </w:pPr>
+      <w:r>
+        <w:rPr>
+          <w:rFonts w:ascii="Times New Roman" w:hAnsi="Times New Roman"/>
+          <w:i w:val="0"/>
+          <w:sz w:val="24"/>
+        </w:rPr>
+        <w:t>El control administrativo constituye una de las funciones fundamentales del proceso administrativo y se define como el mecanismo mediante el cual la organización verifica que las actividades ejecutadas se correspondan con lo planificado, detectando desviaciones y aplicando las medidas correctivas necesarias. Robbins y Coulter (2010) señalan que el control eficaz no solo identifica fallas, sino que proporciona información oportuna para la toma de decisiones gerenciales, convirtiéndose en un instrumento de mejora continua y no únicamente de fiscalización.</w:t>
+      </w:r>
+    </w:p>
+    <w:p>
+      <w:pPr>
+        <w:spacing w:line="360" w:lineRule="auto" w:after="0" w:before="0"/>
+        <w:ind w:firstLine="709"/>
+        <w:jc w:val="both"/>
+      </w:pPr>
+      <w:r>
+        <w:rPr>
+          <w:rFonts w:ascii="Times New Roman" w:hAnsi="Times New Roman"/>
+          <w:i w:val="0"/>
+          <w:sz w:val="24"/>
+        </w:rPr>
+        <w:t>En el contexto del Departamento de Administración de Ingeniería de Telecomunicaciones, C.A., el control administrativo se aplica sobre el ciclo de gestión de solicitudes de servicio, abarcando desde la recepción de la solicitud del suscriptor hasta el cierre definitivo del caso. La ausencia de mecanismos formales de control en este ciclo genera inconsistencias entre los departamentos involucrados y dificulta la evaluación del desempeño del proceso de atención.</w:t>
+      </w:r>
+    </w:p>
+    <w:p>
+      <w:pPr>
+        <w:spacing w:line="240" w:lineRule="auto" w:before="720" w:after="240"/>
+        <w:ind w:left="709" w:right="709"/>
+        <w:jc w:val="both"/>
+      </w:pPr>
+      <w:r>
+        <w:rPr>
+          <w:rFonts w:ascii="Times New Roman" w:hAnsi="Times New Roman"/>
+          <w:sz w:val="24"/>
+        </w:rPr>
+        <w:t>El control es el proceso de monitorear las actividades para asegurarse de que se lleven a cabo según lo planeado y para corregir cualquier desviación significativa. Los gerentes no pueden saber realmente si sus unidades están desempeñándose adecuadamente hasta que evalúan qué actividades se han llevado a cabo y comparan el desempeño real con el estándar deseado.</w:t>
+      </w:r>
+      <w:r>
+        <w:rPr>
+          <w:rFonts w:ascii="Times New Roman" w:hAnsi="Times New Roman"/>
+          <w:sz w:val="24"/>
+        </w:rPr>
+        <w:t xml:space="preserve"> (Robbins y Coulter, 2010, p. 398)</w:t>
+      </w:r>
+    </w:p>
+    <w:p>
+      <w:pPr>
+        <w:spacing w:line="360" w:lineRule="auto" w:after="0" w:before="0"/>
+        <w:ind w:firstLine="709"/>
+        <w:jc w:val="both"/>
+      </w:pPr>
+      <w:r>
+        <w:rPr>
+          <w:rFonts w:ascii="Times New Roman" w:hAnsi="Times New Roman"/>
+          <w:i w:val="0"/>
+          <w:sz w:val="24"/>
+        </w:rPr>
+        <w:t>El control administrativo, como lo señalan los autores referidos, no se limita a una función de fiscalización, sino que se constituye en un mecanismo de retroalimentación continua que permite a la organización detectar desviaciones a tiempo y ajustar sus procesos para garantizar la calidad del servicio prestado al suscriptor.</w:t>
+      </w:r>
+    </w:p>
+    <w:p>
+      <w:pPr>
+        <w:spacing w:before="480" w:after="480" w:line="360" w:lineRule="auto"/>
+        <w:jc w:val="left"/>
+      </w:pPr>
+      <w:r>
+        <w:rPr>
+          <w:rFonts w:ascii="Times New Roman" w:hAnsi="Times New Roman"/>
+          <w:b/>
+          <w:sz w:val="24"/>
+        </w:rPr>
+        <w:t>Gestión de Solicitudes de Servicio</w:t>
+      </w:r>
+    </w:p>
+    <w:p>
+      <w:pPr>
+        <w:spacing w:line="360" w:lineRule="auto" w:after="0" w:before="0"/>
+        <w:ind w:firstLine="709"/>
+        <w:jc w:val="both"/>
+      </w:pPr>
+      <w:r>
+        <w:rPr>
+          <w:rFonts w:ascii="Times New Roman" w:hAnsi="Times New Roman"/>
+          <w:i w:val="0"/>
+          <w:sz w:val="24"/>
+        </w:rPr>
+        <w:t>La gestión de solicitudes de servicio comprende el conjunto de procedimientos administrativos orientados a recepcionar, registrar, procesar y dar seguimiento a los requerimientos presentados por los clientes o suscriptores de una organización. Zeithaml, Parasuraman y Berry (1993) establecen que la calidad del servicio percibida por el cliente está directamente vinculada a la capacidad de la organización para gestionar sus solicitudes de forma ágil, transparente y con comunicación fluida en cada etapa del proceso.</w:t>
+      </w:r>
+    </w:p>
+    <w:p>
+      <w:pPr>
+        <w:spacing w:line="360" w:lineRule="auto" w:after="0" w:before="0"/>
+        <w:ind w:firstLine="709"/>
+        <w:jc w:val="both"/>
+      </w:pPr>
+      <w:r>
+        <w:rPr>
+          <w:rFonts w:ascii="Times New Roman" w:hAnsi="Times New Roman"/>
+          <w:i w:val="0"/>
+          <w:sz w:val="24"/>
+        </w:rPr>
+        <w:t>En empresas de telecomunicaciones como IDETEL, la gestión de solicitudes abarca dos categorías principales: las solicitudes de afiliación de nuevos suscriptores, que implican la coordinación entre las áreas comercial, técnica y administrativa; y las incidencias reportadas por suscriptores activos, que requieren diagnóstico, despacho de cuadrillas y cierre verificado del caso. La ausencia de un sistema unificado de seguimiento para ambas categorías genera retrasos y reprocesos que impactan directamente en la satisfacción del cliente.</w:t>
+      </w:r>
+    </w:p>
+    <w:p>
+      <w:pPr>
+        <w:spacing w:before="480" w:after="480" w:line="360" w:lineRule="auto"/>
+        <w:jc w:val="left"/>
+      </w:pPr>
+      <w:r>
+        <w:rPr>
+          <w:rFonts w:ascii="Times New Roman" w:hAnsi="Times New Roman"/>
+          <w:b/>
+          <w:sz w:val="24"/>
+        </w:rPr>
+        <w:t>Procesos Administrativos y Estandarización de Procedimientos</w:t>
+      </w:r>
+    </w:p>
+    <w:p>
+      <w:pPr>
+        <w:spacing w:line="360" w:lineRule="auto" w:after="0" w:before="0"/>
+        <w:ind w:firstLine="709"/>
+        <w:jc w:val="both"/>
+      </w:pPr>
+      <w:r>
+        <w:rPr>
+          <w:rFonts w:ascii="Times New Roman" w:hAnsi="Times New Roman"/>
+          <w:i w:val="0"/>
+          <w:sz w:val="24"/>
+        </w:rPr>
+        <w:t>El proceso administrativo constituye el marco conceptual que rige el funcionamiento de las organizaciones modernas. Chiavenato (2006) lo describe como el conjunto secuencial e interrelacionado de funciones de planificación, organización, dirección y control, orientadas al logro eficiente de los objetivos organizacionales. La estandarización de los procedimientos dentro de este marco garantiza que las actividades se ejecuten de manera uniforme, reduciendo la variabilidad y los errores derivados de la discrecionalidad individual.</w:t>
+      </w:r>
+    </w:p>
+    <w:p>
+      <w:pPr>
+        <w:spacing w:line="360" w:lineRule="auto" w:after="0" w:before="0"/>
+        <w:ind w:firstLine="709"/>
+        <w:jc w:val="both"/>
+      </w:pPr>
+      <w:r>
+        <w:rPr>
+          <w:rFonts w:ascii="Times New Roman" w:hAnsi="Times New Roman"/>
+          <w:i w:val="0"/>
+          <w:sz w:val="24"/>
+        </w:rPr>
+        <w:t>La formalización de los procedimientos mediante manuales, flujogramas y formatos estandarizados constituye una herramienta esencial para el control administrativo. Según Harrington (1993), un proceso estandarizado es medible, controlable y mejorable, condiciones que permiten a la organización identificar con precisión los puntos de falla y aplicar acciones correctivas focalizadas. En el caso de IDETEL, la ausencia de procedimientos escritos para la gestión de solicitudes es una de las causas raíz de las deficiencias identificadas.</w:t>
+      </w:r>
+    </w:p>
+    <w:p>
+      <w:pPr>
+        <w:spacing w:before="480" w:after="480" w:line="360" w:lineRule="auto"/>
+        <w:jc w:val="left"/>
+      </w:pPr>
+      <w:r>
+        <w:rPr>
+          <w:rFonts w:ascii="Times New Roman" w:hAnsi="Times New Roman"/>
+          <w:b/>
+          <w:sz w:val="24"/>
+        </w:rPr>
+        <w:t>Calidad del Servicio en Empresas de Telecomunicaciones</w:t>
+      </w:r>
+    </w:p>
+    <w:p>
+      <w:pPr>
+        <w:spacing w:line="360" w:lineRule="auto" w:after="0" w:before="0"/>
+        <w:ind w:firstLine="709"/>
+        <w:jc w:val="both"/>
+      </w:pPr>
+      <w:r>
+        <w:rPr>
+          <w:rFonts w:ascii="Times New Roman" w:hAnsi="Times New Roman"/>
+          <w:i w:val="0"/>
+          <w:sz w:val="24"/>
+        </w:rPr>
+        <w:t>La calidad del servicio se define como el grado en que las características del servicio prestado satisfacen o superan las expectativas del cliente. Parasuraman, Zeithaml y Berry (1988) desarrollaron el modelo SERVQUAL, que identifica cinco dimensiones de la calidad del servicio: fiabilidad, capacidad de respuesta, seguridad, empatía y elementos tangibles. En el sector de telecomunicaciones, la fiabilidad y la capacidad de respuesta son las dimensiones con mayor peso en la percepción del cliente.</w:t>
+      </w:r>
+    </w:p>
+    <w:p>
+      <w:pPr>
+        <w:spacing w:line="360" w:lineRule="auto" w:after="0" w:before="0"/>
+        <w:ind w:firstLine="709"/>
+        <w:jc w:val="both"/>
+      </w:pPr>
+      <w:r>
+        <w:rPr>
+          <w:rFonts w:ascii="Times New Roman" w:hAnsi="Times New Roman"/>
+          <w:i w:val="0"/>
+          <w:sz w:val="24"/>
+        </w:rPr>
+        <w:t>Las deficiencias en el control administrativo del proceso de solicitudes de servicio impactan directamente sobre la fiabilidad y la capacidad de respuesta de IDETEL. Cuando una solicitud no es gestionada dentro de los tiempos establecidos o su estatus no puede ser verificado en tiempo real, el cliente percibe una falla en la calidad del servicio que deteriora su confianza en la organización y puede derivar en la cancelación del contrato o en la difusión de experiencias negativas.</w:t>
+      </w:r>
+    </w:p>
+    <w:p>
+      <w:pPr>
+        <w:spacing w:before="480" w:after="480" w:line="360" w:lineRule="auto"/>
+        <w:jc w:val="left"/>
+      </w:pPr>
+      <w:r>
+        <w:rPr>
+          <w:rFonts w:ascii="Times New Roman" w:hAnsi="Times New Roman"/>
+          <w:b/>
+          <w:sz w:val="24"/>
+        </w:rPr>
+        <w:t>Sistemas de Información para el Control Administrativo</w:t>
+      </w:r>
+    </w:p>
+    <w:p>
+      <w:pPr>
+        <w:spacing w:line="360" w:lineRule="auto" w:after="0" w:before="0"/>
+        <w:ind w:firstLine="709"/>
+        <w:jc w:val="both"/>
+      </w:pPr>
+      <w:r>
+        <w:rPr>
+          <w:rFonts w:ascii="Times New Roman" w:hAnsi="Times New Roman"/>
+          <w:i w:val="0"/>
+          <w:sz w:val="24"/>
+        </w:rPr>
+        <w:t>Un sistema de información constituye un conjunto organizado de recursos tecnológicos y procedimentales orientados a la captura, almacenamiento, procesamiento y distribución de datos con el propósito de apoyar la toma de decisiones. Laudon y Laudon (2016) distinguen los sistemas de procesamiento de transacciones como la categoría que registra y gestiona las operaciones rutinarias de la organización, siendo esta la tipología más pertinente para el control de solicitudes de servicio en una empresa de telecomunicaciones.</w:t>
+      </w:r>
+    </w:p>
+    <w:p>
+      <w:pPr>
+        <w:spacing w:line="360" w:lineRule="auto" w:after="0" w:before="0"/>
+        <w:ind w:firstLine="709"/>
+        <w:jc w:val="both"/>
+      </w:pPr>
+      <w:r>
+        <w:rPr>
+          <w:rFonts w:ascii="Times New Roman" w:hAnsi="Times New Roman"/>
+          <w:i w:val="0"/>
+          <w:sz w:val="24"/>
+        </w:rPr>
+        <w:t>La implementación de un sistema de tickets o plataforma de seguimiento de solicitudes en IDETEL permitiría centralizar el registro de cada caso, asignar responsables, definir tiempos de atención y generar alertas ante incumplimientos. Esta herramienta transformaría el control administrativo de reactivo a proactivo, dotando a la supervisión de información en tiempo real para la toma de decisiones y la evaluación continua del desempeño del proceso.</w:t>
+      </w:r>
+    </w:p>
+    <w:p>
+      <w:pPr>
+        <w:spacing w:before="480" w:after="480" w:line="360" w:lineRule="auto"/>
+        <w:jc w:val="left"/>
+      </w:pPr>
+      <w:r>
+        <w:rPr>
+          <w:rFonts w:ascii="Times New Roman" w:hAnsi="Times New Roman"/>
+          <w:b/>
+          <w:sz w:val="24"/>
+        </w:rPr>
+        <w:t>Proyecto Factible como Modalidad de Investigación</w:t>
+      </w:r>
+    </w:p>
+    <w:p>
+      <w:pPr>
+        <w:spacing w:line="360" w:lineRule="auto" w:after="0" w:before="0"/>
+        <w:ind w:firstLine="709"/>
+        <w:jc w:val="both"/>
+      </w:pPr>
+      <w:r>
+        <w:rPr>
+          <w:rFonts w:ascii="Times New Roman" w:hAnsi="Times New Roman"/>
+          <w:i w:val="0"/>
+          <w:sz w:val="24"/>
+        </w:rPr>
+        <w:t>La Universidad Pedagógica Experimental Libertador (UPEL, 2016) define el proyecto factible como la investigación, elaboración y desarrollo de una propuesta de un modelo operativo viable para solucionar problemas, requerimientos o necesidades de organizaciones o grupos sociales. Esta modalidad exige un diagnóstico de campo que evidencie la situación deficitaria y la comprobación de la viabilidad técnica y operativa de la solución planteada.</w:t>
+      </w:r>
+    </w:p>
+    <w:p>
+      <w:pPr>
+        <w:spacing w:line="360" w:lineRule="auto" w:after="0" w:before="0"/>
+        <w:ind w:firstLine="709"/>
+        <w:jc w:val="both"/>
+      </w:pPr>
+      <w:r>
+        <w:rPr>
+          <w:rFonts w:ascii="Times New Roman" w:hAnsi="Times New Roman"/>
+          <w:i w:val="0"/>
+          <w:sz w:val="24"/>
+        </w:rPr>
+        <w:t>Arias (2012) señala que el proyecto factible avanza hasta proponer y en muchos casos desarrollar la solución, demostrando su aplicabilidad en el contexto real. El presente trabajo se enmarca en esta modalidad al partir de la evaluación del control administrativo de IDETEL para proponer mejoras procedimentales cuya implementación es viable dentro de la estructura organizativa y los recursos disponibles de la empresa.</w:t>
+      </w:r>
+    </w:p>
+    <w:p>
+      <w:pPr>
+        <w:sectPr>
           <w:footerReference w:type="default" r:id="rId34"/>
           <w:type w:val="continuous"/>
           <w:pgSz w:w="12240" w:h="15840"/>
@@ -6167,11 +6522,11 @@
           <w:b/>
           <w:sz w:val="24"/>
         </w:rPr>
-        <w:t>CAPÍTULO III</w:t>
+        <w:t>CAPÍTULO IV</w:t>
       </w:r>
     </w:p>
     <w:p>
-      <w:bookmarkStart w:id="bm_cap3" w:name="bm_cap3"/>
+      <w:bookmarkStart w:id="bm_cap4" w:name="bm_cap4"/>
       <w:pPr>
         <w:spacing w:before="480"/>
         <w:jc w:val="center"/>
@@ -6182,9 +6537,9 @@
           <w:b/>
           <w:sz w:val="24"/>
         </w:rPr>
-        <w:t>MARCO TEÓRICO</w:t>
-      </w:r>
-      <w:bookmarkEnd w:id="bm_cap3"/>
+        <w:t>ACTIVIDADES REALIZADAS</w:t>
+      </w:r>
+      <w:bookmarkEnd w:id="bm_cap4"/>
     </w:p>
     <w:p>
       <w:pPr>
@@ -6199,7 +6554,7 @@
       </w:pPr>
     </w:p>
     <w:p>
-      <w:bookmarkStart w:id="bm_cap3_bases" w:name="bm_cap3_bases"/>
+      <w:bookmarkStart w:id="bm_cap4_desc" w:name="bm_cap4_desc"/>
       <w:pPr>
         <w:spacing w:before="480" w:after="480" w:line="360" w:lineRule="auto"/>
         <w:jc w:val="left"/>
@@ -6210,9 +6565,9 @@
           <w:b/>
           <w:sz w:val="24"/>
         </w:rPr>
-        <w:t>Control Administrativo</w:t>
-      </w:r>
-      <w:bookmarkEnd w:id="bm_cap3_bases"/>
+        <w:t>Descripción de Actividades Ejecutadas por Semana</w:t>
+      </w:r>
+      <w:bookmarkEnd w:id="bm_cap4_desc"/>
     </w:p>
     <w:p>
       <w:pPr>
@@ -6226,28 +6581,56 @@
           <w:i w:val="0"/>
           <w:sz w:val="24"/>
         </w:rPr>
-        <w:t>El control administrativo constituye una de las funciones fundamentales del proceso administrativo y se define como el mecanismo mediante el cual la organización verifica que las actividades ejecutadas se correspondan con lo planificado, detectando desviaciones y aplicando las medidas correctivas necesarias. Robbins y Coulter (2010) señalan que el control eficaz no solo identifica fallas, sino que proporciona información oportuna para la toma de decisiones gerenciales, convirtiéndose en un instrumento de mejora continua y no únicamente de fiscalización.</w:t>
+        <w:t>Durante las diez (10) semanas de pasantías, se llevaron a cabo actividades de evaluación y análisis en el Departamento de Administración de Ingeniería de Telecomunicaciones, C.A.:</w:t>
       </w:r>
     </w:p>
     <w:p>
       <w:pPr>
-        <w:spacing w:line="360" w:lineRule="auto" w:after="0" w:before="0"/>
+        <w:spacing w:before="480" w:after="480" w:line="360" w:lineRule="auto"/>
+        <w:jc w:val="left"/>
+      </w:pPr>
+      <w:r>
+        <w:rPr>
+          <w:rFonts w:ascii="Times New Roman" w:hAnsi="Times New Roman"/>
+          <w:b/>
+          <w:sz w:val="24"/>
+        </w:rPr>
+        <w:t>Semana 1</w:t>
+      </w:r>
+    </w:p>
+    <w:p>
+      <w:pPr>
+        <w:spacing w:line="360" w:lineRule="auto"/>
         <w:ind w:firstLine="709"/>
         <w:jc w:val="both"/>
       </w:pPr>
       <w:r>
         <w:rPr>
           <w:rFonts w:ascii="Times New Roman" w:hAnsi="Times New Roman"/>
-          <w:i w:val="0"/>
-          <w:sz w:val="24"/>
-        </w:rPr>
-        <w:t>En el contexto del Departamento de Administración de Ingeniería de Telecomunicaciones, C.A., el control administrativo se aplica sobre el ciclo de gestión de solicitudes de servicio, abarcando desde la recepción de la solicitud del suscriptor hasta el cierre definitivo del caso. La ausencia de mecanismos formales de control en este ciclo genera inconsistencias entre los departamentos involucrados y dificulta la evaluación del desempeño del proceso de atención.</w:t>
+          <w:sz w:val="24"/>
+        </w:rPr>
+        <w:t xml:space="preserve">1. </w:t>
+      </w:r>
+      <w:r>
+        <w:rPr>
+          <w:rFonts w:ascii="Times New Roman" w:hAnsi="Times New Roman"/>
+          <w:b/>
+          <w:sz w:val="24"/>
+        </w:rPr>
+        <w:t xml:space="preserve">Actividad operativa: </w:t>
+      </w:r>
+      <w:r>
+        <w:rPr>
+          <w:rFonts w:ascii="Times New Roman" w:hAnsi="Times New Roman"/>
+          <w:sz w:val="24"/>
+        </w:rPr>
+        <w:t>Inducción institucional, recorrido por las instalaciones, presentación ante el equipo del Departamento de Administración y familiarización con los sistemas de registro y los procedimientos generales de la empresa.</w:t>
       </w:r>
     </w:p>
     <w:p>
       <w:pPr>
-        <w:spacing w:line="240" w:lineRule="auto" w:before="720" w:after="240"/>
-        <w:ind w:left="709" w:right="709"/>
+        <w:spacing w:line="360" w:lineRule="auto"/>
+        <w:ind w:firstLine="709"/>
         <w:jc w:val="both"/>
       </w:pPr>
       <w:r>
@@ -6255,33 +6638,98 @@
           <w:rFonts w:ascii="Times New Roman" w:hAnsi="Times New Roman"/>
           <w:sz w:val="24"/>
         </w:rPr>
-        <w:t>El control es el proceso de monitorear las actividades para asegurarse de que se lleven a cabo según lo planeado y para corregir cualquier desviación significativa. Los gerentes no pueden saber realmente si sus unidades están desempeñándose adecuadamente hasta que evalúan qué actividades se han llevado a cabo y comparan el desempeño real con el estándar deseado.</w:t>
-      </w:r>
-      <w:r>
-        <w:rPr>
-          <w:rFonts w:ascii="Times New Roman" w:hAnsi="Times New Roman"/>
-          <w:sz w:val="24"/>
-        </w:rPr>
-        <w:t xml:space="preserve"> (Robbins y Coulter, 2010, p. 398)</w:t>
+        <w:t xml:space="preserve">2. </w:t>
+      </w:r>
+      <w:r>
+        <w:rPr>
+          <w:rFonts w:ascii="Times New Roman" w:hAnsi="Times New Roman"/>
+          <w:b/>
+          <w:sz w:val="24"/>
+        </w:rPr>
+        <w:t xml:space="preserve">Actividad de investigación: </w:t>
+      </w:r>
+      <w:r>
+        <w:rPr>
+          <w:rFonts w:ascii="Times New Roman" w:hAnsi="Times New Roman"/>
+          <w:sz w:val="24"/>
+        </w:rPr>
+        <w:t>Observación directa del flujo de recepción y procesamiento de solicitudes de servicio, identificación preliminar de los actores involucrados en el proceso y formulación inicial de la situación problemática.</w:t>
       </w:r>
     </w:p>
     <w:p>
       <w:pPr>
-        <w:spacing w:line="360" w:lineRule="auto" w:after="0" w:before="0"/>
+        <w:spacing w:before="480" w:after="480" w:line="360" w:lineRule="auto"/>
+        <w:jc w:val="left"/>
+      </w:pPr>
+      <w:r>
+        <w:rPr>
+          <w:rFonts w:ascii="Times New Roman" w:hAnsi="Times New Roman"/>
+          <w:b/>
+          <w:sz w:val="24"/>
+        </w:rPr>
+        <w:t>Semana 2</w:t>
+      </w:r>
+    </w:p>
+    <w:p>
+      <w:pPr>
+        <w:spacing w:line="360" w:lineRule="auto"/>
         <w:ind w:firstLine="709"/>
         <w:jc w:val="both"/>
       </w:pPr>
       <w:r>
         <w:rPr>
           <w:rFonts w:ascii="Times New Roman" w:hAnsi="Times New Roman"/>
-          <w:i w:val="0"/>
-          <w:sz w:val="24"/>
-        </w:rPr>
-        <w:t>El control administrativo, como lo señalan los autores referidos, no se limita a una función de fiscalización, sino que se constituye en un mecanismo de retroalimentación continua que permite a la organización detectar desviaciones a tiempo y ajustar sus procesos para garantizar la calidad del servicio prestado al suscriptor.</w:t>
+          <w:sz w:val="24"/>
+        </w:rPr>
+        <w:t xml:space="preserve">1. </w:t>
+      </w:r>
+      <w:r>
+        <w:rPr>
+          <w:rFonts w:ascii="Times New Roman" w:hAnsi="Times New Roman"/>
+          <w:b/>
+          <w:sz w:val="24"/>
+        </w:rPr>
+        <w:t xml:space="preserve">Actividad operativa: </w:t>
+      </w:r>
+      <w:r>
+        <w:rPr>
+          <w:rFonts w:ascii="Times New Roman" w:hAnsi="Times New Roman"/>
+          <w:sz w:val="24"/>
+        </w:rPr>
+        <w:t>Apoyo en la recepción y registro de solicitudes de afiliación de nuevos suscriptores, verificación de documentación requerida y actualización del sistema de control de casos activos.</w:t>
       </w:r>
     </w:p>
     <w:p>
       <w:pPr>
+        <w:spacing w:line="360" w:lineRule="auto"/>
+        <w:ind w:firstLine="709"/>
+        <w:jc w:val="both"/>
+      </w:pPr>
+      <w:r>
+        <w:rPr>
+          <w:rFonts w:ascii="Times New Roman" w:hAnsi="Times New Roman"/>
+          <w:sz w:val="24"/>
+        </w:rPr>
+        <w:t xml:space="preserve">2. </w:t>
+      </w:r>
+      <w:r>
+        <w:rPr>
+          <w:rFonts w:ascii="Times New Roman" w:hAnsi="Times New Roman"/>
+          <w:b/>
+          <w:sz w:val="24"/>
+        </w:rPr>
+        <w:t xml:space="preserve">Actividad de investigación: </w:t>
+      </w:r>
+      <w:r>
+        <w:rPr>
+          <w:rFonts w:ascii="Times New Roman" w:hAnsi="Times New Roman"/>
+          <w:sz w:val="24"/>
+        </w:rPr>
+        <w:t>Levantamiento detallado del flujo procedimental de solicitudes de instalación e incidencias mediante la revisión de registros históricos y la documentación interna disponible en el departamento.</w:t>
+      </w:r>
+    </w:p>
+    <w:p>
+      <w:pPr>
         <w:spacing w:before="480" w:after="480" w:line="360" w:lineRule="auto"/>
         <w:jc w:val="left"/>
       </w:pPr>
@@ -6291,37 +6739,65 @@
           <w:b/>
           <w:sz w:val="24"/>
         </w:rPr>
-        <w:t>Gestión de Solicitudes de Servicio</w:t>
+        <w:t>Semana 3</w:t>
       </w:r>
     </w:p>
     <w:p>
       <w:pPr>
-        <w:spacing w:line="360" w:lineRule="auto" w:after="0" w:before="0"/>
+        <w:spacing w:line="360" w:lineRule="auto"/>
         <w:ind w:firstLine="709"/>
         <w:jc w:val="both"/>
       </w:pPr>
       <w:r>
         <w:rPr>
           <w:rFonts w:ascii="Times New Roman" w:hAnsi="Times New Roman"/>
-          <w:i w:val="0"/>
-          <w:sz w:val="24"/>
-        </w:rPr>
-        <w:t>La gestión de solicitudes de servicio comprende el conjunto de procedimientos administrativos orientados a recepcionar, registrar, procesar y dar seguimiento a los requerimientos presentados por los clientes o suscriptores de una organización. Zeithaml, Parasuraman y Berry (1993) establecen que la calidad del servicio percibida por el cliente está directamente vinculada a la capacidad de la organización para gestionar sus solicitudes de forma ágil, transparente y con comunicación fluida en cada etapa del proceso.</w:t>
+          <w:sz w:val="24"/>
+        </w:rPr>
+        <w:t xml:space="preserve">1. </w:t>
+      </w:r>
+      <w:r>
+        <w:rPr>
+          <w:rFonts w:ascii="Times New Roman" w:hAnsi="Times New Roman"/>
+          <w:b/>
+          <w:sz w:val="24"/>
+        </w:rPr>
+        <w:t xml:space="preserve">Actividad operativa: </w:t>
+      </w:r>
+      <w:r>
+        <w:rPr>
+          <w:rFonts w:ascii="Times New Roman" w:hAnsi="Times New Roman"/>
+          <w:sz w:val="24"/>
+        </w:rPr>
+        <w:t>Colaboración en el seguimiento de solicitudes de servicio activas, actualización del estatus de los casos en el sistema de registro del departamento y apoyo en la coordinación con el área técnica.</w:t>
       </w:r>
     </w:p>
     <w:p>
       <w:pPr>
-        <w:spacing w:line="360" w:lineRule="auto" w:after="0" w:before="0"/>
+        <w:spacing w:line="360" w:lineRule="auto"/>
         <w:ind w:firstLine="709"/>
         <w:jc w:val="both"/>
       </w:pPr>
       <w:r>
         <w:rPr>
           <w:rFonts w:ascii="Times New Roman" w:hAnsi="Times New Roman"/>
-          <w:i w:val="0"/>
-          <w:sz w:val="24"/>
-        </w:rPr>
-        <w:t>En empresas de telecomunicaciones como IDETEL, la gestión de solicitudes abarca dos categorías principales: las solicitudes de afiliación de nuevos suscriptores, que implican la coordinación entre las áreas comercial, técnica y administrativa; y las incidencias reportadas por suscriptores activos, que requieren diagnóstico, despacho de cuadrillas y cierre verificado del caso. La ausencia de un sistema unificado de seguimiento para ambas categorías genera retrasos y reprocesos que impactan directamente en la satisfacción del cliente.</w:t>
+          <w:sz w:val="24"/>
+        </w:rPr>
+        <w:t xml:space="preserve">2. </w:t>
+      </w:r>
+      <w:r>
+        <w:rPr>
+          <w:rFonts w:ascii="Times New Roman" w:hAnsi="Times New Roman"/>
+          <w:b/>
+          <w:sz w:val="24"/>
+        </w:rPr>
+        <w:t xml:space="preserve">Actividad de investigación: </w:t>
+      </w:r>
+      <w:r>
+        <w:rPr>
+          <w:rFonts w:ascii="Times New Roman" w:hAnsi="Times New Roman"/>
+          <w:sz w:val="24"/>
+        </w:rPr>
+        <w:t>Diseño y aplicación de guía de observación directa sobre el proceso de gestión de solicitudes, registrando los tiempos de respuesta por etapa y los puntos de interrupción del flujo.</w:t>
       </w:r>
     </w:p>
     <w:p>
@@ -6335,37 +6811,65 @@
           <w:b/>
           <w:sz w:val="24"/>
         </w:rPr>
-        <w:t>Procesos Administrativos y Estandarización de Procedimientos</w:t>
+        <w:t>Semana 4</w:t>
       </w:r>
     </w:p>
     <w:p>
       <w:pPr>
-        <w:spacing w:line="360" w:lineRule="auto" w:after="0" w:before="0"/>
+        <w:spacing w:line="360" w:lineRule="auto"/>
         <w:ind w:firstLine="709"/>
         <w:jc w:val="both"/>
       </w:pPr>
       <w:r>
         <w:rPr>
           <w:rFonts w:ascii="Times New Roman" w:hAnsi="Times New Roman"/>
-          <w:i w:val="0"/>
-          <w:sz w:val="24"/>
-        </w:rPr>
-        <w:t>El proceso administrativo constituye el marco conceptual que rige el funcionamiento de las organizaciones modernas. Chiavenato (2006) lo describe como el conjunto secuencial e interrelacionado de funciones de planificación, organización, dirección y control, orientadas al logro eficiente de los objetivos organizacionales. La estandarización de los procedimientos dentro de este marco garantiza que las actividades se ejecuten de manera uniforme, reduciendo la variabilidad y los errores derivados de la discrecionalidad individual.</w:t>
+          <w:sz w:val="24"/>
+        </w:rPr>
+        <w:t xml:space="preserve">1. </w:t>
+      </w:r>
+      <w:r>
+        <w:rPr>
+          <w:rFonts w:ascii="Times New Roman" w:hAnsi="Times New Roman"/>
+          <w:b/>
+          <w:sz w:val="24"/>
+        </w:rPr>
+        <w:t xml:space="preserve">Actividad operativa: </w:t>
+      </w:r>
+      <w:r>
+        <w:rPr>
+          <w:rFonts w:ascii="Times New Roman" w:hAnsi="Times New Roman"/>
+          <w:sz w:val="24"/>
+        </w:rPr>
+        <w:t>Apoyo en la atención al suscriptor vía telefónica y presencial, registro de incidencias reportadas y coordinación con el NOC para el despacho de cuadrillas técnicas de campo.</w:t>
       </w:r>
     </w:p>
     <w:p>
       <w:pPr>
-        <w:spacing w:line="360" w:lineRule="auto" w:after="0" w:before="0"/>
+        <w:spacing w:line="360" w:lineRule="auto"/>
         <w:ind w:firstLine="709"/>
         <w:jc w:val="both"/>
       </w:pPr>
       <w:r>
         <w:rPr>
           <w:rFonts w:ascii="Times New Roman" w:hAnsi="Times New Roman"/>
-          <w:i w:val="0"/>
-          <w:sz w:val="24"/>
-        </w:rPr>
-        <w:t>La formalización de los procedimientos mediante manuales, flujogramas y formatos estandarizados constituye una herramienta esencial para el control administrativo. Según Harrington (1993), un proceso estandarizado es medible, controlable y mejorable, condiciones que permiten a la organización identificar con precisión los puntos de falla y aplicar acciones correctivas focalizadas. En el caso de IDETEL, la ausencia de procedimientos escritos para la gestión de solicitudes es una de las causas raíz de las deficiencias identificadas.</w:t>
+          <w:sz w:val="24"/>
+        </w:rPr>
+        <w:t xml:space="preserve">2. </w:t>
+      </w:r>
+      <w:r>
+        <w:rPr>
+          <w:rFonts w:ascii="Times New Roman" w:hAnsi="Times New Roman"/>
+          <w:b/>
+          <w:sz w:val="24"/>
+        </w:rPr>
+        <w:t xml:space="preserve">Actividad de investigación: </w:t>
+      </w:r>
+      <w:r>
+        <w:rPr>
+          <w:rFonts w:ascii="Times New Roman" w:hAnsi="Times New Roman"/>
+          <w:sz w:val="24"/>
+        </w:rPr>
+        <w:t>Aplicación de entrevistas no estructuradas al personal administrativo, comercial y técnico para identificar las deficiencias percibidas en el sistema de control de solicitudes de servicio.</w:t>
       </w:r>
     </w:p>
     <w:p>
@@ -6379,37 +6883,65 @@
           <w:b/>
           <w:sz w:val="24"/>
         </w:rPr>
-        <w:t>Calidad del Servicio en Empresas de Telecomunicaciones</w:t>
+        <w:t>Semana 5</w:t>
       </w:r>
     </w:p>
     <w:p>
       <w:pPr>
-        <w:spacing w:line="360" w:lineRule="auto" w:after="0" w:before="0"/>
+        <w:spacing w:line="360" w:lineRule="auto"/>
         <w:ind w:firstLine="709"/>
         <w:jc w:val="both"/>
       </w:pPr>
       <w:r>
         <w:rPr>
           <w:rFonts w:ascii="Times New Roman" w:hAnsi="Times New Roman"/>
-          <w:i w:val="0"/>
-          <w:sz w:val="24"/>
-        </w:rPr>
-        <w:t>La calidad del servicio se define como el grado en que las características del servicio prestado satisfacen o superan las expectativas del cliente. Parasuraman, Zeithaml y Berry (1988) desarrollaron el modelo SERVQUAL, que identifica cinco dimensiones de la calidad del servicio: fiabilidad, capacidad de respuesta, seguridad, empatía y elementos tangibles. En el sector de telecomunicaciones, la fiabilidad y la capacidad de respuesta son las dimensiones con mayor peso en la percepción del cliente.</w:t>
+          <w:sz w:val="24"/>
+        </w:rPr>
+        <w:t xml:space="preserve">1. </w:t>
+      </w:r>
+      <w:r>
+        <w:rPr>
+          <w:rFonts w:ascii="Times New Roman" w:hAnsi="Times New Roman"/>
+          <w:b/>
+          <w:sz w:val="24"/>
+        </w:rPr>
+        <w:t xml:space="preserve">Actividad operativa: </w:t>
+      </w:r>
+      <w:r>
+        <w:rPr>
+          <w:rFonts w:ascii="Times New Roman" w:hAnsi="Times New Roman"/>
+          <w:sz w:val="24"/>
+        </w:rPr>
+        <w:t>Colaboración en la actualización del registro de suscriptores activos, verificación del cierre de casos pendientes y apoyo en la elaboración de reportes de incidencias del período.</w:t>
       </w:r>
     </w:p>
     <w:p>
       <w:pPr>
-        <w:spacing w:line="360" w:lineRule="auto" w:after="0" w:before="0"/>
+        <w:spacing w:line="360" w:lineRule="auto"/>
         <w:ind w:firstLine="709"/>
         <w:jc w:val="both"/>
       </w:pPr>
       <w:r>
         <w:rPr>
           <w:rFonts w:ascii="Times New Roman" w:hAnsi="Times New Roman"/>
-          <w:i w:val="0"/>
-          <w:sz w:val="24"/>
-        </w:rPr>
-        <w:t>Las deficiencias en el control administrativo del proceso de solicitudes de servicio impactan directamente sobre la fiabilidad y la capacidad de respuesta de IDETEL. Cuando una solicitud no es gestionada dentro de los tiempos establecidos o su estatus no puede ser verificado en tiempo real, el cliente percibe una falla en la calidad del servicio que deteriora su confianza en la organización y puede derivar en la cancelación del contrato o en la difusión de experiencias negativas.</w:t>
+          <w:sz w:val="24"/>
+        </w:rPr>
+        <w:t xml:space="preserve">2. </w:t>
+      </w:r>
+      <w:r>
+        <w:rPr>
+          <w:rFonts w:ascii="Times New Roman" w:hAnsi="Times New Roman"/>
+          <w:b/>
+          <w:sz w:val="24"/>
+        </w:rPr>
+        <w:t xml:space="preserve">Actividad de investigación: </w:t>
+      </w:r>
+      <w:r>
+        <w:rPr>
+          <w:rFonts w:ascii="Times New Roman" w:hAnsi="Times New Roman"/>
+          <w:sz w:val="24"/>
+        </w:rPr>
+        <w:t>Diagnóstico situacional de las deficiencias del control administrativo, elaboración de la matriz de fallas identificadas y análisis de los tiempos promedio de atención por tipo de solicitud.</w:t>
       </w:r>
     </w:p>
     <w:p>
@@ -6423,37 +6955,65 @@
           <w:b/>
           <w:sz w:val="24"/>
         </w:rPr>
-        <w:t>Sistemas de Información para el Control Administrativo</w:t>
+        <w:t>Semana 6</w:t>
       </w:r>
     </w:p>
     <w:p>
       <w:pPr>
-        <w:spacing w:line="360" w:lineRule="auto" w:after="0" w:before="0"/>
+        <w:spacing w:line="360" w:lineRule="auto"/>
         <w:ind w:firstLine="709"/>
         <w:jc w:val="both"/>
       </w:pPr>
       <w:r>
         <w:rPr>
           <w:rFonts w:ascii="Times New Roman" w:hAnsi="Times New Roman"/>
-          <w:i w:val="0"/>
-          <w:sz w:val="24"/>
-        </w:rPr>
-        <w:t>Un sistema de información constituye un conjunto organizado de recursos tecnológicos y procedimentales orientados a la captura, almacenamiento, procesamiento y distribución de datos con el propósito de apoyar la toma de decisiones. Laudon y Laudon (2016) distinguen los sistemas de procesamiento de transacciones como la categoría que registra y gestiona las operaciones rutinarias de la organización, siendo esta la tipología más pertinente para el control de solicitudes de servicio en una empresa de telecomunicaciones.</w:t>
+          <w:sz w:val="24"/>
+        </w:rPr>
+        <w:t xml:space="preserve">1. </w:t>
+      </w:r>
+      <w:r>
+        <w:rPr>
+          <w:rFonts w:ascii="Times New Roman" w:hAnsi="Times New Roman"/>
+          <w:b/>
+          <w:sz w:val="24"/>
+        </w:rPr>
+        <w:t xml:space="preserve">Actividad operativa: </w:t>
+      </w:r>
+      <w:r>
+        <w:rPr>
+          <w:rFonts w:ascii="Times New Roman" w:hAnsi="Times New Roman"/>
+          <w:sz w:val="24"/>
+        </w:rPr>
+        <w:t>Apoyo en la tramitación de contratos de nuevos suscriptores, verificación de la documentación requerida y actualización del registro de afiliaciones del período en el sistema del departamento.</w:t>
       </w:r>
     </w:p>
     <w:p>
       <w:pPr>
-        <w:spacing w:line="360" w:lineRule="auto" w:after="0" w:before="0"/>
+        <w:spacing w:line="360" w:lineRule="auto"/>
         <w:ind w:firstLine="709"/>
         <w:jc w:val="both"/>
       </w:pPr>
       <w:r>
         <w:rPr>
           <w:rFonts w:ascii="Times New Roman" w:hAnsi="Times New Roman"/>
-          <w:i w:val="0"/>
-          <w:sz w:val="24"/>
-        </w:rPr>
-        <w:t>La implementación de un sistema de tickets o plataforma de seguimiento de solicitudes en IDETEL permitiría centralizar el registro de cada caso, asignar responsables, definir tiempos de atención y generar alertas ante incumplimientos. Esta herramienta transformaría el control administrativo de reactivo a proactivo, dotando a la supervisión de información en tiempo real para la toma de decisiones y la evaluación continua del desempeño del proceso.</w:t>
+          <w:sz w:val="24"/>
+        </w:rPr>
+        <w:t xml:space="preserve">2. </w:t>
+      </w:r>
+      <w:r>
+        <w:rPr>
+          <w:rFonts w:ascii="Times New Roman" w:hAnsi="Times New Roman"/>
+          <w:b/>
+          <w:sz w:val="24"/>
+        </w:rPr>
+        <w:t xml:space="preserve">Actividad de investigación: </w:t>
+      </w:r>
+      <w:r>
+        <w:rPr>
+          <w:rFonts w:ascii="Times New Roman" w:hAnsi="Times New Roman"/>
+          <w:sz w:val="24"/>
+        </w:rPr>
+        <w:t>Análisis del impacto de las deficiencias detectadas sobre la calidad del servicio percibida por los suscriptores, mediante correlación entre tiempos de atención y quejas registradas.</w:t>
       </w:r>
     </w:p>
     <w:p>
@@ -6467,37 +7027,281 @@
           <w:b/>
           <w:sz w:val="24"/>
         </w:rPr>
-        <w:t>Proyecto Factible como Modalidad de Investigación</w:t>
+        <w:t>Semana 7</w:t>
       </w:r>
     </w:p>
     <w:p>
       <w:pPr>
-        <w:spacing w:line="360" w:lineRule="auto" w:after="0" w:before="0"/>
+        <w:spacing w:line="360" w:lineRule="auto"/>
         <w:ind w:firstLine="709"/>
         <w:jc w:val="both"/>
       </w:pPr>
       <w:r>
         <w:rPr>
           <w:rFonts w:ascii="Times New Roman" w:hAnsi="Times New Roman"/>
-          <w:i w:val="0"/>
-          <w:sz w:val="24"/>
-        </w:rPr>
-        <w:t>La Universidad Pedagógica Experimental Libertador (UPEL, 2016) define el proyecto factible como la investigación, elaboración y desarrollo de una propuesta de un modelo operativo viable para solucionar problemas, requerimientos o necesidades de organizaciones o grupos sociales. Esta modalidad exige un diagnóstico de campo que evidencie la situación deficitaria y la comprobación de la viabilidad técnica y operativa de la solución planteada.</w:t>
+          <w:sz w:val="24"/>
+        </w:rPr>
+        <w:t xml:space="preserve">1. </w:t>
+      </w:r>
+      <w:r>
+        <w:rPr>
+          <w:rFonts w:ascii="Times New Roman" w:hAnsi="Times New Roman"/>
+          <w:b/>
+          <w:sz w:val="24"/>
+        </w:rPr>
+        <w:t xml:space="preserve">Actividad operativa: </w:t>
+      </w:r>
+      <w:r>
+        <w:rPr>
+          <w:rFonts w:ascii="Times New Roman" w:hAnsi="Times New Roman"/>
+          <w:sz w:val="24"/>
+        </w:rPr>
+        <w:t>Colaboración en la revisión y archivo de expedientes administrativos del ciclo, apoyo en la conciliación de pagos de suscriptores y actualización de la base de datos de clientes.</w:t>
       </w:r>
     </w:p>
     <w:p>
       <w:pPr>
-        <w:spacing w:line="360" w:lineRule="auto" w:after="0" w:before="0"/>
+        <w:spacing w:line="360" w:lineRule="auto"/>
         <w:ind w:firstLine="709"/>
         <w:jc w:val="both"/>
       </w:pPr>
       <w:r>
         <w:rPr>
           <w:rFonts w:ascii="Times New Roman" w:hAnsi="Times New Roman"/>
-          <w:i w:val="0"/>
-          <w:sz w:val="24"/>
-        </w:rPr>
-        <w:t>Arias (2012) señala que el proyecto factible avanza hasta proponer y en muchos casos desarrollar la solución, demostrando su aplicabilidad en el contexto real. El presente trabajo se enmarca en esta modalidad al partir de la evaluación del control administrativo de IDETEL para proponer mejoras procedimentales cuya implementación es viable dentro de la estructura organizativa y los recursos disponibles de la empresa.</w:t>
+          <w:sz w:val="24"/>
+        </w:rPr>
+        <w:t xml:space="preserve">2. </w:t>
+      </w:r>
+      <w:r>
+        <w:rPr>
+          <w:rFonts w:ascii="Times New Roman" w:hAnsi="Times New Roman"/>
+          <w:b/>
+          <w:sz w:val="24"/>
+        </w:rPr>
+        <w:t xml:space="preserve">Actividad de investigación: </w:t>
+      </w:r>
+      <w:r>
+        <w:rPr>
+          <w:rFonts w:ascii="Times New Roman" w:hAnsi="Times New Roman"/>
+          <w:sz w:val="24"/>
+        </w:rPr>
+        <w:t>Diseño del nuevo flujo de trabajo estandarizado para la gestión de solicitudes, con definición de etapas, responsables, tiempos máximos de respuesta y puntos de control por fase.</w:t>
+      </w:r>
+    </w:p>
+    <w:p>
+      <w:pPr>
+        <w:spacing w:before="480" w:after="480" w:line="360" w:lineRule="auto"/>
+        <w:jc w:val="left"/>
+      </w:pPr>
+      <w:r>
+        <w:rPr>
+          <w:rFonts w:ascii="Times New Roman" w:hAnsi="Times New Roman"/>
+          <w:b/>
+          <w:sz w:val="24"/>
+        </w:rPr>
+        <w:t>Semana 8</w:t>
+      </w:r>
+    </w:p>
+    <w:p>
+      <w:pPr>
+        <w:spacing w:line="360" w:lineRule="auto"/>
+        <w:ind w:firstLine="709"/>
+        <w:jc w:val="both"/>
+      </w:pPr>
+      <w:r>
+        <w:rPr>
+          <w:rFonts w:ascii="Times New Roman" w:hAnsi="Times New Roman"/>
+          <w:sz w:val="24"/>
+        </w:rPr>
+        <w:t xml:space="preserve">1. </w:t>
+      </w:r>
+      <w:r>
+        <w:rPr>
+          <w:rFonts w:ascii="Times New Roman" w:hAnsi="Times New Roman"/>
+          <w:b/>
+          <w:sz w:val="24"/>
+        </w:rPr>
+        <w:t xml:space="preserve">Actividad operativa: </w:t>
+      </w:r>
+      <w:r>
+        <w:rPr>
+          <w:rFonts w:ascii="Times New Roman" w:hAnsi="Times New Roman"/>
+          <w:sz w:val="24"/>
+        </w:rPr>
+        <w:t>Apoyo en la generación de reportes de incidencias y solicitudes del período para la supervisión administrativa, y colaboración en la atención de requerimientos de suscriptores activos.</w:t>
+      </w:r>
+    </w:p>
+    <w:p>
+      <w:pPr>
+        <w:spacing w:line="360" w:lineRule="auto"/>
+        <w:ind w:firstLine="709"/>
+        <w:jc w:val="both"/>
+      </w:pPr>
+      <w:r>
+        <w:rPr>
+          <w:rFonts w:ascii="Times New Roman" w:hAnsi="Times New Roman"/>
+          <w:sz w:val="24"/>
+        </w:rPr>
+        <w:t xml:space="preserve">2. </w:t>
+      </w:r>
+      <w:r>
+        <w:rPr>
+          <w:rFonts w:ascii="Times New Roman" w:hAnsi="Times New Roman"/>
+          <w:b/>
+          <w:sz w:val="24"/>
+        </w:rPr>
+        <w:t xml:space="preserve">Actividad de investigación: </w:t>
+      </w:r>
+      <w:r>
+        <w:rPr>
+          <w:rFonts w:ascii="Times New Roman" w:hAnsi="Times New Roman"/>
+          <w:sz w:val="24"/>
+        </w:rPr>
+        <w:t>Diseño de los formatos estandarizados de registro de solicitudes de afiliación y de incidencias, y elaboración del procedimiento escrito para la gestión unificada de casos en el departamento.</w:t>
+      </w:r>
+    </w:p>
+    <w:p>
+      <w:pPr>
+        <w:spacing w:before="480" w:after="480" w:line="360" w:lineRule="auto"/>
+        <w:jc w:val="left"/>
+      </w:pPr>
+      <w:r>
+        <w:rPr>
+          <w:rFonts w:ascii="Times New Roman" w:hAnsi="Times New Roman"/>
+          <w:b/>
+          <w:sz w:val="24"/>
+        </w:rPr>
+        <w:t>Semana 9</w:t>
+      </w:r>
+    </w:p>
+    <w:p>
+      <w:pPr>
+        <w:spacing w:line="360" w:lineRule="auto"/>
+        <w:ind w:firstLine="709"/>
+        <w:jc w:val="both"/>
+      </w:pPr>
+      <w:r>
+        <w:rPr>
+          <w:rFonts w:ascii="Times New Roman" w:hAnsi="Times New Roman"/>
+          <w:sz w:val="24"/>
+        </w:rPr>
+        <w:t xml:space="preserve">1. </w:t>
+      </w:r>
+      <w:r>
+        <w:rPr>
+          <w:rFonts w:ascii="Times New Roman" w:hAnsi="Times New Roman"/>
+          <w:b/>
+          <w:sz w:val="24"/>
+        </w:rPr>
+        <w:t xml:space="preserve">Actividad operativa: </w:t>
+      </w:r>
+      <w:r>
+        <w:rPr>
+          <w:rFonts w:ascii="Times New Roman" w:hAnsi="Times New Roman"/>
+          <w:sz w:val="24"/>
+        </w:rPr>
+        <w:t>Participación en las actividades regulares del departamento y apoyo en el cierre administrativo del ciclo de atención al suscriptor correspondiente al período de pasantías.</w:t>
+      </w:r>
+    </w:p>
+    <w:p>
+      <w:pPr>
+        <w:spacing w:line="360" w:lineRule="auto"/>
+        <w:ind w:firstLine="709"/>
+        <w:jc w:val="both"/>
+      </w:pPr>
+      <w:r>
+        <w:rPr>
+          <w:rFonts w:ascii="Times New Roman" w:hAnsi="Times New Roman"/>
+          <w:sz w:val="24"/>
+        </w:rPr>
+        <w:t xml:space="preserve">2. </w:t>
+      </w:r>
+      <w:r>
+        <w:rPr>
+          <w:rFonts w:ascii="Times New Roman" w:hAnsi="Times New Roman"/>
+          <w:b/>
+          <w:sz w:val="24"/>
+        </w:rPr>
+        <w:t xml:space="preserve">Actividad de investigación: </w:t>
+      </w:r>
+      <w:r>
+        <w:rPr>
+          <w:rFonts w:ascii="Times New Roman" w:hAnsi="Times New Roman"/>
+          <w:sz w:val="24"/>
+        </w:rPr>
+        <w:t>Redacción y validación de la propuesta de mejora al control administrativo de solicitudes de servicio, incorporando las observaciones del tutor industrial y ajustando los procedimientos al contexto operativo de IDETEL.</w:t>
+      </w:r>
+    </w:p>
+    <w:p>
+      <w:pPr>
+        <w:spacing w:before="480" w:after="480" w:line="360" w:lineRule="auto"/>
+        <w:jc w:val="left"/>
+      </w:pPr>
+      <w:r>
+        <w:rPr>
+          <w:rFonts w:ascii="Times New Roman" w:hAnsi="Times New Roman"/>
+          <w:b/>
+          <w:sz w:val="24"/>
+        </w:rPr>
+        <w:t>Semana 10</w:t>
+      </w:r>
+    </w:p>
+    <w:p>
+      <w:pPr>
+        <w:spacing w:line="360" w:lineRule="auto"/>
+        <w:ind w:firstLine="709"/>
+        <w:jc w:val="both"/>
+      </w:pPr>
+      <w:r>
+        <w:rPr>
+          <w:rFonts w:ascii="Times New Roman" w:hAnsi="Times New Roman"/>
+          <w:sz w:val="24"/>
+        </w:rPr>
+        <w:t xml:space="preserve">1. </w:t>
+      </w:r>
+      <w:r>
+        <w:rPr>
+          <w:rFonts w:ascii="Times New Roman" w:hAnsi="Times New Roman"/>
+          <w:b/>
+          <w:sz w:val="24"/>
+        </w:rPr>
+        <w:t xml:space="preserve">Actividad operativa: </w:t>
+      </w:r>
+      <w:r>
+        <w:rPr>
+          <w:rFonts w:ascii="Times New Roman" w:hAnsi="Times New Roman"/>
+          <w:sz w:val="24"/>
+        </w:rPr>
+        <w:t>Presentación formal de la propuesta de mejora ante la supervisión del Departamento de Administración y firma de la carta de aprobación del tutor industrial.</w:t>
+      </w:r>
+    </w:p>
+    <w:p>
+      <w:pPr>
+        <w:spacing w:line="360" w:lineRule="auto"/>
+        <w:ind w:firstLine="709"/>
+        <w:jc w:val="both"/>
+      </w:pPr>
+      <w:r>
+        <w:rPr>
+          <w:rFonts w:ascii="Times New Roman" w:hAnsi="Times New Roman"/>
+          <w:sz w:val="24"/>
+        </w:rPr>
+        <w:t xml:space="preserve">2. </w:t>
+      </w:r>
+      <w:r>
+        <w:rPr>
+          <w:rFonts w:ascii="Times New Roman" w:hAnsi="Times New Roman"/>
+          <w:b/>
+          <w:sz w:val="24"/>
+        </w:rPr>
+        <w:t xml:space="preserve">Actividad de investigación: </w:t>
+      </w:r>
+      <w:r>
+        <w:rPr>
+          <w:rFonts w:ascii="Times New Roman" w:hAnsi="Times New Roman"/>
+          <w:sz w:val="24"/>
+        </w:rPr>
+        <w:t>Consolidación y revisión final del informe académico de pasantías, incorporación de los anexos definitivos y preparación del documento para la entrega institucional al IUTECP.</w:t>
       </w:r>
     </w:p>
     <w:p>
@@ -6524,11 +7328,11 @@
           <w:b/>
           <w:sz w:val="24"/>
         </w:rPr>
-        <w:t>CAPÍTULO IV</w:t>
+        <w:t>CAPÍTULO V</w:t>
       </w:r>
     </w:p>
     <w:p>
-      <w:bookmarkStart w:id="bm_cap4" w:name="bm_cap4"/>
+      <w:bookmarkStart w:id="bm_cap5" w:name="bm_cap5"/>
       <w:pPr>
         <w:spacing w:before="480"/>
         <w:jc w:val="center"/>
@@ -6539,9 +7343,9 @@
           <w:b/>
           <w:sz w:val="24"/>
         </w:rPr>
-        <w:t>ACTIVIDADES REALIZADAS</w:t>
-      </w:r>
-      <w:bookmarkEnd w:id="bm_cap4"/>
+        <w:t>CONCLUSIONES Y RECOMENDACIONES</w:t>
+      </w:r>
+      <w:bookmarkEnd w:id="bm_cap5"/>
     </w:p>
     <w:p>
       <w:pPr>
@@ -6556,7 +7360,7 @@
       </w:pPr>
     </w:p>
     <w:p>
-      <w:bookmarkStart w:id="bm_cap4_desc" w:name="bm_cap4_desc"/>
+      <w:bookmarkStart w:id="bm_cap5_concl" w:name="bm_cap5_concl"/>
       <w:pPr>
         <w:spacing w:before="480" w:after="480" w:line="360" w:lineRule="auto"/>
         <w:jc w:val="left"/>
@@ -6567,38 +7371,9 @@
           <w:b/>
           <w:sz w:val="24"/>
         </w:rPr>
-        <w:t>Descripción de Actividades Ejecutadas por Semana</w:t>
-      </w:r>
-      <w:bookmarkEnd w:id="bm_cap4_desc"/>
-    </w:p>
-    <w:p>
-      <w:pPr>
-        <w:spacing w:line="360" w:lineRule="auto" w:after="0" w:before="0"/>
-        <w:ind w:firstLine="709"/>
-        <w:jc w:val="both"/>
-      </w:pPr>
-      <w:r>
-        <w:rPr>
-          <w:rFonts w:ascii="Times New Roman" w:hAnsi="Times New Roman"/>
-          <w:i w:val="0"/>
-          <w:sz w:val="24"/>
-        </w:rPr>
-        <w:t>Durante las diez (10) semanas de pasantías, se llevaron a cabo actividades de evaluación y análisis en el Departamento de Administración de Ingeniería de Telecomunicaciones, C.A.:</w:t>
-      </w:r>
-    </w:p>
-    <w:p>
-      <w:pPr>
-        <w:spacing w:before="480" w:after="480" w:line="360" w:lineRule="auto"/>
-        <w:jc w:val="left"/>
-      </w:pPr>
-      <w:r>
-        <w:rPr>
-          <w:rFonts w:ascii="Times New Roman" w:hAnsi="Times New Roman"/>
-          <w:b/>
-          <w:sz w:val="24"/>
-        </w:rPr>
-        <w:t>Semana 1</w:t>
-      </w:r>
+        <w:t>Conclusiones</w:t>
+      </w:r>
+      <w:bookmarkEnd w:id="bm_cap5_concl"/>
     </w:p>
     <w:p>
       <w:pPr>
@@ -6616,17 +7391,9 @@
       <w:r>
         <w:rPr>
           <w:rFonts w:ascii="Times New Roman" w:hAnsi="Times New Roman"/>
-          <w:b/>
-          <w:sz w:val="24"/>
-        </w:rPr>
-        <w:t xml:space="preserve">Actividad operativa: </w:t>
-      </w:r>
-      <w:r>
-        <w:rPr>
-          <w:rFonts w:ascii="Times New Roman" w:hAnsi="Times New Roman"/>
-          <w:sz w:val="24"/>
-        </w:rPr>
-        <w:t>Inducción institucional, recorrido por las instalaciones, presentación ante el equipo del Departamento de Administración y familiarización con los sistemas de registro y los procedimientos generales de la empresa.</w:t>
+          <w:sz w:val="24"/>
+        </w:rPr>
+        <w:t>Se describió el proceso administrativo actual de gestión de solicitudes de IDETEL, identificando un flujo de cuatro etapas (recepción, asignación, ejecución y cierre) que opera sin procedimientos escritos formales, dependiendo de canales informales de comunicación entre las áreas comercial, administrativa y técnica.</w:t>
       </w:r>
     </w:p>
     <w:p>
@@ -6645,31 +7412,9 @@
       <w:r>
         <w:rPr>
           <w:rFonts w:ascii="Times New Roman" w:hAnsi="Times New Roman"/>
-          <w:b/>
-          <w:sz w:val="24"/>
-        </w:rPr>
-        <w:t xml:space="preserve">Actividad de investigación: </w:t>
-      </w:r>
-      <w:r>
-        <w:rPr>
-          <w:rFonts w:ascii="Times New Roman" w:hAnsi="Times New Roman"/>
-          <w:sz w:val="24"/>
-        </w:rPr>
-        <w:t>Observación directa del flujo de recepción y procesamiento de solicitudes de servicio, identificación preliminar de los actores involucrados en el proceso y formulación inicial de la situación problemática.</w:t>
-      </w:r>
-    </w:p>
-    <w:p>
-      <w:pPr>
-        <w:spacing w:before="480" w:after="480" w:line="360" w:lineRule="auto"/>
-        <w:jc w:val="left"/>
-      </w:pPr>
-      <w:r>
-        <w:rPr>
-          <w:rFonts w:ascii="Times New Roman" w:hAnsi="Times New Roman"/>
-          <w:b/>
-          <w:sz w:val="24"/>
-        </w:rPr>
-        <w:t>Semana 2</w:t>
+          <w:sz w:val="24"/>
+        </w:rPr>
+        <w:t>Se identificaron como principales deficiencias del control administrativo la ausencia de un sistema unificado de seguimiento de casos, la falta de formatos estandarizados de registro, la inexistencia de tiempos de respuesta definidos por etapa y la carencia de indicadores de gestión que permitan evaluar el desempeño del proceso.</w:t>
       </w:r>
     </w:p>
     <w:p>
@@ -6683,22 +7428,14 @@
           <w:rFonts w:ascii="Times New Roman" w:hAnsi="Times New Roman"/>
           <w:sz w:val="24"/>
         </w:rPr>
-        <w:t xml:space="preserve">1. </w:t>
-      </w:r>
-      <w:r>
-        <w:rPr>
-          <w:rFonts w:ascii="Times New Roman" w:hAnsi="Times New Roman"/>
-          <w:b/>
-          <w:sz w:val="24"/>
-        </w:rPr>
-        <w:t xml:space="preserve">Actividad operativa: </w:t>
-      </w:r>
-      <w:r>
-        <w:rPr>
-          <w:rFonts w:ascii="Times New Roman" w:hAnsi="Times New Roman"/>
-          <w:sz w:val="24"/>
-        </w:rPr>
-        <w:t>Apoyo en la recepción y registro de solicitudes de afiliación de nuevos suscriptores, verificación de documentación requerida y actualización del sistema de control de casos activos.</w:t>
+        <w:t xml:space="preserve">3. </w:t>
+      </w:r>
+      <w:r>
+        <w:rPr>
+          <w:rFonts w:ascii="Times New Roman" w:hAnsi="Times New Roman"/>
+          <w:sz w:val="24"/>
+        </w:rPr>
+        <w:t>Se determinó que las debilidades detectadas en el control administrativo generan impactos directos sobre la calidad del servicio percibida por los suscriptores, manifestados en tiempos de atención prolongados, falta de trazabilidad en el estatus de los casos y dificultades en la coordinación interdepartamental que derivan en reprocesos y quejas reiteradas.</w:t>
       </w:r>
     </w:p>
     <w:p>
@@ -6712,25 +7449,18 @@
           <w:rFonts w:ascii="Times New Roman" w:hAnsi="Times New Roman"/>
           <w:sz w:val="24"/>
         </w:rPr>
-        <w:t xml:space="preserve">2. </w:t>
-      </w:r>
-      <w:r>
-        <w:rPr>
-          <w:rFonts w:ascii="Times New Roman" w:hAnsi="Times New Roman"/>
-          <w:b/>
-          <w:sz w:val="24"/>
-        </w:rPr>
-        <w:t xml:space="preserve">Actividad de investigación: </w:t>
-      </w:r>
-      <w:r>
-        <w:rPr>
-          <w:rFonts w:ascii="Times New Roman" w:hAnsi="Times New Roman"/>
-          <w:sz w:val="24"/>
-        </w:rPr>
-        <w:t>Levantamiento detallado del flujo procedimental de solicitudes de instalación e incidencias mediante la revisión de registros históricos y la documentación interna disponible en el departamento.</w:t>
+        <w:t xml:space="preserve">4. </w:t>
+      </w:r>
+      <w:r>
+        <w:rPr>
+          <w:rFonts w:ascii="Times New Roman" w:hAnsi="Times New Roman"/>
+          <w:sz w:val="24"/>
+        </w:rPr>
+        <w:t>Se formuló una propuesta de mejora al control administrativo que contempla un nuevo flujo de trabajo estandarizado con etapas y responsables definidos, formatos unificados de registro de solicitudes e incidencias, y un conjunto de indicadores de gestión para el monitoreo continuo del proceso de atención al suscriptor.</w:t>
       </w:r>
     </w:p>
     <w:p>
+      <w:bookmarkStart w:id="bm_cap5_recom" w:name="bm_cap5_recom"/>
       <w:pPr>
         <w:spacing w:before="480" w:after="480" w:line="360" w:lineRule="auto"/>
         <w:jc w:val="left"/>
@@ -6741,8 +7471,9 @@
           <w:b/>
           <w:sz w:val="24"/>
         </w:rPr>
-        <w:t>Semana 3</w:t>
-      </w:r>
+        <w:t>Recomendaciones</w:t>
+      </w:r>
+      <w:bookmarkEnd w:id="bm_cap5_recom"/>
     </w:p>
     <w:p>
       <w:pPr>
@@ -6760,17 +7491,9 @@
       <w:r>
         <w:rPr>
           <w:rFonts w:ascii="Times New Roman" w:hAnsi="Times New Roman"/>
-          <w:b/>
-          <w:sz w:val="24"/>
-        </w:rPr>
-        <w:t xml:space="preserve">Actividad operativa: </w:t>
-      </w:r>
-      <w:r>
-        <w:rPr>
-          <w:rFonts w:ascii="Times New Roman" w:hAnsi="Times New Roman"/>
-          <w:sz w:val="24"/>
-        </w:rPr>
-        <w:t>Colaboración en el seguimiento de solicitudes de servicio activas, actualización del estatus de los casos en el sistema de registro del departamento y apoyo en la coordinación con el área técnica.</w:t>
+          <w:sz w:val="24"/>
+        </w:rPr>
+        <w:t>Implementar el nuevo flujo de trabajo estandarizado propuesto, comenzando por la formalización del canal de recepción de solicitudes y la adopción de los formatos unificados de registro de afiliaciones e incidencias en todos los departamentos involucrados.</w:t>
       </w:r>
     </w:p>
     <w:p>
@@ -6789,31 +7512,9 @@
       <w:r>
         <w:rPr>
           <w:rFonts w:ascii="Times New Roman" w:hAnsi="Times New Roman"/>
-          <w:b/>
-          <w:sz w:val="24"/>
-        </w:rPr>
-        <w:t xml:space="preserve">Actividad de investigación: </w:t>
-      </w:r>
-      <w:r>
-        <w:rPr>
-          <w:rFonts w:ascii="Times New Roman" w:hAnsi="Times New Roman"/>
-          <w:sz w:val="24"/>
-        </w:rPr>
-        <w:t>Diseño y aplicación de guía de observación directa sobre el proceso de gestión de solicitudes, registrando los tiempos de respuesta por etapa y los puntos de interrupción del flujo.</w:t>
-      </w:r>
-    </w:p>
-    <w:p>
-      <w:pPr>
-        <w:spacing w:before="480" w:after="480" w:line="360" w:lineRule="auto"/>
-        <w:jc w:val="left"/>
-      </w:pPr>
-      <w:r>
-        <w:rPr>
-          <w:rFonts w:ascii="Times New Roman" w:hAnsi="Times New Roman"/>
-          <w:b/>
-          <w:sz w:val="24"/>
-        </w:rPr>
-        <w:t>Semana 4</w:t>
+          <w:sz w:val="24"/>
+        </w:rPr>
+        <w:t>Socializar el manual de procedimientos de gestión de solicitudes con el personal de las áreas administrativa, comercial y técnica, garantizando que cada actor conozca su rol, sus responsabilidades y los tiempos máximos de respuesta establecidos para cada fase del proceso.</w:t>
       </w:r>
     </w:p>
     <w:p>
@@ -6827,22 +7528,14 @@
           <w:rFonts w:ascii="Times New Roman" w:hAnsi="Times New Roman"/>
           <w:sz w:val="24"/>
         </w:rPr>
-        <w:t xml:space="preserve">1. </w:t>
-      </w:r>
-      <w:r>
-        <w:rPr>
-          <w:rFonts w:ascii="Times New Roman" w:hAnsi="Times New Roman"/>
-          <w:b/>
-          <w:sz w:val="24"/>
-        </w:rPr>
-        <w:t xml:space="preserve">Actividad operativa: </w:t>
-      </w:r>
-      <w:r>
-        <w:rPr>
-          <w:rFonts w:ascii="Times New Roman" w:hAnsi="Times New Roman"/>
-          <w:sz w:val="24"/>
-        </w:rPr>
-        <w:t>Apoyo en la atención al suscriptor vía telefónica y presencial, registro de incidencias reportadas y coordinación con el NOC para el despacho de cuadrillas técnicas de campo.</w:t>
+        <w:t xml:space="preserve">3. </w:t>
+      </w:r>
+      <w:r>
+        <w:rPr>
+          <w:rFonts w:ascii="Times New Roman" w:hAnsi="Times New Roman"/>
+          <w:sz w:val="24"/>
+        </w:rPr>
+        <w:t>Establecer indicadores de gestión para el proceso de atención al suscriptor, tales como el tiempo promedio de resolución de incidencias, el porcentaje de solicitudes cerradas dentro del plazo y el índice de reincidencias por caso, con seguimiento mensual por parte de la supervisión.</w:t>
       </w:r>
     </w:p>
     <w:p>
@@ -6856,454 +7549,14 @@
           <w:rFonts w:ascii="Times New Roman" w:hAnsi="Times New Roman"/>
           <w:sz w:val="24"/>
         </w:rPr>
-        <w:t xml:space="preserve">2. </w:t>
-      </w:r>
-      <w:r>
-        <w:rPr>
-          <w:rFonts w:ascii="Times New Roman" w:hAnsi="Times New Roman"/>
-          <w:b/>
-          <w:sz w:val="24"/>
-        </w:rPr>
-        <w:t xml:space="preserve">Actividad de investigación: </w:t>
-      </w:r>
-      <w:r>
-        <w:rPr>
-          <w:rFonts w:ascii="Times New Roman" w:hAnsi="Times New Roman"/>
-          <w:sz w:val="24"/>
-        </w:rPr>
-        <w:t>Aplicación de entrevistas no estructuradas al personal administrativo, comercial y técnico para identificar las deficiencias percibidas en el sistema de control de solicitudes de servicio.</w:t>
-      </w:r>
-    </w:p>
-    <w:p>
-      <w:pPr>
-        <w:spacing w:before="480" w:after="480" w:line="360" w:lineRule="auto"/>
-        <w:jc w:val="left"/>
-      </w:pPr>
-      <w:r>
-        <w:rPr>
-          <w:rFonts w:ascii="Times New Roman" w:hAnsi="Times New Roman"/>
-          <w:b/>
-          <w:sz w:val="24"/>
-        </w:rPr>
-        <w:t>Semana 5</w:t>
-      </w:r>
-    </w:p>
-    <w:p>
-      <w:pPr>
-        <w:spacing w:line="360" w:lineRule="auto"/>
-        <w:ind w:firstLine="709"/>
-        <w:jc w:val="both"/>
-      </w:pPr>
-      <w:r>
-        <w:rPr>
-          <w:rFonts w:ascii="Times New Roman" w:hAnsi="Times New Roman"/>
-          <w:sz w:val="24"/>
-        </w:rPr>
-        <w:t xml:space="preserve">1. </w:t>
-      </w:r>
-      <w:r>
-        <w:rPr>
-          <w:rFonts w:ascii="Times New Roman" w:hAnsi="Times New Roman"/>
-          <w:b/>
-          <w:sz w:val="24"/>
-        </w:rPr>
-        <w:t xml:space="preserve">Actividad operativa: </w:t>
-      </w:r>
-      <w:r>
-        <w:rPr>
-          <w:rFonts w:ascii="Times New Roman" w:hAnsi="Times New Roman"/>
-          <w:sz w:val="24"/>
-        </w:rPr>
-        <w:t>Colaboración en la actualización del registro de suscriptores activos, verificación del cierre de casos pendientes y apoyo en la elaboración de reportes de incidencias del período.</w:t>
-      </w:r>
-    </w:p>
-    <w:p>
-      <w:pPr>
-        <w:spacing w:line="360" w:lineRule="auto"/>
-        <w:ind w:firstLine="709"/>
-        <w:jc w:val="both"/>
-      </w:pPr>
-      <w:r>
-        <w:rPr>
-          <w:rFonts w:ascii="Times New Roman" w:hAnsi="Times New Roman"/>
-          <w:sz w:val="24"/>
-        </w:rPr>
-        <w:t xml:space="preserve">2. </w:t>
-      </w:r>
-      <w:r>
-        <w:rPr>
-          <w:rFonts w:ascii="Times New Roman" w:hAnsi="Times New Roman"/>
-          <w:b/>
-          <w:sz w:val="24"/>
-        </w:rPr>
-        <w:t xml:space="preserve">Actividad de investigación: </w:t>
-      </w:r>
-      <w:r>
-        <w:rPr>
-          <w:rFonts w:ascii="Times New Roman" w:hAnsi="Times New Roman"/>
-          <w:sz w:val="24"/>
-        </w:rPr>
-        <w:t>Diagnóstico situacional de las deficiencias del control administrativo, elaboración de la matriz de fallas identificadas y análisis de los tiempos promedio de atención por tipo de solicitud.</w:t>
-      </w:r>
-    </w:p>
-    <w:p>
-      <w:pPr>
-        <w:spacing w:before="480" w:after="480" w:line="360" w:lineRule="auto"/>
-        <w:jc w:val="left"/>
-      </w:pPr>
-      <w:r>
-        <w:rPr>
-          <w:rFonts w:ascii="Times New Roman" w:hAnsi="Times New Roman"/>
-          <w:b/>
-          <w:sz w:val="24"/>
-        </w:rPr>
-        <w:t>Semana 6</w:t>
-      </w:r>
-    </w:p>
-    <w:p>
-      <w:pPr>
-        <w:spacing w:line="360" w:lineRule="auto"/>
-        <w:ind w:firstLine="709"/>
-        <w:jc w:val="both"/>
-      </w:pPr>
-      <w:r>
-        <w:rPr>
-          <w:rFonts w:ascii="Times New Roman" w:hAnsi="Times New Roman"/>
-          <w:sz w:val="24"/>
-        </w:rPr>
-        <w:t xml:space="preserve">1. </w:t>
-      </w:r>
-      <w:r>
-        <w:rPr>
-          <w:rFonts w:ascii="Times New Roman" w:hAnsi="Times New Roman"/>
-          <w:b/>
-          <w:sz w:val="24"/>
-        </w:rPr>
-        <w:t xml:space="preserve">Actividad operativa: </w:t>
-      </w:r>
-      <w:r>
-        <w:rPr>
-          <w:rFonts w:ascii="Times New Roman" w:hAnsi="Times New Roman"/>
-          <w:sz w:val="24"/>
-        </w:rPr>
-        <w:t>Apoyo en la tramitación de contratos de nuevos suscriptores, verificación de la documentación requerida y actualización del registro de afiliaciones del período en el sistema del departamento.</w:t>
-      </w:r>
-    </w:p>
-    <w:p>
-      <w:pPr>
-        <w:spacing w:line="360" w:lineRule="auto"/>
-        <w:ind w:firstLine="709"/>
-        <w:jc w:val="both"/>
-      </w:pPr>
-      <w:r>
-        <w:rPr>
-          <w:rFonts w:ascii="Times New Roman" w:hAnsi="Times New Roman"/>
-          <w:sz w:val="24"/>
-        </w:rPr>
-        <w:t xml:space="preserve">2. </w:t>
-      </w:r>
-      <w:r>
-        <w:rPr>
-          <w:rFonts w:ascii="Times New Roman" w:hAnsi="Times New Roman"/>
-          <w:b/>
-          <w:sz w:val="24"/>
-        </w:rPr>
-        <w:t xml:space="preserve">Actividad de investigación: </w:t>
-      </w:r>
-      <w:r>
-        <w:rPr>
-          <w:rFonts w:ascii="Times New Roman" w:hAnsi="Times New Roman"/>
-          <w:sz w:val="24"/>
-        </w:rPr>
-        <w:t>Análisis del impacto de las deficiencias detectadas sobre la calidad del servicio percibida por los suscriptores, mediante correlación entre tiempos de atención y quejas registradas.</w:t>
-      </w:r>
-    </w:p>
-    <w:p>
-      <w:pPr>
-        <w:spacing w:before="480" w:after="480" w:line="360" w:lineRule="auto"/>
-        <w:jc w:val="left"/>
-      </w:pPr>
-      <w:r>
-        <w:rPr>
-          <w:rFonts w:ascii="Times New Roman" w:hAnsi="Times New Roman"/>
-          <w:b/>
-          <w:sz w:val="24"/>
-        </w:rPr>
-        <w:t>Semana 7</w:t>
-      </w:r>
-    </w:p>
-    <w:p>
-      <w:pPr>
-        <w:spacing w:line="360" w:lineRule="auto"/>
-        <w:ind w:firstLine="709"/>
-        <w:jc w:val="both"/>
-      </w:pPr>
-      <w:r>
-        <w:rPr>
-          <w:rFonts w:ascii="Times New Roman" w:hAnsi="Times New Roman"/>
-          <w:sz w:val="24"/>
-        </w:rPr>
-        <w:t xml:space="preserve">1. </w:t>
-      </w:r>
-      <w:r>
-        <w:rPr>
-          <w:rFonts w:ascii="Times New Roman" w:hAnsi="Times New Roman"/>
-          <w:b/>
-          <w:sz w:val="24"/>
-        </w:rPr>
-        <w:t xml:space="preserve">Actividad operativa: </w:t>
-      </w:r>
-      <w:r>
-        <w:rPr>
-          <w:rFonts w:ascii="Times New Roman" w:hAnsi="Times New Roman"/>
-          <w:sz w:val="24"/>
-        </w:rPr>
-        <w:t>Colaboración en la revisión y archivo de expedientes administrativos del ciclo, apoyo en la conciliación de pagos de suscriptores y actualización de la base de datos de clientes.</w:t>
-      </w:r>
-    </w:p>
-    <w:p>
-      <w:pPr>
-        <w:spacing w:line="360" w:lineRule="auto"/>
-        <w:ind w:firstLine="709"/>
-        <w:jc w:val="both"/>
-      </w:pPr>
-      <w:r>
-        <w:rPr>
-          <w:rFonts w:ascii="Times New Roman" w:hAnsi="Times New Roman"/>
-          <w:sz w:val="24"/>
-        </w:rPr>
-        <w:t xml:space="preserve">2. </w:t>
-      </w:r>
-      <w:r>
-        <w:rPr>
-          <w:rFonts w:ascii="Times New Roman" w:hAnsi="Times New Roman"/>
-          <w:b/>
-          <w:sz w:val="24"/>
-        </w:rPr>
-        <w:t xml:space="preserve">Actividad de investigación: </w:t>
-      </w:r>
-      <w:r>
-        <w:rPr>
-          <w:rFonts w:ascii="Times New Roman" w:hAnsi="Times New Roman"/>
-          <w:sz w:val="24"/>
-        </w:rPr>
-        <w:t>Diseño del nuevo flujo de trabajo estandarizado para la gestión de solicitudes, con definición de etapas, responsables, tiempos máximos de respuesta y puntos de control por fase.</w:t>
-      </w:r>
-    </w:p>
-    <w:p>
-      <w:pPr>
-        <w:spacing w:before="480" w:after="480" w:line="360" w:lineRule="auto"/>
-        <w:jc w:val="left"/>
-      </w:pPr>
-      <w:r>
-        <w:rPr>
-          <w:rFonts w:ascii="Times New Roman" w:hAnsi="Times New Roman"/>
-          <w:b/>
-          <w:sz w:val="24"/>
-        </w:rPr>
-        <w:t>Semana 8</w:t>
-      </w:r>
-    </w:p>
-    <w:p>
-      <w:pPr>
-        <w:spacing w:line="360" w:lineRule="auto"/>
-        <w:ind w:firstLine="709"/>
-        <w:jc w:val="both"/>
-      </w:pPr>
-      <w:r>
-        <w:rPr>
-          <w:rFonts w:ascii="Times New Roman" w:hAnsi="Times New Roman"/>
-          <w:sz w:val="24"/>
-        </w:rPr>
-        <w:t xml:space="preserve">1. </w:t>
-      </w:r>
-      <w:r>
-        <w:rPr>
-          <w:rFonts w:ascii="Times New Roman" w:hAnsi="Times New Roman"/>
-          <w:b/>
-          <w:sz w:val="24"/>
-        </w:rPr>
-        <w:t xml:space="preserve">Actividad operativa: </w:t>
-      </w:r>
-      <w:r>
-        <w:rPr>
-          <w:rFonts w:ascii="Times New Roman" w:hAnsi="Times New Roman"/>
-          <w:sz w:val="24"/>
-        </w:rPr>
-        <w:t>Apoyo en la generación de reportes de incidencias y solicitudes del período para la supervisión administrativa, y colaboración en la atención de requerimientos de suscriptores activos.</w:t>
-      </w:r>
-    </w:p>
-    <w:p>
-      <w:pPr>
-        <w:spacing w:line="360" w:lineRule="auto"/>
-        <w:ind w:firstLine="709"/>
-        <w:jc w:val="both"/>
-      </w:pPr>
-      <w:r>
-        <w:rPr>
-          <w:rFonts w:ascii="Times New Roman" w:hAnsi="Times New Roman"/>
-          <w:sz w:val="24"/>
-        </w:rPr>
-        <w:t xml:space="preserve">2. </w:t>
-      </w:r>
-      <w:r>
-        <w:rPr>
-          <w:rFonts w:ascii="Times New Roman" w:hAnsi="Times New Roman"/>
-          <w:b/>
-          <w:sz w:val="24"/>
-        </w:rPr>
-        <w:t xml:space="preserve">Actividad de investigación: </w:t>
-      </w:r>
-      <w:r>
-        <w:rPr>
-          <w:rFonts w:ascii="Times New Roman" w:hAnsi="Times New Roman"/>
-          <w:sz w:val="24"/>
-        </w:rPr>
-        <w:t>Diseño de los formatos estandarizados de registro de solicitudes de afiliación y de incidencias, y elaboración del procedimiento escrito para la gestión unificada de casos en el departamento.</w:t>
-      </w:r>
-    </w:p>
-    <w:p>
-      <w:pPr>
-        <w:spacing w:before="480" w:after="480" w:line="360" w:lineRule="auto"/>
-        <w:jc w:val="left"/>
-      </w:pPr>
-      <w:r>
-        <w:rPr>
-          <w:rFonts w:ascii="Times New Roman" w:hAnsi="Times New Roman"/>
-          <w:b/>
-          <w:sz w:val="24"/>
-        </w:rPr>
-        <w:t>Semana 9</w:t>
-      </w:r>
-    </w:p>
-    <w:p>
-      <w:pPr>
-        <w:spacing w:line="360" w:lineRule="auto"/>
-        <w:ind w:firstLine="709"/>
-        <w:jc w:val="both"/>
-      </w:pPr>
-      <w:r>
-        <w:rPr>
-          <w:rFonts w:ascii="Times New Roman" w:hAnsi="Times New Roman"/>
-          <w:sz w:val="24"/>
-        </w:rPr>
-        <w:t xml:space="preserve">1. </w:t>
-      </w:r>
-      <w:r>
-        <w:rPr>
-          <w:rFonts w:ascii="Times New Roman" w:hAnsi="Times New Roman"/>
-          <w:b/>
-          <w:sz w:val="24"/>
-        </w:rPr>
-        <w:t xml:space="preserve">Actividad operativa: </w:t>
-      </w:r>
-      <w:r>
-        <w:rPr>
-          <w:rFonts w:ascii="Times New Roman" w:hAnsi="Times New Roman"/>
-          <w:sz w:val="24"/>
-        </w:rPr>
-        <w:t>Participación en las actividades regulares del departamento y apoyo en el cierre administrativo del ciclo de atención al suscriptor correspondiente al período de pasantías.</w:t>
-      </w:r>
-    </w:p>
-    <w:p>
-      <w:pPr>
-        <w:spacing w:line="360" w:lineRule="auto"/>
-        <w:ind w:firstLine="709"/>
-        <w:jc w:val="both"/>
-      </w:pPr>
-      <w:r>
-        <w:rPr>
-          <w:rFonts w:ascii="Times New Roman" w:hAnsi="Times New Roman"/>
-          <w:sz w:val="24"/>
-        </w:rPr>
-        <w:t xml:space="preserve">2. </w:t>
-      </w:r>
-      <w:r>
-        <w:rPr>
-          <w:rFonts w:ascii="Times New Roman" w:hAnsi="Times New Roman"/>
-          <w:b/>
-          <w:sz w:val="24"/>
-        </w:rPr>
-        <w:t xml:space="preserve">Actividad de investigación: </w:t>
-      </w:r>
-      <w:r>
-        <w:rPr>
-          <w:rFonts w:ascii="Times New Roman" w:hAnsi="Times New Roman"/>
-          <w:sz w:val="24"/>
-        </w:rPr>
-        <w:t>Redacción y validación de la propuesta de mejora al control administrativo de solicitudes de servicio, incorporando las observaciones del tutor industrial y ajustando los procedimientos al contexto operativo de IDETEL.</w:t>
-      </w:r>
-    </w:p>
-    <w:p>
-      <w:pPr>
-        <w:spacing w:before="480" w:after="480" w:line="360" w:lineRule="auto"/>
-        <w:jc w:val="left"/>
-      </w:pPr>
-      <w:r>
-        <w:rPr>
-          <w:rFonts w:ascii="Times New Roman" w:hAnsi="Times New Roman"/>
-          <w:b/>
-          <w:sz w:val="24"/>
-        </w:rPr>
-        <w:t>Semana 10</w:t>
-      </w:r>
-    </w:p>
-    <w:p>
-      <w:pPr>
-        <w:spacing w:line="360" w:lineRule="auto"/>
-        <w:ind w:firstLine="709"/>
-        <w:jc w:val="both"/>
-      </w:pPr>
-      <w:r>
-        <w:rPr>
-          <w:rFonts w:ascii="Times New Roman" w:hAnsi="Times New Roman"/>
-          <w:sz w:val="24"/>
-        </w:rPr>
-        <w:t xml:space="preserve">1. </w:t>
-      </w:r>
-      <w:r>
-        <w:rPr>
-          <w:rFonts w:ascii="Times New Roman" w:hAnsi="Times New Roman"/>
-          <w:b/>
-          <w:sz w:val="24"/>
-        </w:rPr>
-        <w:t xml:space="preserve">Actividad operativa: </w:t>
-      </w:r>
-      <w:r>
-        <w:rPr>
-          <w:rFonts w:ascii="Times New Roman" w:hAnsi="Times New Roman"/>
-          <w:sz w:val="24"/>
-        </w:rPr>
-        <w:t>Presentación formal de la propuesta de mejora ante la supervisión del Departamento de Administración y firma de la carta de aprobación del tutor industrial.</w:t>
-      </w:r>
-    </w:p>
-    <w:p>
-      <w:pPr>
-        <w:spacing w:line="360" w:lineRule="auto"/>
-        <w:ind w:firstLine="709"/>
-        <w:jc w:val="both"/>
-      </w:pPr>
-      <w:r>
-        <w:rPr>
-          <w:rFonts w:ascii="Times New Roman" w:hAnsi="Times New Roman"/>
-          <w:sz w:val="24"/>
-        </w:rPr>
-        <w:t xml:space="preserve">2. </w:t>
-      </w:r>
-      <w:r>
-        <w:rPr>
-          <w:rFonts w:ascii="Times New Roman" w:hAnsi="Times New Roman"/>
-          <w:b/>
-          <w:sz w:val="24"/>
-        </w:rPr>
-        <w:t xml:space="preserve">Actividad de investigación: </w:t>
-      </w:r>
-      <w:r>
-        <w:rPr>
-          <w:rFonts w:ascii="Times New Roman" w:hAnsi="Times New Roman"/>
-          <w:sz w:val="24"/>
-        </w:rPr>
-        <w:t>Consolidación y revisión final del informe académico de pasantías, incorporación de los anexos definitivos y preparación del documento para la entrega institucional al IUTECP.</w:t>
+        <w:t xml:space="preserve">4. </w:t>
+      </w:r>
+      <w:r>
+        <w:rPr>
+          <w:rFonts w:ascii="Times New Roman" w:hAnsi="Times New Roman"/>
+          <w:sz w:val="24"/>
+        </w:rPr>
+        <w:t>Evaluar la incorporación de una plataforma de gestión de tickets de código abierto que centralice el registro y seguimiento de solicitudes en tiempo real, eliminando la dependencia de canales informales de comunicación y dotando a la organización de trazabilidad completa sobre el ciclo de vida de cada caso.</w:t>
       </w:r>
     </w:p>
     <w:p>
@@ -7320,6 +7573,7 @@
       </w:pPr>
     </w:p>
     <w:p>
+      <w:bookmarkStart w:id="bm_referencias" w:name="bm_referencias"/>
       <w:pPr>
         <w:spacing w:after="480"/>
         <w:jc w:val="center"/>
@@ -7330,24 +7584,9 @@
           <w:b/>
           <w:sz w:val="24"/>
         </w:rPr>
-        <w:t>CAPÍTULO V</w:t>
-      </w:r>
-    </w:p>
-    <w:p>
-      <w:bookmarkStart w:id="bm_cap5" w:name="bm_cap5"/>
-      <w:pPr>
-        <w:spacing w:before="480"/>
-        <w:jc w:val="center"/>
-      </w:pPr>
-      <w:r>
-        <w:rPr>
-          <w:rFonts w:ascii="Times New Roman" w:hAnsi="Times New Roman"/>
-          <w:b/>
-          <w:sz w:val="24"/>
-        </w:rPr>
-        <w:t>CONCLUSIONES Y RECOMENDACIONES</w:t>
-      </w:r>
-      <w:bookmarkEnd w:id="bm_cap5"/>
+        <w:t>REFERENCIAS</w:t>
+      </w:r>
+      <w:bookmarkEnd w:id="bm_referencias"/>
     </w:p>
     <w:p>
       <w:pPr>
@@ -7362,25 +7601,14 @@
       </w:pPr>
     </w:p>
     <w:p>
-      <w:bookmarkStart w:id="bm_cap5_concl" w:name="bm_cap5_concl"/>
-      <w:pPr>
-        <w:spacing w:before="480" w:after="480" w:line="360" w:lineRule="auto"/>
-        <w:jc w:val="left"/>
-      </w:pPr>
-      <w:r>
-        <w:rPr>
-          <w:rFonts w:ascii="Times New Roman" w:hAnsi="Times New Roman"/>
-          <w:b/>
-          <w:sz w:val="24"/>
-        </w:rPr>
-        <w:t>Conclusiones</w:t>
-      </w:r>
-      <w:bookmarkEnd w:id="bm_cap5_concl"/>
+      <w:pPr>
+        <w:spacing w:before="480" w:after="0"/>
+      </w:pPr>
     </w:p>
     <w:p>
       <w:pPr>
-        <w:spacing w:line="360" w:lineRule="auto"/>
-        <w:ind w:firstLine="709"/>
+        <w:spacing w:line="240" w:lineRule="auto" w:after="480" w:before="0"/>
+        <w:ind w:left="425" w:hanging="425"/>
         <w:jc w:val="both"/>
       </w:pPr>
       <w:r>
@@ -7388,20 +7616,13 @@
           <w:rFonts w:ascii="Times New Roman" w:hAnsi="Times New Roman"/>
           <w:sz w:val="24"/>
         </w:rPr>
-        <w:t xml:space="preserve">1. </w:t>
-      </w:r>
-      <w:r>
-        <w:rPr>
-          <w:rFonts w:ascii="Times New Roman" w:hAnsi="Times New Roman"/>
-          <w:sz w:val="24"/>
-        </w:rPr>
-        <w:t>Se describió el proceso administrativo actual de gestión de solicitudes de IDETEL, identificando un flujo de cuatro etapas (recepción, asignación, ejecución y cierre) que opera sin procedimientos escritos formales, dependiendo de canales informales de comunicación entre las áreas comercial, administrativa y técnica.</w:t>
+        <w:t>Arias, F. (2012). El proyecto de investigación: Introducción a la metodología científica (6ta ed.). Episteme, Venezuela.</w:t>
       </w:r>
     </w:p>
     <w:p>
       <w:pPr>
-        <w:spacing w:line="360" w:lineRule="auto"/>
-        <w:ind w:firstLine="709"/>
+        <w:spacing w:line="240" w:lineRule="auto" w:after="480" w:before="0"/>
+        <w:ind w:left="425" w:hanging="425"/>
         <w:jc w:val="both"/>
       </w:pPr>
       <w:r>
@@ -7409,20 +7630,13 @@
           <w:rFonts w:ascii="Times New Roman" w:hAnsi="Times New Roman"/>
           <w:sz w:val="24"/>
         </w:rPr>
-        <w:t xml:space="preserve">2. </w:t>
-      </w:r>
-      <w:r>
-        <w:rPr>
-          <w:rFonts w:ascii="Times New Roman" w:hAnsi="Times New Roman"/>
-          <w:sz w:val="24"/>
-        </w:rPr>
-        <w:t>Se identificaron como principales deficiencias del control administrativo la ausencia de un sistema unificado de seguimiento de casos, la falta de formatos estandarizados de registro, la inexistencia de tiempos de respuesta definidos por etapa y la carencia de indicadores de gestión que permitan evaluar el desempeño del proceso.</w:t>
+        <w:t>Chiavenato, I. (2006). Introducción a la teoría general de la administración (7ma ed.). McGraw-Hill, México.</w:t>
       </w:r>
     </w:p>
     <w:p>
       <w:pPr>
-        <w:spacing w:line="360" w:lineRule="auto"/>
-        <w:ind w:firstLine="709"/>
+        <w:spacing w:line="240" w:lineRule="auto" w:after="480" w:before="0"/>
+        <w:ind w:left="425" w:hanging="425"/>
         <w:jc w:val="both"/>
       </w:pPr>
       <w:r>
@@ -7430,20 +7644,13 @@
           <w:rFonts w:ascii="Times New Roman" w:hAnsi="Times New Roman"/>
           <w:sz w:val="24"/>
         </w:rPr>
-        <w:t xml:space="preserve">3. </w:t>
-      </w:r>
-      <w:r>
-        <w:rPr>
-          <w:rFonts w:ascii="Times New Roman" w:hAnsi="Times New Roman"/>
-          <w:sz w:val="24"/>
-        </w:rPr>
-        <w:t>Se determinó que las debilidades detectadas en el control administrativo generan impactos directos sobre la calidad del servicio percibida por los suscriptores, manifestados en tiempos de atención prolongados, falta de trazabilidad en el estatus de los casos y dificultades en la coordinación interdepartamental que derivan en reprocesos y quejas reiteradas.</w:t>
+        <w:t>Harrington, H. J. (1993). Mejoramiento de los procesos de la empresa. McGraw-Hill, Colombia.</w:t>
       </w:r>
     </w:p>
     <w:p>
       <w:pPr>
-        <w:spacing w:line="360" w:lineRule="auto"/>
-        <w:ind w:firstLine="709"/>
+        <w:spacing w:line="240" w:lineRule="auto" w:after="480" w:before="0"/>
+        <w:ind w:left="425" w:hanging="425"/>
         <w:jc w:val="both"/>
       </w:pPr>
       <w:r>
@@ -7451,36 +7658,27 @@
           <w:rFonts w:ascii="Times New Roman" w:hAnsi="Times New Roman"/>
           <w:sz w:val="24"/>
         </w:rPr>
-        <w:t xml:space="preserve">4. </w:t>
-      </w:r>
-      <w:r>
-        <w:rPr>
-          <w:rFonts w:ascii="Times New Roman" w:hAnsi="Times New Roman"/>
-          <w:sz w:val="24"/>
-        </w:rPr>
-        <w:t>Se formuló una propuesta de mejora al control administrativo que contempla un nuevo flujo de trabajo estandarizado con etapas y responsables definidos, formatos unificados de registro de solicitudes e incidencias, y un conjunto de indicadores de gestión para el monitoreo continuo del proceso de atención al suscriptor.</w:t>
+        <w:t>Laudon, K., y Laudon, J. (2016). Sistemas de información gerencial (14va ed.). Pearson Educación, México.</w:t>
       </w:r>
     </w:p>
     <w:p>
-      <w:bookmarkStart w:id="bm_cap5_recom" w:name="bm_cap5_recom"/>
-      <w:pPr>
-        <w:spacing w:before="480" w:after="480" w:line="360" w:lineRule="auto"/>
-        <w:jc w:val="left"/>
-      </w:pPr>
-      <w:r>
-        <w:rPr>
-          <w:rFonts w:ascii="Times New Roman" w:hAnsi="Times New Roman"/>
-          <w:b/>
-          <w:sz w:val="24"/>
-        </w:rPr>
-        <w:t>Recomendaciones</w:t>
-      </w:r>
-      <w:bookmarkEnd w:id="bm_cap5_recom"/>
+      <w:pPr>
+        <w:spacing w:line="240" w:lineRule="auto" w:after="480" w:before="0"/>
+        <w:ind w:left="425" w:hanging="425"/>
+        <w:jc w:val="both"/>
+      </w:pPr>
+      <w:r>
+        <w:rPr>
+          <w:rFonts w:ascii="Times New Roman" w:hAnsi="Times New Roman"/>
+          <w:sz w:val="24"/>
+        </w:rPr>
+        <w:t>Parasuraman, A., Zeithaml, V., y Berry, L. (1988). SERVQUAL: A multiple-item scale for measuring consumer perceptions of service quality. Journal of Retailing, 64(1), 12-40.</w:t>
+      </w:r>
     </w:p>
     <w:p>
       <w:pPr>
-        <w:spacing w:line="360" w:lineRule="auto"/>
-        <w:ind w:firstLine="709"/>
+        <w:spacing w:line="240" w:lineRule="auto" w:after="480" w:before="0"/>
+        <w:ind w:left="425" w:hanging="425"/>
         <w:jc w:val="both"/>
       </w:pPr>
       <w:r>
@@ -7488,20 +7686,13 @@
           <w:rFonts w:ascii="Times New Roman" w:hAnsi="Times New Roman"/>
           <w:sz w:val="24"/>
         </w:rPr>
-        <w:t xml:space="preserve">1. </w:t>
-      </w:r>
-      <w:r>
-        <w:rPr>
-          <w:rFonts w:ascii="Times New Roman" w:hAnsi="Times New Roman"/>
-          <w:sz w:val="24"/>
-        </w:rPr>
-        <w:t>Implementar el nuevo flujo de trabajo estandarizado propuesto, comenzando por la formalización del canal de recepción de solicitudes y la adopción de los formatos unificados de registro de afiliaciones e incidencias en todos los departamentos involucrados.</w:t>
+        <w:t>Robbins, S., y Coulter, M. (2010). Administración (10ma ed.). Pearson Educación, México.</w:t>
       </w:r>
     </w:p>
     <w:p>
       <w:pPr>
-        <w:spacing w:line="360" w:lineRule="auto"/>
-        <w:ind w:firstLine="709"/>
+        <w:spacing w:line="240" w:lineRule="auto" w:after="480" w:before="0"/>
+        <w:ind w:left="425" w:hanging="425"/>
         <w:jc w:val="both"/>
       </w:pPr>
       <w:r>
@@ -7509,20 +7700,13 @@
           <w:rFonts w:ascii="Times New Roman" w:hAnsi="Times New Roman"/>
           <w:sz w:val="24"/>
         </w:rPr>
-        <w:t xml:space="preserve">2. </w:t>
-      </w:r>
-      <w:r>
-        <w:rPr>
-          <w:rFonts w:ascii="Times New Roman" w:hAnsi="Times New Roman"/>
-          <w:sz w:val="24"/>
-        </w:rPr>
-        <w:t>Socializar el manual de procedimientos de gestión de solicitudes con el personal de las áreas administrativa, comercial y técnica, garantizando que cada actor conozca su rol, sus responsabilidades y los tiempos máximos de respuesta establecidos para cada fase del proceso.</w:t>
+        <w:t>Universidad Pedagógica Experimental Libertador. (2016). Manual de trabajos de grado de especialización y maestría y tesis doctorales (5ta ed.). FEDUPEL, Venezuela.</w:t>
       </w:r>
     </w:p>
     <w:p>
       <w:pPr>
-        <w:spacing w:line="360" w:lineRule="auto"/>
-        <w:ind w:firstLine="709"/>
+        <w:spacing w:line="240" w:lineRule="auto" w:after="480" w:before="0"/>
+        <w:ind w:left="425" w:hanging="425"/>
         <w:jc w:val="both"/>
       </w:pPr>
       <w:r>
@@ -7530,35 +7714,7 @@
           <w:rFonts w:ascii="Times New Roman" w:hAnsi="Times New Roman"/>
           <w:sz w:val="24"/>
         </w:rPr>
-        <w:t xml:space="preserve">3. </w:t>
-      </w:r>
-      <w:r>
-        <w:rPr>
-          <w:rFonts w:ascii="Times New Roman" w:hAnsi="Times New Roman"/>
-          <w:sz w:val="24"/>
-        </w:rPr>
-        <w:t>Establecer indicadores de gestión para el proceso de atención al suscriptor, tales como el tiempo promedio de resolución de incidencias, el porcentaje de solicitudes cerradas dentro del plazo y el índice de reincidencias por caso, con seguimiento mensual por parte de la supervisión.</w:t>
-      </w:r>
-    </w:p>
-    <w:p>
-      <w:pPr>
-        <w:spacing w:line="360" w:lineRule="auto"/>
-        <w:ind w:firstLine="709"/>
-        <w:jc w:val="both"/>
-      </w:pPr>
-      <w:r>
-        <w:rPr>
-          <w:rFonts w:ascii="Times New Roman" w:hAnsi="Times New Roman"/>
-          <w:sz w:val="24"/>
-        </w:rPr>
-        <w:t xml:space="preserve">4. </w:t>
-      </w:r>
-      <w:r>
-        <w:rPr>
-          <w:rFonts w:ascii="Times New Roman" w:hAnsi="Times New Roman"/>
-          <w:sz w:val="24"/>
-        </w:rPr>
-        <w:t>Evaluar la incorporación de una plataforma de gestión de tickets de código abierto que centralice el registro y seguimiento de solicitudes en tiempo real, eliminando la dependencia de canales informales de comunicación y dotando a la organización de trazabilidad completa sobre el ciclo de vida de cada caso.</w:t>
+        <w:t>Zeithaml, V., Parasuraman, A., y Berry, L. (1993). Calidad total en la gestión de servicios. Díaz de Santos, España.</w:t>
       </w:r>
     </w:p>
     <w:p>
@@ -7575,20 +7731,20 @@
       </w:pPr>
     </w:p>
     <w:p>
-      <w:bookmarkStart w:id="bm_referencias" w:name="bm_referencias"/>
-      <w:pPr>
-        <w:spacing w:after="480"/>
+      <w:bookmarkStart w:id="bm_anexos" w:name="bm_anexos"/>
+      <w:pPr>
+        <w:spacing w:before="3600"/>
         <w:jc w:val="center"/>
       </w:pPr>
       <w:r>
         <w:rPr>
           <w:rFonts w:ascii="Times New Roman" w:hAnsi="Times New Roman"/>
           <w:b/>
-          <w:sz w:val="24"/>
-        </w:rPr>
-        <w:t>REFERENCIAS</w:t>
-      </w:r>
-      <w:bookmarkEnd w:id="bm_referencias"/>
+          <w:sz w:val="32"/>
+        </w:rPr>
+        <w:t>ANEXOS</w:t>
+      </w:r>
+      <w:bookmarkEnd w:id="bm_anexos"/>
     </w:p>
     <w:p>
       <w:pPr>
@@ -7603,129 +7759,54 @@
       </w:pPr>
     </w:p>
     <w:p>
-      <w:pPr>
-        <w:spacing w:before="480" w:after="0"/>
-      </w:pPr>
+      <w:bookmarkStart w:id="bm_anexoA" w:name="bm_anexoA"/>
+      <w:pPr>
+        <w:spacing w:before="0" w:after="480"/>
+        <w:jc w:val="center"/>
+      </w:pPr>
+      <w:bookmarkEnd w:id="bm_anexoA"/>
+      <w:r>
+        <w:rPr>
+          <w:rFonts w:ascii="Times New Roman" w:hAnsi="Times New Roman"/>
+          <w:b/>
+          <w:sz w:val="24"/>
+        </w:rPr>
+        <w:t>ANEXO A</w:t>
+      </w:r>
     </w:p>
     <w:p>
       <w:pPr>
-        <w:spacing w:line="240" w:lineRule="auto" w:after="480" w:before="0"/>
-        <w:ind w:left="425" w:hanging="425"/>
-        <w:jc w:val="both"/>
-      </w:pPr>
-      <w:r>
-        <w:rPr>
-          <w:rFonts w:ascii="Times New Roman" w:hAnsi="Times New Roman"/>
-          <w:sz w:val="24"/>
-        </w:rPr>
-        <w:t>Arias, F. (2012). El proyecto de investigación: Introducción a la metodología científica (6ta ed.). Episteme, Venezuela.</w:t>
+        <w:spacing w:before="240" w:after="480"/>
+        <w:jc w:val="center"/>
+      </w:pPr>
+      <w:r>
+        <w:rPr>
+          <w:rFonts w:ascii="Times New Roman" w:hAnsi="Times New Roman"/>
+          <w:b/>
+          <w:sz w:val="24"/>
+        </w:rPr>
+        <w:t>[Aquí va la descripción del Anexo A]</w:t>
       </w:r>
     </w:p>
     <w:p>
       <w:pPr>
-        <w:spacing w:line="240" w:lineRule="auto" w:after="480" w:before="0"/>
-        <w:ind w:left="425" w:hanging="425"/>
-        <w:jc w:val="both"/>
-      </w:pPr>
-      <w:r>
-        <w:rPr>
-          <w:rFonts w:ascii="Times New Roman" w:hAnsi="Times New Roman"/>
-          <w:sz w:val="24"/>
-        </w:rPr>
-        <w:t>Chiavenato, I. (2006). Introducción a la teoría general de la administración (7ma ed.). McGraw-Hill, México.</w:t>
+        <w:jc w:val="center"/>
+      </w:pPr>
+      <w:r>
+        <w:rPr>
+          <w:rFonts w:ascii="Times New Roman" w:hAnsi="Times New Roman"/>
+          <w:i/>
+          <w:sz w:val="20"/>
+        </w:rPr>
+        <w:t>(Contenido elaborado por el estudiante)</w:t>
       </w:r>
     </w:p>
     <w:p>
       <w:pPr>
-        <w:spacing w:line="240" w:lineRule="auto" w:after="480" w:before="0"/>
-        <w:ind w:left="425" w:hanging="425"/>
-        <w:jc w:val="both"/>
-      </w:pPr>
-      <w:r>
-        <w:rPr>
-          <w:rFonts w:ascii="Times New Roman" w:hAnsi="Times New Roman"/>
-          <w:sz w:val="24"/>
-        </w:rPr>
-        <w:t>Harrington, H. J. (1993). Mejoramiento de los procesos de la empresa. McGraw-Hill, Colombia.</w:t>
-      </w:r>
-    </w:p>
-    <w:p>
-      <w:pPr>
-        <w:spacing w:line="240" w:lineRule="auto" w:after="480" w:before="0"/>
-        <w:ind w:left="425" w:hanging="425"/>
-        <w:jc w:val="both"/>
-      </w:pPr>
-      <w:r>
-        <w:rPr>
-          <w:rFonts w:ascii="Times New Roman" w:hAnsi="Times New Roman"/>
-          <w:sz w:val="24"/>
-        </w:rPr>
-        <w:t>Laudon, K., y Laudon, J. (2016). Sistemas de información gerencial (14va ed.). Pearson Educación, México.</w:t>
-      </w:r>
-    </w:p>
-    <w:p>
-      <w:pPr>
-        <w:spacing w:line="240" w:lineRule="auto" w:after="480" w:before="0"/>
-        <w:ind w:left="425" w:hanging="425"/>
-        <w:jc w:val="both"/>
-      </w:pPr>
-      <w:r>
-        <w:rPr>
-          <w:rFonts w:ascii="Times New Roman" w:hAnsi="Times New Roman"/>
-          <w:sz w:val="24"/>
-        </w:rPr>
-        <w:t>Parasuraman, A., Zeithaml, V., y Berry, L. (1988). SERVQUAL: A multiple-item scale for measuring consumer perceptions of service quality. Journal of Retailing, 64(1), 12-40.</w:t>
-      </w:r>
-    </w:p>
-    <w:p>
-      <w:pPr>
-        <w:spacing w:line="240" w:lineRule="auto" w:after="480" w:before="0"/>
-        <w:ind w:left="425" w:hanging="425"/>
-        <w:jc w:val="both"/>
-      </w:pPr>
-      <w:r>
-        <w:rPr>
-          <w:rFonts w:ascii="Times New Roman" w:hAnsi="Times New Roman"/>
-          <w:sz w:val="24"/>
-        </w:rPr>
-        <w:t>Robbins, S., y Coulter, M. (2010). Administración (10ma ed.). Pearson Educación, México.</w:t>
-      </w:r>
-    </w:p>
-    <w:p>
-      <w:pPr>
-        <w:spacing w:line="240" w:lineRule="auto" w:after="480" w:before="0"/>
-        <w:ind w:left="425" w:hanging="425"/>
-        <w:jc w:val="both"/>
-      </w:pPr>
-      <w:r>
-        <w:rPr>
-          <w:rFonts w:ascii="Times New Roman" w:hAnsi="Times New Roman"/>
-          <w:sz w:val="24"/>
-        </w:rPr>
-        <w:t>Universidad Pedagógica Experimental Libertador. (2016). Manual de trabajos de grado de especialización y maestría y tesis doctorales (5ta ed.). FEDUPEL, Venezuela.</w:t>
-      </w:r>
-    </w:p>
-    <w:p>
-      <w:pPr>
-        <w:spacing w:line="240" w:lineRule="auto" w:after="480" w:before="0"/>
-        <w:ind w:left="425" w:hanging="425"/>
-        <w:jc w:val="both"/>
-      </w:pPr>
-      <w:r>
-        <w:rPr>
-          <w:rFonts w:ascii="Times New Roman" w:hAnsi="Times New Roman"/>
-          <w:sz w:val="24"/>
-        </w:rPr>
-        <w:t>Zeithaml, V., Parasuraman, A., y Berry, L. (1993). Calidad total en la gestión de servicios. Díaz de Santos, España.</w:t>
-      </w:r>
-    </w:p>
-    <w:p>
-      <w:pPr>
         <w:sectPr>
           <w:footerReference w:type="default" r:id="rId42"/>
-          <w:type w:val="continuous"/>
           <w:pgSz w:w="12240" w:h="15840"/>
-          <w:pgMar w:top="1701" w:right="1701" w:bottom="1701" w:left="2268" w:header="720" w:footer="720" w:gutter="0"/>
+          <w:pgMar w:top="2835" w:right="1701" w:bottom="1701" w:left="2268" w:header="720" w:footer="720" w:gutter="0"/>
           <w:cols w:space="720"/>
           <w:titlePg/>
           <w:docGrid w:linePitch="360"/>
@@ -7733,20 +7814,47 @@
       </w:pPr>
     </w:p>
     <w:p>
-      <w:bookmarkStart w:id="bm_anexos" w:name="bm_anexos"/>
-      <w:pPr>
-        <w:spacing w:before="3600"/>
+      <w:bookmarkStart w:id="bm_anexoB" w:name="bm_anexoB"/>
+      <w:pPr>
+        <w:spacing w:before="0" w:after="480"/>
         <w:jc w:val="center"/>
       </w:pPr>
+      <w:bookmarkEnd w:id="bm_anexoB"/>
       <w:r>
         <w:rPr>
           <w:rFonts w:ascii="Times New Roman" w:hAnsi="Times New Roman"/>
           <w:b/>
-          <w:sz w:val="32"/>
-        </w:rPr>
-        <w:t>ANEXOS</w:t>
-      </w:r>
-      <w:bookmarkEnd w:id="bm_anexos"/>
+          <w:sz w:val="24"/>
+        </w:rPr>
+        <w:t>ANEXO B</w:t>
+      </w:r>
+    </w:p>
+    <w:p>
+      <w:pPr>
+        <w:spacing w:before="240" w:after="480"/>
+        <w:jc w:val="center"/>
+      </w:pPr>
+      <w:r>
+        <w:rPr>
+          <w:rFonts w:ascii="Times New Roman" w:hAnsi="Times New Roman"/>
+          <w:b/>
+          <w:sz w:val="24"/>
+        </w:rPr>
+        <w:t>[Aquí va la descripción del Anexo B]</w:t>
+      </w:r>
+    </w:p>
+    <w:p>
+      <w:pPr>
+        <w:jc w:val="center"/>
+      </w:pPr>
+      <w:r>
+        <w:rPr>
+          <w:rFonts w:ascii="Times New Roman" w:hAnsi="Times New Roman"/>
+          <w:i/>
+          <w:sz w:val="20"/>
+        </w:rPr>
+        <w:t>(Contenido elaborado por el estudiante)</w:t>
+      </w:r>
     </w:p>
     <w:p>
       <w:pPr>
@@ -7761,19 +7869,19 @@
       </w:pPr>
     </w:p>
     <w:p>
-      <w:bookmarkStart w:id="bm_anexoA" w:name="bm_anexoA"/>
+      <w:bookmarkStart w:id="bm_anexoC" w:name="bm_anexoC"/>
       <w:pPr>
         <w:spacing w:before="0" w:after="480"/>
         <w:jc w:val="center"/>
       </w:pPr>
-      <w:bookmarkEnd w:id="bm_anexoA"/>
+      <w:bookmarkEnd w:id="bm_anexoC"/>
       <w:r>
         <w:rPr>
           <w:rFonts w:ascii="Times New Roman" w:hAnsi="Times New Roman"/>
           <w:b/>
           <w:sz w:val="24"/>
         </w:rPr>
-        <w:t>ANEXO A</w:t>
+        <w:t>ANEXO C</w:t>
       </w:r>
     </w:p>
     <w:p>
@@ -7787,7 +7895,7 @@
           <w:b/>
           <w:sz w:val="24"/>
         </w:rPr>
-        <w:t>[Aquí va la descripción del Anexo A]</w:t>
+        <w:t>[Aquí va la descripción del Anexo C]</w:t>
       </w:r>
     </w:p>
     <w:p>
@@ -7803,118 +7911,8 @@
         <w:t>(Contenido elaborado por el estudiante)</w:t>
       </w:r>
     </w:p>
-    <w:p>
-      <w:pPr>
-        <w:sectPr>
-          <w:footerReference w:type="default" r:id="rId44"/>
-          <w:pgSz w:w="12240" w:h="15840"/>
-          <w:pgMar w:top="2835" w:right="1701" w:bottom="1701" w:left="2268" w:header="720" w:footer="720" w:gutter="0"/>
-          <w:cols w:space="720"/>
-          <w:titlePg/>
-          <w:docGrid w:linePitch="360"/>
-        </w:sectPr>
-      </w:pPr>
-    </w:p>
-    <w:p>
-      <w:bookmarkStart w:id="bm_anexoB" w:name="bm_anexoB"/>
-      <w:pPr>
-        <w:spacing w:before="0" w:after="480"/>
-        <w:jc w:val="center"/>
-      </w:pPr>
-      <w:bookmarkEnd w:id="bm_anexoB"/>
-      <w:r>
-        <w:rPr>
-          <w:rFonts w:ascii="Times New Roman" w:hAnsi="Times New Roman"/>
-          <w:b/>
-          <w:sz w:val="24"/>
-        </w:rPr>
-        <w:t>ANEXO B</w:t>
-      </w:r>
-    </w:p>
-    <w:p>
-      <w:pPr>
-        <w:spacing w:before="240" w:after="480"/>
-        <w:jc w:val="center"/>
-      </w:pPr>
-      <w:r>
-        <w:rPr>
-          <w:rFonts w:ascii="Times New Roman" w:hAnsi="Times New Roman"/>
-          <w:b/>
-          <w:sz w:val="24"/>
-        </w:rPr>
-        <w:t>[Aquí va la descripción del Anexo B]</w:t>
-      </w:r>
-    </w:p>
-    <w:p>
-      <w:pPr>
-        <w:jc w:val="center"/>
-      </w:pPr>
-      <w:r>
-        <w:rPr>
-          <w:rFonts w:ascii="Times New Roman" w:hAnsi="Times New Roman"/>
-          <w:i/>
-          <w:sz w:val="20"/>
-        </w:rPr>
-        <w:t>(Contenido elaborado por el estudiante)</w:t>
-      </w:r>
-    </w:p>
-    <w:p>
-      <w:pPr>
-        <w:sectPr>
-          <w:footerReference w:type="default" r:id="rId45"/>
-          <w:pgSz w:w="12240" w:h="15840"/>
-          <w:pgMar w:top="2835" w:right="1701" w:bottom="1701" w:left="2268" w:header="720" w:footer="720" w:gutter="0"/>
-          <w:cols w:space="720"/>
-          <w:titlePg/>
-          <w:docGrid w:linePitch="360"/>
-        </w:sectPr>
-      </w:pPr>
-    </w:p>
-    <w:p>
-      <w:bookmarkStart w:id="bm_anexoC" w:name="bm_anexoC"/>
-      <w:pPr>
-        <w:spacing w:before="0" w:after="480"/>
-        <w:jc w:val="center"/>
-      </w:pPr>
-      <w:bookmarkEnd w:id="bm_anexoC"/>
-      <w:r>
-        <w:rPr>
-          <w:rFonts w:ascii="Times New Roman" w:hAnsi="Times New Roman"/>
-          <w:b/>
-          <w:sz w:val="24"/>
-        </w:rPr>
-        <w:t>ANEXO C</w:t>
-      </w:r>
-    </w:p>
-    <w:p>
-      <w:pPr>
-        <w:spacing w:before="240" w:after="480"/>
-        <w:jc w:val="center"/>
-      </w:pPr>
-      <w:r>
-        <w:rPr>
-          <w:rFonts w:ascii="Times New Roman" w:hAnsi="Times New Roman"/>
-          <w:b/>
-          <w:sz w:val="24"/>
-        </w:rPr>
-        <w:t>[Aquí va la descripción del Anexo C]</w:t>
-      </w:r>
-    </w:p>
-    <w:p>
-      <w:pPr>
-        <w:jc w:val="center"/>
-      </w:pPr>
-      <w:r>
-        <w:rPr>
-          <w:rFonts w:ascii="Times New Roman" w:hAnsi="Times New Roman"/>
-          <w:i/>
-          <w:sz w:val="20"/>
-        </w:rPr>
-        <w:t>(Contenido elaborado por el estudiante)</w:t>
-      </w:r>
-    </w:p>
     <w:sectPr>
-      <w:footerReference w:type="default" r:id="rId46"/>
+      <w:footerReference w:type="default" r:id="rId44"/>
       <w:pgSz w:w="12240" w:h="15840"/>
       <w:pgMar w:top="2835" w:right="1701" w:bottom="1701" w:left="2268" w:header="720" w:footer="720" w:gutter="0"/>
       <w:cols w:space="720"/>
@@ -8095,7 +8093,7 @@
         <w:sz w:val="24"/>
       </w:rPr>
       <w:fldChar w:fldCharType="begin"/>
-      <w:instrText xml:space="preserve"> PAGE \* roman </w:instrText>
+      <w:instrText xml:space="preserve"> PAGE </w:instrText>
       <w:fldChar w:fldCharType="separate"/>
       <w:fldChar w:fldCharType="end"/>
     </w:r>
@@ -8116,7 +8114,7 @@
         <w:sz w:val="24"/>
       </w:rPr>
       <w:fldChar w:fldCharType="begin"/>
-      <w:instrText xml:space="preserve"> PAGE \* roman </w:instrText>
+      <w:instrText xml:space="preserve"> PAGE </w:instrText>
       <w:fldChar w:fldCharType="separate"/>
       <w:fldChar w:fldCharType="end"/>
     </w:r>
@@ -8429,48 +8427,6 @@
 </file>
 
 <file path=word/footer32.xml><?xml version="1.0" encoding="utf-8"?>
-<w:ftr xmlns:m="http://schemas.openxmlformats.org/officeDocument/2006/math" xmlns:mc="http://schemas.openxmlformats.org/markup-compatibility/2006" xmlns:mo="http://schemas.microsoft.com/office/mac/office/2008/main" xmlns:mv="urn:schemas-microsoft-com:mac:vml" xmlns:o="urn:schemas-microsoft-com:office:office" xmlns:r="http://schemas.openxmlformats.org/officeDocument/2006/relationships" xmlns:v="urn:schemas-microsoft-com:vml" xmlns:w10="urn:schemas-microsoft-com:office:word" xmlns:w14="http://schemas.microsoft.com/office/word/2010/wordml" xmlns:w="http://schemas.openxmlformats.org/wordprocessingml/2006/main" xmlns:wne="http://schemas.microsoft.com/office/word/2006/wordml" xmlns:wp14="http://schemas.microsoft.com/office/word/2010/wordprocessingDrawing" xmlns:wp="http://schemas.openxmlformats.org/drawingml/2006/wordprocessingDrawing" xmlns:wpc="http://schemas.microsoft.com/office/word/2010/wordprocessingCanvas" xmlns:wpg="http://schemas.microsoft.com/office/word/2010/wordprocessingGroup" xmlns:wpi="http://schemas.microsoft.com/office/word/2010/wordprocessingInk" xmlns:wps="http://schemas.microsoft.com/office/word/2010/wordprocessingShape" mc:Ignorable="w14 wp14">
-  <w:p>
-    <w:pPr>
-      <w:pStyle w:val="Footer"/>
-      <w:jc w:val="center"/>
-    </w:pPr>
-    <w:r>
-      <w:rPr>
-        <w:rFonts w:ascii="Times New Roman" w:hAnsi="Times New Roman"/>
-        <w:sz w:val="24"/>
-      </w:rPr>
-      <w:fldChar w:fldCharType="begin"/>
-      <w:instrText xml:space="preserve"> PAGE </w:instrText>
-      <w:fldChar w:fldCharType="separate"/>
-      <w:fldChar w:fldCharType="end"/>
-    </w:r>
-  </w:p>
-</w:ftr>
-</file>
-
-<file path=word/footer33.xml><?xml version="1.0" encoding="utf-8"?>
-<w:ftr xmlns:m="http://schemas.openxmlformats.org/officeDocument/2006/math" xmlns:mc="http://schemas.openxmlformats.org/markup-compatibility/2006" xmlns:mo="http://schemas.microsoft.com/office/mac/office/2008/main" xmlns:mv="urn:schemas-microsoft-com:mac:vml" xmlns:o="urn:schemas-microsoft-com:office:office" xmlns:r="http://schemas.openxmlformats.org/officeDocument/2006/relationships" xmlns:v="urn:schemas-microsoft-com:vml" xmlns:w10="urn:schemas-microsoft-com:office:word" xmlns:w14="http://schemas.microsoft.com/office/word/2010/wordml" xmlns:w="http://schemas.openxmlformats.org/wordprocessingml/2006/main" xmlns:wne="http://schemas.microsoft.com/office/word/2006/wordml" xmlns:wp14="http://schemas.microsoft.com/office/word/2010/wordprocessingDrawing" xmlns:wp="http://schemas.openxmlformats.org/drawingml/2006/wordprocessingDrawing" xmlns:wpc="http://schemas.microsoft.com/office/word/2010/wordprocessingCanvas" xmlns:wpg="http://schemas.microsoft.com/office/word/2010/wordprocessingGroup" xmlns:wpi="http://schemas.microsoft.com/office/word/2010/wordprocessingInk" xmlns:wps="http://schemas.microsoft.com/office/word/2010/wordprocessingShape" mc:Ignorable="w14 wp14">
-  <w:p>
-    <w:pPr>
-      <w:pStyle w:val="Footer"/>
-      <w:jc w:val="center"/>
-    </w:pPr>
-    <w:r>
-      <w:rPr>
-        <w:rFonts w:ascii="Times New Roman" w:hAnsi="Times New Roman"/>
-        <w:sz w:val="24"/>
-      </w:rPr>
-      <w:fldChar w:fldCharType="begin"/>
-      <w:instrText xml:space="preserve"> PAGE </w:instrText>
-      <w:fldChar w:fldCharType="separate"/>
-      <w:fldChar w:fldCharType="end"/>
-    </w:r>
-  </w:p>
-</w:ftr>
-</file>
-
-<file path=word/footer34.xml><?xml version="1.0" encoding="utf-8"?>
 <w:ftr xmlns:m="http://schemas.openxmlformats.org/officeDocument/2006/math" xmlns:mc="http://schemas.openxmlformats.org/markup-compatibility/2006" xmlns:mo="http://schemas.microsoft.com/office/mac/office/2008/main" xmlns:mv="urn:schemas-microsoft-com:mac:vml" xmlns:o="urn:schemas-microsoft-com:office:office" xmlns:r="http://schemas.openxmlformats.org/officeDocument/2006/relationships" xmlns:v="urn:schemas-microsoft-com:vml" xmlns:w10="urn:schemas-microsoft-com:office:word" xmlns:w14="http://schemas.microsoft.com/office/word/2010/wordml" xmlns:w="http://schemas.openxmlformats.org/wordprocessingml/2006/main" xmlns:wne="http://schemas.microsoft.com/office/word/2006/wordml" xmlns:wp14="http://schemas.microsoft.com/office/word/2010/wordprocessingDrawing" xmlns:wp="http://schemas.openxmlformats.org/drawingml/2006/wordprocessingDrawing" xmlns:wpc="http://schemas.microsoft.com/office/word/2010/wordprocessingCanvas" xmlns:wpg="http://schemas.microsoft.com/office/word/2010/wordprocessingGroup" xmlns:wpi="http://schemas.microsoft.com/office/word/2010/wordprocessingInk" xmlns:wps="http://schemas.microsoft.com/office/word/2010/wordprocessingShape" mc:Ignorable="w14 wp14">
   <w:p>
     <w:pPr>

--- a/amaal/reportes/Informe_Pasantia_IUTECP.docx
+++ b/amaal/reportes/Informe_Pasantia_IUTECP.docx
@@ -217,77 +217,115 @@
         <w:t>EVALUACIÓN DEL CONTROL ADMINISTRATIVO APLICADO A LA GESTIÓN DE SOLICITUDES DE SERVICIOS DE TELECOMUNICACIONES EN LA EMPRESA INGENIERÍA DE TELECOMUNICACIONES, C.A.</w:t>
       </w:r>
     </w:p>
+    <w:tbl>
+      <w:tblPr>
+        <w:tblW w:type="auto" w:w="0"/>
+        <w:jc w:val="center"/>
+        <w:tblLook w:firstColumn="1" w:firstRow="1" w:lastColumn="0" w:lastRow="0" w:noHBand="0" w:noVBand="1" w:val="04A0"/>
+        <w:tblBorders>
+          <w:top w:val="none" w:sz="0"/>
+          <w:left w:val="none" w:sz="0"/>
+          <w:bottom w:val="none" w:sz="0"/>
+          <w:right w:val="none" w:sz="0"/>
+          <w:insideH w:val="none" w:sz="0"/>
+          <w:insideV w:val="none" w:sz="0"/>
+        </w:tblBorders>
+      </w:tblPr>
+      <w:tblGrid>
+        <w:gridCol w:w="4135"/>
+        <w:gridCol w:w="4135"/>
+      </w:tblGrid>
+      <w:tr>
+        <w:tc>
+          <w:tcPr>
+            <w:tcW w:type="dxa" w:w="4133"/>
+            <w:vAlign w:val="center"/>
+          </w:tcPr>
+          <w:p>
+            <w:pPr>
+              <w:spacing w:line="276" w:lineRule="auto"/>
+              <w:jc w:val="left"/>
+            </w:pPr>
+            <w:r>
+              <w:rPr>
+                <w:rFonts w:ascii="Times New Roman" w:hAnsi="Times New Roman"/>
+                <w:b/>
+                <w:sz w:val="24"/>
+              </w:rPr>
+              <w:t>Tutor Industrial: Lenny Mata</w:t>
+              <w:br/>
+            </w:r>
+            <w:r>
+              <w:rPr>
+                <w:rFonts w:ascii="Times New Roman" w:hAnsi="Times New Roman"/>
+                <w:b/>
+                <w:sz w:val="24"/>
+              </w:rPr>
+              <w:t>C.I.: 8969750</w:t>
+              <w:br/>
+            </w:r>
+            <w:r>
+              <w:rPr>
+                <w:rFonts w:ascii="Times New Roman" w:hAnsi="Times New Roman"/>
+                <w:b/>
+                <w:sz w:val="24"/>
+              </w:rPr>
+              <w:br/>
+            </w:r>
+            <w:r>
+              <w:rPr>
+                <w:rFonts w:ascii="Times New Roman" w:hAnsi="Times New Roman"/>
+                <w:b/>
+                <w:sz w:val="24"/>
+              </w:rPr>
+              <w:t>Tutor Académico: Lic. Carlos Mendoza</w:t>
+              <w:br/>
+            </w:r>
+            <w:r>
+              <w:rPr>
+                <w:rFonts w:ascii="Times New Roman" w:hAnsi="Times New Roman"/>
+                <w:b/>
+                <w:sz w:val="24"/>
+              </w:rPr>
+              <w:t>C.I.: 4.273.815</w:t>
+            </w:r>
+          </w:p>
+        </w:tc>
+        <w:tc>
+          <w:tcPr>
+            <w:tcW w:type="dxa" w:w="4139"/>
+            <w:vAlign w:val="center"/>
+          </w:tcPr>
+          <w:p>
+            <w:pPr>
+              <w:spacing w:line="276" w:lineRule="auto"/>
+              <w:jc w:val="right"/>
+            </w:pPr>
+            <w:r>
+              <w:rPr>
+                <w:rFonts w:ascii="Times New Roman" w:hAnsi="Times New Roman"/>
+                <w:b/>
+                <w:sz w:val="24"/>
+              </w:rPr>
+              <w:t>Autor: Alrifaai Alrifaaie Amaal</w:t>
+              <w:br/>
+            </w:r>
+            <w:r>
+              <w:rPr>
+                <w:rFonts w:ascii="Times New Roman" w:hAnsi="Times New Roman"/>
+                <w:b/>
+                <w:sz w:val="24"/>
+              </w:rPr>
+              <w:t>C.I.: 31.985.792</w:t>
+            </w:r>
+          </w:p>
+        </w:tc>
+      </w:tr>
+    </w:tbl>
     <w:p>
       <w:pPr>
-        <w:spacing w:line="276" w:lineRule="auto" w:before="2033" w:after="160"/>
-        <w:jc w:val="left"/>
-      </w:pPr>
-      <w:r>
-        <w:rPr>
-          <w:rFonts w:ascii="Times New Roman" w:hAnsi="Times New Roman"/>
-          <w:b/>
-          <w:sz w:val="24"/>
-        </w:rPr>
-        <w:t>Autor: Alrifaai Alrifaaie Amaal</w:t>
-        <w:br/>
-      </w:r>
-      <w:r>
-        <w:rPr>
-          <w:rFonts w:ascii="Times New Roman" w:hAnsi="Times New Roman"/>
-          <w:b/>
-          <w:sz w:val="24"/>
-        </w:rPr>
-        <w:t>C.I.: 31.985.792</w:t>
-      </w:r>
-    </w:p>
-    <w:p>
-      <w:pPr>
-        <w:spacing w:line="276" w:lineRule="auto" w:before="0" w:after="0"/>
-        <w:jc w:val="right"/>
-      </w:pPr>
-      <w:r>
-        <w:rPr>
-          <w:rFonts w:ascii="Times New Roman" w:hAnsi="Times New Roman"/>
-          <w:b/>
-          <w:sz w:val="24"/>
-        </w:rPr>
-        <w:t>Tutor Industrial: Lenny Mata</w:t>
-        <w:br/>
-      </w:r>
-      <w:r>
-        <w:rPr>
-          <w:rFonts w:ascii="Times New Roman" w:hAnsi="Times New Roman"/>
-          <w:b/>
-          <w:sz w:val="24"/>
-        </w:rPr>
-        <w:t>C.I.: 8969750</w:t>
-        <w:br/>
-      </w:r>
-      <w:r>
-        <w:rPr>
-          <w:rFonts w:ascii="Times New Roman" w:hAnsi="Times New Roman"/>
-          <w:b/>
-          <w:sz w:val="24"/>
-        </w:rPr>
-        <w:br/>
-      </w:r>
-      <w:r>
-        <w:rPr>
-          <w:rFonts w:ascii="Times New Roman" w:hAnsi="Times New Roman"/>
-          <w:b/>
-          <w:sz w:val="24"/>
-        </w:rPr>
-        <w:t>Tutor Académico: Lic. Carlos Mendoza</w:t>
-        <w:br/>
-      </w:r>
-      <w:r>
-        <w:rPr>
-          <w:rFonts w:ascii="Times New Roman" w:hAnsi="Times New Roman"/>
-          <w:b/>
-          <w:sz w:val="24"/>
-        </w:rPr>
-        <w:t>C.I.: 4.273.815</w:t>
-      </w:r>
+        <w:spacing w:before="2033" w:after="0" w:line="20" w:lineRule="exact"/>
+      </w:pPr>
     </w:p>
     <w:p>
       <w:pPr>

--- a/amaal/reportes/Informe_Pasantia_IUTECP.docx
+++ b/amaal/reportes/Informe_Pasantia_IUTECP.docx
@@ -239,7 +239,7 @@
         <w:tc>
           <w:tcPr>
             <w:tcW w:type="dxa" w:w="4133"/>
-            <w:vAlign w:val="center"/>
+            <w:vAlign w:val="top"/>
           </w:tcPr>
           <w:p>
             <w:pPr>
@@ -294,7 +294,7 @@
         <w:tc>
           <w:tcPr>
             <w:tcW w:type="dxa" w:w="4139"/>
-            <w:vAlign w:val="center"/>
+            <w:vAlign w:val="top"/>
           </w:tcPr>
           <w:p>
             <w:pPr>

--- a/amaal/reportes/Informe_Pasantia_IUTECP.docx
+++ b/amaal/reportes/Informe_Pasantia_IUTECP.docx
@@ -216,6 +216,11 @@
         </w:rPr>
         <w:t>EVALUACIÓN DEL CONTROL ADMINISTRATIVO APLICADO A LA GESTIÓN DE SOLICITUDES DE SERVICIOS DE TELECOMUNICACIONES EN LA EMPRESA INGENIERÍA DE TELECOMUNICACIONES, C.A.</w:t>
       </w:r>
+    </w:p>
+    <w:p>
+      <w:pPr>
+        <w:spacing w:before="2033" w:after="0" w:line="20" w:lineRule="exact"/>
+      </w:pPr>
     </w:p>
     <w:tbl>
       <w:tblPr>
@@ -322,11 +327,6 @@
         </w:tc>
       </w:tr>
     </w:tbl>
-    <w:p>
-      <w:pPr>
-        <w:spacing w:before="2033" w:after="0" w:line="20" w:lineRule="exact"/>
-      </w:pPr>
-    </w:p>
     <w:p>
       <w:pPr>
         <w:spacing w:line="276" w:lineRule="auto" w:before="777" w:after="0"/>

--- a/amaal/reportes/Informe_Pasantia_IUTECP.docx
+++ b/amaal/reportes/Informe_Pasantia_IUTECP.docx
@@ -117,7 +117,16 @@
           <w:b/>
           <w:sz w:val="24"/>
         </w:rPr>
-        <w:t>Autor: Alrifaai Alrifaaie Amaal</w:t>
+        <w:t>Autor:</w:t>
+        <w:br/>
+      </w:r>
+      <w:r>
+        <w:rPr>
+          <w:rFonts w:ascii="Times New Roman" w:hAnsi="Times New Roman"/>
+          <w:b/>
+          <w:sz w:val="24"/>
+        </w:rPr>
+        <w:t>Alrifaai Alrifaaie Amaal</w:t>
         <w:br/>
       </w:r>
       <w:r>
@@ -131,7 +140,7 @@
     </w:p>
     <w:p>
       <w:pPr>
-        <w:spacing w:line="276" w:lineRule="auto" w:before="2309" w:after="0"/>
+        <w:spacing w:line="276" w:lineRule="auto" w:before="2033" w:after="0"/>
         <w:jc w:val="center"/>
       </w:pPr>
       <w:r>
@@ -257,7 +266,16 @@
                 <w:b/>
                 <w:sz w:val="24"/>
               </w:rPr>
-              <w:t>Tutor Industrial: Lenny Mata</w:t>
+              <w:t>Tutor Industrial:</w:t>
+              <w:br/>
+            </w:r>
+            <w:r>
+              <w:rPr>
+                <w:rFonts w:ascii="Times New Roman" w:hAnsi="Times New Roman"/>
+                <w:b/>
+                <w:sz w:val="24"/>
+              </w:rPr>
+              <w:t>Lenny Mata</w:t>
               <w:br/>
             </w:r>
             <w:r>
@@ -283,7 +301,16 @@
                 <w:b/>
                 <w:sz w:val="24"/>
               </w:rPr>
-              <w:t>Tutor Académico: Lic. Carlos Mendoza</w:t>
+              <w:t>Tutor Académico:</w:t>
+              <w:br/>
+            </w:r>
+            <w:r>
+              <w:rPr>
+                <w:rFonts w:ascii="Times New Roman" w:hAnsi="Times New Roman"/>
+                <w:b/>
+                <w:sz w:val="24"/>
+              </w:rPr>
+              <w:t>Lic. Carlos Mendoza</w:t>
               <w:br/>
             </w:r>
             <w:r>
@@ -312,7 +339,16 @@
                 <w:b/>
                 <w:sz w:val="24"/>
               </w:rPr>
-              <w:t>Autor: Alrifaai Alrifaaie Amaal</w:t>
+              <w:t>Autor:</w:t>
+              <w:br/>
+            </w:r>
+            <w:r>
+              <w:rPr>
+                <w:rFonts w:ascii="Times New Roman" w:hAnsi="Times New Roman"/>
+                <w:b/>
+                <w:sz w:val="24"/>
+              </w:rPr>
+              <w:t>Alrifaai Alrifaaie Amaal</w:t>
               <w:br/>
             </w:r>
             <w:r>
@@ -329,7 +365,7 @@
     </w:tbl>
     <w:p>
       <w:pPr>
-        <w:spacing w:line="276" w:lineRule="auto" w:before="777" w:after="0"/>
+        <w:spacing w:line="276" w:lineRule="auto" w:before="501" w:after="0"/>
         <w:jc w:val="center"/>
       </w:pPr>
       <w:r>

--- a/amaal/reportes/Informe_Pasantia_IUTECP.docx
+++ b/amaal/reportes/Informe_Pasantia_IUTECP.docx
@@ -365,7 +365,7 @@
     </w:tbl>
     <w:p>
       <w:pPr>
-        <w:spacing w:line="276" w:lineRule="auto" w:before="501" w:after="0"/>
+        <w:spacing w:line="276" w:lineRule="auto" w:before="2464" w:after="0"/>
         <w:jc w:val="center"/>
       </w:pPr>
       <w:r>

--- a/amaal/reportes/Informe_Pasantia_IUTECP.docx
+++ b/amaal/reportes/Informe_Pasantia_IUTECP.docx
@@ -365,7 +365,7 @@
     </w:tbl>
     <w:p>
       <w:pPr>
-        <w:spacing w:line="276" w:lineRule="auto" w:before="2464" w:after="0"/>
+        <w:spacing w:line="276" w:lineRule="auto" w:before="1745" w:after="0"/>
         <w:jc w:val="center"/>
       </w:pPr>
       <w:r>

--- a/amaal/reportes/Informe_Pasantia_IUTECP.docx
+++ b/amaal/reportes/Informe_Pasantia_IUTECP.docx
@@ -60,7 +60,7 @@
       <w:r>
         <w:drawing>
           <wp:inline xmlns:a="http://schemas.openxmlformats.org/drawingml/2006/main" xmlns:pic="http://schemas.openxmlformats.org/drawingml/2006/picture">
-            <wp:extent cx="1620000" cy="1440000"/>
+            <wp:extent cx="1080000" cy="347711"/>
             <wp:docPr id="1" name="Picture 1"/>
             <wp:cNvGraphicFramePr>
               <a:graphicFrameLocks noChangeAspect="1"/>
@@ -81,7 +81,7 @@
                   <pic:spPr>
                     <a:xfrm>
                       <a:off x="0" y="0"/>
-                      <a:ext cx="1620000" cy="1440000"/>
+                      <a:ext cx="1080000" cy="347711"/>
                     </a:xfrm>
                     <a:prstGeom prst="rect"/>
                   </pic:spPr>
@@ -94,7 +94,7 @@
     </w:p>
     <w:p>
       <w:pPr>
-        <w:spacing w:line="276" w:lineRule="auto" w:before="1344" w:after="0"/>
+        <w:spacing w:line="276" w:lineRule="auto" w:before="2044" w:after="0"/>
         <w:jc w:val="center"/>
       </w:pPr>
       <w:r>

--- a/amaal/reportes/Informe_Pasantia_IUTECP.docx
+++ b/amaal/reportes/Informe_Pasantia_IUTECP.docx
@@ -54,7 +54,7 @@
     </w:p>
     <w:p>
       <w:pPr>
-        <w:spacing w:before="120" w:after="120"/>
+        <w:spacing w:before="240" w:after="240"/>
         <w:jc w:val="center"/>
       </w:pPr>
       <w:r>
@@ -94,7 +94,7 @@
     </w:p>
     <w:p>
       <w:pPr>
-        <w:spacing w:line="276" w:lineRule="auto" w:before="2044" w:after="0"/>
+        <w:spacing w:line="276" w:lineRule="auto" w:before="3844" w:after="0"/>
         <w:jc w:val="center"/>
       </w:pPr>
       <w:r>

--- a/amaal/reportes/Informe_Pasantia_IUTECP.docx
+++ b/amaal/reportes/Informe_Pasantia_IUTECP.docx
@@ -54,7 +54,7 @@
     </w:p>
     <w:p>
       <w:pPr>
-        <w:spacing w:before="240" w:after="240"/>
+        <w:spacing w:before="1881" w:after="1881"/>
         <w:jc w:val="center"/>
       </w:pPr>
       <w:r>
@@ -94,7 +94,7 @@
     </w:p>
     <w:p>
       <w:pPr>
-        <w:spacing w:line="276" w:lineRule="auto" w:before="3844" w:after="0"/>
+        <w:spacing w:line="276" w:lineRule="auto" w:before="1881" w:after="0"/>
         <w:jc w:val="center"/>
       </w:pPr>
       <w:r>
@@ -108,7 +108,7 @@
     </w:p>
     <w:p>
       <w:pPr>
-        <w:spacing w:line="276" w:lineRule="auto" w:before="2281" w:after="0"/>
+        <w:spacing w:line="276" w:lineRule="auto" w:before="1881" w:after="0"/>
         <w:jc w:val="right"/>
       </w:pPr>
       <w:r>
@@ -140,7 +140,7 @@
     </w:p>
     <w:p>
       <w:pPr>
-        <w:spacing w:line="276" w:lineRule="auto" w:before="2033" w:after="0"/>
+        <w:spacing w:line="276" w:lineRule="auto" w:before="1881" w:after="0"/>
         <w:jc w:val="center"/>
       </w:pPr>
       <w:r>
@@ -214,7 +214,7 @@
     </w:p>
     <w:p>
       <w:pPr>
-        <w:spacing w:line="276" w:lineRule="auto" w:before="2973" w:after="0"/>
+        <w:spacing w:line="276" w:lineRule="auto" w:before="2490" w:after="0"/>
         <w:jc w:val="center"/>
       </w:pPr>
       <w:r>
@@ -228,7 +228,7 @@
     </w:p>
     <w:p>
       <w:pPr>
-        <w:spacing w:before="2033" w:after="0" w:line="20" w:lineRule="exact"/>
+        <w:spacing w:before="2490" w:after="0" w:line="20" w:lineRule="exact"/>
       </w:pPr>
     </w:p>
     <w:tbl>
@@ -365,7 +365,7 @@
     </w:tbl>
     <w:p>
       <w:pPr>
-        <w:spacing w:line="276" w:lineRule="auto" w:before="1745" w:after="0"/>
+        <w:spacing w:line="276" w:lineRule="auto" w:before="2490" w:after="0"/>
         <w:jc w:val="center"/>
       </w:pPr>
       <w:r>

--- a/amaal/reportes/Informe_Pasantia_IUTECP.docx
+++ b/amaal/reportes/Informe_Pasantia_IUTECP.docx
@@ -54,7 +54,7 @@
     </w:p>
     <w:p>
       <w:pPr>
-        <w:spacing w:before="1881" w:after="1881"/>
+        <w:spacing w:before="721" w:after="721"/>
         <w:jc w:val="center"/>
       </w:pPr>
       <w:r>
@@ -94,7 +94,7 @@
     </w:p>
     <w:p>
       <w:pPr>
-        <w:spacing w:line="276" w:lineRule="auto" w:before="1881" w:after="0"/>
+        <w:spacing w:line="276" w:lineRule="auto" w:before="0" w:after="0"/>
         <w:jc w:val="center"/>
       </w:pPr>
       <w:r>
@@ -108,7 +108,7 @@
     </w:p>
     <w:p>
       <w:pPr>
-        <w:spacing w:line="276" w:lineRule="auto" w:before="1881" w:after="0"/>
+        <w:spacing w:line="276" w:lineRule="auto" w:before="3042" w:after="0"/>
         <w:jc w:val="right"/>
       </w:pPr>
       <w:r>
@@ -140,7 +140,7 @@
     </w:p>
     <w:p>
       <w:pPr>
-        <w:spacing w:line="276" w:lineRule="auto" w:before="1881" w:after="0"/>
+        <w:spacing w:line="276" w:lineRule="auto" w:before="3042" w:after="0"/>
         <w:jc w:val="center"/>
       </w:pPr>
       <w:r>

--- a/amaal/reportes/Informe_Pasantia_IUTECP.docx
+++ b/amaal/reportes/Informe_Pasantia_IUTECP.docx
@@ -54,7 +54,7 @@
     </w:p>
     <w:p>
       <w:pPr>
-        <w:spacing w:before="721" w:after="721"/>
+        <w:spacing w:before="1025" w:after="1025"/>
         <w:jc w:val="center"/>
       </w:pPr>
       <w:r>
@@ -108,7 +108,7 @@
     </w:p>
     <w:p>
       <w:pPr>
-        <w:spacing w:line="276" w:lineRule="auto" w:before="3042" w:after="0"/>
+        <w:spacing w:line="276" w:lineRule="auto" w:before="3650" w:after="0"/>
         <w:jc w:val="right"/>
       </w:pPr>
       <w:r>
@@ -140,7 +140,7 @@
     </w:p>
     <w:p>
       <w:pPr>
-        <w:spacing w:line="276" w:lineRule="auto" w:before="3042" w:after="0"/>
+        <w:spacing w:line="276" w:lineRule="auto" w:before="1825" w:after="0"/>
         <w:jc w:val="center"/>
       </w:pPr>
       <w:r>
@@ -214,7 +214,7 @@
     </w:p>
     <w:p>
       <w:pPr>
-        <w:spacing w:line="276" w:lineRule="auto" w:before="2490" w:after="0"/>
+        <w:spacing w:line="276" w:lineRule="auto" w:before="2988" w:after="0"/>
         <w:jc w:val="center"/>
       </w:pPr>
       <w:r>
@@ -228,7 +228,7 @@
     </w:p>
     <w:p>
       <w:pPr>
-        <w:spacing w:before="2490" w:after="0" w:line="20" w:lineRule="exact"/>
+        <w:spacing w:before="2988" w:after="0" w:line="20" w:lineRule="exact"/>
       </w:pPr>
     </w:p>
     <w:tbl>
@@ -365,7 +365,7 @@
     </w:tbl>
     <w:p>
       <w:pPr>
-        <w:spacing w:line="276" w:lineRule="auto" w:before="2490" w:after="0"/>
+        <w:spacing w:line="276" w:lineRule="auto" w:before="1494" w:after="0"/>
         <w:jc w:val="center"/>
       </w:pPr>
       <w:r>

--- a/amaal/reportes/Informe_Pasantia_IUTECP.docx
+++ b/amaal/reportes/Informe_Pasantia_IUTECP.docx
@@ -54,7 +54,7 @@
     </w:p>
     <w:p>
       <w:pPr>
-        <w:spacing w:before="1025" w:after="1025"/>
+        <w:spacing w:before="1228" w:after="1228"/>
         <w:jc w:val="center"/>
       </w:pPr>
       <w:r>
@@ -108,7 +108,7 @@
     </w:p>
     <w:p>
       <w:pPr>
-        <w:spacing w:line="276" w:lineRule="auto" w:before="3650" w:after="0"/>
+        <w:spacing w:line="276" w:lineRule="auto" w:before="3380" w:after="0"/>
         <w:jc w:val="right"/>
       </w:pPr>
       <w:r>
@@ -140,7 +140,7 @@
     </w:p>
     <w:p>
       <w:pPr>
-        <w:spacing w:line="276" w:lineRule="auto" w:before="1825" w:after="0"/>
+        <w:spacing w:line="276" w:lineRule="auto" w:before="1690" w:after="0"/>
         <w:jc w:val="center"/>
       </w:pPr>
       <w:r>
@@ -214,7 +214,7 @@
     </w:p>
     <w:p>
       <w:pPr>
-        <w:spacing w:line="276" w:lineRule="auto" w:before="2988" w:after="0"/>
+        <w:spacing w:line="276" w:lineRule="auto" w:before="3320" w:after="0"/>
         <w:jc w:val="center"/>
       </w:pPr>
       <w:r>
@@ -228,7 +228,7 @@
     </w:p>
     <w:p>
       <w:pPr>
-        <w:spacing w:before="2988" w:after="0" w:line="20" w:lineRule="exact"/>
+        <w:spacing w:before="2767" w:after="0" w:line="20" w:lineRule="exact"/>
       </w:pPr>
     </w:p>
     <w:tbl>
@@ -365,7 +365,7 @@
     </w:tbl>
     <w:p>
       <w:pPr>
-        <w:spacing w:line="276" w:lineRule="auto" w:before="1494" w:after="0"/>
+        <w:spacing w:line="276" w:lineRule="auto" w:before="1383" w:after="0"/>
         <w:jc w:val="center"/>
       </w:pPr>
       <w:r>

--- a/amaal/reportes/Informe_Pasantia_IUTECP.docx
+++ b/amaal/reportes/Informe_Pasantia_IUTECP.docx
@@ -54,7 +54,7 @@
     </w:p>
     <w:p>
       <w:pPr>
-        <w:spacing w:before="1228" w:after="1228"/>
+        <w:spacing w:before="1412" w:after="1225"/>
         <w:jc w:val="center"/>
       </w:pPr>
       <w:r>
@@ -108,7 +108,7 @@
     </w:p>
     <w:p>
       <w:pPr>
-        <w:spacing w:line="276" w:lineRule="auto" w:before="3380" w:after="0"/>
+        <w:spacing w:line="276" w:lineRule="auto" w:before="3259" w:after="0"/>
         <w:jc w:val="right"/>
       </w:pPr>
       <w:r>
@@ -140,7 +140,7 @@
     </w:p>
     <w:p>
       <w:pPr>
-        <w:spacing w:line="276" w:lineRule="auto" w:before="1690" w:after="0"/>
+        <w:spacing w:line="276" w:lineRule="auto" w:before="1630" w:after="0"/>
         <w:jc w:val="center"/>
       </w:pPr>
       <w:r>
@@ -214,7 +214,7 @@
     </w:p>
     <w:p>
       <w:pPr>
-        <w:spacing w:line="276" w:lineRule="auto" w:before="3320" w:after="0"/>
+        <w:spacing w:line="276" w:lineRule="auto" w:before="3468" w:after="0"/>
         <w:jc w:val="center"/>
       </w:pPr>
       <w:r>
@@ -228,7 +228,7 @@
     </w:p>
     <w:p>
       <w:pPr>
-        <w:spacing w:before="2767" w:after="0" w:line="20" w:lineRule="exact"/>
+        <w:spacing w:before="2668" w:after="0" w:line="20" w:lineRule="exact"/>
       </w:pPr>
     </w:p>
     <w:tbl>
@@ -365,7 +365,7 @@
     </w:tbl>
     <w:p>
       <w:pPr>
-        <w:spacing w:line="276" w:lineRule="auto" w:before="1383" w:after="0"/>
+        <w:spacing w:line="276" w:lineRule="auto" w:before="1334" w:after="0"/>
         <w:jc w:val="center"/>
       </w:pPr>
       <w:r>

--- a/amaal/reportes/Informe_Pasantia_IUTECP.docx
+++ b/amaal/reportes/Informe_Pasantia_IUTECP.docx
@@ -54,7 +54,7 @@
     </w:p>
     <w:p>
       <w:pPr>
-        <w:spacing w:before="1412" w:after="1225"/>
+        <w:spacing w:before="1304" w:after="1007"/>
         <w:jc w:val="center"/>
       </w:pPr>
       <w:r>
@@ -214,7 +214,7 @@
     </w:p>
     <w:p>
       <w:pPr>
-        <w:spacing w:line="276" w:lineRule="auto" w:before="3468" w:after="0"/>
+        <w:spacing w:line="276" w:lineRule="auto" w:before="3201" w:after="0"/>
         <w:jc w:val="center"/>
       </w:pPr>
       <w:r>

--- a/amaal/reportes/Informe_Pasantia_IUTECP.docx
+++ b/amaal/reportes/Informe_Pasantia_IUTECP.docx
@@ -54,7 +54,7 @@
     </w:p>
     <w:p>
       <w:pPr>
-        <w:spacing w:before="1304" w:after="1007"/>
+        <w:spacing w:before="1263" w:after="926"/>
         <w:jc w:val="center"/>
       </w:pPr>
       <w:r>
@@ -108,7 +108,7 @@
     </w:p>
     <w:p>
       <w:pPr>
-        <w:spacing w:line="276" w:lineRule="auto" w:before="3259" w:after="0"/>
+        <w:spacing w:line="276" w:lineRule="auto" w:before="3158" w:after="0"/>
         <w:jc w:val="right"/>
       </w:pPr>
       <w:r>
@@ -140,7 +140,7 @@
     </w:p>
     <w:p>
       <w:pPr>
-        <w:spacing w:line="276" w:lineRule="auto" w:before="1630" w:after="0"/>
+        <w:spacing w:line="276" w:lineRule="auto" w:before="1579" w:after="0"/>
         <w:jc w:val="center"/>
       </w:pPr>
       <w:r>
@@ -214,7 +214,7 @@
     </w:p>
     <w:p>
       <w:pPr>
-        <w:spacing w:line="276" w:lineRule="auto" w:before="3201" w:after="0"/>
+        <w:spacing w:line="276" w:lineRule="auto" w:before="3053" w:after="0"/>
         <w:jc w:val="center"/>
       </w:pPr>
       <w:r>
@@ -228,7 +228,7 @@
     </w:p>
     <w:p>
       <w:pPr>
-        <w:spacing w:before="2668" w:after="0" w:line="20" w:lineRule="exact"/>
+        <w:spacing w:before="2544" w:after="0" w:line="20" w:lineRule="exact"/>
       </w:pPr>
     </w:p>
     <w:tbl>
@@ -365,7 +365,7 @@
     </w:tbl>
     <w:p>
       <w:pPr>
-        <w:spacing w:line="276" w:lineRule="auto" w:before="1334" w:after="0"/>
+        <w:spacing w:line="276" w:lineRule="auto" w:before="1272" w:after="0"/>
         <w:jc w:val="center"/>
       </w:pPr>
       <w:r>

--- a/amaal/reportes/Informe_Pasantia_IUTECP.docx
+++ b/amaal/reportes/Informe_Pasantia_IUTECP.docx
@@ -54,7 +54,7 @@
     </w:p>
     <w:p>
       <w:pPr>
-        <w:spacing w:before="1263" w:after="926"/>
+        <w:spacing w:before="947" w:after="1242"/>
         <w:jc w:val="center"/>
       </w:pPr>
       <w:r>

--- a/amaal/reportes/Informe_Pasantia_IUTECP.docx
+++ b/amaal/reportes/Informe_Pasantia_IUTECP.docx
@@ -643,6 +643,36 @@
           <w:b w:val="0"/>
           <w:sz w:val="24"/>
         </w:rPr>
+        <w:t>LISTA DE FIGURAS</w:t>
+        <w:tab/>
+      </w:r>
+      <w:r>
+        <w:rPr>
+          <w:rFonts w:ascii="Times New Roman" w:hAnsi="Times New Roman"/>
+          <w:b w:val="0"/>
+          <w:sz w:val="24"/>
+        </w:rPr>
+        <w:fldChar w:fldCharType="begin"/>
+        <w:instrText xml:space="preserve"> PAGEREF bm_lista_figuras \h </w:instrText>
+        <w:fldChar w:fldCharType="separate"/>
+        <w:t>?</w:t>
+        <w:fldChar w:fldCharType="end"/>
+      </w:r>
+    </w:p>
+    <w:p>
+      <w:pPr>
+        <w:tabs>
+          <w:tab w:pos="8271" w:val="right" w:leader="dot"/>
+        </w:tabs>
+        <w:spacing w:line="360" w:lineRule="auto" w:before="0" w:after="80"/>
+        <w:ind w:left="0"/>
+      </w:pPr>
+      <w:r>
+        <w:rPr>
+          <w:rFonts w:ascii="Times New Roman" w:hAnsi="Times New Roman"/>
+          <w:b w:val="0"/>
+          <w:sz w:val="24"/>
+        </w:rPr>
         <w:t>LISTA DE GRÁFICOS</w:t>
         <w:tab/>
       </w:r>
@@ -1655,7 +1685,7 @@
       </w:pPr>
     </w:p>
     <w:p>
-      <w:bookmarkStart w:id="bm_lista_graficos" w:name="bm_lista_graficos"/>
+      <w:bookmarkStart w:id="bm_lista_figuras" w:name="bm_lista_figuras"/>
       <w:pPr>
         <w:spacing w:after="480"/>
         <w:jc w:val="center"/>
@@ -1666,9 +1696,9 @@
           <w:b/>
           <w:sz w:val="24"/>
         </w:rPr>
-        <w:t>LISTA DE GRÁFICOS</w:t>
-      </w:r>
-      <w:bookmarkEnd w:id="bm_lista_graficos"/>
+        <w:t>LISTA DE FIGURAS</w:t>
+      </w:r>
+      <w:bookmarkEnd w:id="bm_lista_figuras"/>
     </w:p>
     <w:p>
       <w:pPr>
@@ -1681,129 +1711,6 @@
           <w:docGrid w:linePitch="360"/>
         </w:sectPr>
       </w:pPr>
-    </w:p>
-    <w:p>
-      <w:pPr>
-        <w:tabs>
-          <w:tab w:pos="8271" w:val="right"/>
-        </w:tabs>
-        <w:spacing w:before="240" w:after="240"/>
-      </w:pPr>
-      <w:r>
-        <w:rPr>
-          <w:rFonts w:ascii="Times New Roman" w:hAnsi="Times New Roman"/>
-          <w:b/>
-          <w:sz w:val="24"/>
-        </w:rPr>
-        <w:t>GRÁFICO</w:t>
-      </w:r>
-      <w:r>
-        <w:tab/>
-      </w:r>
-      <w:r>
-        <w:rPr>
-          <w:rFonts w:ascii="Times New Roman" w:hAnsi="Times New Roman"/>
-          <w:b/>
-          <w:sz w:val="24"/>
-        </w:rPr>
-        <w:t>pp.</w:t>
-      </w:r>
-    </w:p>
-    <w:p>
-      <w:pPr>
-        <w:tabs>
-          <w:tab w:pos="1020" w:val="left"/>
-          <w:tab w:pos="8271" w:val="right" w:leader="dot"/>
-        </w:tabs>
-        <w:spacing w:line="360" w:lineRule="auto" w:before="0" w:after="80"/>
-        <w:ind w:left="1020" w:hanging="1020"/>
-      </w:pPr>
-      <w:r>
-        <w:rPr>
-          <w:rFonts w:ascii="Times New Roman" w:hAnsi="Times New Roman"/>
-          <w:sz w:val="24"/>
-        </w:rPr>
-        <w:t>1</w:t>
-        <w:tab/>
-        <w:t>Representación cartográfica y ubicación espacial de Ingeniería de Telecomunicaciones, C.A.</w:t>
-        <w:tab/>
-      </w:r>
-      <w:r>
-        <w:rPr>
-          <w:rFonts w:ascii="Times New Roman" w:hAnsi="Times New Roman"/>
-          <w:b w:val="0"/>
-          <w:sz w:val="24"/>
-        </w:rPr>
-        <w:fldChar w:fldCharType="begin"/>
-        <w:instrText xml:space="preserve"> PAGEREF bm_grafico1 \h </w:instrText>
-        <w:fldChar w:fldCharType="separate"/>
-        <w:t>?</w:t>
-        <w:fldChar w:fldCharType="end"/>
-      </w:r>
-    </w:p>
-    <w:p>
-      <w:pPr>
-        <w:tabs>
-          <w:tab w:pos="1020" w:val="left"/>
-          <w:tab w:pos="8271" w:val="right" w:leader="dot"/>
-        </w:tabs>
-        <w:spacing w:line="360" w:lineRule="auto" w:before="0" w:after="80"/>
-        <w:ind w:left="1020" w:hanging="1020"/>
-      </w:pPr>
-      <w:r>
-        <w:rPr>
-          <w:rFonts w:ascii="Times New Roman" w:hAnsi="Times New Roman"/>
-          <w:sz w:val="24"/>
-        </w:rPr>
-        <w:t>2</w:t>
-        <w:tab/>
-        <w:t>Organigrama estructural y niveles jerárquicos de Ingeniería de Telecomunicaciones, C.A.</w:t>
-        <w:tab/>
-      </w:r>
-      <w:r>
-        <w:rPr>
-          <w:rFonts w:ascii="Times New Roman" w:hAnsi="Times New Roman"/>
-          <w:b w:val="0"/>
-          <w:sz w:val="24"/>
-        </w:rPr>
-        <w:fldChar w:fldCharType="begin"/>
-        <w:instrText xml:space="preserve"> PAGEREF bm_grafico2 \h </w:instrText>
-        <w:fldChar w:fldCharType="separate"/>
-        <w:t>?</w:t>
-        <w:fldChar w:fldCharType="end"/>
-      </w:r>
-    </w:p>
-    <w:p>
-      <w:pPr>
-        <w:tabs>
-          <w:tab w:pos="1020" w:val="left"/>
-          <w:tab w:pos="8271" w:val="right" w:leader="dot"/>
-        </w:tabs>
-        <w:spacing w:line="360" w:lineRule="auto" w:before="0" w:after="80"/>
-        <w:ind w:left="1020" w:hanging="1020"/>
-      </w:pPr>
-      <w:r>
-        <w:rPr>
-          <w:rFonts w:ascii="Times New Roman" w:hAnsi="Times New Roman"/>
-          <w:sz w:val="24"/>
-        </w:rPr>
-        <w:t>3</w:t>
-        <w:tab/>
-        <w:t>Organigrama del Departamento de Administración.</w:t>
-        <w:tab/>
-      </w:r>
-      <w:r>
-        <w:rPr>
-          <w:rFonts w:ascii="Times New Roman" w:hAnsi="Times New Roman"/>
-          <w:b w:val="0"/>
-          <w:sz w:val="24"/>
-        </w:rPr>
-        <w:fldChar w:fldCharType="begin"/>
-        <w:instrText xml:space="preserve"> PAGEREF bm_grafico3 \h </w:instrText>
-        <w:fldChar w:fldCharType="separate"/>
-        <w:t>?</w:t>
-        <w:fldChar w:fldCharType="end"/>
-      </w:r>
     </w:p>
     <w:p>
       <w:pPr>
@@ -1819,7 +1726,7 @@
       </w:pPr>
     </w:p>
     <w:p>
-      <w:bookmarkStart w:id="bm_lista_anexos" w:name="bm_lista_anexos"/>
+      <w:bookmarkStart w:id="bm_lista_graficos" w:name="bm_lista_graficos"/>
       <w:pPr>
         <w:spacing w:after="480"/>
         <w:jc w:val="center"/>
@@ -1830,9 +1737,9 @@
           <w:b/>
           <w:sz w:val="24"/>
         </w:rPr>
-        <w:t>LISTA DE ANEXOS</w:t>
-      </w:r>
-      <w:bookmarkEnd w:id="bm_lista_anexos"/>
+        <w:t>LISTA DE GRÁFICOS</w:t>
+      </w:r>
+      <w:bookmarkEnd w:id="bm_lista_graficos"/>
     </w:p>
     <w:p>
       <w:pPr>
@@ -1859,7 +1766,7 @@
           <w:b/>
           <w:sz w:val="24"/>
         </w:rPr>
-        <w:t>ANEXOS</w:t>
+        <w:t>GRÁFICO</w:t>
       </w:r>
       <w:r>
         <w:tab/>
@@ -1887,9 +1794,9 @@
           <w:rFonts w:ascii="Times New Roman" w:hAnsi="Times New Roman"/>
           <w:sz w:val="24"/>
         </w:rPr>
-        <w:t>A</w:t>
+        <w:t>1</w:t>
         <w:tab/>
-        <w:t>Aquí va la descripción del Anexo A</w:t>
+        <w:t>Representación cartográfica y ubicación espacial de Ingeniería de Telecomunicaciones, C.A.</w:t>
         <w:tab/>
       </w:r>
       <w:r>
@@ -1899,7 +1806,7 @@
           <w:sz w:val="24"/>
         </w:rPr>
         <w:fldChar w:fldCharType="begin"/>
-        <w:instrText xml:space="preserve"> PAGEREF bm_anexoA \h </w:instrText>
+        <w:instrText xml:space="preserve"> PAGEREF bm_grafico1 \h </w:instrText>
         <w:fldChar w:fldCharType="separate"/>
         <w:t>?</w:t>
         <w:fldChar w:fldCharType="end"/>
@@ -1919,9 +1826,9 @@
           <w:rFonts w:ascii="Times New Roman" w:hAnsi="Times New Roman"/>
           <w:sz w:val="24"/>
         </w:rPr>
-        <w:t>B</w:t>
+        <w:t>2</w:t>
         <w:tab/>
-        <w:t>Aquí va la descripción del Anexo B</w:t>
+        <w:t>Organigrama estructural y niveles jerárquicos de Ingeniería de Telecomunicaciones, C.A.</w:t>
         <w:tab/>
       </w:r>
       <w:r>
@@ -1931,7 +1838,7 @@
           <w:sz w:val="24"/>
         </w:rPr>
         <w:fldChar w:fldCharType="begin"/>
-        <w:instrText xml:space="preserve"> PAGEREF bm_anexoB \h </w:instrText>
+        <w:instrText xml:space="preserve"> PAGEREF bm_grafico2 \h </w:instrText>
         <w:fldChar w:fldCharType="separate"/>
         <w:t>?</w:t>
         <w:fldChar w:fldCharType="end"/>
@@ -1951,9 +1858,9 @@
           <w:rFonts w:ascii="Times New Roman" w:hAnsi="Times New Roman"/>
           <w:sz w:val="24"/>
         </w:rPr>
-        <w:t>C</w:t>
+        <w:t>3</w:t>
         <w:tab/>
-        <w:t>Aquí va la descripción del Anexo C</w:t>
+        <w:t>Organigrama del Departamento de Administración.</w:t>
         <w:tab/>
       </w:r>
       <w:r>
@@ -1963,7 +1870,7 @@
           <w:sz w:val="24"/>
         </w:rPr>
         <w:fldChar w:fldCharType="begin"/>
-        <w:instrText xml:space="preserve"> PAGEREF bm_anexoC \h </w:instrText>
+        <w:instrText xml:space="preserve"> PAGEREF bm_grafico3 \h </w:instrText>
         <w:fldChar w:fldCharType="separate"/>
         <w:t>?</w:t>
         <w:fldChar w:fldCharType="end"/>
@@ -1983,7 +1890,7 @@
       </w:pPr>
     </w:p>
     <w:p>
-      <w:bookmarkStart w:id="bm_resumen" w:name="bm_resumen"/>
+      <w:bookmarkStart w:id="bm_lista_anexos" w:name="bm_lista_anexos"/>
       <w:pPr>
         <w:spacing w:after="480"/>
         <w:jc w:val="center"/>
@@ -1994,9 +1901,9 @@
           <w:b/>
           <w:sz w:val="24"/>
         </w:rPr>
-        <w:t>RESUMEN</w:t>
-      </w:r>
-      <w:bookmarkEnd w:id="bm_resumen"/>
+        <w:t>LISTA DE ANEXOS</w:t>
+      </w:r>
+      <w:bookmarkEnd w:id="bm_lista_anexos"/>
     </w:p>
     <w:p>
       <w:pPr>
@@ -2012,32 +1919,125 @@
     </w:p>
     <w:p>
       <w:pPr>
-        <w:spacing w:line="360" w:lineRule="auto" w:after="0" w:before="0"/>
-        <w:ind w:firstLine="709"/>
-        <w:jc w:val="both"/>
+        <w:tabs>
+          <w:tab w:pos="8271" w:val="right"/>
+        </w:tabs>
+        <w:spacing w:before="240" w:after="240"/>
       </w:pPr>
       <w:r>
         <w:rPr>
           <w:rFonts w:ascii="Times New Roman" w:hAnsi="Times New Roman"/>
-          <w:i w:val="0"/>
+          <w:b/>
           <w:sz w:val="24"/>
         </w:rPr>
-        <w:t>El presente informe describe la evaluación del control administrativo aplicado a la gestión de solicitudes de servicios de telecomunicaciones en la empresa Ingeniería de Telecomunicaciones, C.A. (IDETEL). La investigación se enmarca en la modalidad de proyecto factible apoyado en un diagnóstico de campo. Durante el estudio se identificó la ausencia de procedimientos formalizados para el seguimiento de solicitudes de afiliación e incidencias, la falta de formatos estandarizados de registro y la inexistencia de indicadores de gestión que permitan evaluar el desempeño del proceso de atención al suscriptor. La propuesta contempla un nuevo flujo de trabajo estandarizado, formatos unificados de control y un conjunto de indicadores de gestión orientados a fortalecer el control administrativo y optimizar la calidad del servicio prestado.</w:t>
+        <w:t>ANEXOS</w:t>
+      </w:r>
+      <w:r>
+        <w:tab/>
+      </w:r>
+      <w:r>
+        <w:rPr>
+          <w:rFonts w:ascii="Times New Roman" w:hAnsi="Times New Roman"/>
+          <w:b/>
+          <w:sz w:val="24"/>
+        </w:rPr>
+        <w:t>pp.</w:t>
       </w:r>
     </w:p>
-    <w:p/>
     <w:p>
       <w:pPr>
-        <w:ind w:firstLine="709"/>
-      </w:pPr>
-      <w:r>
-        <w:rPr>
-          <w:b/>
-        </w:rPr>
-        <w:t xml:space="preserve">Palabras claves: </w:t>
-      </w:r>
-      <w:r>
-        <w:t>control administrativo, solicitudes de servicios, telecomunicaciones, proyecto factible, pasantías.</w:t>
+        <w:tabs>
+          <w:tab w:pos="1020" w:val="left"/>
+          <w:tab w:pos="8271" w:val="right" w:leader="dot"/>
+        </w:tabs>
+        <w:spacing w:line="360" w:lineRule="auto" w:before="0" w:after="80"/>
+        <w:ind w:left="1020" w:hanging="1020"/>
+      </w:pPr>
+      <w:r>
+        <w:rPr>
+          <w:rFonts w:ascii="Times New Roman" w:hAnsi="Times New Roman"/>
+          <w:sz w:val="24"/>
+        </w:rPr>
+        <w:t>A</w:t>
+        <w:tab/>
+        <w:t>Aquí va la descripción del Anexo A</w:t>
+        <w:tab/>
+      </w:r>
+      <w:r>
+        <w:rPr>
+          <w:rFonts w:ascii="Times New Roman" w:hAnsi="Times New Roman"/>
+          <w:b w:val="0"/>
+          <w:sz w:val="24"/>
+        </w:rPr>
+        <w:fldChar w:fldCharType="begin"/>
+        <w:instrText xml:space="preserve"> PAGEREF bm_anexoA \h </w:instrText>
+        <w:fldChar w:fldCharType="separate"/>
+        <w:t>?</w:t>
+        <w:fldChar w:fldCharType="end"/>
+      </w:r>
+    </w:p>
+    <w:p>
+      <w:pPr>
+        <w:tabs>
+          <w:tab w:pos="1020" w:val="left"/>
+          <w:tab w:pos="8271" w:val="right" w:leader="dot"/>
+        </w:tabs>
+        <w:spacing w:line="360" w:lineRule="auto" w:before="0" w:after="80"/>
+        <w:ind w:left="1020" w:hanging="1020"/>
+      </w:pPr>
+      <w:r>
+        <w:rPr>
+          <w:rFonts w:ascii="Times New Roman" w:hAnsi="Times New Roman"/>
+          <w:sz w:val="24"/>
+        </w:rPr>
+        <w:t>B</w:t>
+        <w:tab/>
+        <w:t>Aquí va la descripción del Anexo B</w:t>
+        <w:tab/>
+      </w:r>
+      <w:r>
+        <w:rPr>
+          <w:rFonts w:ascii="Times New Roman" w:hAnsi="Times New Roman"/>
+          <w:b w:val="0"/>
+          <w:sz w:val="24"/>
+        </w:rPr>
+        <w:fldChar w:fldCharType="begin"/>
+        <w:instrText xml:space="preserve"> PAGEREF bm_anexoB \h </w:instrText>
+        <w:fldChar w:fldCharType="separate"/>
+        <w:t>?</w:t>
+        <w:fldChar w:fldCharType="end"/>
+      </w:r>
+    </w:p>
+    <w:p>
+      <w:pPr>
+        <w:tabs>
+          <w:tab w:pos="1020" w:val="left"/>
+          <w:tab w:pos="8271" w:val="right" w:leader="dot"/>
+        </w:tabs>
+        <w:spacing w:line="360" w:lineRule="auto" w:before="0" w:after="80"/>
+        <w:ind w:left="1020" w:hanging="1020"/>
+      </w:pPr>
+      <w:r>
+        <w:rPr>
+          <w:rFonts w:ascii="Times New Roman" w:hAnsi="Times New Roman"/>
+          <w:sz w:val="24"/>
+        </w:rPr>
+        <w:t>C</w:t>
+        <w:tab/>
+        <w:t>Aquí va la descripción del Anexo C</w:t>
+        <w:tab/>
+      </w:r>
+      <w:r>
+        <w:rPr>
+          <w:rFonts w:ascii="Times New Roman" w:hAnsi="Times New Roman"/>
+          <w:b w:val="0"/>
+          <w:sz w:val="24"/>
+        </w:rPr>
+        <w:fldChar w:fldCharType="begin"/>
+        <w:instrText xml:space="preserve"> PAGEREF bm_anexoC \h </w:instrText>
+        <w:fldChar w:fldCharType="separate"/>
+        <w:t>?</w:t>
+        <w:fldChar w:fldCharType="end"/>
       </w:r>
     </w:p>
     <w:p>
@@ -2054,7 +2054,7 @@
       </w:pPr>
     </w:p>
     <w:p>
-      <w:bookmarkStart w:id="bm_introduccion" w:name="bm_introduccion"/>
+      <w:bookmarkStart w:id="bm_resumen" w:name="bm_resumen"/>
       <w:pPr>
         <w:spacing w:after="480"/>
         <w:jc w:val="center"/>
@@ -2065,9 +2065,9 @@
           <w:b/>
           <w:sz w:val="24"/>
         </w:rPr>
-        <w:t>INTRODUCCIÓN</w:t>
-      </w:r>
-      <w:bookmarkEnd w:id="bm_introduccion"/>
+        <w:t>RESUMEN</w:t>
+      </w:r>
+      <w:bookmarkEnd w:id="bm_resumen"/>
     </w:p>
     <w:p>
       <w:pPr>
@@ -2093,7 +2093,22 @@
           <w:i w:val="0"/>
           <w:sz w:val="24"/>
         </w:rPr>
-        <w:t>La presente pasantía, desarrollada como requisito para optar al título de Técnico Superior Universitario en Administración, tiene como propósito evaluar el control administrativo aplicado a la gestión de solicitudes de servicios de telecomunicaciones en la empresa Ingeniería de Telecomunicaciones, C.A. (IDETEL), con sede en la ciudad de El Tigre, estado Anzoátegui. El estudio parte del diagnóstico de las deficiencias presentes en el proceso de atención al suscriptor para proponer mejoras procedimentales que optimicen el control interno del departamento. El informe se organiza en cinco capítulos: el Capítulo I presenta la realidad organizacional de IDETEL; el Capítulo II desarrolla el diagnóstico situacional y la planificación del proyecto; el Capítulo III sustenta las bases teóricas que orientan la propuesta; el Capítulo IV describe las actividades ejecutadas durante las diez semanas de pasantía; y el Capítulo V presenta las conclusiones y recomendaciones derivadas del proceso investigativo.</w:t>
+        <w:t>El presente informe describe la evaluación del control administrativo aplicado a la gestión de solicitudes de servicios de telecomunicaciones en la empresa Ingeniería de Telecomunicaciones, C.A. (IDETEL). La investigación se enmarca en la modalidad de proyecto factible apoyado en un diagnóstico de campo. Durante el estudio se identificó la ausencia de procedimientos formalizados para el seguimiento de solicitudes de afiliación e incidencias, la falta de formatos estandarizados de registro y la inexistencia de indicadores de gestión que permitan evaluar el desempeño del proceso de atención al suscriptor. La propuesta contempla un nuevo flujo de trabajo estandarizado, formatos unificados de control y un conjunto de indicadores de gestión orientados a fortalecer el control administrativo y optimizar la calidad del servicio prestado.</w:t>
+      </w:r>
+    </w:p>
+    <w:p/>
+    <w:p>
+      <w:pPr>
+        <w:ind w:firstLine="709"/>
+      </w:pPr>
+      <w:r>
+        <w:rPr>
+          <w:b/>
+        </w:rPr>
+        <w:t xml:space="preserve">Palabras claves: </w:t>
+      </w:r>
+      <w:r>
+        <w:t>control administrativo, solicitudes de servicios, telecomunicaciones, proyecto factible, pasantías.</w:t>
       </w:r>
     </w:p>
     <w:p>
@@ -2110,6 +2125,7 @@
       </w:pPr>
     </w:p>
     <w:p>
+      <w:bookmarkStart w:id="bm_introduccion" w:name="bm_introduccion"/>
       <w:pPr>
         <w:spacing w:after="480"/>
         <w:jc w:val="center"/>
@@ -2120,6 +2136,61 @@
           <w:b/>
           <w:sz w:val="24"/>
         </w:rPr>
+        <w:t>INTRODUCCIÓN</w:t>
+      </w:r>
+      <w:bookmarkEnd w:id="bm_introduccion"/>
+    </w:p>
+    <w:p>
+      <w:pPr>
+        <w:sectPr>
+          <w:footerReference w:type="default" r:id="rId29"/>
+          <w:pgSz w:w="12240" w:h="15840"/>
+          <w:pgMar w:top="2835" w:right="1701" w:bottom="1701" w:left="2268" w:header="720" w:footer="720" w:gutter="0"/>
+          <w:cols w:space="720"/>
+          <w:titlePg/>
+          <w:docGrid w:linePitch="360"/>
+        </w:sectPr>
+      </w:pPr>
+    </w:p>
+    <w:p>
+      <w:pPr>
+        <w:spacing w:line="360" w:lineRule="auto" w:after="0" w:before="0"/>
+        <w:ind w:firstLine="709"/>
+        <w:jc w:val="both"/>
+      </w:pPr>
+      <w:r>
+        <w:rPr>
+          <w:rFonts w:ascii="Times New Roman" w:hAnsi="Times New Roman"/>
+          <w:i w:val="0"/>
+          <w:sz w:val="24"/>
+        </w:rPr>
+        <w:t>La presente pasantía, desarrollada como requisito para optar al título de Técnico Superior Universitario en Administración, tiene como propósito evaluar el control administrativo aplicado a la gestión de solicitudes de servicios de telecomunicaciones en la empresa Ingeniería de Telecomunicaciones, C.A. (IDETEL), con sede en la ciudad de El Tigre, estado Anzoátegui. El estudio parte del diagnóstico de las deficiencias presentes en el proceso de atención al suscriptor para proponer mejoras procedimentales que optimicen el control interno del departamento. El informe se organiza en cinco capítulos: el Capítulo I presenta la realidad organizacional de IDETEL; el Capítulo II desarrolla el diagnóstico situacional y la planificación del proyecto; el Capítulo III sustenta las bases teóricas que orientan la propuesta; el Capítulo IV describe las actividades ejecutadas durante las diez semanas de pasantía; y el Capítulo V presenta las conclusiones y recomendaciones derivadas del proceso investigativo.</w:t>
+      </w:r>
+    </w:p>
+    <w:p>
+      <w:pPr>
+        <w:sectPr>
+          <w:footerReference w:type="default" r:id="rId30"/>
+          <w:type w:val="continuous"/>
+          <w:pgSz w:w="12240" w:h="15840"/>
+          <w:pgMar w:top="1701" w:right="1701" w:bottom="1701" w:left="2268" w:header="720" w:footer="720" w:gutter="0"/>
+          <w:cols w:space="720"/>
+          <w:titlePg/>
+          <w:docGrid w:linePitch="360"/>
+        </w:sectPr>
+      </w:pPr>
+    </w:p>
+    <w:p>
+      <w:pPr>
+        <w:spacing w:after="480"/>
+        <w:jc w:val="center"/>
+      </w:pPr>
+      <w:r>
+        <w:rPr>
+          <w:rFonts w:ascii="Times New Roman" w:hAnsi="Times New Roman"/>
+          <w:b/>
+          <w:sz w:val="24"/>
+        </w:rPr>
         <w:t>CAPÍTULO I</w:t>
       </w:r>
     </w:p>
@@ -2142,7 +2213,7 @@
     <w:p>
       <w:pPr>
         <w:sectPr>
-          <w:footerReference w:type="default" r:id="rId29"/>
+          <w:footerReference w:type="default" r:id="rId31"/>
           <w:pgSz w:w="12240" w:h="15840"/>
           <w:pgMar w:top="2835" w:right="1701" w:bottom="1701" w:left="2268" w:header="720" w:footer="720" w:gutter="0"/>
           <w:cols w:space="720"/>
@@ -2881,7 +2952,7 @@
     <w:p>
       <w:pPr>
         <w:sectPr>
-          <w:footerReference w:type="default" r:id="rId30"/>
+          <w:footerReference w:type="default" r:id="rId32"/>
           <w:type w:val="continuous"/>
           <w:pgSz w:w="12240" w:h="15840"/>
           <w:pgMar w:top="1701" w:right="1701" w:bottom="1701" w:left="2268" w:header="720" w:footer="720" w:gutter="0"/>
@@ -2924,7 +2995,7 @@
     <w:p>
       <w:pPr>
         <w:sectPr>
-          <w:footerReference w:type="default" r:id="rId31"/>
+          <w:footerReference w:type="default" r:id="rId33"/>
           <w:pgSz w:w="12240" w:h="15840"/>
           <w:pgMar w:top="2835" w:right="1701" w:bottom="1701" w:left="2268" w:header="720" w:footer="720" w:gutter="0"/>
           <w:cols w:space="720"/>
@@ -6218,363 +6289,6 @@
     <w:p>
       <w:pPr>
         <w:sectPr>
-          <w:footerReference w:type="default" r:id="rId32"/>
-          <w:type w:val="continuous"/>
-          <w:pgSz w:w="12240" w:h="15840"/>
-          <w:pgMar w:top="1701" w:right="1701" w:bottom="1701" w:left="2268" w:header="720" w:footer="720" w:gutter="0"/>
-          <w:cols w:space="720"/>
-          <w:titlePg/>
-          <w:docGrid w:linePitch="360"/>
-        </w:sectPr>
-      </w:pPr>
-    </w:p>
-    <w:p>
-      <w:pPr>
-        <w:spacing w:after="480"/>
-        <w:jc w:val="center"/>
-      </w:pPr>
-      <w:r>
-        <w:rPr>
-          <w:rFonts w:ascii="Times New Roman" w:hAnsi="Times New Roman"/>
-          <w:b/>
-          <w:sz w:val="24"/>
-        </w:rPr>
-        <w:t>CAPÍTULO III</w:t>
-      </w:r>
-    </w:p>
-    <w:p>
-      <w:bookmarkStart w:id="bm_cap3" w:name="bm_cap3"/>
-      <w:pPr>
-        <w:spacing w:before="480"/>
-        <w:jc w:val="center"/>
-      </w:pPr>
-      <w:r>
-        <w:rPr>
-          <w:rFonts w:ascii="Times New Roman" w:hAnsi="Times New Roman"/>
-          <w:b/>
-          <w:sz w:val="24"/>
-        </w:rPr>
-        <w:t>MARCO TEÓRICO</w:t>
-      </w:r>
-      <w:bookmarkEnd w:id="bm_cap3"/>
-    </w:p>
-    <w:p>
-      <w:pPr>
-        <w:sectPr>
-          <w:footerReference w:type="default" r:id="rId33"/>
-          <w:pgSz w:w="12240" w:h="15840"/>
-          <w:pgMar w:top="2835" w:right="1701" w:bottom="1701" w:left="2268" w:header="720" w:footer="720" w:gutter="0"/>
-          <w:cols w:space="720"/>
-          <w:titlePg/>
-          <w:docGrid w:linePitch="360"/>
-        </w:sectPr>
-      </w:pPr>
-    </w:p>
-    <w:p>
-      <w:bookmarkStart w:id="bm_cap3_bases" w:name="bm_cap3_bases"/>
-      <w:pPr>
-        <w:spacing w:before="480" w:after="480" w:line="360" w:lineRule="auto"/>
-        <w:jc w:val="left"/>
-      </w:pPr>
-      <w:r>
-        <w:rPr>
-          <w:rFonts w:ascii="Times New Roman" w:hAnsi="Times New Roman"/>
-          <w:b/>
-          <w:sz w:val="24"/>
-        </w:rPr>
-        <w:t>Control Administrativo</w:t>
-      </w:r>
-      <w:bookmarkEnd w:id="bm_cap3_bases"/>
-    </w:p>
-    <w:p>
-      <w:pPr>
-        <w:spacing w:line="360" w:lineRule="auto" w:after="0" w:before="0"/>
-        <w:ind w:firstLine="709"/>
-        <w:jc w:val="both"/>
-      </w:pPr>
-      <w:r>
-        <w:rPr>
-          <w:rFonts w:ascii="Times New Roman" w:hAnsi="Times New Roman"/>
-          <w:i w:val="0"/>
-          <w:sz w:val="24"/>
-        </w:rPr>
-        <w:t>El control administrativo constituye una de las funciones fundamentales del proceso administrativo y se define como el mecanismo mediante el cual la organización verifica que las actividades ejecutadas se correspondan con lo planificado, detectando desviaciones y aplicando las medidas correctivas necesarias. Robbins y Coulter (2010) señalan que el control eficaz no solo identifica fallas, sino que proporciona información oportuna para la toma de decisiones gerenciales, convirtiéndose en un instrumento de mejora continua y no únicamente de fiscalización.</w:t>
-      </w:r>
-    </w:p>
-    <w:p>
-      <w:pPr>
-        <w:spacing w:line="360" w:lineRule="auto" w:after="0" w:before="0"/>
-        <w:ind w:firstLine="709"/>
-        <w:jc w:val="both"/>
-      </w:pPr>
-      <w:r>
-        <w:rPr>
-          <w:rFonts w:ascii="Times New Roman" w:hAnsi="Times New Roman"/>
-          <w:i w:val="0"/>
-          <w:sz w:val="24"/>
-        </w:rPr>
-        <w:t>En el contexto del Departamento de Administración de Ingeniería de Telecomunicaciones, C.A., el control administrativo se aplica sobre el ciclo de gestión de solicitudes de servicio, abarcando desde la recepción de la solicitud del suscriptor hasta el cierre definitivo del caso. La ausencia de mecanismos formales de control en este ciclo genera inconsistencias entre los departamentos involucrados y dificulta la evaluación del desempeño del proceso de atención.</w:t>
-      </w:r>
-    </w:p>
-    <w:p>
-      <w:pPr>
-        <w:spacing w:line="240" w:lineRule="auto" w:before="720" w:after="240"/>
-        <w:ind w:left="709" w:right="709"/>
-        <w:jc w:val="both"/>
-      </w:pPr>
-      <w:r>
-        <w:rPr>
-          <w:rFonts w:ascii="Times New Roman" w:hAnsi="Times New Roman"/>
-          <w:sz w:val="24"/>
-        </w:rPr>
-        <w:t>El control es el proceso de monitorear las actividades para asegurarse de que se lleven a cabo según lo planeado y para corregir cualquier desviación significativa. Los gerentes no pueden saber realmente si sus unidades están desempeñándose adecuadamente hasta que evalúan qué actividades se han llevado a cabo y comparan el desempeño real con el estándar deseado.</w:t>
-      </w:r>
-      <w:r>
-        <w:rPr>
-          <w:rFonts w:ascii="Times New Roman" w:hAnsi="Times New Roman"/>
-          <w:sz w:val="24"/>
-        </w:rPr>
-        <w:t xml:space="preserve"> (Robbins y Coulter, 2010, p. 398)</w:t>
-      </w:r>
-    </w:p>
-    <w:p>
-      <w:pPr>
-        <w:spacing w:line="360" w:lineRule="auto" w:after="0" w:before="0"/>
-        <w:ind w:firstLine="709"/>
-        <w:jc w:val="both"/>
-      </w:pPr>
-      <w:r>
-        <w:rPr>
-          <w:rFonts w:ascii="Times New Roman" w:hAnsi="Times New Roman"/>
-          <w:i w:val="0"/>
-          <w:sz w:val="24"/>
-        </w:rPr>
-        <w:t>El control administrativo, como lo señalan los autores referidos, no se limita a una función de fiscalización, sino que se constituye en un mecanismo de retroalimentación continua que permite a la organización detectar desviaciones a tiempo y ajustar sus procesos para garantizar la calidad del servicio prestado al suscriptor.</w:t>
-      </w:r>
-    </w:p>
-    <w:p>
-      <w:pPr>
-        <w:spacing w:before="480" w:after="480" w:line="360" w:lineRule="auto"/>
-        <w:jc w:val="left"/>
-      </w:pPr>
-      <w:r>
-        <w:rPr>
-          <w:rFonts w:ascii="Times New Roman" w:hAnsi="Times New Roman"/>
-          <w:b/>
-          <w:sz w:val="24"/>
-        </w:rPr>
-        <w:t>Gestión de Solicitudes de Servicio</w:t>
-      </w:r>
-    </w:p>
-    <w:p>
-      <w:pPr>
-        <w:spacing w:line="360" w:lineRule="auto" w:after="0" w:before="0"/>
-        <w:ind w:firstLine="709"/>
-        <w:jc w:val="both"/>
-      </w:pPr>
-      <w:r>
-        <w:rPr>
-          <w:rFonts w:ascii="Times New Roman" w:hAnsi="Times New Roman"/>
-          <w:i w:val="0"/>
-          <w:sz w:val="24"/>
-        </w:rPr>
-        <w:t>La gestión de solicitudes de servicio comprende el conjunto de procedimientos administrativos orientados a recepcionar, registrar, procesar y dar seguimiento a los requerimientos presentados por los clientes o suscriptores de una organización. Zeithaml, Parasuraman y Berry (1993) establecen que la calidad del servicio percibida por el cliente está directamente vinculada a la capacidad de la organización para gestionar sus solicitudes de forma ágil, transparente y con comunicación fluida en cada etapa del proceso.</w:t>
-      </w:r>
-    </w:p>
-    <w:p>
-      <w:pPr>
-        <w:spacing w:line="360" w:lineRule="auto" w:after="0" w:before="0"/>
-        <w:ind w:firstLine="709"/>
-        <w:jc w:val="both"/>
-      </w:pPr>
-      <w:r>
-        <w:rPr>
-          <w:rFonts w:ascii="Times New Roman" w:hAnsi="Times New Roman"/>
-          <w:i w:val="0"/>
-          <w:sz w:val="24"/>
-        </w:rPr>
-        <w:t>En empresas de telecomunicaciones como IDETEL, la gestión de solicitudes abarca dos categorías principales: las solicitudes de afiliación de nuevos suscriptores, que implican la coordinación entre las áreas comercial, técnica y administrativa; y las incidencias reportadas por suscriptores activos, que requieren diagnóstico, despacho de cuadrillas y cierre verificado del caso. La ausencia de un sistema unificado de seguimiento para ambas categorías genera retrasos y reprocesos que impactan directamente en la satisfacción del cliente.</w:t>
-      </w:r>
-    </w:p>
-    <w:p>
-      <w:pPr>
-        <w:spacing w:before="480" w:after="480" w:line="360" w:lineRule="auto"/>
-        <w:jc w:val="left"/>
-      </w:pPr>
-      <w:r>
-        <w:rPr>
-          <w:rFonts w:ascii="Times New Roman" w:hAnsi="Times New Roman"/>
-          <w:b/>
-          <w:sz w:val="24"/>
-        </w:rPr>
-        <w:t>Procesos Administrativos y Estandarización de Procedimientos</w:t>
-      </w:r>
-    </w:p>
-    <w:p>
-      <w:pPr>
-        <w:spacing w:line="360" w:lineRule="auto" w:after="0" w:before="0"/>
-        <w:ind w:firstLine="709"/>
-        <w:jc w:val="both"/>
-      </w:pPr>
-      <w:r>
-        <w:rPr>
-          <w:rFonts w:ascii="Times New Roman" w:hAnsi="Times New Roman"/>
-          <w:i w:val="0"/>
-          <w:sz w:val="24"/>
-        </w:rPr>
-        <w:t>El proceso administrativo constituye el marco conceptual que rige el funcionamiento de las organizaciones modernas. Chiavenato (2006) lo describe como el conjunto secuencial e interrelacionado de funciones de planificación, organización, dirección y control, orientadas al logro eficiente de los objetivos organizacionales. La estandarización de los procedimientos dentro de este marco garantiza que las actividades se ejecuten de manera uniforme, reduciendo la variabilidad y los errores derivados de la discrecionalidad individual.</w:t>
-      </w:r>
-    </w:p>
-    <w:p>
-      <w:pPr>
-        <w:spacing w:line="360" w:lineRule="auto" w:after="0" w:before="0"/>
-        <w:ind w:firstLine="709"/>
-        <w:jc w:val="both"/>
-      </w:pPr>
-      <w:r>
-        <w:rPr>
-          <w:rFonts w:ascii="Times New Roman" w:hAnsi="Times New Roman"/>
-          <w:i w:val="0"/>
-          <w:sz w:val="24"/>
-        </w:rPr>
-        <w:t>La formalización de los procedimientos mediante manuales, flujogramas y formatos estandarizados constituye una herramienta esencial para el control administrativo. Según Harrington (1993), un proceso estandarizado es medible, controlable y mejorable, condiciones que permiten a la organización identificar con precisión los puntos de falla y aplicar acciones correctivas focalizadas. En el caso de IDETEL, la ausencia de procedimientos escritos para la gestión de solicitudes es una de las causas raíz de las deficiencias identificadas.</w:t>
-      </w:r>
-    </w:p>
-    <w:p>
-      <w:pPr>
-        <w:spacing w:before="480" w:after="480" w:line="360" w:lineRule="auto"/>
-        <w:jc w:val="left"/>
-      </w:pPr>
-      <w:r>
-        <w:rPr>
-          <w:rFonts w:ascii="Times New Roman" w:hAnsi="Times New Roman"/>
-          <w:b/>
-          <w:sz w:val="24"/>
-        </w:rPr>
-        <w:t>Calidad del Servicio en Empresas de Telecomunicaciones</w:t>
-      </w:r>
-    </w:p>
-    <w:p>
-      <w:pPr>
-        <w:spacing w:line="360" w:lineRule="auto" w:after="0" w:before="0"/>
-        <w:ind w:firstLine="709"/>
-        <w:jc w:val="both"/>
-      </w:pPr>
-      <w:r>
-        <w:rPr>
-          <w:rFonts w:ascii="Times New Roman" w:hAnsi="Times New Roman"/>
-          <w:i w:val="0"/>
-          <w:sz w:val="24"/>
-        </w:rPr>
-        <w:t>La calidad del servicio se define como el grado en que las características del servicio prestado satisfacen o superan las expectativas del cliente. Parasuraman, Zeithaml y Berry (1988) desarrollaron el modelo SERVQUAL, que identifica cinco dimensiones de la calidad del servicio: fiabilidad, capacidad de respuesta, seguridad, empatía y elementos tangibles. En el sector de telecomunicaciones, la fiabilidad y la capacidad de respuesta son las dimensiones con mayor peso en la percepción del cliente.</w:t>
-      </w:r>
-    </w:p>
-    <w:p>
-      <w:pPr>
-        <w:spacing w:line="360" w:lineRule="auto" w:after="0" w:before="0"/>
-        <w:ind w:firstLine="709"/>
-        <w:jc w:val="both"/>
-      </w:pPr>
-      <w:r>
-        <w:rPr>
-          <w:rFonts w:ascii="Times New Roman" w:hAnsi="Times New Roman"/>
-          <w:i w:val="0"/>
-          <w:sz w:val="24"/>
-        </w:rPr>
-        <w:t>Las deficiencias en el control administrativo del proceso de solicitudes de servicio impactan directamente sobre la fiabilidad y la capacidad de respuesta de IDETEL. Cuando una solicitud no es gestionada dentro de los tiempos establecidos o su estatus no puede ser verificado en tiempo real, el cliente percibe una falla en la calidad del servicio que deteriora su confianza en la organización y puede derivar en la cancelación del contrato o en la difusión de experiencias negativas.</w:t>
-      </w:r>
-    </w:p>
-    <w:p>
-      <w:pPr>
-        <w:spacing w:before="480" w:after="480" w:line="360" w:lineRule="auto"/>
-        <w:jc w:val="left"/>
-      </w:pPr>
-      <w:r>
-        <w:rPr>
-          <w:rFonts w:ascii="Times New Roman" w:hAnsi="Times New Roman"/>
-          <w:b/>
-          <w:sz w:val="24"/>
-        </w:rPr>
-        <w:t>Sistemas de Información para el Control Administrativo</w:t>
-      </w:r>
-    </w:p>
-    <w:p>
-      <w:pPr>
-        <w:spacing w:line="360" w:lineRule="auto" w:after="0" w:before="0"/>
-        <w:ind w:firstLine="709"/>
-        <w:jc w:val="both"/>
-      </w:pPr>
-      <w:r>
-        <w:rPr>
-          <w:rFonts w:ascii="Times New Roman" w:hAnsi="Times New Roman"/>
-          <w:i w:val="0"/>
-          <w:sz w:val="24"/>
-        </w:rPr>
-        <w:t>Un sistema de información constituye un conjunto organizado de recursos tecnológicos y procedimentales orientados a la captura, almacenamiento, procesamiento y distribución de datos con el propósito de apoyar la toma de decisiones. Laudon y Laudon (2016) distinguen los sistemas de procesamiento de transacciones como la categoría que registra y gestiona las operaciones rutinarias de la organización, siendo esta la tipología más pertinente para el control de solicitudes de servicio en una empresa de telecomunicaciones.</w:t>
-      </w:r>
-    </w:p>
-    <w:p>
-      <w:pPr>
-        <w:spacing w:line="360" w:lineRule="auto" w:after="0" w:before="0"/>
-        <w:ind w:firstLine="709"/>
-        <w:jc w:val="both"/>
-      </w:pPr>
-      <w:r>
-        <w:rPr>
-          <w:rFonts w:ascii="Times New Roman" w:hAnsi="Times New Roman"/>
-          <w:i w:val="0"/>
-          <w:sz w:val="24"/>
-        </w:rPr>
-        <w:t>La implementación de un sistema de tickets o plataforma de seguimiento de solicitudes en IDETEL permitiría centralizar el registro de cada caso, asignar responsables, definir tiempos de atención y generar alertas ante incumplimientos. Esta herramienta transformaría el control administrativo de reactivo a proactivo, dotando a la supervisión de información en tiempo real para la toma de decisiones y la evaluación continua del desempeño del proceso.</w:t>
-      </w:r>
-    </w:p>
-    <w:p>
-      <w:pPr>
-        <w:spacing w:before="480" w:after="480" w:line="360" w:lineRule="auto"/>
-        <w:jc w:val="left"/>
-      </w:pPr>
-      <w:r>
-        <w:rPr>
-          <w:rFonts w:ascii="Times New Roman" w:hAnsi="Times New Roman"/>
-          <w:b/>
-          <w:sz w:val="24"/>
-        </w:rPr>
-        <w:t>Proyecto Factible como Modalidad de Investigación</w:t>
-      </w:r>
-    </w:p>
-    <w:p>
-      <w:pPr>
-        <w:spacing w:line="360" w:lineRule="auto" w:after="0" w:before="0"/>
-        <w:ind w:firstLine="709"/>
-        <w:jc w:val="both"/>
-      </w:pPr>
-      <w:r>
-        <w:rPr>
-          <w:rFonts w:ascii="Times New Roman" w:hAnsi="Times New Roman"/>
-          <w:i w:val="0"/>
-          <w:sz w:val="24"/>
-        </w:rPr>
-        <w:t>La Universidad Pedagógica Experimental Libertador (UPEL, 2016) define el proyecto factible como la investigación, elaboración y desarrollo de una propuesta de un modelo operativo viable para solucionar problemas, requerimientos o necesidades de organizaciones o grupos sociales. Esta modalidad exige un diagnóstico de campo que evidencie la situación deficitaria y la comprobación de la viabilidad técnica y operativa de la solución planteada.</w:t>
-      </w:r>
-    </w:p>
-    <w:p>
-      <w:pPr>
-        <w:spacing w:line="360" w:lineRule="auto" w:after="0" w:before="0"/>
-        <w:ind w:firstLine="709"/>
-        <w:jc w:val="both"/>
-      </w:pPr>
-      <w:r>
-        <w:rPr>
-          <w:rFonts w:ascii="Times New Roman" w:hAnsi="Times New Roman"/>
-          <w:i w:val="0"/>
-          <w:sz w:val="24"/>
-        </w:rPr>
-        <w:t>Arias (2012) señala que el proyecto factible avanza hasta proponer y en muchos casos desarrollar la solución, demostrando su aplicabilidad en el contexto real. El presente trabajo se enmarca en esta modalidad al partir de la evaluación del control administrativo de IDETEL para proponer mejoras procedimentales cuya implementación es viable dentro de la estructura organizativa y los recursos disponibles de la empresa.</w:t>
-      </w:r>
-    </w:p>
-    <w:p>
-      <w:pPr>
-        <w:sectPr>
           <w:footerReference w:type="default" r:id="rId34"/>
           <w:type w:val="continuous"/>
           <w:pgSz w:w="12240" w:h="15840"/>
@@ -6596,11 +6310,11 @@
           <w:b/>
           <w:sz w:val="24"/>
         </w:rPr>
-        <w:t>CAPÍTULO IV</w:t>
+        <w:t>CAPÍTULO III</w:t>
       </w:r>
     </w:p>
     <w:p>
-      <w:bookmarkStart w:id="bm_cap4" w:name="bm_cap4"/>
+      <w:bookmarkStart w:id="bm_cap3" w:name="bm_cap3"/>
       <w:pPr>
         <w:spacing w:before="480"/>
         <w:jc w:val="center"/>
@@ -6611,9 +6325,9 @@
           <w:b/>
           <w:sz w:val="24"/>
         </w:rPr>
-        <w:t>ACTIVIDADES REALIZADAS</w:t>
-      </w:r>
-      <w:bookmarkEnd w:id="bm_cap4"/>
+        <w:t>MARCO TEÓRICO</w:t>
+      </w:r>
+      <w:bookmarkEnd w:id="bm_cap3"/>
     </w:p>
     <w:p>
       <w:pPr>
@@ -6628,7 +6342,7 @@
       </w:pPr>
     </w:p>
     <w:p>
-      <w:bookmarkStart w:id="bm_cap4_desc" w:name="bm_cap4_desc"/>
+      <w:bookmarkStart w:id="bm_cap3_bases" w:name="bm_cap3_bases"/>
       <w:pPr>
         <w:spacing w:before="480" w:after="480" w:line="360" w:lineRule="auto"/>
         <w:jc w:val="left"/>
@@ -6639,9 +6353,9 @@
           <w:b/>
           <w:sz w:val="24"/>
         </w:rPr>
-        <w:t>Descripción de Actividades Ejecutadas por Semana</w:t>
-      </w:r>
-      <w:bookmarkEnd w:id="bm_cap4_desc"/>
+        <w:t>Control Administrativo</w:t>
+      </w:r>
+      <w:bookmarkEnd w:id="bm_cap3_bases"/>
     </w:p>
     <w:p>
       <w:pPr>
@@ -6655,7 +6369,58 @@
           <w:i w:val="0"/>
           <w:sz w:val="24"/>
         </w:rPr>
-        <w:t>Durante las diez (10) semanas de pasantías, se llevaron a cabo actividades de evaluación y análisis en el Departamento de Administración de Ingeniería de Telecomunicaciones, C.A.:</w:t>
+        <w:t>El control administrativo constituye una de las funciones fundamentales del proceso administrativo y se define como el mecanismo mediante el cual la organización verifica que las actividades ejecutadas se correspondan con lo planificado, detectando desviaciones y aplicando las medidas correctivas necesarias. Robbins y Coulter (2010) señalan que el control eficaz no solo identifica fallas, sino que proporciona información oportuna para la toma de decisiones gerenciales, convirtiéndose en un instrumento de mejora continua y no únicamente de fiscalización.</w:t>
+      </w:r>
+    </w:p>
+    <w:p>
+      <w:pPr>
+        <w:spacing w:line="360" w:lineRule="auto" w:after="0" w:before="0"/>
+        <w:ind w:firstLine="709"/>
+        <w:jc w:val="both"/>
+      </w:pPr>
+      <w:r>
+        <w:rPr>
+          <w:rFonts w:ascii="Times New Roman" w:hAnsi="Times New Roman"/>
+          <w:i w:val="0"/>
+          <w:sz w:val="24"/>
+        </w:rPr>
+        <w:t>En el contexto del Departamento de Administración de Ingeniería de Telecomunicaciones, C.A., el control administrativo se aplica sobre el ciclo de gestión de solicitudes de servicio, abarcando desde la recepción de la solicitud del suscriptor hasta el cierre definitivo del caso. La ausencia de mecanismos formales de control en este ciclo genera inconsistencias entre los departamentos involucrados y dificulta la evaluación del desempeño del proceso de atención.</w:t>
+      </w:r>
+    </w:p>
+    <w:p>
+      <w:pPr>
+        <w:spacing w:line="240" w:lineRule="auto" w:before="720" w:after="240"/>
+        <w:ind w:left="709" w:right="709"/>
+        <w:jc w:val="both"/>
+      </w:pPr>
+      <w:r>
+        <w:rPr>
+          <w:rFonts w:ascii="Times New Roman" w:hAnsi="Times New Roman"/>
+          <w:sz w:val="24"/>
+        </w:rPr>
+        <w:t>El control es el proceso de monitorear las actividades para asegurarse de que se lleven a cabo según lo planeado y para corregir cualquier desviación significativa. Los gerentes no pueden saber realmente si sus unidades están desempeñándose adecuadamente hasta que evalúan qué actividades se han llevado a cabo y comparan el desempeño real con el estándar deseado.</w:t>
+      </w:r>
+      <w:r>
+        <w:rPr>
+          <w:rFonts w:ascii="Times New Roman" w:hAnsi="Times New Roman"/>
+          <w:sz w:val="24"/>
+        </w:rPr>
+        <w:t xml:space="preserve"> (Robbins y Coulter, 2010, p. 398)</w:t>
+      </w:r>
+    </w:p>
+    <w:p>
+      <w:pPr>
+        <w:spacing w:line="360" w:lineRule="auto" w:after="0" w:before="0"/>
+        <w:ind w:firstLine="709"/>
+        <w:jc w:val="both"/>
+      </w:pPr>
+      <w:r>
+        <w:rPr>
+          <w:rFonts w:ascii="Times New Roman" w:hAnsi="Times New Roman"/>
+          <w:i w:val="0"/>
+          <w:sz w:val="24"/>
+        </w:rPr>
+        <w:t>El control administrativo, como lo señalan los autores referidos, no se limita a una función de fiscalización, sino que se constituye en un mecanismo de retroalimentación continua que permite a la organización detectar desviaciones a tiempo y ajustar sus procesos para garantizar la calidad del servicio prestado al suscriptor.</w:t>
       </w:r>
     </w:p>
     <w:p>
@@ -6669,65 +6434,125 @@
           <w:b/>
           <w:sz w:val="24"/>
         </w:rPr>
-        <w:t>Semana 1</w:t>
+        <w:t>Gestión de Solicitudes de Servicio</w:t>
       </w:r>
     </w:p>
     <w:p>
       <w:pPr>
-        <w:spacing w:line="360" w:lineRule="auto"/>
+        <w:spacing w:line="360" w:lineRule="auto" w:after="0" w:before="0"/>
         <w:ind w:firstLine="709"/>
         <w:jc w:val="both"/>
       </w:pPr>
       <w:r>
         <w:rPr>
           <w:rFonts w:ascii="Times New Roman" w:hAnsi="Times New Roman"/>
+          <w:i w:val="0"/>
           <w:sz w:val="24"/>
         </w:rPr>
-        <w:t xml:space="preserve">1. </w:t>
-      </w:r>
+        <w:t>La gestión de solicitudes de servicio comprende el conjunto de procedimientos administrativos orientados a recepcionar, registrar, procesar y dar seguimiento a los requerimientos presentados por los clientes o suscriptores de una organización. Zeithaml, Parasuraman y Berry (1993) establecen que la calidad del servicio percibida por el cliente está directamente vinculada a la capacidad de la organización para gestionar sus solicitudes de forma ágil, transparente y con comunicación fluida en cada etapa del proceso.</w:t>
+      </w:r>
+    </w:p>
+    <w:p>
+      <w:pPr>
+        <w:spacing w:line="360" w:lineRule="auto" w:after="0" w:before="0"/>
+        <w:ind w:firstLine="709"/>
+        <w:jc w:val="both"/>
+      </w:pPr>
+      <w:r>
+        <w:rPr>
+          <w:rFonts w:ascii="Times New Roman" w:hAnsi="Times New Roman"/>
+          <w:i w:val="0"/>
+          <w:sz w:val="24"/>
+        </w:rPr>
+        <w:t>En empresas de telecomunicaciones como IDETEL, la gestión de solicitudes abarca dos categorías principales: las solicitudes de afiliación de nuevos suscriptores, que implican la coordinación entre las áreas comercial, técnica y administrativa; y las incidencias reportadas por suscriptores activos, que requieren diagnóstico, despacho de cuadrillas y cierre verificado del caso. La ausencia de un sistema unificado de seguimiento para ambas categorías genera retrasos y reprocesos que impactan directamente en la satisfacción del cliente.</w:t>
+      </w:r>
+    </w:p>
+    <w:p>
+      <w:pPr>
+        <w:spacing w:before="480" w:after="480" w:line="360" w:lineRule="auto"/>
+        <w:jc w:val="left"/>
+      </w:pPr>
       <w:r>
         <w:rPr>
           <w:rFonts w:ascii="Times New Roman" w:hAnsi="Times New Roman"/>
           <w:b/>
           <w:sz w:val="24"/>
         </w:rPr>
-        <w:t xml:space="preserve">Actividad operativa: </w:t>
-      </w:r>
-      <w:r>
-        <w:rPr>
-          <w:rFonts w:ascii="Times New Roman" w:hAnsi="Times New Roman"/>
-          <w:sz w:val="24"/>
-        </w:rPr>
-        <w:t>Inducción institucional, recorrido por las instalaciones, presentación ante el equipo del Departamento de Administración y familiarización con los sistemas de registro y los procedimientos generales de la empresa.</w:t>
+        <w:t>Procesos Administrativos y Estandarización de Procedimientos</w:t>
       </w:r>
     </w:p>
     <w:p>
       <w:pPr>
-        <w:spacing w:line="360" w:lineRule="auto"/>
+        <w:spacing w:line="360" w:lineRule="auto" w:after="0" w:before="0"/>
         <w:ind w:firstLine="709"/>
         <w:jc w:val="both"/>
       </w:pPr>
       <w:r>
         <w:rPr>
           <w:rFonts w:ascii="Times New Roman" w:hAnsi="Times New Roman"/>
+          <w:i w:val="0"/>
           <w:sz w:val="24"/>
         </w:rPr>
-        <w:t xml:space="preserve">2. </w:t>
-      </w:r>
+        <w:t>El proceso administrativo constituye el marco conceptual que rige el funcionamiento de las organizaciones modernas. Chiavenato (2006) lo describe como el conjunto secuencial e interrelacionado de funciones de planificación, organización, dirección y control, orientadas al logro eficiente de los objetivos organizacionales. La estandarización de los procedimientos dentro de este marco garantiza que las actividades se ejecuten de manera uniforme, reduciendo la variabilidad y los errores derivados de la discrecionalidad individual.</w:t>
+      </w:r>
+    </w:p>
+    <w:p>
+      <w:pPr>
+        <w:spacing w:line="360" w:lineRule="auto" w:after="0" w:before="0"/>
+        <w:ind w:firstLine="709"/>
+        <w:jc w:val="both"/>
+      </w:pPr>
+      <w:r>
+        <w:rPr>
+          <w:rFonts w:ascii="Times New Roman" w:hAnsi="Times New Roman"/>
+          <w:i w:val="0"/>
+          <w:sz w:val="24"/>
+        </w:rPr>
+        <w:t>La formalización de los procedimientos mediante manuales, flujogramas y formatos estandarizados constituye una herramienta esencial para el control administrativo. Según Harrington (1993), un proceso estandarizado es medible, controlable y mejorable, condiciones que permiten a la organización identificar con precisión los puntos de falla y aplicar acciones correctivas focalizadas. En el caso de IDETEL, la ausencia de procedimientos escritos para la gestión de solicitudes es una de las causas raíz de las deficiencias identificadas.</w:t>
+      </w:r>
+    </w:p>
+    <w:p>
+      <w:pPr>
+        <w:spacing w:before="480" w:after="480" w:line="360" w:lineRule="auto"/>
+        <w:jc w:val="left"/>
+      </w:pPr>
       <w:r>
         <w:rPr>
           <w:rFonts w:ascii="Times New Roman" w:hAnsi="Times New Roman"/>
           <w:b/>
           <w:sz w:val="24"/>
         </w:rPr>
-        <w:t xml:space="preserve">Actividad de investigación: </w:t>
-      </w:r>
+        <w:t>Calidad del Servicio en Empresas de Telecomunicaciones</w:t>
+      </w:r>
+    </w:p>
+    <w:p>
+      <w:pPr>
+        <w:spacing w:line="360" w:lineRule="auto" w:after="0" w:before="0"/>
+        <w:ind w:firstLine="709"/>
+        <w:jc w:val="both"/>
+      </w:pPr>
       <w:r>
         <w:rPr>
           <w:rFonts w:ascii="Times New Roman" w:hAnsi="Times New Roman"/>
+          <w:i w:val="0"/>
           <w:sz w:val="24"/>
         </w:rPr>
-        <w:t>Observación directa del flujo de recepción y procesamiento de solicitudes de servicio, identificación preliminar de los actores involucrados en el proceso y formulación inicial de la situación problemática.</w:t>
+        <w:t>La calidad del servicio se define como el grado en que las características del servicio prestado satisfacen o superan las expectativas del cliente. Parasuraman, Zeithaml y Berry (1988) desarrollaron el modelo SERVQUAL, que identifica cinco dimensiones de la calidad del servicio: fiabilidad, capacidad de respuesta, seguridad, empatía y elementos tangibles. En el sector de telecomunicaciones, la fiabilidad y la capacidad de respuesta son las dimensiones con mayor peso en la percepción del cliente.</w:t>
+      </w:r>
+    </w:p>
+    <w:p>
+      <w:pPr>
+        <w:spacing w:line="360" w:lineRule="auto" w:after="0" w:before="0"/>
+        <w:ind w:firstLine="709"/>
+        <w:jc w:val="both"/>
+      </w:pPr>
+      <w:r>
+        <w:rPr>
+          <w:rFonts w:ascii="Times New Roman" w:hAnsi="Times New Roman"/>
+          <w:i w:val="0"/>
+          <w:sz w:val="24"/>
+        </w:rPr>
+        <w:t>Las deficiencias en el control administrativo del proceso de solicitudes de servicio impactan directamente sobre la fiabilidad y la capacidad de respuesta de IDETEL. Cuando una solicitud no es gestionada dentro de los tiempos establecidos o su estatus no puede ser verificado en tiempo real, el cliente percibe una falla en la calidad del servicio que deteriora su confianza en la organización y puede derivar en la cancelación del contrato o en la difusión de experiencias negativas.</w:t>
       </w:r>
     </w:p>
     <w:p>
@@ -6741,641 +6566,81 @@
           <w:b/>
           <w:sz w:val="24"/>
         </w:rPr>
-        <w:t>Semana 2</w:t>
+        <w:t>Sistemas de Información para el Control Administrativo</w:t>
       </w:r>
     </w:p>
     <w:p>
       <w:pPr>
-        <w:spacing w:line="360" w:lineRule="auto"/>
+        <w:spacing w:line="360" w:lineRule="auto" w:after="0" w:before="0"/>
         <w:ind w:firstLine="709"/>
         <w:jc w:val="both"/>
       </w:pPr>
       <w:r>
         <w:rPr>
           <w:rFonts w:ascii="Times New Roman" w:hAnsi="Times New Roman"/>
+          <w:i w:val="0"/>
           <w:sz w:val="24"/>
         </w:rPr>
-        <w:t xml:space="preserve">1. </w:t>
-      </w:r>
+        <w:t>Un sistema de información constituye un conjunto organizado de recursos tecnológicos y procedimentales orientados a la captura, almacenamiento, procesamiento y distribución de datos con el propósito de apoyar la toma de decisiones. Laudon y Laudon (2016) distinguen los sistemas de procesamiento de transacciones como la categoría que registra y gestiona las operaciones rutinarias de la organización, siendo esta la tipología más pertinente para el control de solicitudes de servicio en una empresa de telecomunicaciones.</w:t>
+      </w:r>
+    </w:p>
+    <w:p>
+      <w:pPr>
+        <w:spacing w:line="360" w:lineRule="auto" w:after="0" w:before="0"/>
+        <w:ind w:firstLine="709"/>
+        <w:jc w:val="both"/>
+      </w:pPr>
+      <w:r>
+        <w:rPr>
+          <w:rFonts w:ascii="Times New Roman" w:hAnsi="Times New Roman"/>
+          <w:i w:val="0"/>
+          <w:sz w:val="24"/>
+        </w:rPr>
+        <w:t>La implementación de un sistema de tickets o plataforma de seguimiento de solicitudes en IDETEL permitiría centralizar el registro de cada caso, asignar responsables, definir tiempos de atención y generar alertas ante incumplimientos. Esta herramienta transformaría el control administrativo de reactivo a proactivo, dotando a la supervisión de información en tiempo real para la toma de decisiones y la evaluación continua del desempeño del proceso.</w:t>
+      </w:r>
+    </w:p>
+    <w:p>
+      <w:pPr>
+        <w:spacing w:before="480" w:after="480" w:line="360" w:lineRule="auto"/>
+        <w:jc w:val="left"/>
+      </w:pPr>
       <w:r>
         <w:rPr>
           <w:rFonts w:ascii="Times New Roman" w:hAnsi="Times New Roman"/>
           <w:b/>
           <w:sz w:val="24"/>
         </w:rPr>
-        <w:t xml:space="preserve">Actividad operativa: </w:t>
-      </w:r>
-      <w:r>
-        <w:rPr>
-          <w:rFonts w:ascii="Times New Roman" w:hAnsi="Times New Roman"/>
-          <w:sz w:val="24"/>
-        </w:rPr>
-        <w:t>Apoyo en la recepción y registro de solicitudes de afiliación de nuevos suscriptores, verificación de documentación requerida y actualización del sistema de control de casos activos.</w:t>
+        <w:t>Proyecto Factible como Modalidad de Investigación</w:t>
       </w:r>
     </w:p>
     <w:p>
       <w:pPr>
-        <w:spacing w:line="360" w:lineRule="auto"/>
+        <w:spacing w:line="360" w:lineRule="auto" w:after="0" w:before="0"/>
         <w:ind w:firstLine="709"/>
         <w:jc w:val="both"/>
       </w:pPr>
       <w:r>
         <w:rPr>
           <w:rFonts w:ascii="Times New Roman" w:hAnsi="Times New Roman"/>
+          <w:i w:val="0"/>
           <w:sz w:val="24"/>
         </w:rPr>
-        <w:t xml:space="preserve">2. </w:t>
-      </w:r>
-      <w:r>
-        <w:rPr>
-          <w:rFonts w:ascii="Times New Roman" w:hAnsi="Times New Roman"/>
-          <w:b/>
-          <w:sz w:val="24"/>
-        </w:rPr>
-        <w:t xml:space="preserve">Actividad de investigación: </w:t>
-      </w:r>
-      <w:r>
-        <w:rPr>
-          <w:rFonts w:ascii="Times New Roman" w:hAnsi="Times New Roman"/>
-          <w:sz w:val="24"/>
-        </w:rPr>
-        <w:t>Levantamiento detallado del flujo procedimental de solicitudes de instalación e incidencias mediante la revisión de registros históricos y la documentación interna disponible en el departamento.</w:t>
+        <w:t>La Universidad Pedagógica Experimental Libertador (UPEL, 2016) define el proyecto factible como la investigación, elaboración y desarrollo de una propuesta de un modelo operativo viable para solucionar problemas, requerimientos o necesidades de organizaciones o grupos sociales. Esta modalidad exige un diagnóstico de campo que evidencie la situación deficitaria y la comprobación de la viabilidad técnica y operativa de la solución planteada.</w:t>
       </w:r>
     </w:p>
     <w:p>
       <w:pPr>
-        <w:spacing w:before="480" w:after="480" w:line="360" w:lineRule="auto"/>
-        <w:jc w:val="left"/>
-      </w:pPr>
-      <w:r>
-        <w:rPr>
-          <w:rFonts w:ascii="Times New Roman" w:hAnsi="Times New Roman"/>
-          <w:b/>
-          <w:sz w:val="24"/>
-        </w:rPr>
-        <w:t>Semana 3</w:t>
-      </w:r>
-    </w:p>
-    <w:p>
-      <w:pPr>
-        <w:spacing w:line="360" w:lineRule="auto"/>
+        <w:spacing w:line="360" w:lineRule="auto" w:after="0" w:before="0"/>
         <w:ind w:firstLine="709"/>
         <w:jc w:val="both"/>
       </w:pPr>
       <w:r>
         <w:rPr>
           <w:rFonts w:ascii="Times New Roman" w:hAnsi="Times New Roman"/>
+          <w:i w:val="0"/>
           <w:sz w:val="24"/>
         </w:rPr>
-        <w:t xml:space="preserve">1. </w:t>
-      </w:r>
-      <w:r>
-        <w:rPr>
-          <w:rFonts w:ascii="Times New Roman" w:hAnsi="Times New Roman"/>
-          <w:b/>
-          <w:sz w:val="24"/>
-        </w:rPr>
-        <w:t xml:space="preserve">Actividad operativa: </w:t>
-      </w:r>
-      <w:r>
-        <w:rPr>
-          <w:rFonts w:ascii="Times New Roman" w:hAnsi="Times New Roman"/>
-          <w:sz w:val="24"/>
-        </w:rPr>
-        <w:t>Colaboración en el seguimiento de solicitudes de servicio activas, actualización del estatus de los casos en el sistema de registro del departamento y apoyo en la coordinación con el área técnica.</w:t>
-      </w:r>
-    </w:p>
-    <w:p>
-      <w:pPr>
-        <w:spacing w:line="360" w:lineRule="auto"/>
-        <w:ind w:firstLine="709"/>
-        <w:jc w:val="both"/>
-      </w:pPr>
-      <w:r>
-        <w:rPr>
-          <w:rFonts w:ascii="Times New Roman" w:hAnsi="Times New Roman"/>
-          <w:sz w:val="24"/>
-        </w:rPr>
-        <w:t xml:space="preserve">2. </w:t>
-      </w:r>
-      <w:r>
-        <w:rPr>
-          <w:rFonts w:ascii="Times New Roman" w:hAnsi="Times New Roman"/>
-          <w:b/>
-          <w:sz w:val="24"/>
-        </w:rPr>
-        <w:t xml:space="preserve">Actividad de investigación: </w:t>
-      </w:r>
-      <w:r>
-        <w:rPr>
-          <w:rFonts w:ascii="Times New Roman" w:hAnsi="Times New Roman"/>
-          <w:sz w:val="24"/>
-        </w:rPr>
-        <w:t>Diseño y aplicación de guía de observación directa sobre el proceso de gestión de solicitudes, registrando los tiempos de respuesta por etapa y los puntos de interrupción del flujo.</w:t>
-      </w:r>
-    </w:p>
-    <w:p>
-      <w:pPr>
-        <w:spacing w:before="480" w:after="480" w:line="360" w:lineRule="auto"/>
-        <w:jc w:val="left"/>
-      </w:pPr>
-      <w:r>
-        <w:rPr>
-          <w:rFonts w:ascii="Times New Roman" w:hAnsi="Times New Roman"/>
-          <w:b/>
-          <w:sz w:val="24"/>
-        </w:rPr>
-        <w:t>Semana 4</w:t>
-      </w:r>
-    </w:p>
-    <w:p>
-      <w:pPr>
-        <w:spacing w:line="360" w:lineRule="auto"/>
-        <w:ind w:firstLine="709"/>
-        <w:jc w:val="both"/>
-      </w:pPr>
-      <w:r>
-        <w:rPr>
-          <w:rFonts w:ascii="Times New Roman" w:hAnsi="Times New Roman"/>
-          <w:sz w:val="24"/>
-        </w:rPr>
-        <w:t xml:space="preserve">1. </w:t>
-      </w:r>
-      <w:r>
-        <w:rPr>
-          <w:rFonts w:ascii="Times New Roman" w:hAnsi="Times New Roman"/>
-          <w:b/>
-          <w:sz w:val="24"/>
-        </w:rPr>
-        <w:t xml:space="preserve">Actividad operativa: </w:t>
-      </w:r>
-      <w:r>
-        <w:rPr>
-          <w:rFonts w:ascii="Times New Roman" w:hAnsi="Times New Roman"/>
-          <w:sz w:val="24"/>
-        </w:rPr>
-        <w:t>Apoyo en la atención al suscriptor vía telefónica y presencial, registro de incidencias reportadas y coordinación con el NOC para el despacho de cuadrillas técnicas de campo.</w:t>
-      </w:r>
-    </w:p>
-    <w:p>
-      <w:pPr>
-        <w:spacing w:line="360" w:lineRule="auto"/>
-        <w:ind w:firstLine="709"/>
-        <w:jc w:val="both"/>
-      </w:pPr>
-      <w:r>
-        <w:rPr>
-          <w:rFonts w:ascii="Times New Roman" w:hAnsi="Times New Roman"/>
-          <w:sz w:val="24"/>
-        </w:rPr>
-        <w:t xml:space="preserve">2. </w:t>
-      </w:r>
-      <w:r>
-        <w:rPr>
-          <w:rFonts w:ascii="Times New Roman" w:hAnsi="Times New Roman"/>
-          <w:b/>
-          <w:sz w:val="24"/>
-        </w:rPr>
-        <w:t xml:space="preserve">Actividad de investigación: </w:t>
-      </w:r>
-      <w:r>
-        <w:rPr>
-          <w:rFonts w:ascii="Times New Roman" w:hAnsi="Times New Roman"/>
-          <w:sz w:val="24"/>
-        </w:rPr>
-        <w:t>Aplicación de entrevistas no estructuradas al personal administrativo, comercial y técnico para identificar las deficiencias percibidas en el sistema de control de solicitudes de servicio.</w:t>
-      </w:r>
-    </w:p>
-    <w:p>
-      <w:pPr>
-        <w:spacing w:before="480" w:after="480" w:line="360" w:lineRule="auto"/>
-        <w:jc w:val="left"/>
-      </w:pPr>
-      <w:r>
-        <w:rPr>
-          <w:rFonts w:ascii="Times New Roman" w:hAnsi="Times New Roman"/>
-          <w:b/>
-          <w:sz w:val="24"/>
-        </w:rPr>
-        <w:t>Semana 5</w:t>
-      </w:r>
-    </w:p>
-    <w:p>
-      <w:pPr>
-        <w:spacing w:line="360" w:lineRule="auto"/>
-        <w:ind w:firstLine="709"/>
-        <w:jc w:val="both"/>
-      </w:pPr>
-      <w:r>
-        <w:rPr>
-          <w:rFonts w:ascii="Times New Roman" w:hAnsi="Times New Roman"/>
-          <w:sz w:val="24"/>
-        </w:rPr>
-        <w:t xml:space="preserve">1. </w:t>
-      </w:r>
-      <w:r>
-        <w:rPr>
-          <w:rFonts w:ascii="Times New Roman" w:hAnsi="Times New Roman"/>
-          <w:b/>
-          <w:sz w:val="24"/>
-        </w:rPr>
-        <w:t xml:space="preserve">Actividad operativa: </w:t>
-      </w:r>
-      <w:r>
-        <w:rPr>
-          <w:rFonts w:ascii="Times New Roman" w:hAnsi="Times New Roman"/>
-          <w:sz w:val="24"/>
-        </w:rPr>
-        <w:t>Colaboración en la actualización del registro de suscriptores activos, verificación del cierre de casos pendientes y apoyo en la elaboración de reportes de incidencias del período.</w:t>
-      </w:r>
-    </w:p>
-    <w:p>
-      <w:pPr>
-        <w:spacing w:line="360" w:lineRule="auto"/>
-        <w:ind w:firstLine="709"/>
-        <w:jc w:val="both"/>
-      </w:pPr>
-      <w:r>
-        <w:rPr>
-          <w:rFonts w:ascii="Times New Roman" w:hAnsi="Times New Roman"/>
-          <w:sz w:val="24"/>
-        </w:rPr>
-        <w:t xml:space="preserve">2. </w:t>
-      </w:r>
-      <w:r>
-        <w:rPr>
-          <w:rFonts w:ascii="Times New Roman" w:hAnsi="Times New Roman"/>
-          <w:b/>
-          <w:sz w:val="24"/>
-        </w:rPr>
-        <w:t xml:space="preserve">Actividad de investigación: </w:t>
-      </w:r>
-      <w:r>
-        <w:rPr>
-          <w:rFonts w:ascii="Times New Roman" w:hAnsi="Times New Roman"/>
-          <w:sz w:val="24"/>
-        </w:rPr>
-        <w:t>Diagnóstico situacional de las deficiencias del control administrativo, elaboración de la matriz de fallas identificadas y análisis de los tiempos promedio de atención por tipo de solicitud.</w:t>
-      </w:r>
-    </w:p>
-    <w:p>
-      <w:pPr>
-        <w:spacing w:before="480" w:after="480" w:line="360" w:lineRule="auto"/>
-        <w:jc w:val="left"/>
-      </w:pPr>
-      <w:r>
-        <w:rPr>
-          <w:rFonts w:ascii="Times New Roman" w:hAnsi="Times New Roman"/>
-          <w:b/>
-          <w:sz w:val="24"/>
-        </w:rPr>
-        <w:t>Semana 6</w:t>
-      </w:r>
-    </w:p>
-    <w:p>
-      <w:pPr>
-        <w:spacing w:line="360" w:lineRule="auto"/>
-        <w:ind w:firstLine="709"/>
-        <w:jc w:val="both"/>
-      </w:pPr>
-      <w:r>
-        <w:rPr>
-          <w:rFonts w:ascii="Times New Roman" w:hAnsi="Times New Roman"/>
-          <w:sz w:val="24"/>
-        </w:rPr>
-        <w:t xml:space="preserve">1. </w:t>
-      </w:r>
-      <w:r>
-        <w:rPr>
-          <w:rFonts w:ascii="Times New Roman" w:hAnsi="Times New Roman"/>
-          <w:b/>
-          <w:sz w:val="24"/>
-        </w:rPr>
-        <w:t xml:space="preserve">Actividad operativa: </w:t>
-      </w:r>
-      <w:r>
-        <w:rPr>
-          <w:rFonts w:ascii="Times New Roman" w:hAnsi="Times New Roman"/>
-          <w:sz w:val="24"/>
-        </w:rPr>
-        <w:t>Apoyo en la tramitación de contratos de nuevos suscriptores, verificación de la documentación requerida y actualización del registro de afiliaciones del período en el sistema del departamento.</w:t>
-      </w:r>
-    </w:p>
-    <w:p>
-      <w:pPr>
-        <w:spacing w:line="360" w:lineRule="auto"/>
-        <w:ind w:firstLine="709"/>
-        <w:jc w:val="both"/>
-      </w:pPr>
-      <w:r>
-        <w:rPr>
-          <w:rFonts w:ascii="Times New Roman" w:hAnsi="Times New Roman"/>
-          <w:sz w:val="24"/>
-        </w:rPr>
-        <w:t xml:space="preserve">2. </w:t>
-      </w:r>
-      <w:r>
-        <w:rPr>
-          <w:rFonts w:ascii="Times New Roman" w:hAnsi="Times New Roman"/>
-          <w:b/>
-          <w:sz w:val="24"/>
-        </w:rPr>
-        <w:t xml:space="preserve">Actividad de investigación: </w:t>
-      </w:r>
-      <w:r>
-        <w:rPr>
-          <w:rFonts w:ascii="Times New Roman" w:hAnsi="Times New Roman"/>
-          <w:sz w:val="24"/>
-        </w:rPr>
-        <w:t>Análisis del impacto de las deficiencias detectadas sobre la calidad del servicio percibida por los suscriptores, mediante correlación entre tiempos de atención y quejas registradas.</w:t>
-      </w:r>
-    </w:p>
-    <w:p>
-      <w:pPr>
-        <w:spacing w:before="480" w:after="480" w:line="360" w:lineRule="auto"/>
-        <w:jc w:val="left"/>
-      </w:pPr>
-      <w:r>
-        <w:rPr>
-          <w:rFonts w:ascii="Times New Roman" w:hAnsi="Times New Roman"/>
-          <w:b/>
-          <w:sz w:val="24"/>
-        </w:rPr>
-        <w:t>Semana 7</w:t>
-      </w:r>
-    </w:p>
-    <w:p>
-      <w:pPr>
-        <w:spacing w:line="360" w:lineRule="auto"/>
-        <w:ind w:firstLine="709"/>
-        <w:jc w:val="both"/>
-      </w:pPr>
-      <w:r>
-        <w:rPr>
-          <w:rFonts w:ascii="Times New Roman" w:hAnsi="Times New Roman"/>
-          <w:sz w:val="24"/>
-        </w:rPr>
-        <w:t xml:space="preserve">1. </w:t>
-      </w:r>
-      <w:r>
-        <w:rPr>
-          <w:rFonts w:ascii="Times New Roman" w:hAnsi="Times New Roman"/>
-          <w:b/>
-          <w:sz w:val="24"/>
-        </w:rPr>
-        <w:t xml:space="preserve">Actividad operativa: </w:t>
-      </w:r>
-      <w:r>
-        <w:rPr>
-          <w:rFonts w:ascii="Times New Roman" w:hAnsi="Times New Roman"/>
-          <w:sz w:val="24"/>
-        </w:rPr>
-        <w:t>Colaboración en la revisión y archivo de expedientes administrativos del ciclo, apoyo en la conciliación de pagos de suscriptores y actualización de la base de datos de clientes.</w:t>
-      </w:r>
-    </w:p>
-    <w:p>
-      <w:pPr>
-        <w:spacing w:line="360" w:lineRule="auto"/>
-        <w:ind w:firstLine="709"/>
-        <w:jc w:val="both"/>
-      </w:pPr>
-      <w:r>
-        <w:rPr>
-          <w:rFonts w:ascii="Times New Roman" w:hAnsi="Times New Roman"/>
-          <w:sz w:val="24"/>
-        </w:rPr>
-        <w:t xml:space="preserve">2. </w:t>
-      </w:r>
-      <w:r>
-        <w:rPr>
-          <w:rFonts w:ascii="Times New Roman" w:hAnsi="Times New Roman"/>
-          <w:b/>
-          <w:sz w:val="24"/>
-        </w:rPr>
-        <w:t xml:space="preserve">Actividad de investigación: </w:t>
-      </w:r>
-      <w:r>
-        <w:rPr>
-          <w:rFonts w:ascii="Times New Roman" w:hAnsi="Times New Roman"/>
-          <w:sz w:val="24"/>
-        </w:rPr>
-        <w:t>Diseño del nuevo flujo de trabajo estandarizado para la gestión de solicitudes, con definición de etapas, responsables, tiempos máximos de respuesta y puntos de control por fase.</w:t>
-      </w:r>
-    </w:p>
-    <w:p>
-      <w:pPr>
-        <w:spacing w:before="480" w:after="480" w:line="360" w:lineRule="auto"/>
-        <w:jc w:val="left"/>
-      </w:pPr>
-      <w:r>
-        <w:rPr>
-          <w:rFonts w:ascii="Times New Roman" w:hAnsi="Times New Roman"/>
-          <w:b/>
-          <w:sz w:val="24"/>
-        </w:rPr>
-        <w:t>Semana 8</w:t>
-      </w:r>
-    </w:p>
-    <w:p>
-      <w:pPr>
-        <w:spacing w:line="360" w:lineRule="auto"/>
-        <w:ind w:firstLine="709"/>
-        <w:jc w:val="both"/>
-      </w:pPr>
-      <w:r>
-        <w:rPr>
-          <w:rFonts w:ascii="Times New Roman" w:hAnsi="Times New Roman"/>
-          <w:sz w:val="24"/>
-        </w:rPr>
-        <w:t xml:space="preserve">1. </w:t>
-      </w:r>
-      <w:r>
-        <w:rPr>
-          <w:rFonts w:ascii="Times New Roman" w:hAnsi="Times New Roman"/>
-          <w:b/>
-          <w:sz w:val="24"/>
-        </w:rPr>
-        <w:t xml:space="preserve">Actividad operativa: </w:t>
-      </w:r>
-      <w:r>
-        <w:rPr>
-          <w:rFonts w:ascii="Times New Roman" w:hAnsi="Times New Roman"/>
-          <w:sz w:val="24"/>
-        </w:rPr>
-        <w:t>Apoyo en la generación de reportes de incidencias y solicitudes del período para la supervisión administrativa, y colaboración en la atención de requerimientos de suscriptores activos.</w:t>
-      </w:r>
-    </w:p>
-    <w:p>
-      <w:pPr>
-        <w:spacing w:line="360" w:lineRule="auto"/>
-        <w:ind w:firstLine="709"/>
-        <w:jc w:val="both"/>
-      </w:pPr>
-      <w:r>
-        <w:rPr>
-          <w:rFonts w:ascii="Times New Roman" w:hAnsi="Times New Roman"/>
-          <w:sz w:val="24"/>
-        </w:rPr>
-        <w:t xml:space="preserve">2. </w:t>
-      </w:r>
-      <w:r>
-        <w:rPr>
-          <w:rFonts w:ascii="Times New Roman" w:hAnsi="Times New Roman"/>
-          <w:b/>
-          <w:sz w:val="24"/>
-        </w:rPr>
-        <w:t xml:space="preserve">Actividad de investigación: </w:t>
-      </w:r>
-      <w:r>
-        <w:rPr>
-          <w:rFonts w:ascii="Times New Roman" w:hAnsi="Times New Roman"/>
-          <w:sz w:val="24"/>
-        </w:rPr>
-        <w:t>Diseño de los formatos estandarizados de registro de solicitudes de afiliación y de incidencias, y elaboración del procedimiento escrito para la gestión unificada de casos en el departamento.</w:t>
-      </w:r>
-    </w:p>
-    <w:p>
-      <w:pPr>
-        <w:spacing w:before="480" w:after="480" w:line="360" w:lineRule="auto"/>
-        <w:jc w:val="left"/>
-      </w:pPr>
-      <w:r>
-        <w:rPr>
-          <w:rFonts w:ascii="Times New Roman" w:hAnsi="Times New Roman"/>
-          <w:b/>
-          <w:sz w:val="24"/>
-        </w:rPr>
-        <w:t>Semana 9</w:t>
-      </w:r>
-    </w:p>
-    <w:p>
-      <w:pPr>
-        <w:spacing w:line="360" w:lineRule="auto"/>
-        <w:ind w:firstLine="709"/>
-        <w:jc w:val="both"/>
-      </w:pPr>
-      <w:r>
-        <w:rPr>
-          <w:rFonts w:ascii="Times New Roman" w:hAnsi="Times New Roman"/>
-          <w:sz w:val="24"/>
-        </w:rPr>
-        <w:t xml:space="preserve">1. </w:t>
-      </w:r>
-      <w:r>
-        <w:rPr>
-          <w:rFonts w:ascii="Times New Roman" w:hAnsi="Times New Roman"/>
-          <w:b/>
-          <w:sz w:val="24"/>
-        </w:rPr>
-        <w:t xml:space="preserve">Actividad operativa: </w:t>
-      </w:r>
-      <w:r>
-        <w:rPr>
-          <w:rFonts w:ascii="Times New Roman" w:hAnsi="Times New Roman"/>
-          <w:sz w:val="24"/>
-        </w:rPr>
-        <w:t>Participación en las actividades regulares del departamento y apoyo en el cierre administrativo del ciclo de atención al suscriptor correspondiente al período de pasantías.</w:t>
-      </w:r>
-    </w:p>
-    <w:p>
-      <w:pPr>
-        <w:spacing w:line="360" w:lineRule="auto"/>
-        <w:ind w:firstLine="709"/>
-        <w:jc w:val="both"/>
-      </w:pPr>
-      <w:r>
-        <w:rPr>
-          <w:rFonts w:ascii="Times New Roman" w:hAnsi="Times New Roman"/>
-          <w:sz w:val="24"/>
-        </w:rPr>
-        <w:t xml:space="preserve">2. </w:t>
-      </w:r>
-      <w:r>
-        <w:rPr>
-          <w:rFonts w:ascii="Times New Roman" w:hAnsi="Times New Roman"/>
-          <w:b/>
-          <w:sz w:val="24"/>
-        </w:rPr>
-        <w:t xml:space="preserve">Actividad de investigación: </w:t>
-      </w:r>
-      <w:r>
-        <w:rPr>
-          <w:rFonts w:ascii="Times New Roman" w:hAnsi="Times New Roman"/>
-          <w:sz w:val="24"/>
-        </w:rPr>
-        <w:t>Redacción y validación de la propuesta de mejora al control administrativo de solicitudes de servicio, incorporando las observaciones del tutor industrial y ajustando los procedimientos al contexto operativo de IDETEL.</w:t>
-      </w:r>
-    </w:p>
-    <w:p>
-      <w:pPr>
-        <w:spacing w:before="480" w:after="480" w:line="360" w:lineRule="auto"/>
-        <w:jc w:val="left"/>
-      </w:pPr>
-      <w:r>
-        <w:rPr>
-          <w:rFonts w:ascii="Times New Roman" w:hAnsi="Times New Roman"/>
-          <w:b/>
-          <w:sz w:val="24"/>
-        </w:rPr>
-        <w:t>Semana 10</w:t>
-      </w:r>
-    </w:p>
-    <w:p>
-      <w:pPr>
-        <w:spacing w:line="360" w:lineRule="auto"/>
-        <w:ind w:firstLine="709"/>
-        <w:jc w:val="both"/>
-      </w:pPr>
-      <w:r>
-        <w:rPr>
-          <w:rFonts w:ascii="Times New Roman" w:hAnsi="Times New Roman"/>
-          <w:sz w:val="24"/>
-        </w:rPr>
-        <w:t xml:space="preserve">1. </w:t>
-      </w:r>
-      <w:r>
-        <w:rPr>
-          <w:rFonts w:ascii="Times New Roman" w:hAnsi="Times New Roman"/>
-          <w:b/>
-          <w:sz w:val="24"/>
-        </w:rPr>
-        <w:t xml:space="preserve">Actividad operativa: </w:t>
-      </w:r>
-      <w:r>
-        <w:rPr>
-          <w:rFonts w:ascii="Times New Roman" w:hAnsi="Times New Roman"/>
-          <w:sz w:val="24"/>
-        </w:rPr>
-        <w:t>Presentación formal de la propuesta de mejora ante la supervisión del Departamento de Administración y firma de la carta de aprobación del tutor industrial.</w:t>
-      </w:r>
-    </w:p>
-    <w:p>
-      <w:pPr>
-        <w:spacing w:line="360" w:lineRule="auto"/>
-        <w:ind w:firstLine="709"/>
-        <w:jc w:val="both"/>
-      </w:pPr>
-      <w:r>
-        <w:rPr>
-          <w:rFonts w:ascii="Times New Roman" w:hAnsi="Times New Roman"/>
-          <w:sz w:val="24"/>
-        </w:rPr>
-        <w:t xml:space="preserve">2. </w:t>
-      </w:r>
-      <w:r>
-        <w:rPr>
-          <w:rFonts w:ascii="Times New Roman" w:hAnsi="Times New Roman"/>
-          <w:b/>
-          <w:sz w:val="24"/>
-        </w:rPr>
-        <w:t xml:space="preserve">Actividad de investigación: </w:t>
-      </w:r>
-      <w:r>
-        <w:rPr>
-          <w:rFonts w:ascii="Times New Roman" w:hAnsi="Times New Roman"/>
-          <w:sz w:val="24"/>
-        </w:rPr>
-        <w:t>Consolidación y revisión final del informe académico de pasantías, incorporación de los anexos definitivos y preparación del documento para la entrega institucional al IUTECP.</w:t>
+        <w:t>Arias (2012) señala que el proyecto factible avanza hasta proponer y en muchos casos desarrollar la solución, demostrando su aplicabilidad en el contexto real. El presente trabajo se enmarca en esta modalidad al partir de la evaluación del control administrativo de IDETEL para proponer mejoras procedimentales cuya implementación es viable dentro de la estructura organizativa y los recursos disponibles de la empresa.</w:t>
       </w:r>
     </w:p>
     <w:p>
@@ -7402,11 +6667,11 @@
           <w:b/>
           <w:sz w:val="24"/>
         </w:rPr>
-        <w:t>CAPÍTULO V</w:t>
+        <w:t>CAPÍTULO IV</w:t>
       </w:r>
     </w:p>
     <w:p>
-      <w:bookmarkStart w:id="bm_cap5" w:name="bm_cap5"/>
+      <w:bookmarkStart w:id="bm_cap4" w:name="bm_cap4"/>
       <w:pPr>
         <w:spacing w:before="480"/>
         <w:jc w:val="center"/>
@@ -7417,9 +6682,9 @@
           <w:b/>
           <w:sz w:val="24"/>
         </w:rPr>
-        <w:t>CONCLUSIONES Y RECOMENDACIONES</w:t>
-      </w:r>
-      <w:bookmarkEnd w:id="bm_cap5"/>
+        <w:t>ACTIVIDADES REALIZADAS</w:t>
+      </w:r>
+      <w:bookmarkEnd w:id="bm_cap4"/>
     </w:p>
     <w:p>
       <w:pPr>
@@ -7434,7 +6699,7 @@
       </w:pPr>
     </w:p>
     <w:p>
-      <w:bookmarkStart w:id="bm_cap5_concl" w:name="bm_cap5_concl"/>
+      <w:bookmarkStart w:id="bm_cap4_desc" w:name="bm_cap4_desc"/>
       <w:pPr>
         <w:spacing w:before="480" w:after="480" w:line="360" w:lineRule="auto"/>
         <w:jc w:val="left"/>
@@ -7445,9 +6710,38 @@
           <w:b/>
           <w:sz w:val="24"/>
         </w:rPr>
-        <w:t>Conclusiones</w:t>
-      </w:r>
-      <w:bookmarkEnd w:id="bm_cap5_concl"/>
+        <w:t>Descripción de Actividades Ejecutadas por Semana</w:t>
+      </w:r>
+      <w:bookmarkEnd w:id="bm_cap4_desc"/>
+    </w:p>
+    <w:p>
+      <w:pPr>
+        <w:spacing w:line="360" w:lineRule="auto" w:after="0" w:before="0"/>
+        <w:ind w:firstLine="709"/>
+        <w:jc w:val="both"/>
+      </w:pPr>
+      <w:r>
+        <w:rPr>
+          <w:rFonts w:ascii="Times New Roman" w:hAnsi="Times New Roman"/>
+          <w:i w:val="0"/>
+          <w:sz w:val="24"/>
+        </w:rPr>
+        <w:t>Durante las diez (10) semanas de pasantías, se llevaron a cabo actividades de evaluación y análisis en el Departamento de Administración de Ingeniería de Telecomunicaciones, C.A.:</w:t>
+      </w:r>
+    </w:p>
+    <w:p>
+      <w:pPr>
+        <w:spacing w:before="480" w:after="480" w:line="360" w:lineRule="auto"/>
+        <w:jc w:val="left"/>
+      </w:pPr>
+      <w:r>
+        <w:rPr>
+          <w:rFonts w:ascii="Times New Roman" w:hAnsi="Times New Roman"/>
+          <w:b/>
+          <w:sz w:val="24"/>
+        </w:rPr>
+        <w:t>Semana 1</w:t>
+      </w:r>
     </w:p>
     <w:p>
       <w:pPr>
@@ -7465,9 +6759,17 @@
       <w:r>
         <w:rPr>
           <w:rFonts w:ascii="Times New Roman" w:hAnsi="Times New Roman"/>
+          <w:b/>
           <w:sz w:val="24"/>
         </w:rPr>
-        <w:t>Se describió el proceso administrativo actual de gestión de solicitudes de IDETEL, identificando un flujo de cuatro etapas (recepción, asignación, ejecución y cierre) que opera sin procedimientos escritos formales, dependiendo de canales informales de comunicación entre las áreas comercial, administrativa y técnica.</w:t>
+        <w:t xml:space="preserve">Actividad operativa: </w:t>
+      </w:r>
+      <w:r>
+        <w:rPr>
+          <w:rFonts w:ascii="Times New Roman" w:hAnsi="Times New Roman"/>
+          <w:sz w:val="24"/>
+        </w:rPr>
+        <w:t>Inducción institucional, recorrido por las instalaciones, presentación ante el equipo del Departamento de Administración y familiarización con los sistemas de registro y los procedimientos generales de la empresa.</w:t>
       </w:r>
     </w:p>
     <w:p>
@@ -7486,9 +6788,31 @@
       <w:r>
         <w:rPr>
           <w:rFonts w:ascii="Times New Roman" w:hAnsi="Times New Roman"/>
+          <w:b/>
           <w:sz w:val="24"/>
         </w:rPr>
-        <w:t>Se identificaron como principales deficiencias del control administrativo la ausencia de un sistema unificado de seguimiento de casos, la falta de formatos estandarizados de registro, la inexistencia de tiempos de respuesta definidos por etapa y la carencia de indicadores de gestión que permitan evaluar el desempeño del proceso.</w:t>
+        <w:t xml:space="preserve">Actividad de investigación: </w:t>
+      </w:r>
+      <w:r>
+        <w:rPr>
+          <w:rFonts w:ascii="Times New Roman" w:hAnsi="Times New Roman"/>
+          <w:sz w:val="24"/>
+        </w:rPr>
+        <w:t>Observación directa del flujo de recepción y procesamiento de solicitudes de servicio, identificación preliminar de los actores involucrados en el proceso y formulación inicial de la situación problemática.</w:t>
+      </w:r>
+    </w:p>
+    <w:p>
+      <w:pPr>
+        <w:spacing w:before="480" w:after="480" w:line="360" w:lineRule="auto"/>
+        <w:jc w:val="left"/>
+      </w:pPr>
+      <w:r>
+        <w:rPr>
+          <w:rFonts w:ascii="Times New Roman" w:hAnsi="Times New Roman"/>
+          <w:b/>
+          <w:sz w:val="24"/>
+        </w:rPr>
+        <w:t>Semana 2</w:t>
       </w:r>
     </w:p>
     <w:p>
@@ -7502,14 +6826,22 @@
           <w:rFonts w:ascii="Times New Roman" w:hAnsi="Times New Roman"/>
           <w:sz w:val="24"/>
         </w:rPr>
-        <w:t xml:space="preserve">3. </w:t>
+        <w:t xml:space="preserve">1. </w:t>
+      </w:r>
+      <w:r>
+        <w:rPr>
+          <w:rFonts w:ascii="Times New Roman" w:hAnsi="Times New Roman"/>
+          <w:b/>
+          <w:sz w:val="24"/>
+        </w:rPr>
+        <w:t xml:space="preserve">Actividad operativa: </w:t>
       </w:r>
       <w:r>
         <w:rPr>
           <w:rFonts w:ascii="Times New Roman" w:hAnsi="Times New Roman"/>
           <w:sz w:val="24"/>
         </w:rPr>
-        <w:t>Se determinó que las debilidades detectadas en el control administrativo generan impactos directos sobre la calidad del servicio percibida por los suscriptores, manifestados en tiempos de atención prolongados, falta de trazabilidad en el estatus de los casos y dificultades en la coordinación interdepartamental que derivan en reprocesos y quejas reiteradas.</w:t>
+        <w:t>Apoyo en la recepción y registro de solicitudes de afiliación de nuevos suscriptores, verificación de documentación requerida y actualización del sistema de control de casos activos.</w:t>
       </w:r>
     </w:p>
     <w:p>
@@ -7523,31 +6855,37 @@
           <w:rFonts w:ascii="Times New Roman" w:hAnsi="Times New Roman"/>
           <w:sz w:val="24"/>
         </w:rPr>
-        <w:t xml:space="preserve">4. </w:t>
-      </w:r>
-      <w:r>
-        <w:rPr>
-          <w:rFonts w:ascii="Times New Roman" w:hAnsi="Times New Roman"/>
-          <w:sz w:val="24"/>
-        </w:rPr>
-        <w:t>Se formuló una propuesta de mejora al control administrativo que contempla un nuevo flujo de trabajo estandarizado con etapas y responsables definidos, formatos unificados de registro de solicitudes e incidencias, y un conjunto de indicadores de gestión para el monitoreo continuo del proceso de atención al suscriptor.</w:t>
-      </w:r>
-    </w:p>
-    <w:p>
-      <w:bookmarkStart w:id="bm_cap5_recom" w:name="bm_cap5_recom"/>
-      <w:pPr>
-        <w:spacing w:before="480" w:after="480" w:line="360" w:lineRule="auto"/>
-        <w:jc w:val="left"/>
-      </w:pPr>
+        <w:t xml:space="preserve">2. </w:t>
+      </w:r>
       <w:r>
         <w:rPr>
           <w:rFonts w:ascii="Times New Roman" w:hAnsi="Times New Roman"/>
           <w:b/>
           <w:sz w:val="24"/>
         </w:rPr>
-        <w:t>Recomendaciones</w:t>
-      </w:r>
-      <w:bookmarkEnd w:id="bm_cap5_recom"/>
+        <w:t xml:space="preserve">Actividad de investigación: </w:t>
+      </w:r>
+      <w:r>
+        <w:rPr>
+          <w:rFonts w:ascii="Times New Roman" w:hAnsi="Times New Roman"/>
+          <w:sz w:val="24"/>
+        </w:rPr>
+        <w:t>Levantamiento detallado del flujo procedimental de solicitudes de instalación e incidencias mediante la revisión de registros históricos y la documentación interna disponible en el departamento.</w:t>
+      </w:r>
+    </w:p>
+    <w:p>
+      <w:pPr>
+        <w:spacing w:before="480" w:after="480" w:line="360" w:lineRule="auto"/>
+        <w:jc w:val="left"/>
+      </w:pPr>
+      <w:r>
+        <w:rPr>
+          <w:rFonts w:ascii="Times New Roman" w:hAnsi="Times New Roman"/>
+          <w:b/>
+          <w:sz w:val="24"/>
+        </w:rPr>
+        <w:t>Semana 3</w:t>
+      </w:r>
     </w:p>
     <w:p>
       <w:pPr>
@@ -7565,9 +6903,17 @@
       <w:r>
         <w:rPr>
           <w:rFonts w:ascii="Times New Roman" w:hAnsi="Times New Roman"/>
+          <w:b/>
           <w:sz w:val="24"/>
         </w:rPr>
-        <w:t>Implementar el nuevo flujo de trabajo estandarizado propuesto, comenzando por la formalización del canal de recepción de solicitudes y la adopción de los formatos unificados de registro de afiliaciones e incidencias en todos los departamentos involucrados.</w:t>
+        <w:t xml:space="preserve">Actividad operativa: </w:t>
+      </w:r>
+      <w:r>
+        <w:rPr>
+          <w:rFonts w:ascii="Times New Roman" w:hAnsi="Times New Roman"/>
+          <w:sz w:val="24"/>
+        </w:rPr>
+        <w:t>Colaboración en el seguimiento de solicitudes de servicio activas, actualización del estatus de los casos en el sistema de registro del departamento y apoyo en la coordinación con el área técnica.</w:t>
       </w:r>
     </w:p>
     <w:p>
@@ -7586,9 +6932,31 @@
       <w:r>
         <w:rPr>
           <w:rFonts w:ascii="Times New Roman" w:hAnsi="Times New Roman"/>
+          <w:b/>
           <w:sz w:val="24"/>
         </w:rPr>
-        <w:t>Socializar el manual de procedimientos de gestión de solicitudes con el personal de las áreas administrativa, comercial y técnica, garantizando que cada actor conozca su rol, sus responsabilidades y los tiempos máximos de respuesta establecidos para cada fase del proceso.</w:t>
+        <w:t xml:space="preserve">Actividad de investigación: </w:t>
+      </w:r>
+      <w:r>
+        <w:rPr>
+          <w:rFonts w:ascii="Times New Roman" w:hAnsi="Times New Roman"/>
+          <w:sz w:val="24"/>
+        </w:rPr>
+        <w:t>Diseño y aplicación de guía de observación directa sobre el proceso de gestión de solicitudes, registrando los tiempos de respuesta por etapa y los puntos de interrupción del flujo.</w:t>
+      </w:r>
+    </w:p>
+    <w:p>
+      <w:pPr>
+        <w:spacing w:before="480" w:after="480" w:line="360" w:lineRule="auto"/>
+        <w:jc w:val="left"/>
+      </w:pPr>
+      <w:r>
+        <w:rPr>
+          <w:rFonts w:ascii="Times New Roman" w:hAnsi="Times New Roman"/>
+          <w:b/>
+          <w:sz w:val="24"/>
+        </w:rPr>
+        <w:t>Semana 4</w:t>
       </w:r>
     </w:p>
     <w:p>
@@ -7602,14 +6970,22 @@
           <w:rFonts w:ascii="Times New Roman" w:hAnsi="Times New Roman"/>
           <w:sz w:val="24"/>
         </w:rPr>
-        <w:t xml:space="preserve">3. </w:t>
+        <w:t xml:space="preserve">1. </w:t>
+      </w:r>
+      <w:r>
+        <w:rPr>
+          <w:rFonts w:ascii="Times New Roman" w:hAnsi="Times New Roman"/>
+          <w:b/>
+          <w:sz w:val="24"/>
+        </w:rPr>
+        <w:t xml:space="preserve">Actividad operativa: </w:t>
       </w:r>
       <w:r>
         <w:rPr>
           <w:rFonts w:ascii="Times New Roman" w:hAnsi="Times New Roman"/>
           <w:sz w:val="24"/>
         </w:rPr>
-        <w:t>Establecer indicadores de gestión para el proceso de atención al suscriptor, tales como el tiempo promedio de resolución de incidencias, el porcentaje de solicitudes cerradas dentro del plazo y el índice de reincidencias por caso, con seguimiento mensual por parte de la supervisión.</w:t>
+        <w:t>Apoyo en la atención al suscriptor vía telefónica y presencial, registro de incidencias reportadas y coordinación con el NOC para el despacho de cuadrillas técnicas de campo.</w:t>
       </w:r>
     </w:p>
     <w:p>
@@ -7623,14 +6999,454 @@
           <w:rFonts w:ascii="Times New Roman" w:hAnsi="Times New Roman"/>
           <w:sz w:val="24"/>
         </w:rPr>
-        <w:t xml:space="preserve">4. </w:t>
+        <w:t xml:space="preserve">2. </w:t>
+      </w:r>
+      <w:r>
+        <w:rPr>
+          <w:rFonts w:ascii="Times New Roman" w:hAnsi="Times New Roman"/>
+          <w:b/>
+          <w:sz w:val="24"/>
+        </w:rPr>
+        <w:t xml:space="preserve">Actividad de investigación: </w:t>
       </w:r>
       <w:r>
         <w:rPr>
           <w:rFonts w:ascii="Times New Roman" w:hAnsi="Times New Roman"/>
           <w:sz w:val="24"/>
         </w:rPr>
-        <w:t>Evaluar la incorporación de una plataforma de gestión de tickets de código abierto que centralice el registro y seguimiento de solicitudes en tiempo real, eliminando la dependencia de canales informales de comunicación y dotando a la organización de trazabilidad completa sobre el ciclo de vida de cada caso.</w:t>
+        <w:t>Aplicación de entrevistas no estructuradas al personal administrativo, comercial y técnico para identificar las deficiencias percibidas en el sistema de control de solicitudes de servicio.</w:t>
+      </w:r>
+    </w:p>
+    <w:p>
+      <w:pPr>
+        <w:spacing w:before="480" w:after="480" w:line="360" w:lineRule="auto"/>
+        <w:jc w:val="left"/>
+      </w:pPr>
+      <w:r>
+        <w:rPr>
+          <w:rFonts w:ascii="Times New Roman" w:hAnsi="Times New Roman"/>
+          <w:b/>
+          <w:sz w:val="24"/>
+        </w:rPr>
+        <w:t>Semana 5</w:t>
+      </w:r>
+    </w:p>
+    <w:p>
+      <w:pPr>
+        <w:spacing w:line="360" w:lineRule="auto"/>
+        <w:ind w:firstLine="709"/>
+        <w:jc w:val="both"/>
+      </w:pPr>
+      <w:r>
+        <w:rPr>
+          <w:rFonts w:ascii="Times New Roman" w:hAnsi="Times New Roman"/>
+          <w:sz w:val="24"/>
+        </w:rPr>
+        <w:t xml:space="preserve">1. </w:t>
+      </w:r>
+      <w:r>
+        <w:rPr>
+          <w:rFonts w:ascii="Times New Roman" w:hAnsi="Times New Roman"/>
+          <w:b/>
+          <w:sz w:val="24"/>
+        </w:rPr>
+        <w:t xml:space="preserve">Actividad operativa: </w:t>
+      </w:r>
+      <w:r>
+        <w:rPr>
+          <w:rFonts w:ascii="Times New Roman" w:hAnsi="Times New Roman"/>
+          <w:sz w:val="24"/>
+        </w:rPr>
+        <w:t>Colaboración en la actualización del registro de suscriptores activos, verificación del cierre de casos pendientes y apoyo en la elaboración de reportes de incidencias del período.</w:t>
+      </w:r>
+    </w:p>
+    <w:p>
+      <w:pPr>
+        <w:spacing w:line="360" w:lineRule="auto"/>
+        <w:ind w:firstLine="709"/>
+        <w:jc w:val="both"/>
+      </w:pPr>
+      <w:r>
+        <w:rPr>
+          <w:rFonts w:ascii="Times New Roman" w:hAnsi="Times New Roman"/>
+          <w:sz w:val="24"/>
+        </w:rPr>
+        <w:t xml:space="preserve">2. </w:t>
+      </w:r>
+      <w:r>
+        <w:rPr>
+          <w:rFonts w:ascii="Times New Roman" w:hAnsi="Times New Roman"/>
+          <w:b/>
+          <w:sz w:val="24"/>
+        </w:rPr>
+        <w:t xml:space="preserve">Actividad de investigación: </w:t>
+      </w:r>
+      <w:r>
+        <w:rPr>
+          <w:rFonts w:ascii="Times New Roman" w:hAnsi="Times New Roman"/>
+          <w:sz w:val="24"/>
+        </w:rPr>
+        <w:t>Diagnóstico situacional de las deficiencias del control administrativo, elaboración de la matriz de fallas identificadas y análisis de los tiempos promedio de atención por tipo de solicitud.</w:t>
+      </w:r>
+    </w:p>
+    <w:p>
+      <w:pPr>
+        <w:spacing w:before="480" w:after="480" w:line="360" w:lineRule="auto"/>
+        <w:jc w:val="left"/>
+      </w:pPr>
+      <w:r>
+        <w:rPr>
+          <w:rFonts w:ascii="Times New Roman" w:hAnsi="Times New Roman"/>
+          <w:b/>
+          <w:sz w:val="24"/>
+        </w:rPr>
+        <w:t>Semana 6</w:t>
+      </w:r>
+    </w:p>
+    <w:p>
+      <w:pPr>
+        <w:spacing w:line="360" w:lineRule="auto"/>
+        <w:ind w:firstLine="709"/>
+        <w:jc w:val="both"/>
+      </w:pPr>
+      <w:r>
+        <w:rPr>
+          <w:rFonts w:ascii="Times New Roman" w:hAnsi="Times New Roman"/>
+          <w:sz w:val="24"/>
+        </w:rPr>
+        <w:t xml:space="preserve">1. </w:t>
+      </w:r>
+      <w:r>
+        <w:rPr>
+          <w:rFonts w:ascii="Times New Roman" w:hAnsi="Times New Roman"/>
+          <w:b/>
+          <w:sz w:val="24"/>
+        </w:rPr>
+        <w:t xml:space="preserve">Actividad operativa: </w:t>
+      </w:r>
+      <w:r>
+        <w:rPr>
+          <w:rFonts w:ascii="Times New Roman" w:hAnsi="Times New Roman"/>
+          <w:sz w:val="24"/>
+        </w:rPr>
+        <w:t>Apoyo en la tramitación de contratos de nuevos suscriptores, verificación de la documentación requerida y actualización del registro de afiliaciones del período en el sistema del departamento.</w:t>
+      </w:r>
+    </w:p>
+    <w:p>
+      <w:pPr>
+        <w:spacing w:line="360" w:lineRule="auto"/>
+        <w:ind w:firstLine="709"/>
+        <w:jc w:val="both"/>
+      </w:pPr>
+      <w:r>
+        <w:rPr>
+          <w:rFonts w:ascii="Times New Roman" w:hAnsi="Times New Roman"/>
+          <w:sz w:val="24"/>
+        </w:rPr>
+        <w:t xml:space="preserve">2. </w:t>
+      </w:r>
+      <w:r>
+        <w:rPr>
+          <w:rFonts w:ascii="Times New Roman" w:hAnsi="Times New Roman"/>
+          <w:b/>
+          <w:sz w:val="24"/>
+        </w:rPr>
+        <w:t xml:space="preserve">Actividad de investigación: </w:t>
+      </w:r>
+      <w:r>
+        <w:rPr>
+          <w:rFonts w:ascii="Times New Roman" w:hAnsi="Times New Roman"/>
+          <w:sz w:val="24"/>
+        </w:rPr>
+        <w:t>Análisis del impacto de las deficiencias detectadas sobre la calidad del servicio percibida por los suscriptores, mediante correlación entre tiempos de atención y quejas registradas.</w:t>
+      </w:r>
+    </w:p>
+    <w:p>
+      <w:pPr>
+        <w:spacing w:before="480" w:after="480" w:line="360" w:lineRule="auto"/>
+        <w:jc w:val="left"/>
+      </w:pPr>
+      <w:r>
+        <w:rPr>
+          <w:rFonts w:ascii="Times New Roman" w:hAnsi="Times New Roman"/>
+          <w:b/>
+          <w:sz w:val="24"/>
+        </w:rPr>
+        <w:t>Semana 7</w:t>
+      </w:r>
+    </w:p>
+    <w:p>
+      <w:pPr>
+        <w:spacing w:line="360" w:lineRule="auto"/>
+        <w:ind w:firstLine="709"/>
+        <w:jc w:val="both"/>
+      </w:pPr>
+      <w:r>
+        <w:rPr>
+          <w:rFonts w:ascii="Times New Roman" w:hAnsi="Times New Roman"/>
+          <w:sz w:val="24"/>
+        </w:rPr>
+        <w:t xml:space="preserve">1. </w:t>
+      </w:r>
+      <w:r>
+        <w:rPr>
+          <w:rFonts w:ascii="Times New Roman" w:hAnsi="Times New Roman"/>
+          <w:b/>
+          <w:sz w:val="24"/>
+        </w:rPr>
+        <w:t xml:space="preserve">Actividad operativa: </w:t>
+      </w:r>
+      <w:r>
+        <w:rPr>
+          <w:rFonts w:ascii="Times New Roman" w:hAnsi="Times New Roman"/>
+          <w:sz w:val="24"/>
+        </w:rPr>
+        <w:t>Colaboración en la revisión y archivo de expedientes administrativos del ciclo, apoyo en la conciliación de pagos de suscriptores y actualización de la base de datos de clientes.</w:t>
+      </w:r>
+    </w:p>
+    <w:p>
+      <w:pPr>
+        <w:spacing w:line="360" w:lineRule="auto"/>
+        <w:ind w:firstLine="709"/>
+        <w:jc w:val="both"/>
+      </w:pPr>
+      <w:r>
+        <w:rPr>
+          <w:rFonts w:ascii="Times New Roman" w:hAnsi="Times New Roman"/>
+          <w:sz w:val="24"/>
+        </w:rPr>
+        <w:t xml:space="preserve">2. </w:t>
+      </w:r>
+      <w:r>
+        <w:rPr>
+          <w:rFonts w:ascii="Times New Roman" w:hAnsi="Times New Roman"/>
+          <w:b/>
+          <w:sz w:val="24"/>
+        </w:rPr>
+        <w:t xml:space="preserve">Actividad de investigación: </w:t>
+      </w:r>
+      <w:r>
+        <w:rPr>
+          <w:rFonts w:ascii="Times New Roman" w:hAnsi="Times New Roman"/>
+          <w:sz w:val="24"/>
+        </w:rPr>
+        <w:t>Diseño del nuevo flujo de trabajo estandarizado para la gestión de solicitudes, con definición de etapas, responsables, tiempos máximos de respuesta y puntos de control por fase.</w:t>
+      </w:r>
+    </w:p>
+    <w:p>
+      <w:pPr>
+        <w:spacing w:before="480" w:after="480" w:line="360" w:lineRule="auto"/>
+        <w:jc w:val="left"/>
+      </w:pPr>
+      <w:r>
+        <w:rPr>
+          <w:rFonts w:ascii="Times New Roman" w:hAnsi="Times New Roman"/>
+          <w:b/>
+          <w:sz w:val="24"/>
+        </w:rPr>
+        <w:t>Semana 8</w:t>
+      </w:r>
+    </w:p>
+    <w:p>
+      <w:pPr>
+        <w:spacing w:line="360" w:lineRule="auto"/>
+        <w:ind w:firstLine="709"/>
+        <w:jc w:val="both"/>
+      </w:pPr>
+      <w:r>
+        <w:rPr>
+          <w:rFonts w:ascii="Times New Roman" w:hAnsi="Times New Roman"/>
+          <w:sz w:val="24"/>
+        </w:rPr>
+        <w:t xml:space="preserve">1. </w:t>
+      </w:r>
+      <w:r>
+        <w:rPr>
+          <w:rFonts w:ascii="Times New Roman" w:hAnsi="Times New Roman"/>
+          <w:b/>
+          <w:sz w:val="24"/>
+        </w:rPr>
+        <w:t xml:space="preserve">Actividad operativa: </w:t>
+      </w:r>
+      <w:r>
+        <w:rPr>
+          <w:rFonts w:ascii="Times New Roman" w:hAnsi="Times New Roman"/>
+          <w:sz w:val="24"/>
+        </w:rPr>
+        <w:t>Apoyo en la generación de reportes de incidencias y solicitudes del período para la supervisión administrativa, y colaboración en la atención de requerimientos de suscriptores activos.</w:t>
+      </w:r>
+    </w:p>
+    <w:p>
+      <w:pPr>
+        <w:spacing w:line="360" w:lineRule="auto"/>
+        <w:ind w:firstLine="709"/>
+        <w:jc w:val="both"/>
+      </w:pPr>
+      <w:r>
+        <w:rPr>
+          <w:rFonts w:ascii="Times New Roman" w:hAnsi="Times New Roman"/>
+          <w:sz w:val="24"/>
+        </w:rPr>
+        <w:t xml:space="preserve">2. </w:t>
+      </w:r>
+      <w:r>
+        <w:rPr>
+          <w:rFonts w:ascii="Times New Roman" w:hAnsi="Times New Roman"/>
+          <w:b/>
+          <w:sz w:val="24"/>
+        </w:rPr>
+        <w:t xml:space="preserve">Actividad de investigación: </w:t>
+      </w:r>
+      <w:r>
+        <w:rPr>
+          <w:rFonts w:ascii="Times New Roman" w:hAnsi="Times New Roman"/>
+          <w:sz w:val="24"/>
+        </w:rPr>
+        <w:t>Diseño de los formatos estandarizados de registro de solicitudes de afiliación y de incidencias, y elaboración del procedimiento escrito para la gestión unificada de casos en el departamento.</w:t>
+      </w:r>
+    </w:p>
+    <w:p>
+      <w:pPr>
+        <w:spacing w:before="480" w:after="480" w:line="360" w:lineRule="auto"/>
+        <w:jc w:val="left"/>
+      </w:pPr>
+      <w:r>
+        <w:rPr>
+          <w:rFonts w:ascii="Times New Roman" w:hAnsi="Times New Roman"/>
+          <w:b/>
+          <w:sz w:val="24"/>
+        </w:rPr>
+        <w:t>Semana 9</w:t>
+      </w:r>
+    </w:p>
+    <w:p>
+      <w:pPr>
+        <w:spacing w:line="360" w:lineRule="auto"/>
+        <w:ind w:firstLine="709"/>
+        <w:jc w:val="both"/>
+      </w:pPr>
+      <w:r>
+        <w:rPr>
+          <w:rFonts w:ascii="Times New Roman" w:hAnsi="Times New Roman"/>
+          <w:sz w:val="24"/>
+        </w:rPr>
+        <w:t xml:space="preserve">1. </w:t>
+      </w:r>
+      <w:r>
+        <w:rPr>
+          <w:rFonts w:ascii="Times New Roman" w:hAnsi="Times New Roman"/>
+          <w:b/>
+          <w:sz w:val="24"/>
+        </w:rPr>
+        <w:t xml:space="preserve">Actividad operativa: </w:t>
+      </w:r>
+      <w:r>
+        <w:rPr>
+          <w:rFonts w:ascii="Times New Roman" w:hAnsi="Times New Roman"/>
+          <w:sz w:val="24"/>
+        </w:rPr>
+        <w:t>Participación en las actividades regulares del departamento y apoyo en el cierre administrativo del ciclo de atención al suscriptor correspondiente al período de pasantías.</w:t>
+      </w:r>
+    </w:p>
+    <w:p>
+      <w:pPr>
+        <w:spacing w:line="360" w:lineRule="auto"/>
+        <w:ind w:firstLine="709"/>
+        <w:jc w:val="both"/>
+      </w:pPr>
+      <w:r>
+        <w:rPr>
+          <w:rFonts w:ascii="Times New Roman" w:hAnsi="Times New Roman"/>
+          <w:sz w:val="24"/>
+        </w:rPr>
+        <w:t xml:space="preserve">2. </w:t>
+      </w:r>
+      <w:r>
+        <w:rPr>
+          <w:rFonts w:ascii="Times New Roman" w:hAnsi="Times New Roman"/>
+          <w:b/>
+          <w:sz w:val="24"/>
+        </w:rPr>
+        <w:t xml:space="preserve">Actividad de investigación: </w:t>
+      </w:r>
+      <w:r>
+        <w:rPr>
+          <w:rFonts w:ascii="Times New Roman" w:hAnsi="Times New Roman"/>
+          <w:sz w:val="24"/>
+        </w:rPr>
+        <w:t>Redacción y validación de la propuesta de mejora al control administrativo de solicitudes de servicio, incorporando las observaciones del tutor industrial y ajustando los procedimientos al contexto operativo de IDETEL.</w:t>
+      </w:r>
+    </w:p>
+    <w:p>
+      <w:pPr>
+        <w:spacing w:before="480" w:after="480" w:line="360" w:lineRule="auto"/>
+        <w:jc w:val="left"/>
+      </w:pPr>
+      <w:r>
+        <w:rPr>
+          <w:rFonts w:ascii="Times New Roman" w:hAnsi="Times New Roman"/>
+          <w:b/>
+          <w:sz w:val="24"/>
+        </w:rPr>
+        <w:t>Semana 10</w:t>
+      </w:r>
+    </w:p>
+    <w:p>
+      <w:pPr>
+        <w:spacing w:line="360" w:lineRule="auto"/>
+        <w:ind w:firstLine="709"/>
+        <w:jc w:val="both"/>
+      </w:pPr>
+      <w:r>
+        <w:rPr>
+          <w:rFonts w:ascii="Times New Roman" w:hAnsi="Times New Roman"/>
+          <w:sz w:val="24"/>
+        </w:rPr>
+        <w:t xml:space="preserve">1. </w:t>
+      </w:r>
+      <w:r>
+        <w:rPr>
+          <w:rFonts w:ascii="Times New Roman" w:hAnsi="Times New Roman"/>
+          <w:b/>
+          <w:sz w:val="24"/>
+        </w:rPr>
+        <w:t xml:space="preserve">Actividad operativa: </w:t>
+      </w:r>
+      <w:r>
+        <w:rPr>
+          <w:rFonts w:ascii="Times New Roman" w:hAnsi="Times New Roman"/>
+          <w:sz w:val="24"/>
+        </w:rPr>
+        <w:t>Presentación formal de la propuesta de mejora ante la supervisión del Departamento de Administración y firma de la carta de aprobación del tutor industrial.</w:t>
+      </w:r>
+    </w:p>
+    <w:p>
+      <w:pPr>
+        <w:spacing w:line="360" w:lineRule="auto"/>
+        <w:ind w:firstLine="709"/>
+        <w:jc w:val="both"/>
+      </w:pPr>
+      <w:r>
+        <w:rPr>
+          <w:rFonts w:ascii="Times New Roman" w:hAnsi="Times New Roman"/>
+          <w:sz w:val="24"/>
+        </w:rPr>
+        <w:t xml:space="preserve">2. </w:t>
+      </w:r>
+      <w:r>
+        <w:rPr>
+          <w:rFonts w:ascii="Times New Roman" w:hAnsi="Times New Roman"/>
+          <w:b/>
+          <w:sz w:val="24"/>
+        </w:rPr>
+        <w:t xml:space="preserve">Actividad de investigación: </w:t>
+      </w:r>
+      <w:r>
+        <w:rPr>
+          <w:rFonts w:ascii="Times New Roman" w:hAnsi="Times New Roman"/>
+          <w:sz w:val="24"/>
+        </w:rPr>
+        <w:t>Consolidación y revisión final del informe académico de pasantías, incorporación de los anexos definitivos y preparación del documento para la entrega institucional al IUTECP.</w:t>
       </w:r>
     </w:p>
     <w:p>
@@ -7647,7 +7463,6 @@
       </w:pPr>
     </w:p>
     <w:p>
-      <w:bookmarkStart w:id="bm_referencias" w:name="bm_referencias"/>
       <w:pPr>
         <w:spacing w:after="480"/>
         <w:jc w:val="center"/>
@@ -7658,9 +7473,24 @@
           <w:b/>
           <w:sz w:val="24"/>
         </w:rPr>
-        <w:t>REFERENCIAS</w:t>
-      </w:r>
-      <w:bookmarkEnd w:id="bm_referencias"/>
+        <w:t>CAPÍTULO V</w:t>
+      </w:r>
+    </w:p>
+    <w:p>
+      <w:bookmarkStart w:id="bm_cap5" w:name="bm_cap5"/>
+      <w:pPr>
+        <w:spacing w:before="480"/>
+        <w:jc w:val="center"/>
+      </w:pPr>
+      <w:r>
+        <w:rPr>
+          <w:rFonts w:ascii="Times New Roman" w:hAnsi="Times New Roman"/>
+          <w:b/>
+          <w:sz w:val="24"/>
+        </w:rPr>
+        <w:t>CONCLUSIONES Y RECOMENDACIONES</w:t>
+      </w:r>
+      <w:bookmarkEnd w:id="bm_cap5"/>
     </w:p>
     <w:p>
       <w:pPr>
@@ -7675,14 +7505,25 @@
       </w:pPr>
     </w:p>
     <w:p>
-      <w:pPr>
-        <w:spacing w:before="480" w:after="0"/>
-      </w:pPr>
+      <w:bookmarkStart w:id="bm_cap5_concl" w:name="bm_cap5_concl"/>
+      <w:pPr>
+        <w:spacing w:before="480" w:after="480" w:line="360" w:lineRule="auto"/>
+        <w:jc w:val="left"/>
+      </w:pPr>
+      <w:r>
+        <w:rPr>
+          <w:rFonts w:ascii="Times New Roman" w:hAnsi="Times New Roman"/>
+          <w:b/>
+          <w:sz w:val="24"/>
+        </w:rPr>
+        <w:t>Conclusiones</w:t>
+      </w:r>
+      <w:bookmarkEnd w:id="bm_cap5_concl"/>
     </w:p>
     <w:p>
       <w:pPr>
-        <w:spacing w:line="240" w:lineRule="auto" w:after="480" w:before="0"/>
-        <w:ind w:left="425" w:hanging="425"/>
+        <w:spacing w:line="360" w:lineRule="auto"/>
+        <w:ind w:firstLine="709"/>
         <w:jc w:val="both"/>
       </w:pPr>
       <w:r>
@@ -7690,13 +7531,20 @@
           <w:rFonts w:ascii="Times New Roman" w:hAnsi="Times New Roman"/>
           <w:sz w:val="24"/>
         </w:rPr>
-        <w:t>Arias, F. (2012). El proyecto de investigación: Introducción a la metodología científica (6ta ed.). Episteme, Venezuela.</w:t>
+        <w:t xml:space="preserve">1. </w:t>
+      </w:r>
+      <w:r>
+        <w:rPr>
+          <w:rFonts w:ascii="Times New Roman" w:hAnsi="Times New Roman"/>
+          <w:sz w:val="24"/>
+        </w:rPr>
+        <w:t>Se describió el proceso administrativo actual de gestión de solicitudes de IDETEL, identificando un flujo de cuatro etapas (recepción, asignación, ejecución y cierre) que opera sin procedimientos escritos formales, dependiendo de canales informales de comunicación entre las áreas comercial, administrativa y técnica.</w:t>
       </w:r>
     </w:p>
     <w:p>
       <w:pPr>
-        <w:spacing w:line="240" w:lineRule="auto" w:after="480" w:before="0"/>
-        <w:ind w:left="425" w:hanging="425"/>
+        <w:spacing w:line="360" w:lineRule="auto"/>
+        <w:ind w:firstLine="709"/>
         <w:jc w:val="both"/>
       </w:pPr>
       <w:r>
@@ -7704,13 +7552,20 @@
           <w:rFonts w:ascii="Times New Roman" w:hAnsi="Times New Roman"/>
           <w:sz w:val="24"/>
         </w:rPr>
-        <w:t>Chiavenato, I. (2006). Introducción a la teoría general de la administración (7ma ed.). McGraw-Hill, México.</w:t>
+        <w:t xml:space="preserve">2. </w:t>
+      </w:r>
+      <w:r>
+        <w:rPr>
+          <w:rFonts w:ascii="Times New Roman" w:hAnsi="Times New Roman"/>
+          <w:sz w:val="24"/>
+        </w:rPr>
+        <w:t>Se identificaron como principales deficiencias del control administrativo la ausencia de un sistema unificado de seguimiento de casos, la falta de formatos estandarizados de registro, la inexistencia de tiempos de respuesta definidos por etapa y la carencia de indicadores de gestión que permitan evaluar el desempeño del proceso.</w:t>
       </w:r>
     </w:p>
     <w:p>
       <w:pPr>
-        <w:spacing w:line="240" w:lineRule="auto" w:after="480" w:before="0"/>
-        <w:ind w:left="425" w:hanging="425"/>
+        <w:spacing w:line="360" w:lineRule="auto"/>
+        <w:ind w:firstLine="709"/>
         <w:jc w:val="both"/>
       </w:pPr>
       <w:r>
@@ -7718,13 +7573,20 @@
           <w:rFonts w:ascii="Times New Roman" w:hAnsi="Times New Roman"/>
           <w:sz w:val="24"/>
         </w:rPr>
-        <w:t>Harrington, H. J. (1993). Mejoramiento de los procesos de la empresa. McGraw-Hill, Colombia.</w:t>
+        <w:t xml:space="preserve">3. </w:t>
+      </w:r>
+      <w:r>
+        <w:rPr>
+          <w:rFonts w:ascii="Times New Roman" w:hAnsi="Times New Roman"/>
+          <w:sz w:val="24"/>
+        </w:rPr>
+        <w:t>Se determinó que las debilidades detectadas en el control administrativo generan impactos directos sobre la calidad del servicio percibida por los suscriptores, manifestados en tiempos de atención prolongados, falta de trazabilidad en el estatus de los casos y dificultades en la coordinación interdepartamental que derivan en reprocesos y quejas reiteradas.</w:t>
       </w:r>
     </w:p>
     <w:p>
       <w:pPr>
-        <w:spacing w:line="240" w:lineRule="auto" w:after="480" w:before="0"/>
-        <w:ind w:left="425" w:hanging="425"/>
+        <w:spacing w:line="360" w:lineRule="auto"/>
+        <w:ind w:firstLine="709"/>
         <w:jc w:val="both"/>
       </w:pPr>
       <w:r>
@@ -7732,13 +7594,36 @@
           <w:rFonts w:ascii="Times New Roman" w:hAnsi="Times New Roman"/>
           <w:sz w:val="24"/>
         </w:rPr>
-        <w:t>Laudon, K., y Laudon, J. (2016). Sistemas de información gerencial (14va ed.). Pearson Educación, México.</w:t>
+        <w:t xml:space="preserve">4. </w:t>
+      </w:r>
+      <w:r>
+        <w:rPr>
+          <w:rFonts w:ascii="Times New Roman" w:hAnsi="Times New Roman"/>
+          <w:sz w:val="24"/>
+        </w:rPr>
+        <w:t>Se formuló una propuesta de mejora al control administrativo que contempla un nuevo flujo de trabajo estandarizado con etapas y responsables definidos, formatos unificados de registro de solicitudes e incidencias, y un conjunto de indicadores de gestión para el monitoreo continuo del proceso de atención al suscriptor.</w:t>
       </w:r>
     </w:p>
     <w:p>
-      <w:pPr>
-        <w:spacing w:line="240" w:lineRule="auto" w:after="480" w:before="0"/>
-        <w:ind w:left="425" w:hanging="425"/>
+      <w:bookmarkStart w:id="bm_cap5_recom" w:name="bm_cap5_recom"/>
+      <w:pPr>
+        <w:spacing w:before="480" w:after="480" w:line="360" w:lineRule="auto"/>
+        <w:jc w:val="left"/>
+      </w:pPr>
+      <w:r>
+        <w:rPr>
+          <w:rFonts w:ascii="Times New Roman" w:hAnsi="Times New Roman"/>
+          <w:b/>
+          <w:sz w:val="24"/>
+        </w:rPr>
+        <w:t>Recomendaciones</w:t>
+      </w:r>
+      <w:bookmarkEnd w:id="bm_cap5_recom"/>
+    </w:p>
+    <w:p>
+      <w:pPr>
+        <w:spacing w:line="360" w:lineRule="auto"/>
+        <w:ind w:firstLine="709"/>
         <w:jc w:val="both"/>
       </w:pPr>
       <w:r>
@@ -7746,13 +7631,20 @@
           <w:rFonts w:ascii="Times New Roman" w:hAnsi="Times New Roman"/>
           <w:sz w:val="24"/>
         </w:rPr>
-        <w:t>Parasuraman, A., Zeithaml, V., y Berry, L. (1988). SERVQUAL: A multiple-item scale for measuring consumer perceptions of service quality. Journal of Retailing, 64(1), 12-40.</w:t>
+        <w:t xml:space="preserve">1. </w:t>
+      </w:r>
+      <w:r>
+        <w:rPr>
+          <w:rFonts w:ascii="Times New Roman" w:hAnsi="Times New Roman"/>
+          <w:sz w:val="24"/>
+        </w:rPr>
+        <w:t>Implementar el nuevo flujo de trabajo estandarizado propuesto, comenzando por la formalización del canal de recepción de solicitudes y la adopción de los formatos unificados de registro de afiliaciones e incidencias en todos los departamentos involucrados.</w:t>
       </w:r>
     </w:p>
     <w:p>
       <w:pPr>
-        <w:spacing w:line="240" w:lineRule="auto" w:after="480" w:before="0"/>
-        <w:ind w:left="425" w:hanging="425"/>
+        <w:spacing w:line="360" w:lineRule="auto"/>
+        <w:ind w:firstLine="709"/>
         <w:jc w:val="both"/>
       </w:pPr>
       <w:r>
@@ -7760,13 +7652,20 @@
           <w:rFonts w:ascii="Times New Roman" w:hAnsi="Times New Roman"/>
           <w:sz w:val="24"/>
         </w:rPr>
-        <w:t>Robbins, S., y Coulter, M. (2010). Administración (10ma ed.). Pearson Educación, México.</w:t>
+        <w:t xml:space="preserve">2. </w:t>
+      </w:r>
+      <w:r>
+        <w:rPr>
+          <w:rFonts w:ascii="Times New Roman" w:hAnsi="Times New Roman"/>
+          <w:sz w:val="24"/>
+        </w:rPr>
+        <w:t>Socializar el manual de procedimientos de gestión de solicitudes con el personal de las áreas administrativa, comercial y técnica, garantizando que cada actor conozca su rol, sus responsabilidades y los tiempos máximos de respuesta establecidos para cada fase del proceso.</w:t>
       </w:r>
     </w:p>
     <w:p>
       <w:pPr>
-        <w:spacing w:line="240" w:lineRule="auto" w:after="480" w:before="0"/>
-        <w:ind w:left="425" w:hanging="425"/>
+        <w:spacing w:line="360" w:lineRule="auto"/>
+        <w:ind w:firstLine="709"/>
         <w:jc w:val="both"/>
       </w:pPr>
       <w:r>
@@ -7774,13 +7673,20 @@
           <w:rFonts w:ascii="Times New Roman" w:hAnsi="Times New Roman"/>
           <w:sz w:val="24"/>
         </w:rPr>
-        <w:t>Universidad Pedagógica Experimental Libertador. (2016). Manual de trabajos de grado de especialización y maestría y tesis doctorales (5ta ed.). FEDUPEL, Venezuela.</w:t>
+        <w:t xml:space="preserve">3. </w:t>
+      </w:r>
+      <w:r>
+        <w:rPr>
+          <w:rFonts w:ascii="Times New Roman" w:hAnsi="Times New Roman"/>
+          <w:sz w:val="24"/>
+        </w:rPr>
+        <w:t>Establecer indicadores de gestión para el proceso de atención al suscriptor, tales como el tiempo promedio de resolución de incidencias, el porcentaje de solicitudes cerradas dentro del plazo y el índice de reincidencias por caso, con seguimiento mensual por parte de la supervisión.</w:t>
       </w:r>
     </w:p>
     <w:p>
       <w:pPr>
-        <w:spacing w:line="240" w:lineRule="auto" w:after="480" w:before="0"/>
-        <w:ind w:left="425" w:hanging="425"/>
+        <w:spacing w:line="360" w:lineRule="auto"/>
+        <w:ind w:firstLine="709"/>
         <w:jc w:val="both"/>
       </w:pPr>
       <w:r>
@@ -7788,7 +7694,14 @@
           <w:rFonts w:ascii="Times New Roman" w:hAnsi="Times New Roman"/>
           <w:sz w:val="24"/>
         </w:rPr>
-        <w:t>Zeithaml, V., Parasuraman, A., y Berry, L. (1993). Calidad total en la gestión de servicios. Díaz de Santos, España.</w:t>
+        <w:t xml:space="preserve">4. </w:t>
+      </w:r>
+      <w:r>
+        <w:rPr>
+          <w:rFonts w:ascii="Times New Roman" w:hAnsi="Times New Roman"/>
+          <w:sz w:val="24"/>
+        </w:rPr>
+        <w:t>Evaluar la incorporación de una plataforma de gestión de tickets de código abierto que centralice el registro y seguimiento de solicitudes en tiempo real, eliminando la dependencia de canales informales de comunicación y dotando a la organización de trazabilidad completa sobre el ciclo de vida de cada caso.</w:t>
       </w:r>
     </w:p>
     <w:p>
@@ -7805,20 +7718,20 @@
       </w:pPr>
     </w:p>
     <w:p>
-      <w:bookmarkStart w:id="bm_anexos" w:name="bm_anexos"/>
-      <w:pPr>
-        <w:spacing w:before="3600"/>
+      <w:bookmarkStart w:id="bm_referencias" w:name="bm_referencias"/>
+      <w:pPr>
+        <w:spacing w:after="480"/>
         <w:jc w:val="center"/>
       </w:pPr>
       <w:r>
         <w:rPr>
           <w:rFonts w:ascii="Times New Roman" w:hAnsi="Times New Roman"/>
           <w:b/>
-          <w:sz w:val="32"/>
-        </w:rPr>
-        <w:t>ANEXOS</w:t>
-      </w:r>
-      <w:bookmarkEnd w:id="bm_anexos"/>
+          <w:sz w:val="24"/>
+        </w:rPr>
+        <w:t>REFERENCIAS</w:t>
+      </w:r>
+      <w:bookmarkEnd w:id="bm_referencias"/>
     </w:p>
     <w:p>
       <w:pPr>
@@ -7833,54 +7746,129 @@
       </w:pPr>
     </w:p>
     <w:p>
-      <w:bookmarkStart w:id="bm_anexoA" w:name="bm_anexoA"/>
-      <w:pPr>
-        <w:spacing w:before="0" w:after="480"/>
-        <w:jc w:val="center"/>
-      </w:pPr>
-      <w:bookmarkEnd w:id="bm_anexoA"/>
-      <w:r>
-        <w:rPr>
-          <w:rFonts w:ascii="Times New Roman" w:hAnsi="Times New Roman"/>
-          <w:b/>
-          <w:sz w:val="24"/>
-        </w:rPr>
-        <w:t>ANEXO A</w:t>
-      </w:r>
+      <w:pPr>
+        <w:spacing w:before="480" w:after="0"/>
+      </w:pPr>
     </w:p>
     <w:p>
       <w:pPr>
-        <w:spacing w:before="240" w:after="480"/>
-        <w:jc w:val="center"/>
+        <w:spacing w:line="240" w:lineRule="auto" w:after="480" w:before="0"/>
+        <w:ind w:left="425" w:hanging="425"/>
+        <w:jc w:val="both"/>
       </w:pPr>
       <w:r>
         <w:rPr>
           <w:rFonts w:ascii="Times New Roman" w:hAnsi="Times New Roman"/>
-          <w:b/>
           <w:sz w:val="24"/>
         </w:rPr>
-        <w:t>[Aquí va la descripción del Anexo A]</w:t>
+        <w:t>Arias, F. (2012). El proyecto de investigación: Introducción a la metodología científica (6ta ed.). Episteme, Venezuela.</w:t>
       </w:r>
     </w:p>
     <w:p>
       <w:pPr>
-        <w:jc w:val="center"/>
+        <w:spacing w:line="240" w:lineRule="auto" w:after="480" w:before="0"/>
+        <w:ind w:left="425" w:hanging="425"/>
+        <w:jc w:val="both"/>
       </w:pPr>
       <w:r>
         <w:rPr>
           <w:rFonts w:ascii="Times New Roman" w:hAnsi="Times New Roman"/>
-          <w:i/>
-          <w:sz w:val="20"/>
-        </w:rPr>
-        <w:t>(Contenido elaborado por el estudiante)</w:t>
+          <w:sz w:val="24"/>
+        </w:rPr>
+        <w:t>Chiavenato, I. (2006). Introducción a la teoría general de la administración (7ma ed.). McGraw-Hill, México.</w:t>
       </w:r>
     </w:p>
     <w:p>
       <w:pPr>
+        <w:spacing w:line="240" w:lineRule="auto" w:after="480" w:before="0"/>
+        <w:ind w:left="425" w:hanging="425"/>
+        <w:jc w:val="both"/>
+      </w:pPr>
+      <w:r>
+        <w:rPr>
+          <w:rFonts w:ascii="Times New Roman" w:hAnsi="Times New Roman"/>
+          <w:sz w:val="24"/>
+        </w:rPr>
+        <w:t>Harrington, H. J. (1993). Mejoramiento de los procesos de la empresa. McGraw-Hill, Colombia.</w:t>
+      </w:r>
+    </w:p>
+    <w:p>
+      <w:pPr>
+        <w:spacing w:line="240" w:lineRule="auto" w:after="480" w:before="0"/>
+        <w:ind w:left="425" w:hanging="425"/>
+        <w:jc w:val="both"/>
+      </w:pPr>
+      <w:r>
+        <w:rPr>
+          <w:rFonts w:ascii="Times New Roman" w:hAnsi="Times New Roman"/>
+          <w:sz w:val="24"/>
+        </w:rPr>
+        <w:t>Laudon, K., y Laudon, J. (2016). Sistemas de información gerencial (14va ed.). Pearson Educación, México.</w:t>
+      </w:r>
+    </w:p>
+    <w:p>
+      <w:pPr>
+        <w:spacing w:line="240" w:lineRule="auto" w:after="480" w:before="0"/>
+        <w:ind w:left="425" w:hanging="425"/>
+        <w:jc w:val="both"/>
+      </w:pPr>
+      <w:r>
+        <w:rPr>
+          <w:rFonts w:ascii="Times New Roman" w:hAnsi="Times New Roman"/>
+          <w:sz w:val="24"/>
+        </w:rPr>
+        <w:t>Parasuraman, A., Zeithaml, V., y Berry, L. (1988). SERVQUAL: A multiple-item scale for measuring consumer perceptions of service quality. Journal of Retailing, 64(1), 12-40.</w:t>
+      </w:r>
+    </w:p>
+    <w:p>
+      <w:pPr>
+        <w:spacing w:line="240" w:lineRule="auto" w:after="480" w:before="0"/>
+        <w:ind w:left="425" w:hanging="425"/>
+        <w:jc w:val="both"/>
+      </w:pPr>
+      <w:r>
+        <w:rPr>
+          <w:rFonts w:ascii="Times New Roman" w:hAnsi="Times New Roman"/>
+          <w:sz w:val="24"/>
+        </w:rPr>
+        <w:t>Robbins, S., y Coulter, M. (2010). Administración (10ma ed.). Pearson Educación, México.</w:t>
+      </w:r>
+    </w:p>
+    <w:p>
+      <w:pPr>
+        <w:spacing w:line="240" w:lineRule="auto" w:after="480" w:before="0"/>
+        <w:ind w:left="425" w:hanging="425"/>
+        <w:jc w:val="both"/>
+      </w:pPr>
+      <w:r>
+        <w:rPr>
+          <w:rFonts w:ascii="Times New Roman" w:hAnsi="Times New Roman"/>
+          <w:sz w:val="24"/>
+        </w:rPr>
+        <w:t>Universidad Pedagógica Experimental Libertador. (2016). Manual de trabajos de grado de especialización y maestría y tesis doctorales (5ta ed.). FEDUPEL, Venezuela.</w:t>
+      </w:r>
+    </w:p>
+    <w:p>
+      <w:pPr>
+        <w:spacing w:line="240" w:lineRule="auto" w:after="480" w:before="0"/>
+        <w:ind w:left="425" w:hanging="425"/>
+        <w:jc w:val="both"/>
+      </w:pPr>
+      <w:r>
+        <w:rPr>
+          <w:rFonts w:ascii="Times New Roman" w:hAnsi="Times New Roman"/>
+          <w:sz w:val="24"/>
+        </w:rPr>
+        <w:t>Zeithaml, V., Parasuraman, A., y Berry, L. (1993). Calidad total en la gestión de servicios. Díaz de Santos, España.</w:t>
+      </w:r>
+    </w:p>
+    <w:p>
+      <w:pPr>
         <w:sectPr>
           <w:footerReference w:type="default" r:id="rId42"/>
+          <w:type w:val="continuous"/>
           <w:pgSz w:w="12240" w:h="15840"/>
-          <w:pgMar w:top="2835" w:right="1701" w:bottom="1701" w:left="2268" w:header="720" w:footer="720" w:gutter="0"/>
+          <w:pgMar w:top="1701" w:right="1701" w:bottom="1701" w:left="2268" w:header="720" w:footer="720" w:gutter="0"/>
           <w:cols w:space="720"/>
           <w:titlePg/>
           <w:docGrid w:linePitch="360"/>
@@ -7888,47 +7876,20 @@
       </w:pPr>
     </w:p>
     <w:p>
-      <w:bookmarkStart w:id="bm_anexoB" w:name="bm_anexoB"/>
-      <w:pPr>
-        <w:spacing w:before="0" w:after="480"/>
+      <w:bookmarkStart w:id="bm_anexos" w:name="bm_anexos"/>
+      <w:pPr>
+        <w:spacing w:before="3600"/>
         <w:jc w:val="center"/>
       </w:pPr>
-      <w:bookmarkEnd w:id="bm_anexoB"/>
       <w:r>
         <w:rPr>
           <w:rFonts w:ascii="Times New Roman" w:hAnsi="Times New Roman"/>
           <w:b/>
-          <w:sz w:val="24"/>
-        </w:rPr>
-        <w:t>ANEXO B</w:t>
-      </w:r>
-    </w:p>
-    <w:p>
-      <w:pPr>
-        <w:spacing w:before="240" w:after="480"/>
-        <w:jc w:val="center"/>
-      </w:pPr>
-      <w:r>
-        <w:rPr>
-          <w:rFonts w:ascii="Times New Roman" w:hAnsi="Times New Roman"/>
-          <w:b/>
-          <w:sz w:val="24"/>
-        </w:rPr>
-        <w:t>[Aquí va la descripción del Anexo B]</w:t>
-      </w:r>
-    </w:p>
-    <w:p>
-      <w:pPr>
-        <w:jc w:val="center"/>
-      </w:pPr>
-      <w:r>
-        <w:rPr>
-          <w:rFonts w:ascii="Times New Roman" w:hAnsi="Times New Roman"/>
-          <w:i/>
-          <w:sz w:val="20"/>
-        </w:rPr>
-        <w:t>(Contenido elaborado por el estudiante)</w:t>
-      </w:r>
+          <w:sz w:val="32"/>
+        </w:rPr>
+        <w:t>ANEXOS</w:t>
+      </w:r>
+      <w:bookmarkEnd w:id="bm_anexos"/>
     </w:p>
     <w:p>
       <w:pPr>
@@ -7943,19 +7904,19 @@
       </w:pPr>
     </w:p>
     <w:p>
-      <w:bookmarkStart w:id="bm_anexoC" w:name="bm_anexoC"/>
+      <w:bookmarkStart w:id="bm_anexoA" w:name="bm_anexoA"/>
       <w:pPr>
         <w:spacing w:before="0" w:after="480"/>
         <w:jc w:val="center"/>
       </w:pPr>
-      <w:bookmarkEnd w:id="bm_anexoC"/>
+      <w:bookmarkEnd w:id="bm_anexoA"/>
       <w:r>
         <w:rPr>
           <w:rFonts w:ascii="Times New Roman" w:hAnsi="Times New Roman"/>
           <w:b/>
           <w:sz w:val="24"/>
         </w:rPr>
-        <w:t>ANEXO C</w:t>
+        <w:t>ANEXO A</w:t>
       </w:r>
     </w:p>
     <w:p>
@@ -7969,7 +7930,7 @@
           <w:b/>
           <w:sz w:val="24"/>
         </w:rPr>
-        <w:t>[Aquí va la descripción del Anexo C]</w:t>
+        <w:t>[Aquí va la descripción del Anexo A]</w:t>
       </w:r>
     </w:p>
     <w:p>
@@ -7985,8 +7946,118 @@
         <w:t>(Contenido elaborado por el estudiante)</w:t>
       </w:r>
     </w:p>
+    <w:p>
+      <w:pPr>
+        <w:sectPr>
+          <w:footerReference w:type="default" r:id="rId44"/>
+          <w:pgSz w:w="12240" w:h="15840"/>
+          <w:pgMar w:top="2835" w:right="1701" w:bottom="1701" w:left="2268" w:header="720" w:footer="720" w:gutter="0"/>
+          <w:cols w:space="720"/>
+          <w:titlePg/>
+          <w:docGrid w:linePitch="360"/>
+        </w:sectPr>
+      </w:pPr>
+    </w:p>
+    <w:p>
+      <w:bookmarkStart w:id="bm_anexoB" w:name="bm_anexoB"/>
+      <w:pPr>
+        <w:spacing w:before="0" w:after="480"/>
+        <w:jc w:val="center"/>
+      </w:pPr>
+      <w:bookmarkEnd w:id="bm_anexoB"/>
+      <w:r>
+        <w:rPr>
+          <w:rFonts w:ascii="Times New Roman" w:hAnsi="Times New Roman"/>
+          <w:b/>
+          <w:sz w:val="24"/>
+        </w:rPr>
+        <w:t>ANEXO B</w:t>
+      </w:r>
+    </w:p>
+    <w:p>
+      <w:pPr>
+        <w:spacing w:before="240" w:after="480"/>
+        <w:jc w:val="center"/>
+      </w:pPr>
+      <w:r>
+        <w:rPr>
+          <w:rFonts w:ascii="Times New Roman" w:hAnsi="Times New Roman"/>
+          <w:b/>
+          <w:sz w:val="24"/>
+        </w:rPr>
+        <w:t>[Aquí va la descripción del Anexo B]</w:t>
+      </w:r>
+    </w:p>
+    <w:p>
+      <w:pPr>
+        <w:jc w:val="center"/>
+      </w:pPr>
+      <w:r>
+        <w:rPr>
+          <w:rFonts w:ascii="Times New Roman" w:hAnsi="Times New Roman"/>
+          <w:i/>
+          <w:sz w:val="20"/>
+        </w:rPr>
+        <w:t>(Contenido elaborado por el estudiante)</w:t>
+      </w:r>
+    </w:p>
+    <w:p>
+      <w:pPr>
+        <w:sectPr>
+          <w:footerReference w:type="default" r:id="rId45"/>
+          <w:pgSz w:w="12240" w:h="15840"/>
+          <w:pgMar w:top="2835" w:right="1701" w:bottom="1701" w:left="2268" w:header="720" w:footer="720" w:gutter="0"/>
+          <w:cols w:space="720"/>
+          <w:titlePg/>
+          <w:docGrid w:linePitch="360"/>
+        </w:sectPr>
+      </w:pPr>
+    </w:p>
+    <w:p>
+      <w:bookmarkStart w:id="bm_anexoC" w:name="bm_anexoC"/>
+      <w:pPr>
+        <w:spacing w:before="0" w:after="480"/>
+        <w:jc w:val="center"/>
+      </w:pPr>
+      <w:bookmarkEnd w:id="bm_anexoC"/>
+      <w:r>
+        <w:rPr>
+          <w:rFonts w:ascii="Times New Roman" w:hAnsi="Times New Roman"/>
+          <w:b/>
+          <w:sz w:val="24"/>
+        </w:rPr>
+        <w:t>ANEXO C</w:t>
+      </w:r>
+    </w:p>
+    <w:p>
+      <w:pPr>
+        <w:spacing w:before="240" w:after="480"/>
+        <w:jc w:val="center"/>
+      </w:pPr>
+      <w:r>
+        <w:rPr>
+          <w:rFonts w:ascii="Times New Roman" w:hAnsi="Times New Roman"/>
+          <w:b/>
+          <w:sz w:val="24"/>
+        </w:rPr>
+        <w:t>[Aquí va la descripción del Anexo C]</w:t>
+      </w:r>
+    </w:p>
+    <w:p>
+      <w:pPr>
+        <w:jc w:val="center"/>
+      </w:pPr>
+      <w:r>
+        <w:rPr>
+          <w:rFonts w:ascii="Times New Roman" w:hAnsi="Times New Roman"/>
+          <w:i/>
+          <w:sz w:val="20"/>
+        </w:rPr>
+        <w:t>(Contenido elaborado por el estudiante)</w:t>
+      </w:r>
+    </w:p>
     <w:sectPr>
-      <w:footerReference w:type="default" r:id="rId44"/>
+      <w:footerReference w:type="default" r:id="rId46"/>
       <w:pgSz w:w="12240" w:h="15840"/>
       <w:pgMar w:top="2835" w:right="1701" w:bottom="1701" w:left="2268" w:header="720" w:footer="720" w:gutter="0"/>
       <w:cols w:space="720"/>
@@ -8167,7 +8238,7 @@
         <w:sz w:val="24"/>
       </w:rPr>
       <w:fldChar w:fldCharType="begin"/>
-      <w:instrText xml:space="preserve"> PAGE </w:instrText>
+      <w:instrText xml:space="preserve"> PAGE \* roman </w:instrText>
       <w:fldChar w:fldCharType="separate"/>
       <w:fldChar w:fldCharType="end"/>
     </w:r>
@@ -8188,7 +8259,7 @@
         <w:sz w:val="24"/>
       </w:rPr>
       <w:fldChar w:fldCharType="begin"/>
-      <w:instrText xml:space="preserve"> PAGE </w:instrText>
+      <w:instrText xml:space="preserve"> PAGE \* roman </w:instrText>
       <w:fldChar w:fldCharType="separate"/>
       <w:fldChar w:fldCharType="end"/>
     </w:r>
@@ -8501,6 +8572,48 @@
 </file>
 
 <file path=word/footer32.xml><?xml version="1.0" encoding="utf-8"?>
+<w:ftr xmlns:m="http://schemas.openxmlformats.org/officeDocument/2006/math" xmlns:mc="http://schemas.openxmlformats.org/markup-compatibility/2006" xmlns:mo="http://schemas.microsoft.com/office/mac/office/2008/main" xmlns:mv="urn:schemas-microsoft-com:mac:vml" xmlns:o="urn:schemas-microsoft-com:office:office" xmlns:r="http://schemas.openxmlformats.org/officeDocument/2006/relationships" xmlns:v="urn:schemas-microsoft-com:vml" xmlns:w10="urn:schemas-microsoft-com:office:word" xmlns:w14="http://schemas.microsoft.com/office/word/2010/wordml" xmlns:w="http://schemas.openxmlformats.org/wordprocessingml/2006/main" xmlns:wne="http://schemas.microsoft.com/office/word/2006/wordml" xmlns:wp14="http://schemas.microsoft.com/office/word/2010/wordprocessingDrawing" xmlns:wp="http://schemas.openxmlformats.org/drawingml/2006/wordprocessingDrawing" xmlns:wpc="http://schemas.microsoft.com/office/word/2010/wordprocessingCanvas" xmlns:wpg="http://schemas.microsoft.com/office/word/2010/wordprocessingGroup" xmlns:wpi="http://schemas.microsoft.com/office/word/2010/wordprocessingInk" xmlns:wps="http://schemas.microsoft.com/office/word/2010/wordprocessingShape" mc:Ignorable="w14 wp14">
+  <w:p>
+    <w:pPr>
+      <w:pStyle w:val="Footer"/>
+      <w:jc w:val="center"/>
+    </w:pPr>
+    <w:r>
+      <w:rPr>
+        <w:rFonts w:ascii="Times New Roman" w:hAnsi="Times New Roman"/>
+        <w:sz w:val="24"/>
+      </w:rPr>
+      <w:fldChar w:fldCharType="begin"/>
+      <w:instrText xml:space="preserve"> PAGE </w:instrText>
+      <w:fldChar w:fldCharType="separate"/>
+      <w:fldChar w:fldCharType="end"/>
+    </w:r>
+  </w:p>
+</w:ftr>
+</file>
+
+<file path=word/footer33.xml><?xml version="1.0" encoding="utf-8"?>
+<w:ftr xmlns:m="http://schemas.openxmlformats.org/officeDocument/2006/math" xmlns:mc="http://schemas.openxmlformats.org/markup-compatibility/2006" xmlns:mo="http://schemas.microsoft.com/office/mac/office/2008/main" xmlns:mv="urn:schemas-microsoft-com:mac:vml" xmlns:o="urn:schemas-microsoft-com:office:office" xmlns:r="http://schemas.openxmlformats.org/officeDocument/2006/relationships" xmlns:v="urn:schemas-microsoft-com:vml" xmlns:w10="urn:schemas-microsoft-com:office:word" xmlns:w14="http://schemas.microsoft.com/office/word/2010/wordml" xmlns:w="http://schemas.openxmlformats.org/wordprocessingml/2006/main" xmlns:wne="http://schemas.microsoft.com/office/word/2006/wordml" xmlns:wp14="http://schemas.microsoft.com/office/word/2010/wordprocessingDrawing" xmlns:wp="http://schemas.openxmlformats.org/drawingml/2006/wordprocessingDrawing" xmlns:wpc="http://schemas.microsoft.com/office/word/2010/wordprocessingCanvas" xmlns:wpg="http://schemas.microsoft.com/office/word/2010/wordprocessingGroup" xmlns:wpi="http://schemas.microsoft.com/office/word/2010/wordprocessingInk" xmlns:wps="http://schemas.microsoft.com/office/word/2010/wordprocessingShape" mc:Ignorable="w14 wp14">
+  <w:p>
+    <w:pPr>
+      <w:pStyle w:val="Footer"/>
+      <w:jc w:val="center"/>
+    </w:pPr>
+    <w:r>
+      <w:rPr>
+        <w:rFonts w:ascii="Times New Roman" w:hAnsi="Times New Roman"/>
+        <w:sz w:val="24"/>
+      </w:rPr>
+      <w:fldChar w:fldCharType="begin"/>
+      <w:instrText xml:space="preserve"> PAGE </w:instrText>
+      <w:fldChar w:fldCharType="separate"/>
+      <w:fldChar w:fldCharType="end"/>
+    </w:r>
+  </w:p>
+</w:ftr>
+</file>
+
+<file path=word/footer34.xml><?xml version="1.0" encoding="utf-8"?>
 <w:ftr xmlns:m="http://schemas.openxmlformats.org/officeDocument/2006/math" xmlns:mc="http://schemas.openxmlformats.org/markup-compatibility/2006" xmlns:mo="http://schemas.microsoft.com/office/mac/office/2008/main" xmlns:mv="urn:schemas-microsoft-com:mac:vml" xmlns:o="urn:schemas-microsoft-com:office:office" xmlns:r="http://schemas.openxmlformats.org/officeDocument/2006/relationships" xmlns:v="urn:schemas-microsoft-com:vml" xmlns:w10="urn:schemas-microsoft-com:office:word" xmlns:w14="http://schemas.microsoft.com/office/word/2010/wordml" xmlns:w="http://schemas.openxmlformats.org/wordprocessingml/2006/main" xmlns:wne="http://schemas.microsoft.com/office/word/2006/wordml" xmlns:wp14="http://schemas.microsoft.com/office/word/2010/wordprocessingDrawing" xmlns:wp="http://schemas.openxmlformats.org/drawingml/2006/wordprocessingDrawing" xmlns:wpc="http://schemas.microsoft.com/office/word/2010/wordprocessingCanvas" xmlns:wpg="http://schemas.microsoft.com/office/word/2010/wordprocessingGroup" xmlns:wpi="http://schemas.microsoft.com/office/word/2010/wordprocessingInk" xmlns:wps="http://schemas.microsoft.com/office/word/2010/wordprocessingShape" mc:Ignorable="w14 wp14">
   <w:p>
     <w:pPr>

--- a/amaal/reportes/Informe_Pasantia_IUTECP.docx
+++ b/amaal/reportes/Informe_Pasantia_IUTECP.docx
@@ -517,1060 +517,6 @@
     <w:p>
       <w:pPr>
         <w:sectPr>
-          <w:pgSz w:w="12240" w:h="15840"/>
-          <w:pgMar w:top="2835" w:right="1701" w:bottom="1701" w:left="2268" w:header="720" w:footer="720" w:gutter="0"/>
-          <w:cols w:space="720"/>
-          <w:titlePg/>
-          <w:docGrid w:linePitch="360"/>
-        </w:sectPr>
-      </w:pPr>
-    </w:p>
-    <w:p>
-      <w:pPr>
-        <w:spacing w:after="240"/>
-        <w:jc w:val="right"/>
-      </w:pPr>
-      <w:r>
-        <w:rPr>
-          <w:rFonts w:ascii="Times New Roman" w:hAnsi="Times New Roman"/>
-          <w:b/>
-          <w:sz w:val="24"/>
-        </w:rPr>
-        <w:t>pp.</w:t>
-      </w:r>
-    </w:p>
-    <w:p>
-      <w:pPr>
-        <w:tabs>
-          <w:tab w:pos="8271" w:val="right" w:leader="dot"/>
-        </w:tabs>
-        <w:spacing w:line="360" w:lineRule="auto" w:before="0" w:after="80"/>
-        <w:ind w:left="0"/>
-      </w:pPr>
-      <w:r>
-        <w:rPr>
-          <w:rFonts w:ascii="Times New Roman" w:hAnsi="Times New Roman"/>
-          <w:b w:val="0"/>
-          <w:sz w:val="24"/>
-        </w:rPr>
-        <w:t>AGRADECIMIENTOS</w:t>
-        <w:tab/>
-      </w:r>
-      <w:r>
-        <w:rPr>
-          <w:rFonts w:ascii="Times New Roman" w:hAnsi="Times New Roman"/>
-          <w:b w:val="0"/>
-          <w:sz w:val="24"/>
-        </w:rPr>
-        <w:fldChar w:fldCharType="begin"/>
-        <w:instrText xml:space="preserve"> PAGEREF bm_agradecimientos \h </w:instrText>
-        <w:fldChar w:fldCharType="separate"/>
-        <w:t>?</w:t>
-        <w:fldChar w:fldCharType="end"/>
-      </w:r>
-    </w:p>
-    <w:p>
-      <w:pPr>
-        <w:tabs>
-          <w:tab w:pos="8271" w:val="right" w:leader="dot"/>
-        </w:tabs>
-        <w:spacing w:line="360" w:lineRule="auto" w:before="0" w:after="80"/>
-        <w:ind w:left="0"/>
-      </w:pPr>
-      <w:r>
-        <w:rPr>
-          <w:rFonts w:ascii="Times New Roman" w:hAnsi="Times New Roman"/>
-          <w:b w:val="0"/>
-          <w:sz w:val="24"/>
-        </w:rPr>
-        <w:t>DEDICATORIA</w:t>
-        <w:tab/>
-      </w:r>
-      <w:r>
-        <w:rPr>
-          <w:rFonts w:ascii="Times New Roman" w:hAnsi="Times New Roman"/>
-          <w:b w:val="0"/>
-          <w:sz w:val="24"/>
-        </w:rPr>
-        <w:fldChar w:fldCharType="begin"/>
-        <w:instrText xml:space="preserve"> PAGEREF bm_dedicatoria \h </w:instrText>
-        <w:fldChar w:fldCharType="separate"/>
-        <w:t>?</w:t>
-        <w:fldChar w:fldCharType="end"/>
-      </w:r>
-    </w:p>
-    <w:p>
-      <w:pPr>
-        <w:tabs>
-          <w:tab w:pos="8271" w:val="right" w:leader="dot"/>
-        </w:tabs>
-        <w:spacing w:line="360" w:lineRule="auto" w:before="0" w:after="80"/>
-        <w:ind w:left="0"/>
-      </w:pPr>
-      <w:r>
-        <w:rPr>
-          <w:rFonts w:ascii="Times New Roman" w:hAnsi="Times New Roman"/>
-          <w:b w:val="0"/>
-          <w:sz w:val="24"/>
-        </w:rPr>
-        <w:t>LISTA DE CUADROS</w:t>
-        <w:tab/>
-      </w:r>
-      <w:r>
-        <w:rPr>
-          <w:rFonts w:ascii="Times New Roman" w:hAnsi="Times New Roman"/>
-          <w:b w:val="0"/>
-          <w:sz w:val="24"/>
-        </w:rPr>
-        <w:fldChar w:fldCharType="begin"/>
-        <w:instrText xml:space="preserve"> PAGEREF bm_lista_cuadros \h </w:instrText>
-        <w:fldChar w:fldCharType="separate"/>
-        <w:t>?</w:t>
-        <w:fldChar w:fldCharType="end"/>
-      </w:r>
-    </w:p>
-    <w:p>
-      <w:pPr>
-        <w:tabs>
-          <w:tab w:pos="8271" w:val="right" w:leader="dot"/>
-        </w:tabs>
-        <w:spacing w:line="360" w:lineRule="auto" w:before="0" w:after="80"/>
-        <w:ind w:left="0"/>
-      </w:pPr>
-      <w:r>
-        <w:rPr>
-          <w:rFonts w:ascii="Times New Roman" w:hAnsi="Times New Roman"/>
-          <w:b w:val="0"/>
-          <w:sz w:val="24"/>
-        </w:rPr>
-        <w:t>LISTA DE FIGURAS</w:t>
-        <w:tab/>
-      </w:r>
-      <w:r>
-        <w:rPr>
-          <w:rFonts w:ascii="Times New Roman" w:hAnsi="Times New Roman"/>
-          <w:b w:val="0"/>
-          <w:sz w:val="24"/>
-        </w:rPr>
-        <w:fldChar w:fldCharType="begin"/>
-        <w:instrText xml:space="preserve"> PAGEREF bm_lista_figuras \h </w:instrText>
-        <w:fldChar w:fldCharType="separate"/>
-        <w:t>?</w:t>
-        <w:fldChar w:fldCharType="end"/>
-      </w:r>
-    </w:p>
-    <w:p>
-      <w:pPr>
-        <w:tabs>
-          <w:tab w:pos="8271" w:val="right" w:leader="dot"/>
-        </w:tabs>
-        <w:spacing w:line="360" w:lineRule="auto" w:before="0" w:after="80"/>
-        <w:ind w:left="0"/>
-      </w:pPr>
-      <w:r>
-        <w:rPr>
-          <w:rFonts w:ascii="Times New Roman" w:hAnsi="Times New Roman"/>
-          <w:b w:val="0"/>
-          <w:sz w:val="24"/>
-        </w:rPr>
-        <w:t>LISTA DE GRÁFICOS</w:t>
-        <w:tab/>
-      </w:r>
-      <w:r>
-        <w:rPr>
-          <w:rFonts w:ascii="Times New Roman" w:hAnsi="Times New Roman"/>
-          <w:b w:val="0"/>
-          <w:sz w:val="24"/>
-        </w:rPr>
-        <w:fldChar w:fldCharType="begin"/>
-        <w:instrText xml:space="preserve"> PAGEREF bm_lista_graficos \h </w:instrText>
-        <w:fldChar w:fldCharType="separate"/>
-        <w:t>?</w:t>
-        <w:fldChar w:fldCharType="end"/>
-      </w:r>
-    </w:p>
-    <w:p>
-      <w:pPr>
-        <w:tabs>
-          <w:tab w:pos="8271" w:val="right" w:leader="dot"/>
-        </w:tabs>
-        <w:spacing w:line="360" w:lineRule="auto" w:before="0" w:after="80"/>
-        <w:ind w:left="0"/>
-      </w:pPr>
-      <w:r>
-        <w:rPr>
-          <w:rFonts w:ascii="Times New Roman" w:hAnsi="Times New Roman"/>
-          <w:b w:val="0"/>
-          <w:sz w:val="24"/>
-        </w:rPr>
-        <w:t>LISTA DE ANEXOS</w:t>
-        <w:tab/>
-      </w:r>
-      <w:r>
-        <w:rPr>
-          <w:rFonts w:ascii="Times New Roman" w:hAnsi="Times New Roman"/>
-          <w:b w:val="0"/>
-          <w:sz w:val="24"/>
-        </w:rPr>
-        <w:fldChar w:fldCharType="begin"/>
-        <w:instrText xml:space="preserve"> PAGEREF bm_lista_anexos \h </w:instrText>
-        <w:fldChar w:fldCharType="separate"/>
-        <w:t>?</w:t>
-        <w:fldChar w:fldCharType="end"/>
-      </w:r>
-    </w:p>
-    <w:p>
-      <w:pPr>
-        <w:tabs>
-          <w:tab w:pos="8271" w:val="right" w:leader="dot"/>
-        </w:tabs>
-        <w:spacing w:line="360" w:lineRule="auto" w:before="0" w:after="80"/>
-        <w:ind w:left="0"/>
-      </w:pPr>
-      <w:r>
-        <w:rPr>
-          <w:rFonts w:ascii="Times New Roman" w:hAnsi="Times New Roman"/>
-          <w:b w:val="0"/>
-          <w:sz w:val="24"/>
-        </w:rPr>
-        <w:t>RESUMEN</w:t>
-        <w:tab/>
-      </w:r>
-      <w:r>
-        <w:rPr>
-          <w:rFonts w:ascii="Times New Roman" w:hAnsi="Times New Roman"/>
-          <w:b w:val="0"/>
-          <w:sz w:val="24"/>
-        </w:rPr>
-        <w:fldChar w:fldCharType="begin"/>
-        <w:instrText xml:space="preserve"> PAGEREF bm_resumen \h </w:instrText>
-        <w:fldChar w:fldCharType="separate"/>
-        <w:t>?</w:t>
-        <w:fldChar w:fldCharType="end"/>
-      </w:r>
-    </w:p>
-    <w:p>
-      <w:pPr>
-        <w:tabs>
-          <w:tab w:pos="8271" w:val="right" w:leader="dot"/>
-        </w:tabs>
-        <w:spacing w:line="360" w:lineRule="auto" w:before="0" w:after="80"/>
-        <w:ind w:left="0"/>
-      </w:pPr>
-      <w:r>
-        <w:rPr>
-          <w:rFonts w:ascii="Times New Roman" w:hAnsi="Times New Roman"/>
-          <w:b w:val="0"/>
-          <w:sz w:val="24"/>
-        </w:rPr>
-        <w:t>INTRODUCCIÓN</w:t>
-        <w:tab/>
-      </w:r>
-      <w:r>
-        <w:rPr>
-          <w:rFonts w:ascii="Times New Roman" w:hAnsi="Times New Roman"/>
-          <w:b w:val="0"/>
-          <w:sz w:val="24"/>
-        </w:rPr>
-        <w:fldChar w:fldCharType="begin"/>
-        <w:instrText xml:space="preserve"> PAGEREF bm_introduccion \h </w:instrText>
-        <w:fldChar w:fldCharType="separate"/>
-        <w:t>?</w:t>
-        <w:fldChar w:fldCharType="end"/>
-      </w:r>
-    </w:p>
-    <w:p>
-      <w:pPr>
-        <w:spacing w:before="240" w:after="120"/>
-      </w:pPr>
-      <w:r>
-        <w:rPr>
-          <w:b/>
-        </w:rPr>
-        <w:t>CAPÍTULOS</w:t>
-      </w:r>
-    </w:p>
-    <w:p>
-      <w:pPr>
-        <w:tabs>
-          <w:tab w:pos="8271" w:val="right" w:leader="dot"/>
-        </w:tabs>
-        <w:spacing w:line="360" w:lineRule="auto" w:before="0" w:after="80"/>
-        <w:ind w:left="0"/>
-      </w:pPr>
-      <w:r>
-        <w:rPr>
-          <w:rFonts w:ascii="Times New Roman" w:hAnsi="Times New Roman"/>
-          <w:b/>
-          <w:sz w:val="24"/>
-        </w:rPr>
-        <w:t>I REALIDAD ORGANIZACIONAL</w:t>
-        <w:tab/>
-      </w:r>
-      <w:r>
-        <w:rPr>
-          <w:rFonts w:ascii="Times New Roman" w:hAnsi="Times New Roman"/>
-          <w:b/>
-          <w:sz w:val="24"/>
-        </w:rPr>
-        <w:fldChar w:fldCharType="begin"/>
-        <w:instrText xml:space="preserve"> PAGEREF bm_cap1 \h </w:instrText>
-        <w:fldChar w:fldCharType="separate"/>
-        <w:t>?</w:t>
-        <w:fldChar w:fldCharType="end"/>
-      </w:r>
-    </w:p>
-    <w:p>
-      <w:pPr>
-        <w:tabs>
-          <w:tab w:pos="8271" w:val="right" w:leader="dot"/>
-        </w:tabs>
-        <w:spacing w:line="360" w:lineRule="auto" w:before="0" w:after="80"/>
-        <w:ind w:left="283"/>
-      </w:pPr>
-      <w:r>
-        <w:rPr>
-          <w:rFonts w:ascii="Times New Roman" w:hAnsi="Times New Roman"/>
-          <w:b w:val="0"/>
-          <w:sz w:val="24"/>
-        </w:rPr>
-        <w:t>Identificación de la empresa</w:t>
-        <w:tab/>
-      </w:r>
-      <w:r>
-        <w:rPr>
-          <w:rFonts w:ascii="Times New Roman" w:hAnsi="Times New Roman"/>
-          <w:b w:val="0"/>
-          <w:sz w:val="24"/>
-        </w:rPr>
-        <w:fldChar w:fldCharType="begin"/>
-        <w:instrText xml:space="preserve"> PAGEREF bm_cap1_ident \h </w:instrText>
-        <w:fldChar w:fldCharType="separate"/>
-        <w:t>?</w:t>
-        <w:fldChar w:fldCharType="end"/>
-      </w:r>
-    </w:p>
-    <w:p>
-      <w:pPr>
-        <w:tabs>
-          <w:tab w:pos="8271" w:val="right" w:leader="dot"/>
-        </w:tabs>
-        <w:spacing w:line="360" w:lineRule="auto" w:before="0" w:after="80"/>
-        <w:ind w:left="283"/>
-      </w:pPr>
-      <w:r>
-        <w:rPr>
-          <w:rFonts w:ascii="Times New Roman" w:hAnsi="Times New Roman"/>
-          <w:b w:val="0"/>
-          <w:sz w:val="24"/>
-        </w:rPr>
-        <w:t>Reseña histórica</w:t>
-        <w:tab/>
-      </w:r>
-      <w:r>
-        <w:rPr>
-          <w:rFonts w:ascii="Times New Roman" w:hAnsi="Times New Roman"/>
-          <w:b w:val="0"/>
-          <w:sz w:val="24"/>
-        </w:rPr>
-        <w:fldChar w:fldCharType="begin"/>
-        <w:instrText xml:space="preserve"> PAGEREF bm_cap1_resena \h </w:instrText>
-        <w:fldChar w:fldCharType="separate"/>
-        <w:t>?</w:t>
-        <w:fldChar w:fldCharType="end"/>
-      </w:r>
-    </w:p>
-    <w:p>
-      <w:pPr>
-        <w:tabs>
-          <w:tab w:pos="8271" w:val="right" w:leader="dot"/>
-        </w:tabs>
-        <w:spacing w:line="360" w:lineRule="auto" w:before="0" w:after="80"/>
-        <w:ind w:left="283"/>
-      </w:pPr>
-      <w:r>
-        <w:rPr>
-          <w:rFonts w:ascii="Times New Roman" w:hAnsi="Times New Roman"/>
-          <w:b w:val="0"/>
-          <w:sz w:val="24"/>
-        </w:rPr>
-        <w:t>Misión</w:t>
-        <w:tab/>
-      </w:r>
-      <w:r>
-        <w:rPr>
-          <w:rFonts w:ascii="Times New Roman" w:hAnsi="Times New Roman"/>
-          <w:b w:val="0"/>
-          <w:sz w:val="24"/>
-        </w:rPr>
-        <w:fldChar w:fldCharType="begin"/>
-        <w:instrText xml:space="preserve"> PAGEREF bm_cap1_mision \h </w:instrText>
-        <w:fldChar w:fldCharType="separate"/>
-        <w:t>?</w:t>
-        <w:fldChar w:fldCharType="end"/>
-      </w:r>
-    </w:p>
-    <w:p>
-      <w:pPr>
-        <w:tabs>
-          <w:tab w:pos="8271" w:val="right" w:leader="dot"/>
-        </w:tabs>
-        <w:spacing w:line="360" w:lineRule="auto" w:before="0" w:after="80"/>
-        <w:ind w:left="283"/>
-      </w:pPr>
-      <w:r>
-        <w:rPr>
-          <w:rFonts w:ascii="Times New Roman" w:hAnsi="Times New Roman"/>
-          <w:b w:val="0"/>
-          <w:sz w:val="24"/>
-        </w:rPr>
-        <w:t>Visión</w:t>
-        <w:tab/>
-      </w:r>
-      <w:r>
-        <w:rPr>
-          <w:rFonts w:ascii="Times New Roman" w:hAnsi="Times New Roman"/>
-          <w:b w:val="0"/>
-          <w:sz w:val="24"/>
-        </w:rPr>
-        <w:fldChar w:fldCharType="begin"/>
-        <w:instrText xml:space="preserve"> PAGEREF bm_cap1_vision \h </w:instrText>
-        <w:fldChar w:fldCharType="separate"/>
-        <w:t>?</w:t>
-        <w:fldChar w:fldCharType="end"/>
-      </w:r>
-    </w:p>
-    <w:p>
-      <w:pPr>
-        <w:tabs>
-          <w:tab w:pos="8271" w:val="right" w:leader="dot"/>
-        </w:tabs>
-        <w:spacing w:line="360" w:lineRule="auto" w:before="0" w:after="80"/>
-        <w:ind w:left="283"/>
-      </w:pPr>
-      <w:r>
-        <w:rPr>
-          <w:rFonts w:ascii="Times New Roman" w:hAnsi="Times New Roman"/>
-          <w:b w:val="0"/>
-          <w:sz w:val="24"/>
-        </w:rPr>
-        <w:t>Valores</w:t>
-        <w:tab/>
-      </w:r>
-      <w:r>
-        <w:rPr>
-          <w:rFonts w:ascii="Times New Roman" w:hAnsi="Times New Roman"/>
-          <w:b w:val="0"/>
-          <w:sz w:val="24"/>
-        </w:rPr>
-        <w:fldChar w:fldCharType="begin"/>
-        <w:instrText xml:space="preserve"> PAGEREF bm_cap1_valores \h </w:instrText>
-        <w:fldChar w:fldCharType="separate"/>
-        <w:t>?</w:t>
-        <w:fldChar w:fldCharType="end"/>
-      </w:r>
-    </w:p>
-    <w:p>
-      <w:pPr>
-        <w:tabs>
-          <w:tab w:pos="8271" w:val="right" w:leader="dot"/>
-        </w:tabs>
-        <w:spacing w:line="360" w:lineRule="auto" w:before="0" w:after="80"/>
-        <w:ind w:left="283"/>
-      </w:pPr>
-      <w:r>
-        <w:rPr>
-          <w:rFonts w:ascii="Times New Roman" w:hAnsi="Times New Roman"/>
-          <w:b w:val="0"/>
-          <w:sz w:val="24"/>
-        </w:rPr>
-        <w:t>Objetivos Organizacionales</w:t>
-        <w:tab/>
-      </w:r>
-      <w:r>
-        <w:rPr>
-          <w:rFonts w:ascii="Times New Roman" w:hAnsi="Times New Roman"/>
-          <w:b w:val="0"/>
-          <w:sz w:val="24"/>
-        </w:rPr>
-        <w:fldChar w:fldCharType="begin"/>
-        <w:instrText xml:space="preserve"> PAGEREF bm_cap1_obj \h </w:instrText>
-        <w:fldChar w:fldCharType="separate"/>
-        <w:t>?</w:t>
-        <w:fldChar w:fldCharType="end"/>
-      </w:r>
-    </w:p>
-    <w:p>
-      <w:pPr>
-        <w:tabs>
-          <w:tab w:pos="8271" w:val="right" w:leader="dot"/>
-        </w:tabs>
-        <w:spacing w:line="360" w:lineRule="auto" w:before="0" w:after="80"/>
-        <w:ind w:left="283"/>
-      </w:pPr>
-      <w:r>
-        <w:rPr>
-          <w:rFonts w:ascii="Times New Roman" w:hAnsi="Times New Roman"/>
-          <w:b w:val="0"/>
-          <w:sz w:val="24"/>
-        </w:rPr>
-        <w:t>Ubicación geográfica</w:t>
-        <w:tab/>
-      </w:r>
-      <w:r>
-        <w:rPr>
-          <w:rFonts w:ascii="Times New Roman" w:hAnsi="Times New Roman"/>
-          <w:b w:val="0"/>
-          <w:sz w:val="24"/>
-        </w:rPr>
-        <w:fldChar w:fldCharType="begin"/>
-        <w:instrText xml:space="preserve"> PAGEREF bm_cap1_ubic \h </w:instrText>
-        <w:fldChar w:fldCharType="separate"/>
-        <w:t>?</w:t>
-        <w:fldChar w:fldCharType="end"/>
-      </w:r>
-    </w:p>
-    <w:p>
-      <w:pPr>
-        <w:tabs>
-          <w:tab w:pos="8271" w:val="right" w:leader="dot"/>
-        </w:tabs>
-        <w:spacing w:line="360" w:lineRule="auto" w:before="0" w:after="80"/>
-        <w:ind w:left="283"/>
-      </w:pPr>
-      <w:r>
-        <w:rPr>
-          <w:rFonts w:ascii="Times New Roman" w:hAnsi="Times New Roman"/>
-          <w:b w:val="0"/>
-          <w:sz w:val="24"/>
-        </w:rPr>
-        <w:t>Población de los trabajadores de la empresa</w:t>
-        <w:tab/>
-      </w:r>
-      <w:r>
-        <w:rPr>
-          <w:rFonts w:ascii="Times New Roman" w:hAnsi="Times New Roman"/>
-          <w:b w:val="0"/>
-          <w:sz w:val="24"/>
-        </w:rPr>
-        <w:fldChar w:fldCharType="begin"/>
-        <w:instrText xml:space="preserve"> PAGEREF bm_cap1_pobla \h </w:instrText>
-        <w:fldChar w:fldCharType="separate"/>
-        <w:t>?</w:t>
-        <w:fldChar w:fldCharType="end"/>
-      </w:r>
-    </w:p>
-    <w:p>
-      <w:pPr>
-        <w:tabs>
-          <w:tab w:pos="8271" w:val="right" w:leader="dot"/>
-        </w:tabs>
-        <w:spacing w:line="360" w:lineRule="auto" w:before="0" w:after="80"/>
-        <w:ind w:left="283"/>
-      </w:pPr>
-      <w:r>
-        <w:rPr>
-          <w:rFonts w:ascii="Times New Roman" w:hAnsi="Times New Roman"/>
-          <w:b w:val="0"/>
-          <w:sz w:val="24"/>
-        </w:rPr>
-        <w:t>Estructura organizacional de la empresa (organigrama)</w:t>
-        <w:tab/>
-      </w:r>
-      <w:r>
-        <w:rPr>
-          <w:rFonts w:ascii="Times New Roman" w:hAnsi="Times New Roman"/>
-          <w:b w:val="0"/>
-          <w:sz w:val="24"/>
-        </w:rPr>
-        <w:fldChar w:fldCharType="begin"/>
-        <w:instrText xml:space="preserve"> PAGEREF bm_cap1_estruct \h </w:instrText>
-        <w:fldChar w:fldCharType="separate"/>
-        <w:t>?</w:t>
-        <w:fldChar w:fldCharType="end"/>
-      </w:r>
-    </w:p>
-    <w:p>
-      <w:pPr>
-        <w:tabs>
-          <w:tab w:pos="8271" w:val="right" w:leader="dot"/>
-        </w:tabs>
-        <w:spacing w:line="360" w:lineRule="auto" w:before="0" w:after="80"/>
-        <w:ind w:left="0"/>
-      </w:pPr>
-      <w:r>
-        <w:rPr>
-          <w:rFonts w:ascii="Times New Roman" w:hAnsi="Times New Roman"/>
-          <w:b/>
-          <w:sz w:val="24"/>
-        </w:rPr>
-        <w:t>II DIAGNÓSTICO SITUACIONAL</w:t>
-        <w:tab/>
-      </w:r>
-      <w:r>
-        <w:rPr>
-          <w:rFonts w:ascii="Times New Roman" w:hAnsi="Times New Roman"/>
-          <w:b/>
-          <w:sz w:val="24"/>
-        </w:rPr>
-        <w:fldChar w:fldCharType="begin"/>
-        <w:instrText xml:space="preserve"> PAGEREF bm_cap2 \h </w:instrText>
-        <w:fldChar w:fldCharType="separate"/>
-        <w:t>?</w:t>
-        <w:fldChar w:fldCharType="end"/>
-      </w:r>
-    </w:p>
-    <w:p>
-      <w:pPr>
-        <w:tabs>
-          <w:tab w:pos="8271" w:val="right" w:leader="dot"/>
-        </w:tabs>
-        <w:spacing w:line="360" w:lineRule="auto" w:before="0" w:after="80"/>
-        <w:ind w:left="283"/>
-      </w:pPr>
-      <w:r>
-        <w:rPr>
-          <w:rFonts w:ascii="Times New Roman" w:hAnsi="Times New Roman"/>
-          <w:b w:val="0"/>
-          <w:sz w:val="24"/>
-        </w:rPr>
-        <w:t>Identificación de la situación problemática</w:t>
-        <w:tab/>
-      </w:r>
-      <w:r>
-        <w:rPr>
-          <w:rFonts w:ascii="Times New Roman" w:hAnsi="Times New Roman"/>
-          <w:b w:val="0"/>
-          <w:sz w:val="24"/>
-        </w:rPr>
-        <w:fldChar w:fldCharType="begin"/>
-        <w:instrText xml:space="preserve"> PAGEREF bm_cap2_sit \h </w:instrText>
-        <w:fldChar w:fldCharType="separate"/>
-        <w:t>?</w:t>
-        <w:fldChar w:fldCharType="end"/>
-      </w:r>
-    </w:p>
-    <w:p>
-      <w:pPr>
-        <w:tabs>
-          <w:tab w:pos="8271" w:val="right" w:leader="dot"/>
-        </w:tabs>
-        <w:spacing w:line="360" w:lineRule="auto" w:before="0" w:after="80"/>
-        <w:ind w:left="283"/>
-      </w:pPr>
-      <w:r>
-        <w:rPr>
-          <w:rFonts w:ascii="Times New Roman" w:hAnsi="Times New Roman"/>
-          <w:b w:val="0"/>
-          <w:sz w:val="24"/>
-        </w:rPr>
-        <w:t>Objetivo General</w:t>
-        <w:tab/>
-      </w:r>
-      <w:r>
-        <w:rPr>
-          <w:rFonts w:ascii="Times New Roman" w:hAnsi="Times New Roman"/>
-          <w:b w:val="0"/>
-          <w:sz w:val="24"/>
-        </w:rPr>
-        <w:fldChar w:fldCharType="begin"/>
-        <w:instrText xml:space="preserve"> PAGEREF bm_cap2_objg \h </w:instrText>
-        <w:fldChar w:fldCharType="separate"/>
-        <w:t>?</w:t>
-        <w:fldChar w:fldCharType="end"/>
-      </w:r>
-    </w:p>
-    <w:p>
-      <w:pPr>
-        <w:tabs>
-          <w:tab w:pos="8271" w:val="right" w:leader="dot"/>
-        </w:tabs>
-        <w:spacing w:line="360" w:lineRule="auto" w:before="0" w:after="80"/>
-        <w:ind w:left="283"/>
-      </w:pPr>
-      <w:r>
-        <w:rPr>
-          <w:rFonts w:ascii="Times New Roman" w:hAnsi="Times New Roman"/>
-          <w:b w:val="0"/>
-          <w:sz w:val="24"/>
-        </w:rPr>
-        <w:t>Objetivos Específicos</w:t>
-        <w:tab/>
-      </w:r>
-      <w:r>
-        <w:rPr>
-          <w:rFonts w:ascii="Times New Roman" w:hAnsi="Times New Roman"/>
-          <w:b w:val="0"/>
-          <w:sz w:val="24"/>
-        </w:rPr>
-        <w:fldChar w:fldCharType="begin"/>
-        <w:instrText xml:space="preserve"> PAGEREF bm_cap2_obje \h </w:instrText>
-        <w:fldChar w:fldCharType="separate"/>
-        <w:t>?</w:t>
-        <w:fldChar w:fldCharType="end"/>
-      </w:r>
-    </w:p>
-    <w:p>
-      <w:pPr>
-        <w:tabs>
-          <w:tab w:pos="8271" w:val="right" w:leader="dot"/>
-        </w:tabs>
-        <w:spacing w:line="360" w:lineRule="auto" w:before="0" w:after="80"/>
-        <w:ind w:left="283"/>
-      </w:pPr>
-      <w:r>
-        <w:rPr>
-          <w:rFonts w:ascii="Times New Roman" w:hAnsi="Times New Roman"/>
-          <w:b w:val="0"/>
-          <w:sz w:val="24"/>
-        </w:rPr>
-        <w:t>Planificación integral de objetivos</w:t>
-        <w:tab/>
-      </w:r>
-      <w:r>
-        <w:rPr>
-          <w:rFonts w:ascii="Times New Roman" w:hAnsi="Times New Roman"/>
-          <w:b w:val="0"/>
-          <w:sz w:val="24"/>
-        </w:rPr>
-        <w:fldChar w:fldCharType="begin"/>
-        <w:instrText xml:space="preserve"> PAGEREF bm_cap2_planif \h </w:instrText>
-        <w:fldChar w:fldCharType="separate"/>
-        <w:t>?</w:t>
-        <w:fldChar w:fldCharType="end"/>
-      </w:r>
-    </w:p>
-    <w:p>
-      <w:pPr>
-        <w:tabs>
-          <w:tab w:pos="8271" w:val="right" w:leader="dot"/>
-        </w:tabs>
-        <w:spacing w:line="360" w:lineRule="auto" w:before="0" w:after="80"/>
-        <w:ind w:left="283"/>
-      </w:pPr>
-      <w:r>
-        <w:rPr>
-          <w:rFonts w:ascii="Times New Roman" w:hAnsi="Times New Roman"/>
-          <w:b w:val="0"/>
-          <w:sz w:val="24"/>
-        </w:rPr>
-        <w:t>Cronograma de actividades</w:t>
-        <w:tab/>
-      </w:r>
-      <w:r>
-        <w:rPr>
-          <w:rFonts w:ascii="Times New Roman" w:hAnsi="Times New Roman"/>
-          <w:b w:val="0"/>
-          <w:sz w:val="24"/>
-        </w:rPr>
-        <w:fldChar w:fldCharType="begin"/>
-        <w:instrText xml:space="preserve"> PAGEREF bm_cap2_crono \h </w:instrText>
-        <w:fldChar w:fldCharType="separate"/>
-        <w:t>?</w:t>
-        <w:fldChar w:fldCharType="end"/>
-      </w:r>
-    </w:p>
-    <w:p>
-      <w:pPr>
-        <w:tabs>
-          <w:tab w:pos="8271" w:val="right" w:leader="dot"/>
-        </w:tabs>
-        <w:spacing w:line="360" w:lineRule="auto" w:before="0" w:after="80"/>
-        <w:ind w:left="0"/>
-      </w:pPr>
-      <w:r>
-        <w:rPr>
-          <w:rFonts w:ascii="Times New Roman" w:hAnsi="Times New Roman"/>
-          <w:b/>
-          <w:sz w:val="24"/>
-        </w:rPr>
-        <w:t>III MARCO TEÓRICO</w:t>
-        <w:tab/>
-      </w:r>
-      <w:r>
-        <w:rPr>
-          <w:rFonts w:ascii="Times New Roman" w:hAnsi="Times New Roman"/>
-          <w:b/>
-          <w:sz w:val="24"/>
-        </w:rPr>
-        <w:fldChar w:fldCharType="begin"/>
-        <w:instrText xml:space="preserve"> PAGEREF bm_cap3 \h </w:instrText>
-        <w:fldChar w:fldCharType="separate"/>
-        <w:t>?</w:t>
-        <w:fldChar w:fldCharType="end"/>
-      </w:r>
-    </w:p>
-    <w:p>
-      <w:pPr>
-        <w:tabs>
-          <w:tab w:pos="8271" w:val="right" w:leader="dot"/>
-        </w:tabs>
-        <w:spacing w:line="360" w:lineRule="auto" w:before="0" w:after="80"/>
-        <w:ind w:left="283"/>
-      </w:pPr>
-      <w:r>
-        <w:rPr>
-          <w:rFonts w:ascii="Times New Roman" w:hAnsi="Times New Roman"/>
-          <w:b w:val="0"/>
-          <w:sz w:val="24"/>
-        </w:rPr>
-        <w:t>Bases teóricas referenciales</w:t>
-        <w:tab/>
-      </w:r>
-      <w:r>
-        <w:rPr>
-          <w:rFonts w:ascii="Times New Roman" w:hAnsi="Times New Roman"/>
-          <w:b w:val="0"/>
-          <w:sz w:val="24"/>
-        </w:rPr>
-        <w:fldChar w:fldCharType="begin"/>
-        <w:instrText xml:space="preserve"> PAGEREF bm_cap3_bases \h </w:instrText>
-        <w:fldChar w:fldCharType="separate"/>
-        <w:t>?</w:t>
-        <w:fldChar w:fldCharType="end"/>
-      </w:r>
-    </w:p>
-    <w:p>
-      <w:pPr>
-        <w:tabs>
-          <w:tab w:pos="8271" w:val="right" w:leader="dot"/>
-        </w:tabs>
-        <w:spacing w:line="360" w:lineRule="auto" w:before="0" w:after="80"/>
-        <w:ind w:left="0"/>
-      </w:pPr>
-      <w:r>
-        <w:rPr>
-          <w:rFonts w:ascii="Times New Roman" w:hAnsi="Times New Roman"/>
-          <w:b/>
-          <w:sz w:val="24"/>
-        </w:rPr>
-        <w:t>IV ACTIVIDADES REALIZADAS</w:t>
-        <w:tab/>
-      </w:r>
-      <w:r>
-        <w:rPr>
-          <w:rFonts w:ascii="Times New Roman" w:hAnsi="Times New Roman"/>
-          <w:b/>
-          <w:sz w:val="24"/>
-        </w:rPr>
-        <w:fldChar w:fldCharType="begin"/>
-        <w:instrText xml:space="preserve"> PAGEREF bm_cap4 \h </w:instrText>
-        <w:fldChar w:fldCharType="separate"/>
-        <w:t>?</w:t>
-        <w:fldChar w:fldCharType="end"/>
-      </w:r>
-    </w:p>
-    <w:p>
-      <w:pPr>
-        <w:tabs>
-          <w:tab w:pos="8271" w:val="right" w:leader="dot"/>
-        </w:tabs>
-        <w:spacing w:line="360" w:lineRule="auto" w:before="0" w:after="80"/>
-        <w:ind w:left="283"/>
-      </w:pPr>
-      <w:r>
-        <w:rPr>
-          <w:rFonts w:ascii="Times New Roman" w:hAnsi="Times New Roman"/>
-          <w:b w:val="0"/>
-          <w:sz w:val="24"/>
-        </w:rPr>
-        <w:t>Descripción de actividades ejecutadas por semana</w:t>
-        <w:tab/>
-      </w:r>
-      <w:r>
-        <w:rPr>
-          <w:rFonts w:ascii="Times New Roman" w:hAnsi="Times New Roman"/>
-          <w:b w:val="0"/>
-          <w:sz w:val="24"/>
-        </w:rPr>
-        <w:fldChar w:fldCharType="begin"/>
-        <w:instrText xml:space="preserve"> PAGEREF bm_cap4_desc \h </w:instrText>
-        <w:fldChar w:fldCharType="separate"/>
-        <w:t>?</w:t>
-        <w:fldChar w:fldCharType="end"/>
-      </w:r>
-    </w:p>
-    <w:p>
-      <w:pPr>
-        <w:tabs>
-          <w:tab w:pos="8271" w:val="right" w:leader="dot"/>
-        </w:tabs>
-        <w:spacing w:line="360" w:lineRule="auto" w:before="0" w:after="80"/>
-        <w:ind w:left="0"/>
-      </w:pPr>
-      <w:r>
-        <w:rPr>
-          <w:rFonts w:ascii="Times New Roman" w:hAnsi="Times New Roman"/>
-          <w:b/>
-          <w:sz w:val="24"/>
-        </w:rPr>
-        <w:t>V CONCLUSIONES Y RECOMENDACIONES</w:t>
-        <w:tab/>
-      </w:r>
-      <w:r>
-        <w:rPr>
-          <w:rFonts w:ascii="Times New Roman" w:hAnsi="Times New Roman"/>
-          <w:b/>
-          <w:sz w:val="24"/>
-        </w:rPr>
-        <w:fldChar w:fldCharType="begin"/>
-        <w:instrText xml:space="preserve"> PAGEREF bm_cap5 \h </w:instrText>
-        <w:fldChar w:fldCharType="separate"/>
-        <w:t>?</w:t>
-        <w:fldChar w:fldCharType="end"/>
-      </w:r>
-    </w:p>
-    <w:p>
-      <w:pPr>
-        <w:tabs>
-          <w:tab w:pos="8271" w:val="right" w:leader="dot"/>
-        </w:tabs>
-        <w:spacing w:line="360" w:lineRule="auto" w:before="0" w:after="80"/>
-        <w:ind w:left="283"/>
-      </w:pPr>
-      <w:r>
-        <w:rPr>
-          <w:rFonts w:ascii="Times New Roman" w:hAnsi="Times New Roman"/>
-          <w:b w:val="0"/>
-          <w:sz w:val="24"/>
-        </w:rPr>
-        <w:t>Conclusiones</w:t>
-        <w:tab/>
-      </w:r>
-      <w:r>
-        <w:rPr>
-          <w:rFonts w:ascii="Times New Roman" w:hAnsi="Times New Roman"/>
-          <w:b w:val="0"/>
-          <w:sz w:val="24"/>
-        </w:rPr>
-        <w:fldChar w:fldCharType="begin"/>
-        <w:instrText xml:space="preserve"> PAGEREF bm_cap5_concl \h </w:instrText>
-        <w:fldChar w:fldCharType="separate"/>
-        <w:t>?</w:t>
-        <w:fldChar w:fldCharType="end"/>
-      </w:r>
-    </w:p>
-    <w:p>
-      <w:pPr>
-        <w:tabs>
-          <w:tab w:pos="8271" w:val="right" w:leader="dot"/>
-        </w:tabs>
-        <w:spacing w:line="360" w:lineRule="auto" w:before="0" w:after="80"/>
-        <w:ind w:left="283"/>
-      </w:pPr>
-      <w:r>
-        <w:rPr>
-          <w:rFonts w:ascii="Times New Roman" w:hAnsi="Times New Roman"/>
-          <w:b w:val="0"/>
-          <w:sz w:val="24"/>
-        </w:rPr>
-        <w:t>Recomendaciones</w:t>
-        <w:tab/>
-      </w:r>
-      <w:r>
-        <w:rPr>
-          <w:rFonts w:ascii="Times New Roman" w:hAnsi="Times New Roman"/>
-          <w:b w:val="0"/>
-          <w:sz w:val="24"/>
-        </w:rPr>
-        <w:fldChar w:fldCharType="begin"/>
-        <w:instrText xml:space="preserve"> PAGEREF bm_cap5_recom \h </w:instrText>
-        <w:fldChar w:fldCharType="separate"/>
-        <w:t>?</w:t>
-        <w:fldChar w:fldCharType="end"/>
-      </w:r>
-    </w:p>
-    <w:p>
-      <w:pPr>
-        <w:tabs>
-          <w:tab w:pos="8271" w:val="right" w:leader="dot"/>
-        </w:tabs>
-        <w:spacing w:line="360" w:lineRule="auto" w:before="0" w:after="80"/>
-        <w:ind w:left="0"/>
-      </w:pPr>
-      <w:r>
-        <w:rPr>
-          <w:rFonts w:ascii="Times New Roman" w:hAnsi="Times New Roman"/>
-          <w:b/>
-          <w:sz w:val="24"/>
-        </w:rPr>
-        <w:t>REFERENCIAS</w:t>
-        <w:tab/>
-      </w:r>
-      <w:r>
-        <w:rPr>
-          <w:rFonts w:ascii="Times New Roman" w:hAnsi="Times New Roman"/>
-          <w:b/>
-          <w:sz w:val="24"/>
-        </w:rPr>
-        <w:fldChar w:fldCharType="begin"/>
-        <w:instrText xml:space="preserve"> PAGEREF bm_referencias \h </w:instrText>
-        <w:fldChar w:fldCharType="separate"/>
-        <w:t>?</w:t>
-        <w:fldChar w:fldCharType="end"/>
-      </w:r>
-    </w:p>
-    <w:p>
-      <w:pPr>
-        <w:tabs>
-          <w:tab w:pos="8271" w:val="right" w:leader="dot"/>
-        </w:tabs>
-        <w:spacing w:line="360" w:lineRule="auto" w:before="0" w:after="80"/>
-        <w:ind w:left="0"/>
-      </w:pPr>
-      <w:r>
-        <w:rPr>
-          <w:rFonts w:ascii="Times New Roman" w:hAnsi="Times New Roman"/>
-          <w:b/>
-          <w:sz w:val="24"/>
-        </w:rPr>
-        <w:t>ANEXOS</w:t>
-        <w:tab/>
-      </w:r>
-      <w:r>
-        <w:rPr>
-          <w:rFonts w:ascii="Times New Roman" w:hAnsi="Times New Roman"/>
-          <w:b/>
-          <w:sz w:val="24"/>
-        </w:rPr>
-        <w:fldChar w:fldCharType="begin"/>
-        <w:instrText xml:space="preserve"> PAGEREF bm_anexos \h </w:instrText>
-        <w:fldChar w:fldCharType="separate"/>
-        <w:t>?</w:t>
-        <w:fldChar w:fldCharType="end"/>
-      </w:r>
-    </w:p>
-    <w:p>
-      <w:pPr>
-        <w:sectPr>
-          <w:type w:val="continuous"/>
-          <w:pgSz w:w="12240" w:h="15840"/>
-          <w:pgMar w:top="1701" w:right="1701" w:bottom="1701" w:left="2268" w:header="720" w:footer="720" w:gutter="0"/>
-          <w:cols w:space="720"/>
-          <w:titlePg/>
-          <w:docGrid w:linePitch="360"/>
-        </w:sectPr>
-      </w:pPr>
-    </w:p>
-    <w:p>
-      <w:bookmarkStart w:id="bm_lista_cuadros" w:name="bm_lista_cuadros"/>
-      <w:pPr>
-        <w:spacing w:after="480"/>
-        <w:jc w:val="center"/>
-      </w:pPr>
-      <w:r>
-        <w:rPr>
-          <w:rFonts w:ascii="Times New Roman" w:hAnsi="Times New Roman"/>
-          <w:b/>
-          <w:sz w:val="24"/>
-        </w:rPr>
-        <w:t>LISTA DE CUADROS</w:t>
-      </w:r>
-      <w:bookmarkEnd w:id="bm_lista_cuadros"/>
-    </w:p>
-    <w:p>
-      <w:pPr>
-        <w:sectPr>
           <w:footerReference w:type="default" r:id="rId19"/>
           <w:pgSz w:w="12240" w:h="15840"/>
           <w:pgMar w:top="2835" w:right="1701" w:bottom="1701" w:left="2268" w:header="720" w:footer="720" w:gutter="0"/>
@@ -1582,10 +528,8 @@
     </w:p>
     <w:p>
       <w:pPr>
-        <w:tabs>
-          <w:tab w:pos="8271" w:val="right"/>
-        </w:tabs>
-        <w:spacing w:before="240" w:after="240"/>
+        <w:spacing w:after="240"/>
+        <w:jc w:val="right"/>
       </w:pPr>
       <w:r>
         <w:rPr>
@@ -1593,47 +537,315 @@
           <w:b/>
           <w:sz w:val="24"/>
         </w:rPr>
-        <w:t>CUADRO</w:t>
-      </w:r>
-      <w:r>
+        <w:t>pp.</w:t>
+      </w:r>
+    </w:p>
+    <w:p>
+      <w:pPr>
+        <w:tabs>
+          <w:tab w:pos="8271" w:val="right" w:leader="dot"/>
+        </w:tabs>
+        <w:spacing w:line="360" w:lineRule="auto" w:before="0" w:after="80"/>
+        <w:ind w:left="0"/>
+      </w:pPr>
+      <w:r>
+        <w:rPr>
+          <w:rFonts w:ascii="Times New Roman" w:hAnsi="Times New Roman"/>
+          <w:b w:val="0"/>
+          <w:sz w:val="24"/>
+        </w:rPr>
+        <w:t>AGRADECIMIENTOS</w:t>
         <w:tab/>
       </w:r>
+      <w:r>
+        <w:rPr>
+          <w:rFonts w:ascii="Times New Roman" w:hAnsi="Times New Roman"/>
+          <w:b w:val="0"/>
+          <w:sz w:val="24"/>
+        </w:rPr>
+        <w:fldChar w:fldCharType="begin"/>
+        <w:instrText xml:space="preserve"> PAGEREF bm_agradecimientos \h </w:instrText>
+        <w:fldChar w:fldCharType="separate"/>
+        <w:t>?</w:t>
+        <w:fldChar w:fldCharType="end"/>
+      </w:r>
+    </w:p>
+    <w:p>
+      <w:pPr>
+        <w:tabs>
+          <w:tab w:pos="8271" w:val="right" w:leader="dot"/>
+        </w:tabs>
+        <w:spacing w:line="360" w:lineRule="auto" w:before="0" w:after="80"/>
+        <w:ind w:left="0"/>
+      </w:pPr>
+      <w:r>
+        <w:rPr>
+          <w:rFonts w:ascii="Times New Roman" w:hAnsi="Times New Roman"/>
+          <w:b w:val="0"/>
+          <w:sz w:val="24"/>
+        </w:rPr>
+        <w:t>DEDICATORIA</w:t>
+        <w:tab/>
+      </w:r>
+      <w:r>
+        <w:rPr>
+          <w:rFonts w:ascii="Times New Roman" w:hAnsi="Times New Roman"/>
+          <w:b w:val="0"/>
+          <w:sz w:val="24"/>
+        </w:rPr>
+        <w:fldChar w:fldCharType="begin"/>
+        <w:instrText xml:space="preserve"> PAGEREF bm_dedicatoria \h </w:instrText>
+        <w:fldChar w:fldCharType="separate"/>
+        <w:t>?</w:t>
+        <w:fldChar w:fldCharType="end"/>
+      </w:r>
+    </w:p>
+    <w:p>
+      <w:pPr>
+        <w:tabs>
+          <w:tab w:pos="8271" w:val="right" w:leader="dot"/>
+        </w:tabs>
+        <w:spacing w:line="360" w:lineRule="auto" w:before="0" w:after="80"/>
+        <w:ind w:left="0"/>
+      </w:pPr>
+      <w:r>
+        <w:rPr>
+          <w:rFonts w:ascii="Times New Roman" w:hAnsi="Times New Roman"/>
+          <w:b w:val="0"/>
+          <w:sz w:val="24"/>
+        </w:rPr>
+        <w:t>LISTA DE CUADROS</w:t>
+        <w:tab/>
+      </w:r>
+      <w:r>
+        <w:rPr>
+          <w:rFonts w:ascii="Times New Roman" w:hAnsi="Times New Roman"/>
+          <w:b w:val="0"/>
+          <w:sz w:val="24"/>
+        </w:rPr>
+        <w:fldChar w:fldCharType="begin"/>
+        <w:instrText xml:space="preserve"> PAGEREF bm_lista_cuadros \h </w:instrText>
+        <w:fldChar w:fldCharType="separate"/>
+        <w:t>?</w:t>
+        <w:fldChar w:fldCharType="end"/>
+      </w:r>
+    </w:p>
+    <w:p>
+      <w:pPr>
+        <w:tabs>
+          <w:tab w:pos="8271" w:val="right" w:leader="dot"/>
+        </w:tabs>
+        <w:spacing w:line="360" w:lineRule="auto" w:before="0" w:after="80"/>
+        <w:ind w:left="0"/>
+      </w:pPr>
+      <w:r>
+        <w:rPr>
+          <w:rFonts w:ascii="Times New Roman" w:hAnsi="Times New Roman"/>
+          <w:b w:val="0"/>
+          <w:sz w:val="24"/>
+        </w:rPr>
+        <w:t>LISTA DE FIGURAS</w:t>
+        <w:tab/>
+      </w:r>
+      <w:r>
+        <w:rPr>
+          <w:rFonts w:ascii="Times New Roman" w:hAnsi="Times New Roman"/>
+          <w:b w:val="0"/>
+          <w:sz w:val="24"/>
+        </w:rPr>
+        <w:fldChar w:fldCharType="begin"/>
+        <w:instrText xml:space="preserve"> PAGEREF bm_lista_figuras \h </w:instrText>
+        <w:fldChar w:fldCharType="separate"/>
+        <w:t>?</w:t>
+        <w:fldChar w:fldCharType="end"/>
+      </w:r>
+    </w:p>
+    <w:p>
+      <w:pPr>
+        <w:tabs>
+          <w:tab w:pos="8271" w:val="right" w:leader="dot"/>
+        </w:tabs>
+        <w:spacing w:line="360" w:lineRule="auto" w:before="0" w:after="80"/>
+        <w:ind w:left="0"/>
+      </w:pPr>
+      <w:r>
+        <w:rPr>
+          <w:rFonts w:ascii="Times New Roman" w:hAnsi="Times New Roman"/>
+          <w:b w:val="0"/>
+          <w:sz w:val="24"/>
+        </w:rPr>
+        <w:t>LISTA DE GRÁFICOS</w:t>
+        <w:tab/>
+      </w:r>
+      <w:r>
+        <w:rPr>
+          <w:rFonts w:ascii="Times New Roman" w:hAnsi="Times New Roman"/>
+          <w:b w:val="0"/>
+          <w:sz w:val="24"/>
+        </w:rPr>
+        <w:fldChar w:fldCharType="begin"/>
+        <w:instrText xml:space="preserve"> PAGEREF bm_lista_graficos \h </w:instrText>
+        <w:fldChar w:fldCharType="separate"/>
+        <w:t>?</w:t>
+        <w:fldChar w:fldCharType="end"/>
+      </w:r>
+    </w:p>
+    <w:p>
+      <w:pPr>
+        <w:tabs>
+          <w:tab w:pos="8271" w:val="right" w:leader="dot"/>
+        </w:tabs>
+        <w:spacing w:line="360" w:lineRule="auto" w:before="0" w:after="80"/>
+        <w:ind w:left="0"/>
+      </w:pPr>
+      <w:r>
+        <w:rPr>
+          <w:rFonts w:ascii="Times New Roman" w:hAnsi="Times New Roman"/>
+          <w:b w:val="0"/>
+          <w:sz w:val="24"/>
+        </w:rPr>
+        <w:t>LISTA DE ANEXOS</w:t>
+        <w:tab/>
+      </w:r>
+      <w:r>
+        <w:rPr>
+          <w:rFonts w:ascii="Times New Roman" w:hAnsi="Times New Roman"/>
+          <w:b w:val="0"/>
+          <w:sz w:val="24"/>
+        </w:rPr>
+        <w:fldChar w:fldCharType="begin"/>
+        <w:instrText xml:space="preserve"> PAGEREF bm_lista_anexos \h </w:instrText>
+        <w:fldChar w:fldCharType="separate"/>
+        <w:t>?</w:t>
+        <w:fldChar w:fldCharType="end"/>
+      </w:r>
+    </w:p>
+    <w:p>
+      <w:pPr>
+        <w:tabs>
+          <w:tab w:pos="8271" w:val="right" w:leader="dot"/>
+        </w:tabs>
+        <w:spacing w:line="360" w:lineRule="auto" w:before="0" w:after="80"/>
+        <w:ind w:left="0"/>
+      </w:pPr>
+      <w:r>
+        <w:rPr>
+          <w:rFonts w:ascii="Times New Roman" w:hAnsi="Times New Roman"/>
+          <w:b w:val="0"/>
+          <w:sz w:val="24"/>
+        </w:rPr>
+        <w:t>RESUMEN</w:t>
+        <w:tab/>
+      </w:r>
+      <w:r>
+        <w:rPr>
+          <w:rFonts w:ascii="Times New Roman" w:hAnsi="Times New Roman"/>
+          <w:b w:val="0"/>
+          <w:sz w:val="24"/>
+        </w:rPr>
+        <w:fldChar w:fldCharType="begin"/>
+        <w:instrText xml:space="preserve"> PAGEREF bm_resumen \h </w:instrText>
+        <w:fldChar w:fldCharType="separate"/>
+        <w:t>?</w:t>
+        <w:fldChar w:fldCharType="end"/>
+      </w:r>
+    </w:p>
+    <w:p>
+      <w:pPr>
+        <w:tabs>
+          <w:tab w:pos="8271" w:val="right" w:leader="dot"/>
+        </w:tabs>
+        <w:spacing w:line="360" w:lineRule="auto" w:before="0" w:after="80"/>
+        <w:ind w:left="0"/>
+      </w:pPr>
+      <w:r>
+        <w:rPr>
+          <w:rFonts w:ascii="Times New Roman" w:hAnsi="Times New Roman"/>
+          <w:b w:val="0"/>
+          <w:sz w:val="24"/>
+        </w:rPr>
+        <w:t>INTRODUCCIÓN</w:t>
+        <w:tab/>
+      </w:r>
+      <w:r>
+        <w:rPr>
+          <w:rFonts w:ascii="Times New Roman" w:hAnsi="Times New Roman"/>
+          <w:b w:val="0"/>
+          <w:sz w:val="24"/>
+        </w:rPr>
+        <w:fldChar w:fldCharType="begin"/>
+        <w:instrText xml:space="preserve"> PAGEREF bm_introduccion \h </w:instrText>
+        <w:fldChar w:fldCharType="separate"/>
+        <w:t>?</w:t>
+        <w:fldChar w:fldCharType="end"/>
+      </w:r>
+    </w:p>
+    <w:p>
+      <w:pPr>
+        <w:spacing w:before="240" w:after="120"/>
+      </w:pPr>
+      <w:r>
+        <w:rPr>
+          <w:b/>
+        </w:rPr>
+        <w:t>CAPÍTULOS</w:t>
+      </w:r>
+    </w:p>
+    <w:p>
+      <w:pPr>
+        <w:tabs>
+          <w:tab w:pos="8271" w:val="right" w:leader="dot"/>
+        </w:tabs>
+        <w:spacing w:line="360" w:lineRule="auto" w:before="0" w:after="80"/>
+        <w:ind w:left="0"/>
+      </w:pPr>
       <w:r>
         <w:rPr>
           <w:rFonts w:ascii="Times New Roman" w:hAnsi="Times New Roman"/>
           <w:b/>
           <w:sz w:val="24"/>
         </w:rPr>
-        <w:t>pp.</w:t>
+        <w:t>I REALIDAD ORGANIZACIONAL</w:t>
+        <w:tab/>
+      </w:r>
+      <w:r>
+        <w:rPr>
+          <w:rFonts w:ascii="Times New Roman" w:hAnsi="Times New Roman"/>
+          <w:b/>
+          <w:sz w:val="24"/>
+        </w:rPr>
+        <w:fldChar w:fldCharType="begin"/>
+        <w:instrText xml:space="preserve"> PAGEREF bm_cap1 \h </w:instrText>
+        <w:fldChar w:fldCharType="separate"/>
+        <w:t>?</w:t>
+        <w:fldChar w:fldCharType="end"/>
       </w:r>
     </w:p>
     <w:p>
       <w:pPr>
         <w:tabs>
-          <w:tab w:pos="1020" w:val="left"/>
           <w:tab w:pos="8271" w:val="right" w:leader="dot"/>
         </w:tabs>
         <w:spacing w:line="360" w:lineRule="auto" w:before="0" w:after="80"/>
-        <w:ind w:left="1020" w:hanging="1020"/>
-      </w:pPr>
-      <w:r>
-        <w:rPr>
-          <w:rFonts w:ascii="Times New Roman" w:hAnsi="Times New Roman"/>
-          <w:sz w:val="24"/>
-        </w:rPr>
-        <w:t>1</w:t>
-        <w:tab/>
-        <w:t>Planificación integral de objetivos específicos</w:t>
-        <w:tab/>
-      </w:r>
+        <w:ind w:left="283"/>
+      </w:pPr>
       <w:r>
         <w:rPr>
           <w:rFonts w:ascii="Times New Roman" w:hAnsi="Times New Roman"/>
           <w:b w:val="0"/>
           <w:sz w:val="24"/>
         </w:rPr>
+        <w:t>Identificación de la empresa</w:t>
+        <w:tab/>
+      </w:r>
+      <w:r>
+        <w:rPr>
+          <w:rFonts w:ascii="Times New Roman" w:hAnsi="Times New Roman"/>
+          <w:b w:val="0"/>
+          <w:sz w:val="24"/>
+        </w:rPr>
         <w:fldChar w:fldCharType="begin"/>
-        <w:instrText xml:space="preserve"> PAGEREF bm_cuadro1 \h </w:instrText>
+        <w:instrText xml:space="preserve"> PAGEREF bm_cap1_ident \h </w:instrText>
         <w:fldChar w:fldCharType="separate"/>
         <w:t>?</w:t>
         <w:fldChar w:fldCharType="end"/>
@@ -1642,30 +854,688 @@
     <w:p>
       <w:pPr>
         <w:tabs>
-          <w:tab w:pos="1020" w:val="left"/>
           <w:tab w:pos="8271" w:val="right" w:leader="dot"/>
         </w:tabs>
         <w:spacing w:line="360" w:lineRule="auto" w:before="0" w:after="80"/>
-        <w:ind w:left="1020" w:hanging="1020"/>
-      </w:pPr>
-      <w:r>
-        <w:rPr>
-          <w:rFonts w:ascii="Times New Roman" w:hAnsi="Times New Roman"/>
-          <w:sz w:val="24"/>
-        </w:rPr>
-        <w:t>2</w:t>
-        <w:tab/>
-        <w:t>Cronograma de actividades del proyecto</w:t>
-        <w:tab/>
-      </w:r>
+        <w:ind w:left="283"/>
+      </w:pPr>
       <w:r>
         <w:rPr>
           <w:rFonts w:ascii="Times New Roman" w:hAnsi="Times New Roman"/>
           <w:b w:val="0"/>
           <w:sz w:val="24"/>
         </w:rPr>
+        <w:t>Reseña histórica</w:t>
+        <w:tab/>
+      </w:r>
+      <w:r>
+        <w:rPr>
+          <w:rFonts w:ascii="Times New Roman" w:hAnsi="Times New Roman"/>
+          <w:b w:val="0"/>
+          <w:sz w:val="24"/>
+        </w:rPr>
         <w:fldChar w:fldCharType="begin"/>
-        <w:instrText xml:space="preserve"> PAGEREF bm_cuadro2 \h </w:instrText>
+        <w:instrText xml:space="preserve"> PAGEREF bm_cap1_resena \h </w:instrText>
+        <w:fldChar w:fldCharType="separate"/>
+        <w:t>?</w:t>
+        <w:fldChar w:fldCharType="end"/>
+      </w:r>
+    </w:p>
+    <w:p>
+      <w:pPr>
+        <w:tabs>
+          <w:tab w:pos="8271" w:val="right" w:leader="dot"/>
+        </w:tabs>
+        <w:spacing w:line="360" w:lineRule="auto" w:before="0" w:after="80"/>
+        <w:ind w:left="283"/>
+      </w:pPr>
+      <w:r>
+        <w:rPr>
+          <w:rFonts w:ascii="Times New Roman" w:hAnsi="Times New Roman"/>
+          <w:b w:val="0"/>
+          <w:sz w:val="24"/>
+        </w:rPr>
+        <w:t>Misión</w:t>
+        <w:tab/>
+      </w:r>
+      <w:r>
+        <w:rPr>
+          <w:rFonts w:ascii="Times New Roman" w:hAnsi="Times New Roman"/>
+          <w:b w:val="0"/>
+          <w:sz w:val="24"/>
+        </w:rPr>
+        <w:fldChar w:fldCharType="begin"/>
+        <w:instrText xml:space="preserve"> PAGEREF bm_cap1_mision \h </w:instrText>
+        <w:fldChar w:fldCharType="separate"/>
+        <w:t>?</w:t>
+        <w:fldChar w:fldCharType="end"/>
+      </w:r>
+    </w:p>
+    <w:p>
+      <w:pPr>
+        <w:tabs>
+          <w:tab w:pos="8271" w:val="right" w:leader="dot"/>
+        </w:tabs>
+        <w:spacing w:line="360" w:lineRule="auto" w:before="0" w:after="80"/>
+        <w:ind w:left="283"/>
+      </w:pPr>
+      <w:r>
+        <w:rPr>
+          <w:rFonts w:ascii="Times New Roman" w:hAnsi="Times New Roman"/>
+          <w:b w:val="0"/>
+          <w:sz w:val="24"/>
+        </w:rPr>
+        <w:t>Visión</w:t>
+        <w:tab/>
+      </w:r>
+      <w:r>
+        <w:rPr>
+          <w:rFonts w:ascii="Times New Roman" w:hAnsi="Times New Roman"/>
+          <w:b w:val="0"/>
+          <w:sz w:val="24"/>
+        </w:rPr>
+        <w:fldChar w:fldCharType="begin"/>
+        <w:instrText xml:space="preserve"> PAGEREF bm_cap1_vision \h </w:instrText>
+        <w:fldChar w:fldCharType="separate"/>
+        <w:t>?</w:t>
+        <w:fldChar w:fldCharType="end"/>
+      </w:r>
+    </w:p>
+    <w:p>
+      <w:pPr>
+        <w:tabs>
+          <w:tab w:pos="8271" w:val="right" w:leader="dot"/>
+        </w:tabs>
+        <w:spacing w:line="360" w:lineRule="auto" w:before="0" w:after="80"/>
+        <w:ind w:left="283"/>
+      </w:pPr>
+      <w:r>
+        <w:rPr>
+          <w:rFonts w:ascii="Times New Roman" w:hAnsi="Times New Roman"/>
+          <w:b w:val="0"/>
+          <w:sz w:val="24"/>
+        </w:rPr>
+        <w:t>Valores</w:t>
+        <w:tab/>
+      </w:r>
+      <w:r>
+        <w:rPr>
+          <w:rFonts w:ascii="Times New Roman" w:hAnsi="Times New Roman"/>
+          <w:b w:val="0"/>
+          <w:sz w:val="24"/>
+        </w:rPr>
+        <w:fldChar w:fldCharType="begin"/>
+        <w:instrText xml:space="preserve"> PAGEREF bm_cap1_valores \h </w:instrText>
+        <w:fldChar w:fldCharType="separate"/>
+        <w:t>?</w:t>
+        <w:fldChar w:fldCharType="end"/>
+      </w:r>
+    </w:p>
+    <w:p>
+      <w:pPr>
+        <w:tabs>
+          <w:tab w:pos="8271" w:val="right" w:leader="dot"/>
+        </w:tabs>
+        <w:spacing w:line="360" w:lineRule="auto" w:before="0" w:after="80"/>
+        <w:ind w:left="283"/>
+      </w:pPr>
+      <w:r>
+        <w:rPr>
+          <w:rFonts w:ascii="Times New Roman" w:hAnsi="Times New Roman"/>
+          <w:b w:val="0"/>
+          <w:sz w:val="24"/>
+        </w:rPr>
+        <w:t>Objetivos Organizacionales</w:t>
+        <w:tab/>
+      </w:r>
+      <w:r>
+        <w:rPr>
+          <w:rFonts w:ascii="Times New Roman" w:hAnsi="Times New Roman"/>
+          <w:b w:val="0"/>
+          <w:sz w:val="24"/>
+        </w:rPr>
+        <w:fldChar w:fldCharType="begin"/>
+        <w:instrText xml:space="preserve"> PAGEREF bm_cap1_obj \h </w:instrText>
+        <w:fldChar w:fldCharType="separate"/>
+        <w:t>?</w:t>
+        <w:fldChar w:fldCharType="end"/>
+      </w:r>
+    </w:p>
+    <w:p>
+      <w:pPr>
+        <w:tabs>
+          <w:tab w:pos="8271" w:val="right" w:leader="dot"/>
+        </w:tabs>
+        <w:spacing w:line="360" w:lineRule="auto" w:before="0" w:after="80"/>
+        <w:ind w:left="283"/>
+      </w:pPr>
+      <w:r>
+        <w:rPr>
+          <w:rFonts w:ascii="Times New Roman" w:hAnsi="Times New Roman"/>
+          <w:b w:val="0"/>
+          <w:sz w:val="24"/>
+        </w:rPr>
+        <w:t>Ubicación geográfica</w:t>
+        <w:tab/>
+      </w:r>
+      <w:r>
+        <w:rPr>
+          <w:rFonts w:ascii="Times New Roman" w:hAnsi="Times New Roman"/>
+          <w:b w:val="0"/>
+          <w:sz w:val="24"/>
+        </w:rPr>
+        <w:fldChar w:fldCharType="begin"/>
+        <w:instrText xml:space="preserve"> PAGEREF bm_cap1_ubic \h </w:instrText>
+        <w:fldChar w:fldCharType="separate"/>
+        <w:t>?</w:t>
+        <w:fldChar w:fldCharType="end"/>
+      </w:r>
+    </w:p>
+    <w:p>
+      <w:pPr>
+        <w:tabs>
+          <w:tab w:pos="8271" w:val="right" w:leader="dot"/>
+        </w:tabs>
+        <w:spacing w:line="360" w:lineRule="auto" w:before="0" w:after="80"/>
+        <w:ind w:left="283"/>
+      </w:pPr>
+      <w:r>
+        <w:rPr>
+          <w:rFonts w:ascii="Times New Roman" w:hAnsi="Times New Roman"/>
+          <w:b w:val="0"/>
+          <w:sz w:val="24"/>
+        </w:rPr>
+        <w:t>Población de los trabajadores de la empresa</w:t>
+        <w:tab/>
+      </w:r>
+      <w:r>
+        <w:rPr>
+          <w:rFonts w:ascii="Times New Roman" w:hAnsi="Times New Roman"/>
+          <w:b w:val="0"/>
+          <w:sz w:val="24"/>
+        </w:rPr>
+        <w:fldChar w:fldCharType="begin"/>
+        <w:instrText xml:space="preserve"> PAGEREF bm_cap1_pobla \h </w:instrText>
+        <w:fldChar w:fldCharType="separate"/>
+        <w:t>?</w:t>
+        <w:fldChar w:fldCharType="end"/>
+      </w:r>
+    </w:p>
+    <w:p>
+      <w:pPr>
+        <w:tabs>
+          <w:tab w:pos="8271" w:val="right" w:leader="dot"/>
+        </w:tabs>
+        <w:spacing w:line="360" w:lineRule="auto" w:before="0" w:after="80"/>
+        <w:ind w:left="283"/>
+      </w:pPr>
+      <w:r>
+        <w:rPr>
+          <w:rFonts w:ascii="Times New Roman" w:hAnsi="Times New Roman"/>
+          <w:b w:val="0"/>
+          <w:sz w:val="24"/>
+        </w:rPr>
+        <w:t>Estructura organizacional de la empresa (organigrama)</w:t>
+        <w:tab/>
+      </w:r>
+      <w:r>
+        <w:rPr>
+          <w:rFonts w:ascii="Times New Roman" w:hAnsi="Times New Roman"/>
+          <w:b w:val="0"/>
+          <w:sz w:val="24"/>
+        </w:rPr>
+        <w:fldChar w:fldCharType="begin"/>
+        <w:instrText xml:space="preserve"> PAGEREF bm_cap1_estruct \h </w:instrText>
+        <w:fldChar w:fldCharType="separate"/>
+        <w:t>?</w:t>
+        <w:fldChar w:fldCharType="end"/>
+      </w:r>
+    </w:p>
+    <w:p>
+      <w:pPr>
+        <w:tabs>
+          <w:tab w:pos="8271" w:val="right" w:leader="dot"/>
+        </w:tabs>
+        <w:spacing w:line="360" w:lineRule="auto" w:before="0" w:after="80"/>
+        <w:ind w:left="0"/>
+      </w:pPr>
+      <w:r>
+        <w:rPr>
+          <w:rFonts w:ascii="Times New Roman" w:hAnsi="Times New Roman"/>
+          <w:b/>
+          <w:sz w:val="24"/>
+        </w:rPr>
+        <w:t>II DIAGNÓSTICO SITUACIONAL</w:t>
+        <w:tab/>
+      </w:r>
+      <w:r>
+        <w:rPr>
+          <w:rFonts w:ascii="Times New Roman" w:hAnsi="Times New Roman"/>
+          <w:b/>
+          <w:sz w:val="24"/>
+        </w:rPr>
+        <w:fldChar w:fldCharType="begin"/>
+        <w:instrText xml:space="preserve"> PAGEREF bm_cap2 \h </w:instrText>
+        <w:fldChar w:fldCharType="separate"/>
+        <w:t>?</w:t>
+        <w:fldChar w:fldCharType="end"/>
+      </w:r>
+    </w:p>
+    <w:p>
+      <w:pPr>
+        <w:tabs>
+          <w:tab w:pos="8271" w:val="right" w:leader="dot"/>
+        </w:tabs>
+        <w:spacing w:line="360" w:lineRule="auto" w:before="0" w:after="80"/>
+        <w:ind w:left="283"/>
+      </w:pPr>
+      <w:r>
+        <w:rPr>
+          <w:rFonts w:ascii="Times New Roman" w:hAnsi="Times New Roman"/>
+          <w:b w:val="0"/>
+          <w:sz w:val="24"/>
+        </w:rPr>
+        <w:t>Identificación de la situación problemática</w:t>
+        <w:tab/>
+      </w:r>
+      <w:r>
+        <w:rPr>
+          <w:rFonts w:ascii="Times New Roman" w:hAnsi="Times New Roman"/>
+          <w:b w:val="0"/>
+          <w:sz w:val="24"/>
+        </w:rPr>
+        <w:fldChar w:fldCharType="begin"/>
+        <w:instrText xml:space="preserve"> PAGEREF bm_cap2_sit \h </w:instrText>
+        <w:fldChar w:fldCharType="separate"/>
+        <w:t>?</w:t>
+        <w:fldChar w:fldCharType="end"/>
+      </w:r>
+    </w:p>
+    <w:p>
+      <w:pPr>
+        <w:tabs>
+          <w:tab w:pos="8271" w:val="right" w:leader="dot"/>
+        </w:tabs>
+        <w:spacing w:line="360" w:lineRule="auto" w:before="0" w:after="80"/>
+        <w:ind w:left="283"/>
+      </w:pPr>
+      <w:r>
+        <w:rPr>
+          <w:rFonts w:ascii="Times New Roman" w:hAnsi="Times New Roman"/>
+          <w:b w:val="0"/>
+          <w:sz w:val="24"/>
+        </w:rPr>
+        <w:t>Objetivo General</w:t>
+        <w:tab/>
+      </w:r>
+      <w:r>
+        <w:rPr>
+          <w:rFonts w:ascii="Times New Roman" w:hAnsi="Times New Roman"/>
+          <w:b w:val="0"/>
+          <w:sz w:val="24"/>
+        </w:rPr>
+        <w:fldChar w:fldCharType="begin"/>
+        <w:instrText xml:space="preserve"> PAGEREF bm_cap2_objg \h </w:instrText>
+        <w:fldChar w:fldCharType="separate"/>
+        <w:t>?</w:t>
+        <w:fldChar w:fldCharType="end"/>
+      </w:r>
+    </w:p>
+    <w:p>
+      <w:pPr>
+        <w:tabs>
+          <w:tab w:pos="8271" w:val="right" w:leader="dot"/>
+        </w:tabs>
+        <w:spacing w:line="360" w:lineRule="auto" w:before="0" w:after="80"/>
+        <w:ind w:left="283"/>
+      </w:pPr>
+      <w:r>
+        <w:rPr>
+          <w:rFonts w:ascii="Times New Roman" w:hAnsi="Times New Roman"/>
+          <w:b w:val="0"/>
+          <w:sz w:val="24"/>
+        </w:rPr>
+        <w:t>Objetivos Específicos</w:t>
+        <w:tab/>
+      </w:r>
+      <w:r>
+        <w:rPr>
+          <w:rFonts w:ascii="Times New Roman" w:hAnsi="Times New Roman"/>
+          <w:b w:val="0"/>
+          <w:sz w:val="24"/>
+        </w:rPr>
+        <w:fldChar w:fldCharType="begin"/>
+        <w:instrText xml:space="preserve"> PAGEREF bm_cap2_obje \h </w:instrText>
+        <w:fldChar w:fldCharType="separate"/>
+        <w:t>?</w:t>
+        <w:fldChar w:fldCharType="end"/>
+      </w:r>
+    </w:p>
+    <w:p>
+      <w:pPr>
+        <w:tabs>
+          <w:tab w:pos="8271" w:val="right" w:leader="dot"/>
+        </w:tabs>
+        <w:spacing w:line="360" w:lineRule="auto" w:before="0" w:after="80"/>
+        <w:ind w:left="283"/>
+      </w:pPr>
+      <w:r>
+        <w:rPr>
+          <w:rFonts w:ascii="Times New Roman" w:hAnsi="Times New Roman"/>
+          <w:b w:val="0"/>
+          <w:sz w:val="24"/>
+        </w:rPr>
+        <w:t>Planificación integral de objetivos</w:t>
+        <w:tab/>
+      </w:r>
+      <w:r>
+        <w:rPr>
+          <w:rFonts w:ascii="Times New Roman" w:hAnsi="Times New Roman"/>
+          <w:b w:val="0"/>
+          <w:sz w:val="24"/>
+        </w:rPr>
+        <w:fldChar w:fldCharType="begin"/>
+        <w:instrText xml:space="preserve"> PAGEREF bm_cap2_planif \h </w:instrText>
+        <w:fldChar w:fldCharType="separate"/>
+        <w:t>?</w:t>
+        <w:fldChar w:fldCharType="end"/>
+      </w:r>
+    </w:p>
+    <w:p>
+      <w:pPr>
+        <w:tabs>
+          <w:tab w:pos="8271" w:val="right" w:leader="dot"/>
+        </w:tabs>
+        <w:spacing w:line="360" w:lineRule="auto" w:before="0" w:after="80"/>
+        <w:ind w:left="283"/>
+      </w:pPr>
+      <w:r>
+        <w:rPr>
+          <w:rFonts w:ascii="Times New Roman" w:hAnsi="Times New Roman"/>
+          <w:b w:val="0"/>
+          <w:sz w:val="24"/>
+        </w:rPr>
+        <w:t>Cronograma de actividades</w:t>
+        <w:tab/>
+      </w:r>
+      <w:r>
+        <w:rPr>
+          <w:rFonts w:ascii="Times New Roman" w:hAnsi="Times New Roman"/>
+          <w:b w:val="0"/>
+          <w:sz w:val="24"/>
+        </w:rPr>
+        <w:fldChar w:fldCharType="begin"/>
+        <w:instrText xml:space="preserve"> PAGEREF bm_cap2_crono \h </w:instrText>
+        <w:fldChar w:fldCharType="separate"/>
+        <w:t>?</w:t>
+        <w:fldChar w:fldCharType="end"/>
+      </w:r>
+    </w:p>
+    <w:p>
+      <w:pPr>
+        <w:tabs>
+          <w:tab w:pos="8271" w:val="right" w:leader="dot"/>
+        </w:tabs>
+        <w:spacing w:line="360" w:lineRule="auto" w:before="0" w:after="80"/>
+        <w:ind w:left="0"/>
+      </w:pPr>
+      <w:r>
+        <w:rPr>
+          <w:rFonts w:ascii="Times New Roman" w:hAnsi="Times New Roman"/>
+          <w:b/>
+          <w:sz w:val="24"/>
+        </w:rPr>
+        <w:t>III MARCO TEÓRICO</w:t>
+        <w:tab/>
+      </w:r>
+      <w:r>
+        <w:rPr>
+          <w:rFonts w:ascii="Times New Roman" w:hAnsi="Times New Roman"/>
+          <w:b/>
+          <w:sz w:val="24"/>
+        </w:rPr>
+        <w:fldChar w:fldCharType="begin"/>
+        <w:instrText xml:space="preserve"> PAGEREF bm_cap3 \h </w:instrText>
+        <w:fldChar w:fldCharType="separate"/>
+        <w:t>?</w:t>
+        <w:fldChar w:fldCharType="end"/>
+      </w:r>
+    </w:p>
+    <w:p>
+      <w:pPr>
+        <w:tabs>
+          <w:tab w:pos="8271" w:val="right" w:leader="dot"/>
+        </w:tabs>
+        <w:spacing w:line="360" w:lineRule="auto" w:before="0" w:after="80"/>
+        <w:ind w:left="283"/>
+      </w:pPr>
+      <w:r>
+        <w:rPr>
+          <w:rFonts w:ascii="Times New Roman" w:hAnsi="Times New Roman"/>
+          <w:b w:val="0"/>
+          <w:sz w:val="24"/>
+        </w:rPr>
+        <w:t>Bases teóricas referenciales</w:t>
+        <w:tab/>
+      </w:r>
+      <w:r>
+        <w:rPr>
+          <w:rFonts w:ascii="Times New Roman" w:hAnsi="Times New Roman"/>
+          <w:b w:val="0"/>
+          <w:sz w:val="24"/>
+        </w:rPr>
+        <w:fldChar w:fldCharType="begin"/>
+        <w:instrText xml:space="preserve"> PAGEREF bm_cap3_bases \h </w:instrText>
+        <w:fldChar w:fldCharType="separate"/>
+        <w:t>?</w:t>
+        <w:fldChar w:fldCharType="end"/>
+      </w:r>
+    </w:p>
+    <w:p>
+      <w:pPr>
+        <w:tabs>
+          <w:tab w:pos="8271" w:val="right" w:leader="dot"/>
+        </w:tabs>
+        <w:spacing w:line="360" w:lineRule="auto" w:before="0" w:after="80"/>
+        <w:ind w:left="0"/>
+      </w:pPr>
+      <w:r>
+        <w:rPr>
+          <w:rFonts w:ascii="Times New Roman" w:hAnsi="Times New Roman"/>
+          <w:b/>
+          <w:sz w:val="24"/>
+        </w:rPr>
+        <w:t>IV ACTIVIDADES REALIZADAS</w:t>
+        <w:tab/>
+      </w:r>
+      <w:r>
+        <w:rPr>
+          <w:rFonts w:ascii="Times New Roman" w:hAnsi="Times New Roman"/>
+          <w:b/>
+          <w:sz w:val="24"/>
+        </w:rPr>
+        <w:fldChar w:fldCharType="begin"/>
+        <w:instrText xml:space="preserve"> PAGEREF bm_cap4 \h </w:instrText>
+        <w:fldChar w:fldCharType="separate"/>
+        <w:t>?</w:t>
+        <w:fldChar w:fldCharType="end"/>
+      </w:r>
+    </w:p>
+    <w:p>
+      <w:pPr>
+        <w:tabs>
+          <w:tab w:pos="8271" w:val="right" w:leader="dot"/>
+        </w:tabs>
+        <w:spacing w:line="360" w:lineRule="auto" w:before="0" w:after="80"/>
+        <w:ind w:left="283"/>
+      </w:pPr>
+      <w:r>
+        <w:rPr>
+          <w:rFonts w:ascii="Times New Roman" w:hAnsi="Times New Roman"/>
+          <w:b w:val="0"/>
+          <w:sz w:val="24"/>
+        </w:rPr>
+        <w:t>Descripción de actividades ejecutadas por semana</w:t>
+        <w:tab/>
+      </w:r>
+      <w:r>
+        <w:rPr>
+          <w:rFonts w:ascii="Times New Roman" w:hAnsi="Times New Roman"/>
+          <w:b w:val="0"/>
+          <w:sz w:val="24"/>
+        </w:rPr>
+        <w:fldChar w:fldCharType="begin"/>
+        <w:instrText xml:space="preserve"> PAGEREF bm_cap4_desc \h </w:instrText>
+        <w:fldChar w:fldCharType="separate"/>
+        <w:t>?</w:t>
+        <w:fldChar w:fldCharType="end"/>
+      </w:r>
+    </w:p>
+    <w:p>
+      <w:pPr>
+        <w:tabs>
+          <w:tab w:pos="8271" w:val="right" w:leader="dot"/>
+        </w:tabs>
+        <w:spacing w:line="360" w:lineRule="auto" w:before="0" w:after="80"/>
+        <w:ind w:left="0"/>
+      </w:pPr>
+      <w:r>
+        <w:rPr>
+          <w:rFonts w:ascii="Times New Roman" w:hAnsi="Times New Roman"/>
+          <w:b/>
+          <w:sz w:val="24"/>
+        </w:rPr>
+        <w:t>V CONCLUSIONES Y RECOMENDACIONES</w:t>
+        <w:tab/>
+      </w:r>
+      <w:r>
+        <w:rPr>
+          <w:rFonts w:ascii="Times New Roman" w:hAnsi="Times New Roman"/>
+          <w:b/>
+          <w:sz w:val="24"/>
+        </w:rPr>
+        <w:fldChar w:fldCharType="begin"/>
+        <w:instrText xml:space="preserve"> PAGEREF bm_cap5 \h </w:instrText>
+        <w:fldChar w:fldCharType="separate"/>
+        <w:t>?</w:t>
+        <w:fldChar w:fldCharType="end"/>
+      </w:r>
+    </w:p>
+    <w:p>
+      <w:pPr>
+        <w:tabs>
+          <w:tab w:pos="8271" w:val="right" w:leader="dot"/>
+        </w:tabs>
+        <w:spacing w:line="360" w:lineRule="auto" w:before="0" w:after="80"/>
+        <w:ind w:left="283"/>
+      </w:pPr>
+      <w:r>
+        <w:rPr>
+          <w:rFonts w:ascii="Times New Roman" w:hAnsi="Times New Roman"/>
+          <w:b w:val="0"/>
+          <w:sz w:val="24"/>
+        </w:rPr>
+        <w:t>Conclusiones</w:t>
+        <w:tab/>
+      </w:r>
+      <w:r>
+        <w:rPr>
+          <w:rFonts w:ascii="Times New Roman" w:hAnsi="Times New Roman"/>
+          <w:b w:val="0"/>
+          <w:sz w:val="24"/>
+        </w:rPr>
+        <w:fldChar w:fldCharType="begin"/>
+        <w:instrText xml:space="preserve"> PAGEREF bm_cap5_concl \h </w:instrText>
+        <w:fldChar w:fldCharType="separate"/>
+        <w:t>?</w:t>
+        <w:fldChar w:fldCharType="end"/>
+      </w:r>
+    </w:p>
+    <w:p>
+      <w:pPr>
+        <w:tabs>
+          <w:tab w:pos="8271" w:val="right" w:leader="dot"/>
+        </w:tabs>
+        <w:spacing w:line="360" w:lineRule="auto" w:before="0" w:after="80"/>
+        <w:ind w:left="283"/>
+      </w:pPr>
+      <w:r>
+        <w:rPr>
+          <w:rFonts w:ascii="Times New Roman" w:hAnsi="Times New Roman"/>
+          <w:b w:val="0"/>
+          <w:sz w:val="24"/>
+        </w:rPr>
+        <w:t>Recomendaciones</w:t>
+        <w:tab/>
+      </w:r>
+      <w:r>
+        <w:rPr>
+          <w:rFonts w:ascii="Times New Roman" w:hAnsi="Times New Roman"/>
+          <w:b w:val="0"/>
+          <w:sz w:val="24"/>
+        </w:rPr>
+        <w:fldChar w:fldCharType="begin"/>
+        <w:instrText xml:space="preserve"> PAGEREF bm_cap5_recom \h </w:instrText>
+        <w:fldChar w:fldCharType="separate"/>
+        <w:t>?</w:t>
+        <w:fldChar w:fldCharType="end"/>
+      </w:r>
+    </w:p>
+    <w:p>
+      <w:pPr>
+        <w:tabs>
+          <w:tab w:pos="8271" w:val="right" w:leader="dot"/>
+        </w:tabs>
+        <w:spacing w:line="360" w:lineRule="auto" w:before="0" w:after="80"/>
+        <w:ind w:left="0"/>
+      </w:pPr>
+      <w:r>
+        <w:rPr>
+          <w:rFonts w:ascii="Times New Roman" w:hAnsi="Times New Roman"/>
+          <w:b/>
+          <w:sz w:val="24"/>
+        </w:rPr>
+        <w:t>REFERENCIAS</w:t>
+        <w:tab/>
+      </w:r>
+      <w:r>
+        <w:rPr>
+          <w:rFonts w:ascii="Times New Roman" w:hAnsi="Times New Roman"/>
+          <w:b/>
+          <w:sz w:val="24"/>
+        </w:rPr>
+        <w:fldChar w:fldCharType="begin"/>
+        <w:instrText xml:space="preserve"> PAGEREF bm_referencias \h </w:instrText>
+        <w:fldChar w:fldCharType="separate"/>
+        <w:t>?</w:t>
+        <w:fldChar w:fldCharType="end"/>
+      </w:r>
+    </w:p>
+    <w:p>
+      <w:pPr>
+        <w:tabs>
+          <w:tab w:pos="8271" w:val="right" w:leader="dot"/>
+        </w:tabs>
+        <w:spacing w:line="360" w:lineRule="auto" w:before="0" w:after="80"/>
+        <w:ind w:left="0"/>
+      </w:pPr>
+      <w:r>
+        <w:rPr>
+          <w:rFonts w:ascii="Times New Roman" w:hAnsi="Times New Roman"/>
+          <w:b/>
+          <w:sz w:val="24"/>
+        </w:rPr>
+        <w:t>ANEXOS</w:t>
+        <w:tab/>
+      </w:r>
+      <w:r>
+        <w:rPr>
+          <w:rFonts w:ascii="Times New Roman" w:hAnsi="Times New Roman"/>
+          <w:b/>
+          <w:sz w:val="24"/>
+        </w:rPr>
+        <w:fldChar w:fldCharType="begin"/>
+        <w:instrText xml:space="preserve"> PAGEREF bm_anexos \h </w:instrText>
         <w:fldChar w:fldCharType="separate"/>
         <w:t>?</w:t>
         <w:fldChar w:fldCharType="end"/>
@@ -1685,7 +1555,7 @@
       </w:pPr>
     </w:p>
     <w:p>
-      <w:bookmarkStart w:id="bm_lista_figuras" w:name="bm_lista_figuras"/>
+      <w:bookmarkStart w:id="bm_lista_cuadros" w:name="bm_lista_cuadros"/>
       <w:pPr>
         <w:spacing w:after="480"/>
         <w:jc w:val="center"/>
@@ -1696,9 +1566,9 @@
           <w:b/>
           <w:sz w:val="24"/>
         </w:rPr>
-        <w:t>LISTA DE FIGURAS</w:t>
-      </w:r>
-      <w:bookmarkEnd w:id="bm_lista_figuras"/>
+        <w:t>LISTA DE CUADROS</w:t>
+      </w:r>
+      <w:bookmarkEnd w:id="bm_lista_cuadros"/>
     </w:p>
     <w:p>
       <w:pPr>
@@ -1711,6 +1581,97 @@
           <w:docGrid w:linePitch="360"/>
         </w:sectPr>
       </w:pPr>
+    </w:p>
+    <w:p>
+      <w:pPr>
+        <w:tabs>
+          <w:tab w:pos="8271" w:val="right"/>
+        </w:tabs>
+        <w:spacing w:before="240" w:after="240"/>
+      </w:pPr>
+      <w:r>
+        <w:rPr>
+          <w:rFonts w:ascii="Times New Roman" w:hAnsi="Times New Roman"/>
+          <w:b/>
+          <w:sz w:val="24"/>
+        </w:rPr>
+        <w:t>CUADRO</w:t>
+      </w:r>
+      <w:r>
+        <w:tab/>
+      </w:r>
+      <w:r>
+        <w:rPr>
+          <w:rFonts w:ascii="Times New Roman" w:hAnsi="Times New Roman"/>
+          <w:b/>
+          <w:sz w:val="24"/>
+        </w:rPr>
+        <w:t>pp.</w:t>
+      </w:r>
+    </w:p>
+    <w:p>
+      <w:pPr>
+        <w:tabs>
+          <w:tab w:pos="1020" w:val="left"/>
+          <w:tab w:pos="8271" w:val="right" w:leader="dot"/>
+        </w:tabs>
+        <w:spacing w:line="360" w:lineRule="auto" w:before="0" w:after="80"/>
+        <w:ind w:left="1020" w:hanging="1020"/>
+      </w:pPr>
+      <w:r>
+        <w:rPr>
+          <w:rFonts w:ascii="Times New Roman" w:hAnsi="Times New Roman"/>
+          <w:sz w:val="24"/>
+        </w:rPr>
+        <w:t>1</w:t>
+        <w:tab/>
+        <w:t>Planificación integral de objetivos específicos</w:t>
+        <w:tab/>
+      </w:r>
+      <w:r>
+        <w:rPr>
+          <w:rFonts w:ascii="Times New Roman" w:hAnsi="Times New Roman"/>
+          <w:b w:val="0"/>
+          <w:sz w:val="24"/>
+        </w:rPr>
+        <w:fldChar w:fldCharType="begin"/>
+        <w:instrText xml:space="preserve"> PAGEREF bm_cuadro1 \h </w:instrText>
+        <w:fldChar w:fldCharType="separate"/>
+        <w:t>?</w:t>
+        <w:fldChar w:fldCharType="end"/>
+      </w:r>
+    </w:p>
+    <w:p>
+      <w:pPr>
+        <w:tabs>
+          <w:tab w:pos="1020" w:val="left"/>
+          <w:tab w:pos="8271" w:val="right" w:leader="dot"/>
+        </w:tabs>
+        <w:spacing w:line="360" w:lineRule="auto" w:before="0" w:after="80"/>
+        <w:ind w:left="1020" w:hanging="1020"/>
+      </w:pPr>
+      <w:r>
+        <w:rPr>
+          <w:rFonts w:ascii="Times New Roman" w:hAnsi="Times New Roman"/>
+          <w:sz w:val="24"/>
+        </w:rPr>
+        <w:t>2</w:t>
+        <w:tab/>
+        <w:t>Cronograma de actividades del proyecto</w:t>
+        <w:tab/>
+      </w:r>
+      <w:r>
+        <w:rPr>
+          <w:rFonts w:ascii="Times New Roman" w:hAnsi="Times New Roman"/>
+          <w:b w:val="0"/>
+          <w:sz w:val="24"/>
+        </w:rPr>
+        <w:fldChar w:fldCharType="begin"/>
+        <w:instrText xml:space="preserve"> PAGEREF bm_cuadro2 \h </w:instrText>
+        <w:fldChar w:fldCharType="separate"/>
+        <w:t>?</w:t>
+        <w:fldChar w:fldCharType="end"/>
+      </w:r>
     </w:p>
     <w:p>
       <w:pPr>
@@ -1726,7 +1687,7 @@
       </w:pPr>
     </w:p>
     <w:p>
-      <w:bookmarkStart w:id="bm_lista_graficos" w:name="bm_lista_graficos"/>
+      <w:bookmarkStart w:id="bm_lista_figuras" w:name="bm_lista_figuras"/>
       <w:pPr>
         <w:spacing w:after="480"/>
         <w:jc w:val="center"/>
@@ -1737,9 +1698,9 @@
           <w:b/>
           <w:sz w:val="24"/>
         </w:rPr>
-        <w:t>LISTA DE GRÁFICOS</w:t>
-      </w:r>
-      <w:bookmarkEnd w:id="bm_lista_graficos"/>
+        <w:t>LISTA DE FIGURAS</w:t>
+      </w:r>
+      <w:bookmarkEnd w:id="bm_lista_figuras"/>
     </w:p>
     <w:p>
       <w:pPr>
@@ -1752,129 +1713,6 @@
           <w:docGrid w:linePitch="360"/>
         </w:sectPr>
       </w:pPr>
-    </w:p>
-    <w:p>
-      <w:pPr>
-        <w:tabs>
-          <w:tab w:pos="8271" w:val="right"/>
-        </w:tabs>
-        <w:spacing w:before="240" w:after="240"/>
-      </w:pPr>
-      <w:r>
-        <w:rPr>
-          <w:rFonts w:ascii="Times New Roman" w:hAnsi="Times New Roman"/>
-          <w:b/>
-          <w:sz w:val="24"/>
-        </w:rPr>
-        <w:t>GRÁFICO</w:t>
-      </w:r>
-      <w:r>
-        <w:tab/>
-      </w:r>
-      <w:r>
-        <w:rPr>
-          <w:rFonts w:ascii="Times New Roman" w:hAnsi="Times New Roman"/>
-          <w:b/>
-          <w:sz w:val="24"/>
-        </w:rPr>
-        <w:t>pp.</w:t>
-      </w:r>
-    </w:p>
-    <w:p>
-      <w:pPr>
-        <w:tabs>
-          <w:tab w:pos="1020" w:val="left"/>
-          <w:tab w:pos="8271" w:val="right" w:leader="dot"/>
-        </w:tabs>
-        <w:spacing w:line="360" w:lineRule="auto" w:before="0" w:after="80"/>
-        <w:ind w:left="1020" w:hanging="1020"/>
-      </w:pPr>
-      <w:r>
-        <w:rPr>
-          <w:rFonts w:ascii="Times New Roman" w:hAnsi="Times New Roman"/>
-          <w:sz w:val="24"/>
-        </w:rPr>
-        <w:t>1</w:t>
-        <w:tab/>
-        <w:t>Representación cartográfica y ubicación espacial de Ingeniería de Telecomunicaciones, C.A.</w:t>
-        <w:tab/>
-      </w:r>
-      <w:r>
-        <w:rPr>
-          <w:rFonts w:ascii="Times New Roman" w:hAnsi="Times New Roman"/>
-          <w:b w:val="0"/>
-          <w:sz w:val="24"/>
-        </w:rPr>
-        <w:fldChar w:fldCharType="begin"/>
-        <w:instrText xml:space="preserve"> PAGEREF bm_grafico1 \h </w:instrText>
-        <w:fldChar w:fldCharType="separate"/>
-        <w:t>?</w:t>
-        <w:fldChar w:fldCharType="end"/>
-      </w:r>
-    </w:p>
-    <w:p>
-      <w:pPr>
-        <w:tabs>
-          <w:tab w:pos="1020" w:val="left"/>
-          <w:tab w:pos="8271" w:val="right" w:leader="dot"/>
-        </w:tabs>
-        <w:spacing w:line="360" w:lineRule="auto" w:before="0" w:after="80"/>
-        <w:ind w:left="1020" w:hanging="1020"/>
-      </w:pPr>
-      <w:r>
-        <w:rPr>
-          <w:rFonts w:ascii="Times New Roman" w:hAnsi="Times New Roman"/>
-          <w:sz w:val="24"/>
-        </w:rPr>
-        <w:t>2</w:t>
-        <w:tab/>
-        <w:t>Organigrama estructural y niveles jerárquicos de Ingeniería de Telecomunicaciones, C.A.</w:t>
-        <w:tab/>
-      </w:r>
-      <w:r>
-        <w:rPr>
-          <w:rFonts w:ascii="Times New Roman" w:hAnsi="Times New Roman"/>
-          <w:b w:val="0"/>
-          <w:sz w:val="24"/>
-        </w:rPr>
-        <w:fldChar w:fldCharType="begin"/>
-        <w:instrText xml:space="preserve"> PAGEREF bm_grafico2 \h </w:instrText>
-        <w:fldChar w:fldCharType="separate"/>
-        <w:t>?</w:t>
-        <w:fldChar w:fldCharType="end"/>
-      </w:r>
-    </w:p>
-    <w:p>
-      <w:pPr>
-        <w:tabs>
-          <w:tab w:pos="1020" w:val="left"/>
-          <w:tab w:pos="8271" w:val="right" w:leader="dot"/>
-        </w:tabs>
-        <w:spacing w:line="360" w:lineRule="auto" w:before="0" w:after="80"/>
-        <w:ind w:left="1020" w:hanging="1020"/>
-      </w:pPr>
-      <w:r>
-        <w:rPr>
-          <w:rFonts w:ascii="Times New Roman" w:hAnsi="Times New Roman"/>
-          <w:sz w:val="24"/>
-        </w:rPr>
-        <w:t>3</w:t>
-        <w:tab/>
-        <w:t>Organigrama del Departamento de Administración.</w:t>
-        <w:tab/>
-      </w:r>
-      <w:r>
-        <w:rPr>
-          <w:rFonts w:ascii="Times New Roman" w:hAnsi="Times New Roman"/>
-          <w:b w:val="0"/>
-          <w:sz w:val="24"/>
-        </w:rPr>
-        <w:fldChar w:fldCharType="begin"/>
-        <w:instrText xml:space="preserve"> PAGEREF bm_grafico3 \h </w:instrText>
-        <w:fldChar w:fldCharType="separate"/>
-        <w:t>?</w:t>
-        <w:fldChar w:fldCharType="end"/>
-      </w:r>
     </w:p>
     <w:p>
       <w:pPr>
@@ -1890,7 +1728,7 @@
       </w:pPr>
     </w:p>
     <w:p>
-      <w:bookmarkStart w:id="bm_lista_anexos" w:name="bm_lista_anexos"/>
+      <w:bookmarkStart w:id="bm_lista_graficos" w:name="bm_lista_graficos"/>
       <w:pPr>
         <w:spacing w:after="480"/>
         <w:jc w:val="center"/>
@@ -1901,9 +1739,9 @@
           <w:b/>
           <w:sz w:val="24"/>
         </w:rPr>
-        <w:t>LISTA DE ANEXOS</w:t>
-      </w:r>
-      <w:bookmarkEnd w:id="bm_lista_anexos"/>
+        <w:t>LISTA DE GRÁFICOS</w:t>
+      </w:r>
+      <w:bookmarkEnd w:id="bm_lista_graficos"/>
     </w:p>
     <w:p>
       <w:pPr>
@@ -1930,7 +1768,7 @@
           <w:b/>
           <w:sz w:val="24"/>
         </w:rPr>
-        <w:t>ANEXOS</w:t>
+        <w:t>GRÁFICO</w:t>
       </w:r>
       <w:r>
         <w:tab/>
@@ -1958,9 +1796,9 @@
           <w:rFonts w:ascii="Times New Roman" w:hAnsi="Times New Roman"/>
           <w:sz w:val="24"/>
         </w:rPr>
-        <w:t>A</w:t>
+        <w:t>1</w:t>
         <w:tab/>
-        <w:t>Aquí va la descripción del Anexo A</w:t>
+        <w:t>Representación cartográfica y ubicación espacial de Ingeniería de Telecomunicaciones, C.A.</w:t>
         <w:tab/>
       </w:r>
       <w:r>
@@ -1970,7 +1808,7 @@
           <w:sz w:val="24"/>
         </w:rPr>
         <w:fldChar w:fldCharType="begin"/>
-        <w:instrText xml:space="preserve"> PAGEREF bm_anexoA \h </w:instrText>
+        <w:instrText xml:space="preserve"> PAGEREF bm_grafico1 \h </w:instrText>
         <w:fldChar w:fldCharType="separate"/>
         <w:t>?</w:t>
         <w:fldChar w:fldCharType="end"/>
@@ -1990,9 +1828,9 @@
           <w:rFonts w:ascii="Times New Roman" w:hAnsi="Times New Roman"/>
           <w:sz w:val="24"/>
         </w:rPr>
-        <w:t>B</w:t>
+        <w:t>2</w:t>
         <w:tab/>
-        <w:t>Aquí va la descripción del Anexo B</w:t>
+        <w:t>Organigrama estructural y niveles jerárquicos de Ingeniería de Telecomunicaciones, C.A.</w:t>
         <w:tab/>
       </w:r>
       <w:r>
@@ -2002,7 +1840,7 @@
           <w:sz w:val="24"/>
         </w:rPr>
         <w:fldChar w:fldCharType="begin"/>
-        <w:instrText xml:space="preserve"> PAGEREF bm_anexoB \h </w:instrText>
+        <w:instrText xml:space="preserve"> PAGEREF bm_grafico2 \h </w:instrText>
         <w:fldChar w:fldCharType="separate"/>
         <w:t>?</w:t>
         <w:fldChar w:fldCharType="end"/>
@@ -2022,9 +1860,9 @@
           <w:rFonts w:ascii="Times New Roman" w:hAnsi="Times New Roman"/>
           <w:sz w:val="24"/>
         </w:rPr>
-        <w:t>C</w:t>
+        <w:t>3</w:t>
         <w:tab/>
-        <w:t>Aquí va la descripción del Anexo C</w:t>
+        <w:t>Organigrama del Departamento de Administración.</w:t>
         <w:tab/>
       </w:r>
       <w:r>
@@ -2034,7 +1872,7 @@
           <w:sz w:val="24"/>
         </w:rPr>
         <w:fldChar w:fldCharType="begin"/>
-        <w:instrText xml:space="preserve"> PAGEREF bm_anexoC \h </w:instrText>
+        <w:instrText xml:space="preserve"> PAGEREF bm_grafico3 \h </w:instrText>
         <w:fldChar w:fldCharType="separate"/>
         <w:t>?</w:t>
         <w:fldChar w:fldCharType="end"/>
@@ -2054,7 +1892,7 @@
       </w:pPr>
     </w:p>
     <w:p>
-      <w:bookmarkStart w:id="bm_resumen" w:name="bm_resumen"/>
+      <w:bookmarkStart w:id="bm_lista_anexos" w:name="bm_lista_anexos"/>
       <w:pPr>
         <w:spacing w:after="480"/>
         <w:jc w:val="center"/>
@@ -2065,9 +1903,9 @@
           <w:b/>
           <w:sz w:val="24"/>
         </w:rPr>
-        <w:t>RESUMEN</w:t>
-      </w:r>
-      <w:bookmarkEnd w:id="bm_resumen"/>
+        <w:t>LISTA DE ANEXOS</w:t>
+      </w:r>
+      <w:bookmarkEnd w:id="bm_lista_anexos"/>
     </w:p>
     <w:p>
       <w:pPr>
@@ -2083,32 +1921,125 @@
     </w:p>
     <w:p>
       <w:pPr>
-        <w:spacing w:line="360" w:lineRule="auto" w:after="0" w:before="0"/>
-        <w:ind w:firstLine="709"/>
-        <w:jc w:val="both"/>
+        <w:tabs>
+          <w:tab w:pos="8271" w:val="right"/>
+        </w:tabs>
+        <w:spacing w:before="240" w:after="240"/>
       </w:pPr>
       <w:r>
         <w:rPr>
           <w:rFonts w:ascii="Times New Roman" w:hAnsi="Times New Roman"/>
-          <w:i w:val="0"/>
+          <w:b/>
           <w:sz w:val="24"/>
         </w:rPr>
-        <w:t>El presente informe describe la evaluación del control administrativo aplicado a la gestión de solicitudes de servicios de telecomunicaciones en la empresa Ingeniería de Telecomunicaciones, C.A. (IDETEL). La investigación se enmarca en la modalidad de proyecto factible apoyado en un diagnóstico de campo. Durante el estudio se identificó la ausencia de procedimientos formalizados para el seguimiento de solicitudes de afiliación e incidencias, la falta de formatos estandarizados de registro y la inexistencia de indicadores de gestión que permitan evaluar el desempeño del proceso de atención al suscriptor. La propuesta contempla un nuevo flujo de trabajo estandarizado, formatos unificados de control y un conjunto de indicadores de gestión orientados a fortalecer el control administrativo y optimizar la calidad del servicio prestado.</w:t>
+        <w:t>ANEXOS</w:t>
+      </w:r>
+      <w:r>
+        <w:tab/>
+      </w:r>
+      <w:r>
+        <w:rPr>
+          <w:rFonts w:ascii="Times New Roman" w:hAnsi="Times New Roman"/>
+          <w:b/>
+          <w:sz w:val="24"/>
+        </w:rPr>
+        <w:t>pp.</w:t>
       </w:r>
     </w:p>
-    <w:p/>
     <w:p>
       <w:pPr>
-        <w:ind w:firstLine="709"/>
-      </w:pPr>
-      <w:r>
-        <w:rPr>
-          <w:b/>
-        </w:rPr>
-        <w:t xml:space="preserve">Palabras claves: </w:t>
-      </w:r>
-      <w:r>
-        <w:t>control administrativo, solicitudes de servicios, telecomunicaciones, proyecto factible, pasantías.</w:t>
+        <w:tabs>
+          <w:tab w:pos="1020" w:val="left"/>
+          <w:tab w:pos="8271" w:val="right" w:leader="dot"/>
+        </w:tabs>
+        <w:spacing w:line="360" w:lineRule="auto" w:before="0" w:after="80"/>
+        <w:ind w:left="1020" w:hanging="1020"/>
+      </w:pPr>
+      <w:r>
+        <w:rPr>
+          <w:rFonts w:ascii="Times New Roman" w:hAnsi="Times New Roman"/>
+          <w:sz w:val="24"/>
+        </w:rPr>
+        <w:t>A</w:t>
+        <w:tab/>
+        <w:t>Aquí va la descripción del Anexo A</w:t>
+        <w:tab/>
+      </w:r>
+      <w:r>
+        <w:rPr>
+          <w:rFonts w:ascii="Times New Roman" w:hAnsi="Times New Roman"/>
+          <w:b w:val="0"/>
+          <w:sz w:val="24"/>
+        </w:rPr>
+        <w:fldChar w:fldCharType="begin"/>
+        <w:instrText xml:space="preserve"> PAGEREF bm_anexoA \h </w:instrText>
+        <w:fldChar w:fldCharType="separate"/>
+        <w:t>?</w:t>
+        <w:fldChar w:fldCharType="end"/>
+      </w:r>
+    </w:p>
+    <w:p>
+      <w:pPr>
+        <w:tabs>
+          <w:tab w:pos="1020" w:val="left"/>
+          <w:tab w:pos="8271" w:val="right" w:leader="dot"/>
+        </w:tabs>
+        <w:spacing w:line="360" w:lineRule="auto" w:before="0" w:after="80"/>
+        <w:ind w:left="1020" w:hanging="1020"/>
+      </w:pPr>
+      <w:r>
+        <w:rPr>
+          <w:rFonts w:ascii="Times New Roman" w:hAnsi="Times New Roman"/>
+          <w:sz w:val="24"/>
+        </w:rPr>
+        <w:t>B</w:t>
+        <w:tab/>
+        <w:t>Aquí va la descripción del Anexo B</w:t>
+        <w:tab/>
+      </w:r>
+      <w:r>
+        <w:rPr>
+          <w:rFonts w:ascii="Times New Roman" w:hAnsi="Times New Roman"/>
+          <w:b w:val="0"/>
+          <w:sz w:val="24"/>
+        </w:rPr>
+        <w:fldChar w:fldCharType="begin"/>
+        <w:instrText xml:space="preserve"> PAGEREF bm_anexoB \h </w:instrText>
+        <w:fldChar w:fldCharType="separate"/>
+        <w:t>?</w:t>
+        <w:fldChar w:fldCharType="end"/>
+      </w:r>
+    </w:p>
+    <w:p>
+      <w:pPr>
+        <w:tabs>
+          <w:tab w:pos="1020" w:val="left"/>
+          <w:tab w:pos="8271" w:val="right" w:leader="dot"/>
+        </w:tabs>
+        <w:spacing w:line="360" w:lineRule="auto" w:before="0" w:after="80"/>
+        <w:ind w:left="1020" w:hanging="1020"/>
+      </w:pPr>
+      <w:r>
+        <w:rPr>
+          <w:rFonts w:ascii="Times New Roman" w:hAnsi="Times New Roman"/>
+          <w:sz w:val="24"/>
+        </w:rPr>
+        <w:t>C</w:t>
+        <w:tab/>
+        <w:t>Aquí va la descripción del Anexo C</w:t>
+        <w:tab/>
+      </w:r>
+      <w:r>
+        <w:rPr>
+          <w:rFonts w:ascii="Times New Roman" w:hAnsi="Times New Roman"/>
+          <w:b w:val="0"/>
+          <w:sz w:val="24"/>
+        </w:rPr>
+        <w:fldChar w:fldCharType="begin"/>
+        <w:instrText xml:space="preserve"> PAGEREF bm_anexoC \h </w:instrText>
+        <w:fldChar w:fldCharType="separate"/>
+        <w:t>?</w:t>
+        <w:fldChar w:fldCharType="end"/>
       </w:r>
     </w:p>
     <w:p>
@@ -2125,7 +2056,7 @@
       </w:pPr>
     </w:p>
     <w:p>
-      <w:bookmarkStart w:id="bm_introduccion" w:name="bm_introduccion"/>
+      <w:bookmarkStart w:id="bm_resumen" w:name="bm_resumen"/>
       <w:pPr>
         <w:spacing w:after="480"/>
         <w:jc w:val="center"/>
@@ -2136,9 +2067,9 @@
           <w:b/>
           <w:sz w:val="24"/>
         </w:rPr>
-        <w:t>INTRODUCCIÓN</w:t>
-      </w:r>
-      <w:bookmarkEnd w:id="bm_introduccion"/>
+        <w:t>RESUMEN</w:t>
+      </w:r>
+      <w:bookmarkEnd w:id="bm_resumen"/>
     </w:p>
     <w:p>
       <w:pPr>
@@ -2164,7 +2095,22 @@
           <w:i w:val="0"/>
           <w:sz w:val="24"/>
         </w:rPr>
-        <w:t>La presente pasantía, desarrollada como requisito para optar al título de Técnico Superior Universitario en Administración, tiene como propósito evaluar el control administrativo aplicado a la gestión de solicitudes de servicios de telecomunicaciones en la empresa Ingeniería de Telecomunicaciones, C.A. (IDETEL), con sede en la ciudad de El Tigre, estado Anzoátegui. El estudio parte del diagnóstico de las deficiencias presentes en el proceso de atención al suscriptor para proponer mejoras procedimentales que optimicen el control interno del departamento. El informe se organiza en cinco capítulos: el Capítulo I presenta la realidad organizacional de IDETEL; el Capítulo II desarrolla el diagnóstico situacional y la planificación del proyecto; el Capítulo III sustenta las bases teóricas que orientan la propuesta; el Capítulo IV describe las actividades ejecutadas durante las diez semanas de pasantía; y el Capítulo V presenta las conclusiones y recomendaciones derivadas del proceso investigativo.</w:t>
+        <w:t>El presente informe describe la evaluación del control administrativo aplicado a la gestión de solicitudes de servicios de telecomunicaciones en la empresa Ingeniería de Telecomunicaciones, C.A. (IDETEL). La investigación se enmarca en la modalidad de proyecto factible apoyado en un diagnóstico de campo. Durante el estudio se identificó la ausencia de procedimientos formalizados para el seguimiento de solicitudes de afiliación e incidencias, la falta de formatos estandarizados de registro y la inexistencia de indicadores de gestión que permitan evaluar el desempeño del proceso de atención al suscriptor. La propuesta contempla un nuevo flujo de trabajo estandarizado, formatos unificados de control y un conjunto de indicadores de gestión orientados a fortalecer el control administrativo y optimizar la calidad del servicio prestado.</w:t>
+      </w:r>
+    </w:p>
+    <w:p/>
+    <w:p>
+      <w:pPr>
+        <w:ind w:firstLine="709"/>
+      </w:pPr>
+      <w:r>
+        <w:rPr>
+          <w:b/>
+        </w:rPr>
+        <w:t xml:space="preserve">Palabras claves: </w:t>
+      </w:r>
+      <w:r>
+        <w:t>control administrativo, solicitudes de servicios, telecomunicaciones, proyecto factible, pasantías.</w:t>
       </w:r>
     </w:p>
     <w:p>
@@ -2181,6 +2127,7 @@
       </w:pPr>
     </w:p>
     <w:p>
+      <w:bookmarkStart w:id="bm_introduccion" w:name="bm_introduccion"/>
       <w:pPr>
         <w:spacing w:after="480"/>
         <w:jc w:val="center"/>
@@ -2191,6 +2138,61 @@
           <w:b/>
           <w:sz w:val="24"/>
         </w:rPr>
+        <w:t>INTRODUCCIÓN</w:t>
+      </w:r>
+      <w:bookmarkEnd w:id="bm_introduccion"/>
+    </w:p>
+    <w:p>
+      <w:pPr>
+        <w:sectPr>
+          <w:footerReference w:type="default" r:id="rId31"/>
+          <w:pgSz w:w="12240" w:h="15840"/>
+          <w:pgMar w:top="2835" w:right="1701" w:bottom="1701" w:left="2268" w:header="720" w:footer="720" w:gutter="0"/>
+          <w:cols w:space="720"/>
+          <w:titlePg/>
+          <w:docGrid w:linePitch="360"/>
+        </w:sectPr>
+      </w:pPr>
+    </w:p>
+    <w:p>
+      <w:pPr>
+        <w:spacing w:line="360" w:lineRule="auto" w:after="0" w:before="0"/>
+        <w:ind w:firstLine="709"/>
+        <w:jc w:val="both"/>
+      </w:pPr>
+      <w:r>
+        <w:rPr>
+          <w:rFonts w:ascii="Times New Roman" w:hAnsi="Times New Roman"/>
+          <w:i w:val="0"/>
+          <w:sz w:val="24"/>
+        </w:rPr>
+        <w:t>La presente pasantía, desarrollada como requisito para optar al título de Técnico Superior Universitario en Administración, tiene como propósito evaluar el control administrativo aplicado a la gestión de solicitudes de servicios de telecomunicaciones en la empresa Ingeniería de Telecomunicaciones, C.A. (IDETEL), con sede en la ciudad de El Tigre, estado Anzoátegui. El estudio parte del diagnóstico de las deficiencias presentes en el proceso de atención al suscriptor para proponer mejoras procedimentales que optimicen el control interno del departamento. El informe se organiza en cinco capítulos: el Capítulo I presenta la realidad organizacional de IDETEL; el Capítulo II desarrolla el diagnóstico situacional y la planificación del proyecto; el Capítulo III sustenta las bases teóricas que orientan la propuesta; el Capítulo IV describe las actividades ejecutadas durante las diez semanas de pasantía; y el Capítulo V presenta las conclusiones y recomendaciones derivadas del proceso investigativo.</w:t>
+      </w:r>
+    </w:p>
+    <w:p>
+      <w:pPr>
+        <w:sectPr>
+          <w:footerReference w:type="default" r:id="rId32"/>
+          <w:type w:val="continuous"/>
+          <w:pgSz w:w="12240" w:h="15840"/>
+          <w:pgMar w:top="1701" w:right="1701" w:bottom="1701" w:left="2268" w:header="720" w:footer="720" w:gutter="0"/>
+          <w:cols w:space="720"/>
+          <w:titlePg/>
+          <w:docGrid w:linePitch="360"/>
+        </w:sectPr>
+      </w:pPr>
+    </w:p>
+    <w:p>
+      <w:pPr>
+        <w:spacing w:after="480"/>
+        <w:jc w:val="center"/>
+      </w:pPr>
+      <w:r>
+        <w:rPr>
+          <w:rFonts w:ascii="Times New Roman" w:hAnsi="Times New Roman"/>
+          <w:b/>
+          <w:sz w:val="24"/>
+        </w:rPr>
         <w:t>CAPÍTULO I</w:t>
       </w:r>
     </w:p>
@@ -2213,7 +2215,7 @@
     <w:p>
       <w:pPr>
         <w:sectPr>
-          <w:footerReference w:type="default" r:id="rId31"/>
+          <w:footerReference w:type="default" r:id="rId33"/>
           <w:pgSz w:w="12240" w:h="15840"/>
           <w:pgMar w:top="2835" w:right="1701" w:bottom="1701" w:left="2268" w:header="720" w:footer="720" w:gutter="0"/>
           <w:cols w:space="720"/>
@@ -2952,7 +2954,7 @@
     <w:p>
       <w:pPr>
         <w:sectPr>
-          <w:footerReference w:type="default" r:id="rId32"/>
+          <w:footerReference w:type="default" r:id="rId34"/>
           <w:type w:val="continuous"/>
           <w:pgSz w:w="12240" w:h="15840"/>
           <w:pgMar w:top="1701" w:right="1701" w:bottom="1701" w:left="2268" w:header="720" w:footer="720" w:gutter="0"/>
@@ -2995,7 +2997,7 @@
     <w:p>
       <w:pPr>
         <w:sectPr>
-          <w:footerReference w:type="default" r:id="rId33"/>
+          <w:footerReference w:type="default" r:id="rId35"/>
           <w:pgSz w:w="12240" w:h="15840"/>
           <w:pgMar w:top="2835" w:right="1701" w:bottom="1701" w:left="2268" w:header="720" w:footer="720" w:gutter="0"/>
           <w:cols w:space="720"/>
@@ -6289,363 +6291,6 @@
     <w:p>
       <w:pPr>
         <w:sectPr>
-          <w:footerReference w:type="default" r:id="rId34"/>
-          <w:type w:val="continuous"/>
-          <w:pgSz w:w="12240" w:h="15840"/>
-          <w:pgMar w:top="1701" w:right="1701" w:bottom="1701" w:left="2268" w:header="720" w:footer="720" w:gutter="0"/>
-          <w:cols w:space="720"/>
-          <w:titlePg/>
-          <w:docGrid w:linePitch="360"/>
-        </w:sectPr>
-      </w:pPr>
-    </w:p>
-    <w:p>
-      <w:pPr>
-        <w:spacing w:after="480"/>
-        <w:jc w:val="center"/>
-      </w:pPr>
-      <w:r>
-        <w:rPr>
-          <w:rFonts w:ascii="Times New Roman" w:hAnsi="Times New Roman"/>
-          <w:b/>
-          <w:sz w:val="24"/>
-        </w:rPr>
-        <w:t>CAPÍTULO III</w:t>
-      </w:r>
-    </w:p>
-    <w:p>
-      <w:bookmarkStart w:id="bm_cap3" w:name="bm_cap3"/>
-      <w:pPr>
-        <w:spacing w:before="480"/>
-        <w:jc w:val="center"/>
-      </w:pPr>
-      <w:r>
-        <w:rPr>
-          <w:rFonts w:ascii="Times New Roman" w:hAnsi="Times New Roman"/>
-          <w:b/>
-          <w:sz w:val="24"/>
-        </w:rPr>
-        <w:t>MARCO TEÓRICO</w:t>
-      </w:r>
-      <w:bookmarkEnd w:id="bm_cap3"/>
-    </w:p>
-    <w:p>
-      <w:pPr>
-        <w:sectPr>
-          <w:footerReference w:type="default" r:id="rId35"/>
-          <w:pgSz w:w="12240" w:h="15840"/>
-          <w:pgMar w:top="2835" w:right="1701" w:bottom="1701" w:left="2268" w:header="720" w:footer="720" w:gutter="0"/>
-          <w:cols w:space="720"/>
-          <w:titlePg/>
-          <w:docGrid w:linePitch="360"/>
-        </w:sectPr>
-      </w:pPr>
-    </w:p>
-    <w:p>
-      <w:bookmarkStart w:id="bm_cap3_bases" w:name="bm_cap3_bases"/>
-      <w:pPr>
-        <w:spacing w:before="480" w:after="480" w:line="360" w:lineRule="auto"/>
-        <w:jc w:val="left"/>
-      </w:pPr>
-      <w:r>
-        <w:rPr>
-          <w:rFonts w:ascii="Times New Roman" w:hAnsi="Times New Roman"/>
-          <w:b/>
-          <w:sz w:val="24"/>
-        </w:rPr>
-        <w:t>Control Administrativo</w:t>
-      </w:r>
-      <w:bookmarkEnd w:id="bm_cap3_bases"/>
-    </w:p>
-    <w:p>
-      <w:pPr>
-        <w:spacing w:line="360" w:lineRule="auto" w:after="0" w:before="0"/>
-        <w:ind w:firstLine="709"/>
-        <w:jc w:val="both"/>
-      </w:pPr>
-      <w:r>
-        <w:rPr>
-          <w:rFonts w:ascii="Times New Roman" w:hAnsi="Times New Roman"/>
-          <w:i w:val="0"/>
-          <w:sz w:val="24"/>
-        </w:rPr>
-        <w:t>El control administrativo constituye una de las funciones fundamentales del proceso administrativo y se define como el mecanismo mediante el cual la organización verifica que las actividades ejecutadas se correspondan con lo planificado, detectando desviaciones y aplicando las medidas correctivas necesarias. Robbins y Coulter (2010) señalan que el control eficaz no solo identifica fallas, sino que proporciona información oportuna para la toma de decisiones gerenciales, convirtiéndose en un instrumento de mejora continua y no únicamente de fiscalización.</w:t>
-      </w:r>
-    </w:p>
-    <w:p>
-      <w:pPr>
-        <w:spacing w:line="360" w:lineRule="auto" w:after="0" w:before="0"/>
-        <w:ind w:firstLine="709"/>
-        <w:jc w:val="both"/>
-      </w:pPr>
-      <w:r>
-        <w:rPr>
-          <w:rFonts w:ascii="Times New Roman" w:hAnsi="Times New Roman"/>
-          <w:i w:val="0"/>
-          <w:sz w:val="24"/>
-        </w:rPr>
-        <w:t>En el contexto del Departamento de Administración de Ingeniería de Telecomunicaciones, C.A., el control administrativo se aplica sobre el ciclo de gestión de solicitudes de servicio, abarcando desde la recepción de la solicitud del suscriptor hasta el cierre definitivo del caso. La ausencia de mecanismos formales de control en este ciclo genera inconsistencias entre los departamentos involucrados y dificulta la evaluación del desempeño del proceso de atención.</w:t>
-      </w:r>
-    </w:p>
-    <w:p>
-      <w:pPr>
-        <w:spacing w:line="240" w:lineRule="auto" w:before="720" w:after="240"/>
-        <w:ind w:left="709" w:right="709"/>
-        <w:jc w:val="both"/>
-      </w:pPr>
-      <w:r>
-        <w:rPr>
-          <w:rFonts w:ascii="Times New Roman" w:hAnsi="Times New Roman"/>
-          <w:sz w:val="24"/>
-        </w:rPr>
-        <w:t>El control es el proceso de monitorear las actividades para asegurarse de que se lleven a cabo según lo planeado y para corregir cualquier desviación significativa. Los gerentes no pueden saber realmente si sus unidades están desempeñándose adecuadamente hasta que evalúan qué actividades se han llevado a cabo y comparan el desempeño real con el estándar deseado.</w:t>
-      </w:r>
-      <w:r>
-        <w:rPr>
-          <w:rFonts w:ascii="Times New Roman" w:hAnsi="Times New Roman"/>
-          <w:sz w:val="24"/>
-        </w:rPr>
-        <w:t xml:space="preserve"> (Robbins y Coulter, 2010, p. 398)</w:t>
-      </w:r>
-    </w:p>
-    <w:p>
-      <w:pPr>
-        <w:spacing w:line="360" w:lineRule="auto" w:after="0" w:before="0"/>
-        <w:ind w:firstLine="709"/>
-        <w:jc w:val="both"/>
-      </w:pPr>
-      <w:r>
-        <w:rPr>
-          <w:rFonts w:ascii="Times New Roman" w:hAnsi="Times New Roman"/>
-          <w:i w:val="0"/>
-          <w:sz w:val="24"/>
-        </w:rPr>
-        <w:t>El control administrativo, como lo señalan los autores referidos, no se limita a una función de fiscalización, sino que se constituye en un mecanismo de retroalimentación continua que permite a la organización detectar desviaciones a tiempo y ajustar sus procesos para garantizar la calidad del servicio prestado al suscriptor.</w:t>
-      </w:r>
-    </w:p>
-    <w:p>
-      <w:pPr>
-        <w:spacing w:before="480" w:after="480" w:line="360" w:lineRule="auto"/>
-        <w:jc w:val="left"/>
-      </w:pPr>
-      <w:r>
-        <w:rPr>
-          <w:rFonts w:ascii="Times New Roman" w:hAnsi="Times New Roman"/>
-          <w:b/>
-          <w:sz w:val="24"/>
-        </w:rPr>
-        <w:t>Gestión de Solicitudes de Servicio</w:t>
-      </w:r>
-    </w:p>
-    <w:p>
-      <w:pPr>
-        <w:spacing w:line="360" w:lineRule="auto" w:after="0" w:before="0"/>
-        <w:ind w:firstLine="709"/>
-        <w:jc w:val="both"/>
-      </w:pPr>
-      <w:r>
-        <w:rPr>
-          <w:rFonts w:ascii="Times New Roman" w:hAnsi="Times New Roman"/>
-          <w:i w:val="0"/>
-          <w:sz w:val="24"/>
-        </w:rPr>
-        <w:t>La gestión de solicitudes de servicio comprende el conjunto de procedimientos administrativos orientados a recepcionar, registrar, procesar y dar seguimiento a los requerimientos presentados por los clientes o suscriptores de una organización. Zeithaml, Parasuraman y Berry (1993) establecen que la calidad del servicio percibida por el cliente está directamente vinculada a la capacidad de la organización para gestionar sus solicitudes de forma ágil, transparente y con comunicación fluida en cada etapa del proceso.</w:t>
-      </w:r>
-    </w:p>
-    <w:p>
-      <w:pPr>
-        <w:spacing w:line="360" w:lineRule="auto" w:after="0" w:before="0"/>
-        <w:ind w:firstLine="709"/>
-        <w:jc w:val="both"/>
-      </w:pPr>
-      <w:r>
-        <w:rPr>
-          <w:rFonts w:ascii="Times New Roman" w:hAnsi="Times New Roman"/>
-          <w:i w:val="0"/>
-          <w:sz w:val="24"/>
-        </w:rPr>
-        <w:t>En empresas de telecomunicaciones como IDETEL, la gestión de solicitudes abarca dos categorías principales: las solicitudes de afiliación de nuevos suscriptores, que implican la coordinación entre las áreas comercial, técnica y administrativa; y las incidencias reportadas por suscriptores activos, que requieren diagnóstico, despacho de cuadrillas y cierre verificado del caso. La ausencia de un sistema unificado de seguimiento para ambas categorías genera retrasos y reprocesos que impactan directamente en la satisfacción del cliente.</w:t>
-      </w:r>
-    </w:p>
-    <w:p>
-      <w:pPr>
-        <w:spacing w:before="480" w:after="480" w:line="360" w:lineRule="auto"/>
-        <w:jc w:val="left"/>
-      </w:pPr>
-      <w:r>
-        <w:rPr>
-          <w:rFonts w:ascii="Times New Roman" w:hAnsi="Times New Roman"/>
-          <w:b/>
-          <w:sz w:val="24"/>
-        </w:rPr>
-        <w:t>Procesos Administrativos y Estandarización de Procedimientos</w:t>
-      </w:r>
-    </w:p>
-    <w:p>
-      <w:pPr>
-        <w:spacing w:line="360" w:lineRule="auto" w:after="0" w:before="0"/>
-        <w:ind w:firstLine="709"/>
-        <w:jc w:val="both"/>
-      </w:pPr>
-      <w:r>
-        <w:rPr>
-          <w:rFonts w:ascii="Times New Roman" w:hAnsi="Times New Roman"/>
-          <w:i w:val="0"/>
-          <w:sz w:val="24"/>
-        </w:rPr>
-        <w:t>El proceso administrativo constituye el marco conceptual que rige el funcionamiento de las organizaciones modernas. Chiavenato (2006) lo describe como el conjunto secuencial e interrelacionado de funciones de planificación, organización, dirección y control, orientadas al logro eficiente de los objetivos organizacionales. La estandarización de los procedimientos dentro de este marco garantiza que las actividades se ejecuten de manera uniforme, reduciendo la variabilidad y los errores derivados de la discrecionalidad individual.</w:t>
-      </w:r>
-    </w:p>
-    <w:p>
-      <w:pPr>
-        <w:spacing w:line="360" w:lineRule="auto" w:after="0" w:before="0"/>
-        <w:ind w:firstLine="709"/>
-        <w:jc w:val="both"/>
-      </w:pPr>
-      <w:r>
-        <w:rPr>
-          <w:rFonts w:ascii="Times New Roman" w:hAnsi="Times New Roman"/>
-          <w:i w:val="0"/>
-          <w:sz w:val="24"/>
-        </w:rPr>
-        <w:t>La formalización de los procedimientos mediante manuales, flujogramas y formatos estandarizados constituye una herramienta esencial para el control administrativo. Según Harrington (1993), un proceso estandarizado es medible, controlable y mejorable, condiciones que permiten a la organización identificar con precisión los puntos de falla y aplicar acciones correctivas focalizadas. En el caso de IDETEL, la ausencia de procedimientos escritos para la gestión de solicitudes es una de las causas raíz de las deficiencias identificadas.</w:t>
-      </w:r>
-    </w:p>
-    <w:p>
-      <w:pPr>
-        <w:spacing w:before="480" w:after="480" w:line="360" w:lineRule="auto"/>
-        <w:jc w:val="left"/>
-      </w:pPr>
-      <w:r>
-        <w:rPr>
-          <w:rFonts w:ascii="Times New Roman" w:hAnsi="Times New Roman"/>
-          <w:b/>
-          <w:sz w:val="24"/>
-        </w:rPr>
-        <w:t>Calidad del Servicio en Empresas de Telecomunicaciones</w:t>
-      </w:r>
-    </w:p>
-    <w:p>
-      <w:pPr>
-        <w:spacing w:line="360" w:lineRule="auto" w:after="0" w:before="0"/>
-        <w:ind w:firstLine="709"/>
-        <w:jc w:val="both"/>
-      </w:pPr>
-      <w:r>
-        <w:rPr>
-          <w:rFonts w:ascii="Times New Roman" w:hAnsi="Times New Roman"/>
-          <w:i w:val="0"/>
-          <w:sz w:val="24"/>
-        </w:rPr>
-        <w:t>La calidad del servicio se define como el grado en que las características del servicio prestado satisfacen o superan las expectativas del cliente. Parasuraman, Zeithaml y Berry (1988) desarrollaron el modelo SERVQUAL, que identifica cinco dimensiones de la calidad del servicio: fiabilidad, capacidad de respuesta, seguridad, empatía y elementos tangibles. En el sector de telecomunicaciones, la fiabilidad y la capacidad de respuesta son las dimensiones con mayor peso en la percepción del cliente.</w:t>
-      </w:r>
-    </w:p>
-    <w:p>
-      <w:pPr>
-        <w:spacing w:line="360" w:lineRule="auto" w:after="0" w:before="0"/>
-        <w:ind w:firstLine="709"/>
-        <w:jc w:val="both"/>
-      </w:pPr>
-      <w:r>
-        <w:rPr>
-          <w:rFonts w:ascii="Times New Roman" w:hAnsi="Times New Roman"/>
-          <w:i w:val="0"/>
-          <w:sz w:val="24"/>
-        </w:rPr>
-        <w:t>Las deficiencias en el control administrativo del proceso de solicitudes de servicio impactan directamente sobre la fiabilidad y la capacidad de respuesta de IDETEL. Cuando una solicitud no es gestionada dentro de los tiempos establecidos o su estatus no puede ser verificado en tiempo real, el cliente percibe una falla en la calidad del servicio que deteriora su confianza en la organización y puede derivar en la cancelación del contrato o en la difusión de experiencias negativas.</w:t>
-      </w:r>
-    </w:p>
-    <w:p>
-      <w:pPr>
-        <w:spacing w:before="480" w:after="480" w:line="360" w:lineRule="auto"/>
-        <w:jc w:val="left"/>
-      </w:pPr>
-      <w:r>
-        <w:rPr>
-          <w:rFonts w:ascii="Times New Roman" w:hAnsi="Times New Roman"/>
-          <w:b/>
-          <w:sz w:val="24"/>
-        </w:rPr>
-        <w:t>Sistemas de Información para el Control Administrativo</w:t>
-      </w:r>
-    </w:p>
-    <w:p>
-      <w:pPr>
-        <w:spacing w:line="360" w:lineRule="auto" w:after="0" w:before="0"/>
-        <w:ind w:firstLine="709"/>
-        <w:jc w:val="both"/>
-      </w:pPr>
-      <w:r>
-        <w:rPr>
-          <w:rFonts w:ascii="Times New Roman" w:hAnsi="Times New Roman"/>
-          <w:i w:val="0"/>
-          <w:sz w:val="24"/>
-        </w:rPr>
-        <w:t>Un sistema de información constituye un conjunto organizado de recursos tecnológicos y procedimentales orientados a la captura, almacenamiento, procesamiento y distribución de datos con el propósito de apoyar la toma de decisiones. Laudon y Laudon (2016) distinguen los sistemas de procesamiento de transacciones como la categoría que registra y gestiona las operaciones rutinarias de la organización, siendo esta la tipología más pertinente para el control de solicitudes de servicio en una empresa de telecomunicaciones.</w:t>
-      </w:r>
-    </w:p>
-    <w:p>
-      <w:pPr>
-        <w:spacing w:line="360" w:lineRule="auto" w:after="0" w:before="0"/>
-        <w:ind w:firstLine="709"/>
-        <w:jc w:val="both"/>
-      </w:pPr>
-      <w:r>
-        <w:rPr>
-          <w:rFonts w:ascii="Times New Roman" w:hAnsi="Times New Roman"/>
-          <w:i w:val="0"/>
-          <w:sz w:val="24"/>
-        </w:rPr>
-        <w:t>La implementación de un sistema de tickets o plataforma de seguimiento de solicitudes en IDETEL permitiría centralizar el registro de cada caso, asignar responsables, definir tiempos de atención y generar alertas ante incumplimientos. Esta herramienta transformaría el control administrativo de reactivo a proactivo, dotando a la supervisión de información en tiempo real para la toma de decisiones y la evaluación continua del desempeño del proceso.</w:t>
-      </w:r>
-    </w:p>
-    <w:p>
-      <w:pPr>
-        <w:spacing w:before="480" w:after="480" w:line="360" w:lineRule="auto"/>
-        <w:jc w:val="left"/>
-      </w:pPr>
-      <w:r>
-        <w:rPr>
-          <w:rFonts w:ascii="Times New Roman" w:hAnsi="Times New Roman"/>
-          <w:b/>
-          <w:sz w:val="24"/>
-        </w:rPr>
-        <w:t>Proyecto Factible como Modalidad de Investigación</w:t>
-      </w:r>
-    </w:p>
-    <w:p>
-      <w:pPr>
-        <w:spacing w:line="360" w:lineRule="auto" w:after="0" w:before="0"/>
-        <w:ind w:firstLine="709"/>
-        <w:jc w:val="both"/>
-      </w:pPr>
-      <w:r>
-        <w:rPr>
-          <w:rFonts w:ascii="Times New Roman" w:hAnsi="Times New Roman"/>
-          <w:i w:val="0"/>
-          <w:sz w:val="24"/>
-        </w:rPr>
-        <w:t>La Universidad Pedagógica Experimental Libertador (UPEL, 2016) define el proyecto factible como la investigación, elaboración y desarrollo de una propuesta de un modelo operativo viable para solucionar problemas, requerimientos o necesidades de organizaciones o grupos sociales. Esta modalidad exige un diagnóstico de campo que evidencie la situación deficitaria y la comprobación de la viabilidad técnica y operativa de la solución planteada.</w:t>
-      </w:r>
-    </w:p>
-    <w:p>
-      <w:pPr>
-        <w:spacing w:line="360" w:lineRule="auto" w:after="0" w:before="0"/>
-        <w:ind w:firstLine="709"/>
-        <w:jc w:val="both"/>
-      </w:pPr>
-      <w:r>
-        <w:rPr>
-          <w:rFonts w:ascii="Times New Roman" w:hAnsi="Times New Roman"/>
-          <w:i w:val="0"/>
-          <w:sz w:val="24"/>
-        </w:rPr>
-        <w:t>Arias (2012) señala que el proyecto factible avanza hasta proponer y en muchos casos desarrollar la solución, demostrando su aplicabilidad en el contexto real. El presente trabajo se enmarca en esta modalidad al partir de la evaluación del control administrativo de IDETEL para proponer mejoras procedimentales cuya implementación es viable dentro de la estructura organizativa y los recursos disponibles de la empresa.</w:t>
-      </w:r>
-    </w:p>
-    <w:p>
-      <w:pPr>
-        <w:sectPr>
           <w:footerReference w:type="default" r:id="rId36"/>
           <w:type w:val="continuous"/>
           <w:pgSz w:w="12240" w:h="15840"/>
@@ -6667,11 +6312,11 @@
           <w:b/>
           <w:sz w:val="24"/>
         </w:rPr>
-        <w:t>CAPÍTULO IV</w:t>
+        <w:t>CAPÍTULO III</w:t>
       </w:r>
     </w:p>
     <w:p>
-      <w:bookmarkStart w:id="bm_cap4" w:name="bm_cap4"/>
+      <w:bookmarkStart w:id="bm_cap3" w:name="bm_cap3"/>
       <w:pPr>
         <w:spacing w:before="480"/>
         <w:jc w:val="center"/>
@@ -6682,9 +6327,9 @@
           <w:b/>
           <w:sz w:val="24"/>
         </w:rPr>
-        <w:t>ACTIVIDADES REALIZADAS</w:t>
-      </w:r>
-      <w:bookmarkEnd w:id="bm_cap4"/>
+        <w:t>MARCO TEÓRICO</w:t>
+      </w:r>
+      <w:bookmarkEnd w:id="bm_cap3"/>
     </w:p>
     <w:p>
       <w:pPr>
@@ -6699,7 +6344,7 @@
       </w:pPr>
     </w:p>
     <w:p>
-      <w:bookmarkStart w:id="bm_cap4_desc" w:name="bm_cap4_desc"/>
+      <w:bookmarkStart w:id="bm_cap3_bases" w:name="bm_cap3_bases"/>
       <w:pPr>
         <w:spacing w:before="480" w:after="480" w:line="360" w:lineRule="auto"/>
         <w:jc w:val="left"/>
@@ -6710,9 +6355,9 @@
           <w:b/>
           <w:sz w:val="24"/>
         </w:rPr>
-        <w:t>Descripción de Actividades Ejecutadas por Semana</w:t>
-      </w:r>
-      <w:bookmarkEnd w:id="bm_cap4_desc"/>
+        <w:t>Control Administrativo</w:t>
+      </w:r>
+      <w:bookmarkEnd w:id="bm_cap3_bases"/>
     </w:p>
     <w:p>
       <w:pPr>
@@ -6726,7 +6371,58 @@
           <w:i w:val="0"/>
           <w:sz w:val="24"/>
         </w:rPr>
-        <w:t>Durante las diez (10) semanas de pasantías, se llevaron a cabo actividades de evaluación y análisis en el Departamento de Administración de Ingeniería de Telecomunicaciones, C.A.:</w:t>
+        <w:t>El control administrativo constituye una de las funciones fundamentales del proceso administrativo y se define como el mecanismo mediante el cual la organización verifica que las actividades ejecutadas se correspondan con lo planificado, detectando desviaciones y aplicando las medidas correctivas necesarias. Robbins y Coulter (2010) señalan que el control eficaz no solo identifica fallas, sino que proporciona información oportuna para la toma de decisiones gerenciales, convirtiéndose en un instrumento de mejora continua y no únicamente de fiscalización.</w:t>
+      </w:r>
+    </w:p>
+    <w:p>
+      <w:pPr>
+        <w:spacing w:line="360" w:lineRule="auto" w:after="0" w:before="0"/>
+        <w:ind w:firstLine="709"/>
+        <w:jc w:val="both"/>
+      </w:pPr>
+      <w:r>
+        <w:rPr>
+          <w:rFonts w:ascii="Times New Roman" w:hAnsi="Times New Roman"/>
+          <w:i w:val="0"/>
+          <w:sz w:val="24"/>
+        </w:rPr>
+        <w:t>En el contexto del Departamento de Administración de Ingeniería de Telecomunicaciones, C.A., el control administrativo se aplica sobre el ciclo de gestión de solicitudes de servicio, abarcando desde la recepción de la solicitud del suscriptor hasta el cierre definitivo del caso. La ausencia de mecanismos formales de control en este ciclo genera inconsistencias entre los departamentos involucrados y dificulta la evaluación del desempeño del proceso de atención.</w:t>
+      </w:r>
+    </w:p>
+    <w:p>
+      <w:pPr>
+        <w:spacing w:line="240" w:lineRule="auto" w:before="720" w:after="240"/>
+        <w:ind w:left="709" w:right="709"/>
+        <w:jc w:val="both"/>
+      </w:pPr>
+      <w:r>
+        <w:rPr>
+          <w:rFonts w:ascii="Times New Roman" w:hAnsi="Times New Roman"/>
+          <w:sz w:val="24"/>
+        </w:rPr>
+        <w:t>El control es el proceso de monitorear las actividades para asegurarse de que se lleven a cabo según lo planeado y para corregir cualquier desviación significativa. Los gerentes no pueden saber realmente si sus unidades están desempeñándose adecuadamente hasta que evalúan qué actividades se han llevado a cabo y comparan el desempeño real con el estándar deseado.</w:t>
+      </w:r>
+      <w:r>
+        <w:rPr>
+          <w:rFonts w:ascii="Times New Roman" w:hAnsi="Times New Roman"/>
+          <w:sz w:val="24"/>
+        </w:rPr>
+        <w:t xml:space="preserve"> (Robbins y Coulter, 2010, p. 398)</w:t>
+      </w:r>
+    </w:p>
+    <w:p>
+      <w:pPr>
+        <w:spacing w:line="360" w:lineRule="auto" w:after="0" w:before="0"/>
+        <w:ind w:firstLine="709"/>
+        <w:jc w:val="both"/>
+      </w:pPr>
+      <w:r>
+        <w:rPr>
+          <w:rFonts w:ascii="Times New Roman" w:hAnsi="Times New Roman"/>
+          <w:i w:val="0"/>
+          <w:sz w:val="24"/>
+        </w:rPr>
+        <w:t>El control administrativo, como lo señalan los autores referidos, no se limita a una función de fiscalización, sino que se constituye en un mecanismo de retroalimentación continua que permite a la organización detectar desviaciones a tiempo y ajustar sus procesos para garantizar la calidad del servicio prestado al suscriptor.</w:t>
       </w:r>
     </w:p>
     <w:p>
@@ -6740,65 +6436,125 @@
           <w:b/>
           <w:sz w:val="24"/>
         </w:rPr>
-        <w:t>Semana 1</w:t>
+        <w:t>Gestión de Solicitudes de Servicio</w:t>
       </w:r>
     </w:p>
     <w:p>
       <w:pPr>
-        <w:spacing w:line="360" w:lineRule="auto"/>
+        <w:spacing w:line="360" w:lineRule="auto" w:after="0" w:before="0"/>
         <w:ind w:firstLine="709"/>
         <w:jc w:val="both"/>
       </w:pPr>
       <w:r>
         <w:rPr>
           <w:rFonts w:ascii="Times New Roman" w:hAnsi="Times New Roman"/>
+          <w:i w:val="0"/>
           <w:sz w:val="24"/>
         </w:rPr>
-        <w:t xml:space="preserve">1. </w:t>
-      </w:r>
+        <w:t>La gestión de solicitudes de servicio comprende el conjunto de procedimientos administrativos orientados a recepcionar, registrar, procesar y dar seguimiento a los requerimientos presentados por los clientes o suscriptores de una organización. Zeithaml, Parasuraman y Berry (1993) establecen que la calidad del servicio percibida por el cliente está directamente vinculada a la capacidad de la organización para gestionar sus solicitudes de forma ágil, transparente y con comunicación fluida en cada etapa del proceso.</w:t>
+      </w:r>
+    </w:p>
+    <w:p>
+      <w:pPr>
+        <w:spacing w:line="360" w:lineRule="auto" w:after="0" w:before="0"/>
+        <w:ind w:firstLine="709"/>
+        <w:jc w:val="both"/>
+      </w:pPr>
+      <w:r>
+        <w:rPr>
+          <w:rFonts w:ascii="Times New Roman" w:hAnsi="Times New Roman"/>
+          <w:i w:val="0"/>
+          <w:sz w:val="24"/>
+        </w:rPr>
+        <w:t>En empresas de telecomunicaciones como IDETEL, la gestión de solicitudes abarca dos categorías principales: las solicitudes de afiliación de nuevos suscriptores, que implican la coordinación entre las áreas comercial, técnica y administrativa; y las incidencias reportadas por suscriptores activos, que requieren diagnóstico, despacho de cuadrillas y cierre verificado del caso. La ausencia de un sistema unificado de seguimiento para ambas categorías genera retrasos y reprocesos que impactan directamente en la satisfacción del cliente.</w:t>
+      </w:r>
+    </w:p>
+    <w:p>
+      <w:pPr>
+        <w:spacing w:before="480" w:after="480" w:line="360" w:lineRule="auto"/>
+        <w:jc w:val="left"/>
+      </w:pPr>
       <w:r>
         <w:rPr>
           <w:rFonts w:ascii="Times New Roman" w:hAnsi="Times New Roman"/>
           <w:b/>
           <w:sz w:val="24"/>
         </w:rPr>
-        <w:t xml:space="preserve">Actividad operativa: </w:t>
-      </w:r>
-      <w:r>
-        <w:rPr>
-          <w:rFonts w:ascii="Times New Roman" w:hAnsi="Times New Roman"/>
-          <w:sz w:val="24"/>
-        </w:rPr>
-        <w:t>Inducción institucional, recorrido por las instalaciones, presentación ante el equipo del Departamento de Administración y familiarización con los sistemas de registro y los procedimientos generales de la empresa.</w:t>
+        <w:t>Procesos Administrativos y Estandarización de Procedimientos</w:t>
       </w:r>
     </w:p>
     <w:p>
       <w:pPr>
-        <w:spacing w:line="360" w:lineRule="auto"/>
+        <w:spacing w:line="360" w:lineRule="auto" w:after="0" w:before="0"/>
         <w:ind w:firstLine="709"/>
         <w:jc w:val="both"/>
       </w:pPr>
       <w:r>
         <w:rPr>
           <w:rFonts w:ascii="Times New Roman" w:hAnsi="Times New Roman"/>
+          <w:i w:val="0"/>
           <w:sz w:val="24"/>
         </w:rPr>
-        <w:t xml:space="preserve">2. </w:t>
-      </w:r>
+        <w:t>El proceso administrativo constituye el marco conceptual que rige el funcionamiento de las organizaciones modernas. Chiavenato (2006) lo describe como el conjunto secuencial e interrelacionado de funciones de planificación, organización, dirección y control, orientadas al logro eficiente de los objetivos organizacionales. La estandarización de los procedimientos dentro de este marco garantiza que las actividades se ejecuten de manera uniforme, reduciendo la variabilidad y los errores derivados de la discrecionalidad individual.</w:t>
+      </w:r>
+    </w:p>
+    <w:p>
+      <w:pPr>
+        <w:spacing w:line="360" w:lineRule="auto" w:after="0" w:before="0"/>
+        <w:ind w:firstLine="709"/>
+        <w:jc w:val="both"/>
+      </w:pPr>
+      <w:r>
+        <w:rPr>
+          <w:rFonts w:ascii="Times New Roman" w:hAnsi="Times New Roman"/>
+          <w:i w:val="0"/>
+          <w:sz w:val="24"/>
+        </w:rPr>
+        <w:t>La formalización de los procedimientos mediante manuales, flujogramas y formatos estandarizados constituye una herramienta esencial para el control administrativo. Según Harrington (1993), un proceso estandarizado es medible, controlable y mejorable, condiciones que permiten a la organización identificar con precisión los puntos de falla y aplicar acciones correctivas focalizadas. En el caso de IDETEL, la ausencia de procedimientos escritos para la gestión de solicitudes es una de las causas raíz de las deficiencias identificadas.</w:t>
+      </w:r>
+    </w:p>
+    <w:p>
+      <w:pPr>
+        <w:spacing w:before="480" w:after="480" w:line="360" w:lineRule="auto"/>
+        <w:jc w:val="left"/>
+      </w:pPr>
       <w:r>
         <w:rPr>
           <w:rFonts w:ascii="Times New Roman" w:hAnsi="Times New Roman"/>
           <w:b/>
           <w:sz w:val="24"/>
         </w:rPr>
-        <w:t xml:space="preserve">Actividad de investigación: </w:t>
-      </w:r>
+        <w:t>Calidad del Servicio en Empresas de Telecomunicaciones</w:t>
+      </w:r>
+    </w:p>
+    <w:p>
+      <w:pPr>
+        <w:spacing w:line="360" w:lineRule="auto" w:after="0" w:before="0"/>
+        <w:ind w:firstLine="709"/>
+        <w:jc w:val="both"/>
+      </w:pPr>
       <w:r>
         <w:rPr>
           <w:rFonts w:ascii="Times New Roman" w:hAnsi="Times New Roman"/>
+          <w:i w:val="0"/>
           <w:sz w:val="24"/>
         </w:rPr>
-        <w:t>Observación directa del flujo de recepción y procesamiento de solicitudes de servicio, identificación preliminar de los actores involucrados en el proceso y formulación inicial de la situación problemática.</w:t>
+        <w:t>La calidad del servicio se define como el grado en que las características del servicio prestado satisfacen o superan las expectativas del cliente. Parasuraman, Zeithaml y Berry (1988) desarrollaron el modelo SERVQUAL, que identifica cinco dimensiones de la calidad del servicio: fiabilidad, capacidad de respuesta, seguridad, empatía y elementos tangibles. En el sector de telecomunicaciones, la fiabilidad y la capacidad de respuesta son las dimensiones con mayor peso en la percepción del cliente.</w:t>
+      </w:r>
+    </w:p>
+    <w:p>
+      <w:pPr>
+        <w:spacing w:line="360" w:lineRule="auto" w:after="0" w:before="0"/>
+        <w:ind w:firstLine="709"/>
+        <w:jc w:val="both"/>
+      </w:pPr>
+      <w:r>
+        <w:rPr>
+          <w:rFonts w:ascii="Times New Roman" w:hAnsi="Times New Roman"/>
+          <w:i w:val="0"/>
+          <w:sz w:val="24"/>
+        </w:rPr>
+        <w:t>Las deficiencias en el control administrativo del proceso de solicitudes de servicio impactan directamente sobre la fiabilidad y la capacidad de respuesta de IDETEL. Cuando una solicitud no es gestionada dentro de los tiempos establecidos o su estatus no puede ser verificado en tiempo real, el cliente percibe una falla en la calidad del servicio que deteriora su confianza en la organización y puede derivar en la cancelación del contrato o en la difusión de experiencias negativas.</w:t>
       </w:r>
     </w:p>
     <w:p>
@@ -6812,641 +6568,81 @@
           <w:b/>
           <w:sz w:val="24"/>
         </w:rPr>
-        <w:t>Semana 2</w:t>
+        <w:t>Sistemas de Información para el Control Administrativo</w:t>
       </w:r>
     </w:p>
     <w:p>
       <w:pPr>
-        <w:spacing w:line="360" w:lineRule="auto"/>
+        <w:spacing w:line="360" w:lineRule="auto" w:after="0" w:before="0"/>
         <w:ind w:firstLine="709"/>
         <w:jc w:val="both"/>
       </w:pPr>
       <w:r>
         <w:rPr>
           <w:rFonts w:ascii="Times New Roman" w:hAnsi="Times New Roman"/>
+          <w:i w:val="0"/>
           <w:sz w:val="24"/>
         </w:rPr>
-        <w:t xml:space="preserve">1. </w:t>
-      </w:r>
+        <w:t>Un sistema de información constituye un conjunto organizado de recursos tecnológicos y procedimentales orientados a la captura, almacenamiento, procesamiento y distribución de datos con el propósito de apoyar la toma de decisiones. Laudon y Laudon (2016) distinguen los sistemas de procesamiento de transacciones como la categoría que registra y gestiona las operaciones rutinarias de la organización, siendo esta la tipología más pertinente para el control de solicitudes de servicio en una empresa de telecomunicaciones.</w:t>
+      </w:r>
+    </w:p>
+    <w:p>
+      <w:pPr>
+        <w:spacing w:line="360" w:lineRule="auto" w:after="0" w:before="0"/>
+        <w:ind w:firstLine="709"/>
+        <w:jc w:val="both"/>
+      </w:pPr>
+      <w:r>
+        <w:rPr>
+          <w:rFonts w:ascii="Times New Roman" w:hAnsi="Times New Roman"/>
+          <w:i w:val="0"/>
+          <w:sz w:val="24"/>
+        </w:rPr>
+        <w:t>La implementación de un sistema de tickets o plataforma de seguimiento de solicitudes en IDETEL permitiría centralizar el registro de cada caso, asignar responsables, definir tiempos de atención y generar alertas ante incumplimientos. Esta herramienta transformaría el control administrativo de reactivo a proactivo, dotando a la supervisión de información en tiempo real para la toma de decisiones y la evaluación continua del desempeño del proceso.</w:t>
+      </w:r>
+    </w:p>
+    <w:p>
+      <w:pPr>
+        <w:spacing w:before="480" w:after="480" w:line="360" w:lineRule="auto"/>
+        <w:jc w:val="left"/>
+      </w:pPr>
       <w:r>
         <w:rPr>
           <w:rFonts w:ascii="Times New Roman" w:hAnsi="Times New Roman"/>
           <w:b/>
           <w:sz w:val="24"/>
         </w:rPr>
-        <w:t xml:space="preserve">Actividad operativa: </w:t>
-      </w:r>
-      <w:r>
-        <w:rPr>
-          <w:rFonts w:ascii="Times New Roman" w:hAnsi="Times New Roman"/>
-          <w:sz w:val="24"/>
-        </w:rPr>
-        <w:t>Apoyo en la recepción y registro de solicitudes de afiliación de nuevos suscriptores, verificación de documentación requerida y actualización del sistema de control de casos activos.</w:t>
+        <w:t>Proyecto Factible como Modalidad de Investigación</w:t>
       </w:r>
     </w:p>
     <w:p>
       <w:pPr>
-        <w:spacing w:line="360" w:lineRule="auto"/>
+        <w:spacing w:line="360" w:lineRule="auto" w:after="0" w:before="0"/>
         <w:ind w:firstLine="709"/>
         <w:jc w:val="both"/>
       </w:pPr>
       <w:r>
         <w:rPr>
           <w:rFonts w:ascii="Times New Roman" w:hAnsi="Times New Roman"/>
+          <w:i w:val="0"/>
           <w:sz w:val="24"/>
         </w:rPr>
-        <w:t xml:space="preserve">2. </w:t>
-      </w:r>
-      <w:r>
-        <w:rPr>
-          <w:rFonts w:ascii="Times New Roman" w:hAnsi="Times New Roman"/>
-          <w:b/>
-          <w:sz w:val="24"/>
-        </w:rPr>
-        <w:t xml:space="preserve">Actividad de investigación: </w:t>
-      </w:r>
-      <w:r>
-        <w:rPr>
-          <w:rFonts w:ascii="Times New Roman" w:hAnsi="Times New Roman"/>
-          <w:sz w:val="24"/>
-        </w:rPr>
-        <w:t>Levantamiento detallado del flujo procedimental de solicitudes de instalación e incidencias mediante la revisión de registros históricos y la documentación interna disponible en el departamento.</w:t>
+        <w:t>La Universidad Pedagógica Experimental Libertador (UPEL, 2016) define el proyecto factible como la investigación, elaboración y desarrollo de una propuesta de un modelo operativo viable para solucionar problemas, requerimientos o necesidades de organizaciones o grupos sociales. Esta modalidad exige un diagnóstico de campo que evidencie la situación deficitaria y la comprobación de la viabilidad técnica y operativa de la solución planteada.</w:t>
       </w:r>
     </w:p>
     <w:p>
       <w:pPr>
-        <w:spacing w:before="480" w:after="480" w:line="360" w:lineRule="auto"/>
-        <w:jc w:val="left"/>
-      </w:pPr>
-      <w:r>
-        <w:rPr>
-          <w:rFonts w:ascii="Times New Roman" w:hAnsi="Times New Roman"/>
-          <w:b/>
-          <w:sz w:val="24"/>
-        </w:rPr>
-        <w:t>Semana 3</w:t>
-      </w:r>
-    </w:p>
-    <w:p>
-      <w:pPr>
-        <w:spacing w:line="360" w:lineRule="auto"/>
+        <w:spacing w:line="360" w:lineRule="auto" w:after="0" w:before="0"/>
         <w:ind w:firstLine="709"/>
         <w:jc w:val="both"/>
       </w:pPr>
       <w:r>
         <w:rPr>
           <w:rFonts w:ascii="Times New Roman" w:hAnsi="Times New Roman"/>
+          <w:i w:val="0"/>
           <w:sz w:val="24"/>
         </w:rPr>
-        <w:t xml:space="preserve">1. </w:t>
-      </w:r>
-      <w:r>
-        <w:rPr>
-          <w:rFonts w:ascii="Times New Roman" w:hAnsi="Times New Roman"/>
-          <w:b/>
-          <w:sz w:val="24"/>
-        </w:rPr>
-        <w:t xml:space="preserve">Actividad operativa: </w:t>
-      </w:r>
-      <w:r>
-        <w:rPr>
-          <w:rFonts w:ascii="Times New Roman" w:hAnsi="Times New Roman"/>
-          <w:sz w:val="24"/>
-        </w:rPr>
-        <w:t>Colaboración en el seguimiento de solicitudes de servicio activas, actualización del estatus de los casos en el sistema de registro del departamento y apoyo en la coordinación con el área técnica.</w:t>
-      </w:r>
-    </w:p>
-    <w:p>
-      <w:pPr>
-        <w:spacing w:line="360" w:lineRule="auto"/>
-        <w:ind w:firstLine="709"/>
-        <w:jc w:val="both"/>
-      </w:pPr>
-      <w:r>
-        <w:rPr>
-          <w:rFonts w:ascii="Times New Roman" w:hAnsi="Times New Roman"/>
-          <w:sz w:val="24"/>
-        </w:rPr>
-        <w:t xml:space="preserve">2. </w:t>
-      </w:r>
-      <w:r>
-        <w:rPr>
-          <w:rFonts w:ascii="Times New Roman" w:hAnsi="Times New Roman"/>
-          <w:b/>
-          <w:sz w:val="24"/>
-        </w:rPr>
-        <w:t xml:space="preserve">Actividad de investigación: </w:t>
-      </w:r>
-      <w:r>
-        <w:rPr>
-          <w:rFonts w:ascii="Times New Roman" w:hAnsi="Times New Roman"/>
-          <w:sz w:val="24"/>
-        </w:rPr>
-        <w:t>Diseño y aplicación de guía de observación directa sobre el proceso de gestión de solicitudes, registrando los tiempos de respuesta por etapa y los puntos de interrupción del flujo.</w:t>
-      </w:r>
-    </w:p>
-    <w:p>
-      <w:pPr>
-        <w:spacing w:before="480" w:after="480" w:line="360" w:lineRule="auto"/>
-        <w:jc w:val="left"/>
-      </w:pPr>
-      <w:r>
-        <w:rPr>
-          <w:rFonts w:ascii="Times New Roman" w:hAnsi="Times New Roman"/>
-          <w:b/>
-          <w:sz w:val="24"/>
-        </w:rPr>
-        <w:t>Semana 4</w:t>
-      </w:r>
-    </w:p>
-    <w:p>
-      <w:pPr>
-        <w:spacing w:line="360" w:lineRule="auto"/>
-        <w:ind w:firstLine="709"/>
-        <w:jc w:val="both"/>
-      </w:pPr>
-      <w:r>
-        <w:rPr>
-          <w:rFonts w:ascii="Times New Roman" w:hAnsi="Times New Roman"/>
-          <w:sz w:val="24"/>
-        </w:rPr>
-        <w:t xml:space="preserve">1. </w:t>
-      </w:r>
-      <w:r>
-        <w:rPr>
-          <w:rFonts w:ascii="Times New Roman" w:hAnsi="Times New Roman"/>
-          <w:b/>
-          <w:sz w:val="24"/>
-        </w:rPr>
-        <w:t xml:space="preserve">Actividad operativa: </w:t>
-      </w:r>
-      <w:r>
-        <w:rPr>
-          <w:rFonts w:ascii="Times New Roman" w:hAnsi="Times New Roman"/>
-          <w:sz w:val="24"/>
-        </w:rPr>
-        <w:t>Apoyo en la atención al suscriptor vía telefónica y presencial, registro de incidencias reportadas y coordinación con el NOC para el despacho de cuadrillas técnicas de campo.</w:t>
-      </w:r>
-    </w:p>
-    <w:p>
-      <w:pPr>
-        <w:spacing w:line="360" w:lineRule="auto"/>
-        <w:ind w:firstLine="709"/>
-        <w:jc w:val="both"/>
-      </w:pPr>
-      <w:r>
-        <w:rPr>
-          <w:rFonts w:ascii="Times New Roman" w:hAnsi="Times New Roman"/>
-          <w:sz w:val="24"/>
-        </w:rPr>
-        <w:t xml:space="preserve">2. </w:t>
-      </w:r>
-      <w:r>
-        <w:rPr>
-          <w:rFonts w:ascii="Times New Roman" w:hAnsi="Times New Roman"/>
-          <w:b/>
-          <w:sz w:val="24"/>
-        </w:rPr>
-        <w:t xml:space="preserve">Actividad de investigación: </w:t>
-      </w:r>
-      <w:r>
-        <w:rPr>
-          <w:rFonts w:ascii="Times New Roman" w:hAnsi="Times New Roman"/>
-          <w:sz w:val="24"/>
-        </w:rPr>
-        <w:t>Aplicación de entrevistas no estructuradas al personal administrativo, comercial y técnico para identificar las deficiencias percibidas en el sistema de control de solicitudes de servicio.</w:t>
-      </w:r>
-    </w:p>
-    <w:p>
-      <w:pPr>
-        <w:spacing w:before="480" w:after="480" w:line="360" w:lineRule="auto"/>
-        <w:jc w:val="left"/>
-      </w:pPr>
-      <w:r>
-        <w:rPr>
-          <w:rFonts w:ascii="Times New Roman" w:hAnsi="Times New Roman"/>
-          <w:b/>
-          <w:sz w:val="24"/>
-        </w:rPr>
-        <w:t>Semana 5</w:t>
-      </w:r>
-    </w:p>
-    <w:p>
-      <w:pPr>
-        <w:spacing w:line="360" w:lineRule="auto"/>
-        <w:ind w:firstLine="709"/>
-        <w:jc w:val="both"/>
-      </w:pPr>
-      <w:r>
-        <w:rPr>
-          <w:rFonts w:ascii="Times New Roman" w:hAnsi="Times New Roman"/>
-          <w:sz w:val="24"/>
-        </w:rPr>
-        <w:t xml:space="preserve">1. </w:t>
-      </w:r>
-      <w:r>
-        <w:rPr>
-          <w:rFonts w:ascii="Times New Roman" w:hAnsi="Times New Roman"/>
-          <w:b/>
-          <w:sz w:val="24"/>
-        </w:rPr>
-        <w:t xml:space="preserve">Actividad operativa: </w:t>
-      </w:r>
-      <w:r>
-        <w:rPr>
-          <w:rFonts w:ascii="Times New Roman" w:hAnsi="Times New Roman"/>
-          <w:sz w:val="24"/>
-        </w:rPr>
-        <w:t>Colaboración en la actualización del registro de suscriptores activos, verificación del cierre de casos pendientes y apoyo en la elaboración de reportes de incidencias del período.</w:t>
-      </w:r>
-    </w:p>
-    <w:p>
-      <w:pPr>
-        <w:spacing w:line="360" w:lineRule="auto"/>
-        <w:ind w:firstLine="709"/>
-        <w:jc w:val="both"/>
-      </w:pPr>
-      <w:r>
-        <w:rPr>
-          <w:rFonts w:ascii="Times New Roman" w:hAnsi="Times New Roman"/>
-          <w:sz w:val="24"/>
-        </w:rPr>
-        <w:t xml:space="preserve">2. </w:t>
-      </w:r>
-      <w:r>
-        <w:rPr>
-          <w:rFonts w:ascii="Times New Roman" w:hAnsi="Times New Roman"/>
-          <w:b/>
-          <w:sz w:val="24"/>
-        </w:rPr>
-        <w:t xml:space="preserve">Actividad de investigación: </w:t>
-      </w:r>
-      <w:r>
-        <w:rPr>
-          <w:rFonts w:ascii="Times New Roman" w:hAnsi="Times New Roman"/>
-          <w:sz w:val="24"/>
-        </w:rPr>
-        <w:t>Diagnóstico situacional de las deficiencias del control administrativo, elaboración de la matriz de fallas identificadas y análisis de los tiempos promedio de atención por tipo de solicitud.</w:t>
-      </w:r>
-    </w:p>
-    <w:p>
-      <w:pPr>
-        <w:spacing w:before="480" w:after="480" w:line="360" w:lineRule="auto"/>
-        <w:jc w:val="left"/>
-      </w:pPr>
-      <w:r>
-        <w:rPr>
-          <w:rFonts w:ascii="Times New Roman" w:hAnsi="Times New Roman"/>
-          <w:b/>
-          <w:sz w:val="24"/>
-        </w:rPr>
-        <w:t>Semana 6</w:t>
-      </w:r>
-    </w:p>
-    <w:p>
-      <w:pPr>
-        <w:spacing w:line="360" w:lineRule="auto"/>
-        <w:ind w:firstLine="709"/>
-        <w:jc w:val="both"/>
-      </w:pPr>
-      <w:r>
-        <w:rPr>
-          <w:rFonts w:ascii="Times New Roman" w:hAnsi="Times New Roman"/>
-          <w:sz w:val="24"/>
-        </w:rPr>
-        <w:t xml:space="preserve">1. </w:t>
-      </w:r>
-      <w:r>
-        <w:rPr>
-          <w:rFonts w:ascii="Times New Roman" w:hAnsi="Times New Roman"/>
-          <w:b/>
-          <w:sz w:val="24"/>
-        </w:rPr>
-        <w:t xml:space="preserve">Actividad operativa: </w:t>
-      </w:r>
-      <w:r>
-        <w:rPr>
-          <w:rFonts w:ascii="Times New Roman" w:hAnsi="Times New Roman"/>
-          <w:sz w:val="24"/>
-        </w:rPr>
-        <w:t>Apoyo en la tramitación de contratos de nuevos suscriptores, verificación de la documentación requerida y actualización del registro de afiliaciones del período en el sistema del departamento.</w:t>
-      </w:r>
-    </w:p>
-    <w:p>
-      <w:pPr>
-        <w:spacing w:line="360" w:lineRule="auto"/>
-        <w:ind w:firstLine="709"/>
-        <w:jc w:val="both"/>
-      </w:pPr>
-      <w:r>
-        <w:rPr>
-          <w:rFonts w:ascii="Times New Roman" w:hAnsi="Times New Roman"/>
-          <w:sz w:val="24"/>
-        </w:rPr>
-        <w:t xml:space="preserve">2. </w:t>
-      </w:r>
-      <w:r>
-        <w:rPr>
-          <w:rFonts w:ascii="Times New Roman" w:hAnsi="Times New Roman"/>
-          <w:b/>
-          <w:sz w:val="24"/>
-        </w:rPr>
-        <w:t xml:space="preserve">Actividad de investigación: </w:t>
-      </w:r>
-      <w:r>
-        <w:rPr>
-          <w:rFonts w:ascii="Times New Roman" w:hAnsi="Times New Roman"/>
-          <w:sz w:val="24"/>
-        </w:rPr>
-        <w:t>Análisis del impacto de las deficiencias detectadas sobre la calidad del servicio percibida por los suscriptores, mediante correlación entre tiempos de atención y quejas registradas.</w:t>
-      </w:r>
-    </w:p>
-    <w:p>
-      <w:pPr>
-        <w:spacing w:before="480" w:after="480" w:line="360" w:lineRule="auto"/>
-        <w:jc w:val="left"/>
-      </w:pPr>
-      <w:r>
-        <w:rPr>
-          <w:rFonts w:ascii="Times New Roman" w:hAnsi="Times New Roman"/>
-          <w:b/>
-          <w:sz w:val="24"/>
-        </w:rPr>
-        <w:t>Semana 7</w:t>
-      </w:r>
-    </w:p>
-    <w:p>
-      <w:pPr>
-        <w:spacing w:line="360" w:lineRule="auto"/>
-        <w:ind w:firstLine="709"/>
-        <w:jc w:val="both"/>
-      </w:pPr>
-      <w:r>
-        <w:rPr>
-          <w:rFonts w:ascii="Times New Roman" w:hAnsi="Times New Roman"/>
-          <w:sz w:val="24"/>
-        </w:rPr>
-        <w:t xml:space="preserve">1. </w:t>
-      </w:r>
-      <w:r>
-        <w:rPr>
-          <w:rFonts w:ascii="Times New Roman" w:hAnsi="Times New Roman"/>
-          <w:b/>
-          <w:sz w:val="24"/>
-        </w:rPr>
-        <w:t xml:space="preserve">Actividad operativa: </w:t>
-      </w:r>
-      <w:r>
-        <w:rPr>
-          <w:rFonts w:ascii="Times New Roman" w:hAnsi="Times New Roman"/>
-          <w:sz w:val="24"/>
-        </w:rPr>
-        <w:t>Colaboración en la revisión y archivo de expedientes administrativos del ciclo, apoyo en la conciliación de pagos de suscriptores y actualización de la base de datos de clientes.</w:t>
-      </w:r>
-    </w:p>
-    <w:p>
-      <w:pPr>
-        <w:spacing w:line="360" w:lineRule="auto"/>
-        <w:ind w:firstLine="709"/>
-        <w:jc w:val="both"/>
-      </w:pPr>
-      <w:r>
-        <w:rPr>
-          <w:rFonts w:ascii="Times New Roman" w:hAnsi="Times New Roman"/>
-          <w:sz w:val="24"/>
-        </w:rPr>
-        <w:t xml:space="preserve">2. </w:t>
-      </w:r>
-      <w:r>
-        <w:rPr>
-          <w:rFonts w:ascii="Times New Roman" w:hAnsi="Times New Roman"/>
-          <w:b/>
-          <w:sz w:val="24"/>
-        </w:rPr>
-        <w:t xml:space="preserve">Actividad de investigación: </w:t>
-      </w:r>
-      <w:r>
-        <w:rPr>
-          <w:rFonts w:ascii="Times New Roman" w:hAnsi="Times New Roman"/>
-          <w:sz w:val="24"/>
-        </w:rPr>
-        <w:t>Diseño del nuevo flujo de trabajo estandarizado para la gestión de solicitudes, con definición de etapas, responsables, tiempos máximos de respuesta y puntos de control por fase.</w:t>
-      </w:r>
-    </w:p>
-    <w:p>
-      <w:pPr>
-        <w:spacing w:before="480" w:after="480" w:line="360" w:lineRule="auto"/>
-        <w:jc w:val="left"/>
-      </w:pPr>
-      <w:r>
-        <w:rPr>
-          <w:rFonts w:ascii="Times New Roman" w:hAnsi="Times New Roman"/>
-          <w:b/>
-          <w:sz w:val="24"/>
-        </w:rPr>
-        <w:t>Semana 8</w:t>
-      </w:r>
-    </w:p>
-    <w:p>
-      <w:pPr>
-        <w:spacing w:line="360" w:lineRule="auto"/>
-        <w:ind w:firstLine="709"/>
-        <w:jc w:val="both"/>
-      </w:pPr>
-      <w:r>
-        <w:rPr>
-          <w:rFonts w:ascii="Times New Roman" w:hAnsi="Times New Roman"/>
-          <w:sz w:val="24"/>
-        </w:rPr>
-        <w:t xml:space="preserve">1. </w:t>
-      </w:r>
-      <w:r>
-        <w:rPr>
-          <w:rFonts w:ascii="Times New Roman" w:hAnsi="Times New Roman"/>
-          <w:b/>
-          <w:sz w:val="24"/>
-        </w:rPr>
-        <w:t xml:space="preserve">Actividad operativa: </w:t>
-      </w:r>
-      <w:r>
-        <w:rPr>
-          <w:rFonts w:ascii="Times New Roman" w:hAnsi="Times New Roman"/>
-          <w:sz w:val="24"/>
-        </w:rPr>
-        <w:t>Apoyo en la generación de reportes de incidencias y solicitudes del período para la supervisión administrativa, y colaboración en la atención de requerimientos de suscriptores activos.</w:t>
-      </w:r>
-    </w:p>
-    <w:p>
-      <w:pPr>
-        <w:spacing w:line="360" w:lineRule="auto"/>
-        <w:ind w:firstLine="709"/>
-        <w:jc w:val="both"/>
-      </w:pPr>
-      <w:r>
-        <w:rPr>
-          <w:rFonts w:ascii="Times New Roman" w:hAnsi="Times New Roman"/>
-          <w:sz w:val="24"/>
-        </w:rPr>
-        <w:t xml:space="preserve">2. </w:t>
-      </w:r>
-      <w:r>
-        <w:rPr>
-          <w:rFonts w:ascii="Times New Roman" w:hAnsi="Times New Roman"/>
-          <w:b/>
-          <w:sz w:val="24"/>
-        </w:rPr>
-        <w:t xml:space="preserve">Actividad de investigación: </w:t>
-      </w:r>
-      <w:r>
-        <w:rPr>
-          <w:rFonts w:ascii="Times New Roman" w:hAnsi="Times New Roman"/>
-          <w:sz w:val="24"/>
-        </w:rPr>
-        <w:t>Diseño de los formatos estandarizados de registro de solicitudes de afiliación y de incidencias, y elaboración del procedimiento escrito para la gestión unificada de casos en el departamento.</w:t>
-      </w:r>
-    </w:p>
-    <w:p>
-      <w:pPr>
-        <w:spacing w:before="480" w:after="480" w:line="360" w:lineRule="auto"/>
-        <w:jc w:val="left"/>
-      </w:pPr>
-      <w:r>
-        <w:rPr>
-          <w:rFonts w:ascii="Times New Roman" w:hAnsi="Times New Roman"/>
-          <w:b/>
-          <w:sz w:val="24"/>
-        </w:rPr>
-        <w:t>Semana 9</w:t>
-      </w:r>
-    </w:p>
-    <w:p>
-      <w:pPr>
-        <w:spacing w:line="360" w:lineRule="auto"/>
-        <w:ind w:firstLine="709"/>
-        <w:jc w:val="both"/>
-      </w:pPr>
-      <w:r>
-        <w:rPr>
-          <w:rFonts w:ascii="Times New Roman" w:hAnsi="Times New Roman"/>
-          <w:sz w:val="24"/>
-        </w:rPr>
-        <w:t xml:space="preserve">1. </w:t>
-      </w:r>
-      <w:r>
-        <w:rPr>
-          <w:rFonts w:ascii="Times New Roman" w:hAnsi="Times New Roman"/>
-          <w:b/>
-          <w:sz w:val="24"/>
-        </w:rPr>
-        <w:t xml:space="preserve">Actividad operativa: </w:t>
-      </w:r>
-      <w:r>
-        <w:rPr>
-          <w:rFonts w:ascii="Times New Roman" w:hAnsi="Times New Roman"/>
-          <w:sz w:val="24"/>
-        </w:rPr>
-        <w:t>Participación en las actividades regulares del departamento y apoyo en el cierre administrativo del ciclo de atención al suscriptor correspondiente al período de pasantías.</w:t>
-      </w:r>
-    </w:p>
-    <w:p>
-      <w:pPr>
-        <w:spacing w:line="360" w:lineRule="auto"/>
-        <w:ind w:firstLine="709"/>
-        <w:jc w:val="both"/>
-      </w:pPr>
-      <w:r>
-        <w:rPr>
-          <w:rFonts w:ascii="Times New Roman" w:hAnsi="Times New Roman"/>
-          <w:sz w:val="24"/>
-        </w:rPr>
-        <w:t xml:space="preserve">2. </w:t>
-      </w:r>
-      <w:r>
-        <w:rPr>
-          <w:rFonts w:ascii="Times New Roman" w:hAnsi="Times New Roman"/>
-          <w:b/>
-          <w:sz w:val="24"/>
-        </w:rPr>
-        <w:t xml:space="preserve">Actividad de investigación: </w:t>
-      </w:r>
-      <w:r>
-        <w:rPr>
-          <w:rFonts w:ascii="Times New Roman" w:hAnsi="Times New Roman"/>
-          <w:sz w:val="24"/>
-        </w:rPr>
-        <w:t>Redacción y validación de la propuesta de mejora al control administrativo de solicitudes de servicio, incorporando las observaciones del tutor industrial y ajustando los procedimientos al contexto operativo de IDETEL.</w:t>
-      </w:r>
-    </w:p>
-    <w:p>
-      <w:pPr>
-        <w:spacing w:before="480" w:after="480" w:line="360" w:lineRule="auto"/>
-        <w:jc w:val="left"/>
-      </w:pPr>
-      <w:r>
-        <w:rPr>
-          <w:rFonts w:ascii="Times New Roman" w:hAnsi="Times New Roman"/>
-          <w:b/>
-          <w:sz w:val="24"/>
-        </w:rPr>
-        <w:t>Semana 10</w:t>
-      </w:r>
-    </w:p>
-    <w:p>
-      <w:pPr>
-        <w:spacing w:line="360" w:lineRule="auto"/>
-        <w:ind w:firstLine="709"/>
-        <w:jc w:val="both"/>
-      </w:pPr>
-      <w:r>
-        <w:rPr>
-          <w:rFonts w:ascii="Times New Roman" w:hAnsi="Times New Roman"/>
-          <w:sz w:val="24"/>
-        </w:rPr>
-        <w:t xml:space="preserve">1. </w:t>
-      </w:r>
-      <w:r>
-        <w:rPr>
-          <w:rFonts w:ascii="Times New Roman" w:hAnsi="Times New Roman"/>
-          <w:b/>
-          <w:sz w:val="24"/>
-        </w:rPr>
-        <w:t xml:space="preserve">Actividad operativa: </w:t>
-      </w:r>
-      <w:r>
-        <w:rPr>
-          <w:rFonts w:ascii="Times New Roman" w:hAnsi="Times New Roman"/>
-          <w:sz w:val="24"/>
-        </w:rPr>
-        <w:t>Presentación formal de la propuesta de mejora ante la supervisión del Departamento de Administración y firma de la carta de aprobación del tutor industrial.</w:t>
-      </w:r>
-    </w:p>
-    <w:p>
-      <w:pPr>
-        <w:spacing w:line="360" w:lineRule="auto"/>
-        <w:ind w:firstLine="709"/>
-        <w:jc w:val="both"/>
-      </w:pPr>
-      <w:r>
-        <w:rPr>
-          <w:rFonts w:ascii="Times New Roman" w:hAnsi="Times New Roman"/>
-          <w:sz w:val="24"/>
-        </w:rPr>
-        <w:t xml:space="preserve">2. </w:t>
-      </w:r>
-      <w:r>
-        <w:rPr>
-          <w:rFonts w:ascii="Times New Roman" w:hAnsi="Times New Roman"/>
-          <w:b/>
-          <w:sz w:val="24"/>
-        </w:rPr>
-        <w:t xml:space="preserve">Actividad de investigación: </w:t>
-      </w:r>
-      <w:r>
-        <w:rPr>
-          <w:rFonts w:ascii="Times New Roman" w:hAnsi="Times New Roman"/>
-          <w:sz w:val="24"/>
-        </w:rPr>
-        <w:t>Consolidación y revisión final del informe académico de pasantías, incorporación de los anexos definitivos y preparación del documento para la entrega institucional al IUTECP.</w:t>
+        <w:t>Arias (2012) señala que el proyecto factible avanza hasta proponer y en muchos casos desarrollar la solución, demostrando su aplicabilidad en el contexto real. El presente trabajo se enmarca en esta modalidad al partir de la evaluación del control administrativo de IDETEL para proponer mejoras procedimentales cuya implementación es viable dentro de la estructura organizativa y los recursos disponibles de la empresa.</w:t>
       </w:r>
     </w:p>
     <w:p>
@@ -7473,11 +6669,11 @@
           <w:b/>
           <w:sz w:val="24"/>
         </w:rPr>
-        <w:t>CAPÍTULO V</w:t>
+        <w:t>CAPÍTULO IV</w:t>
       </w:r>
     </w:p>
     <w:p>
-      <w:bookmarkStart w:id="bm_cap5" w:name="bm_cap5"/>
+      <w:bookmarkStart w:id="bm_cap4" w:name="bm_cap4"/>
       <w:pPr>
         <w:spacing w:before="480"/>
         <w:jc w:val="center"/>
@@ -7488,9 +6684,9 @@
           <w:b/>
           <w:sz w:val="24"/>
         </w:rPr>
-        <w:t>CONCLUSIONES Y RECOMENDACIONES</w:t>
-      </w:r>
-      <w:bookmarkEnd w:id="bm_cap5"/>
+        <w:t>ACTIVIDADES REALIZADAS</w:t>
+      </w:r>
+      <w:bookmarkEnd w:id="bm_cap4"/>
     </w:p>
     <w:p>
       <w:pPr>
@@ -7505,7 +6701,7 @@
       </w:pPr>
     </w:p>
     <w:p>
-      <w:bookmarkStart w:id="bm_cap5_concl" w:name="bm_cap5_concl"/>
+      <w:bookmarkStart w:id="bm_cap4_desc" w:name="bm_cap4_desc"/>
       <w:pPr>
         <w:spacing w:before="480" w:after="480" w:line="360" w:lineRule="auto"/>
         <w:jc w:val="left"/>
@@ -7516,9 +6712,38 @@
           <w:b/>
           <w:sz w:val="24"/>
         </w:rPr>
-        <w:t>Conclusiones</w:t>
-      </w:r>
-      <w:bookmarkEnd w:id="bm_cap5_concl"/>
+        <w:t>Descripción de Actividades Ejecutadas por Semana</w:t>
+      </w:r>
+      <w:bookmarkEnd w:id="bm_cap4_desc"/>
+    </w:p>
+    <w:p>
+      <w:pPr>
+        <w:spacing w:line="360" w:lineRule="auto" w:after="0" w:before="0"/>
+        <w:ind w:firstLine="709"/>
+        <w:jc w:val="both"/>
+      </w:pPr>
+      <w:r>
+        <w:rPr>
+          <w:rFonts w:ascii="Times New Roman" w:hAnsi="Times New Roman"/>
+          <w:i w:val="0"/>
+          <w:sz w:val="24"/>
+        </w:rPr>
+        <w:t>Durante las diez (10) semanas de pasantías, se llevaron a cabo actividades de evaluación y análisis en el Departamento de Administración de Ingeniería de Telecomunicaciones, C.A.:</w:t>
+      </w:r>
+    </w:p>
+    <w:p>
+      <w:pPr>
+        <w:spacing w:before="480" w:after="480" w:line="360" w:lineRule="auto"/>
+        <w:jc w:val="left"/>
+      </w:pPr>
+      <w:r>
+        <w:rPr>
+          <w:rFonts w:ascii="Times New Roman" w:hAnsi="Times New Roman"/>
+          <w:b/>
+          <w:sz w:val="24"/>
+        </w:rPr>
+        <w:t>Semana 1</w:t>
+      </w:r>
     </w:p>
     <w:p>
       <w:pPr>
@@ -7536,9 +6761,17 @@
       <w:r>
         <w:rPr>
           <w:rFonts w:ascii="Times New Roman" w:hAnsi="Times New Roman"/>
+          <w:b/>
           <w:sz w:val="24"/>
         </w:rPr>
-        <w:t>Se describió el proceso administrativo actual de gestión de solicitudes de IDETEL, identificando un flujo de cuatro etapas (recepción, asignación, ejecución y cierre) que opera sin procedimientos escritos formales, dependiendo de canales informales de comunicación entre las áreas comercial, administrativa y técnica.</w:t>
+        <w:t xml:space="preserve">Actividad operativa: </w:t>
+      </w:r>
+      <w:r>
+        <w:rPr>
+          <w:rFonts w:ascii="Times New Roman" w:hAnsi="Times New Roman"/>
+          <w:sz w:val="24"/>
+        </w:rPr>
+        <w:t>Inducción institucional, recorrido por las instalaciones, presentación ante el equipo del Departamento de Administración y familiarización con los sistemas de registro y los procedimientos generales de la empresa.</w:t>
       </w:r>
     </w:p>
     <w:p>
@@ -7557,9 +6790,31 @@
       <w:r>
         <w:rPr>
           <w:rFonts w:ascii="Times New Roman" w:hAnsi="Times New Roman"/>
+          <w:b/>
           <w:sz w:val="24"/>
         </w:rPr>
-        <w:t>Se identificaron como principales deficiencias del control administrativo la ausencia de un sistema unificado de seguimiento de casos, la falta de formatos estandarizados de registro, la inexistencia de tiempos de respuesta definidos por etapa y la carencia de indicadores de gestión que permitan evaluar el desempeño del proceso.</w:t>
+        <w:t xml:space="preserve">Actividad de investigación: </w:t>
+      </w:r>
+      <w:r>
+        <w:rPr>
+          <w:rFonts w:ascii="Times New Roman" w:hAnsi="Times New Roman"/>
+          <w:sz w:val="24"/>
+        </w:rPr>
+        <w:t>Observación directa del flujo de recepción y procesamiento de solicitudes de servicio, identificación preliminar de los actores involucrados en el proceso y formulación inicial de la situación problemática.</w:t>
+      </w:r>
+    </w:p>
+    <w:p>
+      <w:pPr>
+        <w:spacing w:before="480" w:after="480" w:line="360" w:lineRule="auto"/>
+        <w:jc w:val="left"/>
+      </w:pPr>
+      <w:r>
+        <w:rPr>
+          <w:rFonts w:ascii="Times New Roman" w:hAnsi="Times New Roman"/>
+          <w:b/>
+          <w:sz w:val="24"/>
+        </w:rPr>
+        <w:t>Semana 2</w:t>
       </w:r>
     </w:p>
     <w:p>
@@ -7573,14 +6828,22 @@
           <w:rFonts w:ascii="Times New Roman" w:hAnsi="Times New Roman"/>
           <w:sz w:val="24"/>
         </w:rPr>
-        <w:t xml:space="preserve">3. </w:t>
+        <w:t xml:space="preserve">1. </w:t>
+      </w:r>
+      <w:r>
+        <w:rPr>
+          <w:rFonts w:ascii="Times New Roman" w:hAnsi="Times New Roman"/>
+          <w:b/>
+          <w:sz w:val="24"/>
+        </w:rPr>
+        <w:t xml:space="preserve">Actividad operativa: </w:t>
       </w:r>
       <w:r>
         <w:rPr>
           <w:rFonts w:ascii="Times New Roman" w:hAnsi="Times New Roman"/>
           <w:sz w:val="24"/>
         </w:rPr>
-        <w:t>Se determinó que las debilidades detectadas en el control administrativo generan impactos directos sobre la calidad del servicio percibida por los suscriptores, manifestados en tiempos de atención prolongados, falta de trazabilidad en el estatus de los casos y dificultades en la coordinación interdepartamental que derivan en reprocesos y quejas reiteradas.</w:t>
+        <w:t>Apoyo en la recepción y registro de solicitudes de afiliación de nuevos suscriptores, verificación de documentación requerida y actualización del sistema de control de casos activos.</w:t>
       </w:r>
     </w:p>
     <w:p>
@@ -7594,31 +6857,37 @@
           <w:rFonts w:ascii="Times New Roman" w:hAnsi="Times New Roman"/>
           <w:sz w:val="24"/>
         </w:rPr>
-        <w:t xml:space="preserve">4. </w:t>
-      </w:r>
-      <w:r>
-        <w:rPr>
-          <w:rFonts w:ascii="Times New Roman" w:hAnsi="Times New Roman"/>
-          <w:sz w:val="24"/>
-        </w:rPr>
-        <w:t>Se formuló una propuesta de mejora al control administrativo que contempla un nuevo flujo de trabajo estandarizado con etapas y responsables definidos, formatos unificados de registro de solicitudes e incidencias, y un conjunto de indicadores de gestión para el monitoreo continuo del proceso de atención al suscriptor.</w:t>
-      </w:r>
-    </w:p>
-    <w:p>
-      <w:bookmarkStart w:id="bm_cap5_recom" w:name="bm_cap5_recom"/>
-      <w:pPr>
-        <w:spacing w:before="480" w:after="480" w:line="360" w:lineRule="auto"/>
-        <w:jc w:val="left"/>
-      </w:pPr>
+        <w:t xml:space="preserve">2. </w:t>
+      </w:r>
       <w:r>
         <w:rPr>
           <w:rFonts w:ascii="Times New Roman" w:hAnsi="Times New Roman"/>
           <w:b/>
           <w:sz w:val="24"/>
         </w:rPr>
-        <w:t>Recomendaciones</w:t>
-      </w:r>
-      <w:bookmarkEnd w:id="bm_cap5_recom"/>
+        <w:t xml:space="preserve">Actividad de investigación: </w:t>
+      </w:r>
+      <w:r>
+        <w:rPr>
+          <w:rFonts w:ascii="Times New Roman" w:hAnsi="Times New Roman"/>
+          <w:sz w:val="24"/>
+        </w:rPr>
+        <w:t>Levantamiento detallado del flujo procedimental de solicitudes de instalación e incidencias mediante la revisión de registros históricos y la documentación interna disponible en el departamento.</w:t>
+      </w:r>
+    </w:p>
+    <w:p>
+      <w:pPr>
+        <w:spacing w:before="480" w:after="480" w:line="360" w:lineRule="auto"/>
+        <w:jc w:val="left"/>
+      </w:pPr>
+      <w:r>
+        <w:rPr>
+          <w:rFonts w:ascii="Times New Roman" w:hAnsi="Times New Roman"/>
+          <w:b/>
+          <w:sz w:val="24"/>
+        </w:rPr>
+        <w:t>Semana 3</w:t>
+      </w:r>
     </w:p>
     <w:p>
       <w:pPr>
@@ -7636,9 +6905,17 @@
       <w:r>
         <w:rPr>
           <w:rFonts w:ascii="Times New Roman" w:hAnsi="Times New Roman"/>
+          <w:b/>
           <w:sz w:val="24"/>
         </w:rPr>
-        <w:t>Implementar el nuevo flujo de trabajo estandarizado propuesto, comenzando por la formalización del canal de recepción de solicitudes y la adopción de los formatos unificados de registro de afiliaciones e incidencias en todos los departamentos involucrados.</w:t>
+        <w:t xml:space="preserve">Actividad operativa: </w:t>
+      </w:r>
+      <w:r>
+        <w:rPr>
+          <w:rFonts w:ascii="Times New Roman" w:hAnsi="Times New Roman"/>
+          <w:sz w:val="24"/>
+        </w:rPr>
+        <w:t>Colaboración en el seguimiento de solicitudes de servicio activas, actualización del estatus de los casos en el sistema de registro del departamento y apoyo en la coordinación con el área técnica.</w:t>
       </w:r>
     </w:p>
     <w:p>
@@ -7657,9 +6934,31 @@
       <w:r>
         <w:rPr>
           <w:rFonts w:ascii="Times New Roman" w:hAnsi="Times New Roman"/>
+          <w:b/>
           <w:sz w:val="24"/>
         </w:rPr>
-        <w:t>Socializar el manual de procedimientos de gestión de solicitudes con el personal de las áreas administrativa, comercial y técnica, garantizando que cada actor conozca su rol, sus responsabilidades y los tiempos máximos de respuesta establecidos para cada fase del proceso.</w:t>
+        <w:t xml:space="preserve">Actividad de investigación: </w:t>
+      </w:r>
+      <w:r>
+        <w:rPr>
+          <w:rFonts w:ascii="Times New Roman" w:hAnsi="Times New Roman"/>
+          <w:sz w:val="24"/>
+        </w:rPr>
+        <w:t>Diseño y aplicación de guía de observación directa sobre el proceso de gestión de solicitudes, registrando los tiempos de respuesta por etapa y los puntos de interrupción del flujo.</w:t>
+      </w:r>
+    </w:p>
+    <w:p>
+      <w:pPr>
+        <w:spacing w:before="480" w:after="480" w:line="360" w:lineRule="auto"/>
+        <w:jc w:val="left"/>
+      </w:pPr>
+      <w:r>
+        <w:rPr>
+          <w:rFonts w:ascii="Times New Roman" w:hAnsi="Times New Roman"/>
+          <w:b/>
+          <w:sz w:val="24"/>
+        </w:rPr>
+        <w:t>Semana 4</w:t>
       </w:r>
     </w:p>
     <w:p>
@@ -7673,14 +6972,22 @@
           <w:rFonts w:ascii="Times New Roman" w:hAnsi="Times New Roman"/>
           <w:sz w:val="24"/>
         </w:rPr>
-        <w:t xml:space="preserve">3. </w:t>
+        <w:t xml:space="preserve">1. </w:t>
+      </w:r>
+      <w:r>
+        <w:rPr>
+          <w:rFonts w:ascii="Times New Roman" w:hAnsi="Times New Roman"/>
+          <w:b/>
+          <w:sz w:val="24"/>
+        </w:rPr>
+        <w:t xml:space="preserve">Actividad operativa: </w:t>
       </w:r>
       <w:r>
         <w:rPr>
           <w:rFonts w:ascii="Times New Roman" w:hAnsi="Times New Roman"/>
           <w:sz w:val="24"/>
         </w:rPr>
-        <w:t>Establecer indicadores de gestión para el proceso de atención al suscriptor, tales como el tiempo promedio de resolución de incidencias, el porcentaje de solicitudes cerradas dentro del plazo y el índice de reincidencias por caso, con seguimiento mensual por parte de la supervisión.</w:t>
+        <w:t>Apoyo en la atención al suscriptor vía telefónica y presencial, registro de incidencias reportadas y coordinación con el NOC para el despacho de cuadrillas técnicas de campo.</w:t>
       </w:r>
     </w:p>
     <w:p>
@@ -7694,14 +7001,454 @@
           <w:rFonts w:ascii="Times New Roman" w:hAnsi="Times New Roman"/>
           <w:sz w:val="24"/>
         </w:rPr>
-        <w:t xml:space="preserve">4. </w:t>
+        <w:t xml:space="preserve">2. </w:t>
+      </w:r>
+      <w:r>
+        <w:rPr>
+          <w:rFonts w:ascii="Times New Roman" w:hAnsi="Times New Roman"/>
+          <w:b/>
+          <w:sz w:val="24"/>
+        </w:rPr>
+        <w:t xml:space="preserve">Actividad de investigación: </w:t>
       </w:r>
       <w:r>
         <w:rPr>
           <w:rFonts w:ascii="Times New Roman" w:hAnsi="Times New Roman"/>
           <w:sz w:val="24"/>
         </w:rPr>
-        <w:t>Evaluar la incorporación de una plataforma de gestión de tickets de código abierto que centralice el registro y seguimiento de solicitudes en tiempo real, eliminando la dependencia de canales informales de comunicación y dotando a la organización de trazabilidad completa sobre el ciclo de vida de cada caso.</w:t>
+        <w:t>Aplicación de entrevistas no estructuradas al personal administrativo, comercial y técnico para identificar las deficiencias percibidas en el sistema de control de solicitudes de servicio.</w:t>
+      </w:r>
+    </w:p>
+    <w:p>
+      <w:pPr>
+        <w:spacing w:before="480" w:after="480" w:line="360" w:lineRule="auto"/>
+        <w:jc w:val="left"/>
+      </w:pPr>
+      <w:r>
+        <w:rPr>
+          <w:rFonts w:ascii="Times New Roman" w:hAnsi="Times New Roman"/>
+          <w:b/>
+          <w:sz w:val="24"/>
+        </w:rPr>
+        <w:t>Semana 5</w:t>
+      </w:r>
+    </w:p>
+    <w:p>
+      <w:pPr>
+        <w:spacing w:line="360" w:lineRule="auto"/>
+        <w:ind w:firstLine="709"/>
+        <w:jc w:val="both"/>
+      </w:pPr>
+      <w:r>
+        <w:rPr>
+          <w:rFonts w:ascii="Times New Roman" w:hAnsi="Times New Roman"/>
+          <w:sz w:val="24"/>
+        </w:rPr>
+        <w:t xml:space="preserve">1. </w:t>
+      </w:r>
+      <w:r>
+        <w:rPr>
+          <w:rFonts w:ascii="Times New Roman" w:hAnsi="Times New Roman"/>
+          <w:b/>
+          <w:sz w:val="24"/>
+        </w:rPr>
+        <w:t xml:space="preserve">Actividad operativa: </w:t>
+      </w:r>
+      <w:r>
+        <w:rPr>
+          <w:rFonts w:ascii="Times New Roman" w:hAnsi="Times New Roman"/>
+          <w:sz w:val="24"/>
+        </w:rPr>
+        <w:t>Colaboración en la actualización del registro de suscriptores activos, verificación del cierre de casos pendientes y apoyo en la elaboración de reportes de incidencias del período.</w:t>
+      </w:r>
+    </w:p>
+    <w:p>
+      <w:pPr>
+        <w:spacing w:line="360" w:lineRule="auto"/>
+        <w:ind w:firstLine="709"/>
+        <w:jc w:val="both"/>
+      </w:pPr>
+      <w:r>
+        <w:rPr>
+          <w:rFonts w:ascii="Times New Roman" w:hAnsi="Times New Roman"/>
+          <w:sz w:val="24"/>
+        </w:rPr>
+        <w:t xml:space="preserve">2. </w:t>
+      </w:r>
+      <w:r>
+        <w:rPr>
+          <w:rFonts w:ascii="Times New Roman" w:hAnsi="Times New Roman"/>
+          <w:b/>
+          <w:sz w:val="24"/>
+        </w:rPr>
+        <w:t xml:space="preserve">Actividad de investigación: </w:t>
+      </w:r>
+      <w:r>
+        <w:rPr>
+          <w:rFonts w:ascii="Times New Roman" w:hAnsi="Times New Roman"/>
+          <w:sz w:val="24"/>
+        </w:rPr>
+        <w:t>Diagnóstico situacional de las deficiencias del control administrativo, elaboración de la matriz de fallas identificadas y análisis de los tiempos promedio de atención por tipo de solicitud.</w:t>
+      </w:r>
+    </w:p>
+    <w:p>
+      <w:pPr>
+        <w:spacing w:before="480" w:after="480" w:line="360" w:lineRule="auto"/>
+        <w:jc w:val="left"/>
+      </w:pPr>
+      <w:r>
+        <w:rPr>
+          <w:rFonts w:ascii="Times New Roman" w:hAnsi="Times New Roman"/>
+          <w:b/>
+          <w:sz w:val="24"/>
+        </w:rPr>
+        <w:t>Semana 6</w:t>
+      </w:r>
+    </w:p>
+    <w:p>
+      <w:pPr>
+        <w:spacing w:line="360" w:lineRule="auto"/>
+        <w:ind w:firstLine="709"/>
+        <w:jc w:val="both"/>
+      </w:pPr>
+      <w:r>
+        <w:rPr>
+          <w:rFonts w:ascii="Times New Roman" w:hAnsi="Times New Roman"/>
+          <w:sz w:val="24"/>
+        </w:rPr>
+        <w:t xml:space="preserve">1. </w:t>
+      </w:r>
+      <w:r>
+        <w:rPr>
+          <w:rFonts w:ascii="Times New Roman" w:hAnsi="Times New Roman"/>
+          <w:b/>
+          <w:sz w:val="24"/>
+        </w:rPr>
+        <w:t xml:space="preserve">Actividad operativa: </w:t>
+      </w:r>
+      <w:r>
+        <w:rPr>
+          <w:rFonts w:ascii="Times New Roman" w:hAnsi="Times New Roman"/>
+          <w:sz w:val="24"/>
+        </w:rPr>
+        <w:t>Apoyo en la tramitación de contratos de nuevos suscriptores, verificación de la documentación requerida y actualización del registro de afiliaciones del período en el sistema del departamento.</w:t>
+      </w:r>
+    </w:p>
+    <w:p>
+      <w:pPr>
+        <w:spacing w:line="360" w:lineRule="auto"/>
+        <w:ind w:firstLine="709"/>
+        <w:jc w:val="both"/>
+      </w:pPr>
+      <w:r>
+        <w:rPr>
+          <w:rFonts w:ascii="Times New Roman" w:hAnsi="Times New Roman"/>
+          <w:sz w:val="24"/>
+        </w:rPr>
+        <w:t xml:space="preserve">2. </w:t>
+      </w:r>
+      <w:r>
+        <w:rPr>
+          <w:rFonts w:ascii="Times New Roman" w:hAnsi="Times New Roman"/>
+          <w:b/>
+          <w:sz w:val="24"/>
+        </w:rPr>
+        <w:t xml:space="preserve">Actividad de investigación: </w:t>
+      </w:r>
+      <w:r>
+        <w:rPr>
+          <w:rFonts w:ascii="Times New Roman" w:hAnsi="Times New Roman"/>
+          <w:sz w:val="24"/>
+        </w:rPr>
+        <w:t>Análisis del impacto de las deficiencias detectadas sobre la calidad del servicio percibida por los suscriptores, mediante correlación entre tiempos de atención y quejas registradas.</w:t>
+      </w:r>
+    </w:p>
+    <w:p>
+      <w:pPr>
+        <w:spacing w:before="480" w:after="480" w:line="360" w:lineRule="auto"/>
+        <w:jc w:val="left"/>
+      </w:pPr>
+      <w:r>
+        <w:rPr>
+          <w:rFonts w:ascii="Times New Roman" w:hAnsi="Times New Roman"/>
+          <w:b/>
+          <w:sz w:val="24"/>
+        </w:rPr>
+        <w:t>Semana 7</w:t>
+      </w:r>
+    </w:p>
+    <w:p>
+      <w:pPr>
+        <w:spacing w:line="360" w:lineRule="auto"/>
+        <w:ind w:firstLine="709"/>
+        <w:jc w:val="both"/>
+      </w:pPr>
+      <w:r>
+        <w:rPr>
+          <w:rFonts w:ascii="Times New Roman" w:hAnsi="Times New Roman"/>
+          <w:sz w:val="24"/>
+        </w:rPr>
+        <w:t xml:space="preserve">1. </w:t>
+      </w:r>
+      <w:r>
+        <w:rPr>
+          <w:rFonts w:ascii="Times New Roman" w:hAnsi="Times New Roman"/>
+          <w:b/>
+          <w:sz w:val="24"/>
+        </w:rPr>
+        <w:t xml:space="preserve">Actividad operativa: </w:t>
+      </w:r>
+      <w:r>
+        <w:rPr>
+          <w:rFonts w:ascii="Times New Roman" w:hAnsi="Times New Roman"/>
+          <w:sz w:val="24"/>
+        </w:rPr>
+        <w:t>Colaboración en la revisión y archivo de expedientes administrativos del ciclo, apoyo en la conciliación de pagos de suscriptores y actualización de la base de datos de clientes.</w:t>
+      </w:r>
+    </w:p>
+    <w:p>
+      <w:pPr>
+        <w:spacing w:line="360" w:lineRule="auto"/>
+        <w:ind w:firstLine="709"/>
+        <w:jc w:val="both"/>
+      </w:pPr>
+      <w:r>
+        <w:rPr>
+          <w:rFonts w:ascii="Times New Roman" w:hAnsi="Times New Roman"/>
+          <w:sz w:val="24"/>
+        </w:rPr>
+        <w:t xml:space="preserve">2. </w:t>
+      </w:r>
+      <w:r>
+        <w:rPr>
+          <w:rFonts w:ascii="Times New Roman" w:hAnsi="Times New Roman"/>
+          <w:b/>
+          <w:sz w:val="24"/>
+        </w:rPr>
+        <w:t xml:space="preserve">Actividad de investigación: </w:t>
+      </w:r>
+      <w:r>
+        <w:rPr>
+          <w:rFonts w:ascii="Times New Roman" w:hAnsi="Times New Roman"/>
+          <w:sz w:val="24"/>
+        </w:rPr>
+        <w:t>Diseño del nuevo flujo de trabajo estandarizado para la gestión de solicitudes, con definición de etapas, responsables, tiempos máximos de respuesta y puntos de control por fase.</w:t>
+      </w:r>
+    </w:p>
+    <w:p>
+      <w:pPr>
+        <w:spacing w:before="480" w:after="480" w:line="360" w:lineRule="auto"/>
+        <w:jc w:val="left"/>
+      </w:pPr>
+      <w:r>
+        <w:rPr>
+          <w:rFonts w:ascii="Times New Roman" w:hAnsi="Times New Roman"/>
+          <w:b/>
+          <w:sz w:val="24"/>
+        </w:rPr>
+        <w:t>Semana 8</w:t>
+      </w:r>
+    </w:p>
+    <w:p>
+      <w:pPr>
+        <w:spacing w:line="360" w:lineRule="auto"/>
+        <w:ind w:firstLine="709"/>
+        <w:jc w:val="both"/>
+      </w:pPr>
+      <w:r>
+        <w:rPr>
+          <w:rFonts w:ascii="Times New Roman" w:hAnsi="Times New Roman"/>
+          <w:sz w:val="24"/>
+        </w:rPr>
+        <w:t xml:space="preserve">1. </w:t>
+      </w:r>
+      <w:r>
+        <w:rPr>
+          <w:rFonts w:ascii="Times New Roman" w:hAnsi="Times New Roman"/>
+          <w:b/>
+          <w:sz w:val="24"/>
+        </w:rPr>
+        <w:t xml:space="preserve">Actividad operativa: </w:t>
+      </w:r>
+      <w:r>
+        <w:rPr>
+          <w:rFonts w:ascii="Times New Roman" w:hAnsi="Times New Roman"/>
+          <w:sz w:val="24"/>
+        </w:rPr>
+        <w:t>Apoyo en la generación de reportes de incidencias y solicitudes del período para la supervisión administrativa, y colaboración en la atención de requerimientos de suscriptores activos.</w:t>
+      </w:r>
+    </w:p>
+    <w:p>
+      <w:pPr>
+        <w:spacing w:line="360" w:lineRule="auto"/>
+        <w:ind w:firstLine="709"/>
+        <w:jc w:val="both"/>
+      </w:pPr>
+      <w:r>
+        <w:rPr>
+          <w:rFonts w:ascii="Times New Roman" w:hAnsi="Times New Roman"/>
+          <w:sz w:val="24"/>
+        </w:rPr>
+        <w:t xml:space="preserve">2. </w:t>
+      </w:r>
+      <w:r>
+        <w:rPr>
+          <w:rFonts w:ascii="Times New Roman" w:hAnsi="Times New Roman"/>
+          <w:b/>
+          <w:sz w:val="24"/>
+        </w:rPr>
+        <w:t xml:space="preserve">Actividad de investigación: </w:t>
+      </w:r>
+      <w:r>
+        <w:rPr>
+          <w:rFonts w:ascii="Times New Roman" w:hAnsi="Times New Roman"/>
+          <w:sz w:val="24"/>
+        </w:rPr>
+        <w:t>Diseño de los formatos estandarizados de registro de solicitudes de afiliación y de incidencias, y elaboración del procedimiento escrito para la gestión unificada de casos en el departamento.</w:t>
+      </w:r>
+    </w:p>
+    <w:p>
+      <w:pPr>
+        <w:spacing w:before="480" w:after="480" w:line="360" w:lineRule="auto"/>
+        <w:jc w:val="left"/>
+      </w:pPr>
+      <w:r>
+        <w:rPr>
+          <w:rFonts w:ascii="Times New Roman" w:hAnsi="Times New Roman"/>
+          <w:b/>
+          <w:sz w:val="24"/>
+        </w:rPr>
+        <w:t>Semana 9</w:t>
+      </w:r>
+    </w:p>
+    <w:p>
+      <w:pPr>
+        <w:spacing w:line="360" w:lineRule="auto"/>
+        <w:ind w:firstLine="709"/>
+        <w:jc w:val="both"/>
+      </w:pPr>
+      <w:r>
+        <w:rPr>
+          <w:rFonts w:ascii="Times New Roman" w:hAnsi="Times New Roman"/>
+          <w:sz w:val="24"/>
+        </w:rPr>
+        <w:t xml:space="preserve">1. </w:t>
+      </w:r>
+      <w:r>
+        <w:rPr>
+          <w:rFonts w:ascii="Times New Roman" w:hAnsi="Times New Roman"/>
+          <w:b/>
+          <w:sz w:val="24"/>
+        </w:rPr>
+        <w:t xml:space="preserve">Actividad operativa: </w:t>
+      </w:r>
+      <w:r>
+        <w:rPr>
+          <w:rFonts w:ascii="Times New Roman" w:hAnsi="Times New Roman"/>
+          <w:sz w:val="24"/>
+        </w:rPr>
+        <w:t>Participación en las actividades regulares del departamento y apoyo en el cierre administrativo del ciclo de atención al suscriptor correspondiente al período de pasantías.</w:t>
+      </w:r>
+    </w:p>
+    <w:p>
+      <w:pPr>
+        <w:spacing w:line="360" w:lineRule="auto"/>
+        <w:ind w:firstLine="709"/>
+        <w:jc w:val="both"/>
+      </w:pPr>
+      <w:r>
+        <w:rPr>
+          <w:rFonts w:ascii="Times New Roman" w:hAnsi="Times New Roman"/>
+          <w:sz w:val="24"/>
+        </w:rPr>
+        <w:t xml:space="preserve">2. </w:t>
+      </w:r>
+      <w:r>
+        <w:rPr>
+          <w:rFonts w:ascii="Times New Roman" w:hAnsi="Times New Roman"/>
+          <w:b/>
+          <w:sz w:val="24"/>
+        </w:rPr>
+        <w:t xml:space="preserve">Actividad de investigación: </w:t>
+      </w:r>
+      <w:r>
+        <w:rPr>
+          <w:rFonts w:ascii="Times New Roman" w:hAnsi="Times New Roman"/>
+          <w:sz w:val="24"/>
+        </w:rPr>
+        <w:t>Redacción y validación de la propuesta de mejora al control administrativo de solicitudes de servicio, incorporando las observaciones del tutor industrial y ajustando los procedimientos al contexto operativo de IDETEL.</w:t>
+      </w:r>
+    </w:p>
+    <w:p>
+      <w:pPr>
+        <w:spacing w:before="480" w:after="480" w:line="360" w:lineRule="auto"/>
+        <w:jc w:val="left"/>
+      </w:pPr>
+      <w:r>
+        <w:rPr>
+          <w:rFonts w:ascii="Times New Roman" w:hAnsi="Times New Roman"/>
+          <w:b/>
+          <w:sz w:val="24"/>
+        </w:rPr>
+        <w:t>Semana 10</w:t>
+      </w:r>
+    </w:p>
+    <w:p>
+      <w:pPr>
+        <w:spacing w:line="360" w:lineRule="auto"/>
+        <w:ind w:firstLine="709"/>
+        <w:jc w:val="both"/>
+      </w:pPr>
+      <w:r>
+        <w:rPr>
+          <w:rFonts w:ascii="Times New Roman" w:hAnsi="Times New Roman"/>
+          <w:sz w:val="24"/>
+        </w:rPr>
+        <w:t xml:space="preserve">1. </w:t>
+      </w:r>
+      <w:r>
+        <w:rPr>
+          <w:rFonts w:ascii="Times New Roman" w:hAnsi="Times New Roman"/>
+          <w:b/>
+          <w:sz w:val="24"/>
+        </w:rPr>
+        <w:t xml:space="preserve">Actividad operativa: </w:t>
+      </w:r>
+      <w:r>
+        <w:rPr>
+          <w:rFonts w:ascii="Times New Roman" w:hAnsi="Times New Roman"/>
+          <w:sz w:val="24"/>
+        </w:rPr>
+        <w:t>Presentación formal de la propuesta de mejora ante la supervisión del Departamento de Administración y firma de la carta de aprobación del tutor industrial.</w:t>
+      </w:r>
+    </w:p>
+    <w:p>
+      <w:pPr>
+        <w:spacing w:line="360" w:lineRule="auto"/>
+        <w:ind w:firstLine="709"/>
+        <w:jc w:val="both"/>
+      </w:pPr>
+      <w:r>
+        <w:rPr>
+          <w:rFonts w:ascii="Times New Roman" w:hAnsi="Times New Roman"/>
+          <w:sz w:val="24"/>
+        </w:rPr>
+        <w:t xml:space="preserve">2. </w:t>
+      </w:r>
+      <w:r>
+        <w:rPr>
+          <w:rFonts w:ascii="Times New Roman" w:hAnsi="Times New Roman"/>
+          <w:b/>
+          <w:sz w:val="24"/>
+        </w:rPr>
+        <w:t xml:space="preserve">Actividad de investigación: </w:t>
+      </w:r>
+      <w:r>
+        <w:rPr>
+          <w:rFonts w:ascii="Times New Roman" w:hAnsi="Times New Roman"/>
+          <w:sz w:val="24"/>
+        </w:rPr>
+        <w:t>Consolidación y revisión final del informe académico de pasantías, incorporación de los anexos definitivos y preparación del documento para la entrega institucional al IUTECP.</w:t>
       </w:r>
     </w:p>
     <w:p>
@@ -7718,7 +7465,6 @@
       </w:pPr>
     </w:p>
     <w:p>
-      <w:bookmarkStart w:id="bm_referencias" w:name="bm_referencias"/>
       <w:pPr>
         <w:spacing w:after="480"/>
         <w:jc w:val="center"/>
@@ -7729,9 +7475,24 @@
           <w:b/>
           <w:sz w:val="24"/>
         </w:rPr>
-        <w:t>REFERENCIAS</w:t>
-      </w:r>
-      <w:bookmarkEnd w:id="bm_referencias"/>
+        <w:t>CAPÍTULO V</w:t>
+      </w:r>
+    </w:p>
+    <w:p>
+      <w:bookmarkStart w:id="bm_cap5" w:name="bm_cap5"/>
+      <w:pPr>
+        <w:spacing w:before="480"/>
+        <w:jc w:val="center"/>
+      </w:pPr>
+      <w:r>
+        <w:rPr>
+          <w:rFonts w:ascii="Times New Roman" w:hAnsi="Times New Roman"/>
+          <w:b/>
+          <w:sz w:val="24"/>
+        </w:rPr>
+        <w:t>CONCLUSIONES Y RECOMENDACIONES</w:t>
+      </w:r>
+      <w:bookmarkEnd w:id="bm_cap5"/>
     </w:p>
     <w:p>
       <w:pPr>
@@ -7746,14 +7507,25 @@
       </w:pPr>
     </w:p>
     <w:p>
-      <w:pPr>
-        <w:spacing w:before="480" w:after="0"/>
-      </w:pPr>
+      <w:bookmarkStart w:id="bm_cap5_concl" w:name="bm_cap5_concl"/>
+      <w:pPr>
+        <w:spacing w:before="480" w:after="480" w:line="360" w:lineRule="auto"/>
+        <w:jc w:val="left"/>
+      </w:pPr>
+      <w:r>
+        <w:rPr>
+          <w:rFonts w:ascii="Times New Roman" w:hAnsi="Times New Roman"/>
+          <w:b/>
+          <w:sz w:val="24"/>
+        </w:rPr>
+        <w:t>Conclusiones</w:t>
+      </w:r>
+      <w:bookmarkEnd w:id="bm_cap5_concl"/>
     </w:p>
     <w:p>
       <w:pPr>
-        <w:spacing w:line="240" w:lineRule="auto" w:after="480" w:before="0"/>
-        <w:ind w:left="425" w:hanging="425"/>
+        <w:spacing w:line="360" w:lineRule="auto"/>
+        <w:ind w:firstLine="709"/>
         <w:jc w:val="both"/>
       </w:pPr>
       <w:r>
@@ -7761,13 +7533,20 @@
           <w:rFonts w:ascii="Times New Roman" w:hAnsi="Times New Roman"/>
           <w:sz w:val="24"/>
         </w:rPr>
-        <w:t>Arias, F. (2012). El proyecto de investigación: Introducción a la metodología científica (6ta ed.). Episteme, Venezuela.</w:t>
+        <w:t xml:space="preserve">1. </w:t>
+      </w:r>
+      <w:r>
+        <w:rPr>
+          <w:rFonts w:ascii="Times New Roman" w:hAnsi="Times New Roman"/>
+          <w:sz w:val="24"/>
+        </w:rPr>
+        <w:t>Se describió el proceso administrativo actual de gestión de solicitudes de IDETEL, identificando un flujo de cuatro etapas (recepción, asignación, ejecución y cierre) que opera sin procedimientos escritos formales, dependiendo de canales informales de comunicación entre las áreas comercial, administrativa y técnica.</w:t>
       </w:r>
     </w:p>
     <w:p>
       <w:pPr>
-        <w:spacing w:line="240" w:lineRule="auto" w:after="480" w:before="0"/>
-        <w:ind w:left="425" w:hanging="425"/>
+        <w:spacing w:line="360" w:lineRule="auto"/>
+        <w:ind w:firstLine="709"/>
         <w:jc w:val="both"/>
       </w:pPr>
       <w:r>
@@ -7775,13 +7554,20 @@
           <w:rFonts w:ascii="Times New Roman" w:hAnsi="Times New Roman"/>
           <w:sz w:val="24"/>
         </w:rPr>
-        <w:t>Chiavenato, I. (2006). Introducción a la teoría general de la administración (7ma ed.). McGraw-Hill, México.</w:t>
+        <w:t xml:space="preserve">2. </w:t>
+      </w:r>
+      <w:r>
+        <w:rPr>
+          <w:rFonts w:ascii="Times New Roman" w:hAnsi="Times New Roman"/>
+          <w:sz w:val="24"/>
+        </w:rPr>
+        <w:t>Se identificaron como principales deficiencias del control administrativo la ausencia de un sistema unificado de seguimiento de casos, la falta de formatos estandarizados de registro, la inexistencia de tiempos de respuesta definidos por etapa y la carencia de indicadores de gestión que permitan evaluar el desempeño del proceso.</w:t>
       </w:r>
     </w:p>
     <w:p>
       <w:pPr>
-        <w:spacing w:line="240" w:lineRule="auto" w:after="480" w:before="0"/>
-        <w:ind w:left="425" w:hanging="425"/>
+        <w:spacing w:line="360" w:lineRule="auto"/>
+        <w:ind w:firstLine="709"/>
         <w:jc w:val="both"/>
       </w:pPr>
       <w:r>
@@ -7789,13 +7575,20 @@
           <w:rFonts w:ascii="Times New Roman" w:hAnsi="Times New Roman"/>
           <w:sz w:val="24"/>
         </w:rPr>
-        <w:t>Harrington, H. J. (1993). Mejoramiento de los procesos de la empresa. McGraw-Hill, Colombia.</w:t>
+        <w:t xml:space="preserve">3. </w:t>
+      </w:r>
+      <w:r>
+        <w:rPr>
+          <w:rFonts w:ascii="Times New Roman" w:hAnsi="Times New Roman"/>
+          <w:sz w:val="24"/>
+        </w:rPr>
+        <w:t>Se determinó que las debilidades detectadas en el control administrativo generan impactos directos sobre la calidad del servicio percibida por los suscriptores, manifestados en tiempos de atención prolongados, falta de trazabilidad en el estatus de los casos y dificultades en la coordinación interdepartamental que derivan en reprocesos y quejas reiteradas.</w:t>
       </w:r>
     </w:p>
     <w:p>
       <w:pPr>
-        <w:spacing w:line="240" w:lineRule="auto" w:after="480" w:before="0"/>
-        <w:ind w:left="425" w:hanging="425"/>
+        <w:spacing w:line="360" w:lineRule="auto"/>
+        <w:ind w:firstLine="709"/>
         <w:jc w:val="both"/>
       </w:pPr>
       <w:r>
@@ -7803,13 +7596,36 @@
           <w:rFonts w:ascii="Times New Roman" w:hAnsi="Times New Roman"/>
           <w:sz w:val="24"/>
         </w:rPr>
-        <w:t>Laudon, K., y Laudon, J. (2016). Sistemas de información gerencial (14va ed.). Pearson Educación, México.</w:t>
+        <w:t xml:space="preserve">4. </w:t>
+      </w:r>
+      <w:r>
+        <w:rPr>
+          <w:rFonts w:ascii="Times New Roman" w:hAnsi="Times New Roman"/>
+          <w:sz w:val="24"/>
+        </w:rPr>
+        <w:t>Se formuló una propuesta de mejora al control administrativo que contempla un nuevo flujo de trabajo estandarizado con etapas y responsables definidos, formatos unificados de registro de solicitudes e incidencias, y un conjunto de indicadores de gestión para el monitoreo continuo del proceso de atención al suscriptor.</w:t>
       </w:r>
     </w:p>
     <w:p>
-      <w:pPr>
-        <w:spacing w:line="240" w:lineRule="auto" w:after="480" w:before="0"/>
-        <w:ind w:left="425" w:hanging="425"/>
+      <w:bookmarkStart w:id="bm_cap5_recom" w:name="bm_cap5_recom"/>
+      <w:pPr>
+        <w:spacing w:before="480" w:after="480" w:line="360" w:lineRule="auto"/>
+        <w:jc w:val="left"/>
+      </w:pPr>
+      <w:r>
+        <w:rPr>
+          <w:rFonts w:ascii="Times New Roman" w:hAnsi="Times New Roman"/>
+          <w:b/>
+          <w:sz w:val="24"/>
+        </w:rPr>
+        <w:t>Recomendaciones</w:t>
+      </w:r>
+      <w:bookmarkEnd w:id="bm_cap5_recom"/>
+    </w:p>
+    <w:p>
+      <w:pPr>
+        <w:spacing w:line="360" w:lineRule="auto"/>
+        <w:ind w:firstLine="709"/>
         <w:jc w:val="both"/>
       </w:pPr>
       <w:r>
@@ -7817,13 +7633,20 @@
           <w:rFonts w:ascii="Times New Roman" w:hAnsi="Times New Roman"/>
           <w:sz w:val="24"/>
         </w:rPr>
-        <w:t>Parasuraman, A., Zeithaml, V., y Berry, L. (1988). SERVQUAL: A multiple-item scale for measuring consumer perceptions of service quality. Journal of Retailing, 64(1), 12-40.</w:t>
+        <w:t xml:space="preserve">1. </w:t>
+      </w:r>
+      <w:r>
+        <w:rPr>
+          <w:rFonts w:ascii="Times New Roman" w:hAnsi="Times New Roman"/>
+          <w:sz w:val="24"/>
+        </w:rPr>
+        <w:t>Implementar el nuevo flujo de trabajo estandarizado propuesto, comenzando por la formalización del canal de recepción de solicitudes y la adopción de los formatos unificados de registro de afiliaciones e incidencias en todos los departamentos involucrados.</w:t>
       </w:r>
     </w:p>
     <w:p>
       <w:pPr>
-        <w:spacing w:line="240" w:lineRule="auto" w:after="480" w:before="0"/>
-        <w:ind w:left="425" w:hanging="425"/>
+        <w:spacing w:line="360" w:lineRule="auto"/>
+        <w:ind w:firstLine="709"/>
         <w:jc w:val="both"/>
       </w:pPr>
       <w:r>
@@ -7831,13 +7654,20 @@
           <w:rFonts w:ascii="Times New Roman" w:hAnsi="Times New Roman"/>
           <w:sz w:val="24"/>
         </w:rPr>
-        <w:t>Robbins, S., y Coulter, M. (2010). Administración (10ma ed.). Pearson Educación, México.</w:t>
+        <w:t xml:space="preserve">2. </w:t>
+      </w:r>
+      <w:r>
+        <w:rPr>
+          <w:rFonts w:ascii="Times New Roman" w:hAnsi="Times New Roman"/>
+          <w:sz w:val="24"/>
+        </w:rPr>
+        <w:t>Socializar el manual de procedimientos de gestión de solicitudes con el personal de las áreas administrativa, comercial y técnica, garantizando que cada actor conozca su rol, sus responsabilidades y los tiempos máximos de respuesta establecidos para cada fase del proceso.</w:t>
       </w:r>
     </w:p>
     <w:p>
       <w:pPr>
-        <w:spacing w:line="240" w:lineRule="auto" w:after="480" w:before="0"/>
-        <w:ind w:left="425" w:hanging="425"/>
+        <w:spacing w:line="360" w:lineRule="auto"/>
+        <w:ind w:firstLine="709"/>
         <w:jc w:val="both"/>
       </w:pPr>
       <w:r>
@@ -7845,13 +7675,20 @@
           <w:rFonts w:ascii="Times New Roman" w:hAnsi="Times New Roman"/>
           <w:sz w:val="24"/>
         </w:rPr>
-        <w:t>Universidad Pedagógica Experimental Libertador. (2016). Manual de trabajos de grado de especialización y maestría y tesis doctorales (5ta ed.). FEDUPEL, Venezuela.</w:t>
+        <w:t xml:space="preserve">3. </w:t>
+      </w:r>
+      <w:r>
+        <w:rPr>
+          <w:rFonts w:ascii="Times New Roman" w:hAnsi="Times New Roman"/>
+          <w:sz w:val="24"/>
+        </w:rPr>
+        <w:t>Establecer indicadores de gestión para el proceso de atención al suscriptor, tales como el tiempo promedio de resolución de incidencias, el porcentaje de solicitudes cerradas dentro del plazo y el índice de reincidencias por caso, con seguimiento mensual por parte de la supervisión.</w:t>
       </w:r>
     </w:p>
     <w:p>
       <w:pPr>
-        <w:spacing w:line="240" w:lineRule="auto" w:after="480" w:before="0"/>
-        <w:ind w:left="425" w:hanging="425"/>
+        <w:spacing w:line="360" w:lineRule="auto"/>
+        <w:ind w:firstLine="709"/>
         <w:jc w:val="both"/>
       </w:pPr>
       <w:r>
@@ -7859,7 +7696,14 @@
           <w:rFonts w:ascii="Times New Roman" w:hAnsi="Times New Roman"/>
           <w:sz w:val="24"/>
         </w:rPr>
-        <w:t>Zeithaml, V., Parasuraman, A., y Berry, L. (1993). Calidad total en la gestión de servicios. Díaz de Santos, España.</w:t>
+        <w:t xml:space="preserve">4. </w:t>
+      </w:r>
+      <w:r>
+        <w:rPr>
+          <w:rFonts w:ascii="Times New Roman" w:hAnsi="Times New Roman"/>
+          <w:sz w:val="24"/>
+        </w:rPr>
+        <w:t>Evaluar la incorporación de una plataforma de gestión de tickets de código abierto que centralice el registro y seguimiento de solicitudes en tiempo real, eliminando la dependencia de canales informales de comunicación y dotando a la organización de trazabilidad completa sobre el ciclo de vida de cada caso.</w:t>
       </w:r>
     </w:p>
     <w:p>
@@ -7876,20 +7720,20 @@
       </w:pPr>
     </w:p>
     <w:p>
-      <w:bookmarkStart w:id="bm_anexos" w:name="bm_anexos"/>
-      <w:pPr>
-        <w:spacing w:before="3600"/>
+      <w:bookmarkStart w:id="bm_referencias" w:name="bm_referencias"/>
+      <w:pPr>
+        <w:spacing w:after="480"/>
         <w:jc w:val="center"/>
       </w:pPr>
       <w:r>
         <w:rPr>
           <w:rFonts w:ascii="Times New Roman" w:hAnsi="Times New Roman"/>
           <w:b/>
-          <w:sz w:val="32"/>
-        </w:rPr>
-        <w:t>ANEXOS</w:t>
-      </w:r>
-      <w:bookmarkEnd w:id="bm_anexos"/>
+          <w:sz w:val="24"/>
+        </w:rPr>
+        <w:t>REFERENCIAS</w:t>
+      </w:r>
+      <w:bookmarkEnd w:id="bm_referencias"/>
     </w:p>
     <w:p>
       <w:pPr>
@@ -7904,54 +7748,129 @@
       </w:pPr>
     </w:p>
     <w:p>
-      <w:bookmarkStart w:id="bm_anexoA" w:name="bm_anexoA"/>
-      <w:pPr>
-        <w:spacing w:before="0" w:after="480"/>
-        <w:jc w:val="center"/>
-      </w:pPr>
-      <w:bookmarkEnd w:id="bm_anexoA"/>
-      <w:r>
-        <w:rPr>
-          <w:rFonts w:ascii="Times New Roman" w:hAnsi="Times New Roman"/>
-          <w:b/>
-          <w:sz w:val="24"/>
-        </w:rPr>
-        <w:t>ANEXO A</w:t>
-      </w:r>
+      <w:pPr>
+        <w:spacing w:before="480" w:after="0"/>
+      </w:pPr>
     </w:p>
     <w:p>
       <w:pPr>
-        <w:spacing w:before="240" w:after="480"/>
-        <w:jc w:val="center"/>
+        <w:spacing w:line="240" w:lineRule="auto" w:after="480" w:before="0"/>
+        <w:ind w:left="425" w:hanging="425"/>
+        <w:jc w:val="both"/>
       </w:pPr>
       <w:r>
         <w:rPr>
           <w:rFonts w:ascii="Times New Roman" w:hAnsi="Times New Roman"/>
-          <w:b/>
           <w:sz w:val="24"/>
         </w:rPr>
-        <w:t>[Aquí va la descripción del Anexo A]</w:t>
+        <w:t>Arias, F. (2012). El proyecto de investigación: Introducción a la metodología científica (6ta ed.). Episteme, Venezuela.</w:t>
       </w:r>
     </w:p>
     <w:p>
       <w:pPr>
-        <w:jc w:val="center"/>
+        <w:spacing w:line="240" w:lineRule="auto" w:after="480" w:before="0"/>
+        <w:ind w:left="425" w:hanging="425"/>
+        <w:jc w:val="both"/>
       </w:pPr>
       <w:r>
         <w:rPr>
           <w:rFonts w:ascii="Times New Roman" w:hAnsi="Times New Roman"/>
-          <w:i/>
-          <w:sz w:val="20"/>
-        </w:rPr>
-        <w:t>(Contenido elaborado por el estudiante)</w:t>
+          <w:sz w:val="24"/>
+        </w:rPr>
+        <w:t>Chiavenato, I. (2006). Introducción a la teoría general de la administración (7ma ed.). McGraw-Hill, México.</w:t>
       </w:r>
     </w:p>
     <w:p>
       <w:pPr>
+        <w:spacing w:line="240" w:lineRule="auto" w:after="480" w:before="0"/>
+        <w:ind w:left="425" w:hanging="425"/>
+        <w:jc w:val="both"/>
+      </w:pPr>
+      <w:r>
+        <w:rPr>
+          <w:rFonts w:ascii="Times New Roman" w:hAnsi="Times New Roman"/>
+          <w:sz w:val="24"/>
+        </w:rPr>
+        <w:t>Harrington, H. J. (1993). Mejoramiento de los procesos de la empresa. McGraw-Hill, Colombia.</w:t>
+      </w:r>
+    </w:p>
+    <w:p>
+      <w:pPr>
+        <w:spacing w:line="240" w:lineRule="auto" w:after="480" w:before="0"/>
+        <w:ind w:left="425" w:hanging="425"/>
+        <w:jc w:val="both"/>
+      </w:pPr>
+      <w:r>
+        <w:rPr>
+          <w:rFonts w:ascii="Times New Roman" w:hAnsi="Times New Roman"/>
+          <w:sz w:val="24"/>
+        </w:rPr>
+        <w:t>Laudon, K., y Laudon, J. (2016). Sistemas de información gerencial (14va ed.). Pearson Educación, México.</w:t>
+      </w:r>
+    </w:p>
+    <w:p>
+      <w:pPr>
+        <w:spacing w:line="240" w:lineRule="auto" w:after="480" w:before="0"/>
+        <w:ind w:left="425" w:hanging="425"/>
+        <w:jc w:val="both"/>
+      </w:pPr>
+      <w:r>
+        <w:rPr>
+          <w:rFonts w:ascii="Times New Roman" w:hAnsi="Times New Roman"/>
+          <w:sz w:val="24"/>
+        </w:rPr>
+        <w:t>Parasuraman, A., Zeithaml, V., y Berry, L. (1988). SERVQUAL: A multiple-item scale for measuring consumer perceptions of service quality. Journal of Retailing, 64(1), 12-40.</w:t>
+      </w:r>
+    </w:p>
+    <w:p>
+      <w:pPr>
+        <w:spacing w:line="240" w:lineRule="auto" w:after="480" w:before="0"/>
+        <w:ind w:left="425" w:hanging="425"/>
+        <w:jc w:val="both"/>
+      </w:pPr>
+      <w:r>
+        <w:rPr>
+          <w:rFonts w:ascii="Times New Roman" w:hAnsi="Times New Roman"/>
+          <w:sz w:val="24"/>
+        </w:rPr>
+        <w:t>Robbins, S., y Coulter, M. (2010). Administración (10ma ed.). Pearson Educación, México.</w:t>
+      </w:r>
+    </w:p>
+    <w:p>
+      <w:pPr>
+        <w:spacing w:line="240" w:lineRule="auto" w:after="480" w:before="0"/>
+        <w:ind w:left="425" w:hanging="425"/>
+        <w:jc w:val="both"/>
+      </w:pPr>
+      <w:r>
+        <w:rPr>
+          <w:rFonts w:ascii="Times New Roman" w:hAnsi="Times New Roman"/>
+          <w:sz w:val="24"/>
+        </w:rPr>
+        <w:t>Universidad Pedagógica Experimental Libertador. (2016). Manual de trabajos de grado de especialización y maestría y tesis doctorales (5ta ed.). FEDUPEL, Venezuela.</w:t>
+      </w:r>
+    </w:p>
+    <w:p>
+      <w:pPr>
+        <w:spacing w:line="240" w:lineRule="auto" w:after="480" w:before="0"/>
+        <w:ind w:left="425" w:hanging="425"/>
+        <w:jc w:val="both"/>
+      </w:pPr>
+      <w:r>
+        <w:rPr>
+          <w:rFonts w:ascii="Times New Roman" w:hAnsi="Times New Roman"/>
+          <w:sz w:val="24"/>
+        </w:rPr>
+        <w:t>Zeithaml, V., Parasuraman, A., y Berry, L. (1993). Calidad total en la gestión de servicios. Díaz de Santos, España.</w:t>
+      </w:r>
+    </w:p>
+    <w:p>
+      <w:pPr>
         <w:sectPr>
           <w:footerReference w:type="default" r:id="rId44"/>
+          <w:type w:val="continuous"/>
           <w:pgSz w:w="12240" w:h="15840"/>
-          <w:pgMar w:top="2835" w:right="1701" w:bottom="1701" w:left="2268" w:header="720" w:footer="720" w:gutter="0"/>
+          <w:pgMar w:top="1701" w:right="1701" w:bottom="1701" w:left="2268" w:header="720" w:footer="720" w:gutter="0"/>
           <w:cols w:space="720"/>
           <w:titlePg/>
           <w:docGrid w:linePitch="360"/>
@@ -7959,47 +7878,20 @@
       </w:pPr>
     </w:p>
     <w:p>
-      <w:bookmarkStart w:id="bm_anexoB" w:name="bm_anexoB"/>
-      <w:pPr>
-        <w:spacing w:before="0" w:after="480"/>
+      <w:bookmarkStart w:id="bm_anexos" w:name="bm_anexos"/>
+      <w:pPr>
+        <w:spacing w:before="3600"/>
         <w:jc w:val="center"/>
       </w:pPr>
-      <w:bookmarkEnd w:id="bm_anexoB"/>
       <w:r>
         <w:rPr>
           <w:rFonts w:ascii="Times New Roman" w:hAnsi="Times New Roman"/>
           <w:b/>
-          <w:sz w:val="24"/>
-        </w:rPr>
-        <w:t>ANEXO B</w:t>
-      </w:r>
-    </w:p>
-    <w:p>
-      <w:pPr>
-        <w:spacing w:before="240" w:after="480"/>
-        <w:jc w:val="center"/>
-      </w:pPr>
-      <w:r>
-        <w:rPr>
-          <w:rFonts w:ascii="Times New Roman" w:hAnsi="Times New Roman"/>
-          <w:b/>
-          <w:sz w:val="24"/>
-        </w:rPr>
-        <w:t>[Aquí va la descripción del Anexo B]</w:t>
-      </w:r>
-    </w:p>
-    <w:p>
-      <w:pPr>
-        <w:jc w:val="center"/>
-      </w:pPr>
-      <w:r>
-        <w:rPr>
-          <w:rFonts w:ascii="Times New Roman" w:hAnsi="Times New Roman"/>
-          <w:i/>
-          <w:sz w:val="20"/>
-        </w:rPr>
-        <w:t>(Contenido elaborado por el estudiante)</w:t>
-      </w:r>
+          <w:sz w:val="32"/>
+        </w:rPr>
+        <w:t>ANEXOS</w:t>
+      </w:r>
+      <w:bookmarkEnd w:id="bm_anexos"/>
     </w:p>
     <w:p>
       <w:pPr>
@@ -8014,19 +7906,19 @@
       </w:pPr>
     </w:p>
     <w:p>
-      <w:bookmarkStart w:id="bm_anexoC" w:name="bm_anexoC"/>
+      <w:bookmarkStart w:id="bm_anexoA" w:name="bm_anexoA"/>
       <w:pPr>
         <w:spacing w:before="0" w:after="480"/>
         <w:jc w:val="center"/>
       </w:pPr>
-      <w:bookmarkEnd w:id="bm_anexoC"/>
+      <w:bookmarkEnd w:id="bm_anexoA"/>
       <w:r>
         <w:rPr>
           <w:rFonts w:ascii="Times New Roman" w:hAnsi="Times New Roman"/>
           <w:b/>
           <w:sz w:val="24"/>
         </w:rPr>
-        <w:t>ANEXO C</w:t>
+        <w:t>ANEXO A</w:t>
       </w:r>
     </w:p>
     <w:p>
@@ -8040,7 +7932,7 @@
           <w:b/>
           <w:sz w:val="24"/>
         </w:rPr>
-        <w:t>[Aquí va la descripción del Anexo C]</w:t>
+        <w:t>[Aquí va la descripción del Anexo A]</w:t>
       </w:r>
     </w:p>
     <w:p>
@@ -8056,8 +7948,118 @@
         <w:t>(Contenido elaborado por el estudiante)</w:t>
       </w:r>
     </w:p>
+    <w:p>
+      <w:pPr>
+        <w:sectPr>
+          <w:footerReference w:type="default" r:id="rId46"/>
+          <w:pgSz w:w="12240" w:h="15840"/>
+          <w:pgMar w:top="2835" w:right="1701" w:bottom="1701" w:left="2268" w:header="720" w:footer="720" w:gutter="0"/>
+          <w:cols w:space="720"/>
+          <w:titlePg/>
+          <w:docGrid w:linePitch="360"/>
+        </w:sectPr>
+      </w:pPr>
+    </w:p>
+    <w:p>
+      <w:bookmarkStart w:id="bm_anexoB" w:name="bm_anexoB"/>
+      <w:pPr>
+        <w:spacing w:before="0" w:after="480"/>
+        <w:jc w:val="center"/>
+      </w:pPr>
+      <w:bookmarkEnd w:id="bm_anexoB"/>
+      <w:r>
+        <w:rPr>
+          <w:rFonts w:ascii="Times New Roman" w:hAnsi="Times New Roman"/>
+          <w:b/>
+          <w:sz w:val="24"/>
+        </w:rPr>
+        <w:t>ANEXO B</w:t>
+      </w:r>
+    </w:p>
+    <w:p>
+      <w:pPr>
+        <w:spacing w:before="240" w:after="480"/>
+        <w:jc w:val="center"/>
+      </w:pPr>
+      <w:r>
+        <w:rPr>
+          <w:rFonts w:ascii="Times New Roman" w:hAnsi="Times New Roman"/>
+          <w:b/>
+          <w:sz w:val="24"/>
+        </w:rPr>
+        <w:t>[Aquí va la descripción del Anexo B]</w:t>
+      </w:r>
+    </w:p>
+    <w:p>
+      <w:pPr>
+        <w:jc w:val="center"/>
+      </w:pPr>
+      <w:r>
+        <w:rPr>
+          <w:rFonts w:ascii="Times New Roman" w:hAnsi="Times New Roman"/>
+          <w:i/>
+          <w:sz w:val="20"/>
+        </w:rPr>
+        <w:t>(Contenido elaborado por el estudiante)</w:t>
+      </w:r>
+    </w:p>
+    <w:p>
+      <w:pPr>
+        <w:sectPr>
+          <w:footerReference w:type="default" r:id="rId47"/>
+          <w:pgSz w:w="12240" w:h="15840"/>
+          <w:pgMar w:top="2835" w:right="1701" w:bottom="1701" w:left="2268" w:header="720" w:footer="720" w:gutter="0"/>
+          <w:cols w:space="720"/>
+          <w:titlePg/>
+          <w:docGrid w:linePitch="360"/>
+        </w:sectPr>
+      </w:pPr>
+    </w:p>
+    <w:p>
+      <w:bookmarkStart w:id="bm_anexoC" w:name="bm_anexoC"/>
+      <w:pPr>
+        <w:spacing w:before="0" w:after="480"/>
+        <w:jc w:val="center"/>
+      </w:pPr>
+      <w:bookmarkEnd w:id="bm_anexoC"/>
+      <w:r>
+        <w:rPr>
+          <w:rFonts w:ascii="Times New Roman" w:hAnsi="Times New Roman"/>
+          <w:b/>
+          <w:sz w:val="24"/>
+        </w:rPr>
+        <w:t>ANEXO C</w:t>
+      </w:r>
+    </w:p>
+    <w:p>
+      <w:pPr>
+        <w:spacing w:before="240" w:after="480"/>
+        <w:jc w:val="center"/>
+      </w:pPr>
+      <w:r>
+        <w:rPr>
+          <w:rFonts w:ascii="Times New Roman" w:hAnsi="Times New Roman"/>
+          <w:b/>
+          <w:sz w:val="24"/>
+        </w:rPr>
+        <w:t>[Aquí va la descripción del Anexo C]</w:t>
+      </w:r>
+    </w:p>
+    <w:p>
+      <w:pPr>
+        <w:jc w:val="center"/>
+      </w:pPr>
+      <w:r>
+        <w:rPr>
+          <w:rFonts w:ascii="Times New Roman" w:hAnsi="Times New Roman"/>
+          <w:i/>
+          <w:sz w:val="20"/>
+        </w:rPr>
+        <w:t>(Contenido elaborado por el estudiante)</w:t>
+      </w:r>
+    </w:p>
     <w:sectPr>
-      <w:footerReference w:type="default" r:id="rId46"/>
+      <w:footerReference w:type="default" r:id="rId48"/>
       <w:pgSz w:w="12240" w:h="15840"/>
       <w:pgMar w:top="2835" w:right="1701" w:bottom="1701" w:left="2268" w:header="720" w:footer="720" w:gutter="0"/>
       <w:cols w:space="720"/>
@@ -8280,7 +8282,7 @@
         <w:sz w:val="24"/>
       </w:rPr>
       <w:fldChar w:fldCharType="begin"/>
-      <w:instrText xml:space="preserve"> PAGE </w:instrText>
+      <w:instrText xml:space="preserve"> PAGE \* roman </w:instrText>
       <w:fldChar w:fldCharType="separate"/>
       <w:fldChar w:fldCharType="end"/>
     </w:r>
@@ -8311,7 +8313,7 @@
         <w:sz w:val="24"/>
       </w:rPr>
       <w:fldChar w:fldCharType="begin"/>
-      <w:instrText xml:space="preserve"> PAGE </w:instrText>
+      <w:instrText xml:space="preserve"> PAGE \* roman </w:instrText>
       <w:fldChar w:fldCharType="separate"/>
       <w:fldChar w:fldCharType="end"/>
     </w:r>
@@ -8634,6 +8636,48 @@
 </w:ftr>
 </file>
 
+<file path=word/footer35.xml><?xml version="1.0" encoding="utf-8"?>
+<w:ftr xmlns:m="http://schemas.openxmlformats.org/officeDocument/2006/math" xmlns:mc="http://schemas.openxmlformats.org/markup-compatibility/2006" xmlns:mo="http://schemas.microsoft.com/office/mac/office/2008/main" xmlns:mv="urn:schemas-microsoft-com:mac:vml" xmlns:o="urn:schemas-microsoft-com:office:office" xmlns:r="http://schemas.openxmlformats.org/officeDocument/2006/relationships" xmlns:v="urn:schemas-microsoft-com:vml" xmlns:w10="urn:schemas-microsoft-com:office:word" xmlns:w14="http://schemas.microsoft.com/office/word/2010/wordml" xmlns:w="http://schemas.openxmlformats.org/wordprocessingml/2006/main" xmlns:wne="http://schemas.microsoft.com/office/word/2006/wordml" xmlns:wp14="http://schemas.microsoft.com/office/word/2010/wordprocessingDrawing" xmlns:wp="http://schemas.openxmlformats.org/drawingml/2006/wordprocessingDrawing" xmlns:wpc="http://schemas.microsoft.com/office/word/2010/wordprocessingCanvas" xmlns:wpg="http://schemas.microsoft.com/office/word/2010/wordprocessingGroup" xmlns:wpi="http://schemas.microsoft.com/office/word/2010/wordprocessingInk" xmlns:wps="http://schemas.microsoft.com/office/word/2010/wordprocessingShape" mc:Ignorable="w14 wp14">
+  <w:p>
+    <w:pPr>
+      <w:pStyle w:val="Footer"/>
+      <w:jc w:val="center"/>
+    </w:pPr>
+    <w:r>
+      <w:rPr>
+        <w:rFonts w:ascii="Times New Roman" w:hAnsi="Times New Roman"/>
+        <w:sz w:val="24"/>
+      </w:rPr>
+      <w:fldChar w:fldCharType="begin"/>
+      <w:instrText xml:space="preserve"> PAGE </w:instrText>
+      <w:fldChar w:fldCharType="separate"/>
+      <w:fldChar w:fldCharType="end"/>
+    </w:r>
+  </w:p>
+</w:ftr>
+</file>
+
+<file path=word/footer36.xml><?xml version="1.0" encoding="utf-8"?>
+<w:ftr xmlns:m="http://schemas.openxmlformats.org/officeDocument/2006/math" xmlns:mc="http://schemas.openxmlformats.org/markup-compatibility/2006" xmlns:mo="http://schemas.microsoft.com/office/mac/office/2008/main" xmlns:mv="urn:schemas-microsoft-com:mac:vml" xmlns:o="urn:schemas-microsoft-com:office:office" xmlns:r="http://schemas.openxmlformats.org/officeDocument/2006/relationships" xmlns:v="urn:schemas-microsoft-com:vml" xmlns:w10="urn:schemas-microsoft-com:office:word" xmlns:w14="http://schemas.microsoft.com/office/word/2010/wordml" xmlns:w="http://schemas.openxmlformats.org/wordprocessingml/2006/main" xmlns:wne="http://schemas.microsoft.com/office/word/2006/wordml" xmlns:wp14="http://schemas.microsoft.com/office/word/2010/wordprocessingDrawing" xmlns:wp="http://schemas.openxmlformats.org/drawingml/2006/wordprocessingDrawing" xmlns:wpc="http://schemas.microsoft.com/office/word/2010/wordprocessingCanvas" xmlns:wpg="http://schemas.microsoft.com/office/word/2010/wordprocessingGroup" xmlns:wpi="http://schemas.microsoft.com/office/word/2010/wordprocessingInk" xmlns:wps="http://schemas.microsoft.com/office/word/2010/wordprocessingShape" mc:Ignorable="w14 wp14">
+  <w:p>
+    <w:pPr>
+      <w:pStyle w:val="Footer"/>
+      <w:jc w:val="center"/>
+    </w:pPr>
+    <w:r>
+      <w:rPr>
+        <w:rFonts w:ascii="Times New Roman" w:hAnsi="Times New Roman"/>
+        <w:sz w:val="24"/>
+      </w:rPr>
+      <w:fldChar w:fldCharType="begin"/>
+      <w:instrText xml:space="preserve"> PAGE </w:instrText>
+      <w:fldChar w:fldCharType="separate"/>
+      <w:fldChar w:fldCharType="end"/>
+    </w:r>
+  </w:p>
+</w:ftr>
+</file>
+
 <file path=word/footer4.xml><?xml version="1.0" encoding="utf-8"?>
 <w:ftr xmlns:m="http://schemas.openxmlformats.org/officeDocument/2006/math" xmlns:mc="http://schemas.openxmlformats.org/markup-compatibility/2006" xmlns:mo="http://schemas.microsoft.com/office/mac/office/2008/main" xmlns:mv="urn:schemas-microsoft-com:mac:vml" xmlns:o="urn:schemas-microsoft-com:office:office" xmlns:r="http://schemas.openxmlformats.org/officeDocument/2006/relationships" xmlns:v="urn:schemas-microsoft-com:vml" xmlns:w10="urn:schemas-microsoft-com:office:word" xmlns:w14="http://schemas.microsoft.com/office/word/2010/wordml" xmlns:w="http://schemas.openxmlformats.org/wordprocessingml/2006/main" xmlns:wne="http://schemas.microsoft.com/office/word/2006/wordml" xmlns:wp14="http://schemas.microsoft.com/office/word/2010/wordprocessingDrawing" xmlns:wp="http://schemas.openxmlformats.org/drawingml/2006/wordprocessingDrawing" xmlns:wpc="http://schemas.microsoft.com/office/word/2010/wordprocessingCanvas" xmlns:wpg="http://schemas.microsoft.com/office/word/2010/wordprocessingGroup" xmlns:wpi="http://schemas.microsoft.com/office/word/2010/wordprocessingInk" xmlns:wps="http://schemas.microsoft.com/office/word/2010/wordprocessingShape" mc:Ignorable="w14 wp14">
   <w:p>
@@ -8702,18 +8746,7 @@
   <w:p>
     <w:pPr>
       <w:pStyle w:val="Footer"/>
-      <w:jc w:val="center"/>
     </w:pPr>
-    <w:r>
-      <w:rPr>
-        <w:rFonts w:ascii="Times New Roman" w:hAnsi="Times New Roman"/>
-        <w:sz w:val="24"/>
-      </w:rPr>
-      <w:fldChar w:fldCharType="begin"/>
-      <w:instrText xml:space="preserve"> PAGE \* roman </w:instrText>
-      <w:fldChar w:fldCharType="separate"/>
-      <w:fldChar w:fldCharType="end"/>
-    </w:r>
   </w:p>
 </w:ftr>
 </file>
@@ -8723,18 +8756,7 @@
   <w:p>
     <w:pPr>
       <w:pStyle w:val="Footer"/>
-      <w:jc w:val="center"/>
     </w:pPr>
-    <w:r>
-      <w:rPr>
-        <w:rFonts w:ascii="Times New Roman" w:hAnsi="Times New Roman"/>
-        <w:sz w:val="24"/>
-      </w:rPr>
-      <w:fldChar w:fldCharType="begin"/>
-      <w:instrText xml:space="preserve"> PAGE \* roman </w:instrText>
-      <w:fldChar w:fldCharType="separate"/>
-      <w:fldChar w:fldCharType="end"/>
-    </w:r>
   </w:p>
 </w:ftr>
 </file>

--- a/amaal/reportes/Informe_Pasantia_IUTECP.docx
+++ b/amaal/reportes/Informe_Pasantia_IUTECP.docx
@@ -2257,18 +2257,16 @@
     </w:p>
     <w:p>
       <w:pPr>
-        <w:spacing w:before="240" w:after="240" w:line="360" w:lineRule="auto"/>
-        <w:ind w:firstLine="709"/>
+        <w:spacing w:before="480" w:after="480" w:line="360" w:lineRule="auto"/>
         <w:jc w:val="left"/>
       </w:pPr>
       <w:r>
         <w:rPr>
           <w:rFonts w:ascii="Times New Roman" w:hAnsi="Times New Roman"/>
           <w:b/>
-          <w:i/>
           <w:sz w:val="24"/>
         </w:rPr>
-        <w:t>1.1.1 Razón social</w:t>
+        <w:t>Razón social</w:t>
       </w:r>
     </w:p>
     <w:p>
@@ -2289,18 +2287,16 @@
     <w:p>
       <w:bookmarkStart w:id="bm_cap1_resena" w:name="bm_cap1_resena"/>
       <w:pPr>
-        <w:spacing w:before="240" w:after="240" w:line="360" w:lineRule="auto"/>
-        <w:ind w:firstLine="709"/>
+        <w:spacing w:before="480" w:after="480" w:line="360" w:lineRule="auto"/>
         <w:jc w:val="left"/>
       </w:pPr>
       <w:r>
         <w:rPr>
           <w:rFonts w:ascii="Times New Roman" w:hAnsi="Times New Roman"/>
           <w:b/>
-          <w:i/>
           <w:sz w:val="24"/>
         </w:rPr>
-        <w:t>1.1.2 Reseña histórica</w:t>
+        <w:t>Reseña histórica</w:t>
       </w:r>
       <w:bookmarkEnd w:id="bm_cap1_resena"/>
     </w:p>
@@ -2352,18 +2348,16 @@
     <w:p>
       <w:bookmarkStart w:id="bm_cap1_mision" w:name="bm_cap1_mision"/>
       <w:pPr>
-        <w:spacing w:before="240" w:after="240" w:line="360" w:lineRule="auto"/>
-        <w:ind w:firstLine="709"/>
+        <w:spacing w:before="480" w:after="480" w:line="360" w:lineRule="auto"/>
         <w:jc w:val="left"/>
       </w:pPr>
       <w:r>
         <w:rPr>
           <w:rFonts w:ascii="Times New Roman" w:hAnsi="Times New Roman"/>
           <w:b/>
-          <w:i/>
           <w:sz w:val="24"/>
         </w:rPr>
-        <w:t>1.1.3 Misión</w:t>
+        <w:t>Misión</w:t>
       </w:r>
       <w:bookmarkEnd w:id="bm_cap1_mision"/>
     </w:p>
@@ -2376,7 +2370,7 @@
       <w:r>
         <w:rPr>
           <w:rFonts w:ascii="Times New Roman" w:hAnsi="Times New Roman"/>
-          <w:i/>
+          <w:i w:val="0"/>
           <w:sz w:val="24"/>
         </w:rPr>
         <w:t>Brindar soluciones con altos estándares de confiabilidad en servicios de radiocomunicación y datos al segmento de mercado PyME, así como la entrega de servicios de calidad en el sector petrolero, asociados a los esfuerzos en ingeniería (integración multidisciplinaria), planificación y ejecución de proyectos de telecomunicaciones y automatización.</w:t>
@@ -2385,18 +2379,16 @@
     <w:p>
       <w:bookmarkStart w:id="bm_cap1_vision" w:name="bm_cap1_vision"/>
       <w:pPr>
-        <w:spacing w:before="240" w:after="240" w:line="360" w:lineRule="auto"/>
-        <w:ind w:firstLine="709"/>
+        <w:spacing w:before="480" w:after="480" w:line="360" w:lineRule="auto"/>
         <w:jc w:val="left"/>
       </w:pPr>
       <w:r>
         <w:rPr>
           <w:rFonts w:ascii="Times New Roman" w:hAnsi="Times New Roman"/>
           <w:b/>
-          <w:i/>
           <w:sz w:val="24"/>
         </w:rPr>
-        <w:t>1.1.4 Visión</w:t>
+        <w:t>Visión</w:t>
       </w:r>
       <w:bookmarkEnd w:id="bm_cap1_vision"/>
     </w:p>
@@ -2409,7 +2401,7 @@
       <w:r>
         <w:rPr>
           <w:rFonts w:ascii="Times New Roman" w:hAnsi="Times New Roman"/>
-          <w:i/>
+          <w:i w:val="0"/>
           <w:sz w:val="24"/>
         </w:rPr>
         <w:t>Ser reconocidos por los clientes como un proveedor de servicios altamente confiable y con altos estándares técnicos y de ingeniería, con capacidad de brindar soluciones multidisciplinarias en el área de automatización y telecomunicaciones, fortaleciendo continuamente el capital humano mediante capacitación y mejora progresiva de las instalaciones, con el fin de obtener la innovación, competitividad y liderazgo necesarios para sobresalir en el mercado de nuevas tecnologías.</w:t>
@@ -2418,18 +2410,16 @@
     <w:p>
       <w:bookmarkStart w:id="bm_cap1_valores" w:name="bm_cap1_valores"/>
       <w:pPr>
-        <w:spacing w:before="240" w:after="240" w:line="360" w:lineRule="auto"/>
-        <w:ind w:firstLine="709"/>
+        <w:spacing w:before="480" w:after="480" w:line="360" w:lineRule="auto"/>
         <w:jc w:val="left"/>
       </w:pPr>
       <w:r>
         <w:rPr>
           <w:rFonts w:ascii="Times New Roman" w:hAnsi="Times New Roman"/>
           <w:b/>
-          <w:i/>
           <w:sz w:val="24"/>
         </w:rPr>
-        <w:t>1.1.5 Valores</w:t>
+        <w:t>Valores</w:t>
       </w:r>
       <w:bookmarkEnd w:id="bm_cap1_valores"/>
     </w:p>
@@ -2567,18 +2557,16 @@
     <w:p>
       <w:bookmarkStart w:id="bm_cap1_obj" w:name="bm_cap1_obj"/>
       <w:pPr>
-        <w:spacing w:before="240" w:after="240" w:line="360" w:lineRule="auto"/>
-        <w:ind w:firstLine="709"/>
+        <w:spacing w:before="480" w:after="480" w:line="360" w:lineRule="auto"/>
         <w:jc w:val="left"/>
       </w:pPr>
       <w:r>
         <w:rPr>
           <w:rFonts w:ascii="Times New Roman" w:hAnsi="Times New Roman"/>
           <w:b/>
-          <w:i/>
           <w:sz w:val="24"/>
         </w:rPr>
-        <w:t>1.1.6 Objetivos Organizacionales</w:t>
+        <w:t>Objetivos Organizacionales</w:t>
       </w:r>
       <w:bookmarkEnd w:id="bm_cap1_obj"/>
     </w:p>
@@ -2663,18 +2651,16 @@
     <w:p>
       <w:bookmarkStart w:id="bm_cap1_ubic" w:name="bm_cap1_ubic"/>
       <w:pPr>
-        <w:spacing w:before="240" w:after="240" w:line="360" w:lineRule="auto"/>
-        <w:ind w:firstLine="709"/>
+        <w:spacing w:before="480" w:after="480" w:line="360" w:lineRule="auto"/>
         <w:jc w:val="left"/>
       </w:pPr>
       <w:r>
         <w:rPr>
           <w:rFonts w:ascii="Times New Roman" w:hAnsi="Times New Roman"/>
           <w:b/>
-          <w:i/>
           <w:sz w:val="24"/>
         </w:rPr>
-        <w:t>1.1.7 Ubicación geográfica</w:t>
+        <w:t>Ubicación geográfica</w:t>
       </w:r>
       <w:bookmarkEnd w:id="bm_cap1_ubic"/>
     </w:p>
@@ -2760,18 +2746,16 @@
     <w:p>
       <w:bookmarkStart w:id="bm_cap1_pobla" w:name="bm_cap1_pobla"/>
       <w:pPr>
-        <w:spacing w:before="240" w:after="240" w:line="360" w:lineRule="auto"/>
-        <w:ind w:firstLine="709"/>
+        <w:spacing w:before="480" w:after="480" w:line="360" w:lineRule="auto"/>
         <w:jc w:val="left"/>
       </w:pPr>
       <w:r>
         <w:rPr>
           <w:rFonts w:ascii="Times New Roman" w:hAnsi="Times New Roman"/>
           <w:b/>
-          <w:i/>
           <w:sz w:val="24"/>
         </w:rPr>
-        <w:t>1.1.8 Población de los trabajadores de la empresa</w:t>
+        <w:t>Población de los trabajadores de la empresa</w:t>
       </w:r>
       <w:bookmarkEnd w:id="bm_cap1_pobla"/>
     </w:p>
@@ -2793,18 +2777,16 @@
     <w:p>
       <w:bookmarkStart w:id="bm_cap1_estruct" w:name="bm_cap1_estruct"/>
       <w:pPr>
-        <w:spacing w:before="240" w:after="240" w:line="360" w:lineRule="auto"/>
-        <w:ind w:firstLine="709"/>
+        <w:spacing w:before="480" w:after="480" w:line="360" w:lineRule="auto"/>
         <w:jc w:val="left"/>
       </w:pPr>
       <w:r>
         <w:rPr>
           <w:rFonts w:ascii="Times New Roman" w:hAnsi="Times New Roman"/>
           <w:b/>
-          <w:i/>
           <w:sz w:val="24"/>
         </w:rPr>
-        <w:t>1.1.9 Estructura Organizativa</w:t>
+        <w:t>Estructura Organizativa</w:t>
       </w:r>
       <w:bookmarkEnd w:id="bm_cap1_estruct"/>
     </w:p>

--- a/amaal/reportes/Informe_Pasantia_IUTECP.docx
+++ b/amaal/reportes/Informe_Pasantia_IUTECP.docx
@@ -391,7 +391,7 @@
     <w:p>
       <w:bookmarkStart w:id="bm_agradecimientos" w:name="bm_agradecimientos"/>
       <w:pPr>
-        <w:spacing w:after="480"/>
+        <w:spacing w:before="1140" w:after="480"/>
         <w:jc w:val="center"/>
       </w:pPr>
       <w:r>
@@ -409,7 +409,7 @@
         <w:sectPr>
           <w:footerReference w:type="default" r:id="rId15"/>
           <w:pgSz w:w="12240" w:h="15840"/>
-          <w:pgMar w:top="2835" w:right="1701" w:bottom="1701" w:left="2268" w:header="720" w:footer="720" w:gutter="0"/>
+          <w:pgMar w:top="1701" w:right="1701" w:bottom="1701" w:left="2268" w:header="720" w:footer="720" w:gutter="0"/>
           <w:cols w:space="720"/>
           <w:titlePg/>
           <w:docGrid w:linePitch="360"/>
@@ -447,7 +447,7 @@
     <w:p>
       <w:bookmarkStart w:id="bm_dedicatoria" w:name="bm_dedicatoria"/>
       <w:pPr>
-        <w:spacing w:after="480"/>
+        <w:spacing w:before="1140" w:after="480"/>
         <w:jc w:val="center"/>
       </w:pPr>
       <w:r>
@@ -465,7 +465,7 @@
         <w:sectPr>
           <w:footerReference w:type="default" r:id="rId17"/>
           <w:pgSz w:w="12240" w:h="15840"/>
-          <w:pgMar w:top="2835" w:right="1701" w:bottom="1701" w:left="2268" w:header="720" w:footer="720" w:gutter="0"/>
+          <w:pgMar w:top="1701" w:right="1701" w:bottom="1701" w:left="2268" w:header="720" w:footer="720" w:gutter="0"/>
           <w:cols w:space="720"/>
           <w:titlePg/>
           <w:docGrid w:linePitch="360"/>
@@ -502,7 +502,7 @@
     </w:p>
     <w:p>
       <w:pPr>
-        <w:spacing w:after="480"/>
+        <w:spacing w:before="1140" w:after="480"/>
         <w:jc w:val="center"/>
       </w:pPr>
       <w:r>
@@ -519,7 +519,7 @@
         <w:sectPr>
           <w:footerReference w:type="default" r:id="rId19"/>
           <w:pgSz w:w="12240" w:h="15840"/>
-          <w:pgMar w:top="2835" w:right="1701" w:bottom="1701" w:left="2268" w:header="720" w:footer="720" w:gutter="0"/>
+          <w:pgMar w:top="1701" w:right="1701" w:bottom="1701" w:left="2268" w:header="720" w:footer="720" w:gutter="0"/>
           <w:cols w:space="720"/>
           <w:titlePg/>
           <w:docGrid w:linePitch="360"/>
@@ -1557,7 +1557,7 @@
     <w:p>
       <w:bookmarkStart w:id="bm_lista_cuadros" w:name="bm_lista_cuadros"/>
       <w:pPr>
-        <w:spacing w:after="480"/>
+        <w:spacing w:before="1140" w:after="480"/>
         <w:jc w:val="center"/>
       </w:pPr>
       <w:r>
@@ -1575,7 +1575,7 @@
         <w:sectPr>
           <w:footerReference w:type="default" r:id="rId21"/>
           <w:pgSz w:w="12240" w:h="15840"/>
-          <w:pgMar w:top="2835" w:right="1701" w:bottom="1701" w:left="2268" w:header="720" w:footer="720" w:gutter="0"/>
+          <w:pgMar w:top="1701" w:right="1701" w:bottom="1701" w:left="2268" w:header="720" w:footer="720" w:gutter="0"/>
           <w:cols w:space="720"/>
           <w:titlePg/>
           <w:docGrid w:linePitch="360"/>
@@ -1689,7 +1689,7 @@
     <w:p>
       <w:bookmarkStart w:id="bm_lista_figuras" w:name="bm_lista_figuras"/>
       <w:pPr>
-        <w:spacing w:after="480"/>
+        <w:spacing w:before="1140" w:after="480"/>
         <w:jc w:val="center"/>
       </w:pPr>
       <w:r>
@@ -1707,7 +1707,7 @@
         <w:sectPr>
           <w:footerReference w:type="default" r:id="rId23"/>
           <w:pgSz w:w="12240" w:h="15840"/>
-          <w:pgMar w:top="2835" w:right="1701" w:bottom="1701" w:left="2268" w:header="720" w:footer="720" w:gutter="0"/>
+          <w:pgMar w:top="1701" w:right="1701" w:bottom="1701" w:left="2268" w:header="720" w:footer="720" w:gutter="0"/>
           <w:cols w:space="720"/>
           <w:titlePg/>
           <w:docGrid w:linePitch="360"/>
@@ -1730,7 +1730,7 @@
     <w:p>
       <w:bookmarkStart w:id="bm_lista_graficos" w:name="bm_lista_graficos"/>
       <w:pPr>
-        <w:spacing w:after="480"/>
+        <w:spacing w:before="1140" w:after="480"/>
         <w:jc w:val="center"/>
       </w:pPr>
       <w:r>
@@ -1748,7 +1748,7 @@
         <w:sectPr>
           <w:footerReference w:type="default" r:id="rId25"/>
           <w:pgSz w:w="12240" w:h="15840"/>
-          <w:pgMar w:top="2835" w:right="1701" w:bottom="1701" w:left="2268" w:header="720" w:footer="720" w:gutter="0"/>
+          <w:pgMar w:top="1701" w:right="1701" w:bottom="1701" w:left="2268" w:header="720" w:footer="720" w:gutter="0"/>
           <w:cols w:space="720"/>
           <w:titlePg/>
           <w:docGrid w:linePitch="360"/>
@@ -1894,7 +1894,7 @@
     <w:p>
       <w:bookmarkStart w:id="bm_lista_anexos" w:name="bm_lista_anexos"/>
       <w:pPr>
-        <w:spacing w:after="480"/>
+        <w:spacing w:before="1140" w:after="480"/>
         <w:jc w:val="center"/>
       </w:pPr>
       <w:r>
@@ -1912,7 +1912,7 @@
         <w:sectPr>
           <w:footerReference w:type="default" r:id="rId27"/>
           <w:pgSz w:w="12240" w:h="15840"/>
-          <w:pgMar w:top="2835" w:right="1701" w:bottom="1701" w:left="2268" w:header="720" w:footer="720" w:gutter="0"/>
+          <w:pgMar w:top="1701" w:right="1701" w:bottom="1701" w:left="2268" w:header="720" w:footer="720" w:gutter="0"/>
           <w:cols w:space="720"/>
           <w:titlePg/>
           <w:docGrid w:linePitch="360"/>
@@ -2058,7 +2058,7 @@
     <w:p>
       <w:bookmarkStart w:id="bm_resumen" w:name="bm_resumen"/>
       <w:pPr>
-        <w:spacing w:after="480"/>
+        <w:spacing w:before="1140" w:after="480"/>
         <w:jc w:val="center"/>
       </w:pPr>
       <w:r>
@@ -2076,7 +2076,7 @@
         <w:sectPr>
           <w:footerReference w:type="default" r:id="rId29"/>
           <w:pgSz w:w="12240" w:h="15840"/>
-          <w:pgMar w:top="2835" w:right="1701" w:bottom="1701" w:left="2268" w:header="720" w:footer="720" w:gutter="0"/>
+          <w:pgMar w:top="1701" w:right="1701" w:bottom="1701" w:left="2268" w:header="720" w:footer="720" w:gutter="0"/>
           <w:cols w:space="720"/>
           <w:titlePg/>
           <w:docGrid w:linePitch="360"/>
@@ -2129,7 +2129,7 @@
     <w:p>
       <w:bookmarkStart w:id="bm_introduccion" w:name="bm_introduccion"/>
       <w:pPr>
-        <w:spacing w:after="480"/>
+        <w:spacing w:before="1140" w:after="480"/>
         <w:jc w:val="center"/>
       </w:pPr>
       <w:r>
@@ -2147,7 +2147,7 @@
         <w:sectPr>
           <w:footerReference w:type="default" r:id="rId31"/>
           <w:pgSz w:w="12240" w:h="15840"/>
-          <w:pgMar w:top="2835" w:right="1701" w:bottom="1701" w:left="2268" w:header="720" w:footer="720" w:gutter="0"/>
+          <w:pgMar w:top="1701" w:right="1701" w:bottom="1701" w:left="2268" w:header="720" w:footer="720" w:gutter="0"/>
           <w:cols w:space="720"/>
           <w:titlePg/>
           <w:docGrid w:linePitch="360"/>
@@ -2184,7 +2184,7 @@
     </w:p>
     <w:p>
       <w:pPr>
-        <w:spacing w:after="480"/>
+        <w:spacing w:before="1140" w:after="480"/>
         <w:jc w:val="center"/>
       </w:pPr>
       <w:r>
@@ -2217,7 +2217,7 @@
         <w:sectPr>
           <w:footerReference w:type="default" r:id="rId33"/>
           <w:pgSz w:w="12240" w:h="15840"/>
-          <w:pgMar w:top="2835" w:right="1701" w:bottom="1701" w:left="2268" w:header="720" w:footer="720" w:gutter="0"/>
+          <w:pgMar w:top="1701" w:right="1701" w:bottom="1701" w:left="2268" w:header="720" w:footer="720" w:gutter="0"/>
           <w:cols w:space="720"/>
           <w:titlePg/>
           <w:docGrid w:linePitch="360"/>
@@ -2236,7 +2236,7 @@
           <w:b/>
           <w:sz w:val="24"/>
         </w:rPr>
-        <w:t>IDENTIFICACIÓN DE LA EMPRESA</w:t>
+        <w:t>Identificación de la empresa</w:t>
       </w:r>
       <w:bookmarkEnd w:id="bm_cap1_ident"/>
     </w:p>
@@ -2948,7 +2948,7 @@
     </w:p>
     <w:p>
       <w:pPr>
-        <w:spacing w:after="480"/>
+        <w:spacing w:before="1140" w:after="480"/>
         <w:jc w:val="center"/>
       </w:pPr>
       <w:r>
@@ -2981,7 +2981,7 @@
         <w:sectPr>
           <w:footerReference w:type="default" r:id="rId35"/>
           <w:pgSz w:w="12240" w:h="15840"/>
-          <w:pgMar w:top="2835" w:right="1701" w:bottom="1701" w:left="2268" w:header="720" w:footer="720" w:gutter="0"/>
+          <w:pgMar w:top="1701" w:right="1701" w:bottom="1701" w:left="2268" w:header="720" w:footer="720" w:gutter="0"/>
           <w:cols w:space="720"/>
           <w:titlePg/>
           <w:docGrid w:linePitch="360"/>
@@ -6285,7 +6285,7 @@
     </w:p>
     <w:p>
       <w:pPr>
-        <w:spacing w:after="480"/>
+        <w:spacing w:before="1140" w:after="480"/>
         <w:jc w:val="center"/>
       </w:pPr>
       <w:r>
@@ -6318,7 +6318,7 @@
         <w:sectPr>
           <w:footerReference w:type="default" r:id="rId37"/>
           <w:pgSz w:w="12240" w:h="15840"/>
-          <w:pgMar w:top="2835" w:right="1701" w:bottom="1701" w:left="2268" w:header="720" w:footer="720" w:gutter="0"/>
+          <w:pgMar w:top="1701" w:right="1701" w:bottom="1701" w:left="2268" w:header="720" w:footer="720" w:gutter="0"/>
           <w:cols w:space="720"/>
           <w:titlePg/>
           <w:docGrid w:linePitch="360"/>
@@ -6642,7 +6642,7 @@
     </w:p>
     <w:p>
       <w:pPr>
-        <w:spacing w:after="480"/>
+        <w:spacing w:before="1140" w:after="480"/>
         <w:jc w:val="center"/>
       </w:pPr>
       <w:r>
@@ -6675,7 +6675,7 @@
         <w:sectPr>
           <w:footerReference w:type="default" r:id="rId39"/>
           <w:pgSz w:w="12240" w:h="15840"/>
-          <w:pgMar w:top="2835" w:right="1701" w:bottom="1701" w:left="2268" w:header="720" w:footer="720" w:gutter="0"/>
+          <w:pgMar w:top="1701" w:right="1701" w:bottom="1701" w:left="2268" w:header="720" w:footer="720" w:gutter="0"/>
           <w:cols w:space="720"/>
           <w:titlePg/>
           <w:docGrid w:linePitch="360"/>
@@ -7448,7 +7448,7 @@
     </w:p>
     <w:p>
       <w:pPr>
-        <w:spacing w:after="480"/>
+        <w:spacing w:before="1140" w:after="480"/>
         <w:jc w:val="center"/>
       </w:pPr>
       <w:r>
@@ -7481,7 +7481,7 @@
         <w:sectPr>
           <w:footerReference w:type="default" r:id="rId41"/>
           <w:pgSz w:w="12240" w:h="15840"/>
-          <w:pgMar w:top="2835" w:right="1701" w:bottom="1701" w:left="2268" w:header="720" w:footer="720" w:gutter="0"/>
+          <w:pgMar w:top="1701" w:right="1701" w:bottom="1701" w:left="2268" w:header="720" w:footer="720" w:gutter="0"/>
           <w:cols w:space="720"/>
           <w:titlePg/>
           <w:docGrid w:linePitch="360"/>
@@ -7704,7 +7704,7 @@
     <w:p>
       <w:bookmarkStart w:id="bm_referencias" w:name="bm_referencias"/>
       <w:pPr>
-        <w:spacing w:after="480"/>
+        <w:spacing w:before="1140" w:after="480"/>
         <w:jc w:val="center"/>
       </w:pPr>
       <w:r>
@@ -7722,7 +7722,7 @@
         <w:sectPr>
           <w:footerReference w:type="default" r:id="rId43"/>
           <w:pgSz w:w="12240" w:h="15840"/>
-          <w:pgMar w:top="2835" w:right="1701" w:bottom="1701" w:left="2268" w:header="720" w:footer="720" w:gutter="0"/>
+          <w:pgMar w:top="1701" w:right="1701" w:bottom="1701" w:left="2268" w:header="720" w:footer="720" w:gutter="0"/>
           <w:cols w:space="720"/>
           <w:titlePg/>
           <w:docGrid w:linePitch="360"/>
@@ -7862,7 +7862,7 @@
     <w:p>
       <w:bookmarkStart w:id="bm_anexos" w:name="bm_anexos"/>
       <w:pPr>
-        <w:spacing w:before="3600"/>
+        <w:spacing w:before="4740"/>
         <w:jc w:val="center"/>
       </w:pPr>
       <w:r>
@@ -7880,7 +7880,7 @@
         <w:sectPr>
           <w:footerReference w:type="default" r:id="rId45"/>
           <w:pgSz w:w="12240" w:h="15840"/>
-          <w:pgMar w:top="2835" w:right="1701" w:bottom="1701" w:left="2268" w:header="720" w:footer="720" w:gutter="0"/>
+          <w:pgMar w:top="1701" w:right="1701" w:bottom="1701" w:left="2268" w:header="720" w:footer="720" w:gutter="0"/>
           <w:cols w:space="720"/>
           <w:titlePg/>
           <w:docGrid w:linePitch="360"/>
@@ -7935,7 +7935,7 @@
         <w:sectPr>
           <w:footerReference w:type="default" r:id="rId46"/>
           <w:pgSz w:w="12240" w:h="15840"/>
-          <w:pgMar w:top="2835" w:right="1701" w:bottom="1701" w:left="2268" w:header="720" w:footer="720" w:gutter="0"/>
+          <w:pgMar w:top="1701" w:right="1701" w:bottom="1701" w:left="2268" w:header="720" w:footer="720" w:gutter="0"/>
           <w:cols w:space="720"/>
           <w:titlePg/>
           <w:docGrid w:linePitch="360"/>
@@ -7990,7 +7990,7 @@
         <w:sectPr>
           <w:footerReference w:type="default" r:id="rId47"/>
           <w:pgSz w:w="12240" w:h="15840"/>
-          <w:pgMar w:top="2835" w:right="1701" w:bottom="1701" w:left="2268" w:header="720" w:footer="720" w:gutter="0"/>
+          <w:pgMar w:top="1701" w:right="1701" w:bottom="1701" w:left="2268" w:header="720" w:footer="720" w:gutter="0"/>
           <w:cols w:space="720"/>
           <w:titlePg/>
           <w:docGrid w:linePitch="360"/>
@@ -8043,7 +8043,7 @@
     <w:sectPr>
       <w:footerReference w:type="default" r:id="rId48"/>
       <w:pgSz w:w="12240" w:h="15840"/>
-      <w:pgMar w:top="2835" w:right="1701" w:bottom="1701" w:left="2268" w:header="720" w:footer="720" w:gutter="0"/>
+      <w:pgMar w:top="1701" w:right="1701" w:bottom="1701" w:left="2268" w:header="720" w:footer="720" w:gutter="0"/>
       <w:cols w:space="720"/>
       <w:titlePg/>
       <w:docGrid w:linePitch="360"/>

--- a/amaal/reportes/Informe_Pasantia_IUTECP.docx
+++ b/amaal/reportes/Informe_Pasantia_IUTECP.docx
@@ -2228,7 +2228,7 @@
       <w:bookmarkStart w:id="bm_cap1_ident" w:name="bm_cap1_ident"/>
       <w:pPr>
         <w:spacing w:before="480" w:after="480" w:line="360" w:lineRule="auto"/>
-        <w:jc w:val="left"/>
+        <w:jc w:val="center"/>
       </w:pPr>
       <w:r>
         <w:rPr>
@@ -2239,21 +2239,6 @@
         <w:t>Identificación de la empresa</w:t>
       </w:r>
       <w:bookmarkEnd w:id="bm_cap1_ident"/>
-    </w:p>
-    <w:p>
-      <w:pPr>
-        <w:spacing w:line="360" w:lineRule="auto" w:after="0" w:before="0"/>
-        <w:ind w:firstLine="709"/>
-        <w:jc w:val="both"/>
-      </w:pPr>
-      <w:r>
-        <w:rPr>
-          <w:rFonts w:ascii="Times New Roman" w:hAnsi="Times New Roman"/>
-          <w:i w:val="0"/>
-          <w:sz w:val="24"/>
-        </w:rPr>
-        <w:t>La pasantía profesional se llevó a cabo en Ingeniería de Telecomunicaciones, C.A., empresa del sector tecnológico conocida comercialmente bajo las siglas IDETEL o INTELCA, registrada bajo el Registro de Información Fiscal (RIF) N° J-08011691-7. La organización actúa como operador autorizado por la Comisión Nacional de Telecomunicaciones (CONATEL) y se desempeña como Distribuidor Autorizado de la marca Motorola en la región oriental del país.</w:t>
-      </w:r>
     </w:p>
     <w:p>
       <w:pPr>

--- a/amaal/reportes/Informe_Pasantia_IUTECP.docx
+++ b/amaal/reportes/Informe_Pasantia_IUTECP.docx
@@ -1015,6 +1015,66 @@
           <w:b w:val="0"/>
           <w:sz w:val="24"/>
         </w:rPr>
+        <w:t>Objetivo General</w:t>
+        <w:tab/>
+      </w:r>
+      <w:r>
+        <w:rPr>
+          <w:rFonts w:ascii="Times New Roman" w:hAnsi="Times New Roman"/>
+          <w:b w:val="0"/>
+          <w:sz w:val="24"/>
+        </w:rPr>
+        <w:fldChar w:fldCharType="begin"/>
+        <w:instrText xml:space="preserve"> PAGEREF bm_cap1_objgral \h </w:instrText>
+        <w:fldChar w:fldCharType="separate"/>
+        <w:t>?</w:t>
+        <w:fldChar w:fldCharType="end"/>
+      </w:r>
+    </w:p>
+    <w:p>
+      <w:pPr>
+        <w:tabs>
+          <w:tab w:pos="8271" w:val="right" w:leader="dot"/>
+        </w:tabs>
+        <w:spacing w:line="360" w:lineRule="auto" w:before="0" w:after="80"/>
+        <w:ind w:left="283"/>
+      </w:pPr>
+      <w:r>
+        <w:rPr>
+          <w:rFonts w:ascii="Times New Roman" w:hAnsi="Times New Roman"/>
+          <w:b w:val="0"/>
+          <w:sz w:val="24"/>
+        </w:rPr>
+        <w:t>Objetivos Específicos</w:t>
+        <w:tab/>
+      </w:r>
+      <w:r>
+        <w:rPr>
+          <w:rFonts w:ascii="Times New Roman" w:hAnsi="Times New Roman"/>
+          <w:b w:val="0"/>
+          <w:sz w:val="24"/>
+        </w:rPr>
+        <w:fldChar w:fldCharType="begin"/>
+        <w:instrText xml:space="preserve"> PAGEREF bm_cap1_objespec \h </w:instrText>
+        <w:fldChar w:fldCharType="separate"/>
+        <w:t>?</w:t>
+        <w:fldChar w:fldCharType="end"/>
+      </w:r>
+    </w:p>
+    <w:p>
+      <w:pPr>
+        <w:tabs>
+          <w:tab w:pos="8271" w:val="right" w:leader="dot"/>
+        </w:tabs>
+        <w:spacing w:line="360" w:lineRule="auto" w:before="0" w:after="80"/>
+        <w:ind w:left="283"/>
+      </w:pPr>
+      <w:r>
+        <w:rPr>
+          <w:rFonts w:ascii="Times New Roman" w:hAnsi="Times New Roman"/>
+          <w:b w:val="0"/>
+          <w:sz w:val="24"/>
+        </w:rPr>
         <w:t>Ubicación geográfica</w:t>
         <w:tab/>
       </w:r>
@@ -1165,66 +1225,6 @@
           <w:b w:val="0"/>
           <w:sz w:val="24"/>
         </w:rPr>
-        <w:t>Objetivo General</w:t>
-        <w:tab/>
-      </w:r>
-      <w:r>
-        <w:rPr>
-          <w:rFonts w:ascii="Times New Roman" w:hAnsi="Times New Roman"/>
-          <w:b w:val="0"/>
-          <w:sz w:val="24"/>
-        </w:rPr>
-        <w:fldChar w:fldCharType="begin"/>
-        <w:instrText xml:space="preserve"> PAGEREF bm_cap2_objg \h </w:instrText>
-        <w:fldChar w:fldCharType="separate"/>
-        <w:t>?</w:t>
-        <w:fldChar w:fldCharType="end"/>
-      </w:r>
-    </w:p>
-    <w:p>
-      <w:pPr>
-        <w:tabs>
-          <w:tab w:pos="8271" w:val="right" w:leader="dot"/>
-        </w:tabs>
-        <w:spacing w:line="360" w:lineRule="auto" w:before="0" w:after="80"/>
-        <w:ind w:left="283"/>
-      </w:pPr>
-      <w:r>
-        <w:rPr>
-          <w:rFonts w:ascii="Times New Roman" w:hAnsi="Times New Roman"/>
-          <w:b w:val="0"/>
-          <w:sz w:val="24"/>
-        </w:rPr>
-        <w:t>Objetivos Específicos</w:t>
-        <w:tab/>
-      </w:r>
-      <w:r>
-        <w:rPr>
-          <w:rFonts w:ascii="Times New Roman" w:hAnsi="Times New Roman"/>
-          <w:b w:val="0"/>
-          <w:sz w:val="24"/>
-        </w:rPr>
-        <w:fldChar w:fldCharType="begin"/>
-        <w:instrText xml:space="preserve"> PAGEREF bm_cap2_obje \h </w:instrText>
-        <w:fldChar w:fldCharType="separate"/>
-        <w:t>?</w:t>
-        <w:fldChar w:fldCharType="end"/>
-      </w:r>
-    </w:p>
-    <w:p>
-      <w:pPr>
-        <w:tabs>
-          <w:tab w:pos="8271" w:val="right" w:leader="dot"/>
-        </w:tabs>
-        <w:spacing w:line="360" w:lineRule="auto" w:before="0" w:after="80"/>
-        <w:ind w:left="283"/>
-      </w:pPr>
-      <w:r>
-        <w:rPr>
-          <w:rFonts w:ascii="Times New Roman" w:hAnsi="Times New Roman"/>
-          <w:b w:val="0"/>
-          <w:sz w:val="24"/>
-        </w:rPr>
         <w:t>Planificación integral de objetivos</w:t>
         <w:tab/>
       </w:r>
@@ -2556,6 +2556,22 @@
       <w:bookmarkEnd w:id="bm_cap1_obj"/>
     </w:p>
     <w:p>
+      <w:bookmarkStart w:id="bm_cap1_objgral" w:name="bm_cap1_objgral"/>
+      <w:pPr>
+        <w:spacing w:before="480" w:after="480" w:line="360" w:lineRule="auto"/>
+        <w:jc w:val="left"/>
+      </w:pPr>
+      <w:r>
+        <w:rPr>
+          <w:rFonts w:ascii="Times New Roman" w:hAnsi="Times New Roman"/>
+          <w:b/>
+          <w:sz w:val="24"/>
+        </w:rPr>
+        <w:t>Objetivo General</w:t>
+      </w:r>
+      <w:bookmarkEnd w:id="bm_cap1_objgral"/>
+    </w:p>
+    <w:p>
       <w:pPr>
         <w:spacing w:line="360" w:lineRule="auto" w:after="0" w:before="0"/>
         <w:ind w:firstLine="709"/>
@@ -2567,8 +2583,24 @@
           <w:i w:val="0"/>
           <w:sz w:val="24"/>
         </w:rPr>
-        <w:t>Entre sus objetivos organizacionales se encuentran:</w:t>
-      </w:r>
+        <w:t>Evaluar el control administrativo aplicado a la gestión de solicitudes de servicios de telecomunicaciones en la empresa Ingeniería de Telecomunicaciones, C.A., con el propósito de identificar las debilidades del proceso y proponer mejoras que optimicen la atención al suscriptor desde el Departamento de Administración.</w:t>
+      </w:r>
+    </w:p>
+    <w:p>
+      <w:bookmarkStart w:id="bm_cap1_objespec" w:name="bm_cap1_objespec"/>
+      <w:pPr>
+        <w:spacing w:before="480" w:after="480" w:line="360" w:lineRule="auto"/>
+        <w:jc w:val="left"/>
+      </w:pPr>
+      <w:r>
+        <w:rPr>
+          <w:rFonts w:ascii="Times New Roman" w:hAnsi="Times New Roman"/>
+          <w:b/>
+          <w:sz w:val="24"/>
+        </w:rPr>
+        <w:t>Objetivos Específicos</w:t>
+      </w:r>
+      <w:bookmarkEnd w:id="bm_cap1_objespec"/>
     </w:p>
     <w:p>
       <w:pPr>
@@ -2588,7 +2620,7 @@
           <w:rFonts w:ascii="Times New Roman" w:hAnsi="Times New Roman"/>
           <w:sz w:val="24"/>
         </w:rPr>
-        <w:t>Ejecutar todo género de actividad o prestación de servicios relacionados directa o indirectamente con el ramo de las comunicaciones, computación y la electrónica en general.</w:t>
+        <w:t>Describir los procesos administrativos actuales aplicados a la gestión de solicitudes de afiliación de nuevos suscriptores e incidencias en Ingeniería de Telecomunicaciones, C.A.</w:t>
       </w:r>
     </w:p>
     <w:p>
@@ -2609,7 +2641,7 @@
           <w:rFonts w:ascii="Times New Roman" w:hAnsi="Times New Roman"/>
           <w:sz w:val="24"/>
         </w:rPr>
-        <w:t>Prestar servicios de importación, manufacturación, asesoría, ventas, instalaciones, arrendamientos, supervisión y mantenimiento en el área de telecomunicaciones.</w:t>
+        <w:t>Identificar las deficiencias presentes en el sistema de control administrativo utilizado para el seguimiento de solicitudes de servicios de telecomunicaciones.</w:t>
       </w:r>
     </w:p>
     <w:p>
@@ -2630,7 +2662,28 @@
           <w:rFonts w:ascii="Times New Roman" w:hAnsi="Times New Roman"/>
           <w:sz w:val="24"/>
         </w:rPr>
-        <w:t>Representar total o parcialmente cualquier producto comercial relacionado con sus operaciones mercantiles.</w:t>
+        <w:t>Analizar el impacto de las debilidades detectadas en el control administrativo sobre la calidad del servicio prestado a los suscriptores de la empresa.</w:t>
+      </w:r>
+    </w:p>
+    <w:p>
+      <w:pPr>
+        <w:spacing w:line="360" w:lineRule="auto"/>
+        <w:ind w:firstLine="709"/>
+        <w:jc w:val="both"/>
+      </w:pPr>
+      <w:r>
+        <w:rPr>
+          <w:rFonts w:ascii="Times New Roman" w:hAnsi="Times New Roman"/>
+          <w:sz w:val="24"/>
+        </w:rPr>
+        <w:t xml:space="preserve">4. </w:t>
+      </w:r>
+      <w:r>
+        <w:rPr>
+          <w:rFonts w:ascii="Times New Roman" w:hAnsi="Times New Roman"/>
+          <w:sz w:val="24"/>
+        </w:rPr>
+        <w:t>Proponer mejoras al proceso de control administrativo de solicitudes de servicios que contribuyan a la optimización operativa y a la satisfacción del cliente en Ingeniería de Telecomunicaciones, C.A.</w:t>
       </w:r>
     </w:p>
     <w:p>
@@ -3062,137 +3115,6 @@
           <w:sz w:val="24"/>
         </w:rPr>
         <w:t>Las causas de esta situación se atribuyen principalmente a la falta de un protocolo administrativo formal que regule el flujo de las solicitudes desde su recepción hasta su cierre definitivo, así como a la dependencia de canales informales de comunicación entre las áreas involucradas. Como consecuencia, se generan reprocesos, insatisfacción en los clientes y sobrecarga operativa en los supervisores, comprometiendo la calidad del servicio prestado y la imagen institucional de la organización.</w:t>
-      </w:r>
-    </w:p>
-    <w:p>
-      <w:bookmarkStart w:id="bm_cap2_objg" w:name="bm_cap2_objg"/>
-      <w:pPr>
-        <w:spacing w:before="480" w:after="480" w:line="360" w:lineRule="auto"/>
-        <w:jc w:val="left"/>
-      </w:pPr>
-      <w:r>
-        <w:rPr>
-          <w:rFonts w:ascii="Times New Roman" w:hAnsi="Times New Roman"/>
-          <w:b/>
-          <w:sz w:val="24"/>
-        </w:rPr>
-        <w:t>Objetivo General</w:t>
-      </w:r>
-      <w:bookmarkEnd w:id="bm_cap2_objg"/>
-    </w:p>
-    <w:p>
-      <w:pPr>
-        <w:spacing w:line="360" w:lineRule="auto" w:after="0" w:before="0"/>
-        <w:ind w:firstLine="709"/>
-        <w:jc w:val="both"/>
-      </w:pPr>
-      <w:r>
-        <w:rPr>
-          <w:rFonts w:ascii="Times New Roman" w:hAnsi="Times New Roman"/>
-          <w:i w:val="0"/>
-          <w:sz w:val="24"/>
-        </w:rPr>
-        <w:t>Evaluar el control administrativo aplicado a la gestión de solicitudes de servicios de telecomunicaciones en la empresa Ingeniería de Telecomunicaciones, C.A., con el propósito de identificar las debilidades del proceso y proponer mejoras que optimicen la atención al suscriptor desde el Departamento de Administración.</w:t>
-      </w:r>
-    </w:p>
-    <w:p>
-      <w:bookmarkStart w:id="bm_cap2_obje" w:name="bm_cap2_obje"/>
-      <w:pPr>
-        <w:spacing w:before="480" w:after="480" w:line="360" w:lineRule="auto"/>
-        <w:jc w:val="left"/>
-      </w:pPr>
-      <w:r>
-        <w:rPr>
-          <w:rFonts w:ascii="Times New Roman" w:hAnsi="Times New Roman"/>
-          <w:b/>
-          <w:sz w:val="24"/>
-        </w:rPr>
-        <w:t>Objetivos Específicos</w:t>
-      </w:r>
-      <w:bookmarkEnd w:id="bm_cap2_obje"/>
-    </w:p>
-    <w:p>
-      <w:pPr>
-        <w:spacing w:line="360" w:lineRule="auto"/>
-        <w:ind w:firstLine="709"/>
-        <w:jc w:val="both"/>
-      </w:pPr>
-      <w:r>
-        <w:rPr>
-          <w:rFonts w:ascii="Times New Roman" w:hAnsi="Times New Roman"/>
-          <w:sz w:val="24"/>
-        </w:rPr>
-        <w:t xml:space="preserve">1. </w:t>
-      </w:r>
-      <w:r>
-        <w:rPr>
-          <w:rFonts w:ascii="Times New Roman" w:hAnsi="Times New Roman"/>
-          <w:sz w:val="24"/>
-        </w:rPr>
-        <w:t>Describir los procesos administrativos actuales aplicados a la gestión de solicitudes de afiliación de nuevos suscriptores e incidencias en Ingeniería de Telecomunicaciones, C.A.</w:t>
-      </w:r>
-    </w:p>
-    <w:p>
-      <w:pPr>
-        <w:spacing w:line="360" w:lineRule="auto"/>
-        <w:ind w:firstLine="709"/>
-        <w:jc w:val="both"/>
-      </w:pPr>
-      <w:r>
-        <w:rPr>
-          <w:rFonts w:ascii="Times New Roman" w:hAnsi="Times New Roman"/>
-          <w:sz w:val="24"/>
-        </w:rPr>
-        <w:t xml:space="preserve">2. </w:t>
-      </w:r>
-      <w:r>
-        <w:rPr>
-          <w:rFonts w:ascii="Times New Roman" w:hAnsi="Times New Roman"/>
-          <w:sz w:val="24"/>
-        </w:rPr>
-        <w:t>Identificar las deficiencias presentes en el sistema de control administrativo utilizado para el seguimiento de solicitudes de servicios de telecomunicaciones.</w:t>
-      </w:r>
-    </w:p>
-    <w:p>
-      <w:pPr>
-        <w:spacing w:line="360" w:lineRule="auto"/>
-        <w:ind w:firstLine="709"/>
-        <w:jc w:val="both"/>
-      </w:pPr>
-      <w:r>
-        <w:rPr>
-          <w:rFonts w:ascii="Times New Roman" w:hAnsi="Times New Roman"/>
-          <w:sz w:val="24"/>
-        </w:rPr>
-        <w:t xml:space="preserve">3. </w:t>
-      </w:r>
-      <w:r>
-        <w:rPr>
-          <w:rFonts w:ascii="Times New Roman" w:hAnsi="Times New Roman"/>
-          <w:sz w:val="24"/>
-        </w:rPr>
-        <w:t>Analizar el impacto de las debilidades detectadas en el control administrativo sobre la calidad del servicio prestado a los suscriptores de la empresa.</w:t>
-      </w:r>
-    </w:p>
-    <w:p>
-      <w:pPr>
-        <w:spacing w:line="360" w:lineRule="auto"/>
-        <w:ind w:firstLine="709"/>
-        <w:jc w:val="both"/>
-      </w:pPr>
-      <w:r>
-        <w:rPr>
-          <w:rFonts w:ascii="Times New Roman" w:hAnsi="Times New Roman"/>
-          <w:sz w:val="24"/>
-        </w:rPr>
-        <w:t xml:space="preserve">4. </w:t>
-      </w:r>
-      <w:r>
-        <w:rPr>
-          <w:rFonts w:ascii="Times New Roman" w:hAnsi="Times New Roman"/>
-          <w:sz w:val="24"/>
-        </w:rPr>
-        <w:t>Proponer mejoras al proceso de control administrativo de solicitudes de servicios que contribuyan a la optimización operativa y a la satisfacción del cliente en Ingeniería de Telecomunicaciones, C.A.</w:t>
       </w:r>
     </w:p>
     <w:p>

--- a/amaal/reportes/Informe_Pasantia_IUTECP.docx
+++ b/amaal/reportes/Informe_Pasantia_IUTECP.docx
@@ -1015,66 +1015,6 @@
           <w:b w:val="0"/>
           <w:sz w:val="24"/>
         </w:rPr>
-        <w:t>Objetivo General</w:t>
-        <w:tab/>
-      </w:r>
-      <w:r>
-        <w:rPr>
-          <w:rFonts w:ascii="Times New Roman" w:hAnsi="Times New Roman"/>
-          <w:b w:val="0"/>
-          <w:sz w:val="24"/>
-        </w:rPr>
-        <w:fldChar w:fldCharType="begin"/>
-        <w:instrText xml:space="preserve"> PAGEREF bm_cap1_objgral \h </w:instrText>
-        <w:fldChar w:fldCharType="separate"/>
-        <w:t>?</w:t>
-        <w:fldChar w:fldCharType="end"/>
-      </w:r>
-    </w:p>
-    <w:p>
-      <w:pPr>
-        <w:tabs>
-          <w:tab w:pos="8271" w:val="right" w:leader="dot"/>
-        </w:tabs>
-        <w:spacing w:line="360" w:lineRule="auto" w:before="0" w:after="80"/>
-        <w:ind w:left="283"/>
-      </w:pPr>
-      <w:r>
-        <w:rPr>
-          <w:rFonts w:ascii="Times New Roman" w:hAnsi="Times New Roman"/>
-          <w:b w:val="0"/>
-          <w:sz w:val="24"/>
-        </w:rPr>
-        <w:t>Objetivos Específicos</w:t>
-        <w:tab/>
-      </w:r>
-      <w:r>
-        <w:rPr>
-          <w:rFonts w:ascii="Times New Roman" w:hAnsi="Times New Roman"/>
-          <w:b w:val="0"/>
-          <w:sz w:val="24"/>
-        </w:rPr>
-        <w:fldChar w:fldCharType="begin"/>
-        <w:instrText xml:space="preserve"> PAGEREF bm_cap1_objespec \h </w:instrText>
-        <w:fldChar w:fldCharType="separate"/>
-        <w:t>?</w:t>
-        <w:fldChar w:fldCharType="end"/>
-      </w:r>
-    </w:p>
-    <w:p>
-      <w:pPr>
-        <w:tabs>
-          <w:tab w:pos="8271" w:val="right" w:leader="dot"/>
-        </w:tabs>
-        <w:spacing w:line="360" w:lineRule="auto" w:before="0" w:after="80"/>
-        <w:ind w:left="283"/>
-      </w:pPr>
-      <w:r>
-        <w:rPr>
-          <w:rFonts w:ascii="Times New Roman" w:hAnsi="Times New Roman"/>
-          <w:b w:val="0"/>
-          <w:sz w:val="24"/>
-        </w:rPr>
         <w:t>Ubicación geográfica</w:t>
         <w:tab/>
       </w:r>
@@ -1225,6 +1165,66 @@
           <w:b w:val="0"/>
           <w:sz w:val="24"/>
         </w:rPr>
+        <w:t>Objetivo General</w:t>
+        <w:tab/>
+      </w:r>
+      <w:r>
+        <w:rPr>
+          <w:rFonts w:ascii="Times New Roman" w:hAnsi="Times New Roman"/>
+          <w:b w:val="0"/>
+          <w:sz w:val="24"/>
+        </w:rPr>
+        <w:fldChar w:fldCharType="begin"/>
+        <w:instrText xml:space="preserve"> PAGEREF bm_cap2_objg \h </w:instrText>
+        <w:fldChar w:fldCharType="separate"/>
+        <w:t>?</w:t>
+        <w:fldChar w:fldCharType="end"/>
+      </w:r>
+    </w:p>
+    <w:p>
+      <w:pPr>
+        <w:tabs>
+          <w:tab w:pos="8271" w:val="right" w:leader="dot"/>
+        </w:tabs>
+        <w:spacing w:line="360" w:lineRule="auto" w:before="0" w:after="80"/>
+        <w:ind w:left="283"/>
+      </w:pPr>
+      <w:r>
+        <w:rPr>
+          <w:rFonts w:ascii="Times New Roman" w:hAnsi="Times New Roman"/>
+          <w:b w:val="0"/>
+          <w:sz w:val="24"/>
+        </w:rPr>
+        <w:t>Objetivos Específicos</w:t>
+        <w:tab/>
+      </w:r>
+      <w:r>
+        <w:rPr>
+          <w:rFonts w:ascii="Times New Roman" w:hAnsi="Times New Roman"/>
+          <w:b w:val="0"/>
+          <w:sz w:val="24"/>
+        </w:rPr>
+        <w:fldChar w:fldCharType="begin"/>
+        <w:instrText xml:space="preserve"> PAGEREF bm_cap2_obje \h </w:instrText>
+        <w:fldChar w:fldCharType="separate"/>
+        <w:t>?</w:t>
+        <w:fldChar w:fldCharType="end"/>
+      </w:r>
+    </w:p>
+    <w:p>
+      <w:pPr>
+        <w:tabs>
+          <w:tab w:pos="8271" w:val="right" w:leader="dot"/>
+        </w:tabs>
+        <w:spacing w:line="360" w:lineRule="auto" w:before="0" w:after="80"/>
+        <w:ind w:left="283"/>
+      </w:pPr>
+      <w:r>
+        <w:rPr>
+          <w:rFonts w:ascii="Times New Roman" w:hAnsi="Times New Roman"/>
+          <w:b w:val="0"/>
+          <w:sz w:val="24"/>
+        </w:rPr>
         <w:t>Planificación integral de objetivos</w:t>
         <w:tab/>
       </w:r>
@@ -2554,137 +2554,6 @@
         <w:t>Objetivos Organizacionales</w:t>
       </w:r>
       <w:bookmarkEnd w:id="bm_cap1_obj"/>
-    </w:p>
-    <w:p>
-      <w:bookmarkStart w:id="bm_cap1_objgral" w:name="bm_cap1_objgral"/>
-      <w:pPr>
-        <w:spacing w:before="480" w:after="480" w:line="360" w:lineRule="auto"/>
-        <w:jc w:val="left"/>
-      </w:pPr>
-      <w:r>
-        <w:rPr>
-          <w:rFonts w:ascii="Times New Roman" w:hAnsi="Times New Roman"/>
-          <w:b/>
-          <w:sz w:val="24"/>
-        </w:rPr>
-        <w:t>Objetivo General</w:t>
-      </w:r>
-      <w:bookmarkEnd w:id="bm_cap1_objgral"/>
-    </w:p>
-    <w:p>
-      <w:pPr>
-        <w:spacing w:line="360" w:lineRule="auto" w:after="0" w:before="0"/>
-        <w:ind w:firstLine="709"/>
-        <w:jc w:val="both"/>
-      </w:pPr>
-      <w:r>
-        <w:rPr>
-          <w:rFonts w:ascii="Times New Roman" w:hAnsi="Times New Roman"/>
-          <w:i w:val="0"/>
-          <w:sz w:val="24"/>
-        </w:rPr>
-        <w:t>Evaluar el control administrativo aplicado a la gestión de solicitudes de servicios de telecomunicaciones en la empresa Ingeniería de Telecomunicaciones, C.A., con el propósito de identificar las debilidades del proceso y proponer mejoras que optimicen la atención al suscriptor desde el Departamento de Administración.</w:t>
-      </w:r>
-    </w:p>
-    <w:p>
-      <w:bookmarkStart w:id="bm_cap1_objespec" w:name="bm_cap1_objespec"/>
-      <w:pPr>
-        <w:spacing w:before="480" w:after="480" w:line="360" w:lineRule="auto"/>
-        <w:jc w:val="left"/>
-      </w:pPr>
-      <w:r>
-        <w:rPr>
-          <w:rFonts w:ascii="Times New Roman" w:hAnsi="Times New Roman"/>
-          <w:b/>
-          <w:sz w:val="24"/>
-        </w:rPr>
-        <w:t>Objetivos Específicos</w:t>
-      </w:r>
-      <w:bookmarkEnd w:id="bm_cap1_objespec"/>
-    </w:p>
-    <w:p>
-      <w:pPr>
-        <w:spacing w:line="360" w:lineRule="auto"/>
-        <w:ind w:firstLine="709"/>
-        <w:jc w:val="both"/>
-      </w:pPr>
-      <w:r>
-        <w:rPr>
-          <w:rFonts w:ascii="Times New Roman" w:hAnsi="Times New Roman"/>
-          <w:sz w:val="24"/>
-        </w:rPr>
-        <w:t xml:space="preserve">1. </w:t>
-      </w:r>
-      <w:r>
-        <w:rPr>
-          <w:rFonts w:ascii="Times New Roman" w:hAnsi="Times New Roman"/>
-          <w:sz w:val="24"/>
-        </w:rPr>
-        <w:t>Describir los procesos administrativos actuales aplicados a la gestión de solicitudes de afiliación de nuevos suscriptores e incidencias en Ingeniería de Telecomunicaciones, C.A.</w:t>
-      </w:r>
-    </w:p>
-    <w:p>
-      <w:pPr>
-        <w:spacing w:line="360" w:lineRule="auto"/>
-        <w:ind w:firstLine="709"/>
-        <w:jc w:val="both"/>
-      </w:pPr>
-      <w:r>
-        <w:rPr>
-          <w:rFonts w:ascii="Times New Roman" w:hAnsi="Times New Roman"/>
-          <w:sz w:val="24"/>
-        </w:rPr>
-        <w:t xml:space="preserve">2. </w:t>
-      </w:r>
-      <w:r>
-        <w:rPr>
-          <w:rFonts w:ascii="Times New Roman" w:hAnsi="Times New Roman"/>
-          <w:sz w:val="24"/>
-        </w:rPr>
-        <w:t>Identificar las deficiencias presentes en el sistema de control administrativo utilizado para el seguimiento de solicitudes de servicios de telecomunicaciones.</w:t>
-      </w:r>
-    </w:p>
-    <w:p>
-      <w:pPr>
-        <w:spacing w:line="360" w:lineRule="auto"/>
-        <w:ind w:firstLine="709"/>
-        <w:jc w:val="both"/>
-      </w:pPr>
-      <w:r>
-        <w:rPr>
-          <w:rFonts w:ascii="Times New Roman" w:hAnsi="Times New Roman"/>
-          <w:sz w:val="24"/>
-        </w:rPr>
-        <w:t xml:space="preserve">3. </w:t>
-      </w:r>
-      <w:r>
-        <w:rPr>
-          <w:rFonts w:ascii="Times New Roman" w:hAnsi="Times New Roman"/>
-          <w:sz w:val="24"/>
-        </w:rPr>
-        <w:t>Analizar el impacto de las debilidades detectadas en el control administrativo sobre la calidad del servicio prestado a los suscriptores de la empresa.</w:t>
-      </w:r>
-    </w:p>
-    <w:p>
-      <w:pPr>
-        <w:spacing w:line="360" w:lineRule="auto"/>
-        <w:ind w:firstLine="709"/>
-        <w:jc w:val="both"/>
-      </w:pPr>
-      <w:r>
-        <w:rPr>
-          <w:rFonts w:ascii="Times New Roman" w:hAnsi="Times New Roman"/>
-          <w:sz w:val="24"/>
-        </w:rPr>
-        <w:t xml:space="preserve">4. </w:t>
-      </w:r>
-      <w:r>
-        <w:rPr>
-          <w:rFonts w:ascii="Times New Roman" w:hAnsi="Times New Roman"/>
-          <w:sz w:val="24"/>
-        </w:rPr>
-        <w:t>Proponer mejoras al proceso de control administrativo de solicitudes de servicios que contribuyan a la optimización operativa y a la satisfacción del cliente en Ingeniería de Telecomunicaciones, C.A.</w:t>
-      </w:r>
     </w:p>
     <w:p>
       <w:bookmarkStart w:id="bm_cap1_ubic" w:name="bm_cap1_ubic"/>
@@ -3115,6 +2984,137 @@
           <w:sz w:val="24"/>
         </w:rPr>
         <w:t>Las causas de esta situación se atribuyen principalmente a la falta de un protocolo administrativo formal que regule el flujo de las solicitudes desde su recepción hasta su cierre definitivo, así como a la dependencia de canales informales de comunicación entre las áreas involucradas. Como consecuencia, se generan reprocesos, insatisfacción en los clientes y sobrecarga operativa en los supervisores, comprometiendo la calidad del servicio prestado y la imagen institucional de la organización.</w:t>
+      </w:r>
+    </w:p>
+    <w:p>
+      <w:bookmarkStart w:id="bm_cap2_objg" w:name="bm_cap2_objg"/>
+      <w:pPr>
+        <w:spacing w:before="480" w:after="480" w:line="360" w:lineRule="auto"/>
+        <w:jc w:val="left"/>
+      </w:pPr>
+      <w:r>
+        <w:rPr>
+          <w:rFonts w:ascii="Times New Roman" w:hAnsi="Times New Roman"/>
+          <w:b/>
+          <w:sz w:val="24"/>
+        </w:rPr>
+        <w:t>Objetivo General</w:t>
+      </w:r>
+      <w:bookmarkEnd w:id="bm_cap2_objg"/>
+    </w:p>
+    <w:p>
+      <w:pPr>
+        <w:spacing w:line="360" w:lineRule="auto" w:after="0" w:before="0"/>
+        <w:ind w:firstLine="709"/>
+        <w:jc w:val="both"/>
+      </w:pPr>
+      <w:r>
+        <w:rPr>
+          <w:rFonts w:ascii="Times New Roman" w:hAnsi="Times New Roman"/>
+          <w:i w:val="0"/>
+          <w:sz w:val="24"/>
+        </w:rPr>
+        <w:t>Evaluar el control administrativo aplicado a la gestión de solicitudes de servicios de telecomunicaciones en la empresa Ingeniería de Telecomunicaciones, C.A., con el propósito de identificar las debilidades del proceso y proponer mejoras que optimicen la atención al suscriptor desde el Departamento de Administración.</w:t>
+      </w:r>
+    </w:p>
+    <w:p>
+      <w:bookmarkStart w:id="bm_cap2_obje" w:name="bm_cap2_obje"/>
+      <w:pPr>
+        <w:spacing w:before="480" w:after="480" w:line="360" w:lineRule="auto"/>
+        <w:jc w:val="left"/>
+      </w:pPr>
+      <w:r>
+        <w:rPr>
+          <w:rFonts w:ascii="Times New Roman" w:hAnsi="Times New Roman"/>
+          <w:b/>
+          <w:sz w:val="24"/>
+        </w:rPr>
+        <w:t>Objetivos Específicos</w:t>
+      </w:r>
+      <w:bookmarkEnd w:id="bm_cap2_obje"/>
+    </w:p>
+    <w:p>
+      <w:pPr>
+        <w:spacing w:line="360" w:lineRule="auto"/>
+        <w:ind w:firstLine="709"/>
+        <w:jc w:val="both"/>
+      </w:pPr>
+      <w:r>
+        <w:rPr>
+          <w:rFonts w:ascii="Times New Roman" w:hAnsi="Times New Roman"/>
+          <w:sz w:val="24"/>
+        </w:rPr>
+        <w:t xml:space="preserve">1. </w:t>
+      </w:r>
+      <w:r>
+        <w:rPr>
+          <w:rFonts w:ascii="Times New Roman" w:hAnsi="Times New Roman"/>
+          <w:sz w:val="24"/>
+        </w:rPr>
+        <w:t>Describir los procesos administrativos actuales aplicados a la gestión de solicitudes de afiliación de nuevos suscriptores e incidencias en Ingeniería de Telecomunicaciones, C.A.</w:t>
+      </w:r>
+    </w:p>
+    <w:p>
+      <w:pPr>
+        <w:spacing w:line="360" w:lineRule="auto"/>
+        <w:ind w:firstLine="709"/>
+        <w:jc w:val="both"/>
+      </w:pPr>
+      <w:r>
+        <w:rPr>
+          <w:rFonts w:ascii="Times New Roman" w:hAnsi="Times New Roman"/>
+          <w:sz w:val="24"/>
+        </w:rPr>
+        <w:t xml:space="preserve">2. </w:t>
+      </w:r>
+      <w:r>
+        <w:rPr>
+          <w:rFonts w:ascii="Times New Roman" w:hAnsi="Times New Roman"/>
+          <w:sz w:val="24"/>
+        </w:rPr>
+        <w:t>Identificar las deficiencias presentes en el sistema de control administrativo utilizado para el seguimiento de solicitudes de servicios de telecomunicaciones.</w:t>
+      </w:r>
+    </w:p>
+    <w:p>
+      <w:pPr>
+        <w:spacing w:line="360" w:lineRule="auto"/>
+        <w:ind w:firstLine="709"/>
+        <w:jc w:val="both"/>
+      </w:pPr>
+      <w:r>
+        <w:rPr>
+          <w:rFonts w:ascii="Times New Roman" w:hAnsi="Times New Roman"/>
+          <w:sz w:val="24"/>
+        </w:rPr>
+        <w:t xml:space="preserve">3. </w:t>
+      </w:r>
+      <w:r>
+        <w:rPr>
+          <w:rFonts w:ascii="Times New Roman" w:hAnsi="Times New Roman"/>
+          <w:sz w:val="24"/>
+        </w:rPr>
+        <w:t>Analizar el impacto de las debilidades detectadas en el control administrativo sobre la calidad del servicio prestado a los suscriptores de la empresa.</w:t>
+      </w:r>
+    </w:p>
+    <w:p>
+      <w:pPr>
+        <w:spacing w:line="360" w:lineRule="auto"/>
+        <w:ind w:firstLine="709"/>
+        <w:jc w:val="both"/>
+      </w:pPr>
+      <w:r>
+        <w:rPr>
+          <w:rFonts w:ascii="Times New Roman" w:hAnsi="Times New Roman"/>
+          <w:sz w:val="24"/>
+        </w:rPr>
+        <w:t xml:space="preserve">4. </w:t>
+      </w:r>
+      <w:r>
+        <w:rPr>
+          <w:rFonts w:ascii="Times New Roman" w:hAnsi="Times New Roman"/>
+          <w:sz w:val="24"/>
+        </w:rPr>
+        <w:t>Proponer mejoras al proceso de control administrativo de solicitudes de servicios que contribuyan a la optimización operativa y a la satisfacción del cliente en Ingeniería de Telecomunicaciones, C.A.</w:t>
       </w:r>
     </w:p>
     <w:p>

--- a/amaal/reportes/Informe_Pasantia_IUTECP.docx
+++ b/amaal/reportes/Informe_Pasantia_IUTECP.docx
@@ -2554,6 +2554,91 @@
         <w:t>Objetivos Organizacionales</w:t>
       </w:r>
       <w:bookmarkEnd w:id="bm_cap1_obj"/>
+    </w:p>
+    <w:p>
+      <w:pPr>
+        <w:spacing w:before="480" w:after="480" w:line="360" w:lineRule="auto"/>
+        <w:jc w:val="left"/>
+      </w:pPr>
+      <w:r>
+        <w:rPr>
+          <w:rFonts w:ascii="Times New Roman" w:hAnsi="Times New Roman"/>
+          <w:b/>
+          <w:sz w:val="24"/>
+        </w:rPr>
+        <w:t>Objetivo General</w:t>
+      </w:r>
+    </w:p>
+    <w:p>
+      <w:pPr>
+        <w:spacing w:line="360" w:lineRule="auto" w:after="0" w:before="0"/>
+        <w:ind w:firstLine="709"/>
+        <w:jc w:val="both"/>
+      </w:pPr>
+      <w:r>
+        <w:rPr>
+          <w:rFonts w:ascii="Times New Roman" w:hAnsi="Times New Roman"/>
+          <w:i w:val="0"/>
+          <w:sz w:val="24"/>
+        </w:rPr>
+        <w:t>Ejecutar todo género de actividad o prestación de servicios relacionados directa o indirectamente con el ramo de las comunicaciones, computación y la electrónica en general.</w:t>
+      </w:r>
+    </w:p>
+    <w:p>
+      <w:pPr>
+        <w:spacing w:before="480" w:after="480" w:line="360" w:lineRule="auto"/>
+        <w:jc w:val="left"/>
+      </w:pPr>
+      <w:r>
+        <w:rPr>
+          <w:rFonts w:ascii="Times New Roman" w:hAnsi="Times New Roman"/>
+          <w:b/>
+          <w:sz w:val="24"/>
+        </w:rPr>
+        <w:t>Objetivos Específicos</w:t>
+      </w:r>
+    </w:p>
+    <w:p>
+      <w:pPr>
+        <w:spacing w:line="360" w:lineRule="auto"/>
+        <w:ind w:firstLine="709"/>
+        <w:jc w:val="both"/>
+      </w:pPr>
+      <w:r>
+        <w:rPr>
+          <w:rFonts w:ascii="Times New Roman" w:hAnsi="Times New Roman"/>
+          <w:sz w:val="24"/>
+        </w:rPr>
+        <w:t xml:space="preserve">1. </w:t>
+      </w:r>
+      <w:r>
+        <w:rPr>
+          <w:rFonts w:ascii="Times New Roman" w:hAnsi="Times New Roman"/>
+          <w:sz w:val="24"/>
+        </w:rPr>
+        <w:t>Prestar servicios de importación, manufacturación, asesoría, ventas, instalaciones, arrendamientos, supervisión y mantenimiento en el área de telecomunicaciones.</w:t>
+      </w:r>
+    </w:p>
+    <w:p>
+      <w:pPr>
+        <w:spacing w:line="360" w:lineRule="auto"/>
+        <w:ind w:firstLine="709"/>
+        <w:jc w:val="both"/>
+      </w:pPr>
+      <w:r>
+        <w:rPr>
+          <w:rFonts w:ascii="Times New Roman" w:hAnsi="Times New Roman"/>
+          <w:sz w:val="24"/>
+        </w:rPr>
+        <w:t xml:space="preserve">2. </w:t>
+      </w:r>
+      <w:r>
+        <w:rPr>
+          <w:rFonts w:ascii="Times New Roman" w:hAnsi="Times New Roman"/>
+          <w:sz w:val="24"/>
+        </w:rPr>
+        <w:t>Representar total o parcialmente cualquier producto comercial relacionado con sus operaciones mercantiles.</w:t>
+      </w:r>
     </w:p>
     <w:p>
       <w:bookmarkStart w:id="bm_cap1_ubic" w:name="bm_cap1_ubic"/>

--- a/amaal/reportes/Informe_Pasantia_IUTECP.docx
+++ b/amaal/reportes/Informe_Pasantia_IUTECP.docx
@@ -418,7 +418,7 @@
     </w:p>
     <w:p>
       <w:pPr>
-        <w:spacing w:line="360" w:lineRule="auto" w:after="0" w:before="0"/>
+        <w:spacing w:line="360" w:lineRule="auto" w:after="120" w:before="0"/>
         <w:ind w:firstLine="709"/>
         <w:jc w:val="both"/>
       </w:pPr>
@@ -474,7 +474,7 @@
     </w:p>
     <w:p>
       <w:pPr>
-        <w:spacing w:line="360" w:lineRule="auto" w:after="0" w:before="0"/>
+        <w:spacing w:line="360" w:lineRule="auto" w:after="120" w:before="0"/>
         <w:ind w:firstLine="709"/>
         <w:jc w:val="both"/>
       </w:pPr>
@@ -2085,7 +2085,7 @@
     </w:p>
     <w:p>
       <w:pPr>
-        <w:spacing w:line="360" w:lineRule="auto" w:after="0" w:before="0"/>
+        <w:spacing w:line="360" w:lineRule="auto" w:after="120" w:before="0"/>
         <w:ind w:firstLine="709"/>
         <w:jc w:val="both"/>
       </w:pPr>
@@ -2156,7 +2156,7 @@
     </w:p>
     <w:p>
       <w:pPr>
-        <w:spacing w:line="360" w:lineRule="auto" w:after="0" w:before="0"/>
+        <w:spacing w:line="360" w:lineRule="auto" w:after="120" w:before="0"/>
         <w:ind w:firstLine="709"/>
         <w:jc w:val="both"/>
       </w:pPr>
@@ -2256,7 +2256,7 @@
     </w:p>
     <w:p>
       <w:pPr>
-        <w:spacing w:line="360" w:lineRule="auto" w:after="0" w:before="0"/>
+        <w:spacing w:line="360" w:lineRule="auto" w:after="120" w:before="0"/>
         <w:ind w:firstLine="0"/>
         <w:jc w:val="both"/>
       </w:pPr>
@@ -2287,7 +2287,7 @@
     </w:p>
     <w:p>
       <w:pPr>
-        <w:spacing w:line="360" w:lineRule="auto" w:after="0" w:before="0"/>
+        <w:spacing w:line="360" w:lineRule="auto" w:after="120" w:before="0"/>
         <w:ind w:firstLine="709"/>
         <w:jc w:val="both"/>
       </w:pPr>
@@ -2302,7 +2302,7 @@
     </w:p>
     <w:p>
       <w:pPr>
-        <w:spacing w:line="360" w:lineRule="auto" w:after="0" w:before="0"/>
+        <w:spacing w:line="360" w:lineRule="auto" w:after="120" w:before="0"/>
         <w:ind w:firstLine="709"/>
         <w:jc w:val="both"/>
       </w:pPr>
@@ -2317,7 +2317,7 @@
     </w:p>
     <w:p>
       <w:pPr>
-        <w:spacing w:line="360" w:lineRule="auto" w:after="0" w:before="0"/>
+        <w:spacing w:line="360" w:lineRule="auto" w:after="120" w:before="0"/>
         <w:ind w:firstLine="709"/>
         <w:jc w:val="both"/>
       </w:pPr>
@@ -2348,7 +2348,7 @@
     </w:p>
     <w:p>
       <w:pPr>
-        <w:spacing w:line="360" w:lineRule="auto" w:after="0" w:before="0"/>
+        <w:spacing w:line="360" w:lineRule="auto" w:after="120" w:before="0"/>
         <w:ind w:firstLine="709"/>
         <w:jc w:val="both"/>
       </w:pPr>
@@ -2379,7 +2379,7 @@
     </w:p>
     <w:p>
       <w:pPr>
-        <w:spacing w:line="360" w:lineRule="auto" w:after="0" w:before="0"/>
+        <w:spacing w:line="360" w:lineRule="auto" w:after="120" w:before="0"/>
         <w:ind w:firstLine="709"/>
         <w:jc w:val="both"/>
       </w:pPr>
@@ -2410,7 +2410,7 @@
     </w:p>
     <w:p>
       <w:pPr>
-        <w:spacing w:line="360" w:lineRule="auto" w:after="0" w:before="0"/>
+        <w:spacing w:line="360" w:lineRule="auto" w:after="120" w:before="0"/>
         <w:ind w:firstLine="709"/>
         <w:jc w:val="both"/>
       </w:pPr>
@@ -2571,7 +2571,7 @@
     </w:p>
     <w:p>
       <w:pPr>
-        <w:spacing w:line="360" w:lineRule="auto" w:after="0" w:before="0"/>
+        <w:spacing w:line="360" w:lineRule="auto" w:after="120" w:before="0"/>
         <w:ind w:firstLine="709"/>
         <w:jc w:val="both"/>
       </w:pPr>
@@ -2658,7 +2658,7 @@
     </w:p>
     <w:p>
       <w:pPr>
-        <w:spacing w:line="360" w:lineRule="auto" w:after="0" w:before="0"/>
+        <w:spacing w:line="360" w:lineRule="auto" w:after="120" w:before="0"/>
         <w:ind w:firstLine="0"/>
         <w:jc w:val="both"/>
       </w:pPr>
@@ -2753,7 +2753,7 @@
     </w:p>
     <w:p>
       <w:pPr>
-        <w:spacing w:line="360" w:lineRule="auto" w:after="0" w:before="0"/>
+        <w:spacing w:line="360" w:lineRule="auto" w:after="120" w:before="0"/>
         <w:ind w:firstLine="709"/>
         <w:jc w:val="both"/>
       </w:pPr>
@@ -2784,7 +2784,7 @@
     </w:p>
     <w:p>
       <w:pPr>
-        <w:spacing w:line="360" w:lineRule="auto" w:after="0" w:before="0"/>
+        <w:spacing w:line="360" w:lineRule="auto" w:after="120" w:before="0"/>
         <w:ind w:firstLine="709"/>
         <w:jc w:val="both"/>
       </w:pPr>
@@ -2998,7 +2998,7 @@
     </w:p>
     <w:p>
       <w:pPr>
-        <w:spacing w:line="360" w:lineRule="auto" w:after="0" w:before="0"/>
+        <w:spacing w:line="360" w:lineRule="auto" w:after="120" w:before="0"/>
         <w:ind w:firstLine="709"/>
         <w:jc w:val="both"/>
       </w:pPr>
@@ -3013,7 +3013,7 @@
     </w:p>
     <w:p>
       <w:pPr>
-        <w:spacing w:line="360" w:lineRule="auto" w:after="0" w:before="0"/>
+        <w:spacing w:line="360" w:lineRule="auto" w:after="120" w:before="0"/>
         <w:ind w:firstLine="709"/>
         <w:jc w:val="both"/>
       </w:pPr>
@@ -3028,7 +3028,7 @@
     </w:p>
     <w:p>
       <w:pPr>
-        <w:spacing w:line="360" w:lineRule="auto" w:after="0" w:before="0"/>
+        <w:spacing w:line="360" w:lineRule="auto" w:after="120" w:before="0"/>
         <w:ind w:firstLine="709"/>
         <w:jc w:val="both"/>
       </w:pPr>
@@ -3043,7 +3043,7 @@
     </w:p>
     <w:p>
       <w:pPr>
-        <w:spacing w:line="360" w:lineRule="auto" w:after="0" w:before="0"/>
+        <w:spacing w:line="360" w:lineRule="auto" w:after="120" w:before="0"/>
         <w:ind w:firstLine="709"/>
         <w:jc w:val="both"/>
       </w:pPr>
@@ -3058,7 +3058,7 @@
     </w:p>
     <w:p>
       <w:pPr>
-        <w:spacing w:line="360" w:lineRule="auto" w:after="0" w:before="0"/>
+        <w:spacing w:line="360" w:lineRule="auto" w:after="120" w:before="0"/>
         <w:ind w:firstLine="709"/>
         <w:jc w:val="both"/>
       </w:pPr>
@@ -3089,7 +3089,7 @@
     </w:p>
     <w:p>
       <w:pPr>
-        <w:spacing w:line="360" w:lineRule="auto" w:after="0" w:before="0"/>
+        <w:spacing w:line="360" w:lineRule="auto" w:after="120" w:before="0"/>
         <w:ind w:firstLine="709"/>
         <w:jc w:val="both"/>
       </w:pPr>
@@ -3220,7 +3220,7 @@
     </w:p>
     <w:p>
       <w:pPr>
-        <w:spacing w:line="360" w:lineRule="auto" w:after="0" w:before="0"/>
+        <w:spacing w:line="360" w:lineRule="auto" w:after="120" w:before="0"/>
         <w:ind w:firstLine="709"/>
         <w:jc w:val="both"/>
       </w:pPr>
@@ -3720,7 +3720,7 @@
     </w:p>
     <w:p>
       <w:pPr>
-        <w:spacing w:line="360" w:lineRule="auto" w:after="0" w:before="0"/>
+        <w:spacing w:line="360" w:lineRule="auto" w:after="120" w:before="0"/>
         <w:ind w:firstLine="709"/>
         <w:jc w:val="both"/>
       </w:pPr>
@@ -6335,7 +6335,7 @@
     </w:p>
     <w:p>
       <w:pPr>
-        <w:spacing w:line="360" w:lineRule="auto" w:after="0" w:before="0"/>
+        <w:spacing w:line="360" w:lineRule="auto" w:after="120" w:before="0"/>
         <w:ind w:firstLine="709"/>
         <w:jc w:val="both"/>
       </w:pPr>
@@ -6350,7 +6350,7 @@
     </w:p>
     <w:p>
       <w:pPr>
-        <w:spacing w:line="360" w:lineRule="auto" w:after="0" w:before="0"/>
+        <w:spacing w:line="360" w:lineRule="auto" w:after="120" w:before="0"/>
         <w:ind w:firstLine="709"/>
         <w:jc w:val="both"/>
       </w:pPr>
@@ -6386,7 +6386,7 @@
     </w:p>
     <w:p>
       <w:pPr>
-        <w:spacing w:line="360" w:lineRule="auto" w:after="0" w:before="0"/>
+        <w:spacing w:line="360" w:lineRule="auto" w:after="120" w:before="0"/>
         <w:ind w:firstLine="709"/>
         <w:jc w:val="both"/>
       </w:pPr>
@@ -6415,7 +6415,7 @@
     </w:p>
     <w:p>
       <w:pPr>
-        <w:spacing w:line="360" w:lineRule="auto" w:after="0" w:before="0"/>
+        <w:spacing w:line="360" w:lineRule="auto" w:after="120" w:before="0"/>
         <w:ind w:firstLine="709"/>
         <w:jc w:val="both"/>
       </w:pPr>
@@ -6430,7 +6430,7 @@
     </w:p>
     <w:p>
       <w:pPr>
-        <w:spacing w:line="360" w:lineRule="auto" w:after="0" w:before="0"/>
+        <w:spacing w:line="360" w:lineRule="auto" w:after="120" w:before="0"/>
         <w:ind w:firstLine="709"/>
         <w:jc w:val="both"/>
       </w:pPr>
@@ -6459,7 +6459,7 @@
     </w:p>
     <w:p>
       <w:pPr>
-        <w:spacing w:line="360" w:lineRule="auto" w:after="0" w:before="0"/>
+        <w:spacing w:line="360" w:lineRule="auto" w:after="120" w:before="0"/>
         <w:ind w:firstLine="709"/>
         <w:jc w:val="both"/>
       </w:pPr>
@@ -6474,7 +6474,7 @@
     </w:p>
     <w:p>
       <w:pPr>
-        <w:spacing w:line="360" w:lineRule="auto" w:after="0" w:before="0"/>
+        <w:spacing w:line="360" w:lineRule="auto" w:after="120" w:before="0"/>
         <w:ind w:firstLine="709"/>
         <w:jc w:val="both"/>
       </w:pPr>
@@ -6503,7 +6503,7 @@
     </w:p>
     <w:p>
       <w:pPr>
-        <w:spacing w:line="360" w:lineRule="auto" w:after="0" w:before="0"/>
+        <w:spacing w:line="360" w:lineRule="auto" w:after="120" w:before="0"/>
         <w:ind w:firstLine="709"/>
         <w:jc w:val="both"/>
       </w:pPr>
@@ -6518,7 +6518,7 @@
     </w:p>
     <w:p>
       <w:pPr>
-        <w:spacing w:line="360" w:lineRule="auto" w:after="0" w:before="0"/>
+        <w:spacing w:line="360" w:lineRule="auto" w:after="120" w:before="0"/>
         <w:ind w:firstLine="709"/>
         <w:jc w:val="both"/>
       </w:pPr>
@@ -6547,7 +6547,7 @@
     </w:p>
     <w:p>
       <w:pPr>
-        <w:spacing w:line="360" w:lineRule="auto" w:after="0" w:before="0"/>
+        <w:spacing w:line="360" w:lineRule="auto" w:after="120" w:before="0"/>
         <w:ind w:firstLine="709"/>
         <w:jc w:val="both"/>
       </w:pPr>
@@ -6562,7 +6562,7 @@
     </w:p>
     <w:p>
       <w:pPr>
-        <w:spacing w:line="360" w:lineRule="auto" w:after="0" w:before="0"/>
+        <w:spacing w:line="360" w:lineRule="auto" w:after="120" w:before="0"/>
         <w:ind w:firstLine="709"/>
         <w:jc w:val="both"/>
       </w:pPr>
@@ -6591,7 +6591,7 @@
     </w:p>
     <w:p>
       <w:pPr>
-        <w:spacing w:line="360" w:lineRule="auto" w:after="0" w:before="0"/>
+        <w:spacing w:line="360" w:lineRule="auto" w:after="120" w:before="0"/>
         <w:ind w:firstLine="709"/>
         <w:jc w:val="both"/>
       </w:pPr>
@@ -6606,7 +6606,7 @@
     </w:p>
     <w:p>
       <w:pPr>
-        <w:spacing w:line="360" w:lineRule="auto" w:after="0" w:before="0"/>
+        <w:spacing w:line="360" w:lineRule="auto" w:after="120" w:before="0"/>
         <w:ind w:firstLine="709"/>
         <w:jc w:val="both"/>
       </w:pPr>
@@ -6692,7 +6692,7 @@
     </w:p>
     <w:p>
       <w:pPr>
-        <w:spacing w:line="360" w:lineRule="auto" w:after="0" w:before="0"/>
+        <w:spacing w:line="360" w:lineRule="auto" w:after="120" w:before="0"/>
         <w:ind w:firstLine="709"/>
         <w:jc w:val="both"/>
       </w:pPr>

--- a/amaal/reportes/Informe_Pasantia_IUTECP.docx
+++ b/amaal/reportes/Informe_Pasantia_IUTECP.docx
@@ -418,7 +418,7 @@
     </w:p>
     <w:p>
       <w:pPr>
-        <w:spacing w:line="360" w:lineRule="auto" w:after="120" w:before="0"/>
+        <w:spacing w:line="360" w:lineRule="auto" w:after="0" w:before="0"/>
         <w:ind w:firstLine="709"/>
         <w:jc w:val="both"/>
       </w:pPr>
@@ -474,7 +474,7 @@
     </w:p>
     <w:p>
       <w:pPr>
-        <w:spacing w:line="360" w:lineRule="auto" w:after="120" w:before="0"/>
+        <w:spacing w:line="360" w:lineRule="auto" w:after="0" w:before="0"/>
         <w:ind w:firstLine="709"/>
         <w:jc w:val="both"/>
       </w:pPr>
@@ -2085,7 +2085,7 @@
     </w:p>
     <w:p>
       <w:pPr>
-        <w:spacing w:line="360" w:lineRule="auto" w:after="120" w:before="0"/>
+        <w:spacing w:line="360" w:lineRule="auto" w:after="0" w:before="0"/>
         <w:ind w:firstLine="709"/>
         <w:jc w:val="both"/>
       </w:pPr>
@@ -2156,7 +2156,7 @@
     </w:p>
     <w:p>
       <w:pPr>
-        <w:spacing w:line="360" w:lineRule="auto" w:after="120" w:before="0"/>
+        <w:spacing w:line="360" w:lineRule="auto" w:after="0" w:before="0"/>
         <w:ind w:firstLine="709"/>
         <w:jc w:val="both"/>
       </w:pPr>
@@ -2256,7 +2256,7 @@
     </w:p>
     <w:p>
       <w:pPr>
-        <w:spacing w:line="360" w:lineRule="auto" w:after="120" w:before="0"/>
+        <w:spacing w:line="360" w:lineRule="auto" w:after="0" w:before="0"/>
         <w:ind w:firstLine="0"/>
         <w:jc w:val="both"/>
       </w:pPr>
@@ -2287,7 +2287,7 @@
     </w:p>
     <w:p>
       <w:pPr>
-        <w:spacing w:line="360" w:lineRule="auto" w:after="120" w:before="0"/>
+        <w:spacing w:line="360" w:lineRule="auto" w:after="0" w:before="0"/>
         <w:ind w:firstLine="709"/>
         <w:jc w:val="both"/>
       </w:pPr>
@@ -2302,7 +2302,7 @@
     </w:p>
     <w:p>
       <w:pPr>
-        <w:spacing w:line="360" w:lineRule="auto" w:after="120" w:before="0"/>
+        <w:spacing w:line="360" w:lineRule="auto" w:after="0" w:before="0"/>
         <w:ind w:firstLine="709"/>
         <w:jc w:val="both"/>
       </w:pPr>
@@ -2317,7 +2317,7 @@
     </w:p>
     <w:p>
       <w:pPr>
-        <w:spacing w:line="360" w:lineRule="auto" w:after="120" w:before="0"/>
+        <w:spacing w:line="360" w:lineRule="auto" w:after="0" w:before="0"/>
         <w:ind w:firstLine="709"/>
         <w:jc w:val="both"/>
       </w:pPr>
@@ -2348,7 +2348,7 @@
     </w:p>
     <w:p>
       <w:pPr>
-        <w:spacing w:line="360" w:lineRule="auto" w:after="120" w:before="0"/>
+        <w:spacing w:line="360" w:lineRule="auto" w:after="0" w:before="0"/>
         <w:ind w:firstLine="709"/>
         <w:jc w:val="both"/>
       </w:pPr>
@@ -2379,7 +2379,7 @@
     </w:p>
     <w:p>
       <w:pPr>
-        <w:spacing w:line="360" w:lineRule="auto" w:after="120" w:before="0"/>
+        <w:spacing w:line="360" w:lineRule="auto" w:after="0" w:before="0"/>
         <w:ind w:firstLine="709"/>
         <w:jc w:val="both"/>
       </w:pPr>
@@ -2410,7 +2410,7 @@
     </w:p>
     <w:p>
       <w:pPr>
-        <w:spacing w:line="360" w:lineRule="auto" w:after="120" w:before="0"/>
+        <w:spacing w:line="360" w:lineRule="auto" w:after="0" w:before="0"/>
         <w:ind w:firstLine="709"/>
         <w:jc w:val="both"/>
       </w:pPr>
@@ -2571,7 +2571,7 @@
     </w:p>
     <w:p>
       <w:pPr>
-        <w:spacing w:line="360" w:lineRule="auto" w:after="120" w:before="0"/>
+        <w:spacing w:line="360" w:lineRule="auto" w:after="0" w:before="0"/>
         <w:ind w:firstLine="709"/>
         <w:jc w:val="both"/>
       </w:pPr>
@@ -2658,7 +2658,7 @@
     </w:p>
     <w:p>
       <w:pPr>
-        <w:spacing w:line="360" w:lineRule="auto" w:after="120" w:before="0"/>
+        <w:spacing w:line="360" w:lineRule="auto" w:after="0" w:before="0"/>
         <w:ind w:firstLine="0"/>
         <w:jc w:val="both"/>
       </w:pPr>
@@ -2753,7 +2753,7 @@
     </w:p>
     <w:p>
       <w:pPr>
-        <w:spacing w:line="360" w:lineRule="auto" w:after="120" w:before="0"/>
+        <w:spacing w:line="360" w:lineRule="auto" w:after="0" w:before="0"/>
         <w:ind w:firstLine="709"/>
         <w:jc w:val="both"/>
       </w:pPr>
@@ -2784,7 +2784,7 @@
     </w:p>
     <w:p>
       <w:pPr>
-        <w:spacing w:line="360" w:lineRule="auto" w:after="120" w:before="0"/>
+        <w:spacing w:line="360" w:lineRule="auto" w:after="0" w:before="0"/>
         <w:ind w:firstLine="709"/>
         <w:jc w:val="both"/>
       </w:pPr>
@@ -2998,7 +2998,7 @@
     </w:p>
     <w:p>
       <w:pPr>
-        <w:spacing w:line="360" w:lineRule="auto" w:after="120" w:before="0"/>
+        <w:spacing w:line="360" w:lineRule="auto" w:after="0" w:before="0"/>
         <w:ind w:firstLine="709"/>
         <w:jc w:val="both"/>
       </w:pPr>
@@ -3013,7 +3013,7 @@
     </w:p>
     <w:p>
       <w:pPr>
-        <w:spacing w:line="360" w:lineRule="auto" w:after="120" w:before="0"/>
+        <w:spacing w:line="360" w:lineRule="auto" w:after="0" w:before="0"/>
         <w:ind w:firstLine="709"/>
         <w:jc w:val="both"/>
       </w:pPr>
@@ -3028,7 +3028,7 @@
     </w:p>
     <w:p>
       <w:pPr>
-        <w:spacing w:line="360" w:lineRule="auto" w:after="120" w:before="0"/>
+        <w:spacing w:line="360" w:lineRule="auto" w:after="0" w:before="0"/>
         <w:ind w:firstLine="709"/>
         <w:jc w:val="both"/>
       </w:pPr>
@@ -3043,7 +3043,7 @@
     </w:p>
     <w:p>
       <w:pPr>
-        <w:spacing w:line="360" w:lineRule="auto" w:after="120" w:before="0"/>
+        <w:spacing w:line="360" w:lineRule="auto" w:after="0" w:before="0"/>
         <w:ind w:firstLine="709"/>
         <w:jc w:val="both"/>
       </w:pPr>
@@ -3058,7 +3058,7 @@
     </w:p>
     <w:p>
       <w:pPr>
-        <w:spacing w:line="360" w:lineRule="auto" w:after="120" w:before="0"/>
+        <w:spacing w:line="360" w:lineRule="auto" w:after="0" w:before="0"/>
         <w:ind w:firstLine="709"/>
         <w:jc w:val="both"/>
       </w:pPr>
@@ -3089,7 +3089,7 @@
     </w:p>
     <w:p>
       <w:pPr>
-        <w:spacing w:line="360" w:lineRule="auto" w:after="120" w:before="0"/>
+        <w:spacing w:line="360" w:lineRule="auto" w:after="0" w:before="0"/>
         <w:ind w:firstLine="709"/>
         <w:jc w:val="both"/>
       </w:pPr>
@@ -3220,7 +3220,7 @@
     </w:p>
     <w:p>
       <w:pPr>
-        <w:spacing w:line="360" w:lineRule="auto" w:after="120" w:before="0"/>
+        <w:spacing w:line="360" w:lineRule="auto" w:after="0" w:before="0"/>
         <w:ind w:firstLine="709"/>
         <w:jc w:val="both"/>
       </w:pPr>
@@ -3720,7 +3720,7 @@
     </w:p>
     <w:p>
       <w:pPr>
-        <w:spacing w:line="360" w:lineRule="auto" w:after="120" w:before="0"/>
+        <w:spacing w:line="360" w:lineRule="auto" w:after="0" w:before="0"/>
         <w:ind w:firstLine="709"/>
         <w:jc w:val="both"/>
       </w:pPr>
@@ -6335,7 +6335,7 @@
     </w:p>
     <w:p>
       <w:pPr>
-        <w:spacing w:line="360" w:lineRule="auto" w:after="120" w:before="0"/>
+        <w:spacing w:line="360" w:lineRule="auto" w:after="0" w:before="0"/>
         <w:ind w:firstLine="709"/>
         <w:jc w:val="both"/>
       </w:pPr>
@@ -6350,7 +6350,7 @@
     </w:p>
     <w:p>
       <w:pPr>
-        <w:spacing w:line="360" w:lineRule="auto" w:after="120" w:before="0"/>
+        <w:spacing w:line="360" w:lineRule="auto" w:after="0" w:before="0"/>
         <w:ind w:firstLine="709"/>
         <w:jc w:val="both"/>
       </w:pPr>
@@ -6386,7 +6386,7 @@
     </w:p>
     <w:p>
       <w:pPr>
-        <w:spacing w:line="360" w:lineRule="auto" w:after="120" w:before="0"/>
+        <w:spacing w:line="360" w:lineRule="auto" w:after="0" w:before="0"/>
         <w:ind w:firstLine="709"/>
         <w:jc w:val="both"/>
       </w:pPr>
@@ -6415,7 +6415,7 @@
     </w:p>
     <w:p>
       <w:pPr>
-        <w:spacing w:line="360" w:lineRule="auto" w:after="120" w:before="0"/>
+        <w:spacing w:line="360" w:lineRule="auto" w:after="0" w:before="0"/>
         <w:ind w:firstLine="709"/>
         <w:jc w:val="both"/>
       </w:pPr>
@@ -6430,7 +6430,7 @@
     </w:p>
     <w:p>
       <w:pPr>
-        <w:spacing w:line="360" w:lineRule="auto" w:after="120" w:before="0"/>
+        <w:spacing w:line="360" w:lineRule="auto" w:after="0" w:before="0"/>
         <w:ind w:firstLine="709"/>
         <w:jc w:val="both"/>
       </w:pPr>
@@ -6459,7 +6459,7 @@
     </w:p>
     <w:p>
       <w:pPr>
-        <w:spacing w:line="360" w:lineRule="auto" w:after="120" w:before="0"/>
+        <w:spacing w:line="360" w:lineRule="auto" w:after="0" w:before="0"/>
         <w:ind w:firstLine="709"/>
         <w:jc w:val="both"/>
       </w:pPr>
@@ -6474,7 +6474,7 @@
     </w:p>
     <w:p>
       <w:pPr>
-        <w:spacing w:line="360" w:lineRule="auto" w:after="120" w:before="0"/>
+        <w:spacing w:line="360" w:lineRule="auto" w:after="0" w:before="0"/>
         <w:ind w:firstLine="709"/>
         <w:jc w:val="both"/>
       </w:pPr>
@@ -6503,7 +6503,7 @@
     </w:p>
     <w:p>
       <w:pPr>
-        <w:spacing w:line="360" w:lineRule="auto" w:after="120" w:before="0"/>
+        <w:spacing w:line="360" w:lineRule="auto" w:after="0" w:before="0"/>
         <w:ind w:firstLine="709"/>
         <w:jc w:val="both"/>
       </w:pPr>
@@ -6518,7 +6518,7 @@
     </w:p>
     <w:p>
       <w:pPr>
-        <w:spacing w:line="360" w:lineRule="auto" w:after="120" w:before="0"/>
+        <w:spacing w:line="360" w:lineRule="auto" w:after="0" w:before="0"/>
         <w:ind w:firstLine="709"/>
         <w:jc w:val="both"/>
       </w:pPr>
@@ -6547,7 +6547,7 @@
     </w:p>
     <w:p>
       <w:pPr>
-        <w:spacing w:line="360" w:lineRule="auto" w:after="120" w:before="0"/>
+        <w:spacing w:line="360" w:lineRule="auto" w:after="0" w:before="0"/>
         <w:ind w:firstLine="709"/>
         <w:jc w:val="both"/>
       </w:pPr>
@@ -6562,7 +6562,7 @@
     </w:p>
     <w:p>
       <w:pPr>
-        <w:spacing w:line="360" w:lineRule="auto" w:after="120" w:before="0"/>
+        <w:spacing w:line="360" w:lineRule="auto" w:after="0" w:before="0"/>
         <w:ind w:firstLine="709"/>
         <w:jc w:val="both"/>
       </w:pPr>
@@ -6591,7 +6591,7 @@
     </w:p>
     <w:p>
       <w:pPr>
-        <w:spacing w:line="360" w:lineRule="auto" w:after="120" w:before="0"/>
+        <w:spacing w:line="360" w:lineRule="auto" w:after="0" w:before="0"/>
         <w:ind w:firstLine="709"/>
         <w:jc w:val="both"/>
       </w:pPr>
@@ -6606,7 +6606,7 @@
     </w:p>
     <w:p>
       <w:pPr>
-        <w:spacing w:line="360" w:lineRule="auto" w:after="120" w:before="0"/>
+        <w:spacing w:line="360" w:lineRule="auto" w:after="0" w:before="0"/>
         <w:ind w:firstLine="709"/>
         <w:jc w:val="both"/>
       </w:pPr>
@@ -6692,7 +6692,7 @@
     </w:p>
     <w:p>
       <w:pPr>
-        <w:spacing w:line="360" w:lineRule="auto" w:after="120" w:before="0"/>
+        <w:spacing w:line="360" w:lineRule="auto" w:after="0" w:before="0"/>
         <w:ind w:firstLine="709"/>
         <w:jc w:val="both"/>
       </w:pPr>

--- a/amaal/reportes/Informe_Pasantia_IUTECP.docx
+++ b/amaal/reportes/Informe_Pasantia_IUTECP.docx
@@ -3265,15 +3265,16 @@
         <w:tblLayout w:type="fixed"/>
       </w:tblPr>
       <w:tblGrid>
-        <w:gridCol w:w="2551"/>
-        <w:gridCol w:w="2551"/>
-        <w:gridCol w:w="1701"/>
-        <w:gridCol w:w="1984"/>
+        <w:gridCol w:w="1644"/>
+        <w:gridCol w:w="1644"/>
+        <w:gridCol w:w="1644"/>
+        <w:gridCol w:w="1644"/>
+        <w:gridCol w:w="1695"/>
       </w:tblGrid>
       <w:tr>
         <w:tc>
           <w:tcPr>
-            <w:tcW w:w="2551" w:type="dxa"/>
+            <w:tcW w:w="1644" w:type="dxa"/>
             <w:shd w:val="clear" w:color="auto" w:fill="4472C4"/>
           </w:tcPr>
           <w:p>
@@ -3288,13 +3289,34 @@
                 <w:color w:val="FFFFFF"/>
                 <w:sz w:val="20"/>
               </w:rPr>
-              <w:t>Objetivo Específico</w:t>
+              <w:t>Objetivo</w:t>
             </w:r>
           </w:p>
         </w:tc>
         <w:tc>
           <w:tcPr>
-            <w:tcW w:w="2551" w:type="dxa"/>
+            <w:tcW w:w="1644" w:type="dxa"/>
+            <w:shd w:val="clear" w:color="auto" w:fill="4472C4"/>
+          </w:tcPr>
+          <w:p>
+            <w:pPr>
+              <w:spacing w:before="60" w:after="60" w:line="240" w:lineRule="auto"/>
+              <w:jc w:val="center"/>
+            </w:pPr>
+            <w:r>
+              <w:rPr>
+                <w:rFonts w:ascii="Times New Roman" w:hAnsi="Times New Roman"/>
+                <w:b/>
+                <w:color w:val="FFFFFF"/>
+                <w:sz w:val="20"/>
+              </w:rPr>
+              <w:t>Variable</w:t>
+            </w:r>
+          </w:p>
+        </w:tc>
+        <w:tc>
+          <w:tcPr>
+            <w:tcW w:w="1644" w:type="dxa"/>
             <w:shd w:val="clear" w:color="auto" w:fill="4472C4"/>
           </w:tcPr>
           <w:p>
@@ -3315,7 +3337,7 @@
         </w:tc>
         <w:tc>
           <w:tcPr>
-            <w:tcW w:w="1701" w:type="dxa"/>
+            <w:tcW w:w="1644" w:type="dxa"/>
             <w:shd w:val="clear" w:color="auto" w:fill="4472C4"/>
           </w:tcPr>
           <w:p>
@@ -3330,13 +3352,13 @@
                 <w:color w:val="FFFFFF"/>
                 <w:sz w:val="20"/>
               </w:rPr>
-              <w:t>Recursos</w:t>
+              <w:t>Técnica</w:t>
             </w:r>
           </w:p>
         </w:tc>
         <w:tc>
           <w:tcPr>
-            <w:tcW w:w="1984" w:type="dxa"/>
+            <w:tcW w:w="1695" w:type="dxa"/>
             <w:shd w:val="clear" w:color="auto" w:fill="4472C4"/>
           </w:tcPr>
           <w:p>
@@ -3351,7 +3373,7 @@
                 <w:color w:val="FFFFFF"/>
                 <w:sz w:val="20"/>
               </w:rPr>
-              <w:t>Indicadores de Logro</w:t>
+              <w:t>Instrumento</w:t>
             </w:r>
           </w:p>
         </w:tc>
@@ -3359,7 +3381,7 @@
       <w:tr>
         <w:tc>
           <w:tcPr>
-            <w:tcW w:w="2551" w:type="dxa"/>
+            <w:tcW w:w="1644" w:type="dxa"/>
             <w:shd w:val="clear" w:color="auto" w:fill="FFFFFF"/>
           </w:tcPr>
           <w:p>
@@ -3380,7 +3402,7 @@
         </w:tc>
         <w:tc>
           <w:tcPr>
-            <w:tcW w:w="2551" w:type="dxa"/>
+            <w:tcW w:w="1644" w:type="dxa"/>
             <w:shd w:val="clear" w:color="auto" w:fill="FFFFFF"/>
           </w:tcPr>
           <w:p>
@@ -3401,7 +3423,7 @@
         </w:tc>
         <w:tc>
           <w:tcPr>
-            <w:tcW w:w="1701" w:type="dxa"/>
+            <w:tcW w:w="1644" w:type="dxa"/>
             <w:shd w:val="clear" w:color="auto" w:fill="FFFFFF"/>
           </w:tcPr>
           <w:p>
@@ -3422,7 +3444,7 @@
         </w:tc>
         <w:tc>
           <w:tcPr>
-            <w:tcW w:w="1984" w:type="dxa"/>
+            <w:tcW w:w="1644" w:type="dxa"/>
             <w:shd w:val="clear" w:color="auto" w:fill="FFFFFF"/>
           </w:tcPr>
           <w:p>
@@ -3441,11 +3463,31 @@
             </w:r>
           </w:p>
         </w:tc>
+        <w:tc>
+          <w:tcPr>
+            <w:tcW w:w="1695" w:type="dxa"/>
+            <w:shd w:val="clear" w:color="auto" w:fill="FFFFFF"/>
+          </w:tcPr>
+          <w:p>
+            <w:pPr>
+              <w:spacing w:before="60" w:after="60" w:line="240" w:lineRule="auto"/>
+              <w:jc w:val="both"/>
+            </w:pPr>
+            <w:r>
+              <w:rPr>
+                <w:rFonts w:ascii="Times New Roman" w:hAnsi="Times New Roman"/>
+                <w:b w:val="0"/>
+                <w:color w:val="000000"/>
+                <w:sz w:val="20"/>
+              </w:rPr>
+            </w:r>
+          </w:p>
+        </w:tc>
       </w:tr>
       <w:tr>
         <w:tc>
           <w:tcPr>
-            <w:tcW w:w="2551" w:type="dxa"/>
+            <w:tcW w:w="1644" w:type="dxa"/>
             <w:shd w:val="clear" w:color="auto" w:fill="D9E1F2"/>
           </w:tcPr>
           <w:p>
@@ -3466,7 +3508,7 @@
         </w:tc>
         <w:tc>
           <w:tcPr>
-            <w:tcW w:w="2551" w:type="dxa"/>
+            <w:tcW w:w="1644" w:type="dxa"/>
             <w:shd w:val="clear" w:color="auto" w:fill="D9E1F2"/>
           </w:tcPr>
           <w:p>
@@ -3487,7 +3529,7 @@
         </w:tc>
         <w:tc>
           <w:tcPr>
-            <w:tcW w:w="1701" w:type="dxa"/>
+            <w:tcW w:w="1644" w:type="dxa"/>
             <w:shd w:val="clear" w:color="auto" w:fill="D9E1F2"/>
           </w:tcPr>
           <w:p>
@@ -3508,7 +3550,7 @@
         </w:tc>
         <w:tc>
           <w:tcPr>
-            <w:tcW w:w="1984" w:type="dxa"/>
+            <w:tcW w:w="1644" w:type="dxa"/>
             <w:shd w:val="clear" w:color="auto" w:fill="D9E1F2"/>
           </w:tcPr>
           <w:p>
@@ -3527,11 +3569,31 @@
             </w:r>
           </w:p>
         </w:tc>
+        <w:tc>
+          <w:tcPr>
+            <w:tcW w:w="1695" w:type="dxa"/>
+            <w:shd w:val="clear" w:color="auto" w:fill="D9E1F2"/>
+          </w:tcPr>
+          <w:p>
+            <w:pPr>
+              <w:spacing w:before="60" w:after="60" w:line="240" w:lineRule="auto"/>
+              <w:jc w:val="both"/>
+            </w:pPr>
+            <w:r>
+              <w:rPr>
+                <w:rFonts w:ascii="Times New Roman" w:hAnsi="Times New Roman"/>
+                <w:b w:val="0"/>
+                <w:color w:val="000000"/>
+                <w:sz w:val="20"/>
+              </w:rPr>
+            </w:r>
+          </w:p>
+        </w:tc>
       </w:tr>
       <w:tr>
         <w:tc>
           <w:tcPr>
-            <w:tcW w:w="2551" w:type="dxa"/>
+            <w:tcW w:w="1644" w:type="dxa"/>
             <w:shd w:val="clear" w:color="auto" w:fill="FFFFFF"/>
           </w:tcPr>
           <w:p>
@@ -3552,7 +3614,7 @@
         </w:tc>
         <w:tc>
           <w:tcPr>
-            <w:tcW w:w="2551" w:type="dxa"/>
+            <w:tcW w:w="1644" w:type="dxa"/>
             <w:shd w:val="clear" w:color="auto" w:fill="FFFFFF"/>
           </w:tcPr>
           <w:p>
@@ -3573,7 +3635,7 @@
         </w:tc>
         <w:tc>
           <w:tcPr>
-            <w:tcW w:w="1701" w:type="dxa"/>
+            <w:tcW w:w="1644" w:type="dxa"/>
             <w:shd w:val="clear" w:color="auto" w:fill="FFFFFF"/>
           </w:tcPr>
           <w:p>
@@ -3594,7 +3656,7 @@
         </w:tc>
         <w:tc>
           <w:tcPr>
-            <w:tcW w:w="1984" w:type="dxa"/>
+            <w:tcW w:w="1644" w:type="dxa"/>
             <w:shd w:val="clear" w:color="auto" w:fill="FFFFFF"/>
           </w:tcPr>
           <w:p>
@@ -3613,11 +3675,31 @@
             </w:r>
           </w:p>
         </w:tc>
+        <w:tc>
+          <w:tcPr>
+            <w:tcW w:w="1695" w:type="dxa"/>
+            <w:shd w:val="clear" w:color="auto" w:fill="FFFFFF"/>
+          </w:tcPr>
+          <w:p>
+            <w:pPr>
+              <w:spacing w:before="60" w:after="60" w:line="240" w:lineRule="auto"/>
+              <w:jc w:val="both"/>
+            </w:pPr>
+            <w:r>
+              <w:rPr>
+                <w:rFonts w:ascii="Times New Roman" w:hAnsi="Times New Roman"/>
+                <w:b w:val="0"/>
+                <w:color w:val="000000"/>
+                <w:sz w:val="20"/>
+              </w:rPr>
+            </w:r>
+          </w:p>
+        </w:tc>
       </w:tr>
       <w:tr>
         <w:tc>
           <w:tcPr>
-            <w:tcW w:w="2551" w:type="dxa"/>
+            <w:tcW w:w="1644" w:type="dxa"/>
             <w:shd w:val="clear" w:color="auto" w:fill="D9E1F2"/>
           </w:tcPr>
           <w:p>
@@ -3638,7 +3720,7 @@
         </w:tc>
         <w:tc>
           <w:tcPr>
-            <w:tcW w:w="2551" w:type="dxa"/>
+            <w:tcW w:w="1644" w:type="dxa"/>
             <w:shd w:val="clear" w:color="auto" w:fill="D9E1F2"/>
           </w:tcPr>
           <w:p>
@@ -3659,7 +3741,7 @@
         </w:tc>
         <w:tc>
           <w:tcPr>
-            <w:tcW w:w="1701" w:type="dxa"/>
+            <w:tcW w:w="1644" w:type="dxa"/>
             <w:shd w:val="clear" w:color="auto" w:fill="D9E1F2"/>
           </w:tcPr>
           <w:p>
@@ -3680,7 +3762,7 @@
         </w:tc>
         <w:tc>
           <w:tcPr>
-            <w:tcW w:w="1984" w:type="dxa"/>
+            <w:tcW w:w="1644" w:type="dxa"/>
             <w:shd w:val="clear" w:color="auto" w:fill="D9E1F2"/>
           </w:tcPr>
           <w:p>
@@ -3696,6 +3778,26 @@
                 <w:sz w:val="20"/>
               </w:rPr>
               <w:t>Propuesta de mejora procedimental formulada.</w:t>
+            </w:r>
+          </w:p>
+        </w:tc>
+        <w:tc>
+          <w:tcPr>
+            <w:tcW w:w="1695" w:type="dxa"/>
+            <w:shd w:val="clear" w:color="auto" w:fill="D9E1F2"/>
+          </w:tcPr>
+          <w:p>
+            <w:pPr>
+              <w:spacing w:before="60" w:after="60" w:line="240" w:lineRule="auto"/>
+              <w:jc w:val="both"/>
+            </w:pPr>
+            <w:r>
+              <w:rPr>
+                <w:rFonts w:ascii="Times New Roman" w:hAnsi="Times New Roman"/>
+                <w:b w:val="0"/>
+                <w:color w:val="000000"/>
+                <w:sz w:val="20"/>
+              </w:rPr>
             </w:r>
           </w:p>
         </w:tc>
@@ -3795,7 +3897,96 @@
                 <w:color w:val="FFFFFF"/>
                 <w:sz w:val="20"/>
               </w:rPr>
-              <w:t>Actividades Administrativas</w:t>
+              <w:t>Semana</w:t>
+            </w:r>
+          </w:p>
+        </w:tc>
+        <w:tc>
+          <w:tcPr>
+            <w:tcW w:w="2092" w:type="dxa"/>
+            <w:gridSpan w:val="4"/>
+            <w:shd w:val="clear" w:color="auto" w:fill="4472C4"/>
+          </w:tcPr>
+          <w:p>
+            <w:pPr>
+              <w:spacing w:before="60" w:after="60" w:line="240" w:lineRule="auto"/>
+              <w:jc w:val="center"/>
+            </w:pPr>
+            <w:r>
+              <w:rPr>
+                <w:rFonts w:ascii="Times New Roman" w:hAnsi="Times New Roman"/>
+                <w:b/>
+                <w:color w:val="FFFFFF"/>
+                <w:sz w:val="20"/>
+              </w:rPr>
+              <w:t>JUNIO</w:t>
+            </w:r>
+          </w:p>
+        </w:tc>
+        <w:tc>
+          <w:tcPr>
+            <w:tcW w:w="2092" w:type="dxa"/>
+            <w:gridSpan w:val="4"/>
+            <w:shd w:val="clear" w:color="auto" w:fill="4472C4"/>
+          </w:tcPr>
+          <w:p>
+            <w:pPr>
+              <w:spacing w:before="60" w:after="60" w:line="240" w:lineRule="auto"/>
+              <w:jc w:val="center"/>
+            </w:pPr>
+            <w:r>
+              <w:rPr>
+                <w:rFonts w:ascii="Times New Roman" w:hAnsi="Times New Roman"/>
+                <w:b/>
+                <w:color w:val="FFFFFF"/>
+                <w:sz w:val="20"/>
+              </w:rPr>
+              <w:t>JULIO</w:t>
+            </w:r>
+          </w:p>
+        </w:tc>
+        <w:tc>
+          <w:tcPr>
+            <w:tcW w:w="1046" w:type="dxa"/>
+            <w:gridSpan w:val="2"/>
+            <w:shd w:val="clear" w:color="auto" w:fill="4472C4"/>
+          </w:tcPr>
+          <w:p>
+            <w:pPr>
+              <w:spacing w:before="60" w:after="60" w:line="240" w:lineRule="auto"/>
+              <w:jc w:val="center"/>
+            </w:pPr>
+            <w:r>
+              <w:rPr>
+                <w:rFonts w:ascii="Times New Roman" w:hAnsi="Times New Roman"/>
+                <w:b/>
+                <w:color w:val="FFFFFF"/>
+                <w:sz w:val="20"/>
+              </w:rPr>
+              <w:t>AGOSTO</w:t>
+            </w:r>
+          </w:p>
+        </w:tc>
+      </w:tr>
+      <w:tr>
+        <w:tc>
+          <w:tcPr>
+            <w:tcW w:w="3033" w:type="dxa"/>
+            <w:shd w:val="clear" w:color="auto" w:fill="4472C4"/>
+          </w:tcPr>
+          <w:p>
+            <w:pPr>
+              <w:spacing w:before="60" w:after="60" w:line="240" w:lineRule="auto"/>
+              <w:jc w:val="center"/>
+            </w:pPr>
+            <w:r>
+              <w:rPr>
+                <w:rFonts w:ascii="Times New Roman" w:hAnsi="Times New Roman"/>
+                <w:b/>
+                <w:color w:val="FFFFFF"/>
+                <w:sz w:val="20"/>
+              </w:rPr>
+              <w:t>Actividad</w:t>
             </w:r>
           </w:p>
         </w:tc>
@@ -3816,7 +4007,7 @@
                 <w:color w:val="FFFFFF"/>
                 <w:sz w:val="18"/>
               </w:rPr>
-              <w:t>S1</w:t>
+              <w:t>1</w:t>
             </w:r>
           </w:p>
         </w:tc>
@@ -3837,7 +4028,7 @@
                 <w:color w:val="FFFFFF"/>
                 <w:sz w:val="18"/>
               </w:rPr>
-              <w:t>S2</w:t>
+              <w:t>2</w:t>
             </w:r>
           </w:p>
         </w:tc>
@@ -3858,7 +4049,7 @@
                 <w:color w:val="FFFFFF"/>
                 <w:sz w:val="18"/>
               </w:rPr>
-              <w:t>S3</w:t>
+              <w:t>3</w:t>
             </w:r>
           </w:p>
         </w:tc>
@@ -3879,7 +4070,7 @@
                 <w:color w:val="FFFFFF"/>
                 <w:sz w:val="18"/>
               </w:rPr>
-              <w:t>S4</w:t>
+              <w:t>4</w:t>
             </w:r>
           </w:p>
         </w:tc>
@@ -3900,7 +4091,7 @@
                 <w:color w:val="FFFFFF"/>
                 <w:sz w:val="18"/>
               </w:rPr>
-              <w:t>S5</w:t>
+              <w:t>1</w:t>
             </w:r>
           </w:p>
         </w:tc>
@@ -3921,7 +4112,7 @@
                 <w:color w:val="FFFFFF"/>
                 <w:sz w:val="18"/>
               </w:rPr>
-              <w:t>S6</w:t>
+              <w:t>2</w:t>
             </w:r>
           </w:p>
         </w:tc>
@@ -3942,7 +4133,7 @@
                 <w:color w:val="FFFFFF"/>
                 <w:sz w:val="18"/>
               </w:rPr>
-              <w:t>S7</w:t>
+              <w:t>3</w:t>
             </w:r>
           </w:p>
         </w:tc>
@@ -3963,7 +4154,7 @@
                 <w:color w:val="FFFFFF"/>
                 <w:sz w:val="18"/>
               </w:rPr>
-              <w:t>S8</w:t>
+              <w:t>4</w:t>
             </w:r>
           </w:p>
         </w:tc>
@@ -3984,7 +4175,7 @@
                 <w:color w:val="FFFFFF"/>
                 <w:sz w:val="18"/>
               </w:rPr>
-              <w:t>S9</w:t>
+              <w:t>1</w:t>
             </w:r>
           </w:p>
         </w:tc>
@@ -4005,7 +4196,231 @@
                 <w:color w:val="FFFFFF"/>
                 <w:sz w:val="18"/>
               </w:rPr>
-              <w:t>S10</w:t>
+              <w:t>2</w:t>
+            </w:r>
+          </w:p>
+        </w:tc>
+      </w:tr>
+      <w:tr>
+        <w:tc>
+          <w:tcPr>
+            <w:tcW w:w="3033" w:type="dxa"/>
+            <w:shd w:val="clear" w:color="auto" w:fill="D9E1F2"/>
+          </w:tcPr>
+          <w:p>
+            <w:pPr>
+              <w:spacing w:before="60" w:after="60" w:line="240" w:lineRule="auto"/>
+              <w:jc w:val="both"/>
+            </w:pPr>
+            <w:r>
+              <w:rPr>
+                <w:rFonts w:ascii="Times New Roman" w:hAnsi="Times New Roman"/>
+                <w:b w:val="0"/>
+                <w:color w:val="000000"/>
+                <w:sz w:val="20"/>
+              </w:rPr>
+              <w:t>Inducción y reconocimiento del área de trabajo.</w:t>
+            </w:r>
+          </w:p>
+        </w:tc>
+        <w:tc>
+          <w:tcPr>
+            <w:tcW w:w="523" w:type="dxa"/>
+            <w:shd w:val="clear" w:color="auto" w:fill="70AD47"/>
+          </w:tcPr>
+          <w:p>
+            <w:pPr>
+              <w:spacing w:before="60" w:after="60" w:line="240" w:lineRule="auto"/>
+              <w:jc w:val="center"/>
+            </w:pPr>
+            <w:r>
+              <w:rPr>
+                <w:rFonts w:ascii="Times New Roman" w:hAnsi="Times New Roman"/>
+                <w:b w:val="0"/>
+                <w:color w:val="FFFFFF"/>
+                <w:sz w:val="18"/>
+              </w:rPr>
+              <w:t>✓</w:t>
+            </w:r>
+          </w:p>
+        </w:tc>
+        <w:tc>
+          <w:tcPr>
+            <w:tcW w:w="523" w:type="dxa"/>
+            <w:shd w:val="clear" w:color="auto" w:fill="D9E1F2"/>
+          </w:tcPr>
+          <w:p>
+            <w:pPr>
+              <w:spacing w:before="60" w:after="60" w:line="240" w:lineRule="auto"/>
+              <w:jc w:val="center"/>
+            </w:pPr>
+            <w:r>
+              <w:rPr>
+                <w:rFonts w:ascii="Times New Roman" w:hAnsi="Times New Roman"/>
+                <w:b w:val="0"/>
+                <w:color w:val="000000"/>
+                <w:sz w:val="18"/>
+              </w:rPr>
+            </w:r>
+          </w:p>
+        </w:tc>
+        <w:tc>
+          <w:tcPr>
+            <w:tcW w:w="523" w:type="dxa"/>
+            <w:shd w:val="clear" w:color="auto" w:fill="D9E1F2"/>
+          </w:tcPr>
+          <w:p>
+            <w:pPr>
+              <w:spacing w:before="60" w:after="60" w:line="240" w:lineRule="auto"/>
+              <w:jc w:val="center"/>
+            </w:pPr>
+            <w:r>
+              <w:rPr>
+                <w:rFonts w:ascii="Times New Roman" w:hAnsi="Times New Roman"/>
+                <w:b w:val="0"/>
+                <w:color w:val="000000"/>
+                <w:sz w:val="18"/>
+              </w:rPr>
+            </w:r>
+          </w:p>
+        </w:tc>
+        <w:tc>
+          <w:tcPr>
+            <w:tcW w:w="523" w:type="dxa"/>
+            <w:shd w:val="clear" w:color="auto" w:fill="D9E1F2"/>
+          </w:tcPr>
+          <w:p>
+            <w:pPr>
+              <w:spacing w:before="60" w:after="60" w:line="240" w:lineRule="auto"/>
+              <w:jc w:val="center"/>
+            </w:pPr>
+            <w:r>
+              <w:rPr>
+                <w:rFonts w:ascii="Times New Roman" w:hAnsi="Times New Roman"/>
+                <w:b w:val="0"/>
+                <w:color w:val="000000"/>
+                <w:sz w:val="18"/>
+              </w:rPr>
+            </w:r>
+          </w:p>
+        </w:tc>
+        <w:tc>
+          <w:tcPr>
+            <w:tcW w:w="523" w:type="dxa"/>
+            <w:shd w:val="clear" w:color="auto" w:fill="D9E1F2"/>
+          </w:tcPr>
+          <w:p>
+            <w:pPr>
+              <w:spacing w:before="60" w:after="60" w:line="240" w:lineRule="auto"/>
+              <w:jc w:val="center"/>
+            </w:pPr>
+            <w:r>
+              <w:rPr>
+                <w:rFonts w:ascii="Times New Roman" w:hAnsi="Times New Roman"/>
+                <w:b w:val="0"/>
+                <w:color w:val="000000"/>
+                <w:sz w:val="18"/>
+              </w:rPr>
+            </w:r>
+          </w:p>
+        </w:tc>
+        <w:tc>
+          <w:tcPr>
+            <w:tcW w:w="523" w:type="dxa"/>
+            <w:shd w:val="clear" w:color="auto" w:fill="D9E1F2"/>
+          </w:tcPr>
+          <w:p>
+            <w:pPr>
+              <w:spacing w:before="60" w:after="60" w:line="240" w:lineRule="auto"/>
+              <w:jc w:val="center"/>
+            </w:pPr>
+            <w:r>
+              <w:rPr>
+                <w:rFonts w:ascii="Times New Roman" w:hAnsi="Times New Roman"/>
+                <w:b w:val="0"/>
+                <w:color w:val="000000"/>
+                <w:sz w:val="18"/>
+              </w:rPr>
+            </w:r>
+          </w:p>
+        </w:tc>
+        <w:tc>
+          <w:tcPr>
+            <w:tcW w:w="523" w:type="dxa"/>
+            <w:shd w:val="clear" w:color="auto" w:fill="D9E1F2"/>
+          </w:tcPr>
+          <w:p>
+            <w:pPr>
+              <w:spacing w:before="60" w:after="60" w:line="240" w:lineRule="auto"/>
+              <w:jc w:val="center"/>
+            </w:pPr>
+            <w:r>
+              <w:rPr>
+                <w:rFonts w:ascii="Times New Roman" w:hAnsi="Times New Roman"/>
+                <w:b w:val="0"/>
+                <w:color w:val="000000"/>
+                <w:sz w:val="18"/>
+              </w:rPr>
+            </w:r>
+          </w:p>
+        </w:tc>
+        <w:tc>
+          <w:tcPr>
+            <w:tcW w:w="523" w:type="dxa"/>
+            <w:shd w:val="clear" w:color="auto" w:fill="D9E1F2"/>
+          </w:tcPr>
+          <w:p>
+            <w:pPr>
+              <w:spacing w:before="60" w:after="60" w:line="240" w:lineRule="auto"/>
+              <w:jc w:val="center"/>
+            </w:pPr>
+            <w:r>
+              <w:rPr>
+                <w:rFonts w:ascii="Times New Roman" w:hAnsi="Times New Roman"/>
+                <w:b w:val="0"/>
+                <w:color w:val="000000"/>
+                <w:sz w:val="18"/>
+              </w:rPr>
+            </w:r>
+          </w:p>
+        </w:tc>
+        <w:tc>
+          <w:tcPr>
+            <w:tcW w:w="523" w:type="dxa"/>
+            <w:shd w:val="clear" w:color="auto" w:fill="D9E1F2"/>
+          </w:tcPr>
+          <w:p>
+            <w:pPr>
+              <w:spacing w:before="60" w:after="60" w:line="240" w:lineRule="auto"/>
+              <w:jc w:val="center"/>
+            </w:pPr>
+            <w:r>
+              <w:rPr>
+                <w:rFonts w:ascii="Times New Roman" w:hAnsi="Times New Roman"/>
+                <w:b w:val="0"/>
+                <w:color w:val="000000"/>
+                <w:sz w:val="18"/>
+              </w:rPr>
+            </w:r>
+          </w:p>
+        </w:tc>
+        <w:tc>
+          <w:tcPr>
+            <w:tcW w:w="523" w:type="dxa"/>
+            <w:shd w:val="clear" w:color="auto" w:fill="D9E1F2"/>
+          </w:tcPr>
+          <w:p>
+            <w:pPr>
+              <w:spacing w:before="60" w:after="60" w:line="240" w:lineRule="auto"/>
+              <w:jc w:val="center"/>
+            </w:pPr>
+            <w:r>
+              <w:rPr>
+                <w:rFonts w:ascii="Times New Roman" w:hAnsi="Times New Roman"/>
+                <w:b w:val="0"/>
+                <w:color w:val="000000"/>
+                <w:sz w:val="18"/>
+              </w:rPr>
             </w:r>
           </w:p>
         </w:tc>
@@ -4028,7 +4443,28 @@
                 <w:color w:val="000000"/>
                 <w:sz w:val="20"/>
               </w:rPr>
-              <w:t>Inducción y reconocimiento del área de trabajo.</w:t>
+              <w:t>Levantamiento de información sobre procesos administrativos.</w:t>
+            </w:r>
+          </w:p>
+        </w:tc>
+        <w:tc>
+          <w:tcPr>
+            <w:tcW w:w="523" w:type="dxa"/>
+            <w:shd w:val="clear" w:color="auto" w:fill="70AD47"/>
+          </w:tcPr>
+          <w:p>
+            <w:pPr>
+              <w:spacing w:before="60" w:after="60" w:line="240" w:lineRule="auto"/>
+              <w:jc w:val="center"/>
+            </w:pPr>
+            <w:r>
+              <w:rPr>
+                <w:rFonts w:ascii="Times New Roman" w:hAnsi="Times New Roman"/>
+                <w:b w:val="0"/>
+                <w:color w:val="FFFFFF"/>
+                <w:sz w:val="18"/>
+              </w:rPr>
+              <w:t>✓</w:t>
             </w:r>
           </w:p>
         </w:tc>
@@ -4213,26 +4649,6 @@
             </w:r>
           </w:p>
         </w:tc>
-        <w:tc>
-          <w:tcPr>
-            <w:tcW w:w="523" w:type="dxa"/>
-            <w:shd w:val="clear" w:color="auto" w:fill="FFFFFF"/>
-          </w:tcPr>
-          <w:p>
-            <w:pPr>
-              <w:spacing w:before="60" w:after="60" w:line="240" w:lineRule="auto"/>
-              <w:jc w:val="center"/>
-            </w:pPr>
-            <w:r>
-              <w:rPr>
-                <w:rFonts w:ascii="Times New Roman" w:hAnsi="Times New Roman"/>
-                <w:b w:val="0"/>
-                <w:color w:val="000000"/>
-                <w:sz w:val="18"/>
-              </w:rPr>
-            </w:r>
-          </w:p>
-        </w:tc>
       </w:tr>
       <w:tr>
         <w:tc>
@@ -4252,7 +4668,27 @@
                 <w:color w:val="000000"/>
                 <w:sz w:val="20"/>
               </w:rPr>
-              <w:t>Levantamiento de información sobre procesos administrativos.</w:t>
+              <w:t>Observación y análisis del proceso de solicitudes de servicio.</w:t>
+            </w:r>
+          </w:p>
+        </w:tc>
+        <w:tc>
+          <w:tcPr>
+            <w:tcW w:w="523" w:type="dxa"/>
+            <w:shd w:val="clear" w:color="auto" w:fill="D9E1F2"/>
+          </w:tcPr>
+          <w:p>
+            <w:pPr>
+              <w:spacing w:before="60" w:after="60" w:line="240" w:lineRule="auto"/>
+              <w:jc w:val="center"/>
+            </w:pPr>
+            <w:r>
+              <w:rPr>
+                <w:rFonts w:ascii="Times New Roman" w:hAnsi="Times New Roman"/>
+                <w:b w:val="0"/>
+                <w:color w:val="000000"/>
+                <w:sz w:val="18"/>
+              </w:rPr>
             </w:r>
           </w:p>
         </w:tc>
@@ -4438,26 +4874,6 @@
             </w:r>
           </w:p>
         </w:tc>
-        <w:tc>
-          <w:tcPr>
-            <w:tcW w:w="523" w:type="dxa"/>
-            <w:shd w:val="clear" w:color="auto" w:fill="D9E1F2"/>
-          </w:tcPr>
-          <w:p>
-            <w:pPr>
-              <w:spacing w:before="60" w:after="60" w:line="240" w:lineRule="auto"/>
-              <w:jc w:val="center"/>
-            </w:pPr>
-            <w:r>
-              <w:rPr>
-                <w:rFonts w:ascii="Times New Roman" w:hAnsi="Times New Roman"/>
-                <w:b w:val="0"/>
-                <w:color w:val="000000"/>
-                <w:sz w:val="18"/>
-              </w:rPr>
-            </w:r>
-          </w:p>
-        </w:tc>
       </w:tr>
       <w:tr>
         <w:tc>
@@ -4477,7 +4893,27 @@
                 <w:color w:val="000000"/>
                 <w:sz w:val="20"/>
               </w:rPr>
-              <w:t>Observación y análisis del proceso de solicitudes de servicio.</w:t>
+              <w:t>Diseño y aplicación de instrumentos de recolección de datos.</w:t>
+            </w:r>
+          </w:p>
+        </w:tc>
+        <w:tc>
+          <w:tcPr>
+            <w:tcW w:w="523" w:type="dxa"/>
+            <w:shd w:val="clear" w:color="auto" w:fill="FFFFFF"/>
+          </w:tcPr>
+          <w:p>
+            <w:pPr>
+              <w:spacing w:before="60" w:after="60" w:line="240" w:lineRule="auto"/>
+              <w:jc w:val="center"/>
+            </w:pPr>
+            <w:r>
+              <w:rPr>
+                <w:rFonts w:ascii="Times New Roman" w:hAnsi="Times New Roman"/>
+                <w:b w:val="0"/>
+                <w:color w:val="000000"/>
+                <w:sz w:val="18"/>
+              </w:rPr>
             </w:r>
           </w:p>
         </w:tc>
@@ -4663,26 +5099,6 @@
             </w:r>
           </w:p>
         </w:tc>
-        <w:tc>
-          <w:tcPr>
-            <w:tcW w:w="523" w:type="dxa"/>
-            <w:shd w:val="clear" w:color="auto" w:fill="FFFFFF"/>
-          </w:tcPr>
-          <w:p>
-            <w:pPr>
-              <w:spacing w:before="60" w:after="60" w:line="240" w:lineRule="auto"/>
-              <w:jc w:val="center"/>
-            </w:pPr>
-            <w:r>
-              <w:rPr>
-                <w:rFonts w:ascii="Times New Roman" w:hAnsi="Times New Roman"/>
-                <w:b w:val="0"/>
-                <w:color w:val="000000"/>
-                <w:sz w:val="18"/>
-              </w:rPr>
-            </w:r>
-          </w:p>
-        </w:tc>
       </w:tr>
       <w:tr>
         <w:tc>
@@ -4702,7 +5118,27 @@
                 <w:color w:val="000000"/>
                 <w:sz w:val="20"/>
               </w:rPr>
-              <w:t>Diseño y aplicación de instrumentos de recolección de datos.</w:t>
+              <w:t>Diagnóstico de la situación problemática.</w:t>
+            </w:r>
+          </w:p>
+        </w:tc>
+        <w:tc>
+          <w:tcPr>
+            <w:tcW w:w="523" w:type="dxa"/>
+            <w:shd w:val="clear" w:color="auto" w:fill="D9E1F2"/>
+          </w:tcPr>
+          <w:p>
+            <w:pPr>
+              <w:spacing w:before="60" w:after="60" w:line="240" w:lineRule="auto"/>
+              <w:jc w:val="center"/>
+            </w:pPr>
+            <w:r>
+              <w:rPr>
+                <w:rFonts w:ascii="Times New Roman" w:hAnsi="Times New Roman"/>
+                <w:b w:val="0"/>
+                <w:color w:val="000000"/>
+                <w:sz w:val="18"/>
+              </w:rPr>
             </w:r>
           </w:p>
         </w:tc>
@@ -4888,26 +5324,6 @@
             </w:r>
           </w:p>
         </w:tc>
-        <w:tc>
-          <w:tcPr>
-            <w:tcW w:w="523" w:type="dxa"/>
-            <w:shd w:val="clear" w:color="auto" w:fill="D9E1F2"/>
-          </w:tcPr>
-          <w:p>
-            <w:pPr>
-              <w:spacing w:before="60" w:after="60" w:line="240" w:lineRule="auto"/>
-              <w:jc w:val="center"/>
-            </w:pPr>
-            <w:r>
-              <w:rPr>
-                <w:rFonts w:ascii="Times New Roman" w:hAnsi="Times New Roman"/>
-                <w:b w:val="0"/>
-                <w:color w:val="000000"/>
-                <w:sz w:val="18"/>
-              </w:rPr>
-            </w:r>
-          </w:p>
-        </w:tc>
       </w:tr>
       <w:tr>
         <w:tc>
@@ -4927,7 +5343,27 @@
                 <w:color w:val="000000"/>
                 <w:sz w:val="20"/>
               </w:rPr>
-              <w:t>Diagnóstico de la situación problemática.</w:t>
+              <w:t>Revisión y elaboración del Marco Teórico.</w:t>
+            </w:r>
+          </w:p>
+        </w:tc>
+        <w:tc>
+          <w:tcPr>
+            <w:tcW w:w="523" w:type="dxa"/>
+            <w:shd w:val="clear" w:color="auto" w:fill="FFFFFF"/>
+          </w:tcPr>
+          <w:p>
+            <w:pPr>
+              <w:spacing w:before="60" w:after="60" w:line="240" w:lineRule="auto"/>
+              <w:jc w:val="center"/>
+            </w:pPr>
+            <w:r>
+              <w:rPr>
+                <w:rFonts w:ascii="Times New Roman" w:hAnsi="Times New Roman"/>
+                <w:b w:val="0"/>
+                <w:color w:val="000000"/>
+                <w:sz w:val="18"/>
+              </w:rPr>
             </w:r>
           </w:p>
         </w:tc>
@@ -5113,26 +5549,6 @@
             </w:r>
           </w:p>
         </w:tc>
-        <w:tc>
-          <w:tcPr>
-            <w:tcW w:w="523" w:type="dxa"/>
-            <w:shd w:val="clear" w:color="auto" w:fill="FFFFFF"/>
-          </w:tcPr>
-          <w:p>
-            <w:pPr>
-              <w:spacing w:before="60" w:after="60" w:line="240" w:lineRule="auto"/>
-              <w:jc w:val="center"/>
-            </w:pPr>
-            <w:r>
-              <w:rPr>
-                <w:rFonts w:ascii="Times New Roman" w:hAnsi="Times New Roman"/>
-                <w:b w:val="0"/>
-                <w:color w:val="000000"/>
-                <w:sz w:val="18"/>
-              </w:rPr>
-            </w:r>
-          </w:p>
-        </w:tc>
       </w:tr>
       <w:tr>
         <w:tc>
@@ -5152,7 +5568,27 @@
                 <w:color w:val="000000"/>
                 <w:sz w:val="20"/>
               </w:rPr>
-              <w:t>Revisión y elaboración del Marco Teórico.</w:t>
+              <w:t>Ejecución de actividades asignadas en el área administrativa.</w:t>
+            </w:r>
+          </w:p>
+        </w:tc>
+        <w:tc>
+          <w:tcPr>
+            <w:tcW w:w="523" w:type="dxa"/>
+            <w:shd w:val="clear" w:color="auto" w:fill="D9E1F2"/>
+          </w:tcPr>
+          <w:p>
+            <w:pPr>
+              <w:spacing w:before="60" w:after="60" w:line="240" w:lineRule="auto"/>
+              <w:jc w:val="center"/>
+            </w:pPr>
+            <w:r>
+              <w:rPr>
+                <w:rFonts w:ascii="Times New Roman" w:hAnsi="Times New Roman"/>
+                <w:b w:val="0"/>
+                <w:color w:val="000000"/>
+                <w:sz w:val="18"/>
+              </w:rPr>
             </w:r>
           </w:p>
         </w:tc>
@@ -5281,7 +5717,7 @@
         <w:tc>
           <w:tcPr>
             <w:tcW w:w="523" w:type="dxa"/>
-            <w:shd w:val="clear" w:color="auto" w:fill="D9E1F2"/>
+            <w:shd w:val="clear" w:color="auto" w:fill="70AD47"/>
           </w:tcPr>
           <w:p>
             <w:pPr>
@@ -5292,29 +5728,10 @@
               <w:rPr>
                 <w:rFonts w:ascii="Times New Roman" w:hAnsi="Times New Roman"/>
                 <w:b w:val="0"/>
-                <w:color w:val="000000"/>
+                <w:color w:val="FFFFFF"/>
                 <w:sz w:val="18"/>
               </w:rPr>
-            </w:r>
-          </w:p>
-        </w:tc>
-        <w:tc>
-          <w:tcPr>
-            <w:tcW w:w="523" w:type="dxa"/>
-            <w:shd w:val="clear" w:color="auto" w:fill="D9E1F2"/>
-          </w:tcPr>
-          <w:p>
-            <w:pPr>
-              <w:spacing w:before="60" w:after="60" w:line="240" w:lineRule="auto"/>
-              <w:jc w:val="center"/>
-            </w:pPr>
-            <w:r>
-              <w:rPr>
-                <w:rFonts w:ascii="Times New Roman" w:hAnsi="Times New Roman"/>
-                <w:b w:val="0"/>
-                <w:color w:val="000000"/>
-                <w:sz w:val="18"/>
-              </w:rPr>
+              <w:t>✓</w:t>
             </w:r>
           </w:p>
         </w:tc>
@@ -5377,7 +5794,27 @@
                 <w:color w:val="000000"/>
                 <w:sz w:val="20"/>
               </w:rPr>
-              <w:t>Ejecución de actividades asignadas en el área administrativa.</w:t>
+              <w:t>Registro semanal de actividades realizadas.</w:t>
+            </w:r>
+          </w:p>
+        </w:tc>
+        <w:tc>
+          <w:tcPr>
+            <w:tcW w:w="523" w:type="dxa"/>
+            <w:shd w:val="clear" w:color="auto" w:fill="FFFFFF"/>
+          </w:tcPr>
+          <w:p>
+            <w:pPr>
+              <w:spacing w:before="60" w:after="60" w:line="240" w:lineRule="auto"/>
+              <w:jc w:val="center"/>
+            </w:pPr>
+            <w:r>
+              <w:rPr>
+                <w:rFonts w:ascii="Times New Roman" w:hAnsi="Times New Roman"/>
+                <w:b w:val="0"/>
+                <w:color w:val="000000"/>
+                <w:sz w:val="18"/>
+              </w:rPr>
             </w:r>
           </w:p>
         </w:tc>
@@ -5564,26 +6001,6 @@
             </w:r>
           </w:p>
         </w:tc>
-        <w:tc>
-          <w:tcPr>
-            <w:tcW w:w="523" w:type="dxa"/>
-            <w:shd w:val="clear" w:color="auto" w:fill="FFFFFF"/>
-          </w:tcPr>
-          <w:p>
-            <w:pPr>
-              <w:spacing w:before="60" w:after="60" w:line="240" w:lineRule="auto"/>
-              <w:jc w:val="center"/>
-            </w:pPr>
-            <w:r>
-              <w:rPr>
-                <w:rFonts w:ascii="Times New Roman" w:hAnsi="Times New Roman"/>
-                <w:b w:val="0"/>
-                <w:color w:val="000000"/>
-                <w:sz w:val="18"/>
-              </w:rPr>
-            </w:r>
-          </w:p>
-        </w:tc>
       </w:tr>
       <w:tr>
         <w:tc>
@@ -5603,7 +6020,47 @@
                 <w:color w:val="000000"/>
                 <w:sz w:val="20"/>
               </w:rPr>
-              <w:t>Registro semanal de actividades realizadas.</w:t>
+              <w:t>Redacción de conclusiones y recomendaciones.</w:t>
+            </w:r>
+          </w:p>
+        </w:tc>
+        <w:tc>
+          <w:tcPr>
+            <w:tcW w:w="523" w:type="dxa"/>
+            <w:shd w:val="clear" w:color="auto" w:fill="D9E1F2"/>
+          </w:tcPr>
+          <w:p>
+            <w:pPr>
+              <w:spacing w:before="60" w:after="60" w:line="240" w:lineRule="auto"/>
+              <w:jc w:val="center"/>
+            </w:pPr>
+            <w:r>
+              <w:rPr>
+                <w:rFonts w:ascii="Times New Roman" w:hAnsi="Times New Roman"/>
+                <w:b w:val="0"/>
+                <w:color w:val="000000"/>
+                <w:sz w:val="18"/>
+              </w:rPr>
+            </w:r>
+          </w:p>
+        </w:tc>
+        <w:tc>
+          <w:tcPr>
+            <w:tcW w:w="523" w:type="dxa"/>
+            <w:shd w:val="clear" w:color="auto" w:fill="D9E1F2"/>
+          </w:tcPr>
+          <w:p>
+            <w:pPr>
+              <w:spacing w:before="60" w:after="60" w:line="240" w:lineRule="auto"/>
+              <w:jc w:val="center"/>
+            </w:pPr>
+            <w:r>
+              <w:rPr>
+                <w:rFonts w:ascii="Times New Roman" w:hAnsi="Times New Roman"/>
+                <w:b w:val="0"/>
+                <w:color w:val="000000"/>
+                <w:sz w:val="18"/>
+              </w:rPr>
             </w:r>
           </w:p>
         </w:tc>
@@ -5769,47 +6226,6 @@
             </w:r>
           </w:p>
         </w:tc>
-        <w:tc>
-          <w:tcPr>
-            <w:tcW w:w="523" w:type="dxa"/>
-            <w:shd w:val="clear" w:color="auto" w:fill="70AD47"/>
-          </w:tcPr>
-          <w:p>
-            <w:pPr>
-              <w:spacing w:before="60" w:after="60" w:line="240" w:lineRule="auto"/>
-              <w:jc w:val="center"/>
-            </w:pPr>
-            <w:r>
-              <w:rPr>
-                <w:rFonts w:ascii="Times New Roman" w:hAnsi="Times New Roman"/>
-                <w:b w:val="0"/>
-                <w:color w:val="FFFFFF"/>
-                <w:sz w:val="18"/>
-              </w:rPr>
-              <w:t>✓</w:t>
-            </w:r>
-          </w:p>
-        </w:tc>
-        <w:tc>
-          <w:tcPr>
-            <w:tcW w:w="523" w:type="dxa"/>
-            <w:shd w:val="clear" w:color="auto" w:fill="D9E1F2"/>
-          </w:tcPr>
-          <w:p>
-            <w:pPr>
-              <w:spacing w:before="60" w:after="60" w:line="240" w:lineRule="auto"/>
-              <w:jc w:val="center"/>
-            </w:pPr>
-            <w:r>
-              <w:rPr>
-                <w:rFonts w:ascii="Times New Roman" w:hAnsi="Times New Roman"/>
-                <w:b w:val="0"/>
-                <w:color w:val="000000"/>
-                <w:sz w:val="18"/>
-              </w:rPr>
-            </w:r>
-          </w:p>
-        </w:tc>
       </w:tr>
       <w:tr>
         <w:tc>
@@ -5829,7 +6245,7 @@
                 <w:color w:val="000000"/>
                 <w:sz w:val="20"/>
               </w:rPr>
-              <w:t>Redacción de conclusiones y recomendaciones.</w:t>
+              <w:t>Revisión final y presentación del informe.</w:t>
             </w:r>
           </w:p>
         </w:tc>
@@ -5996,232 +6412,7 @@
         <w:tc>
           <w:tcPr>
             <w:tcW w:w="523" w:type="dxa"/>
-            <w:shd w:val="clear" w:color="auto" w:fill="70AD47"/>
-          </w:tcPr>
-          <w:p>
-            <w:pPr>
-              <w:spacing w:before="60" w:after="60" w:line="240" w:lineRule="auto"/>
-              <w:jc w:val="center"/>
-            </w:pPr>
-            <w:r>
-              <w:rPr>
-                <w:rFonts w:ascii="Times New Roman" w:hAnsi="Times New Roman"/>
-                <w:b w:val="0"/>
-                <w:color w:val="FFFFFF"/>
-                <w:sz w:val="18"/>
-              </w:rPr>
-              <w:t>✓</w:t>
-            </w:r>
-          </w:p>
-        </w:tc>
-        <w:tc>
-          <w:tcPr>
-            <w:tcW w:w="523" w:type="dxa"/>
-            <w:shd w:val="clear" w:color="auto" w:fill="70AD47"/>
-          </w:tcPr>
-          <w:p>
-            <w:pPr>
-              <w:spacing w:before="60" w:after="60" w:line="240" w:lineRule="auto"/>
-              <w:jc w:val="center"/>
-            </w:pPr>
-            <w:r>
-              <w:rPr>
-                <w:rFonts w:ascii="Times New Roman" w:hAnsi="Times New Roman"/>
-                <w:b w:val="0"/>
-                <w:color w:val="FFFFFF"/>
-                <w:sz w:val="18"/>
-              </w:rPr>
-              <w:t>✓</w:t>
-            </w:r>
-          </w:p>
-        </w:tc>
-      </w:tr>
-      <w:tr>
-        <w:tc>
-          <w:tcPr>
-            <w:tcW w:w="3033" w:type="dxa"/>
-            <w:shd w:val="clear" w:color="auto" w:fill="D9E1F2"/>
-          </w:tcPr>
-          <w:p>
-            <w:pPr>
-              <w:spacing w:before="60" w:after="60" w:line="240" w:lineRule="auto"/>
-              <w:jc w:val="both"/>
-            </w:pPr>
-            <w:r>
-              <w:rPr>
-                <w:rFonts w:ascii="Times New Roman" w:hAnsi="Times New Roman"/>
-                <w:b w:val="0"/>
-                <w:color w:val="000000"/>
-                <w:sz w:val="20"/>
-              </w:rPr>
-              <w:t>Revisión final y presentación del informe.</w:t>
-            </w:r>
-          </w:p>
-        </w:tc>
-        <w:tc>
-          <w:tcPr>
-            <w:tcW w:w="523" w:type="dxa"/>
-            <w:shd w:val="clear" w:color="auto" w:fill="D9E1F2"/>
-          </w:tcPr>
-          <w:p>
-            <w:pPr>
-              <w:spacing w:before="60" w:after="60" w:line="240" w:lineRule="auto"/>
-              <w:jc w:val="center"/>
-            </w:pPr>
-            <w:r>
-              <w:rPr>
-                <w:rFonts w:ascii="Times New Roman" w:hAnsi="Times New Roman"/>
-                <w:b w:val="0"/>
-                <w:color w:val="000000"/>
-                <w:sz w:val="18"/>
-              </w:rPr>
-            </w:r>
-          </w:p>
-        </w:tc>
-        <w:tc>
-          <w:tcPr>
-            <w:tcW w:w="523" w:type="dxa"/>
-            <w:shd w:val="clear" w:color="auto" w:fill="D9E1F2"/>
-          </w:tcPr>
-          <w:p>
-            <w:pPr>
-              <w:spacing w:before="60" w:after="60" w:line="240" w:lineRule="auto"/>
-              <w:jc w:val="center"/>
-            </w:pPr>
-            <w:r>
-              <w:rPr>
-                <w:rFonts w:ascii="Times New Roman" w:hAnsi="Times New Roman"/>
-                <w:b w:val="0"/>
-                <w:color w:val="000000"/>
-                <w:sz w:val="18"/>
-              </w:rPr>
-            </w:r>
-          </w:p>
-        </w:tc>
-        <w:tc>
-          <w:tcPr>
-            <w:tcW w:w="523" w:type="dxa"/>
-            <w:shd w:val="clear" w:color="auto" w:fill="D9E1F2"/>
-          </w:tcPr>
-          <w:p>
-            <w:pPr>
-              <w:spacing w:before="60" w:after="60" w:line="240" w:lineRule="auto"/>
-              <w:jc w:val="center"/>
-            </w:pPr>
-            <w:r>
-              <w:rPr>
-                <w:rFonts w:ascii="Times New Roman" w:hAnsi="Times New Roman"/>
-                <w:b w:val="0"/>
-                <w:color w:val="000000"/>
-                <w:sz w:val="18"/>
-              </w:rPr>
-            </w:r>
-          </w:p>
-        </w:tc>
-        <w:tc>
-          <w:tcPr>
-            <w:tcW w:w="523" w:type="dxa"/>
-            <w:shd w:val="clear" w:color="auto" w:fill="D9E1F2"/>
-          </w:tcPr>
-          <w:p>
-            <w:pPr>
-              <w:spacing w:before="60" w:after="60" w:line="240" w:lineRule="auto"/>
-              <w:jc w:val="center"/>
-            </w:pPr>
-            <w:r>
-              <w:rPr>
-                <w:rFonts w:ascii="Times New Roman" w:hAnsi="Times New Roman"/>
-                <w:b w:val="0"/>
-                <w:color w:val="000000"/>
-                <w:sz w:val="18"/>
-              </w:rPr>
-            </w:r>
-          </w:p>
-        </w:tc>
-        <w:tc>
-          <w:tcPr>
-            <w:tcW w:w="523" w:type="dxa"/>
-            <w:shd w:val="clear" w:color="auto" w:fill="D9E1F2"/>
-          </w:tcPr>
-          <w:p>
-            <w:pPr>
-              <w:spacing w:before="60" w:after="60" w:line="240" w:lineRule="auto"/>
-              <w:jc w:val="center"/>
-            </w:pPr>
-            <w:r>
-              <w:rPr>
-                <w:rFonts w:ascii="Times New Roman" w:hAnsi="Times New Roman"/>
-                <w:b w:val="0"/>
-                <w:color w:val="000000"/>
-                <w:sz w:val="18"/>
-              </w:rPr>
-            </w:r>
-          </w:p>
-        </w:tc>
-        <w:tc>
-          <w:tcPr>
-            <w:tcW w:w="523" w:type="dxa"/>
-            <w:shd w:val="clear" w:color="auto" w:fill="D9E1F2"/>
-          </w:tcPr>
-          <w:p>
-            <w:pPr>
-              <w:spacing w:before="60" w:after="60" w:line="240" w:lineRule="auto"/>
-              <w:jc w:val="center"/>
-            </w:pPr>
-            <w:r>
-              <w:rPr>
-                <w:rFonts w:ascii="Times New Roman" w:hAnsi="Times New Roman"/>
-                <w:b w:val="0"/>
-                <w:color w:val="000000"/>
-                <w:sz w:val="18"/>
-              </w:rPr>
-            </w:r>
-          </w:p>
-        </w:tc>
-        <w:tc>
-          <w:tcPr>
-            <w:tcW w:w="523" w:type="dxa"/>
-            <w:shd w:val="clear" w:color="auto" w:fill="D9E1F2"/>
-          </w:tcPr>
-          <w:p>
-            <w:pPr>
-              <w:spacing w:before="60" w:after="60" w:line="240" w:lineRule="auto"/>
-              <w:jc w:val="center"/>
-            </w:pPr>
-            <w:r>
-              <w:rPr>
-                <w:rFonts w:ascii="Times New Roman" w:hAnsi="Times New Roman"/>
-                <w:b w:val="0"/>
-                <w:color w:val="000000"/>
-                <w:sz w:val="18"/>
-              </w:rPr>
-            </w:r>
-          </w:p>
-        </w:tc>
-        <w:tc>
-          <w:tcPr>
-            <w:tcW w:w="523" w:type="dxa"/>
-            <w:shd w:val="clear" w:color="auto" w:fill="D9E1F2"/>
-          </w:tcPr>
-          <w:p>
-            <w:pPr>
-              <w:spacing w:before="60" w:after="60" w:line="240" w:lineRule="auto"/>
-              <w:jc w:val="center"/>
-            </w:pPr>
-            <w:r>
-              <w:rPr>
-                <w:rFonts w:ascii="Times New Roman" w:hAnsi="Times New Roman"/>
-                <w:b w:val="0"/>
-                <w:color w:val="000000"/>
-                <w:sz w:val="18"/>
-              </w:rPr>
-            </w:r>
-          </w:p>
-        </w:tc>
-        <w:tc>
-          <w:tcPr>
-            <w:tcW w:w="523" w:type="dxa"/>
-            <w:shd w:val="clear" w:color="auto" w:fill="D9E1F2"/>
+            <w:shd w:val="clear" w:color="auto" w:fill="FFFFFF"/>
           </w:tcPr>
           <w:p>
             <w:pPr>

--- a/amaal/reportes/Informe_Pasantia_IUTECP.docx
+++ b/amaal/reportes/Informe_Pasantia_IUTECP.docx
@@ -805,7 +805,7 @@
           <w:b/>
           <w:sz w:val="24"/>
         </w:rPr>
-        <w:t>I REALIDAD ORGANIZACIONAL</w:t>
+        <w:t>CAPÍTULO I: REALIDAD ORGANIZACIONAL</w:t>
         <w:tab/>
       </w:r>
       <w:r>
@@ -1105,7 +1105,7 @@
           <w:b/>
           <w:sz w:val="24"/>
         </w:rPr>
-        <w:t>II DIAGNÓSTICO SITUACIONAL</w:t>
+        <w:t>CAPÍTULO II: DIAGNÓSTICO SITUACIONAL</w:t>
         <w:tab/>
       </w:r>
       <w:r>
@@ -1285,7 +1285,7 @@
           <w:b/>
           <w:sz w:val="24"/>
         </w:rPr>
-        <w:t>III MARCO TEÓRICO</w:t>
+        <w:t>CAPÍTULO III: MARCO TEÓRICO</w:t>
         <w:tab/>
       </w:r>
       <w:r>
@@ -1345,7 +1345,7 @@
           <w:b/>
           <w:sz w:val="24"/>
         </w:rPr>
-        <w:t>IV ACTIVIDADES REALIZADAS</w:t>
+        <w:t>CAPÍTULO IV: ACTIVIDADES REALIZADAS</w:t>
         <w:tab/>
       </w:r>
       <w:r>
@@ -1405,7 +1405,7 @@
           <w:b/>
           <w:sz w:val="24"/>
         </w:rPr>
-        <w:t>V CONCLUSIONES Y RECOMENDACIONES</w:t>
+        <w:t>CAPÍTULO V: CONCLUSIONES Y RECOMENDACIONES</w:t>
         <w:tab/>
       </w:r>
       <w:r>

--- a/amaal/reportes/Informe_Pasantia_IUTECP.docx
+++ b/amaal/reportes/Informe_Pasantia_IUTECP.docx
@@ -389,9 +389,8 @@
       </w:pPr>
     </w:p>
     <w:p>
-      <w:bookmarkStart w:id="bm_agradecimientos" w:name="bm_agradecimientos"/>
-      <w:pPr>
-        <w:spacing w:before="1140" w:after="480"/>
+      <w:pPr>
+        <w:spacing w:line="276" w:lineRule="auto" w:before="0" w:after="0"/>
         <w:jc w:val="center"/>
       </w:pPr>
       <w:r>
@@ -400,9 +399,143 @@
           <w:b/>
           <w:sz w:val="24"/>
         </w:rPr>
-        <w:t>AGRADECIMIENTOS</w:t>
-      </w:r>
-      <w:bookmarkEnd w:id="bm_agradecimientos"/>
+        <w:t>REPÚBLICA BOLIVARIANA DE VENEZUELA</w:t>
+      </w:r>
+    </w:p>
+    <w:p>
+      <w:pPr>
+        <w:spacing w:line="276" w:lineRule="auto" w:before="0" w:after="0"/>
+        <w:jc w:val="center"/>
+      </w:pPr>
+      <w:r>
+        <w:rPr>
+          <w:rFonts w:ascii="Times New Roman" w:hAnsi="Times New Roman"/>
+          <w:b/>
+          <w:sz w:val="24"/>
+        </w:rPr>
+        <w:t>MINISTERIO DEL PODER POPULAR PARA LA EDUCACIÓN</w:t>
+      </w:r>
+    </w:p>
+    <w:p>
+      <w:pPr>
+        <w:spacing w:line="276" w:lineRule="auto" w:before="0" w:after="0"/>
+        <w:jc w:val="center"/>
+      </w:pPr>
+      <w:r>
+        <w:rPr>
+          <w:rFonts w:ascii="Times New Roman" w:hAnsi="Times New Roman"/>
+          <w:b/>
+          <w:sz w:val="24"/>
+        </w:rPr>
+        <w:t>INSTITUTO UNIVERSITARIO DE TECNOLOGÍA</w:t>
+      </w:r>
+    </w:p>
+    <w:p>
+      <w:pPr>
+        <w:spacing w:line="276" w:lineRule="auto" w:before="0" w:after="0"/>
+        <w:jc w:val="center"/>
+      </w:pPr>
+      <w:r>
+        <w:rPr>
+          <w:rFonts w:ascii="Times New Roman" w:hAnsi="Times New Roman"/>
+          <w:b/>
+          <w:sz w:val="24"/>
+        </w:rPr>
+        <w:t>"ELÍAS CALIXTO POMPA"</w:t>
+      </w:r>
+    </w:p>
+    <w:p>
+      <w:pPr>
+        <w:spacing w:line="276" w:lineRule="auto" w:before="0" w:after="0"/>
+        <w:jc w:val="center"/>
+      </w:pPr>
+      <w:r>
+        <w:rPr>
+          <w:rFonts w:ascii="Times New Roman" w:hAnsi="Times New Roman"/>
+          <w:b/>
+          <w:sz w:val="24"/>
+        </w:rPr>
+        <w:t>EL TIGRE, ESTADO ANZOÁTEGUI</w:t>
+      </w:r>
+    </w:p>
+    <w:p/>
+    <w:p>
+      <w:pPr>
+        <w:spacing w:before="480" w:after="480"/>
+        <w:jc w:val="center"/>
+      </w:pPr>
+      <w:r>
+        <w:rPr>
+          <w:rFonts w:ascii="Times New Roman" w:hAnsi="Times New Roman"/>
+          <w:b/>
+          <w:sz w:val="24"/>
+        </w:rPr>
+        <w:t>APROBACIÓN DEL TUTOR INDUSTRIAL</w:t>
+      </w:r>
+    </w:p>
+    <w:p>
+      <w:pPr>
+        <w:spacing w:line="360" w:lineRule="auto"/>
+        <w:ind w:firstLine="0"/>
+        <w:jc w:val="both"/>
+      </w:pPr>
+      <w:r>
+        <w:rPr>
+          <w:rFonts w:ascii="Times New Roman" w:hAnsi="Times New Roman"/>
+          <w:sz w:val="24"/>
+        </w:rPr>
+        <w:t>En mi carácter de tutor industrial del informe de pasantías presentado por: Alrifaai Alrifaaie Amaal, de Cédula de Identidad V-31.985.792; para optar al grado de Técnico Superior Universitario en la especialidad de: Administración, cuyo título es; “EVALUACIÓN DEL CONTROL ADMINISTRATIVO APLICADO A LA GESTIÓN DE SOLICITUDES DE SERVICIOS DE TELECOMUNICACIONES EN LA EMPRESA INGENIERÍA DE TELECOMUNICACIONES, C.A.”, manifiesto que cumple con los requisitos exigidos por el Instituto Universitario de Tecnología “Elías Calixto Pompa” (IUTECP); y que, por lo tanto, considero que reúne los méritos suficientes para ser evaluado por el jurado que se decida designar a tal fin.</w:t>
+      </w:r>
+    </w:p>
+    <w:p/>
+    <w:p/>
+    <w:p>
+      <w:pPr>
+        <w:spacing w:line="360" w:lineRule="auto"/>
+        <w:jc w:val="left"/>
+      </w:pPr>
+      <w:r>
+        <w:rPr>
+          <w:rFonts w:ascii="Times New Roman" w:hAnsi="Times New Roman"/>
+          <w:sz w:val="24"/>
+        </w:rPr>
+        <w:t>En la Ciudad de El Tigre, a los ___ días del mes de _______ de 2026</w:t>
+      </w:r>
+    </w:p>
+    <w:p/>
+    <w:p/>
+    <w:p/>
+    <w:p/>
+    <w:p/>
+    <w:p/>
+    <w:p>
+      <w:pPr>
+        <w:tabs>
+          <w:tab w:pos="10205" w:val="left"/>
+        </w:tabs>
+        <w:jc w:val="left"/>
+      </w:pPr>
+      <w:r>
+        <w:rPr>
+          <w:rFonts w:ascii="Times New Roman" w:hAnsi="Times New Roman"/>
+          <w:sz w:val="24"/>
+        </w:rPr>
+        <w:t>Apellidos y Nombres</w:t>
+      </w:r>
+      <w:r>
+        <w:rPr>
+          <w:rFonts w:ascii="Times New Roman" w:hAnsi="Times New Roman"/>
+          <w:sz w:val="24"/>
+        </w:rPr>
+        <w:tab/>
+      </w:r>
+      <w:r>
+        <w:rPr>
+          <w:rFonts w:ascii="Times New Roman" w:hAnsi="Times New Roman"/>
+          <w:sz w:val="24"/>
+        </w:rPr>
+        <w:t>C.I.: _______________</w:t>
+      </w:r>
     </w:p>
     <w:p>
       <w:pPr>
@@ -418,24 +551,157 @@
     </w:p>
     <w:p>
       <w:pPr>
-        <w:spacing w:line="360" w:lineRule="auto" w:after="0" w:before="0"/>
-        <w:ind w:firstLine="709"/>
-        <w:jc w:val="both"/>
+        <w:spacing w:line="276" w:lineRule="auto" w:before="0" w:after="0"/>
+        <w:jc w:val="center"/>
       </w:pPr>
       <w:r>
         <w:rPr>
           <w:rFonts w:ascii="Times New Roman" w:hAnsi="Times New Roman"/>
-          <w:i w:val="0"/>
+          <w:b/>
           <w:sz w:val="24"/>
         </w:rPr>
-        <w:t>Aquí van los agradecimientos.</w:t>
+        <w:t>REPÚBLICA BOLIVARIANA DE VENEZUELA</w:t>
       </w:r>
     </w:p>
     <w:p>
       <w:pPr>
+        <w:spacing w:line="276" w:lineRule="auto" w:before="0" w:after="0"/>
+        <w:jc w:val="center"/>
+      </w:pPr>
+      <w:r>
+        <w:rPr>
+          <w:rFonts w:ascii="Times New Roman" w:hAnsi="Times New Roman"/>
+          <w:b/>
+          <w:sz w:val="24"/>
+        </w:rPr>
+        <w:t>MINISTERIO DEL PODER POPULAR PARA LA EDUCACIÓN</w:t>
+      </w:r>
+    </w:p>
+    <w:p>
+      <w:pPr>
+        <w:spacing w:line="276" w:lineRule="auto" w:before="0" w:after="0"/>
+        <w:jc w:val="center"/>
+      </w:pPr>
+      <w:r>
+        <w:rPr>
+          <w:rFonts w:ascii="Times New Roman" w:hAnsi="Times New Roman"/>
+          <w:b/>
+          <w:sz w:val="24"/>
+        </w:rPr>
+        <w:t>INSTITUTO UNIVERSITARIO DE TECNOLOGÍA</w:t>
+      </w:r>
+    </w:p>
+    <w:p>
+      <w:pPr>
+        <w:spacing w:line="276" w:lineRule="auto" w:before="0" w:after="0"/>
+        <w:jc w:val="center"/>
+      </w:pPr>
+      <w:r>
+        <w:rPr>
+          <w:rFonts w:ascii="Times New Roman" w:hAnsi="Times New Roman"/>
+          <w:b/>
+          <w:sz w:val="24"/>
+        </w:rPr>
+        <w:t>"ELÍAS CALIXTO POMPA"</w:t>
+      </w:r>
+    </w:p>
+    <w:p>
+      <w:pPr>
+        <w:spacing w:line="276" w:lineRule="auto" w:before="0" w:after="0"/>
+        <w:jc w:val="center"/>
+      </w:pPr>
+      <w:r>
+        <w:rPr>
+          <w:rFonts w:ascii="Times New Roman" w:hAnsi="Times New Roman"/>
+          <w:b/>
+          <w:sz w:val="24"/>
+        </w:rPr>
+        <w:t>EL TIGRE, ESTADO ANZOÁTEGUI</w:t>
+      </w:r>
+    </w:p>
+    <w:p/>
+    <w:p>
+      <w:pPr>
+        <w:spacing w:before="480" w:after="480"/>
+        <w:jc w:val="center"/>
+      </w:pPr>
+      <w:r>
+        <w:rPr>
+          <w:rFonts w:ascii="Times New Roman" w:hAnsi="Times New Roman"/>
+          <w:b/>
+          <w:sz w:val="24"/>
+        </w:rPr>
+        <w:t>APROBACIÓN DEL TUTOR ACADÉMICO</w:t>
+      </w:r>
+    </w:p>
+    <w:p>
+      <w:pPr>
+        <w:spacing w:line="360" w:lineRule="auto"/>
+        <w:ind w:firstLine="0"/>
+        <w:jc w:val="both"/>
+      </w:pPr>
+      <w:r>
+        <w:rPr>
+          <w:rFonts w:ascii="Times New Roman" w:hAnsi="Times New Roman"/>
+          <w:sz w:val="24"/>
+        </w:rPr>
+        <w:t>En mi carácter de tutor académico del informe de pasantías presentado por: Alrifaai Alrifaaie Amaal, de Cédula de Identidad V-31.985.792; para optar al grado de Técnico Superior Universitario en la especialidad de: Administración, cuyo título es; “EVALUACIÓN DEL CONTROL ADMINISTRATIVO APLICADO A LA GESTIÓN DE SOLICITUDES DE SERVICIOS DE TELECOMUNICACIONES EN LA EMPRESA INGENIERÍA DE TELECOMUNICACIONES, C.A.”, manifiesto que cumple con los requisitos exigidos por el Instituto Universitario de Tecnología “Elías Calixto Pompa” (IUTECP); y que, por lo tanto, considero que reúne los méritos suficientes para ser evaluado por el jurado que se decida designar a tal fin.</w:t>
+      </w:r>
+    </w:p>
+    <w:p/>
+    <w:p/>
+    <w:p>
+      <w:pPr>
+        <w:spacing w:line="360" w:lineRule="auto"/>
+        <w:jc w:val="left"/>
+      </w:pPr>
+      <w:r>
+        <w:rPr>
+          <w:rFonts w:ascii="Times New Roman" w:hAnsi="Times New Roman"/>
+          <w:sz w:val="24"/>
+        </w:rPr>
+        <w:t>En la Ciudad de El Tigre, a los ___ días del mes de _______ de 2026</w:t>
+      </w:r>
+    </w:p>
+    <w:p/>
+    <w:p/>
+    <w:p/>
+    <w:p/>
+    <w:p/>
+    <w:p/>
+    <w:p>
+      <w:pPr>
+        <w:tabs>
+          <w:tab w:pos="10205" w:val="left"/>
+        </w:tabs>
+        <w:jc w:val="left"/>
+      </w:pPr>
+      <w:r>
+        <w:rPr>
+          <w:rFonts w:ascii="Times New Roman" w:hAnsi="Times New Roman"/>
+          <w:sz w:val="24"/>
+        </w:rPr>
+        <w:t>Apellidos y Nombres</w:t>
+      </w:r>
+      <w:r>
+        <w:rPr>
+          <w:rFonts w:ascii="Times New Roman" w:hAnsi="Times New Roman"/>
+          <w:sz w:val="24"/>
+        </w:rPr>
+        <w:tab/>
+      </w:r>
+      <w:r>
+        <w:rPr>
+          <w:rFonts w:ascii="Times New Roman" w:hAnsi="Times New Roman"/>
+          <w:sz w:val="24"/>
+        </w:rPr>
+        <w:t>C.I.: _______________</w:t>
+      </w:r>
+    </w:p>
+    <w:p>
+      <w:pPr>
         <w:sectPr>
           <w:footerReference w:type="default" r:id="rId16"/>
-          <w:type w:val="continuous"/>
           <w:pgSz w:w="12240" w:h="15840"/>
           <w:pgMar w:top="1701" w:right="1701" w:bottom="1701" w:left="2268" w:header="720" w:footer="720" w:gutter="0"/>
           <w:cols w:space="720"/>
@@ -445,7 +711,6 @@
       </w:pPr>
     </w:p>
     <w:p>
-      <w:bookmarkStart w:id="bm_dedicatoria" w:name="bm_dedicatoria"/>
       <w:pPr>
         <w:spacing w:before="1140" w:after="480"/>
         <w:jc w:val="center"/>
@@ -456,9 +721,8 @@
           <w:b/>
           <w:sz w:val="24"/>
         </w:rPr>
-        <w:t>DEDICATORIA</w:t>
-      </w:r>
-      <w:bookmarkEnd w:id="bm_dedicatoria"/>
+        <w:t>ÍNDICE DE CONTENIDO</w:t>
+      </w:r>
     </w:p>
     <w:p>
       <w:pPr>
@@ -474,17 +738,987 @@
     </w:p>
     <w:p>
       <w:pPr>
-        <w:spacing w:line="360" w:lineRule="auto" w:after="0" w:before="0"/>
-        <w:ind w:firstLine="709"/>
-        <w:jc w:val="both"/>
+        <w:spacing w:after="240"/>
+        <w:jc w:val="right"/>
       </w:pPr>
       <w:r>
         <w:rPr>
           <w:rFonts w:ascii="Times New Roman" w:hAnsi="Times New Roman"/>
-          <w:i w:val="0"/>
+          <w:b/>
           <w:sz w:val="24"/>
         </w:rPr>
-        <w:t>Aquí va la dedicatoria.</w:t>
+        <w:t>pp.</w:t>
+      </w:r>
+    </w:p>
+    <w:p>
+      <w:pPr>
+        <w:tabs>
+          <w:tab w:pos="8271" w:val="right" w:leader="dot"/>
+        </w:tabs>
+        <w:spacing w:line="360" w:lineRule="auto" w:before="0" w:after="80"/>
+        <w:ind w:left="0"/>
+      </w:pPr>
+      <w:r>
+        <w:rPr>
+          <w:rFonts w:ascii="Times New Roman" w:hAnsi="Times New Roman"/>
+          <w:b w:val="0"/>
+          <w:sz w:val="24"/>
+        </w:rPr>
+        <w:t>APROBACIÓN DEL TUTOR INDUSTRIAL</w:t>
+        <w:tab/>
+      </w:r>
+      <w:r>
+        <w:rPr>
+          <w:rFonts w:ascii="Times New Roman" w:hAnsi="Times New Roman"/>
+          <w:b w:val="0"/>
+          <w:sz w:val="24"/>
+        </w:rPr>
+        <w:fldChar w:fldCharType="begin"/>
+        <w:instrText xml:space="preserve"> PAGEREF bm_aprob_ind \h </w:instrText>
+        <w:fldChar w:fldCharType="separate"/>
+        <w:t>?</w:t>
+        <w:fldChar w:fldCharType="end"/>
+      </w:r>
+    </w:p>
+    <w:p>
+      <w:pPr>
+        <w:tabs>
+          <w:tab w:pos="8271" w:val="right" w:leader="dot"/>
+        </w:tabs>
+        <w:spacing w:line="360" w:lineRule="auto" w:before="0" w:after="80"/>
+        <w:ind w:left="0"/>
+      </w:pPr>
+      <w:r>
+        <w:rPr>
+          <w:rFonts w:ascii="Times New Roman" w:hAnsi="Times New Roman"/>
+          <w:b w:val="0"/>
+          <w:sz w:val="24"/>
+        </w:rPr>
+        <w:t>APROBACIÓN DEL TUTOR ACADÉMICO</w:t>
+        <w:tab/>
+      </w:r>
+      <w:r>
+        <w:rPr>
+          <w:rFonts w:ascii="Times New Roman" w:hAnsi="Times New Roman"/>
+          <w:b w:val="0"/>
+          <w:sz w:val="24"/>
+        </w:rPr>
+        <w:fldChar w:fldCharType="begin"/>
+        <w:instrText xml:space="preserve"> PAGEREF bm_aprob_acad \h </w:instrText>
+        <w:fldChar w:fldCharType="separate"/>
+        <w:t>?</w:t>
+        <w:fldChar w:fldCharType="end"/>
+      </w:r>
+    </w:p>
+    <w:p>
+      <w:pPr>
+        <w:tabs>
+          <w:tab w:pos="8271" w:val="right" w:leader="dot"/>
+        </w:tabs>
+        <w:spacing w:line="360" w:lineRule="auto" w:before="0" w:after="80"/>
+        <w:ind w:left="0"/>
+      </w:pPr>
+      <w:r>
+        <w:rPr>
+          <w:rFonts w:ascii="Times New Roman" w:hAnsi="Times New Roman"/>
+          <w:b w:val="0"/>
+          <w:sz w:val="24"/>
+        </w:rPr>
+        <w:t>LISTA DE CUADROS</w:t>
+        <w:tab/>
+      </w:r>
+      <w:r>
+        <w:rPr>
+          <w:rFonts w:ascii="Times New Roman" w:hAnsi="Times New Roman"/>
+          <w:b w:val="0"/>
+          <w:sz w:val="24"/>
+        </w:rPr>
+        <w:fldChar w:fldCharType="begin"/>
+        <w:instrText xml:space="preserve"> PAGEREF bm_lista_cuadros \h </w:instrText>
+        <w:fldChar w:fldCharType="separate"/>
+        <w:t>?</w:t>
+        <w:fldChar w:fldCharType="end"/>
+      </w:r>
+    </w:p>
+    <w:p>
+      <w:pPr>
+        <w:tabs>
+          <w:tab w:pos="8271" w:val="right" w:leader="dot"/>
+        </w:tabs>
+        <w:spacing w:line="360" w:lineRule="auto" w:before="0" w:after="80"/>
+        <w:ind w:left="0"/>
+      </w:pPr>
+      <w:r>
+        <w:rPr>
+          <w:rFonts w:ascii="Times New Roman" w:hAnsi="Times New Roman"/>
+          <w:b w:val="0"/>
+          <w:sz w:val="24"/>
+        </w:rPr>
+        <w:t>LISTA DE FIGURAS</w:t>
+        <w:tab/>
+      </w:r>
+      <w:r>
+        <w:rPr>
+          <w:rFonts w:ascii="Times New Roman" w:hAnsi="Times New Roman"/>
+          <w:b w:val="0"/>
+          <w:sz w:val="24"/>
+        </w:rPr>
+        <w:fldChar w:fldCharType="begin"/>
+        <w:instrText xml:space="preserve"> PAGEREF bm_lista_figuras \h </w:instrText>
+        <w:fldChar w:fldCharType="separate"/>
+        <w:t>?</w:t>
+        <w:fldChar w:fldCharType="end"/>
+      </w:r>
+    </w:p>
+    <w:p>
+      <w:pPr>
+        <w:tabs>
+          <w:tab w:pos="8271" w:val="right" w:leader="dot"/>
+        </w:tabs>
+        <w:spacing w:line="360" w:lineRule="auto" w:before="0" w:after="80"/>
+        <w:ind w:left="0"/>
+      </w:pPr>
+      <w:r>
+        <w:rPr>
+          <w:rFonts w:ascii="Times New Roman" w:hAnsi="Times New Roman"/>
+          <w:b w:val="0"/>
+          <w:sz w:val="24"/>
+        </w:rPr>
+        <w:t>LISTA DE GRÁFICOS</w:t>
+        <w:tab/>
+      </w:r>
+      <w:r>
+        <w:rPr>
+          <w:rFonts w:ascii="Times New Roman" w:hAnsi="Times New Roman"/>
+          <w:b w:val="0"/>
+          <w:sz w:val="24"/>
+        </w:rPr>
+        <w:fldChar w:fldCharType="begin"/>
+        <w:instrText xml:space="preserve"> PAGEREF bm_lista_graficos \h </w:instrText>
+        <w:fldChar w:fldCharType="separate"/>
+        <w:t>?</w:t>
+        <w:fldChar w:fldCharType="end"/>
+      </w:r>
+    </w:p>
+    <w:p>
+      <w:pPr>
+        <w:tabs>
+          <w:tab w:pos="8271" w:val="right" w:leader="dot"/>
+        </w:tabs>
+        <w:spacing w:line="360" w:lineRule="auto" w:before="0" w:after="80"/>
+        <w:ind w:left="0"/>
+      </w:pPr>
+      <w:r>
+        <w:rPr>
+          <w:rFonts w:ascii="Times New Roman" w:hAnsi="Times New Roman"/>
+          <w:b w:val="0"/>
+          <w:sz w:val="24"/>
+        </w:rPr>
+        <w:t>RESUMEN</w:t>
+        <w:tab/>
+      </w:r>
+      <w:r>
+        <w:rPr>
+          <w:rFonts w:ascii="Times New Roman" w:hAnsi="Times New Roman"/>
+          <w:b w:val="0"/>
+          <w:sz w:val="24"/>
+        </w:rPr>
+        <w:fldChar w:fldCharType="begin"/>
+        <w:instrText xml:space="preserve"> PAGEREF bm_resumen \h </w:instrText>
+        <w:fldChar w:fldCharType="separate"/>
+        <w:t>?</w:t>
+        <w:fldChar w:fldCharType="end"/>
+      </w:r>
+    </w:p>
+    <w:p>
+      <w:pPr>
+        <w:tabs>
+          <w:tab w:pos="8271" w:val="right" w:leader="dot"/>
+        </w:tabs>
+        <w:spacing w:line="360" w:lineRule="auto" w:before="0" w:after="80"/>
+        <w:ind w:left="0"/>
+      </w:pPr>
+      <w:r>
+        <w:rPr>
+          <w:rFonts w:ascii="Times New Roman" w:hAnsi="Times New Roman"/>
+          <w:b w:val="0"/>
+          <w:sz w:val="24"/>
+        </w:rPr>
+        <w:t>INTRODUCCIÓN</w:t>
+        <w:tab/>
+      </w:r>
+      <w:r>
+        <w:rPr>
+          <w:rFonts w:ascii="Times New Roman" w:hAnsi="Times New Roman"/>
+          <w:b w:val="0"/>
+          <w:sz w:val="24"/>
+        </w:rPr>
+        <w:fldChar w:fldCharType="begin"/>
+        <w:instrText xml:space="preserve"> PAGEREF bm_introduccion \h </w:instrText>
+        <w:fldChar w:fldCharType="separate"/>
+        <w:t>?</w:t>
+        <w:fldChar w:fldCharType="end"/>
+      </w:r>
+    </w:p>
+    <w:p>
+      <w:pPr>
+        <w:spacing w:before="240" w:after="120"/>
+      </w:pPr>
+      <w:r>
+        <w:rPr>
+          <w:b/>
+        </w:rPr>
+        <w:t>CAPÍTULOS</w:t>
+      </w:r>
+    </w:p>
+    <w:p>
+      <w:pPr>
+        <w:tabs>
+          <w:tab w:pos="8271" w:val="right" w:leader="dot"/>
+        </w:tabs>
+        <w:spacing w:line="360" w:lineRule="auto" w:before="0" w:after="80"/>
+        <w:ind w:left="0"/>
+      </w:pPr>
+      <w:r>
+        <w:rPr>
+          <w:rFonts w:ascii="Times New Roman" w:hAnsi="Times New Roman"/>
+          <w:b/>
+          <w:sz w:val="24"/>
+        </w:rPr>
+        <w:t>CAPÍTULO I: REALIDAD ORGANIZACIONAL</w:t>
+        <w:tab/>
+      </w:r>
+      <w:r>
+        <w:rPr>
+          <w:rFonts w:ascii="Times New Roman" w:hAnsi="Times New Roman"/>
+          <w:b/>
+          <w:sz w:val="24"/>
+        </w:rPr>
+        <w:fldChar w:fldCharType="begin"/>
+        <w:instrText xml:space="preserve"> PAGEREF bm_cap1 \h </w:instrText>
+        <w:fldChar w:fldCharType="separate"/>
+        <w:t>?</w:t>
+        <w:fldChar w:fldCharType="end"/>
+      </w:r>
+    </w:p>
+    <w:p>
+      <w:pPr>
+        <w:tabs>
+          <w:tab w:pos="8271" w:val="right" w:leader="dot"/>
+        </w:tabs>
+        <w:spacing w:line="360" w:lineRule="auto" w:before="0" w:after="80"/>
+        <w:ind w:left="283"/>
+      </w:pPr>
+      <w:r>
+        <w:rPr>
+          <w:rFonts w:ascii="Times New Roman" w:hAnsi="Times New Roman"/>
+          <w:b w:val="0"/>
+          <w:sz w:val="24"/>
+        </w:rPr>
+        <w:t>Identificación de la empresa</w:t>
+        <w:tab/>
+      </w:r>
+      <w:r>
+        <w:rPr>
+          <w:rFonts w:ascii="Times New Roman" w:hAnsi="Times New Roman"/>
+          <w:b w:val="0"/>
+          <w:sz w:val="24"/>
+        </w:rPr>
+        <w:fldChar w:fldCharType="begin"/>
+        <w:instrText xml:space="preserve"> PAGEREF bm_cap1_ident \h </w:instrText>
+        <w:fldChar w:fldCharType="separate"/>
+        <w:t>?</w:t>
+        <w:fldChar w:fldCharType="end"/>
+      </w:r>
+    </w:p>
+    <w:p>
+      <w:pPr>
+        <w:tabs>
+          <w:tab w:pos="8271" w:val="right" w:leader="dot"/>
+        </w:tabs>
+        <w:spacing w:line="360" w:lineRule="auto" w:before="0" w:after="80"/>
+        <w:ind w:left="283"/>
+      </w:pPr>
+      <w:r>
+        <w:rPr>
+          <w:rFonts w:ascii="Times New Roman" w:hAnsi="Times New Roman"/>
+          <w:b w:val="0"/>
+          <w:sz w:val="24"/>
+        </w:rPr>
+        <w:t>Reseña histórica</w:t>
+        <w:tab/>
+      </w:r>
+      <w:r>
+        <w:rPr>
+          <w:rFonts w:ascii="Times New Roman" w:hAnsi="Times New Roman"/>
+          <w:b w:val="0"/>
+          <w:sz w:val="24"/>
+        </w:rPr>
+        <w:fldChar w:fldCharType="begin"/>
+        <w:instrText xml:space="preserve"> PAGEREF bm_cap1_resena \h </w:instrText>
+        <w:fldChar w:fldCharType="separate"/>
+        <w:t>?</w:t>
+        <w:fldChar w:fldCharType="end"/>
+      </w:r>
+    </w:p>
+    <w:p>
+      <w:pPr>
+        <w:tabs>
+          <w:tab w:pos="8271" w:val="right" w:leader="dot"/>
+        </w:tabs>
+        <w:spacing w:line="360" w:lineRule="auto" w:before="0" w:after="80"/>
+        <w:ind w:left="283"/>
+      </w:pPr>
+      <w:r>
+        <w:rPr>
+          <w:rFonts w:ascii="Times New Roman" w:hAnsi="Times New Roman"/>
+          <w:b w:val="0"/>
+          <w:sz w:val="24"/>
+        </w:rPr>
+        <w:t>Misión</w:t>
+        <w:tab/>
+      </w:r>
+      <w:r>
+        <w:rPr>
+          <w:rFonts w:ascii="Times New Roman" w:hAnsi="Times New Roman"/>
+          <w:b w:val="0"/>
+          <w:sz w:val="24"/>
+        </w:rPr>
+        <w:fldChar w:fldCharType="begin"/>
+        <w:instrText xml:space="preserve"> PAGEREF bm_cap1_mision \h </w:instrText>
+        <w:fldChar w:fldCharType="separate"/>
+        <w:t>?</w:t>
+        <w:fldChar w:fldCharType="end"/>
+      </w:r>
+    </w:p>
+    <w:p>
+      <w:pPr>
+        <w:tabs>
+          <w:tab w:pos="8271" w:val="right" w:leader="dot"/>
+        </w:tabs>
+        <w:spacing w:line="360" w:lineRule="auto" w:before="0" w:after="80"/>
+        <w:ind w:left="283"/>
+      </w:pPr>
+      <w:r>
+        <w:rPr>
+          <w:rFonts w:ascii="Times New Roman" w:hAnsi="Times New Roman"/>
+          <w:b w:val="0"/>
+          <w:sz w:val="24"/>
+        </w:rPr>
+        <w:t>Visión</w:t>
+        <w:tab/>
+      </w:r>
+      <w:r>
+        <w:rPr>
+          <w:rFonts w:ascii="Times New Roman" w:hAnsi="Times New Roman"/>
+          <w:b w:val="0"/>
+          <w:sz w:val="24"/>
+        </w:rPr>
+        <w:fldChar w:fldCharType="begin"/>
+        <w:instrText xml:space="preserve"> PAGEREF bm_cap1_vision \h </w:instrText>
+        <w:fldChar w:fldCharType="separate"/>
+        <w:t>?</w:t>
+        <w:fldChar w:fldCharType="end"/>
+      </w:r>
+    </w:p>
+    <w:p>
+      <w:pPr>
+        <w:tabs>
+          <w:tab w:pos="8271" w:val="right" w:leader="dot"/>
+        </w:tabs>
+        <w:spacing w:line="360" w:lineRule="auto" w:before="0" w:after="80"/>
+        <w:ind w:left="283"/>
+      </w:pPr>
+      <w:r>
+        <w:rPr>
+          <w:rFonts w:ascii="Times New Roman" w:hAnsi="Times New Roman"/>
+          <w:b w:val="0"/>
+          <w:sz w:val="24"/>
+        </w:rPr>
+        <w:t>Valores</w:t>
+        <w:tab/>
+      </w:r>
+      <w:r>
+        <w:rPr>
+          <w:rFonts w:ascii="Times New Roman" w:hAnsi="Times New Roman"/>
+          <w:b w:val="0"/>
+          <w:sz w:val="24"/>
+        </w:rPr>
+        <w:fldChar w:fldCharType="begin"/>
+        <w:instrText xml:space="preserve"> PAGEREF bm_cap1_valores \h </w:instrText>
+        <w:fldChar w:fldCharType="separate"/>
+        <w:t>?</w:t>
+        <w:fldChar w:fldCharType="end"/>
+      </w:r>
+    </w:p>
+    <w:p>
+      <w:pPr>
+        <w:tabs>
+          <w:tab w:pos="8271" w:val="right" w:leader="dot"/>
+        </w:tabs>
+        <w:spacing w:line="360" w:lineRule="auto" w:before="0" w:after="80"/>
+        <w:ind w:left="283"/>
+      </w:pPr>
+      <w:r>
+        <w:rPr>
+          <w:rFonts w:ascii="Times New Roman" w:hAnsi="Times New Roman"/>
+          <w:b w:val="0"/>
+          <w:sz w:val="24"/>
+        </w:rPr>
+        <w:t>Objetivos Organizacionales</w:t>
+        <w:tab/>
+      </w:r>
+      <w:r>
+        <w:rPr>
+          <w:rFonts w:ascii="Times New Roman" w:hAnsi="Times New Roman"/>
+          <w:b w:val="0"/>
+          <w:sz w:val="24"/>
+        </w:rPr>
+        <w:fldChar w:fldCharType="begin"/>
+        <w:instrText xml:space="preserve"> PAGEREF bm_cap1_obj \h </w:instrText>
+        <w:fldChar w:fldCharType="separate"/>
+        <w:t>?</w:t>
+        <w:fldChar w:fldCharType="end"/>
+      </w:r>
+    </w:p>
+    <w:p>
+      <w:pPr>
+        <w:tabs>
+          <w:tab w:pos="8271" w:val="right" w:leader="dot"/>
+        </w:tabs>
+        <w:spacing w:line="360" w:lineRule="auto" w:before="0" w:after="80"/>
+        <w:ind w:left="283"/>
+      </w:pPr>
+      <w:r>
+        <w:rPr>
+          <w:rFonts w:ascii="Times New Roman" w:hAnsi="Times New Roman"/>
+          <w:b w:val="0"/>
+          <w:sz w:val="24"/>
+        </w:rPr>
+        <w:t>Ubicación geográfica</w:t>
+        <w:tab/>
+      </w:r>
+      <w:r>
+        <w:rPr>
+          <w:rFonts w:ascii="Times New Roman" w:hAnsi="Times New Roman"/>
+          <w:b w:val="0"/>
+          <w:sz w:val="24"/>
+        </w:rPr>
+        <w:fldChar w:fldCharType="begin"/>
+        <w:instrText xml:space="preserve"> PAGEREF bm_cap1_ubic \h </w:instrText>
+        <w:fldChar w:fldCharType="separate"/>
+        <w:t>?</w:t>
+        <w:fldChar w:fldCharType="end"/>
+      </w:r>
+    </w:p>
+    <w:p>
+      <w:pPr>
+        <w:tabs>
+          <w:tab w:pos="8271" w:val="right" w:leader="dot"/>
+        </w:tabs>
+        <w:spacing w:line="360" w:lineRule="auto" w:before="0" w:after="80"/>
+        <w:ind w:left="283"/>
+      </w:pPr>
+      <w:r>
+        <w:rPr>
+          <w:rFonts w:ascii="Times New Roman" w:hAnsi="Times New Roman"/>
+          <w:b w:val="0"/>
+          <w:sz w:val="24"/>
+        </w:rPr>
+        <w:t>Población de los trabajadores de la empresa</w:t>
+        <w:tab/>
+      </w:r>
+      <w:r>
+        <w:rPr>
+          <w:rFonts w:ascii="Times New Roman" w:hAnsi="Times New Roman"/>
+          <w:b w:val="0"/>
+          <w:sz w:val="24"/>
+        </w:rPr>
+        <w:fldChar w:fldCharType="begin"/>
+        <w:instrText xml:space="preserve"> PAGEREF bm_cap1_pobla \h </w:instrText>
+        <w:fldChar w:fldCharType="separate"/>
+        <w:t>?</w:t>
+        <w:fldChar w:fldCharType="end"/>
+      </w:r>
+    </w:p>
+    <w:p>
+      <w:pPr>
+        <w:tabs>
+          <w:tab w:pos="8271" w:val="right" w:leader="dot"/>
+        </w:tabs>
+        <w:spacing w:line="360" w:lineRule="auto" w:before="0" w:after="80"/>
+        <w:ind w:left="283"/>
+      </w:pPr>
+      <w:r>
+        <w:rPr>
+          <w:rFonts w:ascii="Times New Roman" w:hAnsi="Times New Roman"/>
+          <w:b w:val="0"/>
+          <w:sz w:val="24"/>
+        </w:rPr>
+        <w:t>Estructura organizacional de la empresa (organigrama)</w:t>
+        <w:tab/>
+      </w:r>
+      <w:r>
+        <w:rPr>
+          <w:rFonts w:ascii="Times New Roman" w:hAnsi="Times New Roman"/>
+          <w:b w:val="0"/>
+          <w:sz w:val="24"/>
+        </w:rPr>
+        <w:fldChar w:fldCharType="begin"/>
+        <w:instrText xml:space="preserve"> PAGEREF bm_cap1_estruct \h </w:instrText>
+        <w:fldChar w:fldCharType="separate"/>
+        <w:t>?</w:t>
+        <w:fldChar w:fldCharType="end"/>
+      </w:r>
+    </w:p>
+    <w:p>
+      <w:pPr>
+        <w:tabs>
+          <w:tab w:pos="8271" w:val="right" w:leader="dot"/>
+        </w:tabs>
+        <w:spacing w:line="360" w:lineRule="auto" w:before="0" w:after="80"/>
+        <w:ind w:left="0"/>
+      </w:pPr>
+      <w:r>
+        <w:rPr>
+          <w:rFonts w:ascii="Times New Roman" w:hAnsi="Times New Roman"/>
+          <w:b/>
+          <w:sz w:val="24"/>
+        </w:rPr>
+        <w:t>CAPÍTULO II: DIAGNÓSTICO SITUACIONAL</w:t>
+        <w:tab/>
+      </w:r>
+      <w:r>
+        <w:rPr>
+          <w:rFonts w:ascii="Times New Roman" w:hAnsi="Times New Roman"/>
+          <w:b/>
+          <w:sz w:val="24"/>
+        </w:rPr>
+        <w:fldChar w:fldCharType="begin"/>
+        <w:instrText xml:space="preserve"> PAGEREF bm_cap2 \h </w:instrText>
+        <w:fldChar w:fldCharType="separate"/>
+        <w:t>?</w:t>
+        <w:fldChar w:fldCharType="end"/>
+      </w:r>
+    </w:p>
+    <w:p>
+      <w:pPr>
+        <w:tabs>
+          <w:tab w:pos="8271" w:val="right" w:leader="dot"/>
+        </w:tabs>
+        <w:spacing w:line="360" w:lineRule="auto" w:before="0" w:after="80"/>
+        <w:ind w:left="283"/>
+      </w:pPr>
+      <w:r>
+        <w:rPr>
+          <w:rFonts w:ascii="Times New Roman" w:hAnsi="Times New Roman"/>
+          <w:b w:val="0"/>
+          <w:sz w:val="24"/>
+        </w:rPr>
+        <w:t>Identificación de la situación problemática</w:t>
+        <w:tab/>
+      </w:r>
+      <w:r>
+        <w:rPr>
+          <w:rFonts w:ascii="Times New Roman" w:hAnsi="Times New Roman"/>
+          <w:b w:val="0"/>
+          <w:sz w:val="24"/>
+        </w:rPr>
+        <w:fldChar w:fldCharType="begin"/>
+        <w:instrText xml:space="preserve"> PAGEREF bm_cap2_sit \h </w:instrText>
+        <w:fldChar w:fldCharType="separate"/>
+        <w:t>?</w:t>
+        <w:fldChar w:fldCharType="end"/>
+      </w:r>
+    </w:p>
+    <w:p>
+      <w:pPr>
+        <w:tabs>
+          <w:tab w:pos="8271" w:val="right" w:leader="dot"/>
+        </w:tabs>
+        <w:spacing w:line="360" w:lineRule="auto" w:before="0" w:after="80"/>
+        <w:ind w:left="283"/>
+      </w:pPr>
+      <w:r>
+        <w:rPr>
+          <w:rFonts w:ascii="Times New Roman" w:hAnsi="Times New Roman"/>
+          <w:b w:val="0"/>
+          <w:sz w:val="24"/>
+        </w:rPr>
+        <w:t>Objetivo General</w:t>
+        <w:tab/>
+      </w:r>
+      <w:r>
+        <w:rPr>
+          <w:rFonts w:ascii="Times New Roman" w:hAnsi="Times New Roman"/>
+          <w:b w:val="0"/>
+          <w:sz w:val="24"/>
+        </w:rPr>
+        <w:fldChar w:fldCharType="begin"/>
+        <w:instrText xml:space="preserve"> PAGEREF bm_cap2_objg \h </w:instrText>
+        <w:fldChar w:fldCharType="separate"/>
+        <w:t>?</w:t>
+        <w:fldChar w:fldCharType="end"/>
+      </w:r>
+    </w:p>
+    <w:p>
+      <w:pPr>
+        <w:tabs>
+          <w:tab w:pos="8271" w:val="right" w:leader="dot"/>
+        </w:tabs>
+        <w:spacing w:line="360" w:lineRule="auto" w:before="0" w:after="80"/>
+        <w:ind w:left="283"/>
+      </w:pPr>
+      <w:r>
+        <w:rPr>
+          <w:rFonts w:ascii="Times New Roman" w:hAnsi="Times New Roman"/>
+          <w:b w:val="0"/>
+          <w:sz w:val="24"/>
+        </w:rPr>
+        <w:t>Objetivos Específicos</w:t>
+        <w:tab/>
+      </w:r>
+      <w:r>
+        <w:rPr>
+          <w:rFonts w:ascii="Times New Roman" w:hAnsi="Times New Roman"/>
+          <w:b w:val="0"/>
+          <w:sz w:val="24"/>
+        </w:rPr>
+        <w:fldChar w:fldCharType="begin"/>
+        <w:instrText xml:space="preserve"> PAGEREF bm_cap2_obje \h </w:instrText>
+        <w:fldChar w:fldCharType="separate"/>
+        <w:t>?</w:t>
+        <w:fldChar w:fldCharType="end"/>
+      </w:r>
+    </w:p>
+    <w:p>
+      <w:pPr>
+        <w:tabs>
+          <w:tab w:pos="8271" w:val="right" w:leader="dot"/>
+        </w:tabs>
+        <w:spacing w:line="360" w:lineRule="auto" w:before="0" w:after="80"/>
+        <w:ind w:left="283"/>
+      </w:pPr>
+      <w:r>
+        <w:rPr>
+          <w:rFonts w:ascii="Times New Roman" w:hAnsi="Times New Roman"/>
+          <w:b w:val="0"/>
+          <w:sz w:val="24"/>
+        </w:rPr>
+        <w:t>Planificación integral de objetivos</w:t>
+        <w:tab/>
+      </w:r>
+      <w:r>
+        <w:rPr>
+          <w:rFonts w:ascii="Times New Roman" w:hAnsi="Times New Roman"/>
+          <w:b w:val="0"/>
+          <w:sz w:val="24"/>
+        </w:rPr>
+        <w:fldChar w:fldCharType="begin"/>
+        <w:instrText xml:space="preserve"> PAGEREF bm_cap2_planif \h </w:instrText>
+        <w:fldChar w:fldCharType="separate"/>
+        <w:t>?</w:t>
+        <w:fldChar w:fldCharType="end"/>
+      </w:r>
+    </w:p>
+    <w:p>
+      <w:pPr>
+        <w:tabs>
+          <w:tab w:pos="8271" w:val="right" w:leader="dot"/>
+        </w:tabs>
+        <w:spacing w:line="360" w:lineRule="auto" w:before="0" w:after="80"/>
+        <w:ind w:left="283"/>
+      </w:pPr>
+      <w:r>
+        <w:rPr>
+          <w:rFonts w:ascii="Times New Roman" w:hAnsi="Times New Roman"/>
+          <w:b w:val="0"/>
+          <w:sz w:val="24"/>
+        </w:rPr>
+        <w:t>Cronograma de actividades</w:t>
+        <w:tab/>
+      </w:r>
+      <w:r>
+        <w:rPr>
+          <w:rFonts w:ascii="Times New Roman" w:hAnsi="Times New Roman"/>
+          <w:b w:val="0"/>
+          <w:sz w:val="24"/>
+        </w:rPr>
+        <w:fldChar w:fldCharType="begin"/>
+        <w:instrText xml:space="preserve"> PAGEREF bm_cap2_crono \h </w:instrText>
+        <w:fldChar w:fldCharType="separate"/>
+        <w:t>?</w:t>
+        <w:fldChar w:fldCharType="end"/>
+      </w:r>
+    </w:p>
+    <w:p>
+      <w:pPr>
+        <w:tabs>
+          <w:tab w:pos="8271" w:val="right" w:leader="dot"/>
+        </w:tabs>
+        <w:spacing w:line="360" w:lineRule="auto" w:before="0" w:after="80"/>
+        <w:ind w:left="0"/>
+      </w:pPr>
+      <w:r>
+        <w:rPr>
+          <w:rFonts w:ascii="Times New Roman" w:hAnsi="Times New Roman"/>
+          <w:b/>
+          <w:sz w:val="24"/>
+        </w:rPr>
+        <w:t>CAPÍTULO III: MARCO TEÓRICO</w:t>
+        <w:tab/>
+      </w:r>
+      <w:r>
+        <w:rPr>
+          <w:rFonts w:ascii="Times New Roman" w:hAnsi="Times New Roman"/>
+          <w:b/>
+          <w:sz w:val="24"/>
+        </w:rPr>
+        <w:fldChar w:fldCharType="begin"/>
+        <w:instrText xml:space="preserve"> PAGEREF bm_cap3 \h </w:instrText>
+        <w:fldChar w:fldCharType="separate"/>
+        <w:t>?</w:t>
+        <w:fldChar w:fldCharType="end"/>
+      </w:r>
+    </w:p>
+    <w:p>
+      <w:pPr>
+        <w:tabs>
+          <w:tab w:pos="8271" w:val="right" w:leader="dot"/>
+        </w:tabs>
+        <w:spacing w:line="360" w:lineRule="auto" w:before="0" w:after="80"/>
+        <w:ind w:left="283"/>
+      </w:pPr>
+      <w:r>
+        <w:rPr>
+          <w:rFonts w:ascii="Times New Roman" w:hAnsi="Times New Roman"/>
+          <w:b w:val="0"/>
+          <w:sz w:val="24"/>
+        </w:rPr>
+        <w:t>Bases teóricas referenciales</w:t>
+        <w:tab/>
+      </w:r>
+      <w:r>
+        <w:rPr>
+          <w:rFonts w:ascii="Times New Roman" w:hAnsi="Times New Roman"/>
+          <w:b w:val="0"/>
+          <w:sz w:val="24"/>
+        </w:rPr>
+        <w:fldChar w:fldCharType="begin"/>
+        <w:instrText xml:space="preserve"> PAGEREF bm_cap3_bases \h </w:instrText>
+        <w:fldChar w:fldCharType="separate"/>
+        <w:t>?</w:t>
+        <w:fldChar w:fldCharType="end"/>
+      </w:r>
+    </w:p>
+    <w:p>
+      <w:pPr>
+        <w:tabs>
+          <w:tab w:pos="8271" w:val="right" w:leader="dot"/>
+        </w:tabs>
+        <w:spacing w:line="360" w:lineRule="auto" w:before="0" w:after="80"/>
+        <w:ind w:left="0"/>
+      </w:pPr>
+      <w:r>
+        <w:rPr>
+          <w:rFonts w:ascii="Times New Roman" w:hAnsi="Times New Roman"/>
+          <w:b/>
+          <w:sz w:val="24"/>
+        </w:rPr>
+        <w:t>CAPÍTULO IV: ACTIVIDADES REALIZADAS</w:t>
+        <w:tab/>
+      </w:r>
+      <w:r>
+        <w:rPr>
+          <w:rFonts w:ascii="Times New Roman" w:hAnsi="Times New Roman"/>
+          <w:b/>
+          <w:sz w:val="24"/>
+        </w:rPr>
+        <w:fldChar w:fldCharType="begin"/>
+        <w:instrText xml:space="preserve"> PAGEREF bm_cap4 \h </w:instrText>
+        <w:fldChar w:fldCharType="separate"/>
+        <w:t>?</w:t>
+        <w:fldChar w:fldCharType="end"/>
+      </w:r>
+    </w:p>
+    <w:p>
+      <w:pPr>
+        <w:tabs>
+          <w:tab w:pos="8271" w:val="right" w:leader="dot"/>
+        </w:tabs>
+        <w:spacing w:line="360" w:lineRule="auto" w:before="0" w:after="80"/>
+        <w:ind w:left="283"/>
+      </w:pPr>
+      <w:r>
+        <w:rPr>
+          <w:rFonts w:ascii="Times New Roman" w:hAnsi="Times New Roman"/>
+          <w:b w:val="0"/>
+          <w:sz w:val="24"/>
+        </w:rPr>
+        <w:t>Descripción de actividades ejecutadas por semana</w:t>
+        <w:tab/>
+      </w:r>
+      <w:r>
+        <w:rPr>
+          <w:rFonts w:ascii="Times New Roman" w:hAnsi="Times New Roman"/>
+          <w:b w:val="0"/>
+          <w:sz w:val="24"/>
+        </w:rPr>
+        <w:fldChar w:fldCharType="begin"/>
+        <w:instrText xml:space="preserve"> PAGEREF bm_cap4_desc \h </w:instrText>
+        <w:fldChar w:fldCharType="separate"/>
+        <w:t>?</w:t>
+        <w:fldChar w:fldCharType="end"/>
+      </w:r>
+    </w:p>
+    <w:p>
+      <w:pPr>
+        <w:tabs>
+          <w:tab w:pos="8271" w:val="right" w:leader="dot"/>
+        </w:tabs>
+        <w:spacing w:line="360" w:lineRule="auto" w:before="0" w:after="80"/>
+        <w:ind w:left="0"/>
+      </w:pPr>
+      <w:r>
+        <w:rPr>
+          <w:rFonts w:ascii="Times New Roman" w:hAnsi="Times New Roman"/>
+          <w:b/>
+          <w:sz w:val="24"/>
+        </w:rPr>
+        <w:t>CAPÍTULO V: CONCLUSIONES Y RECOMENDACIONES</w:t>
+        <w:tab/>
+      </w:r>
+      <w:r>
+        <w:rPr>
+          <w:rFonts w:ascii="Times New Roman" w:hAnsi="Times New Roman"/>
+          <w:b/>
+          <w:sz w:val="24"/>
+        </w:rPr>
+        <w:fldChar w:fldCharType="begin"/>
+        <w:instrText xml:space="preserve"> PAGEREF bm_cap5 \h </w:instrText>
+        <w:fldChar w:fldCharType="separate"/>
+        <w:t>?</w:t>
+        <w:fldChar w:fldCharType="end"/>
+      </w:r>
+    </w:p>
+    <w:p>
+      <w:pPr>
+        <w:tabs>
+          <w:tab w:pos="8271" w:val="right" w:leader="dot"/>
+        </w:tabs>
+        <w:spacing w:line="360" w:lineRule="auto" w:before="0" w:after="80"/>
+        <w:ind w:left="283"/>
+      </w:pPr>
+      <w:r>
+        <w:rPr>
+          <w:rFonts w:ascii="Times New Roman" w:hAnsi="Times New Roman"/>
+          <w:b w:val="0"/>
+          <w:sz w:val="24"/>
+        </w:rPr>
+        <w:t>Conclusiones</w:t>
+        <w:tab/>
+      </w:r>
+      <w:r>
+        <w:rPr>
+          <w:rFonts w:ascii="Times New Roman" w:hAnsi="Times New Roman"/>
+          <w:b w:val="0"/>
+          <w:sz w:val="24"/>
+        </w:rPr>
+        <w:fldChar w:fldCharType="begin"/>
+        <w:instrText xml:space="preserve"> PAGEREF bm_cap5_concl \h </w:instrText>
+        <w:fldChar w:fldCharType="separate"/>
+        <w:t>?</w:t>
+        <w:fldChar w:fldCharType="end"/>
+      </w:r>
+    </w:p>
+    <w:p>
+      <w:pPr>
+        <w:tabs>
+          <w:tab w:pos="8271" w:val="right" w:leader="dot"/>
+        </w:tabs>
+        <w:spacing w:line="360" w:lineRule="auto" w:before="0" w:after="80"/>
+        <w:ind w:left="283"/>
+      </w:pPr>
+      <w:r>
+        <w:rPr>
+          <w:rFonts w:ascii="Times New Roman" w:hAnsi="Times New Roman"/>
+          <w:b w:val="0"/>
+          <w:sz w:val="24"/>
+        </w:rPr>
+        <w:t>Recomendaciones</w:t>
+        <w:tab/>
+      </w:r>
+      <w:r>
+        <w:rPr>
+          <w:rFonts w:ascii="Times New Roman" w:hAnsi="Times New Roman"/>
+          <w:b w:val="0"/>
+          <w:sz w:val="24"/>
+        </w:rPr>
+        <w:fldChar w:fldCharType="begin"/>
+        <w:instrText xml:space="preserve"> PAGEREF bm_cap5_recom \h </w:instrText>
+        <w:fldChar w:fldCharType="separate"/>
+        <w:t>?</w:t>
+        <w:fldChar w:fldCharType="end"/>
+      </w:r>
+    </w:p>
+    <w:p>
+      <w:pPr>
+        <w:tabs>
+          <w:tab w:pos="8271" w:val="right" w:leader="dot"/>
+        </w:tabs>
+        <w:spacing w:line="360" w:lineRule="auto" w:before="0" w:after="80"/>
+        <w:ind w:left="0"/>
+      </w:pPr>
+      <w:r>
+        <w:rPr>
+          <w:rFonts w:ascii="Times New Roman" w:hAnsi="Times New Roman"/>
+          <w:b/>
+          <w:sz w:val="24"/>
+        </w:rPr>
+        <w:t>REFERENCIAS</w:t>
+        <w:tab/>
+      </w:r>
+      <w:r>
+        <w:rPr>
+          <w:rFonts w:ascii="Times New Roman" w:hAnsi="Times New Roman"/>
+          <w:b/>
+          <w:sz w:val="24"/>
+        </w:rPr>
+        <w:fldChar w:fldCharType="begin"/>
+        <w:instrText xml:space="preserve"> PAGEREF bm_referencias \h </w:instrText>
+        <w:fldChar w:fldCharType="separate"/>
+        <w:t>?</w:t>
+        <w:fldChar w:fldCharType="end"/>
+      </w:r>
+    </w:p>
+    <w:p>
+      <w:pPr>
+        <w:tabs>
+          <w:tab w:pos="8271" w:val="right" w:leader="dot"/>
+        </w:tabs>
+        <w:spacing w:line="360" w:lineRule="auto" w:before="0" w:after="80"/>
+        <w:ind w:left="0"/>
+      </w:pPr>
+      <w:r>
+        <w:rPr>
+          <w:rFonts w:ascii="Times New Roman" w:hAnsi="Times New Roman"/>
+          <w:b/>
+          <w:sz w:val="24"/>
+        </w:rPr>
+        <w:t>ANEXOS</w:t>
+        <w:tab/>
+      </w:r>
+      <w:r>
+        <w:rPr>
+          <w:rFonts w:ascii="Times New Roman" w:hAnsi="Times New Roman"/>
+          <w:b/>
+          <w:sz w:val="24"/>
+        </w:rPr>
+        <w:fldChar w:fldCharType="begin"/>
+        <w:instrText xml:space="preserve"> PAGEREF bm_anexos \h </w:instrText>
+        <w:fldChar w:fldCharType="separate"/>
+        <w:t>?</w:t>
+        <w:fldChar w:fldCharType="end"/>
       </w:r>
     </w:p>
     <w:p>
@@ -501,6 +1735,7 @@
       </w:pPr>
     </w:p>
     <w:p>
+      <w:bookmarkStart w:id="bm_lista_cuadros" w:name="bm_lista_cuadros"/>
       <w:pPr>
         <w:spacing w:before="1140" w:after="480"/>
         <w:jc w:val="center"/>
@@ -511,8 +1746,9 @@
           <w:b/>
           <w:sz w:val="24"/>
         </w:rPr>
-        <w:t>ÍNDICE DE CONTENIDO</w:t>
-      </w:r>
+        <w:t>LISTA DE CUADROS</w:t>
+      </w:r>
+      <w:bookmarkEnd w:id="bm_lista_cuadros"/>
     </w:p>
     <w:p>
       <w:pPr>
@@ -528,8 +1764,10 @@
     </w:p>
     <w:p>
       <w:pPr>
-        <w:spacing w:after="240"/>
-        <w:jc w:val="right"/>
+        <w:tabs>
+          <w:tab w:pos="8271" w:val="right"/>
+        </w:tabs>
+        <w:spacing w:before="240" w:after="240"/>
       </w:pPr>
       <w:r>
         <w:rPr>
@@ -537,24 +1775,69 @@
           <w:b/>
           <w:sz w:val="24"/>
         </w:rPr>
+        <w:t>CUADRO</w:t>
+      </w:r>
+      <w:r>
+        <w:tab/>
+      </w:r>
+      <w:r>
+        <w:rPr>
+          <w:rFonts w:ascii="Times New Roman" w:hAnsi="Times New Roman"/>
+          <w:b/>
+          <w:sz w:val="24"/>
+        </w:rPr>
         <w:t>pp.</w:t>
       </w:r>
     </w:p>
     <w:p>
       <w:pPr>
         <w:tabs>
+          <w:tab w:pos="1020" w:val="left"/>
           <w:tab w:pos="8271" w:val="right" w:leader="dot"/>
         </w:tabs>
         <w:spacing w:line="360" w:lineRule="auto" w:before="0" w:after="80"/>
-        <w:ind w:left="0"/>
-      </w:pPr>
+        <w:ind w:left="1020" w:hanging="1020"/>
+      </w:pPr>
+      <w:r>
+        <w:rPr>
+          <w:rFonts w:ascii="Times New Roman" w:hAnsi="Times New Roman"/>
+          <w:sz w:val="24"/>
+        </w:rPr>
+        <w:t>1</w:t>
+        <w:tab/>
+        <w:t>Planificación integral de objetivos específicos</w:t>
+        <w:tab/>
+      </w:r>
       <w:r>
         <w:rPr>
           <w:rFonts w:ascii="Times New Roman" w:hAnsi="Times New Roman"/>
           <w:b w:val="0"/>
           <w:sz w:val="24"/>
         </w:rPr>
-        <w:t>AGRADECIMIENTOS</w:t>
+        <w:fldChar w:fldCharType="begin"/>
+        <w:instrText xml:space="preserve"> PAGEREF bm_cuadro1 \h </w:instrText>
+        <w:fldChar w:fldCharType="separate"/>
+        <w:t>?</w:t>
+        <w:fldChar w:fldCharType="end"/>
+      </w:r>
+    </w:p>
+    <w:p>
+      <w:pPr>
+        <w:tabs>
+          <w:tab w:pos="1020" w:val="left"/>
+          <w:tab w:pos="8271" w:val="right" w:leader="dot"/>
+        </w:tabs>
+        <w:spacing w:line="360" w:lineRule="auto" w:before="0" w:after="80"/>
+        <w:ind w:left="1020" w:hanging="1020"/>
+      </w:pPr>
+      <w:r>
+        <w:rPr>
+          <w:rFonts w:ascii="Times New Roman" w:hAnsi="Times New Roman"/>
+          <w:sz w:val="24"/>
+        </w:rPr>
+        <w:t>2</w:t>
+        <w:tab/>
+        <w:t>Cronograma de actividades del proyecto</w:t>
         <w:tab/>
       </w:r>
       <w:r>
@@ -564,978 +1847,7 @@
           <w:sz w:val="24"/>
         </w:rPr>
         <w:fldChar w:fldCharType="begin"/>
-        <w:instrText xml:space="preserve"> PAGEREF bm_agradecimientos \h </w:instrText>
-        <w:fldChar w:fldCharType="separate"/>
-        <w:t>?</w:t>
-        <w:fldChar w:fldCharType="end"/>
-      </w:r>
-    </w:p>
-    <w:p>
-      <w:pPr>
-        <w:tabs>
-          <w:tab w:pos="8271" w:val="right" w:leader="dot"/>
-        </w:tabs>
-        <w:spacing w:line="360" w:lineRule="auto" w:before="0" w:after="80"/>
-        <w:ind w:left="0"/>
-      </w:pPr>
-      <w:r>
-        <w:rPr>
-          <w:rFonts w:ascii="Times New Roman" w:hAnsi="Times New Roman"/>
-          <w:b w:val="0"/>
-          <w:sz w:val="24"/>
-        </w:rPr>
-        <w:t>DEDICATORIA</w:t>
-        <w:tab/>
-      </w:r>
-      <w:r>
-        <w:rPr>
-          <w:rFonts w:ascii="Times New Roman" w:hAnsi="Times New Roman"/>
-          <w:b w:val="0"/>
-          <w:sz w:val="24"/>
-        </w:rPr>
-        <w:fldChar w:fldCharType="begin"/>
-        <w:instrText xml:space="preserve"> PAGEREF bm_dedicatoria \h </w:instrText>
-        <w:fldChar w:fldCharType="separate"/>
-        <w:t>?</w:t>
-        <w:fldChar w:fldCharType="end"/>
-      </w:r>
-    </w:p>
-    <w:p>
-      <w:pPr>
-        <w:tabs>
-          <w:tab w:pos="8271" w:val="right" w:leader="dot"/>
-        </w:tabs>
-        <w:spacing w:line="360" w:lineRule="auto" w:before="0" w:after="80"/>
-        <w:ind w:left="0"/>
-      </w:pPr>
-      <w:r>
-        <w:rPr>
-          <w:rFonts w:ascii="Times New Roman" w:hAnsi="Times New Roman"/>
-          <w:b w:val="0"/>
-          <w:sz w:val="24"/>
-        </w:rPr>
-        <w:t>LISTA DE CUADROS</w:t>
-        <w:tab/>
-      </w:r>
-      <w:r>
-        <w:rPr>
-          <w:rFonts w:ascii="Times New Roman" w:hAnsi="Times New Roman"/>
-          <w:b w:val="0"/>
-          <w:sz w:val="24"/>
-        </w:rPr>
-        <w:fldChar w:fldCharType="begin"/>
-        <w:instrText xml:space="preserve"> PAGEREF bm_lista_cuadros \h </w:instrText>
-        <w:fldChar w:fldCharType="separate"/>
-        <w:t>?</w:t>
-        <w:fldChar w:fldCharType="end"/>
-      </w:r>
-    </w:p>
-    <w:p>
-      <w:pPr>
-        <w:tabs>
-          <w:tab w:pos="8271" w:val="right" w:leader="dot"/>
-        </w:tabs>
-        <w:spacing w:line="360" w:lineRule="auto" w:before="0" w:after="80"/>
-        <w:ind w:left="0"/>
-      </w:pPr>
-      <w:r>
-        <w:rPr>
-          <w:rFonts w:ascii="Times New Roman" w:hAnsi="Times New Roman"/>
-          <w:b w:val="0"/>
-          <w:sz w:val="24"/>
-        </w:rPr>
-        <w:t>LISTA DE FIGURAS</w:t>
-        <w:tab/>
-      </w:r>
-      <w:r>
-        <w:rPr>
-          <w:rFonts w:ascii="Times New Roman" w:hAnsi="Times New Roman"/>
-          <w:b w:val="0"/>
-          <w:sz w:val="24"/>
-        </w:rPr>
-        <w:fldChar w:fldCharType="begin"/>
-        <w:instrText xml:space="preserve"> PAGEREF bm_lista_figuras \h </w:instrText>
-        <w:fldChar w:fldCharType="separate"/>
-        <w:t>?</w:t>
-        <w:fldChar w:fldCharType="end"/>
-      </w:r>
-    </w:p>
-    <w:p>
-      <w:pPr>
-        <w:tabs>
-          <w:tab w:pos="8271" w:val="right" w:leader="dot"/>
-        </w:tabs>
-        <w:spacing w:line="360" w:lineRule="auto" w:before="0" w:after="80"/>
-        <w:ind w:left="0"/>
-      </w:pPr>
-      <w:r>
-        <w:rPr>
-          <w:rFonts w:ascii="Times New Roman" w:hAnsi="Times New Roman"/>
-          <w:b w:val="0"/>
-          <w:sz w:val="24"/>
-        </w:rPr>
-        <w:t>LISTA DE GRÁFICOS</w:t>
-        <w:tab/>
-      </w:r>
-      <w:r>
-        <w:rPr>
-          <w:rFonts w:ascii="Times New Roman" w:hAnsi="Times New Roman"/>
-          <w:b w:val="0"/>
-          <w:sz w:val="24"/>
-        </w:rPr>
-        <w:fldChar w:fldCharType="begin"/>
-        <w:instrText xml:space="preserve"> PAGEREF bm_lista_graficos \h </w:instrText>
-        <w:fldChar w:fldCharType="separate"/>
-        <w:t>?</w:t>
-        <w:fldChar w:fldCharType="end"/>
-      </w:r>
-    </w:p>
-    <w:p>
-      <w:pPr>
-        <w:tabs>
-          <w:tab w:pos="8271" w:val="right" w:leader="dot"/>
-        </w:tabs>
-        <w:spacing w:line="360" w:lineRule="auto" w:before="0" w:after="80"/>
-        <w:ind w:left="0"/>
-      </w:pPr>
-      <w:r>
-        <w:rPr>
-          <w:rFonts w:ascii="Times New Roman" w:hAnsi="Times New Roman"/>
-          <w:b w:val="0"/>
-          <w:sz w:val="24"/>
-        </w:rPr>
-        <w:t>LISTA DE ANEXOS</w:t>
-        <w:tab/>
-      </w:r>
-      <w:r>
-        <w:rPr>
-          <w:rFonts w:ascii="Times New Roman" w:hAnsi="Times New Roman"/>
-          <w:b w:val="0"/>
-          <w:sz w:val="24"/>
-        </w:rPr>
-        <w:fldChar w:fldCharType="begin"/>
-        <w:instrText xml:space="preserve"> PAGEREF bm_lista_anexos \h </w:instrText>
-        <w:fldChar w:fldCharType="separate"/>
-        <w:t>?</w:t>
-        <w:fldChar w:fldCharType="end"/>
-      </w:r>
-    </w:p>
-    <w:p>
-      <w:pPr>
-        <w:tabs>
-          <w:tab w:pos="8271" w:val="right" w:leader="dot"/>
-        </w:tabs>
-        <w:spacing w:line="360" w:lineRule="auto" w:before="0" w:after="80"/>
-        <w:ind w:left="0"/>
-      </w:pPr>
-      <w:r>
-        <w:rPr>
-          <w:rFonts w:ascii="Times New Roman" w:hAnsi="Times New Roman"/>
-          <w:b w:val="0"/>
-          <w:sz w:val="24"/>
-        </w:rPr>
-        <w:t>RESUMEN</w:t>
-        <w:tab/>
-      </w:r>
-      <w:r>
-        <w:rPr>
-          <w:rFonts w:ascii="Times New Roman" w:hAnsi="Times New Roman"/>
-          <w:b w:val="0"/>
-          <w:sz w:val="24"/>
-        </w:rPr>
-        <w:fldChar w:fldCharType="begin"/>
-        <w:instrText xml:space="preserve"> PAGEREF bm_resumen \h </w:instrText>
-        <w:fldChar w:fldCharType="separate"/>
-        <w:t>?</w:t>
-        <w:fldChar w:fldCharType="end"/>
-      </w:r>
-    </w:p>
-    <w:p>
-      <w:pPr>
-        <w:tabs>
-          <w:tab w:pos="8271" w:val="right" w:leader="dot"/>
-        </w:tabs>
-        <w:spacing w:line="360" w:lineRule="auto" w:before="0" w:after="80"/>
-        <w:ind w:left="0"/>
-      </w:pPr>
-      <w:r>
-        <w:rPr>
-          <w:rFonts w:ascii="Times New Roman" w:hAnsi="Times New Roman"/>
-          <w:b w:val="0"/>
-          <w:sz w:val="24"/>
-        </w:rPr>
-        <w:t>INTRODUCCIÓN</w:t>
-        <w:tab/>
-      </w:r>
-      <w:r>
-        <w:rPr>
-          <w:rFonts w:ascii="Times New Roman" w:hAnsi="Times New Roman"/>
-          <w:b w:val="0"/>
-          <w:sz w:val="24"/>
-        </w:rPr>
-        <w:fldChar w:fldCharType="begin"/>
-        <w:instrText xml:space="preserve"> PAGEREF bm_introduccion \h </w:instrText>
-        <w:fldChar w:fldCharType="separate"/>
-        <w:t>?</w:t>
-        <w:fldChar w:fldCharType="end"/>
-      </w:r>
-    </w:p>
-    <w:p>
-      <w:pPr>
-        <w:spacing w:before="240" w:after="120"/>
-      </w:pPr>
-      <w:r>
-        <w:rPr>
-          <w:b/>
-        </w:rPr>
-        <w:t>CAPÍTULOS</w:t>
-      </w:r>
-    </w:p>
-    <w:p>
-      <w:pPr>
-        <w:tabs>
-          <w:tab w:pos="8271" w:val="right" w:leader="dot"/>
-        </w:tabs>
-        <w:spacing w:line="360" w:lineRule="auto" w:before="0" w:after="80"/>
-        <w:ind w:left="0"/>
-      </w:pPr>
-      <w:r>
-        <w:rPr>
-          <w:rFonts w:ascii="Times New Roman" w:hAnsi="Times New Roman"/>
-          <w:b/>
-          <w:sz w:val="24"/>
-        </w:rPr>
-        <w:t>CAPÍTULO I: REALIDAD ORGANIZACIONAL</w:t>
-        <w:tab/>
-      </w:r>
-      <w:r>
-        <w:rPr>
-          <w:rFonts w:ascii="Times New Roman" w:hAnsi="Times New Roman"/>
-          <w:b/>
-          <w:sz w:val="24"/>
-        </w:rPr>
-        <w:fldChar w:fldCharType="begin"/>
-        <w:instrText xml:space="preserve"> PAGEREF bm_cap1 \h </w:instrText>
-        <w:fldChar w:fldCharType="separate"/>
-        <w:t>?</w:t>
-        <w:fldChar w:fldCharType="end"/>
-      </w:r>
-    </w:p>
-    <w:p>
-      <w:pPr>
-        <w:tabs>
-          <w:tab w:pos="8271" w:val="right" w:leader="dot"/>
-        </w:tabs>
-        <w:spacing w:line="360" w:lineRule="auto" w:before="0" w:after="80"/>
-        <w:ind w:left="283"/>
-      </w:pPr>
-      <w:r>
-        <w:rPr>
-          <w:rFonts w:ascii="Times New Roman" w:hAnsi="Times New Roman"/>
-          <w:b w:val="0"/>
-          <w:sz w:val="24"/>
-        </w:rPr>
-        <w:t>Identificación de la empresa</w:t>
-        <w:tab/>
-      </w:r>
-      <w:r>
-        <w:rPr>
-          <w:rFonts w:ascii="Times New Roman" w:hAnsi="Times New Roman"/>
-          <w:b w:val="0"/>
-          <w:sz w:val="24"/>
-        </w:rPr>
-        <w:fldChar w:fldCharType="begin"/>
-        <w:instrText xml:space="preserve"> PAGEREF bm_cap1_ident \h </w:instrText>
-        <w:fldChar w:fldCharType="separate"/>
-        <w:t>?</w:t>
-        <w:fldChar w:fldCharType="end"/>
-      </w:r>
-    </w:p>
-    <w:p>
-      <w:pPr>
-        <w:tabs>
-          <w:tab w:pos="8271" w:val="right" w:leader="dot"/>
-        </w:tabs>
-        <w:spacing w:line="360" w:lineRule="auto" w:before="0" w:after="80"/>
-        <w:ind w:left="283"/>
-      </w:pPr>
-      <w:r>
-        <w:rPr>
-          <w:rFonts w:ascii="Times New Roman" w:hAnsi="Times New Roman"/>
-          <w:b w:val="0"/>
-          <w:sz w:val="24"/>
-        </w:rPr>
-        <w:t>Reseña histórica</w:t>
-        <w:tab/>
-      </w:r>
-      <w:r>
-        <w:rPr>
-          <w:rFonts w:ascii="Times New Roman" w:hAnsi="Times New Roman"/>
-          <w:b w:val="0"/>
-          <w:sz w:val="24"/>
-        </w:rPr>
-        <w:fldChar w:fldCharType="begin"/>
-        <w:instrText xml:space="preserve"> PAGEREF bm_cap1_resena \h </w:instrText>
-        <w:fldChar w:fldCharType="separate"/>
-        <w:t>?</w:t>
-        <w:fldChar w:fldCharType="end"/>
-      </w:r>
-    </w:p>
-    <w:p>
-      <w:pPr>
-        <w:tabs>
-          <w:tab w:pos="8271" w:val="right" w:leader="dot"/>
-        </w:tabs>
-        <w:spacing w:line="360" w:lineRule="auto" w:before="0" w:after="80"/>
-        <w:ind w:left="283"/>
-      </w:pPr>
-      <w:r>
-        <w:rPr>
-          <w:rFonts w:ascii="Times New Roman" w:hAnsi="Times New Roman"/>
-          <w:b w:val="0"/>
-          <w:sz w:val="24"/>
-        </w:rPr>
-        <w:t>Misión</w:t>
-        <w:tab/>
-      </w:r>
-      <w:r>
-        <w:rPr>
-          <w:rFonts w:ascii="Times New Roman" w:hAnsi="Times New Roman"/>
-          <w:b w:val="0"/>
-          <w:sz w:val="24"/>
-        </w:rPr>
-        <w:fldChar w:fldCharType="begin"/>
-        <w:instrText xml:space="preserve"> PAGEREF bm_cap1_mision \h </w:instrText>
-        <w:fldChar w:fldCharType="separate"/>
-        <w:t>?</w:t>
-        <w:fldChar w:fldCharType="end"/>
-      </w:r>
-    </w:p>
-    <w:p>
-      <w:pPr>
-        <w:tabs>
-          <w:tab w:pos="8271" w:val="right" w:leader="dot"/>
-        </w:tabs>
-        <w:spacing w:line="360" w:lineRule="auto" w:before="0" w:after="80"/>
-        <w:ind w:left="283"/>
-      </w:pPr>
-      <w:r>
-        <w:rPr>
-          <w:rFonts w:ascii="Times New Roman" w:hAnsi="Times New Roman"/>
-          <w:b w:val="0"/>
-          <w:sz w:val="24"/>
-        </w:rPr>
-        <w:t>Visión</w:t>
-        <w:tab/>
-      </w:r>
-      <w:r>
-        <w:rPr>
-          <w:rFonts w:ascii="Times New Roman" w:hAnsi="Times New Roman"/>
-          <w:b w:val="0"/>
-          <w:sz w:val="24"/>
-        </w:rPr>
-        <w:fldChar w:fldCharType="begin"/>
-        <w:instrText xml:space="preserve"> PAGEREF bm_cap1_vision \h </w:instrText>
-        <w:fldChar w:fldCharType="separate"/>
-        <w:t>?</w:t>
-        <w:fldChar w:fldCharType="end"/>
-      </w:r>
-    </w:p>
-    <w:p>
-      <w:pPr>
-        <w:tabs>
-          <w:tab w:pos="8271" w:val="right" w:leader="dot"/>
-        </w:tabs>
-        <w:spacing w:line="360" w:lineRule="auto" w:before="0" w:after="80"/>
-        <w:ind w:left="283"/>
-      </w:pPr>
-      <w:r>
-        <w:rPr>
-          <w:rFonts w:ascii="Times New Roman" w:hAnsi="Times New Roman"/>
-          <w:b w:val="0"/>
-          <w:sz w:val="24"/>
-        </w:rPr>
-        <w:t>Valores</w:t>
-        <w:tab/>
-      </w:r>
-      <w:r>
-        <w:rPr>
-          <w:rFonts w:ascii="Times New Roman" w:hAnsi="Times New Roman"/>
-          <w:b w:val="0"/>
-          <w:sz w:val="24"/>
-        </w:rPr>
-        <w:fldChar w:fldCharType="begin"/>
-        <w:instrText xml:space="preserve"> PAGEREF bm_cap1_valores \h </w:instrText>
-        <w:fldChar w:fldCharType="separate"/>
-        <w:t>?</w:t>
-        <w:fldChar w:fldCharType="end"/>
-      </w:r>
-    </w:p>
-    <w:p>
-      <w:pPr>
-        <w:tabs>
-          <w:tab w:pos="8271" w:val="right" w:leader="dot"/>
-        </w:tabs>
-        <w:spacing w:line="360" w:lineRule="auto" w:before="0" w:after="80"/>
-        <w:ind w:left="283"/>
-      </w:pPr>
-      <w:r>
-        <w:rPr>
-          <w:rFonts w:ascii="Times New Roman" w:hAnsi="Times New Roman"/>
-          <w:b w:val="0"/>
-          <w:sz w:val="24"/>
-        </w:rPr>
-        <w:t>Objetivos Organizacionales</w:t>
-        <w:tab/>
-      </w:r>
-      <w:r>
-        <w:rPr>
-          <w:rFonts w:ascii="Times New Roman" w:hAnsi="Times New Roman"/>
-          <w:b w:val="0"/>
-          <w:sz w:val="24"/>
-        </w:rPr>
-        <w:fldChar w:fldCharType="begin"/>
-        <w:instrText xml:space="preserve"> PAGEREF bm_cap1_obj \h </w:instrText>
-        <w:fldChar w:fldCharType="separate"/>
-        <w:t>?</w:t>
-        <w:fldChar w:fldCharType="end"/>
-      </w:r>
-    </w:p>
-    <w:p>
-      <w:pPr>
-        <w:tabs>
-          <w:tab w:pos="8271" w:val="right" w:leader="dot"/>
-        </w:tabs>
-        <w:spacing w:line="360" w:lineRule="auto" w:before="0" w:after="80"/>
-        <w:ind w:left="283"/>
-      </w:pPr>
-      <w:r>
-        <w:rPr>
-          <w:rFonts w:ascii="Times New Roman" w:hAnsi="Times New Roman"/>
-          <w:b w:val="0"/>
-          <w:sz w:val="24"/>
-        </w:rPr>
-        <w:t>Ubicación geográfica</w:t>
-        <w:tab/>
-      </w:r>
-      <w:r>
-        <w:rPr>
-          <w:rFonts w:ascii="Times New Roman" w:hAnsi="Times New Roman"/>
-          <w:b w:val="0"/>
-          <w:sz w:val="24"/>
-        </w:rPr>
-        <w:fldChar w:fldCharType="begin"/>
-        <w:instrText xml:space="preserve"> PAGEREF bm_cap1_ubic \h </w:instrText>
-        <w:fldChar w:fldCharType="separate"/>
-        <w:t>?</w:t>
-        <w:fldChar w:fldCharType="end"/>
-      </w:r>
-    </w:p>
-    <w:p>
-      <w:pPr>
-        <w:tabs>
-          <w:tab w:pos="8271" w:val="right" w:leader="dot"/>
-        </w:tabs>
-        <w:spacing w:line="360" w:lineRule="auto" w:before="0" w:after="80"/>
-        <w:ind w:left="283"/>
-      </w:pPr>
-      <w:r>
-        <w:rPr>
-          <w:rFonts w:ascii="Times New Roman" w:hAnsi="Times New Roman"/>
-          <w:b w:val="0"/>
-          <w:sz w:val="24"/>
-        </w:rPr>
-        <w:t>Población de los trabajadores de la empresa</w:t>
-        <w:tab/>
-      </w:r>
-      <w:r>
-        <w:rPr>
-          <w:rFonts w:ascii="Times New Roman" w:hAnsi="Times New Roman"/>
-          <w:b w:val="0"/>
-          <w:sz w:val="24"/>
-        </w:rPr>
-        <w:fldChar w:fldCharType="begin"/>
-        <w:instrText xml:space="preserve"> PAGEREF bm_cap1_pobla \h </w:instrText>
-        <w:fldChar w:fldCharType="separate"/>
-        <w:t>?</w:t>
-        <w:fldChar w:fldCharType="end"/>
-      </w:r>
-    </w:p>
-    <w:p>
-      <w:pPr>
-        <w:tabs>
-          <w:tab w:pos="8271" w:val="right" w:leader="dot"/>
-        </w:tabs>
-        <w:spacing w:line="360" w:lineRule="auto" w:before="0" w:after="80"/>
-        <w:ind w:left="283"/>
-      </w:pPr>
-      <w:r>
-        <w:rPr>
-          <w:rFonts w:ascii="Times New Roman" w:hAnsi="Times New Roman"/>
-          <w:b w:val="0"/>
-          <w:sz w:val="24"/>
-        </w:rPr>
-        <w:t>Estructura organizacional de la empresa (organigrama)</w:t>
-        <w:tab/>
-      </w:r>
-      <w:r>
-        <w:rPr>
-          <w:rFonts w:ascii="Times New Roman" w:hAnsi="Times New Roman"/>
-          <w:b w:val="0"/>
-          <w:sz w:val="24"/>
-        </w:rPr>
-        <w:fldChar w:fldCharType="begin"/>
-        <w:instrText xml:space="preserve"> PAGEREF bm_cap1_estruct \h </w:instrText>
-        <w:fldChar w:fldCharType="separate"/>
-        <w:t>?</w:t>
-        <w:fldChar w:fldCharType="end"/>
-      </w:r>
-    </w:p>
-    <w:p>
-      <w:pPr>
-        <w:tabs>
-          <w:tab w:pos="8271" w:val="right" w:leader="dot"/>
-        </w:tabs>
-        <w:spacing w:line="360" w:lineRule="auto" w:before="0" w:after="80"/>
-        <w:ind w:left="0"/>
-      </w:pPr>
-      <w:r>
-        <w:rPr>
-          <w:rFonts w:ascii="Times New Roman" w:hAnsi="Times New Roman"/>
-          <w:b/>
-          <w:sz w:val="24"/>
-        </w:rPr>
-        <w:t>CAPÍTULO II: DIAGNÓSTICO SITUACIONAL</w:t>
-        <w:tab/>
-      </w:r>
-      <w:r>
-        <w:rPr>
-          <w:rFonts w:ascii="Times New Roman" w:hAnsi="Times New Roman"/>
-          <w:b/>
-          <w:sz w:val="24"/>
-        </w:rPr>
-        <w:fldChar w:fldCharType="begin"/>
-        <w:instrText xml:space="preserve"> PAGEREF bm_cap2 \h </w:instrText>
-        <w:fldChar w:fldCharType="separate"/>
-        <w:t>?</w:t>
-        <w:fldChar w:fldCharType="end"/>
-      </w:r>
-    </w:p>
-    <w:p>
-      <w:pPr>
-        <w:tabs>
-          <w:tab w:pos="8271" w:val="right" w:leader="dot"/>
-        </w:tabs>
-        <w:spacing w:line="360" w:lineRule="auto" w:before="0" w:after="80"/>
-        <w:ind w:left="283"/>
-      </w:pPr>
-      <w:r>
-        <w:rPr>
-          <w:rFonts w:ascii="Times New Roman" w:hAnsi="Times New Roman"/>
-          <w:b w:val="0"/>
-          <w:sz w:val="24"/>
-        </w:rPr>
-        <w:t>Identificación de la situación problemática</w:t>
-        <w:tab/>
-      </w:r>
-      <w:r>
-        <w:rPr>
-          <w:rFonts w:ascii="Times New Roman" w:hAnsi="Times New Roman"/>
-          <w:b w:val="0"/>
-          <w:sz w:val="24"/>
-        </w:rPr>
-        <w:fldChar w:fldCharType="begin"/>
-        <w:instrText xml:space="preserve"> PAGEREF bm_cap2_sit \h </w:instrText>
-        <w:fldChar w:fldCharType="separate"/>
-        <w:t>?</w:t>
-        <w:fldChar w:fldCharType="end"/>
-      </w:r>
-    </w:p>
-    <w:p>
-      <w:pPr>
-        <w:tabs>
-          <w:tab w:pos="8271" w:val="right" w:leader="dot"/>
-        </w:tabs>
-        <w:spacing w:line="360" w:lineRule="auto" w:before="0" w:after="80"/>
-        <w:ind w:left="283"/>
-      </w:pPr>
-      <w:r>
-        <w:rPr>
-          <w:rFonts w:ascii="Times New Roman" w:hAnsi="Times New Roman"/>
-          <w:b w:val="0"/>
-          <w:sz w:val="24"/>
-        </w:rPr>
-        <w:t>Objetivo General</w:t>
-        <w:tab/>
-      </w:r>
-      <w:r>
-        <w:rPr>
-          <w:rFonts w:ascii="Times New Roman" w:hAnsi="Times New Roman"/>
-          <w:b w:val="0"/>
-          <w:sz w:val="24"/>
-        </w:rPr>
-        <w:fldChar w:fldCharType="begin"/>
-        <w:instrText xml:space="preserve"> PAGEREF bm_cap2_objg \h </w:instrText>
-        <w:fldChar w:fldCharType="separate"/>
-        <w:t>?</w:t>
-        <w:fldChar w:fldCharType="end"/>
-      </w:r>
-    </w:p>
-    <w:p>
-      <w:pPr>
-        <w:tabs>
-          <w:tab w:pos="8271" w:val="right" w:leader="dot"/>
-        </w:tabs>
-        <w:spacing w:line="360" w:lineRule="auto" w:before="0" w:after="80"/>
-        <w:ind w:left="283"/>
-      </w:pPr>
-      <w:r>
-        <w:rPr>
-          <w:rFonts w:ascii="Times New Roman" w:hAnsi="Times New Roman"/>
-          <w:b w:val="0"/>
-          <w:sz w:val="24"/>
-        </w:rPr>
-        <w:t>Objetivos Específicos</w:t>
-        <w:tab/>
-      </w:r>
-      <w:r>
-        <w:rPr>
-          <w:rFonts w:ascii="Times New Roman" w:hAnsi="Times New Roman"/>
-          <w:b w:val="0"/>
-          <w:sz w:val="24"/>
-        </w:rPr>
-        <w:fldChar w:fldCharType="begin"/>
-        <w:instrText xml:space="preserve"> PAGEREF bm_cap2_obje \h </w:instrText>
-        <w:fldChar w:fldCharType="separate"/>
-        <w:t>?</w:t>
-        <w:fldChar w:fldCharType="end"/>
-      </w:r>
-    </w:p>
-    <w:p>
-      <w:pPr>
-        <w:tabs>
-          <w:tab w:pos="8271" w:val="right" w:leader="dot"/>
-        </w:tabs>
-        <w:spacing w:line="360" w:lineRule="auto" w:before="0" w:after="80"/>
-        <w:ind w:left="283"/>
-      </w:pPr>
-      <w:r>
-        <w:rPr>
-          <w:rFonts w:ascii="Times New Roman" w:hAnsi="Times New Roman"/>
-          <w:b w:val="0"/>
-          <w:sz w:val="24"/>
-        </w:rPr>
-        <w:t>Planificación integral de objetivos</w:t>
-        <w:tab/>
-      </w:r>
-      <w:r>
-        <w:rPr>
-          <w:rFonts w:ascii="Times New Roman" w:hAnsi="Times New Roman"/>
-          <w:b w:val="0"/>
-          <w:sz w:val="24"/>
-        </w:rPr>
-        <w:fldChar w:fldCharType="begin"/>
-        <w:instrText xml:space="preserve"> PAGEREF bm_cap2_planif \h </w:instrText>
-        <w:fldChar w:fldCharType="separate"/>
-        <w:t>?</w:t>
-        <w:fldChar w:fldCharType="end"/>
-      </w:r>
-    </w:p>
-    <w:p>
-      <w:pPr>
-        <w:tabs>
-          <w:tab w:pos="8271" w:val="right" w:leader="dot"/>
-        </w:tabs>
-        <w:spacing w:line="360" w:lineRule="auto" w:before="0" w:after="80"/>
-        <w:ind w:left="283"/>
-      </w:pPr>
-      <w:r>
-        <w:rPr>
-          <w:rFonts w:ascii="Times New Roman" w:hAnsi="Times New Roman"/>
-          <w:b w:val="0"/>
-          <w:sz w:val="24"/>
-        </w:rPr>
-        <w:t>Cronograma de actividades</w:t>
-        <w:tab/>
-      </w:r>
-      <w:r>
-        <w:rPr>
-          <w:rFonts w:ascii="Times New Roman" w:hAnsi="Times New Roman"/>
-          <w:b w:val="0"/>
-          <w:sz w:val="24"/>
-        </w:rPr>
-        <w:fldChar w:fldCharType="begin"/>
-        <w:instrText xml:space="preserve"> PAGEREF bm_cap2_crono \h </w:instrText>
-        <w:fldChar w:fldCharType="separate"/>
-        <w:t>?</w:t>
-        <w:fldChar w:fldCharType="end"/>
-      </w:r>
-    </w:p>
-    <w:p>
-      <w:pPr>
-        <w:tabs>
-          <w:tab w:pos="8271" w:val="right" w:leader="dot"/>
-        </w:tabs>
-        <w:spacing w:line="360" w:lineRule="auto" w:before="0" w:after="80"/>
-        <w:ind w:left="0"/>
-      </w:pPr>
-      <w:r>
-        <w:rPr>
-          <w:rFonts w:ascii="Times New Roman" w:hAnsi="Times New Roman"/>
-          <w:b/>
-          <w:sz w:val="24"/>
-        </w:rPr>
-        <w:t>CAPÍTULO III: MARCO TEÓRICO</w:t>
-        <w:tab/>
-      </w:r>
-      <w:r>
-        <w:rPr>
-          <w:rFonts w:ascii="Times New Roman" w:hAnsi="Times New Roman"/>
-          <w:b/>
-          <w:sz w:val="24"/>
-        </w:rPr>
-        <w:fldChar w:fldCharType="begin"/>
-        <w:instrText xml:space="preserve"> PAGEREF bm_cap3 \h </w:instrText>
-        <w:fldChar w:fldCharType="separate"/>
-        <w:t>?</w:t>
-        <w:fldChar w:fldCharType="end"/>
-      </w:r>
-    </w:p>
-    <w:p>
-      <w:pPr>
-        <w:tabs>
-          <w:tab w:pos="8271" w:val="right" w:leader="dot"/>
-        </w:tabs>
-        <w:spacing w:line="360" w:lineRule="auto" w:before="0" w:after="80"/>
-        <w:ind w:left="283"/>
-      </w:pPr>
-      <w:r>
-        <w:rPr>
-          <w:rFonts w:ascii="Times New Roman" w:hAnsi="Times New Roman"/>
-          <w:b w:val="0"/>
-          <w:sz w:val="24"/>
-        </w:rPr>
-        <w:t>Bases teóricas referenciales</w:t>
-        <w:tab/>
-      </w:r>
-      <w:r>
-        <w:rPr>
-          <w:rFonts w:ascii="Times New Roman" w:hAnsi="Times New Roman"/>
-          <w:b w:val="0"/>
-          <w:sz w:val="24"/>
-        </w:rPr>
-        <w:fldChar w:fldCharType="begin"/>
-        <w:instrText xml:space="preserve"> PAGEREF bm_cap3_bases \h </w:instrText>
-        <w:fldChar w:fldCharType="separate"/>
-        <w:t>?</w:t>
-        <w:fldChar w:fldCharType="end"/>
-      </w:r>
-    </w:p>
-    <w:p>
-      <w:pPr>
-        <w:tabs>
-          <w:tab w:pos="8271" w:val="right" w:leader="dot"/>
-        </w:tabs>
-        <w:spacing w:line="360" w:lineRule="auto" w:before="0" w:after="80"/>
-        <w:ind w:left="0"/>
-      </w:pPr>
-      <w:r>
-        <w:rPr>
-          <w:rFonts w:ascii="Times New Roman" w:hAnsi="Times New Roman"/>
-          <w:b/>
-          <w:sz w:val="24"/>
-        </w:rPr>
-        <w:t>CAPÍTULO IV: ACTIVIDADES REALIZADAS</w:t>
-        <w:tab/>
-      </w:r>
-      <w:r>
-        <w:rPr>
-          <w:rFonts w:ascii="Times New Roman" w:hAnsi="Times New Roman"/>
-          <w:b/>
-          <w:sz w:val="24"/>
-        </w:rPr>
-        <w:fldChar w:fldCharType="begin"/>
-        <w:instrText xml:space="preserve"> PAGEREF bm_cap4 \h </w:instrText>
-        <w:fldChar w:fldCharType="separate"/>
-        <w:t>?</w:t>
-        <w:fldChar w:fldCharType="end"/>
-      </w:r>
-    </w:p>
-    <w:p>
-      <w:pPr>
-        <w:tabs>
-          <w:tab w:pos="8271" w:val="right" w:leader="dot"/>
-        </w:tabs>
-        <w:spacing w:line="360" w:lineRule="auto" w:before="0" w:after="80"/>
-        <w:ind w:left="283"/>
-      </w:pPr>
-      <w:r>
-        <w:rPr>
-          <w:rFonts w:ascii="Times New Roman" w:hAnsi="Times New Roman"/>
-          <w:b w:val="0"/>
-          <w:sz w:val="24"/>
-        </w:rPr>
-        <w:t>Descripción de actividades ejecutadas por semana</w:t>
-        <w:tab/>
-      </w:r>
-      <w:r>
-        <w:rPr>
-          <w:rFonts w:ascii="Times New Roman" w:hAnsi="Times New Roman"/>
-          <w:b w:val="0"/>
-          <w:sz w:val="24"/>
-        </w:rPr>
-        <w:fldChar w:fldCharType="begin"/>
-        <w:instrText xml:space="preserve"> PAGEREF bm_cap4_desc \h </w:instrText>
-        <w:fldChar w:fldCharType="separate"/>
-        <w:t>?</w:t>
-        <w:fldChar w:fldCharType="end"/>
-      </w:r>
-    </w:p>
-    <w:p>
-      <w:pPr>
-        <w:tabs>
-          <w:tab w:pos="8271" w:val="right" w:leader="dot"/>
-        </w:tabs>
-        <w:spacing w:line="360" w:lineRule="auto" w:before="0" w:after="80"/>
-        <w:ind w:left="0"/>
-      </w:pPr>
-      <w:r>
-        <w:rPr>
-          <w:rFonts w:ascii="Times New Roman" w:hAnsi="Times New Roman"/>
-          <w:b/>
-          <w:sz w:val="24"/>
-        </w:rPr>
-        <w:t>CAPÍTULO V: CONCLUSIONES Y RECOMENDACIONES</w:t>
-        <w:tab/>
-      </w:r>
-      <w:r>
-        <w:rPr>
-          <w:rFonts w:ascii="Times New Roman" w:hAnsi="Times New Roman"/>
-          <w:b/>
-          <w:sz w:val="24"/>
-        </w:rPr>
-        <w:fldChar w:fldCharType="begin"/>
-        <w:instrText xml:space="preserve"> PAGEREF bm_cap5 \h </w:instrText>
-        <w:fldChar w:fldCharType="separate"/>
-        <w:t>?</w:t>
-        <w:fldChar w:fldCharType="end"/>
-      </w:r>
-    </w:p>
-    <w:p>
-      <w:pPr>
-        <w:tabs>
-          <w:tab w:pos="8271" w:val="right" w:leader="dot"/>
-        </w:tabs>
-        <w:spacing w:line="360" w:lineRule="auto" w:before="0" w:after="80"/>
-        <w:ind w:left="283"/>
-      </w:pPr>
-      <w:r>
-        <w:rPr>
-          <w:rFonts w:ascii="Times New Roman" w:hAnsi="Times New Roman"/>
-          <w:b w:val="0"/>
-          <w:sz w:val="24"/>
-        </w:rPr>
-        <w:t>Conclusiones</w:t>
-        <w:tab/>
-      </w:r>
-      <w:r>
-        <w:rPr>
-          <w:rFonts w:ascii="Times New Roman" w:hAnsi="Times New Roman"/>
-          <w:b w:val="0"/>
-          <w:sz w:val="24"/>
-        </w:rPr>
-        <w:fldChar w:fldCharType="begin"/>
-        <w:instrText xml:space="preserve"> PAGEREF bm_cap5_concl \h </w:instrText>
-        <w:fldChar w:fldCharType="separate"/>
-        <w:t>?</w:t>
-        <w:fldChar w:fldCharType="end"/>
-      </w:r>
-    </w:p>
-    <w:p>
-      <w:pPr>
-        <w:tabs>
-          <w:tab w:pos="8271" w:val="right" w:leader="dot"/>
-        </w:tabs>
-        <w:spacing w:line="360" w:lineRule="auto" w:before="0" w:after="80"/>
-        <w:ind w:left="283"/>
-      </w:pPr>
-      <w:r>
-        <w:rPr>
-          <w:rFonts w:ascii="Times New Roman" w:hAnsi="Times New Roman"/>
-          <w:b w:val="0"/>
-          <w:sz w:val="24"/>
-        </w:rPr>
-        <w:t>Recomendaciones</w:t>
-        <w:tab/>
-      </w:r>
-      <w:r>
-        <w:rPr>
-          <w:rFonts w:ascii="Times New Roman" w:hAnsi="Times New Roman"/>
-          <w:b w:val="0"/>
-          <w:sz w:val="24"/>
-        </w:rPr>
-        <w:fldChar w:fldCharType="begin"/>
-        <w:instrText xml:space="preserve"> PAGEREF bm_cap5_recom \h </w:instrText>
-        <w:fldChar w:fldCharType="separate"/>
-        <w:t>?</w:t>
-        <w:fldChar w:fldCharType="end"/>
-      </w:r>
-    </w:p>
-    <w:p>
-      <w:pPr>
-        <w:tabs>
-          <w:tab w:pos="8271" w:val="right" w:leader="dot"/>
-        </w:tabs>
-        <w:spacing w:line="360" w:lineRule="auto" w:before="0" w:after="80"/>
-        <w:ind w:left="0"/>
-      </w:pPr>
-      <w:r>
-        <w:rPr>
-          <w:rFonts w:ascii="Times New Roman" w:hAnsi="Times New Roman"/>
-          <w:b/>
-          <w:sz w:val="24"/>
-        </w:rPr>
-        <w:t>REFERENCIAS</w:t>
-        <w:tab/>
-      </w:r>
-      <w:r>
-        <w:rPr>
-          <w:rFonts w:ascii="Times New Roman" w:hAnsi="Times New Roman"/>
-          <w:b/>
-          <w:sz w:val="24"/>
-        </w:rPr>
-        <w:fldChar w:fldCharType="begin"/>
-        <w:instrText xml:space="preserve"> PAGEREF bm_referencias \h </w:instrText>
-        <w:fldChar w:fldCharType="separate"/>
-        <w:t>?</w:t>
-        <w:fldChar w:fldCharType="end"/>
-      </w:r>
-    </w:p>
-    <w:p>
-      <w:pPr>
-        <w:tabs>
-          <w:tab w:pos="8271" w:val="right" w:leader="dot"/>
-        </w:tabs>
-        <w:spacing w:line="360" w:lineRule="auto" w:before="0" w:after="80"/>
-        <w:ind w:left="0"/>
-      </w:pPr>
-      <w:r>
-        <w:rPr>
-          <w:rFonts w:ascii="Times New Roman" w:hAnsi="Times New Roman"/>
-          <w:b/>
-          <w:sz w:val="24"/>
-        </w:rPr>
-        <w:t>ANEXOS</w:t>
-        <w:tab/>
-      </w:r>
-      <w:r>
-        <w:rPr>
-          <w:rFonts w:ascii="Times New Roman" w:hAnsi="Times New Roman"/>
-          <w:b/>
-          <w:sz w:val="24"/>
-        </w:rPr>
-        <w:fldChar w:fldCharType="begin"/>
-        <w:instrText xml:space="preserve"> PAGEREF bm_anexos \h </w:instrText>
+        <w:instrText xml:space="preserve"> PAGEREF bm_cuadro2 \h </w:instrText>
         <w:fldChar w:fldCharType="separate"/>
         <w:t>?</w:t>
         <w:fldChar w:fldCharType="end"/>
@@ -1555,7 +1867,7 @@
       </w:pPr>
     </w:p>
     <w:p>
-      <w:bookmarkStart w:id="bm_lista_cuadros" w:name="bm_lista_cuadros"/>
+      <w:bookmarkStart w:id="bm_lista_figuras" w:name="bm_lista_figuras"/>
       <w:pPr>
         <w:spacing w:before="1140" w:after="480"/>
         <w:jc w:val="center"/>
@@ -1566,9 +1878,9 @@
           <w:b/>
           <w:sz w:val="24"/>
         </w:rPr>
-        <w:t>LISTA DE CUADROS</w:t>
-      </w:r>
-      <w:bookmarkEnd w:id="bm_lista_cuadros"/>
+        <w:t>LISTA DE FIGURAS</w:t>
+      </w:r>
+      <w:bookmarkEnd w:id="bm_lista_figuras"/>
     </w:p>
     <w:p>
       <w:pPr>
@@ -1581,97 +1893,6 @@
           <w:docGrid w:linePitch="360"/>
         </w:sectPr>
       </w:pPr>
-    </w:p>
-    <w:p>
-      <w:pPr>
-        <w:tabs>
-          <w:tab w:pos="8271" w:val="right"/>
-        </w:tabs>
-        <w:spacing w:before="240" w:after="240"/>
-      </w:pPr>
-      <w:r>
-        <w:rPr>
-          <w:rFonts w:ascii="Times New Roman" w:hAnsi="Times New Roman"/>
-          <w:b/>
-          <w:sz w:val="24"/>
-        </w:rPr>
-        <w:t>CUADRO</w:t>
-      </w:r>
-      <w:r>
-        <w:tab/>
-      </w:r>
-      <w:r>
-        <w:rPr>
-          <w:rFonts w:ascii="Times New Roman" w:hAnsi="Times New Roman"/>
-          <w:b/>
-          <w:sz w:val="24"/>
-        </w:rPr>
-        <w:t>pp.</w:t>
-      </w:r>
-    </w:p>
-    <w:p>
-      <w:pPr>
-        <w:tabs>
-          <w:tab w:pos="1020" w:val="left"/>
-          <w:tab w:pos="8271" w:val="right" w:leader="dot"/>
-        </w:tabs>
-        <w:spacing w:line="360" w:lineRule="auto" w:before="0" w:after="80"/>
-        <w:ind w:left="1020" w:hanging="1020"/>
-      </w:pPr>
-      <w:r>
-        <w:rPr>
-          <w:rFonts w:ascii="Times New Roman" w:hAnsi="Times New Roman"/>
-          <w:sz w:val="24"/>
-        </w:rPr>
-        <w:t>1</w:t>
-        <w:tab/>
-        <w:t>Planificación integral de objetivos específicos</w:t>
-        <w:tab/>
-      </w:r>
-      <w:r>
-        <w:rPr>
-          <w:rFonts w:ascii="Times New Roman" w:hAnsi="Times New Roman"/>
-          <w:b w:val="0"/>
-          <w:sz w:val="24"/>
-        </w:rPr>
-        <w:fldChar w:fldCharType="begin"/>
-        <w:instrText xml:space="preserve"> PAGEREF bm_cuadro1 \h </w:instrText>
-        <w:fldChar w:fldCharType="separate"/>
-        <w:t>?</w:t>
-        <w:fldChar w:fldCharType="end"/>
-      </w:r>
-    </w:p>
-    <w:p>
-      <w:pPr>
-        <w:tabs>
-          <w:tab w:pos="1020" w:val="left"/>
-          <w:tab w:pos="8271" w:val="right" w:leader="dot"/>
-        </w:tabs>
-        <w:spacing w:line="360" w:lineRule="auto" w:before="0" w:after="80"/>
-        <w:ind w:left="1020" w:hanging="1020"/>
-      </w:pPr>
-      <w:r>
-        <w:rPr>
-          <w:rFonts w:ascii="Times New Roman" w:hAnsi="Times New Roman"/>
-          <w:sz w:val="24"/>
-        </w:rPr>
-        <w:t>2</w:t>
-        <w:tab/>
-        <w:t>Cronograma de actividades del proyecto</w:t>
-        <w:tab/>
-      </w:r>
-      <w:r>
-        <w:rPr>
-          <w:rFonts w:ascii="Times New Roman" w:hAnsi="Times New Roman"/>
-          <w:b w:val="0"/>
-          <w:sz w:val="24"/>
-        </w:rPr>
-        <w:fldChar w:fldCharType="begin"/>
-        <w:instrText xml:space="preserve"> PAGEREF bm_cuadro2 \h </w:instrText>
-        <w:fldChar w:fldCharType="separate"/>
-        <w:t>?</w:t>
-        <w:fldChar w:fldCharType="end"/>
-      </w:r>
     </w:p>
     <w:p>
       <w:pPr>
@@ -1687,7 +1908,7 @@
       </w:pPr>
     </w:p>
     <w:p>
-      <w:bookmarkStart w:id="bm_lista_figuras" w:name="bm_lista_figuras"/>
+      <w:bookmarkStart w:id="bm_lista_graficos" w:name="bm_lista_graficos"/>
       <w:pPr>
         <w:spacing w:before="1140" w:after="480"/>
         <w:jc w:val="center"/>
@@ -1698,9 +1919,9 @@
           <w:b/>
           <w:sz w:val="24"/>
         </w:rPr>
-        <w:t>LISTA DE FIGURAS</w:t>
-      </w:r>
-      <w:bookmarkEnd w:id="bm_lista_figuras"/>
+        <w:t>LISTA DE GRÁFICOS</w:t>
+      </w:r>
+      <w:bookmarkEnd w:id="bm_lista_graficos"/>
     </w:p>
     <w:p>
       <w:pPr>
@@ -1713,6 +1934,129 @@
           <w:docGrid w:linePitch="360"/>
         </w:sectPr>
       </w:pPr>
+    </w:p>
+    <w:p>
+      <w:pPr>
+        <w:tabs>
+          <w:tab w:pos="8271" w:val="right"/>
+        </w:tabs>
+        <w:spacing w:before="240" w:after="240"/>
+      </w:pPr>
+      <w:r>
+        <w:rPr>
+          <w:rFonts w:ascii="Times New Roman" w:hAnsi="Times New Roman"/>
+          <w:b/>
+          <w:sz w:val="24"/>
+        </w:rPr>
+        <w:t>GRÁFICO</w:t>
+      </w:r>
+      <w:r>
+        <w:tab/>
+      </w:r>
+      <w:r>
+        <w:rPr>
+          <w:rFonts w:ascii="Times New Roman" w:hAnsi="Times New Roman"/>
+          <w:b/>
+          <w:sz w:val="24"/>
+        </w:rPr>
+        <w:t>pp.</w:t>
+      </w:r>
+    </w:p>
+    <w:p>
+      <w:pPr>
+        <w:tabs>
+          <w:tab w:pos="1020" w:val="left"/>
+          <w:tab w:pos="8271" w:val="right" w:leader="dot"/>
+        </w:tabs>
+        <w:spacing w:line="360" w:lineRule="auto" w:before="0" w:after="80"/>
+        <w:ind w:left="1020" w:hanging="1020"/>
+      </w:pPr>
+      <w:r>
+        <w:rPr>
+          <w:rFonts w:ascii="Times New Roman" w:hAnsi="Times New Roman"/>
+          <w:sz w:val="24"/>
+        </w:rPr>
+        <w:t>1</w:t>
+        <w:tab/>
+        <w:t>Representación cartográfica y ubicación espacial de Ingeniería de Telecomunicaciones, C.A.</w:t>
+        <w:tab/>
+      </w:r>
+      <w:r>
+        <w:rPr>
+          <w:rFonts w:ascii="Times New Roman" w:hAnsi="Times New Roman"/>
+          <w:b w:val="0"/>
+          <w:sz w:val="24"/>
+        </w:rPr>
+        <w:fldChar w:fldCharType="begin"/>
+        <w:instrText xml:space="preserve"> PAGEREF bm_grafico1 \h </w:instrText>
+        <w:fldChar w:fldCharType="separate"/>
+        <w:t>?</w:t>
+        <w:fldChar w:fldCharType="end"/>
+      </w:r>
+    </w:p>
+    <w:p>
+      <w:pPr>
+        <w:tabs>
+          <w:tab w:pos="1020" w:val="left"/>
+          <w:tab w:pos="8271" w:val="right" w:leader="dot"/>
+        </w:tabs>
+        <w:spacing w:line="360" w:lineRule="auto" w:before="0" w:after="80"/>
+        <w:ind w:left="1020" w:hanging="1020"/>
+      </w:pPr>
+      <w:r>
+        <w:rPr>
+          <w:rFonts w:ascii="Times New Roman" w:hAnsi="Times New Roman"/>
+          <w:sz w:val="24"/>
+        </w:rPr>
+        <w:t>2</w:t>
+        <w:tab/>
+        <w:t>Organigrama estructural y niveles jerárquicos de Ingeniería de Telecomunicaciones, C.A.</w:t>
+        <w:tab/>
+      </w:r>
+      <w:r>
+        <w:rPr>
+          <w:rFonts w:ascii="Times New Roman" w:hAnsi="Times New Roman"/>
+          <w:b w:val="0"/>
+          <w:sz w:val="24"/>
+        </w:rPr>
+        <w:fldChar w:fldCharType="begin"/>
+        <w:instrText xml:space="preserve"> PAGEREF bm_grafico2 \h </w:instrText>
+        <w:fldChar w:fldCharType="separate"/>
+        <w:t>?</w:t>
+        <w:fldChar w:fldCharType="end"/>
+      </w:r>
+    </w:p>
+    <w:p>
+      <w:pPr>
+        <w:tabs>
+          <w:tab w:pos="1020" w:val="left"/>
+          <w:tab w:pos="8271" w:val="right" w:leader="dot"/>
+        </w:tabs>
+        <w:spacing w:line="360" w:lineRule="auto" w:before="0" w:after="80"/>
+        <w:ind w:left="1020" w:hanging="1020"/>
+      </w:pPr>
+      <w:r>
+        <w:rPr>
+          <w:rFonts w:ascii="Times New Roman" w:hAnsi="Times New Roman"/>
+          <w:sz w:val="24"/>
+        </w:rPr>
+        <w:t>3</w:t>
+        <w:tab/>
+        <w:t>Organigrama del Departamento de Administración.</w:t>
+        <w:tab/>
+      </w:r>
+      <w:r>
+        <w:rPr>
+          <w:rFonts w:ascii="Times New Roman" w:hAnsi="Times New Roman"/>
+          <w:b w:val="0"/>
+          <w:sz w:val="24"/>
+        </w:rPr>
+        <w:fldChar w:fldCharType="begin"/>
+        <w:instrText xml:space="preserve"> PAGEREF bm_grafico3 \h </w:instrText>
+        <w:fldChar w:fldCharType="separate"/>
+        <w:t>?</w:t>
+        <w:fldChar w:fldCharType="end"/>
+      </w:r>
     </w:p>
     <w:p>
       <w:pPr>
@@ -1728,7 +2072,7 @@
       </w:pPr>
     </w:p>
     <w:p>
-      <w:bookmarkStart w:id="bm_lista_graficos" w:name="bm_lista_graficos"/>
+      <w:bookmarkStart w:id="bm_lista_anexos" w:name="bm_lista_anexos"/>
       <w:pPr>
         <w:spacing w:before="1140" w:after="480"/>
         <w:jc w:val="center"/>
@@ -1739,9 +2083,9 @@
           <w:b/>
           <w:sz w:val="24"/>
         </w:rPr>
-        <w:t>LISTA DE GRÁFICOS</w:t>
-      </w:r>
-      <w:bookmarkEnd w:id="bm_lista_graficos"/>
+        <w:t>LISTA DE ANEXOS</w:t>
+      </w:r>
+      <w:bookmarkEnd w:id="bm_lista_anexos"/>
     </w:p>
     <w:p>
       <w:pPr>
@@ -1768,7 +2112,7 @@
           <w:b/>
           <w:sz w:val="24"/>
         </w:rPr>
-        <w:t>GRÁFICO</w:t>
+        <w:t>ANEXOS</w:t>
       </w:r>
       <w:r>
         <w:tab/>
@@ -1780,102 +2124,6 @@
           <w:sz w:val="24"/>
         </w:rPr>
         <w:t>pp.</w:t>
-      </w:r>
-    </w:p>
-    <w:p>
-      <w:pPr>
-        <w:tabs>
-          <w:tab w:pos="1020" w:val="left"/>
-          <w:tab w:pos="8271" w:val="right" w:leader="dot"/>
-        </w:tabs>
-        <w:spacing w:line="360" w:lineRule="auto" w:before="0" w:after="80"/>
-        <w:ind w:left="1020" w:hanging="1020"/>
-      </w:pPr>
-      <w:r>
-        <w:rPr>
-          <w:rFonts w:ascii="Times New Roman" w:hAnsi="Times New Roman"/>
-          <w:sz w:val="24"/>
-        </w:rPr>
-        <w:t>1</w:t>
-        <w:tab/>
-        <w:t>Representación cartográfica y ubicación espacial de Ingeniería de Telecomunicaciones, C.A.</w:t>
-        <w:tab/>
-      </w:r>
-      <w:r>
-        <w:rPr>
-          <w:rFonts w:ascii="Times New Roman" w:hAnsi="Times New Roman"/>
-          <w:b w:val="0"/>
-          <w:sz w:val="24"/>
-        </w:rPr>
-        <w:fldChar w:fldCharType="begin"/>
-        <w:instrText xml:space="preserve"> PAGEREF bm_grafico1 \h </w:instrText>
-        <w:fldChar w:fldCharType="separate"/>
-        <w:t>?</w:t>
-        <w:fldChar w:fldCharType="end"/>
-      </w:r>
-    </w:p>
-    <w:p>
-      <w:pPr>
-        <w:tabs>
-          <w:tab w:pos="1020" w:val="left"/>
-          <w:tab w:pos="8271" w:val="right" w:leader="dot"/>
-        </w:tabs>
-        <w:spacing w:line="360" w:lineRule="auto" w:before="0" w:after="80"/>
-        <w:ind w:left="1020" w:hanging="1020"/>
-      </w:pPr>
-      <w:r>
-        <w:rPr>
-          <w:rFonts w:ascii="Times New Roman" w:hAnsi="Times New Roman"/>
-          <w:sz w:val="24"/>
-        </w:rPr>
-        <w:t>2</w:t>
-        <w:tab/>
-        <w:t>Organigrama estructural y niveles jerárquicos de Ingeniería de Telecomunicaciones, C.A.</w:t>
-        <w:tab/>
-      </w:r>
-      <w:r>
-        <w:rPr>
-          <w:rFonts w:ascii="Times New Roman" w:hAnsi="Times New Roman"/>
-          <w:b w:val="0"/>
-          <w:sz w:val="24"/>
-        </w:rPr>
-        <w:fldChar w:fldCharType="begin"/>
-        <w:instrText xml:space="preserve"> PAGEREF bm_grafico2 \h </w:instrText>
-        <w:fldChar w:fldCharType="separate"/>
-        <w:t>?</w:t>
-        <w:fldChar w:fldCharType="end"/>
-      </w:r>
-    </w:p>
-    <w:p>
-      <w:pPr>
-        <w:tabs>
-          <w:tab w:pos="1020" w:val="left"/>
-          <w:tab w:pos="8271" w:val="right" w:leader="dot"/>
-        </w:tabs>
-        <w:spacing w:line="360" w:lineRule="auto" w:before="0" w:after="80"/>
-        <w:ind w:left="1020" w:hanging="1020"/>
-      </w:pPr>
-      <w:r>
-        <w:rPr>
-          <w:rFonts w:ascii="Times New Roman" w:hAnsi="Times New Roman"/>
-          <w:sz w:val="24"/>
-        </w:rPr>
-        <w:t>3</w:t>
-        <w:tab/>
-        <w:t>Organigrama del Departamento de Administración.</w:t>
-        <w:tab/>
-      </w:r>
-      <w:r>
-        <w:rPr>
-          <w:rFonts w:ascii="Times New Roman" w:hAnsi="Times New Roman"/>
-          <w:b w:val="0"/>
-          <w:sz w:val="24"/>
-        </w:rPr>
-        <w:fldChar w:fldCharType="begin"/>
-        <w:instrText xml:space="preserve"> PAGEREF bm_grafico3 \h </w:instrText>
-        <w:fldChar w:fldCharType="separate"/>
-        <w:t>?</w:t>
-        <w:fldChar w:fldCharType="end"/>
       </w:r>
     </w:p>
     <w:p>
@@ -1892,7 +2140,7 @@
       </w:pPr>
     </w:p>
     <w:p>
-      <w:bookmarkStart w:id="bm_lista_anexos" w:name="bm_lista_anexos"/>
+      <w:bookmarkStart w:id="bm_resumen" w:name="bm_resumen"/>
       <w:pPr>
         <w:spacing w:before="1140" w:after="480"/>
         <w:jc w:val="center"/>
@@ -1903,9 +2151,9 @@
           <w:b/>
           <w:sz w:val="24"/>
         </w:rPr>
-        <w:t>LISTA DE ANEXOS</w:t>
-      </w:r>
-      <w:bookmarkEnd w:id="bm_lista_anexos"/>
+        <w:t>RESUMEN</w:t>
+      </w:r>
+      <w:bookmarkEnd w:id="bm_resumen"/>
     </w:p>
     <w:p>
       <w:pPr>
@@ -1921,125 +2169,32 @@
     </w:p>
     <w:p>
       <w:pPr>
-        <w:tabs>
-          <w:tab w:pos="8271" w:val="right"/>
-        </w:tabs>
-        <w:spacing w:before="240" w:after="240"/>
+        <w:spacing w:line="360" w:lineRule="auto" w:after="0" w:before="0"/>
+        <w:ind w:firstLine="709"/>
+        <w:jc w:val="both"/>
       </w:pPr>
       <w:r>
         <w:rPr>
           <w:rFonts w:ascii="Times New Roman" w:hAnsi="Times New Roman"/>
+          <w:i w:val="0"/>
+          <w:sz w:val="24"/>
+        </w:rPr>
+        <w:t>El presente informe describe la evaluación del control administrativo aplicado a la gestión de solicitudes de servicios de telecomunicaciones en la empresa Ingeniería de Telecomunicaciones, C.A. (IDETEL). La investigación se enmarca en la modalidad de proyecto factible apoyado en un diagnóstico de campo. Durante el estudio se identificó la ausencia de procedimientos formalizados para el seguimiento de solicitudes de afiliación e incidencias, la falta de formatos estandarizados de registro y la inexistencia de indicadores de gestión que permitan evaluar el desempeño del proceso de atención al suscriptor. La propuesta contempla un nuevo flujo de trabajo estandarizado, formatos unificados de control y un conjunto de indicadores de gestión orientados a fortalecer el control administrativo y optimizar la calidad del servicio prestado.</w:t>
+      </w:r>
+    </w:p>
+    <w:p/>
+    <w:p>
+      <w:pPr>
+        <w:ind w:firstLine="709"/>
+      </w:pPr>
+      <w:r>
+        <w:rPr>
           <w:b/>
-          <w:sz w:val="24"/>
-        </w:rPr>
-        <w:t>ANEXOS</w:t>
-      </w:r>
-      <w:r>
-        <w:tab/>
-      </w:r>
-      <w:r>
-        <w:rPr>
-          <w:rFonts w:ascii="Times New Roman" w:hAnsi="Times New Roman"/>
-          <w:b/>
-          <w:sz w:val="24"/>
-        </w:rPr>
-        <w:t>pp.</w:t>
-      </w:r>
-    </w:p>
-    <w:p>
-      <w:pPr>
-        <w:tabs>
-          <w:tab w:pos="1020" w:val="left"/>
-          <w:tab w:pos="8271" w:val="right" w:leader="dot"/>
-        </w:tabs>
-        <w:spacing w:line="360" w:lineRule="auto" w:before="0" w:after="80"/>
-        <w:ind w:left="1020" w:hanging="1020"/>
-      </w:pPr>
-      <w:r>
-        <w:rPr>
-          <w:rFonts w:ascii="Times New Roman" w:hAnsi="Times New Roman"/>
-          <w:sz w:val="24"/>
-        </w:rPr>
-        <w:t>A</w:t>
-        <w:tab/>
-        <w:t>Aquí va la descripción del Anexo A</w:t>
-        <w:tab/>
-      </w:r>
-      <w:r>
-        <w:rPr>
-          <w:rFonts w:ascii="Times New Roman" w:hAnsi="Times New Roman"/>
-          <w:b w:val="0"/>
-          <w:sz w:val="24"/>
-        </w:rPr>
-        <w:fldChar w:fldCharType="begin"/>
-        <w:instrText xml:space="preserve"> PAGEREF bm_anexoA \h </w:instrText>
-        <w:fldChar w:fldCharType="separate"/>
-        <w:t>?</w:t>
-        <w:fldChar w:fldCharType="end"/>
-      </w:r>
-    </w:p>
-    <w:p>
-      <w:pPr>
-        <w:tabs>
-          <w:tab w:pos="1020" w:val="left"/>
-          <w:tab w:pos="8271" w:val="right" w:leader="dot"/>
-        </w:tabs>
-        <w:spacing w:line="360" w:lineRule="auto" w:before="0" w:after="80"/>
-        <w:ind w:left="1020" w:hanging="1020"/>
-      </w:pPr>
-      <w:r>
-        <w:rPr>
-          <w:rFonts w:ascii="Times New Roman" w:hAnsi="Times New Roman"/>
-          <w:sz w:val="24"/>
-        </w:rPr>
-        <w:t>B</w:t>
-        <w:tab/>
-        <w:t>Aquí va la descripción del Anexo B</w:t>
-        <w:tab/>
-      </w:r>
-      <w:r>
-        <w:rPr>
-          <w:rFonts w:ascii="Times New Roman" w:hAnsi="Times New Roman"/>
-          <w:b w:val="0"/>
-          <w:sz w:val="24"/>
-        </w:rPr>
-        <w:fldChar w:fldCharType="begin"/>
-        <w:instrText xml:space="preserve"> PAGEREF bm_anexoB \h </w:instrText>
-        <w:fldChar w:fldCharType="separate"/>
-        <w:t>?</w:t>
-        <w:fldChar w:fldCharType="end"/>
-      </w:r>
-    </w:p>
-    <w:p>
-      <w:pPr>
-        <w:tabs>
-          <w:tab w:pos="1020" w:val="left"/>
-          <w:tab w:pos="8271" w:val="right" w:leader="dot"/>
-        </w:tabs>
-        <w:spacing w:line="360" w:lineRule="auto" w:before="0" w:after="80"/>
-        <w:ind w:left="1020" w:hanging="1020"/>
-      </w:pPr>
-      <w:r>
-        <w:rPr>
-          <w:rFonts w:ascii="Times New Roman" w:hAnsi="Times New Roman"/>
-          <w:sz w:val="24"/>
-        </w:rPr>
-        <w:t>C</w:t>
-        <w:tab/>
-        <w:t>Aquí va la descripción del Anexo C</w:t>
-        <w:tab/>
-      </w:r>
-      <w:r>
-        <w:rPr>
-          <w:rFonts w:ascii="Times New Roman" w:hAnsi="Times New Roman"/>
-          <w:b w:val="0"/>
-          <w:sz w:val="24"/>
-        </w:rPr>
-        <w:fldChar w:fldCharType="begin"/>
-        <w:instrText xml:space="preserve"> PAGEREF bm_anexoC \h </w:instrText>
-        <w:fldChar w:fldCharType="separate"/>
-        <w:t>?</w:t>
-        <w:fldChar w:fldCharType="end"/>
+        </w:rPr>
+        <w:t xml:space="preserve">Palabras claves: </w:t>
+      </w:r>
+      <w:r>
+        <w:t>control administrativo, solicitudes de servicios, telecomunicaciones, proyecto factible, pasantías.</w:t>
       </w:r>
     </w:p>
     <w:p>
@@ -2056,7 +2211,7 @@
       </w:pPr>
     </w:p>
     <w:p>
-      <w:bookmarkStart w:id="bm_resumen" w:name="bm_resumen"/>
+      <w:bookmarkStart w:id="bm_introduccion" w:name="bm_introduccion"/>
       <w:pPr>
         <w:spacing w:before="1140" w:after="480"/>
         <w:jc w:val="center"/>
@@ -2067,9 +2222,9 @@
           <w:b/>
           <w:sz w:val="24"/>
         </w:rPr>
-        <w:t>RESUMEN</w:t>
-      </w:r>
-      <w:bookmarkEnd w:id="bm_resumen"/>
+        <w:t>INTRODUCCIÓN</w:t>
+      </w:r>
+      <w:bookmarkEnd w:id="bm_introduccion"/>
     </w:p>
     <w:p>
       <w:pPr>
@@ -2095,22 +2250,7 @@
           <w:i w:val="0"/>
           <w:sz w:val="24"/>
         </w:rPr>
-        <w:t>El presente informe describe la evaluación del control administrativo aplicado a la gestión de solicitudes de servicios de telecomunicaciones en la empresa Ingeniería de Telecomunicaciones, C.A. (IDETEL). La investigación se enmarca en la modalidad de proyecto factible apoyado en un diagnóstico de campo. Durante el estudio se identificó la ausencia de procedimientos formalizados para el seguimiento de solicitudes de afiliación e incidencias, la falta de formatos estandarizados de registro y la inexistencia de indicadores de gestión que permitan evaluar el desempeño del proceso de atención al suscriptor. La propuesta contempla un nuevo flujo de trabajo estandarizado, formatos unificados de control y un conjunto de indicadores de gestión orientados a fortalecer el control administrativo y optimizar la calidad del servicio prestado.</w:t>
-      </w:r>
-    </w:p>
-    <w:p/>
-    <w:p>
-      <w:pPr>
-        <w:ind w:firstLine="709"/>
-      </w:pPr>
-      <w:r>
-        <w:rPr>
-          <w:b/>
-        </w:rPr>
-        <w:t xml:space="preserve">Palabras claves: </w:t>
-      </w:r>
-      <w:r>
-        <w:t>control administrativo, solicitudes de servicios, telecomunicaciones, proyecto factible, pasantías.</w:t>
+        <w:t>La presente pasantía, desarrollada como requisito para optar al título de Técnico Superior Universitario en Administración, tiene como propósito evaluar el control administrativo aplicado a la gestión de solicitudes de servicios de telecomunicaciones en la empresa Ingeniería de Telecomunicaciones, C.A. (IDETEL), con sede en la ciudad de El Tigre, estado Anzoátegui. El estudio parte del diagnóstico de las deficiencias presentes en el proceso de atención al suscriptor para proponer mejoras procedimentales que optimicen el control interno del departamento. El informe se organiza en cinco capítulos: el Capítulo I presenta la realidad organizacional de IDETEL; el Capítulo II desarrolla el diagnóstico situacional y la planificación del proyecto; el Capítulo III sustenta las bases teóricas que orientan la propuesta; el Capítulo IV describe las actividades ejecutadas durante las diez semanas de pasantía; y el Capítulo V presenta las conclusiones y recomendaciones derivadas del proceso investigativo.</w:t>
       </w:r>
     </w:p>
     <w:p>
@@ -2127,7 +2267,6 @@
       </w:pPr>
     </w:p>
     <w:p>
-      <w:bookmarkStart w:id="bm_introduccion" w:name="bm_introduccion"/>
       <w:pPr>
         <w:spacing w:before="1140" w:after="480"/>
         <w:jc w:val="center"/>
@@ -2138,53 +2277,13 @@
           <w:b/>
           <w:sz w:val="24"/>
         </w:rPr>
-        <w:t>INTRODUCCIÓN</w:t>
-      </w:r>
-      <w:bookmarkEnd w:id="bm_introduccion"/>
+        <w:t>CAPÍTULO I</w:t>
+      </w:r>
     </w:p>
     <w:p>
-      <w:pPr>
-        <w:sectPr>
-          <w:footerReference w:type="default" r:id="rId31"/>
-          <w:pgSz w:w="12240" w:h="15840"/>
-          <w:pgMar w:top="1701" w:right="1701" w:bottom="1701" w:left="2268" w:header="720" w:footer="720" w:gutter="0"/>
-          <w:cols w:space="720"/>
-          <w:titlePg/>
-          <w:docGrid w:linePitch="360"/>
-        </w:sectPr>
-      </w:pPr>
-    </w:p>
-    <w:p>
-      <w:pPr>
-        <w:spacing w:line="360" w:lineRule="auto" w:after="0" w:before="0"/>
-        <w:ind w:firstLine="709"/>
-        <w:jc w:val="both"/>
-      </w:pPr>
-      <w:r>
-        <w:rPr>
-          <w:rFonts w:ascii="Times New Roman" w:hAnsi="Times New Roman"/>
-          <w:i w:val="0"/>
-          <w:sz w:val="24"/>
-        </w:rPr>
-        <w:t>La presente pasantía, desarrollada como requisito para optar al título de Técnico Superior Universitario en Administración, tiene como propósito evaluar el control administrativo aplicado a la gestión de solicitudes de servicios de telecomunicaciones en la empresa Ingeniería de Telecomunicaciones, C.A. (IDETEL), con sede en la ciudad de El Tigre, estado Anzoátegui. El estudio parte del diagnóstico de las deficiencias presentes en el proceso de atención al suscriptor para proponer mejoras procedimentales que optimicen el control interno del departamento. El informe se organiza en cinco capítulos: el Capítulo I presenta la realidad organizacional de IDETEL; el Capítulo II desarrolla el diagnóstico situacional y la planificación del proyecto; el Capítulo III sustenta las bases teóricas que orientan la propuesta; el Capítulo IV describe las actividades ejecutadas durante las diez semanas de pasantía; y el Capítulo V presenta las conclusiones y recomendaciones derivadas del proceso investigativo.</w:t>
-      </w:r>
-    </w:p>
-    <w:p>
-      <w:pPr>
-        <w:sectPr>
-          <w:footerReference w:type="default" r:id="rId32"/>
-          <w:type w:val="continuous"/>
-          <w:pgSz w:w="12240" w:h="15840"/>
-          <w:pgMar w:top="1701" w:right="1701" w:bottom="1701" w:left="2268" w:header="720" w:footer="720" w:gutter="0"/>
-          <w:cols w:space="720"/>
-          <w:titlePg/>
-          <w:docGrid w:linePitch="360"/>
-        </w:sectPr>
-      </w:pPr>
-    </w:p>
-    <w:p>
-      <w:pPr>
-        <w:spacing w:before="1140" w:after="480"/>
+      <w:bookmarkStart w:id="bm_cap1" w:name="bm_cap1"/>
+      <w:pPr>
+        <w:spacing w:before="480"/>
         <w:jc w:val="center"/>
       </w:pPr>
       <w:r>
@@ -2193,21 +2292,6 @@
           <w:b/>
           <w:sz w:val="24"/>
         </w:rPr>
-        <w:t>CAPÍTULO I</w:t>
-      </w:r>
-    </w:p>
-    <w:p>
-      <w:bookmarkStart w:id="bm_cap1" w:name="bm_cap1"/>
-      <w:pPr>
-        <w:spacing w:before="480"/>
-        <w:jc w:val="center"/>
-      </w:pPr>
-      <w:r>
-        <w:rPr>
-          <w:rFonts w:ascii="Times New Roman" w:hAnsi="Times New Roman"/>
-          <w:b/>
-          <w:sz w:val="24"/>
-        </w:rPr>
         <w:t>REALIDAD ORGANIZACIONAL</w:t>
       </w:r>
       <w:bookmarkEnd w:id="bm_cap1"/>
@@ -2215,7 +2299,7 @@
     <w:p>
       <w:pPr>
         <w:sectPr>
-          <w:footerReference w:type="default" r:id="rId33"/>
+          <w:footerReference w:type="default" r:id="rId31"/>
           <w:pgSz w:w="12240" w:h="15840"/>
           <w:pgMar w:top="1701" w:right="1701" w:bottom="1701" w:left="2268" w:header="720" w:footer="720" w:gutter="0"/>
           <w:cols w:space="720"/>
@@ -2928,7 +3012,7 @@
     <w:p>
       <w:pPr>
         <w:sectPr>
-          <w:footerReference w:type="default" r:id="rId34"/>
+          <w:footerReference w:type="default" r:id="rId32"/>
           <w:type w:val="continuous"/>
           <w:pgSz w:w="12240" w:h="15840"/>
           <w:pgMar w:top="1701" w:right="1701" w:bottom="1701" w:left="2268" w:header="720" w:footer="720" w:gutter="0"/>
@@ -2971,7 +3055,7 @@
     <w:p>
       <w:pPr>
         <w:sectPr>
-          <w:footerReference w:type="default" r:id="rId35"/>
+          <w:footerReference w:type="default" r:id="rId33"/>
           <w:pgSz w:w="12240" w:h="15840"/>
           <w:pgMar w:top="1701" w:right="1701" w:bottom="1701" w:left="2268" w:header="720" w:footer="720" w:gutter="0"/>
           <w:cols w:space="720"/>
@@ -6456,6 +6540,363 @@
     <w:p>
       <w:pPr>
         <w:sectPr>
+          <w:footerReference w:type="default" r:id="rId34"/>
+          <w:type w:val="continuous"/>
+          <w:pgSz w:w="12240" w:h="15840"/>
+          <w:pgMar w:top="1701" w:right="1701" w:bottom="1701" w:left="2268" w:header="720" w:footer="720" w:gutter="0"/>
+          <w:cols w:space="720"/>
+          <w:titlePg/>
+          <w:docGrid w:linePitch="360"/>
+        </w:sectPr>
+      </w:pPr>
+    </w:p>
+    <w:p>
+      <w:pPr>
+        <w:spacing w:before="1140" w:after="480"/>
+        <w:jc w:val="center"/>
+      </w:pPr>
+      <w:r>
+        <w:rPr>
+          <w:rFonts w:ascii="Times New Roman" w:hAnsi="Times New Roman"/>
+          <w:b/>
+          <w:sz w:val="24"/>
+        </w:rPr>
+        <w:t>CAPÍTULO III</w:t>
+      </w:r>
+    </w:p>
+    <w:p>
+      <w:bookmarkStart w:id="bm_cap3" w:name="bm_cap3"/>
+      <w:pPr>
+        <w:spacing w:before="480"/>
+        <w:jc w:val="center"/>
+      </w:pPr>
+      <w:r>
+        <w:rPr>
+          <w:rFonts w:ascii="Times New Roman" w:hAnsi="Times New Roman"/>
+          <w:b/>
+          <w:sz w:val="24"/>
+        </w:rPr>
+        <w:t>MARCO TEÓRICO</w:t>
+      </w:r>
+      <w:bookmarkEnd w:id="bm_cap3"/>
+    </w:p>
+    <w:p>
+      <w:pPr>
+        <w:sectPr>
+          <w:footerReference w:type="default" r:id="rId35"/>
+          <w:pgSz w:w="12240" w:h="15840"/>
+          <w:pgMar w:top="1701" w:right="1701" w:bottom="1701" w:left="2268" w:header="720" w:footer="720" w:gutter="0"/>
+          <w:cols w:space="720"/>
+          <w:titlePg/>
+          <w:docGrid w:linePitch="360"/>
+        </w:sectPr>
+      </w:pPr>
+    </w:p>
+    <w:p>
+      <w:bookmarkStart w:id="bm_cap3_bases" w:name="bm_cap3_bases"/>
+      <w:pPr>
+        <w:spacing w:before="480" w:after="480" w:line="360" w:lineRule="auto"/>
+        <w:jc w:val="left"/>
+      </w:pPr>
+      <w:r>
+        <w:rPr>
+          <w:rFonts w:ascii="Times New Roman" w:hAnsi="Times New Roman"/>
+          <w:b/>
+          <w:sz w:val="24"/>
+        </w:rPr>
+        <w:t>Control Administrativo</w:t>
+      </w:r>
+      <w:bookmarkEnd w:id="bm_cap3_bases"/>
+    </w:p>
+    <w:p>
+      <w:pPr>
+        <w:spacing w:line="360" w:lineRule="auto" w:after="0" w:before="0"/>
+        <w:ind w:firstLine="709"/>
+        <w:jc w:val="both"/>
+      </w:pPr>
+      <w:r>
+        <w:rPr>
+          <w:rFonts w:ascii="Times New Roman" w:hAnsi="Times New Roman"/>
+          <w:i w:val="0"/>
+          <w:sz w:val="24"/>
+        </w:rPr>
+        <w:t>El control administrativo constituye una de las funciones fundamentales del proceso administrativo y se define como el mecanismo mediante el cual la organización verifica que las actividades ejecutadas se correspondan con lo planificado, detectando desviaciones y aplicando las medidas correctivas necesarias. Robbins y Coulter (2010) señalan que el control eficaz no solo identifica fallas, sino que proporciona información oportuna para la toma de decisiones gerenciales, convirtiéndose en un instrumento de mejora continua y no únicamente de fiscalización.</w:t>
+      </w:r>
+    </w:p>
+    <w:p>
+      <w:pPr>
+        <w:spacing w:line="360" w:lineRule="auto" w:after="0" w:before="0"/>
+        <w:ind w:firstLine="709"/>
+        <w:jc w:val="both"/>
+      </w:pPr>
+      <w:r>
+        <w:rPr>
+          <w:rFonts w:ascii="Times New Roman" w:hAnsi="Times New Roman"/>
+          <w:i w:val="0"/>
+          <w:sz w:val="24"/>
+        </w:rPr>
+        <w:t>En el contexto del Departamento de Administración de Ingeniería de Telecomunicaciones, C.A., el control administrativo se aplica sobre el ciclo de gestión de solicitudes de servicio, abarcando desde la recepción de la solicitud del suscriptor hasta el cierre definitivo del caso. La ausencia de mecanismos formales de control en este ciclo genera inconsistencias entre los departamentos involucrados y dificulta la evaluación del desempeño del proceso de atención.</w:t>
+      </w:r>
+    </w:p>
+    <w:p>
+      <w:pPr>
+        <w:spacing w:line="240" w:lineRule="auto" w:before="720" w:after="240"/>
+        <w:ind w:left="709" w:right="709"/>
+        <w:jc w:val="both"/>
+      </w:pPr>
+      <w:r>
+        <w:rPr>
+          <w:rFonts w:ascii="Times New Roman" w:hAnsi="Times New Roman"/>
+          <w:sz w:val="24"/>
+        </w:rPr>
+        <w:t>El control es el proceso de monitorear las actividades para asegurarse de que se lleven a cabo según lo planeado y para corregir cualquier desviación significativa. Los gerentes no pueden saber realmente si sus unidades están desempeñándose adecuadamente hasta que evalúan qué actividades se han llevado a cabo y comparan el desempeño real con el estándar deseado.</w:t>
+      </w:r>
+      <w:r>
+        <w:rPr>
+          <w:rFonts w:ascii="Times New Roman" w:hAnsi="Times New Roman"/>
+          <w:sz w:val="24"/>
+        </w:rPr>
+        <w:t xml:space="preserve"> (Robbins y Coulter, 2010, p. 398)</w:t>
+      </w:r>
+    </w:p>
+    <w:p>
+      <w:pPr>
+        <w:spacing w:line="360" w:lineRule="auto" w:after="0" w:before="0"/>
+        <w:ind w:firstLine="709"/>
+        <w:jc w:val="both"/>
+      </w:pPr>
+      <w:r>
+        <w:rPr>
+          <w:rFonts w:ascii="Times New Roman" w:hAnsi="Times New Roman"/>
+          <w:i w:val="0"/>
+          <w:sz w:val="24"/>
+        </w:rPr>
+        <w:t>El control administrativo, como lo señalan los autores referidos, no se limita a una función de fiscalización, sino que se constituye en un mecanismo de retroalimentación continua que permite a la organización detectar desviaciones a tiempo y ajustar sus procesos para garantizar la calidad del servicio prestado al suscriptor.</w:t>
+      </w:r>
+    </w:p>
+    <w:p>
+      <w:pPr>
+        <w:spacing w:before="480" w:after="480" w:line="360" w:lineRule="auto"/>
+        <w:jc w:val="left"/>
+      </w:pPr>
+      <w:r>
+        <w:rPr>
+          <w:rFonts w:ascii="Times New Roman" w:hAnsi="Times New Roman"/>
+          <w:b/>
+          <w:sz w:val="24"/>
+        </w:rPr>
+        <w:t>Gestión de Solicitudes de Servicio</w:t>
+      </w:r>
+    </w:p>
+    <w:p>
+      <w:pPr>
+        <w:spacing w:line="360" w:lineRule="auto" w:after="0" w:before="0"/>
+        <w:ind w:firstLine="709"/>
+        <w:jc w:val="both"/>
+      </w:pPr>
+      <w:r>
+        <w:rPr>
+          <w:rFonts w:ascii="Times New Roman" w:hAnsi="Times New Roman"/>
+          <w:i w:val="0"/>
+          <w:sz w:val="24"/>
+        </w:rPr>
+        <w:t>La gestión de solicitudes de servicio comprende el conjunto de procedimientos administrativos orientados a recepcionar, registrar, procesar y dar seguimiento a los requerimientos presentados por los clientes o suscriptores de una organización. Zeithaml, Parasuraman y Berry (1993) establecen que la calidad del servicio percibida por el cliente está directamente vinculada a la capacidad de la organización para gestionar sus solicitudes de forma ágil, transparente y con comunicación fluida en cada etapa del proceso.</w:t>
+      </w:r>
+    </w:p>
+    <w:p>
+      <w:pPr>
+        <w:spacing w:line="360" w:lineRule="auto" w:after="0" w:before="0"/>
+        <w:ind w:firstLine="709"/>
+        <w:jc w:val="both"/>
+      </w:pPr>
+      <w:r>
+        <w:rPr>
+          <w:rFonts w:ascii="Times New Roman" w:hAnsi="Times New Roman"/>
+          <w:i w:val="0"/>
+          <w:sz w:val="24"/>
+        </w:rPr>
+        <w:t>En empresas de telecomunicaciones como IDETEL, la gestión de solicitudes abarca dos categorías principales: las solicitudes de afiliación de nuevos suscriptores, que implican la coordinación entre las áreas comercial, técnica y administrativa; y las incidencias reportadas por suscriptores activos, que requieren diagnóstico, despacho de cuadrillas y cierre verificado del caso. La ausencia de un sistema unificado de seguimiento para ambas categorías genera retrasos y reprocesos que impactan directamente en la satisfacción del cliente.</w:t>
+      </w:r>
+    </w:p>
+    <w:p>
+      <w:pPr>
+        <w:spacing w:before="480" w:after="480" w:line="360" w:lineRule="auto"/>
+        <w:jc w:val="left"/>
+      </w:pPr>
+      <w:r>
+        <w:rPr>
+          <w:rFonts w:ascii="Times New Roman" w:hAnsi="Times New Roman"/>
+          <w:b/>
+          <w:sz w:val="24"/>
+        </w:rPr>
+        <w:t>Procesos Administrativos y Estandarización de Procedimientos</w:t>
+      </w:r>
+    </w:p>
+    <w:p>
+      <w:pPr>
+        <w:spacing w:line="360" w:lineRule="auto" w:after="0" w:before="0"/>
+        <w:ind w:firstLine="709"/>
+        <w:jc w:val="both"/>
+      </w:pPr>
+      <w:r>
+        <w:rPr>
+          <w:rFonts w:ascii="Times New Roman" w:hAnsi="Times New Roman"/>
+          <w:i w:val="0"/>
+          <w:sz w:val="24"/>
+        </w:rPr>
+        <w:t>El proceso administrativo constituye el marco conceptual que rige el funcionamiento de las organizaciones modernas. Chiavenato (2006) lo describe como el conjunto secuencial e interrelacionado de funciones de planificación, organización, dirección y control, orientadas al logro eficiente de los objetivos organizacionales. La estandarización de los procedimientos dentro de este marco garantiza que las actividades se ejecuten de manera uniforme, reduciendo la variabilidad y los errores derivados de la discrecionalidad individual.</w:t>
+      </w:r>
+    </w:p>
+    <w:p>
+      <w:pPr>
+        <w:spacing w:line="360" w:lineRule="auto" w:after="0" w:before="0"/>
+        <w:ind w:firstLine="709"/>
+        <w:jc w:val="both"/>
+      </w:pPr>
+      <w:r>
+        <w:rPr>
+          <w:rFonts w:ascii="Times New Roman" w:hAnsi="Times New Roman"/>
+          <w:i w:val="0"/>
+          <w:sz w:val="24"/>
+        </w:rPr>
+        <w:t>La formalización de los procedimientos mediante manuales, flujogramas y formatos estandarizados constituye una herramienta esencial para el control administrativo. Según Harrington (1993), un proceso estandarizado es medible, controlable y mejorable, condiciones que permiten a la organización identificar con precisión los puntos de falla y aplicar acciones correctivas focalizadas. En el caso de IDETEL, la ausencia de procedimientos escritos para la gestión de solicitudes es una de las causas raíz de las deficiencias identificadas.</w:t>
+      </w:r>
+    </w:p>
+    <w:p>
+      <w:pPr>
+        <w:spacing w:before="480" w:after="480" w:line="360" w:lineRule="auto"/>
+        <w:jc w:val="left"/>
+      </w:pPr>
+      <w:r>
+        <w:rPr>
+          <w:rFonts w:ascii="Times New Roman" w:hAnsi="Times New Roman"/>
+          <w:b/>
+          <w:sz w:val="24"/>
+        </w:rPr>
+        <w:t>Calidad del Servicio en Empresas de Telecomunicaciones</w:t>
+      </w:r>
+    </w:p>
+    <w:p>
+      <w:pPr>
+        <w:spacing w:line="360" w:lineRule="auto" w:after="0" w:before="0"/>
+        <w:ind w:firstLine="709"/>
+        <w:jc w:val="both"/>
+      </w:pPr>
+      <w:r>
+        <w:rPr>
+          <w:rFonts w:ascii="Times New Roman" w:hAnsi="Times New Roman"/>
+          <w:i w:val="0"/>
+          <w:sz w:val="24"/>
+        </w:rPr>
+        <w:t>La calidad del servicio se define como el grado en que las características del servicio prestado satisfacen o superan las expectativas del cliente. Parasuraman, Zeithaml y Berry (1988) desarrollaron el modelo SERVQUAL, que identifica cinco dimensiones de la calidad del servicio: fiabilidad, capacidad de respuesta, seguridad, empatía y elementos tangibles. En el sector de telecomunicaciones, la fiabilidad y la capacidad de respuesta son las dimensiones con mayor peso en la percepción del cliente.</w:t>
+      </w:r>
+    </w:p>
+    <w:p>
+      <w:pPr>
+        <w:spacing w:line="360" w:lineRule="auto" w:after="0" w:before="0"/>
+        <w:ind w:firstLine="709"/>
+        <w:jc w:val="both"/>
+      </w:pPr>
+      <w:r>
+        <w:rPr>
+          <w:rFonts w:ascii="Times New Roman" w:hAnsi="Times New Roman"/>
+          <w:i w:val="0"/>
+          <w:sz w:val="24"/>
+        </w:rPr>
+        <w:t>Las deficiencias en el control administrativo del proceso de solicitudes de servicio impactan directamente sobre la fiabilidad y la capacidad de respuesta de IDETEL. Cuando una solicitud no es gestionada dentro de los tiempos establecidos o su estatus no puede ser verificado en tiempo real, el cliente percibe una falla en la calidad del servicio que deteriora su confianza en la organización y puede derivar en la cancelación del contrato o en la difusión de experiencias negativas.</w:t>
+      </w:r>
+    </w:p>
+    <w:p>
+      <w:pPr>
+        <w:spacing w:before="480" w:after="480" w:line="360" w:lineRule="auto"/>
+        <w:jc w:val="left"/>
+      </w:pPr>
+      <w:r>
+        <w:rPr>
+          <w:rFonts w:ascii="Times New Roman" w:hAnsi="Times New Roman"/>
+          <w:b/>
+          <w:sz w:val="24"/>
+        </w:rPr>
+        <w:t>Sistemas de Información para el Control Administrativo</w:t>
+      </w:r>
+    </w:p>
+    <w:p>
+      <w:pPr>
+        <w:spacing w:line="360" w:lineRule="auto" w:after="0" w:before="0"/>
+        <w:ind w:firstLine="709"/>
+        <w:jc w:val="both"/>
+      </w:pPr>
+      <w:r>
+        <w:rPr>
+          <w:rFonts w:ascii="Times New Roman" w:hAnsi="Times New Roman"/>
+          <w:i w:val="0"/>
+          <w:sz w:val="24"/>
+        </w:rPr>
+        <w:t>Un sistema de información constituye un conjunto organizado de recursos tecnológicos y procedimentales orientados a la captura, almacenamiento, procesamiento y distribución de datos con el propósito de apoyar la toma de decisiones. Laudon y Laudon (2016) distinguen los sistemas de procesamiento de transacciones como la categoría que registra y gestiona las operaciones rutinarias de la organización, siendo esta la tipología más pertinente para el control de solicitudes de servicio en una empresa de telecomunicaciones.</w:t>
+      </w:r>
+    </w:p>
+    <w:p>
+      <w:pPr>
+        <w:spacing w:line="360" w:lineRule="auto" w:after="0" w:before="0"/>
+        <w:ind w:firstLine="709"/>
+        <w:jc w:val="both"/>
+      </w:pPr>
+      <w:r>
+        <w:rPr>
+          <w:rFonts w:ascii="Times New Roman" w:hAnsi="Times New Roman"/>
+          <w:i w:val="0"/>
+          <w:sz w:val="24"/>
+        </w:rPr>
+        <w:t>La implementación de un sistema de tickets o plataforma de seguimiento de solicitudes en IDETEL permitiría centralizar el registro de cada caso, asignar responsables, definir tiempos de atención y generar alertas ante incumplimientos. Esta herramienta transformaría el control administrativo de reactivo a proactivo, dotando a la supervisión de información en tiempo real para la toma de decisiones y la evaluación continua del desempeño del proceso.</w:t>
+      </w:r>
+    </w:p>
+    <w:p>
+      <w:pPr>
+        <w:spacing w:before="480" w:after="480" w:line="360" w:lineRule="auto"/>
+        <w:jc w:val="left"/>
+      </w:pPr>
+      <w:r>
+        <w:rPr>
+          <w:rFonts w:ascii="Times New Roman" w:hAnsi="Times New Roman"/>
+          <w:b/>
+          <w:sz w:val="24"/>
+        </w:rPr>
+        <w:t>Proyecto Factible como Modalidad de Investigación</w:t>
+      </w:r>
+    </w:p>
+    <w:p>
+      <w:pPr>
+        <w:spacing w:line="360" w:lineRule="auto" w:after="0" w:before="0"/>
+        <w:ind w:firstLine="709"/>
+        <w:jc w:val="both"/>
+      </w:pPr>
+      <w:r>
+        <w:rPr>
+          <w:rFonts w:ascii="Times New Roman" w:hAnsi="Times New Roman"/>
+          <w:i w:val="0"/>
+          <w:sz w:val="24"/>
+        </w:rPr>
+        <w:t>La Universidad Pedagógica Experimental Libertador (UPEL, 2016) define el proyecto factible como la investigación, elaboración y desarrollo de una propuesta de un modelo operativo viable para solucionar problemas, requerimientos o necesidades de organizaciones o grupos sociales. Esta modalidad exige un diagnóstico de campo que evidencie la situación deficitaria y la comprobación de la viabilidad técnica y operativa de la solución planteada.</w:t>
+      </w:r>
+    </w:p>
+    <w:p>
+      <w:pPr>
+        <w:spacing w:line="360" w:lineRule="auto" w:after="0" w:before="0"/>
+        <w:ind w:firstLine="709"/>
+        <w:jc w:val="both"/>
+      </w:pPr>
+      <w:r>
+        <w:rPr>
+          <w:rFonts w:ascii="Times New Roman" w:hAnsi="Times New Roman"/>
+          <w:i w:val="0"/>
+          <w:sz w:val="24"/>
+        </w:rPr>
+        <w:t>Arias (2012) señala que el proyecto factible avanza hasta proponer y en muchos casos desarrollar la solución, demostrando su aplicabilidad en el contexto real. El presente trabajo se enmarca en esta modalidad al partir de la evaluación del control administrativo de IDETEL para proponer mejoras procedimentales cuya implementación es viable dentro de la estructura organizativa y los recursos disponibles de la empresa.</w:t>
+      </w:r>
+    </w:p>
+    <w:p>
+      <w:pPr>
+        <w:sectPr>
           <w:footerReference w:type="default" r:id="rId36"/>
           <w:type w:val="continuous"/>
           <w:pgSz w:w="12240" w:h="15840"/>
@@ -6477,11 +6918,11 @@
           <w:b/>
           <w:sz w:val="24"/>
         </w:rPr>
-        <w:t>CAPÍTULO III</w:t>
+        <w:t>CAPÍTULO IV</w:t>
       </w:r>
     </w:p>
     <w:p>
-      <w:bookmarkStart w:id="bm_cap3" w:name="bm_cap3"/>
+      <w:bookmarkStart w:id="bm_cap4" w:name="bm_cap4"/>
       <w:pPr>
         <w:spacing w:before="480"/>
         <w:jc w:val="center"/>
@@ -6492,9 +6933,9 @@
           <w:b/>
           <w:sz w:val="24"/>
         </w:rPr>
-        <w:t>MARCO TEÓRICO</w:t>
-      </w:r>
-      <w:bookmarkEnd w:id="bm_cap3"/>
+        <w:t>ACTIVIDADES REALIZADAS</w:t>
+      </w:r>
+      <w:bookmarkEnd w:id="bm_cap4"/>
     </w:p>
     <w:p>
       <w:pPr>
@@ -6509,7 +6950,7 @@
       </w:pPr>
     </w:p>
     <w:p>
-      <w:bookmarkStart w:id="bm_cap3_bases" w:name="bm_cap3_bases"/>
+      <w:bookmarkStart w:id="bm_cap4_desc" w:name="bm_cap4_desc"/>
       <w:pPr>
         <w:spacing w:before="480" w:after="480" w:line="360" w:lineRule="auto"/>
         <w:jc w:val="left"/>
@@ -6520,9 +6961,9 @@
           <w:b/>
           <w:sz w:val="24"/>
         </w:rPr>
-        <w:t>Control Administrativo</w:t>
-      </w:r>
-      <w:bookmarkEnd w:id="bm_cap3_bases"/>
+        <w:t>Descripción de Actividades Ejecutadas por Semana</w:t>
+      </w:r>
+      <w:bookmarkEnd w:id="bm_cap4_desc"/>
     </w:p>
     <w:p>
       <w:pPr>
@@ -6536,58 +6977,7 @@
           <w:i w:val="0"/>
           <w:sz w:val="24"/>
         </w:rPr>
-        <w:t>El control administrativo constituye una de las funciones fundamentales del proceso administrativo y se define como el mecanismo mediante el cual la organización verifica que las actividades ejecutadas se correspondan con lo planificado, detectando desviaciones y aplicando las medidas correctivas necesarias. Robbins y Coulter (2010) señalan que el control eficaz no solo identifica fallas, sino que proporciona información oportuna para la toma de decisiones gerenciales, convirtiéndose en un instrumento de mejora continua y no únicamente de fiscalización.</w:t>
-      </w:r>
-    </w:p>
-    <w:p>
-      <w:pPr>
-        <w:spacing w:line="360" w:lineRule="auto" w:after="0" w:before="0"/>
-        <w:ind w:firstLine="709"/>
-        <w:jc w:val="both"/>
-      </w:pPr>
-      <w:r>
-        <w:rPr>
-          <w:rFonts w:ascii="Times New Roman" w:hAnsi="Times New Roman"/>
-          <w:i w:val="0"/>
-          <w:sz w:val="24"/>
-        </w:rPr>
-        <w:t>En el contexto del Departamento de Administración de Ingeniería de Telecomunicaciones, C.A., el control administrativo se aplica sobre el ciclo de gestión de solicitudes de servicio, abarcando desde la recepción de la solicitud del suscriptor hasta el cierre definitivo del caso. La ausencia de mecanismos formales de control en este ciclo genera inconsistencias entre los departamentos involucrados y dificulta la evaluación del desempeño del proceso de atención.</w:t>
-      </w:r>
-    </w:p>
-    <w:p>
-      <w:pPr>
-        <w:spacing w:line="240" w:lineRule="auto" w:before="720" w:after="240"/>
-        <w:ind w:left="709" w:right="709"/>
-        <w:jc w:val="both"/>
-      </w:pPr>
-      <w:r>
-        <w:rPr>
-          <w:rFonts w:ascii="Times New Roman" w:hAnsi="Times New Roman"/>
-          <w:sz w:val="24"/>
-        </w:rPr>
-        <w:t>El control es el proceso de monitorear las actividades para asegurarse de que se lleven a cabo según lo planeado y para corregir cualquier desviación significativa. Los gerentes no pueden saber realmente si sus unidades están desempeñándose adecuadamente hasta que evalúan qué actividades se han llevado a cabo y comparan el desempeño real con el estándar deseado.</w:t>
-      </w:r>
-      <w:r>
-        <w:rPr>
-          <w:rFonts w:ascii="Times New Roman" w:hAnsi="Times New Roman"/>
-          <w:sz w:val="24"/>
-        </w:rPr>
-        <w:t xml:space="preserve"> (Robbins y Coulter, 2010, p. 398)</w:t>
-      </w:r>
-    </w:p>
-    <w:p>
-      <w:pPr>
-        <w:spacing w:line="360" w:lineRule="auto" w:after="0" w:before="0"/>
-        <w:ind w:firstLine="709"/>
-        <w:jc w:val="both"/>
-      </w:pPr>
-      <w:r>
-        <w:rPr>
-          <w:rFonts w:ascii="Times New Roman" w:hAnsi="Times New Roman"/>
-          <w:i w:val="0"/>
-          <w:sz w:val="24"/>
-        </w:rPr>
-        <w:t>El control administrativo, como lo señalan los autores referidos, no se limita a una función de fiscalización, sino que se constituye en un mecanismo de retroalimentación continua que permite a la organización detectar desviaciones a tiempo y ajustar sus procesos para garantizar la calidad del servicio prestado al suscriptor.</w:t>
+        <w:t>Durante las diez (10) semanas de pasantías, se llevaron a cabo actividades de evaluación y análisis en el Departamento de Administración de Ingeniería de Telecomunicaciones, C.A.:</w:t>
       </w:r>
     </w:p>
     <w:p>
@@ -6601,125 +6991,65 @@
           <w:b/>
           <w:sz w:val="24"/>
         </w:rPr>
-        <w:t>Gestión de Solicitudes de Servicio</w:t>
+        <w:t>Semana 1</w:t>
       </w:r>
     </w:p>
     <w:p>
       <w:pPr>
-        <w:spacing w:line="360" w:lineRule="auto" w:after="0" w:before="0"/>
+        <w:spacing w:line="360" w:lineRule="auto"/>
         <w:ind w:firstLine="709"/>
         <w:jc w:val="both"/>
       </w:pPr>
       <w:r>
         <w:rPr>
           <w:rFonts w:ascii="Times New Roman" w:hAnsi="Times New Roman"/>
-          <w:i w:val="0"/>
           <w:sz w:val="24"/>
         </w:rPr>
-        <w:t>La gestión de solicitudes de servicio comprende el conjunto de procedimientos administrativos orientados a recepcionar, registrar, procesar y dar seguimiento a los requerimientos presentados por los clientes o suscriptores de una organización. Zeithaml, Parasuraman y Berry (1993) establecen que la calidad del servicio percibida por el cliente está directamente vinculada a la capacidad de la organización para gestionar sus solicitudes de forma ágil, transparente y con comunicación fluida en cada etapa del proceso.</w:t>
-      </w:r>
-    </w:p>
-    <w:p>
-      <w:pPr>
-        <w:spacing w:line="360" w:lineRule="auto" w:after="0" w:before="0"/>
-        <w:ind w:firstLine="709"/>
-        <w:jc w:val="both"/>
-      </w:pPr>
-      <w:r>
-        <w:rPr>
-          <w:rFonts w:ascii="Times New Roman" w:hAnsi="Times New Roman"/>
-          <w:i w:val="0"/>
-          <w:sz w:val="24"/>
-        </w:rPr>
-        <w:t>En empresas de telecomunicaciones como IDETEL, la gestión de solicitudes abarca dos categorías principales: las solicitudes de afiliación de nuevos suscriptores, que implican la coordinación entre las áreas comercial, técnica y administrativa; y las incidencias reportadas por suscriptores activos, que requieren diagnóstico, despacho de cuadrillas y cierre verificado del caso. La ausencia de un sistema unificado de seguimiento para ambas categorías genera retrasos y reprocesos que impactan directamente en la satisfacción del cliente.</w:t>
-      </w:r>
-    </w:p>
-    <w:p>
-      <w:pPr>
-        <w:spacing w:before="480" w:after="480" w:line="360" w:lineRule="auto"/>
-        <w:jc w:val="left"/>
-      </w:pPr>
+        <w:t xml:space="preserve">1. </w:t>
+      </w:r>
       <w:r>
         <w:rPr>
           <w:rFonts w:ascii="Times New Roman" w:hAnsi="Times New Roman"/>
           <w:b/>
           <w:sz w:val="24"/>
         </w:rPr>
-        <w:t>Procesos Administrativos y Estandarización de Procedimientos</w:t>
+        <w:t xml:space="preserve">Actividad operativa: </w:t>
+      </w:r>
+      <w:r>
+        <w:rPr>
+          <w:rFonts w:ascii="Times New Roman" w:hAnsi="Times New Roman"/>
+          <w:sz w:val="24"/>
+        </w:rPr>
+        <w:t>Inducción institucional, recorrido por las instalaciones, presentación ante el equipo del Departamento de Administración y familiarización con los sistemas de registro y los procedimientos generales de la empresa.</w:t>
       </w:r>
     </w:p>
     <w:p>
       <w:pPr>
-        <w:spacing w:line="360" w:lineRule="auto" w:after="0" w:before="0"/>
+        <w:spacing w:line="360" w:lineRule="auto"/>
         <w:ind w:firstLine="709"/>
         <w:jc w:val="both"/>
       </w:pPr>
       <w:r>
         <w:rPr>
           <w:rFonts w:ascii="Times New Roman" w:hAnsi="Times New Roman"/>
-          <w:i w:val="0"/>
           <w:sz w:val="24"/>
         </w:rPr>
-        <w:t>El proceso administrativo constituye el marco conceptual que rige el funcionamiento de las organizaciones modernas. Chiavenato (2006) lo describe como el conjunto secuencial e interrelacionado de funciones de planificación, organización, dirección y control, orientadas al logro eficiente de los objetivos organizacionales. La estandarización de los procedimientos dentro de este marco garantiza que las actividades se ejecuten de manera uniforme, reduciendo la variabilidad y los errores derivados de la discrecionalidad individual.</w:t>
-      </w:r>
-    </w:p>
-    <w:p>
-      <w:pPr>
-        <w:spacing w:line="360" w:lineRule="auto" w:after="0" w:before="0"/>
-        <w:ind w:firstLine="709"/>
-        <w:jc w:val="both"/>
-      </w:pPr>
-      <w:r>
-        <w:rPr>
-          <w:rFonts w:ascii="Times New Roman" w:hAnsi="Times New Roman"/>
-          <w:i w:val="0"/>
-          <w:sz w:val="24"/>
-        </w:rPr>
-        <w:t>La formalización de los procedimientos mediante manuales, flujogramas y formatos estandarizados constituye una herramienta esencial para el control administrativo. Según Harrington (1993), un proceso estandarizado es medible, controlable y mejorable, condiciones que permiten a la organización identificar con precisión los puntos de falla y aplicar acciones correctivas focalizadas. En el caso de IDETEL, la ausencia de procedimientos escritos para la gestión de solicitudes es una de las causas raíz de las deficiencias identificadas.</w:t>
-      </w:r>
-    </w:p>
-    <w:p>
-      <w:pPr>
-        <w:spacing w:before="480" w:after="480" w:line="360" w:lineRule="auto"/>
-        <w:jc w:val="left"/>
-      </w:pPr>
+        <w:t xml:space="preserve">2. </w:t>
+      </w:r>
       <w:r>
         <w:rPr>
           <w:rFonts w:ascii="Times New Roman" w:hAnsi="Times New Roman"/>
           <w:b/>
           <w:sz w:val="24"/>
         </w:rPr>
-        <w:t>Calidad del Servicio en Empresas de Telecomunicaciones</w:t>
-      </w:r>
-    </w:p>
-    <w:p>
-      <w:pPr>
-        <w:spacing w:line="360" w:lineRule="auto" w:after="0" w:before="0"/>
-        <w:ind w:firstLine="709"/>
-        <w:jc w:val="both"/>
-      </w:pPr>
+        <w:t xml:space="preserve">Actividad de investigación: </w:t>
+      </w:r>
       <w:r>
         <w:rPr>
           <w:rFonts w:ascii="Times New Roman" w:hAnsi="Times New Roman"/>
-          <w:i w:val="0"/>
           <w:sz w:val="24"/>
         </w:rPr>
-        <w:t>La calidad del servicio se define como el grado en que las características del servicio prestado satisfacen o superan las expectativas del cliente. Parasuraman, Zeithaml y Berry (1988) desarrollaron el modelo SERVQUAL, que identifica cinco dimensiones de la calidad del servicio: fiabilidad, capacidad de respuesta, seguridad, empatía y elementos tangibles. En el sector de telecomunicaciones, la fiabilidad y la capacidad de respuesta son las dimensiones con mayor peso en la percepción del cliente.</w:t>
-      </w:r>
-    </w:p>
-    <w:p>
-      <w:pPr>
-        <w:spacing w:line="360" w:lineRule="auto" w:after="0" w:before="0"/>
-        <w:ind w:firstLine="709"/>
-        <w:jc w:val="both"/>
-      </w:pPr>
-      <w:r>
-        <w:rPr>
-          <w:rFonts w:ascii="Times New Roman" w:hAnsi="Times New Roman"/>
-          <w:i w:val="0"/>
-          <w:sz w:val="24"/>
-        </w:rPr>
-        <w:t>Las deficiencias en el control administrativo del proceso de solicitudes de servicio impactan directamente sobre la fiabilidad y la capacidad de respuesta de IDETEL. Cuando una solicitud no es gestionada dentro de los tiempos establecidos o su estatus no puede ser verificado en tiempo real, el cliente percibe una falla en la calidad del servicio que deteriora su confianza en la organización y puede derivar en la cancelación del contrato o en la difusión de experiencias negativas.</w:t>
+        <w:t>Observación directa del flujo de recepción y procesamiento de solicitudes de servicio, identificación preliminar de los actores involucrados en el proceso y formulación inicial de la situación problemática.</w:t>
       </w:r>
     </w:p>
     <w:p>
@@ -6733,81 +7063,641 @@
           <w:b/>
           <w:sz w:val="24"/>
         </w:rPr>
-        <w:t>Sistemas de Información para el Control Administrativo</w:t>
+        <w:t>Semana 2</w:t>
       </w:r>
     </w:p>
     <w:p>
       <w:pPr>
-        <w:spacing w:line="360" w:lineRule="auto" w:after="0" w:before="0"/>
+        <w:spacing w:line="360" w:lineRule="auto"/>
         <w:ind w:firstLine="709"/>
         <w:jc w:val="both"/>
       </w:pPr>
       <w:r>
         <w:rPr>
           <w:rFonts w:ascii="Times New Roman" w:hAnsi="Times New Roman"/>
-          <w:i w:val="0"/>
           <w:sz w:val="24"/>
         </w:rPr>
-        <w:t>Un sistema de información constituye un conjunto organizado de recursos tecnológicos y procedimentales orientados a la captura, almacenamiento, procesamiento y distribución de datos con el propósito de apoyar la toma de decisiones. Laudon y Laudon (2016) distinguen los sistemas de procesamiento de transacciones como la categoría que registra y gestiona las operaciones rutinarias de la organización, siendo esta la tipología más pertinente para el control de solicitudes de servicio en una empresa de telecomunicaciones.</w:t>
-      </w:r>
-    </w:p>
-    <w:p>
-      <w:pPr>
-        <w:spacing w:line="360" w:lineRule="auto" w:after="0" w:before="0"/>
-        <w:ind w:firstLine="709"/>
-        <w:jc w:val="both"/>
-      </w:pPr>
-      <w:r>
-        <w:rPr>
-          <w:rFonts w:ascii="Times New Roman" w:hAnsi="Times New Roman"/>
-          <w:i w:val="0"/>
-          <w:sz w:val="24"/>
-        </w:rPr>
-        <w:t>La implementación de un sistema de tickets o plataforma de seguimiento de solicitudes en IDETEL permitiría centralizar el registro de cada caso, asignar responsables, definir tiempos de atención y generar alertas ante incumplimientos. Esta herramienta transformaría el control administrativo de reactivo a proactivo, dotando a la supervisión de información en tiempo real para la toma de decisiones y la evaluación continua del desempeño del proceso.</w:t>
-      </w:r>
-    </w:p>
-    <w:p>
-      <w:pPr>
-        <w:spacing w:before="480" w:after="480" w:line="360" w:lineRule="auto"/>
-        <w:jc w:val="left"/>
-      </w:pPr>
+        <w:t xml:space="preserve">1. </w:t>
+      </w:r>
       <w:r>
         <w:rPr>
           <w:rFonts w:ascii="Times New Roman" w:hAnsi="Times New Roman"/>
           <w:b/>
           <w:sz w:val="24"/>
         </w:rPr>
-        <w:t>Proyecto Factible como Modalidad de Investigación</w:t>
+        <w:t xml:space="preserve">Actividad operativa: </w:t>
+      </w:r>
+      <w:r>
+        <w:rPr>
+          <w:rFonts w:ascii="Times New Roman" w:hAnsi="Times New Roman"/>
+          <w:sz w:val="24"/>
+        </w:rPr>
+        <w:t>Apoyo en la recepción y registro de solicitudes de afiliación de nuevos suscriptores, verificación de documentación requerida y actualización del sistema de control de casos activos.</w:t>
       </w:r>
     </w:p>
     <w:p>
       <w:pPr>
-        <w:spacing w:line="360" w:lineRule="auto" w:after="0" w:before="0"/>
+        <w:spacing w:line="360" w:lineRule="auto"/>
         <w:ind w:firstLine="709"/>
         <w:jc w:val="both"/>
       </w:pPr>
       <w:r>
         <w:rPr>
           <w:rFonts w:ascii="Times New Roman" w:hAnsi="Times New Roman"/>
-          <w:i w:val="0"/>
           <w:sz w:val="24"/>
         </w:rPr>
-        <w:t>La Universidad Pedagógica Experimental Libertador (UPEL, 2016) define el proyecto factible como la investigación, elaboración y desarrollo de una propuesta de un modelo operativo viable para solucionar problemas, requerimientos o necesidades de organizaciones o grupos sociales. Esta modalidad exige un diagnóstico de campo que evidencie la situación deficitaria y la comprobación de la viabilidad técnica y operativa de la solución planteada.</w:t>
+        <w:t xml:space="preserve">2. </w:t>
+      </w:r>
+      <w:r>
+        <w:rPr>
+          <w:rFonts w:ascii="Times New Roman" w:hAnsi="Times New Roman"/>
+          <w:b/>
+          <w:sz w:val="24"/>
+        </w:rPr>
+        <w:t xml:space="preserve">Actividad de investigación: </w:t>
+      </w:r>
+      <w:r>
+        <w:rPr>
+          <w:rFonts w:ascii="Times New Roman" w:hAnsi="Times New Roman"/>
+          <w:sz w:val="24"/>
+        </w:rPr>
+        <w:t>Levantamiento detallado del flujo procedimental de solicitudes de instalación e incidencias mediante la revisión de registros históricos y la documentación interna disponible en el departamento.</w:t>
       </w:r>
     </w:p>
     <w:p>
       <w:pPr>
-        <w:spacing w:line="360" w:lineRule="auto" w:after="0" w:before="0"/>
+        <w:spacing w:before="480" w:after="480" w:line="360" w:lineRule="auto"/>
+        <w:jc w:val="left"/>
+      </w:pPr>
+      <w:r>
+        <w:rPr>
+          <w:rFonts w:ascii="Times New Roman" w:hAnsi="Times New Roman"/>
+          <w:b/>
+          <w:sz w:val="24"/>
+        </w:rPr>
+        <w:t>Semana 3</w:t>
+      </w:r>
+    </w:p>
+    <w:p>
+      <w:pPr>
+        <w:spacing w:line="360" w:lineRule="auto"/>
         <w:ind w:firstLine="709"/>
         <w:jc w:val="both"/>
       </w:pPr>
       <w:r>
         <w:rPr>
           <w:rFonts w:ascii="Times New Roman" w:hAnsi="Times New Roman"/>
-          <w:i w:val="0"/>
           <w:sz w:val="24"/>
         </w:rPr>
-        <w:t>Arias (2012) señala que el proyecto factible avanza hasta proponer y en muchos casos desarrollar la solución, demostrando su aplicabilidad en el contexto real. El presente trabajo se enmarca en esta modalidad al partir de la evaluación del control administrativo de IDETEL para proponer mejoras procedimentales cuya implementación es viable dentro de la estructura organizativa y los recursos disponibles de la empresa.</w:t>
+        <w:t xml:space="preserve">1. </w:t>
+      </w:r>
+      <w:r>
+        <w:rPr>
+          <w:rFonts w:ascii="Times New Roman" w:hAnsi="Times New Roman"/>
+          <w:b/>
+          <w:sz w:val="24"/>
+        </w:rPr>
+        <w:t xml:space="preserve">Actividad operativa: </w:t>
+      </w:r>
+      <w:r>
+        <w:rPr>
+          <w:rFonts w:ascii="Times New Roman" w:hAnsi="Times New Roman"/>
+          <w:sz w:val="24"/>
+        </w:rPr>
+        <w:t>Colaboración en el seguimiento de solicitudes de servicio activas, actualización del estatus de los casos en el sistema de registro del departamento y apoyo en la coordinación con el área técnica.</w:t>
+      </w:r>
+    </w:p>
+    <w:p>
+      <w:pPr>
+        <w:spacing w:line="360" w:lineRule="auto"/>
+        <w:ind w:firstLine="709"/>
+        <w:jc w:val="both"/>
+      </w:pPr>
+      <w:r>
+        <w:rPr>
+          <w:rFonts w:ascii="Times New Roman" w:hAnsi="Times New Roman"/>
+          <w:sz w:val="24"/>
+        </w:rPr>
+        <w:t xml:space="preserve">2. </w:t>
+      </w:r>
+      <w:r>
+        <w:rPr>
+          <w:rFonts w:ascii="Times New Roman" w:hAnsi="Times New Roman"/>
+          <w:b/>
+          <w:sz w:val="24"/>
+        </w:rPr>
+        <w:t xml:space="preserve">Actividad de investigación: </w:t>
+      </w:r>
+      <w:r>
+        <w:rPr>
+          <w:rFonts w:ascii="Times New Roman" w:hAnsi="Times New Roman"/>
+          <w:sz w:val="24"/>
+        </w:rPr>
+        <w:t>Diseño y aplicación de guía de observación directa sobre el proceso de gestión de solicitudes, registrando los tiempos de respuesta por etapa y los puntos de interrupción del flujo.</w:t>
+      </w:r>
+    </w:p>
+    <w:p>
+      <w:pPr>
+        <w:spacing w:before="480" w:after="480" w:line="360" w:lineRule="auto"/>
+        <w:jc w:val="left"/>
+      </w:pPr>
+      <w:r>
+        <w:rPr>
+          <w:rFonts w:ascii="Times New Roman" w:hAnsi="Times New Roman"/>
+          <w:b/>
+          <w:sz w:val="24"/>
+        </w:rPr>
+        <w:t>Semana 4</w:t>
+      </w:r>
+    </w:p>
+    <w:p>
+      <w:pPr>
+        <w:spacing w:line="360" w:lineRule="auto"/>
+        <w:ind w:firstLine="709"/>
+        <w:jc w:val="both"/>
+      </w:pPr>
+      <w:r>
+        <w:rPr>
+          <w:rFonts w:ascii="Times New Roman" w:hAnsi="Times New Roman"/>
+          <w:sz w:val="24"/>
+        </w:rPr>
+        <w:t xml:space="preserve">1. </w:t>
+      </w:r>
+      <w:r>
+        <w:rPr>
+          <w:rFonts w:ascii="Times New Roman" w:hAnsi="Times New Roman"/>
+          <w:b/>
+          <w:sz w:val="24"/>
+        </w:rPr>
+        <w:t xml:space="preserve">Actividad operativa: </w:t>
+      </w:r>
+      <w:r>
+        <w:rPr>
+          <w:rFonts w:ascii="Times New Roman" w:hAnsi="Times New Roman"/>
+          <w:sz w:val="24"/>
+        </w:rPr>
+        <w:t>Apoyo en la atención al suscriptor vía telefónica y presencial, registro de incidencias reportadas y coordinación con el NOC para el despacho de cuadrillas técnicas de campo.</w:t>
+      </w:r>
+    </w:p>
+    <w:p>
+      <w:pPr>
+        <w:spacing w:line="360" w:lineRule="auto"/>
+        <w:ind w:firstLine="709"/>
+        <w:jc w:val="both"/>
+      </w:pPr>
+      <w:r>
+        <w:rPr>
+          <w:rFonts w:ascii="Times New Roman" w:hAnsi="Times New Roman"/>
+          <w:sz w:val="24"/>
+        </w:rPr>
+        <w:t xml:space="preserve">2. </w:t>
+      </w:r>
+      <w:r>
+        <w:rPr>
+          <w:rFonts w:ascii="Times New Roman" w:hAnsi="Times New Roman"/>
+          <w:b/>
+          <w:sz w:val="24"/>
+        </w:rPr>
+        <w:t xml:space="preserve">Actividad de investigación: </w:t>
+      </w:r>
+      <w:r>
+        <w:rPr>
+          <w:rFonts w:ascii="Times New Roman" w:hAnsi="Times New Roman"/>
+          <w:sz w:val="24"/>
+        </w:rPr>
+        <w:t>Aplicación de entrevistas no estructuradas al personal administrativo, comercial y técnico para identificar las deficiencias percibidas en el sistema de control de solicitudes de servicio.</w:t>
+      </w:r>
+    </w:p>
+    <w:p>
+      <w:pPr>
+        <w:spacing w:before="480" w:after="480" w:line="360" w:lineRule="auto"/>
+        <w:jc w:val="left"/>
+      </w:pPr>
+      <w:r>
+        <w:rPr>
+          <w:rFonts w:ascii="Times New Roman" w:hAnsi="Times New Roman"/>
+          <w:b/>
+          <w:sz w:val="24"/>
+        </w:rPr>
+        <w:t>Semana 5</w:t>
+      </w:r>
+    </w:p>
+    <w:p>
+      <w:pPr>
+        <w:spacing w:line="360" w:lineRule="auto"/>
+        <w:ind w:firstLine="709"/>
+        <w:jc w:val="both"/>
+      </w:pPr>
+      <w:r>
+        <w:rPr>
+          <w:rFonts w:ascii="Times New Roman" w:hAnsi="Times New Roman"/>
+          <w:sz w:val="24"/>
+        </w:rPr>
+        <w:t xml:space="preserve">1. </w:t>
+      </w:r>
+      <w:r>
+        <w:rPr>
+          <w:rFonts w:ascii="Times New Roman" w:hAnsi="Times New Roman"/>
+          <w:b/>
+          <w:sz w:val="24"/>
+        </w:rPr>
+        <w:t xml:space="preserve">Actividad operativa: </w:t>
+      </w:r>
+      <w:r>
+        <w:rPr>
+          <w:rFonts w:ascii="Times New Roman" w:hAnsi="Times New Roman"/>
+          <w:sz w:val="24"/>
+        </w:rPr>
+        <w:t>Colaboración en la actualización del registro de suscriptores activos, verificación del cierre de casos pendientes y apoyo en la elaboración de reportes de incidencias del período.</w:t>
+      </w:r>
+    </w:p>
+    <w:p>
+      <w:pPr>
+        <w:spacing w:line="360" w:lineRule="auto"/>
+        <w:ind w:firstLine="709"/>
+        <w:jc w:val="both"/>
+      </w:pPr>
+      <w:r>
+        <w:rPr>
+          <w:rFonts w:ascii="Times New Roman" w:hAnsi="Times New Roman"/>
+          <w:sz w:val="24"/>
+        </w:rPr>
+        <w:t xml:space="preserve">2. </w:t>
+      </w:r>
+      <w:r>
+        <w:rPr>
+          <w:rFonts w:ascii="Times New Roman" w:hAnsi="Times New Roman"/>
+          <w:b/>
+          <w:sz w:val="24"/>
+        </w:rPr>
+        <w:t xml:space="preserve">Actividad de investigación: </w:t>
+      </w:r>
+      <w:r>
+        <w:rPr>
+          <w:rFonts w:ascii="Times New Roman" w:hAnsi="Times New Roman"/>
+          <w:sz w:val="24"/>
+        </w:rPr>
+        <w:t>Diagnóstico situacional de las deficiencias del control administrativo, elaboración de la matriz de fallas identificadas y análisis de los tiempos promedio de atención por tipo de solicitud.</w:t>
+      </w:r>
+    </w:p>
+    <w:p>
+      <w:pPr>
+        <w:spacing w:before="480" w:after="480" w:line="360" w:lineRule="auto"/>
+        <w:jc w:val="left"/>
+      </w:pPr>
+      <w:r>
+        <w:rPr>
+          <w:rFonts w:ascii="Times New Roman" w:hAnsi="Times New Roman"/>
+          <w:b/>
+          <w:sz w:val="24"/>
+        </w:rPr>
+        <w:t>Semana 6</w:t>
+      </w:r>
+    </w:p>
+    <w:p>
+      <w:pPr>
+        <w:spacing w:line="360" w:lineRule="auto"/>
+        <w:ind w:firstLine="709"/>
+        <w:jc w:val="both"/>
+      </w:pPr>
+      <w:r>
+        <w:rPr>
+          <w:rFonts w:ascii="Times New Roman" w:hAnsi="Times New Roman"/>
+          <w:sz w:val="24"/>
+        </w:rPr>
+        <w:t xml:space="preserve">1. </w:t>
+      </w:r>
+      <w:r>
+        <w:rPr>
+          <w:rFonts w:ascii="Times New Roman" w:hAnsi="Times New Roman"/>
+          <w:b/>
+          <w:sz w:val="24"/>
+        </w:rPr>
+        <w:t xml:space="preserve">Actividad operativa: </w:t>
+      </w:r>
+      <w:r>
+        <w:rPr>
+          <w:rFonts w:ascii="Times New Roman" w:hAnsi="Times New Roman"/>
+          <w:sz w:val="24"/>
+        </w:rPr>
+        <w:t>Apoyo en la tramitación de contratos de nuevos suscriptores, verificación de la documentación requerida y actualización del registro de afiliaciones del período en el sistema del departamento.</w:t>
+      </w:r>
+    </w:p>
+    <w:p>
+      <w:pPr>
+        <w:spacing w:line="360" w:lineRule="auto"/>
+        <w:ind w:firstLine="709"/>
+        <w:jc w:val="both"/>
+      </w:pPr>
+      <w:r>
+        <w:rPr>
+          <w:rFonts w:ascii="Times New Roman" w:hAnsi="Times New Roman"/>
+          <w:sz w:val="24"/>
+        </w:rPr>
+        <w:t xml:space="preserve">2. </w:t>
+      </w:r>
+      <w:r>
+        <w:rPr>
+          <w:rFonts w:ascii="Times New Roman" w:hAnsi="Times New Roman"/>
+          <w:b/>
+          <w:sz w:val="24"/>
+        </w:rPr>
+        <w:t xml:space="preserve">Actividad de investigación: </w:t>
+      </w:r>
+      <w:r>
+        <w:rPr>
+          <w:rFonts w:ascii="Times New Roman" w:hAnsi="Times New Roman"/>
+          <w:sz w:val="24"/>
+        </w:rPr>
+        <w:t>Análisis del impacto de las deficiencias detectadas sobre la calidad del servicio percibida por los suscriptores, mediante correlación entre tiempos de atención y quejas registradas.</w:t>
+      </w:r>
+    </w:p>
+    <w:p>
+      <w:pPr>
+        <w:spacing w:before="480" w:after="480" w:line="360" w:lineRule="auto"/>
+        <w:jc w:val="left"/>
+      </w:pPr>
+      <w:r>
+        <w:rPr>
+          <w:rFonts w:ascii="Times New Roman" w:hAnsi="Times New Roman"/>
+          <w:b/>
+          <w:sz w:val="24"/>
+        </w:rPr>
+        <w:t>Semana 7</w:t>
+      </w:r>
+    </w:p>
+    <w:p>
+      <w:pPr>
+        <w:spacing w:line="360" w:lineRule="auto"/>
+        <w:ind w:firstLine="709"/>
+        <w:jc w:val="both"/>
+      </w:pPr>
+      <w:r>
+        <w:rPr>
+          <w:rFonts w:ascii="Times New Roman" w:hAnsi="Times New Roman"/>
+          <w:sz w:val="24"/>
+        </w:rPr>
+        <w:t xml:space="preserve">1. </w:t>
+      </w:r>
+      <w:r>
+        <w:rPr>
+          <w:rFonts w:ascii="Times New Roman" w:hAnsi="Times New Roman"/>
+          <w:b/>
+          <w:sz w:val="24"/>
+        </w:rPr>
+        <w:t xml:space="preserve">Actividad operativa: </w:t>
+      </w:r>
+      <w:r>
+        <w:rPr>
+          <w:rFonts w:ascii="Times New Roman" w:hAnsi="Times New Roman"/>
+          <w:sz w:val="24"/>
+        </w:rPr>
+        <w:t>Colaboración en la revisión y archivo de expedientes administrativos del ciclo, apoyo en la conciliación de pagos de suscriptores y actualización de la base de datos de clientes.</w:t>
+      </w:r>
+    </w:p>
+    <w:p>
+      <w:pPr>
+        <w:spacing w:line="360" w:lineRule="auto"/>
+        <w:ind w:firstLine="709"/>
+        <w:jc w:val="both"/>
+      </w:pPr>
+      <w:r>
+        <w:rPr>
+          <w:rFonts w:ascii="Times New Roman" w:hAnsi="Times New Roman"/>
+          <w:sz w:val="24"/>
+        </w:rPr>
+        <w:t xml:space="preserve">2. </w:t>
+      </w:r>
+      <w:r>
+        <w:rPr>
+          <w:rFonts w:ascii="Times New Roman" w:hAnsi="Times New Roman"/>
+          <w:b/>
+          <w:sz w:val="24"/>
+        </w:rPr>
+        <w:t xml:space="preserve">Actividad de investigación: </w:t>
+      </w:r>
+      <w:r>
+        <w:rPr>
+          <w:rFonts w:ascii="Times New Roman" w:hAnsi="Times New Roman"/>
+          <w:sz w:val="24"/>
+        </w:rPr>
+        <w:t>Diseño del nuevo flujo de trabajo estandarizado para la gestión de solicitudes, con definición de etapas, responsables, tiempos máximos de respuesta y puntos de control por fase.</w:t>
+      </w:r>
+    </w:p>
+    <w:p>
+      <w:pPr>
+        <w:spacing w:before="480" w:after="480" w:line="360" w:lineRule="auto"/>
+        <w:jc w:val="left"/>
+      </w:pPr>
+      <w:r>
+        <w:rPr>
+          <w:rFonts w:ascii="Times New Roman" w:hAnsi="Times New Roman"/>
+          <w:b/>
+          <w:sz w:val="24"/>
+        </w:rPr>
+        <w:t>Semana 8</w:t>
+      </w:r>
+    </w:p>
+    <w:p>
+      <w:pPr>
+        <w:spacing w:line="360" w:lineRule="auto"/>
+        <w:ind w:firstLine="709"/>
+        <w:jc w:val="both"/>
+      </w:pPr>
+      <w:r>
+        <w:rPr>
+          <w:rFonts w:ascii="Times New Roman" w:hAnsi="Times New Roman"/>
+          <w:sz w:val="24"/>
+        </w:rPr>
+        <w:t xml:space="preserve">1. </w:t>
+      </w:r>
+      <w:r>
+        <w:rPr>
+          <w:rFonts w:ascii="Times New Roman" w:hAnsi="Times New Roman"/>
+          <w:b/>
+          <w:sz w:val="24"/>
+        </w:rPr>
+        <w:t xml:space="preserve">Actividad operativa: </w:t>
+      </w:r>
+      <w:r>
+        <w:rPr>
+          <w:rFonts w:ascii="Times New Roman" w:hAnsi="Times New Roman"/>
+          <w:sz w:val="24"/>
+        </w:rPr>
+        <w:t>Apoyo en la generación de reportes de incidencias y solicitudes del período para la supervisión administrativa, y colaboración en la atención de requerimientos de suscriptores activos.</w:t>
+      </w:r>
+    </w:p>
+    <w:p>
+      <w:pPr>
+        <w:spacing w:line="360" w:lineRule="auto"/>
+        <w:ind w:firstLine="709"/>
+        <w:jc w:val="both"/>
+      </w:pPr>
+      <w:r>
+        <w:rPr>
+          <w:rFonts w:ascii="Times New Roman" w:hAnsi="Times New Roman"/>
+          <w:sz w:val="24"/>
+        </w:rPr>
+        <w:t xml:space="preserve">2. </w:t>
+      </w:r>
+      <w:r>
+        <w:rPr>
+          <w:rFonts w:ascii="Times New Roman" w:hAnsi="Times New Roman"/>
+          <w:b/>
+          <w:sz w:val="24"/>
+        </w:rPr>
+        <w:t xml:space="preserve">Actividad de investigación: </w:t>
+      </w:r>
+      <w:r>
+        <w:rPr>
+          <w:rFonts w:ascii="Times New Roman" w:hAnsi="Times New Roman"/>
+          <w:sz w:val="24"/>
+        </w:rPr>
+        <w:t>Diseño de los formatos estandarizados de registro de solicitudes de afiliación y de incidencias, y elaboración del procedimiento escrito para la gestión unificada de casos en el departamento.</w:t>
+      </w:r>
+    </w:p>
+    <w:p>
+      <w:pPr>
+        <w:spacing w:before="480" w:after="480" w:line="360" w:lineRule="auto"/>
+        <w:jc w:val="left"/>
+      </w:pPr>
+      <w:r>
+        <w:rPr>
+          <w:rFonts w:ascii="Times New Roman" w:hAnsi="Times New Roman"/>
+          <w:b/>
+          <w:sz w:val="24"/>
+        </w:rPr>
+        <w:t>Semana 9</w:t>
+      </w:r>
+    </w:p>
+    <w:p>
+      <w:pPr>
+        <w:spacing w:line="360" w:lineRule="auto"/>
+        <w:ind w:firstLine="709"/>
+        <w:jc w:val="both"/>
+      </w:pPr>
+      <w:r>
+        <w:rPr>
+          <w:rFonts w:ascii="Times New Roman" w:hAnsi="Times New Roman"/>
+          <w:sz w:val="24"/>
+        </w:rPr>
+        <w:t xml:space="preserve">1. </w:t>
+      </w:r>
+      <w:r>
+        <w:rPr>
+          <w:rFonts w:ascii="Times New Roman" w:hAnsi="Times New Roman"/>
+          <w:b/>
+          <w:sz w:val="24"/>
+        </w:rPr>
+        <w:t xml:space="preserve">Actividad operativa: </w:t>
+      </w:r>
+      <w:r>
+        <w:rPr>
+          <w:rFonts w:ascii="Times New Roman" w:hAnsi="Times New Roman"/>
+          <w:sz w:val="24"/>
+        </w:rPr>
+        <w:t>Participación en las actividades regulares del departamento y apoyo en el cierre administrativo del ciclo de atención al suscriptor correspondiente al período de pasantías.</w:t>
+      </w:r>
+    </w:p>
+    <w:p>
+      <w:pPr>
+        <w:spacing w:line="360" w:lineRule="auto"/>
+        <w:ind w:firstLine="709"/>
+        <w:jc w:val="both"/>
+      </w:pPr>
+      <w:r>
+        <w:rPr>
+          <w:rFonts w:ascii="Times New Roman" w:hAnsi="Times New Roman"/>
+          <w:sz w:val="24"/>
+        </w:rPr>
+        <w:t xml:space="preserve">2. </w:t>
+      </w:r>
+      <w:r>
+        <w:rPr>
+          <w:rFonts w:ascii="Times New Roman" w:hAnsi="Times New Roman"/>
+          <w:b/>
+          <w:sz w:val="24"/>
+        </w:rPr>
+        <w:t xml:space="preserve">Actividad de investigación: </w:t>
+      </w:r>
+      <w:r>
+        <w:rPr>
+          <w:rFonts w:ascii="Times New Roman" w:hAnsi="Times New Roman"/>
+          <w:sz w:val="24"/>
+        </w:rPr>
+        <w:t>Redacción y validación de la propuesta de mejora al control administrativo de solicitudes de servicio, incorporando las observaciones del tutor industrial y ajustando los procedimientos al contexto operativo de IDETEL.</w:t>
+      </w:r>
+    </w:p>
+    <w:p>
+      <w:pPr>
+        <w:spacing w:before="480" w:after="480" w:line="360" w:lineRule="auto"/>
+        <w:jc w:val="left"/>
+      </w:pPr>
+      <w:r>
+        <w:rPr>
+          <w:rFonts w:ascii="Times New Roman" w:hAnsi="Times New Roman"/>
+          <w:b/>
+          <w:sz w:val="24"/>
+        </w:rPr>
+        <w:t>Semana 10</w:t>
+      </w:r>
+    </w:p>
+    <w:p>
+      <w:pPr>
+        <w:spacing w:line="360" w:lineRule="auto"/>
+        <w:ind w:firstLine="709"/>
+        <w:jc w:val="both"/>
+      </w:pPr>
+      <w:r>
+        <w:rPr>
+          <w:rFonts w:ascii="Times New Roman" w:hAnsi="Times New Roman"/>
+          <w:sz w:val="24"/>
+        </w:rPr>
+        <w:t xml:space="preserve">1. </w:t>
+      </w:r>
+      <w:r>
+        <w:rPr>
+          <w:rFonts w:ascii="Times New Roman" w:hAnsi="Times New Roman"/>
+          <w:b/>
+          <w:sz w:val="24"/>
+        </w:rPr>
+        <w:t xml:space="preserve">Actividad operativa: </w:t>
+      </w:r>
+      <w:r>
+        <w:rPr>
+          <w:rFonts w:ascii="Times New Roman" w:hAnsi="Times New Roman"/>
+          <w:sz w:val="24"/>
+        </w:rPr>
+        <w:t>Presentación formal de la propuesta de mejora ante la supervisión del Departamento de Administración y firma de la carta de aprobación del tutor industrial.</w:t>
+      </w:r>
+    </w:p>
+    <w:p>
+      <w:pPr>
+        <w:spacing w:line="360" w:lineRule="auto"/>
+        <w:ind w:firstLine="709"/>
+        <w:jc w:val="both"/>
+      </w:pPr>
+      <w:r>
+        <w:rPr>
+          <w:rFonts w:ascii="Times New Roman" w:hAnsi="Times New Roman"/>
+          <w:sz w:val="24"/>
+        </w:rPr>
+        <w:t xml:space="preserve">2. </w:t>
+      </w:r>
+      <w:r>
+        <w:rPr>
+          <w:rFonts w:ascii="Times New Roman" w:hAnsi="Times New Roman"/>
+          <w:b/>
+          <w:sz w:val="24"/>
+        </w:rPr>
+        <w:t xml:space="preserve">Actividad de investigación: </w:t>
+      </w:r>
+      <w:r>
+        <w:rPr>
+          <w:rFonts w:ascii="Times New Roman" w:hAnsi="Times New Roman"/>
+          <w:sz w:val="24"/>
+        </w:rPr>
+        <w:t>Consolidación y revisión final del informe académico de pasantías, incorporación de los anexos definitivos y preparación del documento para la entrega institucional al IUTECP.</w:t>
       </w:r>
     </w:p>
     <w:p>
@@ -6834,11 +7724,11 @@
           <w:b/>
           <w:sz w:val="24"/>
         </w:rPr>
-        <w:t>CAPÍTULO IV</w:t>
+        <w:t>CAPÍTULO V</w:t>
       </w:r>
     </w:p>
     <w:p>
-      <w:bookmarkStart w:id="bm_cap4" w:name="bm_cap4"/>
+      <w:bookmarkStart w:id="bm_cap5" w:name="bm_cap5"/>
       <w:pPr>
         <w:spacing w:before="480"/>
         <w:jc w:val="center"/>
@@ -6849,9 +7739,9 @@
           <w:b/>
           <w:sz w:val="24"/>
         </w:rPr>
-        <w:t>ACTIVIDADES REALIZADAS</w:t>
-      </w:r>
-      <w:bookmarkEnd w:id="bm_cap4"/>
+        <w:t>CONCLUSIONES Y RECOMENDACIONES</w:t>
+      </w:r>
+      <w:bookmarkEnd w:id="bm_cap5"/>
     </w:p>
     <w:p>
       <w:pPr>
@@ -6866,7 +7756,7 @@
       </w:pPr>
     </w:p>
     <w:p>
-      <w:bookmarkStart w:id="bm_cap4_desc" w:name="bm_cap4_desc"/>
+      <w:bookmarkStart w:id="bm_cap5_concl" w:name="bm_cap5_concl"/>
       <w:pPr>
         <w:spacing w:before="480" w:after="480" w:line="360" w:lineRule="auto"/>
         <w:jc w:val="left"/>
@@ -6877,26 +7767,96 @@
           <w:b/>
           <w:sz w:val="24"/>
         </w:rPr>
-        <w:t>Descripción de Actividades Ejecutadas por Semana</w:t>
-      </w:r>
-      <w:bookmarkEnd w:id="bm_cap4_desc"/>
+        <w:t>Conclusiones</w:t>
+      </w:r>
+      <w:bookmarkEnd w:id="bm_cap5_concl"/>
     </w:p>
     <w:p>
       <w:pPr>
-        <w:spacing w:line="360" w:lineRule="auto" w:after="0" w:before="0"/>
+        <w:spacing w:line="360" w:lineRule="auto"/>
         <w:ind w:firstLine="709"/>
         <w:jc w:val="both"/>
       </w:pPr>
       <w:r>
         <w:rPr>
           <w:rFonts w:ascii="Times New Roman" w:hAnsi="Times New Roman"/>
-          <w:i w:val="0"/>
           <w:sz w:val="24"/>
         </w:rPr>
-        <w:t>Durante las diez (10) semanas de pasantías, se llevaron a cabo actividades de evaluación y análisis en el Departamento de Administración de Ingeniería de Telecomunicaciones, C.A.:</w:t>
+        <w:t xml:space="preserve">1. </w:t>
+      </w:r>
+      <w:r>
+        <w:rPr>
+          <w:rFonts w:ascii="Times New Roman" w:hAnsi="Times New Roman"/>
+          <w:sz w:val="24"/>
+        </w:rPr>
+        <w:t>Se describió el proceso administrativo actual de gestión de solicitudes de IDETEL, identificando un flujo de cuatro etapas (recepción, asignación, ejecución y cierre) que opera sin procedimientos escritos formales, dependiendo de canales informales de comunicación entre las áreas comercial, administrativa y técnica.</w:t>
       </w:r>
     </w:p>
     <w:p>
+      <w:pPr>
+        <w:spacing w:line="360" w:lineRule="auto"/>
+        <w:ind w:firstLine="709"/>
+        <w:jc w:val="both"/>
+      </w:pPr>
+      <w:r>
+        <w:rPr>
+          <w:rFonts w:ascii="Times New Roman" w:hAnsi="Times New Roman"/>
+          <w:sz w:val="24"/>
+        </w:rPr>
+        <w:t xml:space="preserve">2. </w:t>
+      </w:r>
+      <w:r>
+        <w:rPr>
+          <w:rFonts w:ascii="Times New Roman" w:hAnsi="Times New Roman"/>
+          <w:sz w:val="24"/>
+        </w:rPr>
+        <w:t>Se identificaron como principales deficiencias del control administrativo la ausencia de un sistema unificado de seguimiento de casos, la falta de formatos estandarizados de registro, la inexistencia de tiempos de respuesta definidos por etapa y la carencia de indicadores de gestión que permitan evaluar el desempeño del proceso.</w:t>
+      </w:r>
+    </w:p>
+    <w:p>
+      <w:pPr>
+        <w:spacing w:line="360" w:lineRule="auto"/>
+        <w:ind w:firstLine="709"/>
+        <w:jc w:val="both"/>
+      </w:pPr>
+      <w:r>
+        <w:rPr>
+          <w:rFonts w:ascii="Times New Roman" w:hAnsi="Times New Roman"/>
+          <w:sz w:val="24"/>
+        </w:rPr>
+        <w:t xml:space="preserve">3. </w:t>
+      </w:r>
+      <w:r>
+        <w:rPr>
+          <w:rFonts w:ascii="Times New Roman" w:hAnsi="Times New Roman"/>
+          <w:sz w:val="24"/>
+        </w:rPr>
+        <w:t>Se determinó que las debilidades detectadas en el control administrativo generan impactos directos sobre la calidad del servicio percibida por los suscriptores, manifestados en tiempos de atención prolongados, falta de trazabilidad en el estatus de los casos y dificultades en la coordinación interdepartamental que derivan en reprocesos y quejas reiteradas.</w:t>
+      </w:r>
+    </w:p>
+    <w:p>
+      <w:pPr>
+        <w:spacing w:line="360" w:lineRule="auto"/>
+        <w:ind w:firstLine="709"/>
+        <w:jc w:val="both"/>
+      </w:pPr>
+      <w:r>
+        <w:rPr>
+          <w:rFonts w:ascii="Times New Roman" w:hAnsi="Times New Roman"/>
+          <w:sz w:val="24"/>
+        </w:rPr>
+        <w:t xml:space="preserve">4. </w:t>
+      </w:r>
+      <w:r>
+        <w:rPr>
+          <w:rFonts w:ascii="Times New Roman" w:hAnsi="Times New Roman"/>
+          <w:sz w:val="24"/>
+        </w:rPr>
+        <w:t>Se formuló una propuesta de mejora al control administrativo que contempla un nuevo flujo de trabajo estandarizado con etapas y responsables definidos, formatos unificados de registro de solicitudes e incidencias, y un conjunto de indicadores de gestión para el monitoreo continuo del proceso de atención al suscriptor.</w:t>
+      </w:r>
+    </w:p>
+    <w:p>
+      <w:bookmarkStart w:id="bm_cap5_recom" w:name="bm_cap5_recom"/>
       <w:pPr>
         <w:spacing w:before="480" w:after="480" w:line="360" w:lineRule="auto"/>
         <w:jc w:val="left"/>
@@ -6907,8 +7867,9 @@
           <w:b/>
           <w:sz w:val="24"/>
         </w:rPr>
-        <w:t>Semana 1</w:t>
-      </w:r>
+        <w:t>Recomendaciones</w:t>
+      </w:r>
+      <w:bookmarkEnd w:id="bm_cap5_recom"/>
     </w:p>
     <w:p>
       <w:pPr>
@@ -6926,17 +7887,9 @@
       <w:r>
         <w:rPr>
           <w:rFonts w:ascii="Times New Roman" w:hAnsi="Times New Roman"/>
-          <w:b/>
           <w:sz w:val="24"/>
         </w:rPr>
-        <w:t xml:space="preserve">Actividad operativa: </w:t>
-      </w:r>
-      <w:r>
-        <w:rPr>
-          <w:rFonts w:ascii="Times New Roman" w:hAnsi="Times New Roman"/>
-          <w:sz w:val="24"/>
-        </w:rPr>
-        <w:t>Inducción institucional, recorrido por las instalaciones, presentación ante el equipo del Departamento de Administración y familiarización con los sistemas de registro y los procedimientos generales de la empresa.</w:t>
+        <w:t>Implementar el nuevo flujo de trabajo estandarizado propuesto, comenzando por la formalización del canal de recepción de solicitudes y la adopción de los formatos unificados de registro de afiliaciones e incidencias en todos los departamentos involucrados.</w:t>
       </w:r>
     </w:p>
     <w:p>
@@ -6955,31 +7908,9 @@
       <w:r>
         <w:rPr>
           <w:rFonts w:ascii="Times New Roman" w:hAnsi="Times New Roman"/>
-          <w:b/>
           <w:sz w:val="24"/>
         </w:rPr>
-        <w:t xml:space="preserve">Actividad de investigación: </w:t>
-      </w:r>
-      <w:r>
-        <w:rPr>
-          <w:rFonts w:ascii="Times New Roman" w:hAnsi="Times New Roman"/>
-          <w:sz w:val="24"/>
-        </w:rPr>
-        <w:t>Observación directa del flujo de recepción y procesamiento de solicitudes de servicio, identificación preliminar de los actores involucrados en el proceso y formulación inicial de la situación problemática.</w:t>
-      </w:r>
-    </w:p>
-    <w:p>
-      <w:pPr>
-        <w:spacing w:before="480" w:after="480" w:line="360" w:lineRule="auto"/>
-        <w:jc w:val="left"/>
-      </w:pPr>
-      <w:r>
-        <w:rPr>
-          <w:rFonts w:ascii="Times New Roman" w:hAnsi="Times New Roman"/>
-          <w:b/>
-          <w:sz w:val="24"/>
-        </w:rPr>
-        <w:t>Semana 2</w:t>
+        <w:t>Socializar el manual de procedimientos de gestión de solicitudes con el personal de las áreas administrativa, comercial y técnica, garantizando que cada actor conozca su rol, sus responsabilidades y los tiempos máximos de respuesta establecidos para cada fase del proceso.</w:t>
       </w:r>
     </w:p>
     <w:p>
@@ -6993,22 +7924,14 @@
           <w:rFonts w:ascii="Times New Roman" w:hAnsi="Times New Roman"/>
           <w:sz w:val="24"/>
         </w:rPr>
-        <w:t xml:space="preserve">1. </w:t>
-      </w:r>
-      <w:r>
-        <w:rPr>
-          <w:rFonts w:ascii="Times New Roman" w:hAnsi="Times New Roman"/>
-          <w:b/>
-          <w:sz w:val="24"/>
-        </w:rPr>
-        <w:t xml:space="preserve">Actividad operativa: </w:t>
+        <w:t xml:space="preserve">3. </w:t>
       </w:r>
       <w:r>
         <w:rPr>
           <w:rFonts w:ascii="Times New Roman" w:hAnsi="Times New Roman"/>
           <w:sz w:val="24"/>
         </w:rPr>
-        <w:t>Apoyo en la recepción y registro de solicitudes de afiliación de nuevos suscriptores, verificación de documentación requerida y actualización del sistema de control de casos activos.</w:t>
+        <w:t>Establecer indicadores de gestión para el proceso de atención al suscriptor, tales como el tiempo promedio de resolución de incidencias, el porcentaje de solicitudes cerradas dentro del plazo y el índice de reincidencias por caso, con seguimiento mensual por parte de la supervisión.</w:t>
       </w:r>
     </w:p>
     <w:p>
@@ -7022,598 +7945,14 @@
           <w:rFonts w:ascii="Times New Roman" w:hAnsi="Times New Roman"/>
           <w:sz w:val="24"/>
         </w:rPr>
-        <w:t xml:space="preserve">2. </w:t>
-      </w:r>
-      <w:r>
-        <w:rPr>
-          <w:rFonts w:ascii="Times New Roman" w:hAnsi="Times New Roman"/>
-          <w:b/>
-          <w:sz w:val="24"/>
-        </w:rPr>
-        <w:t xml:space="preserve">Actividad de investigación: </w:t>
+        <w:t xml:space="preserve">4. </w:t>
       </w:r>
       <w:r>
         <w:rPr>
           <w:rFonts w:ascii="Times New Roman" w:hAnsi="Times New Roman"/>
           <w:sz w:val="24"/>
         </w:rPr>
-        <w:t>Levantamiento detallado del flujo procedimental de solicitudes de instalación e incidencias mediante la revisión de registros históricos y la documentación interna disponible en el departamento.</w:t>
-      </w:r>
-    </w:p>
-    <w:p>
-      <w:pPr>
-        <w:spacing w:before="480" w:after="480" w:line="360" w:lineRule="auto"/>
-        <w:jc w:val="left"/>
-      </w:pPr>
-      <w:r>
-        <w:rPr>
-          <w:rFonts w:ascii="Times New Roman" w:hAnsi="Times New Roman"/>
-          <w:b/>
-          <w:sz w:val="24"/>
-        </w:rPr>
-        <w:t>Semana 3</w:t>
-      </w:r>
-    </w:p>
-    <w:p>
-      <w:pPr>
-        <w:spacing w:line="360" w:lineRule="auto"/>
-        <w:ind w:firstLine="709"/>
-        <w:jc w:val="both"/>
-      </w:pPr>
-      <w:r>
-        <w:rPr>
-          <w:rFonts w:ascii="Times New Roman" w:hAnsi="Times New Roman"/>
-          <w:sz w:val="24"/>
-        </w:rPr>
-        <w:t xml:space="preserve">1. </w:t>
-      </w:r>
-      <w:r>
-        <w:rPr>
-          <w:rFonts w:ascii="Times New Roman" w:hAnsi="Times New Roman"/>
-          <w:b/>
-          <w:sz w:val="24"/>
-        </w:rPr>
-        <w:t xml:space="preserve">Actividad operativa: </w:t>
-      </w:r>
-      <w:r>
-        <w:rPr>
-          <w:rFonts w:ascii="Times New Roman" w:hAnsi="Times New Roman"/>
-          <w:sz w:val="24"/>
-        </w:rPr>
-        <w:t>Colaboración en el seguimiento de solicitudes de servicio activas, actualización del estatus de los casos en el sistema de registro del departamento y apoyo en la coordinación con el área técnica.</w:t>
-      </w:r>
-    </w:p>
-    <w:p>
-      <w:pPr>
-        <w:spacing w:line="360" w:lineRule="auto"/>
-        <w:ind w:firstLine="709"/>
-        <w:jc w:val="both"/>
-      </w:pPr>
-      <w:r>
-        <w:rPr>
-          <w:rFonts w:ascii="Times New Roman" w:hAnsi="Times New Roman"/>
-          <w:sz w:val="24"/>
-        </w:rPr>
-        <w:t xml:space="preserve">2. </w:t>
-      </w:r>
-      <w:r>
-        <w:rPr>
-          <w:rFonts w:ascii="Times New Roman" w:hAnsi="Times New Roman"/>
-          <w:b/>
-          <w:sz w:val="24"/>
-        </w:rPr>
-        <w:t xml:space="preserve">Actividad de investigación: </w:t>
-      </w:r>
-      <w:r>
-        <w:rPr>
-          <w:rFonts w:ascii="Times New Roman" w:hAnsi="Times New Roman"/>
-          <w:sz w:val="24"/>
-        </w:rPr>
-        <w:t>Diseño y aplicación de guía de observación directa sobre el proceso de gestión de solicitudes, registrando los tiempos de respuesta por etapa y los puntos de interrupción del flujo.</w:t>
-      </w:r>
-    </w:p>
-    <w:p>
-      <w:pPr>
-        <w:spacing w:before="480" w:after="480" w:line="360" w:lineRule="auto"/>
-        <w:jc w:val="left"/>
-      </w:pPr>
-      <w:r>
-        <w:rPr>
-          <w:rFonts w:ascii="Times New Roman" w:hAnsi="Times New Roman"/>
-          <w:b/>
-          <w:sz w:val="24"/>
-        </w:rPr>
-        <w:t>Semana 4</w:t>
-      </w:r>
-    </w:p>
-    <w:p>
-      <w:pPr>
-        <w:spacing w:line="360" w:lineRule="auto"/>
-        <w:ind w:firstLine="709"/>
-        <w:jc w:val="both"/>
-      </w:pPr>
-      <w:r>
-        <w:rPr>
-          <w:rFonts w:ascii="Times New Roman" w:hAnsi="Times New Roman"/>
-          <w:sz w:val="24"/>
-        </w:rPr>
-        <w:t xml:space="preserve">1. </w:t>
-      </w:r>
-      <w:r>
-        <w:rPr>
-          <w:rFonts w:ascii="Times New Roman" w:hAnsi="Times New Roman"/>
-          <w:b/>
-          <w:sz w:val="24"/>
-        </w:rPr>
-        <w:t xml:space="preserve">Actividad operativa: </w:t>
-      </w:r>
-      <w:r>
-        <w:rPr>
-          <w:rFonts w:ascii="Times New Roman" w:hAnsi="Times New Roman"/>
-          <w:sz w:val="24"/>
-        </w:rPr>
-        <w:t>Apoyo en la atención al suscriptor vía telefónica y presencial, registro de incidencias reportadas y coordinación con el NOC para el despacho de cuadrillas técnicas de campo.</w:t>
-      </w:r>
-    </w:p>
-    <w:p>
-      <w:pPr>
-        <w:spacing w:line="360" w:lineRule="auto"/>
-        <w:ind w:firstLine="709"/>
-        <w:jc w:val="both"/>
-      </w:pPr>
-      <w:r>
-        <w:rPr>
-          <w:rFonts w:ascii="Times New Roman" w:hAnsi="Times New Roman"/>
-          <w:sz w:val="24"/>
-        </w:rPr>
-        <w:t xml:space="preserve">2. </w:t>
-      </w:r>
-      <w:r>
-        <w:rPr>
-          <w:rFonts w:ascii="Times New Roman" w:hAnsi="Times New Roman"/>
-          <w:b/>
-          <w:sz w:val="24"/>
-        </w:rPr>
-        <w:t xml:space="preserve">Actividad de investigación: </w:t>
-      </w:r>
-      <w:r>
-        <w:rPr>
-          <w:rFonts w:ascii="Times New Roman" w:hAnsi="Times New Roman"/>
-          <w:sz w:val="24"/>
-        </w:rPr>
-        <w:t>Aplicación de entrevistas no estructuradas al personal administrativo, comercial y técnico para identificar las deficiencias percibidas en el sistema de control de solicitudes de servicio.</w:t>
-      </w:r>
-    </w:p>
-    <w:p>
-      <w:pPr>
-        <w:spacing w:before="480" w:after="480" w:line="360" w:lineRule="auto"/>
-        <w:jc w:val="left"/>
-      </w:pPr>
-      <w:r>
-        <w:rPr>
-          <w:rFonts w:ascii="Times New Roman" w:hAnsi="Times New Roman"/>
-          <w:b/>
-          <w:sz w:val="24"/>
-        </w:rPr>
-        <w:t>Semana 5</w:t>
-      </w:r>
-    </w:p>
-    <w:p>
-      <w:pPr>
-        <w:spacing w:line="360" w:lineRule="auto"/>
-        <w:ind w:firstLine="709"/>
-        <w:jc w:val="both"/>
-      </w:pPr>
-      <w:r>
-        <w:rPr>
-          <w:rFonts w:ascii="Times New Roman" w:hAnsi="Times New Roman"/>
-          <w:sz w:val="24"/>
-        </w:rPr>
-        <w:t xml:space="preserve">1. </w:t>
-      </w:r>
-      <w:r>
-        <w:rPr>
-          <w:rFonts w:ascii="Times New Roman" w:hAnsi="Times New Roman"/>
-          <w:b/>
-          <w:sz w:val="24"/>
-        </w:rPr>
-        <w:t xml:space="preserve">Actividad operativa: </w:t>
-      </w:r>
-      <w:r>
-        <w:rPr>
-          <w:rFonts w:ascii="Times New Roman" w:hAnsi="Times New Roman"/>
-          <w:sz w:val="24"/>
-        </w:rPr>
-        <w:t>Colaboración en la actualización del registro de suscriptores activos, verificación del cierre de casos pendientes y apoyo en la elaboración de reportes de incidencias del período.</w:t>
-      </w:r>
-    </w:p>
-    <w:p>
-      <w:pPr>
-        <w:spacing w:line="360" w:lineRule="auto"/>
-        <w:ind w:firstLine="709"/>
-        <w:jc w:val="both"/>
-      </w:pPr>
-      <w:r>
-        <w:rPr>
-          <w:rFonts w:ascii="Times New Roman" w:hAnsi="Times New Roman"/>
-          <w:sz w:val="24"/>
-        </w:rPr>
-        <w:t xml:space="preserve">2. </w:t>
-      </w:r>
-      <w:r>
-        <w:rPr>
-          <w:rFonts w:ascii="Times New Roman" w:hAnsi="Times New Roman"/>
-          <w:b/>
-          <w:sz w:val="24"/>
-        </w:rPr>
-        <w:t xml:space="preserve">Actividad de investigación: </w:t>
-      </w:r>
-      <w:r>
-        <w:rPr>
-          <w:rFonts w:ascii="Times New Roman" w:hAnsi="Times New Roman"/>
-          <w:sz w:val="24"/>
-        </w:rPr>
-        <w:t>Diagnóstico situacional de las deficiencias del control administrativo, elaboración de la matriz de fallas identificadas y análisis de los tiempos promedio de atención por tipo de solicitud.</w:t>
-      </w:r>
-    </w:p>
-    <w:p>
-      <w:pPr>
-        <w:spacing w:before="480" w:after="480" w:line="360" w:lineRule="auto"/>
-        <w:jc w:val="left"/>
-      </w:pPr>
-      <w:r>
-        <w:rPr>
-          <w:rFonts w:ascii="Times New Roman" w:hAnsi="Times New Roman"/>
-          <w:b/>
-          <w:sz w:val="24"/>
-        </w:rPr>
-        <w:t>Semana 6</w:t>
-      </w:r>
-    </w:p>
-    <w:p>
-      <w:pPr>
-        <w:spacing w:line="360" w:lineRule="auto"/>
-        <w:ind w:firstLine="709"/>
-        <w:jc w:val="both"/>
-      </w:pPr>
-      <w:r>
-        <w:rPr>
-          <w:rFonts w:ascii="Times New Roman" w:hAnsi="Times New Roman"/>
-          <w:sz w:val="24"/>
-        </w:rPr>
-        <w:t xml:space="preserve">1. </w:t>
-      </w:r>
-      <w:r>
-        <w:rPr>
-          <w:rFonts w:ascii="Times New Roman" w:hAnsi="Times New Roman"/>
-          <w:b/>
-          <w:sz w:val="24"/>
-        </w:rPr>
-        <w:t xml:space="preserve">Actividad operativa: </w:t>
-      </w:r>
-      <w:r>
-        <w:rPr>
-          <w:rFonts w:ascii="Times New Roman" w:hAnsi="Times New Roman"/>
-          <w:sz w:val="24"/>
-        </w:rPr>
-        <w:t>Apoyo en la tramitación de contratos de nuevos suscriptores, verificación de la documentación requerida y actualización del registro de afiliaciones del período en el sistema del departamento.</w:t>
-      </w:r>
-    </w:p>
-    <w:p>
-      <w:pPr>
-        <w:spacing w:line="360" w:lineRule="auto"/>
-        <w:ind w:firstLine="709"/>
-        <w:jc w:val="both"/>
-      </w:pPr>
-      <w:r>
-        <w:rPr>
-          <w:rFonts w:ascii="Times New Roman" w:hAnsi="Times New Roman"/>
-          <w:sz w:val="24"/>
-        </w:rPr>
-        <w:t xml:space="preserve">2. </w:t>
-      </w:r>
-      <w:r>
-        <w:rPr>
-          <w:rFonts w:ascii="Times New Roman" w:hAnsi="Times New Roman"/>
-          <w:b/>
-          <w:sz w:val="24"/>
-        </w:rPr>
-        <w:t xml:space="preserve">Actividad de investigación: </w:t>
-      </w:r>
-      <w:r>
-        <w:rPr>
-          <w:rFonts w:ascii="Times New Roman" w:hAnsi="Times New Roman"/>
-          <w:sz w:val="24"/>
-        </w:rPr>
-        <w:t>Análisis del impacto de las deficiencias detectadas sobre la calidad del servicio percibida por los suscriptores, mediante correlación entre tiempos de atención y quejas registradas.</w:t>
-      </w:r>
-    </w:p>
-    <w:p>
-      <w:pPr>
-        <w:spacing w:before="480" w:after="480" w:line="360" w:lineRule="auto"/>
-        <w:jc w:val="left"/>
-      </w:pPr>
-      <w:r>
-        <w:rPr>
-          <w:rFonts w:ascii="Times New Roman" w:hAnsi="Times New Roman"/>
-          <w:b/>
-          <w:sz w:val="24"/>
-        </w:rPr>
-        <w:t>Semana 7</w:t>
-      </w:r>
-    </w:p>
-    <w:p>
-      <w:pPr>
-        <w:spacing w:line="360" w:lineRule="auto"/>
-        <w:ind w:firstLine="709"/>
-        <w:jc w:val="both"/>
-      </w:pPr>
-      <w:r>
-        <w:rPr>
-          <w:rFonts w:ascii="Times New Roman" w:hAnsi="Times New Roman"/>
-          <w:sz w:val="24"/>
-        </w:rPr>
-        <w:t xml:space="preserve">1. </w:t>
-      </w:r>
-      <w:r>
-        <w:rPr>
-          <w:rFonts w:ascii="Times New Roman" w:hAnsi="Times New Roman"/>
-          <w:b/>
-          <w:sz w:val="24"/>
-        </w:rPr>
-        <w:t xml:space="preserve">Actividad operativa: </w:t>
-      </w:r>
-      <w:r>
-        <w:rPr>
-          <w:rFonts w:ascii="Times New Roman" w:hAnsi="Times New Roman"/>
-          <w:sz w:val="24"/>
-        </w:rPr>
-        <w:t>Colaboración en la revisión y archivo de expedientes administrativos del ciclo, apoyo en la conciliación de pagos de suscriptores y actualización de la base de datos de clientes.</w:t>
-      </w:r>
-    </w:p>
-    <w:p>
-      <w:pPr>
-        <w:spacing w:line="360" w:lineRule="auto"/>
-        <w:ind w:firstLine="709"/>
-        <w:jc w:val="both"/>
-      </w:pPr>
-      <w:r>
-        <w:rPr>
-          <w:rFonts w:ascii="Times New Roman" w:hAnsi="Times New Roman"/>
-          <w:sz w:val="24"/>
-        </w:rPr>
-        <w:t xml:space="preserve">2. </w:t>
-      </w:r>
-      <w:r>
-        <w:rPr>
-          <w:rFonts w:ascii="Times New Roman" w:hAnsi="Times New Roman"/>
-          <w:b/>
-          <w:sz w:val="24"/>
-        </w:rPr>
-        <w:t xml:space="preserve">Actividad de investigación: </w:t>
-      </w:r>
-      <w:r>
-        <w:rPr>
-          <w:rFonts w:ascii="Times New Roman" w:hAnsi="Times New Roman"/>
-          <w:sz w:val="24"/>
-        </w:rPr>
-        <w:t>Diseño del nuevo flujo de trabajo estandarizado para la gestión de solicitudes, con definición de etapas, responsables, tiempos máximos de respuesta y puntos de control por fase.</w:t>
-      </w:r>
-    </w:p>
-    <w:p>
-      <w:pPr>
-        <w:spacing w:before="480" w:after="480" w:line="360" w:lineRule="auto"/>
-        <w:jc w:val="left"/>
-      </w:pPr>
-      <w:r>
-        <w:rPr>
-          <w:rFonts w:ascii="Times New Roman" w:hAnsi="Times New Roman"/>
-          <w:b/>
-          <w:sz w:val="24"/>
-        </w:rPr>
-        <w:t>Semana 8</w:t>
-      </w:r>
-    </w:p>
-    <w:p>
-      <w:pPr>
-        <w:spacing w:line="360" w:lineRule="auto"/>
-        <w:ind w:firstLine="709"/>
-        <w:jc w:val="both"/>
-      </w:pPr>
-      <w:r>
-        <w:rPr>
-          <w:rFonts w:ascii="Times New Roman" w:hAnsi="Times New Roman"/>
-          <w:sz w:val="24"/>
-        </w:rPr>
-        <w:t xml:space="preserve">1. </w:t>
-      </w:r>
-      <w:r>
-        <w:rPr>
-          <w:rFonts w:ascii="Times New Roman" w:hAnsi="Times New Roman"/>
-          <w:b/>
-          <w:sz w:val="24"/>
-        </w:rPr>
-        <w:t xml:space="preserve">Actividad operativa: </w:t>
-      </w:r>
-      <w:r>
-        <w:rPr>
-          <w:rFonts w:ascii="Times New Roman" w:hAnsi="Times New Roman"/>
-          <w:sz w:val="24"/>
-        </w:rPr>
-        <w:t>Apoyo en la generación de reportes de incidencias y solicitudes del período para la supervisión administrativa, y colaboración en la atención de requerimientos de suscriptores activos.</w:t>
-      </w:r>
-    </w:p>
-    <w:p>
-      <w:pPr>
-        <w:spacing w:line="360" w:lineRule="auto"/>
-        <w:ind w:firstLine="709"/>
-        <w:jc w:val="both"/>
-      </w:pPr>
-      <w:r>
-        <w:rPr>
-          <w:rFonts w:ascii="Times New Roman" w:hAnsi="Times New Roman"/>
-          <w:sz w:val="24"/>
-        </w:rPr>
-        <w:t xml:space="preserve">2. </w:t>
-      </w:r>
-      <w:r>
-        <w:rPr>
-          <w:rFonts w:ascii="Times New Roman" w:hAnsi="Times New Roman"/>
-          <w:b/>
-          <w:sz w:val="24"/>
-        </w:rPr>
-        <w:t xml:space="preserve">Actividad de investigación: </w:t>
-      </w:r>
-      <w:r>
-        <w:rPr>
-          <w:rFonts w:ascii="Times New Roman" w:hAnsi="Times New Roman"/>
-          <w:sz w:val="24"/>
-        </w:rPr>
-        <w:t>Diseño de los formatos estandarizados de registro de solicitudes de afiliación y de incidencias, y elaboración del procedimiento escrito para la gestión unificada de casos en el departamento.</w:t>
-      </w:r>
-    </w:p>
-    <w:p>
-      <w:pPr>
-        <w:spacing w:before="480" w:after="480" w:line="360" w:lineRule="auto"/>
-        <w:jc w:val="left"/>
-      </w:pPr>
-      <w:r>
-        <w:rPr>
-          <w:rFonts w:ascii="Times New Roman" w:hAnsi="Times New Roman"/>
-          <w:b/>
-          <w:sz w:val="24"/>
-        </w:rPr>
-        <w:t>Semana 9</w:t>
-      </w:r>
-    </w:p>
-    <w:p>
-      <w:pPr>
-        <w:spacing w:line="360" w:lineRule="auto"/>
-        <w:ind w:firstLine="709"/>
-        <w:jc w:val="both"/>
-      </w:pPr>
-      <w:r>
-        <w:rPr>
-          <w:rFonts w:ascii="Times New Roman" w:hAnsi="Times New Roman"/>
-          <w:sz w:val="24"/>
-        </w:rPr>
-        <w:t xml:space="preserve">1. </w:t>
-      </w:r>
-      <w:r>
-        <w:rPr>
-          <w:rFonts w:ascii="Times New Roman" w:hAnsi="Times New Roman"/>
-          <w:b/>
-          <w:sz w:val="24"/>
-        </w:rPr>
-        <w:t xml:space="preserve">Actividad operativa: </w:t>
-      </w:r>
-      <w:r>
-        <w:rPr>
-          <w:rFonts w:ascii="Times New Roman" w:hAnsi="Times New Roman"/>
-          <w:sz w:val="24"/>
-        </w:rPr>
-        <w:t>Participación en las actividades regulares del departamento y apoyo en el cierre administrativo del ciclo de atención al suscriptor correspondiente al período de pasantías.</w:t>
-      </w:r>
-    </w:p>
-    <w:p>
-      <w:pPr>
-        <w:spacing w:line="360" w:lineRule="auto"/>
-        <w:ind w:firstLine="709"/>
-        <w:jc w:val="both"/>
-      </w:pPr>
-      <w:r>
-        <w:rPr>
-          <w:rFonts w:ascii="Times New Roman" w:hAnsi="Times New Roman"/>
-          <w:sz w:val="24"/>
-        </w:rPr>
-        <w:t xml:space="preserve">2. </w:t>
-      </w:r>
-      <w:r>
-        <w:rPr>
-          <w:rFonts w:ascii="Times New Roman" w:hAnsi="Times New Roman"/>
-          <w:b/>
-          <w:sz w:val="24"/>
-        </w:rPr>
-        <w:t xml:space="preserve">Actividad de investigación: </w:t>
-      </w:r>
-      <w:r>
-        <w:rPr>
-          <w:rFonts w:ascii="Times New Roman" w:hAnsi="Times New Roman"/>
-          <w:sz w:val="24"/>
-        </w:rPr>
-        <w:t>Redacción y validación de la propuesta de mejora al control administrativo de solicitudes de servicio, incorporando las observaciones del tutor industrial y ajustando los procedimientos al contexto operativo de IDETEL.</w:t>
-      </w:r>
-    </w:p>
-    <w:p>
-      <w:pPr>
-        <w:spacing w:before="480" w:after="480" w:line="360" w:lineRule="auto"/>
-        <w:jc w:val="left"/>
-      </w:pPr>
-      <w:r>
-        <w:rPr>
-          <w:rFonts w:ascii="Times New Roman" w:hAnsi="Times New Roman"/>
-          <w:b/>
-          <w:sz w:val="24"/>
-        </w:rPr>
-        <w:t>Semana 10</w:t>
-      </w:r>
-    </w:p>
-    <w:p>
-      <w:pPr>
-        <w:spacing w:line="360" w:lineRule="auto"/>
-        <w:ind w:firstLine="709"/>
-        <w:jc w:val="both"/>
-      </w:pPr>
-      <w:r>
-        <w:rPr>
-          <w:rFonts w:ascii="Times New Roman" w:hAnsi="Times New Roman"/>
-          <w:sz w:val="24"/>
-        </w:rPr>
-        <w:t xml:space="preserve">1. </w:t>
-      </w:r>
-      <w:r>
-        <w:rPr>
-          <w:rFonts w:ascii="Times New Roman" w:hAnsi="Times New Roman"/>
-          <w:b/>
-          <w:sz w:val="24"/>
-        </w:rPr>
-        <w:t xml:space="preserve">Actividad operativa: </w:t>
-      </w:r>
-      <w:r>
-        <w:rPr>
-          <w:rFonts w:ascii="Times New Roman" w:hAnsi="Times New Roman"/>
-          <w:sz w:val="24"/>
-        </w:rPr>
-        <w:t>Presentación formal de la propuesta de mejora ante la supervisión del Departamento de Administración y firma de la carta de aprobación del tutor industrial.</w:t>
-      </w:r>
-    </w:p>
-    <w:p>
-      <w:pPr>
-        <w:spacing w:line="360" w:lineRule="auto"/>
-        <w:ind w:firstLine="709"/>
-        <w:jc w:val="both"/>
-      </w:pPr>
-      <w:r>
-        <w:rPr>
-          <w:rFonts w:ascii="Times New Roman" w:hAnsi="Times New Roman"/>
-          <w:sz w:val="24"/>
-        </w:rPr>
-        <w:t xml:space="preserve">2. </w:t>
-      </w:r>
-      <w:r>
-        <w:rPr>
-          <w:rFonts w:ascii="Times New Roman" w:hAnsi="Times New Roman"/>
-          <w:b/>
-          <w:sz w:val="24"/>
-        </w:rPr>
-        <w:t xml:space="preserve">Actividad de investigación: </w:t>
-      </w:r>
-      <w:r>
-        <w:rPr>
-          <w:rFonts w:ascii="Times New Roman" w:hAnsi="Times New Roman"/>
-          <w:sz w:val="24"/>
-        </w:rPr>
-        <w:t>Consolidación y revisión final del informe académico de pasantías, incorporación de los anexos definitivos y preparación del documento para la entrega institucional al IUTECP.</w:t>
+        <w:t>Evaluar la incorporación de una plataforma de gestión de tickets de código abierto que centralice el registro y seguimiento de solicitudes en tiempo real, eliminando la dependencia de canales informales de comunicación y dotando a la organización de trazabilidad completa sobre el ciclo de vida de cada caso.</w:t>
       </w:r>
     </w:p>
     <w:p>
@@ -7630,6 +7969,7 @@
       </w:pPr>
     </w:p>
     <w:p>
+      <w:bookmarkStart w:id="bm_referencias" w:name="bm_referencias"/>
       <w:pPr>
         <w:spacing w:before="1140" w:after="480"/>
         <w:jc w:val="center"/>
@@ -7640,24 +7980,9 @@
           <w:b/>
           <w:sz w:val="24"/>
         </w:rPr>
-        <w:t>CAPÍTULO V</w:t>
-      </w:r>
-    </w:p>
-    <w:p>
-      <w:bookmarkStart w:id="bm_cap5" w:name="bm_cap5"/>
-      <w:pPr>
-        <w:spacing w:before="480"/>
-        <w:jc w:val="center"/>
-      </w:pPr>
-      <w:r>
-        <w:rPr>
-          <w:rFonts w:ascii="Times New Roman" w:hAnsi="Times New Roman"/>
-          <w:b/>
-          <w:sz w:val="24"/>
-        </w:rPr>
-        <w:t>CONCLUSIONES Y RECOMENDACIONES</w:t>
-      </w:r>
-      <w:bookmarkEnd w:id="bm_cap5"/>
+        <w:t>REFERENCIAS</w:t>
+      </w:r>
+      <w:bookmarkEnd w:id="bm_referencias"/>
     </w:p>
     <w:p>
       <w:pPr>
@@ -7672,25 +7997,14 @@
       </w:pPr>
     </w:p>
     <w:p>
-      <w:bookmarkStart w:id="bm_cap5_concl" w:name="bm_cap5_concl"/>
-      <w:pPr>
-        <w:spacing w:before="480" w:after="480" w:line="360" w:lineRule="auto"/>
-        <w:jc w:val="left"/>
-      </w:pPr>
-      <w:r>
-        <w:rPr>
-          <w:rFonts w:ascii="Times New Roman" w:hAnsi="Times New Roman"/>
-          <w:b/>
-          <w:sz w:val="24"/>
-        </w:rPr>
-        <w:t>Conclusiones</w:t>
-      </w:r>
-      <w:bookmarkEnd w:id="bm_cap5_concl"/>
+      <w:pPr>
+        <w:spacing w:before="480" w:after="0"/>
+      </w:pPr>
     </w:p>
     <w:p>
       <w:pPr>
-        <w:spacing w:line="360" w:lineRule="auto"/>
-        <w:ind w:firstLine="709"/>
+        <w:spacing w:line="240" w:lineRule="auto" w:after="480" w:before="0"/>
+        <w:ind w:left="425" w:hanging="425"/>
         <w:jc w:val="both"/>
       </w:pPr>
       <w:r>
@@ -7698,20 +8012,27 @@
           <w:rFonts w:ascii="Times New Roman" w:hAnsi="Times New Roman"/>
           <w:sz w:val="24"/>
         </w:rPr>
-        <w:t xml:space="preserve">1. </w:t>
-      </w:r>
+        <w:t>Arias, F. (2012). El proyecto de investigación: Introducción a la metodología científica (6ta ed.). Episteme, Venezuela.</w:t>
+      </w:r>
+    </w:p>
+    <w:p>
+      <w:pPr>
+        <w:spacing w:line="240" w:lineRule="auto" w:after="480" w:before="0"/>
+        <w:ind w:left="425" w:hanging="425"/>
+        <w:jc w:val="both"/>
+      </w:pPr>
       <w:r>
         <w:rPr>
           <w:rFonts w:ascii="Times New Roman" w:hAnsi="Times New Roman"/>
           <w:sz w:val="24"/>
         </w:rPr>
-        <w:t>Se describió el proceso administrativo actual de gestión de solicitudes de IDETEL, identificando un flujo de cuatro etapas (recepción, asignación, ejecución y cierre) que opera sin procedimientos escritos formales, dependiendo de canales informales de comunicación entre las áreas comercial, administrativa y técnica.</w:t>
+        <w:t>Chiavenato, I. (2006). Introducción a la teoría general de la administración (7ma ed.). McGraw-Hill, México.</w:t>
       </w:r>
     </w:p>
     <w:p>
       <w:pPr>
-        <w:spacing w:line="360" w:lineRule="auto"/>
-        <w:ind w:firstLine="709"/>
+        <w:spacing w:line="240" w:lineRule="auto" w:after="480" w:before="0"/>
+        <w:ind w:left="425" w:hanging="425"/>
         <w:jc w:val="both"/>
       </w:pPr>
       <w:r>
@@ -7719,20 +8040,27 @@
           <w:rFonts w:ascii="Times New Roman" w:hAnsi="Times New Roman"/>
           <w:sz w:val="24"/>
         </w:rPr>
-        <w:t xml:space="preserve">2. </w:t>
-      </w:r>
+        <w:t>Harrington, H. J. (1993). Mejoramiento de los procesos de la empresa. McGraw-Hill, Colombia.</w:t>
+      </w:r>
+    </w:p>
+    <w:p>
+      <w:pPr>
+        <w:spacing w:line="240" w:lineRule="auto" w:after="480" w:before="0"/>
+        <w:ind w:left="425" w:hanging="425"/>
+        <w:jc w:val="both"/>
+      </w:pPr>
       <w:r>
         <w:rPr>
           <w:rFonts w:ascii="Times New Roman" w:hAnsi="Times New Roman"/>
           <w:sz w:val="24"/>
         </w:rPr>
-        <w:t>Se identificaron como principales deficiencias del control administrativo la ausencia de un sistema unificado de seguimiento de casos, la falta de formatos estandarizados de registro, la inexistencia de tiempos de respuesta definidos por etapa y la carencia de indicadores de gestión que permitan evaluar el desempeño del proceso.</w:t>
+        <w:t>Laudon, K., y Laudon, J. (2016). Sistemas de información gerencial (14va ed.). Pearson Educación, México.</w:t>
       </w:r>
     </w:p>
     <w:p>
       <w:pPr>
-        <w:spacing w:line="360" w:lineRule="auto"/>
-        <w:ind w:firstLine="709"/>
+        <w:spacing w:line="240" w:lineRule="auto" w:after="480" w:before="0"/>
+        <w:ind w:left="425" w:hanging="425"/>
         <w:jc w:val="both"/>
       </w:pPr>
       <w:r>
@@ -7740,20 +8068,27 @@
           <w:rFonts w:ascii="Times New Roman" w:hAnsi="Times New Roman"/>
           <w:sz w:val="24"/>
         </w:rPr>
-        <w:t xml:space="preserve">3. </w:t>
-      </w:r>
+        <w:t>Parasuraman, A., Zeithaml, V., y Berry, L. (1988). SERVQUAL: A multiple-item scale for measuring consumer perceptions of service quality. Journal of Retailing, 64(1), 12-40.</w:t>
+      </w:r>
+    </w:p>
+    <w:p>
+      <w:pPr>
+        <w:spacing w:line="240" w:lineRule="auto" w:after="480" w:before="0"/>
+        <w:ind w:left="425" w:hanging="425"/>
+        <w:jc w:val="both"/>
+      </w:pPr>
       <w:r>
         <w:rPr>
           <w:rFonts w:ascii="Times New Roman" w:hAnsi="Times New Roman"/>
           <w:sz w:val="24"/>
         </w:rPr>
-        <w:t>Se determinó que las debilidades detectadas en el control administrativo generan impactos directos sobre la calidad del servicio percibida por los suscriptores, manifestados en tiempos de atención prolongados, falta de trazabilidad en el estatus de los casos y dificultades en la coordinación interdepartamental que derivan en reprocesos y quejas reiteradas.</w:t>
+        <w:t>Robbins, S., y Coulter, M. (2010). Administración (10ma ed.). Pearson Educación, México.</w:t>
       </w:r>
     </w:p>
     <w:p>
       <w:pPr>
-        <w:spacing w:line="360" w:lineRule="auto"/>
-        <w:ind w:firstLine="709"/>
+        <w:spacing w:line="240" w:lineRule="auto" w:after="480" w:before="0"/>
+        <w:ind w:left="425" w:hanging="425"/>
         <w:jc w:val="both"/>
       </w:pPr>
       <w:r>
@@ -7761,114 +8096,21 @@
           <w:rFonts w:ascii="Times New Roman" w:hAnsi="Times New Roman"/>
           <w:sz w:val="24"/>
         </w:rPr>
-        <w:t xml:space="preserve">4. </w:t>
-      </w:r>
+        <w:t>Universidad Pedagógica Experimental Libertador. (2016). Manual de trabajos de grado de especialización y maestría y tesis doctorales (5ta ed.). FEDUPEL, Venezuela.</w:t>
+      </w:r>
+    </w:p>
+    <w:p>
+      <w:pPr>
+        <w:spacing w:line="240" w:lineRule="auto" w:after="480" w:before="0"/>
+        <w:ind w:left="425" w:hanging="425"/>
+        <w:jc w:val="both"/>
+      </w:pPr>
       <w:r>
         <w:rPr>
           <w:rFonts w:ascii="Times New Roman" w:hAnsi="Times New Roman"/>
           <w:sz w:val="24"/>
         </w:rPr>
-        <w:t>Se formuló una propuesta de mejora al control administrativo que contempla un nuevo flujo de trabajo estandarizado con etapas y responsables definidos, formatos unificados de registro de solicitudes e incidencias, y un conjunto de indicadores de gestión para el monitoreo continuo del proceso de atención al suscriptor.</w:t>
-      </w:r>
-    </w:p>
-    <w:p>
-      <w:bookmarkStart w:id="bm_cap5_recom" w:name="bm_cap5_recom"/>
-      <w:pPr>
-        <w:spacing w:before="480" w:after="480" w:line="360" w:lineRule="auto"/>
-        <w:jc w:val="left"/>
-      </w:pPr>
-      <w:r>
-        <w:rPr>
-          <w:rFonts w:ascii="Times New Roman" w:hAnsi="Times New Roman"/>
-          <w:b/>
-          <w:sz w:val="24"/>
-        </w:rPr>
-        <w:t>Recomendaciones</w:t>
-      </w:r>
-      <w:bookmarkEnd w:id="bm_cap5_recom"/>
-    </w:p>
-    <w:p>
-      <w:pPr>
-        <w:spacing w:line="360" w:lineRule="auto"/>
-        <w:ind w:firstLine="709"/>
-        <w:jc w:val="both"/>
-      </w:pPr>
-      <w:r>
-        <w:rPr>
-          <w:rFonts w:ascii="Times New Roman" w:hAnsi="Times New Roman"/>
-          <w:sz w:val="24"/>
-        </w:rPr>
-        <w:t xml:space="preserve">1. </w:t>
-      </w:r>
-      <w:r>
-        <w:rPr>
-          <w:rFonts w:ascii="Times New Roman" w:hAnsi="Times New Roman"/>
-          <w:sz w:val="24"/>
-        </w:rPr>
-        <w:t>Implementar el nuevo flujo de trabajo estandarizado propuesto, comenzando por la formalización del canal de recepción de solicitudes y la adopción de los formatos unificados de registro de afiliaciones e incidencias en todos los departamentos involucrados.</w:t>
-      </w:r>
-    </w:p>
-    <w:p>
-      <w:pPr>
-        <w:spacing w:line="360" w:lineRule="auto"/>
-        <w:ind w:firstLine="709"/>
-        <w:jc w:val="both"/>
-      </w:pPr>
-      <w:r>
-        <w:rPr>
-          <w:rFonts w:ascii="Times New Roman" w:hAnsi="Times New Roman"/>
-          <w:sz w:val="24"/>
-        </w:rPr>
-        <w:t xml:space="preserve">2. </w:t>
-      </w:r>
-      <w:r>
-        <w:rPr>
-          <w:rFonts w:ascii="Times New Roman" w:hAnsi="Times New Roman"/>
-          <w:sz w:val="24"/>
-        </w:rPr>
-        <w:t>Socializar el manual de procedimientos de gestión de solicitudes con el personal de las áreas administrativa, comercial y técnica, garantizando que cada actor conozca su rol, sus responsabilidades y los tiempos máximos de respuesta establecidos para cada fase del proceso.</w:t>
-      </w:r>
-    </w:p>
-    <w:p>
-      <w:pPr>
-        <w:spacing w:line="360" w:lineRule="auto"/>
-        <w:ind w:firstLine="709"/>
-        <w:jc w:val="both"/>
-      </w:pPr>
-      <w:r>
-        <w:rPr>
-          <w:rFonts w:ascii="Times New Roman" w:hAnsi="Times New Roman"/>
-          <w:sz w:val="24"/>
-        </w:rPr>
-        <w:t xml:space="preserve">3. </w:t>
-      </w:r>
-      <w:r>
-        <w:rPr>
-          <w:rFonts w:ascii="Times New Roman" w:hAnsi="Times New Roman"/>
-          <w:sz w:val="24"/>
-        </w:rPr>
-        <w:t>Establecer indicadores de gestión para el proceso de atención al suscriptor, tales como el tiempo promedio de resolución de incidencias, el porcentaje de solicitudes cerradas dentro del plazo y el índice de reincidencias por caso, con seguimiento mensual por parte de la supervisión.</w:t>
-      </w:r>
-    </w:p>
-    <w:p>
-      <w:pPr>
-        <w:spacing w:line="360" w:lineRule="auto"/>
-        <w:ind w:firstLine="709"/>
-        <w:jc w:val="both"/>
-      </w:pPr>
-      <w:r>
-        <w:rPr>
-          <w:rFonts w:ascii="Times New Roman" w:hAnsi="Times New Roman"/>
-          <w:sz w:val="24"/>
-        </w:rPr>
-        <w:t xml:space="preserve">4. </w:t>
-      </w:r>
-      <w:r>
-        <w:rPr>
-          <w:rFonts w:ascii="Times New Roman" w:hAnsi="Times New Roman"/>
-          <w:sz w:val="24"/>
-        </w:rPr>
-        <w:t>Evaluar la incorporación de una plataforma de gestión de tickets de código abierto que centralice el registro y seguimiento de solicitudes en tiempo real, eliminando la dependencia de canales informales de comunicación y dotando a la organización de trazabilidad completa sobre el ciclo de vida de cada caso.</w:t>
+        <w:t>Zeithaml, V., Parasuraman, A., y Berry, L. (1993). Calidad total en la gestión de servicios. Díaz de Santos, España.</w:t>
       </w:r>
     </w:p>
     <w:p>
@@ -7885,164 +8127,6 @@
       </w:pPr>
     </w:p>
     <w:p>
-      <w:bookmarkStart w:id="bm_referencias" w:name="bm_referencias"/>
-      <w:pPr>
-        <w:spacing w:before="1140" w:after="480"/>
-        <w:jc w:val="center"/>
-      </w:pPr>
-      <w:r>
-        <w:rPr>
-          <w:rFonts w:ascii="Times New Roman" w:hAnsi="Times New Roman"/>
-          <w:b/>
-          <w:sz w:val="24"/>
-        </w:rPr>
-        <w:t>REFERENCIAS</w:t>
-      </w:r>
-      <w:bookmarkEnd w:id="bm_referencias"/>
-    </w:p>
-    <w:p>
-      <w:pPr>
-        <w:sectPr>
-          <w:footerReference w:type="default" r:id="rId43"/>
-          <w:pgSz w:w="12240" w:h="15840"/>
-          <w:pgMar w:top="1701" w:right="1701" w:bottom="1701" w:left="2268" w:header="720" w:footer="720" w:gutter="0"/>
-          <w:cols w:space="720"/>
-          <w:titlePg/>
-          <w:docGrid w:linePitch="360"/>
-        </w:sectPr>
-      </w:pPr>
-    </w:p>
-    <w:p>
-      <w:pPr>
-        <w:spacing w:before="480" w:after="0"/>
-      </w:pPr>
-    </w:p>
-    <w:p>
-      <w:pPr>
-        <w:spacing w:line="240" w:lineRule="auto" w:after="480" w:before="0"/>
-        <w:ind w:left="425" w:hanging="425"/>
-        <w:jc w:val="both"/>
-      </w:pPr>
-      <w:r>
-        <w:rPr>
-          <w:rFonts w:ascii="Times New Roman" w:hAnsi="Times New Roman"/>
-          <w:sz w:val="24"/>
-        </w:rPr>
-        <w:t>Arias, F. (2012). El proyecto de investigación: Introducción a la metodología científica (6ta ed.). Episteme, Venezuela.</w:t>
-      </w:r>
-    </w:p>
-    <w:p>
-      <w:pPr>
-        <w:spacing w:line="240" w:lineRule="auto" w:after="480" w:before="0"/>
-        <w:ind w:left="425" w:hanging="425"/>
-        <w:jc w:val="both"/>
-      </w:pPr>
-      <w:r>
-        <w:rPr>
-          <w:rFonts w:ascii="Times New Roman" w:hAnsi="Times New Roman"/>
-          <w:sz w:val="24"/>
-        </w:rPr>
-        <w:t>Chiavenato, I. (2006). Introducción a la teoría general de la administración (7ma ed.). McGraw-Hill, México.</w:t>
-      </w:r>
-    </w:p>
-    <w:p>
-      <w:pPr>
-        <w:spacing w:line="240" w:lineRule="auto" w:after="480" w:before="0"/>
-        <w:ind w:left="425" w:hanging="425"/>
-        <w:jc w:val="both"/>
-      </w:pPr>
-      <w:r>
-        <w:rPr>
-          <w:rFonts w:ascii="Times New Roman" w:hAnsi="Times New Roman"/>
-          <w:sz w:val="24"/>
-        </w:rPr>
-        <w:t>Harrington, H. J. (1993). Mejoramiento de los procesos de la empresa. McGraw-Hill, Colombia.</w:t>
-      </w:r>
-    </w:p>
-    <w:p>
-      <w:pPr>
-        <w:spacing w:line="240" w:lineRule="auto" w:after="480" w:before="0"/>
-        <w:ind w:left="425" w:hanging="425"/>
-        <w:jc w:val="both"/>
-      </w:pPr>
-      <w:r>
-        <w:rPr>
-          <w:rFonts w:ascii="Times New Roman" w:hAnsi="Times New Roman"/>
-          <w:sz w:val="24"/>
-        </w:rPr>
-        <w:t>Laudon, K., y Laudon, J. (2016). Sistemas de información gerencial (14va ed.). Pearson Educación, México.</w:t>
-      </w:r>
-    </w:p>
-    <w:p>
-      <w:pPr>
-        <w:spacing w:line="240" w:lineRule="auto" w:after="480" w:before="0"/>
-        <w:ind w:left="425" w:hanging="425"/>
-        <w:jc w:val="both"/>
-      </w:pPr>
-      <w:r>
-        <w:rPr>
-          <w:rFonts w:ascii="Times New Roman" w:hAnsi="Times New Roman"/>
-          <w:sz w:val="24"/>
-        </w:rPr>
-        <w:t>Parasuraman, A., Zeithaml, V., y Berry, L. (1988). SERVQUAL: A multiple-item scale for measuring consumer perceptions of service quality. Journal of Retailing, 64(1), 12-40.</w:t>
-      </w:r>
-    </w:p>
-    <w:p>
-      <w:pPr>
-        <w:spacing w:line="240" w:lineRule="auto" w:after="480" w:before="0"/>
-        <w:ind w:left="425" w:hanging="425"/>
-        <w:jc w:val="both"/>
-      </w:pPr>
-      <w:r>
-        <w:rPr>
-          <w:rFonts w:ascii="Times New Roman" w:hAnsi="Times New Roman"/>
-          <w:sz w:val="24"/>
-        </w:rPr>
-        <w:t>Robbins, S., y Coulter, M. (2010). Administración (10ma ed.). Pearson Educación, México.</w:t>
-      </w:r>
-    </w:p>
-    <w:p>
-      <w:pPr>
-        <w:spacing w:line="240" w:lineRule="auto" w:after="480" w:before="0"/>
-        <w:ind w:left="425" w:hanging="425"/>
-        <w:jc w:val="both"/>
-      </w:pPr>
-      <w:r>
-        <w:rPr>
-          <w:rFonts w:ascii="Times New Roman" w:hAnsi="Times New Roman"/>
-          <w:sz w:val="24"/>
-        </w:rPr>
-        <w:t>Universidad Pedagógica Experimental Libertador. (2016). Manual de trabajos de grado de especialización y maestría y tesis doctorales (5ta ed.). FEDUPEL, Venezuela.</w:t>
-      </w:r>
-    </w:p>
-    <w:p>
-      <w:pPr>
-        <w:spacing w:line="240" w:lineRule="auto" w:after="480" w:before="0"/>
-        <w:ind w:left="425" w:hanging="425"/>
-        <w:jc w:val="both"/>
-      </w:pPr>
-      <w:r>
-        <w:rPr>
-          <w:rFonts w:ascii="Times New Roman" w:hAnsi="Times New Roman"/>
-          <w:sz w:val="24"/>
-        </w:rPr>
-        <w:t>Zeithaml, V., Parasuraman, A., y Berry, L. (1993). Calidad total en la gestión de servicios. Díaz de Santos, España.</w:t>
-      </w:r>
-    </w:p>
-    <w:p>
-      <w:pPr>
-        <w:sectPr>
-          <w:footerReference w:type="default" r:id="rId44"/>
-          <w:type w:val="continuous"/>
-          <w:pgSz w:w="12240" w:h="15840"/>
-          <w:pgMar w:top="1701" w:right="1701" w:bottom="1701" w:left="2268" w:header="720" w:footer="720" w:gutter="0"/>
-          <w:cols w:space="720"/>
-          <w:titlePg/>
-          <w:docGrid w:linePitch="360"/>
-        </w:sectPr>
-      </w:pPr>
-    </w:p>
-    <w:p>
       <w:bookmarkStart w:id="bm_anexos" w:name="bm_anexos"/>
       <w:pPr>
         <w:spacing w:before="4740"/>
@@ -8058,173 +8142,8 @@
       </w:r>
       <w:bookmarkEnd w:id="bm_anexos"/>
     </w:p>
-    <w:p>
-      <w:pPr>
-        <w:sectPr>
-          <w:footerReference w:type="default" r:id="rId45"/>
-          <w:pgSz w:w="12240" w:h="15840"/>
-          <w:pgMar w:top="1701" w:right="1701" w:bottom="1701" w:left="2268" w:header="720" w:footer="720" w:gutter="0"/>
-          <w:cols w:space="720"/>
-          <w:titlePg/>
-          <w:docGrid w:linePitch="360"/>
-        </w:sectPr>
-      </w:pPr>
-    </w:p>
-    <w:p>
-      <w:bookmarkStart w:id="bm_anexoA" w:name="bm_anexoA"/>
-      <w:pPr>
-        <w:spacing w:before="0" w:after="480"/>
-        <w:jc w:val="center"/>
-      </w:pPr>
-      <w:bookmarkEnd w:id="bm_anexoA"/>
-      <w:r>
-        <w:rPr>
-          <w:rFonts w:ascii="Times New Roman" w:hAnsi="Times New Roman"/>
-          <w:b/>
-          <w:sz w:val="24"/>
-        </w:rPr>
-        <w:t>ANEXO A</w:t>
-      </w:r>
-    </w:p>
-    <w:p>
-      <w:pPr>
-        <w:spacing w:before="240" w:after="480"/>
-        <w:jc w:val="center"/>
-      </w:pPr>
-      <w:r>
-        <w:rPr>
-          <w:rFonts w:ascii="Times New Roman" w:hAnsi="Times New Roman"/>
-          <w:b/>
-          <w:sz w:val="24"/>
-        </w:rPr>
-        <w:t>[Aquí va la descripción del Anexo A]</w:t>
-      </w:r>
-    </w:p>
-    <w:p>
-      <w:pPr>
-        <w:jc w:val="center"/>
-      </w:pPr>
-      <w:r>
-        <w:rPr>
-          <w:rFonts w:ascii="Times New Roman" w:hAnsi="Times New Roman"/>
-          <w:i/>
-          <w:sz w:val="20"/>
-        </w:rPr>
-        <w:t>(Contenido elaborado por el estudiante)</w:t>
-      </w:r>
-    </w:p>
-    <w:p>
-      <w:pPr>
-        <w:sectPr>
-          <w:footerReference w:type="default" r:id="rId46"/>
-          <w:pgSz w:w="12240" w:h="15840"/>
-          <w:pgMar w:top="1701" w:right="1701" w:bottom="1701" w:left="2268" w:header="720" w:footer="720" w:gutter="0"/>
-          <w:cols w:space="720"/>
-          <w:titlePg/>
-          <w:docGrid w:linePitch="360"/>
-        </w:sectPr>
-      </w:pPr>
-    </w:p>
-    <w:p>
-      <w:bookmarkStart w:id="bm_anexoB" w:name="bm_anexoB"/>
-      <w:pPr>
-        <w:spacing w:before="0" w:after="480"/>
-        <w:jc w:val="center"/>
-      </w:pPr>
-      <w:bookmarkEnd w:id="bm_anexoB"/>
-      <w:r>
-        <w:rPr>
-          <w:rFonts w:ascii="Times New Roman" w:hAnsi="Times New Roman"/>
-          <w:b/>
-          <w:sz w:val="24"/>
-        </w:rPr>
-        <w:t>ANEXO B</w:t>
-      </w:r>
-    </w:p>
-    <w:p>
-      <w:pPr>
-        <w:spacing w:before="240" w:after="480"/>
-        <w:jc w:val="center"/>
-      </w:pPr>
-      <w:r>
-        <w:rPr>
-          <w:rFonts w:ascii="Times New Roman" w:hAnsi="Times New Roman"/>
-          <w:b/>
-          <w:sz w:val="24"/>
-        </w:rPr>
-        <w:t>[Aquí va la descripción del Anexo B]</w:t>
-      </w:r>
-    </w:p>
-    <w:p>
-      <w:pPr>
-        <w:jc w:val="center"/>
-      </w:pPr>
-      <w:r>
-        <w:rPr>
-          <w:rFonts w:ascii="Times New Roman" w:hAnsi="Times New Roman"/>
-          <w:i/>
-          <w:sz w:val="20"/>
-        </w:rPr>
-        <w:t>(Contenido elaborado por el estudiante)</w:t>
-      </w:r>
-    </w:p>
-    <w:p>
-      <w:pPr>
-        <w:sectPr>
-          <w:footerReference w:type="default" r:id="rId47"/>
-          <w:pgSz w:w="12240" w:h="15840"/>
-          <w:pgMar w:top="1701" w:right="1701" w:bottom="1701" w:left="2268" w:header="720" w:footer="720" w:gutter="0"/>
-          <w:cols w:space="720"/>
-          <w:titlePg/>
-          <w:docGrid w:linePitch="360"/>
-        </w:sectPr>
-      </w:pPr>
-    </w:p>
-    <w:p>
-      <w:bookmarkStart w:id="bm_anexoC" w:name="bm_anexoC"/>
-      <w:pPr>
-        <w:spacing w:before="0" w:after="480"/>
-        <w:jc w:val="center"/>
-      </w:pPr>
-      <w:bookmarkEnd w:id="bm_anexoC"/>
-      <w:r>
-        <w:rPr>
-          <w:rFonts w:ascii="Times New Roman" w:hAnsi="Times New Roman"/>
-          <w:b/>
-          <w:sz w:val="24"/>
-        </w:rPr>
-        <w:t>ANEXO C</w:t>
-      </w:r>
-    </w:p>
-    <w:p>
-      <w:pPr>
-        <w:spacing w:before="240" w:after="480"/>
-        <w:jc w:val="center"/>
-      </w:pPr>
-      <w:r>
-        <w:rPr>
-          <w:rFonts w:ascii="Times New Roman" w:hAnsi="Times New Roman"/>
-          <w:b/>
-          <w:sz w:val="24"/>
-        </w:rPr>
-        <w:t>[Aquí va la descripción del Anexo C]</w:t>
-      </w:r>
-    </w:p>
-    <w:p>
-      <w:pPr>
-        <w:jc w:val="center"/>
-      </w:pPr>
-      <w:r>
-        <w:rPr>
-          <w:rFonts w:ascii="Times New Roman" w:hAnsi="Times New Roman"/>
-          <w:i/>
-          <w:sz w:val="20"/>
-        </w:rPr>
-        <w:t>(Contenido elaborado por el estudiante)</w:t>
-      </w:r>
-    </w:p>
     <w:sectPr>
-      <w:footerReference w:type="default" r:id="rId48"/>
+      <w:footerReference w:type="default" r:id="rId43"/>
       <w:pgSz w:w="12240" w:h="15840"/>
       <w:pgMar w:top="1701" w:right="1701" w:bottom="1701" w:left="2268" w:header="720" w:footer="720" w:gutter="0"/>
       <w:cols w:space="720"/>
@@ -8447,7 +8366,7 @@
         <w:sz w:val="24"/>
       </w:rPr>
       <w:fldChar w:fldCharType="begin"/>
-      <w:instrText xml:space="preserve"> PAGE \* roman </w:instrText>
+      <w:instrText xml:space="preserve"> PAGE </w:instrText>
       <w:fldChar w:fldCharType="separate"/>
       <w:fldChar w:fldCharType="end"/>
     </w:r>
@@ -8478,7 +8397,7 @@
         <w:sz w:val="24"/>
       </w:rPr>
       <w:fldChar w:fldCharType="begin"/>
-      <w:instrText xml:space="preserve"> PAGE \* roman </w:instrText>
+      <w:instrText xml:space="preserve"> PAGE </w:instrText>
       <w:fldChar w:fldCharType="separate"/>
       <w:fldChar w:fldCharType="end"/>
     </w:r>
@@ -8738,111 +8657,6 @@
 </w:ftr>
 </file>
 
-<file path=word/footer32.xml><?xml version="1.0" encoding="utf-8"?>
-<w:ftr xmlns:m="http://schemas.openxmlformats.org/officeDocument/2006/math" xmlns:mc="http://schemas.openxmlformats.org/markup-compatibility/2006" xmlns:mo="http://schemas.microsoft.com/office/mac/office/2008/main" xmlns:mv="urn:schemas-microsoft-com:mac:vml" xmlns:o="urn:schemas-microsoft-com:office:office" xmlns:r="http://schemas.openxmlformats.org/officeDocument/2006/relationships" xmlns:v="urn:schemas-microsoft-com:vml" xmlns:w10="urn:schemas-microsoft-com:office:word" xmlns:w14="http://schemas.microsoft.com/office/word/2010/wordml" xmlns:w="http://schemas.openxmlformats.org/wordprocessingml/2006/main" xmlns:wne="http://schemas.microsoft.com/office/word/2006/wordml" xmlns:wp14="http://schemas.microsoft.com/office/word/2010/wordprocessingDrawing" xmlns:wp="http://schemas.openxmlformats.org/drawingml/2006/wordprocessingDrawing" xmlns:wpc="http://schemas.microsoft.com/office/word/2010/wordprocessingCanvas" xmlns:wpg="http://schemas.microsoft.com/office/word/2010/wordprocessingGroup" xmlns:wpi="http://schemas.microsoft.com/office/word/2010/wordprocessingInk" xmlns:wps="http://schemas.microsoft.com/office/word/2010/wordprocessingShape" mc:Ignorable="w14 wp14">
-  <w:p>
-    <w:pPr>
-      <w:pStyle w:val="Footer"/>
-      <w:jc w:val="center"/>
-    </w:pPr>
-    <w:r>
-      <w:rPr>
-        <w:rFonts w:ascii="Times New Roman" w:hAnsi="Times New Roman"/>
-        <w:sz w:val="24"/>
-      </w:rPr>
-      <w:fldChar w:fldCharType="begin"/>
-      <w:instrText xml:space="preserve"> PAGE </w:instrText>
-      <w:fldChar w:fldCharType="separate"/>
-      <w:fldChar w:fldCharType="end"/>
-    </w:r>
-  </w:p>
-</w:ftr>
-</file>
-
-<file path=word/footer33.xml><?xml version="1.0" encoding="utf-8"?>
-<w:ftr xmlns:m="http://schemas.openxmlformats.org/officeDocument/2006/math" xmlns:mc="http://schemas.openxmlformats.org/markup-compatibility/2006" xmlns:mo="http://schemas.microsoft.com/office/mac/office/2008/main" xmlns:mv="urn:schemas-microsoft-com:mac:vml" xmlns:o="urn:schemas-microsoft-com:office:office" xmlns:r="http://schemas.openxmlformats.org/officeDocument/2006/relationships" xmlns:v="urn:schemas-microsoft-com:vml" xmlns:w10="urn:schemas-microsoft-com:office:word" xmlns:w14="http://schemas.microsoft.com/office/word/2010/wordml" xmlns:w="http://schemas.openxmlformats.org/wordprocessingml/2006/main" xmlns:wne="http://schemas.microsoft.com/office/word/2006/wordml" xmlns:wp14="http://schemas.microsoft.com/office/word/2010/wordprocessingDrawing" xmlns:wp="http://schemas.openxmlformats.org/drawingml/2006/wordprocessingDrawing" xmlns:wpc="http://schemas.microsoft.com/office/word/2010/wordprocessingCanvas" xmlns:wpg="http://schemas.microsoft.com/office/word/2010/wordprocessingGroup" xmlns:wpi="http://schemas.microsoft.com/office/word/2010/wordprocessingInk" xmlns:wps="http://schemas.microsoft.com/office/word/2010/wordprocessingShape" mc:Ignorable="w14 wp14">
-  <w:p>
-    <w:pPr>
-      <w:pStyle w:val="Footer"/>
-      <w:jc w:val="center"/>
-    </w:pPr>
-    <w:r>
-      <w:rPr>
-        <w:rFonts w:ascii="Times New Roman" w:hAnsi="Times New Roman"/>
-        <w:sz w:val="24"/>
-      </w:rPr>
-      <w:fldChar w:fldCharType="begin"/>
-      <w:instrText xml:space="preserve"> PAGE </w:instrText>
-      <w:fldChar w:fldCharType="separate"/>
-      <w:fldChar w:fldCharType="end"/>
-    </w:r>
-  </w:p>
-</w:ftr>
-</file>
-
-<file path=word/footer34.xml><?xml version="1.0" encoding="utf-8"?>
-<w:ftr xmlns:m="http://schemas.openxmlformats.org/officeDocument/2006/math" xmlns:mc="http://schemas.openxmlformats.org/markup-compatibility/2006" xmlns:mo="http://schemas.microsoft.com/office/mac/office/2008/main" xmlns:mv="urn:schemas-microsoft-com:mac:vml" xmlns:o="urn:schemas-microsoft-com:office:office" xmlns:r="http://schemas.openxmlformats.org/officeDocument/2006/relationships" xmlns:v="urn:schemas-microsoft-com:vml" xmlns:w10="urn:schemas-microsoft-com:office:word" xmlns:w14="http://schemas.microsoft.com/office/word/2010/wordml" xmlns:w="http://schemas.openxmlformats.org/wordprocessingml/2006/main" xmlns:wne="http://schemas.microsoft.com/office/word/2006/wordml" xmlns:wp14="http://schemas.microsoft.com/office/word/2010/wordprocessingDrawing" xmlns:wp="http://schemas.openxmlformats.org/drawingml/2006/wordprocessingDrawing" xmlns:wpc="http://schemas.microsoft.com/office/word/2010/wordprocessingCanvas" xmlns:wpg="http://schemas.microsoft.com/office/word/2010/wordprocessingGroup" xmlns:wpi="http://schemas.microsoft.com/office/word/2010/wordprocessingInk" xmlns:wps="http://schemas.microsoft.com/office/word/2010/wordprocessingShape" mc:Ignorable="w14 wp14">
-  <w:p>
-    <w:pPr>
-      <w:pStyle w:val="Footer"/>
-      <w:jc w:val="center"/>
-    </w:pPr>
-    <w:r>
-      <w:rPr>
-        <w:rFonts w:ascii="Times New Roman" w:hAnsi="Times New Roman"/>
-        <w:sz w:val="24"/>
-      </w:rPr>
-      <w:fldChar w:fldCharType="begin"/>
-      <w:instrText xml:space="preserve"> PAGE </w:instrText>
-      <w:fldChar w:fldCharType="separate"/>
-      <w:fldChar w:fldCharType="end"/>
-    </w:r>
-  </w:p>
-</w:ftr>
-</file>
-
-<file path=word/footer35.xml><?xml version="1.0" encoding="utf-8"?>
-<w:ftr xmlns:m="http://schemas.openxmlformats.org/officeDocument/2006/math" xmlns:mc="http://schemas.openxmlformats.org/markup-compatibility/2006" xmlns:mo="http://schemas.microsoft.com/office/mac/office/2008/main" xmlns:mv="urn:schemas-microsoft-com:mac:vml" xmlns:o="urn:schemas-microsoft-com:office:office" xmlns:r="http://schemas.openxmlformats.org/officeDocument/2006/relationships" xmlns:v="urn:schemas-microsoft-com:vml" xmlns:w10="urn:schemas-microsoft-com:office:word" xmlns:w14="http://schemas.microsoft.com/office/word/2010/wordml" xmlns:w="http://schemas.openxmlformats.org/wordprocessingml/2006/main" xmlns:wne="http://schemas.microsoft.com/office/word/2006/wordml" xmlns:wp14="http://schemas.microsoft.com/office/word/2010/wordprocessingDrawing" xmlns:wp="http://schemas.openxmlformats.org/drawingml/2006/wordprocessingDrawing" xmlns:wpc="http://schemas.microsoft.com/office/word/2010/wordprocessingCanvas" xmlns:wpg="http://schemas.microsoft.com/office/word/2010/wordprocessingGroup" xmlns:wpi="http://schemas.microsoft.com/office/word/2010/wordprocessingInk" xmlns:wps="http://schemas.microsoft.com/office/word/2010/wordprocessingShape" mc:Ignorable="w14 wp14">
-  <w:p>
-    <w:pPr>
-      <w:pStyle w:val="Footer"/>
-      <w:jc w:val="center"/>
-    </w:pPr>
-    <w:r>
-      <w:rPr>
-        <w:rFonts w:ascii="Times New Roman" w:hAnsi="Times New Roman"/>
-        <w:sz w:val="24"/>
-      </w:rPr>
-      <w:fldChar w:fldCharType="begin"/>
-      <w:instrText xml:space="preserve"> PAGE </w:instrText>
-      <w:fldChar w:fldCharType="separate"/>
-      <w:fldChar w:fldCharType="end"/>
-    </w:r>
-  </w:p>
-</w:ftr>
-</file>
-
-<file path=word/footer36.xml><?xml version="1.0" encoding="utf-8"?>
-<w:ftr xmlns:m="http://schemas.openxmlformats.org/officeDocument/2006/math" xmlns:mc="http://schemas.openxmlformats.org/markup-compatibility/2006" xmlns:mo="http://schemas.microsoft.com/office/mac/office/2008/main" xmlns:mv="urn:schemas-microsoft-com:mac:vml" xmlns:o="urn:schemas-microsoft-com:office:office" xmlns:r="http://schemas.openxmlformats.org/officeDocument/2006/relationships" xmlns:v="urn:schemas-microsoft-com:vml" xmlns:w10="urn:schemas-microsoft-com:office:word" xmlns:w14="http://schemas.microsoft.com/office/word/2010/wordml" xmlns:w="http://schemas.openxmlformats.org/wordprocessingml/2006/main" xmlns:wne="http://schemas.microsoft.com/office/word/2006/wordml" xmlns:wp14="http://schemas.microsoft.com/office/word/2010/wordprocessingDrawing" xmlns:wp="http://schemas.openxmlformats.org/drawingml/2006/wordprocessingDrawing" xmlns:wpc="http://schemas.microsoft.com/office/word/2010/wordprocessingCanvas" xmlns:wpg="http://schemas.microsoft.com/office/word/2010/wordprocessingGroup" xmlns:wpi="http://schemas.microsoft.com/office/word/2010/wordprocessingInk" xmlns:wps="http://schemas.microsoft.com/office/word/2010/wordprocessingShape" mc:Ignorable="w14 wp14">
-  <w:p>
-    <w:pPr>
-      <w:pStyle w:val="Footer"/>
-      <w:jc w:val="center"/>
-    </w:pPr>
-    <w:r>
-      <w:rPr>
-        <w:rFonts w:ascii="Times New Roman" w:hAnsi="Times New Roman"/>
-        <w:sz w:val="24"/>
-      </w:rPr>
-      <w:fldChar w:fldCharType="begin"/>
-      <w:instrText xml:space="preserve"> PAGE </w:instrText>
-      <w:fldChar w:fldCharType="separate"/>
-      <w:fldChar w:fldCharType="end"/>
-    </w:r>
-  </w:p>
-</w:ftr>
-</file>
-
 <file path=word/footer4.xml><?xml version="1.0" encoding="utf-8"?>
 <w:ftr xmlns:m="http://schemas.openxmlformats.org/officeDocument/2006/math" xmlns:mc="http://schemas.openxmlformats.org/markup-compatibility/2006" xmlns:mo="http://schemas.microsoft.com/office/mac/office/2008/main" xmlns:mv="urn:schemas-microsoft-com:mac:vml" xmlns:o="urn:schemas-microsoft-com:office:office" xmlns:r="http://schemas.openxmlformats.org/officeDocument/2006/relationships" xmlns:v="urn:schemas-microsoft-com:vml" xmlns:w10="urn:schemas-microsoft-com:office:word" xmlns:w14="http://schemas.microsoft.com/office/word/2010/wordml" xmlns:w="http://schemas.openxmlformats.org/wordprocessingml/2006/main" xmlns:wne="http://schemas.microsoft.com/office/word/2006/wordml" xmlns:wp14="http://schemas.microsoft.com/office/word/2010/wordprocessingDrawing" xmlns:wp="http://schemas.openxmlformats.org/drawingml/2006/wordprocessingDrawing" xmlns:wpc="http://schemas.microsoft.com/office/word/2010/wordprocessingCanvas" xmlns:wpg="http://schemas.microsoft.com/office/word/2010/wordprocessingGroup" xmlns:wpi="http://schemas.microsoft.com/office/word/2010/wordprocessingInk" xmlns:wps="http://schemas.microsoft.com/office/word/2010/wordprocessingShape" mc:Ignorable="w14 wp14">
   <w:p>
@@ -8869,6 +8683,26 @@
   <w:p>
     <w:pPr>
       <w:pStyle w:val="Footer"/>
+    </w:pPr>
+  </w:p>
+</w:ftr>
+</file>
+
+<file path=word/footer6.xml><?xml version="1.0" encoding="utf-8"?>
+<w:ftr xmlns:m="http://schemas.openxmlformats.org/officeDocument/2006/math" xmlns:mc="http://schemas.openxmlformats.org/markup-compatibility/2006" xmlns:mo="http://schemas.microsoft.com/office/mac/office/2008/main" xmlns:mv="urn:schemas-microsoft-com:mac:vml" xmlns:o="urn:schemas-microsoft-com:office:office" xmlns:r="http://schemas.openxmlformats.org/officeDocument/2006/relationships" xmlns:v="urn:schemas-microsoft-com:vml" xmlns:w10="urn:schemas-microsoft-com:office:word" xmlns:w14="http://schemas.microsoft.com/office/word/2010/wordml" xmlns:w="http://schemas.openxmlformats.org/wordprocessingml/2006/main" xmlns:wne="http://schemas.microsoft.com/office/word/2006/wordml" xmlns:wp14="http://schemas.microsoft.com/office/word/2010/wordprocessingDrawing" xmlns:wp="http://schemas.openxmlformats.org/drawingml/2006/wordprocessingDrawing" xmlns:wpc="http://schemas.microsoft.com/office/word/2010/wordprocessingCanvas" xmlns:wpg="http://schemas.microsoft.com/office/word/2010/wordprocessingGroup" xmlns:wpi="http://schemas.microsoft.com/office/word/2010/wordprocessingInk" xmlns:wps="http://schemas.microsoft.com/office/word/2010/wordprocessingShape" mc:Ignorable="w14 wp14">
+  <w:p>
+    <w:pPr>
+      <w:pStyle w:val="Footer"/>
+    </w:pPr>
+  </w:p>
+</w:ftr>
+</file>
+
+<file path=word/footer7.xml><?xml version="1.0" encoding="utf-8"?>
+<w:ftr xmlns:m="http://schemas.openxmlformats.org/officeDocument/2006/math" xmlns:mc="http://schemas.openxmlformats.org/markup-compatibility/2006" xmlns:mo="http://schemas.microsoft.com/office/mac/office/2008/main" xmlns:mv="urn:schemas-microsoft-com:mac:vml" xmlns:o="urn:schemas-microsoft-com:office:office" xmlns:r="http://schemas.openxmlformats.org/officeDocument/2006/relationships" xmlns:v="urn:schemas-microsoft-com:vml" xmlns:w10="urn:schemas-microsoft-com:office:word" xmlns:w14="http://schemas.microsoft.com/office/word/2010/wordml" xmlns:w="http://schemas.openxmlformats.org/wordprocessingml/2006/main" xmlns:wne="http://schemas.microsoft.com/office/word/2006/wordml" xmlns:wp14="http://schemas.microsoft.com/office/word/2010/wordprocessingDrawing" xmlns:wp="http://schemas.openxmlformats.org/drawingml/2006/wordprocessingDrawing" xmlns:wpc="http://schemas.microsoft.com/office/word/2010/wordprocessingCanvas" xmlns:wpg="http://schemas.microsoft.com/office/word/2010/wordprocessingGroup" xmlns:wpi="http://schemas.microsoft.com/office/word/2010/wordprocessingInk" xmlns:wps="http://schemas.microsoft.com/office/word/2010/wordprocessingShape" mc:Ignorable="w14 wp14">
+  <w:p>
+    <w:pPr>
+      <w:pStyle w:val="Footer"/>
       <w:jc w:val="center"/>
     </w:pPr>
     <w:r>
@@ -8885,7 +8719,7 @@
 </w:ftr>
 </file>
 
-<file path=word/footer6.xml><?xml version="1.0" encoding="utf-8"?>
+<file path=word/footer8.xml><?xml version="1.0" encoding="utf-8"?>
 <w:ftr xmlns:m="http://schemas.openxmlformats.org/officeDocument/2006/math" xmlns:mc="http://schemas.openxmlformats.org/markup-compatibility/2006" xmlns:mo="http://schemas.microsoft.com/office/mac/office/2008/main" xmlns:mv="urn:schemas-microsoft-com:mac:vml" xmlns:o="urn:schemas-microsoft-com:office:office" xmlns:r="http://schemas.openxmlformats.org/officeDocument/2006/relationships" xmlns:v="urn:schemas-microsoft-com:vml" xmlns:w10="urn:schemas-microsoft-com:office:word" xmlns:w14="http://schemas.microsoft.com/office/word/2010/wordml" xmlns:w="http://schemas.openxmlformats.org/wordprocessingml/2006/main" xmlns:wne="http://schemas.microsoft.com/office/word/2006/wordml" xmlns:wp14="http://schemas.microsoft.com/office/word/2010/wordprocessingDrawing" xmlns:wp="http://schemas.openxmlformats.org/drawingml/2006/wordprocessingDrawing" xmlns:wpc="http://schemas.microsoft.com/office/word/2010/wordprocessingCanvas" xmlns:wpg="http://schemas.microsoft.com/office/word/2010/wordprocessingGroup" xmlns:wpi="http://schemas.microsoft.com/office/word/2010/wordprocessingInk" xmlns:wps="http://schemas.microsoft.com/office/word/2010/wordprocessingShape" mc:Ignorable="w14 wp14">
   <w:p>
     <w:pPr>
@@ -8902,26 +8736,6 @@
       <w:fldChar w:fldCharType="separate"/>
       <w:fldChar w:fldCharType="end"/>
     </w:r>
-  </w:p>
-</w:ftr>
-</file>
-
-<file path=word/footer7.xml><?xml version="1.0" encoding="utf-8"?>
-<w:ftr xmlns:m="http://schemas.openxmlformats.org/officeDocument/2006/math" xmlns:mc="http://schemas.openxmlformats.org/markup-compatibility/2006" xmlns:mo="http://schemas.microsoft.com/office/mac/office/2008/main" xmlns:mv="urn:schemas-microsoft-com:mac:vml" xmlns:o="urn:schemas-microsoft-com:office:office" xmlns:r="http://schemas.openxmlformats.org/officeDocument/2006/relationships" xmlns:v="urn:schemas-microsoft-com:vml" xmlns:w10="urn:schemas-microsoft-com:office:word" xmlns:w14="http://schemas.microsoft.com/office/word/2010/wordml" xmlns:w="http://schemas.openxmlformats.org/wordprocessingml/2006/main" xmlns:wne="http://schemas.microsoft.com/office/word/2006/wordml" xmlns:wp14="http://schemas.microsoft.com/office/word/2010/wordprocessingDrawing" xmlns:wp="http://schemas.openxmlformats.org/drawingml/2006/wordprocessingDrawing" xmlns:wpc="http://schemas.microsoft.com/office/word/2010/wordprocessingCanvas" xmlns:wpg="http://schemas.microsoft.com/office/word/2010/wordprocessingGroup" xmlns:wpi="http://schemas.microsoft.com/office/word/2010/wordprocessingInk" xmlns:wps="http://schemas.microsoft.com/office/word/2010/wordprocessingShape" mc:Ignorable="w14 wp14">
-  <w:p>
-    <w:pPr>
-      <w:pStyle w:val="Footer"/>
-    </w:pPr>
-  </w:p>
-</w:ftr>
-</file>
-
-<file path=word/footer8.xml><?xml version="1.0" encoding="utf-8"?>
-<w:ftr xmlns:m="http://schemas.openxmlformats.org/officeDocument/2006/math" xmlns:mc="http://schemas.openxmlformats.org/markup-compatibility/2006" xmlns:mo="http://schemas.microsoft.com/office/mac/office/2008/main" xmlns:mv="urn:schemas-microsoft-com:mac:vml" xmlns:o="urn:schemas-microsoft-com:office:office" xmlns:r="http://schemas.openxmlformats.org/officeDocument/2006/relationships" xmlns:v="urn:schemas-microsoft-com:vml" xmlns:w10="urn:schemas-microsoft-com:office:word" xmlns:w14="http://schemas.microsoft.com/office/word/2010/wordml" xmlns:w="http://schemas.openxmlformats.org/wordprocessingml/2006/main" xmlns:wne="http://schemas.microsoft.com/office/word/2006/wordml" xmlns:wp14="http://schemas.microsoft.com/office/word/2010/wordprocessingDrawing" xmlns:wp="http://schemas.openxmlformats.org/drawingml/2006/wordprocessingDrawing" xmlns:wpc="http://schemas.microsoft.com/office/word/2010/wordprocessingCanvas" xmlns:wpg="http://schemas.microsoft.com/office/word/2010/wordprocessingGroup" xmlns:wpi="http://schemas.microsoft.com/office/word/2010/wordprocessingInk" xmlns:wps="http://schemas.microsoft.com/office/word/2010/wordprocessingShape" mc:Ignorable="w14 wp14">
-  <w:p>
-    <w:pPr>
-      <w:pStyle w:val="Footer"/>
-    </w:pPr>
   </w:p>
 </w:ftr>
 </file>

--- a/amaal/reportes/Informe_Pasantia_IUTECP.docx
+++ b/amaal/reportes/Informe_Pasantia_IUTECP.docx
@@ -506,35 +506,44 @@
     <w:p/>
     <w:p/>
     <w:p/>
-    <w:p/>
+    <w:p>
+      <w:pPr>
+        <w:jc w:val="center"/>
+      </w:pPr>
+      <w:r>
+        <w:rPr>
+          <w:rFonts w:ascii="Times New Roman" w:hAnsi="Times New Roman"/>
+          <w:sz w:val="24"/>
+        </w:rPr>
+        <w:t>_______________________________________________________</w:t>
+      </w:r>
+    </w:p>
     <w:p/>
     <w:p>
       <w:pPr>
-        <w:tabs>
-          <w:tab w:pos="10205" w:val="left"/>
-        </w:tabs>
-        <w:jc w:val="left"/>
+        <w:spacing w:line="360" w:lineRule="auto"/>
+        <w:jc w:val="center"/>
+      </w:pPr>
+      <w:r>
+        <w:rPr>
+          <w:rFonts w:ascii="Times New Roman" w:hAnsi="Times New Roman"/>
+          <w:b/>
+          <w:sz w:val="24"/>
+        </w:rPr>
+        <w:t>Lenny Mata</w:t>
+      </w:r>
+    </w:p>
+    <w:p>
+      <w:pPr>
+        <w:spacing w:before="0"/>
+        <w:jc w:val="center"/>
       </w:pPr>
       <w:r>
         <w:rPr>
           <w:rFonts w:ascii="Times New Roman" w:hAnsi="Times New Roman"/>
           <w:sz w:val="24"/>
         </w:rPr>
-        <w:t>Apellidos y Nombres</w:t>
-      </w:r>
-      <w:r>
-        <w:rPr>
-          <w:rFonts w:ascii="Times New Roman" w:hAnsi="Times New Roman"/>
-          <w:sz w:val="24"/>
-        </w:rPr>
-        <w:tab/>
-      </w:r>
-      <w:r>
-        <w:rPr>
-          <w:rFonts w:ascii="Times New Roman" w:hAnsi="Times New Roman"/>
-          <w:sz w:val="24"/>
-        </w:rPr>
-        <w:t>C.I.: _______________</w:t>
+        <w:t>C.I.: 8969750</w:t>
       </w:r>
     </w:p>
     <w:p>
@@ -667,35 +676,44 @@
     <w:p/>
     <w:p/>
     <w:p/>
-    <w:p/>
+    <w:p>
+      <w:pPr>
+        <w:jc w:val="center"/>
+      </w:pPr>
+      <w:r>
+        <w:rPr>
+          <w:rFonts w:ascii="Times New Roman" w:hAnsi="Times New Roman"/>
+          <w:sz w:val="24"/>
+        </w:rPr>
+        <w:t>_______________________________________________________</w:t>
+      </w:r>
+    </w:p>
     <w:p/>
     <w:p>
       <w:pPr>
-        <w:tabs>
-          <w:tab w:pos="10205" w:val="left"/>
-        </w:tabs>
-        <w:jc w:val="left"/>
+        <w:spacing w:line="360" w:lineRule="auto"/>
+        <w:jc w:val="center"/>
+      </w:pPr>
+      <w:r>
+        <w:rPr>
+          <w:rFonts w:ascii="Times New Roman" w:hAnsi="Times New Roman"/>
+          <w:b/>
+          <w:sz w:val="24"/>
+        </w:rPr>
+        <w:t>Lic. Carlos Mendoza</w:t>
+      </w:r>
+    </w:p>
+    <w:p>
+      <w:pPr>
+        <w:spacing w:before="0"/>
+        <w:jc w:val="center"/>
       </w:pPr>
       <w:r>
         <w:rPr>
           <w:rFonts w:ascii="Times New Roman" w:hAnsi="Times New Roman"/>
           <w:sz w:val="24"/>
         </w:rPr>
-        <w:t>Apellidos y Nombres</w:t>
-      </w:r>
-      <w:r>
-        <w:rPr>
-          <w:rFonts w:ascii="Times New Roman" w:hAnsi="Times New Roman"/>
-          <w:sz w:val="24"/>
-        </w:rPr>
-        <w:tab/>
-      </w:r>
-      <w:r>
-        <w:rPr>
-          <w:rFonts w:ascii="Times New Roman" w:hAnsi="Times New Roman"/>
-          <w:sz w:val="24"/>
-        </w:rPr>
-        <w:t>C.I.: _______________</w:t>
+        <w:t>C.I.: 4.273.815</w:t>
       </w:r>
     </w:p>
     <w:p>

--- a/amaal/reportes/Informe_Pasantia_IUTECP.docx
+++ b/amaal/reportes/Informe_Pasantia_IUTECP.docx
@@ -154,7 +154,7 @@
     <w:p>
       <w:pPr>
         <w:sectPr>
-          <w:footerReference w:type="default" r:id="rId13"/>
+          <w:footerReference w:type="default" r:id="rId14"/>
           <w:pgSz w:w="12240" w:h="15840"/>
           <w:pgMar w:top="1701" w:right="1701" w:bottom="1701" w:left="2268" w:header="720" w:footer="720" w:gutter="0"/>
           <w:cols w:space="720"/>
@@ -379,176 +379,6 @@
     <w:p>
       <w:pPr>
         <w:sectPr>
-          <w:footerReference w:type="default" r:id="rId14"/>
-          <w:pgSz w:w="12240" w:h="15840"/>
-          <w:pgMar w:top="1701" w:right="1701" w:bottom="1701" w:left="2268" w:header="720" w:footer="720" w:gutter="0"/>
-          <w:cols w:space="720"/>
-          <w:titlePg/>
-          <w:docGrid w:linePitch="360"/>
-        </w:sectPr>
-      </w:pPr>
-    </w:p>
-    <w:p>
-      <w:pPr>
-        <w:spacing w:line="276" w:lineRule="auto" w:before="0" w:after="0"/>
-        <w:jc w:val="center"/>
-      </w:pPr>
-      <w:r>
-        <w:rPr>
-          <w:rFonts w:ascii="Times New Roman" w:hAnsi="Times New Roman"/>
-          <w:b/>
-          <w:sz w:val="24"/>
-        </w:rPr>
-        <w:t>REPÚBLICA BOLIVARIANA DE VENEZUELA</w:t>
-      </w:r>
-    </w:p>
-    <w:p>
-      <w:pPr>
-        <w:spacing w:line="276" w:lineRule="auto" w:before="0" w:after="0"/>
-        <w:jc w:val="center"/>
-      </w:pPr>
-      <w:r>
-        <w:rPr>
-          <w:rFonts w:ascii="Times New Roman" w:hAnsi="Times New Roman"/>
-          <w:b/>
-          <w:sz w:val="24"/>
-        </w:rPr>
-        <w:t>MINISTERIO DEL PODER POPULAR PARA LA EDUCACIÓN</w:t>
-      </w:r>
-    </w:p>
-    <w:p>
-      <w:pPr>
-        <w:spacing w:line="276" w:lineRule="auto" w:before="0" w:after="0"/>
-        <w:jc w:val="center"/>
-      </w:pPr>
-      <w:r>
-        <w:rPr>
-          <w:rFonts w:ascii="Times New Roman" w:hAnsi="Times New Roman"/>
-          <w:b/>
-          <w:sz w:val="24"/>
-        </w:rPr>
-        <w:t>INSTITUTO UNIVERSITARIO DE TECNOLOGÍA</w:t>
-      </w:r>
-    </w:p>
-    <w:p>
-      <w:pPr>
-        <w:spacing w:line="276" w:lineRule="auto" w:before="0" w:after="0"/>
-        <w:jc w:val="center"/>
-      </w:pPr>
-      <w:r>
-        <w:rPr>
-          <w:rFonts w:ascii="Times New Roman" w:hAnsi="Times New Roman"/>
-          <w:b/>
-          <w:sz w:val="24"/>
-        </w:rPr>
-        <w:t>"ELÍAS CALIXTO POMPA"</w:t>
-      </w:r>
-    </w:p>
-    <w:p>
-      <w:pPr>
-        <w:spacing w:line="276" w:lineRule="auto" w:before="0" w:after="0"/>
-        <w:jc w:val="center"/>
-      </w:pPr>
-      <w:r>
-        <w:rPr>
-          <w:rFonts w:ascii="Times New Roman" w:hAnsi="Times New Roman"/>
-          <w:b/>
-          <w:sz w:val="24"/>
-        </w:rPr>
-        <w:t>EL TIGRE, ESTADO ANZOÁTEGUI</w:t>
-      </w:r>
-    </w:p>
-    <w:p/>
-    <w:p>
-      <w:pPr>
-        <w:spacing w:before="480" w:after="480"/>
-        <w:jc w:val="center"/>
-      </w:pPr>
-      <w:r>
-        <w:rPr>
-          <w:rFonts w:ascii="Times New Roman" w:hAnsi="Times New Roman"/>
-          <w:b/>
-          <w:sz w:val="24"/>
-        </w:rPr>
-        <w:t>APROBACIÓN DEL TUTOR INDUSTRIAL</w:t>
-      </w:r>
-    </w:p>
-    <w:p>
-      <w:pPr>
-        <w:spacing w:line="360" w:lineRule="auto"/>
-        <w:ind w:firstLine="0"/>
-        <w:jc w:val="both"/>
-      </w:pPr>
-      <w:r>
-        <w:rPr>
-          <w:rFonts w:ascii="Times New Roman" w:hAnsi="Times New Roman"/>
-          <w:sz w:val="24"/>
-        </w:rPr>
-        <w:t>En mi carácter de tutor industrial del informe de pasantías presentado por: Alrifaai Alrifaaie Amaal, de Cédula de Identidad V-31.985.792; para optar al grado de Técnico Superior Universitario en la especialidad de: Administración, cuyo título es; “EVALUACIÓN DEL CONTROL ADMINISTRATIVO APLICADO A LA GESTIÓN DE SOLICITUDES DE SERVICIOS DE TELECOMUNICACIONES EN LA EMPRESA INGENIERÍA DE TELECOMUNICACIONES, C.A.”, manifiesto que cumple con los requisitos exigidos por el Instituto Universitario de Tecnología “Elías Calixto Pompa” (IUTECP); y que, por lo tanto, considero que reúne los méritos suficientes para ser evaluado por el jurado que se decida designar a tal fin.</w:t>
-      </w:r>
-    </w:p>
-    <w:p/>
-    <w:p/>
-    <w:p>
-      <w:pPr>
-        <w:spacing w:line="360" w:lineRule="auto"/>
-        <w:jc w:val="left"/>
-      </w:pPr>
-      <w:r>
-        <w:rPr>
-          <w:rFonts w:ascii="Times New Roman" w:hAnsi="Times New Roman"/>
-          <w:sz w:val="24"/>
-        </w:rPr>
-        <w:t>En la Ciudad de El Tigre, a los ___ días del mes de _______ de 2026</w:t>
-      </w:r>
-    </w:p>
-    <w:p/>
-    <w:p/>
-    <w:p/>
-    <w:p/>
-    <w:p>
-      <w:pPr>
-        <w:jc w:val="center"/>
-      </w:pPr>
-      <w:r>
-        <w:rPr>
-          <w:rFonts w:ascii="Times New Roman" w:hAnsi="Times New Roman"/>
-          <w:sz w:val="24"/>
-        </w:rPr>
-        <w:t>_______________________________________________________</w:t>
-      </w:r>
-    </w:p>
-    <w:p/>
-    <w:p>
-      <w:pPr>
-        <w:spacing w:line="360" w:lineRule="auto"/>
-        <w:jc w:val="center"/>
-      </w:pPr>
-      <w:r>
-        <w:rPr>
-          <w:rFonts w:ascii="Times New Roman" w:hAnsi="Times New Roman"/>
-          <w:b/>
-          <w:sz w:val="24"/>
-        </w:rPr>
-        <w:t>Lenny Mata</w:t>
-      </w:r>
-    </w:p>
-    <w:p>
-      <w:pPr>
-        <w:spacing w:before="0"/>
-        <w:jc w:val="center"/>
-      </w:pPr>
-      <w:r>
-        <w:rPr>
-          <w:rFonts w:ascii="Times New Roman" w:hAnsi="Times New Roman"/>
-          <w:sz w:val="24"/>
-        </w:rPr>
-        <w:t>C.I.: 8969750</w:t>
-      </w:r>
-    </w:p>
-    <w:p>
-      <w:pPr>
-        <w:sectPr>
           <w:footerReference w:type="default" r:id="rId15"/>
           <w:pgSz w:w="12240" w:h="15840"/>
           <w:pgMar w:top="1701" w:right="1701" w:bottom="1701" w:left="2268" w:header="720" w:footer="720" w:gutter="0"/>
@@ -640,7 +470,7 @@
           <w:b/>
           <w:sz w:val="24"/>
         </w:rPr>
-        <w:t>APROBACIÓN DEL TUTOR ACADÉMICO</w:t>
+        <w:t>APROBACIÓN DEL TUTOR INDUSTRIAL</w:t>
       </w:r>
     </w:p>
     <w:p>
@@ -654,7 +484,7 @@
           <w:rFonts w:ascii="Times New Roman" w:hAnsi="Times New Roman"/>
           <w:sz w:val="24"/>
         </w:rPr>
-        <w:t>En mi carácter de tutor académico del informe de pasantías presentado por: Alrifaai Alrifaaie Amaal, de Cédula de Identidad V-31.985.792; para optar al grado de Técnico Superior Universitario en la especialidad de: Administración, cuyo título es; “EVALUACIÓN DEL CONTROL ADMINISTRATIVO APLICADO A LA GESTIÓN DE SOLICITUDES DE SERVICIOS DE TELECOMUNICACIONES EN LA EMPRESA INGENIERÍA DE TELECOMUNICACIONES, C.A.”, manifiesto que cumple con los requisitos exigidos por el Instituto Universitario de Tecnología “Elías Calixto Pompa” (IUTECP); y que, por lo tanto, considero que reúne los méritos suficientes para ser evaluado por el jurado que se decida designar a tal fin.</w:t>
+        <w:t>En mi carácter de tutor industrial del informe de pasantías presentado por: Alrifaai Alrifaaie Amaal, de Cédula de Identidad V-31.985.792; para optar al grado de Técnico Superior Universitario en la especialidad de: Administración, cuyo título es; “EVALUACIÓN DEL CONTROL ADMINISTRATIVO APLICADO A LA GESTIÓN DE SOLICITUDES DE SERVICIOS DE TELECOMUNICACIONES EN LA EMPRESA INGENIERÍA DE TELECOMUNICACIONES, C.A.”, manifiesto que cumple con los requisitos exigidos por el Instituto Universitario de Tecnología “Elías Calixto Pompa” (IUTECP); y que, por lo tanto, considero que reúne los méritos suficientes para ser evaluado por el jurado que se decida designar a tal fin.</w:t>
       </w:r>
     </w:p>
     <w:p/>
@@ -673,9 +503,6 @@
       </w:r>
     </w:p>
     <w:p/>
-    <w:p/>
-    <w:p/>
-    <w:p/>
     <w:p>
       <w:pPr>
         <w:jc w:val="center"/>
@@ -685,7 +512,7 @@
           <w:rFonts w:ascii="Times New Roman" w:hAnsi="Times New Roman"/>
           <w:sz w:val="24"/>
         </w:rPr>
-        <w:t>_______________________________________________________</w:t>
+        <w:t>___________________________________</w:t>
       </w:r>
     </w:p>
     <w:p/>
@@ -700,7 +527,7 @@
           <w:b/>
           <w:sz w:val="24"/>
         </w:rPr>
-        <w:t>Lic. Carlos Mendoza</w:t>
+        <w:t>Lenny Mata</w:t>
       </w:r>
     </w:p>
     <w:p>
@@ -713,7 +540,7 @@
           <w:rFonts w:ascii="Times New Roman" w:hAnsi="Times New Roman"/>
           <w:sz w:val="24"/>
         </w:rPr>
-        <w:t>C.I.: 4.273.815</w:t>
+        <w:t>C.I.: 8969750</w:t>
       </w:r>
     </w:p>
     <w:p>
@@ -730,7 +557,7 @@
     </w:p>
     <w:p>
       <w:pPr>
-        <w:spacing w:before="1140" w:after="480"/>
+        <w:spacing w:line="276" w:lineRule="auto" w:before="0" w:after="0"/>
         <w:jc w:val="center"/>
       </w:pPr>
       <w:r>
@@ -739,7 +566,148 @@
           <w:b/>
           <w:sz w:val="24"/>
         </w:rPr>
-        <w:t>ÍNDICE DE CONTENIDO</w:t>
+        <w:t>REPÚBLICA BOLIVARIANA DE VENEZUELA</w:t>
+      </w:r>
+    </w:p>
+    <w:p>
+      <w:pPr>
+        <w:spacing w:line="276" w:lineRule="auto" w:before="0" w:after="0"/>
+        <w:jc w:val="center"/>
+      </w:pPr>
+      <w:r>
+        <w:rPr>
+          <w:rFonts w:ascii="Times New Roman" w:hAnsi="Times New Roman"/>
+          <w:b/>
+          <w:sz w:val="24"/>
+        </w:rPr>
+        <w:t>MINISTERIO DEL PODER POPULAR PARA LA EDUCACIÓN</w:t>
+      </w:r>
+    </w:p>
+    <w:p>
+      <w:pPr>
+        <w:spacing w:line="276" w:lineRule="auto" w:before="0" w:after="0"/>
+        <w:jc w:val="center"/>
+      </w:pPr>
+      <w:r>
+        <w:rPr>
+          <w:rFonts w:ascii="Times New Roman" w:hAnsi="Times New Roman"/>
+          <w:b/>
+          <w:sz w:val="24"/>
+        </w:rPr>
+        <w:t>INSTITUTO UNIVERSITARIO DE TECNOLOGÍA</w:t>
+      </w:r>
+    </w:p>
+    <w:p>
+      <w:pPr>
+        <w:spacing w:line="276" w:lineRule="auto" w:before="0" w:after="0"/>
+        <w:jc w:val="center"/>
+      </w:pPr>
+      <w:r>
+        <w:rPr>
+          <w:rFonts w:ascii="Times New Roman" w:hAnsi="Times New Roman"/>
+          <w:b/>
+          <w:sz w:val="24"/>
+        </w:rPr>
+        <w:t>"ELÍAS CALIXTO POMPA"</w:t>
+      </w:r>
+    </w:p>
+    <w:p>
+      <w:pPr>
+        <w:spacing w:line="276" w:lineRule="auto" w:before="0" w:after="0"/>
+        <w:jc w:val="center"/>
+      </w:pPr>
+      <w:r>
+        <w:rPr>
+          <w:rFonts w:ascii="Times New Roman" w:hAnsi="Times New Roman"/>
+          <w:b/>
+          <w:sz w:val="24"/>
+        </w:rPr>
+        <w:t>EL TIGRE, ESTADO ANZOÁTEGUI</w:t>
+      </w:r>
+    </w:p>
+    <w:p/>
+    <w:p>
+      <w:pPr>
+        <w:spacing w:before="480" w:after="480"/>
+        <w:jc w:val="center"/>
+      </w:pPr>
+      <w:r>
+        <w:rPr>
+          <w:rFonts w:ascii="Times New Roman" w:hAnsi="Times New Roman"/>
+          <w:b/>
+          <w:sz w:val="24"/>
+        </w:rPr>
+        <w:t>APROBACIÓN DEL TUTOR ACADÉMICO</w:t>
+      </w:r>
+    </w:p>
+    <w:p>
+      <w:pPr>
+        <w:spacing w:line="360" w:lineRule="auto"/>
+        <w:ind w:firstLine="0"/>
+        <w:jc w:val="both"/>
+      </w:pPr>
+      <w:r>
+        <w:rPr>
+          <w:rFonts w:ascii="Times New Roman" w:hAnsi="Times New Roman"/>
+          <w:sz w:val="24"/>
+        </w:rPr>
+        <w:t>En mi carácter de tutor académico del informe de pasantías presentado por: Alrifaai Alrifaaie Amaal, de Cédula de Identidad V-31.985.792; para optar al grado de Técnico Superior Universitario en la especialidad de: Administración, cuyo título es; “EVALUACIÓN DEL CONTROL ADMINISTRATIVO APLICADO A LA GESTIÓN DE SOLICITUDES DE SERVICIOS DE TELECOMUNICACIONES EN LA EMPRESA INGENIERÍA DE TELECOMUNICACIONES, C.A.”, manifiesto que cumple con los requisitos exigidos por el Instituto Universitario de Tecnología “Elías Calixto Pompa” (IUTECP); y que, por lo tanto, considero que reúne los méritos suficientes para ser evaluado por el jurado que se decida designar a tal fin.</w:t>
+      </w:r>
+    </w:p>
+    <w:p/>
+    <w:p/>
+    <w:p>
+      <w:pPr>
+        <w:spacing w:line="360" w:lineRule="auto"/>
+        <w:jc w:val="left"/>
+      </w:pPr>
+      <w:r>
+        <w:rPr>
+          <w:rFonts w:ascii="Times New Roman" w:hAnsi="Times New Roman"/>
+          <w:sz w:val="24"/>
+        </w:rPr>
+        <w:t>En la Ciudad de El Tigre, a los ___ días del mes de _______ de 2026</w:t>
+      </w:r>
+    </w:p>
+    <w:p/>
+    <w:p>
+      <w:pPr>
+        <w:jc w:val="center"/>
+      </w:pPr>
+      <w:r>
+        <w:rPr>
+          <w:rFonts w:ascii="Times New Roman" w:hAnsi="Times New Roman"/>
+          <w:sz w:val="24"/>
+        </w:rPr>
+        <w:t>___________________________________</w:t>
+      </w:r>
+    </w:p>
+    <w:p/>
+    <w:p>
+      <w:pPr>
+        <w:spacing w:line="360" w:lineRule="auto"/>
+        <w:jc w:val="center"/>
+      </w:pPr>
+      <w:r>
+        <w:rPr>
+          <w:rFonts w:ascii="Times New Roman" w:hAnsi="Times New Roman"/>
+          <w:b/>
+          <w:sz w:val="24"/>
+        </w:rPr>
+        <w:t>Lic. Carlos Mendoza</w:t>
+      </w:r>
+    </w:p>
+    <w:p>
+      <w:pPr>
+        <w:spacing w:before="0"/>
+        <w:jc w:val="center"/>
+      </w:pPr>
+      <w:r>
+        <w:rPr>
+          <w:rFonts w:ascii="Times New Roman" w:hAnsi="Times New Roman"/>
+          <w:sz w:val="24"/>
+        </w:rPr>
+        <w:t>C.I.: 4.273.815</w:t>
       </w:r>
     </w:p>
     <w:p>
@@ -756,6 +724,32 @@
     </w:p>
     <w:p>
       <w:pPr>
+        <w:spacing w:before="1140" w:after="480"/>
+        <w:jc w:val="center"/>
+      </w:pPr>
+      <w:r>
+        <w:rPr>
+          <w:rFonts w:ascii="Times New Roman" w:hAnsi="Times New Roman"/>
+          <w:b/>
+          <w:sz w:val="24"/>
+        </w:rPr>
+        <w:t>ÍNDICE DE CONTENIDO</w:t>
+      </w:r>
+    </w:p>
+    <w:p>
+      <w:pPr>
+        <w:sectPr>
+          <w:footerReference w:type="default" r:id="rId18"/>
+          <w:pgSz w:w="12240" w:h="15840"/>
+          <w:pgMar w:top="1701" w:right="1701" w:bottom="1701" w:left="2268" w:header="720" w:footer="720" w:gutter="0"/>
+          <w:cols w:space="720"/>
+          <w:titlePg/>
+          <w:docGrid w:linePitch="360"/>
+        </w:sectPr>
+      </w:pPr>
+    </w:p>
+    <w:p>
+      <w:pPr>
         <w:spacing w:after="240"/>
         <w:jc w:val="right"/>
       </w:pPr>
@@ -932,6 +926,36 @@
           <w:b w:val="0"/>
           <w:sz w:val="24"/>
         </w:rPr>
+        <w:t>LISTA DE ANEXOS</w:t>
+        <w:tab/>
+      </w:r>
+      <w:r>
+        <w:rPr>
+          <w:rFonts w:ascii="Times New Roman" w:hAnsi="Times New Roman"/>
+          <w:b w:val="0"/>
+          <w:sz w:val="24"/>
+        </w:rPr>
+        <w:fldChar w:fldCharType="begin"/>
+        <w:instrText xml:space="preserve"> PAGEREF bm_lista_anexos \h </w:instrText>
+        <w:fldChar w:fldCharType="separate"/>
+        <w:t>?</w:t>
+        <w:fldChar w:fldCharType="end"/>
+      </w:r>
+    </w:p>
+    <w:p>
+      <w:pPr>
+        <w:tabs>
+          <w:tab w:pos="8271" w:val="right" w:leader="dot"/>
+        </w:tabs>
+        <w:spacing w:line="360" w:lineRule="auto" w:before="0" w:after="80"/>
+        <w:ind w:left="0"/>
+      </w:pPr>
+      <w:r>
+        <w:rPr>
+          <w:rFonts w:ascii="Times New Roman" w:hAnsi="Times New Roman"/>
+          <w:b w:val="0"/>
+          <w:sz w:val="24"/>
+        </w:rPr>
         <w:t>RESUMEN</w:t>
         <w:tab/>
       </w:r>
@@ -1742,7 +1766,7 @@
     <w:p>
       <w:pPr>
         <w:sectPr>
-          <w:footerReference w:type="default" r:id="rId18"/>
+          <w:footerReference w:type="default" r:id="rId19"/>
           <w:type w:val="continuous"/>
           <w:pgSz w:w="12240" w:h="15840"/>
           <w:pgMar w:top="1701" w:right="1701" w:bottom="1701" w:left="2268" w:header="720" w:footer="720" w:gutter="0"/>
@@ -1771,7 +1795,7 @@
     <w:p>
       <w:pPr>
         <w:sectPr>
-          <w:footerReference w:type="default" r:id="rId19"/>
+          <w:footerReference w:type="default" r:id="rId20"/>
           <w:pgSz w:w="12240" w:h="15840"/>
           <w:pgMar w:top="1701" w:right="1701" w:bottom="1701" w:left="2268" w:header="720" w:footer="720" w:gutter="0"/>
           <w:cols w:space="720"/>
@@ -1874,7 +1898,7 @@
     <w:p>
       <w:pPr>
         <w:sectPr>
-          <w:footerReference w:type="default" r:id="rId20"/>
+          <w:footerReference w:type="default" r:id="rId21"/>
           <w:type w:val="continuous"/>
           <w:pgSz w:w="12240" w:h="15840"/>
           <w:pgMar w:top="1701" w:right="1701" w:bottom="1701" w:left="2268" w:header="720" w:footer="720" w:gutter="0"/>
@@ -1903,7 +1927,7 @@
     <w:p>
       <w:pPr>
         <w:sectPr>
-          <w:footerReference w:type="default" r:id="rId21"/>
+          <w:footerReference w:type="default" r:id="rId22"/>
           <w:pgSz w:w="12240" w:h="15840"/>
           <w:pgMar w:top="1701" w:right="1701" w:bottom="1701" w:left="2268" w:header="720" w:footer="720" w:gutter="0"/>
           <w:cols w:space="720"/>
@@ -1915,7 +1939,7 @@
     <w:p>
       <w:pPr>
         <w:sectPr>
-          <w:footerReference w:type="default" r:id="rId22"/>
+          <w:footerReference w:type="default" r:id="rId23"/>
           <w:type w:val="continuous"/>
           <w:pgSz w:w="12240" w:h="15840"/>
           <w:pgMar w:top="1701" w:right="1701" w:bottom="1701" w:left="2268" w:header="720" w:footer="720" w:gutter="0"/>
@@ -1944,7 +1968,7 @@
     <w:p>
       <w:pPr>
         <w:sectPr>
-          <w:footerReference w:type="default" r:id="rId23"/>
+          <w:footerReference w:type="default" r:id="rId24"/>
           <w:pgSz w:w="12240" w:h="15840"/>
           <w:pgMar w:top="1701" w:right="1701" w:bottom="1701" w:left="2268" w:header="720" w:footer="720" w:gutter="0"/>
           <w:cols w:space="720"/>
@@ -2079,7 +2103,7 @@
     <w:p>
       <w:pPr>
         <w:sectPr>
-          <w:footerReference w:type="default" r:id="rId24"/>
+          <w:footerReference w:type="default" r:id="rId25"/>
           <w:type w:val="continuous"/>
           <w:pgSz w:w="12240" w:h="15840"/>
           <w:pgMar w:top="1701" w:right="1701" w:bottom="1701" w:left="2268" w:header="720" w:footer="720" w:gutter="0"/>
@@ -2108,7 +2132,7 @@
     <w:p>
       <w:pPr>
         <w:sectPr>
-          <w:footerReference w:type="default" r:id="rId25"/>
+          <w:footerReference w:type="default" r:id="rId26"/>
           <w:pgSz w:w="12240" w:h="15840"/>
           <w:pgMar w:top="1701" w:right="1701" w:bottom="1701" w:left="2268" w:header="720" w:footer="720" w:gutter="0"/>
           <w:cols w:space="720"/>
@@ -2146,8 +2170,40 @@
     </w:p>
     <w:p>
       <w:pPr>
+        <w:tabs>
+          <w:tab w:pos="1020" w:val="left"/>
+          <w:tab w:pos="8271" w:val="right" w:leader="dot"/>
+        </w:tabs>
+        <w:spacing w:line="360" w:lineRule="auto" w:before="0" w:after="80"/>
+        <w:ind w:left="1020" w:hanging="1020"/>
+      </w:pPr>
+      <w:r>
+        <w:rPr>
+          <w:rFonts w:ascii="Times New Roman" w:hAnsi="Times New Roman"/>
+          <w:sz w:val="24"/>
+        </w:rPr>
+        <w:t>A</w:t>
+        <w:tab/>
+        <w:t>Flujograma del proceso de gestión de solicitudes de servicios</w:t>
+        <w:tab/>
+      </w:r>
+      <w:r>
+        <w:rPr>
+          <w:rFonts w:ascii="Times New Roman" w:hAnsi="Times New Roman"/>
+          <w:b w:val="0"/>
+          <w:sz w:val="24"/>
+        </w:rPr>
+        <w:fldChar w:fldCharType="begin"/>
+        <w:instrText xml:space="preserve"> PAGEREF bm_anexoA \h </w:instrText>
+        <w:fldChar w:fldCharType="separate"/>
+        <w:t>?</w:t>
+        <w:fldChar w:fldCharType="end"/>
+      </w:r>
+    </w:p>
+    <w:p>
+      <w:pPr>
         <w:sectPr>
-          <w:footerReference w:type="default" r:id="rId26"/>
+          <w:footerReference w:type="default" r:id="rId27"/>
           <w:type w:val="continuous"/>
           <w:pgSz w:w="12240" w:h="15840"/>
           <w:pgMar w:top="1701" w:right="1701" w:bottom="1701" w:left="2268" w:header="720" w:footer="720" w:gutter="0"/>
@@ -2176,7 +2232,7 @@
     <w:p>
       <w:pPr>
         <w:sectPr>
-          <w:footerReference w:type="default" r:id="rId27"/>
+          <w:footerReference w:type="default" r:id="rId28"/>
           <w:pgSz w:w="12240" w:h="15840"/>
           <w:pgMar w:top="1701" w:right="1701" w:bottom="1701" w:left="2268" w:header="720" w:footer="720" w:gutter="0"/>
           <w:cols w:space="720"/>
@@ -2218,7 +2274,7 @@
     <w:p>
       <w:pPr>
         <w:sectPr>
-          <w:footerReference w:type="default" r:id="rId28"/>
+          <w:footerReference w:type="default" r:id="rId29"/>
           <w:type w:val="continuous"/>
           <w:pgSz w:w="12240" w:h="15840"/>
           <w:pgMar w:top="1701" w:right="1701" w:bottom="1701" w:left="2268" w:header="720" w:footer="720" w:gutter="0"/>
@@ -2247,7 +2303,7 @@
     <w:p>
       <w:pPr>
         <w:sectPr>
-          <w:footerReference w:type="default" r:id="rId29"/>
+          <w:footerReference w:type="default" r:id="rId30"/>
           <w:pgSz w:w="12240" w:h="15840"/>
           <w:pgMar w:top="1701" w:right="1701" w:bottom="1701" w:left="2268" w:header="720" w:footer="720" w:gutter="0"/>
           <w:cols w:space="720"/>
@@ -2274,7 +2330,7 @@
     <w:p>
       <w:pPr>
         <w:sectPr>
-          <w:footerReference w:type="default" r:id="rId30"/>
+          <w:footerReference w:type="default" r:id="rId31"/>
           <w:type w:val="continuous"/>
           <w:pgSz w:w="12240" w:h="15840"/>
           <w:pgMar w:top="1701" w:right="1701" w:bottom="1701" w:left="2268" w:header="720" w:footer="720" w:gutter="0"/>
@@ -2317,7 +2373,7 @@
     <w:p>
       <w:pPr>
         <w:sectPr>
-          <w:footerReference w:type="default" r:id="rId31"/>
+          <w:footerReference w:type="default" r:id="rId32"/>
           <w:pgSz w:w="12240" w:h="15840"/>
           <w:pgMar w:top="1701" w:right="1701" w:bottom="1701" w:left="2268" w:header="720" w:footer="720" w:gutter="0"/>
           <w:cols w:space="720"/>
@@ -2907,7 +2963,7 @@
       <w:r>
         <w:drawing>
           <wp:inline xmlns:a="http://schemas.openxmlformats.org/drawingml/2006/main" xmlns:pic="http://schemas.openxmlformats.org/drawingml/2006/picture">
-            <wp:extent cx="4320000" cy="1473429"/>
+            <wp:extent cx="4320000" cy="1847904"/>
             <wp:docPr id="3" name="Picture 3"/>
             <wp:cNvGraphicFramePr>
               <a:graphicFrameLocks noChangeAspect="1"/>
@@ -2928,7 +2984,7 @@
                   <pic:spPr>
                     <a:xfrm>
                       <a:off x="0" y="0"/>
-                      <a:ext cx="4320000" cy="1473429"/>
+                      <a:ext cx="4320000" cy="1847904"/>
                     </a:xfrm>
                     <a:prstGeom prst="rect"/>
                   </pic:spPr>
@@ -3030,7 +3086,7 @@
     <w:p>
       <w:pPr>
         <w:sectPr>
-          <w:footerReference w:type="default" r:id="rId32"/>
+          <w:footerReference w:type="default" r:id="rId33"/>
           <w:type w:val="continuous"/>
           <w:pgSz w:w="12240" w:h="15840"/>
           <w:pgMar w:top="1701" w:right="1701" w:bottom="1701" w:left="2268" w:header="720" w:footer="720" w:gutter="0"/>
@@ -3073,7 +3129,7 @@
     <w:p>
       <w:pPr>
         <w:sectPr>
-          <w:footerReference w:type="default" r:id="rId33"/>
+          <w:footerReference w:type="default" r:id="rId34"/>
           <w:pgSz w:w="12240" w:h="15840"/>
           <w:pgMar w:top="1701" w:right="1701" w:bottom="1701" w:left="2268" w:header="720" w:footer="720" w:gutter="0"/>
           <w:cols w:space="720"/>
@@ -3519,7 +3575,7 @@
                 <w:color w:val="000000"/>
                 <w:sz w:val="20"/>
               </w:rPr>
-              <w:t>Observación directa y revisión documental de los procedimientos internos.</w:t>
+              <w:t>Procesos administrativos de gestión de solicitudes de servicio.</w:t>
             </w:r>
           </w:p>
         </w:tc>
@@ -3540,7 +3596,7 @@
                 <w:color w:val="000000"/>
                 <w:sz w:val="20"/>
               </w:rPr>
-              <w:t>Guía de observación, documentos de la empresa, PC.</w:t>
+              <w:t>Observación directa y revisión documental del flujo de solicitudes.</w:t>
             </w:r>
           </w:p>
         </w:tc>
@@ -3561,7 +3617,7 @@
                 <w:color w:val="000000"/>
                 <w:sz w:val="20"/>
               </w:rPr>
-              <w:t>Mapeo del flujo actual de solicitudes.</w:t>
+              <w:t>Observación directa y análisis documental.</w:t>
             </w:r>
           </w:p>
         </w:tc>
@@ -3582,6 +3638,7 @@
                 <w:color w:val="000000"/>
                 <w:sz w:val="20"/>
               </w:rPr>
+              <w:t>Guía de observación, documentos internos y computadora.</w:t>
             </w:r>
           </w:p>
         </w:tc>
@@ -3625,6 +3682,27 @@
                 <w:color w:val="000000"/>
                 <w:sz w:val="20"/>
               </w:rPr>
+              <w:t>Deficiencias del control administrativo de solicitudes.</w:t>
+            </w:r>
+          </w:p>
+        </w:tc>
+        <w:tc>
+          <w:tcPr>
+            <w:tcW w:w="1644" w:type="dxa"/>
+            <w:shd w:val="clear" w:color="auto" w:fill="D9E1F2"/>
+          </w:tcPr>
+          <w:p>
+            <w:pPr>
+              <w:spacing w:before="60" w:after="60" w:line="240" w:lineRule="auto"/>
+              <w:jc w:val="both"/>
+            </w:pPr>
+            <w:r>
+              <w:rPr>
+                <w:rFonts w:ascii="Times New Roman" w:hAnsi="Times New Roman"/>
+                <w:b w:val="0"/>
+                <w:color w:val="000000"/>
+                <w:sz w:val="20"/>
+              </w:rPr>
               <w:t>Entrevistas al personal administrativo y revisión de registros históricos.</w:t>
             </w:r>
           </w:p>
@@ -3646,28 +3724,7 @@
                 <w:color w:val="000000"/>
                 <w:sz w:val="20"/>
               </w:rPr>
-              <w:t>Guía de entrevista, históricos de tickets, PC.</w:t>
-            </w:r>
-          </w:p>
-        </w:tc>
-        <w:tc>
-          <w:tcPr>
-            <w:tcW w:w="1644" w:type="dxa"/>
-            <w:shd w:val="clear" w:color="auto" w:fill="D9E1F2"/>
-          </w:tcPr>
-          <w:p>
-            <w:pPr>
-              <w:spacing w:before="60" w:after="60" w:line="240" w:lineRule="auto"/>
-              <w:jc w:val="both"/>
-            </w:pPr>
-            <w:r>
-              <w:rPr>
-                <w:rFonts w:ascii="Times New Roman" w:hAnsi="Times New Roman"/>
-                <w:b w:val="0"/>
-                <w:color w:val="000000"/>
-                <w:sz w:val="20"/>
-              </w:rPr>
-              <w:t>Matriz de deficiencias identificadas.</w:t>
+              <w:t>Entrevista no estructurada y análisis documental.</w:t>
             </w:r>
           </w:p>
         </w:tc>
@@ -3688,6 +3745,7 @@
                 <w:color w:val="000000"/>
                 <w:sz w:val="20"/>
               </w:rPr>
+              <w:t>Guía de entrevista, registros históricos de tickets y computadora.</w:t>
             </w:r>
           </w:p>
         </w:tc>
@@ -3731,6 +3789,27 @@
                 <w:color w:val="000000"/>
                 <w:sz w:val="20"/>
               </w:rPr>
+              <w:t>Impacto del control administrativo en la calidad del servicio.</w:t>
+            </w:r>
+          </w:p>
+        </w:tc>
+        <w:tc>
+          <w:tcPr>
+            <w:tcW w:w="1644" w:type="dxa"/>
+            <w:shd w:val="clear" w:color="auto" w:fill="FFFFFF"/>
+          </w:tcPr>
+          <w:p>
+            <w:pPr>
+              <w:spacing w:before="60" w:after="60" w:line="240" w:lineRule="auto"/>
+              <w:jc w:val="both"/>
+            </w:pPr>
+            <w:r>
+              <w:rPr>
+                <w:rFonts w:ascii="Times New Roman" w:hAnsi="Times New Roman"/>
+                <w:b w:val="0"/>
+                <w:color w:val="000000"/>
+                <w:sz w:val="20"/>
+              </w:rPr>
               <w:t>Análisis de tiempos de respuesta y correlación con quejas de suscriptores.</w:t>
             </w:r>
           </w:p>
@@ -3752,28 +3831,7 @@
                 <w:color w:val="000000"/>
                 <w:sz w:val="20"/>
               </w:rPr>
-              <w:t>Base de datos de incidencias, hojas de cálculo.</w:t>
-            </w:r>
-          </w:p>
-        </w:tc>
-        <w:tc>
-          <w:tcPr>
-            <w:tcW w:w="1644" w:type="dxa"/>
-            <w:shd w:val="clear" w:color="auto" w:fill="FFFFFF"/>
-          </w:tcPr>
-          <w:p>
-            <w:pPr>
-              <w:spacing w:before="60" w:after="60" w:line="240" w:lineRule="auto"/>
-              <w:jc w:val="both"/>
-            </w:pPr>
-            <w:r>
-              <w:rPr>
-                <w:rFonts w:ascii="Times New Roman" w:hAnsi="Times New Roman"/>
-                <w:b w:val="0"/>
-                <w:color w:val="000000"/>
-                <w:sz w:val="20"/>
-              </w:rPr>
-              <w:t>Informe analítico de impacto.</w:t>
+              <w:t>Análisis estadístico y revisión de registros.</w:t>
             </w:r>
           </w:p>
         </w:tc>
@@ -3794,6 +3852,7 @@
                 <w:color w:val="000000"/>
                 <w:sz w:val="20"/>
               </w:rPr>
+              <w:t>Base de datos de incidencias y hojas de cálculo.</w:t>
             </w:r>
           </w:p>
         </w:tc>
@@ -3837,6 +3896,27 @@
                 <w:color w:val="000000"/>
                 <w:sz w:val="20"/>
               </w:rPr>
+              <w:t>Mejoras al proceso de control administrativo de solicitudes.</w:t>
+            </w:r>
+          </w:p>
+        </w:tc>
+        <w:tc>
+          <w:tcPr>
+            <w:tcW w:w="1644" w:type="dxa"/>
+            <w:shd w:val="clear" w:color="auto" w:fill="D9E1F2"/>
+          </w:tcPr>
+          <w:p>
+            <w:pPr>
+              <w:spacing w:before="60" w:after="60" w:line="240" w:lineRule="auto"/>
+              <w:jc w:val="both"/>
+            </w:pPr>
+            <w:r>
+              <w:rPr>
+                <w:rFonts w:ascii="Times New Roman" w:hAnsi="Times New Roman"/>
+                <w:b w:val="0"/>
+                <w:color w:val="000000"/>
+                <w:sz w:val="20"/>
+              </w:rPr>
               <w:t>Diseño de procedimientos estandarizados y formatos de control.</w:t>
             </w:r>
           </w:p>
@@ -3858,28 +3938,7 @@
                 <w:color w:val="000000"/>
                 <w:sz w:val="20"/>
               </w:rPr>
-              <w:t>Procesador de texto, normativas internas.</w:t>
-            </w:r>
-          </w:p>
-        </w:tc>
-        <w:tc>
-          <w:tcPr>
-            <w:tcW w:w="1644" w:type="dxa"/>
-            <w:shd w:val="clear" w:color="auto" w:fill="D9E1F2"/>
-          </w:tcPr>
-          <w:p>
-            <w:pPr>
-              <w:spacing w:before="60" w:after="60" w:line="240" w:lineRule="auto"/>
-              <w:jc w:val="both"/>
-            </w:pPr>
-            <w:r>
-              <w:rPr>
-                <w:rFonts w:ascii="Times New Roman" w:hAnsi="Times New Roman"/>
-                <w:b w:val="0"/>
-                <w:color w:val="000000"/>
-                <w:sz w:val="20"/>
-              </w:rPr>
-              <w:t>Propuesta de mejora procedimental formulada.</w:t>
+              <w:t>Diseño procedimental y estandarización de formatos.</w:t>
             </w:r>
           </w:p>
         </w:tc>
@@ -3900,6 +3959,7 @@
                 <w:color w:val="000000"/>
                 <w:sz w:val="20"/>
               </w:rPr>
+              <w:t>Procesador de texto y normativas internas.</w:t>
             </w:r>
           </w:p>
         </w:tc>
@@ -6558,7 +6618,7 @@
     <w:p>
       <w:pPr>
         <w:sectPr>
-          <w:footerReference w:type="default" r:id="rId34"/>
+          <w:footerReference w:type="default" r:id="rId35"/>
           <w:type w:val="continuous"/>
           <w:pgSz w:w="12240" w:h="15840"/>
           <w:pgMar w:top="1701" w:right="1701" w:bottom="1701" w:left="2268" w:header="720" w:footer="720" w:gutter="0"/>
@@ -6601,7 +6661,7 @@
     <w:p>
       <w:pPr>
         <w:sectPr>
-          <w:footerReference w:type="default" r:id="rId35"/>
+          <w:footerReference w:type="default" r:id="rId36"/>
           <w:pgSz w:w="12240" w:h="15840"/>
           <w:pgMar w:top="1701" w:right="1701" w:bottom="1701" w:left="2268" w:header="720" w:footer="720" w:gutter="0"/>
           <w:cols w:space="720"/>
@@ -6915,7 +6975,7 @@
     <w:p>
       <w:pPr>
         <w:sectPr>
-          <w:footerReference w:type="default" r:id="rId36"/>
+          <w:footerReference w:type="default" r:id="rId37"/>
           <w:type w:val="continuous"/>
           <w:pgSz w:w="12240" w:h="15840"/>
           <w:pgMar w:top="1701" w:right="1701" w:bottom="1701" w:left="2268" w:header="720" w:footer="720" w:gutter="0"/>
@@ -6958,7 +7018,7 @@
     <w:p>
       <w:pPr>
         <w:sectPr>
-          <w:footerReference w:type="default" r:id="rId37"/>
+          <w:footerReference w:type="default" r:id="rId38"/>
           <w:pgSz w:w="12240" w:h="15840"/>
           <w:pgMar w:top="1701" w:right="1701" w:bottom="1701" w:left="2268" w:header="720" w:footer="720" w:gutter="0"/>
           <w:cols w:space="720"/>
@@ -7721,7 +7781,7 @@
     <w:p>
       <w:pPr>
         <w:sectPr>
-          <w:footerReference w:type="default" r:id="rId38"/>
+          <w:footerReference w:type="default" r:id="rId39"/>
           <w:type w:val="continuous"/>
           <w:pgSz w:w="12240" w:h="15840"/>
           <w:pgMar w:top="1701" w:right="1701" w:bottom="1701" w:left="2268" w:header="720" w:footer="720" w:gutter="0"/>
@@ -7764,7 +7824,7 @@
     <w:p>
       <w:pPr>
         <w:sectPr>
-          <w:footerReference w:type="default" r:id="rId39"/>
+          <w:footerReference w:type="default" r:id="rId40"/>
           <w:pgSz w:w="12240" w:h="15840"/>
           <w:pgMar w:top="1701" w:right="1701" w:bottom="1701" w:left="2268" w:header="720" w:footer="720" w:gutter="0"/>
           <w:cols w:space="720"/>
@@ -7976,7 +8036,7 @@
     <w:p>
       <w:pPr>
         <w:sectPr>
-          <w:footerReference w:type="default" r:id="rId40"/>
+          <w:footerReference w:type="default" r:id="rId41"/>
           <w:type w:val="continuous"/>
           <w:pgSz w:w="12240" w:h="15840"/>
           <w:pgMar w:top="1701" w:right="1701" w:bottom="1701" w:left="2268" w:header="720" w:footer="720" w:gutter="0"/>
@@ -8005,7 +8065,7 @@
     <w:p>
       <w:pPr>
         <w:sectPr>
-          <w:footerReference w:type="default" r:id="rId41"/>
+          <w:footerReference w:type="default" r:id="rId42"/>
           <w:pgSz w:w="12240" w:h="15840"/>
           <w:pgMar w:top="1701" w:right="1701" w:bottom="1701" w:left="2268" w:header="720" w:footer="720" w:gutter="0"/>
           <w:cols w:space="720"/>
@@ -8134,7 +8194,7 @@
     <w:p>
       <w:pPr>
         <w:sectPr>
-          <w:footerReference w:type="default" r:id="rId42"/>
+          <w:footerReference w:type="default" r:id="rId43"/>
           <w:type w:val="continuous"/>
           <w:pgSz w:w="12240" w:h="15840"/>
           <w:pgMar w:top="1701" w:right="1701" w:bottom="1701" w:left="2268" w:header="720" w:footer="720" w:gutter="0"/>
@@ -8160,8 +8220,89 @@
       </w:r>
       <w:bookmarkEnd w:id="bm_anexos"/>
     </w:p>
+    <w:p>
+      <w:pPr>
+        <w:sectPr>
+          <w:footerReference w:type="default" r:id="rId44"/>
+          <w:pgSz w:w="12240" w:h="15840"/>
+          <w:pgMar w:top="1701" w:right="1701" w:bottom="1701" w:left="2268" w:header="720" w:footer="720" w:gutter="0"/>
+          <w:cols w:space="720"/>
+          <w:titlePg/>
+          <w:docGrid w:linePitch="360"/>
+        </w:sectPr>
+      </w:pPr>
+    </w:p>
+    <w:p>
+      <w:bookmarkStart w:id="bm_anexoA" w:name="bm_anexoA"/>
+      <w:pPr>
+        <w:spacing w:before="0" w:after="480"/>
+        <w:jc w:val="center"/>
+      </w:pPr>
+      <w:bookmarkEnd w:id="bm_anexoA"/>
+      <w:r>
+        <w:rPr>
+          <w:rFonts w:ascii="Times New Roman" w:hAnsi="Times New Roman"/>
+          <w:b/>
+          <w:sz w:val="24"/>
+        </w:rPr>
+        <w:t>ANEXO A</w:t>
+      </w:r>
+    </w:p>
+    <w:p>
+      <w:pPr>
+        <w:spacing w:before="240" w:after="480"/>
+        <w:jc w:val="center"/>
+      </w:pPr>
+      <w:r>
+        <w:rPr>
+          <w:rFonts w:ascii="Times New Roman" w:hAnsi="Times New Roman"/>
+          <w:b/>
+          <w:sz w:val="24"/>
+        </w:rPr>
+        <w:t>[Flujograma del proceso de gestión de solicitudes de servicios]</w:t>
+      </w:r>
+    </w:p>
+    <w:p>
+      <w:pPr>
+        <w:jc w:val="center"/>
+      </w:pPr>
+      <w:r>
+        <w:drawing>
+          <wp:inline xmlns:a="http://schemas.openxmlformats.org/drawingml/2006/main" xmlns:pic="http://schemas.openxmlformats.org/drawingml/2006/picture">
+            <wp:extent cx="5040000" cy="22990909"/>
+            <wp:docPr id="5" name="Picture 5"/>
+            <wp:cNvGraphicFramePr>
+              <a:graphicFrameLocks noChangeAspect="1"/>
+            </wp:cNvGraphicFramePr>
+            <a:graphic>
+              <a:graphicData uri="http://schemas.openxmlformats.org/drawingml/2006/picture">
+                <pic:pic>
+                  <pic:nvPicPr>
+                    <pic:cNvPr id="0" name="4.png"/>
+                    <pic:cNvPicPr/>
+                  </pic:nvPicPr>
+                  <pic:blipFill>
+                    <a:blip r:embed="rId13"/>
+                    <a:stretch>
+                      <a:fillRect/>
+                    </a:stretch>
+                  </pic:blipFill>
+                  <pic:spPr>
+                    <a:xfrm>
+                      <a:off x="0" y="0"/>
+                      <a:ext cx="5040000" cy="22990909"/>
+                    </a:xfrm>
+                    <a:prstGeom prst="rect"/>
+                  </pic:spPr>
+                </pic:pic>
+              </a:graphicData>
+            </a:graphic>
+          </wp:inline>
+        </w:drawing>
+      </w:r>
+    </w:p>
     <w:sectPr>
-      <w:footerReference w:type="default" r:id="rId43"/>
+      <w:footerReference w:type="default" r:id="rId45"/>
       <w:pgSz w:w="12240" w:h="15840"/>
       <w:pgMar w:top="1701" w:right="1701" w:bottom="1701" w:left="2268" w:header="720" w:footer="720" w:gutter="0"/>
       <w:cols w:space="720"/>
@@ -8655,6 +8796,27 @@
 </file>
 
 <file path=word/footer31.xml><?xml version="1.0" encoding="utf-8"?>
+<w:ftr xmlns:m="http://schemas.openxmlformats.org/officeDocument/2006/math" xmlns:mc="http://schemas.openxmlformats.org/markup-compatibility/2006" xmlns:mo="http://schemas.microsoft.com/office/mac/office/2008/main" xmlns:mv="urn:schemas-microsoft-com:mac:vml" xmlns:o="urn:schemas-microsoft-com:office:office" xmlns:r="http://schemas.openxmlformats.org/officeDocument/2006/relationships" xmlns:v="urn:schemas-microsoft-com:vml" xmlns:w10="urn:schemas-microsoft-com:office:word" xmlns:w14="http://schemas.microsoft.com/office/word/2010/wordml" xmlns:w="http://schemas.openxmlformats.org/wordprocessingml/2006/main" xmlns:wne="http://schemas.microsoft.com/office/word/2006/wordml" xmlns:wp14="http://schemas.microsoft.com/office/word/2010/wordprocessingDrawing" xmlns:wp="http://schemas.openxmlformats.org/drawingml/2006/wordprocessingDrawing" xmlns:wpc="http://schemas.microsoft.com/office/word/2010/wordprocessingCanvas" xmlns:wpg="http://schemas.microsoft.com/office/word/2010/wordprocessingGroup" xmlns:wpi="http://schemas.microsoft.com/office/word/2010/wordprocessingInk" xmlns:wps="http://schemas.microsoft.com/office/word/2010/wordprocessingShape" mc:Ignorable="w14 wp14">
+  <w:p>
+    <w:pPr>
+      <w:pStyle w:val="Footer"/>
+      <w:jc w:val="center"/>
+    </w:pPr>
+    <w:r>
+      <w:rPr>
+        <w:rFonts w:ascii="Times New Roman" w:hAnsi="Times New Roman"/>
+        <w:sz w:val="24"/>
+      </w:rPr>
+      <w:fldChar w:fldCharType="begin"/>
+      <w:instrText xml:space="preserve"> PAGE </w:instrText>
+      <w:fldChar w:fldCharType="separate"/>
+      <w:fldChar w:fldCharType="end"/>
+    </w:r>
+  </w:p>
+</w:ftr>
+</file>
+
+<file path=word/footer32.xml><?xml version="1.0" encoding="utf-8"?>
 <w:ftr xmlns:m="http://schemas.openxmlformats.org/officeDocument/2006/math" xmlns:mc="http://schemas.openxmlformats.org/markup-compatibility/2006" xmlns:mo="http://schemas.microsoft.com/office/mac/office/2008/main" xmlns:mv="urn:schemas-microsoft-com:mac:vml" xmlns:o="urn:schemas-microsoft-com:office:office" xmlns:r="http://schemas.openxmlformats.org/officeDocument/2006/relationships" xmlns:v="urn:schemas-microsoft-com:vml" xmlns:w10="urn:schemas-microsoft-com:office:word" xmlns:w14="http://schemas.microsoft.com/office/word/2010/wordml" xmlns:w="http://schemas.openxmlformats.org/wordprocessingml/2006/main" xmlns:wne="http://schemas.microsoft.com/office/word/2006/wordml" xmlns:wp14="http://schemas.microsoft.com/office/word/2010/wordprocessingDrawing" xmlns:wp="http://schemas.openxmlformats.org/drawingml/2006/wordprocessingDrawing" xmlns:wpc="http://schemas.microsoft.com/office/word/2010/wordprocessingCanvas" xmlns:wpg="http://schemas.microsoft.com/office/word/2010/wordprocessingGroup" xmlns:wpi="http://schemas.microsoft.com/office/word/2010/wordprocessingInk" xmlns:wps="http://schemas.microsoft.com/office/word/2010/wordprocessingShape" mc:Ignorable="w14 wp14">
   <w:p>
     <w:pPr>

--- a/amaal/reportes/Informe_Pasantia_IUTECP.docx
+++ b/amaal/reportes/Informe_Pasantia_IUTECP.docx
@@ -8269,7 +8269,7 @@
       <w:r>
         <w:drawing>
           <wp:inline xmlns:a="http://schemas.openxmlformats.org/drawingml/2006/main" xmlns:pic="http://schemas.openxmlformats.org/drawingml/2006/picture">
-            <wp:extent cx="5040000" cy="22990909"/>
+            <wp:extent cx="1341609" cy="6120000"/>
             <wp:docPr id="5" name="Picture 5"/>
             <wp:cNvGraphicFramePr>
               <a:graphicFrameLocks noChangeAspect="1"/>
@@ -8290,7 +8290,7 @@
                   <pic:spPr>
                     <a:xfrm>
                       <a:off x="0" y="0"/>
-                      <a:ext cx="5040000" cy="22990909"/>
+                      <a:ext cx="1341609" cy="6120000"/>
                     </a:xfrm>
                     <a:prstGeom prst="rect"/>
                   </pic:spPr>

--- a/amaal/reportes/Informe_Pasantia_IUTECP.docx
+++ b/amaal/reportes/Informe_Pasantia_IUTECP.docx
@@ -6754,20 +6754,6 @@
     </w:p>
     <w:p>
       <w:pPr>
-        <w:spacing w:before="480" w:after="480" w:line="360" w:lineRule="auto"/>
-        <w:jc w:val="left"/>
-      </w:pPr>
-      <w:r>
-        <w:rPr>
-          <w:rFonts w:ascii="Times New Roman" w:hAnsi="Times New Roman"/>
-          <w:b/>
-          <w:sz w:val="24"/>
-        </w:rPr>
-        <w:t>Gestión de Solicitudes de Servicio</w:t>
-      </w:r>
-    </w:p>
-    <w:p>
-      <w:pPr>
         <w:spacing w:line="360" w:lineRule="auto" w:after="0" w:before="0"/>
         <w:ind w:firstLine="709"/>
         <w:jc w:val="both"/>
@@ -6778,7 +6764,21 @@
           <w:i w:val="0"/>
           <w:sz w:val="24"/>
         </w:rPr>
-        <w:t>La gestión de solicitudes de servicio comprende el conjunto de procedimientos administrativos orientados a recepcionar, registrar, procesar y dar seguimiento a los requerimientos presentados por los clientes o suscriptores de una organización. Zeithaml, Parasuraman y Berry (1993) establecen que la calidad del servicio percibida por el cliente está directamente vinculada a la capacidad de la organización para gestionar sus solicitudes de forma ágil, transparente y con comunicación fluida en cada etapa del proceso.</w:t>
+        <w:t>Desde la perspectiva de quien desarrolla este informe, el control administrativo en IDETEL debe convertirse en una herramienta de seguimiento continuo y no limitarse a la revisión posterior de los casos.</w:t>
+      </w:r>
+    </w:p>
+    <w:p>
+      <w:pPr>
+        <w:spacing w:before="480" w:after="480" w:line="360" w:lineRule="auto"/>
+        <w:jc w:val="left"/>
+      </w:pPr>
+      <w:r>
+        <w:rPr>
+          <w:rFonts w:ascii="Times New Roman" w:hAnsi="Times New Roman"/>
+          <w:b/>
+          <w:sz w:val="24"/>
+        </w:rPr>
+        <w:t>Gestión de Solicitudes de Servicio</w:t>
       </w:r>
     </w:p>
     <w:p>
@@ -6793,21 +6793,7 @@
           <w:i w:val="0"/>
           <w:sz w:val="24"/>
         </w:rPr>
-        <w:t>En empresas de telecomunicaciones como IDETEL, la gestión de solicitudes abarca dos categorías principales: las solicitudes de afiliación de nuevos suscriptores, que implican la coordinación entre las áreas comercial, técnica y administrativa; y las incidencias reportadas por suscriptores activos, que requieren diagnóstico, despacho de cuadrillas y cierre verificado del caso. La ausencia de un sistema unificado de seguimiento para ambas categorías genera retrasos y reprocesos que impactan directamente en la satisfacción del cliente.</w:t>
-      </w:r>
-    </w:p>
-    <w:p>
-      <w:pPr>
-        <w:spacing w:before="480" w:after="480" w:line="360" w:lineRule="auto"/>
-        <w:jc w:val="left"/>
-      </w:pPr>
-      <w:r>
-        <w:rPr>
-          <w:rFonts w:ascii="Times New Roman" w:hAnsi="Times New Roman"/>
-          <w:b/>
-          <w:sz w:val="24"/>
-        </w:rPr>
-        <w:t>Procesos Administrativos y Estandarización de Procedimientos</w:t>
+        <w:t>La gestión de solicitudes de servicio comprende el conjunto de procedimientos administrativos orientados a recepcionar, registrar, procesar y dar seguimiento a los requerimientos presentados por los clientes o suscriptores de una organización. Zeithaml, Parasuraman y Berry (1993) establecen que la calidad del servicio percibida por el cliente está directamente vinculada a la capacidad de la organización para gestionar sus solicitudes de forma ágil, transparente y con comunicación fluida en cada etapa del proceso.</w:t>
       </w:r>
     </w:p>
     <w:p>
@@ -6822,7 +6808,7 @@
           <w:i w:val="0"/>
           <w:sz w:val="24"/>
         </w:rPr>
-        <w:t>El proceso administrativo constituye el marco conceptual que rige el funcionamiento de las organizaciones modernas. Chiavenato (2006) lo describe como el conjunto secuencial e interrelacionado de funciones de planificación, organización, dirección y control, orientadas al logro eficiente de los objetivos organizacionales. La estandarización de los procedimientos dentro de este marco garantiza que las actividades se ejecuten de manera uniforme, reduciendo la variabilidad y los errores derivados de la discrecionalidad individual.</w:t>
+        <w:t>En empresas de telecomunicaciones como IDETEL, la gestión de solicitudes abarca dos categorías principales: las solicitudes de afiliación de nuevos suscriptores, que implican la coordinación entre las áreas comercial, técnica y administrativa; y las incidencias reportadas por suscriptores activos, que requieren diagnóstico, despacho de cuadrillas y cierre verificado del caso. La ausencia de un sistema unificado de seguimiento para ambas categorías genera retrasos y reprocesos que impactan directamente en la satisfacción del cliente.</w:t>
       </w:r>
     </w:p>
     <w:p>
@@ -6837,7 +6823,7 @@
           <w:i w:val="0"/>
           <w:sz w:val="24"/>
         </w:rPr>
-        <w:t>La formalización de los procedimientos mediante manuales, flujogramas y formatos estandarizados constituye una herramienta esencial para el control administrativo. Según Harrington (1993), un proceso estandarizado es medible, controlable y mejorable, condiciones que permiten a la organización identificar con precisión los puntos de falla y aplicar acciones correctivas focalizadas. En el caso de IDETEL, la ausencia de procedimientos escritos para la gestión de solicitudes es una de las causas raíz de las deficiencias identificadas.</w:t>
+        <w:t>En el contexto de IDETEL, la gestión de solicitudes requiere un flujo único que permita conocer el responsable, el estado y el tiempo de atención de cada caso.</w:t>
       </w:r>
     </w:p>
     <w:p>
@@ -6851,7 +6837,7 @@
           <w:b/>
           <w:sz w:val="24"/>
         </w:rPr>
-        <w:t>Calidad del Servicio en Empresas de Telecomunicaciones</w:t>
+        <w:t>Procesos Administrativos y Estandarización de Procedimientos</w:t>
       </w:r>
     </w:p>
     <w:p>
@@ -6866,7 +6852,7 @@
           <w:i w:val="0"/>
           <w:sz w:val="24"/>
         </w:rPr>
-        <w:t>La calidad del servicio se define como el grado en que las características del servicio prestado satisfacen o superan las expectativas del cliente. Parasuraman, Zeithaml y Berry (1988) desarrollaron el modelo SERVQUAL, que identifica cinco dimensiones de la calidad del servicio: fiabilidad, capacidad de respuesta, seguridad, empatía y elementos tangibles. En el sector de telecomunicaciones, la fiabilidad y la capacidad de respuesta son las dimensiones con mayor peso en la percepción del cliente.</w:t>
+        <w:t>El proceso administrativo constituye el marco conceptual que rige el funcionamiento de las organizaciones modernas. Chiavenato (2006) lo describe como el conjunto secuencial e interrelacionado de funciones de planificación, organización, dirección y control, orientadas al logro eficiente de los objetivos organizacionales. La estandarización de los procedimientos dentro de este marco garantiza que las actividades se ejecuten de manera uniforme, reduciendo la variabilidad y los errores derivados de la discrecionalidad individual.</w:t>
       </w:r>
     </w:p>
     <w:p>
@@ -6881,21 +6867,7 @@
           <w:i w:val="0"/>
           <w:sz w:val="24"/>
         </w:rPr>
-        <w:t>Las deficiencias en el control administrativo del proceso de solicitudes de servicio impactan directamente sobre la fiabilidad y la capacidad de respuesta de IDETEL. Cuando una solicitud no es gestionada dentro de los tiempos establecidos o su estatus no puede ser verificado en tiempo real, el cliente percibe una falla en la calidad del servicio que deteriora su confianza en la organización y puede derivar en la cancelación del contrato o en la difusión de experiencias negativas.</w:t>
-      </w:r>
-    </w:p>
-    <w:p>
-      <w:pPr>
-        <w:spacing w:before="480" w:after="480" w:line="360" w:lineRule="auto"/>
-        <w:jc w:val="left"/>
-      </w:pPr>
-      <w:r>
-        <w:rPr>
-          <w:rFonts w:ascii="Times New Roman" w:hAnsi="Times New Roman"/>
-          <w:b/>
-          <w:sz w:val="24"/>
-        </w:rPr>
-        <w:t>Sistemas de Información para el Control Administrativo</w:t>
+        <w:t>La formalización de los procedimientos mediante manuales, flujogramas y formatos estandarizados constituye una herramienta esencial para el control administrativo. Según Harrington (1993), un proceso estandarizado es medible, controlable y mejorable, condiciones que permiten a la organización identificar con precisión los puntos de falla y aplicar acciones correctivas focalizadas. En el caso de IDETEL, la ausencia de procedimientos escritos para la gestión de solicitudes es una de las causas raíz de las deficiencias identificadas.</w:t>
       </w:r>
     </w:p>
     <w:p>
@@ -6910,7 +6882,21 @@
           <w:i w:val="0"/>
           <w:sz w:val="24"/>
         </w:rPr>
-        <w:t>Un sistema de información constituye un conjunto organizado de recursos tecnológicos y procedimentales orientados a la captura, almacenamiento, procesamiento y distribución de datos con el propósito de apoyar la toma de decisiones. Laudon y Laudon (2016) distinguen los sistemas de procesamiento de transacciones como la categoría que registra y gestiona las operaciones rutinarias de la organización, siendo esta la tipología más pertinente para el control de solicitudes de servicio en una empresa de telecomunicaciones.</w:t>
+        <w:t>A juicio de quien suscribe, la estandarización propuesta no busca aumentar la carga administrativa, sino eliminar ambigüedades y hacer verificable cada etapa del proceso.</w:t>
+      </w:r>
+    </w:p>
+    <w:p>
+      <w:pPr>
+        <w:spacing w:before="480" w:after="480" w:line="360" w:lineRule="auto"/>
+        <w:jc w:val="left"/>
+      </w:pPr>
+      <w:r>
+        <w:rPr>
+          <w:rFonts w:ascii="Times New Roman" w:hAnsi="Times New Roman"/>
+          <w:b/>
+          <w:sz w:val="24"/>
+        </w:rPr>
+        <w:t>Calidad del Servicio en Empresas de Telecomunicaciones</w:t>
       </w:r>
     </w:p>
     <w:p>
@@ -6925,21 +6911,7 @@
           <w:i w:val="0"/>
           <w:sz w:val="24"/>
         </w:rPr>
-        <w:t>La implementación de un sistema de tickets o plataforma de seguimiento de solicitudes en IDETEL permitiría centralizar el registro de cada caso, asignar responsables, definir tiempos de atención y generar alertas ante incumplimientos. Esta herramienta transformaría el control administrativo de reactivo a proactivo, dotando a la supervisión de información en tiempo real para la toma de decisiones y la evaluación continua del desempeño del proceso.</w:t>
-      </w:r>
-    </w:p>
-    <w:p>
-      <w:pPr>
-        <w:spacing w:before="480" w:after="480" w:line="360" w:lineRule="auto"/>
-        <w:jc w:val="left"/>
-      </w:pPr>
-      <w:r>
-        <w:rPr>
-          <w:rFonts w:ascii="Times New Roman" w:hAnsi="Times New Roman"/>
-          <w:b/>
-          <w:sz w:val="24"/>
-        </w:rPr>
-        <w:t>Proyecto Factible como Modalidad de Investigación</w:t>
+        <w:t>La calidad del servicio se define como el grado en que las características del servicio prestado satisfacen o superan las expectativas del cliente. Parasuraman, Zeithaml y Berry (1988) desarrollaron el modelo SERVQUAL, que identifica cinco dimensiones de la calidad del servicio: fiabilidad, capacidad de respuesta, seguridad, empatía y elementos tangibles. En el sector de telecomunicaciones, la fiabilidad y la capacidad de respuesta son las dimensiones con mayor peso en la percepción del cliente.</w:t>
       </w:r>
     </w:p>
     <w:p>
@@ -6954,7 +6926,7 @@
           <w:i w:val="0"/>
           <w:sz w:val="24"/>
         </w:rPr>
-        <w:t>La Universidad Pedagógica Experimental Libertador (UPEL, 2016) define el proyecto factible como la investigación, elaboración y desarrollo de una propuesta de un modelo operativo viable para solucionar problemas, requerimientos o necesidades de organizaciones o grupos sociales. Esta modalidad exige un diagnóstico de campo que evidencie la situación deficitaria y la comprobación de la viabilidad técnica y operativa de la solución planteada.</w:t>
+        <w:t>Las deficiencias en el control administrativo del proceso de solicitudes de servicio impactan directamente sobre la fiabilidad y la capacidad de respuesta de IDETEL. Cuando una solicitud no es gestionada dentro de los tiempos establecidos o su estatus no puede ser verificado en tiempo real, el cliente percibe una falla en la calidad del servicio que deteriora su confianza en la organización y puede derivar en la cancelación del contrato o en la difusión de experiencias negativas.</w:t>
       </w:r>
     </w:p>
     <w:p>
@@ -6969,7 +6941,125 @@
           <w:i w:val="0"/>
           <w:sz w:val="24"/>
         </w:rPr>
+        <w:t>Para este estudio, la calidad del servicio se relaciona directamente con la capacidad administrativa de IDETEL para responder y dar seguimiento oportuno a las solicitudes del suscriptor.</w:t>
+      </w:r>
+    </w:p>
+    <w:p>
+      <w:pPr>
+        <w:spacing w:before="480" w:after="480" w:line="360" w:lineRule="auto"/>
+        <w:jc w:val="left"/>
+      </w:pPr>
+      <w:r>
+        <w:rPr>
+          <w:rFonts w:ascii="Times New Roman" w:hAnsi="Times New Roman"/>
+          <w:b/>
+          <w:sz w:val="24"/>
+        </w:rPr>
+        <w:t>Sistemas de Información para el Control Administrativo</w:t>
+      </w:r>
+    </w:p>
+    <w:p>
+      <w:pPr>
+        <w:spacing w:line="360" w:lineRule="auto" w:after="0" w:before="0"/>
+        <w:ind w:firstLine="709"/>
+        <w:jc w:val="both"/>
+      </w:pPr>
+      <w:r>
+        <w:rPr>
+          <w:rFonts w:ascii="Times New Roman" w:hAnsi="Times New Roman"/>
+          <w:i w:val="0"/>
+          <w:sz w:val="24"/>
+        </w:rPr>
+        <w:t>Un sistema de información constituye un conjunto organizado de recursos tecnológicos y procedimentales orientados a la captura, almacenamiento, procesamiento y distribución de datos con el propósito de apoyar la toma de decisiones. Laudon y Laudon (2016) distinguen los sistemas de procesamiento de transacciones como la categoría que registra y gestiona las operaciones rutinarias de la organización, siendo esta la tipología más pertinente para el control de solicitudes de servicio en una empresa de telecomunicaciones.</w:t>
+      </w:r>
+    </w:p>
+    <w:p>
+      <w:pPr>
+        <w:spacing w:line="360" w:lineRule="auto" w:after="0" w:before="0"/>
+        <w:ind w:firstLine="709"/>
+        <w:jc w:val="both"/>
+      </w:pPr>
+      <w:r>
+        <w:rPr>
+          <w:rFonts w:ascii="Times New Roman" w:hAnsi="Times New Roman"/>
+          <w:i w:val="0"/>
+          <w:sz w:val="24"/>
+        </w:rPr>
+        <w:t>La implementación de un sistema de tickets o plataforma de seguimiento de solicitudes en IDETEL permitiría centralizar el registro de cada caso, asignar responsables, definir tiempos de atención y generar alertas ante incumplimientos. Esta herramienta transformaría el control administrativo de reactivo a proactivo, dotando a la supervisión de información en tiempo real para la toma de decisiones y la evaluación continua del desempeño del proceso.</w:t>
+      </w:r>
+    </w:p>
+    <w:p>
+      <w:pPr>
+        <w:spacing w:line="360" w:lineRule="auto" w:after="0" w:before="0"/>
+        <w:ind w:firstLine="709"/>
+        <w:jc w:val="both"/>
+      </w:pPr>
+      <w:r>
+        <w:rPr>
+          <w:rFonts w:ascii="Times New Roman" w:hAnsi="Times New Roman"/>
+          <w:i w:val="0"/>
+          <w:sz w:val="24"/>
+        </w:rPr>
+        <w:t>Desde la posición del investigador, una herramienta de seguimiento centralizada es viable para IDETEL porque permite mejorar la trazabilidad sin modificar la naturaleza de los servicios que presta la empresa.</w:t>
+      </w:r>
+    </w:p>
+    <w:p>
+      <w:pPr>
+        <w:spacing w:before="480" w:after="480" w:line="360" w:lineRule="auto"/>
+        <w:jc w:val="left"/>
+      </w:pPr>
+      <w:r>
+        <w:rPr>
+          <w:rFonts w:ascii="Times New Roman" w:hAnsi="Times New Roman"/>
+          <w:b/>
+          <w:sz w:val="24"/>
+        </w:rPr>
+        <w:t>Proyecto Factible como Modalidad de Investigación</w:t>
+      </w:r>
+    </w:p>
+    <w:p>
+      <w:pPr>
+        <w:spacing w:line="360" w:lineRule="auto" w:after="0" w:before="0"/>
+        <w:ind w:firstLine="709"/>
+        <w:jc w:val="both"/>
+      </w:pPr>
+      <w:r>
+        <w:rPr>
+          <w:rFonts w:ascii="Times New Roman" w:hAnsi="Times New Roman"/>
+          <w:i w:val="0"/>
+          <w:sz w:val="24"/>
+        </w:rPr>
+        <w:t>La Universidad Pedagógica Experimental Libertador (UPEL, 2016) define el proyecto factible como la investigación, elaboración y desarrollo de una propuesta de un modelo operativo viable para solucionar problemas, requerimientos o necesidades de organizaciones o grupos sociales. Esta modalidad exige un diagnóstico de campo que evidencie la situación deficitaria y la comprobación de la viabilidad técnica y operativa de la solución planteada.</w:t>
+      </w:r>
+    </w:p>
+    <w:p>
+      <w:pPr>
+        <w:spacing w:line="360" w:lineRule="auto" w:after="0" w:before="0"/>
+        <w:ind w:firstLine="709"/>
+        <w:jc w:val="both"/>
+      </w:pPr>
+      <w:r>
+        <w:rPr>
+          <w:rFonts w:ascii="Times New Roman" w:hAnsi="Times New Roman"/>
+          <w:i w:val="0"/>
+          <w:sz w:val="24"/>
+        </w:rPr>
         <w:t>Arias (2012) señala que el proyecto factible avanza hasta proponer y en muchos casos desarrollar la solución, demostrando su aplicabilidad en el contexto real. El presente trabajo se enmarca en esta modalidad al partir de la evaluación del control administrativo de IDETEL para proponer mejoras procedimentales cuya implementación es viable dentro de la estructura organizativa y los recursos disponibles de la empresa.</w:t>
+      </w:r>
+    </w:p>
+    <w:p>
+      <w:pPr>
+        <w:spacing w:line="360" w:lineRule="auto" w:after="0" w:before="0"/>
+        <w:ind w:firstLine="709"/>
+        <w:jc w:val="both"/>
+      </w:pPr>
+      <w:r>
+        <w:rPr>
+          <w:rFonts w:ascii="Times New Roman" w:hAnsi="Times New Roman"/>
+          <w:i w:val="0"/>
+          <w:sz w:val="24"/>
+        </w:rPr>
+        <w:t>La elección del proyecto factible responde a la necesidad de transformar el diagnóstico realizado en procedimientos y formatos aplicables a la realidad operativa de IDETEL.</w:t>
       </w:r>
     </w:p>
     <w:p>

--- a/amaal/reportes/Informe_Pasantia_IUTECP.docx
+++ b/amaal/reportes/Informe_Pasantia_IUTECP.docx
@@ -126,7 +126,7 @@
           <w:b/>
           <w:sz w:val="24"/>
         </w:rPr>
-        <w:t>Alrifaai Alrifaaie Amaal</w:t>
+        <w:t>Alrifaai Alrifaaie, Amaal</w:t>
         <w:br/>
       </w:r>
       <w:r>
@@ -275,7 +275,7 @@
                 <w:b/>
                 <w:sz w:val="24"/>
               </w:rPr>
-              <w:t>Lenny Mata</w:t>
+              <w:t>Mata, Lenny</w:t>
               <w:br/>
             </w:r>
             <w:r>
@@ -310,7 +310,7 @@
                 <w:b/>
                 <w:sz w:val="24"/>
               </w:rPr>
-              <w:t>Lic. Carlos Mendoza</w:t>
+              <w:t>Lic. Mendoza, Carlos</w:t>
               <w:br/>
             </w:r>
             <w:r>
@@ -348,7 +348,7 @@
                 <w:b/>
                 <w:sz w:val="24"/>
               </w:rPr>
-              <w:t>Alrifaai Alrifaaie Amaal</w:t>
+              <w:t>Alrifaai Alrifaaie, Amaal</w:t>
               <w:br/>
             </w:r>
             <w:r>
@@ -484,7 +484,7 @@
           <w:rFonts w:ascii="Times New Roman" w:hAnsi="Times New Roman"/>
           <w:sz w:val="24"/>
         </w:rPr>
-        <w:t>En mi carácter de tutor industrial del informe de pasantías presentado por: Alrifaai Alrifaaie Amaal, de Cédula de Identidad V-31.985.792; para optar al grado de Técnico Superior Universitario en la especialidad de: Administración, cuyo título es; “EVALUACIÓN DEL CONTROL ADMINISTRATIVO APLICADO A LA GESTIÓN DE SOLICITUDES DE SERVICIOS DE TELECOMUNICACIONES EN LA EMPRESA INGENIERÍA DE TELECOMUNICACIONES, C.A.”, manifiesto que cumple con los requisitos exigidos por el Instituto Universitario de Tecnología “Elías Calixto Pompa” (IUTECP); y que, por lo tanto, considero que reúne los méritos suficientes para ser evaluado por el jurado que se decida designar a tal fin.</w:t>
+        <w:t>En mi carácter de tutor industrial del informe de pasantías presentado por: Alrifaai Alrifaaie, Amaal, de Cédula de Identidad V-31.985.792; para optar al grado de Técnico Superior Universitario en la especialidad de: Administración, cuyo título es; “EVALUACIÓN DEL CONTROL ADMINISTRATIVO APLICADO A LA GESTIÓN DE SOLICITUDES DE SERVICIOS DE TELECOMUNICACIONES EN LA EMPRESA INGENIERÍA DE TELECOMUNICACIONES, C.A.”, manifiesto que cumple con los requisitos exigidos por el Instituto Universitario de Tecnología “Elías Calixto Pompa” (IUTECP); y que, por lo tanto, considero que reúne los méritos suficientes para ser evaluado por el jurado que se decida designar a tal fin.</w:t>
       </w:r>
     </w:p>
     <w:p/>
@@ -527,7 +527,7 @@
           <w:b/>
           <w:sz w:val="24"/>
         </w:rPr>
-        <w:t>Lenny Mata</w:t>
+        <w:t>Mata, Lenny</w:t>
       </w:r>
     </w:p>
     <w:p>
@@ -651,7 +651,7 @@
           <w:rFonts w:ascii="Times New Roman" w:hAnsi="Times New Roman"/>
           <w:sz w:val="24"/>
         </w:rPr>
-        <w:t>En mi carácter de tutor académico del informe de pasantías presentado por: Alrifaai Alrifaaie Amaal, de Cédula de Identidad V-31.985.792; para optar al grado de Técnico Superior Universitario en la especialidad de: Administración, cuyo título es; “EVALUACIÓN DEL CONTROL ADMINISTRATIVO APLICADO A LA GESTIÓN DE SOLICITUDES DE SERVICIOS DE TELECOMUNICACIONES EN LA EMPRESA INGENIERÍA DE TELECOMUNICACIONES, C.A.”, manifiesto que cumple con los requisitos exigidos por el Instituto Universitario de Tecnología “Elías Calixto Pompa” (IUTECP); y que, por lo tanto, considero que reúne los méritos suficientes para ser evaluado por el jurado que se decida designar a tal fin.</w:t>
+        <w:t>En mi carácter de tutor académico del informe de pasantías presentado por: Alrifaai Alrifaaie, Amaal, de Cédula de Identidad V-31.985.792; para optar al grado de Técnico Superior Universitario en la especialidad de: Administración, cuyo título es; “EVALUACIÓN DEL CONTROL ADMINISTRATIVO APLICADO A LA GESTIÓN DE SOLICITUDES DE SERVICIOS DE TELECOMUNICACIONES EN LA EMPRESA INGENIERÍA DE TELECOMUNICACIONES, C.A.”, manifiesto que cumple con los requisitos exigidos por el Instituto Universitario de Tecnología “Elías Calixto Pompa” (IUTECP); y que, por lo tanto, considero que reúne los méritos suficientes para ser evaluado por el jurado que se decida designar a tal fin.</w:t>
       </w:r>
     </w:p>
     <w:p/>
@@ -694,7 +694,7 @@
           <w:b/>
           <w:sz w:val="24"/>
         </w:rPr>
-        <w:t>Lic. Carlos Mendoza</w:t>
+        <w:t>Lic. Mendoza, Carlos</w:t>
       </w:r>
     </w:p>
     <w:p>
@@ -2214,9 +2214,206 @@
       </w:pPr>
     </w:p>
     <w:p>
+      <w:pPr>
+        <w:spacing w:after="0"/>
+        <w:jc w:val="center"/>
+      </w:pPr>
+      <w:r>
+        <w:rPr>
+          <w:rFonts w:ascii="Times New Roman" w:hAnsi="Times New Roman"/>
+          <w:b/>
+          <w:sz w:val="24"/>
+        </w:rPr>
+        <w:t>REPÚBLICA BOLIVARIANA DE VENEZUELA</w:t>
+      </w:r>
+    </w:p>
+    <w:p>
+      <w:pPr>
+        <w:spacing w:after="0"/>
+        <w:jc w:val="center"/>
+      </w:pPr>
+      <w:r>
+        <w:rPr>
+          <w:rFonts w:ascii="Times New Roman" w:hAnsi="Times New Roman"/>
+          <w:b/>
+          <w:sz w:val="24"/>
+        </w:rPr>
+        <w:t>MINISTERIO DEL PODER POPULAR PARA LA EDUCACIÓN</w:t>
+      </w:r>
+    </w:p>
+    <w:p>
+      <w:pPr>
+        <w:spacing w:after="0"/>
+        <w:jc w:val="center"/>
+      </w:pPr>
+      <w:r>
+        <w:rPr>
+          <w:rFonts w:ascii="Times New Roman" w:hAnsi="Times New Roman"/>
+          <w:b/>
+          <w:sz w:val="24"/>
+        </w:rPr>
+        <w:t>INSTITUTO UNIVERSITARIO DE TECNOLOGÍA</w:t>
+      </w:r>
+    </w:p>
+    <w:p>
+      <w:pPr>
+        <w:spacing w:after="0"/>
+        <w:jc w:val="center"/>
+      </w:pPr>
+      <w:r>
+        <w:rPr>
+          <w:rFonts w:ascii="Times New Roman" w:hAnsi="Times New Roman"/>
+          <w:b/>
+          <w:sz w:val="24"/>
+        </w:rPr>
+        <w:t>"ELÍAS CALIXTO POMPA"</w:t>
+      </w:r>
+    </w:p>
+    <w:p>
+      <w:pPr>
+        <w:spacing w:after="0"/>
+        <w:jc w:val="center"/>
+      </w:pPr>
+      <w:r>
+        <w:rPr>
+          <w:rFonts w:ascii="Times New Roman" w:hAnsi="Times New Roman"/>
+          <w:b/>
+          <w:sz w:val="24"/>
+        </w:rPr>
+        <w:t>EL TIGRE, ESTADO ANZOÁTEGUI</w:t>
+      </w:r>
+    </w:p>
+    <w:p>
+      <w:pPr>
+        <w:spacing w:after="360"/>
+      </w:pPr>
+    </w:p>
+    <w:p>
+      <w:pPr>
+        <w:spacing w:after="480"/>
+        <w:jc w:val="center"/>
+      </w:pPr>
+      <w:r>
+        <w:rPr>
+          <w:rFonts w:ascii="Times New Roman" w:hAnsi="Times New Roman"/>
+          <w:b/>
+          <w:sz w:val="24"/>
+        </w:rPr>
+        <w:t>EVALUACIÓN DEL CONTROL ADMINISTRATIVO APLICADO A LA GESTIÓN DE SOLICITUDES DE SERVICIOS DE TELECOMUNICACIONES EN LA EMPRESA INGENIERÍA DE TELECOMUNICACIONES, C.A.</w:t>
+      </w:r>
+    </w:p>
+    <w:tbl>
+      <w:tblPr>
+        <w:tblStyle w:val="TableGrid"/>
+        <w:tblW w:type="auto" w:w="0"/>
+        <w:tblLook w:firstColumn="1" w:firstRow="1" w:lastColumn="0" w:lastRow="0" w:noHBand="0" w:noVBand="1" w:val="04A0"/>
+      </w:tblPr>
+      <w:tblGrid>
+        <w:gridCol w:w="4135"/>
+        <w:gridCol w:w="4135"/>
+      </w:tblGrid>
+      <w:tr>
+        <w:tc>
+          <w:tcPr>
+            <w:tcW w:type="dxa" w:w="4135"/>
+          </w:tcPr>
+          <w:p>
+            <w:pPr>
+              <w:spacing w:before="60" w:after="60" w:line="240" w:lineRule="auto"/>
+              <w:jc w:val="center"/>
+            </w:pPr>
+            <w:r>
+              <w:rPr>
+                <w:rFonts w:ascii="Times New Roman" w:hAnsi="Times New Roman"/>
+                <w:b/>
+                <w:color w:val="000000"/>
+                <w:sz w:val="20"/>
+              </w:rPr>
+              <w:t>Autor</w:t>
+            </w:r>
+          </w:p>
+        </w:tc>
+        <w:tc>
+          <w:tcPr>
+            <w:tcW w:type="dxa" w:w="4135"/>
+          </w:tcPr>
+          <w:p>
+            <w:pPr>
+              <w:spacing w:before="60" w:after="60" w:line="240" w:lineRule="auto"/>
+              <w:jc w:val="both"/>
+            </w:pPr>
+            <w:r>
+              <w:rPr>
+                <w:rFonts w:ascii="Times New Roman" w:hAnsi="Times New Roman"/>
+                <w:b w:val="0"/>
+                <w:color w:val="000000"/>
+                <w:sz w:val="20"/>
+              </w:rPr>
+              <w:t>Alrifaai Alrifaaie, Amaal</w:t>
+            </w:r>
+          </w:p>
+        </w:tc>
+      </w:tr>
+      <w:tr>
+        <w:tc>
+          <w:tcPr>
+            <w:tcW w:type="dxa" w:w="4135"/>
+          </w:tcPr>
+          <w:p>
+            <w:pPr>
+              <w:spacing w:before="60" w:after="60" w:line="240" w:lineRule="auto"/>
+              <w:jc w:val="center"/>
+            </w:pPr>
+            <w:r>
+              <w:rPr>
+                <w:rFonts w:ascii="Times New Roman" w:hAnsi="Times New Roman"/>
+                <w:b/>
+                <w:color w:val="000000"/>
+                <w:sz w:val="20"/>
+              </w:rPr>
+              <w:t>C.I.</w:t>
+            </w:r>
+          </w:p>
+        </w:tc>
+        <w:tc>
+          <w:tcPr>
+            <w:tcW w:type="dxa" w:w="4135"/>
+          </w:tcPr>
+          <w:p>
+            <w:pPr>
+              <w:spacing w:before="60" w:after="60" w:line="240" w:lineRule="auto"/>
+              <w:jc w:val="both"/>
+            </w:pPr>
+            <w:r>
+              <w:rPr>
+                <w:rFonts w:ascii="Times New Roman" w:hAnsi="Times New Roman"/>
+                <w:b w:val="0"/>
+                <w:color w:val="000000"/>
+                <w:sz w:val="20"/>
+              </w:rPr>
+              <w:t>31.985.792</w:t>
+            </w:r>
+          </w:p>
+        </w:tc>
+      </w:tr>
+    </w:tbl>
+    <w:p>
+      <w:pPr>
+        <w:spacing w:before="240" w:after="480"/>
+        <w:jc w:val="center"/>
+      </w:pPr>
+      <w:r>
+        <w:rPr>
+          <w:rFonts w:ascii="Times New Roman" w:hAnsi="Times New Roman"/>
+          <w:sz w:val="24"/>
+        </w:rPr>
+        <w:t>julio de 2026</w:t>
+      </w:r>
+    </w:p>
+    <w:p>
       <w:bookmarkStart w:id="bm_resumen" w:name="bm_resumen"/>
       <w:pPr>
-        <w:spacing w:before="1140" w:after="480"/>
+        <w:spacing w:before="480" w:after="480"/>
         <w:jc w:val="center"/>
       </w:pPr>
       <w:r>

--- a/amaal/reportes/Informe_Pasantia_IUTECP.docx
+++ b/amaal/reportes/Informe_Pasantia_IUTECP.docx
@@ -2302,106 +2302,38 @@
         <w:t>EVALUACIÓN DEL CONTROL ADMINISTRATIVO APLICADO A LA GESTIÓN DE SOLICITUDES DE SERVICIOS DE TELECOMUNICACIONES EN LA EMPRESA INGENIERÍA DE TELECOMUNICACIONES, C.A.</w:t>
       </w:r>
     </w:p>
-    <w:tbl>
-      <w:tblPr>
-        <w:tblStyle w:val="TableGrid"/>
-        <w:tblW w:type="auto" w:w="0"/>
-        <w:tblLook w:firstColumn="1" w:firstRow="1" w:lastColumn="0" w:lastRow="0" w:noHBand="0" w:noVBand="1" w:val="04A0"/>
-      </w:tblPr>
-      <w:tblGrid>
-        <w:gridCol w:w="4135"/>
-        <w:gridCol w:w="4135"/>
-      </w:tblGrid>
-      <w:tr>
-        <w:tc>
-          <w:tcPr>
-            <w:tcW w:type="dxa" w:w="4135"/>
-          </w:tcPr>
-          <w:p>
-            <w:pPr>
-              <w:spacing w:before="60" w:after="60" w:line="240" w:lineRule="auto"/>
-              <w:jc w:val="center"/>
-            </w:pPr>
-            <w:r>
-              <w:rPr>
-                <w:rFonts w:ascii="Times New Roman" w:hAnsi="Times New Roman"/>
-                <w:b/>
-                <w:color w:val="000000"/>
-                <w:sz w:val="20"/>
-              </w:rPr>
-              <w:t>Autor</w:t>
-            </w:r>
-          </w:p>
-        </w:tc>
-        <w:tc>
-          <w:tcPr>
-            <w:tcW w:type="dxa" w:w="4135"/>
-          </w:tcPr>
-          <w:p>
-            <w:pPr>
-              <w:spacing w:before="60" w:after="60" w:line="240" w:lineRule="auto"/>
-              <w:jc w:val="both"/>
-            </w:pPr>
-            <w:r>
-              <w:rPr>
-                <w:rFonts w:ascii="Times New Roman" w:hAnsi="Times New Roman"/>
-                <w:b w:val="0"/>
-                <w:color w:val="000000"/>
-                <w:sz w:val="20"/>
-              </w:rPr>
-              <w:t>Alrifaai Alrifaaie, Amaal</w:t>
-            </w:r>
-          </w:p>
-        </w:tc>
-      </w:tr>
-      <w:tr>
-        <w:tc>
-          <w:tcPr>
-            <w:tcW w:type="dxa" w:w="4135"/>
-          </w:tcPr>
-          <w:p>
-            <w:pPr>
-              <w:spacing w:before="60" w:after="60" w:line="240" w:lineRule="auto"/>
-              <w:jc w:val="center"/>
-            </w:pPr>
-            <w:r>
-              <w:rPr>
-                <w:rFonts w:ascii="Times New Roman" w:hAnsi="Times New Roman"/>
-                <w:b/>
-                <w:color w:val="000000"/>
-                <w:sz w:val="20"/>
-              </w:rPr>
-              <w:t>C.I.</w:t>
-            </w:r>
-          </w:p>
-        </w:tc>
-        <w:tc>
-          <w:tcPr>
-            <w:tcW w:type="dxa" w:w="4135"/>
-          </w:tcPr>
-          <w:p>
-            <w:pPr>
-              <w:spacing w:before="60" w:after="60" w:line="240" w:lineRule="auto"/>
-              <w:jc w:val="both"/>
-            </w:pPr>
-            <w:r>
-              <w:rPr>
-                <w:rFonts w:ascii="Times New Roman" w:hAnsi="Times New Roman"/>
-                <w:b w:val="0"/>
-                <w:color w:val="000000"/>
-                <w:sz w:val="20"/>
-              </w:rPr>
-              <w:t>31.985.792</w:t>
-            </w:r>
-          </w:p>
-        </w:tc>
-      </w:tr>
-    </w:tbl>
     <w:p>
       <w:pPr>
-        <w:spacing w:before="240" w:after="480"/>
-        <w:jc w:val="center"/>
-      </w:pPr>
+        <w:spacing w:after="480"/>
+        <w:ind w:left="0"/>
+        <w:jc w:val="left"/>
+      </w:pPr>
+      <w:r>
+        <w:rPr>
+          <w:rFonts w:ascii="Times New Roman" w:hAnsi="Times New Roman"/>
+          <w:b/>
+          <w:sz w:val="24"/>
+        </w:rPr>
+        <w:t>Autor:</w:t>
+        <w:br/>
+      </w:r>
+      <w:r>
+        <w:rPr>
+          <w:rFonts w:ascii="Times New Roman" w:hAnsi="Times New Roman"/>
+          <w:sz w:val="24"/>
+        </w:rPr>
+        <w:t>Alrifaai Alrifaaie, Amaal</w:t>
+        <w:br/>
+      </w:r>
+      <w:r>
+        <w:rPr>
+          <w:rFonts w:ascii="Times New Roman" w:hAnsi="Times New Roman"/>
+          <w:b/>
+          <w:sz w:val="24"/>
+        </w:rPr>
+        <w:t>C.I.: 31.985.792</w:t>
+        <w:br/>
+      </w:r>
       <w:r>
         <w:rPr>
           <w:rFonts w:ascii="Times New Roman" w:hAnsi="Times New Roman"/>

--- a/amaal/reportes/Informe_Pasantia_IUTECP.docx
+++ b/amaal/reportes/Informe_Pasantia_IUTECP.docx
@@ -2306,7 +2306,7 @@
       <w:pPr>
         <w:spacing w:after="480"/>
         <w:ind w:left="0"/>
-        <w:jc w:val="left"/>
+        <w:jc w:val="right"/>
       </w:pPr>
       <w:r>
         <w:rPr>

--- a/amaal/reportes/Informe_Pasantia_IUTECP.docx
+++ b/amaal/reportes/Informe_Pasantia_IUTECP.docx
@@ -2328,7 +2328,6 @@
       <w:r>
         <w:rPr>
           <w:rFonts w:ascii="Times New Roman" w:hAnsi="Times New Roman"/>
-          <w:b/>
           <w:sz w:val="24"/>
         </w:rPr>
         <w:t>C.I.: 31.985.792</w:t>

--- a/amaal/reportes/Informe_Pasantia_IUTECP.docx
+++ b/amaal/reportes/Informe_Pasantia_IUTECP.docx
@@ -460,6 +460,7 @@
     </w:p>
     <w:p/>
     <w:p>
+      <w:bookmarkStart w:id="bm_aprob_ind" w:name="bm_aprob_ind"/>
       <w:pPr>
         <w:spacing w:before="480" w:after="480"/>
         <w:jc w:val="center"/>
@@ -472,6 +473,7 @@
         </w:rPr>
         <w:t>APROBACIÓN DEL TUTOR INDUSTRIAL</w:t>
       </w:r>
+      <w:bookmarkEnd w:id="bm_aprob_ind"/>
     </w:p>
     <w:p>
       <w:pPr>
@@ -627,6 +629,7 @@
     </w:p>
     <w:p/>
     <w:p>
+      <w:bookmarkStart w:id="bm_aprob_acad" w:name="bm_aprob_acad"/>
       <w:pPr>
         <w:spacing w:before="480" w:after="480"/>
         <w:jc w:val="center"/>
@@ -639,6 +642,7 @@
         </w:rPr>
         <w:t>APROBACIÓN DEL TUTOR ACADÉMICO</w:t>
       </w:r>
+      <w:bookmarkEnd w:id="bm_aprob_acad"/>
     </w:p>
     <w:p>
       <w:pPr>

--- a/amaal/reportes/Informe_Pasantia_IUTECP.docx
+++ b/amaal/reportes/Informe_Pasantia_IUTECP.docx
@@ -154,7 +154,7 @@
     <w:p>
       <w:pPr>
         <w:sectPr>
-          <w:footerReference w:type="default" r:id="rId14"/>
+          <w:footerReference w:type="default" r:id="rId15"/>
           <w:pgSz w:w="12240" w:h="15840"/>
           <w:pgMar w:top="1701" w:right="1701" w:bottom="1701" w:left="2268" w:header="720" w:footer="720" w:gutter="0"/>
           <w:cols w:space="720"/>
@@ -310,7 +310,7 @@
                 <w:b/>
                 <w:sz w:val="24"/>
               </w:rPr>
-              <w:t>Lic. Mendoza, Carlos</w:t>
+              <w:t>Dra. Álvarez, Carmen</w:t>
               <w:br/>
             </w:r>
             <w:r>
@@ -319,7 +319,7 @@
                 <w:b/>
                 <w:sz w:val="24"/>
               </w:rPr>
-              <w:t>C.I.: 4.273.815</w:t>
+              <w:t>C.I.: 14.452.956</w:t>
             </w:r>
           </w:p>
         </w:tc>
@@ -379,175 +379,6 @@
     <w:p>
       <w:pPr>
         <w:sectPr>
-          <w:footerReference w:type="default" r:id="rId15"/>
-          <w:pgSz w:w="12240" w:h="15840"/>
-          <w:pgMar w:top="1701" w:right="1701" w:bottom="1701" w:left="2268" w:header="720" w:footer="720" w:gutter="0"/>
-          <w:cols w:space="720"/>
-          <w:titlePg/>
-          <w:docGrid w:linePitch="360"/>
-        </w:sectPr>
-      </w:pPr>
-    </w:p>
-    <w:p>
-      <w:pPr>
-        <w:spacing w:line="276" w:lineRule="auto" w:before="0" w:after="0"/>
-        <w:jc w:val="center"/>
-      </w:pPr>
-      <w:r>
-        <w:rPr>
-          <w:rFonts w:ascii="Times New Roman" w:hAnsi="Times New Roman"/>
-          <w:b/>
-          <w:sz w:val="24"/>
-        </w:rPr>
-        <w:t>REPÚBLICA BOLIVARIANA DE VENEZUELA</w:t>
-      </w:r>
-    </w:p>
-    <w:p>
-      <w:pPr>
-        <w:spacing w:line="276" w:lineRule="auto" w:before="0" w:after="0"/>
-        <w:jc w:val="center"/>
-      </w:pPr>
-      <w:r>
-        <w:rPr>
-          <w:rFonts w:ascii="Times New Roman" w:hAnsi="Times New Roman"/>
-          <w:b/>
-          <w:sz w:val="24"/>
-        </w:rPr>
-        <w:t>MINISTERIO DEL PODER POPULAR PARA LA EDUCACIÓN</w:t>
-      </w:r>
-    </w:p>
-    <w:p>
-      <w:pPr>
-        <w:spacing w:line="276" w:lineRule="auto" w:before="0" w:after="0"/>
-        <w:jc w:val="center"/>
-      </w:pPr>
-      <w:r>
-        <w:rPr>
-          <w:rFonts w:ascii="Times New Roman" w:hAnsi="Times New Roman"/>
-          <w:b/>
-          <w:sz w:val="24"/>
-        </w:rPr>
-        <w:t>INSTITUTO UNIVERSITARIO DE TECNOLOGÍA</w:t>
-      </w:r>
-    </w:p>
-    <w:p>
-      <w:pPr>
-        <w:spacing w:line="276" w:lineRule="auto" w:before="0" w:after="0"/>
-        <w:jc w:val="center"/>
-      </w:pPr>
-      <w:r>
-        <w:rPr>
-          <w:rFonts w:ascii="Times New Roman" w:hAnsi="Times New Roman"/>
-          <w:b/>
-          <w:sz w:val="24"/>
-        </w:rPr>
-        <w:t>"ELÍAS CALIXTO POMPA"</w:t>
-      </w:r>
-    </w:p>
-    <w:p>
-      <w:pPr>
-        <w:spacing w:line="276" w:lineRule="auto" w:before="0" w:after="0"/>
-        <w:jc w:val="center"/>
-      </w:pPr>
-      <w:r>
-        <w:rPr>
-          <w:rFonts w:ascii="Times New Roman" w:hAnsi="Times New Roman"/>
-          <w:b/>
-          <w:sz w:val="24"/>
-        </w:rPr>
-        <w:t>EL TIGRE, ESTADO ANZOÁTEGUI</w:t>
-      </w:r>
-    </w:p>
-    <w:p/>
-    <w:p>
-      <w:bookmarkStart w:id="bm_aprob_ind" w:name="bm_aprob_ind"/>
-      <w:pPr>
-        <w:spacing w:before="480" w:after="480"/>
-        <w:jc w:val="center"/>
-      </w:pPr>
-      <w:r>
-        <w:rPr>
-          <w:rFonts w:ascii="Times New Roman" w:hAnsi="Times New Roman"/>
-          <w:b/>
-          <w:sz w:val="24"/>
-        </w:rPr>
-        <w:t>APROBACIÓN DEL TUTOR INDUSTRIAL</w:t>
-      </w:r>
-      <w:bookmarkEnd w:id="bm_aprob_ind"/>
-    </w:p>
-    <w:p>
-      <w:pPr>
-        <w:spacing w:line="360" w:lineRule="auto"/>
-        <w:ind w:firstLine="0"/>
-        <w:jc w:val="both"/>
-      </w:pPr>
-      <w:r>
-        <w:rPr>
-          <w:rFonts w:ascii="Times New Roman" w:hAnsi="Times New Roman"/>
-          <w:sz w:val="24"/>
-        </w:rPr>
-        <w:t>En mi carácter de tutor industrial del informe de pasantías presentado por: Alrifaai Alrifaaie, Amaal, de Cédula de Identidad V-31.985.792; para optar al grado de Técnico Superior Universitario en la especialidad de: Administración, cuyo título es; “EVALUACIÓN DEL CONTROL ADMINISTRATIVO APLICADO A LA GESTIÓN DE SOLICITUDES DE SERVICIOS DE TELECOMUNICACIONES EN LA EMPRESA INGENIERÍA DE TELECOMUNICACIONES, C.A.”, manifiesto que cumple con los requisitos exigidos por el Instituto Universitario de Tecnología “Elías Calixto Pompa” (IUTECP); y que, por lo tanto, considero que reúne los méritos suficientes para ser evaluado por el jurado que se decida designar a tal fin.</w:t>
-      </w:r>
-    </w:p>
-    <w:p/>
-    <w:p/>
-    <w:p>
-      <w:pPr>
-        <w:spacing w:line="360" w:lineRule="auto"/>
-        <w:jc w:val="left"/>
-      </w:pPr>
-      <w:r>
-        <w:rPr>
-          <w:rFonts w:ascii="Times New Roman" w:hAnsi="Times New Roman"/>
-          <w:sz w:val="24"/>
-        </w:rPr>
-        <w:t>En la Ciudad de El Tigre, a los ___ días del mes de _______ de 2026</w:t>
-      </w:r>
-    </w:p>
-    <w:p/>
-    <w:p>
-      <w:pPr>
-        <w:jc w:val="center"/>
-      </w:pPr>
-      <w:r>
-        <w:rPr>
-          <w:rFonts w:ascii="Times New Roman" w:hAnsi="Times New Roman"/>
-          <w:sz w:val="24"/>
-        </w:rPr>
-        <w:t>___________________________________</w:t>
-      </w:r>
-    </w:p>
-    <w:p/>
-    <w:p>
-      <w:pPr>
-        <w:spacing w:line="360" w:lineRule="auto"/>
-        <w:jc w:val="center"/>
-      </w:pPr>
-      <w:r>
-        <w:rPr>
-          <w:rFonts w:ascii="Times New Roman" w:hAnsi="Times New Roman"/>
-          <w:b/>
-          <w:sz w:val="24"/>
-        </w:rPr>
-        <w:t>Mata, Lenny</w:t>
-      </w:r>
-    </w:p>
-    <w:p>
-      <w:pPr>
-        <w:spacing w:before="0"/>
-        <w:jc w:val="center"/>
-      </w:pPr>
-      <w:r>
-        <w:rPr>
-          <w:rFonts w:ascii="Times New Roman" w:hAnsi="Times New Roman"/>
-          <w:sz w:val="24"/>
-        </w:rPr>
-        <w:t>C.I.: 8969750</w:t>
-      </w:r>
-    </w:p>
-    <w:p>
-      <w:pPr>
-        <w:sectPr>
           <w:footerReference w:type="default" r:id="rId16"/>
           <w:pgSz w:w="12240" w:h="15840"/>
           <w:pgMar w:top="1701" w:right="1701" w:bottom="1701" w:left="2268" w:header="720" w:footer="720" w:gutter="0"/>
@@ -629,7 +460,7 @@
     </w:p>
     <w:p/>
     <w:p>
-      <w:bookmarkStart w:id="bm_aprob_acad" w:name="bm_aprob_acad"/>
+      <w:bookmarkStart w:id="bm_aprob_ind" w:name="bm_aprob_ind"/>
       <w:pPr>
         <w:spacing w:before="480" w:after="480"/>
         <w:jc w:val="center"/>
@@ -640,9 +471,9 @@
           <w:b/>
           <w:sz w:val="24"/>
         </w:rPr>
-        <w:t>APROBACIÓN DEL TUTOR ACADÉMICO</w:t>
-      </w:r>
-      <w:bookmarkEnd w:id="bm_aprob_acad"/>
+        <w:t>APROBACIÓN DEL TUTOR INDUSTRIAL</w:t>
+      </w:r>
+      <w:bookmarkEnd w:id="bm_aprob_ind"/>
     </w:p>
     <w:p>
       <w:pPr>
@@ -655,7 +486,7 @@
           <w:rFonts w:ascii="Times New Roman" w:hAnsi="Times New Roman"/>
           <w:sz w:val="24"/>
         </w:rPr>
-        <w:t>En mi carácter de tutor académico del informe de pasantías presentado por: Alrifaai Alrifaaie, Amaal, de Cédula de Identidad V-31.985.792; para optar al grado de Técnico Superior Universitario en la especialidad de: Administración, cuyo título es; “EVALUACIÓN DEL CONTROL ADMINISTRATIVO APLICADO A LA GESTIÓN DE SOLICITUDES DE SERVICIOS DE TELECOMUNICACIONES EN LA EMPRESA INGENIERÍA DE TELECOMUNICACIONES, C.A.”, manifiesto que cumple con los requisitos exigidos por el Instituto Universitario de Tecnología “Elías Calixto Pompa” (IUTECP); y que, por lo tanto, considero que reúne los méritos suficientes para ser evaluado por el jurado que se decida designar a tal fin.</w:t>
+        <w:t>En mi carácter de tutor industrial del informe de pasantías presentado por: Alrifaai Alrifaaie, Amaal, de Cédula de Identidad V-31.985.792; para optar al grado de Técnico Superior Universitario en la especialidad de: Administración, cuyo título es; “EVALUACIÓN DEL CONTROL ADMINISTRATIVO APLICADO A LA GESTIÓN DE SOLICITUDES DE SERVICIOS DE TELECOMUNICACIONES EN LA EMPRESA INGENIERÍA DE TELECOMUNICACIONES, C.A.”, manifiesto que cumple con los requisitos exigidos por el Instituto Universitario de Tecnología “Elías Calixto Pompa” (IUTECP); y que, por lo tanto, considero que reúne los méritos suficientes para ser evaluado por el jurado que se decida designar a tal fin.</w:t>
       </w:r>
     </w:p>
     <w:p/>
@@ -679,11 +510,38 @@
         <w:jc w:val="center"/>
       </w:pPr>
       <w:r>
-        <w:rPr>
-          <w:rFonts w:ascii="Times New Roman" w:hAnsi="Times New Roman"/>
-          <w:sz w:val="24"/>
-        </w:rPr>
-        <w:t>___________________________________</w:t>
+        <w:drawing>
+          <wp:inline xmlns:a="http://schemas.openxmlformats.org/drawingml/2006/main" xmlns:pic="http://schemas.openxmlformats.org/drawingml/2006/picture">
+            <wp:extent cx="1440000" cy="563916"/>
+            <wp:docPr id="2" name="Picture 2"/>
+            <wp:cNvGraphicFramePr>
+              <a:graphicFrameLocks noChangeAspect="1"/>
+            </wp:cNvGraphicFramePr>
+            <a:graphic>
+              <a:graphicData uri="http://schemas.openxmlformats.org/drawingml/2006/picture">
+                <pic:pic>
+                  <pic:nvPicPr>
+                    <pic:cNvPr id="0" name="firma_tutor_amaal.png"/>
+                    <pic:cNvPicPr/>
+                  </pic:nvPicPr>
+                  <pic:blipFill>
+                    <a:blip r:embed="rId10"/>
+                    <a:stretch>
+                      <a:fillRect/>
+                    </a:stretch>
+                  </pic:blipFill>
+                  <pic:spPr>
+                    <a:xfrm>
+                      <a:off x="0" y="0"/>
+                      <a:ext cx="1440000" cy="563916"/>
+                    </a:xfrm>
+                    <a:prstGeom prst="rect"/>
+                  </pic:spPr>
+                </pic:pic>
+              </a:graphicData>
+            </a:graphic>
+          </wp:inline>
+        </w:drawing>
       </w:r>
     </w:p>
     <w:p/>
@@ -698,7 +556,7 @@
           <w:b/>
           <w:sz w:val="24"/>
         </w:rPr>
-        <w:t>Lic. Mendoza, Carlos</w:t>
+        <w:t>Mata, Lenny</w:t>
       </w:r>
     </w:p>
     <w:p>
@@ -711,7 +569,7 @@
           <w:rFonts w:ascii="Times New Roman" w:hAnsi="Times New Roman"/>
           <w:sz w:val="24"/>
         </w:rPr>
-        <w:t>C.I.: 4.273.815</w:t>
+        <w:t>C.I.: 8969750</w:t>
       </w:r>
     </w:p>
     <w:p>
@@ -728,7 +586,7 @@
     </w:p>
     <w:p>
       <w:pPr>
-        <w:spacing w:before="1140" w:after="480"/>
+        <w:spacing w:line="276" w:lineRule="auto" w:before="0" w:after="0"/>
         <w:jc w:val="center"/>
       </w:pPr>
       <w:r>
@@ -737,7 +595,150 @@
           <w:b/>
           <w:sz w:val="24"/>
         </w:rPr>
-        <w:t>ÍNDICE DE CONTENIDO</w:t>
+        <w:t>REPÚBLICA BOLIVARIANA DE VENEZUELA</w:t>
+      </w:r>
+    </w:p>
+    <w:p>
+      <w:pPr>
+        <w:spacing w:line="276" w:lineRule="auto" w:before="0" w:after="0"/>
+        <w:jc w:val="center"/>
+      </w:pPr>
+      <w:r>
+        <w:rPr>
+          <w:rFonts w:ascii="Times New Roman" w:hAnsi="Times New Roman"/>
+          <w:b/>
+          <w:sz w:val="24"/>
+        </w:rPr>
+        <w:t>MINISTERIO DEL PODER POPULAR PARA LA EDUCACIÓN</w:t>
+      </w:r>
+    </w:p>
+    <w:p>
+      <w:pPr>
+        <w:spacing w:line="276" w:lineRule="auto" w:before="0" w:after="0"/>
+        <w:jc w:val="center"/>
+      </w:pPr>
+      <w:r>
+        <w:rPr>
+          <w:rFonts w:ascii="Times New Roman" w:hAnsi="Times New Roman"/>
+          <w:b/>
+          <w:sz w:val="24"/>
+        </w:rPr>
+        <w:t>INSTITUTO UNIVERSITARIO DE TECNOLOGÍA</w:t>
+      </w:r>
+    </w:p>
+    <w:p>
+      <w:pPr>
+        <w:spacing w:line="276" w:lineRule="auto" w:before="0" w:after="0"/>
+        <w:jc w:val="center"/>
+      </w:pPr>
+      <w:r>
+        <w:rPr>
+          <w:rFonts w:ascii="Times New Roman" w:hAnsi="Times New Roman"/>
+          <w:b/>
+          <w:sz w:val="24"/>
+        </w:rPr>
+        <w:t>"ELÍAS CALIXTO POMPA"</w:t>
+      </w:r>
+    </w:p>
+    <w:p>
+      <w:pPr>
+        <w:spacing w:line="276" w:lineRule="auto" w:before="0" w:after="0"/>
+        <w:jc w:val="center"/>
+      </w:pPr>
+      <w:r>
+        <w:rPr>
+          <w:rFonts w:ascii="Times New Roman" w:hAnsi="Times New Roman"/>
+          <w:b/>
+          <w:sz w:val="24"/>
+        </w:rPr>
+        <w:t>EL TIGRE, ESTADO ANZOÁTEGUI</w:t>
+      </w:r>
+    </w:p>
+    <w:p/>
+    <w:p>
+      <w:bookmarkStart w:id="bm_aprob_acad" w:name="bm_aprob_acad"/>
+      <w:pPr>
+        <w:spacing w:before="480" w:after="480"/>
+        <w:jc w:val="center"/>
+      </w:pPr>
+      <w:r>
+        <w:rPr>
+          <w:rFonts w:ascii="Times New Roman" w:hAnsi="Times New Roman"/>
+          <w:b/>
+          <w:sz w:val="24"/>
+        </w:rPr>
+        <w:t>APROBACIÓN DEL TUTOR ACADÉMICO</w:t>
+      </w:r>
+      <w:bookmarkEnd w:id="bm_aprob_acad"/>
+    </w:p>
+    <w:p>
+      <w:pPr>
+        <w:spacing w:line="360" w:lineRule="auto"/>
+        <w:ind w:firstLine="0"/>
+        <w:jc w:val="both"/>
+      </w:pPr>
+      <w:r>
+        <w:rPr>
+          <w:rFonts w:ascii="Times New Roman" w:hAnsi="Times New Roman"/>
+          <w:sz w:val="24"/>
+        </w:rPr>
+        <w:t>En mi carácter de tutor académico del informe de pasantías presentado por: Alrifaai Alrifaaie, Amaal, de Cédula de Identidad V-31.985.792; para optar al grado de Técnico Superior Universitario en la especialidad de: Administración, cuyo título es; “EVALUACIÓN DEL CONTROL ADMINISTRATIVO APLICADO A LA GESTIÓN DE SOLICITUDES DE SERVICIOS DE TELECOMUNICACIONES EN LA EMPRESA INGENIERÍA DE TELECOMUNICACIONES, C.A.”, manifiesto que cumple con los requisitos exigidos por el Instituto Universitario de Tecnología “Elías Calixto Pompa” (IUTECP); y que, por lo tanto, considero que reúne los méritos suficientes para ser evaluado por el jurado que se decida designar a tal fin.</w:t>
+      </w:r>
+    </w:p>
+    <w:p/>
+    <w:p/>
+    <w:p>
+      <w:pPr>
+        <w:spacing w:line="360" w:lineRule="auto"/>
+        <w:jc w:val="left"/>
+      </w:pPr>
+      <w:r>
+        <w:rPr>
+          <w:rFonts w:ascii="Times New Roman" w:hAnsi="Times New Roman"/>
+          <w:sz w:val="24"/>
+        </w:rPr>
+        <w:t>En la Ciudad de El Tigre, a los ___ días del mes de _______ de 2026</w:t>
+      </w:r>
+    </w:p>
+    <w:p/>
+    <w:p>
+      <w:pPr>
+        <w:jc w:val="center"/>
+      </w:pPr>
+      <w:r>
+        <w:rPr>
+          <w:rFonts w:ascii="Times New Roman" w:hAnsi="Times New Roman"/>
+          <w:sz w:val="24"/>
+        </w:rPr>
+        <w:t>___________________________________</w:t>
+      </w:r>
+    </w:p>
+    <w:p/>
+    <w:p>
+      <w:pPr>
+        <w:spacing w:line="360" w:lineRule="auto"/>
+        <w:jc w:val="center"/>
+      </w:pPr>
+      <w:r>
+        <w:rPr>
+          <w:rFonts w:ascii="Times New Roman" w:hAnsi="Times New Roman"/>
+          <w:b/>
+          <w:sz w:val="24"/>
+        </w:rPr>
+        <w:t>Dra. Álvarez, Carmen</w:t>
+      </w:r>
+    </w:p>
+    <w:p>
+      <w:pPr>
+        <w:spacing w:before="0"/>
+        <w:jc w:val="center"/>
+      </w:pPr>
+      <w:r>
+        <w:rPr>
+          <w:rFonts w:ascii="Times New Roman" w:hAnsi="Times New Roman"/>
+          <w:sz w:val="24"/>
+        </w:rPr>
+        <w:t>C.I.: 14.452.956</w:t>
       </w:r>
     </w:p>
     <w:p>
@@ -754,6 +755,32 @@
     </w:p>
     <w:p>
       <w:pPr>
+        <w:spacing w:before="1140" w:after="480"/>
+        <w:jc w:val="center"/>
+      </w:pPr>
+      <w:r>
+        <w:rPr>
+          <w:rFonts w:ascii="Times New Roman" w:hAnsi="Times New Roman"/>
+          <w:b/>
+          <w:sz w:val="24"/>
+        </w:rPr>
+        <w:t>ÍNDICE DE CONTENIDO</w:t>
+      </w:r>
+    </w:p>
+    <w:p>
+      <w:pPr>
+        <w:sectPr>
+          <w:footerReference w:type="default" r:id="rId19"/>
+          <w:pgSz w:w="12240" w:h="15840"/>
+          <w:pgMar w:top="1701" w:right="1701" w:bottom="1701" w:left="2268" w:header="720" w:footer="720" w:gutter="0"/>
+          <w:cols w:space="720"/>
+          <w:titlePg/>
+          <w:docGrid w:linePitch="360"/>
+        </w:sectPr>
+      </w:pPr>
+    </w:p>
+    <w:p>
+      <w:pPr>
         <w:spacing w:after="240"/>
         <w:jc w:val="right"/>
       </w:pPr>
@@ -1770,7 +1797,7 @@
     <w:p>
       <w:pPr>
         <w:sectPr>
-          <w:footerReference w:type="default" r:id="rId19"/>
+          <w:footerReference w:type="default" r:id="rId20"/>
           <w:type w:val="continuous"/>
           <w:pgSz w:w="12240" w:h="15840"/>
           <w:pgMar w:top="1701" w:right="1701" w:bottom="1701" w:left="2268" w:header="720" w:footer="720" w:gutter="0"/>
@@ -1799,7 +1826,7 @@
     <w:p>
       <w:pPr>
         <w:sectPr>
-          <w:footerReference w:type="default" r:id="rId20"/>
+          <w:footerReference w:type="default" r:id="rId21"/>
           <w:pgSz w:w="12240" w:h="15840"/>
           <w:pgMar w:top="1701" w:right="1701" w:bottom="1701" w:left="2268" w:header="720" w:footer="720" w:gutter="0"/>
           <w:cols w:space="720"/>
@@ -1902,7 +1929,7 @@
     <w:p>
       <w:pPr>
         <w:sectPr>
-          <w:footerReference w:type="default" r:id="rId21"/>
+          <w:footerReference w:type="default" r:id="rId22"/>
           <w:type w:val="continuous"/>
           <w:pgSz w:w="12240" w:h="15840"/>
           <w:pgMar w:top="1701" w:right="1701" w:bottom="1701" w:left="2268" w:header="720" w:footer="720" w:gutter="0"/>
@@ -1931,7 +1958,7 @@
     <w:p>
       <w:pPr>
         <w:sectPr>
-          <w:footerReference w:type="default" r:id="rId22"/>
+          <w:footerReference w:type="default" r:id="rId23"/>
           <w:pgSz w:w="12240" w:h="15840"/>
           <w:pgMar w:top="1701" w:right="1701" w:bottom="1701" w:left="2268" w:header="720" w:footer="720" w:gutter="0"/>
           <w:cols w:space="720"/>
@@ -1943,7 +1970,7 @@
     <w:p>
       <w:pPr>
         <w:sectPr>
-          <w:footerReference w:type="default" r:id="rId23"/>
+          <w:footerReference w:type="default" r:id="rId24"/>
           <w:type w:val="continuous"/>
           <w:pgSz w:w="12240" w:h="15840"/>
           <w:pgMar w:top="1701" w:right="1701" w:bottom="1701" w:left="2268" w:header="720" w:footer="720" w:gutter="0"/>
@@ -1972,7 +1999,7 @@
     <w:p>
       <w:pPr>
         <w:sectPr>
-          <w:footerReference w:type="default" r:id="rId24"/>
+          <w:footerReference w:type="default" r:id="rId25"/>
           <w:pgSz w:w="12240" w:h="15840"/>
           <w:pgMar w:top="1701" w:right="1701" w:bottom="1701" w:left="2268" w:header="720" w:footer="720" w:gutter="0"/>
           <w:cols w:space="720"/>
@@ -2107,7 +2134,7 @@
     <w:p>
       <w:pPr>
         <w:sectPr>
-          <w:footerReference w:type="default" r:id="rId25"/>
+          <w:footerReference w:type="default" r:id="rId26"/>
           <w:type w:val="continuous"/>
           <w:pgSz w:w="12240" w:h="15840"/>
           <w:pgMar w:top="1701" w:right="1701" w:bottom="1701" w:left="2268" w:header="720" w:footer="720" w:gutter="0"/>
@@ -2136,7 +2163,7 @@
     <w:p>
       <w:pPr>
         <w:sectPr>
-          <w:footerReference w:type="default" r:id="rId26"/>
+          <w:footerReference w:type="default" r:id="rId27"/>
           <w:pgSz w:w="12240" w:h="15840"/>
           <w:pgMar w:top="1701" w:right="1701" w:bottom="1701" w:left="2268" w:header="720" w:footer="720" w:gutter="0"/>
           <w:cols w:space="720"/>
@@ -2207,7 +2234,7 @@
     <w:p>
       <w:pPr>
         <w:sectPr>
-          <w:footerReference w:type="default" r:id="rId27"/>
+          <w:footerReference w:type="default" r:id="rId28"/>
           <w:type w:val="continuous"/>
           <w:pgSz w:w="12240" w:h="15840"/>
           <w:pgMar w:top="1701" w:right="1701" w:bottom="1701" w:left="2268" w:header="720" w:footer="720" w:gutter="0"/>
@@ -2364,7 +2391,7 @@
     <w:p>
       <w:pPr>
         <w:sectPr>
-          <w:footerReference w:type="default" r:id="rId28"/>
+          <w:footerReference w:type="default" r:id="rId29"/>
           <w:pgSz w:w="12240" w:h="15840"/>
           <w:pgMar w:top="1701" w:right="1701" w:bottom="1701" w:left="2268" w:header="720" w:footer="720" w:gutter="0"/>
           <w:cols w:space="720"/>
@@ -2406,7 +2433,7 @@
     <w:p>
       <w:pPr>
         <w:sectPr>
-          <w:footerReference w:type="default" r:id="rId29"/>
+          <w:footerReference w:type="default" r:id="rId30"/>
           <w:type w:val="continuous"/>
           <w:pgSz w:w="12240" w:h="15840"/>
           <w:pgMar w:top="1701" w:right="1701" w:bottom="1701" w:left="2268" w:header="720" w:footer="720" w:gutter="0"/>
@@ -2435,7 +2462,7 @@
     <w:p>
       <w:pPr>
         <w:sectPr>
-          <w:footerReference w:type="default" r:id="rId30"/>
+          <w:footerReference w:type="default" r:id="rId31"/>
           <w:pgSz w:w="12240" w:h="15840"/>
           <w:pgMar w:top="1701" w:right="1701" w:bottom="1701" w:left="2268" w:header="720" w:footer="720" w:gutter="0"/>
           <w:cols w:space="720"/>
@@ -2462,7 +2489,7 @@
     <w:p>
       <w:pPr>
         <w:sectPr>
-          <w:footerReference w:type="default" r:id="rId31"/>
+          <w:footerReference w:type="default" r:id="rId32"/>
           <w:type w:val="continuous"/>
           <w:pgSz w:w="12240" w:h="15840"/>
           <w:pgMar w:top="1701" w:right="1701" w:bottom="1701" w:left="2268" w:header="720" w:footer="720" w:gutter="0"/>
@@ -2505,7 +2532,7 @@
     <w:p>
       <w:pPr>
         <w:sectPr>
-          <w:footerReference w:type="default" r:id="rId32"/>
+          <w:footerReference w:type="default" r:id="rId33"/>
           <w:pgSz w:w="12240" w:h="15840"/>
           <w:pgMar w:top="1701" w:right="1701" w:bottom="1701" w:left="2268" w:header="720" w:footer="720" w:gutter="0"/>
           <w:cols w:space="720"/>
@@ -2970,7 +2997,7 @@
         <w:drawing>
           <wp:inline xmlns:a="http://schemas.openxmlformats.org/drawingml/2006/main" xmlns:pic="http://schemas.openxmlformats.org/drawingml/2006/picture">
             <wp:extent cx="1800000" cy="1125000"/>
-            <wp:docPr id="2" name="Picture 2"/>
+            <wp:docPr id="3" name="Picture 3"/>
             <wp:cNvGraphicFramePr>
               <a:graphicFrameLocks noChangeAspect="1"/>
             </wp:cNvGraphicFramePr>
@@ -2982,7 +3009,7 @@
                     <pic:cNvPicPr/>
                   </pic:nvPicPr>
                   <pic:blipFill>
-                    <a:blip r:embed="rId10"/>
+                    <a:blip r:embed="rId11"/>
                     <a:stretch>
                       <a:fillRect/>
                     </a:stretch>
@@ -3096,7 +3123,7 @@
         <w:drawing>
           <wp:inline xmlns:a="http://schemas.openxmlformats.org/drawingml/2006/main" xmlns:pic="http://schemas.openxmlformats.org/drawingml/2006/picture">
             <wp:extent cx="4320000" cy="1847904"/>
-            <wp:docPr id="3" name="Picture 3"/>
+            <wp:docPr id="4" name="Picture 4"/>
             <wp:cNvGraphicFramePr>
               <a:graphicFrameLocks noChangeAspect="1"/>
             </wp:cNvGraphicFramePr>
@@ -3108,7 +3135,7 @@
                     <pic:cNvPicPr/>
                   </pic:nvPicPr>
                   <pic:blipFill>
-                    <a:blip r:embed="rId11"/>
+                    <a:blip r:embed="rId12"/>
                     <a:stretch>
                       <a:fillRect/>
                     </a:stretch>
@@ -3160,7 +3187,7 @@
         <w:drawing>
           <wp:inline xmlns:a="http://schemas.openxmlformats.org/drawingml/2006/main" xmlns:pic="http://schemas.openxmlformats.org/drawingml/2006/picture">
             <wp:extent cx="4320000" cy="2680292"/>
-            <wp:docPr id="4" name="Picture 4"/>
+            <wp:docPr id="5" name="Picture 5"/>
             <wp:cNvGraphicFramePr>
               <a:graphicFrameLocks noChangeAspect="1"/>
             </wp:cNvGraphicFramePr>
@@ -3172,7 +3199,7 @@
                     <pic:cNvPicPr/>
                   </pic:nvPicPr>
                   <pic:blipFill>
-                    <a:blip r:embed="rId12"/>
+                    <a:blip r:embed="rId13"/>
                     <a:stretch>
                       <a:fillRect/>
                     </a:stretch>
@@ -3218,7 +3245,7 @@
     <w:p>
       <w:pPr>
         <w:sectPr>
-          <w:footerReference w:type="default" r:id="rId33"/>
+          <w:footerReference w:type="default" r:id="rId34"/>
           <w:type w:val="continuous"/>
           <w:pgSz w:w="12240" w:h="15840"/>
           <w:pgMar w:top="1701" w:right="1701" w:bottom="1701" w:left="2268" w:header="720" w:footer="720" w:gutter="0"/>
@@ -3261,7 +3288,7 @@
     <w:p>
       <w:pPr>
         <w:sectPr>
-          <w:footerReference w:type="default" r:id="rId34"/>
+          <w:footerReference w:type="default" r:id="rId35"/>
           <w:pgSz w:w="12240" w:h="15840"/>
           <w:pgMar w:top="1701" w:right="1701" w:bottom="1701" w:left="2268" w:header="720" w:footer="720" w:gutter="0"/>
           <w:cols w:space="720"/>
@@ -6750,7 +6777,7 @@
     <w:p>
       <w:pPr>
         <w:sectPr>
-          <w:footerReference w:type="default" r:id="rId35"/>
+          <w:footerReference w:type="default" r:id="rId36"/>
           <w:type w:val="continuous"/>
           <w:pgSz w:w="12240" w:h="15840"/>
           <w:pgMar w:top="1701" w:right="1701" w:bottom="1701" w:left="2268" w:header="720" w:footer="720" w:gutter="0"/>
@@ -6793,7 +6820,7 @@
     <w:p>
       <w:pPr>
         <w:sectPr>
-          <w:footerReference w:type="default" r:id="rId36"/>
+          <w:footerReference w:type="default" r:id="rId37"/>
           <w:pgSz w:w="12240" w:h="15840"/>
           <w:pgMar w:top="1701" w:right="1701" w:bottom="1701" w:left="2268" w:header="720" w:footer="720" w:gutter="0"/>
           <w:cols w:space="720"/>
@@ -7197,7 +7224,7 @@
     <w:p>
       <w:pPr>
         <w:sectPr>
-          <w:footerReference w:type="default" r:id="rId37"/>
+          <w:footerReference w:type="default" r:id="rId38"/>
           <w:type w:val="continuous"/>
           <w:pgSz w:w="12240" w:h="15840"/>
           <w:pgMar w:top="1701" w:right="1701" w:bottom="1701" w:left="2268" w:header="720" w:footer="720" w:gutter="0"/>
@@ -7240,7 +7267,7 @@
     <w:p>
       <w:pPr>
         <w:sectPr>
-          <w:footerReference w:type="default" r:id="rId38"/>
+          <w:footerReference w:type="default" r:id="rId39"/>
           <w:pgSz w:w="12240" w:h="15840"/>
           <w:pgMar w:top="1701" w:right="1701" w:bottom="1701" w:left="2268" w:header="720" w:footer="720" w:gutter="0"/>
           <w:cols w:space="720"/>
@@ -8003,7 +8030,7 @@
     <w:p>
       <w:pPr>
         <w:sectPr>
-          <w:footerReference w:type="default" r:id="rId39"/>
+          <w:footerReference w:type="default" r:id="rId40"/>
           <w:type w:val="continuous"/>
           <w:pgSz w:w="12240" w:h="15840"/>
           <w:pgMar w:top="1701" w:right="1701" w:bottom="1701" w:left="2268" w:header="720" w:footer="720" w:gutter="0"/>
@@ -8046,7 +8073,7 @@
     <w:p>
       <w:pPr>
         <w:sectPr>
-          <w:footerReference w:type="default" r:id="rId40"/>
+          <w:footerReference w:type="default" r:id="rId41"/>
           <w:pgSz w:w="12240" w:h="15840"/>
           <w:pgMar w:top="1701" w:right="1701" w:bottom="1701" w:left="2268" w:header="720" w:footer="720" w:gutter="0"/>
           <w:cols w:space="720"/>
@@ -8258,7 +8285,7 @@
     <w:p>
       <w:pPr>
         <w:sectPr>
-          <w:footerReference w:type="default" r:id="rId41"/>
+          <w:footerReference w:type="default" r:id="rId42"/>
           <w:type w:val="continuous"/>
           <w:pgSz w:w="12240" w:h="15840"/>
           <w:pgMar w:top="1701" w:right="1701" w:bottom="1701" w:left="2268" w:header="720" w:footer="720" w:gutter="0"/>
@@ -8287,7 +8314,7 @@
     <w:p>
       <w:pPr>
         <w:sectPr>
-          <w:footerReference w:type="default" r:id="rId42"/>
+          <w:footerReference w:type="default" r:id="rId43"/>
           <w:pgSz w:w="12240" w:h="15840"/>
           <w:pgMar w:top="1701" w:right="1701" w:bottom="1701" w:left="2268" w:header="720" w:footer="720" w:gutter="0"/>
           <w:cols w:space="720"/>
@@ -8416,7 +8443,7 @@
     <w:p>
       <w:pPr>
         <w:sectPr>
-          <w:footerReference w:type="default" r:id="rId43"/>
+          <w:footerReference w:type="default" r:id="rId44"/>
           <w:type w:val="continuous"/>
           <w:pgSz w:w="12240" w:h="15840"/>
           <w:pgMar w:top="1701" w:right="1701" w:bottom="1701" w:left="2268" w:header="720" w:footer="720" w:gutter="0"/>
@@ -8445,7 +8472,7 @@
     <w:p>
       <w:pPr>
         <w:sectPr>
-          <w:footerReference w:type="default" r:id="rId44"/>
+          <w:footerReference w:type="default" r:id="rId45"/>
           <w:pgSz w:w="12240" w:h="15840"/>
           <w:pgMar w:top="1701" w:right="1701" w:bottom="1701" w:left="2268" w:header="720" w:footer="720" w:gutter="0"/>
           <w:cols w:space="720"/>
@@ -8492,7 +8519,7 @@
         <w:drawing>
           <wp:inline xmlns:a="http://schemas.openxmlformats.org/drawingml/2006/main" xmlns:pic="http://schemas.openxmlformats.org/drawingml/2006/picture">
             <wp:extent cx="1341609" cy="6120000"/>
-            <wp:docPr id="5" name="Picture 5"/>
+            <wp:docPr id="6" name="Picture 6"/>
             <wp:cNvGraphicFramePr>
               <a:graphicFrameLocks noChangeAspect="1"/>
             </wp:cNvGraphicFramePr>
@@ -8504,7 +8531,7 @@
                     <pic:cNvPicPr/>
                   </pic:nvPicPr>
                   <pic:blipFill>
-                    <a:blip r:embed="rId13"/>
+                    <a:blip r:embed="rId14"/>
                     <a:stretch>
                       <a:fillRect/>
                     </a:stretch>
@@ -8524,7 +8551,7 @@
       </w:r>
     </w:p>
     <w:sectPr>
-      <w:footerReference w:type="default" r:id="rId45"/>
+      <w:footerReference w:type="default" r:id="rId46"/>
       <w:pgSz w:w="12240" w:h="15840"/>
       <w:pgMar w:top="1701" w:right="1701" w:bottom="1701" w:left="2268" w:header="720" w:footer="720" w:gutter="0"/>
       <w:cols w:space="720"/>

--- a/amaal/reportes/Informe_Pasantia_IUTECP.docx
+++ b/amaal/reportes/Informe_Pasantia_IUTECP.docx
@@ -22,7 +22,7 @@
           <w:b/>
           <w:sz w:val="24"/>
         </w:rPr>
-        <w:t>MINISTERIO DEL PODER POPULAR PARA LA EDUCACIÓN</w:t>
+        <w:t>MINISTERIO DEL PODER POPULAR PARA LA EDUCACIÓN UNIVERSITARIA</w:t>
         <w:br/>
       </w:r>
       <w:r>
@@ -148,7 +148,7 @@
           <w:rFonts w:ascii="Times New Roman" w:hAnsi="Times New Roman"/>
           <w:sz w:val="24"/>
         </w:rPr>
-        <w:t>El Tigre, julio de 2026</w:t>
+        <w:t>El Tigre, agosto de 2026</w:t>
       </w:r>
     </w:p>
     <w:p>
@@ -182,7 +182,7 @@
           <w:b/>
           <w:sz w:val="24"/>
         </w:rPr>
-        <w:t>MINISTERIO DEL PODER POPULAR PARA LA EDUCACIÓN</w:t>
+        <w:t>MINISTERIO DEL PODER POPULAR PARA LA EDUCACIÓN UNIVERSITARIA</w:t>
         <w:br/>
       </w:r>
       <w:r>
@@ -373,7 +373,7 @@
           <w:rFonts w:ascii="Times New Roman" w:hAnsi="Times New Roman"/>
           <w:sz w:val="24"/>
         </w:rPr>
-        <w:t>El Tigre, julio de 2026</w:t>
+        <w:t>El Tigre, agosto de 2026</w:t>
       </w:r>
     </w:p>
     <w:p>
@@ -413,7 +413,7 @@
           <w:b/>
           <w:sz w:val="24"/>
         </w:rPr>
-        <w:t>MINISTERIO DEL PODER POPULAR PARA LA EDUCACIÓN</w:t>
+        <w:t>MINISTERIO DEL PODER POPULAR PARA LA EDUCACIÓN UNIVERSITARIA</w:t>
       </w:r>
     </w:p>
     <w:p>
@@ -609,7 +609,7 @@
           <w:b/>
           <w:sz w:val="24"/>
         </w:rPr>
-        <w:t>MINISTERIO DEL PODER POPULAR PARA LA EDUCACIÓN</w:t>
+        <w:t>MINISTERIO DEL PODER POPULAR PARA LA EDUCACIÓN UNIVERSITARIA</w:t>
       </w:r>
     </w:p>
     <w:p>
@@ -1910,7 +1910,7 @@
         </w:rPr>
         <w:t>2</w:t>
         <w:tab/>
-        <w:t>Cronograma de actividades del proyecto</w:t>
+        <w:t>Cronograma de actividades de la pasantía</w:t>
         <w:tab/>
       </w:r>
       <w:r>
@@ -2215,7 +2215,7 @@
         </w:rPr>
         <w:t>A</w:t>
         <w:tab/>
-        <w:t>Flujograma del proceso de gestión de solicitudes de servicios</w:t>
+        <w:t>Flujograma del proceso propuesto de gestión de solicitudes de servicios</w:t>
         <w:tab/>
       </w:r>
       <w:r>
@@ -2269,7 +2269,7 @@
           <w:b/>
           <w:sz w:val="24"/>
         </w:rPr>
-        <w:t>MINISTERIO DEL PODER POPULAR PARA LA EDUCACIÓN</w:t>
+        <w:t>MINISTERIO DEL PODER POPULAR PARA LA EDUCACIÓN UNIVERSITARIA</w:t>
       </w:r>
     </w:p>
     <w:p>
@@ -2369,7 +2369,7 @@
           <w:rFonts w:ascii="Times New Roman" w:hAnsi="Times New Roman"/>
           <w:sz w:val="24"/>
         </w:rPr>
-        <w:t>julio de 2026</w:t>
+        <w:t>agosto de 2026</w:t>
       </w:r>
     </w:p>
     <w:p>
@@ -2412,7 +2412,7 @@
           <w:i w:val="0"/>
           <w:sz w:val="24"/>
         </w:rPr>
-        <w:t>El presente informe describe la evaluación del control administrativo aplicado a la gestión de solicitudes de servicios de telecomunicaciones en la empresa Ingeniería de Telecomunicaciones, C.A. (IDETEL). La investigación se enmarca en la modalidad de proyecto factible apoyado en un diagnóstico de campo. Durante el estudio se identificó la ausencia de procedimientos formalizados para el seguimiento de solicitudes de afiliación e incidencias, la falta de formatos estandarizados de registro y la inexistencia de indicadores de gestión que permitan evaluar el desempeño del proceso de atención al suscriptor. La propuesta contempla un nuevo flujo de trabajo estandarizado, formatos unificados de control y un conjunto de indicadores de gestión orientados a fortalecer el control administrativo y optimizar la calidad del servicio prestado.</w:t>
+        <w:t>El presente informe recoge las actividades desarrolladas durante diez (10) semanas de pasantías profesionales en Ingeniería de Telecomunicaciones, C.A. (IDETEL), con una primera etapa de rotación por Atención al Cliente y una segunda etapa de apoyo en el área de Administración. Durante la práctica se observó el recorrido de solicitudes de afiliación e incidencias, el registro de pagos, la facturación, el seguimiento de casos y la elaboración de reportes administrativos. La situación problemática se relaciona con la ausencia de un procedimiento formalizado y unificado para controlar las solicitudes desde su recepción hasta el cierre, lo que dificulta conocer responsables, tiempos y estatus de cada caso. El objetivo general fue evaluar el control administrativo aplicado a la gestión de solicitudes de servicios de telecomunicaciones para identificar debilidades y formular mejoras. Se realizaron observaciones directas, revisión de registros, entrevistas estructuradas al personal y un análisis causa-efecto de las fallas detectadas. Posteriormente se diseñó un flujo estandarizado, formatos de control y criterios de seguimiento mediante indicadores básicos. Se concluye que la principal necesidad consiste en formalizar el recorrido de las solicitudes y centralizar la información necesaria para su seguimiento. Se recomienda implementar progresivamente el procedimiento propuesto, asignar responsables por etapa y revisar periódicamente los tiempos de respuesta para detectar desviaciones y oportunidades de mejora.</w:t>
       </w:r>
     </w:p>
     <w:p/>
@@ -2427,7 +2427,7 @@
         <w:t xml:space="preserve">Palabras claves: </w:t>
       </w:r>
       <w:r>
-        <w:t>control administrativo, solicitudes de servicios, telecomunicaciones, proyecto factible, pasantías.</w:t>
+        <w:t>control administrativo, solicitudes de servicio, trazabilidad, telecomunicaciones, pasantías</w:t>
       </w:r>
     </w:p>
     <w:p>
@@ -2483,7 +2483,52 @@
           <w:i w:val="0"/>
           <w:sz w:val="24"/>
         </w:rPr>
-        <w:t>La presente pasantía, desarrollada como requisito para optar al título de Técnico Superior Universitario en Administración, tiene como propósito evaluar el control administrativo aplicado a la gestión de solicitudes de servicios de telecomunicaciones en la empresa Ingeniería de Telecomunicaciones, C.A. (IDETEL), con sede en la ciudad de El Tigre, estado Anzoátegui. El estudio parte del diagnóstico de las deficiencias presentes en el proceso de atención al suscriptor para proponer mejoras procedimentales que optimicen el control interno del departamento. El informe se organiza en cinco capítulos: el Capítulo I presenta la realidad organizacional de IDETEL; el Capítulo II desarrolla el diagnóstico situacional y la planificación del proyecto; el Capítulo III sustenta las bases teóricas que orientan la propuesta; el Capítulo IV describe las actividades ejecutadas durante las diez semanas de pasantía; y el Capítulo V presenta las conclusiones y recomendaciones derivadas del proceso investigativo.</w:t>
+        <w:t>La atención de solicitudes de servicio exige coordinación entre las áreas que reciben el requerimiento, registran la información, procesan pagos o documentación y ejecutan las acciones técnicas necesarias para cerrar cada caso. En una empresa de telecomunicaciones, el control administrativo de ese recorrido permite conocer el estado de las afiliaciones e incidencias y facilita la comunicación con el suscriptor.</w:t>
+      </w:r>
+    </w:p>
+    <w:p>
+      <w:pPr>
+        <w:spacing w:line="360" w:lineRule="auto" w:after="0" w:before="0"/>
+        <w:ind w:firstLine="709"/>
+        <w:jc w:val="both"/>
+      </w:pPr>
+      <w:r>
+        <w:rPr>
+          <w:rFonts w:ascii="Times New Roman" w:hAnsi="Times New Roman"/>
+          <w:i w:val="0"/>
+          <w:sz w:val="24"/>
+        </w:rPr>
+        <w:t>Las pasantías en Ingeniería de Telecomunicaciones, C.A. (IDETEL) permitieron observar esta dinámica desde dos espacios vinculados: durante las primeras semanas se apoyaron tareas de Atención al Cliente y posteriormente se desarrollaron actividades en Administración. La rotación permitió identificar cómo la información originada en la atención inicial debe continuar hacia los procesos administrativos, comerciales y técnicos hasta alcanzar el cierre de la solicitud.</w:t>
+      </w:r>
+    </w:p>
+    <w:p>
+      <w:pPr>
+        <w:spacing w:line="360" w:lineRule="auto" w:after="0" w:before="0"/>
+        <w:ind w:firstLine="709"/>
+        <w:jc w:val="both"/>
+      </w:pPr>
+      <w:r>
+        <w:rPr>
+          <w:rFonts w:ascii="Times New Roman" w:hAnsi="Times New Roman"/>
+          <w:i w:val="0"/>
+          <w:sz w:val="24"/>
+        </w:rPr>
+        <w:t>El propósito del informe es evaluar el control administrativo aplicado a la gestión de solicitudes de servicios para determinar las principales debilidades y formular mejoras procedimentales. El trabajo se apoya en fundamentos de control administrativo, gestión de solicitudes, estandarización de procedimientos, calidad del servicio y sistemas de información, relacionándolos con las actividades realizadas durante la pasantía.</w:t>
+      </w:r>
+    </w:p>
+    <w:p>
+      <w:pPr>
+        <w:spacing w:line="360" w:lineRule="auto" w:after="0" w:before="0"/>
+        <w:ind w:firstLine="709"/>
+        <w:jc w:val="both"/>
+      </w:pPr>
+      <w:r>
+        <w:rPr>
+          <w:rFonts w:ascii="Times New Roman" w:hAnsi="Times New Roman"/>
+          <w:i w:val="0"/>
+          <w:sz w:val="24"/>
+        </w:rPr>
+        <w:t>El informe se organiza en cinco capítulos. El Capítulo I presenta la realidad organizacional de IDETEL; el Capítulo II desarrolla el diagnóstico situacional, los objetivos, la planificación y el cronograma; el Capítulo III expone las bases teóricas; el Capítulo IV describe las actividades ejecutadas durante las diez semanas; y el Capítulo V presenta las conclusiones y recomendaciones derivadas de la experiencia.</w:t>
       </w:r>
     </w:p>
     <w:p>
@@ -3080,7 +3125,22 @@
           <w:i w:val="0"/>
           <w:sz w:val="24"/>
         </w:rPr>
-        <w:t>La estructura del talento humano de Ingeniería de Telecomunicaciones, C.A. está conformada por personal multidisciplinario distribuido en las distintas áreas operativas y administrativas, con un total de ocho (8) trabajadores. La pasantía profesional se desarrolló en el Departamento de Administración, que dado el reducido tamaño del equipo tras un proceso de reestructuración de personal, opera con una estructura simplificada. Las funciones administrativas se concentran en dos (2) cargos activos: Supervisión de Administración, Contabilidad y Tributos, y Analista de Compras y Facturación, además del Analista de Atención al Cliente.</w:t>
+        <w:t>Ingeniería de Telecomunicaciones, C.A. cuenta con una población total de ocho (8) trabajadores. Debido a ajustes recientes de personal, varias funciones se concentran en una estructura reducida y algunos puestos permanecen vacantes. Durante las pasantías se realizó una rotación funcional que permitió apoyar tareas correspondientes a Atención al Cliente y, posteriormente, al área de Administración.</w:t>
+      </w:r>
+    </w:p>
+    <w:p>
+      <w:pPr>
+        <w:spacing w:line="360" w:lineRule="auto" w:after="0" w:before="0"/>
+        <w:ind w:firstLine="709"/>
+        <w:jc w:val="both"/>
+      </w:pPr>
+      <w:r>
+        <w:rPr>
+          <w:rFonts w:ascii="Times New Roman" w:hAnsi="Times New Roman"/>
+          <w:i w:val="0"/>
+          <w:sz w:val="24"/>
+        </w:rPr>
+        <w:t>Dentro de la Supervisión de Administración se reconocen tres funciones directamente relacionadas con la experiencia de la pasante: Supervisión de Administración, Contabilidad y Tributos; Compras y Facturación; y Atención al Cliente. La pasante apoyó actividades asociadas a estas funciones de manera rotativa, lo que facilitó observar el recorrido de la información desde la atención inicial hasta el seguimiento administrativo de los casos.</w:t>
       </w:r>
     </w:p>
     <w:p>
@@ -3325,7 +3385,7 @@
           <w:i w:val="0"/>
           <w:sz w:val="24"/>
         </w:rPr>
-        <w:t>En el contexto global actual, la gestión eficiente de los procesos administrativos constituye un factor determinante para la competitividad y sostenibilidad de las organizaciones del sector tecnológico. Las empresas proveedoras de servicios de telecomunicaciones enfrentan, de manera creciente, la necesidad de articular sus procedimientos internos con las exigencias de un mercado que demanda respuestas ágiles, trazabilidad en la atención al cliente y control riguroso sobre el ciclo de vida de cada solicitud de servicio.</w:t>
+        <w:t>En las organizaciones de servicios, el control administrativo permite verificar que las solicitudes recibidas avancen por etapas definidas, cuenten con responsables identificados y dispongan de información suficiente para conocer su estado. Cuando ese recorrido depende de canales informales o registros no unificados, se incrementa la posibilidad de reprocesos y se dificulta responder oportunamente al usuario.</w:t>
       </w:r>
     </w:p>
     <w:p>
@@ -3340,7 +3400,7 @@
           <w:i w:val="0"/>
           <w:sz w:val="24"/>
         </w:rPr>
-        <w:t>A nivel nacional, el sector de telecomunicaciones en Venezuela ha experimentado una expansión sostenida, impulsada por la demanda de conectividad tanto en el segmento PyME como en el sector industrial y petrolero. Sin embargo, esta expansión ha puesto en evidencia debilidades estructurales en los sistemas de control administrativo de diversas organizaciones del ramo, particularmente en la gestión de solicitudes de servicio, donde la ausencia de procesos estandarizados genera retrasos, duplicidad de funciones y dificultades en la trazabilidad operativa.</w:t>
+        <w:t>En el sector de telecomunicaciones, las solicitudes pueden involucrar atención al cliente, administración, comercialización, soporte y personal técnico. Por ello, la continuidad del servicio depende no solo de la ejecución técnica, sino también de que la información administrativa se transfiera de manera ordenada entre las áreas involucradas, especialmente en afiliaciones, pagos, incidencias y cierres de casos.</w:t>
       </w:r>
     </w:p>
     <w:p>
@@ -3355,7 +3415,7 @@
           <w:i w:val="0"/>
           <w:sz w:val="24"/>
         </w:rPr>
-        <w:t>En el caso específico de Ingeniería de Telecomunicaciones, C.A. (IDETEL), empresa con más de cuatro décadas de trayectoria en la región oriental del país, se identificó durante el período de pasantías que el Departamento de Administración presenta deficiencias en el control administrativo aplicado a la gestión de solicitudes de servicios. Concretamente, se observó que los procesos de afiliación de nuevos suscriptores e incidencias reportadas no cuentan con un sistema de seguimiento unificado que permita verificar en tiempo real el estado de cada solicitud, lo que genera inconsistencias entre los departamentos involucrados.</w:t>
+        <w:t>En Ingeniería de Telecomunicaciones, C.A. (IDETEL), la rotación realizada durante las pasantías permitió observar que las solicitudes de afiliación e incidencias no cuentan con un procedimiento único y formalizado de seguimiento desde su recepción hasta el cierre. Se identificaron registros no estandarizados, actualización desigual del estatus de los casos y dificultades para conocer en un mismo punto la información manejada por Atención al Cliente, Administración y las áreas técnicas.</w:t>
       </w:r>
     </w:p>
     <w:p>
@@ -3370,7 +3430,7 @@
           <w:i w:val="0"/>
           <w:sz w:val="24"/>
         </w:rPr>
-        <w:t>Las principales manifestaciones de la problemática identificada son las siguientes: (a) ausencia de registros estandarizados para el control de solicitudes de instalación y atención de incidencias, (b) comunicación fragmentada entre el área comercial, el NOC y las cuadrillas técnicas de campo, (c) retrasos en la actualización del sistema de tickets que dificultan el cierre oportuno de los casos, y (d) carencia de indicadores de gestión que permitan evaluar el desempeño del proceso de atención al suscriptor.</w:t>
+        <w:t>Las principales manifestaciones se relacionan con demoras en la actualización de casos, comunicación fragmentada entre áreas, ausencia de tiempos de referencia por etapa y carencia de indicadores básicos de seguimiento. Como consecuencias pueden generarse reprocesos, mayor tiempo de respuesta y dificultades para ofrecer al suscriptor información precisa sobre el estado de su solicitud.</w:t>
       </w:r>
     </w:p>
     <w:p>
@@ -3385,7 +3445,36 @@
           <w:i w:val="0"/>
           <w:sz w:val="24"/>
         </w:rPr>
-        <w:t>Las causas de esta situación se atribuyen principalmente a la falta de un protocolo administrativo formal que regule el flujo de las solicitudes desde su recepción hasta su cierre definitivo, así como a la dependencia de canales informales de comunicación entre las áreas involucradas. Como consecuencia, se generan reprocesos, insatisfacción en los clientes y sobrecarga operativa en los supervisores, comprometiendo la calidad del servicio prestado y la imagen institucional de la organización.</w:t>
+        <w:t>Para organizar las causas de la situación se empleó un diagrama de Ishikawa, complementado con observación directa, revisión de registros y entrevistas estructuradas al personal. La técnica permitió relacionar factores de procedimiento, comunicación, registro y seguimiento con las demoras e inconsistencias identificadas.</w:t>
+      </w:r>
+    </w:p>
+    <w:p>
+      <w:pPr>
+        <w:spacing w:before="480" w:after="480" w:line="360" w:lineRule="auto"/>
+        <w:jc w:val="left"/>
+      </w:pPr>
+      <w:r>
+        <w:rPr>
+          <w:rFonts w:ascii="Times New Roman" w:hAnsi="Times New Roman"/>
+          <w:b/>
+          <w:sz w:val="24"/>
+        </w:rPr>
+        <w:t>Interrogante orientadora</w:t>
+      </w:r>
+    </w:p>
+    <w:p>
+      <w:pPr>
+        <w:spacing w:line="360" w:lineRule="auto" w:after="0" w:before="0"/>
+        <w:ind w:firstLine="709"/>
+        <w:jc w:val="both"/>
+      </w:pPr>
+      <w:r>
+        <w:rPr>
+          <w:rFonts w:ascii="Times New Roman" w:hAnsi="Times New Roman"/>
+          <w:i w:val="0"/>
+          <w:sz w:val="24"/>
+        </w:rPr>
+        <w:t>¿Qué mejoras pueden proponerse al control administrativo de las solicitudes de servicios de telecomunicaciones en IDETEL para fortalecer la trazabilidad, reducir reprocesos y facilitar el seguimiento de cada caso?</w:t>
       </w:r>
     </w:p>
     <w:p>
@@ -3416,7 +3505,7 @@
           <w:i w:val="0"/>
           <w:sz w:val="24"/>
         </w:rPr>
-        <w:t>Evaluar el control administrativo aplicado a la gestión de solicitudes de servicios de telecomunicaciones en la empresa Ingeniería de Telecomunicaciones, C.A., con el propósito de identificar las debilidades del proceso y proponer mejoras que optimicen la atención al suscriptor desde el Departamento de Administración.</w:t>
+        <w:t>Evaluar el control administrativo aplicado a la gestión de solicitudes de servicios de telecomunicaciones en Ingeniería de Telecomunicaciones, C.A. (IDETEL), con el propósito de identificar sus debilidades y formular mejoras procedimentales.</w:t>
       </w:r>
     </w:p>
     <w:p>
@@ -3453,7 +3542,7 @@
           <w:rFonts w:ascii="Times New Roman" w:hAnsi="Times New Roman"/>
           <w:sz w:val="24"/>
         </w:rPr>
-        <w:t>Describir los procesos administrativos actuales aplicados a la gestión de solicitudes de afiliación de nuevos suscriptores e incidencias en Ingeniería de Telecomunicaciones, C.A.</w:t>
+        <w:t>Describir el proceso administrativo actual de recepción, registro, seguimiento y cierre de solicitudes de afiliación e incidencias en Ingeniería de Telecomunicaciones, C.A.</w:t>
       </w:r>
     </w:p>
     <w:p>
@@ -3474,7 +3563,7 @@
           <w:rFonts w:ascii="Times New Roman" w:hAnsi="Times New Roman"/>
           <w:sz w:val="24"/>
         </w:rPr>
-        <w:t>Identificar las deficiencias presentes en el sistema de control administrativo utilizado para el seguimiento de solicitudes de servicios de telecomunicaciones.</w:t>
+        <w:t>Identificar las deficiencias presentes en los mecanismos de control utilizados para el seguimiento de las solicitudes de servicio.</w:t>
       </w:r>
     </w:p>
     <w:p>
@@ -3495,7 +3584,7 @@
           <w:rFonts w:ascii="Times New Roman" w:hAnsi="Times New Roman"/>
           <w:sz w:val="24"/>
         </w:rPr>
-        <w:t>Analizar el impacto de las debilidades detectadas en el control administrativo sobre la calidad del servicio prestado a los suscriptores de la empresa.</w:t>
+        <w:t>Analizar el impacto de las debilidades detectadas sobre los tiempos de respuesta, la trazabilidad de los casos y la calidad de la atención al suscriptor.</w:t>
       </w:r>
     </w:p>
     <w:p>
@@ -3516,7 +3605,7 @@
           <w:rFonts w:ascii="Times New Roman" w:hAnsi="Times New Roman"/>
           <w:sz w:val="24"/>
         </w:rPr>
-        <w:t>Proponer mejoras al proceso de control administrativo de solicitudes de servicios que contribuyan a la optimización operativa y a la satisfacción del cliente en Ingeniería de Telecomunicaciones, C.A.</w:t>
+        <w:t>Proponer mejoras al proceso de control administrativo mediante un flujo estandarizado, formatos de registro y mecanismos básicos de seguimiento.</w:t>
       </w:r>
     </w:p>
     <w:p>
@@ -3547,7 +3636,7 @@
           <w:i w:val="0"/>
           <w:sz w:val="24"/>
         </w:rPr>
-        <w:t>La planificación establece la relación entre cada objetivo específico y las actividades técnicas a ejecutar para el desarrollo de la evaluación del control administrativo:</w:t>
+        <w:t>La planificación relaciona cada objetivo específico con las actividades de observación, diagnóstico, análisis y formulación de mejoras al control administrativo:</w:t>
       </w:r>
     </w:p>
     <w:p>
@@ -3713,7 +3802,7 @@
                 <w:color w:val="000000"/>
                 <w:sz w:val="20"/>
               </w:rPr>
-              <w:t>Describir los procesos administrativos actuales de solicitudes de servicio.</w:t>
+              <w:t>Describir el proceso administrativo actual de recepción, registro, seguimiento y cierre de solicitudes de afiliación e incidencias en Ingeniería de Telecomunicaciones, C.A.</w:t>
             </w:r>
           </w:p>
         </w:tc>
@@ -3734,7 +3823,7 @@
                 <w:color w:val="000000"/>
                 <w:sz w:val="20"/>
               </w:rPr>
-              <w:t>Procesos administrativos de gestión de solicitudes de servicio.</w:t>
+              <w:t>Proceso administrativo de gestión de solicitudes de servicio.</w:t>
             </w:r>
           </w:p>
         </w:tc>
@@ -3755,7 +3844,7 @@
                 <w:color w:val="000000"/>
                 <w:sz w:val="20"/>
               </w:rPr>
-              <w:t>Observación directa y revisión documental del flujo de solicitudes.</w:t>
+              <w:t>Observar el recorrido de afiliaciones e incidencias desde Atención al Cliente hasta su seguimiento administrativo y revisar la documentación utilizada.</w:t>
             </w:r>
           </w:p>
         </w:tc>
@@ -3797,7 +3886,7 @@
                 <w:color w:val="000000"/>
                 <w:sz w:val="20"/>
               </w:rPr>
-              <w:t>Guía de observación, documentos internos y computadora.</w:t>
+              <w:t>Guía de observación, registros de solicitudes, comprobantes y documentos internos.</w:t>
             </w:r>
           </w:p>
         </w:tc>
@@ -3820,7 +3909,7 @@
                 <w:color w:val="000000"/>
                 <w:sz w:val="20"/>
               </w:rPr>
-              <w:t>Identificar las deficiencias en el control administrativo de solicitudes.</w:t>
+              <w:t>Identificar las deficiencias presentes en los mecanismos de control utilizados para el seguimiento de las solicitudes de servicio.</w:t>
             </w:r>
           </w:p>
         </w:tc>
@@ -3862,7 +3951,7 @@
                 <w:color w:val="000000"/>
                 <w:sz w:val="20"/>
               </w:rPr>
-              <w:t>Entrevistas al personal administrativo y revisión de registros históricos.</w:t>
+              <w:t>Diseñar y aplicar entrevistas estructuradas al personal, revisar casos históricos y elaborar un diagrama de Ishikawa con las causas identificadas.</w:t>
             </w:r>
           </w:p>
         </w:tc>
@@ -3883,7 +3972,7 @@
                 <w:color w:val="000000"/>
                 <w:sz w:val="20"/>
               </w:rPr>
-              <w:t>Entrevista no estructurada y análisis documental.</w:t>
+              <w:t>Entrevista estructurada, análisis documental y diagrama causa-efecto.</w:t>
             </w:r>
           </w:p>
         </w:tc>
@@ -3904,7 +3993,7 @@
                 <w:color w:val="000000"/>
                 <w:sz w:val="20"/>
               </w:rPr>
-              <w:t>Guía de entrevista, registros históricos de tickets y computadora.</w:t>
+              <w:t>Guía de entrevista, registros históricos, hojas de cálculo y matriz de causas.</w:t>
             </w:r>
           </w:p>
         </w:tc>
@@ -3927,7 +4016,7 @@
                 <w:color w:val="000000"/>
                 <w:sz w:val="20"/>
               </w:rPr>
-              <w:t>Analizar el impacto de las debilidades en la calidad del servicio.</w:t>
+              <w:t>Analizar el impacto de las debilidades detectadas sobre los tiempos de respuesta, la trazabilidad de los casos y la calidad de la atención al suscriptor.</w:t>
             </w:r>
           </w:p>
         </w:tc>
@@ -3948,7 +4037,7 @@
                 <w:color w:val="000000"/>
                 <w:sz w:val="20"/>
               </w:rPr>
-              <w:t>Impacto del control administrativo en la calidad del servicio.</w:t>
+              <w:t>Impacto de las debilidades sobre la atención y trazabilidad.</w:t>
             </w:r>
           </w:p>
         </w:tc>
@@ -3969,7 +4058,7 @@
                 <w:color w:val="000000"/>
                 <w:sz w:val="20"/>
               </w:rPr>
-              <w:t>Análisis de tiempos de respuesta y correlación con quejas de suscriptores.</w:t>
+              <w:t>Comparar tiempos de respuesta, revisar incidencias y relacionar las fallas administrativas con reprocesos o dificultades de seguimiento.</w:t>
             </w:r>
           </w:p>
         </w:tc>
@@ -3990,7 +4079,7 @@
                 <w:color w:val="000000"/>
                 <w:sz w:val="20"/>
               </w:rPr>
-              <w:t>Análisis estadístico y revisión de registros.</w:t>
+              <w:t>Análisis de registros y comparación de tiempos.</w:t>
             </w:r>
           </w:p>
         </w:tc>
@@ -4011,7 +4100,7 @@
                 <w:color w:val="000000"/>
                 <w:sz w:val="20"/>
               </w:rPr>
-              <w:t>Base de datos de incidencias y hojas de cálculo.</w:t>
+              <w:t>Registros de incidencias, reportes internos y hoja de cálculo.</w:t>
             </w:r>
           </w:p>
         </w:tc>
@@ -4034,7 +4123,7 @@
                 <w:color w:val="000000"/>
                 <w:sz w:val="20"/>
               </w:rPr>
-              <w:t>Proponer mejoras al proceso de control administrativo.</w:t>
+              <w:t>Proponer mejoras al proceso de control administrativo mediante un flujo estandarizado, formatos de registro y mecanismos básicos de seguimiento.</w:t>
             </w:r>
           </w:p>
         </w:tc>
@@ -4055,7 +4144,7 @@
                 <w:color w:val="000000"/>
                 <w:sz w:val="20"/>
               </w:rPr>
-              <w:t>Mejoras al proceso de control administrativo de solicitudes.</w:t>
+              <w:t>Mejoras al control administrativo de solicitudes.</w:t>
             </w:r>
           </w:p>
         </w:tc>
@@ -4076,7 +4165,7 @@
                 <w:color w:val="000000"/>
                 <w:sz w:val="20"/>
               </w:rPr>
-              <w:t>Diseño de procedimientos estandarizados y formatos de control.</w:t>
+              <w:t>Diseñar el flujo estandarizado, formatos de registro, responsables por etapa e indicadores básicos; validar la propuesta con el tutor industrial.</w:t>
             </w:r>
           </w:p>
         </w:tc>
@@ -4097,7 +4186,7 @@
                 <w:color w:val="000000"/>
                 <w:sz w:val="20"/>
               </w:rPr>
-              <w:t>Diseño procedimental y estandarización de formatos.</w:t>
+              <w:t>Diseño procedimental y validación técnica.</w:t>
             </w:r>
           </w:p>
         </w:tc>
@@ -4118,7 +4207,7 @@
                 <w:color w:val="000000"/>
                 <w:sz w:val="20"/>
               </w:rPr>
-              <w:t>Procesador de texto y normativas internas.</w:t>
+              <w:t>Procesador de textos, herramientas de diagramación, hoja de cálculo y formato de validación.</w:t>
             </w:r>
           </w:p>
         </w:tc>
@@ -4153,7 +4242,7 @@
           <w:i w:val="0"/>
           <w:sz w:val="24"/>
         </w:rPr>
-        <w:t>El cronograma estructura temporalmente las fases de diagnóstico, análisis y propuesta de mejora, distribuidas a lo largo de las diez (10) semanas de duración de la pasantía:</w:t>
+        <w:t>El cronograma organiza las actividades operativas y de análisis durante las diez (10) semanas de pasantía, considerando la rotación inicial por Atención al Cliente y la posterior incorporación al área de Administración:</w:t>
       </w:r>
     </w:p>
     <w:p>
@@ -4176,7 +4265,7 @@
           <w:i/>
           <w:sz w:val="24"/>
         </w:rPr>
-        <w:t>Cronograma de actividades del proyecto.</w:t>
+        <w:t>Cronograma de actividades de la pasantía.</w:t>
       </w:r>
       <w:bookmarkEnd w:id="bm_cuadro2"/>
     </w:p>
@@ -4540,7 +4629,7 @@
                 <w:color w:val="000000"/>
                 <w:sz w:val="20"/>
               </w:rPr>
-              <w:t>Inducción y reconocimiento del área de trabajo.</w:t>
+              <w:t>Inducción y reconocimiento de Atención al Cliente y del flujo de solicitudes.</w:t>
             </w:r>
           </w:p>
         </w:tc>
@@ -4764,7 +4853,28 @@
                 <w:color w:val="000000"/>
                 <w:sz w:val="20"/>
               </w:rPr>
-              <w:t>Levantamiento de información sobre procesos administrativos.</w:t>
+              <w:t>Apoyo en Atención al Cliente: registro de pagos, recepción de solicitudes y observación del proceso.</w:t>
+            </w:r>
+          </w:p>
+        </w:tc>
+        <w:tc>
+          <w:tcPr>
+            <w:tcW w:w="523" w:type="dxa"/>
+            <w:shd w:val="clear" w:color="auto" w:fill="70AD47"/>
+          </w:tcPr>
+          <w:p>
+            <w:pPr>
+              <w:spacing w:before="60" w:after="60" w:line="240" w:lineRule="auto"/>
+              <w:jc w:val="center"/>
+            </w:pPr>
+            <w:r>
+              <w:rPr>
+                <w:rFonts w:ascii="Times New Roman" w:hAnsi="Times New Roman"/>
+                <w:b w:val="0"/>
+                <w:color w:val="FFFFFF"/>
+                <w:sz w:val="18"/>
+              </w:rPr>
+              <w:t>✓</w:t>
             </w:r>
           </w:p>
         </w:tc>
@@ -4950,26 +5060,6 @@
             </w:r>
           </w:p>
         </w:tc>
-        <w:tc>
-          <w:tcPr>
-            <w:tcW w:w="523" w:type="dxa"/>
-            <w:shd w:val="clear" w:color="auto" w:fill="FFFFFF"/>
-          </w:tcPr>
-          <w:p>
-            <w:pPr>
-              <w:spacing w:before="60" w:after="60" w:line="240" w:lineRule="auto"/>
-              <w:jc w:val="center"/>
-            </w:pPr>
-            <w:r>
-              <w:rPr>
-                <w:rFonts w:ascii="Times New Roman" w:hAnsi="Times New Roman"/>
-                <w:b w:val="0"/>
-                <w:color w:val="000000"/>
-                <w:sz w:val="18"/>
-              </w:rPr>
-            </w:r>
-          </w:p>
-        </w:tc>
       </w:tr>
       <w:tr>
         <w:tc>
@@ -4989,14 +5079,14 @@
                 <w:color w:val="000000"/>
                 <w:sz w:val="20"/>
               </w:rPr>
-              <w:t>Observación y análisis del proceso de solicitudes de servicio.</w:t>
+              <w:t>Levantamiento y descripción del proceso administrativo de afiliaciones e incidencias.</w:t>
             </w:r>
           </w:p>
         </w:tc>
         <w:tc>
           <w:tcPr>
             <w:tcW w:w="523" w:type="dxa"/>
-            <w:shd w:val="clear" w:color="auto" w:fill="D9E1F2"/>
+            <w:shd w:val="clear" w:color="auto" w:fill="70AD47"/>
           </w:tcPr>
           <w:p>
             <w:pPr>
@@ -5007,9 +5097,10 @@
               <w:rPr>
                 <w:rFonts w:ascii="Times New Roman" w:hAnsi="Times New Roman"/>
                 <w:b w:val="0"/>
-                <w:color w:val="000000"/>
+                <w:color w:val="FFFFFF"/>
                 <w:sz w:val="18"/>
               </w:rPr>
+              <w:t>✓</w:t>
             </w:r>
           </w:p>
         </w:tc>
@@ -5214,7 +5305,7 @@
                 <w:color w:val="000000"/>
                 <w:sz w:val="20"/>
               </w:rPr>
-              <w:t>Diseño y aplicación de instrumentos de recolección de datos.</w:t>
+              <w:t>Diseño y aplicación de entrevistas estructuradas al personal relacionado con las solicitudes.</w:t>
             </w:r>
           </w:p>
         </w:tc>
@@ -5439,7 +5530,7 @@
                 <w:color w:val="000000"/>
                 <w:sz w:val="20"/>
               </w:rPr>
-              <w:t>Diagnóstico de la situación problemática.</w:t>
+              <w:t>Diagnóstico de deficiencias y elaboración del diagrama de Ishikawa.</w:t>
             </w:r>
           </w:p>
         </w:tc>
@@ -5664,7 +5755,7 @@
                 <w:color w:val="000000"/>
                 <w:sz w:val="20"/>
               </w:rPr>
-              <w:t>Revisión y elaboración del Marco Teórico.</w:t>
+              <w:t>Revisión y desarrollo de las bases teóricas relacionadas con el control administrativo.</w:t>
             </w:r>
           </w:p>
         </w:tc>
@@ -5889,7 +5980,7 @@
                 <w:color w:val="000000"/>
                 <w:sz w:val="20"/>
               </w:rPr>
-              <w:t>Ejecución de actividades asignadas en el área administrativa.</w:t>
+              <w:t>Análisis del impacto de las debilidades sobre tiempos, trazabilidad y atención al suscriptor.</w:t>
             </w:r>
           </w:p>
         </w:tc>
@@ -6017,7 +6108,7 @@
         <w:tc>
           <w:tcPr>
             <w:tcW w:w="523" w:type="dxa"/>
-            <w:shd w:val="clear" w:color="auto" w:fill="70AD47"/>
+            <w:shd w:val="clear" w:color="auto" w:fill="D9E1F2"/>
           </w:tcPr>
           <w:p>
             <w:pPr>
@@ -6028,17 +6119,16 @@
               <w:rPr>
                 <w:rFonts w:ascii="Times New Roman" w:hAnsi="Times New Roman"/>
                 <w:b w:val="0"/>
-                <w:color w:val="FFFFFF"/>
+                <w:color w:val="000000"/>
                 <w:sz w:val="18"/>
               </w:rPr>
-              <w:t>✓</w:t>
             </w:r>
           </w:p>
         </w:tc>
         <w:tc>
           <w:tcPr>
             <w:tcW w:w="523" w:type="dxa"/>
-            <w:shd w:val="clear" w:color="auto" w:fill="70AD47"/>
+            <w:shd w:val="clear" w:color="auto" w:fill="D9E1F2"/>
           </w:tcPr>
           <w:p>
             <w:pPr>
@@ -6049,10 +6139,9 @@
               <w:rPr>
                 <w:rFonts w:ascii="Times New Roman" w:hAnsi="Times New Roman"/>
                 <w:b w:val="0"/>
-                <w:color w:val="FFFFFF"/>
+                <w:color w:val="000000"/>
                 <w:sz w:val="18"/>
               </w:rPr>
-              <w:t>✓</w:t>
             </w:r>
           </w:p>
         </w:tc>
@@ -6115,7 +6204,7 @@
                 <w:color w:val="000000"/>
                 <w:sz w:val="20"/>
               </w:rPr>
-              <w:t>Registro semanal de actividades realizadas.</w:t>
+              <w:t>Diseño del flujo estandarizado y de los formatos de control de solicitudes.</w:t>
             </w:r>
           </w:p>
         </w:tc>
@@ -6284,7 +6373,7 @@
         <w:tc>
           <w:tcPr>
             <w:tcW w:w="523" w:type="dxa"/>
-            <w:shd w:val="clear" w:color="auto" w:fill="70AD47"/>
+            <w:shd w:val="clear" w:color="auto" w:fill="FFFFFF"/>
           </w:tcPr>
           <w:p>
             <w:pPr>
@@ -6295,10 +6384,9 @@
               <w:rPr>
                 <w:rFonts w:ascii="Times New Roman" w:hAnsi="Times New Roman"/>
                 <w:b w:val="0"/>
-                <w:color w:val="FFFFFF"/>
+                <w:color w:val="000000"/>
                 <w:sz w:val="18"/>
               </w:rPr>
-              <w:t>✓</w:t>
             </w:r>
           </w:p>
         </w:tc>
@@ -6341,7 +6429,7 @@
                 <w:color w:val="000000"/>
                 <w:sz w:val="20"/>
               </w:rPr>
-              <w:t>Redacción de conclusiones y recomendaciones.</w:t>
+              <w:t>Formulación y validación de la propuesta de mejora.</w:t>
             </w:r>
           </w:p>
         </w:tc>
@@ -6529,7 +6617,7 @@
         <w:tc>
           <w:tcPr>
             <w:tcW w:w="523" w:type="dxa"/>
-            <w:shd w:val="clear" w:color="auto" w:fill="70AD47"/>
+            <w:shd w:val="clear" w:color="auto" w:fill="D9E1F2"/>
           </w:tcPr>
           <w:p>
             <w:pPr>
@@ -6540,10 +6628,9 @@
               <w:rPr>
                 <w:rFonts w:ascii="Times New Roman" w:hAnsi="Times New Roman"/>
                 <w:b w:val="0"/>
-                <w:color w:val="FFFFFF"/>
+                <w:color w:val="000000"/>
                 <w:sz w:val="18"/>
               </w:rPr>
-              <w:t>✓</w:t>
             </w:r>
           </w:p>
         </w:tc>
@@ -6566,7 +6653,7 @@
                 <w:color w:val="000000"/>
                 <w:sz w:val="20"/>
               </w:rPr>
-              <w:t>Revisión final y presentación del informe.</w:t>
+              <w:t>Consolidación, revisión y presentación del informe de pasantías.</w:t>
             </w:r>
           </w:p>
         </w:tc>
@@ -6772,6 +6859,236 @@
           </w:p>
         </w:tc>
       </w:tr>
+      <w:tr>
+        <w:tc>
+          <w:tcPr>
+            <w:tcW w:w="3033" w:type="dxa"/>
+            <w:shd w:val="clear" w:color="auto" w:fill="D9E1F2"/>
+          </w:tcPr>
+          <w:p>
+            <w:pPr>
+              <w:spacing w:before="60" w:after="60" w:line="240" w:lineRule="auto"/>
+              <w:jc w:val="both"/>
+            </w:pPr>
+            <w:r>
+              <w:rPr>
+                <w:rFonts w:ascii="Times New Roman" w:hAnsi="Times New Roman"/>
+                <w:b w:val="0"/>
+                <w:color w:val="000000"/>
+                <w:sz w:val="20"/>
+              </w:rPr>
+              <w:t>Apoyo operativo en pagos, facturación, seguimiento de casos y reportes administrativos.</w:t>
+            </w:r>
+          </w:p>
+        </w:tc>
+        <w:tc>
+          <w:tcPr>
+            <w:tcW w:w="523" w:type="dxa"/>
+            <w:shd w:val="clear" w:color="auto" w:fill="D9E1F2"/>
+          </w:tcPr>
+          <w:p>
+            <w:pPr>
+              <w:spacing w:before="60" w:after="60" w:line="240" w:lineRule="auto"/>
+              <w:jc w:val="center"/>
+            </w:pPr>
+            <w:r>
+              <w:rPr>
+                <w:rFonts w:ascii="Times New Roman" w:hAnsi="Times New Roman"/>
+                <w:b w:val="0"/>
+                <w:color w:val="000000"/>
+                <w:sz w:val="18"/>
+              </w:rPr>
+            </w:r>
+          </w:p>
+        </w:tc>
+        <w:tc>
+          <w:tcPr>
+            <w:tcW w:w="523" w:type="dxa"/>
+            <w:shd w:val="clear" w:color="auto" w:fill="D9E1F2"/>
+          </w:tcPr>
+          <w:p>
+            <w:pPr>
+              <w:spacing w:before="60" w:after="60" w:line="240" w:lineRule="auto"/>
+              <w:jc w:val="center"/>
+            </w:pPr>
+            <w:r>
+              <w:rPr>
+                <w:rFonts w:ascii="Times New Roman" w:hAnsi="Times New Roman"/>
+                <w:b w:val="0"/>
+                <w:color w:val="000000"/>
+                <w:sz w:val="18"/>
+              </w:rPr>
+            </w:r>
+          </w:p>
+        </w:tc>
+        <w:tc>
+          <w:tcPr>
+            <w:tcW w:w="523" w:type="dxa"/>
+            <w:shd w:val="clear" w:color="auto" w:fill="D9E1F2"/>
+          </w:tcPr>
+          <w:p>
+            <w:pPr>
+              <w:spacing w:before="60" w:after="60" w:line="240" w:lineRule="auto"/>
+              <w:jc w:val="center"/>
+            </w:pPr>
+            <w:r>
+              <w:rPr>
+                <w:rFonts w:ascii="Times New Roman" w:hAnsi="Times New Roman"/>
+                <w:b w:val="0"/>
+                <w:color w:val="000000"/>
+                <w:sz w:val="18"/>
+              </w:rPr>
+            </w:r>
+          </w:p>
+        </w:tc>
+        <w:tc>
+          <w:tcPr>
+            <w:tcW w:w="523" w:type="dxa"/>
+            <w:shd w:val="clear" w:color="auto" w:fill="70AD47"/>
+          </w:tcPr>
+          <w:p>
+            <w:pPr>
+              <w:spacing w:before="60" w:after="60" w:line="240" w:lineRule="auto"/>
+              <w:jc w:val="center"/>
+            </w:pPr>
+            <w:r>
+              <w:rPr>
+                <w:rFonts w:ascii="Times New Roman" w:hAnsi="Times New Roman"/>
+                <w:b w:val="0"/>
+                <w:color w:val="FFFFFF"/>
+                <w:sz w:val="18"/>
+              </w:rPr>
+              <w:t>✓</w:t>
+            </w:r>
+          </w:p>
+        </w:tc>
+        <w:tc>
+          <w:tcPr>
+            <w:tcW w:w="523" w:type="dxa"/>
+            <w:shd w:val="clear" w:color="auto" w:fill="70AD47"/>
+          </w:tcPr>
+          <w:p>
+            <w:pPr>
+              <w:spacing w:before="60" w:after="60" w:line="240" w:lineRule="auto"/>
+              <w:jc w:val="center"/>
+            </w:pPr>
+            <w:r>
+              <w:rPr>
+                <w:rFonts w:ascii="Times New Roman" w:hAnsi="Times New Roman"/>
+                <w:b w:val="0"/>
+                <w:color w:val="FFFFFF"/>
+                <w:sz w:val="18"/>
+              </w:rPr>
+              <w:t>✓</w:t>
+            </w:r>
+          </w:p>
+        </w:tc>
+        <w:tc>
+          <w:tcPr>
+            <w:tcW w:w="523" w:type="dxa"/>
+            <w:shd w:val="clear" w:color="auto" w:fill="70AD47"/>
+          </w:tcPr>
+          <w:p>
+            <w:pPr>
+              <w:spacing w:before="60" w:after="60" w:line="240" w:lineRule="auto"/>
+              <w:jc w:val="center"/>
+            </w:pPr>
+            <w:r>
+              <w:rPr>
+                <w:rFonts w:ascii="Times New Roman" w:hAnsi="Times New Roman"/>
+                <w:b w:val="0"/>
+                <w:color w:val="FFFFFF"/>
+                <w:sz w:val="18"/>
+              </w:rPr>
+              <w:t>✓</w:t>
+            </w:r>
+          </w:p>
+        </w:tc>
+        <w:tc>
+          <w:tcPr>
+            <w:tcW w:w="523" w:type="dxa"/>
+            <w:shd w:val="clear" w:color="auto" w:fill="70AD47"/>
+          </w:tcPr>
+          <w:p>
+            <w:pPr>
+              <w:spacing w:before="60" w:after="60" w:line="240" w:lineRule="auto"/>
+              <w:jc w:val="center"/>
+            </w:pPr>
+            <w:r>
+              <w:rPr>
+                <w:rFonts w:ascii="Times New Roman" w:hAnsi="Times New Roman"/>
+                <w:b w:val="0"/>
+                <w:color w:val="FFFFFF"/>
+                <w:sz w:val="18"/>
+              </w:rPr>
+              <w:t>✓</w:t>
+            </w:r>
+          </w:p>
+        </w:tc>
+        <w:tc>
+          <w:tcPr>
+            <w:tcW w:w="523" w:type="dxa"/>
+            <w:shd w:val="clear" w:color="auto" w:fill="70AD47"/>
+          </w:tcPr>
+          <w:p>
+            <w:pPr>
+              <w:spacing w:before="60" w:after="60" w:line="240" w:lineRule="auto"/>
+              <w:jc w:val="center"/>
+            </w:pPr>
+            <w:r>
+              <w:rPr>
+                <w:rFonts w:ascii="Times New Roman" w:hAnsi="Times New Roman"/>
+                <w:b w:val="0"/>
+                <w:color w:val="FFFFFF"/>
+                <w:sz w:val="18"/>
+              </w:rPr>
+              <w:t>✓</w:t>
+            </w:r>
+          </w:p>
+        </w:tc>
+        <w:tc>
+          <w:tcPr>
+            <w:tcW w:w="523" w:type="dxa"/>
+            <w:shd w:val="clear" w:color="auto" w:fill="70AD47"/>
+          </w:tcPr>
+          <w:p>
+            <w:pPr>
+              <w:spacing w:before="60" w:after="60" w:line="240" w:lineRule="auto"/>
+              <w:jc w:val="center"/>
+            </w:pPr>
+            <w:r>
+              <w:rPr>
+                <w:rFonts w:ascii="Times New Roman" w:hAnsi="Times New Roman"/>
+                <w:b w:val="0"/>
+                <w:color w:val="FFFFFF"/>
+                <w:sz w:val="18"/>
+              </w:rPr>
+              <w:t>✓</w:t>
+            </w:r>
+          </w:p>
+        </w:tc>
+        <w:tc>
+          <w:tcPr>
+            <w:tcW w:w="523" w:type="dxa"/>
+            <w:shd w:val="clear" w:color="auto" w:fill="70AD47"/>
+          </w:tcPr>
+          <w:p>
+            <w:pPr>
+              <w:spacing w:before="60" w:after="60" w:line="240" w:lineRule="auto"/>
+              <w:jc w:val="center"/>
+            </w:pPr>
+            <w:r>
+              <w:rPr>
+                <w:rFonts w:ascii="Times New Roman" w:hAnsi="Times New Roman"/>
+                <w:b w:val="0"/>
+                <w:color w:val="FFFFFF"/>
+                <w:sz w:val="18"/>
+              </w:rPr>
+              <w:t>✓</w:t>
+            </w:r>
+          </w:p>
+        </w:tc>
+      </w:tr>
     </w:tbl>
     <w:p/>
     <w:p>
@@ -6908,7 +7225,21 @@
           <w:i w:val="0"/>
           <w:sz w:val="24"/>
         </w:rPr>
-        <w:t>El control administrativo, como lo señalan los autores referidos, no se limita a una función de fiscalización, sino que se constituye en un mecanismo de retroalimentación continua que permite a la organización detectar desviaciones a tiempo y ajustar sus procesos para garantizar la calidad del servicio prestado al suscriptor.</w:t>
+        <w:t>Desde la perspectiva de quien desarrolla este informe, el control administrativo en IDETEL debe convertirse en una herramienta de seguimiento continuo y no limitarse a la revisión posterior de los casos.</w:t>
+      </w:r>
+    </w:p>
+    <w:p>
+      <w:pPr>
+        <w:spacing w:before="480" w:after="480" w:line="360" w:lineRule="auto"/>
+        <w:jc w:val="left"/>
+      </w:pPr>
+      <w:r>
+        <w:rPr>
+          <w:rFonts w:ascii="Times New Roman" w:hAnsi="Times New Roman"/>
+          <w:b/>
+          <w:sz w:val="24"/>
+        </w:rPr>
+        <w:t>Gestión de Solicitudes de Servicio</w:t>
       </w:r>
     </w:p>
     <w:p>
@@ -6923,21 +7254,7 @@
           <w:i w:val="0"/>
           <w:sz w:val="24"/>
         </w:rPr>
-        <w:t>Desde la perspectiva de quien desarrolla este informe, el control administrativo en IDETEL debe convertirse en una herramienta de seguimiento continuo y no limitarse a la revisión posterior de los casos.</w:t>
-      </w:r>
-    </w:p>
-    <w:p>
-      <w:pPr>
-        <w:spacing w:before="480" w:after="480" w:line="360" w:lineRule="auto"/>
-        <w:jc w:val="left"/>
-      </w:pPr>
-      <w:r>
-        <w:rPr>
-          <w:rFonts w:ascii="Times New Roman" w:hAnsi="Times New Roman"/>
-          <w:b/>
-          <w:sz w:val="24"/>
-        </w:rPr>
-        <w:t>Gestión de Solicitudes de Servicio</w:t>
+        <w:t>La gestión de solicitudes de servicio comprende el conjunto de procedimientos administrativos orientados a recepcionar, registrar, procesar y dar seguimiento a los requerimientos presentados por los clientes o suscriptores de una organización. Zeithaml, Parasuraman y Berry (1993) establecen que la calidad del servicio percibida por el cliente está directamente vinculada a la capacidad de la organización para gestionar sus solicitudes de forma ágil, transparente y con comunicación fluida en cada etapa del proceso.</w:t>
       </w:r>
     </w:p>
     <w:p>
@@ -6952,7 +7269,7 @@
           <w:i w:val="0"/>
           <w:sz w:val="24"/>
         </w:rPr>
-        <w:t>La gestión de solicitudes de servicio comprende el conjunto de procedimientos administrativos orientados a recepcionar, registrar, procesar y dar seguimiento a los requerimientos presentados por los clientes o suscriptores de una organización. Zeithaml, Parasuraman y Berry (1993) establecen que la calidad del servicio percibida por el cliente está directamente vinculada a la capacidad de la organización para gestionar sus solicitudes de forma ágil, transparente y con comunicación fluida en cada etapa del proceso.</w:t>
+        <w:t>En empresas de telecomunicaciones como IDETEL, la gestión de solicitudes abarca dos categorías principales: las solicitudes de afiliación de nuevos suscriptores, que implican la coordinación entre las áreas comercial, técnica y administrativa; y las incidencias reportadas por suscriptores activos, que requieren diagnóstico, despacho de cuadrillas y cierre verificado del caso. La ausencia de un sistema unificado de seguimiento para ambas categorías genera retrasos y reprocesos que impactan directamente en la satisfacción del cliente.</w:t>
       </w:r>
     </w:p>
     <w:p>
@@ -6967,7 +7284,21 @@
           <w:i w:val="0"/>
           <w:sz w:val="24"/>
         </w:rPr>
-        <w:t>En empresas de telecomunicaciones como IDETEL, la gestión de solicitudes abarca dos categorías principales: las solicitudes de afiliación de nuevos suscriptores, que implican la coordinación entre las áreas comercial, técnica y administrativa; y las incidencias reportadas por suscriptores activos, que requieren diagnóstico, despacho de cuadrillas y cierre verificado del caso. La ausencia de un sistema unificado de seguimiento para ambas categorías genera retrasos y reprocesos que impactan directamente en la satisfacción del cliente.</w:t>
+        <w:t>En el contexto de IDETEL, la gestión de solicitudes requiere un flujo único que permita conocer el responsable, el estado y el tiempo de atención de cada caso.</w:t>
+      </w:r>
+    </w:p>
+    <w:p>
+      <w:pPr>
+        <w:spacing w:before="480" w:after="480" w:line="360" w:lineRule="auto"/>
+        <w:jc w:val="left"/>
+      </w:pPr>
+      <w:r>
+        <w:rPr>
+          <w:rFonts w:ascii="Times New Roman" w:hAnsi="Times New Roman"/>
+          <w:b/>
+          <w:sz w:val="24"/>
+        </w:rPr>
+        <w:t>Procesos Administrativos y Estandarización de Procedimientos</w:t>
       </w:r>
     </w:p>
     <w:p>
@@ -6982,21 +7313,7 @@
           <w:i w:val="0"/>
           <w:sz w:val="24"/>
         </w:rPr>
-        <w:t>En el contexto de IDETEL, la gestión de solicitudes requiere un flujo único que permita conocer el responsable, el estado y el tiempo de atención de cada caso.</w:t>
-      </w:r>
-    </w:p>
-    <w:p>
-      <w:pPr>
-        <w:spacing w:before="480" w:after="480" w:line="360" w:lineRule="auto"/>
-        <w:jc w:val="left"/>
-      </w:pPr>
-      <w:r>
-        <w:rPr>
-          <w:rFonts w:ascii="Times New Roman" w:hAnsi="Times New Roman"/>
-          <w:b/>
-          <w:sz w:val="24"/>
-        </w:rPr>
-        <w:t>Procesos Administrativos y Estandarización de Procedimientos</w:t>
+        <w:t>El proceso administrativo constituye el marco conceptual que rige el funcionamiento de las organizaciones modernas. Chiavenato (2006) lo describe como el conjunto secuencial e interrelacionado de funciones de planificación, organización, dirección y control, orientadas al logro eficiente de los objetivos organizacionales. La estandarización de los procedimientos dentro de este marco garantiza que las actividades se ejecuten de manera uniforme, reduciendo la variabilidad y los errores derivados de la discrecionalidad individual.</w:t>
       </w:r>
     </w:p>
     <w:p>
@@ -7011,7 +7328,7 @@
           <w:i w:val="0"/>
           <w:sz w:val="24"/>
         </w:rPr>
-        <w:t>El proceso administrativo constituye el marco conceptual que rige el funcionamiento de las organizaciones modernas. Chiavenato (2006) lo describe como el conjunto secuencial e interrelacionado de funciones de planificación, organización, dirección y control, orientadas al logro eficiente de los objetivos organizacionales. La estandarización de los procedimientos dentro de este marco garantiza que las actividades se ejecuten de manera uniforme, reduciendo la variabilidad y los errores derivados de la discrecionalidad individual.</w:t>
+        <w:t>La formalización de los procedimientos mediante manuales, flujogramas y formatos estandarizados constituye una herramienta esencial para el control administrativo. Según Harrington (1993), un proceso estandarizado es medible, controlable y mejorable, condiciones que permiten a la organización identificar con precisión los puntos de falla y aplicar acciones correctivas focalizadas. En el caso de IDETEL, la ausencia de procedimientos escritos para la gestión de solicitudes es una de las causas raíz de las deficiencias identificadas.</w:t>
       </w:r>
     </w:p>
     <w:p>
@@ -7026,7 +7343,21 @@
           <w:i w:val="0"/>
           <w:sz w:val="24"/>
         </w:rPr>
-        <w:t>La formalización de los procedimientos mediante manuales, flujogramas y formatos estandarizados constituye una herramienta esencial para el control administrativo. Según Harrington (1993), un proceso estandarizado es medible, controlable y mejorable, condiciones que permiten a la organización identificar con precisión los puntos de falla y aplicar acciones correctivas focalizadas. En el caso de IDETEL, la ausencia de procedimientos escritos para la gestión de solicitudes es una de las causas raíz de las deficiencias identificadas.</w:t>
+        <w:t>A juicio de quien suscribe, la estandarización propuesta no busca aumentar la carga administrativa, sino eliminar ambigüedades y hacer verificable cada etapa del proceso.</w:t>
+      </w:r>
+    </w:p>
+    <w:p>
+      <w:pPr>
+        <w:spacing w:before="480" w:after="480" w:line="360" w:lineRule="auto"/>
+        <w:jc w:val="left"/>
+      </w:pPr>
+      <w:r>
+        <w:rPr>
+          <w:rFonts w:ascii="Times New Roman" w:hAnsi="Times New Roman"/>
+          <w:b/>
+          <w:sz w:val="24"/>
+        </w:rPr>
+        <w:t>Calidad del Servicio en Empresas de Telecomunicaciones</w:t>
       </w:r>
     </w:p>
     <w:p>
@@ -7041,21 +7372,7 @@
           <w:i w:val="0"/>
           <w:sz w:val="24"/>
         </w:rPr>
-        <w:t>A juicio de quien suscribe, la estandarización propuesta no busca aumentar la carga administrativa, sino eliminar ambigüedades y hacer verificable cada etapa del proceso.</w:t>
-      </w:r>
-    </w:p>
-    <w:p>
-      <w:pPr>
-        <w:spacing w:before="480" w:after="480" w:line="360" w:lineRule="auto"/>
-        <w:jc w:val="left"/>
-      </w:pPr>
-      <w:r>
-        <w:rPr>
-          <w:rFonts w:ascii="Times New Roman" w:hAnsi="Times New Roman"/>
-          <w:b/>
-          <w:sz w:val="24"/>
-        </w:rPr>
-        <w:t>Calidad del Servicio en Empresas de Telecomunicaciones</w:t>
+        <w:t>La calidad del servicio se define como el grado en que las características del servicio prestado satisfacen o superan las expectativas del cliente. Parasuraman, Zeithaml y Berry (1988) desarrollaron el modelo SERVQUAL, que identifica cinco dimensiones de la calidad del servicio: fiabilidad, capacidad de respuesta, seguridad, empatía y elementos tangibles. En el sector de telecomunicaciones, la fiabilidad y la capacidad de respuesta son las dimensiones con mayor peso en la percepción del cliente.</w:t>
       </w:r>
     </w:p>
     <w:p>
@@ -7070,7 +7387,7 @@
           <w:i w:val="0"/>
           <w:sz w:val="24"/>
         </w:rPr>
-        <w:t>La calidad del servicio se define como el grado en que las características del servicio prestado satisfacen o superan las expectativas del cliente. Parasuraman, Zeithaml y Berry (1988) desarrollaron el modelo SERVQUAL, que identifica cinco dimensiones de la calidad del servicio: fiabilidad, capacidad de respuesta, seguridad, empatía y elementos tangibles. En el sector de telecomunicaciones, la fiabilidad y la capacidad de respuesta son las dimensiones con mayor peso en la percepción del cliente.</w:t>
+        <w:t>Las deficiencias en el control administrativo del proceso de solicitudes de servicio impactan directamente sobre la fiabilidad y la capacidad de respuesta de IDETEL. Cuando una solicitud no es gestionada dentro de los tiempos establecidos o su estatus no puede ser verificado en tiempo real, el cliente percibe una falla en la calidad del servicio que deteriora su confianza en la organización y puede derivar en la cancelación del contrato o en la difusión de experiencias negativas.</w:t>
       </w:r>
     </w:p>
     <w:p>
@@ -7085,7 +7402,21 @@
           <w:i w:val="0"/>
           <w:sz w:val="24"/>
         </w:rPr>
-        <w:t>Las deficiencias en el control administrativo del proceso de solicitudes de servicio impactan directamente sobre la fiabilidad y la capacidad de respuesta de IDETEL. Cuando una solicitud no es gestionada dentro de los tiempos establecidos o su estatus no puede ser verificado en tiempo real, el cliente percibe una falla en la calidad del servicio que deteriora su confianza en la organización y puede derivar en la cancelación del contrato o en la difusión de experiencias negativas.</w:t>
+        <w:t>Para este estudio, la calidad del servicio se relaciona directamente con la capacidad administrativa de IDETEL para responder y dar seguimiento oportuno a las solicitudes del suscriptor.</w:t>
+      </w:r>
+    </w:p>
+    <w:p>
+      <w:pPr>
+        <w:spacing w:before="480" w:after="480" w:line="360" w:lineRule="auto"/>
+        <w:jc w:val="left"/>
+      </w:pPr>
+      <w:r>
+        <w:rPr>
+          <w:rFonts w:ascii="Times New Roman" w:hAnsi="Times New Roman"/>
+          <w:b/>
+          <w:sz w:val="24"/>
+        </w:rPr>
+        <w:t>Sistemas de Información para el Control Administrativo</w:t>
       </w:r>
     </w:p>
     <w:p>
@@ -7100,21 +7431,7 @@
           <w:i w:val="0"/>
           <w:sz w:val="24"/>
         </w:rPr>
-        <w:t>Para este estudio, la calidad del servicio se relaciona directamente con la capacidad administrativa de IDETEL para responder y dar seguimiento oportuno a las solicitudes del suscriptor.</w:t>
-      </w:r>
-    </w:p>
-    <w:p>
-      <w:pPr>
-        <w:spacing w:before="480" w:after="480" w:line="360" w:lineRule="auto"/>
-        <w:jc w:val="left"/>
-      </w:pPr>
-      <w:r>
-        <w:rPr>
-          <w:rFonts w:ascii="Times New Roman" w:hAnsi="Times New Roman"/>
-          <w:b/>
-          <w:sz w:val="24"/>
-        </w:rPr>
-        <w:t>Sistemas de Información para el Control Administrativo</w:t>
+        <w:t>Un sistema de información constituye un conjunto organizado de recursos tecnológicos y procedimentales orientados a la captura, almacenamiento, procesamiento y distribución de datos con el propósito de apoyar la toma de decisiones. Laudon y Laudon (2016) distinguen los sistemas de procesamiento de transacciones como la categoría que registra y gestiona las operaciones rutinarias de la organización, siendo esta la tipología más pertinente para el control de solicitudes de servicio en una empresa de telecomunicaciones.</w:t>
       </w:r>
     </w:p>
     <w:p>
@@ -7129,7 +7446,7 @@
           <w:i w:val="0"/>
           <w:sz w:val="24"/>
         </w:rPr>
-        <w:t>Un sistema de información constituye un conjunto organizado de recursos tecnológicos y procedimentales orientados a la captura, almacenamiento, procesamiento y distribución de datos con el propósito de apoyar la toma de decisiones. Laudon y Laudon (2016) distinguen los sistemas de procesamiento de transacciones como la categoría que registra y gestiona las operaciones rutinarias de la organización, siendo esta la tipología más pertinente para el control de solicitudes de servicio en una empresa de telecomunicaciones.</w:t>
+        <w:t>La implementación de un sistema de tickets o plataforma de seguimiento de solicitudes en IDETEL permitiría centralizar el registro de cada caso, asignar responsables, definir tiempos de atención y generar alertas ante incumplimientos. Esta herramienta transformaría el control administrativo de reactivo a proactivo, dotando a la supervisión de información en tiempo real para la toma de decisiones y la evaluación continua del desempeño del proceso.</w:t>
       </w:r>
     </w:p>
     <w:p>
@@ -7144,22 +7461,7 @@
           <w:i w:val="0"/>
           <w:sz w:val="24"/>
         </w:rPr>
-        <w:t>La implementación de un sistema de tickets o plataforma de seguimiento de solicitudes en IDETEL permitiría centralizar el registro de cada caso, asignar responsables, definir tiempos de atención y generar alertas ante incumplimientos. Esta herramienta transformaría el control administrativo de reactivo a proactivo, dotando a la supervisión de información en tiempo real para la toma de decisiones y la evaluación continua del desempeño del proceso.</w:t>
-      </w:r>
-    </w:p>
-    <w:p>
-      <w:pPr>
-        <w:spacing w:line="360" w:lineRule="auto" w:after="0" w:before="0"/>
-        <w:ind w:firstLine="709"/>
-        <w:jc w:val="both"/>
-      </w:pPr>
-      <w:r>
-        <w:rPr>
-          <w:rFonts w:ascii="Times New Roman" w:hAnsi="Times New Roman"/>
-          <w:i w:val="0"/>
-          <w:sz w:val="24"/>
-        </w:rPr>
-        <w:t>Desde la posición del investigador, una herramienta de seguimiento centralizada es viable para IDETEL porque permite mejorar la trazabilidad sin modificar la naturaleza de los servicios que presta la empresa.</w:t>
+        <w:t>Desde la posición del autor, una herramienta de seguimiento centralizada es viable para IDETEL porque permite mejorar la trazabilidad sin modificar la naturaleza de los servicios que presta la empresa.</w:t>
       </w:r>
     </w:p>
     <w:p>
@@ -7304,7 +7606,7 @@
           <w:i w:val="0"/>
           <w:sz w:val="24"/>
         </w:rPr>
-        <w:t>Durante las diez (10) semanas de pasantías, se llevaron a cabo actividades de evaluación y análisis en el Departamento de Administración de Ingeniería de Telecomunicaciones, C.A.:</w:t>
+        <w:t>Durante las diez (10) semanas de pasantías se desarrollaron actividades operativas y de análisis mediante una rotación inicial por Atención al Cliente y una segunda etapa de apoyo en Administración:</w:t>
       </w:r>
     </w:p>
     <w:p>
@@ -7347,7 +7649,7 @@
           <w:rFonts w:ascii="Times New Roman" w:hAnsi="Times New Roman"/>
           <w:sz w:val="24"/>
         </w:rPr>
-        <w:t>Inducción institucional, recorrido por las instalaciones, presentación ante el equipo del Departamento de Administración y familiarización con los sistemas de registro y los procedimientos generales de la empresa.</w:t>
+        <w:t>Inducción institucional y rotación inicial por Atención al Cliente, reconocimiento de los tipos de solicitudes recibidas, revisión del proceso de registro de pagos y familiarización con la información utilizada para atender a los suscriptores.</w:t>
       </w:r>
     </w:p>
     <w:p>
@@ -7376,7 +7678,7 @@
           <w:rFonts w:ascii="Times New Roman" w:hAnsi="Times New Roman"/>
           <w:sz w:val="24"/>
         </w:rPr>
-        <w:t>Observación directa del flujo de recepción y procesamiento de solicitudes de servicio, identificación preliminar de los actores involucrados en el proceso y formulación inicial de la situación problemática.</w:t>
+        <w:t>Observación directa del punto de inicio de las solicitudes de afiliación e incidencias, identificando los datos que se generan en Atención al Cliente y la forma en que son comunicados a otras áreas.</w:t>
       </w:r>
     </w:p>
     <w:p>
@@ -7419,7 +7721,7 @@
           <w:rFonts w:ascii="Times New Roman" w:hAnsi="Times New Roman"/>
           <w:sz w:val="24"/>
         </w:rPr>
-        <w:t>Apoyo en la recepción y registro de solicitudes de afiliación de nuevos suscriptores, verificación de documentación requerida y actualización del sistema de control de casos activos.</w:t>
+        <w:t>Apoyo en Atención al Cliente mediante recepción y registro de pagos, verificación de datos básicos de suscriptores y orientación inicial sobre solicitudes e incidencias reportadas.</w:t>
       </w:r>
     </w:p>
     <w:p>
@@ -7448,7 +7750,7 @@
           <w:rFonts w:ascii="Times New Roman" w:hAnsi="Times New Roman"/>
           <w:sz w:val="24"/>
         </w:rPr>
-        <w:t>Levantamiento detallado del flujo procedimental de solicitudes de instalación e incidencias mediante la revisión de registros históricos y la documentación interna disponible en el departamento.</w:t>
+        <w:t>Levantamiento del recorrido de las solicitudes desde su recepción, revisión de registros disponibles y elaboración de un esquema preliminar de las etapas y áreas que intervienen en cada tipo de caso.</w:t>
       </w:r>
     </w:p>
     <w:p>
@@ -7491,7 +7793,7 @@
           <w:rFonts w:ascii="Times New Roman" w:hAnsi="Times New Roman"/>
           <w:sz w:val="24"/>
         </w:rPr>
-        <w:t>Colaboración en el seguimiento de solicitudes de servicio activas, actualización del estatus de los casos en el sistema de registro del departamento y apoyo en la coordinación con el área técnica.</w:t>
+        <w:t>Continuación del apoyo en Atención al Cliente, registro de pagos y solicitudes, actualización de información básica y seguimiento inicial de casos remitidos a otras áreas.</w:t>
       </w:r>
     </w:p>
     <w:p>
@@ -7520,7 +7822,7 @@
           <w:rFonts w:ascii="Times New Roman" w:hAnsi="Times New Roman"/>
           <w:sz w:val="24"/>
         </w:rPr>
-        <w:t>Diseño y aplicación de guía de observación directa sobre el proceso de gestión de solicitudes, registrando los tiempos de respuesta por etapa y los puntos de interrupción del flujo.</w:t>
+        <w:t>Diseño de una guía de entrevista estructurada y revisión del flujo observado para precisar los puntos donde se pierde continuidad o se dificulta conocer el estatus de las solicitudes.</w:t>
       </w:r>
     </w:p>
     <w:p>
@@ -7563,7 +7865,7 @@
           <w:rFonts w:ascii="Times New Roman" w:hAnsi="Times New Roman"/>
           <w:sz w:val="24"/>
         </w:rPr>
-        <w:t>Apoyo en la atención al suscriptor vía telefónica y presencial, registro de incidencias reportadas y coordinación con el NOC para el despacho de cuadrillas técnicas de campo.</w:t>
+        <w:t>Inicio de la rotación por Administración con apoyo en procesamiento de pagos, facturación, revisión de documentación y seguimiento administrativo de solicitudes activas.</w:t>
       </w:r>
     </w:p>
     <w:p>
@@ -7592,7 +7894,7 @@
           <w:rFonts w:ascii="Times New Roman" w:hAnsi="Times New Roman"/>
           <w:sz w:val="24"/>
         </w:rPr>
-        <w:t>Aplicación de entrevistas no estructuradas al personal administrativo, comercial y técnico para identificar las deficiencias percibidas en el sistema de control de solicitudes de servicio.</w:t>
+        <w:t>Aplicación de entrevistas estructuradas al personal vinculado con Administración, Atención al Cliente y áreas relacionadas, registrando las principales fallas percibidas en comunicación, control y seguimiento.</w:t>
       </w:r>
     </w:p>
     <w:p>
@@ -7635,7 +7937,7 @@
           <w:rFonts w:ascii="Times New Roman" w:hAnsi="Times New Roman"/>
           <w:sz w:val="24"/>
         </w:rPr>
-        <w:t>Colaboración en la actualización del registro de suscriptores activos, verificación del cierre de casos pendientes y apoyo en la elaboración de reportes de incidencias del período.</w:t>
+        <w:t>Apoyo en tareas administrativas de facturación, actualización de registros y verificación del cierre de solicitudes e incidencias correspondientes al período.</w:t>
       </w:r>
     </w:p>
     <w:p>
@@ -7664,7 +7966,7 @@
           <w:rFonts w:ascii="Times New Roman" w:hAnsi="Times New Roman"/>
           <w:sz w:val="24"/>
         </w:rPr>
-        <w:t>Diagnóstico situacional de las deficiencias del control administrativo, elaboración de la matriz de fallas identificadas y análisis de los tiempos promedio de atención por tipo de solicitud.</w:t>
+        <w:t>Organización de los hallazgos del diagnóstico y elaboración del diagrama de Ishikawa para representar las causas relacionadas con procedimiento, comunicación, registro y seguimiento; inicio de la revisión de bases teóricas.</w:t>
       </w:r>
     </w:p>
     <w:p>
@@ -7707,7 +8009,7 @@
           <w:rFonts w:ascii="Times New Roman" w:hAnsi="Times New Roman"/>
           <w:sz w:val="24"/>
         </w:rPr>
-        <w:t>Apoyo en la tramitación de contratos de nuevos suscriptores, verificación de la documentación requerida y actualización del registro de afiliaciones del período en el sistema del departamento.</w:t>
+        <w:t>Procesamiento de pagos y documentos administrativos, apoyo en facturación y elaboración de reportes básicos requeridos por la supervisión.</w:t>
       </w:r>
     </w:p>
     <w:p>
@@ -7736,7 +8038,7 @@
           <w:rFonts w:ascii="Times New Roman" w:hAnsi="Times New Roman"/>
           <w:sz w:val="24"/>
         </w:rPr>
-        <w:t>Análisis del impacto de las deficiencias detectadas sobre la calidad del servicio percibida por los suscriptores, mediante correlación entre tiempos de atención y quejas registradas.</w:t>
+        <w:t>Análisis del impacto de las deficiencias identificadas sobre los tiempos de respuesta, la trazabilidad y la atención al suscriptor, complementando el desarrollo del marco teórico.</w:t>
       </w:r>
     </w:p>
     <w:p>
@@ -7779,7 +8081,7 @@
           <w:rFonts w:ascii="Times New Roman" w:hAnsi="Times New Roman"/>
           <w:sz w:val="24"/>
         </w:rPr>
-        <w:t>Colaboración en la revisión y archivo de expedientes administrativos del ciclo, apoyo en la conciliación de pagos de suscriptores y actualización de la base de datos de clientes.</w:t>
+        <w:t>Apoyo en seguimiento de casos, actualización de registros administrativos y organización de documentación vinculada con solicitudes de servicio.</w:t>
       </w:r>
     </w:p>
     <w:p>
@@ -7808,7 +8110,7 @@
           <w:rFonts w:ascii="Times New Roman" w:hAnsi="Times New Roman"/>
           <w:sz w:val="24"/>
         </w:rPr>
-        <w:t>Diseño del nuevo flujo de trabajo estandarizado para la gestión de solicitudes, con definición de etapas, responsables, tiempos máximos de respuesta y puntos de control por fase.</w:t>
+        <w:t>Diseño del nuevo flujo estandarizado para la gestión de solicitudes, estableciendo etapas, responsables, tiempos de referencia y puntos de control desde la recepción hasta el cierre.</w:t>
       </w:r>
     </w:p>
     <w:p>
@@ -7851,7 +8153,7 @@
           <w:rFonts w:ascii="Times New Roman" w:hAnsi="Times New Roman"/>
           <w:sz w:val="24"/>
         </w:rPr>
-        <w:t>Apoyo en la generación de reportes de incidencias y solicitudes del período para la supervisión administrativa, y colaboración en la atención de requerimientos de suscriptores activos.</w:t>
+        <w:t>Colaboración en facturación, seguimiento de incidencias y preparación de reportes administrativos del período.</w:t>
       </w:r>
     </w:p>
     <w:p>
@@ -7880,7 +8182,7 @@
           <w:rFonts w:ascii="Times New Roman" w:hAnsi="Times New Roman"/>
           <w:sz w:val="24"/>
         </w:rPr>
-        <w:t>Diseño de los formatos estandarizados de registro de solicitudes de afiliación y de incidencias, y elaboración del procedimiento escrito para la gestión unificada de casos en el departamento.</w:t>
+        <w:t>Diseño de formatos estandarizados para afiliaciones e incidencias y redacción del procedimiento de control que acompaña al flujo propuesto.</w:t>
       </w:r>
     </w:p>
     <w:p>
@@ -7923,7 +8225,7 @@
           <w:rFonts w:ascii="Times New Roman" w:hAnsi="Times New Roman"/>
           <w:sz w:val="24"/>
         </w:rPr>
-        <w:t>Participación en las actividades regulares del departamento y apoyo en el cierre administrativo del ciclo de atención al suscriptor correspondiente al período de pasantías.</w:t>
+        <w:t>Participación en las actividades regulares de Administración y apoyo en el cierre y seguimiento de casos correspondientes al período de pasantías.</w:t>
       </w:r>
     </w:p>
     <w:p>
@@ -7952,7 +8254,7 @@
           <w:rFonts w:ascii="Times New Roman" w:hAnsi="Times New Roman"/>
           <w:sz w:val="24"/>
         </w:rPr>
-        <w:t>Redacción y validación de la propuesta de mejora al control administrativo de solicitudes de servicio, incorporando las observaciones del tutor industrial y ajustando los procedimientos al contexto operativo de IDETEL.</w:t>
+        <w:t>Redacción y validación de la propuesta de mejora con el tutor industrial, incorporación de observaciones y preparación del flujograma definitivo del proceso propuesto.</w:t>
       </w:r>
     </w:p>
     <w:p>
@@ -7995,7 +8297,7 @@
           <w:rFonts w:ascii="Times New Roman" w:hAnsi="Times New Roman"/>
           <w:sz w:val="24"/>
         </w:rPr>
-        <w:t>Presentación formal de la propuesta de mejora ante la supervisión del Departamento de Administración y firma de la carta de aprobación del tutor industrial.</w:t>
+        <w:t>Presentación de los resultados y de la propuesta ante la supervisión del área, gestión de los recaudos de cierre y organización final de la documentación de pasantías.</w:t>
       </w:r>
     </w:p>
     <w:p>
@@ -8024,7 +8326,7 @@
           <w:rFonts w:ascii="Times New Roman" w:hAnsi="Times New Roman"/>
           <w:sz w:val="24"/>
         </w:rPr>
-        <w:t>Consolidación y revisión final del informe académico de pasantías, incorporación de los anexos definitivos y preparación del documento para la entrega institucional al IUTECP.</w:t>
+        <w:t>Consolidación del informe académico, revisión de la normativa IUTECP, incorporación de anexos y correcciones finales para la entrega institucional.</w:t>
       </w:r>
     </w:p>
     <w:p>
@@ -8116,7 +8418,7 @@
           <w:rFonts w:ascii="Times New Roman" w:hAnsi="Times New Roman"/>
           <w:sz w:val="24"/>
         </w:rPr>
-        <w:t>Se describió el proceso administrativo actual de gestión de solicitudes de IDETEL, identificando un flujo de cuatro etapas (recepción, asignación, ejecución y cierre) que opera sin procedimientos escritos formales, dependiendo de canales informales de comunicación entre las áreas comercial, administrativa y técnica.</w:t>
+        <w:t>Se describió el proceso actual de gestión de solicitudes de IDETEL, identificando que la información se origina en Atención al Cliente y continúa hacia Administración y las áreas técnicas, sin contar con un procedimiento único que establezca de forma visible el recorrido completo del caso.</w:t>
       </w:r>
     </w:p>
     <w:p>
@@ -8137,7 +8439,7 @@
           <w:rFonts w:ascii="Times New Roman" w:hAnsi="Times New Roman"/>
           <w:sz w:val="24"/>
         </w:rPr>
-        <w:t>Se identificaron como principales deficiencias del control administrativo la ausencia de un sistema unificado de seguimiento de casos, la falta de formatos estandarizados de registro, la inexistencia de tiempos de respuesta definidos por etapa y la carencia de indicadores de gestión que permitan evaluar el desempeño del proceso.</w:t>
+        <w:t>Se identificaron como principales deficiencias la falta de formatos uniformes, la actualización no centralizada del estatus, la ausencia de tiempos de referencia por etapa y las dificultades de comunicación entre las áreas que participan en afiliaciones e incidencias.</w:t>
       </w:r>
     </w:p>
     <w:p>
@@ -8158,7 +8460,7 @@
           <w:rFonts w:ascii="Times New Roman" w:hAnsi="Times New Roman"/>
           <w:sz w:val="24"/>
         </w:rPr>
-        <w:t>Se determinó que las debilidades detectadas en el control administrativo generan impactos directos sobre la calidad del servicio percibida por los suscriptores, manifestados en tiempos de atención prolongados, falta de trazabilidad en el estatus de los casos y dificultades en la coordinación interdepartamental que derivan en reprocesos y quejas reiteradas.</w:t>
+        <w:t>Se determinó que estas debilidades afectan la trazabilidad y pueden prolongar los tiempos de respuesta, debido a que el personal debe verificar información en distintos registros antes de informar el estado de una solicitud o confirmar su cierre.</w:t>
       </w:r>
     </w:p>
     <w:p>
@@ -8179,7 +8481,7 @@
           <w:rFonts w:ascii="Times New Roman" w:hAnsi="Times New Roman"/>
           <w:sz w:val="24"/>
         </w:rPr>
-        <w:t>Se formuló una propuesta de mejora al control administrativo que contempla un nuevo flujo de trabajo estandarizado con etapas y responsables definidos, formatos unificados de registro de solicitudes e incidencias, y un conjunto de indicadores de gestión para el monitoreo continuo del proceso de atención al suscriptor.</w:t>
+        <w:t>Se formuló una propuesta de mejora que incorpora un flujo estandarizado, responsables por etapa, formatos de registro y mecanismos básicos de seguimiento, orientados a facilitar el control administrativo y la continuidad de la atención al suscriptor.</w:t>
       </w:r>
     </w:p>
     <w:p>
@@ -8216,7 +8518,7 @@
           <w:rFonts w:ascii="Times New Roman" w:hAnsi="Times New Roman"/>
           <w:sz w:val="24"/>
         </w:rPr>
-        <w:t>Implementar el nuevo flujo de trabajo estandarizado propuesto, comenzando por la formalización del canal de recepción de solicitudes y la adopción de los formatos unificados de registro de afiliaciones e incidencias en todos los departamentos involucrados.</w:t>
+        <w:t>Implementar progresivamente el flujo estandarizado propuesto y verificar su funcionamiento con un grupo controlado de solicitudes antes de aplicarlo a todos los casos.</w:t>
       </w:r>
     </w:p>
     <w:p>
@@ -8237,7 +8539,7 @@
           <w:rFonts w:ascii="Times New Roman" w:hAnsi="Times New Roman"/>
           <w:sz w:val="24"/>
         </w:rPr>
-        <w:t>Socializar el manual de procedimientos de gestión de solicitudes con el personal de las áreas administrativa, comercial y técnica, garantizando que cada actor conozca su rol, sus responsabilidades y los tiempos máximos de respuesta establecidos para cada fase del proceso.</w:t>
+        <w:t>Utilizar de manera uniforme los formatos de registro de afiliaciones e incidencias y definir claramente el responsable de actualizar el estatus en cada etapa.</w:t>
       </w:r>
     </w:p>
     <w:p>
@@ -8258,7 +8560,7 @@
           <w:rFonts w:ascii="Times New Roman" w:hAnsi="Times New Roman"/>
           <w:sz w:val="24"/>
         </w:rPr>
-        <w:t>Establecer indicadores de gestión para el proceso de atención al suscriptor, tales como el tiempo promedio de resolución de incidencias, el porcentaje de solicitudes cerradas dentro del plazo y el índice de reincidencias por caso, con seguimiento mensual por parte de la supervisión.</w:t>
+        <w:t>Registrar y revisar periódicamente tiempos de respuesta, solicitudes pendientes y casos cerrados para identificar retrasos recurrentes y aplicar acciones correctivas.</w:t>
       </w:r>
     </w:p>
     <w:p>
@@ -8279,7 +8581,7 @@
           <w:rFonts w:ascii="Times New Roman" w:hAnsi="Times New Roman"/>
           <w:sz w:val="24"/>
         </w:rPr>
-        <w:t>Evaluar la incorporación de una plataforma de gestión de tickets de código abierto que centralice el registro y seguimiento de solicitudes en tiempo real, eliminando la dependencia de canales informales de comunicación y dotando a la organización de trazabilidad completa sobre el ciclo de vida de cada caso.</w:t>
+        <w:t>Evaluar posteriormente una herramienta digital centralizada de seguimiento cuando el procedimiento administrativo ya se encuentre formalizado y validado por las áreas involucradas.</w:t>
       </w:r>
     </w:p>
     <w:p>
@@ -8508,7 +8810,7 @@
           <w:b/>
           <w:sz w:val="24"/>
         </w:rPr>
-        <w:t>[Flujograma del proceso de gestión de solicitudes de servicios]</w:t>
+        <w:t>[Flujograma del proceso propuesto de gestión de solicitudes de servicios]</w:t>
       </w:r>
     </w:p>
     <w:p>
@@ -8518,7 +8820,7 @@
       <w:r>
         <w:drawing>
           <wp:inline xmlns:a="http://schemas.openxmlformats.org/drawingml/2006/main" xmlns:pic="http://schemas.openxmlformats.org/drawingml/2006/picture">
-            <wp:extent cx="1341609" cy="6120000"/>
+            <wp:extent cx="5040000" cy="22990909"/>
             <wp:docPr id="6" name="Picture 6"/>
             <wp:cNvGraphicFramePr>
               <a:graphicFrameLocks noChangeAspect="1"/>
@@ -8539,7 +8841,7 @@
                   <pic:spPr>
                     <a:xfrm>
                       <a:off x="0" y="0"/>
-                      <a:ext cx="1341609" cy="6120000"/>
+                      <a:ext cx="5040000" cy="22990909"/>
                     </a:xfrm>
                     <a:prstGeom prst="rect"/>
                   </pic:spPr>

--- a/amaal/reportes/Informe_Pasantia_IUTECP.docx
+++ b/amaal/reportes/Informe_Pasantia_IUTECP.docx
@@ -4,7 +4,7 @@
   <w:body>
     <w:p>
       <w:pPr>
-        <w:spacing w:line="276" w:lineRule="auto" w:before="0" w:after="0"/>
+        <w:spacing w:line="240" w:lineRule="auto" w:before="0" w:after="0"/>
         <w:jc w:val="center"/>
       </w:pPr>
       <w:r>
@@ -54,7 +54,7 @@
     </w:p>
     <w:p>
       <w:pPr>
-        <w:spacing w:before="947" w:after="1242"/>
+        <w:spacing w:before="400" w:after="240"/>
         <w:jc w:val="center"/>
       </w:pPr>
       <w:r>
@@ -94,7 +94,7 @@
     </w:p>
     <w:p>
       <w:pPr>
-        <w:spacing w:line="276" w:lineRule="auto" w:before="0" w:after="0"/>
+        <w:spacing w:line="360" w:lineRule="auto" w:before="1080" w:after="0"/>
         <w:jc w:val="center"/>
       </w:pPr>
       <w:r>
@@ -108,7 +108,7 @@
     </w:p>
     <w:p>
       <w:pPr>
-        <w:spacing w:line="276" w:lineRule="auto" w:before="3158" w:after="0"/>
+        <w:spacing w:line="240" w:lineRule="auto" w:before="2100"/>
         <w:jc w:val="right"/>
       </w:pPr>
       <w:r>
@@ -123,7 +123,7 @@
       <w:r>
         <w:rPr>
           <w:rFonts w:ascii="Times New Roman" w:hAnsi="Times New Roman"/>
-          <w:b/>
+          <w:b w:val="0"/>
           <w:sz w:val="24"/>
         </w:rPr>
         <w:t>Alrifaai Alrifaaie, Amaal</w:t>
@@ -132,7 +132,7 @@
       <w:r>
         <w:rPr>
           <w:rFonts w:ascii="Times New Roman" w:hAnsi="Times New Roman"/>
-          <w:b/>
+          <w:b w:val="0"/>
           <w:sz w:val="24"/>
         </w:rPr>
         <w:t>C.I.: 31.985.792</w:t>
@@ -140,7 +140,7 @@
     </w:p>
     <w:p>
       <w:pPr>
-        <w:spacing w:line="276" w:lineRule="auto" w:before="1579" w:after="0"/>
+        <w:spacing w:before="1240"/>
         <w:jc w:val="center"/>
       </w:pPr>
       <w:r>
@@ -155,6 +155,7 @@
       <w:pPr>
         <w:sectPr>
           <w:footerReference w:type="default" r:id="rId15"/>
+          <w:footerReference w:type="first" r:id="rId16"/>
           <w:pgSz w:w="12240" w:h="15840"/>
           <w:pgMar w:top="1701" w:right="1701" w:bottom="1701" w:left="2268" w:header="720" w:footer="720" w:gutter="0"/>
           <w:cols w:space="720"/>
@@ -164,7 +165,7 @@
     </w:p>
     <w:p>
       <w:pPr>
-        <w:spacing w:line="276" w:lineRule="auto" w:before="0" w:after="0"/>
+        <w:spacing w:line="240" w:lineRule="auto" w:before="0" w:after="0"/>
         <w:jc w:val="center"/>
       </w:pPr>
       <w:r>
@@ -214,7 +215,7 @@
     </w:p>
     <w:p>
       <w:pPr>
-        <w:spacing w:line="276" w:lineRule="auto" w:before="3053" w:after="0"/>
+        <w:spacing w:line="360" w:lineRule="auto" w:before="1280" w:after="0"/>
         <w:jc w:val="center"/>
       </w:pPr>
       <w:r>
@@ -228,7 +229,21 @@
     </w:p>
     <w:p>
       <w:pPr>
-        <w:spacing w:before="2544" w:after="0" w:line="20" w:lineRule="exact"/>
+        <w:spacing w:line="360" w:lineRule="auto" w:before="440" w:after="0"/>
+        <w:jc w:val="center"/>
+      </w:pPr>
+      <w:r>
+        <w:rPr>
+          <w:rFonts w:ascii="Times New Roman" w:hAnsi="Times New Roman"/>
+          <w:b/>
+          <w:sz w:val="24"/>
+        </w:rPr>
+        <w:t>Informe de pasantías para obtener el título de Técnico Superior Universitario en la especialidad de: Administración</w:t>
+      </w:r>
+    </w:p>
+    <w:p>
+      <w:pPr>
+        <w:spacing w:before="2100" w:after="0" w:line="20" w:lineRule="exact"/>
       </w:pPr>
     </w:p>
     <w:tbl>
@@ -253,11 +268,10 @@
         <w:tc>
           <w:tcPr>
             <w:tcW w:type="dxa" w:w="4133"/>
-            <w:vAlign w:val="top"/>
           </w:tcPr>
           <w:p>
             <w:pPr>
-              <w:spacing w:line="276" w:lineRule="auto"/>
+              <w:spacing w:line="240" w:lineRule="auto"/>
               <w:jc w:val="left"/>
             </w:pPr>
             <w:r>
@@ -272,7 +286,7 @@
             <w:r>
               <w:rPr>
                 <w:rFonts w:ascii="Times New Roman" w:hAnsi="Times New Roman"/>
-                <w:b/>
+                <w:b w:val="0"/>
                 <w:sz w:val="24"/>
               </w:rPr>
               <w:t>Mata, Lenny</w:t>
@@ -281,7 +295,7 @@
             <w:r>
               <w:rPr>
                 <w:rFonts w:ascii="Times New Roman" w:hAnsi="Times New Roman"/>
-                <w:b/>
+                <w:b w:val="0"/>
                 <w:sz w:val="24"/>
               </w:rPr>
               <w:t>C.I.: 8969750</w:t>
@@ -290,7 +304,7 @@
             <w:r>
               <w:rPr>
                 <w:rFonts w:ascii="Times New Roman" w:hAnsi="Times New Roman"/>
-                <w:b/>
+                <w:b w:val="0"/>
                 <w:sz w:val="24"/>
               </w:rPr>
               <w:br/>
@@ -307,7 +321,7 @@
             <w:r>
               <w:rPr>
                 <w:rFonts w:ascii="Times New Roman" w:hAnsi="Times New Roman"/>
-                <w:b/>
+                <w:b w:val="0"/>
                 <w:sz w:val="24"/>
               </w:rPr>
               <w:t>Dra. Álvarez, Carmen</w:t>
@@ -316,7 +330,7 @@
             <w:r>
               <w:rPr>
                 <w:rFonts w:ascii="Times New Roman" w:hAnsi="Times New Roman"/>
-                <w:b/>
+                <w:b w:val="0"/>
                 <w:sz w:val="24"/>
               </w:rPr>
               <w:t>C.I.: 14.452.956</w:t>
@@ -326,11 +340,10 @@
         <w:tc>
           <w:tcPr>
             <w:tcW w:type="dxa" w:w="4139"/>
-            <w:vAlign w:val="top"/>
           </w:tcPr>
           <w:p>
             <w:pPr>
-              <w:spacing w:line="276" w:lineRule="auto"/>
+              <w:spacing w:line="240" w:lineRule="auto"/>
               <w:jc w:val="right"/>
             </w:pPr>
             <w:r>
@@ -345,7 +358,7 @@
             <w:r>
               <w:rPr>
                 <w:rFonts w:ascii="Times New Roman" w:hAnsi="Times New Roman"/>
-                <w:b/>
+                <w:b w:val="0"/>
                 <w:sz w:val="24"/>
               </w:rPr>
               <w:t>Alrifaai Alrifaaie, Amaal</w:t>
@@ -354,7 +367,7 @@
             <w:r>
               <w:rPr>
                 <w:rFonts w:ascii="Times New Roman" w:hAnsi="Times New Roman"/>
-                <w:b/>
+                <w:b w:val="0"/>
                 <w:sz w:val="24"/>
               </w:rPr>
               <w:t>C.I.: 31.985.792</w:t>
@@ -365,7 +378,7 @@
     </w:tbl>
     <w:p>
       <w:pPr>
-        <w:spacing w:line="276" w:lineRule="auto" w:before="1272" w:after="0"/>
+        <w:spacing w:before="800"/>
         <w:jc w:val="center"/>
       </w:pPr>
       <w:r>
@@ -379,12 +392,13 @@
     <w:p>
       <w:pPr>
         <w:sectPr>
-          <w:footerReference w:type="default" r:id="rId16"/>
+          <w:footerReference w:type="default" r:id="rId17"/>
+          <w:footerReference w:type="first" r:id="rId18"/>
           <w:pgSz w:w="12240" w:h="15840"/>
           <w:pgMar w:top="1701" w:right="1701" w:bottom="1701" w:left="2268" w:header="720" w:footer="720" w:gutter="0"/>
           <w:cols w:space="720"/>
-          <w:titlePg/>
           <w:docGrid w:linePitch="360"/>
+          <w:pgNumType w:start="2" w:fmt="lowerRoman"/>
         </w:sectPr>
       </w:pPr>
     </w:p>
@@ -575,12 +589,13 @@
     <w:p>
       <w:pPr>
         <w:sectPr>
-          <w:footerReference w:type="default" r:id="rId17"/>
+          <w:footerReference w:type="default" r:id="rId19"/>
+          <w:footerReference w:type="first" r:id="rId20"/>
           <w:pgSz w:w="12240" w:h="15840"/>
           <w:pgMar w:top="1701" w:right="1701" w:bottom="1701" w:left="2268" w:header="720" w:footer="720" w:gutter="0"/>
           <w:cols w:space="720"/>
-          <w:titlePg/>
           <w:docGrid w:linePitch="360"/>
+          <w:pgNumType w:fmt="lowerRoman"/>
         </w:sectPr>
       </w:pPr>
     </w:p>
@@ -744,18 +759,20 @@
     <w:p>
       <w:pPr>
         <w:sectPr>
-          <w:footerReference w:type="default" r:id="rId18"/>
+          <w:footerReference w:type="default" r:id="rId21"/>
+          <w:footerReference w:type="first" r:id="rId22"/>
           <w:pgSz w:w="12240" w:h="15840"/>
           <w:pgMar w:top="1701" w:right="1701" w:bottom="1701" w:left="2268" w:header="720" w:footer="720" w:gutter="0"/>
           <w:cols w:space="720"/>
-          <w:titlePg/>
           <w:docGrid w:linePitch="360"/>
+          <w:pgNumType w:fmt="lowerRoman"/>
         </w:sectPr>
       </w:pPr>
     </w:p>
     <w:p>
-      <w:pPr>
-        <w:spacing w:before="1140" w:after="480"/>
+      <w:bookmarkStart w:id="bm_indice" w:name="bm_indice"/>
+      <w:pPr>
+        <w:spacing w:before="1140" w:after="480" w:line="360" w:lineRule="auto"/>
         <w:jc w:val="center"/>
       </w:pPr>
       <w:r>
@@ -766,22 +783,11 @@
         </w:rPr>
         <w:t>ÍNDICE DE CONTENIDO</w:t>
       </w:r>
+      <w:bookmarkEnd w:id="bm_indice"/>
     </w:p>
     <w:p>
       <w:pPr>
-        <w:sectPr>
-          <w:footerReference w:type="default" r:id="rId19"/>
-          <w:pgSz w:w="12240" w:h="15840"/>
-          <w:pgMar w:top="1701" w:right="1701" w:bottom="1701" w:left="2268" w:header="720" w:footer="720" w:gutter="0"/>
-          <w:cols w:space="720"/>
-          <w:titlePg/>
-          <w:docGrid w:linePitch="360"/>
-        </w:sectPr>
-      </w:pPr>
-    </w:p>
-    <w:p>
-      <w:pPr>
-        <w:spacing w:after="240"/>
+        <w:spacing w:after="80"/>
         <w:jc w:val="right"/>
       </w:pPr>
       <w:r>
@@ -798,7 +804,7 @@
         <w:tabs>
           <w:tab w:pos="8271" w:val="right" w:leader="dot"/>
         </w:tabs>
-        <w:spacing w:line="360" w:lineRule="auto" w:before="0" w:after="80"/>
+        <w:spacing w:line="240" w:lineRule="auto" w:before="0" w:after="0"/>
         <w:ind w:left="0"/>
       </w:pPr>
       <w:r>
@@ -807,7 +813,7 @@
           <w:b w:val="0"/>
           <w:sz w:val="24"/>
         </w:rPr>
-        <w:t>APROBACIÓN DEL TUTOR INDUSTRIAL</w:t>
+        <w:t>CONTRAPORTADA</w:t>
         <w:tab/>
       </w:r>
       <w:r>
@@ -816,11 +822,7 @@
           <w:b w:val="0"/>
           <w:sz w:val="24"/>
         </w:rPr>
-        <w:fldChar w:fldCharType="begin"/>
-        <w:instrText xml:space="preserve"> PAGEREF bm_aprob_ind \h </w:instrText>
-        <w:fldChar w:fldCharType="separate"/>
-        <w:t>?</w:t>
-        <w:fldChar w:fldCharType="end"/>
+        <w:t>ii</w:t>
       </w:r>
     </w:p>
     <w:p>
@@ -828,7 +830,7 @@
         <w:tabs>
           <w:tab w:pos="8271" w:val="right" w:leader="dot"/>
         </w:tabs>
-        <w:spacing w:line="360" w:lineRule="auto" w:before="0" w:after="80"/>
+        <w:spacing w:line="240" w:lineRule="auto" w:before="0" w:after="0"/>
         <w:ind w:left="0"/>
       </w:pPr>
       <w:r>
@@ -837,7 +839,7 @@
           <w:b w:val="0"/>
           <w:sz w:val="24"/>
         </w:rPr>
-        <w:t>APROBACIÓN DEL TUTOR ACADÉMICO</w:t>
+        <w:t>APROBACIÓN DEL TUTOR INDUSTRIAL</w:t>
         <w:tab/>
       </w:r>
       <w:r>
@@ -846,11 +848,7 @@
           <w:b w:val="0"/>
           <w:sz w:val="24"/>
         </w:rPr>
-        <w:fldChar w:fldCharType="begin"/>
-        <w:instrText xml:space="preserve"> PAGEREF bm_aprob_acad \h </w:instrText>
-        <w:fldChar w:fldCharType="separate"/>
-        <w:t>?</w:t>
-        <w:fldChar w:fldCharType="end"/>
+        <w:t>iii</w:t>
       </w:r>
     </w:p>
     <w:p>
@@ -858,7 +856,7 @@
         <w:tabs>
           <w:tab w:pos="8271" w:val="right" w:leader="dot"/>
         </w:tabs>
-        <w:spacing w:line="360" w:lineRule="auto" w:before="0" w:after="80"/>
+        <w:spacing w:line="240" w:lineRule="auto" w:before="0" w:after="0"/>
         <w:ind w:left="0"/>
       </w:pPr>
       <w:r>
@@ -867,7 +865,7 @@
           <w:b w:val="0"/>
           <w:sz w:val="24"/>
         </w:rPr>
-        <w:t>LISTA DE CUADROS</w:t>
+        <w:t>APROBACIÓN DEL TUTOR ACADÉMICO</w:t>
         <w:tab/>
       </w:r>
       <w:r>
@@ -876,11 +874,7 @@
           <w:b w:val="0"/>
           <w:sz w:val="24"/>
         </w:rPr>
-        <w:fldChar w:fldCharType="begin"/>
-        <w:instrText xml:space="preserve"> PAGEREF bm_lista_cuadros \h </w:instrText>
-        <w:fldChar w:fldCharType="separate"/>
-        <w:t>?</w:t>
-        <w:fldChar w:fldCharType="end"/>
+        <w:t>iv</w:t>
       </w:r>
     </w:p>
     <w:p>
@@ -888,7 +882,7 @@
         <w:tabs>
           <w:tab w:pos="8271" w:val="right" w:leader="dot"/>
         </w:tabs>
-        <w:spacing w:line="360" w:lineRule="auto" w:before="0" w:after="80"/>
+        <w:spacing w:line="240" w:lineRule="auto" w:before="0" w:after="0"/>
         <w:ind w:left="0"/>
       </w:pPr>
       <w:r>
@@ -897,7 +891,7 @@
           <w:b w:val="0"/>
           <w:sz w:val="24"/>
         </w:rPr>
-        <w:t>LISTA DE FIGURAS</w:t>
+        <w:t>ÍNDICE DE CONTENIDO</w:t>
         <w:tab/>
       </w:r>
       <w:r>
@@ -906,11 +900,7 @@
           <w:b w:val="0"/>
           <w:sz w:val="24"/>
         </w:rPr>
-        <w:fldChar w:fldCharType="begin"/>
-        <w:instrText xml:space="preserve"> PAGEREF bm_lista_figuras \h </w:instrText>
-        <w:fldChar w:fldCharType="separate"/>
-        <w:t>?</w:t>
-        <w:fldChar w:fldCharType="end"/>
+        <w:t>v</w:t>
       </w:r>
     </w:p>
     <w:p>
@@ -918,7 +908,7 @@
         <w:tabs>
           <w:tab w:pos="8271" w:val="right" w:leader="dot"/>
         </w:tabs>
-        <w:spacing w:line="360" w:lineRule="auto" w:before="0" w:after="80"/>
+        <w:spacing w:line="240" w:lineRule="auto" w:before="0" w:after="0"/>
         <w:ind w:left="0"/>
       </w:pPr>
       <w:r>
@@ -927,7 +917,7 @@
           <w:b w:val="0"/>
           <w:sz w:val="24"/>
         </w:rPr>
-        <w:t>LISTA DE GRÁFICOS</w:t>
+        <w:t>LISTA DE CUADROS</w:t>
         <w:tab/>
       </w:r>
       <w:r>
@@ -936,11 +926,7 @@
           <w:b w:val="0"/>
           <w:sz w:val="24"/>
         </w:rPr>
-        <w:fldChar w:fldCharType="begin"/>
-        <w:instrText xml:space="preserve"> PAGEREF bm_lista_graficos \h </w:instrText>
-        <w:fldChar w:fldCharType="separate"/>
-        <w:t>?</w:t>
-        <w:fldChar w:fldCharType="end"/>
+        <w:t>vii</w:t>
       </w:r>
     </w:p>
     <w:p>
@@ -948,7 +934,7 @@
         <w:tabs>
           <w:tab w:pos="8271" w:val="right" w:leader="dot"/>
         </w:tabs>
-        <w:spacing w:line="360" w:lineRule="auto" w:before="0" w:after="80"/>
+        <w:spacing w:line="240" w:lineRule="auto" w:before="0" w:after="0"/>
         <w:ind w:left="0"/>
       </w:pPr>
       <w:r>
@@ -957,7 +943,7 @@
           <w:b w:val="0"/>
           <w:sz w:val="24"/>
         </w:rPr>
-        <w:t>LISTA DE ANEXOS</w:t>
+        <w:t>LISTA DE GRÁFICOS</w:t>
         <w:tab/>
       </w:r>
       <w:r>
@@ -966,11 +952,7 @@
           <w:b w:val="0"/>
           <w:sz w:val="24"/>
         </w:rPr>
-        <w:fldChar w:fldCharType="begin"/>
-        <w:instrText xml:space="preserve"> PAGEREF bm_lista_anexos \h </w:instrText>
-        <w:fldChar w:fldCharType="separate"/>
-        <w:t>?</w:t>
-        <w:fldChar w:fldCharType="end"/>
+        <w:t>viii</w:t>
       </w:r>
     </w:p>
     <w:p>
@@ -978,7 +960,7 @@
         <w:tabs>
           <w:tab w:pos="8271" w:val="right" w:leader="dot"/>
         </w:tabs>
-        <w:spacing w:line="360" w:lineRule="auto" w:before="0" w:after="80"/>
+        <w:spacing w:line="240" w:lineRule="auto" w:before="0" w:after="0"/>
         <w:ind w:left="0"/>
       </w:pPr>
       <w:r>
@@ -987,7 +969,7 @@
           <w:b w:val="0"/>
           <w:sz w:val="24"/>
         </w:rPr>
-        <w:t>RESUMEN</w:t>
+        <w:t>LISTA DE ANEXOS</w:t>
         <w:tab/>
       </w:r>
       <w:r>
@@ -996,11 +978,7 @@
           <w:b w:val="0"/>
           <w:sz w:val="24"/>
         </w:rPr>
-        <w:fldChar w:fldCharType="begin"/>
-        <w:instrText xml:space="preserve"> PAGEREF bm_resumen \h </w:instrText>
-        <w:fldChar w:fldCharType="separate"/>
-        <w:t>?</w:t>
-        <w:fldChar w:fldCharType="end"/>
+        <w:t>ix</w:t>
       </w:r>
     </w:p>
     <w:p>
@@ -1008,7 +986,7 @@
         <w:tabs>
           <w:tab w:pos="8271" w:val="right" w:leader="dot"/>
         </w:tabs>
-        <w:spacing w:line="360" w:lineRule="auto" w:before="0" w:after="80"/>
+        <w:spacing w:line="240" w:lineRule="auto" w:before="0" w:after="0"/>
         <w:ind w:left="0"/>
       </w:pPr>
       <w:r>
@@ -1017,7 +995,7 @@
           <w:b w:val="0"/>
           <w:sz w:val="24"/>
         </w:rPr>
-        <w:t>INTRODUCCIÓN</w:t>
+        <w:t>RESUMEN</w:t>
         <w:tab/>
       </w:r>
       <w:r>
@@ -1026,22 +1004,7 @@
           <w:b w:val="0"/>
           <w:sz w:val="24"/>
         </w:rPr>
-        <w:fldChar w:fldCharType="begin"/>
-        <w:instrText xml:space="preserve"> PAGEREF bm_introduccion \h </w:instrText>
-        <w:fldChar w:fldCharType="separate"/>
-        <w:t>?</w:t>
-        <w:fldChar w:fldCharType="end"/>
-      </w:r>
-    </w:p>
-    <w:p>
-      <w:pPr>
-        <w:spacing w:before="240" w:after="120"/>
-      </w:pPr>
-      <w:r>
-        <w:rPr>
-          <w:b/>
-        </w:rPr>
-        <w:t>CAPÍTULOS</w:t>
+        <w:t>x</w:t>
       </w:r>
     </w:p>
     <w:p>
@@ -1049,7 +1012,44 @@
         <w:tabs>
           <w:tab w:pos="8271" w:val="right" w:leader="dot"/>
         </w:tabs>
-        <w:spacing w:line="360" w:lineRule="auto" w:before="0" w:after="80"/>
+        <w:spacing w:line="240" w:lineRule="auto" w:before="0" w:after="0"/>
+        <w:ind w:left="0"/>
+      </w:pPr>
+      <w:r>
+        <w:rPr>
+          <w:rFonts w:ascii="Times New Roman" w:hAnsi="Times New Roman"/>
+          <w:b w:val="0"/>
+          <w:sz w:val="24"/>
+        </w:rPr>
+        <w:t>INTRODUCCIÓN</w:t>
+        <w:tab/>
+      </w:r>
+      <w:r>
+        <w:rPr>
+          <w:rFonts w:ascii="Times New Roman" w:hAnsi="Times New Roman"/>
+          <w:b w:val="0"/>
+          <w:sz w:val="24"/>
+        </w:rPr>
+        <w:t>1</w:t>
+      </w:r>
+    </w:p>
+    <w:p>
+      <w:pPr>
+        <w:spacing w:before="80" w:after="0"/>
+      </w:pPr>
+      <w:r>
+        <w:rPr>
+          <w:b/>
+        </w:rPr>
+        <w:t>CAPÍTULOS</w:t>
+      </w:r>
+    </w:p>
+    <w:p>
+      <w:pPr>
+        <w:tabs>
+          <w:tab w:pos="8271" w:val="right" w:leader="dot"/>
+        </w:tabs>
+        <w:spacing w:line="240" w:lineRule="auto" w:before="0" w:after="0"/>
         <w:ind w:left="0"/>
       </w:pPr>
       <w:r>
@@ -1079,7 +1079,7 @@
         <w:tabs>
           <w:tab w:pos="8271" w:val="right" w:leader="dot"/>
         </w:tabs>
-        <w:spacing w:line="360" w:lineRule="auto" w:before="0" w:after="80"/>
+        <w:spacing w:line="240" w:lineRule="auto" w:before="0" w:after="0"/>
         <w:ind w:left="283"/>
       </w:pPr>
       <w:r>
@@ -1109,7 +1109,7 @@
         <w:tabs>
           <w:tab w:pos="8271" w:val="right" w:leader="dot"/>
         </w:tabs>
-        <w:spacing w:line="360" w:lineRule="auto" w:before="0" w:after="80"/>
+        <w:spacing w:line="240" w:lineRule="auto" w:before="0" w:after="0"/>
         <w:ind w:left="283"/>
       </w:pPr>
       <w:r>
@@ -1139,7 +1139,7 @@
         <w:tabs>
           <w:tab w:pos="8271" w:val="right" w:leader="dot"/>
         </w:tabs>
-        <w:spacing w:line="360" w:lineRule="auto" w:before="0" w:after="80"/>
+        <w:spacing w:line="240" w:lineRule="auto" w:before="0" w:after="0"/>
         <w:ind w:left="283"/>
       </w:pPr>
       <w:r>
@@ -1169,7 +1169,7 @@
         <w:tabs>
           <w:tab w:pos="8271" w:val="right" w:leader="dot"/>
         </w:tabs>
-        <w:spacing w:line="360" w:lineRule="auto" w:before="0" w:after="80"/>
+        <w:spacing w:line="240" w:lineRule="auto" w:before="0" w:after="0"/>
         <w:ind w:left="283"/>
       </w:pPr>
       <w:r>
@@ -1199,7 +1199,7 @@
         <w:tabs>
           <w:tab w:pos="8271" w:val="right" w:leader="dot"/>
         </w:tabs>
-        <w:spacing w:line="360" w:lineRule="auto" w:before="0" w:after="80"/>
+        <w:spacing w:line="240" w:lineRule="auto" w:before="0" w:after="0"/>
         <w:ind w:left="283"/>
       </w:pPr>
       <w:r>
@@ -1229,7 +1229,7 @@
         <w:tabs>
           <w:tab w:pos="8271" w:val="right" w:leader="dot"/>
         </w:tabs>
-        <w:spacing w:line="360" w:lineRule="auto" w:before="0" w:after="80"/>
+        <w:spacing w:line="240" w:lineRule="auto" w:before="0" w:after="0"/>
         <w:ind w:left="283"/>
       </w:pPr>
       <w:r>
@@ -1259,7 +1259,7 @@
         <w:tabs>
           <w:tab w:pos="8271" w:val="right" w:leader="dot"/>
         </w:tabs>
-        <w:spacing w:line="360" w:lineRule="auto" w:before="0" w:after="80"/>
+        <w:spacing w:line="240" w:lineRule="auto" w:before="0" w:after="0"/>
         <w:ind w:left="283"/>
       </w:pPr>
       <w:r>
@@ -1289,7 +1289,7 @@
         <w:tabs>
           <w:tab w:pos="8271" w:val="right" w:leader="dot"/>
         </w:tabs>
-        <w:spacing w:line="360" w:lineRule="auto" w:before="0" w:after="80"/>
+        <w:spacing w:line="240" w:lineRule="auto" w:before="0" w:after="0"/>
         <w:ind w:left="283"/>
       </w:pPr>
       <w:r>
@@ -1319,7 +1319,7 @@
         <w:tabs>
           <w:tab w:pos="8271" w:val="right" w:leader="dot"/>
         </w:tabs>
-        <w:spacing w:line="360" w:lineRule="auto" w:before="0" w:after="80"/>
+        <w:spacing w:line="240" w:lineRule="auto" w:before="0" w:after="0"/>
         <w:ind w:left="283"/>
       </w:pPr>
       <w:r>
@@ -1349,7 +1349,37 @@
         <w:tabs>
           <w:tab w:pos="8271" w:val="right" w:leader="dot"/>
         </w:tabs>
-        <w:spacing w:line="360" w:lineRule="auto" w:before="0" w:after="80"/>
+        <w:spacing w:line="240" w:lineRule="auto" w:before="0" w:after="0"/>
+        <w:ind w:left="283"/>
+      </w:pPr>
+      <w:r>
+        <w:rPr>
+          <w:rFonts w:ascii="Times New Roman" w:hAnsi="Times New Roman"/>
+          <w:b w:val="0"/>
+          <w:sz w:val="24"/>
+        </w:rPr>
+        <w:t>Descripción del departamento donde realizó la pasantía</w:t>
+        <w:tab/>
+      </w:r>
+      <w:r>
+        <w:rPr>
+          <w:rFonts w:ascii="Times New Roman" w:hAnsi="Times New Roman"/>
+          <w:b w:val="0"/>
+          <w:sz w:val="24"/>
+        </w:rPr>
+        <w:fldChar w:fldCharType="begin"/>
+        <w:instrText xml:space="preserve"> PAGEREF bm_cap1_depto \h </w:instrText>
+        <w:fldChar w:fldCharType="separate"/>
+        <w:t>?</w:t>
+        <w:fldChar w:fldCharType="end"/>
+      </w:r>
+    </w:p>
+    <w:p>
+      <w:pPr>
+        <w:tabs>
+          <w:tab w:pos="8271" w:val="right" w:leader="dot"/>
+        </w:tabs>
+        <w:spacing w:line="240" w:lineRule="auto" w:before="0" w:after="0"/>
         <w:ind w:left="0"/>
       </w:pPr>
       <w:r>
@@ -1379,7 +1409,7 @@
         <w:tabs>
           <w:tab w:pos="8271" w:val="right" w:leader="dot"/>
         </w:tabs>
-        <w:spacing w:line="360" w:lineRule="auto" w:before="0" w:after="80"/>
+        <w:spacing w:line="240" w:lineRule="auto" w:before="0" w:after="0"/>
         <w:ind w:left="283"/>
       </w:pPr>
       <w:r>
@@ -1409,7 +1439,7 @@
         <w:tabs>
           <w:tab w:pos="8271" w:val="right" w:leader="dot"/>
         </w:tabs>
-        <w:spacing w:line="360" w:lineRule="auto" w:before="0" w:after="80"/>
+        <w:spacing w:line="240" w:lineRule="auto" w:before="0" w:after="0"/>
         <w:ind w:left="283"/>
       </w:pPr>
       <w:r>
@@ -1439,7 +1469,7 @@
         <w:tabs>
           <w:tab w:pos="8271" w:val="right" w:leader="dot"/>
         </w:tabs>
-        <w:spacing w:line="360" w:lineRule="auto" w:before="0" w:after="80"/>
+        <w:spacing w:line="240" w:lineRule="auto" w:before="0" w:after="0"/>
         <w:ind w:left="283"/>
       </w:pPr>
       <w:r>
@@ -1469,7 +1499,7 @@
         <w:tabs>
           <w:tab w:pos="8271" w:val="right" w:leader="dot"/>
         </w:tabs>
-        <w:spacing w:line="360" w:lineRule="auto" w:before="0" w:after="80"/>
+        <w:spacing w:line="240" w:lineRule="auto" w:before="0" w:after="0"/>
         <w:ind w:left="283"/>
       </w:pPr>
       <w:r>
@@ -1499,7 +1529,7 @@
         <w:tabs>
           <w:tab w:pos="8271" w:val="right" w:leader="dot"/>
         </w:tabs>
-        <w:spacing w:line="360" w:lineRule="auto" w:before="0" w:after="80"/>
+        <w:spacing w:line="240" w:lineRule="auto" w:before="0" w:after="0"/>
         <w:ind w:left="283"/>
       </w:pPr>
       <w:r>
@@ -1529,7 +1559,7 @@
         <w:tabs>
           <w:tab w:pos="8271" w:val="right" w:leader="dot"/>
         </w:tabs>
-        <w:spacing w:line="360" w:lineRule="auto" w:before="0" w:after="80"/>
+        <w:spacing w:line="240" w:lineRule="auto" w:before="0" w:after="0"/>
         <w:ind w:left="0"/>
       </w:pPr>
       <w:r>
@@ -1559,7 +1589,7 @@
         <w:tabs>
           <w:tab w:pos="8271" w:val="right" w:leader="dot"/>
         </w:tabs>
-        <w:spacing w:line="360" w:lineRule="auto" w:before="0" w:after="80"/>
+        <w:spacing w:line="240" w:lineRule="auto" w:before="0" w:after="0"/>
         <w:ind w:left="283"/>
       </w:pPr>
       <w:r>
@@ -1589,7 +1619,7 @@
         <w:tabs>
           <w:tab w:pos="8271" w:val="right" w:leader="dot"/>
         </w:tabs>
-        <w:spacing w:line="360" w:lineRule="auto" w:before="0" w:after="80"/>
+        <w:spacing w:line="240" w:lineRule="auto" w:before="0" w:after="0"/>
         <w:ind w:left="0"/>
       </w:pPr>
       <w:r>
@@ -1619,7 +1649,7 @@
         <w:tabs>
           <w:tab w:pos="8271" w:val="right" w:leader="dot"/>
         </w:tabs>
-        <w:spacing w:line="360" w:lineRule="auto" w:before="0" w:after="80"/>
+        <w:spacing w:line="240" w:lineRule="auto" w:before="0" w:after="0"/>
         <w:ind w:left="283"/>
       </w:pPr>
       <w:r>
@@ -1649,7 +1679,7 @@
         <w:tabs>
           <w:tab w:pos="8271" w:val="right" w:leader="dot"/>
         </w:tabs>
-        <w:spacing w:line="360" w:lineRule="auto" w:before="0" w:after="80"/>
+        <w:spacing w:line="240" w:lineRule="auto" w:before="0" w:after="0"/>
         <w:ind w:left="0"/>
       </w:pPr>
       <w:r>
@@ -1679,7 +1709,7 @@
         <w:tabs>
           <w:tab w:pos="8271" w:val="right" w:leader="dot"/>
         </w:tabs>
-        <w:spacing w:line="360" w:lineRule="auto" w:before="0" w:after="80"/>
+        <w:spacing w:line="240" w:lineRule="auto" w:before="0" w:after="0"/>
         <w:ind w:left="283"/>
       </w:pPr>
       <w:r>
@@ -1709,7 +1739,7 @@
         <w:tabs>
           <w:tab w:pos="8271" w:val="right" w:leader="dot"/>
         </w:tabs>
-        <w:spacing w:line="360" w:lineRule="auto" w:before="0" w:after="80"/>
+        <w:spacing w:line="240" w:lineRule="auto" w:before="0" w:after="0"/>
         <w:ind w:left="283"/>
       </w:pPr>
       <w:r>
@@ -1739,7 +1769,7 @@
         <w:tabs>
           <w:tab w:pos="8271" w:val="right" w:leader="dot"/>
         </w:tabs>
-        <w:spacing w:line="360" w:lineRule="auto" w:before="0" w:after="80"/>
+        <w:spacing w:line="240" w:lineRule="auto" w:before="0" w:after="0"/>
         <w:ind w:left="0"/>
       </w:pPr>
       <w:r>
@@ -1769,7 +1799,7 @@
         <w:tabs>
           <w:tab w:pos="8271" w:val="right" w:leader="dot"/>
         </w:tabs>
-        <w:spacing w:line="360" w:lineRule="auto" w:before="0" w:after="80"/>
+        <w:spacing w:line="240" w:lineRule="auto" w:before="0" w:after="0"/>
         <w:ind w:left="0"/>
       </w:pPr>
       <w:r>
@@ -1797,20 +1827,20 @@
     <w:p>
       <w:pPr>
         <w:sectPr>
-          <w:footerReference w:type="default" r:id="rId20"/>
-          <w:type w:val="continuous"/>
+          <w:footerReference w:type="default" r:id="rId23"/>
+          <w:footerReference w:type="first" r:id="rId24"/>
           <w:pgSz w:w="12240" w:h="15840"/>
           <w:pgMar w:top="1701" w:right="1701" w:bottom="1701" w:left="2268" w:header="720" w:footer="720" w:gutter="0"/>
           <w:cols w:space="720"/>
-          <w:titlePg/>
           <w:docGrid w:linePitch="360"/>
+          <w:pgNumType w:fmt="lowerRoman"/>
         </w:sectPr>
       </w:pPr>
     </w:p>
     <w:p>
       <w:bookmarkStart w:id="bm_lista_cuadros" w:name="bm_lista_cuadros"/>
       <w:pPr>
-        <w:spacing w:before="1140" w:after="480"/>
+        <w:spacing w:before="1140" w:after="480" w:line="360" w:lineRule="auto"/>
         <w:jc w:val="center"/>
       </w:pPr>
       <w:r>
@@ -1822,18 +1852,6 @@
         <w:t>LISTA DE CUADROS</w:t>
       </w:r>
       <w:bookmarkEnd w:id="bm_lista_cuadros"/>
-    </w:p>
-    <w:p>
-      <w:pPr>
-        <w:sectPr>
-          <w:footerReference w:type="default" r:id="rId21"/>
-          <w:pgSz w:w="12240" w:h="15840"/>
-          <w:pgMar w:top="1701" w:right="1701" w:bottom="1701" w:left="2268" w:header="720" w:footer="720" w:gutter="0"/>
-          <w:cols w:space="720"/>
-          <w:titlePg/>
-          <w:docGrid w:linePitch="360"/>
-        </w:sectPr>
-      </w:pPr>
     </w:p>
     <w:p>
       <w:pPr>
@@ -1929,61 +1947,20 @@
     <w:p>
       <w:pPr>
         <w:sectPr>
-          <w:footerReference w:type="default" r:id="rId22"/>
-          <w:type w:val="continuous"/>
+          <w:footerReference w:type="default" r:id="rId25"/>
+          <w:footerReference w:type="first" r:id="rId26"/>
           <w:pgSz w:w="12240" w:h="15840"/>
           <w:pgMar w:top="1701" w:right="1701" w:bottom="1701" w:left="2268" w:header="720" w:footer="720" w:gutter="0"/>
           <w:cols w:space="720"/>
-          <w:titlePg/>
           <w:docGrid w:linePitch="360"/>
-        </w:sectPr>
-      </w:pPr>
-    </w:p>
-    <w:p>
-      <w:bookmarkStart w:id="bm_lista_figuras" w:name="bm_lista_figuras"/>
-      <w:pPr>
-        <w:spacing w:before="1140" w:after="480"/>
-        <w:jc w:val="center"/>
-      </w:pPr>
-      <w:r>
-        <w:rPr>
-          <w:rFonts w:ascii="Times New Roman" w:hAnsi="Times New Roman"/>
-          <w:b/>
-          <w:sz w:val="24"/>
-        </w:rPr>
-        <w:t>LISTA DE FIGURAS</w:t>
-      </w:r>
-      <w:bookmarkEnd w:id="bm_lista_figuras"/>
-    </w:p>
-    <w:p>
-      <w:pPr>
-        <w:sectPr>
-          <w:footerReference w:type="default" r:id="rId23"/>
-          <w:pgSz w:w="12240" w:h="15840"/>
-          <w:pgMar w:top="1701" w:right="1701" w:bottom="1701" w:left="2268" w:header="720" w:footer="720" w:gutter="0"/>
-          <w:cols w:space="720"/>
-          <w:titlePg/>
-          <w:docGrid w:linePitch="360"/>
-        </w:sectPr>
-      </w:pPr>
-    </w:p>
-    <w:p>
-      <w:pPr>
-        <w:sectPr>
-          <w:footerReference w:type="default" r:id="rId24"/>
-          <w:type w:val="continuous"/>
-          <w:pgSz w:w="12240" w:h="15840"/>
-          <w:pgMar w:top="1701" w:right="1701" w:bottom="1701" w:left="2268" w:header="720" w:footer="720" w:gutter="0"/>
-          <w:cols w:space="720"/>
-          <w:titlePg/>
-          <w:docGrid w:linePitch="360"/>
+          <w:pgNumType w:fmt="lowerRoman"/>
         </w:sectPr>
       </w:pPr>
     </w:p>
     <w:p>
       <w:bookmarkStart w:id="bm_lista_graficos" w:name="bm_lista_graficos"/>
       <w:pPr>
-        <w:spacing w:before="1140" w:after="480"/>
+        <w:spacing w:before="1140" w:after="480" w:line="360" w:lineRule="auto"/>
         <w:jc w:val="center"/>
       </w:pPr>
       <w:r>
@@ -1995,18 +1972,6 @@
         <w:t>LISTA DE GRÁFICOS</w:t>
       </w:r>
       <w:bookmarkEnd w:id="bm_lista_graficos"/>
-    </w:p>
-    <w:p>
-      <w:pPr>
-        <w:sectPr>
-          <w:footerReference w:type="default" r:id="rId25"/>
-          <w:pgSz w:w="12240" w:h="15840"/>
-          <w:pgMar w:top="1701" w:right="1701" w:bottom="1701" w:left="2268" w:header="720" w:footer="720" w:gutter="0"/>
-          <w:cols w:space="720"/>
-          <w:titlePg/>
-          <w:docGrid w:linePitch="360"/>
-        </w:sectPr>
-      </w:pPr>
     </w:p>
     <w:p>
       <w:pPr>
@@ -2134,20 +2099,20 @@
     <w:p>
       <w:pPr>
         <w:sectPr>
-          <w:footerReference w:type="default" r:id="rId26"/>
-          <w:type w:val="continuous"/>
+          <w:footerReference w:type="default" r:id="rId27"/>
+          <w:footerReference w:type="first" r:id="rId28"/>
           <w:pgSz w:w="12240" w:h="15840"/>
           <w:pgMar w:top="1701" w:right="1701" w:bottom="1701" w:left="2268" w:header="720" w:footer="720" w:gutter="0"/>
           <w:cols w:space="720"/>
-          <w:titlePg/>
           <w:docGrid w:linePitch="360"/>
+          <w:pgNumType w:fmt="lowerRoman"/>
         </w:sectPr>
       </w:pPr>
     </w:p>
     <w:p>
       <w:bookmarkStart w:id="bm_lista_anexos" w:name="bm_lista_anexos"/>
       <w:pPr>
-        <w:spacing w:before="1140" w:after="480"/>
+        <w:spacing w:before="1140" w:after="480" w:line="360" w:lineRule="auto"/>
         <w:jc w:val="center"/>
       </w:pPr>
       <w:r>
@@ -2159,18 +2124,6 @@
         <w:t>LISTA DE ANEXOS</w:t>
       </w:r>
       <w:bookmarkEnd w:id="bm_lista_anexos"/>
-    </w:p>
-    <w:p>
-      <w:pPr>
-        <w:sectPr>
-          <w:footerReference w:type="default" r:id="rId27"/>
-          <w:pgSz w:w="12240" w:h="15840"/>
-          <w:pgMar w:top="1701" w:right="1701" w:bottom="1701" w:left="2268" w:header="720" w:footer="720" w:gutter="0"/>
-          <w:cols w:space="720"/>
-          <w:titlePg/>
-          <w:docGrid w:linePitch="360"/>
-        </w:sectPr>
-      </w:pPr>
     </w:p>
     <w:p>
       <w:pPr>
@@ -2234,319 +2187,299 @@
     <w:p>
       <w:pPr>
         <w:sectPr>
-          <w:footerReference w:type="default" r:id="rId28"/>
-          <w:type w:val="continuous"/>
+          <w:footerReference w:type="default" r:id="rId29"/>
+          <w:footerReference w:type="first" r:id="rId30"/>
+          <w:pgSz w:w="12240" w:h="15840"/>
+          <w:pgMar w:top="1701" w:right="1701" w:bottom="1701" w:left="2268" w:header="720" w:footer="720" w:gutter="0"/>
+          <w:cols w:space="720"/>
+          <w:docGrid w:linePitch="360"/>
+          <w:pgNumType w:fmt="lowerRoman"/>
+        </w:sectPr>
+      </w:pPr>
+    </w:p>
+    <w:p>
+      <w:pPr>
+        <w:spacing w:line="240" w:lineRule="auto" w:after="0"/>
+        <w:jc w:val="center"/>
+      </w:pPr>
+      <w:r>
+        <w:rPr>
+          <w:rFonts w:ascii="Times New Roman" w:hAnsi="Times New Roman"/>
+          <w:b/>
+          <w:sz w:val="24"/>
+        </w:rPr>
+        <w:t>REPÚBLICA BOLIVARIANA DE VENEZUELA</w:t>
+      </w:r>
+    </w:p>
+    <w:p>
+      <w:pPr>
+        <w:spacing w:line="240" w:lineRule="auto" w:after="0"/>
+        <w:jc w:val="center"/>
+      </w:pPr>
+      <w:r>
+        <w:rPr>
+          <w:rFonts w:ascii="Times New Roman" w:hAnsi="Times New Roman"/>
+          <w:b/>
+          <w:sz w:val="24"/>
+        </w:rPr>
+        <w:t>MINISTERIO DEL PODER POPULAR PARA LA EDUCACIÓN UNIVERSITARIA</w:t>
+      </w:r>
+    </w:p>
+    <w:p>
+      <w:pPr>
+        <w:spacing w:line="240" w:lineRule="auto" w:after="0"/>
+        <w:jc w:val="center"/>
+      </w:pPr>
+      <w:r>
+        <w:rPr>
+          <w:rFonts w:ascii="Times New Roman" w:hAnsi="Times New Roman"/>
+          <w:b/>
+          <w:sz w:val="24"/>
+        </w:rPr>
+        <w:t>INSTITUTO UNIVERSITARIO DE TECNOLOGÍA</w:t>
+      </w:r>
+    </w:p>
+    <w:p>
+      <w:pPr>
+        <w:spacing w:line="240" w:lineRule="auto" w:after="0"/>
+        <w:jc w:val="center"/>
+      </w:pPr>
+      <w:r>
+        <w:rPr>
+          <w:rFonts w:ascii="Times New Roman" w:hAnsi="Times New Roman"/>
+          <w:b/>
+          <w:sz w:val="24"/>
+        </w:rPr>
+        <w:t>"ELÍAS CALIXTO POMPA"</w:t>
+      </w:r>
+    </w:p>
+    <w:p>
+      <w:pPr>
+        <w:spacing w:line="240" w:lineRule="auto" w:after="0"/>
+        <w:jc w:val="center"/>
+      </w:pPr>
+      <w:r>
+        <w:rPr>
+          <w:rFonts w:ascii="Times New Roman" w:hAnsi="Times New Roman"/>
+          <w:b/>
+          <w:sz w:val="24"/>
+        </w:rPr>
+        <w:t>EL TIGRE, ESTADO ANZOÁTEGUI</w:t>
+      </w:r>
+    </w:p>
+    <w:p>
+      <w:pPr>
+        <w:spacing w:before="480" w:after="240" w:line="360" w:lineRule="auto"/>
+        <w:jc w:val="center"/>
+      </w:pPr>
+      <w:r>
+        <w:rPr>
+          <w:rFonts w:ascii="Times New Roman" w:hAnsi="Times New Roman"/>
+          <w:b/>
+          <w:sz w:val="24"/>
+        </w:rPr>
+        <w:t>EVALUACIÓN DEL CONTROL ADMINISTRATIVO APLICADO A LA GESTIÓN DE SOLICITUDES DE SERVICIOS DE TELECOMUNICACIONES EN LA EMPRESA INGENIERÍA DE TELECOMUNICACIONES, C.A.</w:t>
+      </w:r>
+    </w:p>
+    <w:p>
+      <w:pPr>
+        <w:spacing w:before="120" w:after="200" w:line="240" w:lineRule="auto"/>
+        <w:jc w:val="right"/>
+      </w:pPr>
+      <w:r>
+        <w:rPr>
+          <w:rFonts w:ascii="Times New Roman" w:hAnsi="Times New Roman"/>
+          <w:b/>
+          <w:sz w:val="24"/>
+        </w:rPr>
+        <w:t>Autor:</w:t>
+        <w:br/>
+      </w:r>
+      <w:r>
+        <w:rPr>
+          <w:rFonts w:ascii="Times New Roman" w:hAnsi="Times New Roman"/>
+          <w:b w:val="0"/>
+          <w:sz w:val="24"/>
+        </w:rPr>
+        <w:t>Alrifaai Alrifaaie, Amaal</w:t>
+        <w:br/>
+      </w:r>
+      <w:r>
+        <w:rPr>
+          <w:rFonts w:ascii="Times New Roman" w:hAnsi="Times New Roman"/>
+          <w:b w:val="0"/>
+          <w:sz w:val="24"/>
+        </w:rPr>
+        <w:t>C.I.: V-31.985.792</w:t>
+        <w:br/>
+      </w:r>
+      <w:r>
+        <w:rPr>
+          <w:rFonts w:ascii="Times New Roman" w:hAnsi="Times New Roman"/>
+          <w:b/>
+          <w:sz w:val="24"/>
+        </w:rPr>
+        <w:t>2026, agosto</w:t>
+      </w:r>
+    </w:p>
+    <w:p>
+      <w:bookmarkStart w:id="bm_resumen" w:name="bm_resumen"/>
+      <w:pPr>
+        <w:spacing w:before="0" w:after="160"/>
+        <w:jc w:val="center"/>
+      </w:pPr>
+      <w:r>
+        <w:rPr>
+          <w:rFonts w:ascii="Times New Roman" w:hAnsi="Times New Roman"/>
+          <w:b/>
+          <w:sz w:val="24"/>
+        </w:rPr>
+        <w:t>RESUMEN</w:t>
+      </w:r>
+      <w:bookmarkEnd w:id="bm_resumen"/>
+    </w:p>
+    <w:p>
+      <w:pPr>
+        <w:spacing w:line="240" w:lineRule="auto" w:after="0" w:before="0"/>
+        <w:ind w:firstLine="0"/>
+        <w:jc w:val="both"/>
+      </w:pPr>
+      <w:r>
+        <w:rPr>
+          <w:rFonts w:ascii="Times New Roman" w:hAnsi="Times New Roman"/>
+          <w:i w:val="0"/>
+          <w:sz w:val="24"/>
+        </w:rPr>
+        <w:t>El presente informe recoge las actividades desarrolladas durante diez (10) semanas de pasantías profesionales en Ingeniería de Telecomunicaciones, C.A. (IDETEL), con una primera etapa de rotación por Atención al Cliente y una segunda etapa de apoyo en el área de Administración. Durante la práctica se observó el recorrido de solicitudes de afiliación e incidencias, el registro de pagos, la facturación, el seguimiento de casos y la elaboración de reportes administrativos. La situación problemática se relaciona con la ausencia de un procedimiento formalizado y unificado para controlar las solicitudes desde su recepción hasta el cierre, lo que dificulta conocer responsables, tiempos y estatus de cada caso. El objetivo general fue evaluar el control administrativo aplicado a la gestión de solicitudes de servicios de telecomunicaciones para identificar debilidades y formular mejoras. Se realizaron observaciones directas, revisión de registros, entrevistas estructuradas al personal y un análisis causa-efecto de las fallas detectadas. Posteriormente se diseñó un flujo estandarizado, formatos de control y criterios de seguimiento mediante indicadores básicos. Se concluye que la principal necesidad consiste en formalizar el recorrido de las solicitudes y centralizar la información necesaria para su seguimiento. Se recomienda implementar progresivamente el procedimiento propuesto, asignar responsables por etapa y revisar periódicamente los tiempos de respuesta para detectar desviaciones y oportunidades de mejora.</w:t>
+      </w:r>
+    </w:p>
+    <w:p>
+      <w:pPr>
+        <w:spacing w:line="240" w:lineRule="auto" w:before="160"/>
+        <w:ind w:firstLine="0"/>
+      </w:pPr>
+      <w:r>
+        <w:rPr>
+          <w:rFonts w:ascii="Times New Roman" w:hAnsi="Times New Roman"/>
+          <w:b/>
+          <w:sz w:val="24"/>
+        </w:rPr>
+        <w:t xml:space="preserve">Palabras claves: </w:t>
+      </w:r>
+      <w:r>
+        <w:rPr>
+          <w:rFonts w:ascii="Times New Roman" w:hAnsi="Times New Roman"/>
+          <w:sz w:val="24"/>
+        </w:rPr>
+        <w:t>control administrativo, solicitudes de servicio, trazabilidad, telecomunicaciones, pasantías</w:t>
+      </w:r>
+    </w:p>
+    <w:p>
+      <w:pPr>
+        <w:sectPr>
+          <w:footerReference w:type="default" r:id="rId31"/>
+          <w:footerReference w:type="first" r:id="rId32"/>
+          <w:pgSz w:w="12240" w:h="15840"/>
+          <w:pgMar w:top="1701" w:right="1701" w:bottom="1701" w:left="2268" w:header="720" w:footer="720" w:gutter="0"/>
+          <w:cols w:space="720"/>
+          <w:docGrid w:linePitch="360"/>
+          <w:pgNumType w:fmt="lowerRoman"/>
+        </w:sectPr>
+      </w:pPr>
+    </w:p>
+    <w:p>
+      <w:bookmarkStart w:id="bm_introduccion" w:name="bm_introduccion"/>
+      <w:pPr>
+        <w:spacing w:before="1140" w:after="480" w:line="360" w:lineRule="auto"/>
+        <w:jc w:val="center"/>
+      </w:pPr>
+      <w:r>
+        <w:rPr>
+          <w:rFonts w:ascii="Times New Roman" w:hAnsi="Times New Roman"/>
+          <w:b/>
+          <w:sz w:val="24"/>
+        </w:rPr>
+        <w:t>INTRODUCCIÓN</w:t>
+      </w:r>
+      <w:bookmarkEnd w:id="bm_introduccion"/>
+    </w:p>
+    <w:p>
+      <w:pPr>
+        <w:spacing w:line="360" w:lineRule="auto" w:after="0" w:before="0"/>
+        <w:ind w:firstLine="709"/>
+        <w:jc w:val="both"/>
+      </w:pPr>
+      <w:r>
+        <w:rPr>
+          <w:rFonts w:ascii="Times New Roman" w:hAnsi="Times New Roman"/>
+          <w:i w:val="0"/>
+          <w:sz w:val="24"/>
+        </w:rPr>
+        <w:t>La atención de solicitudes de servicio exige coordinación entre las áreas que reciben el requerimiento, registran la información, procesan pagos o documentación y ejecutan las acciones técnicas necesarias para cerrar cada caso. En una empresa de telecomunicaciones, el control administrativo de ese recorrido permite conocer el estado de las afiliaciones e incidencias y facilita la comunicación con el suscriptor.</w:t>
+      </w:r>
+    </w:p>
+    <w:p>
+      <w:pPr>
+        <w:spacing w:line="360" w:lineRule="auto" w:after="0" w:before="0"/>
+        <w:ind w:firstLine="709"/>
+        <w:jc w:val="both"/>
+      </w:pPr>
+      <w:r>
+        <w:rPr>
+          <w:rFonts w:ascii="Times New Roman" w:hAnsi="Times New Roman"/>
+          <w:i w:val="0"/>
+          <w:sz w:val="24"/>
+        </w:rPr>
+        <w:t>Las pasantías en Ingeniería de Telecomunicaciones, C.A. (IDETEL) permitieron observar esta dinámica desde dos espacios vinculados: durante las primeras semanas se apoyaron tareas de Atención al Cliente y posteriormente se desarrollaron actividades en Administración. La rotación permitió identificar cómo la información originada en la atención inicial debe continuar hacia los procesos administrativos, comerciales y técnicos hasta alcanzar el cierre de la solicitud.</w:t>
+      </w:r>
+    </w:p>
+    <w:p>
+      <w:pPr>
+        <w:spacing w:line="360" w:lineRule="auto" w:after="0" w:before="0"/>
+        <w:ind w:firstLine="709"/>
+        <w:jc w:val="both"/>
+      </w:pPr>
+      <w:r>
+        <w:rPr>
+          <w:rFonts w:ascii="Times New Roman" w:hAnsi="Times New Roman"/>
+          <w:i w:val="0"/>
+          <w:sz w:val="24"/>
+        </w:rPr>
+        <w:t>El propósito del informe es evaluar el control administrativo aplicado a la gestión de solicitudes de servicios para determinar las principales debilidades y formular mejoras procedimentales. El trabajo se apoya en fundamentos de control administrativo, gestión de solicitudes, estandarización de procedimientos, calidad del servicio y sistemas de información, relacionándolos con las actividades realizadas durante la pasantía.</w:t>
+      </w:r>
+    </w:p>
+    <w:p>
+      <w:pPr>
+        <w:spacing w:line="360" w:lineRule="auto" w:after="0" w:before="0"/>
+        <w:ind w:firstLine="709"/>
+        <w:jc w:val="both"/>
+      </w:pPr>
+      <w:r>
+        <w:rPr>
+          <w:rFonts w:ascii="Times New Roman" w:hAnsi="Times New Roman"/>
+          <w:i w:val="0"/>
+          <w:sz w:val="24"/>
+        </w:rPr>
+        <w:t>El informe se organiza en cinco capítulos. El Capítulo I presenta la realidad organizacional de IDETEL; el Capítulo II desarrolla el diagnóstico situacional, los objetivos, la planificación y el cronograma; el Capítulo III expone las bases teóricas; el Capítulo IV describe las actividades ejecutadas durante las diez semanas; y el Capítulo V presenta las conclusiones y recomendaciones derivadas de la experiencia.</w:t>
+      </w:r>
+    </w:p>
+    <w:p>
+      <w:pPr>
+        <w:sectPr>
+          <w:footerReference w:type="default" r:id="rId33"/>
+          <w:footerReference w:type="first" r:id="rId34"/>
           <w:pgSz w:w="12240" w:h="15840"/>
           <w:pgMar w:top="1701" w:right="1701" w:bottom="1701" w:left="2268" w:header="720" w:footer="720" w:gutter="0"/>
           <w:cols w:space="720"/>
           <w:titlePg/>
           <w:docGrid w:linePitch="360"/>
+          <w:pgNumType w:start="1" w:fmt="decimal"/>
         </w:sectPr>
       </w:pPr>
     </w:p>
     <w:p>
       <w:pPr>
-        <w:spacing w:after="0"/>
-        <w:jc w:val="center"/>
-      </w:pPr>
-      <w:r>
-        <w:rPr>
-          <w:rFonts w:ascii="Times New Roman" w:hAnsi="Times New Roman"/>
-          <w:b/>
-          <w:sz w:val="24"/>
-        </w:rPr>
-        <w:t>REPÚBLICA BOLIVARIANA DE VENEZUELA</w:t>
-      </w:r>
-    </w:p>
-    <w:p>
-      <w:pPr>
-        <w:spacing w:after="0"/>
-        <w:jc w:val="center"/>
-      </w:pPr>
-      <w:r>
-        <w:rPr>
-          <w:rFonts w:ascii="Times New Roman" w:hAnsi="Times New Roman"/>
-          <w:b/>
-          <w:sz w:val="24"/>
-        </w:rPr>
-        <w:t>MINISTERIO DEL PODER POPULAR PARA LA EDUCACIÓN UNIVERSITARIA</w:t>
-      </w:r>
-    </w:p>
-    <w:p>
-      <w:pPr>
-        <w:spacing w:after="0"/>
-        <w:jc w:val="center"/>
-      </w:pPr>
-      <w:r>
-        <w:rPr>
-          <w:rFonts w:ascii="Times New Roman" w:hAnsi="Times New Roman"/>
-          <w:b/>
-          <w:sz w:val="24"/>
-        </w:rPr>
-        <w:t>INSTITUTO UNIVERSITARIO DE TECNOLOGÍA</w:t>
-      </w:r>
-    </w:p>
-    <w:p>
-      <w:pPr>
-        <w:spacing w:after="0"/>
-        <w:jc w:val="center"/>
-      </w:pPr>
-      <w:r>
-        <w:rPr>
-          <w:rFonts w:ascii="Times New Roman" w:hAnsi="Times New Roman"/>
-          <w:b/>
-          <w:sz w:val="24"/>
-        </w:rPr>
-        <w:t>"ELÍAS CALIXTO POMPA"</w:t>
-      </w:r>
-    </w:p>
-    <w:p>
-      <w:pPr>
-        <w:spacing w:after="0"/>
-        <w:jc w:val="center"/>
-      </w:pPr>
-      <w:r>
-        <w:rPr>
-          <w:rFonts w:ascii="Times New Roman" w:hAnsi="Times New Roman"/>
-          <w:b/>
-          <w:sz w:val="24"/>
-        </w:rPr>
-        <w:t>EL TIGRE, ESTADO ANZOÁTEGUI</w:t>
-      </w:r>
-    </w:p>
-    <w:p>
-      <w:pPr>
-        <w:spacing w:after="360"/>
-      </w:pPr>
-    </w:p>
-    <w:p>
-      <w:pPr>
-        <w:spacing w:after="480"/>
-        <w:jc w:val="center"/>
-      </w:pPr>
-      <w:r>
-        <w:rPr>
-          <w:rFonts w:ascii="Times New Roman" w:hAnsi="Times New Roman"/>
-          <w:b/>
-          <w:sz w:val="24"/>
-        </w:rPr>
-        <w:t>EVALUACIÓN DEL CONTROL ADMINISTRATIVO APLICADO A LA GESTIÓN DE SOLICITUDES DE SERVICIOS DE TELECOMUNICACIONES EN LA EMPRESA INGENIERÍA DE TELECOMUNICACIONES, C.A.</w:t>
-      </w:r>
-    </w:p>
-    <w:p>
-      <w:pPr>
-        <w:spacing w:after="480"/>
-        <w:ind w:left="0"/>
-        <w:jc w:val="right"/>
-      </w:pPr>
-      <w:r>
-        <w:rPr>
-          <w:rFonts w:ascii="Times New Roman" w:hAnsi="Times New Roman"/>
-          <w:b/>
-          <w:sz w:val="24"/>
-        </w:rPr>
-        <w:t>Autor:</w:t>
-        <w:br/>
-      </w:r>
-      <w:r>
-        <w:rPr>
-          <w:rFonts w:ascii="Times New Roman" w:hAnsi="Times New Roman"/>
-          <w:sz w:val="24"/>
-        </w:rPr>
-        <w:t>Alrifaai Alrifaaie, Amaal</w:t>
-        <w:br/>
-      </w:r>
-      <w:r>
-        <w:rPr>
-          <w:rFonts w:ascii="Times New Roman" w:hAnsi="Times New Roman"/>
-          <w:sz w:val="24"/>
-        </w:rPr>
-        <w:t>C.I.: 31.985.792</w:t>
-        <w:br/>
-      </w:r>
-      <w:r>
-        <w:rPr>
-          <w:rFonts w:ascii="Times New Roman" w:hAnsi="Times New Roman"/>
-          <w:sz w:val="24"/>
-        </w:rPr>
-        <w:t>agosto de 2026</w:t>
-      </w:r>
-    </w:p>
-    <w:p>
-      <w:bookmarkStart w:id="bm_resumen" w:name="bm_resumen"/>
-      <w:pPr>
-        <w:spacing w:before="480" w:after="480"/>
-        <w:jc w:val="center"/>
-      </w:pPr>
-      <w:r>
-        <w:rPr>
-          <w:rFonts w:ascii="Times New Roman" w:hAnsi="Times New Roman"/>
-          <w:b/>
-          <w:sz w:val="24"/>
-        </w:rPr>
-        <w:t>RESUMEN</w:t>
-      </w:r>
-      <w:bookmarkEnd w:id="bm_resumen"/>
-    </w:p>
-    <w:p>
-      <w:pPr>
-        <w:sectPr>
-          <w:footerReference w:type="default" r:id="rId29"/>
-          <w:pgSz w:w="12240" w:h="15840"/>
-          <w:pgMar w:top="1701" w:right="1701" w:bottom="1701" w:left="2268" w:header="720" w:footer="720" w:gutter="0"/>
-          <w:cols w:space="720"/>
-          <w:titlePg/>
-          <w:docGrid w:linePitch="360"/>
-        </w:sectPr>
-      </w:pPr>
-    </w:p>
-    <w:p>
-      <w:pPr>
-        <w:spacing w:line="360" w:lineRule="auto" w:after="0" w:before="0"/>
-        <w:ind w:firstLine="709"/>
-        <w:jc w:val="both"/>
-      </w:pPr>
-      <w:r>
-        <w:rPr>
-          <w:rFonts w:ascii="Times New Roman" w:hAnsi="Times New Roman"/>
-          <w:i w:val="0"/>
-          <w:sz w:val="24"/>
-        </w:rPr>
-        <w:t>El presente informe recoge las actividades desarrolladas durante diez (10) semanas de pasantías profesionales en Ingeniería de Telecomunicaciones, C.A. (IDETEL), con una primera etapa de rotación por Atención al Cliente y una segunda etapa de apoyo en el área de Administración. Durante la práctica se observó el recorrido de solicitudes de afiliación e incidencias, el registro de pagos, la facturación, el seguimiento de casos y la elaboración de reportes administrativos. La situación problemática se relaciona con la ausencia de un procedimiento formalizado y unificado para controlar las solicitudes desde su recepción hasta el cierre, lo que dificulta conocer responsables, tiempos y estatus de cada caso. El objetivo general fue evaluar el control administrativo aplicado a la gestión de solicitudes de servicios de telecomunicaciones para identificar debilidades y formular mejoras. Se realizaron observaciones directas, revisión de registros, entrevistas estructuradas al personal y un análisis causa-efecto de las fallas detectadas. Posteriormente se diseñó un flujo estandarizado, formatos de control y criterios de seguimiento mediante indicadores básicos. Se concluye que la principal necesidad consiste en formalizar el recorrido de las solicitudes y centralizar la información necesaria para su seguimiento. Se recomienda implementar progresivamente el procedimiento propuesto, asignar responsables por etapa y revisar periódicamente los tiempos de respuesta para detectar desviaciones y oportunidades de mejora.</w:t>
-      </w:r>
-    </w:p>
-    <w:p/>
-    <w:p>
-      <w:pPr>
-        <w:ind w:firstLine="709"/>
-      </w:pPr>
-      <w:r>
-        <w:rPr>
-          <w:b/>
-        </w:rPr>
-        <w:t xml:space="preserve">Palabras claves: </w:t>
-      </w:r>
-      <w:r>
-        <w:t>control administrativo, solicitudes de servicio, trazabilidad, telecomunicaciones, pasantías</w:t>
-      </w:r>
-    </w:p>
-    <w:p>
-      <w:pPr>
-        <w:sectPr>
-          <w:footerReference w:type="default" r:id="rId30"/>
-          <w:type w:val="continuous"/>
-          <w:pgSz w:w="12240" w:h="15840"/>
-          <w:pgMar w:top="1701" w:right="1701" w:bottom="1701" w:left="2268" w:header="720" w:footer="720" w:gutter="0"/>
-          <w:cols w:space="720"/>
-          <w:titlePg/>
-          <w:docGrid w:linePitch="360"/>
-        </w:sectPr>
-      </w:pPr>
-    </w:p>
-    <w:p>
-      <w:bookmarkStart w:id="bm_introduccion" w:name="bm_introduccion"/>
-      <w:pPr>
-        <w:spacing w:before="1140" w:after="480"/>
-        <w:jc w:val="center"/>
-      </w:pPr>
-      <w:r>
-        <w:rPr>
-          <w:rFonts w:ascii="Times New Roman" w:hAnsi="Times New Roman"/>
-          <w:b/>
-          <w:sz w:val="24"/>
-        </w:rPr>
-        <w:t>INTRODUCCIÓN</w:t>
-      </w:r>
-      <w:bookmarkEnd w:id="bm_introduccion"/>
-    </w:p>
-    <w:p>
-      <w:pPr>
-        <w:sectPr>
-          <w:footerReference w:type="default" r:id="rId31"/>
-          <w:pgSz w:w="12240" w:h="15840"/>
-          <w:pgMar w:top="1701" w:right="1701" w:bottom="1701" w:left="2268" w:header="720" w:footer="720" w:gutter="0"/>
-          <w:cols w:space="720"/>
-          <w:titlePg/>
-          <w:docGrid w:linePitch="360"/>
-        </w:sectPr>
-      </w:pPr>
-    </w:p>
-    <w:p>
-      <w:pPr>
-        <w:spacing w:line="360" w:lineRule="auto" w:after="0" w:before="0"/>
-        <w:ind w:firstLine="709"/>
-        <w:jc w:val="both"/>
-      </w:pPr>
-      <w:r>
-        <w:rPr>
-          <w:rFonts w:ascii="Times New Roman" w:hAnsi="Times New Roman"/>
-          <w:i w:val="0"/>
-          <w:sz w:val="24"/>
-        </w:rPr>
-        <w:t>La atención de solicitudes de servicio exige coordinación entre las áreas que reciben el requerimiento, registran la información, procesan pagos o documentación y ejecutan las acciones técnicas necesarias para cerrar cada caso. En una empresa de telecomunicaciones, el control administrativo de ese recorrido permite conocer el estado de las afiliaciones e incidencias y facilita la comunicación con el suscriptor.</w:t>
-      </w:r>
-    </w:p>
-    <w:p>
-      <w:pPr>
-        <w:spacing w:line="360" w:lineRule="auto" w:after="0" w:before="0"/>
-        <w:ind w:firstLine="709"/>
-        <w:jc w:val="both"/>
-      </w:pPr>
-      <w:r>
-        <w:rPr>
-          <w:rFonts w:ascii="Times New Roman" w:hAnsi="Times New Roman"/>
-          <w:i w:val="0"/>
-          <w:sz w:val="24"/>
-        </w:rPr>
-        <w:t>Las pasantías en Ingeniería de Telecomunicaciones, C.A. (IDETEL) permitieron observar esta dinámica desde dos espacios vinculados: durante las primeras semanas se apoyaron tareas de Atención al Cliente y posteriormente se desarrollaron actividades en Administración. La rotación permitió identificar cómo la información originada en la atención inicial debe continuar hacia los procesos administrativos, comerciales y técnicos hasta alcanzar el cierre de la solicitud.</w:t>
-      </w:r>
-    </w:p>
-    <w:p>
-      <w:pPr>
-        <w:spacing w:line="360" w:lineRule="auto" w:after="0" w:before="0"/>
-        <w:ind w:firstLine="709"/>
-        <w:jc w:val="both"/>
-      </w:pPr>
-      <w:r>
-        <w:rPr>
-          <w:rFonts w:ascii="Times New Roman" w:hAnsi="Times New Roman"/>
-          <w:i w:val="0"/>
-          <w:sz w:val="24"/>
-        </w:rPr>
-        <w:t>El propósito del informe es evaluar el control administrativo aplicado a la gestión de solicitudes de servicios para determinar las principales debilidades y formular mejoras procedimentales. El trabajo se apoya en fundamentos de control administrativo, gestión de solicitudes, estandarización de procedimientos, calidad del servicio y sistemas de información, relacionándolos con las actividades realizadas durante la pasantía.</w:t>
-      </w:r>
-    </w:p>
-    <w:p>
-      <w:pPr>
-        <w:spacing w:line="360" w:lineRule="auto" w:after="0" w:before="0"/>
-        <w:ind w:firstLine="709"/>
-        <w:jc w:val="both"/>
-      </w:pPr>
-      <w:r>
-        <w:rPr>
-          <w:rFonts w:ascii="Times New Roman" w:hAnsi="Times New Roman"/>
-          <w:i w:val="0"/>
-          <w:sz w:val="24"/>
-        </w:rPr>
-        <w:t>El informe se organiza en cinco capítulos. El Capítulo I presenta la realidad organizacional de IDETEL; el Capítulo II desarrolla el diagnóstico situacional, los objetivos, la planificación y el cronograma; el Capítulo III expone las bases teóricas; el Capítulo IV describe las actividades ejecutadas durante las diez semanas; y el Capítulo V presenta las conclusiones y recomendaciones derivadas de la experiencia.</w:t>
-      </w:r>
-    </w:p>
-    <w:p>
-      <w:pPr>
-        <w:sectPr>
-          <w:footerReference w:type="default" r:id="rId32"/>
-          <w:type w:val="continuous"/>
-          <w:pgSz w:w="12240" w:h="15840"/>
-          <w:pgMar w:top="1701" w:right="1701" w:bottom="1701" w:left="2268" w:header="720" w:footer="720" w:gutter="0"/>
-          <w:cols w:space="720"/>
-          <w:titlePg/>
-          <w:docGrid w:linePitch="360"/>
-        </w:sectPr>
-      </w:pPr>
-    </w:p>
-    <w:p>
-      <w:pPr>
-        <w:spacing w:before="1140" w:after="480"/>
+        <w:spacing w:before="1140" w:after="480" w:line="360" w:lineRule="auto"/>
         <w:jc w:val="center"/>
       </w:pPr>
       <w:r>
@@ -2561,7 +2494,7 @@
     <w:p>
       <w:bookmarkStart w:id="bm_cap1" w:name="bm_cap1"/>
       <w:pPr>
-        <w:spacing w:before="480"/>
+        <w:spacing w:before="0" w:after="480" w:line="360" w:lineRule="auto"/>
         <w:jc w:val="center"/>
       </w:pPr>
       <w:r>
@@ -2573,18 +2506,6 @@
         <w:t>REALIDAD ORGANIZACIONAL</w:t>
       </w:r>
       <w:bookmarkEnd w:id="bm_cap1"/>
-    </w:p>
-    <w:p>
-      <w:pPr>
-        <w:sectPr>
-          <w:footerReference w:type="default" r:id="rId33"/>
-          <w:pgSz w:w="12240" w:h="15840"/>
-          <w:pgMar w:top="1701" w:right="1701" w:bottom="1701" w:left="2268" w:header="720" w:footer="720" w:gutter="0"/>
-          <w:cols w:space="720"/>
-          <w:titlePg/>
-          <w:docGrid w:linePitch="360"/>
-        </w:sectPr>
-      </w:pPr>
     </w:p>
     <w:p>
       <w:bookmarkStart w:id="bm_cap1_ident" w:name="bm_cap1_ident"/>
@@ -3083,7 +3004,7 @@
         <w:rPr>
           <w:rFonts w:ascii="Times New Roman" w:hAnsi="Times New Roman"/>
           <w:i/>
-          <w:sz w:val="24"/>
+          <w:sz w:val="20"/>
         </w:rPr>
         <w:t xml:space="preserve">Gráfico 1. </w:t>
       </w:r>
@@ -3091,7 +3012,7 @@
         <w:rPr>
           <w:rFonts w:ascii="Times New Roman" w:hAnsi="Times New Roman"/>
           <w:b/>
-          <w:sz w:val="24"/>
+          <w:sz w:val="20"/>
         </w:rPr>
         <w:t>Representación cartográfica y ubicación espacial de Ingeniería de Telecomunicaciones, C.A.</w:t>
       </w:r>
@@ -3171,7 +3092,7 @@
           <w:i w:val="0"/>
           <w:sz w:val="24"/>
         </w:rPr>
-        <w:t>La estructura organizativa de Ingeniería de Telecomunicaciones, C.A. es de tipo vertical, diseñada para garantizar una comunicación fluida entre los niveles directivos y operativos. A la cabeza se encuentra la Presidencia, seguida de la Gerencia General y Operaciones, de la cual se desprenden los departamentos de Supervisión de Administración, Contabilidad y Tributos, Supervisión Comercial, Área de Internet, Supervisión del NOC (Network Operations Center) y Mantenimiento de Radiocomunicación. Se presenta a continuación el organigrama general de la empresa y del Departamento de Administración.</w:t>
+        <w:t>La estructura organizativa de Ingeniería de Telecomunicaciones, C.A. es de tipo vertical y articula los niveles directivos, administrativos, comerciales y técnicos. A la cabeza se encuentra la Presidencia, seguida de la Gerencia General y Operaciones. A continuación se presentan el organigrama general de la empresa y el organigrama del área administrativa vinculada con la pasantía.</w:t>
       </w:r>
     </w:p>
     <w:p>
@@ -3224,7 +3145,7 @@
         <w:rPr>
           <w:rFonts w:ascii="Times New Roman" w:hAnsi="Times New Roman"/>
           <w:i/>
-          <w:sz w:val="24"/>
+          <w:sz w:val="20"/>
         </w:rPr>
         <w:t xml:space="preserve">Gráfico 2. </w:t>
       </w:r>
@@ -3232,7 +3153,7 @@
         <w:rPr>
           <w:rFonts w:ascii="Times New Roman" w:hAnsi="Times New Roman"/>
           <w:b/>
-          <w:sz w:val="24"/>
+          <w:sz w:val="20"/>
         </w:rPr>
         <w:t>Organigrama estructural y niveles jerárquicos de Ingeniería de Telecomunicaciones, C.A.</w:t>
       </w:r>
@@ -3288,7 +3209,7 @@
         <w:rPr>
           <w:rFonts w:ascii="Times New Roman" w:hAnsi="Times New Roman"/>
           <w:i/>
-          <w:sz w:val="24"/>
+          <w:sz w:val="20"/>
         </w:rPr>
         <w:t xml:space="preserve">Gráfico 3. </w:t>
       </w:r>
@@ -3296,28 +3217,75 @@
         <w:rPr>
           <w:rFonts w:ascii="Times New Roman" w:hAnsi="Times New Roman"/>
           <w:b/>
-          <w:sz w:val="24"/>
+          <w:sz w:val="20"/>
         </w:rPr>
         <w:t>Organigrama del Departamento de Administración.</w:t>
       </w:r>
       <w:bookmarkEnd w:id="bm_grafico3"/>
     </w:p>
     <w:p>
+      <w:bookmarkStart w:id="bm_cap1_depto" w:name="bm_cap1_depto"/>
+      <w:pPr>
+        <w:spacing w:before="480" w:after="480" w:line="360" w:lineRule="auto"/>
+        <w:jc w:val="left"/>
+      </w:pPr>
+      <w:r>
+        <w:rPr>
+          <w:rFonts w:ascii="Times New Roman" w:hAnsi="Times New Roman"/>
+          <w:b/>
+          <w:sz w:val="24"/>
+        </w:rPr>
+        <w:t>Descripción del departamento donde realizó la pasantía</w:t>
+      </w:r>
+      <w:bookmarkEnd w:id="bm_cap1_depto"/>
+    </w:p>
+    <w:p>
+      <w:pPr>
+        <w:spacing w:line="360" w:lineRule="auto" w:after="0" w:before="0"/>
+        <w:ind w:firstLine="709"/>
+        <w:jc w:val="both"/>
+      </w:pPr>
+      <w:r>
+        <w:rPr>
+          <w:rFonts w:ascii="Times New Roman" w:hAnsi="Times New Roman"/>
+          <w:i w:val="0"/>
+          <w:sz w:val="24"/>
+        </w:rPr>
+        <w:t>La experiencia de pasantía comprendió una rotación inicial por Atención al Cliente durante las primeras tres semanas y, posteriormente, la incorporación al área de Administración. Esta secuencia permitió conocer el recorrido de las solicitudes desde el contacto inicial con el suscriptor hasta su tratamiento administrativo y coordinación con las unidades técnicas.</w:t>
+      </w:r>
+    </w:p>
+    <w:p>
+      <w:pPr>
+        <w:spacing w:line="360" w:lineRule="auto" w:after="0" w:before="0"/>
+        <w:ind w:firstLine="709"/>
+        <w:jc w:val="both"/>
+      </w:pPr>
+      <w:r>
+        <w:rPr>
+          <w:rFonts w:ascii="Times New Roman" w:hAnsi="Times New Roman"/>
+          <w:i w:val="0"/>
+          <w:sz w:val="24"/>
+        </w:rPr>
+        <w:t>En el ámbito administrativo se observaron funciones relacionadas con Supervisión de Administración, Contabilidad y Tributos; Compras y Facturación; y Atención al Cliente. Las actividades incluyeron recepción y registro de solicitudes, revisión de recaudos, seguimiento de incidencias y afiliaciones, apoyo en facturación y archivo, así como coordinación de información con otras áreas de IDETEL.</w:t>
+      </w:r>
+    </w:p>
+    <w:p>
       <w:pPr>
         <w:sectPr>
-          <w:footerReference w:type="default" r:id="rId34"/>
-          <w:type w:val="continuous"/>
+          <w:footerReference w:type="default" r:id="rId35"/>
+          <w:footerReference w:type="first" r:id="rId36"/>
           <w:pgSz w:w="12240" w:h="15840"/>
           <w:pgMar w:top="1701" w:right="1701" w:bottom="1701" w:left="2268" w:header="720" w:footer="720" w:gutter="0"/>
           <w:cols w:space="720"/>
           <w:titlePg/>
           <w:docGrid w:linePitch="360"/>
+          <w:pgNumType w:fmt="decimal"/>
         </w:sectPr>
       </w:pPr>
     </w:p>
     <w:p>
       <w:pPr>
-        <w:spacing w:before="1140" w:after="480"/>
+        <w:spacing w:before="1140" w:after="480" w:line="360" w:lineRule="auto"/>
         <w:jc w:val="center"/>
       </w:pPr>
       <w:r>
@@ -3332,7 +3300,7 @@
     <w:p>
       <w:bookmarkStart w:id="bm_cap2" w:name="bm_cap2"/>
       <w:pPr>
-        <w:spacing w:before="480"/>
+        <w:spacing w:before="0" w:after="480" w:line="360" w:lineRule="auto"/>
         <w:jc w:val="center"/>
       </w:pPr>
       <w:r>
@@ -3346,18 +3314,6 @@
       <w:bookmarkEnd w:id="bm_cap2"/>
     </w:p>
     <w:p>
-      <w:pPr>
-        <w:sectPr>
-          <w:footerReference w:type="default" r:id="rId35"/>
-          <w:pgSz w:w="12240" w:h="15840"/>
-          <w:pgMar w:top="1701" w:right="1701" w:bottom="1701" w:left="2268" w:header="720" w:footer="720" w:gutter="0"/>
-          <w:cols w:space="720"/>
-          <w:titlePg/>
-          <w:docGrid w:linePitch="360"/>
-        </w:sectPr>
-      </w:pPr>
-    </w:p>
-    <w:p>
       <w:bookmarkStart w:id="bm_cap2_sit" w:name="bm_cap2_sit"/>
       <w:pPr>
         <w:spacing w:before="480" w:after="480" w:line="360" w:lineRule="auto"/>
@@ -3649,7 +3605,7 @@
         <w:rPr>
           <w:rFonts w:ascii="Times New Roman" w:hAnsi="Times New Roman"/>
           <w:b/>
-          <w:sz w:val="24"/>
+          <w:sz w:val="20"/>
         </w:rPr>
         <w:t xml:space="preserve">Cuadro 1. </w:t>
       </w:r>
@@ -3657,7 +3613,7 @@
         <w:rPr>
           <w:rFonts w:ascii="Times New Roman" w:hAnsi="Times New Roman"/>
           <w:i/>
-          <w:sz w:val="24"/>
+          <w:sz w:val="20"/>
         </w:rPr>
         <w:t>Planificación integral de objetivos específicos.</w:t>
       </w:r>
@@ -4255,7 +4211,7 @@
         <w:rPr>
           <w:rFonts w:ascii="Times New Roman" w:hAnsi="Times New Roman"/>
           <w:b/>
-          <w:sz w:val="24"/>
+          <w:sz w:val="20"/>
         </w:rPr>
         <w:t xml:space="preserve">Cuadro 2. </w:t>
       </w:r>
@@ -4263,7 +4219,7 @@
         <w:rPr>
           <w:rFonts w:ascii="Times New Roman" w:hAnsi="Times New Roman"/>
           <w:i/>
-          <w:sz w:val="24"/>
+          <w:sz w:val="20"/>
         </w:rPr>
         <w:t>Cronograma de actividades de la pasantía.</w:t>
       </w:r>
@@ -4273,26 +4229,27 @@
       <w:tblPr>
         <w:tblStyle w:val="TableGrid"/>
         <w:tblW w:type="auto" w:w="0"/>
+        <w:jc w:val="center"/>
         <w:tblLook w:firstColumn="1" w:firstRow="1" w:lastColumn="0" w:lastRow="0" w:noHBand="0" w:noVBand="1" w:val="04A0"/>
         <w:tblLayout w:type="fixed"/>
       </w:tblPr>
       <w:tblGrid>
-        <w:gridCol w:w="3033"/>
-        <w:gridCol w:w="523"/>
-        <w:gridCol w:w="523"/>
-        <w:gridCol w:w="523"/>
-        <w:gridCol w:w="523"/>
-        <w:gridCol w:w="523"/>
-        <w:gridCol w:w="523"/>
-        <w:gridCol w:w="523"/>
-        <w:gridCol w:w="523"/>
-        <w:gridCol w:w="523"/>
-        <w:gridCol w:w="523"/>
+        <w:gridCol w:w="2703"/>
+        <w:gridCol w:w="556"/>
+        <w:gridCol w:w="556"/>
+        <w:gridCol w:w="556"/>
+        <w:gridCol w:w="556"/>
+        <w:gridCol w:w="556"/>
+        <w:gridCol w:w="556"/>
+        <w:gridCol w:w="556"/>
+        <w:gridCol w:w="556"/>
+        <w:gridCol w:w="556"/>
+        <w:gridCol w:w="556"/>
       </w:tblGrid>
       <w:tr>
         <w:tc>
           <w:tcPr>
-            <w:tcW w:w="3033" w:type="dxa"/>
+            <w:tcW w:w="2703" w:type="dxa"/>
             <w:shd w:val="clear" w:color="auto" w:fill="4472C4"/>
           </w:tcPr>
           <w:p>
@@ -4313,8 +4270,8 @@
         </w:tc>
         <w:tc>
           <w:tcPr>
-            <w:tcW w:w="2092" w:type="dxa"/>
-            <w:gridSpan w:val="4"/>
+            <w:tcW w:w="2780" w:type="dxa"/>
+            <w:gridSpan w:val="5"/>
             <w:shd w:val="clear" w:color="auto" w:fill="4472C4"/>
           </w:tcPr>
           <w:p>
@@ -4335,7 +4292,7 @@
         </w:tc>
         <w:tc>
           <w:tcPr>
-            <w:tcW w:w="2092" w:type="dxa"/>
+            <w:tcW w:w="2224" w:type="dxa"/>
             <w:gridSpan w:val="4"/>
             <w:shd w:val="clear" w:color="auto" w:fill="4472C4"/>
           </w:tcPr>
@@ -4357,8 +4314,7 @@
         </w:tc>
         <w:tc>
           <w:tcPr>
-            <w:tcW w:w="1046" w:type="dxa"/>
-            <w:gridSpan w:val="2"/>
+            <w:tcW w:w="556" w:type="dxa"/>
             <w:shd w:val="clear" w:color="auto" w:fill="4472C4"/>
           </w:tcPr>
           <w:p>
@@ -4381,7 +4337,7 @@
       <w:tr>
         <w:tc>
           <w:tcPr>
-            <w:tcW w:w="3033" w:type="dxa"/>
+            <w:tcW w:w="2703" w:type="dxa"/>
             <w:shd w:val="clear" w:color="auto" w:fill="4472C4"/>
           </w:tcPr>
           <w:p>
@@ -4402,7 +4358,7 @@
         </w:tc>
         <w:tc>
           <w:tcPr>
-            <w:tcW w:w="523" w:type="dxa"/>
+            <w:tcW w:w="556" w:type="dxa"/>
             <w:shd w:val="clear" w:color="auto" w:fill="4472C4"/>
           </w:tcPr>
           <w:p>
@@ -4415,7 +4371,7 @@
                 <w:rFonts w:ascii="Times New Roman" w:hAnsi="Times New Roman"/>
                 <w:b/>
                 <w:color w:val="FFFFFF"/>
-                <w:sz w:val="18"/>
+                <w:sz w:val="20"/>
               </w:rPr>
               <w:t>1</w:t>
             </w:r>
@@ -4423,7 +4379,7 @@
         </w:tc>
         <w:tc>
           <w:tcPr>
-            <w:tcW w:w="523" w:type="dxa"/>
+            <w:tcW w:w="556" w:type="dxa"/>
             <w:shd w:val="clear" w:color="auto" w:fill="4472C4"/>
           </w:tcPr>
           <w:p>
@@ -4436,7 +4392,7 @@
                 <w:rFonts w:ascii="Times New Roman" w:hAnsi="Times New Roman"/>
                 <w:b/>
                 <w:color w:val="FFFFFF"/>
-                <w:sz w:val="18"/>
+                <w:sz w:val="20"/>
               </w:rPr>
               <w:t>2</w:t>
             </w:r>
@@ -4444,7 +4400,7 @@
         </w:tc>
         <w:tc>
           <w:tcPr>
-            <w:tcW w:w="523" w:type="dxa"/>
+            <w:tcW w:w="556" w:type="dxa"/>
             <w:shd w:val="clear" w:color="auto" w:fill="4472C4"/>
           </w:tcPr>
           <w:p>
@@ -4457,7 +4413,7 @@
                 <w:rFonts w:ascii="Times New Roman" w:hAnsi="Times New Roman"/>
                 <w:b/>
                 <w:color w:val="FFFFFF"/>
-                <w:sz w:val="18"/>
+                <w:sz w:val="20"/>
               </w:rPr>
               <w:t>3</w:t>
             </w:r>
@@ -4465,7 +4421,7 @@
         </w:tc>
         <w:tc>
           <w:tcPr>
-            <w:tcW w:w="523" w:type="dxa"/>
+            <w:tcW w:w="556" w:type="dxa"/>
             <w:shd w:val="clear" w:color="auto" w:fill="4472C4"/>
           </w:tcPr>
           <w:p>
@@ -4478,7 +4434,7 @@
                 <w:rFonts w:ascii="Times New Roman" w:hAnsi="Times New Roman"/>
                 <w:b/>
                 <w:color w:val="FFFFFF"/>
-                <w:sz w:val="18"/>
+                <w:sz w:val="20"/>
               </w:rPr>
               <w:t>4</w:t>
             </w:r>
@@ -4486,7 +4442,7 @@
         </w:tc>
         <w:tc>
           <w:tcPr>
-            <w:tcW w:w="523" w:type="dxa"/>
+            <w:tcW w:w="556" w:type="dxa"/>
             <w:shd w:val="clear" w:color="auto" w:fill="4472C4"/>
           </w:tcPr>
           <w:p>
@@ -4499,15 +4455,15 @@
                 <w:rFonts w:ascii="Times New Roman" w:hAnsi="Times New Roman"/>
                 <w:b/>
                 <w:color w:val="FFFFFF"/>
-                <w:sz w:val="18"/>
+                <w:sz w:val="20"/>
               </w:rPr>
-              <w:t>1</w:t>
+              <w:t>5</w:t>
             </w:r>
           </w:p>
         </w:tc>
         <w:tc>
           <w:tcPr>
-            <w:tcW w:w="523" w:type="dxa"/>
+            <w:tcW w:w="556" w:type="dxa"/>
             <w:shd w:val="clear" w:color="auto" w:fill="4472C4"/>
           </w:tcPr>
           <w:p>
@@ -4520,15 +4476,15 @@
                 <w:rFonts w:ascii="Times New Roman" w:hAnsi="Times New Roman"/>
                 <w:b/>
                 <w:color w:val="FFFFFF"/>
-                <w:sz w:val="18"/>
+                <w:sz w:val="20"/>
               </w:rPr>
-              <w:t>2</w:t>
+              <w:t>1</w:t>
             </w:r>
           </w:p>
         </w:tc>
         <w:tc>
           <w:tcPr>
-            <w:tcW w:w="523" w:type="dxa"/>
+            <w:tcW w:w="556" w:type="dxa"/>
             <w:shd w:val="clear" w:color="auto" w:fill="4472C4"/>
           </w:tcPr>
           <w:p>
@@ -4541,15 +4497,15 @@
                 <w:rFonts w:ascii="Times New Roman" w:hAnsi="Times New Roman"/>
                 <w:b/>
                 <w:color w:val="FFFFFF"/>
-                <w:sz w:val="18"/>
+                <w:sz w:val="20"/>
               </w:rPr>
-              <w:t>3</w:t>
+              <w:t>2</w:t>
             </w:r>
           </w:p>
         </w:tc>
         <w:tc>
           <w:tcPr>
-            <w:tcW w:w="523" w:type="dxa"/>
+            <w:tcW w:w="556" w:type="dxa"/>
             <w:shd w:val="clear" w:color="auto" w:fill="4472C4"/>
           </w:tcPr>
           <w:p>
@@ -4562,15 +4518,15 @@
                 <w:rFonts w:ascii="Times New Roman" w:hAnsi="Times New Roman"/>
                 <w:b/>
                 <w:color w:val="FFFFFF"/>
-                <w:sz w:val="18"/>
+                <w:sz w:val="20"/>
               </w:rPr>
-              <w:t>4</w:t>
+              <w:t>3</w:t>
             </w:r>
           </w:p>
         </w:tc>
         <w:tc>
           <w:tcPr>
-            <w:tcW w:w="523" w:type="dxa"/>
+            <w:tcW w:w="556" w:type="dxa"/>
             <w:shd w:val="clear" w:color="auto" w:fill="4472C4"/>
           </w:tcPr>
           <w:p>
@@ -4583,15 +4539,15 @@
                 <w:rFonts w:ascii="Times New Roman" w:hAnsi="Times New Roman"/>
                 <w:b/>
                 <w:color w:val="FFFFFF"/>
-                <w:sz w:val="18"/>
+                <w:sz w:val="20"/>
               </w:rPr>
-              <w:t>1</w:t>
+              <w:t>4</w:t>
             </w:r>
           </w:p>
         </w:tc>
         <w:tc>
           <w:tcPr>
-            <w:tcW w:w="523" w:type="dxa"/>
+            <w:tcW w:w="556" w:type="dxa"/>
             <w:shd w:val="clear" w:color="auto" w:fill="4472C4"/>
           </w:tcPr>
           <w:p>
@@ -4604,9 +4560,9 @@
                 <w:rFonts w:ascii="Times New Roman" w:hAnsi="Times New Roman"/>
                 <w:b/>
                 <w:color w:val="FFFFFF"/>
-                <w:sz w:val="18"/>
+                <w:sz w:val="20"/>
               </w:rPr>
-              <w:t>2</w:t>
+              <w:t>1</w:t>
             </w:r>
           </w:p>
         </w:tc>
@@ -4614,7 +4570,7 @@
       <w:tr>
         <w:tc>
           <w:tcPr>
-            <w:tcW w:w="3033" w:type="dxa"/>
+            <w:tcW w:w="2703" w:type="dxa"/>
             <w:shd w:val="clear" w:color="auto" w:fill="D9E1F2"/>
           </w:tcPr>
           <w:p>
@@ -4635,7 +4591,7 @@
         </w:tc>
         <w:tc>
           <w:tcPr>
-            <w:tcW w:w="523" w:type="dxa"/>
+            <w:tcW w:w="556" w:type="dxa"/>
             <w:shd w:val="clear" w:color="auto" w:fill="70AD47"/>
           </w:tcPr>
           <w:p>
@@ -4648,15 +4604,15 @@
                 <w:rFonts w:ascii="Times New Roman" w:hAnsi="Times New Roman"/>
                 <w:b w:val="0"/>
                 <w:color w:val="FFFFFF"/>
-                <w:sz w:val="18"/>
+                <w:sz w:val="20"/>
               </w:rPr>
-              <w:t>✓</w:t>
+              <w:t>X</w:t>
             </w:r>
           </w:p>
         </w:tc>
         <w:tc>
           <w:tcPr>
-            <w:tcW w:w="523" w:type="dxa"/>
+            <w:tcW w:w="556" w:type="dxa"/>
             <w:shd w:val="clear" w:color="auto" w:fill="D9E1F2"/>
           </w:tcPr>
           <w:p>
@@ -4669,14 +4625,14 @@
                 <w:rFonts w:ascii="Times New Roman" w:hAnsi="Times New Roman"/>
                 <w:b w:val="0"/>
                 <w:color w:val="000000"/>
-                <w:sz w:val="18"/>
+                <w:sz w:val="20"/>
               </w:rPr>
             </w:r>
           </w:p>
         </w:tc>
         <w:tc>
           <w:tcPr>
-            <w:tcW w:w="523" w:type="dxa"/>
+            <w:tcW w:w="556" w:type="dxa"/>
             <w:shd w:val="clear" w:color="auto" w:fill="D9E1F2"/>
           </w:tcPr>
           <w:p>
@@ -4689,14 +4645,14 @@
                 <w:rFonts w:ascii="Times New Roman" w:hAnsi="Times New Roman"/>
                 <w:b w:val="0"/>
                 <w:color w:val="000000"/>
-                <w:sz w:val="18"/>
+                <w:sz w:val="20"/>
               </w:rPr>
             </w:r>
           </w:p>
         </w:tc>
         <w:tc>
           <w:tcPr>
-            <w:tcW w:w="523" w:type="dxa"/>
+            <w:tcW w:w="556" w:type="dxa"/>
             <w:shd w:val="clear" w:color="auto" w:fill="D9E1F2"/>
           </w:tcPr>
           <w:p>
@@ -4709,14 +4665,14 @@
                 <w:rFonts w:ascii="Times New Roman" w:hAnsi="Times New Roman"/>
                 <w:b w:val="0"/>
                 <w:color w:val="000000"/>
-                <w:sz w:val="18"/>
+                <w:sz w:val="20"/>
               </w:rPr>
             </w:r>
           </w:p>
         </w:tc>
         <w:tc>
           <w:tcPr>
-            <w:tcW w:w="523" w:type="dxa"/>
+            <w:tcW w:w="556" w:type="dxa"/>
             <w:shd w:val="clear" w:color="auto" w:fill="D9E1F2"/>
           </w:tcPr>
           <w:p>
@@ -4729,14 +4685,14 @@
                 <w:rFonts w:ascii="Times New Roman" w:hAnsi="Times New Roman"/>
                 <w:b w:val="0"/>
                 <w:color w:val="000000"/>
-                <w:sz w:val="18"/>
+                <w:sz w:val="20"/>
               </w:rPr>
             </w:r>
           </w:p>
         </w:tc>
         <w:tc>
           <w:tcPr>
-            <w:tcW w:w="523" w:type="dxa"/>
+            <w:tcW w:w="556" w:type="dxa"/>
             <w:shd w:val="clear" w:color="auto" w:fill="D9E1F2"/>
           </w:tcPr>
           <w:p>
@@ -4749,14 +4705,14 @@
                 <w:rFonts w:ascii="Times New Roman" w:hAnsi="Times New Roman"/>
                 <w:b w:val="0"/>
                 <w:color w:val="000000"/>
-                <w:sz w:val="18"/>
+                <w:sz w:val="20"/>
               </w:rPr>
             </w:r>
           </w:p>
         </w:tc>
         <w:tc>
           <w:tcPr>
-            <w:tcW w:w="523" w:type="dxa"/>
+            <w:tcW w:w="556" w:type="dxa"/>
             <w:shd w:val="clear" w:color="auto" w:fill="D9E1F2"/>
           </w:tcPr>
           <w:p>
@@ -4769,14 +4725,14 @@
                 <w:rFonts w:ascii="Times New Roman" w:hAnsi="Times New Roman"/>
                 <w:b w:val="0"/>
                 <w:color w:val="000000"/>
-                <w:sz w:val="18"/>
+                <w:sz w:val="20"/>
               </w:rPr>
             </w:r>
           </w:p>
         </w:tc>
         <w:tc>
           <w:tcPr>
-            <w:tcW w:w="523" w:type="dxa"/>
+            <w:tcW w:w="556" w:type="dxa"/>
             <w:shd w:val="clear" w:color="auto" w:fill="D9E1F2"/>
           </w:tcPr>
           <w:p>
@@ -4789,14 +4745,14 @@
                 <w:rFonts w:ascii="Times New Roman" w:hAnsi="Times New Roman"/>
                 <w:b w:val="0"/>
                 <w:color w:val="000000"/>
-                <w:sz w:val="18"/>
+                <w:sz w:val="20"/>
               </w:rPr>
             </w:r>
           </w:p>
         </w:tc>
         <w:tc>
           <w:tcPr>
-            <w:tcW w:w="523" w:type="dxa"/>
+            <w:tcW w:w="556" w:type="dxa"/>
             <w:shd w:val="clear" w:color="auto" w:fill="D9E1F2"/>
           </w:tcPr>
           <w:p>
@@ -4809,14 +4765,14 @@
                 <w:rFonts w:ascii="Times New Roman" w:hAnsi="Times New Roman"/>
                 <w:b w:val="0"/>
                 <w:color w:val="000000"/>
-                <w:sz w:val="18"/>
+                <w:sz w:val="20"/>
               </w:rPr>
             </w:r>
           </w:p>
         </w:tc>
         <w:tc>
           <w:tcPr>
-            <w:tcW w:w="523" w:type="dxa"/>
+            <w:tcW w:w="556" w:type="dxa"/>
             <w:shd w:val="clear" w:color="auto" w:fill="D9E1F2"/>
           </w:tcPr>
           <w:p>
@@ -4829,7 +4785,7 @@
                 <w:rFonts w:ascii="Times New Roman" w:hAnsi="Times New Roman"/>
                 <w:b w:val="0"/>
                 <w:color w:val="000000"/>
-                <w:sz w:val="18"/>
+                <w:sz w:val="20"/>
               </w:rPr>
             </w:r>
           </w:p>
@@ -4838,7 +4794,7 @@
       <w:tr>
         <w:tc>
           <w:tcPr>
-            <w:tcW w:w="3033" w:type="dxa"/>
+            <w:tcW w:w="2703" w:type="dxa"/>
             <w:shd w:val="clear" w:color="auto" w:fill="FFFFFF"/>
           </w:tcPr>
           <w:p>
@@ -4859,7 +4815,7 @@
         </w:tc>
         <w:tc>
           <w:tcPr>
-            <w:tcW w:w="523" w:type="dxa"/>
+            <w:tcW w:w="556" w:type="dxa"/>
             <w:shd w:val="clear" w:color="auto" w:fill="70AD47"/>
           </w:tcPr>
           <w:p>
@@ -4872,15 +4828,15 @@
                 <w:rFonts w:ascii="Times New Roman" w:hAnsi="Times New Roman"/>
                 <w:b w:val="0"/>
                 <w:color w:val="FFFFFF"/>
-                <w:sz w:val="18"/>
+                <w:sz w:val="20"/>
               </w:rPr>
-              <w:t>✓</w:t>
+              <w:t>X</w:t>
             </w:r>
           </w:p>
         </w:tc>
         <w:tc>
           <w:tcPr>
-            <w:tcW w:w="523" w:type="dxa"/>
+            <w:tcW w:w="556" w:type="dxa"/>
             <w:shd w:val="clear" w:color="auto" w:fill="70AD47"/>
           </w:tcPr>
           <w:p>
@@ -4893,15 +4849,15 @@
                 <w:rFonts w:ascii="Times New Roman" w:hAnsi="Times New Roman"/>
                 <w:b w:val="0"/>
                 <w:color w:val="FFFFFF"/>
-                <w:sz w:val="18"/>
+                <w:sz w:val="20"/>
               </w:rPr>
-              <w:t>✓</w:t>
+              <w:t>X</w:t>
             </w:r>
           </w:p>
         </w:tc>
         <w:tc>
           <w:tcPr>
-            <w:tcW w:w="523" w:type="dxa"/>
+            <w:tcW w:w="556" w:type="dxa"/>
             <w:shd w:val="clear" w:color="auto" w:fill="70AD47"/>
           </w:tcPr>
           <w:p>
@@ -4914,15 +4870,15 @@
                 <w:rFonts w:ascii="Times New Roman" w:hAnsi="Times New Roman"/>
                 <w:b w:val="0"/>
                 <w:color w:val="FFFFFF"/>
-                <w:sz w:val="18"/>
+                <w:sz w:val="20"/>
               </w:rPr>
-              <w:t>✓</w:t>
+              <w:t>X</w:t>
             </w:r>
           </w:p>
         </w:tc>
         <w:tc>
           <w:tcPr>
-            <w:tcW w:w="523" w:type="dxa"/>
+            <w:tcW w:w="556" w:type="dxa"/>
             <w:shd w:val="clear" w:color="auto" w:fill="FFFFFF"/>
           </w:tcPr>
           <w:p>
@@ -4935,14 +4891,14 @@
                 <w:rFonts w:ascii="Times New Roman" w:hAnsi="Times New Roman"/>
                 <w:b w:val="0"/>
                 <w:color w:val="000000"/>
-                <w:sz w:val="18"/>
+                <w:sz w:val="20"/>
               </w:rPr>
             </w:r>
           </w:p>
         </w:tc>
         <w:tc>
           <w:tcPr>
-            <w:tcW w:w="523" w:type="dxa"/>
+            <w:tcW w:w="556" w:type="dxa"/>
             <w:shd w:val="clear" w:color="auto" w:fill="FFFFFF"/>
           </w:tcPr>
           <w:p>
@@ -4955,14 +4911,14 @@
                 <w:rFonts w:ascii="Times New Roman" w:hAnsi="Times New Roman"/>
                 <w:b w:val="0"/>
                 <w:color w:val="000000"/>
-                <w:sz w:val="18"/>
+                <w:sz w:val="20"/>
               </w:rPr>
             </w:r>
           </w:p>
         </w:tc>
         <w:tc>
           <w:tcPr>
-            <w:tcW w:w="523" w:type="dxa"/>
+            <w:tcW w:w="556" w:type="dxa"/>
             <w:shd w:val="clear" w:color="auto" w:fill="FFFFFF"/>
           </w:tcPr>
           <w:p>
@@ -4975,14 +4931,14 @@
                 <w:rFonts w:ascii="Times New Roman" w:hAnsi="Times New Roman"/>
                 <w:b w:val="0"/>
                 <w:color w:val="000000"/>
-                <w:sz w:val="18"/>
+                <w:sz w:val="20"/>
               </w:rPr>
             </w:r>
           </w:p>
         </w:tc>
         <w:tc>
           <w:tcPr>
-            <w:tcW w:w="523" w:type="dxa"/>
+            <w:tcW w:w="556" w:type="dxa"/>
             <w:shd w:val="clear" w:color="auto" w:fill="FFFFFF"/>
           </w:tcPr>
           <w:p>
@@ -4995,14 +4951,14 @@
                 <w:rFonts w:ascii="Times New Roman" w:hAnsi="Times New Roman"/>
                 <w:b w:val="0"/>
                 <w:color w:val="000000"/>
-                <w:sz w:val="18"/>
+                <w:sz w:val="20"/>
               </w:rPr>
             </w:r>
           </w:p>
         </w:tc>
         <w:tc>
           <w:tcPr>
-            <w:tcW w:w="523" w:type="dxa"/>
+            <w:tcW w:w="556" w:type="dxa"/>
             <w:shd w:val="clear" w:color="auto" w:fill="FFFFFF"/>
           </w:tcPr>
           <w:p>
@@ -5015,14 +4971,14 @@
                 <w:rFonts w:ascii="Times New Roman" w:hAnsi="Times New Roman"/>
                 <w:b w:val="0"/>
                 <w:color w:val="000000"/>
-                <w:sz w:val="18"/>
+                <w:sz w:val="20"/>
               </w:rPr>
             </w:r>
           </w:p>
         </w:tc>
         <w:tc>
           <w:tcPr>
-            <w:tcW w:w="523" w:type="dxa"/>
+            <w:tcW w:w="556" w:type="dxa"/>
             <w:shd w:val="clear" w:color="auto" w:fill="FFFFFF"/>
           </w:tcPr>
           <w:p>
@@ -5035,14 +4991,14 @@
                 <w:rFonts w:ascii="Times New Roman" w:hAnsi="Times New Roman"/>
                 <w:b w:val="0"/>
                 <w:color w:val="000000"/>
-                <w:sz w:val="18"/>
+                <w:sz w:val="20"/>
               </w:rPr>
             </w:r>
           </w:p>
         </w:tc>
         <w:tc>
           <w:tcPr>
-            <w:tcW w:w="523" w:type="dxa"/>
+            <w:tcW w:w="556" w:type="dxa"/>
             <w:shd w:val="clear" w:color="auto" w:fill="FFFFFF"/>
           </w:tcPr>
           <w:p>
@@ -5055,7 +5011,7 @@
                 <w:rFonts w:ascii="Times New Roman" w:hAnsi="Times New Roman"/>
                 <w:b w:val="0"/>
                 <w:color w:val="000000"/>
-                <w:sz w:val="18"/>
+                <w:sz w:val="20"/>
               </w:rPr>
             </w:r>
           </w:p>
@@ -5064,7 +5020,7 @@
       <w:tr>
         <w:tc>
           <w:tcPr>
-            <w:tcW w:w="3033" w:type="dxa"/>
+            <w:tcW w:w="2703" w:type="dxa"/>
             <w:shd w:val="clear" w:color="auto" w:fill="D9E1F2"/>
           </w:tcPr>
           <w:p>
@@ -5085,7 +5041,7 @@
         </w:tc>
         <w:tc>
           <w:tcPr>
-            <w:tcW w:w="523" w:type="dxa"/>
+            <w:tcW w:w="556" w:type="dxa"/>
             <w:shd w:val="clear" w:color="auto" w:fill="70AD47"/>
           </w:tcPr>
           <w:p>
@@ -5098,15 +5054,15 @@
                 <w:rFonts w:ascii="Times New Roman" w:hAnsi="Times New Roman"/>
                 <w:b w:val="0"/>
                 <w:color w:val="FFFFFF"/>
-                <w:sz w:val="18"/>
+                <w:sz w:val="20"/>
               </w:rPr>
-              <w:t>✓</w:t>
+              <w:t>X</w:t>
             </w:r>
           </w:p>
         </w:tc>
         <w:tc>
           <w:tcPr>
-            <w:tcW w:w="523" w:type="dxa"/>
+            <w:tcW w:w="556" w:type="dxa"/>
             <w:shd w:val="clear" w:color="auto" w:fill="70AD47"/>
           </w:tcPr>
           <w:p>
@@ -5119,15 +5075,15 @@
                 <w:rFonts w:ascii="Times New Roman" w:hAnsi="Times New Roman"/>
                 <w:b w:val="0"/>
                 <w:color w:val="FFFFFF"/>
-                <w:sz w:val="18"/>
+                <w:sz w:val="20"/>
               </w:rPr>
-              <w:t>✓</w:t>
+              <w:t>X</w:t>
             </w:r>
           </w:p>
         </w:tc>
         <w:tc>
           <w:tcPr>
-            <w:tcW w:w="523" w:type="dxa"/>
+            <w:tcW w:w="556" w:type="dxa"/>
             <w:shd w:val="clear" w:color="auto" w:fill="70AD47"/>
           </w:tcPr>
           <w:p>
@@ -5140,15 +5096,15 @@
                 <w:rFonts w:ascii="Times New Roman" w:hAnsi="Times New Roman"/>
                 <w:b w:val="0"/>
                 <w:color w:val="FFFFFF"/>
-                <w:sz w:val="18"/>
+                <w:sz w:val="20"/>
               </w:rPr>
-              <w:t>✓</w:t>
+              <w:t>X</w:t>
             </w:r>
           </w:p>
         </w:tc>
         <w:tc>
           <w:tcPr>
-            <w:tcW w:w="523" w:type="dxa"/>
+            <w:tcW w:w="556" w:type="dxa"/>
             <w:shd w:val="clear" w:color="auto" w:fill="D9E1F2"/>
           </w:tcPr>
           <w:p>
@@ -5161,14 +5117,14 @@
                 <w:rFonts w:ascii="Times New Roman" w:hAnsi="Times New Roman"/>
                 <w:b w:val="0"/>
                 <w:color w:val="000000"/>
-                <w:sz w:val="18"/>
+                <w:sz w:val="20"/>
               </w:rPr>
             </w:r>
           </w:p>
         </w:tc>
         <w:tc>
           <w:tcPr>
-            <w:tcW w:w="523" w:type="dxa"/>
+            <w:tcW w:w="556" w:type="dxa"/>
             <w:shd w:val="clear" w:color="auto" w:fill="D9E1F2"/>
           </w:tcPr>
           <w:p>
@@ -5181,14 +5137,14 @@
                 <w:rFonts w:ascii="Times New Roman" w:hAnsi="Times New Roman"/>
                 <w:b w:val="0"/>
                 <w:color w:val="000000"/>
-                <w:sz w:val="18"/>
+                <w:sz w:val="20"/>
               </w:rPr>
             </w:r>
           </w:p>
         </w:tc>
         <w:tc>
           <w:tcPr>
-            <w:tcW w:w="523" w:type="dxa"/>
+            <w:tcW w:w="556" w:type="dxa"/>
             <w:shd w:val="clear" w:color="auto" w:fill="D9E1F2"/>
           </w:tcPr>
           <w:p>
@@ -5201,14 +5157,14 @@
                 <w:rFonts w:ascii="Times New Roman" w:hAnsi="Times New Roman"/>
                 <w:b w:val="0"/>
                 <w:color w:val="000000"/>
-                <w:sz w:val="18"/>
+                <w:sz w:val="20"/>
               </w:rPr>
             </w:r>
           </w:p>
         </w:tc>
         <w:tc>
           <w:tcPr>
-            <w:tcW w:w="523" w:type="dxa"/>
+            <w:tcW w:w="556" w:type="dxa"/>
             <w:shd w:val="clear" w:color="auto" w:fill="D9E1F2"/>
           </w:tcPr>
           <w:p>
@@ -5221,14 +5177,14 @@
                 <w:rFonts w:ascii="Times New Roman" w:hAnsi="Times New Roman"/>
                 <w:b w:val="0"/>
                 <w:color w:val="000000"/>
-                <w:sz w:val="18"/>
+                <w:sz w:val="20"/>
               </w:rPr>
             </w:r>
           </w:p>
         </w:tc>
         <w:tc>
           <w:tcPr>
-            <w:tcW w:w="523" w:type="dxa"/>
+            <w:tcW w:w="556" w:type="dxa"/>
             <w:shd w:val="clear" w:color="auto" w:fill="D9E1F2"/>
           </w:tcPr>
           <w:p>
@@ -5241,14 +5197,14 @@
                 <w:rFonts w:ascii="Times New Roman" w:hAnsi="Times New Roman"/>
                 <w:b w:val="0"/>
                 <w:color w:val="000000"/>
-                <w:sz w:val="18"/>
+                <w:sz w:val="20"/>
               </w:rPr>
             </w:r>
           </w:p>
         </w:tc>
         <w:tc>
           <w:tcPr>
-            <w:tcW w:w="523" w:type="dxa"/>
+            <w:tcW w:w="556" w:type="dxa"/>
             <w:shd w:val="clear" w:color="auto" w:fill="D9E1F2"/>
           </w:tcPr>
           <w:p>
@@ -5261,14 +5217,14 @@
                 <w:rFonts w:ascii="Times New Roman" w:hAnsi="Times New Roman"/>
                 <w:b w:val="0"/>
                 <w:color w:val="000000"/>
-                <w:sz w:val="18"/>
+                <w:sz w:val="20"/>
               </w:rPr>
             </w:r>
           </w:p>
         </w:tc>
         <w:tc>
           <w:tcPr>
-            <w:tcW w:w="523" w:type="dxa"/>
+            <w:tcW w:w="556" w:type="dxa"/>
             <w:shd w:val="clear" w:color="auto" w:fill="D9E1F2"/>
           </w:tcPr>
           <w:p>
@@ -5281,7 +5237,7 @@
                 <w:rFonts w:ascii="Times New Roman" w:hAnsi="Times New Roman"/>
                 <w:b w:val="0"/>
                 <w:color w:val="000000"/>
-                <w:sz w:val="18"/>
+                <w:sz w:val="20"/>
               </w:rPr>
             </w:r>
           </w:p>
@@ -5290,7 +5246,7 @@
       <w:tr>
         <w:tc>
           <w:tcPr>
-            <w:tcW w:w="3033" w:type="dxa"/>
+            <w:tcW w:w="2703" w:type="dxa"/>
             <w:shd w:val="clear" w:color="auto" w:fill="FFFFFF"/>
           </w:tcPr>
           <w:p>
@@ -5311,7 +5267,7 @@
         </w:tc>
         <w:tc>
           <w:tcPr>
-            <w:tcW w:w="523" w:type="dxa"/>
+            <w:tcW w:w="556" w:type="dxa"/>
             <w:shd w:val="clear" w:color="auto" w:fill="FFFFFF"/>
           </w:tcPr>
           <w:p>
@@ -5324,14 +5280,14 @@
                 <w:rFonts w:ascii="Times New Roman" w:hAnsi="Times New Roman"/>
                 <w:b w:val="0"/>
                 <w:color w:val="000000"/>
-                <w:sz w:val="18"/>
+                <w:sz w:val="20"/>
               </w:rPr>
             </w:r>
           </w:p>
         </w:tc>
         <w:tc>
           <w:tcPr>
-            <w:tcW w:w="523" w:type="dxa"/>
+            <w:tcW w:w="556" w:type="dxa"/>
             <w:shd w:val="clear" w:color="auto" w:fill="FFFFFF"/>
           </w:tcPr>
           <w:p>
@@ -5344,14 +5300,14 @@
                 <w:rFonts w:ascii="Times New Roman" w:hAnsi="Times New Roman"/>
                 <w:b w:val="0"/>
                 <w:color w:val="000000"/>
-                <w:sz w:val="18"/>
+                <w:sz w:val="20"/>
               </w:rPr>
             </w:r>
           </w:p>
         </w:tc>
         <w:tc>
           <w:tcPr>
-            <w:tcW w:w="523" w:type="dxa"/>
+            <w:tcW w:w="556" w:type="dxa"/>
             <w:shd w:val="clear" w:color="auto" w:fill="70AD47"/>
           </w:tcPr>
           <w:p>
@@ -5364,15 +5320,15 @@
                 <w:rFonts w:ascii="Times New Roman" w:hAnsi="Times New Roman"/>
                 <w:b w:val="0"/>
                 <w:color w:val="FFFFFF"/>
-                <w:sz w:val="18"/>
+                <w:sz w:val="20"/>
               </w:rPr>
-              <w:t>✓</w:t>
+              <w:t>X</w:t>
             </w:r>
           </w:p>
         </w:tc>
         <w:tc>
           <w:tcPr>
-            <w:tcW w:w="523" w:type="dxa"/>
+            <w:tcW w:w="556" w:type="dxa"/>
             <w:shd w:val="clear" w:color="auto" w:fill="70AD47"/>
           </w:tcPr>
           <w:p>
@@ -5385,15 +5341,15 @@
                 <w:rFonts w:ascii="Times New Roman" w:hAnsi="Times New Roman"/>
                 <w:b w:val="0"/>
                 <w:color w:val="FFFFFF"/>
-                <w:sz w:val="18"/>
+                <w:sz w:val="20"/>
               </w:rPr>
-              <w:t>✓</w:t>
+              <w:t>X</w:t>
             </w:r>
           </w:p>
         </w:tc>
         <w:tc>
           <w:tcPr>
-            <w:tcW w:w="523" w:type="dxa"/>
+            <w:tcW w:w="556" w:type="dxa"/>
             <w:shd w:val="clear" w:color="auto" w:fill="FFFFFF"/>
           </w:tcPr>
           <w:p>
@@ -5406,14 +5362,14 @@
                 <w:rFonts w:ascii="Times New Roman" w:hAnsi="Times New Roman"/>
                 <w:b w:val="0"/>
                 <w:color w:val="000000"/>
-                <w:sz w:val="18"/>
+                <w:sz w:val="20"/>
               </w:rPr>
             </w:r>
           </w:p>
         </w:tc>
         <w:tc>
           <w:tcPr>
-            <w:tcW w:w="523" w:type="dxa"/>
+            <w:tcW w:w="556" w:type="dxa"/>
             <w:shd w:val="clear" w:color="auto" w:fill="FFFFFF"/>
           </w:tcPr>
           <w:p>
@@ -5426,14 +5382,14 @@
                 <w:rFonts w:ascii="Times New Roman" w:hAnsi="Times New Roman"/>
                 <w:b w:val="0"/>
                 <w:color w:val="000000"/>
-                <w:sz w:val="18"/>
+                <w:sz w:val="20"/>
               </w:rPr>
             </w:r>
           </w:p>
         </w:tc>
         <w:tc>
           <w:tcPr>
-            <w:tcW w:w="523" w:type="dxa"/>
+            <w:tcW w:w="556" w:type="dxa"/>
             <w:shd w:val="clear" w:color="auto" w:fill="FFFFFF"/>
           </w:tcPr>
           <w:p>
@@ -5446,14 +5402,14 @@
                 <w:rFonts w:ascii="Times New Roman" w:hAnsi="Times New Roman"/>
                 <w:b w:val="0"/>
                 <w:color w:val="000000"/>
-                <w:sz w:val="18"/>
+                <w:sz w:val="20"/>
               </w:rPr>
             </w:r>
           </w:p>
         </w:tc>
         <w:tc>
           <w:tcPr>
-            <w:tcW w:w="523" w:type="dxa"/>
+            <w:tcW w:w="556" w:type="dxa"/>
             <w:shd w:val="clear" w:color="auto" w:fill="FFFFFF"/>
           </w:tcPr>
           <w:p>
@@ -5466,14 +5422,14 @@
                 <w:rFonts w:ascii="Times New Roman" w:hAnsi="Times New Roman"/>
                 <w:b w:val="0"/>
                 <w:color w:val="000000"/>
-                <w:sz w:val="18"/>
+                <w:sz w:val="20"/>
               </w:rPr>
             </w:r>
           </w:p>
         </w:tc>
         <w:tc>
           <w:tcPr>
-            <w:tcW w:w="523" w:type="dxa"/>
+            <w:tcW w:w="556" w:type="dxa"/>
             <w:shd w:val="clear" w:color="auto" w:fill="FFFFFF"/>
           </w:tcPr>
           <w:p>
@@ -5486,14 +5442,14 @@
                 <w:rFonts w:ascii="Times New Roman" w:hAnsi="Times New Roman"/>
                 <w:b w:val="0"/>
                 <w:color w:val="000000"/>
-                <w:sz w:val="18"/>
+                <w:sz w:val="20"/>
               </w:rPr>
             </w:r>
           </w:p>
         </w:tc>
         <w:tc>
           <w:tcPr>
-            <w:tcW w:w="523" w:type="dxa"/>
+            <w:tcW w:w="556" w:type="dxa"/>
             <w:shd w:val="clear" w:color="auto" w:fill="FFFFFF"/>
           </w:tcPr>
           <w:p>
@@ -5506,7 +5462,7 @@
                 <w:rFonts w:ascii="Times New Roman" w:hAnsi="Times New Roman"/>
                 <w:b w:val="0"/>
                 <w:color w:val="000000"/>
-                <w:sz w:val="18"/>
+                <w:sz w:val="20"/>
               </w:rPr>
             </w:r>
           </w:p>
@@ -5515,7 +5471,7 @@
       <w:tr>
         <w:tc>
           <w:tcPr>
-            <w:tcW w:w="3033" w:type="dxa"/>
+            <w:tcW w:w="2703" w:type="dxa"/>
             <w:shd w:val="clear" w:color="auto" w:fill="D9E1F2"/>
           </w:tcPr>
           <w:p>
@@ -5536,7 +5492,7 @@
         </w:tc>
         <w:tc>
           <w:tcPr>
-            <w:tcW w:w="523" w:type="dxa"/>
+            <w:tcW w:w="556" w:type="dxa"/>
             <w:shd w:val="clear" w:color="auto" w:fill="D9E1F2"/>
           </w:tcPr>
           <w:p>
@@ -5549,14 +5505,14 @@
                 <w:rFonts w:ascii="Times New Roman" w:hAnsi="Times New Roman"/>
                 <w:b w:val="0"/>
                 <w:color w:val="000000"/>
-                <w:sz w:val="18"/>
+                <w:sz w:val="20"/>
               </w:rPr>
             </w:r>
           </w:p>
         </w:tc>
         <w:tc>
           <w:tcPr>
-            <w:tcW w:w="523" w:type="dxa"/>
+            <w:tcW w:w="556" w:type="dxa"/>
             <w:shd w:val="clear" w:color="auto" w:fill="D9E1F2"/>
           </w:tcPr>
           <w:p>
@@ -5569,14 +5525,14 @@
                 <w:rFonts w:ascii="Times New Roman" w:hAnsi="Times New Roman"/>
                 <w:b w:val="0"/>
                 <w:color w:val="000000"/>
-                <w:sz w:val="18"/>
+                <w:sz w:val="20"/>
               </w:rPr>
             </w:r>
           </w:p>
         </w:tc>
         <w:tc>
           <w:tcPr>
-            <w:tcW w:w="523" w:type="dxa"/>
+            <w:tcW w:w="556" w:type="dxa"/>
             <w:shd w:val="clear" w:color="auto" w:fill="D9E1F2"/>
           </w:tcPr>
           <w:p>
@@ -5589,14 +5545,14 @@
                 <w:rFonts w:ascii="Times New Roman" w:hAnsi="Times New Roman"/>
                 <w:b w:val="0"/>
                 <w:color w:val="000000"/>
-                <w:sz w:val="18"/>
+                <w:sz w:val="20"/>
               </w:rPr>
             </w:r>
           </w:p>
         </w:tc>
         <w:tc>
           <w:tcPr>
-            <w:tcW w:w="523" w:type="dxa"/>
+            <w:tcW w:w="556" w:type="dxa"/>
             <w:shd w:val="clear" w:color="auto" w:fill="70AD47"/>
           </w:tcPr>
           <w:p>
@@ -5609,15 +5565,15 @@
                 <w:rFonts w:ascii="Times New Roman" w:hAnsi="Times New Roman"/>
                 <w:b w:val="0"/>
                 <w:color w:val="FFFFFF"/>
-                <w:sz w:val="18"/>
+                <w:sz w:val="20"/>
               </w:rPr>
-              <w:t>✓</w:t>
+              <w:t>X</w:t>
             </w:r>
           </w:p>
         </w:tc>
         <w:tc>
           <w:tcPr>
-            <w:tcW w:w="523" w:type="dxa"/>
+            <w:tcW w:w="556" w:type="dxa"/>
             <w:shd w:val="clear" w:color="auto" w:fill="70AD47"/>
           </w:tcPr>
           <w:p>
@@ -5630,15 +5586,15 @@
                 <w:rFonts w:ascii="Times New Roman" w:hAnsi="Times New Roman"/>
                 <w:b w:val="0"/>
                 <w:color w:val="FFFFFF"/>
-                <w:sz w:val="18"/>
+                <w:sz w:val="20"/>
               </w:rPr>
-              <w:t>✓</w:t>
+              <w:t>X</w:t>
             </w:r>
           </w:p>
         </w:tc>
         <w:tc>
           <w:tcPr>
-            <w:tcW w:w="523" w:type="dxa"/>
+            <w:tcW w:w="556" w:type="dxa"/>
             <w:shd w:val="clear" w:color="auto" w:fill="D9E1F2"/>
           </w:tcPr>
           <w:p>
@@ -5651,14 +5607,14 @@
                 <w:rFonts w:ascii="Times New Roman" w:hAnsi="Times New Roman"/>
                 <w:b w:val="0"/>
                 <w:color w:val="000000"/>
-                <w:sz w:val="18"/>
+                <w:sz w:val="20"/>
               </w:rPr>
             </w:r>
           </w:p>
         </w:tc>
         <w:tc>
           <w:tcPr>
-            <w:tcW w:w="523" w:type="dxa"/>
+            <w:tcW w:w="556" w:type="dxa"/>
             <w:shd w:val="clear" w:color="auto" w:fill="D9E1F2"/>
           </w:tcPr>
           <w:p>
@@ -5671,14 +5627,14 @@
                 <w:rFonts w:ascii="Times New Roman" w:hAnsi="Times New Roman"/>
                 <w:b w:val="0"/>
                 <w:color w:val="000000"/>
-                <w:sz w:val="18"/>
+                <w:sz w:val="20"/>
               </w:rPr>
             </w:r>
           </w:p>
         </w:tc>
         <w:tc>
           <w:tcPr>
-            <w:tcW w:w="523" w:type="dxa"/>
+            <w:tcW w:w="556" w:type="dxa"/>
             <w:shd w:val="clear" w:color="auto" w:fill="D9E1F2"/>
           </w:tcPr>
           <w:p>
@@ -5691,14 +5647,14 @@
                 <w:rFonts w:ascii="Times New Roman" w:hAnsi="Times New Roman"/>
                 <w:b w:val="0"/>
                 <w:color w:val="000000"/>
-                <w:sz w:val="18"/>
+                <w:sz w:val="20"/>
               </w:rPr>
             </w:r>
           </w:p>
         </w:tc>
         <w:tc>
           <w:tcPr>
-            <w:tcW w:w="523" w:type="dxa"/>
+            <w:tcW w:w="556" w:type="dxa"/>
             <w:shd w:val="clear" w:color="auto" w:fill="D9E1F2"/>
           </w:tcPr>
           <w:p>
@@ -5711,14 +5667,14 @@
                 <w:rFonts w:ascii="Times New Roman" w:hAnsi="Times New Roman"/>
                 <w:b w:val="0"/>
                 <w:color w:val="000000"/>
-                <w:sz w:val="18"/>
+                <w:sz w:val="20"/>
               </w:rPr>
             </w:r>
           </w:p>
         </w:tc>
         <w:tc>
           <w:tcPr>
-            <w:tcW w:w="523" w:type="dxa"/>
+            <w:tcW w:w="556" w:type="dxa"/>
             <w:shd w:val="clear" w:color="auto" w:fill="D9E1F2"/>
           </w:tcPr>
           <w:p>
@@ -5731,7 +5687,7 @@
                 <w:rFonts w:ascii="Times New Roman" w:hAnsi="Times New Roman"/>
                 <w:b w:val="0"/>
                 <w:color w:val="000000"/>
-                <w:sz w:val="18"/>
+                <w:sz w:val="20"/>
               </w:rPr>
             </w:r>
           </w:p>
@@ -5740,7 +5696,7 @@
       <w:tr>
         <w:tc>
           <w:tcPr>
-            <w:tcW w:w="3033" w:type="dxa"/>
+            <w:tcW w:w="2703" w:type="dxa"/>
             <w:shd w:val="clear" w:color="auto" w:fill="FFFFFF"/>
           </w:tcPr>
           <w:p>
@@ -5761,7 +5717,7 @@
         </w:tc>
         <w:tc>
           <w:tcPr>
-            <w:tcW w:w="523" w:type="dxa"/>
+            <w:tcW w:w="556" w:type="dxa"/>
             <w:shd w:val="clear" w:color="auto" w:fill="FFFFFF"/>
           </w:tcPr>
           <w:p>
@@ -5774,14 +5730,14 @@
                 <w:rFonts w:ascii="Times New Roman" w:hAnsi="Times New Roman"/>
                 <w:b w:val="0"/>
                 <w:color w:val="000000"/>
-                <w:sz w:val="18"/>
+                <w:sz w:val="20"/>
               </w:rPr>
             </w:r>
           </w:p>
         </w:tc>
         <w:tc>
           <w:tcPr>
-            <w:tcW w:w="523" w:type="dxa"/>
+            <w:tcW w:w="556" w:type="dxa"/>
             <w:shd w:val="clear" w:color="auto" w:fill="FFFFFF"/>
           </w:tcPr>
           <w:p>
@@ -5794,14 +5750,14 @@
                 <w:rFonts w:ascii="Times New Roman" w:hAnsi="Times New Roman"/>
                 <w:b w:val="0"/>
                 <w:color w:val="000000"/>
-                <w:sz w:val="18"/>
+                <w:sz w:val="20"/>
               </w:rPr>
             </w:r>
           </w:p>
         </w:tc>
         <w:tc>
           <w:tcPr>
-            <w:tcW w:w="523" w:type="dxa"/>
+            <w:tcW w:w="556" w:type="dxa"/>
             <w:shd w:val="clear" w:color="auto" w:fill="FFFFFF"/>
           </w:tcPr>
           <w:p>
@@ -5814,14 +5770,14 @@
                 <w:rFonts w:ascii="Times New Roman" w:hAnsi="Times New Roman"/>
                 <w:b w:val="0"/>
                 <w:color w:val="000000"/>
-                <w:sz w:val="18"/>
+                <w:sz w:val="20"/>
               </w:rPr>
             </w:r>
           </w:p>
         </w:tc>
         <w:tc>
           <w:tcPr>
-            <w:tcW w:w="523" w:type="dxa"/>
+            <w:tcW w:w="556" w:type="dxa"/>
             <w:shd w:val="clear" w:color="auto" w:fill="FFFFFF"/>
           </w:tcPr>
           <w:p>
@@ -5834,14 +5790,14 @@
                 <w:rFonts w:ascii="Times New Roman" w:hAnsi="Times New Roman"/>
                 <w:b w:val="0"/>
                 <w:color w:val="000000"/>
-                <w:sz w:val="18"/>
+                <w:sz w:val="20"/>
               </w:rPr>
             </w:r>
           </w:p>
         </w:tc>
         <w:tc>
           <w:tcPr>
-            <w:tcW w:w="523" w:type="dxa"/>
+            <w:tcW w:w="556" w:type="dxa"/>
             <w:shd w:val="clear" w:color="auto" w:fill="70AD47"/>
           </w:tcPr>
           <w:p>
@@ -5854,15 +5810,15 @@
                 <w:rFonts w:ascii="Times New Roman" w:hAnsi="Times New Roman"/>
                 <w:b w:val="0"/>
                 <w:color w:val="FFFFFF"/>
-                <w:sz w:val="18"/>
+                <w:sz w:val="20"/>
               </w:rPr>
-              <w:t>✓</w:t>
+              <w:t>X</w:t>
             </w:r>
           </w:p>
         </w:tc>
         <w:tc>
           <w:tcPr>
-            <w:tcW w:w="523" w:type="dxa"/>
+            <w:tcW w:w="556" w:type="dxa"/>
             <w:shd w:val="clear" w:color="auto" w:fill="70AD47"/>
           </w:tcPr>
           <w:p>
@@ -5875,15 +5831,15 @@
                 <w:rFonts w:ascii="Times New Roman" w:hAnsi="Times New Roman"/>
                 <w:b w:val="0"/>
                 <w:color w:val="FFFFFF"/>
-                <w:sz w:val="18"/>
+                <w:sz w:val="20"/>
               </w:rPr>
-              <w:t>✓</w:t>
+              <w:t>X</w:t>
             </w:r>
           </w:p>
         </w:tc>
         <w:tc>
           <w:tcPr>
-            <w:tcW w:w="523" w:type="dxa"/>
+            <w:tcW w:w="556" w:type="dxa"/>
             <w:shd w:val="clear" w:color="auto" w:fill="FFFFFF"/>
           </w:tcPr>
           <w:p>
@@ -5896,14 +5852,14 @@
                 <w:rFonts w:ascii="Times New Roman" w:hAnsi="Times New Roman"/>
                 <w:b w:val="0"/>
                 <w:color w:val="000000"/>
-                <w:sz w:val="18"/>
+                <w:sz w:val="20"/>
               </w:rPr>
             </w:r>
           </w:p>
         </w:tc>
         <w:tc>
           <w:tcPr>
-            <w:tcW w:w="523" w:type="dxa"/>
+            <w:tcW w:w="556" w:type="dxa"/>
             <w:shd w:val="clear" w:color="auto" w:fill="FFFFFF"/>
           </w:tcPr>
           <w:p>
@@ -5916,14 +5872,14 @@
                 <w:rFonts w:ascii="Times New Roman" w:hAnsi="Times New Roman"/>
                 <w:b w:val="0"/>
                 <w:color w:val="000000"/>
-                <w:sz w:val="18"/>
+                <w:sz w:val="20"/>
               </w:rPr>
             </w:r>
           </w:p>
         </w:tc>
         <w:tc>
           <w:tcPr>
-            <w:tcW w:w="523" w:type="dxa"/>
+            <w:tcW w:w="556" w:type="dxa"/>
             <w:shd w:val="clear" w:color="auto" w:fill="FFFFFF"/>
           </w:tcPr>
           <w:p>
@@ -5936,14 +5892,14 @@
                 <w:rFonts w:ascii="Times New Roman" w:hAnsi="Times New Roman"/>
                 <w:b w:val="0"/>
                 <w:color w:val="000000"/>
-                <w:sz w:val="18"/>
+                <w:sz w:val="20"/>
               </w:rPr>
             </w:r>
           </w:p>
         </w:tc>
         <w:tc>
           <w:tcPr>
-            <w:tcW w:w="523" w:type="dxa"/>
+            <w:tcW w:w="556" w:type="dxa"/>
             <w:shd w:val="clear" w:color="auto" w:fill="FFFFFF"/>
           </w:tcPr>
           <w:p>
@@ -5956,7 +5912,7 @@
                 <w:rFonts w:ascii="Times New Roman" w:hAnsi="Times New Roman"/>
                 <w:b w:val="0"/>
                 <w:color w:val="000000"/>
-                <w:sz w:val="18"/>
+                <w:sz w:val="20"/>
               </w:rPr>
             </w:r>
           </w:p>
@@ -5965,7 +5921,7 @@
       <w:tr>
         <w:tc>
           <w:tcPr>
-            <w:tcW w:w="3033" w:type="dxa"/>
+            <w:tcW w:w="2703" w:type="dxa"/>
             <w:shd w:val="clear" w:color="auto" w:fill="D9E1F2"/>
           </w:tcPr>
           <w:p>
@@ -5986,7 +5942,7 @@
         </w:tc>
         <w:tc>
           <w:tcPr>
-            <w:tcW w:w="523" w:type="dxa"/>
+            <w:tcW w:w="556" w:type="dxa"/>
             <w:shd w:val="clear" w:color="auto" w:fill="D9E1F2"/>
           </w:tcPr>
           <w:p>
@@ -5999,14 +5955,14 @@
                 <w:rFonts w:ascii="Times New Roman" w:hAnsi="Times New Roman"/>
                 <w:b w:val="0"/>
                 <w:color w:val="000000"/>
-                <w:sz w:val="18"/>
+                <w:sz w:val="20"/>
               </w:rPr>
             </w:r>
           </w:p>
         </w:tc>
         <w:tc>
           <w:tcPr>
-            <w:tcW w:w="523" w:type="dxa"/>
+            <w:tcW w:w="556" w:type="dxa"/>
             <w:shd w:val="clear" w:color="auto" w:fill="D9E1F2"/>
           </w:tcPr>
           <w:p>
@@ -6019,14 +5975,14 @@
                 <w:rFonts w:ascii="Times New Roman" w:hAnsi="Times New Roman"/>
                 <w:b w:val="0"/>
                 <w:color w:val="000000"/>
-                <w:sz w:val="18"/>
+                <w:sz w:val="20"/>
               </w:rPr>
             </w:r>
           </w:p>
         </w:tc>
         <w:tc>
           <w:tcPr>
-            <w:tcW w:w="523" w:type="dxa"/>
+            <w:tcW w:w="556" w:type="dxa"/>
             <w:shd w:val="clear" w:color="auto" w:fill="D9E1F2"/>
           </w:tcPr>
           <w:p>
@@ -6039,14 +5995,14 @@
                 <w:rFonts w:ascii="Times New Roman" w:hAnsi="Times New Roman"/>
                 <w:b w:val="0"/>
                 <w:color w:val="000000"/>
-                <w:sz w:val="18"/>
+                <w:sz w:val="20"/>
               </w:rPr>
             </w:r>
           </w:p>
         </w:tc>
         <w:tc>
           <w:tcPr>
-            <w:tcW w:w="523" w:type="dxa"/>
+            <w:tcW w:w="556" w:type="dxa"/>
             <w:shd w:val="clear" w:color="auto" w:fill="D9E1F2"/>
           </w:tcPr>
           <w:p>
@@ -6059,14 +6015,14 @@
                 <w:rFonts w:ascii="Times New Roman" w:hAnsi="Times New Roman"/>
                 <w:b w:val="0"/>
                 <w:color w:val="000000"/>
-                <w:sz w:val="18"/>
+                <w:sz w:val="20"/>
               </w:rPr>
             </w:r>
           </w:p>
         </w:tc>
         <w:tc>
           <w:tcPr>
-            <w:tcW w:w="523" w:type="dxa"/>
+            <w:tcW w:w="556" w:type="dxa"/>
             <w:shd w:val="clear" w:color="auto" w:fill="D9E1F2"/>
           </w:tcPr>
           <w:p>
@@ -6079,14 +6035,14 @@
                 <w:rFonts w:ascii="Times New Roman" w:hAnsi="Times New Roman"/>
                 <w:b w:val="0"/>
                 <w:color w:val="000000"/>
-                <w:sz w:val="18"/>
+                <w:sz w:val="20"/>
               </w:rPr>
             </w:r>
           </w:p>
         </w:tc>
         <w:tc>
           <w:tcPr>
-            <w:tcW w:w="523" w:type="dxa"/>
+            <w:tcW w:w="556" w:type="dxa"/>
             <w:shd w:val="clear" w:color="auto" w:fill="70AD47"/>
           </w:tcPr>
           <w:p>
@@ -6099,15 +6055,15 @@
                 <w:rFonts w:ascii="Times New Roman" w:hAnsi="Times New Roman"/>
                 <w:b w:val="0"/>
                 <w:color w:val="FFFFFF"/>
-                <w:sz w:val="18"/>
+                <w:sz w:val="20"/>
               </w:rPr>
-              <w:t>✓</w:t>
+              <w:t>X</w:t>
             </w:r>
           </w:p>
         </w:tc>
         <w:tc>
           <w:tcPr>
-            <w:tcW w:w="523" w:type="dxa"/>
+            <w:tcW w:w="556" w:type="dxa"/>
             <w:shd w:val="clear" w:color="auto" w:fill="D9E1F2"/>
           </w:tcPr>
           <w:p>
@@ -6120,14 +6076,14 @@
                 <w:rFonts w:ascii="Times New Roman" w:hAnsi="Times New Roman"/>
                 <w:b w:val="0"/>
                 <w:color w:val="000000"/>
-                <w:sz w:val="18"/>
+                <w:sz w:val="20"/>
               </w:rPr>
             </w:r>
           </w:p>
         </w:tc>
         <w:tc>
           <w:tcPr>
-            <w:tcW w:w="523" w:type="dxa"/>
+            <w:tcW w:w="556" w:type="dxa"/>
             <w:shd w:val="clear" w:color="auto" w:fill="D9E1F2"/>
           </w:tcPr>
           <w:p>
@@ -6140,14 +6096,14 @@
                 <w:rFonts w:ascii="Times New Roman" w:hAnsi="Times New Roman"/>
                 <w:b w:val="0"/>
                 <w:color w:val="000000"/>
-                <w:sz w:val="18"/>
+                <w:sz w:val="20"/>
               </w:rPr>
             </w:r>
           </w:p>
         </w:tc>
         <w:tc>
           <w:tcPr>
-            <w:tcW w:w="523" w:type="dxa"/>
+            <w:tcW w:w="556" w:type="dxa"/>
             <w:shd w:val="clear" w:color="auto" w:fill="D9E1F2"/>
           </w:tcPr>
           <w:p>
@@ -6160,14 +6116,14 @@
                 <w:rFonts w:ascii="Times New Roman" w:hAnsi="Times New Roman"/>
                 <w:b w:val="0"/>
                 <w:color w:val="000000"/>
-                <w:sz w:val="18"/>
+                <w:sz w:val="20"/>
               </w:rPr>
             </w:r>
           </w:p>
         </w:tc>
         <w:tc>
           <w:tcPr>
-            <w:tcW w:w="523" w:type="dxa"/>
+            <w:tcW w:w="556" w:type="dxa"/>
             <w:shd w:val="clear" w:color="auto" w:fill="D9E1F2"/>
           </w:tcPr>
           <w:p>
@@ -6180,7 +6136,7 @@
                 <w:rFonts w:ascii="Times New Roman" w:hAnsi="Times New Roman"/>
                 <w:b w:val="0"/>
                 <w:color w:val="000000"/>
-                <w:sz w:val="18"/>
+                <w:sz w:val="20"/>
               </w:rPr>
             </w:r>
           </w:p>
@@ -6189,7 +6145,7 @@
       <w:tr>
         <w:tc>
           <w:tcPr>
-            <w:tcW w:w="3033" w:type="dxa"/>
+            <w:tcW w:w="2703" w:type="dxa"/>
             <w:shd w:val="clear" w:color="auto" w:fill="FFFFFF"/>
           </w:tcPr>
           <w:p>
@@ -6210,7 +6166,7 @@
         </w:tc>
         <w:tc>
           <w:tcPr>
-            <w:tcW w:w="523" w:type="dxa"/>
+            <w:tcW w:w="556" w:type="dxa"/>
             <w:shd w:val="clear" w:color="auto" w:fill="FFFFFF"/>
           </w:tcPr>
           <w:p>
@@ -6223,14 +6179,14 @@
                 <w:rFonts w:ascii="Times New Roman" w:hAnsi="Times New Roman"/>
                 <w:b w:val="0"/>
                 <w:color w:val="000000"/>
-                <w:sz w:val="18"/>
+                <w:sz w:val="20"/>
               </w:rPr>
             </w:r>
           </w:p>
         </w:tc>
         <w:tc>
           <w:tcPr>
-            <w:tcW w:w="523" w:type="dxa"/>
+            <w:tcW w:w="556" w:type="dxa"/>
             <w:shd w:val="clear" w:color="auto" w:fill="FFFFFF"/>
           </w:tcPr>
           <w:p>
@@ -6243,14 +6199,14 @@
                 <w:rFonts w:ascii="Times New Roman" w:hAnsi="Times New Roman"/>
                 <w:b w:val="0"/>
                 <w:color w:val="000000"/>
-                <w:sz w:val="18"/>
+                <w:sz w:val="20"/>
               </w:rPr>
             </w:r>
           </w:p>
         </w:tc>
         <w:tc>
           <w:tcPr>
-            <w:tcW w:w="523" w:type="dxa"/>
+            <w:tcW w:w="556" w:type="dxa"/>
             <w:shd w:val="clear" w:color="auto" w:fill="FFFFFF"/>
           </w:tcPr>
           <w:p>
@@ -6263,14 +6219,14 @@
                 <w:rFonts w:ascii="Times New Roman" w:hAnsi="Times New Roman"/>
                 <w:b w:val="0"/>
                 <w:color w:val="000000"/>
-                <w:sz w:val="18"/>
+                <w:sz w:val="20"/>
               </w:rPr>
             </w:r>
           </w:p>
         </w:tc>
         <w:tc>
           <w:tcPr>
-            <w:tcW w:w="523" w:type="dxa"/>
+            <w:tcW w:w="556" w:type="dxa"/>
             <w:shd w:val="clear" w:color="auto" w:fill="FFFFFF"/>
           </w:tcPr>
           <w:p>
@@ -6283,14 +6239,14 @@
                 <w:rFonts w:ascii="Times New Roman" w:hAnsi="Times New Roman"/>
                 <w:b w:val="0"/>
                 <w:color w:val="000000"/>
-                <w:sz w:val="18"/>
+                <w:sz w:val="20"/>
               </w:rPr>
             </w:r>
           </w:p>
         </w:tc>
         <w:tc>
           <w:tcPr>
-            <w:tcW w:w="523" w:type="dxa"/>
+            <w:tcW w:w="556" w:type="dxa"/>
             <w:shd w:val="clear" w:color="auto" w:fill="FFFFFF"/>
           </w:tcPr>
           <w:p>
@@ -6303,14 +6259,14 @@
                 <w:rFonts w:ascii="Times New Roman" w:hAnsi="Times New Roman"/>
                 <w:b w:val="0"/>
                 <w:color w:val="000000"/>
-                <w:sz w:val="18"/>
+                <w:sz w:val="20"/>
               </w:rPr>
             </w:r>
           </w:p>
         </w:tc>
         <w:tc>
           <w:tcPr>
-            <w:tcW w:w="523" w:type="dxa"/>
+            <w:tcW w:w="556" w:type="dxa"/>
             <w:shd w:val="clear" w:color="auto" w:fill="FFFFFF"/>
           </w:tcPr>
           <w:p>
@@ -6323,14 +6279,14 @@
                 <w:rFonts w:ascii="Times New Roman" w:hAnsi="Times New Roman"/>
                 <w:b w:val="0"/>
                 <w:color w:val="000000"/>
-                <w:sz w:val="18"/>
+                <w:sz w:val="20"/>
               </w:rPr>
             </w:r>
           </w:p>
         </w:tc>
         <w:tc>
           <w:tcPr>
-            <w:tcW w:w="523" w:type="dxa"/>
+            <w:tcW w:w="556" w:type="dxa"/>
             <w:shd w:val="clear" w:color="auto" w:fill="70AD47"/>
           </w:tcPr>
           <w:p>
@@ -6343,15 +6299,15 @@
                 <w:rFonts w:ascii="Times New Roman" w:hAnsi="Times New Roman"/>
                 <w:b w:val="0"/>
                 <w:color w:val="FFFFFF"/>
-                <w:sz w:val="18"/>
+                <w:sz w:val="20"/>
               </w:rPr>
-              <w:t>✓</w:t>
+              <w:t>X</w:t>
             </w:r>
           </w:p>
         </w:tc>
         <w:tc>
           <w:tcPr>
-            <w:tcW w:w="523" w:type="dxa"/>
+            <w:tcW w:w="556" w:type="dxa"/>
             <w:shd w:val="clear" w:color="auto" w:fill="70AD47"/>
           </w:tcPr>
           <w:p>
@@ -6364,15 +6320,15 @@
                 <w:rFonts w:ascii="Times New Roman" w:hAnsi="Times New Roman"/>
                 <w:b w:val="0"/>
                 <w:color w:val="FFFFFF"/>
-                <w:sz w:val="18"/>
+                <w:sz w:val="20"/>
               </w:rPr>
-              <w:t>✓</w:t>
+              <w:t>X</w:t>
             </w:r>
           </w:p>
         </w:tc>
         <w:tc>
           <w:tcPr>
-            <w:tcW w:w="523" w:type="dxa"/>
+            <w:tcW w:w="556" w:type="dxa"/>
             <w:shd w:val="clear" w:color="auto" w:fill="FFFFFF"/>
           </w:tcPr>
           <w:p>
@@ -6385,14 +6341,14 @@
                 <w:rFonts w:ascii="Times New Roman" w:hAnsi="Times New Roman"/>
                 <w:b w:val="0"/>
                 <w:color w:val="000000"/>
-                <w:sz w:val="18"/>
+                <w:sz w:val="20"/>
               </w:rPr>
             </w:r>
           </w:p>
         </w:tc>
         <w:tc>
           <w:tcPr>
-            <w:tcW w:w="523" w:type="dxa"/>
+            <w:tcW w:w="556" w:type="dxa"/>
             <w:shd w:val="clear" w:color="auto" w:fill="FFFFFF"/>
           </w:tcPr>
           <w:p>
@@ -6405,7 +6361,7 @@
                 <w:rFonts w:ascii="Times New Roman" w:hAnsi="Times New Roman"/>
                 <w:b w:val="0"/>
                 <w:color w:val="000000"/>
-                <w:sz w:val="18"/>
+                <w:sz w:val="20"/>
               </w:rPr>
             </w:r>
           </w:p>
@@ -6414,7 +6370,7 @@
       <w:tr>
         <w:tc>
           <w:tcPr>
-            <w:tcW w:w="3033" w:type="dxa"/>
+            <w:tcW w:w="2703" w:type="dxa"/>
             <w:shd w:val="clear" w:color="auto" w:fill="D9E1F2"/>
           </w:tcPr>
           <w:p>
@@ -6435,7 +6391,7 @@
         </w:tc>
         <w:tc>
           <w:tcPr>
-            <w:tcW w:w="523" w:type="dxa"/>
+            <w:tcW w:w="556" w:type="dxa"/>
             <w:shd w:val="clear" w:color="auto" w:fill="D9E1F2"/>
           </w:tcPr>
           <w:p>
@@ -6448,14 +6404,14 @@
                 <w:rFonts w:ascii="Times New Roman" w:hAnsi="Times New Roman"/>
                 <w:b w:val="0"/>
                 <w:color w:val="000000"/>
-                <w:sz w:val="18"/>
+                <w:sz w:val="20"/>
               </w:rPr>
             </w:r>
           </w:p>
         </w:tc>
         <w:tc>
           <w:tcPr>
-            <w:tcW w:w="523" w:type="dxa"/>
+            <w:tcW w:w="556" w:type="dxa"/>
             <w:shd w:val="clear" w:color="auto" w:fill="D9E1F2"/>
           </w:tcPr>
           <w:p>
@@ -6468,14 +6424,14 @@
                 <w:rFonts w:ascii="Times New Roman" w:hAnsi="Times New Roman"/>
                 <w:b w:val="0"/>
                 <w:color w:val="000000"/>
-                <w:sz w:val="18"/>
+                <w:sz w:val="20"/>
               </w:rPr>
             </w:r>
           </w:p>
         </w:tc>
         <w:tc>
           <w:tcPr>
-            <w:tcW w:w="523" w:type="dxa"/>
+            <w:tcW w:w="556" w:type="dxa"/>
             <w:shd w:val="clear" w:color="auto" w:fill="D9E1F2"/>
           </w:tcPr>
           <w:p>
@@ -6488,14 +6444,14 @@
                 <w:rFonts w:ascii="Times New Roman" w:hAnsi="Times New Roman"/>
                 <w:b w:val="0"/>
                 <w:color w:val="000000"/>
-                <w:sz w:val="18"/>
+                <w:sz w:val="20"/>
               </w:rPr>
             </w:r>
           </w:p>
         </w:tc>
         <w:tc>
           <w:tcPr>
-            <w:tcW w:w="523" w:type="dxa"/>
+            <w:tcW w:w="556" w:type="dxa"/>
             <w:shd w:val="clear" w:color="auto" w:fill="D9E1F2"/>
           </w:tcPr>
           <w:p>
@@ -6508,14 +6464,14 @@
                 <w:rFonts w:ascii="Times New Roman" w:hAnsi="Times New Roman"/>
                 <w:b w:val="0"/>
                 <w:color w:val="000000"/>
-                <w:sz w:val="18"/>
+                <w:sz w:val="20"/>
               </w:rPr>
             </w:r>
           </w:p>
         </w:tc>
         <w:tc>
           <w:tcPr>
-            <w:tcW w:w="523" w:type="dxa"/>
+            <w:tcW w:w="556" w:type="dxa"/>
             <w:shd w:val="clear" w:color="auto" w:fill="D9E1F2"/>
           </w:tcPr>
           <w:p>
@@ -6528,14 +6484,14 @@
                 <w:rFonts w:ascii="Times New Roman" w:hAnsi="Times New Roman"/>
                 <w:b w:val="0"/>
                 <w:color w:val="000000"/>
-                <w:sz w:val="18"/>
+                <w:sz w:val="20"/>
               </w:rPr>
             </w:r>
           </w:p>
         </w:tc>
         <w:tc>
           <w:tcPr>
-            <w:tcW w:w="523" w:type="dxa"/>
+            <w:tcW w:w="556" w:type="dxa"/>
             <w:shd w:val="clear" w:color="auto" w:fill="D9E1F2"/>
           </w:tcPr>
           <w:p>
@@ -6548,14 +6504,14 @@
                 <w:rFonts w:ascii="Times New Roman" w:hAnsi="Times New Roman"/>
                 <w:b w:val="0"/>
                 <w:color w:val="000000"/>
-                <w:sz w:val="18"/>
+                <w:sz w:val="20"/>
               </w:rPr>
             </w:r>
           </w:p>
         </w:tc>
         <w:tc>
           <w:tcPr>
-            <w:tcW w:w="523" w:type="dxa"/>
+            <w:tcW w:w="556" w:type="dxa"/>
             <w:shd w:val="clear" w:color="auto" w:fill="D9E1F2"/>
           </w:tcPr>
           <w:p>
@@ -6568,14 +6524,14 @@
                 <w:rFonts w:ascii="Times New Roman" w:hAnsi="Times New Roman"/>
                 <w:b w:val="0"/>
                 <w:color w:val="000000"/>
-                <w:sz w:val="18"/>
+                <w:sz w:val="20"/>
               </w:rPr>
             </w:r>
           </w:p>
         </w:tc>
         <w:tc>
           <w:tcPr>
-            <w:tcW w:w="523" w:type="dxa"/>
+            <w:tcW w:w="556" w:type="dxa"/>
             <w:shd w:val="clear" w:color="auto" w:fill="D9E1F2"/>
           </w:tcPr>
           <w:p>
@@ -6588,14 +6544,14 @@
                 <w:rFonts w:ascii="Times New Roman" w:hAnsi="Times New Roman"/>
                 <w:b w:val="0"/>
                 <w:color w:val="000000"/>
-                <w:sz w:val="18"/>
+                <w:sz w:val="20"/>
               </w:rPr>
             </w:r>
           </w:p>
         </w:tc>
         <w:tc>
           <w:tcPr>
-            <w:tcW w:w="523" w:type="dxa"/>
+            <w:tcW w:w="556" w:type="dxa"/>
             <w:shd w:val="clear" w:color="auto" w:fill="70AD47"/>
           </w:tcPr>
           <w:p>
@@ -6608,15 +6564,15 @@
                 <w:rFonts w:ascii="Times New Roman" w:hAnsi="Times New Roman"/>
                 <w:b w:val="0"/>
                 <w:color w:val="FFFFFF"/>
-                <w:sz w:val="18"/>
+                <w:sz w:val="20"/>
               </w:rPr>
-              <w:t>✓</w:t>
+              <w:t>X</w:t>
             </w:r>
           </w:p>
         </w:tc>
         <w:tc>
           <w:tcPr>
-            <w:tcW w:w="523" w:type="dxa"/>
+            <w:tcW w:w="556" w:type="dxa"/>
             <w:shd w:val="clear" w:color="auto" w:fill="D9E1F2"/>
           </w:tcPr>
           <w:p>
@@ -6629,7 +6585,7 @@
                 <w:rFonts w:ascii="Times New Roman" w:hAnsi="Times New Roman"/>
                 <w:b w:val="0"/>
                 <w:color w:val="000000"/>
-                <w:sz w:val="18"/>
+                <w:sz w:val="20"/>
               </w:rPr>
             </w:r>
           </w:p>
@@ -6638,7 +6594,7 @@
       <w:tr>
         <w:tc>
           <w:tcPr>
-            <w:tcW w:w="3033" w:type="dxa"/>
+            <w:tcW w:w="2703" w:type="dxa"/>
             <w:shd w:val="clear" w:color="auto" w:fill="FFFFFF"/>
           </w:tcPr>
           <w:p>
@@ -6659,7 +6615,7 @@
         </w:tc>
         <w:tc>
           <w:tcPr>
-            <w:tcW w:w="523" w:type="dxa"/>
+            <w:tcW w:w="556" w:type="dxa"/>
             <w:shd w:val="clear" w:color="auto" w:fill="FFFFFF"/>
           </w:tcPr>
           <w:p>
@@ -6672,14 +6628,14 @@
                 <w:rFonts w:ascii="Times New Roman" w:hAnsi="Times New Roman"/>
                 <w:b w:val="0"/>
                 <w:color w:val="000000"/>
-                <w:sz w:val="18"/>
+                <w:sz w:val="20"/>
               </w:rPr>
             </w:r>
           </w:p>
         </w:tc>
         <w:tc>
           <w:tcPr>
-            <w:tcW w:w="523" w:type="dxa"/>
+            <w:tcW w:w="556" w:type="dxa"/>
             <w:shd w:val="clear" w:color="auto" w:fill="FFFFFF"/>
           </w:tcPr>
           <w:p>
@@ -6692,14 +6648,14 @@
                 <w:rFonts w:ascii="Times New Roman" w:hAnsi="Times New Roman"/>
                 <w:b w:val="0"/>
                 <w:color w:val="000000"/>
-                <w:sz w:val="18"/>
+                <w:sz w:val="20"/>
               </w:rPr>
             </w:r>
           </w:p>
         </w:tc>
         <w:tc>
           <w:tcPr>
-            <w:tcW w:w="523" w:type="dxa"/>
+            <w:tcW w:w="556" w:type="dxa"/>
             <w:shd w:val="clear" w:color="auto" w:fill="FFFFFF"/>
           </w:tcPr>
           <w:p>
@@ -6712,14 +6668,14 @@
                 <w:rFonts w:ascii="Times New Roman" w:hAnsi="Times New Roman"/>
                 <w:b w:val="0"/>
                 <w:color w:val="000000"/>
-                <w:sz w:val="18"/>
+                <w:sz w:val="20"/>
               </w:rPr>
             </w:r>
           </w:p>
         </w:tc>
         <w:tc>
           <w:tcPr>
-            <w:tcW w:w="523" w:type="dxa"/>
+            <w:tcW w:w="556" w:type="dxa"/>
             <w:shd w:val="clear" w:color="auto" w:fill="FFFFFF"/>
           </w:tcPr>
           <w:p>
@@ -6732,14 +6688,14 @@
                 <w:rFonts w:ascii="Times New Roman" w:hAnsi="Times New Roman"/>
                 <w:b w:val="0"/>
                 <w:color w:val="000000"/>
-                <w:sz w:val="18"/>
+                <w:sz w:val="20"/>
               </w:rPr>
             </w:r>
           </w:p>
         </w:tc>
         <w:tc>
           <w:tcPr>
-            <w:tcW w:w="523" w:type="dxa"/>
+            <w:tcW w:w="556" w:type="dxa"/>
             <w:shd w:val="clear" w:color="auto" w:fill="FFFFFF"/>
           </w:tcPr>
           <w:p>
@@ -6752,14 +6708,14 @@
                 <w:rFonts w:ascii="Times New Roman" w:hAnsi="Times New Roman"/>
                 <w:b w:val="0"/>
                 <w:color w:val="000000"/>
-                <w:sz w:val="18"/>
+                <w:sz w:val="20"/>
               </w:rPr>
             </w:r>
           </w:p>
         </w:tc>
         <w:tc>
           <w:tcPr>
-            <w:tcW w:w="523" w:type="dxa"/>
+            <w:tcW w:w="556" w:type="dxa"/>
             <w:shd w:val="clear" w:color="auto" w:fill="FFFFFF"/>
           </w:tcPr>
           <w:p>
@@ -6772,14 +6728,14 @@
                 <w:rFonts w:ascii="Times New Roman" w:hAnsi="Times New Roman"/>
                 <w:b w:val="0"/>
                 <w:color w:val="000000"/>
-                <w:sz w:val="18"/>
+                <w:sz w:val="20"/>
               </w:rPr>
             </w:r>
           </w:p>
         </w:tc>
         <w:tc>
           <w:tcPr>
-            <w:tcW w:w="523" w:type="dxa"/>
+            <w:tcW w:w="556" w:type="dxa"/>
             <w:shd w:val="clear" w:color="auto" w:fill="FFFFFF"/>
           </w:tcPr>
           <w:p>
@@ -6792,14 +6748,14 @@
                 <w:rFonts w:ascii="Times New Roman" w:hAnsi="Times New Roman"/>
                 <w:b w:val="0"/>
                 <w:color w:val="000000"/>
-                <w:sz w:val="18"/>
+                <w:sz w:val="20"/>
               </w:rPr>
             </w:r>
           </w:p>
         </w:tc>
         <w:tc>
           <w:tcPr>
-            <w:tcW w:w="523" w:type="dxa"/>
+            <w:tcW w:w="556" w:type="dxa"/>
             <w:shd w:val="clear" w:color="auto" w:fill="FFFFFF"/>
           </w:tcPr>
           <w:p>
@@ -6812,14 +6768,14 @@
                 <w:rFonts w:ascii="Times New Roman" w:hAnsi="Times New Roman"/>
                 <w:b w:val="0"/>
                 <w:color w:val="000000"/>
-                <w:sz w:val="18"/>
+                <w:sz w:val="20"/>
               </w:rPr>
             </w:r>
           </w:p>
         </w:tc>
         <w:tc>
           <w:tcPr>
-            <w:tcW w:w="523" w:type="dxa"/>
+            <w:tcW w:w="556" w:type="dxa"/>
             <w:shd w:val="clear" w:color="auto" w:fill="FFFFFF"/>
           </w:tcPr>
           <w:p>
@@ -6832,14 +6788,14 @@
                 <w:rFonts w:ascii="Times New Roman" w:hAnsi="Times New Roman"/>
                 <w:b w:val="0"/>
                 <w:color w:val="000000"/>
-                <w:sz w:val="18"/>
+                <w:sz w:val="20"/>
               </w:rPr>
             </w:r>
           </w:p>
         </w:tc>
         <w:tc>
           <w:tcPr>
-            <w:tcW w:w="523" w:type="dxa"/>
+            <w:tcW w:w="556" w:type="dxa"/>
             <w:shd w:val="clear" w:color="auto" w:fill="70AD47"/>
           </w:tcPr>
           <w:p>
@@ -6852,9 +6808,9 @@
                 <w:rFonts w:ascii="Times New Roman" w:hAnsi="Times New Roman"/>
                 <w:b w:val="0"/>
                 <w:color w:val="FFFFFF"/>
-                <w:sz w:val="18"/>
+                <w:sz w:val="20"/>
               </w:rPr>
-              <w:t>✓</w:t>
+              <w:t>X</w:t>
             </w:r>
           </w:p>
         </w:tc>
@@ -6862,7 +6818,7 @@
       <w:tr>
         <w:tc>
           <w:tcPr>
-            <w:tcW w:w="3033" w:type="dxa"/>
+            <w:tcW w:w="2703" w:type="dxa"/>
             <w:shd w:val="clear" w:color="auto" w:fill="D9E1F2"/>
           </w:tcPr>
           <w:p>
@@ -6883,7 +6839,7 @@
         </w:tc>
         <w:tc>
           <w:tcPr>
-            <w:tcW w:w="523" w:type="dxa"/>
+            <w:tcW w:w="556" w:type="dxa"/>
             <w:shd w:val="clear" w:color="auto" w:fill="D9E1F2"/>
           </w:tcPr>
           <w:p>
@@ -6896,14 +6852,14 @@
                 <w:rFonts w:ascii="Times New Roman" w:hAnsi="Times New Roman"/>
                 <w:b w:val="0"/>
                 <w:color w:val="000000"/>
-                <w:sz w:val="18"/>
+                <w:sz w:val="20"/>
               </w:rPr>
             </w:r>
           </w:p>
         </w:tc>
         <w:tc>
           <w:tcPr>
-            <w:tcW w:w="523" w:type="dxa"/>
+            <w:tcW w:w="556" w:type="dxa"/>
             <w:shd w:val="clear" w:color="auto" w:fill="D9E1F2"/>
           </w:tcPr>
           <w:p>
@@ -6916,14 +6872,14 @@
                 <w:rFonts w:ascii="Times New Roman" w:hAnsi="Times New Roman"/>
                 <w:b w:val="0"/>
                 <w:color w:val="000000"/>
-                <w:sz w:val="18"/>
+                <w:sz w:val="20"/>
               </w:rPr>
             </w:r>
           </w:p>
         </w:tc>
         <w:tc>
           <w:tcPr>
-            <w:tcW w:w="523" w:type="dxa"/>
+            <w:tcW w:w="556" w:type="dxa"/>
             <w:shd w:val="clear" w:color="auto" w:fill="D9E1F2"/>
           </w:tcPr>
           <w:p>
@@ -6936,14 +6892,14 @@
                 <w:rFonts w:ascii="Times New Roman" w:hAnsi="Times New Roman"/>
                 <w:b w:val="0"/>
                 <w:color w:val="000000"/>
-                <w:sz w:val="18"/>
+                <w:sz w:val="20"/>
               </w:rPr>
             </w:r>
           </w:p>
         </w:tc>
         <w:tc>
           <w:tcPr>
-            <w:tcW w:w="523" w:type="dxa"/>
+            <w:tcW w:w="556" w:type="dxa"/>
             <w:shd w:val="clear" w:color="auto" w:fill="70AD47"/>
           </w:tcPr>
           <w:p>
@@ -6956,15 +6912,15 @@
                 <w:rFonts w:ascii="Times New Roman" w:hAnsi="Times New Roman"/>
                 <w:b w:val="0"/>
                 <w:color w:val="FFFFFF"/>
-                <w:sz w:val="18"/>
+                <w:sz w:val="20"/>
               </w:rPr>
-              <w:t>✓</w:t>
+              <w:t>X</w:t>
             </w:r>
           </w:p>
         </w:tc>
         <w:tc>
           <w:tcPr>
-            <w:tcW w:w="523" w:type="dxa"/>
+            <w:tcW w:w="556" w:type="dxa"/>
             <w:shd w:val="clear" w:color="auto" w:fill="70AD47"/>
           </w:tcPr>
           <w:p>
@@ -6977,15 +6933,15 @@
                 <w:rFonts w:ascii="Times New Roman" w:hAnsi="Times New Roman"/>
                 <w:b w:val="0"/>
                 <w:color w:val="FFFFFF"/>
-                <w:sz w:val="18"/>
+                <w:sz w:val="20"/>
               </w:rPr>
-              <w:t>✓</w:t>
+              <w:t>X</w:t>
             </w:r>
           </w:p>
         </w:tc>
         <w:tc>
           <w:tcPr>
-            <w:tcW w:w="523" w:type="dxa"/>
+            <w:tcW w:w="556" w:type="dxa"/>
             <w:shd w:val="clear" w:color="auto" w:fill="70AD47"/>
           </w:tcPr>
           <w:p>
@@ -6998,15 +6954,15 @@
                 <w:rFonts w:ascii="Times New Roman" w:hAnsi="Times New Roman"/>
                 <w:b w:val="0"/>
                 <w:color w:val="FFFFFF"/>
-                <w:sz w:val="18"/>
+                <w:sz w:val="20"/>
               </w:rPr>
-              <w:t>✓</w:t>
+              <w:t>X</w:t>
             </w:r>
           </w:p>
         </w:tc>
         <w:tc>
           <w:tcPr>
-            <w:tcW w:w="523" w:type="dxa"/>
+            <w:tcW w:w="556" w:type="dxa"/>
             <w:shd w:val="clear" w:color="auto" w:fill="70AD47"/>
           </w:tcPr>
           <w:p>
@@ -7019,15 +6975,15 @@
                 <w:rFonts w:ascii="Times New Roman" w:hAnsi="Times New Roman"/>
                 <w:b w:val="0"/>
                 <w:color w:val="FFFFFF"/>
-                <w:sz w:val="18"/>
+                <w:sz w:val="20"/>
               </w:rPr>
-              <w:t>✓</w:t>
+              <w:t>X</w:t>
             </w:r>
           </w:p>
         </w:tc>
         <w:tc>
           <w:tcPr>
-            <w:tcW w:w="523" w:type="dxa"/>
+            <w:tcW w:w="556" w:type="dxa"/>
             <w:shd w:val="clear" w:color="auto" w:fill="70AD47"/>
           </w:tcPr>
           <w:p>
@@ -7040,15 +6996,15 @@
                 <w:rFonts w:ascii="Times New Roman" w:hAnsi="Times New Roman"/>
                 <w:b w:val="0"/>
                 <w:color w:val="FFFFFF"/>
-                <w:sz w:val="18"/>
+                <w:sz w:val="20"/>
               </w:rPr>
-              <w:t>✓</w:t>
+              <w:t>X</w:t>
             </w:r>
           </w:p>
         </w:tc>
         <w:tc>
           <w:tcPr>
-            <w:tcW w:w="523" w:type="dxa"/>
+            <w:tcW w:w="556" w:type="dxa"/>
             <w:shd w:val="clear" w:color="auto" w:fill="70AD47"/>
           </w:tcPr>
           <w:p>
@@ -7061,15 +7017,15 @@
                 <w:rFonts w:ascii="Times New Roman" w:hAnsi="Times New Roman"/>
                 <w:b w:val="0"/>
                 <w:color w:val="FFFFFF"/>
-                <w:sz w:val="18"/>
+                <w:sz w:val="20"/>
               </w:rPr>
-              <w:t>✓</w:t>
+              <w:t>X</w:t>
             </w:r>
           </w:p>
         </w:tc>
         <w:tc>
           <w:tcPr>
-            <w:tcW w:w="523" w:type="dxa"/>
+            <w:tcW w:w="556" w:type="dxa"/>
             <w:shd w:val="clear" w:color="auto" w:fill="70AD47"/>
           </w:tcPr>
           <w:p>
@@ -7082,9 +7038,9 @@
                 <w:rFonts w:ascii="Times New Roman" w:hAnsi="Times New Roman"/>
                 <w:b w:val="0"/>
                 <w:color w:val="FFFFFF"/>
-                <w:sz w:val="18"/>
+                <w:sz w:val="20"/>
               </w:rPr>
-              <w:t>✓</w:t>
+              <w:t>X</w:t>
             </w:r>
           </w:p>
         </w:tc>
@@ -7094,19 +7050,20 @@
     <w:p>
       <w:pPr>
         <w:sectPr>
-          <w:footerReference w:type="default" r:id="rId36"/>
-          <w:type w:val="continuous"/>
+          <w:footerReference w:type="default" r:id="rId37"/>
+          <w:footerReference w:type="first" r:id="rId38"/>
           <w:pgSz w:w="12240" w:h="15840"/>
           <w:pgMar w:top="1701" w:right="1701" w:bottom="1701" w:left="2268" w:header="720" w:footer="720" w:gutter="0"/>
           <w:cols w:space="720"/>
           <w:titlePg/>
           <w:docGrid w:linePitch="360"/>
+          <w:pgNumType w:fmt="decimal"/>
         </w:sectPr>
       </w:pPr>
     </w:p>
     <w:p>
       <w:pPr>
-        <w:spacing w:before="1140" w:after="480"/>
+        <w:spacing w:before="1140" w:after="480" w:line="360" w:lineRule="auto"/>
         <w:jc w:val="center"/>
       </w:pPr>
       <w:r>
@@ -7121,7 +7078,7 @@
     <w:p>
       <w:bookmarkStart w:id="bm_cap3" w:name="bm_cap3"/>
       <w:pPr>
-        <w:spacing w:before="480"/>
+        <w:spacing w:before="0" w:after="480" w:line="360" w:lineRule="auto"/>
         <w:jc w:val="center"/>
       </w:pPr>
       <w:r>
@@ -7135,19 +7092,428 @@
       <w:bookmarkEnd w:id="bm_cap3"/>
     </w:p>
     <w:p>
+      <w:bookmarkStart w:id="bm_cap3_bases" w:name="bm_cap3_bases"/>
+      <w:pPr>
+        <w:spacing w:before="480" w:after="480" w:line="360" w:lineRule="auto"/>
+        <w:jc w:val="left"/>
+      </w:pPr>
+      <w:r>
+        <w:rPr>
+          <w:rFonts w:ascii="Times New Roman" w:hAnsi="Times New Roman"/>
+          <w:b/>
+          <w:sz w:val="24"/>
+        </w:rPr>
+        <w:t>Control Administrativo</w:t>
+      </w:r>
+      <w:bookmarkEnd w:id="bm_cap3_bases"/>
+    </w:p>
+    <w:p>
+      <w:pPr>
+        <w:spacing w:line="360" w:lineRule="auto" w:after="0" w:before="0"/>
+        <w:ind w:firstLine="709"/>
+        <w:jc w:val="both"/>
+      </w:pPr>
+      <w:r>
+        <w:rPr>
+          <w:rFonts w:ascii="Times New Roman" w:hAnsi="Times New Roman"/>
+          <w:i w:val="0"/>
+          <w:sz w:val="24"/>
+        </w:rPr>
+        <w:t>El control administrativo constituye una de las funciones fundamentales del proceso administrativo y se define como el mecanismo mediante el cual la organización verifica que las actividades ejecutadas se correspondan con lo planificado, detectando desviaciones y aplicando las medidas correctivas necesarias. Robbins y Coulter (2010) señalan que el control eficaz no solo identifica fallas, sino que proporciona información oportuna para la toma de decisiones gerenciales, convirtiéndose en un instrumento de mejora continua y no únicamente de fiscalización.</w:t>
+      </w:r>
+    </w:p>
+    <w:p>
+      <w:pPr>
+        <w:spacing w:line="360" w:lineRule="auto" w:after="0" w:before="0"/>
+        <w:ind w:firstLine="709"/>
+        <w:jc w:val="both"/>
+      </w:pPr>
+      <w:r>
+        <w:rPr>
+          <w:rFonts w:ascii="Times New Roman" w:hAnsi="Times New Roman"/>
+          <w:i w:val="0"/>
+          <w:sz w:val="24"/>
+        </w:rPr>
+        <w:t>En el contexto del Departamento de Administración de Ingeniería de Telecomunicaciones, C.A., el control administrativo se aplica sobre el ciclo de gestión de solicitudes de servicio, abarcando desde la recepción de la solicitud del suscriptor hasta el cierre definitivo del caso. La ausencia de mecanismos formales de control en este ciclo genera inconsistencias entre los departamentos involucrados y dificulta la evaluación del desempeño del proceso de atención.</w:t>
+      </w:r>
+    </w:p>
+    <w:p>
+      <w:pPr>
+        <w:spacing w:line="240" w:lineRule="auto" w:before="720" w:after="240"/>
+        <w:ind w:left="709" w:right="709"/>
+        <w:jc w:val="both"/>
+      </w:pPr>
+      <w:r>
+        <w:rPr>
+          <w:rFonts w:ascii="Times New Roman" w:hAnsi="Times New Roman"/>
+          <w:sz w:val="24"/>
+        </w:rPr>
+        <w:t>El control es el proceso de monitorear las actividades para asegurarse de que se lleven a cabo según lo planeado y para corregir cualquier desviación significativa. Los gerentes no pueden saber realmente si sus unidades están desempeñándose adecuadamente hasta que evalúan qué actividades se han llevado a cabo y comparan el desempeño real con el estándar deseado.</w:t>
+      </w:r>
+      <w:r>
+        <w:rPr>
+          <w:rFonts w:ascii="Times New Roman" w:hAnsi="Times New Roman"/>
+          <w:sz w:val="24"/>
+        </w:rPr>
+        <w:t xml:space="preserve"> (Robbins y Coulter, 2010, p. 398)</w:t>
+      </w:r>
+    </w:p>
+    <w:p>
+      <w:pPr>
+        <w:spacing w:line="360" w:lineRule="auto" w:after="0" w:before="0"/>
+        <w:ind w:firstLine="709"/>
+        <w:jc w:val="both"/>
+      </w:pPr>
+      <w:r>
+        <w:rPr>
+          <w:rFonts w:ascii="Times New Roman" w:hAnsi="Times New Roman"/>
+          <w:i w:val="0"/>
+          <w:sz w:val="24"/>
+        </w:rPr>
+        <w:t>Desde la perspectiva de quien desarrolla este informe, el control administrativo en IDETEL debe convertirse en una herramienta de seguimiento continuo y no limitarse a la revisión posterior de los casos.</w:t>
+      </w:r>
+    </w:p>
+    <w:p>
+      <w:pPr>
+        <w:spacing w:before="480" w:after="480" w:line="360" w:lineRule="auto"/>
+        <w:jc w:val="left"/>
+      </w:pPr>
+      <w:r>
+        <w:rPr>
+          <w:rFonts w:ascii="Times New Roman" w:hAnsi="Times New Roman"/>
+          <w:b/>
+          <w:sz w:val="24"/>
+        </w:rPr>
+        <w:t>Gestión de Solicitudes de Servicio</w:t>
+      </w:r>
+    </w:p>
+    <w:p>
+      <w:pPr>
+        <w:spacing w:line="360" w:lineRule="auto" w:after="0" w:before="0"/>
+        <w:ind w:firstLine="709"/>
+        <w:jc w:val="both"/>
+      </w:pPr>
+      <w:r>
+        <w:rPr>
+          <w:rFonts w:ascii="Times New Roman" w:hAnsi="Times New Roman"/>
+          <w:i w:val="0"/>
+          <w:sz w:val="24"/>
+        </w:rPr>
+        <w:t>La gestión de solicitudes de servicio comprende el conjunto de procedimientos administrativos orientados a recepcionar, registrar, procesar y dar seguimiento a los requerimientos presentados por los clientes o suscriptores de una organización. Zeithaml, Parasuraman y Berry (1993) establecen que la calidad del servicio percibida por el cliente está directamente vinculada a la capacidad de la organización para gestionar sus solicitudes de forma ágil, transparente y con comunicación fluida en cada etapa del proceso.</w:t>
+      </w:r>
+    </w:p>
+    <w:p>
+      <w:pPr>
+        <w:spacing w:line="360" w:lineRule="auto" w:after="0" w:before="0"/>
+        <w:ind w:firstLine="709"/>
+        <w:jc w:val="both"/>
+      </w:pPr>
+      <w:r>
+        <w:rPr>
+          <w:rFonts w:ascii="Times New Roman" w:hAnsi="Times New Roman"/>
+          <w:i w:val="0"/>
+          <w:sz w:val="24"/>
+        </w:rPr>
+        <w:t>En empresas de telecomunicaciones como IDETEL, la gestión de solicitudes abarca dos categorías principales: las solicitudes de afiliación de nuevos suscriptores, que implican la coordinación entre las áreas comercial, técnica y administrativa; y las incidencias reportadas por suscriptores activos, que requieren diagnóstico, despacho de cuadrillas y cierre verificado del caso. La ausencia de un sistema unificado de seguimiento para ambas categorías genera retrasos y reprocesos que impactan directamente en la satisfacción del cliente.</w:t>
+      </w:r>
+    </w:p>
+    <w:p>
+      <w:pPr>
+        <w:spacing w:line="360" w:lineRule="auto" w:after="0" w:before="0"/>
+        <w:ind w:firstLine="709"/>
+        <w:jc w:val="both"/>
+      </w:pPr>
+      <w:r>
+        <w:rPr>
+          <w:rFonts w:ascii="Times New Roman" w:hAnsi="Times New Roman"/>
+          <w:i w:val="0"/>
+          <w:sz w:val="24"/>
+        </w:rPr>
+        <w:t>En el contexto de IDETEL, la gestión de solicitudes requiere un flujo único que permita conocer el responsable, el estado y el tiempo de atención de cada caso.</w:t>
+      </w:r>
+    </w:p>
+    <w:p>
+      <w:pPr>
+        <w:spacing w:before="480" w:after="480" w:line="360" w:lineRule="auto"/>
+        <w:jc w:val="left"/>
+      </w:pPr>
+      <w:r>
+        <w:rPr>
+          <w:rFonts w:ascii="Times New Roman" w:hAnsi="Times New Roman"/>
+          <w:b/>
+          <w:sz w:val="24"/>
+        </w:rPr>
+        <w:t>Procesos Administrativos y Estandarización de Procedimientos</w:t>
+      </w:r>
+    </w:p>
+    <w:p>
+      <w:pPr>
+        <w:spacing w:line="360" w:lineRule="auto" w:after="0" w:before="0"/>
+        <w:ind w:firstLine="709"/>
+        <w:jc w:val="both"/>
+      </w:pPr>
+      <w:r>
+        <w:rPr>
+          <w:rFonts w:ascii="Times New Roman" w:hAnsi="Times New Roman"/>
+          <w:i w:val="0"/>
+          <w:sz w:val="24"/>
+        </w:rPr>
+        <w:t>El proceso administrativo constituye el marco conceptual que rige el funcionamiento de las organizaciones modernas. Chiavenato (2006) lo describe como el conjunto secuencial e interrelacionado de funciones de planificación, organización, dirección y control, orientadas al logro eficiente de los objetivos organizacionales. La estandarización de los procedimientos dentro de este marco garantiza que las actividades se ejecuten de manera uniforme, reduciendo la variabilidad y los errores derivados de la discrecionalidad individual.</w:t>
+      </w:r>
+    </w:p>
+    <w:p>
+      <w:pPr>
+        <w:spacing w:line="360" w:lineRule="auto" w:after="0" w:before="0"/>
+        <w:ind w:firstLine="709"/>
+        <w:jc w:val="both"/>
+      </w:pPr>
+      <w:r>
+        <w:rPr>
+          <w:rFonts w:ascii="Times New Roman" w:hAnsi="Times New Roman"/>
+          <w:i w:val="0"/>
+          <w:sz w:val="24"/>
+        </w:rPr>
+        <w:t>La formalización de los procedimientos mediante manuales, flujogramas y formatos estandarizados constituye una herramienta esencial para el control administrativo. Según Harrington (1993), un proceso estandarizado es medible, controlable y mejorable, condiciones que permiten a la organización identificar con precisión los puntos de falla y aplicar acciones correctivas focalizadas. En el caso de IDETEL, la ausencia de procedimientos escritos para la gestión de solicitudes es una de las causas raíz de las deficiencias identificadas.</w:t>
+      </w:r>
+    </w:p>
+    <w:p>
+      <w:pPr>
+        <w:spacing w:line="360" w:lineRule="auto" w:after="0" w:before="0"/>
+        <w:ind w:firstLine="709"/>
+        <w:jc w:val="both"/>
+      </w:pPr>
+      <w:r>
+        <w:rPr>
+          <w:rFonts w:ascii="Times New Roman" w:hAnsi="Times New Roman"/>
+          <w:i w:val="0"/>
+          <w:sz w:val="24"/>
+        </w:rPr>
+        <w:t>A juicio de quien suscribe, la estandarización propuesta no busca aumentar la carga administrativa, sino eliminar ambigüedades y hacer verificable cada etapa del proceso.</w:t>
+      </w:r>
+    </w:p>
+    <w:p>
+      <w:pPr>
+        <w:spacing w:before="480" w:after="480" w:line="360" w:lineRule="auto"/>
+        <w:jc w:val="left"/>
+      </w:pPr>
+      <w:r>
+        <w:rPr>
+          <w:rFonts w:ascii="Times New Roman" w:hAnsi="Times New Roman"/>
+          <w:b/>
+          <w:sz w:val="24"/>
+        </w:rPr>
+        <w:t>Calidad del Servicio en Empresas de Telecomunicaciones</w:t>
+      </w:r>
+    </w:p>
+    <w:p>
+      <w:pPr>
+        <w:spacing w:line="360" w:lineRule="auto" w:after="0" w:before="0"/>
+        <w:ind w:firstLine="709"/>
+        <w:jc w:val="both"/>
+      </w:pPr>
+      <w:r>
+        <w:rPr>
+          <w:rFonts w:ascii="Times New Roman" w:hAnsi="Times New Roman"/>
+          <w:i w:val="0"/>
+          <w:sz w:val="24"/>
+        </w:rPr>
+        <w:t>La calidad del servicio se define como el grado en que las características del servicio prestado satisfacen o superan las expectativas del cliente. Parasuraman, Zeithaml y Berry (1988) desarrollaron el modelo SERVQUAL, que identifica cinco dimensiones de la calidad del servicio: fiabilidad, capacidad de respuesta, seguridad, empatía y elementos tangibles. En el sector de telecomunicaciones, la fiabilidad y la capacidad de respuesta son las dimensiones con mayor peso en la percepción del cliente.</w:t>
+      </w:r>
+    </w:p>
+    <w:p>
+      <w:pPr>
+        <w:spacing w:line="360" w:lineRule="auto" w:after="0" w:before="0"/>
+        <w:ind w:firstLine="709"/>
+        <w:jc w:val="both"/>
+      </w:pPr>
+      <w:r>
+        <w:rPr>
+          <w:rFonts w:ascii="Times New Roman" w:hAnsi="Times New Roman"/>
+          <w:i w:val="0"/>
+          <w:sz w:val="24"/>
+        </w:rPr>
+        <w:t>Las deficiencias en el control administrativo del proceso de solicitudes de servicio impactan directamente sobre la fiabilidad y la capacidad de respuesta de IDETEL. Cuando una solicitud no es gestionada dentro de los tiempos establecidos o su estatus no puede ser verificado en tiempo real, el cliente percibe una falla en la calidad del servicio que deteriora su confianza en la organización y puede derivar en la cancelación del contrato o en la difusión de experiencias negativas.</w:t>
+      </w:r>
+    </w:p>
+    <w:p>
+      <w:pPr>
+        <w:spacing w:line="360" w:lineRule="auto" w:after="0" w:before="0"/>
+        <w:ind w:firstLine="709"/>
+        <w:jc w:val="both"/>
+      </w:pPr>
+      <w:r>
+        <w:rPr>
+          <w:rFonts w:ascii="Times New Roman" w:hAnsi="Times New Roman"/>
+          <w:i w:val="0"/>
+          <w:sz w:val="24"/>
+        </w:rPr>
+        <w:t>Para este estudio, la calidad del servicio se relaciona directamente con la capacidad administrativa de IDETEL para responder y dar seguimiento oportuno a las solicitudes del suscriptor.</w:t>
+      </w:r>
+    </w:p>
+    <w:p>
+      <w:pPr>
+        <w:spacing w:before="480" w:after="480" w:line="360" w:lineRule="auto"/>
+        <w:jc w:val="left"/>
+      </w:pPr>
+      <w:r>
+        <w:rPr>
+          <w:rFonts w:ascii="Times New Roman" w:hAnsi="Times New Roman"/>
+          <w:b/>
+          <w:sz w:val="24"/>
+        </w:rPr>
+        <w:t>Sistemas de Información para el Control Administrativo</w:t>
+      </w:r>
+    </w:p>
+    <w:p>
+      <w:pPr>
+        <w:spacing w:line="360" w:lineRule="auto" w:after="0" w:before="0"/>
+        <w:ind w:firstLine="709"/>
+        <w:jc w:val="both"/>
+      </w:pPr>
+      <w:r>
+        <w:rPr>
+          <w:rFonts w:ascii="Times New Roman" w:hAnsi="Times New Roman"/>
+          <w:i w:val="0"/>
+          <w:sz w:val="24"/>
+        </w:rPr>
+        <w:t>Un sistema de información constituye un conjunto organizado de recursos tecnológicos y procedimentales orientados a la captura, almacenamiento, procesamiento y distribución de datos con el propósito de apoyar la toma de decisiones. Laudon y Laudon (2016) distinguen los sistemas de procesamiento de transacciones como la categoría que registra y gestiona las operaciones rutinarias de la organización, siendo esta la tipología más pertinente para el control de solicitudes de servicio en una empresa de telecomunicaciones.</w:t>
+      </w:r>
+    </w:p>
+    <w:p>
+      <w:pPr>
+        <w:spacing w:line="360" w:lineRule="auto" w:after="0" w:before="0"/>
+        <w:ind w:firstLine="709"/>
+        <w:jc w:val="both"/>
+      </w:pPr>
+      <w:r>
+        <w:rPr>
+          <w:rFonts w:ascii="Times New Roman" w:hAnsi="Times New Roman"/>
+          <w:i w:val="0"/>
+          <w:sz w:val="24"/>
+        </w:rPr>
+        <w:t>La implementación de un sistema de tickets o plataforma de seguimiento de solicitudes en IDETEL permitiría centralizar el registro de cada caso, asignar responsables, definir tiempos de atención y generar alertas ante incumplimientos. Esta herramienta transformaría el control administrativo de reactivo a proactivo, dotando a la supervisión de información en tiempo real para la toma de decisiones y la evaluación continua del desempeño del proceso.</w:t>
+      </w:r>
+    </w:p>
+    <w:p>
+      <w:pPr>
+        <w:spacing w:line="360" w:lineRule="auto" w:after="0" w:before="0"/>
+        <w:ind w:firstLine="709"/>
+        <w:jc w:val="both"/>
+      </w:pPr>
+      <w:r>
+        <w:rPr>
+          <w:rFonts w:ascii="Times New Roman" w:hAnsi="Times New Roman"/>
+          <w:i w:val="0"/>
+          <w:sz w:val="24"/>
+        </w:rPr>
+        <w:t>Desde la posición del autor, una herramienta de seguimiento centralizada es viable para IDETEL porque permite mejorar la trazabilidad sin modificar la naturaleza de los servicios que presta la empresa.</w:t>
+      </w:r>
+    </w:p>
+    <w:p>
+      <w:pPr>
+        <w:spacing w:before="480" w:after="480" w:line="360" w:lineRule="auto"/>
+        <w:jc w:val="left"/>
+      </w:pPr>
+      <w:r>
+        <w:rPr>
+          <w:rFonts w:ascii="Times New Roman" w:hAnsi="Times New Roman"/>
+          <w:b/>
+          <w:sz w:val="24"/>
+        </w:rPr>
+        <w:t>Proyecto Factible como Modalidad de Investigación</w:t>
+      </w:r>
+    </w:p>
+    <w:p>
+      <w:pPr>
+        <w:spacing w:line="360" w:lineRule="auto" w:after="0" w:before="0"/>
+        <w:ind w:firstLine="709"/>
+        <w:jc w:val="both"/>
+      </w:pPr>
+      <w:r>
+        <w:rPr>
+          <w:rFonts w:ascii="Times New Roman" w:hAnsi="Times New Roman"/>
+          <w:i w:val="0"/>
+          <w:sz w:val="24"/>
+        </w:rPr>
+        <w:t>La Universidad Pedagógica Experimental Libertador (UPEL, 2016) define el proyecto factible como la investigación, elaboración y desarrollo de una propuesta de un modelo operativo viable para solucionar problemas, requerimientos o necesidades de organizaciones o grupos sociales. Esta modalidad exige un diagnóstico de campo que evidencie la situación deficitaria y la comprobación de la viabilidad técnica y operativa de la solución planteada.</w:t>
+      </w:r>
+    </w:p>
+    <w:p>
+      <w:pPr>
+        <w:spacing w:line="360" w:lineRule="auto" w:after="0" w:before="0"/>
+        <w:ind w:firstLine="709"/>
+        <w:jc w:val="both"/>
+      </w:pPr>
+      <w:r>
+        <w:rPr>
+          <w:rFonts w:ascii="Times New Roman" w:hAnsi="Times New Roman"/>
+          <w:i w:val="0"/>
+          <w:sz w:val="24"/>
+        </w:rPr>
+        <w:t>Arias (2012) señala que el proyecto factible avanza hasta proponer y en muchos casos desarrollar la solución, demostrando su aplicabilidad en el contexto real. El presente trabajo se enmarca en esta modalidad al partir de la evaluación del control administrativo de IDETEL para proponer mejoras procedimentales cuya implementación es viable dentro de la estructura organizativa y los recursos disponibles de la empresa.</w:t>
+      </w:r>
+    </w:p>
+    <w:p>
+      <w:pPr>
+        <w:spacing w:line="360" w:lineRule="auto" w:after="0" w:before="0"/>
+        <w:ind w:firstLine="709"/>
+        <w:jc w:val="both"/>
+      </w:pPr>
+      <w:r>
+        <w:rPr>
+          <w:rFonts w:ascii="Times New Roman" w:hAnsi="Times New Roman"/>
+          <w:i w:val="0"/>
+          <w:sz w:val="24"/>
+        </w:rPr>
+        <w:t>La elección del proyecto factible responde a la necesidad de transformar el diagnóstico realizado en procedimientos y formatos aplicables a la realidad operativa de IDETEL.</w:t>
+      </w:r>
+    </w:p>
+    <w:p>
       <w:pPr>
         <w:sectPr>
-          <w:footerReference w:type="default" r:id="rId37"/>
+          <w:footerReference w:type="default" r:id="rId39"/>
+          <w:footerReference w:type="first" r:id="rId40"/>
           <w:pgSz w:w="12240" w:h="15840"/>
           <w:pgMar w:top="1701" w:right="1701" w:bottom="1701" w:left="2268" w:header="720" w:footer="720" w:gutter="0"/>
           <w:cols w:space="720"/>
           <w:titlePg/>
           <w:docGrid w:linePitch="360"/>
+          <w:pgNumType w:fmt="decimal"/>
         </w:sectPr>
       </w:pPr>
     </w:p>
     <w:p>
-      <w:bookmarkStart w:id="bm_cap3_bases" w:name="bm_cap3_bases"/>
+      <w:pPr>
+        <w:spacing w:before="1140" w:after="480" w:line="360" w:lineRule="auto"/>
+        <w:jc w:val="center"/>
+      </w:pPr>
+      <w:r>
+        <w:rPr>
+          <w:rFonts w:ascii="Times New Roman" w:hAnsi="Times New Roman"/>
+          <w:b/>
+          <w:sz w:val="24"/>
+        </w:rPr>
+        <w:t>CAPÍTULO IV</w:t>
+      </w:r>
+    </w:p>
+    <w:p>
+      <w:bookmarkStart w:id="bm_cap4" w:name="bm_cap4"/>
+      <w:pPr>
+        <w:spacing w:before="0" w:after="480" w:line="360" w:lineRule="auto"/>
+        <w:jc w:val="center"/>
+      </w:pPr>
+      <w:r>
+        <w:rPr>
+          <w:rFonts w:ascii="Times New Roman" w:hAnsi="Times New Roman"/>
+          <w:b/>
+          <w:sz w:val="24"/>
+        </w:rPr>
+        <w:t>ACTIVIDADES REALIZADAS</w:t>
+      </w:r>
+      <w:bookmarkEnd w:id="bm_cap4"/>
+    </w:p>
+    <w:p>
+      <w:bookmarkStart w:id="bm_cap4_desc" w:name="bm_cap4_desc"/>
       <w:pPr>
         <w:spacing w:before="480" w:after="480" w:line="360" w:lineRule="auto"/>
         <w:jc w:val="left"/>
@@ -7158,9 +7524,9 @@
           <w:b/>
           <w:sz w:val="24"/>
         </w:rPr>
-        <w:t>Control Administrativo</w:t>
-      </w:r>
-      <w:bookmarkEnd w:id="bm_cap3_bases"/>
+        <w:t>Descripción de Actividades Ejecutadas por Semana</w:t>
+      </w:r>
+      <w:bookmarkEnd w:id="bm_cap4_desc"/>
     </w:p>
     <w:p>
       <w:pPr>
@@ -7174,28 +7540,56 @@
           <w:i w:val="0"/>
           <w:sz w:val="24"/>
         </w:rPr>
-        <w:t>El control administrativo constituye una de las funciones fundamentales del proceso administrativo y se define como el mecanismo mediante el cual la organización verifica que las actividades ejecutadas se correspondan con lo planificado, detectando desviaciones y aplicando las medidas correctivas necesarias. Robbins y Coulter (2010) señalan que el control eficaz no solo identifica fallas, sino que proporciona información oportuna para la toma de decisiones gerenciales, convirtiéndose en un instrumento de mejora continua y no únicamente de fiscalización.</w:t>
+        <w:t>Durante las diez (10) semanas de pasantías se desarrollaron actividades operativas y de análisis mediante una rotación inicial por Atención al Cliente y una segunda etapa de apoyo en Administración:</w:t>
       </w:r>
     </w:p>
     <w:p>
       <w:pPr>
-        <w:spacing w:line="360" w:lineRule="auto" w:after="0" w:before="0"/>
+        <w:spacing w:before="480" w:after="480" w:line="360" w:lineRule="auto"/>
+        <w:jc w:val="left"/>
+      </w:pPr>
+      <w:r>
+        <w:rPr>
+          <w:rFonts w:ascii="Times New Roman" w:hAnsi="Times New Roman"/>
+          <w:b/>
+          <w:sz w:val="24"/>
+        </w:rPr>
+        <w:t>Semana 1</w:t>
+      </w:r>
+    </w:p>
+    <w:p>
+      <w:pPr>
+        <w:spacing w:line="360" w:lineRule="auto"/>
         <w:ind w:firstLine="709"/>
         <w:jc w:val="both"/>
       </w:pPr>
       <w:r>
         <w:rPr>
           <w:rFonts w:ascii="Times New Roman" w:hAnsi="Times New Roman"/>
-          <w:i w:val="0"/>
-          <w:sz w:val="24"/>
-        </w:rPr>
-        <w:t>En el contexto del Departamento de Administración de Ingeniería de Telecomunicaciones, C.A., el control administrativo se aplica sobre el ciclo de gestión de solicitudes de servicio, abarcando desde la recepción de la solicitud del suscriptor hasta el cierre definitivo del caso. La ausencia de mecanismos formales de control en este ciclo genera inconsistencias entre los departamentos involucrados y dificulta la evaluación del desempeño del proceso de atención.</w:t>
+          <w:sz w:val="24"/>
+        </w:rPr>
+        <w:t xml:space="preserve">1. </w:t>
+      </w:r>
+      <w:r>
+        <w:rPr>
+          <w:rFonts w:ascii="Times New Roman" w:hAnsi="Times New Roman"/>
+          <w:b/>
+          <w:sz w:val="24"/>
+        </w:rPr>
+        <w:t xml:space="preserve">Actividad operativa: </w:t>
+      </w:r>
+      <w:r>
+        <w:rPr>
+          <w:rFonts w:ascii="Times New Roman" w:hAnsi="Times New Roman"/>
+          <w:sz w:val="24"/>
+        </w:rPr>
+        <w:t>Inducción institucional y rotación inicial por Atención al Cliente, reconocimiento de los tipos de solicitudes recibidas, revisión del proceso de registro de pagos y familiarización con la información utilizada para atender a los suscriptores.</w:t>
       </w:r>
     </w:p>
     <w:p>
       <w:pPr>
-        <w:spacing w:line="240" w:lineRule="auto" w:before="720" w:after="240"/>
-        <w:ind w:left="709" w:right="709"/>
+        <w:spacing w:line="360" w:lineRule="auto"/>
+        <w:ind w:firstLine="709"/>
         <w:jc w:val="both"/>
       </w:pPr>
       <w:r>
@@ -7203,33 +7597,98 @@
           <w:rFonts w:ascii="Times New Roman" w:hAnsi="Times New Roman"/>
           <w:sz w:val="24"/>
         </w:rPr>
-        <w:t>El control es el proceso de monitorear las actividades para asegurarse de que se lleven a cabo según lo planeado y para corregir cualquier desviación significativa. Los gerentes no pueden saber realmente si sus unidades están desempeñándose adecuadamente hasta que evalúan qué actividades se han llevado a cabo y comparan el desempeño real con el estándar deseado.</w:t>
-      </w:r>
-      <w:r>
-        <w:rPr>
-          <w:rFonts w:ascii="Times New Roman" w:hAnsi="Times New Roman"/>
-          <w:sz w:val="24"/>
-        </w:rPr>
-        <w:t xml:space="preserve"> (Robbins y Coulter, 2010, p. 398)</w:t>
+        <w:t xml:space="preserve">2. </w:t>
+      </w:r>
+      <w:r>
+        <w:rPr>
+          <w:rFonts w:ascii="Times New Roman" w:hAnsi="Times New Roman"/>
+          <w:b/>
+          <w:sz w:val="24"/>
+        </w:rPr>
+        <w:t xml:space="preserve">Actividad de investigación: </w:t>
+      </w:r>
+      <w:r>
+        <w:rPr>
+          <w:rFonts w:ascii="Times New Roman" w:hAnsi="Times New Roman"/>
+          <w:sz w:val="24"/>
+        </w:rPr>
+        <w:t>Observación directa del punto de inicio de las solicitudes de afiliación e incidencias, identificando los datos que se generan en Atención al Cliente y la forma en que son comunicados a otras áreas.</w:t>
       </w:r>
     </w:p>
     <w:p>
       <w:pPr>
-        <w:spacing w:line="360" w:lineRule="auto" w:after="0" w:before="0"/>
+        <w:spacing w:before="480" w:after="480" w:line="360" w:lineRule="auto"/>
+        <w:jc w:val="left"/>
+      </w:pPr>
+      <w:r>
+        <w:rPr>
+          <w:rFonts w:ascii="Times New Roman" w:hAnsi="Times New Roman"/>
+          <w:b/>
+          <w:sz w:val="24"/>
+        </w:rPr>
+        <w:t>Semana 2</w:t>
+      </w:r>
+    </w:p>
+    <w:p>
+      <w:pPr>
+        <w:spacing w:line="360" w:lineRule="auto"/>
         <w:ind w:firstLine="709"/>
         <w:jc w:val="both"/>
       </w:pPr>
       <w:r>
         <w:rPr>
           <w:rFonts w:ascii="Times New Roman" w:hAnsi="Times New Roman"/>
-          <w:i w:val="0"/>
-          <w:sz w:val="24"/>
-        </w:rPr>
-        <w:t>Desde la perspectiva de quien desarrolla este informe, el control administrativo en IDETEL debe convertirse en una herramienta de seguimiento continuo y no limitarse a la revisión posterior de los casos.</w:t>
+          <w:sz w:val="24"/>
+        </w:rPr>
+        <w:t xml:space="preserve">1. </w:t>
+      </w:r>
+      <w:r>
+        <w:rPr>
+          <w:rFonts w:ascii="Times New Roman" w:hAnsi="Times New Roman"/>
+          <w:b/>
+          <w:sz w:val="24"/>
+        </w:rPr>
+        <w:t xml:space="preserve">Actividad operativa: </w:t>
+      </w:r>
+      <w:r>
+        <w:rPr>
+          <w:rFonts w:ascii="Times New Roman" w:hAnsi="Times New Roman"/>
+          <w:sz w:val="24"/>
+        </w:rPr>
+        <w:t>Apoyo en Atención al Cliente mediante recepción y registro de pagos, verificación de datos básicos de suscriptores y orientación inicial sobre solicitudes e incidencias reportadas.</w:t>
       </w:r>
     </w:p>
     <w:p>
       <w:pPr>
+        <w:spacing w:line="360" w:lineRule="auto"/>
+        <w:ind w:firstLine="709"/>
+        <w:jc w:val="both"/>
+      </w:pPr>
+      <w:r>
+        <w:rPr>
+          <w:rFonts w:ascii="Times New Roman" w:hAnsi="Times New Roman"/>
+          <w:sz w:val="24"/>
+        </w:rPr>
+        <w:t xml:space="preserve">2. </w:t>
+      </w:r>
+      <w:r>
+        <w:rPr>
+          <w:rFonts w:ascii="Times New Roman" w:hAnsi="Times New Roman"/>
+          <w:b/>
+          <w:sz w:val="24"/>
+        </w:rPr>
+        <w:t xml:space="preserve">Actividad de investigación: </w:t>
+      </w:r>
+      <w:r>
+        <w:rPr>
+          <w:rFonts w:ascii="Times New Roman" w:hAnsi="Times New Roman"/>
+          <w:sz w:val="24"/>
+        </w:rPr>
+        <w:t>Levantamiento del recorrido de las solicitudes desde su recepción, revisión de registros disponibles y elaboración de un esquema preliminar de las etapas y áreas que intervienen en cada tipo de caso.</w:t>
+      </w:r>
+    </w:p>
+    <w:p>
+      <w:pPr>
         <w:spacing w:before="480" w:after="480" w:line="360" w:lineRule="auto"/>
         <w:jc w:val="left"/>
       </w:pPr>
@@ -7239,56 +7698,141 @@
           <w:b/>
           <w:sz w:val="24"/>
         </w:rPr>
-        <w:t>Gestión de Solicitudes de Servicio</w:t>
+        <w:t>Semana 3</w:t>
       </w:r>
     </w:p>
     <w:p>
       <w:pPr>
-        <w:spacing w:line="360" w:lineRule="auto" w:after="0" w:before="0"/>
+        <w:spacing w:line="360" w:lineRule="auto"/>
         <w:ind w:firstLine="709"/>
         <w:jc w:val="both"/>
       </w:pPr>
       <w:r>
         <w:rPr>
           <w:rFonts w:ascii="Times New Roman" w:hAnsi="Times New Roman"/>
-          <w:i w:val="0"/>
-          <w:sz w:val="24"/>
-        </w:rPr>
-        <w:t>La gestión de solicitudes de servicio comprende el conjunto de procedimientos administrativos orientados a recepcionar, registrar, procesar y dar seguimiento a los requerimientos presentados por los clientes o suscriptores de una organización. Zeithaml, Parasuraman y Berry (1993) establecen que la calidad del servicio percibida por el cliente está directamente vinculada a la capacidad de la organización para gestionar sus solicitudes de forma ágil, transparente y con comunicación fluida en cada etapa del proceso.</w:t>
+          <w:sz w:val="24"/>
+        </w:rPr>
+        <w:t xml:space="preserve">1. </w:t>
+      </w:r>
+      <w:r>
+        <w:rPr>
+          <w:rFonts w:ascii="Times New Roman" w:hAnsi="Times New Roman"/>
+          <w:b/>
+          <w:sz w:val="24"/>
+        </w:rPr>
+        <w:t xml:space="preserve">Actividad operativa: </w:t>
+      </w:r>
+      <w:r>
+        <w:rPr>
+          <w:rFonts w:ascii="Times New Roman" w:hAnsi="Times New Roman"/>
+          <w:sz w:val="24"/>
+        </w:rPr>
+        <w:t>Continuación del apoyo en Atención al Cliente, registro de pagos y solicitudes, actualización de información básica y seguimiento inicial de casos remitidos a otras áreas.</w:t>
       </w:r>
     </w:p>
     <w:p>
       <w:pPr>
-        <w:spacing w:line="360" w:lineRule="auto" w:after="0" w:before="0"/>
+        <w:spacing w:line="360" w:lineRule="auto"/>
         <w:ind w:firstLine="709"/>
         <w:jc w:val="both"/>
       </w:pPr>
       <w:r>
         <w:rPr>
           <w:rFonts w:ascii="Times New Roman" w:hAnsi="Times New Roman"/>
-          <w:i w:val="0"/>
-          <w:sz w:val="24"/>
-        </w:rPr>
-        <w:t>En empresas de telecomunicaciones como IDETEL, la gestión de solicitudes abarca dos categorías principales: las solicitudes de afiliación de nuevos suscriptores, que implican la coordinación entre las áreas comercial, técnica y administrativa; y las incidencias reportadas por suscriptores activos, que requieren diagnóstico, despacho de cuadrillas y cierre verificado del caso. La ausencia de un sistema unificado de seguimiento para ambas categorías genera retrasos y reprocesos que impactan directamente en la satisfacción del cliente.</w:t>
+          <w:sz w:val="24"/>
+        </w:rPr>
+        <w:t xml:space="preserve">2. </w:t>
+      </w:r>
+      <w:r>
+        <w:rPr>
+          <w:rFonts w:ascii="Times New Roman" w:hAnsi="Times New Roman"/>
+          <w:b/>
+          <w:sz w:val="24"/>
+        </w:rPr>
+        <w:t xml:space="preserve">Actividad de investigación: </w:t>
+      </w:r>
+      <w:r>
+        <w:rPr>
+          <w:rFonts w:ascii="Times New Roman" w:hAnsi="Times New Roman"/>
+          <w:sz w:val="24"/>
+        </w:rPr>
+        <w:t>Diseño de una guía de entrevista estructurada y revisión del flujo observado para precisar los puntos donde se pierde continuidad o se dificulta conocer el estatus de las solicitudes.</w:t>
       </w:r>
     </w:p>
     <w:p>
       <w:pPr>
-        <w:spacing w:line="360" w:lineRule="auto" w:after="0" w:before="0"/>
+        <w:spacing w:before="480" w:after="480" w:line="360" w:lineRule="auto"/>
+        <w:jc w:val="left"/>
+      </w:pPr>
+      <w:r>
+        <w:rPr>
+          <w:rFonts w:ascii="Times New Roman" w:hAnsi="Times New Roman"/>
+          <w:b/>
+          <w:sz w:val="24"/>
+        </w:rPr>
+        <w:t>Semana 4</w:t>
+      </w:r>
+    </w:p>
+    <w:p>
+      <w:pPr>
+        <w:spacing w:line="360" w:lineRule="auto"/>
         <w:ind w:firstLine="709"/>
         <w:jc w:val="both"/>
       </w:pPr>
       <w:r>
         <w:rPr>
           <w:rFonts w:ascii="Times New Roman" w:hAnsi="Times New Roman"/>
-          <w:i w:val="0"/>
-          <w:sz w:val="24"/>
-        </w:rPr>
-        <w:t>En el contexto de IDETEL, la gestión de solicitudes requiere un flujo único que permita conocer el responsable, el estado y el tiempo de atención de cada caso.</w:t>
+          <w:sz w:val="24"/>
+        </w:rPr>
+        <w:t xml:space="preserve">1. </w:t>
+      </w:r>
+      <w:r>
+        <w:rPr>
+          <w:rFonts w:ascii="Times New Roman" w:hAnsi="Times New Roman"/>
+          <w:b/>
+          <w:sz w:val="24"/>
+        </w:rPr>
+        <w:t xml:space="preserve">Actividad operativa: </w:t>
+      </w:r>
+      <w:r>
+        <w:rPr>
+          <w:rFonts w:ascii="Times New Roman" w:hAnsi="Times New Roman"/>
+          <w:sz w:val="24"/>
+        </w:rPr>
+        <w:t>Inicio de la rotación por Administración con apoyo en procesamiento de pagos, facturación, revisión de documentación y seguimiento administrativo de solicitudes activas.</w:t>
       </w:r>
     </w:p>
     <w:p>
       <w:pPr>
+        <w:spacing w:line="360" w:lineRule="auto"/>
+        <w:ind w:firstLine="709"/>
+        <w:jc w:val="both"/>
+      </w:pPr>
+      <w:r>
+        <w:rPr>
+          <w:rFonts w:ascii="Times New Roman" w:hAnsi="Times New Roman"/>
+          <w:sz w:val="24"/>
+        </w:rPr>
+        <w:t xml:space="preserve">2. </w:t>
+      </w:r>
+      <w:r>
+        <w:rPr>
+          <w:rFonts w:ascii="Times New Roman" w:hAnsi="Times New Roman"/>
+          <w:b/>
+          <w:sz w:val="24"/>
+        </w:rPr>
+        <w:t xml:space="preserve">Actividad de investigación: </w:t>
+      </w:r>
+      <w:r>
+        <w:rPr>
+          <w:rFonts w:ascii="Times New Roman" w:hAnsi="Times New Roman"/>
+          <w:sz w:val="24"/>
+        </w:rPr>
+        <w:t>Aplicación de entrevistas estructuradas al personal vinculado con Administración, Atención al Cliente y áreas relacionadas, registrando las principales fallas percibidas en comunicación, control y seguimiento.</w:t>
+      </w:r>
+    </w:p>
+    <w:p>
+      <w:pPr>
         <w:spacing w:before="480" w:after="480" w:line="360" w:lineRule="auto"/>
         <w:jc w:val="left"/>
       </w:pPr>
@@ -7298,56 +7842,141 @@
           <w:b/>
           <w:sz w:val="24"/>
         </w:rPr>
-        <w:t>Procesos Administrativos y Estandarización de Procedimientos</w:t>
+        <w:t>Semana 5</w:t>
       </w:r>
     </w:p>
     <w:p>
       <w:pPr>
-        <w:spacing w:line="360" w:lineRule="auto" w:after="0" w:before="0"/>
+        <w:spacing w:line="360" w:lineRule="auto"/>
         <w:ind w:firstLine="709"/>
         <w:jc w:val="both"/>
       </w:pPr>
       <w:r>
         <w:rPr>
           <w:rFonts w:ascii="Times New Roman" w:hAnsi="Times New Roman"/>
-          <w:i w:val="0"/>
-          <w:sz w:val="24"/>
-        </w:rPr>
-        <w:t>El proceso administrativo constituye el marco conceptual que rige el funcionamiento de las organizaciones modernas. Chiavenato (2006) lo describe como el conjunto secuencial e interrelacionado de funciones de planificación, organización, dirección y control, orientadas al logro eficiente de los objetivos organizacionales. La estandarización de los procedimientos dentro de este marco garantiza que las actividades se ejecuten de manera uniforme, reduciendo la variabilidad y los errores derivados de la discrecionalidad individual.</w:t>
+          <w:sz w:val="24"/>
+        </w:rPr>
+        <w:t xml:space="preserve">1. </w:t>
+      </w:r>
+      <w:r>
+        <w:rPr>
+          <w:rFonts w:ascii="Times New Roman" w:hAnsi="Times New Roman"/>
+          <w:b/>
+          <w:sz w:val="24"/>
+        </w:rPr>
+        <w:t xml:space="preserve">Actividad operativa: </w:t>
+      </w:r>
+      <w:r>
+        <w:rPr>
+          <w:rFonts w:ascii="Times New Roman" w:hAnsi="Times New Roman"/>
+          <w:sz w:val="24"/>
+        </w:rPr>
+        <w:t>Apoyo en tareas administrativas de facturación, actualización de registros y verificación del cierre de solicitudes e incidencias correspondientes al período.</w:t>
       </w:r>
     </w:p>
     <w:p>
       <w:pPr>
-        <w:spacing w:line="360" w:lineRule="auto" w:after="0" w:before="0"/>
+        <w:spacing w:line="360" w:lineRule="auto"/>
         <w:ind w:firstLine="709"/>
         <w:jc w:val="both"/>
       </w:pPr>
       <w:r>
         <w:rPr>
           <w:rFonts w:ascii="Times New Roman" w:hAnsi="Times New Roman"/>
-          <w:i w:val="0"/>
-          <w:sz w:val="24"/>
-        </w:rPr>
-        <w:t>La formalización de los procedimientos mediante manuales, flujogramas y formatos estandarizados constituye una herramienta esencial para el control administrativo. Según Harrington (1993), un proceso estandarizado es medible, controlable y mejorable, condiciones que permiten a la organización identificar con precisión los puntos de falla y aplicar acciones correctivas focalizadas. En el caso de IDETEL, la ausencia de procedimientos escritos para la gestión de solicitudes es una de las causas raíz de las deficiencias identificadas.</w:t>
+          <w:sz w:val="24"/>
+        </w:rPr>
+        <w:t xml:space="preserve">2. </w:t>
+      </w:r>
+      <w:r>
+        <w:rPr>
+          <w:rFonts w:ascii="Times New Roman" w:hAnsi="Times New Roman"/>
+          <w:b/>
+          <w:sz w:val="24"/>
+        </w:rPr>
+        <w:t xml:space="preserve">Actividad de investigación: </w:t>
+      </w:r>
+      <w:r>
+        <w:rPr>
+          <w:rFonts w:ascii="Times New Roman" w:hAnsi="Times New Roman"/>
+          <w:sz w:val="24"/>
+        </w:rPr>
+        <w:t>Organización de los hallazgos del diagnóstico y elaboración del diagrama de Ishikawa para representar las causas relacionadas con procedimiento, comunicación, registro y seguimiento; inicio de la revisión de bases teóricas.</w:t>
       </w:r>
     </w:p>
     <w:p>
       <w:pPr>
-        <w:spacing w:line="360" w:lineRule="auto" w:after="0" w:before="0"/>
+        <w:spacing w:before="480" w:after="480" w:line="360" w:lineRule="auto"/>
+        <w:jc w:val="left"/>
+      </w:pPr>
+      <w:r>
+        <w:rPr>
+          <w:rFonts w:ascii="Times New Roman" w:hAnsi="Times New Roman"/>
+          <w:b/>
+          <w:sz w:val="24"/>
+        </w:rPr>
+        <w:t>Semana 6</w:t>
+      </w:r>
+    </w:p>
+    <w:p>
+      <w:pPr>
+        <w:spacing w:line="360" w:lineRule="auto"/>
         <w:ind w:firstLine="709"/>
         <w:jc w:val="both"/>
       </w:pPr>
       <w:r>
         <w:rPr>
           <w:rFonts w:ascii="Times New Roman" w:hAnsi="Times New Roman"/>
-          <w:i w:val="0"/>
-          <w:sz w:val="24"/>
-        </w:rPr>
-        <w:t>A juicio de quien suscribe, la estandarización propuesta no busca aumentar la carga administrativa, sino eliminar ambigüedades y hacer verificable cada etapa del proceso.</w:t>
+          <w:sz w:val="24"/>
+        </w:rPr>
+        <w:t xml:space="preserve">1. </w:t>
+      </w:r>
+      <w:r>
+        <w:rPr>
+          <w:rFonts w:ascii="Times New Roman" w:hAnsi="Times New Roman"/>
+          <w:b/>
+          <w:sz w:val="24"/>
+        </w:rPr>
+        <w:t xml:space="preserve">Actividad operativa: </w:t>
+      </w:r>
+      <w:r>
+        <w:rPr>
+          <w:rFonts w:ascii="Times New Roman" w:hAnsi="Times New Roman"/>
+          <w:sz w:val="24"/>
+        </w:rPr>
+        <w:t>Procesamiento de pagos y documentos administrativos, apoyo en facturación y elaboración de reportes básicos requeridos por la supervisión.</w:t>
       </w:r>
     </w:p>
     <w:p>
       <w:pPr>
+        <w:spacing w:line="360" w:lineRule="auto"/>
+        <w:ind w:firstLine="709"/>
+        <w:jc w:val="both"/>
+      </w:pPr>
+      <w:r>
+        <w:rPr>
+          <w:rFonts w:ascii="Times New Roman" w:hAnsi="Times New Roman"/>
+          <w:sz w:val="24"/>
+        </w:rPr>
+        <w:t xml:space="preserve">2. </w:t>
+      </w:r>
+      <w:r>
+        <w:rPr>
+          <w:rFonts w:ascii="Times New Roman" w:hAnsi="Times New Roman"/>
+          <w:b/>
+          <w:sz w:val="24"/>
+        </w:rPr>
+        <w:t xml:space="preserve">Actividad de investigación: </w:t>
+      </w:r>
+      <w:r>
+        <w:rPr>
+          <w:rFonts w:ascii="Times New Roman" w:hAnsi="Times New Roman"/>
+          <w:sz w:val="24"/>
+        </w:rPr>
+        <w:t>Análisis del impacto de las deficiencias identificadas sobre los tiempos de respuesta, la trazabilidad y la atención al suscriptor, complementando el desarrollo del marco teórico.</w:t>
+      </w:r>
+    </w:p>
+    <w:p>
+      <w:pPr>
         <w:spacing w:before="480" w:after="480" w:line="360" w:lineRule="auto"/>
         <w:jc w:val="left"/>
       </w:pPr>
@@ -7357,56 +7986,141 @@
           <w:b/>
           <w:sz w:val="24"/>
         </w:rPr>
-        <w:t>Calidad del Servicio en Empresas de Telecomunicaciones</w:t>
+        <w:t>Semana 7</w:t>
       </w:r>
     </w:p>
     <w:p>
       <w:pPr>
-        <w:spacing w:line="360" w:lineRule="auto" w:after="0" w:before="0"/>
+        <w:spacing w:line="360" w:lineRule="auto"/>
         <w:ind w:firstLine="709"/>
         <w:jc w:val="both"/>
       </w:pPr>
       <w:r>
         <w:rPr>
           <w:rFonts w:ascii="Times New Roman" w:hAnsi="Times New Roman"/>
-          <w:i w:val="0"/>
-          <w:sz w:val="24"/>
-        </w:rPr>
-        <w:t>La calidad del servicio se define como el grado en que las características del servicio prestado satisfacen o superan las expectativas del cliente. Parasuraman, Zeithaml y Berry (1988) desarrollaron el modelo SERVQUAL, que identifica cinco dimensiones de la calidad del servicio: fiabilidad, capacidad de respuesta, seguridad, empatía y elementos tangibles. En el sector de telecomunicaciones, la fiabilidad y la capacidad de respuesta son las dimensiones con mayor peso en la percepción del cliente.</w:t>
+          <w:sz w:val="24"/>
+        </w:rPr>
+        <w:t xml:space="preserve">1. </w:t>
+      </w:r>
+      <w:r>
+        <w:rPr>
+          <w:rFonts w:ascii="Times New Roman" w:hAnsi="Times New Roman"/>
+          <w:b/>
+          <w:sz w:val="24"/>
+        </w:rPr>
+        <w:t xml:space="preserve">Actividad operativa: </w:t>
+      </w:r>
+      <w:r>
+        <w:rPr>
+          <w:rFonts w:ascii="Times New Roman" w:hAnsi="Times New Roman"/>
+          <w:sz w:val="24"/>
+        </w:rPr>
+        <w:t>Apoyo en seguimiento de casos, actualización de registros administrativos y organización de documentación vinculada con solicitudes de servicio.</w:t>
       </w:r>
     </w:p>
     <w:p>
       <w:pPr>
-        <w:spacing w:line="360" w:lineRule="auto" w:after="0" w:before="0"/>
+        <w:spacing w:line="360" w:lineRule="auto"/>
         <w:ind w:firstLine="709"/>
         <w:jc w:val="both"/>
       </w:pPr>
       <w:r>
         <w:rPr>
           <w:rFonts w:ascii="Times New Roman" w:hAnsi="Times New Roman"/>
-          <w:i w:val="0"/>
-          <w:sz w:val="24"/>
-        </w:rPr>
-        <w:t>Las deficiencias en el control administrativo del proceso de solicitudes de servicio impactan directamente sobre la fiabilidad y la capacidad de respuesta de IDETEL. Cuando una solicitud no es gestionada dentro de los tiempos establecidos o su estatus no puede ser verificado en tiempo real, el cliente percibe una falla en la calidad del servicio que deteriora su confianza en la organización y puede derivar en la cancelación del contrato o en la difusión de experiencias negativas.</w:t>
+          <w:sz w:val="24"/>
+        </w:rPr>
+        <w:t xml:space="preserve">2. </w:t>
+      </w:r>
+      <w:r>
+        <w:rPr>
+          <w:rFonts w:ascii="Times New Roman" w:hAnsi="Times New Roman"/>
+          <w:b/>
+          <w:sz w:val="24"/>
+        </w:rPr>
+        <w:t xml:space="preserve">Actividad de investigación: </w:t>
+      </w:r>
+      <w:r>
+        <w:rPr>
+          <w:rFonts w:ascii="Times New Roman" w:hAnsi="Times New Roman"/>
+          <w:sz w:val="24"/>
+        </w:rPr>
+        <w:t>Diseño del nuevo flujo estandarizado para la gestión de solicitudes, estableciendo etapas, responsables, tiempos de referencia y puntos de control desde la recepción hasta el cierre.</w:t>
       </w:r>
     </w:p>
     <w:p>
       <w:pPr>
-        <w:spacing w:line="360" w:lineRule="auto" w:after="0" w:before="0"/>
+        <w:spacing w:before="480" w:after="480" w:line="360" w:lineRule="auto"/>
+        <w:jc w:val="left"/>
+      </w:pPr>
+      <w:r>
+        <w:rPr>
+          <w:rFonts w:ascii="Times New Roman" w:hAnsi="Times New Roman"/>
+          <w:b/>
+          <w:sz w:val="24"/>
+        </w:rPr>
+        <w:t>Semana 8</w:t>
+      </w:r>
+    </w:p>
+    <w:p>
+      <w:pPr>
+        <w:spacing w:line="360" w:lineRule="auto"/>
         <w:ind w:firstLine="709"/>
         <w:jc w:val="both"/>
       </w:pPr>
       <w:r>
         <w:rPr>
           <w:rFonts w:ascii="Times New Roman" w:hAnsi="Times New Roman"/>
-          <w:i w:val="0"/>
-          <w:sz w:val="24"/>
-        </w:rPr>
-        <w:t>Para este estudio, la calidad del servicio se relaciona directamente con la capacidad administrativa de IDETEL para responder y dar seguimiento oportuno a las solicitudes del suscriptor.</w:t>
+          <w:sz w:val="24"/>
+        </w:rPr>
+        <w:t xml:space="preserve">1. </w:t>
+      </w:r>
+      <w:r>
+        <w:rPr>
+          <w:rFonts w:ascii="Times New Roman" w:hAnsi="Times New Roman"/>
+          <w:b/>
+          <w:sz w:val="24"/>
+        </w:rPr>
+        <w:t xml:space="preserve">Actividad operativa: </w:t>
+      </w:r>
+      <w:r>
+        <w:rPr>
+          <w:rFonts w:ascii="Times New Roman" w:hAnsi="Times New Roman"/>
+          <w:sz w:val="24"/>
+        </w:rPr>
+        <w:t>Colaboración en facturación, seguimiento de incidencias y preparación de reportes administrativos del período.</w:t>
       </w:r>
     </w:p>
     <w:p>
       <w:pPr>
+        <w:spacing w:line="360" w:lineRule="auto"/>
+        <w:ind w:firstLine="709"/>
+        <w:jc w:val="both"/>
+      </w:pPr>
+      <w:r>
+        <w:rPr>
+          <w:rFonts w:ascii="Times New Roman" w:hAnsi="Times New Roman"/>
+          <w:sz w:val="24"/>
+        </w:rPr>
+        <w:t xml:space="preserve">2. </w:t>
+      </w:r>
+      <w:r>
+        <w:rPr>
+          <w:rFonts w:ascii="Times New Roman" w:hAnsi="Times New Roman"/>
+          <w:b/>
+          <w:sz w:val="24"/>
+        </w:rPr>
+        <w:t xml:space="preserve">Actividad de investigación: </w:t>
+      </w:r>
+      <w:r>
+        <w:rPr>
+          <w:rFonts w:ascii="Times New Roman" w:hAnsi="Times New Roman"/>
+          <w:sz w:val="24"/>
+        </w:rPr>
+        <w:t>Diseño de formatos estandarizados para afiliaciones e incidencias y redacción del procedimiento de control que acompaña al flujo propuesto.</w:t>
+      </w:r>
+    </w:p>
+    <w:p>
+      <w:pPr>
         <w:spacing w:before="480" w:after="480" w:line="360" w:lineRule="auto"/>
         <w:jc w:val="left"/>
       </w:pPr>
@@ -7416,129 +8130,156 @@
           <w:b/>
           <w:sz w:val="24"/>
         </w:rPr>
-        <w:t>Sistemas de Información para el Control Administrativo</w:t>
+        <w:t>Semana 9</w:t>
       </w:r>
     </w:p>
     <w:p>
       <w:pPr>
-        <w:spacing w:line="360" w:lineRule="auto" w:after="0" w:before="0"/>
+        <w:spacing w:line="360" w:lineRule="auto"/>
         <w:ind w:firstLine="709"/>
         <w:jc w:val="both"/>
       </w:pPr>
       <w:r>
         <w:rPr>
           <w:rFonts w:ascii="Times New Roman" w:hAnsi="Times New Roman"/>
-          <w:i w:val="0"/>
-          <w:sz w:val="24"/>
-        </w:rPr>
-        <w:t>Un sistema de información constituye un conjunto organizado de recursos tecnológicos y procedimentales orientados a la captura, almacenamiento, procesamiento y distribución de datos con el propósito de apoyar la toma de decisiones. Laudon y Laudon (2016) distinguen los sistemas de procesamiento de transacciones como la categoría que registra y gestiona las operaciones rutinarias de la organización, siendo esta la tipología más pertinente para el control de solicitudes de servicio en una empresa de telecomunicaciones.</w:t>
+          <w:sz w:val="24"/>
+        </w:rPr>
+        <w:t xml:space="preserve">1. </w:t>
+      </w:r>
+      <w:r>
+        <w:rPr>
+          <w:rFonts w:ascii="Times New Roman" w:hAnsi="Times New Roman"/>
+          <w:b/>
+          <w:sz w:val="24"/>
+        </w:rPr>
+        <w:t xml:space="preserve">Actividad operativa: </w:t>
+      </w:r>
+      <w:r>
+        <w:rPr>
+          <w:rFonts w:ascii="Times New Roman" w:hAnsi="Times New Roman"/>
+          <w:sz w:val="24"/>
+        </w:rPr>
+        <w:t>Participación en las actividades regulares de Administración y apoyo en el cierre y seguimiento de casos correspondientes al período de pasantías.</w:t>
       </w:r>
     </w:p>
     <w:p>
       <w:pPr>
-        <w:spacing w:line="360" w:lineRule="auto" w:after="0" w:before="0"/>
+        <w:spacing w:line="360" w:lineRule="auto"/>
         <w:ind w:firstLine="709"/>
         <w:jc w:val="both"/>
       </w:pPr>
       <w:r>
         <w:rPr>
           <w:rFonts w:ascii="Times New Roman" w:hAnsi="Times New Roman"/>
-          <w:i w:val="0"/>
-          <w:sz w:val="24"/>
-        </w:rPr>
-        <w:t>La implementación de un sistema de tickets o plataforma de seguimiento de solicitudes en IDETEL permitiría centralizar el registro de cada caso, asignar responsables, definir tiempos de atención y generar alertas ante incumplimientos. Esta herramienta transformaría el control administrativo de reactivo a proactivo, dotando a la supervisión de información en tiempo real para la toma de decisiones y la evaluación continua del desempeño del proceso.</w:t>
+          <w:sz w:val="24"/>
+        </w:rPr>
+        <w:t xml:space="preserve">2. </w:t>
+      </w:r>
+      <w:r>
+        <w:rPr>
+          <w:rFonts w:ascii="Times New Roman" w:hAnsi="Times New Roman"/>
+          <w:b/>
+          <w:sz w:val="24"/>
+        </w:rPr>
+        <w:t xml:space="preserve">Actividad de investigación: </w:t>
+      </w:r>
+      <w:r>
+        <w:rPr>
+          <w:rFonts w:ascii="Times New Roman" w:hAnsi="Times New Roman"/>
+          <w:sz w:val="24"/>
+        </w:rPr>
+        <w:t>Redacción y validación de la propuesta de mejora con el tutor industrial, incorporación de observaciones y preparación del flujograma definitivo del proceso propuesto.</w:t>
       </w:r>
     </w:p>
     <w:p>
       <w:pPr>
-        <w:spacing w:line="360" w:lineRule="auto" w:after="0" w:before="0"/>
+        <w:spacing w:before="480" w:after="480" w:line="360" w:lineRule="auto"/>
+        <w:jc w:val="left"/>
+      </w:pPr>
+      <w:r>
+        <w:rPr>
+          <w:rFonts w:ascii="Times New Roman" w:hAnsi="Times New Roman"/>
+          <w:b/>
+          <w:sz w:val="24"/>
+        </w:rPr>
+        <w:t>Semana 10</w:t>
+      </w:r>
+    </w:p>
+    <w:p>
+      <w:pPr>
+        <w:spacing w:line="360" w:lineRule="auto"/>
         <w:ind w:firstLine="709"/>
         <w:jc w:val="both"/>
       </w:pPr>
       <w:r>
         <w:rPr>
           <w:rFonts w:ascii="Times New Roman" w:hAnsi="Times New Roman"/>
-          <w:i w:val="0"/>
-          <w:sz w:val="24"/>
-        </w:rPr>
-        <w:t>Desde la posición del autor, una herramienta de seguimiento centralizada es viable para IDETEL porque permite mejorar la trazabilidad sin modificar la naturaleza de los servicios que presta la empresa.</w:t>
+          <w:sz w:val="24"/>
+        </w:rPr>
+        <w:t xml:space="preserve">1. </w:t>
+      </w:r>
+      <w:r>
+        <w:rPr>
+          <w:rFonts w:ascii="Times New Roman" w:hAnsi="Times New Roman"/>
+          <w:b/>
+          <w:sz w:val="24"/>
+        </w:rPr>
+        <w:t xml:space="preserve">Actividad operativa: </w:t>
+      </w:r>
+      <w:r>
+        <w:rPr>
+          <w:rFonts w:ascii="Times New Roman" w:hAnsi="Times New Roman"/>
+          <w:sz w:val="24"/>
+        </w:rPr>
+        <w:t>Presentación de los resultados y de la propuesta ante la supervisión del área, gestión de los recaudos de cierre y organización final de la documentación de pasantías.</w:t>
       </w:r>
     </w:p>
     <w:p>
       <w:pPr>
-        <w:spacing w:before="480" w:after="480" w:line="360" w:lineRule="auto"/>
-        <w:jc w:val="left"/>
-      </w:pPr>
+        <w:spacing w:line="360" w:lineRule="auto"/>
+        <w:ind w:firstLine="709"/>
+        <w:jc w:val="both"/>
+      </w:pPr>
+      <w:r>
+        <w:rPr>
+          <w:rFonts w:ascii="Times New Roman" w:hAnsi="Times New Roman"/>
+          <w:sz w:val="24"/>
+        </w:rPr>
+        <w:t xml:space="preserve">2. </w:t>
+      </w:r>
       <w:r>
         <w:rPr>
           <w:rFonts w:ascii="Times New Roman" w:hAnsi="Times New Roman"/>
           <w:b/>
           <w:sz w:val="24"/>
         </w:rPr>
-        <w:t>Proyecto Factible como Modalidad de Investigación</w:t>
+        <w:t xml:space="preserve">Actividad de investigación: </w:t>
+      </w:r>
+      <w:r>
+        <w:rPr>
+          <w:rFonts w:ascii="Times New Roman" w:hAnsi="Times New Roman"/>
+          <w:sz w:val="24"/>
+        </w:rPr>
+        <w:t>Consolidación del informe académico, revisión de la normativa IUTECP, incorporación de anexos y correcciones finales para la entrega institucional.</w:t>
       </w:r>
     </w:p>
     <w:p>
       <w:pPr>
-        <w:spacing w:line="360" w:lineRule="auto" w:after="0" w:before="0"/>
-        <w:ind w:firstLine="709"/>
-        <w:jc w:val="both"/>
-      </w:pPr>
-      <w:r>
-        <w:rPr>
-          <w:rFonts w:ascii="Times New Roman" w:hAnsi="Times New Roman"/>
-          <w:i w:val="0"/>
-          <w:sz w:val="24"/>
-        </w:rPr>
-        <w:t>La Universidad Pedagógica Experimental Libertador (UPEL, 2016) define el proyecto factible como la investigación, elaboración y desarrollo de una propuesta de un modelo operativo viable para solucionar problemas, requerimientos o necesidades de organizaciones o grupos sociales. Esta modalidad exige un diagnóstico de campo que evidencie la situación deficitaria y la comprobación de la viabilidad técnica y operativa de la solución planteada.</w:t>
-      </w:r>
-    </w:p>
-    <w:p>
-      <w:pPr>
-        <w:spacing w:line="360" w:lineRule="auto" w:after="0" w:before="0"/>
-        <w:ind w:firstLine="709"/>
-        <w:jc w:val="both"/>
-      </w:pPr>
-      <w:r>
-        <w:rPr>
-          <w:rFonts w:ascii="Times New Roman" w:hAnsi="Times New Roman"/>
-          <w:i w:val="0"/>
-          <w:sz w:val="24"/>
-        </w:rPr>
-        <w:t>Arias (2012) señala que el proyecto factible avanza hasta proponer y en muchos casos desarrollar la solución, demostrando su aplicabilidad en el contexto real. El presente trabajo se enmarca en esta modalidad al partir de la evaluación del control administrativo de IDETEL para proponer mejoras procedimentales cuya implementación es viable dentro de la estructura organizativa y los recursos disponibles de la empresa.</w:t>
-      </w:r>
-    </w:p>
-    <w:p>
-      <w:pPr>
-        <w:spacing w:line="360" w:lineRule="auto" w:after="0" w:before="0"/>
-        <w:ind w:firstLine="709"/>
-        <w:jc w:val="both"/>
-      </w:pPr>
-      <w:r>
-        <w:rPr>
-          <w:rFonts w:ascii="Times New Roman" w:hAnsi="Times New Roman"/>
-          <w:i w:val="0"/>
-          <w:sz w:val="24"/>
-        </w:rPr>
-        <w:t>La elección del proyecto factible responde a la necesidad de transformar el diagnóstico realizado en procedimientos y formatos aplicables a la realidad operativa de IDETEL.</w:t>
-      </w:r>
-    </w:p>
-    <w:p>
-      <w:pPr>
         <w:sectPr>
-          <w:footerReference w:type="default" r:id="rId38"/>
-          <w:type w:val="continuous"/>
+          <w:footerReference w:type="default" r:id="rId41"/>
+          <w:footerReference w:type="first" r:id="rId42"/>
           <w:pgSz w:w="12240" w:h="15840"/>
           <w:pgMar w:top="1701" w:right="1701" w:bottom="1701" w:left="2268" w:header="720" w:footer="720" w:gutter="0"/>
           <w:cols w:space="720"/>
           <w:titlePg/>
           <w:docGrid w:linePitch="360"/>
+          <w:pgNumType w:fmt="decimal"/>
         </w:sectPr>
       </w:pPr>
     </w:p>
     <w:p>
       <w:pPr>
-        <w:spacing w:before="1140" w:after="480"/>
+        <w:spacing w:before="1140" w:after="480" w:line="360" w:lineRule="auto"/>
         <w:jc w:val="center"/>
       </w:pPr>
       <w:r>
@@ -7547,13 +8288,13 @@
           <w:b/>
           <w:sz w:val="24"/>
         </w:rPr>
-        <w:t>CAPÍTULO IV</w:t>
+        <w:t>CAPÍTULO V</w:t>
       </w:r>
     </w:p>
     <w:p>
-      <w:bookmarkStart w:id="bm_cap4" w:name="bm_cap4"/>
-      <w:pPr>
-        <w:spacing w:before="480"/>
+      <w:bookmarkStart w:id="bm_cap5" w:name="bm_cap5"/>
+      <w:pPr>
+        <w:spacing w:before="0" w:after="480" w:line="360" w:lineRule="auto"/>
         <w:jc w:val="center"/>
       </w:pPr>
       <w:r>
@@ -7562,27 +8303,229 @@
           <w:b/>
           <w:sz w:val="24"/>
         </w:rPr>
-        <w:t>ACTIVIDADES REALIZADAS</w:t>
-      </w:r>
-      <w:bookmarkEnd w:id="bm_cap4"/>
+        <w:t>CONCLUSIONES Y RECOMENDACIONES</w:t>
+      </w:r>
+      <w:bookmarkEnd w:id="bm_cap5"/>
     </w:p>
     <w:p>
+      <w:bookmarkStart w:id="bm_cap5_concl" w:name="bm_cap5_concl"/>
+      <w:pPr>
+        <w:spacing w:before="480" w:after="480" w:line="360" w:lineRule="auto"/>
+        <w:jc w:val="left"/>
+      </w:pPr>
+      <w:r>
+        <w:rPr>
+          <w:rFonts w:ascii="Times New Roman" w:hAnsi="Times New Roman"/>
+          <w:b/>
+          <w:sz w:val="24"/>
+        </w:rPr>
+        <w:t>Conclusiones</w:t>
+      </w:r>
+      <w:bookmarkEnd w:id="bm_cap5_concl"/>
+    </w:p>
+    <w:p>
+      <w:pPr>
+        <w:spacing w:line="360" w:lineRule="auto"/>
+        <w:ind w:firstLine="709"/>
+        <w:jc w:val="both"/>
+      </w:pPr>
+      <w:r>
+        <w:rPr>
+          <w:rFonts w:ascii="Times New Roman" w:hAnsi="Times New Roman"/>
+          <w:sz w:val="24"/>
+        </w:rPr>
+        <w:t xml:space="preserve">1. </w:t>
+      </w:r>
+      <w:r>
+        <w:rPr>
+          <w:rFonts w:ascii="Times New Roman" w:hAnsi="Times New Roman"/>
+          <w:sz w:val="24"/>
+        </w:rPr>
+        <w:t>Se describió el proceso actual de gestión de solicitudes de IDETEL, identificando que la información se origina en Atención al Cliente y continúa hacia Administración y las áreas técnicas, sin contar con un procedimiento único que establezca de forma visible el recorrido completo del caso.</w:t>
+      </w:r>
+    </w:p>
+    <w:p>
+      <w:pPr>
+        <w:spacing w:line="360" w:lineRule="auto"/>
+        <w:ind w:firstLine="709"/>
+        <w:jc w:val="both"/>
+      </w:pPr>
+      <w:r>
+        <w:rPr>
+          <w:rFonts w:ascii="Times New Roman" w:hAnsi="Times New Roman"/>
+          <w:sz w:val="24"/>
+        </w:rPr>
+        <w:t xml:space="preserve">2. </w:t>
+      </w:r>
+      <w:r>
+        <w:rPr>
+          <w:rFonts w:ascii="Times New Roman" w:hAnsi="Times New Roman"/>
+          <w:sz w:val="24"/>
+        </w:rPr>
+        <w:t>Se identificaron como principales deficiencias la falta de formatos uniformes, la actualización no centralizada del estatus, la ausencia de tiempos de referencia por etapa y las dificultades de comunicación entre las áreas que participan en afiliaciones e incidencias.</w:t>
+      </w:r>
+    </w:p>
+    <w:p>
+      <w:pPr>
+        <w:spacing w:line="360" w:lineRule="auto"/>
+        <w:ind w:firstLine="709"/>
+        <w:jc w:val="both"/>
+      </w:pPr>
+      <w:r>
+        <w:rPr>
+          <w:rFonts w:ascii="Times New Roman" w:hAnsi="Times New Roman"/>
+          <w:sz w:val="24"/>
+        </w:rPr>
+        <w:t xml:space="preserve">3. </w:t>
+      </w:r>
+      <w:r>
+        <w:rPr>
+          <w:rFonts w:ascii="Times New Roman" w:hAnsi="Times New Roman"/>
+          <w:sz w:val="24"/>
+        </w:rPr>
+        <w:t>Se determinó que estas debilidades afectan la trazabilidad y pueden prolongar los tiempos de respuesta, debido a que el personal debe verificar información en distintos registros antes de informar el estado de una solicitud o confirmar su cierre.</w:t>
+      </w:r>
+    </w:p>
+    <w:p>
+      <w:pPr>
+        <w:spacing w:line="360" w:lineRule="auto"/>
+        <w:ind w:firstLine="709"/>
+        <w:jc w:val="both"/>
+      </w:pPr>
+      <w:r>
+        <w:rPr>
+          <w:rFonts w:ascii="Times New Roman" w:hAnsi="Times New Roman"/>
+          <w:sz w:val="24"/>
+        </w:rPr>
+        <w:t xml:space="preserve">4. </w:t>
+      </w:r>
+      <w:r>
+        <w:rPr>
+          <w:rFonts w:ascii="Times New Roman" w:hAnsi="Times New Roman"/>
+          <w:sz w:val="24"/>
+        </w:rPr>
+        <w:t>Se formuló una propuesta de mejora que incorpora un flujo estandarizado, responsables por etapa, formatos de registro y mecanismos básicos de seguimiento, orientados a facilitar el control administrativo y la continuidad de la atención al suscriptor.</w:t>
+      </w:r>
+    </w:p>
+    <w:p>
+      <w:bookmarkStart w:id="bm_cap5_recom" w:name="bm_cap5_recom"/>
+      <w:pPr>
+        <w:spacing w:before="480" w:after="480" w:line="360" w:lineRule="auto"/>
+        <w:jc w:val="left"/>
+      </w:pPr>
+      <w:r>
+        <w:rPr>
+          <w:rFonts w:ascii="Times New Roman" w:hAnsi="Times New Roman"/>
+          <w:b/>
+          <w:sz w:val="24"/>
+        </w:rPr>
+        <w:t>Recomendaciones</w:t>
+      </w:r>
+      <w:bookmarkEnd w:id="bm_cap5_recom"/>
+    </w:p>
+    <w:p>
+      <w:pPr>
+        <w:spacing w:line="360" w:lineRule="auto"/>
+        <w:ind w:firstLine="709"/>
+        <w:jc w:val="both"/>
+      </w:pPr>
+      <w:r>
+        <w:rPr>
+          <w:rFonts w:ascii="Times New Roman" w:hAnsi="Times New Roman"/>
+          <w:sz w:val="24"/>
+        </w:rPr>
+        <w:t xml:space="preserve">1. </w:t>
+      </w:r>
+      <w:r>
+        <w:rPr>
+          <w:rFonts w:ascii="Times New Roman" w:hAnsi="Times New Roman"/>
+          <w:sz w:val="24"/>
+        </w:rPr>
+        <w:t>Implementar progresivamente el flujo estandarizado propuesto y verificar su funcionamiento con un grupo controlado de solicitudes antes de aplicarlo a todos los casos.</w:t>
+      </w:r>
+    </w:p>
+    <w:p>
+      <w:pPr>
+        <w:spacing w:line="360" w:lineRule="auto"/>
+        <w:ind w:firstLine="709"/>
+        <w:jc w:val="both"/>
+      </w:pPr>
+      <w:r>
+        <w:rPr>
+          <w:rFonts w:ascii="Times New Roman" w:hAnsi="Times New Roman"/>
+          <w:sz w:val="24"/>
+        </w:rPr>
+        <w:t xml:space="preserve">2. </w:t>
+      </w:r>
+      <w:r>
+        <w:rPr>
+          <w:rFonts w:ascii="Times New Roman" w:hAnsi="Times New Roman"/>
+          <w:sz w:val="24"/>
+        </w:rPr>
+        <w:t>Utilizar de manera uniforme los formatos de registro de afiliaciones e incidencias y definir claramente el responsable de actualizar el estatus en cada etapa.</w:t>
+      </w:r>
+    </w:p>
+    <w:p>
+      <w:pPr>
+        <w:spacing w:line="360" w:lineRule="auto"/>
+        <w:ind w:firstLine="709"/>
+        <w:jc w:val="both"/>
+      </w:pPr>
+      <w:r>
+        <w:rPr>
+          <w:rFonts w:ascii="Times New Roman" w:hAnsi="Times New Roman"/>
+          <w:sz w:val="24"/>
+        </w:rPr>
+        <w:t xml:space="preserve">3. </w:t>
+      </w:r>
+      <w:r>
+        <w:rPr>
+          <w:rFonts w:ascii="Times New Roman" w:hAnsi="Times New Roman"/>
+          <w:sz w:val="24"/>
+        </w:rPr>
+        <w:t>Registrar y revisar periódicamente tiempos de respuesta, solicitudes pendientes y casos cerrados para identificar retrasos recurrentes y aplicar acciones correctivas.</w:t>
+      </w:r>
+    </w:p>
+    <w:p>
+      <w:pPr>
+        <w:spacing w:line="360" w:lineRule="auto"/>
+        <w:ind w:firstLine="709"/>
+        <w:jc w:val="both"/>
+      </w:pPr>
+      <w:r>
+        <w:rPr>
+          <w:rFonts w:ascii="Times New Roman" w:hAnsi="Times New Roman"/>
+          <w:sz w:val="24"/>
+        </w:rPr>
+        <w:t xml:space="preserve">4. </w:t>
+      </w:r>
+      <w:r>
+        <w:rPr>
+          <w:rFonts w:ascii="Times New Roman" w:hAnsi="Times New Roman"/>
+          <w:sz w:val="24"/>
+        </w:rPr>
+        <w:t>Evaluar posteriormente una herramienta digital centralizada de seguimiento cuando el procedimiento administrativo ya se encuentre formalizado y validado por las áreas involucradas.</w:t>
+      </w:r>
+    </w:p>
+    <w:p>
       <w:pPr>
         <w:sectPr>
-          <w:footerReference w:type="default" r:id="rId39"/>
+          <w:footerReference w:type="default" r:id="rId43"/>
+          <w:footerReference w:type="first" r:id="rId44"/>
           <w:pgSz w:w="12240" w:h="15840"/>
           <w:pgMar w:top="1701" w:right="1701" w:bottom="1701" w:left="2268" w:header="720" w:footer="720" w:gutter="0"/>
           <w:cols w:space="720"/>
           <w:titlePg/>
           <w:docGrid w:linePitch="360"/>
+          <w:pgNumType w:fmt="decimal"/>
         </w:sectPr>
       </w:pPr>
     </w:p>
     <w:p>
-      <w:bookmarkStart w:id="bm_cap4_desc" w:name="bm_cap4_desc"/>
-      <w:pPr>
-        <w:spacing w:before="480" w:after="480" w:line="360" w:lineRule="auto"/>
-        <w:jc w:val="left"/>
+      <w:bookmarkStart w:id="bm_referencias" w:name="bm_referencias"/>
+      <w:pPr>
+        <w:spacing w:before="1140" w:after="480" w:line="360" w:lineRule="auto"/>
+        <w:jc w:val="center"/>
       </w:pPr>
       <w:r>
         <w:rPr>
@@ -7590,51 +8533,59 @@
           <w:b/>
           <w:sz w:val="24"/>
         </w:rPr>
-        <w:t>Descripción de Actividades Ejecutadas por Semana</w:t>
-      </w:r>
-      <w:bookmarkEnd w:id="bm_cap4_desc"/>
+        <w:t>REFERENCIAS</w:t>
+      </w:r>
+      <w:bookmarkEnd w:id="bm_referencias"/>
     </w:p>
     <w:p>
       <w:pPr>
-        <w:spacing w:line="360" w:lineRule="auto" w:after="0" w:before="0"/>
-        <w:ind w:firstLine="709"/>
-        <w:jc w:val="both"/>
-      </w:pPr>
-      <w:r>
-        <w:rPr>
-          <w:rFonts w:ascii="Times New Roman" w:hAnsi="Times New Roman"/>
-          <w:i w:val="0"/>
-          <w:sz w:val="24"/>
-        </w:rPr>
-        <w:t>Durante las diez (10) semanas de pasantías se desarrollaron actividades operativas y de análisis mediante una rotación inicial por Atención al Cliente y una segunda etapa de apoyo en Administración:</w:t>
-      </w:r>
+        <w:spacing w:before="480" w:after="0"/>
+      </w:pPr>
     </w:p>
     <w:p>
       <w:pPr>
-        <w:spacing w:before="480" w:after="480" w:line="360" w:lineRule="auto"/>
-        <w:jc w:val="left"/>
-      </w:pPr>
+        <w:spacing w:line="240" w:lineRule="auto" w:after="480" w:before="0"/>
+        <w:ind w:left="425" w:hanging="425"/>
+        <w:jc w:val="both"/>
+      </w:pPr>
+      <w:r>
+        <w:rPr>
+          <w:rFonts w:ascii="Times New Roman" w:hAnsi="Times New Roman"/>
+          <w:b w:val="0"/>
+          <w:sz w:val="24"/>
+        </w:rPr>
+        <w:t xml:space="preserve">Arias, F. (2012). </w:t>
+      </w:r>
       <w:r>
         <w:rPr>
           <w:rFonts w:ascii="Times New Roman" w:hAnsi="Times New Roman"/>
           <w:b/>
           <w:sz w:val="24"/>
         </w:rPr>
-        <w:t>Semana 1</w:t>
+        <w:t>El proyecto de investigación: Introducción a la metodología científica (6ta ed.)</w:t>
+      </w:r>
+      <w:r>
+        <w:rPr>
+          <w:rFonts w:ascii="Times New Roman" w:hAnsi="Times New Roman"/>
+          <w:b w:val="0"/>
+          <w:sz w:val="24"/>
+        </w:rPr>
+        <w:t>. Episteme, Venezuela.</w:t>
       </w:r>
     </w:p>
     <w:p>
       <w:pPr>
-        <w:spacing w:line="360" w:lineRule="auto"/>
-        <w:ind w:firstLine="709"/>
+        <w:spacing w:line="240" w:lineRule="auto" w:after="480" w:before="0"/>
+        <w:ind w:left="425" w:hanging="425"/>
         <w:jc w:val="both"/>
       </w:pPr>
       <w:r>
         <w:rPr>
           <w:rFonts w:ascii="Times New Roman" w:hAnsi="Times New Roman"/>
-          <w:sz w:val="24"/>
-        </w:rPr>
-        <w:t xml:space="preserve">1. </w:t>
+          <w:b w:val="0"/>
+          <w:sz w:val="24"/>
+        </w:rPr>
+        <w:t xml:space="preserve">Chiavenato, I. (2006). </w:t>
       </w:r>
       <w:r>
         <w:rPr>
@@ -7642,28 +8593,30 @@
           <w:b/>
           <w:sz w:val="24"/>
         </w:rPr>
-        <w:t xml:space="preserve">Actividad operativa: </w:t>
-      </w:r>
-      <w:r>
-        <w:rPr>
-          <w:rFonts w:ascii="Times New Roman" w:hAnsi="Times New Roman"/>
-          <w:sz w:val="24"/>
-        </w:rPr>
-        <w:t>Inducción institucional y rotación inicial por Atención al Cliente, reconocimiento de los tipos de solicitudes recibidas, revisión del proceso de registro de pagos y familiarización con la información utilizada para atender a los suscriptores.</w:t>
+        <w:t>Introducción a la teoría general de la administración (7ma ed.)</w:t>
+      </w:r>
+      <w:r>
+        <w:rPr>
+          <w:rFonts w:ascii="Times New Roman" w:hAnsi="Times New Roman"/>
+          <w:b w:val="0"/>
+          <w:sz w:val="24"/>
+        </w:rPr>
+        <w:t>. McGraw-Hill, México.</w:t>
       </w:r>
     </w:p>
     <w:p>
       <w:pPr>
-        <w:spacing w:line="360" w:lineRule="auto"/>
-        <w:ind w:firstLine="709"/>
+        <w:spacing w:line="240" w:lineRule="auto" w:after="480" w:before="0"/>
+        <w:ind w:left="425" w:hanging="425"/>
         <w:jc w:val="both"/>
       </w:pPr>
       <w:r>
         <w:rPr>
           <w:rFonts w:ascii="Times New Roman" w:hAnsi="Times New Roman"/>
-          <w:sz w:val="24"/>
-        </w:rPr>
-        <w:t xml:space="preserve">2. </w:t>
+          <w:b w:val="0"/>
+          <w:sz w:val="24"/>
+        </w:rPr>
+        <w:t xml:space="preserve">Harrington, H. J. (1993). </w:t>
       </w:r>
       <w:r>
         <w:rPr>
@@ -7671,42 +8624,61 @@
           <w:b/>
           <w:sz w:val="24"/>
         </w:rPr>
-        <w:t xml:space="preserve">Actividad de investigación: </w:t>
-      </w:r>
-      <w:r>
-        <w:rPr>
-          <w:rFonts w:ascii="Times New Roman" w:hAnsi="Times New Roman"/>
-          <w:sz w:val="24"/>
-        </w:rPr>
-        <w:t>Observación directa del punto de inicio de las solicitudes de afiliación e incidencias, identificando los datos que se generan en Atención al Cliente y la forma en que son comunicados a otras áreas.</w:t>
+        <w:t>Mejoramiento de los procesos de la empresa</w:t>
+      </w:r>
+      <w:r>
+        <w:rPr>
+          <w:rFonts w:ascii="Times New Roman" w:hAnsi="Times New Roman"/>
+          <w:b w:val="0"/>
+          <w:sz w:val="24"/>
+        </w:rPr>
+        <w:t>. McGraw-Hill, Colombia.</w:t>
       </w:r>
     </w:p>
     <w:p>
       <w:pPr>
-        <w:spacing w:before="480" w:after="480" w:line="360" w:lineRule="auto"/>
-        <w:jc w:val="left"/>
-      </w:pPr>
+        <w:spacing w:line="240" w:lineRule="auto" w:after="480" w:before="0"/>
+        <w:ind w:left="425" w:hanging="425"/>
+        <w:jc w:val="both"/>
+      </w:pPr>
+      <w:r>
+        <w:rPr>
+          <w:rFonts w:ascii="Times New Roman" w:hAnsi="Times New Roman"/>
+          <w:b w:val="0"/>
+          <w:sz w:val="24"/>
+        </w:rPr>
+        <w:t xml:space="preserve">Laudon, K., y Laudon, J. (2016). </w:t>
+      </w:r>
       <w:r>
         <w:rPr>
           <w:rFonts w:ascii="Times New Roman" w:hAnsi="Times New Roman"/>
           <w:b/>
           <w:sz w:val="24"/>
         </w:rPr>
-        <w:t>Semana 2</w:t>
+        <w:t>Sistemas de información gerencial (14va ed.)</w:t>
+      </w:r>
+      <w:r>
+        <w:rPr>
+          <w:rFonts w:ascii="Times New Roman" w:hAnsi="Times New Roman"/>
+          <w:b w:val="0"/>
+          <w:sz w:val="24"/>
+        </w:rPr>
+        <w:t>. Pearson Educación, México.</w:t>
       </w:r>
     </w:p>
     <w:p>
       <w:pPr>
-        <w:spacing w:line="360" w:lineRule="auto"/>
-        <w:ind w:firstLine="709"/>
+        <w:spacing w:line="240" w:lineRule="auto" w:after="480" w:before="0"/>
+        <w:ind w:left="425" w:hanging="425"/>
         <w:jc w:val="both"/>
       </w:pPr>
       <w:r>
         <w:rPr>
           <w:rFonts w:ascii="Times New Roman" w:hAnsi="Times New Roman"/>
-          <w:sz w:val="24"/>
-        </w:rPr>
-        <w:t xml:space="preserve">1. </w:t>
+          <w:b w:val="0"/>
+          <w:sz w:val="24"/>
+        </w:rPr>
+        <w:t xml:space="preserve">Parasuraman, A., Zeithaml, V., y Berry, L. (1988). </w:t>
       </w:r>
       <w:r>
         <w:rPr>
@@ -7714,28 +8686,30 @@
           <w:b/>
           <w:sz w:val="24"/>
         </w:rPr>
-        <w:t xml:space="preserve">Actividad operativa: </w:t>
-      </w:r>
-      <w:r>
-        <w:rPr>
-          <w:rFonts w:ascii="Times New Roman" w:hAnsi="Times New Roman"/>
-          <w:sz w:val="24"/>
-        </w:rPr>
-        <w:t>Apoyo en Atención al Cliente mediante recepción y registro de pagos, verificación de datos básicos de suscriptores y orientación inicial sobre solicitudes e incidencias reportadas.</w:t>
+        <w:t>SERVQUAL: A multiple-item scale for measuring consumer perceptions of service quality</w:t>
+      </w:r>
+      <w:r>
+        <w:rPr>
+          <w:rFonts w:ascii="Times New Roman" w:hAnsi="Times New Roman"/>
+          <w:b w:val="0"/>
+          <w:sz w:val="24"/>
+        </w:rPr>
+        <w:t>. Journal of Retailing, 64(1), 12-40.</w:t>
       </w:r>
     </w:p>
     <w:p>
       <w:pPr>
-        <w:spacing w:line="360" w:lineRule="auto"/>
-        <w:ind w:firstLine="709"/>
+        <w:spacing w:line="240" w:lineRule="auto" w:after="480" w:before="0"/>
+        <w:ind w:left="425" w:hanging="425"/>
         <w:jc w:val="both"/>
       </w:pPr>
       <w:r>
         <w:rPr>
           <w:rFonts w:ascii="Times New Roman" w:hAnsi="Times New Roman"/>
-          <w:sz w:val="24"/>
-        </w:rPr>
-        <w:t xml:space="preserve">2. </w:t>
+          <w:b w:val="0"/>
+          <w:sz w:val="24"/>
+        </w:rPr>
+        <w:t xml:space="preserve">Robbins, S., y Coulter, M. (2010). </w:t>
       </w:r>
       <w:r>
         <w:rPr>
@@ -7743,42 +8717,61 @@
           <w:b/>
           <w:sz w:val="24"/>
         </w:rPr>
-        <w:t xml:space="preserve">Actividad de investigación: </w:t>
-      </w:r>
-      <w:r>
-        <w:rPr>
-          <w:rFonts w:ascii="Times New Roman" w:hAnsi="Times New Roman"/>
-          <w:sz w:val="24"/>
-        </w:rPr>
-        <w:t>Levantamiento del recorrido de las solicitudes desde su recepción, revisión de registros disponibles y elaboración de un esquema preliminar de las etapas y áreas que intervienen en cada tipo de caso.</w:t>
+        <w:t>Administración (10ma ed.)</w:t>
+      </w:r>
+      <w:r>
+        <w:rPr>
+          <w:rFonts w:ascii="Times New Roman" w:hAnsi="Times New Roman"/>
+          <w:b w:val="0"/>
+          <w:sz w:val="24"/>
+        </w:rPr>
+        <w:t>. Pearson Educación, México.</w:t>
       </w:r>
     </w:p>
     <w:p>
       <w:pPr>
-        <w:spacing w:before="480" w:after="480" w:line="360" w:lineRule="auto"/>
-        <w:jc w:val="left"/>
-      </w:pPr>
+        <w:spacing w:line="240" w:lineRule="auto" w:after="480" w:before="0"/>
+        <w:ind w:left="425" w:hanging="425"/>
+        <w:jc w:val="both"/>
+      </w:pPr>
+      <w:r>
+        <w:rPr>
+          <w:rFonts w:ascii="Times New Roman" w:hAnsi="Times New Roman"/>
+          <w:b w:val="0"/>
+          <w:sz w:val="24"/>
+        </w:rPr>
+        <w:t xml:space="preserve">Universidad Pedagógica Experimental Libertador. (2016). </w:t>
+      </w:r>
       <w:r>
         <w:rPr>
           <w:rFonts w:ascii="Times New Roman" w:hAnsi="Times New Roman"/>
           <w:b/>
           <w:sz w:val="24"/>
         </w:rPr>
-        <w:t>Semana 3</w:t>
+        <w:t>Manual de trabajos de grado de especialización y maestría y tesis doctorales (5ta ed.)</w:t>
+      </w:r>
+      <w:r>
+        <w:rPr>
+          <w:rFonts w:ascii="Times New Roman" w:hAnsi="Times New Roman"/>
+          <w:b w:val="0"/>
+          <w:sz w:val="24"/>
+        </w:rPr>
+        <w:t>. FEDUPEL, Venezuela.</w:t>
       </w:r>
     </w:p>
     <w:p>
       <w:pPr>
-        <w:spacing w:line="360" w:lineRule="auto"/>
-        <w:ind w:firstLine="709"/>
+        <w:spacing w:line="240" w:lineRule="auto" w:after="480" w:before="0"/>
+        <w:ind w:left="425" w:hanging="425"/>
         <w:jc w:val="both"/>
       </w:pPr>
       <w:r>
         <w:rPr>
           <w:rFonts w:ascii="Times New Roman" w:hAnsi="Times New Roman"/>
-          <w:sz w:val="24"/>
-        </w:rPr>
-        <w:t xml:space="preserve">1. </w:t>
+          <w:b w:val="0"/>
+          <w:sz w:val="24"/>
+        </w:rPr>
+        <w:t xml:space="preserve">Zeithaml, V., Parasuraman, A., y Berry, L. (1993). </w:t>
       </w:r>
       <w:r>
         <w:rPr>
@@ -7786,565 +8779,35 @@
           <w:b/>
           <w:sz w:val="24"/>
         </w:rPr>
-        <w:t xml:space="preserve">Actividad operativa: </w:t>
-      </w:r>
-      <w:r>
-        <w:rPr>
-          <w:rFonts w:ascii="Times New Roman" w:hAnsi="Times New Roman"/>
-          <w:sz w:val="24"/>
-        </w:rPr>
-        <w:t>Continuación del apoyo en Atención al Cliente, registro de pagos y solicitudes, actualización de información básica y seguimiento inicial de casos remitidos a otras áreas.</w:t>
+        <w:t>Calidad total en la gestión de servicios</w:t>
+      </w:r>
+      <w:r>
+        <w:rPr>
+          <w:rFonts w:ascii="Times New Roman" w:hAnsi="Times New Roman"/>
+          <w:b w:val="0"/>
+          <w:sz w:val="24"/>
+        </w:rPr>
+        <w:t>. Díaz de Santos, España.</w:t>
       </w:r>
     </w:p>
     <w:p>
       <w:pPr>
-        <w:spacing w:line="360" w:lineRule="auto"/>
-        <w:ind w:firstLine="709"/>
-        <w:jc w:val="both"/>
-      </w:pPr>
-      <w:r>
-        <w:rPr>
-          <w:rFonts w:ascii="Times New Roman" w:hAnsi="Times New Roman"/>
-          <w:sz w:val="24"/>
-        </w:rPr>
-        <w:t xml:space="preserve">2. </w:t>
-      </w:r>
-      <w:r>
-        <w:rPr>
-          <w:rFonts w:ascii="Times New Roman" w:hAnsi="Times New Roman"/>
-          <w:b/>
-          <w:sz w:val="24"/>
-        </w:rPr>
-        <w:t xml:space="preserve">Actividad de investigación: </w:t>
-      </w:r>
-      <w:r>
-        <w:rPr>
-          <w:rFonts w:ascii="Times New Roman" w:hAnsi="Times New Roman"/>
-          <w:sz w:val="24"/>
-        </w:rPr>
-        <w:t>Diseño de una guía de entrevista estructurada y revisión del flujo observado para precisar los puntos donde se pierde continuidad o se dificulta conocer el estatus de las solicitudes.</w:t>
-      </w:r>
-    </w:p>
-    <w:p>
-      <w:pPr>
-        <w:spacing w:before="480" w:after="480" w:line="360" w:lineRule="auto"/>
-        <w:jc w:val="left"/>
-      </w:pPr>
-      <w:r>
-        <w:rPr>
-          <w:rFonts w:ascii="Times New Roman" w:hAnsi="Times New Roman"/>
-          <w:b/>
-          <w:sz w:val="24"/>
-        </w:rPr>
-        <w:t>Semana 4</w:t>
-      </w:r>
-    </w:p>
-    <w:p>
-      <w:pPr>
-        <w:spacing w:line="360" w:lineRule="auto"/>
-        <w:ind w:firstLine="709"/>
-        <w:jc w:val="both"/>
-      </w:pPr>
-      <w:r>
-        <w:rPr>
-          <w:rFonts w:ascii="Times New Roman" w:hAnsi="Times New Roman"/>
-          <w:sz w:val="24"/>
-        </w:rPr>
-        <w:t xml:space="preserve">1. </w:t>
-      </w:r>
-      <w:r>
-        <w:rPr>
-          <w:rFonts w:ascii="Times New Roman" w:hAnsi="Times New Roman"/>
-          <w:b/>
-          <w:sz w:val="24"/>
-        </w:rPr>
-        <w:t xml:space="preserve">Actividad operativa: </w:t>
-      </w:r>
-      <w:r>
-        <w:rPr>
-          <w:rFonts w:ascii="Times New Roman" w:hAnsi="Times New Roman"/>
-          <w:sz w:val="24"/>
-        </w:rPr>
-        <w:t>Inicio de la rotación por Administración con apoyo en procesamiento de pagos, facturación, revisión de documentación y seguimiento administrativo de solicitudes activas.</w:t>
-      </w:r>
-    </w:p>
-    <w:p>
-      <w:pPr>
-        <w:spacing w:line="360" w:lineRule="auto"/>
-        <w:ind w:firstLine="709"/>
-        <w:jc w:val="both"/>
-      </w:pPr>
-      <w:r>
-        <w:rPr>
-          <w:rFonts w:ascii="Times New Roman" w:hAnsi="Times New Roman"/>
-          <w:sz w:val="24"/>
-        </w:rPr>
-        <w:t xml:space="preserve">2. </w:t>
-      </w:r>
-      <w:r>
-        <w:rPr>
-          <w:rFonts w:ascii="Times New Roman" w:hAnsi="Times New Roman"/>
-          <w:b/>
-          <w:sz w:val="24"/>
-        </w:rPr>
-        <w:t xml:space="preserve">Actividad de investigación: </w:t>
-      </w:r>
-      <w:r>
-        <w:rPr>
-          <w:rFonts w:ascii="Times New Roman" w:hAnsi="Times New Roman"/>
-          <w:sz w:val="24"/>
-        </w:rPr>
-        <w:t>Aplicación de entrevistas estructuradas al personal vinculado con Administración, Atención al Cliente y áreas relacionadas, registrando las principales fallas percibidas en comunicación, control y seguimiento.</w:t>
-      </w:r>
-    </w:p>
-    <w:p>
-      <w:pPr>
-        <w:spacing w:before="480" w:after="480" w:line="360" w:lineRule="auto"/>
-        <w:jc w:val="left"/>
-      </w:pPr>
-      <w:r>
-        <w:rPr>
-          <w:rFonts w:ascii="Times New Roman" w:hAnsi="Times New Roman"/>
-          <w:b/>
-          <w:sz w:val="24"/>
-        </w:rPr>
-        <w:t>Semana 5</w:t>
-      </w:r>
-    </w:p>
-    <w:p>
-      <w:pPr>
-        <w:spacing w:line="360" w:lineRule="auto"/>
-        <w:ind w:firstLine="709"/>
-        <w:jc w:val="both"/>
-      </w:pPr>
-      <w:r>
-        <w:rPr>
-          <w:rFonts w:ascii="Times New Roman" w:hAnsi="Times New Roman"/>
-          <w:sz w:val="24"/>
-        </w:rPr>
-        <w:t xml:space="preserve">1. </w:t>
-      </w:r>
-      <w:r>
-        <w:rPr>
-          <w:rFonts w:ascii="Times New Roman" w:hAnsi="Times New Roman"/>
-          <w:b/>
-          <w:sz w:val="24"/>
-        </w:rPr>
-        <w:t xml:space="preserve">Actividad operativa: </w:t>
-      </w:r>
-      <w:r>
-        <w:rPr>
-          <w:rFonts w:ascii="Times New Roman" w:hAnsi="Times New Roman"/>
-          <w:sz w:val="24"/>
-        </w:rPr>
-        <w:t>Apoyo en tareas administrativas de facturación, actualización de registros y verificación del cierre de solicitudes e incidencias correspondientes al período.</w:t>
-      </w:r>
-    </w:p>
-    <w:p>
-      <w:pPr>
-        <w:spacing w:line="360" w:lineRule="auto"/>
-        <w:ind w:firstLine="709"/>
-        <w:jc w:val="both"/>
-      </w:pPr>
-      <w:r>
-        <w:rPr>
-          <w:rFonts w:ascii="Times New Roman" w:hAnsi="Times New Roman"/>
-          <w:sz w:val="24"/>
-        </w:rPr>
-        <w:t xml:space="preserve">2. </w:t>
-      </w:r>
-      <w:r>
-        <w:rPr>
-          <w:rFonts w:ascii="Times New Roman" w:hAnsi="Times New Roman"/>
-          <w:b/>
-          <w:sz w:val="24"/>
-        </w:rPr>
-        <w:t xml:space="preserve">Actividad de investigación: </w:t>
-      </w:r>
-      <w:r>
-        <w:rPr>
-          <w:rFonts w:ascii="Times New Roman" w:hAnsi="Times New Roman"/>
-          <w:sz w:val="24"/>
-        </w:rPr>
-        <w:t>Organización de los hallazgos del diagnóstico y elaboración del diagrama de Ishikawa para representar las causas relacionadas con procedimiento, comunicación, registro y seguimiento; inicio de la revisión de bases teóricas.</w:t>
-      </w:r>
-    </w:p>
-    <w:p>
-      <w:pPr>
-        <w:spacing w:before="480" w:after="480" w:line="360" w:lineRule="auto"/>
-        <w:jc w:val="left"/>
-      </w:pPr>
-      <w:r>
-        <w:rPr>
-          <w:rFonts w:ascii="Times New Roman" w:hAnsi="Times New Roman"/>
-          <w:b/>
-          <w:sz w:val="24"/>
-        </w:rPr>
-        <w:t>Semana 6</w:t>
-      </w:r>
-    </w:p>
-    <w:p>
-      <w:pPr>
-        <w:spacing w:line="360" w:lineRule="auto"/>
-        <w:ind w:firstLine="709"/>
-        <w:jc w:val="both"/>
-      </w:pPr>
-      <w:r>
-        <w:rPr>
-          <w:rFonts w:ascii="Times New Roman" w:hAnsi="Times New Roman"/>
-          <w:sz w:val="24"/>
-        </w:rPr>
-        <w:t xml:space="preserve">1. </w:t>
-      </w:r>
-      <w:r>
-        <w:rPr>
-          <w:rFonts w:ascii="Times New Roman" w:hAnsi="Times New Roman"/>
-          <w:b/>
-          <w:sz w:val="24"/>
-        </w:rPr>
-        <w:t xml:space="preserve">Actividad operativa: </w:t>
-      </w:r>
-      <w:r>
-        <w:rPr>
-          <w:rFonts w:ascii="Times New Roman" w:hAnsi="Times New Roman"/>
-          <w:sz w:val="24"/>
-        </w:rPr>
-        <w:t>Procesamiento de pagos y documentos administrativos, apoyo en facturación y elaboración de reportes básicos requeridos por la supervisión.</w:t>
-      </w:r>
-    </w:p>
-    <w:p>
-      <w:pPr>
-        <w:spacing w:line="360" w:lineRule="auto"/>
-        <w:ind w:firstLine="709"/>
-        <w:jc w:val="both"/>
-      </w:pPr>
-      <w:r>
-        <w:rPr>
-          <w:rFonts w:ascii="Times New Roman" w:hAnsi="Times New Roman"/>
-          <w:sz w:val="24"/>
-        </w:rPr>
-        <w:t xml:space="preserve">2. </w:t>
-      </w:r>
-      <w:r>
-        <w:rPr>
-          <w:rFonts w:ascii="Times New Roman" w:hAnsi="Times New Roman"/>
-          <w:b/>
-          <w:sz w:val="24"/>
-        </w:rPr>
-        <w:t xml:space="preserve">Actividad de investigación: </w:t>
-      </w:r>
-      <w:r>
-        <w:rPr>
-          <w:rFonts w:ascii="Times New Roman" w:hAnsi="Times New Roman"/>
-          <w:sz w:val="24"/>
-        </w:rPr>
-        <w:t>Análisis del impacto de las deficiencias identificadas sobre los tiempos de respuesta, la trazabilidad y la atención al suscriptor, complementando el desarrollo del marco teórico.</w:t>
-      </w:r>
-    </w:p>
-    <w:p>
-      <w:pPr>
-        <w:spacing w:before="480" w:after="480" w:line="360" w:lineRule="auto"/>
-        <w:jc w:val="left"/>
-      </w:pPr>
-      <w:r>
-        <w:rPr>
-          <w:rFonts w:ascii="Times New Roman" w:hAnsi="Times New Roman"/>
-          <w:b/>
-          <w:sz w:val="24"/>
-        </w:rPr>
-        <w:t>Semana 7</w:t>
-      </w:r>
-    </w:p>
-    <w:p>
-      <w:pPr>
-        <w:spacing w:line="360" w:lineRule="auto"/>
-        <w:ind w:firstLine="709"/>
-        <w:jc w:val="both"/>
-      </w:pPr>
-      <w:r>
-        <w:rPr>
-          <w:rFonts w:ascii="Times New Roman" w:hAnsi="Times New Roman"/>
-          <w:sz w:val="24"/>
-        </w:rPr>
-        <w:t xml:space="preserve">1. </w:t>
-      </w:r>
-      <w:r>
-        <w:rPr>
-          <w:rFonts w:ascii="Times New Roman" w:hAnsi="Times New Roman"/>
-          <w:b/>
-          <w:sz w:val="24"/>
-        </w:rPr>
-        <w:t xml:space="preserve">Actividad operativa: </w:t>
-      </w:r>
-      <w:r>
-        <w:rPr>
-          <w:rFonts w:ascii="Times New Roman" w:hAnsi="Times New Roman"/>
-          <w:sz w:val="24"/>
-        </w:rPr>
-        <w:t>Apoyo en seguimiento de casos, actualización de registros administrativos y organización de documentación vinculada con solicitudes de servicio.</w:t>
-      </w:r>
-    </w:p>
-    <w:p>
-      <w:pPr>
-        <w:spacing w:line="360" w:lineRule="auto"/>
-        <w:ind w:firstLine="709"/>
-        <w:jc w:val="both"/>
-      </w:pPr>
-      <w:r>
-        <w:rPr>
-          <w:rFonts w:ascii="Times New Roman" w:hAnsi="Times New Roman"/>
-          <w:sz w:val="24"/>
-        </w:rPr>
-        <w:t xml:space="preserve">2. </w:t>
-      </w:r>
-      <w:r>
-        <w:rPr>
-          <w:rFonts w:ascii="Times New Roman" w:hAnsi="Times New Roman"/>
-          <w:b/>
-          <w:sz w:val="24"/>
-        </w:rPr>
-        <w:t xml:space="preserve">Actividad de investigación: </w:t>
-      </w:r>
-      <w:r>
-        <w:rPr>
-          <w:rFonts w:ascii="Times New Roman" w:hAnsi="Times New Roman"/>
-          <w:sz w:val="24"/>
-        </w:rPr>
-        <w:t>Diseño del nuevo flujo estandarizado para la gestión de solicitudes, estableciendo etapas, responsables, tiempos de referencia y puntos de control desde la recepción hasta el cierre.</w:t>
-      </w:r>
-    </w:p>
-    <w:p>
-      <w:pPr>
-        <w:spacing w:before="480" w:after="480" w:line="360" w:lineRule="auto"/>
-        <w:jc w:val="left"/>
-      </w:pPr>
-      <w:r>
-        <w:rPr>
-          <w:rFonts w:ascii="Times New Roman" w:hAnsi="Times New Roman"/>
-          <w:b/>
-          <w:sz w:val="24"/>
-        </w:rPr>
-        <w:t>Semana 8</w:t>
-      </w:r>
-    </w:p>
-    <w:p>
-      <w:pPr>
-        <w:spacing w:line="360" w:lineRule="auto"/>
-        <w:ind w:firstLine="709"/>
-        <w:jc w:val="both"/>
-      </w:pPr>
-      <w:r>
-        <w:rPr>
-          <w:rFonts w:ascii="Times New Roman" w:hAnsi="Times New Roman"/>
-          <w:sz w:val="24"/>
-        </w:rPr>
-        <w:t xml:space="preserve">1. </w:t>
-      </w:r>
-      <w:r>
-        <w:rPr>
-          <w:rFonts w:ascii="Times New Roman" w:hAnsi="Times New Roman"/>
-          <w:b/>
-          <w:sz w:val="24"/>
-        </w:rPr>
-        <w:t xml:space="preserve">Actividad operativa: </w:t>
-      </w:r>
-      <w:r>
-        <w:rPr>
-          <w:rFonts w:ascii="Times New Roman" w:hAnsi="Times New Roman"/>
-          <w:sz w:val="24"/>
-        </w:rPr>
-        <w:t>Colaboración en facturación, seguimiento de incidencias y preparación de reportes administrativos del período.</w:t>
-      </w:r>
-    </w:p>
-    <w:p>
-      <w:pPr>
-        <w:spacing w:line="360" w:lineRule="auto"/>
-        <w:ind w:firstLine="709"/>
-        <w:jc w:val="both"/>
-      </w:pPr>
-      <w:r>
-        <w:rPr>
-          <w:rFonts w:ascii="Times New Roman" w:hAnsi="Times New Roman"/>
-          <w:sz w:val="24"/>
-        </w:rPr>
-        <w:t xml:space="preserve">2. </w:t>
-      </w:r>
-      <w:r>
-        <w:rPr>
-          <w:rFonts w:ascii="Times New Roman" w:hAnsi="Times New Roman"/>
-          <w:b/>
-          <w:sz w:val="24"/>
-        </w:rPr>
-        <w:t xml:space="preserve">Actividad de investigación: </w:t>
-      </w:r>
-      <w:r>
-        <w:rPr>
-          <w:rFonts w:ascii="Times New Roman" w:hAnsi="Times New Roman"/>
-          <w:sz w:val="24"/>
-        </w:rPr>
-        <w:t>Diseño de formatos estandarizados para afiliaciones e incidencias y redacción del procedimiento de control que acompaña al flujo propuesto.</w:t>
-      </w:r>
-    </w:p>
-    <w:p>
-      <w:pPr>
-        <w:spacing w:before="480" w:after="480" w:line="360" w:lineRule="auto"/>
-        <w:jc w:val="left"/>
-      </w:pPr>
-      <w:r>
-        <w:rPr>
-          <w:rFonts w:ascii="Times New Roman" w:hAnsi="Times New Roman"/>
-          <w:b/>
-          <w:sz w:val="24"/>
-        </w:rPr>
-        <w:t>Semana 9</w:t>
-      </w:r>
-    </w:p>
-    <w:p>
-      <w:pPr>
-        <w:spacing w:line="360" w:lineRule="auto"/>
-        <w:ind w:firstLine="709"/>
-        <w:jc w:val="both"/>
-      </w:pPr>
-      <w:r>
-        <w:rPr>
-          <w:rFonts w:ascii="Times New Roman" w:hAnsi="Times New Roman"/>
-          <w:sz w:val="24"/>
-        </w:rPr>
-        <w:t xml:space="preserve">1. </w:t>
-      </w:r>
-      <w:r>
-        <w:rPr>
-          <w:rFonts w:ascii="Times New Roman" w:hAnsi="Times New Roman"/>
-          <w:b/>
-          <w:sz w:val="24"/>
-        </w:rPr>
-        <w:t xml:space="preserve">Actividad operativa: </w:t>
-      </w:r>
-      <w:r>
-        <w:rPr>
-          <w:rFonts w:ascii="Times New Roman" w:hAnsi="Times New Roman"/>
-          <w:sz w:val="24"/>
-        </w:rPr>
-        <w:t>Participación en las actividades regulares de Administración y apoyo en el cierre y seguimiento de casos correspondientes al período de pasantías.</w:t>
-      </w:r>
-    </w:p>
-    <w:p>
-      <w:pPr>
-        <w:spacing w:line="360" w:lineRule="auto"/>
-        <w:ind w:firstLine="709"/>
-        <w:jc w:val="both"/>
-      </w:pPr>
-      <w:r>
-        <w:rPr>
-          <w:rFonts w:ascii="Times New Roman" w:hAnsi="Times New Roman"/>
-          <w:sz w:val="24"/>
-        </w:rPr>
-        <w:t xml:space="preserve">2. </w:t>
-      </w:r>
-      <w:r>
-        <w:rPr>
-          <w:rFonts w:ascii="Times New Roman" w:hAnsi="Times New Roman"/>
-          <w:b/>
-          <w:sz w:val="24"/>
-        </w:rPr>
-        <w:t xml:space="preserve">Actividad de investigación: </w:t>
-      </w:r>
-      <w:r>
-        <w:rPr>
-          <w:rFonts w:ascii="Times New Roman" w:hAnsi="Times New Roman"/>
-          <w:sz w:val="24"/>
-        </w:rPr>
-        <w:t>Redacción y validación de la propuesta de mejora con el tutor industrial, incorporación de observaciones y preparación del flujograma definitivo del proceso propuesto.</w:t>
-      </w:r>
-    </w:p>
-    <w:p>
-      <w:pPr>
-        <w:spacing w:before="480" w:after="480" w:line="360" w:lineRule="auto"/>
-        <w:jc w:val="left"/>
-      </w:pPr>
-      <w:r>
-        <w:rPr>
-          <w:rFonts w:ascii="Times New Roman" w:hAnsi="Times New Roman"/>
-          <w:b/>
-          <w:sz w:val="24"/>
-        </w:rPr>
-        <w:t>Semana 10</w:t>
-      </w:r>
-    </w:p>
-    <w:p>
-      <w:pPr>
-        <w:spacing w:line="360" w:lineRule="auto"/>
-        <w:ind w:firstLine="709"/>
-        <w:jc w:val="both"/>
-      </w:pPr>
-      <w:r>
-        <w:rPr>
-          <w:rFonts w:ascii="Times New Roman" w:hAnsi="Times New Roman"/>
-          <w:sz w:val="24"/>
-        </w:rPr>
-        <w:t xml:space="preserve">1. </w:t>
-      </w:r>
-      <w:r>
-        <w:rPr>
-          <w:rFonts w:ascii="Times New Roman" w:hAnsi="Times New Roman"/>
-          <w:b/>
-          <w:sz w:val="24"/>
-        </w:rPr>
-        <w:t xml:space="preserve">Actividad operativa: </w:t>
-      </w:r>
-      <w:r>
-        <w:rPr>
-          <w:rFonts w:ascii="Times New Roman" w:hAnsi="Times New Roman"/>
-          <w:sz w:val="24"/>
-        </w:rPr>
-        <w:t>Presentación de los resultados y de la propuesta ante la supervisión del área, gestión de los recaudos de cierre y organización final de la documentación de pasantías.</w:t>
-      </w:r>
-    </w:p>
-    <w:p>
-      <w:pPr>
-        <w:spacing w:line="360" w:lineRule="auto"/>
-        <w:ind w:firstLine="709"/>
-        <w:jc w:val="both"/>
-      </w:pPr>
-      <w:r>
-        <w:rPr>
-          <w:rFonts w:ascii="Times New Roman" w:hAnsi="Times New Roman"/>
-          <w:sz w:val="24"/>
-        </w:rPr>
-        <w:t xml:space="preserve">2. </w:t>
-      </w:r>
-      <w:r>
-        <w:rPr>
-          <w:rFonts w:ascii="Times New Roman" w:hAnsi="Times New Roman"/>
-          <w:b/>
-          <w:sz w:val="24"/>
-        </w:rPr>
-        <w:t xml:space="preserve">Actividad de investigación: </w:t>
-      </w:r>
-      <w:r>
-        <w:rPr>
-          <w:rFonts w:ascii="Times New Roman" w:hAnsi="Times New Roman"/>
-          <w:sz w:val="24"/>
-        </w:rPr>
-        <w:t>Consolidación del informe académico, revisión de la normativa IUTECP, incorporación de anexos y correcciones finales para la entrega institucional.</w:t>
-      </w:r>
-    </w:p>
-    <w:p>
-      <w:pPr>
         <w:sectPr>
-          <w:footerReference w:type="default" r:id="rId40"/>
-          <w:type w:val="continuous"/>
+          <w:footerReference w:type="default" r:id="rId45"/>
+          <w:footerReference w:type="first" r:id="rId46"/>
           <w:pgSz w:w="12240" w:h="15840"/>
           <w:pgMar w:top="1701" w:right="1701" w:bottom="1701" w:left="2268" w:header="720" w:footer="720" w:gutter="0"/>
           <w:cols w:space="720"/>
           <w:titlePg/>
           <w:docGrid w:linePitch="360"/>
+          <w:pgNumType w:fmt="decimal"/>
         </w:sectPr>
       </w:pPr>
     </w:p>
     <w:p>
-      <w:pPr>
-        <w:spacing w:before="1140" w:after="480"/>
+      <w:bookmarkStart w:id="bm_anexos" w:name="bm_anexos"/>
+      <w:pPr>
+        <w:spacing w:before="4400"/>
         <w:jc w:val="center"/>
       </w:pPr>
       <w:r>
@@ -8353,433 +8816,20 @@
           <w:b/>
           <w:sz w:val="24"/>
         </w:rPr>
-        <w:t>CAPÍTULO V</w:t>
-      </w:r>
+        <w:t>ANEXOS</w:t>
+      </w:r>
+      <w:bookmarkEnd w:id="bm_anexos"/>
     </w:p>
     <w:p>
-      <w:bookmarkStart w:id="bm_cap5" w:name="bm_cap5"/>
-      <w:pPr>
-        <w:spacing w:before="480"/>
-        <w:jc w:val="center"/>
-      </w:pPr>
-      <w:r>
-        <w:rPr>
-          <w:rFonts w:ascii="Times New Roman" w:hAnsi="Times New Roman"/>
-          <w:b/>
-          <w:sz w:val="24"/>
-        </w:rPr>
-        <w:t>CONCLUSIONES Y RECOMENDACIONES</w:t>
-      </w:r>
-      <w:bookmarkEnd w:id="bm_cap5"/>
-    </w:p>
-    <w:p>
       <w:pPr>
         <w:sectPr>
-          <w:footerReference w:type="default" r:id="rId41"/>
+          <w:footerReference w:type="default" r:id="rId47"/>
+          <w:footerReference w:type="first" r:id="rId48"/>
           <w:pgSz w:w="12240" w:h="15840"/>
           <w:pgMar w:top="1701" w:right="1701" w:bottom="1701" w:left="2268" w:header="720" w:footer="720" w:gutter="0"/>
           <w:cols w:space="720"/>
-          <w:titlePg/>
           <w:docGrid w:linePitch="360"/>
-        </w:sectPr>
-      </w:pPr>
-    </w:p>
-    <w:p>
-      <w:bookmarkStart w:id="bm_cap5_concl" w:name="bm_cap5_concl"/>
-      <w:pPr>
-        <w:spacing w:before="480" w:after="480" w:line="360" w:lineRule="auto"/>
-        <w:jc w:val="left"/>
-      </w:pPr>
-      <w:r>
-        <w:rPr>
-          <w:rFonts w:ascii="Times New Roman" w:hAnsi="Times New Roman"/>
-          <w:b/>
-          <w:sz w:val="24"/>
-        </w:rPr>
-        <w:t>Conclusiones</w:t>
-      </w:r>
-      <w:bookmarkEnd w:id="bm_cap5_concl"/>
-    </w:p>
-    <w:p>
-      <w:pPr>
-        <w:spacing w:line="360" w:lineRule="auto"/>
-        <w:ind w:firstLine="709"/>
-        <w:jc w:val="both"/>
-      </w:pPr>
-      <w:r>
-        <w:rPr>
-          <w:rFonts w:ascii="Times New Roman" w:hAnsi="Times New Roman"/>
-          <w:sz w:val="24"/>
-        </w:rPr>
-        <w:t xml:space="preserve">1. </w:t>
-      </w:r>
-      <w:r>
-        <w:rPr>
-          <w:rFonts w:ascii="Times New Roman" w:hAnsi="Times New Roman"/>
-          <w:sz w:val="24"/>
-        </w:rPr>
-        <w:t>Se describió el proceso actual de gestión de solicitudes de IDETEL, identificando que la información se origina en Atención al Cliente y continúa hacia Administración y las áreas técnicas, sin contar con un procedimiento único que establezca de forma visible el recorrido completo del caso.</w:t>
-      </w:r>
-    </w:p>
-    <w:p>
-      <w:pPr>
-        <w:spacing w:line="360" w:lineRule="auto"/>
-        <w:ind w:firstLine="709"/>
-        <w:jc w:val="both"/>
-      </w:pPr>
-      <w:r>
-        <w:rPr>
-          <w:rFonts w:ascii="Times New Roman" w:hAnsi="Times New Roman"/>
-          <w:sz w:val="24"/>
-        </w:rPr>
-        <w:t xml:space="preserve">2. </w:t>
-      </w:r>
-      <w:r>
-        <w:rPr>
-          <w:rFonts w:ascii="Times New Roman" w:hAnsi="Times New Roman"/>
-          <w:sz w:val="24"/>
-        </w:rPr>
-        <w:t>Se identificaron como principales deficiencias la falta de formatos uniformes, la actualización no centralizada del estatus, la ausencia de tiempos de referencia por etapa y las dificultades de comunicación entre las áreas que participan en afiliaciones e incidencias.</w:t>
-      </w:r>
-    </w:p>
-    <w:p>
-      <w:pPr>
-        <w:spacing w:line="360" w:lineRule="auto"/>
-        <w:ind w:firstLine="709"/>
-        <w:jc w:val="both"/>
-      </w:pPr>
-      <w:r>
-        <w:rPr>
-          <w:rFonts w:ascii="Times New Roman" w:hAnsi="Times New Roman"/>
-          <w:sz w:val="24"/>
-        </w:rPr>
-        <w:t xml:space="preserve">3. </w:t>
-      </w:r>
-      <w:r>
-        <w:rPr>
-          <w:rFonts w:ascii="Times New Roman" w:hAnsi="Times New Roman"/>
-          <w:sz w:val="24"/>
-        </w:rPr>
-        <w:t>Se determinó que estas debilidades afectan la trazabilidad y pueden prolongar los tiempos de respuesta, debido a que el personal debe verificar información en distintos registros antes de informar el estado de una solicitud o confirmar su cierre.</w:t>
-      </w:r>
-    </w:p>
-    <w:p>
-      <w:pPr>
-        <w:spacing w:line="360" w:lineRule="auto"/>
-        <w:ind w:firstLine="709"/>
-        <w:jc w:val="both"/>
-      </w:pPr>
-      <w:r>
-        <w:rPr>
-          <w:rFonts w:ascii="Times New Roman" w:hAnsi="Times New Roman"/>
-          <w:sz w:val="24"/>
-        </w:rPr>
-        <w:t xml:space="preserve">4. </w:t>
-      </w:r>
-      <w:r>
-        <w:rPr>
-          <w:rFonts w:ascii="Times New Roman" w:hAnsi="Times New Roman"/>
-          <w:sz w:val="24"/>
-        </w:rPr>
-        <w:t>Se formuló una propuesta de mejora que incorpora un flujo estandarizado, responsables por etapa, formatos de registro y mecanismos básicos de seguimiento, orientados a facilitar el control administrativo y la continuidad de la atención al suscriptor.</w:t>
-      </w:r>
-    </w:p>
-    <w:p>
-      <w:bookmarkStart w:id="bm_cap5_recom" w:name="bm_cap5_recom"/>
-      <w:pPr>
-        <w:spacing w:before="480" w:after="480" w:line="360" w:lineRule="auto"/>
-        <w:jc w:val="left"/>
-      </w:pPr>
-      <w:r>
-        <w:rPr>
-          <w:rFonts w:ascii="Times New Roman" w:hAnsi="Times New Roman"/>
-          <w:b/>
-          <w:sz w:val="24"/>
-        </w:rPr>
-        <w:t>Recomendaciones</w:t>
-      </w:r>
-      <w:bookmarkEnd w:id="bm_cap5_recom"/>
-    </w:p>
-    <w:p>
-      <w:pPr>
-        <w:spacing w:line="360" w:lineRule="auto"/>
-        <w:ind w:firstLine="709"/>
-        <w:jc w:val="both"/>
-      </w:pPr>
-      <w:r>
-        <w:rPr>
-          <w:rFonts w:ascii="Times New Roman" w:hAnsi="Times New Roman"/>
-          <w:sz w:val="24"/>
-        </w:rPr>
-        <w:t xml:space="preserve">1. </w:t>
-      </w:r>
-      <w:r>
-        <w:rPr>
-          <w:rFonts w:ascii="Times New Roman" w:hAnsi="Times New Roman"/>
-          <w:sz w:val="24"/>
-        </w:rPr>
-        <w:t>Implementar progresivamente el flujo estandarizado propuesto y verificar su funcionamiento con un grupo controlado de solicitudes antes de aplicarlo a todos los casos.</w:t>
-      </w:r>
-    </w:p>
-    <w:p>
-      <w:pPr>
-        <w:spacing w:line="360" w:lineRule="auto"/>
-        <w:ind w:firstLine="709"/>
-        <w:jc w:val="both"/>
-      </w:pPr>
-      <w:r>
-        <w:rPr>
-          <w:rFonts w:ascii="Times New Roman" w:hAnsi="Times New Roman"/>
-          <w:sz w:val="24"/>
-        </w:rPr>
-        <w:t xml:space="preserve">2. </w:t>
-      </w:r>
-      <w:r>
-        <w:rPr>
-          <w:rFonts w:ascii="Times New Roman" w:hAnsi="Times New Roman"/>
-          <w:sz w:val="24"/>
-        </w:rPr>
-        <w:t>Utilizar de manera uniforme los formatos de registro de afiliaciones e incidencias y definir claramente el responsable de actualizar el estatus en cada etapa.</w:t>
-      </w:r>
-    </w:p>
-    <w:p>
-      <w:pPr>
-        <w:spacing w:line="360" w:lineRule="auto"/>
-        <w:ind w:firstLine="709"/>
-        <w:jc w:val="both"/>
-      </w:pPr>
-      <w:r>
-        <w:rPr>
-          <w:rFonts w:ascii="Times New Roman" w:hAnsi="Times New Roman"/>
-          <w:sz w:val="24"/>
-        </w:rPr>
-        <w:t xml:space="preserve">3. </w:t>
-      </w:r>
-      <w:r>
-        <w:rPr>
-          <w:rFonts w:ascii="Times New Roman" w:hAnsi="Times New Roman"/>
-          <w:sz w:val="24"/>
-        </w:rPr>
-        <w:t>Registrar y revisar periódicamente tiempos de respuesta, solicitudes pendientes y casos cerrados para identificar retrasos recurrentes y aplicar acciones correctivas.</w:t>
-      </w:r>
-    </w:p>
-    <w:p>
-      <w:pPr>
-        <w:spacing w:line="360" w:lineRule="auto"/>
-        <w:ind w:firstLine="709"/>
-        <w:jc w:val="both"/>
-      </w:pPr>
-      <w:r>
-        <w:rPr>
-          <w:rFonts w:ascii="Times New Roman" w:hAnsi="Times New Roman"/>
-          <w:sz w:val="24"/>
-        </w:rPr>
-        <w:t xml:space="preserve">4. </w:t>
-      </w:r>
-      <w:r>
-        <w:rPr>
-          <w:rFonts w:ascii="Times New Roman" w:hAnsi="Times New Roman"/>
-          <w:sz w:val="24"/>
-        </w:rPr>
-        <w:t>Evaluar posteriormente una herramienta digital centralizada de seguimiento cuando el procedimiento administrativo ya se encuentre formalizado y validado por las áreas involucradas.</w:t>
-      </w:r>
-    </w:p>
-    <w:p>
-      <w:pPr>
-        <w:sectPr>
-          <w:footerReference w:type="default" r:id="rId42"/>
-          <w:type w:val="continuous"/>
-          <w:pgSz w:w="12240" w:h="15840"/>
-          <w:pgMar w:top="1701" w:right="1701" w:bottom="1701" w:left="2268" w:header="720" w:footer="720" w:gutter="0"/>
-          <w:cols w:space="720"/>
-          <w:titlePg/>
-          <w:docGrid w:linePitch="360"/>
-        </w:sectPr>
-      </w:pPr>
-    </w:p>
-    <w:p>
-      <w:bookmarkStart w:id="bm_referencias" w:name="bm_referencias"/>
-      <w:pPr>
-        <w:spacing w:before="1140" w:after="480"/>
-        <w:jc w:val="center"/>
-      </w:pPr>
-      <w:r>
-        <w:rPr>
-          <w:rFonts w:ascii="Times New Roman" w:hAnsi="Times New Roman"/>
-          <w:b/>
-          <w:sz w:val="24"/>
-        </w:rPr>
-        <w:t>REFERENCIAS</w:t>
-      </w:r>
-      <w:bookmarkEnd w:id="bm_referencias"/>
-    </w:p>
-    <w:p>
-      <w:pPr>
-        <w:sectPr>
-          <w:footerReference w:type="default" r:id="rId43"/>
-          <w:pgSz w:w="12240" w:h="15840"/>
-          <w:pgMar w:top="1701" w:right="1701" w:bottom="1701" w:left="2268" w:header="720" w:footer="720" w:gutter="0"/>
-          <w:cols w:space="720"/>
-          <w:titlePg/>
-          <w:docGrid w:linePitch="360"/>
-        </w:sectPr>
-      </w:pPr>
-    </w:p>
-    <w:p>
-      <w:pPr>
-        <w:spacing w:before="480" w:after="0"/>
-      </w:pPr>
-    </w:p>
-    <w:p>
-      <w:pPr>
-        <w:spacing w:line="240" w:lineRule="auto" w:after="480" w:before="0"/>
-        <w:ind w:left="425" w:hanging="425"/>
-        <w:jc w:val="both"/>
-      </w:pPr>
-      <w:r>
-        <w:rPr>
-          <w:rFonts w:ascii="Times New Roman" w:hAnsi="Times New Roman"/>
-          <w:sz w:val="24"/>
-        </w:rPr>
-        <w:t>Arias, F. (2012). El proyecto de investigación: Introducción a la metodología científica (6ta ed.). Episteme, Venezuela.</w:t>
-      </w:r>
-    </w:p>
-    <w:p>
-      <w:pPr>
-        <w:spacing w:line="240" w:lineRule="auto" w:after="480" w:before="0"/>
-        <w:ind w:left="425" w:hanging="425"/>
-        <w:jc w:val="both"/>
-      </w:pPr>
-      <w:r>
-        <w:rPr>
-          <w:rFonts w:ascii="Times New Roman" w:hAnsi="Times New Roman"/>
-          <w:sz w:val="24"/>
-        </w:rPr>
-        <w:t>Chiavenato, I. (2006). Introducción a la teoría general de la administración (7ma ed.). McGraw-Hill, México.</w:t>
-      </w:r>
-    </w:p>
-    <w:p>
-      <w:pPr>
-        <w:spacing w:line="240" w:lineRule="auto" w:after="480" w:before="0"/>
-        <w:ind w:left="425" w:hanging="425"/>
-        <w:jc w:val="both"/>
-      </w:pPr>
-      <w:r>
-        <w:rPr>
-          <w:rFonts w:ascii="Times New Roman" w:hAnsi="Times New Roman"/>
-          <w:sz w:val="24"/>
-        </w:rPr>
-        <w:t>Harrington, H. J. (1993). Mejoramiento de los procesos de la empresa. McGraw-Hill, Colombia.</w:t>
-      </w:r>
-    </w:p>
-    <w:p>
-      <w:pPr>
-        <w:spacing w:line="240" w:lineRule="auto" w:after="480" w:before="0"/>
-        <w:ind w:left="425" w:hanging="425"/>
-        <w:jc w:val="both"/>
-      </w:pPr>
-      <w:r>
-        <w:rPr>
-          <w:rFonts w:ascii="Times New Roman" w:hAnsi="Times New Roman"/>
-          <w:sz w:val="24"/>
-        </w:rPr>
-        <w:t>Laudon, K., y Laudon, J. (2016). Sistemas de información gerencial (14va ed.). Pearson Educación, México.</w:t>
-      </w:r>
-    </w:p>
-    <w:p>
-      <w:pPr>
-        <w:spacing w:line="240" w:lineRule="auto" w:after="480" w:before="0"/>
-        <w:ind w:left="425" w:hanging="425"/>
-        <w:jc w:val="both"/>
-      </w:pPr>
-      <w:r>
-        <w:rPr>
-          <w:rFonts w:ascii="Times New Roman" w:hAnsi="Times New Roman"/>
-          <w:sz w:val="24"/>
-        </w:rPr>
-        <w:t>Parasuraman, A., Zeithaml, V., y Berry, L. (1988). SERVQUAL: A multiple-item scale for measuring consumer perceptions of service quality. Journal of Retailing, 64(1), 12-40.</w:t>
-      </w:r>
-    </w:p>
-    <w:p>
-      <w:pPr>
-        <w:spacing w:line="240" w:lineRule="auto" w:after="480" w:before="0"/>
-        <w:ind w:left="425" w:hanging="425"/>
-        <w:jc w:val="both"/>
-      </w:pPr>
-      <w:r>
-        <w:rPr>
-          <w:rFonts w:ascii="Times New Roman" w:hAnsi="Times New Roman"/>
-          <w:sz w:val="24"/>
-        </w:rPr>
-        <w:t>Robbins, S., y Coulter, M. (2010). Administración (10ma ed.). Pearson Educación, México.</w:t>
-      </w:r>
-    </w:p>
-    <w:p>
-      <w:pPr>
-        <w:spacing w:line="240" w:lineRule="auto" w:after="480" w:before="0"/>
-        <w:ind w:left="425" w:hanging="425"/>
-        <w:jc w:val="both"/>
-      </w:pPr>
-      <w:r>
-        <w:rPr>
-          <w:rFonts w:ascii="Times New Roman" w:hAnsi="Times New Roman"/>
-          <w:sz w:val="24"/>
-        </w:rPr>
-        <w:t>Universidad Pedagógica Experimental Libertador. (2016). Manual de trabajos de grado de especialización y maestría y tesis doctorales (5ta ed.). FEDUPEL, Venezuela.</w:t>
-      </w:r>
-    </w:p>
-    <w:p>
-      <w:pPr>
-        <w:spacing w:line="240" w:lineRule="auto" w:after="480" w:before="0"/>
-        <w:ind w:left="425" w:hanging="425"/>
-        <w:jc w:val="both"/>
-      </w:pPr>
-      <w:r>
-        <w:rPr>
-          <w:rFonts w:ascii="Times New Roman" w:hAnsi="Times New Roman"/>
-          <w:sz w:val="24"/>
-        </w:rPr>
-        <w:t>Zeithaml, V., Parasuraman, A., y Berry, L. (1993). Calidad total en la gestión de servicios. Díaz de Santos, España.</w:t>
-      </w:r>
-    </w:p>
-    <w:p>
-      <w:pPr>
-        <w:sectPr>
-          <w:footerReference w:type="default" r:id="rId44"/>
-          <w:type w:val="continuous"/>
-          <w:pgSz w:w="12240" w:h="15840"/>
-          <w:pgMar w:top="1701" w:right="1701" w:bottom="1701" w:left="2268" w:header="720" w:footer="720" w:gutter="0"/>
-          <w:cols w:space="720"/>
-          <w:titlePg/>
-          <w:docGrid w:linePitch="360"/>
-        </w:sectPr>
-      </w:pPr>
-    </w:p>
-    <w:p>
-      <w:bookmarkStart w:id="bm_anexos" w:name="bm_anexos"/>
-      <w:pPr>
-        <w:spacing w:before="4740"/>
-        <w:jc w:val="center"/>
-      </w:pPr>
-      <w:r>
-        <w:rPr>
-          <w:rFonts w:ascii="Times New Roman" w:hAnsi="Times New Roman"/>
-          <w:b/>
-          <w:sz w:val="32"/>
-        </w:rPr>
-        <w:t>ANEXOS</w:t>
-      </w:r>
-      <w:bookmarkEnd w:id="bm_anexos"/>
-    </w:p>
-    <w:p>
-      <w:pPr>
-        <w:sectPr>
-          <w:footerReference w:type="default" r:id="rId45"/>
-          <w:pgSz w:w="12240" w:h="15840"/>
-          <w:pgMar w:top="1701" w:right="1701" w:bottom="1701" w:left="2268" w:header="720" w:footer="720" w:gutter="0"/>
-          <w:cols w:space="720"/>
-          <w:titlePg/>
-          <w:docGrid w:linePitch="360"/>
+          <w:pgNumType w:fmt="decimal"/>
         </w:sectPr>
       </w:pPr>
     </w:p>
@@ -8853,12 +8903,13 @@
       </w:r>
     </w:p>
     <w:sectPr>
-      <w:footerReference w:type="default" r:id="rId46"/>
+      <w:footerReference w:type="default" r:id="rId49"/>
+      <w:footerReference w:type="first" r:id="rId50"/>
       <w:pgSz w:w="12240" w:h="15840"/>
       <w:pgMar w:top="1701" w:right="1701" w:bottom="1701" w:left="2268" w:header="720" w:footer="720" w:gutter="0"/>
       <w:cols w:space="720"/>
-      <w:titlePg/>
       <w:docGrid w:linePitch="360"/>
+      <w:pgNumType w:fmt="decimal"/>
     </w:sectPr>
   </w:body>
 </w:document>
@@ -8870,6 +8921,7 @@
     <w:pPr>
       <w:pStyle w:val="Footer"/>
     </w:pPr>
+    <w:r/>
   </w:p>
 </w:ftr>
 </file>
@@ -8879,18 +8931,8 @@
   <w:p>
     <w:pPr>
       <w:pStyle w:val="Footer"/>
-      <w:jc w:val="center"/>
     </w:pPr>
-    <w:r>
-      <w:rPr>
-        <w:rFonts w:ascii="Times New Roman" w:hAnsi="Times New Roman"/>
-        <w:sz w:val="24"/>
-      </w:rPr>
-      <w:fldChar w:fldCharType="begin"/>
-      <w:instrText xml:space="preserve"> PAGE \* roman </w:instrText>
-      <w:fldChar w:fldCharType="separate"/>
-      <w:fldChar w:fldCharType="end"/>
-    </w:r>
+    <w:r/>
   </w:p>
 </w:ftr>
 </file>
@@ -8902,6 +8944,7 @@
       <w:pStyle w:val="Footer"/>
       <w:jc w:val="center"/>
     </w:pPr>
+    <w:r/>
     <w:r>
       <w:rPr>
         <w:rFonts w:ascii="Times New Roman" w:hAnsi="Times New Roman"/>
@@ -8921,18 +8964,8 @@
   <w:p>
     <w:pPr>
       <w:pStyle w:val="Footer"/>
-      <w:jc w:val="center"/>
     </w:pPr>
-    <w:r>
-      <w:rPr>
-        <w:rFonts w:ascii="Times New Roman" w:hAnsi="Times New Roman"/>
-        <w:sz w:val="24"/>
-      </w:rPr>
-      <w:fldChar w:fldCharType="begin"/>
-      <w:instrText xml:space="preserve"> PAGE \* roman </w:instrText>
-      <w:fldChar w:fldCharType="separate"/>
-      <w:fldChar w:fldCharType="end"/>
-    </w:r>
+    <w:r/>
   </w:p>
 </w:ftr>
 </file>
@@ -8944,6 +8977,7 @@
       <w:pStyle w:val="Footer"/>
       <w:jc w:val="center"/>
     </w:pPr>
+    <w:r/>
     <w:r>
       <w:rPr>
         <w:rFonts w:ascii="Times New Roman" w:hAnsi="Times New Roman"/>
@@ -8963,18 +8997,8 @@
   <w:p>
     <w:pPr>
       <w:pStyle w:val="Footer"/>
-      <w:jc w:val="center"/>
     </w:pPr>
-    <w:r>
-      <w:rPr>
-        <w:rFonts w:ascii="Times New Roman" w:hAnsi="Times New Roman"/>
-        <w:sz w:val="24"/>
-      </w:rPr>
-      <w:fldChar w:fldCharType="begin"/>
-      <w:instrText xml:space="preserve"> PAGE \* roman </w:instrText>
-      <w:fldChar w:fldCharType="separate"/>
-      <w:fldChar w:fldCharType="end"/>
-    </w:r>
+    <w:r/>
   </w:p>
 </w:ftr>
 </file>
@@ -8986,6 +9010,7 @@
       <w:pStyle w:val="Footer"/>
       <w:jc w:val="center"/>
     </w:pPr>
+    <w:r/>
     <w:r>
       <w:rPr>
         <w:rFonts w:ascii="Times New Roman" w:hAnsi="Times New Roman"/>
@@ -9005,18 +9030,8 @@
   <w:p>
     <w:pPr>
       <w:pStyle w:val="Footer"/>
-      <w:jc w:val="center"/>
     </w:pPr>
-    <w:r>
-      <w:rPr>
-        <w:rFonts w:ascii="Times New Roman" w:hAnsi="Times New Roman"/>
-        <w:sz w:val="24"/>
-      </w:rPr>
-      <w:fldChar w:fldCharType="begin"/>
-      <w:instrText xml:space="preserve"> PAGE \* roman </w:instrText>
-      <w:fldChar w:fldCharType="separate"/>
-      <w:fldChar w:fldCharType="end"/>
-    </w:r>
+    <w:r/>
   </w:p>
 </w:ftr>
 </file>
@@ -9028,6 +9043,7 @@
       <w:pStyle w:val="Footer"/>
       <w:jc w:val="center"/>
     </w:pPr>
+    <w:r/>
     <w:r>
       <w:rPr>
         <w:rFonts w:ascii="Times New Roman" w:hAnsi="Times New Roman"/>
@@ -9047,18 +9063,8 @@
   <w:p>
     <w:pPr>
       <w:pStyle w:val="Footer"/>
-      <w:jc w:val="center"/>
     </w:pPr>
-    <w:r>
-      <w:rPr>
-        <w:rFonts w:ascii="Times New Roman" w:hAnsi="Times New Roman"/>
-        <w:sz w:val="24"/>
-      </w:rPr>
-      <w:fldChar w:fldCharType="begin"/>
-      <w:instrText xml:space="preserve"> PAGE \* roman </w:instrText>
-      <w:fldChar w:fldCharType="separate"/>
-      <w:fldChar w:fldCharType="end"/>
-    </w:r>
+    <w:r/>
   </w:p>
 </w:ftr>
 </file>
@@ -9070,6 +9076,7 @@
       <w:pStyle w:val="Footer"/>
       <w:jc w:val="center"/>
     </w:pPr>
+    <w:r/>
     <w:r>
       <w:rPr>
         <w:rFonts w:ascii="Times New Roman" w:hAnsi="Times New Roman"/>
@@ -9090,6 +9097,7 @@
     <w:pPr>
       <w:pStyle w:val="Footer"/>
     </w:pPr>
+    <w:r/>
   </w:p>
 </w:ftr>
 </file>
@@ -9099,18 +9107,8 @@
   <w:p>
     <w:pPr>
       <w:pStyle w:val="Footer"/>
-      <w:jc w:val="center"/>
     </w:pPr>
-    <w:r>
-      <w:rPr>
-        <w:rFonts w:ascii="Times New Roman" w:hAnsi="Times New Roman"/>
-        <w:sz w:val="24"/>
-      </w:rPr>
-      <w:fldChar w:fldCharType="begin"/>
-      <w:instrText xml:space="preserve"> PAGE </w:instrText>
-      <w:fldChar w:fldCharType="separate"/>
-      <w:fldChar w:fldCharType="end"/>
-    </w:r>
+    <w:r/>
   </w:p>
 </w:ftr>
 </file>
@@ -9122,6 +9120,7 @@
       <w:pStyle w:val="Footer"/>
       <w:jc w:val="center"/>
     </w:pPr>
+    <w:r/>
     <w:r>
       <w:rPr>
         <w:rFonts w:ascii="Times New Roman" w:hAnsi="Times New Roman"/>
@@ -9141,18 +9140,8 @@
   <w:p>
     <w:pPr>
       <w:pStyle w:val="Footer"/>
-      <w:jc w:val="center"/>
     </w:pPr>
-    <w:r>
-      <w:rPr>
-        <w:rFonts w:ascii="Times New Roman" w:hAnsi="Times New Roman"/>
-        <w:sz w:val="24"/>
-      </w:rPr>
-      <w:fldChar w:fldCharType="begin"/>
-      <w:instrText xml:space="preserve"> PAGE </w:instrText>
-      <w:fldChar w:fldCharType="separate"/>
-      <w:fldChar w:fldCharType="end"/>
-    </w:r>
+    <w:r/>
   </w:p>
 </w:ftr>
 </file>
@@ -9164,6 +9153,7 @@
       <w:pStyle w:val="Footer"/>
       <w:jc w:val="center"/>
     </w:pPr>
+    <w:r/>
     <w:r>
       <w:rPr>
         <w:rFonts w:ascii="Times New Roman" w:hAnsi="Times New Roman"/>
@@ -9183,18 +9173,8 @@
   <w:p>
     <w:pPr>
       <w:pStyle w:val="Footer"/>
-      <w:jc w:val="center"/>
     </w:pPr>
-    <w:r>
-      <w:rPr>
-        <w:rFonts w:ascii="Times New Roman" w:hAnsi="Times New Roman"/>
-        <w:sz w:val="24"/>
-      </w:rPr>
-      <w:fldChar w:fldCharType="begin"/>
-      <w:instrText xml:space="preserve"> PAGE </w:instrText>
-      <w:fldChar w:fldCharType="separate"/>
-      <w:fldChar w:fldCharType="end"/>
-    </w:r>
+    <w:r/>
   </w:p>
 </w:ftr>
 </file>
@@ -9206,6 +9186,7 @@
       <w:pStyle w:val="Footer"/>
       <w:jc w:val="center"/>
     </w:pPr>
+    <w:r/>
     <w:r>
       <w:rPr>
         <w:rFonts w:ascii="Times New Roman" w:hAnsi="Times New Roman"/>
@@ -9225,18 +9206,8 @@
   <w:p>
     <w:pPr>
       <w:pStyle w:val="Footer"/>
-      <w:jc w:val="center"/>
     </w:pPr>
-    <w:r>
-      <w:rPr>
-        <w:rFonts w:ascii="Times New Roman" w:hAnsi="Times New Roman"/>
-        <w:sz w:val="24"/>
-      </w:rPr>
-      <w:fldChar w:fldCharType="begin"/>
-      <w:instrText xml:space="preserve"> PAGE </w:instrText>
-      <w:fldChar w:fldCharType="separate"/>
-      <w:fldChar w:fldCharType="end"/>
-    </w:r>
+    <w:r/>
   </w:p>
 </w:ftr>
 </file>
@@ -9248,6 +9219,7 @@
       <w:pStyle w:val="Footer"/>
       <w:jc w:val="center"/>
     </w:pPr>
+    <w:r/>
     <w:r>
       <w:rPr>
         <w:rFonts w:ascii="Times New Roman" w:hAnsi="Times New Roman"/>
@@ -9267,18 +9239,8 @@
   <w:p>
     <w:pPr>
       <w:pStyle w:val="Footer"/>
-      <w:jc w:val="center"/>
     </w:pPr>
-    <w:r>
-      <w:rPr>
-        <w:rFonts w:ascii="Times New Roman" w:hAnsi="Times New Roman"/>
-        <w:sz w:val="24"/>
-      </w:rPr>
-      <w:fldChar w:fldCharType="begin"/>
-      <w:instrText xml:space="preserve"> PAGE </w:instrText>
-      <w:fldChar w:fldCharType="separate"/>
-      <w:fldChar w:fldCharType="end"/>
-    </w:r>
+    <w:r/>
   </w:p>
 </w:ftr>
 </file>
@@ -9290,6 +9252,7 @@
       <w:pStyle w:val="Footer"/>
       <w:jc w:val="center"/>
     </w:pPr>
+    <w:r/>
     <w:r>
       <w:rPr>
         <w:rFonts w:ascii="Times New Roman" w:hAnsi="Times New Roman"/>
@@ -9311,6 +9274,7 @@
       <w:pStyle w:val="Footer"/>
       <w:jc w:val="center"/>
     </w:pPr>
+    <w:r/>
     <w:r>
       <w:rPr>
         <w:rFonts w:ascii="Times New Roman" w:hAnsi="Times New Roman"/>
@@ -9330,18 +9294,8 @@
   <w:p>
     <w:pPr>
       <w:pStyle w:val="Footer"/>
-      <w:jc w:val="center"/>
     </w:pPr>
-    <w:r>
-      <w:rPr>
-        <w:rFonts w:ascii="Times New Roman" w:hAnsi="Times New Roman"/>
-        <w:sz w:val="24"/>
-      </w:rPr>
-      <w:fldChar w:fldCharType="begin"/>
-      <w:instrText xml:space="preserve"> PAGE </w:instrText>
-      <w:fldChar w:fldCharType="separate"/>
-      <w:fldChar w:fldCharType="end"/>
-    </w:r>
+    <w:r/>
   </w:p>
 </w:ftr>
 </file>
@@ -9353,6 +9307,7 @@
       <w:pStyle w:val="Footer"/>
       <w:jc w:val="center"/>
     </w:pPr>
+    <w:r/>
     <w:r>
       <w:rPr>
         <w:rFonts w:ascii="Times New Roman" w:hAnsi="Times New Roman"/>
@@ -9372,8 +9327,20 @@
   <w:p>
     <w:pPr>
       <w:pStyle w:val="Footer"/>
+    </w:pPr>
+    <w:r/>
+  </w:p>
+</w:ftr>
+</file>
+
+<file path=word/footer33.xml><?xml version="1.0" encoding="utf-8"?>
+<w:ftr xmlns:m="http://schemas.openxmlformats.org/officeDocument/2006/math" xmlns:mc="http://schemas.openxmlformats.org/markup-compatibility/2006" xmlns:mo="http://schemas.microsoft.com/office/mac/office/2008/main" xmlns:mv="urn:schemas-microsoft-com:mac:vml" xmlns:o="urn:schemas-microsoft-com:office:office" xmlns:r="http://schemas.openxmlformats.org/officeDocument/2006/relationships" xmlns:v="urn:schemas-microsoft-com:vml" xmlns:w10="urn:schemas-microsoft-com:office:word" xmlns:w14="http://schemas.microsoft.com/office/word/2010/wordml" xmlns:w="http://schemas.openxmlformats.org/wordprocessingml/2006/main" xmlns:wne="http://schemas.microsoft.com/office/word/2006/wordml" xmlns:wp14="http://schemas.microsoft.com/office/word/2010/wordprocessingDrawing" xmlns:wp="http://schemas.openxmlformats.org/drawingml/2006/wordprocessingDrawing" xmlns:wpc="http://schemas.microsoft.com/office/word/2010/wordprocessingCanvas" xmlns:wpg="http://schemas.microsoft.com/office/word/2010/wordprocessingGroup" xmlns:wpi="http://schemas.microsoft.com/office/word/2010/wordprocessingInk" xmlns:wps="http://schemas.microsoft.com/office/word/2010/wordprocessingShape" mc:Ignorable="w14 wp14">
+  <w:p>
+    <w:pPr>
+      <w:pStyle w:val="Footer"/>
       <w:jc w:val="center"/>
     </w:pPr>
+    <w:r/>
     <w:r>
       <w:rPr>
         <w:rFonts w:ascii="Times New Roman" w:hAnsi="Times New Roman"/>
@@ -9388,23 +9355,57 @@
 </w:ftr>
 </file>
 
-<file path=word/footer4.xml><?xml version="1.0" encoding="utf-8"?>
+<file path=word/footer34.xml><?xml version="1.0" encoding="utf-8"?>
+<w:ftr xmlns:m="http://schemas.openxmlformats.org/officeDocument/2006/math" xmlns:mc="http://schemas.openxmlformats.org/markup-compatibility/2006" xmlns:mo="http://schemas.microsoft.com/office/mac/office/2008/main" xmlns:mv="urn:schemas-microsoft-com:mac:vml" xmlns:o="urn:schemas-microsoft-com:office:office" xmlns:r="http://schemas.openxmlformats.org/officeDocument/2006/relationships" xmlns:v="urn:schemas-microsoft-com:vml" xmlns:w10="urn:schemas-microsoft-com:office:word" xmlns:w14="http://schemas.microsoft.com/office/word/2010/wordml" xmlns:w="http://schemas.openxmlformats.org/wordprocessingml/2006/main" xmlns:wne="http://schemas.microsoft.com/office/word/2006/wordml" xmlns:wp14="http://schemas.microsoft.com/office/word/2010/wordprocessingDrawing" xmlns:wp="http://schemas.openxmlformats.org/drawingml/2006/wordprocessingDrawing" xmlns:wpc="http://schemas.microsoft.com/office/word/2010/wordprocessingCanvas" xmlns:wpg="http://schemas.microsoft.com/office/word/2010/wordprocessingGroup" xmlns:wpi="http://schemas.microsoft.com/office/word/2010/wordprocessingInk" xmlns:wps="http://schemas.microsoft.com/office/word/2010/wordprocessingShape" mc:Ignorable="w14 wp14">
+  <w:p>
+    <w:pPr>
+      <w:pStyle w:val="Footer"/>
+    </w:pPr>
+    <w:r/>
+  </w:p>
+</w:ftr>
+</file>
+
+<file path=word/footer35.xml><?xml version="1.0" encoding="utf-8"?>
 <w:ftr xmlns:m="http://schemas.openxmlformats.org/officeDocument/2006/math" xmlns:mc="http://schemas.openxmlformats.org/markup-compatibility/2006" xmlns:mo="http://schemas.microsoft.com/office/mac/office/2008/main" xmlns:mv="urn:schemas-microsoft-com:mac:vml" xmlns:o="urn:schemas-microsoft-com:office:office" xmlns:r="http://schemas.openxmlformats.org/officeDocument/2006/relationships" xmlns:v="urn:schemas-microsoft-com:vml" xmlns:w10="urn:schemas-microsoft-com:office:word" xmlns:w14="http://schemas.microsoft.com/office/word/2010/wordml" xmlns:w="http://schemas.openxmlformats.org/wordprocessingml/2006/main" xmlns:wne="http://schemas.microsoft.com/office/word/2006/wordml" xmlns:wp14="http://schemas.microsoft.com/office/word/2010/wordprocessingDrawing" xmlns:wp="http://schemas.openxmlformats.org/drawingml/2006/wordprocessingDrawing" xmlns:wpc="http://schemas.microsoft.com/office/word/2010/wordprocessingCanvas" xmlns:wpg="http://schemas.microsoft.com/office/word/2010/wordprocessingGroup" xmlns:wpi="http://schemas.microsoft.com/office/word/2010/wordprocessingInk" xmlns:wps="http://schemas.microsoft.com/office/word/2010/wordprocessingShape" mc:Ignorable="w14 wp14">
   <w:p>
     <w:pPr>
       <w:pStyle w:val="Footer"/>
       <w:jc w:val="center"/>
     </w:pPr>
+    <w:r/>
     <w:r>
       <w:rPr>
         <w:rFonts w:ascii="Times New Roman" w:hAnsi="Times New Roman"/>
         <w:sz w:val="24"/>
       </w:rPr>
       <w:fldChar w:fldCharType="begin"/>
-      <w:instrText xml:space="preserve"> PAGE \* roman </w:instrText>
+      <w:instrText xml:space="preserve"> PAGE </w:instrText>
       <w:fldChar w:fldCharType="separate"/>
       <w:fldChar w:fldCharType="end"/>
     </w:r>
+  </w:p>
+</w:ftr>
+</file>
+
+<file path=word/footer36.xml><?xml version="1.0" encoding="utf-8"?>
+<w:ftr xmlns:m="http://schemas.openxmlformats.org/officeDocument/2006/math" xmlns:mc="http://schemas.openxmlformats.org/markup-compatibility/2006" xmlns:mo="http://schemas.microsoft.com/office/mac/office/2008/main" xmlns:mv="urn:schemas-microsoft-com:mac:vml" xmlns:o="urn:schemas-microsoft-com:office:office" xmlns:r="http://schemas.openxmlformats.org/officeDocument/2006/relationships" xmlns:v="urn:schemas-microsoft-com:vml" xmlns:w10="urn:schemas-microsoft-com:office:word" xmlns:w14="http://schemas.microsoft.com/office/word/2010/wordml" xmlns:w="http://schemas.openxmlformats.org/wordprocessingml/2006/main" xmlns:wne="http://schemas.microsoft.com/office/word/2006/wordml" xmlns:wp14="http://schemas.microsoft.com/office/word/2010/wordprocessingDrawing" xmlns:wp="http://schemas.openxmlformats.org/drawingml/2006/wordprocessingDrawing" xmlns:wpc="http://schemas.microsoft.com/office/word/2010/wordprocessingCanvas" xmlns:wpg="http://schemas.microsoft.com/office/word/2010/wordprocessingGroup" xmlns:wpi="http://schemas.microsoft.com/office/word/2010/wordprocessingInk" xmlns:wps="http://schemas.microsoft.com/office/word/2010/wordprocessingShape" mc:Ignorable="w14 wp14">
+  <w:p>
+    <w:pPr>
+      <w:pStyle w:val="Footer"/>
+    </w:pPr>
+    <w:r/>
+  </w:p>
+</w:ftr>
+</file>
+
+<file path=word/footer4.xml><?xml version="1.0" encoding="utf-8"?>
+<w:ftr xmlns:m="http://schemas.openxmlformats.org/officeDocument/2006/math" xmlns:mc="http://schemas.openxmlformats.org/markup-compatibility/2006" xmlns:mo="http://schemas.microsoft.com/office/mac/office/2008/main" xmlns:mv="urn:schemas-microsoft-com:mac:vml" xmlns:o="urn:schemas-microsoft-com:office:office" xmlns:r="http://schemas.openxmlformats.org/officeDocument/2006/relationships" xmlns:v="urn:schemas-microsoft-com:vml" xmlns:w10="urn:schemas-microsoft-com:office:word" xmlns:w14="http://schemas.microsoft.com/office/word/2010/wordml" xmlns:w="http://schemas.openxmlformats.org/wordprocessingml/2006/main" xmlns:wne="http://schemas.microsoft.com/office/word/2006/wordml" xmlns:wp14="http://schemas.microsoft.com/office/word/2010/wordprocessingDrawing" xmlns:wp="http://schemas.openxmlformats.org/drawingml/2006/wordprocessingDrawing" xmlns:wpc="http://schemas.microsoft.com/office/word/2010/wordprocessingCanvas" xmlns:wpg="http://schemas.microsoft.com/office/word/2010/wordprocessingGroup" xmlns:wpi="http://schemas.microsoft.com/office/word/2010/wordprocessingInk" xmlns:wps="http://schemas.microsoft.com/office/word/2010/wordprocessingShape" mc:Ignorable="w14 wp14">
+  <w:p>
+    <w:pPr>
+      <w:pStyle w:val="Footer"/>
+    </w:pPr>
+    <w:r/>
   </w:p>
 </w:ftr>
 </file>
@@ -9414,7 +9415,19 @@
   <w:p>
     <w:pPr>
       <w:pStyle w:val="Footer"/>
+      <w:jc w:val="center"/>
     </w:pPr>
+    <w:r/>
+    <w:r>
+      <w:rPr>
+        <w:rFonts w:ascii="Times New Roman" w:hAnsi="Times New Roman"/>
+        <w:sz w:val="24"/>
+      </w:rPr>
+      <w:fldChar w:fldCharType="begin"/>
+      <w:instrText xml:space="preserve"> PAGE \* roman </w:instrText>
+      <w:fldChar w:fldCharType="separate"/>
+      <w:fldChar w:fldCharType="end"/>
+    </w:r>
   </w:p>
 </w:ftr>
 </file>
@@ -9425,6 +9438,7 @@
     <w:pPr>
       <w:pStyle w:val="Footer"/>
     </w:pPr>
+    <w:r/>
   </w:p>
 </w:ftr>
 </file>
@@ -9436,6 +9450,7 @@
       <w:pStyle w:val="Footer"/>
       <w:jc w:val="center"/>
     </w:pPr>
+    <w:r/>
     <w:r>
       <w:rPr>
         <w:rFonts w:ascii="Times New Roman" w:hAnsi="Times New Roman"/>
@@ -9455,18 +9470,8 @@
   <w:p>
     <w:pPr>
       <w:pStyle w:val="Footer"/>
-      <w:jc w:val="center"/>
     </w:pPr>
-    <w:r>
-      <w:rPr>
-        <w:rFonts w:ascii="Times New Roman" w:hAnsi="Times New Roman"/>
-        <w:sz w:val="24"/>
-      </w:rPr>
-      <w:fldChar w:fldCharType="begin"/>
-      <w:instrText xml:space="preserve"> PAGE \* roman </w:instrText>
-      <w:fldChar w:fldCharType="separate"/>
-      <w:fldChar w:fldCharType="end"/>
-    </w:r>
+    <w:r/>
   </w:p>
 </w:ftr>
 </file>
@@ -9478,6 +9483,7 @@
       <w:pStyle w:val="Footer"/>
       <w:jc w:val="center"/>
     </w:pPr>
+    <w:r/>
     <w:r>
       <w:rPr>
         <w:rFonts w:ascii="Times New Roman" w:hAnsi="Times New Roman"/>

--- a/amaal/reportes/Informe_Pasantia_IUTECP.docx
+++ b/amaal/reportes/Informe_Pasantia_IUTECP.docx
@@ -4,7 +4,7 @@
   <w:body>
     <w:p>
       <w:pPr>
-        <w:spacing w:line="240" w:lineRule="auto" w:before="0" w:after="0"/>
+        <w:spacing w:line="276" w:lineRule="auto" w:before="0" w:after="0"/>
         <w:jc w:val="center"/>
       </w:pPr>
       <w:r>
@@ -54,7 +54,7 @@
     </w:p>
     <w:p>
       <w:pPr>
-        <w:spacing w:before="400" w:after="240"/>
+        <w:spacing w:before="947" w:after="1242"/>
         <w:jc w:val="center"/>
       </w:pPr>
       <w:r>
@@ -94,7 +94,7 @@
     </w:p>
     <w:p>
       <w:pPr>
-        <w:spacing w:line="360" w:lineRule="auto" w:before="1080" w:after="0"/>
+        <w:spacing w:line="276" w:lineRule="auto" w:before="0" w:after="0"/>
         <w:jc w:val="center"/>
       </w:pPr>
       <w:r>
@@ -108,7 +108,7 @@
     </w:p>
     <w:p>
       <w:pPr>
-        <w:spacing w:line="240" w:lineRule="auto" w:before="2100"/>
+        <w:spacing w:line="276" w:lineRule="auto" w:before="3158" w:after="0"/>
         <w:jc w:val="right"/>
       </w:pPr>
       <w:r>
@@ -123,7 +123,7 @@
       <w:r>
         <w:rPr>
           <w:rFonts w:ascii="Times New Roman" w:hAnsi="Times New Roman"/>
-          <w:b w:val="0"/>
+          <w:b/>
           <w:sz w:val="24"/>
         </w:rPr>
         <w:t>Alrifaai Alrifaaie, Amaal</w:t>
@@ -132,7 +132,7 @@
       <w:r>
         <w:rPr>
           <w:rFonts w:ascii="Times New Roman" w:hAnsi="Times New Roman"/>
-          <w:b w:val="0"/>
+          <w:b/>
           <w:sz w:val="24"/>
         </w:rPr>
         <w:t>C.I.: 31.985.792</w:t>
@@ -140,7 +140,7 @@
     </w:p>
     <w:p>
       <w:pPr>
-        <w:spacing w:before="1240"/>
+        <w:spacing w:line="276" w:lineRule="auto" w:before="1579" w:after="0"/>
         <w:jc w:val="center"/>
       </w:pPr>
       <w:r>
@@ -154,8 +154,7 @@
     <w:p>
       <w:pPr>
         <w:sectPr>
-          <w:footerReference w:type="default" r:id="rId15"/>
-          <w:footerReference w:type="first" r:id="rId16"/>
+          <w:footerReference w:type="default" r:id="rId16"/>
           <w:pgSz w:w="12240" w:h="15840"/>
           <w:pgMar w:top="1701" w:right="1701" w:bottom="1701" w:left="2268" w:header="720" w:footer="720" w:gutter="0"/>
           <w:cols w:space="720"/>
@@ -165,7 +164,7 @@
     </w:p>
     <w:p>
       <w:pPr>
-        <w:spacing w:line="240" w:lineRule="auto" w:before="0" w:after="0"/>
+        <w:spacing w:line="276" w:lineRule="auto" w:before="0" w:after="0"/>
         <w:jc w:val="center"/>
       </w:pPr>
       <w:r>
@@ -215,7 +214,7 @@
     </w:p>
     <w:p>
       <w:pPr>
-        <w:spacing w:line="360" w:lineRule="auto" w:before="1280" w:after="0"/>
+        <w:spacing w:line="276" w:lineRule="auto" w:before="3053" w:after="0"/>
         <w:jc w:val="center"/>
       </w:pPr>
       <w:r>
@@ -229,21 +228,7 @@
     </w:p>
     <w:p>
       <w:pPr>
-        <w:spacing w:line="360" w:lineRule="auto" w:before="440" w:after="0"/>
-        <w:jc w:val="center"/>
-      </w:pPr>
-      <w:r>
-        <w:rPr>
-          <w:rFonts w:ascii="Times New Roman" w:hAnsi="Times New Roman"/>
-          <w:b/>
-          <w:sz w:val="24"/>
-        </w:rPr>
-        <w:t>Informe de pasantías para obtener el título de Técnico Superior Universitario en la especialidad de: Administración</w:t>
-      </w:r>
-    </w:p>
-    <w:p>
-      <w:pPr>
-        <w:spacing w:before="2100" w:after="0" w:line="20" w:lineRule="exact"/>
+        <w:spacing w:before="2544" w:after="0" w:line="20" w:lineRule="exact"/>
       </w:pPr>
     </w:p>
     <w:tbl>
@@ -268,10 +253,11 @@
         <w:tc>
           <w:tcPr>
             <w:tcW w:type="dxa" w:w="4133"/>
+            <w:vAlign w:val="top"/>
           </w:tcPr>
           <w:p>
             <w:pPr>
-              <w:spacing w:line="240" w:lineRule="auto"/>
+              <w:spacing w:line="276" w:lineRule="auto"/>
               <w:jc w:val="left"/>
             </w:pPr>
             <w:r>
@@ -286,7 +272,7 @@
             <w:r>
               <w:rPr>
                 <w:rFonts w:ascii="Times New Roman" w:hAnsi="Times New Roman"/>
-                <w:b w:val="0"/>
+                <w:b/>
                 <w:sz w:val="24"/>
               </w:rPr>
               <w:t>Mata, Lenny</w:t>
@@ -295,7 +281,7 @@
             <w:r>
               <w:rPr>
                 <w:rFonts w:ascii="Times New Roman" w:hAnsi="Times New Roman"/>
-                <w:b w:val="0"/>
+                <w:b/>
                 <w:sz w:val="24"/>
               </w:rPr>
               <w:t>C.I.: 8969750</w:t>
@@ -304,7 +290,7 @@
             <w:r>
               <w:rPr>
                 <w:rFonts w:ascii="Times New Roman" w:hAnsi="Times New Roman"/>
-                <w:b w:val="0"/>
+                <w:b/>
                 <w:sz w:val="24"/>
               </w:rPr>
               <w:br/>
@@ -321,7 +307,7 @@
             <w:r>
               <w:rPr>
                 <w:rFonts w:ascii="Times New Roman" w:hAnsi="Times New Roman"/>
-                <w:b w:val="0"/>
+                <w:b/>
                 <w:sz w:val="24"/>
               </w:rPr>
               <w:t>Dra. Álvarez, Carmen</w:t>
@@ -330,7 +316,7 @@
             <w:r>
               <w:rPr>
                 <w:rFonts w:ascii="Times New Roman" w:hAnsi="Times New Roman"/>
-                <w:b w:val="0"/>
+                <w:b/>
                 <w:sz w:val="24"/>
               </w:rPr>
               <w:t>C.I.: 14.452.956</w:t>
@@ -340,10 +326,11 @@
         <w:tc>
           <w:tcPr>
             <w:tcW w:type="dxa" w:w="4139"/>
+            <w:vAlign w:val="top"/>
           </w:tcPr>
           <w:p>
             <w:pPr>
-              <w:spacing w:line="240" w:lineRule="auto"/>
+              <w:spacing w:line="276" w:lineRule="auto"/>
               <w:jc w:val="right"/>
             </w:pPr>
             <w:r>
@@ -358,7 +345,7 @@
             <w:r>
               <w:rPr>
                 <w:rFonts w:ascii="Times New Roman" w:hAnsi="Times New Roman"/>
-                <w:b w:val="0"/>
+                <w:b/>
                 <w:sz w:val="24"/>
               </w:rPr>
               <w:t>Alrifaai Alrifaaie, Amaal</w:t>
@@ -367,7 +354,7 @@
             <w:r>
               <w:rPr>
                 <w:rFonts w:ascii="Times New Roman" w:hAnsi="Times New Roman"/>
-                <w:b w:val="0"/>
+                <w:b/>
                 <w:sz w:val="24"/>
               </w:rPr>
               <w:t>C.I.: 31.985.792</w:t>
@@ -378,7 +365,7 @@
     </w:tbl>
     <w:p>
       <w:pPr>
-        <w:spacing w:before="800"/>
+        <w:spacing w:line="276" w:lineRule="auto" w:before="1272" w:after="0"/>
         <w:jc w:val="center"/>
       </w:pPr>
       <w:r>
@@ -393,12 +380,11 @@
       <w:pPr>
         <w:sectPr>
           <w:footerReference w:type="default" r:id="rId17"/>
-          <w:footerReference w:type="first" r:id="rId18"/>
           <w:pgSz w:w="12240" w:h="15840"/>
           <w:pgMar w:top="1701" w:right="1701" w:bottom="1701" w:left="2268" w:header="720" w:footer="720" w:gutter="0"/>
           <w:cols w:space="720"/>
+          <w:titlePg/>
           <w:docGrid w:linePitch="360"/>
-          <w:pgNumType w:start="2" w:fmt="lowerRoman"/>
         </w:sectPr>
       </w:pPr>
     </w:p>
@@ -589,13 +575,12 @@
     <w:p>
       <w:pPr>
         <w:sectPr>
-          <w:footerReference w:type="default" r:id="rId19"/>
-          <w:footerReference w:type="first" r:id="rId20"/>
+          <w:footerReference w:type="default" r:id="rId18"/>
           <w:pgSz w:w="12240" w:h="15840"/>
           <w:pgMar w:top="1701" w:right="1701" w:bottom="1701" w:left="2268" w:header="720" w:footer="720" w:gutter="0"/>
           <w:cols w:space="720"/>
+          <w:titlePg/>
           <w:docGrid w:linePitch="360"/>
-          <w:pgNumType w:fmt="lowerRoman"/>
         </w:sectPr>
       </w:pPr>
     </w:p>
@@ -759,20 +744,18 @@
     <w:p>
       <w:pPr>
         <w:sectPr>
-          <w:footerReference w:type="default" r:id="rId21"/>
-          <w:footerReference w:type="first" r:id="rId22"/>
+          <w:footerReference w:type="default" r:id="rId19"/>
           <w:pgSz w:w="12240" w:h="15840"/>
           <w:pgMar w:top="1701" w:right="1701" w:bottom="1701" w:left="2268" w:header="720" w:footer="720" w:gutter="0"/>
           <w:cols w:space="720"/>
+          <w:titlePg/>
           <w:docGrid w:linePitch="360"/>
-          <w:pgNumType w:fmt="lowerRoman"/>
         </w:sectPr>
       </w:pPr>
     </w:p>
     <w:p>
-      <w:bookmarkStart w:id="bm_indice" w:name="bm_indice"/>
-      <w:pPr>
-        <w:spacing w:before="1140" w:after="480" w:line="360" w:lineRule="auto"/>
+      <w:pPr>
+        <w:spacing w:before="1140" w:after="480"/>
         <w:jc w:val="center"/>
       </w:pPr>
       <w:r>
@@ -783,11 +766,22 @@
         </w:rPr>
         <w:t>ÍNDICE DE CONTENIDO</w:t>
       </w:r>
-      <w:bookmarkEnd w:id="bm_indice"/>
     </w:p>
     <w:p>
       <w:pPr>
-        <w:spacing w:after="80"/>
+        <w:sectPr>
+          <w:footerReference w:type="default" r:id="rId20"/>
+          <w:pgSz w:w="12240" w:h="15840"/>
+          <w:pgMar w:top="1701" w:right="1701" w:bottom="1701" w:left="2268" w:header="720" w:footer="720" w:gutter="0"/>
+          <w:cols w:space="720"/>
+          <w:titlePg/>
+          <w:docGrid w:linePitch="360"/>
+        </w:sectPr>
+      </w:pPr>
+    </w:p>
+    <w:p>
+      <w:pPr>
+        <w:spacing w:after="240"/>
         <w:jc w:val="right"/>
       </w:pPr>
       <w:r>
@@ -804,7 +798,7 @@
         <w:tabs>
           <w:tab w:pos="8271" w:val="right" w:leader="dot"/>
         </w:tabs>
-        <w:spacing w:line="240" w:lineRule="auto" w:before="0" w:after="0"/>
+        <w:spacing w:line="360" w:lineRule="auto" w:before="0" w:after="80"/>
         <w:ind w:left="0"/>
       </w:pPr>
       <w:r>
@@ -813,7 +807,7 @@
           <w:b w:val="0"/>
           <w:sz w:val="24"/>
         </w:rPr>
-        <w:t>CONTRAPORTADA</w:t>
+        <w:t>APROBACIÓN DEL TUTOR INDUSTRIAL</w:t>
         <w:tab/>
       </w:r>
       <w:r>
@@ -822,7 +816,11 @@
           <w:b w:val="0"/>
           <w:sz w:val="24"/>
         </w:rPr>
-        <w:t>ii</w:t>
+        <w:fldChar w:fldCharType="begin"/>
+        <w:instrText xml:space="preserve"> PAGEREF bm_aprob_ind \h </w:instrText>
+        <w:fldChar w:fldCharType="separate"/>
+        <w:t>?</w:t>
+        <w:fldChar w:fldCharType="end"/>
       </w:r>
     </w:p>
     <w:p>
@@ -830,7 +828,7 @@
         <w:tabs>
           <w:tab w:pos="8271" w:val="right" w:leader="dot"/>
         </w:tabs>
-        <w:spacing w:line="240" w:lineRule="auto" w:before="0" w:after="0"/>
+        <w:spacing w:line="360" w:lineRule="auto" w:before="0" w:after="80"/>
         <w:ind w:left="0"/>
       </w:pPr>
       <w:r>
@@ -839,7 +837,7 @@
           <w:b w:val="0"/>
           <w:sz w:val="24"/>
         </w:rPr>
-        <w:t>APROBACIÓN DEL TUTOR INDUSTRIAL</w:t>
+        <w:t>APROBACIÓN DEL TUTOR ACADÉMICO</w:t>
         <w:tab/>
       </w:r>
       <w:r>
@@ -848,7 +846,11 @@
           <w:b w:val="0"/>
           <w:sz w:val="24"/>
         </w:rPr>
-        <w:t>iii</w:t>
+        <w:fldChar w:fldCharType="begin"/>
+        <w:instrText xml:space="preserve"> PAGEREF bm_aprob_acad \h </w:instrText>
+        <w:fldChar w:fldCharType="separate"/>
+        <w:t>?</w:t>
+        <w:fldChar w:fldCharType="end"/>
       </w:r>
     </w:p>
     <w:p>
@@ -856,7 +858,7 @@
         <w:tabs>
           <w:tab w:pos="8271" w:val="right" w:leader="dot"/>
         </w:tabs>
-        <w:spacing w:line="240" w:lineRule="auto" w:before="0" w:after="0"/>
+        <w:spacing w:line="360" w:lineRule="auto" w:before="0" w:after="80"/>
         <w:ind w:left="0"/>
       </w:pPr>
       <w:r>
@@ -865,7 +867,7 @@
           <w:b w:val="0"/>
           <w:sz w:val="24"/>
         </w:rPr>
-        <w:t>APROBACIÓN DEL TUTOR ACADÉMICO</w:t>
+        <w:t>LISTA DE CUADROS</w:t>
         <w:tab/>
       </w:r>
       <w:r>
@@ -874,7 +876,11 @@
           <w:b w:val="0"/>
           <w:sz w:val="24"/>
         </w:rPr>
-        <w:t>iv</w:t>
+        <w:fldChar w:fldCharType="begin"/>
+        <w:instrText xml:space="preserve"> PAGEREF bm_lista_cuadros \h </w:instrText>
+        <w:fldChar w:fldCharType="separate"/>
+        <w:t>?</w:t>
+        <w:fldChar w:fldCharType="end"/>
       </w:r>
     </w:p>
     <w:p>
@@ -882,7 +888,7 @@
         <w:tabs>
           <w:tab w:pos="8271" w:val="right" w:leader="dot"/>
         </w:tabs>
-        <w:spacing w:line="240" w:lineRule="auto" w:before="0" w:after="0"/>
+        <w:spacing w:line="360" w:lineRule="auto" w:before="0" w:after="80"/>
         <w:ind w:left="0"/>
       </w:pPr>
       <w:r>
@@ -891,7 +897,7 @@
           <w:b w:val="0"/>
           <w:sz w:val="24"/>
         </w:rPr>
-        <w:t>ÍNDICE DE CONTENIDO</w:t>
+        <w:t>LISTA DE FIGURAS</w:t>
         <w:tab/>
       </w:r>
       <w:r>
@@ -900,7 +906,11 @@
           <w:b w:val="0"/>
           <w:sz w:val="24"/>
         </w:rPr>
-        <w:t>v</w:t>
+        <w:fldChar w:fldCharType="begin"/>
+        <w:instrText xml:space="preserve"> PAGEREF bm_lista_figuras \h </w:instrText>
+        <w:fldChar w:fldCharType="separate"/>
+        <w:t>?</w:t>
+        <w:fldChar w:fldCharType="end"/>
       </w:r>
     </w:p>
     <w:p>
@@ -908,7 +918,7 @@
         <w:tabs>
           <w:tab w:pos="8271" w:val="right" w:leader="dot"/>
         </w:tabs>
-        <w:spacing w:line="240" w:lineRule="auto" w:before="0" w:after="0"/>
+        <w:spacing w:line="360" w:lineRule="auto" w:before="0" w:after="80"/>
         <w:ind w:left="0"/>
       </w:pPr>
       <w:r>
@@ -917,7 +927,7 @@
           <w:b w:val="0"/>
           <w:sz w:val="24"/>
         </w:rPr>
-        <w:t>LISTA DE CUADROS</w:t>
+        <w:t>LISTA DE GRÁFICOS</w:t>
         <w:tab/>
       </w:r>
       <w:r>
@@ -926,7 +936,11 @@
           <w:b w:val="0"/>
           <w:sz w:val="24"/>
         </w:rPr>
-        <w:t>vii</w:t>
+        <w:fldChar w:fldCharType="begin"/>
+        <w:instrText xml:space="preserve"> PAGEREF bm_lista_graficos \h </w:instrText>
+        <w:fldChar w:fldCharType="separate"/>
+        <w:t>?</w:t>
+        <w:fldChar w:fldCharType="end"/>
       </w:r>
     </w:p>
     <w:p>
@@ -934,7 +948,7 @@
         <w:tabs>
           <w:tab w:pos="8271" w:val="right" w:leader="dot"/>
         </w:tabs>
-        <w:spacing w:line="240" w:lineRule="auto" w:before="0" w:after="0"/>
+        <w:spacing w:line="360" w:lineRule="auto" w:before="0" w:after="80"/>
         <w:ind w:left="0"/>
       </w:pPr>
       <w:r>
@@ -943,7 +957,7 @@
           <w:b w:val="0"/>
           <w:sz w:val="24"/>
         </w:rPr>
-        <w:t>LISTA DE GRÁFICOS</w:t>
+        <w:t>LISTA DE ANEXOS</w:t>
         <w:tab/>
       </w:r>
       <w:r>
@@ -952,7 +966,11 @@
           <w:b w:val="0"/>
           <w:sz w:val="24"/>
         </w:rPr>
-        <w:t>viii</w:t>
+        <w:fldChar w:fldCharType="begin"/>
+        <w:instrText xml:space="preserve"> PAGEREF bm_lista_anexos \h </w:instrText>
+        <w:fldChar w:fldCharType="separate"/>
+        <w:t>?</w:t>
+        <w:fldChar w:fldCharType="end"/>
       </w:r>
     </w:p>
     <w:p>
@@ -960,7 +978,7 @@
         <w:tabs>
           <w:tab w:pos="8271" w:val="right" w:leader="dot"/>
         </w:tabs>
-        <w:spacing w:line="240" w:lineRule="auto" w:before="0" w:after="0"/>
+        <w:spacing w:line="360" w:lineRule="auto" w:before="0" w:after="80"/>
         <w:ind w:left="0"/>
       </w:pPr>
       <w:r>
@@ -969,7 +987,7 @@
           <w:b w:val="0"/>
           <w:sz w:val="24"/>
         </w:rPr>
-        <w:t>LISTA DE ANEXOS</w:t>
+        <w:t>RESUMEN</w:t>
         <w:tab/>
       </w:r>
       <w:r>
@@ -978,7 +996,11 @@
           <w:b w:val="0"/>
           <w:sz w:val="24"/>
         </w:rPr>
-        <w:t>ix</w:t>
+        <w:fldChar w:fldCharType="begin"/>
+        <w:instrText xml:space="preserve"> PAGEREF bm_resumen \h </w:instrText>
+        <w:fldChar w:fldCharType="separate"/>
+        <w:t>?</w:t>
+        <w:fldChar w:fldCharType="end"/>
       </w:r>
     </w:p>
     <w:p>
@@ -986,7 +1008,7 @@
         <w:tabs>
           <w:tab w:pos="8271" w:val="right" w:leader="dot"/>
         </w:tabs>
-        <w:spacing w:line="240" w:lineRule="auto" w:before="0" w:after="0"/>
+        <w:spacing w:line="360" w:lineRule="auto" w:before="0" w:after="80"/>
         <w:ind w:left="0"/>
       </w:pPr>
       <w:r>
@@ -995,7 +1017,7 @@
           <w:b w:val="0"/>
           <w:sz w:val="24"/>
         </w:rPr>
-        <w:t>RESUMEN</w:t>
+        <w:t>INTRODUCCIÓN</w:t>
         <w:tab/>
       </w:r>
       <w:r>
@@ -1004,7 +1026,22 @@
           <w:b w:val="0"/>
           <w:sz w:val="24"/>
         </w:rPr>
-        <w:t>x</w:t>
+        <w:fldChar w:fldCharType="begin"/>
+        <w:instrText xml:space="preserve"> PAGEREF bm_introduccion \h </w:instrText>
+        <w:fldChar w:fldCharType="separate"/>
+        <w:t>?</w:t>
+        <w:fldChar w:fldCharType="end"/>
+      </w:r>
+    </w:p>
+    <w:p>
+      <w:pPr>
+        <w:spacing w:before="240" w:after="120"/>
+      </w:pPr>
+      <w:r>
+        <w:rPr>
+          <w:b/>
+        </w:rPr>
+        <w:t>CAPÍTULOS</w:t>
       </w:r>
     </w:p>
     <w:p>
@@ -1012,44 +1049,7 @@
         <w:tabs>
           <w:tab w:pos="8271" w:val="right" w:leader="dot"/>
         </w:tabs>
-        <w:spacing w:line="240" w:lineRule="auto" w:before="0" w:after="0"/>
-        <w:ind w:left="0"/>
-      </w:pPr>
-      <w:r>
-        <w:rPr>
-          <w:rFonts w:ascii="Times New Roman" w:hAnsi="Times New Roman"/>
-          <w:b w:val="0"/>
-          <w:sz w:val="24"/>
-        </w:rPr>
-        <w:t>INTRODUCCIÓN</w:t>
-        <w:tab/>
-      </w:r>
-      <w:r>
-        <w:rPr>
-          <w:rFonts w:ascii="Times New Roman" w:hAnsi="Times New Roman"/>
-          <w:b w:val="0"/>
-          <w:sz w:val="24"/>
-        </w:rPr>
-        <w:t>1</w:t>
-      </w:r>
-    </w:p>
-    <w:p>
-      <w:pPr>
-        <w:spacing w:before="80" w:after="0"/>
-      </w:pPr>
-      <w:r>
-        <w:rPr>
-          <w:b/>
-        </w:rPr>
-        <w:t>CAPÍTULOS</w:t>
-      </w:r>
-    </w:p>
-    <w:p>
-      <w:pPr>
-        <w:tabs>
-          <w:tab w:pos="8271" w:val="right" w:leader="dot"/>
-        </w:tabs>
-        <w:spacing w:line="240" w:lineRule="auto" w:before="0" w:after="0"/>
+        <w:spacing w:line="360" w:lineRule="auto" w:before="0" w:after="80"/>
         <w:ind w:left="0"/>
       </w:pPr>
       <w:r>
@@ -1079,7 +1079,7 @@
         <w:tabs>
           <w:tab w:pos="8271" w:val="right" w:leader="dot"/>
         </w:tabs>
-        <w:spacing w:line="240" w:lineRule="auto" w:before="0" w:after="0"/>
+        <w:spacing w:line="360" w:lineRule="auto" w:before="0" w:after="80"/>
         <w:ind w:left="283"/>
       </w:pPr>
       <w:r>
@@ -1109,7 +1109,7 @@
         <w:tabs>
           <w:tab w:pos="8271" w:val="right" w:leader="dot"/>
         </w:tabs>
-        <w:spacing w:line="240" w:lineRule="auto" w:before="0" w:after="0"/>
+        <w:spacing w:line="360" w:lineRule="auto" w:before="0" w:after="80"/>
         <w:ind w:left="283"/>
       </w:pPr>
       <w:r>
@@ -1139,7 +1139,7 @@
         <w:tabs>
           <w:tab w:pos="8271" w:val="right" w:leader="dot"/>
         </w:tabs>
-        <w:spacing w:line="240" w:lineRule="auto" w:before="0" w:after="0"/>
+        <w:spacing w:line="360" w:lineRule="auto" w:before="0" w:after="80"/>
         <w:ind w:left="283"/>
       </w:pPr>
       <w:r>
@@ -1169,7 +1169,7 @@
         <w:tabs>
           <w:tab w:pos="8271" w:val="right" w:leader="dot"/>
         </w:tabs>
-        <w:spacing w:line="240" w:lineRule="auto" w:before="0" w:after="0"/>
+        <w:spacing w:line="360" w:lineRule="auto" w:before="0" w:after="80"/>
         <w:ind w:left="283"/>
       </w:pPr>
       <w:r>
@@ -1199,7 +1199,7 @@
         <w:tabs>
           <w:tab w:pos="8271" w:val="right" w:leader="dot"/>
         </w:tabs>
-        <w:spacing w:line="240" w:lineRule="auto" w:before="0" w:after="0"/>
+        <w:spacing w:line="360" w:lineRule="auto" w:before="0" w:after="80"/>
         <w:ind w:left="283"/>
       </w:pPr>
       <w:r>
@@ -1229,7 +1229,7 @@
         <w:tabs>
           <w:tab w:pos="8271" w:val="right" w:leader="dot"/>
         </w:tabs>
-        <w:spacing w:line="240" w:lineRule="auto" w:before="0" w:after="0"/>
+        <w:spacing w:line="360" w:lineRule="auto" w:before="0" w:after="80"/>
         <w:ind w:left="283"/>
       </w:pPr>
       <w:r>
@@ -1259,7 +1259,7 @@
         <w:tabs>
           <w:tab w:pos="8271" w:val="right" w:leader="dot"/>
         </w:tabs>
-        <w:spacing w:line="240" w:lineRule="auto" w:before="0" w:after="0"/>
+        <w:spacing w:line="360" w:lineRule="auto" w:before="0" w:after="80"/>
         <w:ind w:left="283"/>
       </w:pPr>
       <w:r>
@@ -1289,7 +1289,7 @@
         <w:tabs>
           <w:tab w:pos="8271" w:val="right" w:leader="dot"/>
         </w:tabs>
-        <w:spacing w:line="240" w:lineRule="auto" w:before="0" w:after="0"/>
+        <w:spacing w:line="360" w:lineRule="auto" w:before="0" w:after="80"/>
         <w:ind w:left="283"/>
       </w:pPr>
       <w:r>
@@ -1319,7 +1319,7 @@
         <w:tabs>
           <w:tab w:pos="8271" w:val="right" w:leader="dot"/>
         </w:tabs>
-        <w:spacing w:line="240" w:lineRule="auto" w:before="0" w:after="0"/>
+        <w:spacing w:line="360" w:lineRule="auto" w:before="0" w:after="80"/>
         <w:ind w:left="283"/>
       </w:pPr>
       <w:r>
@@ -1349,37 +1349,7 @@
         <w:tabs>
           <w:tab w:pos="8271" w:val="right" w:leader="dot"/>
         </w:tabs>
-        <w:spacing w:line="240" w:lineRule="auto" w:before="0" w:after="0"/>
-        <w:ind w:left="283"/>
-      </w:pPr>
-      <w:r>
-        <w:rPr>
-          <w:rFonts w:ascii="Times New Roman" w:hAnsi="Times New Roman"/>
-          <w:b w:val="0"/>
-          <w:sz w:val="24"/>
-        </w:rPr>
-        <w:t>Descripción del departamento donde realizó la pasantía</w:t>
-        <w:tab/>
-      </w:r>
-      <w:r>
-        <w:rPr>
-          <w:rFonts w:ascii="Times New Roman" w:hAnsi="Times New Roman"/>
-          <w:b w:val="0"/>
-          <w:sz w:val="24"/>
-        </w:rPr>
-        <w:fldChar w:fldCharType="begin"/>
-        <w:instrText xml:space="preserve"> PAGEREF bm_cap1_depto \h </w:instrText>
-        <w:fldChar w:fldCharType="separate"/>
-        <w:t>?</w:t>
-        <w:fldChar w:fldCharType="end"/>
-      </w:r>
-    </w:p>
-    <w:p>
-      <w:pPr>
-        <w:tabs>
-          <w:tab w:pos="8271" w:val="right" w:leader="dot"/>
-        </w:tabs>
-        <w:spacing w:line="240" w:lineRule="auto" w:before="0" w:after="0"/>
+        <w:spacing w:line="360" w:lineRule="auto" w:before="0" w:after="80"/>
         <w:ind w:left="0"/>
       </w:pPr>
       <w:r>
@@ -1409,7 +1379,7 @@
         <w:tabs>
           <w:tab w:pos="8271" w:val="right" w:leader="dot"/>
         </w:tabs>
-        <w:spacing w:line="240" w:lineRule="auto" w:before="0" w:after="0"/>
+        <w:spacing w:line="360" w:lineRule="auto" w:before="0" w:after="80"/>
         <w:ind w:left="283"/>
       </w:pPr>
       <w:r>
@@ -1439,7 +1409,7 @@
         <w:tabs>
           <w:tab w:pos="8271" w:val="right" w:leader="dot"/>
         </w:tabs>
-        <w:spacing w:line="240" w:lineRule="auto" w:before="0" w:after="0"/>
+        <w:spacing w:line="360" w:lineRule="auto" w:before="0" w:after="80"/>
         <w:ind w:left="283"/>
       </w:pPr>
       <w:r>
@@ -1469,7 +1439,7 @@
         <w:tabs>
           <w:tab w:pos="8271" w:val="right" w:leader="dot"/>
         </w:tabs>
-        <w:spacing w:line="240" w:lineRule="auto" w:before="0" w:after="0"/>
+        <w:spacing w:line="360" w:lineRule="auto" w:before="0" w:after="80"/>
         <w:ind w:left="283"/>
       </w:pPr>
       <w:r>
@@ -1499,7 +1469,7 @@
         <w:tabs>
           <w:tab w:pos="8271" w:val="right" w:leader="dot"/>
         </w:tabs>
-        <w:spacing w:line="240" w:lineRule="auto" w:before="0" w:after="0"/>
+        <w:spacing w:line="360" w:lineRule="auto" w:before="0" w:after="80"/>
         <w:ind w:left="283"/>
       </w:pPr>
       <w:r>
@@ -1529,7 +1499,7 @@
         <w:tabs>
           <w:tab w:pos="8271" w:val="right" w:leader="dot"/>
         </w:tabs>
-        <w:spacing w:line="240" w:lineRule="auto" w:before="0" w:after="0"/>
+        <w:spacing w:line="360" w:lineRule="auto" w:before="0" w:after="80"/>
         <w:ind w:left="283"/>
       </w:pPr>
       <w:r>
@@ -1559,7 +1529,7 @@
         <w:tabs>
           <w:tab w:pos="8271" w:val="right" w:leader="dot"/>
         </w:tabs>
-        <w:spacing w:line="240" w:lineRule="auto" w:before="0" w:after="0"/>
+        <w:spacing w:line="360" w:lineRule="auto" w:before="0" w:after="80"/>
         <w:ind w:left="0"/>
       </w:pPr>
       <w:r>
@@ -1589,7 +1559,7 @@
         <w:tabs>
           <w:tab w:pos="8271" w:val="right" w:leader="dot"/>
         </w:tabs>
-        <w:spacing w:line="240" w:lineRule="auto" w:before="0" w:after="0"/>
+        <w:spacing w:line="360" w:lineRule="auto" w:before="0" w:after="80"/>
         <w:ind w:left="283"/>
       </w:pPr>
       <w:r>
@@ -1619,7 +1589,7 @@
         <w:tabs>
           <w:tab w:pos="8271" w:val="right" w:leader="dot"/>
         </w:tabs>
-        <w:spacing w:line="240" w:lineRule="auto" w:before="0" w:after="0"/>
+        <w:spacing w:line="360" w:lineRule="auto" w:before="0" w:after="80"/>
         <w:ind w:left="0"/>
       </w:pPr>
       <w:r>
@@ -1649,7 +1619,7 @@
         <w:tabs>
           <w:tab w:pos="8271" w:val="right" w:leader="dot"/>
         </w:tabs>
-        <w:spacing w:line="240" w:lineRule="auto" w:before="0" w:after="0"/>
+        <w:spacing w:line="360" w:lineRule="auto" w:before="0" w:after="80"/>
         <w:ind w:left="283"/>
       </w:pPr>
       <w:r>
@@ -1679,7 +1649,7 @@
         <w:tabs>
           <w:tab w:pos="8271" w:val="right" w:leader="dot"/>
         </w:tabs>
-        <w:spacing w:line="240" w:lineRule="auto" w:before="0" w:after="0"/>
+        <w:spacing w:line="360" w:lineRule="auto" w:before="0" w:after="80"/>
         <w:ind w:left="0"/>
       </w:pPr>
       <w:r>
@@ -1709,7 +1679,7 @@
         <w:tabs>
           <w:tab w:pos="8271" w:val="right" w:leader="dot"/>
         </w:tabs>
-        <w:spacing w:line="240" w:lineRule="auto" w:before="0" w:after="0"/>
+        <w:spacing w:line="360" w:lineRule="auto" w:before="0" w:after="80"/>
         <w:ind w:left="283"/>
       </w:pPr>
       <w:r>
@@ -1739,7 +1709,7 @@
         <w:tabs>
           <w:tab w:pos="8271" w:val="right" w:leader="dot"/>
         </w:tabs>
-        <w:spacing w:line="240" w:lineRule="auto" w:before="0" w:after="0"/>
+        <w:spacing w:line="360" w:lineRule="auto" w:before="0" w:after="80"/>
         <w:ind w:left="283"/>
       </w:pPr>
       <w:r>
@@ -1769,7 +1739,7 @@
         <w:tabs>
           <w:tab w:pos="8271" w:val="right" w:leader="dot"/>
         </w:tabs>
-        <w:spacing w:line="240" w:lineRule="auto" w:before="0" w:after="0"/>
+        <w:spacing w:line="360" w:lineRule="auto" w:before="0" w:after="80"/>
         <w:ind w:left="0"/>
       </w:pPr>
       <w:r>
@@ -1799,7 +1769,7 @@
         <w:tabs>
           <w:tab w:pos="8271" w:val="right" w:leader="dot"/>
         </w:tabs>
-        <w:spacing w:line="240" w:lineRule="auto" w:before="0" w:after="0"/>
+        <w:spacing w:line="360" w:lineRule="auto" w:before="0" w:after="80"/>
         <w:ind w:left="0"/>
       </w:pPr>
       <w:r>
@@ -1827,20 +1797,20 @@
     <w:p>
       <w:pPr>
         <w:sectPr>
-          <w:footerReference w:type="default" r:id="rId23"/>
-          <w:footerReference w:type="first" r:id="rId24"/>
+          <w:footerReference w:type="default" r:id="rId21"/>
+          <w:type w:val="continuous"/>
           <w:pgSz w:w="12240" w:h="15840"/>
           <w:pgMar w:top="1701" w:right="1701" w:bottom="1701" w:left="2268" w:header="720" w:footer="720" w:gutter="0"/>
           <w:cols w:space="720"/>
+          <w:titlePg/>
           <w:docGrid w:linePitch="360"/>
-          <w:pgNumType w:fmt="lowerRoman"/>
         </w:sectPr>
       </w:pPr>
     </w:p>
     <w:p>
       <w:bookmarkStart w:id="bm_lista_cuadros" w:name="bm_lista_cuadros"/>
       <w:pPr>
-        <w:spacing w:before="1140" w:after="480" w:line="360" w:lineRule="auto"/>
+        <w:spacing w:before="1140" w:after="480"/>
         <w:jc w:val="center"/>
       </w:pPr>
       <w:r>
@@ -1852,6 +1822,18 @@
         <w:t>LISTA DE CUADROS</w:t>
       </w:r>
       <w:bookmarkEnd w:id="bm_lista_cuadros"/>
+    </w:p>
+    <w:p>
+      <w:pPr>
+        <w:sectPr>
+          <w:footerReference w:type="default" r:id="rId22"/>
+          <w:pgSz w:w="12240" w:h="15840"/>
+          <w:pgMar w:top="1701" w:right="1701" w:bottom="1701" w:left="2268" w:header="720" w:footer="720" w:gutter="0"/>
+          <w:cols w:space="720"/>
+          <w:titlePg/>
+          <w:docGrid w:linePitch="360"/>
+        </w:sectPr>
+      </w:pPr>
     </w:p>
     <w:p>
       <w:pPr>
@@ -1947,20 +1929,61 @@
     <w:p>
       <w:pPr>
         <w:sectPr>
-          <w:footerReference w:type="default" r:id="rId25"/>
-          <w:footerReference w:type="first" r:id="rId26"/>
+          <w:footerReference w:type="default" r:id="rId23"/>
+          <w:type w:val="continuous"/>
           <w:pgSz w:w="12240" w:h="15840"/>
           <w:pgMar w:top="1701" w:right="1701" w:bottom="1701" w:left="2268" w:header="720" w:footer="720" w:gutter="0"/>
           <w:cols w:space="720"/>
+          <w:titlePg/>
           <w:docGrid w:linePitch="360"/>
-          <w:pgNumType w:fmt="lowerRoman"/>
+        </w:sectPr>
+      </w:pPr>
+    </w:p>
+    <w:p>
+      <w:bookmarkStart w:id="bm_lista_figuras" w:name="bm_lista_figuras"/>
+      <w:pPr>
+        <w:spacing w:before="1140" w:after="480"/>
+        <w:jc w:val="center"/>
+      </w:pPr>
+      <w:r>
+        <w:rPr>
+          <w:rFonts w:ascii="Times New Roman" w:hAnsi="Times New Roman"/>
+          <w:b/>
+          <w:sz w:val="24"/>
+        </w:rPr>
+        <w:t>LISTA DE FIGURAS</w:t>
+      </w:r>
+      <w:bookmarkEnd w:id="bm_lista_figuras"/>
+    </w:p>
+    <w:p>
+      <w:pPr>
+        <w:sectPr>
+          <w:footerReference w:type="default" r:id="rId24"/>
+          <w:pgSz w:w="12240" w:h="15840"/>
+          <w:pgMar w:top="1701" w:right="1701" w:bottom="1701" w:left="2268" w:header="720" w:footer="720" w:gutter="0"/>
+          <w:cols w:space="720"/>
+          <w:titlePg/>
+          <w:docGrid w:linePitch="360"/>
+        </w:sectPr>
+      </w:pPr>
+    </w:p>
+    <w:p>
+      <w:pPr>
+        <w:sectPr>
+          <w:footerReference w:type="default" r:id="rId25"/>
+          <w:type w:val="continuous"/>
+          <w:pgSz w:w="12240" w:h="15840"/>
+          <w:pgMar w:top="1701" w:right="1701" w:bottom="1701" w:left="2268" w:header="720" w:footer="720" w:gutter="0"/>
+          <w:cols w:space="720"/>
+          <w:titlePg/>
+          <w:docGrid w:linePitch="360"/>
         </w:sectPr>
       </w:pPr>
     </w:p>
     <w:p>
       <w:bookmarkStart w:id="bm_lista_graficos" w:name="bm_lista_graficos"/>
       <w:pPr>
-        <w:spacing w:before="1140" w:after="480" w:line="360" w:lineRule="auto"/>
+        <w:spacing w:before="1140" w:after="480"/>
         <w:jc w:val="center"/>
       </w:pPr>
       <w:r>
@@ -1972,6 +1995,18 @@
         <w:t>LISTA DE GRÁFICOS</w:t>
       </w:r>
       <w:bookmarkEnd w:id="bm_lista_graficos"/>
+    </w:p>
+    <w:p>
+      <w:pPr>
+        <w:sectPr>
+          <w:footerReference w:type="default" r:id="rId26"/>
+          <w:pgSz w:w="12240" w:h="15840"/>
+          <w:pgMar w:top="1701" w:right="1701" w:bottom="1701" w:left="2268" w:header="720" w:footer="720" w:gutter="0"/>
+          <w:cols w:space="720"/>
+          <w:titlePg/>
+          <w:docGrid w:linePitch="360"/>
+        </w:sectPr>
+      </w:pPr>
     </w:p>
     <w:p>
       <w:pPr>
@@ -2016,7 +2051,7 @@
         </w:rPr>
         <w:t>1</w:t>
         <w:tab/>
-        <w:t>Representación cartográfica y ubicación espacial de Ingeniería de Telecomunicaciones, C.A.</w:t>
+        <w:t>Logotipo de Ingeniería de Telecomunicaciones, C.A.</w:t>
         <w:tab/>
       </w:r>
       <w:r>
@@ -2048,7 +2083,7 @@
         </w:rPr>
         <w:t>2</w:t>
         <w:tab/>
-        <w:t>Organigrama estructural y niveles jerárquicos de Ingeniería de Telecomunicaciones, C.A.</w:t>
+        <w:t>Representación cartográfica y ubicación espacial de Ingeniería de Telecomunicaciones, C.A.</w:t>
         <w:tab/>
       </w:r>
       <w:r>
@@ -2080,7 +2115,7 @@
         </w:rPr>
         <w:t>3</w:t>
         <w:tab/>
-        <w:t>Organigrama del Departamento de Administración.</w:t>
+        <w:t>Organigrama estructural y niveles jerárquicos de Ingeniería de Telecomunicaciones, C.A.</w:t>
         <w:tab/>
       </w:r>
       <w:r>
@@ -2094,62 +2129,6 @@
         <w:fldChar w:fldCharType="separate"/>
         <w:t>?</w:t>
         <w:fldChar w:fldCharType="end"/>
-      </w:r>
-    </w:p>
-    <w:p>
-      <w:pPr>
-        <w:sectPr>
-          <w:footerReference w:type="default" r:id="rId27"/>
-          <w:footerReference w:type="first" r:id="rId28"/>
-          <w:pgSz w:w="12240" w:h="15840"/>
-          <w:pgMar w:top="1701" w:right="1701" w:bottom="1701" w:left="2268" w:header="720" w:footer="720" w:gutter="0"/>
-          <w:cols w:space="720"/>
-          <w:docGrid w:linePitch="360"/>
-          <w:pgNumType w:fmt="lowerRoman"/>
-        </w:sectPr>
-      </w:pPr>
-    </w:p>
-    <w:p>
-      <w:bookmarkStart w:id="bm_lista_anexos" w:name="bm_lista_anexos"/>
-      <w:pPr>
-        <w:spacing w:before="1140" w:after="480" w:line="360" w:lineRule="auto"/>
-        <w:jc w:val="center"/>
-      </w:pPr>
-      <w:r>
-        <w:rPr>
-          <w:rFonts w:ascii="Times New Roman" w:hAnsi="Times New Roman"/>
-          <w:b/>
-          <w:sz w:val="24"/>
-        </w:rPr>
-        <w:t>LISTA DE ANEXOS</w:t>
-      </w:r>
-      <w:bookmarkEnd w:id="bm_lista_anexos"/>
-    </w:p>
-    <w:p>
-      <w:pPr>
-        <w:tabs>
-          <w:tab w:pos="8271" w:val="right"/>
-        </w:tabs>
-        <w:spacing w:before="240" w:after="240"/>
-      </w:pPr>
-      <w:r>
-        <w:rPr>
-          <w:rFonts w:ascii="Times New Roman" w:hAnsi="Times New Roman"/>
-          <w:b/>
-          <w:sz w:val="24"/>
-        </w:rPr>
-        <w:t>ANEXOS</w:t>
-      </w:r>
-      <w:r>
-        <w:tab/>
-      </w:r>
-      <w:r>
-        <w:rPr>
-          <w:rFonts w:ascii="Times New Roman" w:hAnsi="Times New Roman"/>
-          <w:b/>
-          <w:sz w:val="24"/>
-        </w:rPr>
-        <w:t>pp.</w:t>
       </w:r>
     </w:p>
     <w:p>
@@ -2166,6 +2145,106 @@
           <w:rFonts w:ascii="Times New Roman" w:hAnsi="Times New Roman"/>
           <w:sz w:val="24"/>
         </w:rPr>
+        <w:t>4</w:t>
+        <w:tab/>
+        <w:t>Organigrama del Departamento de Administración.</w:t>
+        <w:tab/>
+      </w:r>
+      <w:r>
+        <w:rPr>
+          <w:rFonts w:ascii="Times New Roman" w:hAnsi="Times New Roman"/>
+          <w:b w:val="0"/>
+          <w:sz w:val="24"/>
+        </w:rPr>
+        <w:fldChar w:fldCharType="begin"/>
+        <w:instrText xml:space="preserve"> PAGEREF bm_grafico4 \h </w:instrText>
+        <w:fldChar w:fldCharType="separate"/>
+        <w:t>?</w:t>
+        <w:fldChar w:fldCharType="end"/>
+      </w:r>
+    </w:p>
+    <w:p>
+      <w:pPr>
+        <w:sectPr>
+          <w:footerReference w:type="default" r:id="rId27"/>
+          <w:type w:val="continuous"/>
+          <w:pgSz w:w="12240" w:h="15840"/>
+          <w:pgMar w:top="1701" w:right="1701" w:bottom="1701" w:left="2268" w:header="720" w:footer="720" w:gutter="0"/>
+          <w:cols w:space="720"/>
+          <w:titlePg/>
+          <w:docGrid w:linePitch="360"/>
+        </w:sectPr>
+      </w:pPr>
+    </w:p>
+    <w:p>
+      <w:bookmarkStart w:id="bm_lista_anexos" w:name="bm_lista_anexos"/>
+      <w:pPr>
+        <w:spacing w:before="1140" w:after="480"/>
+        <w:jc w:val="center"/>
+      </w:pPr>
+      <w:r>
+        <w:rPr>
+          <w:rFonts w:ascii="Times New Roman" w:hAnsi="Times New Roman"/>
+          <w:b/>
+          <w:sz w:val="24"/>
+        </w:rPr>
+        <w:t>LISTA DE ANEXOS</w:t>
+      </w:r>
+      <w:bookmarkEnd w:id="bm_lista_anexos"/>
+    </w:p>
+    <w:p>
+      <w:pPr>
+        <w:sectPr>
+          <w:footerReference w:type="default" r:id="rId28"/>
+          <w:pgSz w:w="12240" w:h="15840"/>
+          <w:pgMar w:top="1701" w:right="1701" w:bottom="1701" w:left="2268" w:header="720" w:footer="720" w:gutter="0"/>
+          <w:cols w:space="720"/>
+          <w:titlePg/>
+          <w:docGrid w:linePitch="360"/>
+        </w:sectPr>
+      </w:pPr>
+    </w:p>
+    <w:p>
+      <w:pPr>
+        <w:tabs>
+          <w:tab w:pos="8271" w:val="right"/>
+        </w:tabs>
+        <w:spacing w:before="240" w:after="240"/>
+      </w:pPr>
+      <w:r>
+        <w:rPr>
+          <w:rFonts w:ascii="Times New Roman" w:hAnsi="Times New Roman"/>
+          <w:b/>
+          <w:sz w:val="24"/>
+        </w:rPr>
+        <w:t>ANEXOS</w:t>
+      </w:r>
+      <w:r>
+        <w:tab/>
+      </w:r>
+      <w:r>
+        <w:rPr>
+          <w:rFonts w:ascii="Times New Roman" w:hAnsi="Times New Roman"/>
+          <w:b/>
+          <w:sz w:val="24"/>
+        </w:rPr>
+        <w:t>pp.</w:t>
+      </w:r>
+    </w:p>
+    <w:p>
+      <w:pPr>
+        <w:tabs>
+          <w:tab w:pos="1020" w:val="left"/>
+          <w:tab w:pos="8271" w:val="right" w:leader="dot"/>
+        </w:tabs>
+        <w:spacing w:line="360" w:lineRule="auto" w:before="0" w:after="80"/>
+        <w:ind w:left="1020" w:hanging="1020"/>
+      </w:pPr>
+      <w:r>
+        <w:rPr>
+          <w:rFonts w:ascii="Times New Roman" w:hAnsi="Times New Roman"/>
+          <w:sz w:val="24"/>
+        </w:rPr>
         <w:t>A</w:t>
         <w:tab/>
         <w:t>Flujograma del proceso propuesto de gestión de solicitudes de servicios</w:t>
@@ -2188,298 +2267,318 @@
       <w:pPr>
         <w:sectPr>
           <w:footerReference w:type="default" r:id="rId29"/>
-          <w:footerReference w:type="first" r:id="rId30"/>
-          <w:pgSz w:w="12240" w:h="15840"/>
-          <w:pgMar w:top="1701" w:right="1701" w:bottom="1701" w:left="2268" w:header="720" w:footer="720" w:gutter="0"/>
-          <w:cols w:space="720"/>
-          <w:docGrid w:linePitch="360"/>
-          <w:pgNumType w:fmt="lowerRoman"/>
-        </w:sectPr>
-      </w:pPr>
-    </w:p>
-    <w:p>
-      <w:pPr>
-        <w:spacing w:line="240" w:lineRule="auto" w:after="0"/>
-        <w:jc w:val="center"/>
-      </w:pPr>
-      <w:r>
-        <w:rPr>
-          <w:rFonts w:ascii="Times New Roman" w:hAnsi="Times New Roman"/>
-          <w:b/>
-          <w:sz w:val="24"/>
-        </w:rPr>
-        <w:t>REPÚBLICA BOLIVARIANA DE VENEZUELA</w:t>
-      </w:r>
-    </w:p>
-    <w:p>
-      <w:pPr>
-        <w:spacing w:line="240" w:lineRule="auto" w:after="0"/>
-        <w:jc w:val="center"/>
-      </w:pPr>
-      <w:r>
-        <w:rPr>
-          <w:rFonts w:ascii="Times New Roman" w:hAnsi="Times New Roman"/>
-          <w:b/>
-          <w:sz w:val="24"/>
-        </w:rPr>
-        <w:t>MINISTERIO DEL PODER POPULAR PARA LA EDUCACIÓN UNIVERSITARIA</w:t>
-      </w:r>
-    </w:p>
-    <w:p>
-      <w:pPr>
-        <w:spacing w:line="240" w:lineRule="auto" w:after="0"/>
-        <w:jc w:val="center"/>
-      </w:pPr>
-      <w:r>
-        <w:rPr>
-          <w:rFonts w:ascii="Times New Roman" w:hAnsi="Times New Roman"/>
-          <w:b/>
-          <w:sz w:val="24"/>
-        </w:rPr>
-        <w:t>INSTITUTO UNIVERSITARIO DE TECNOLOGÍA</w:t>
-      </w:r>
-    </w:p>
-    <w:p>
-      <w:pPr>
-        <w:spacing w:line="240" w:lineRule="auto" w:after="0"/>
-        <w:jc w:val="center"/>
-      </w:pPr>
-      <w:r>
-        <w:rPr>
-          <w:rFonts w:ascii="Times New Roman" w:hAnsi="Times New Roman"/>
-          <w:b/>
-          <w:sz w:val="24"/>
-        </w:rPr>
-        <w:t>"ELÍAS CALIXTO POMPA"</w:t>
-      </w:r>
-    </w:p>
-    <w:p>
-      <w:pPr>
-        <w:spacing w:line="240" w:lineRule="auto" w:after="0"/>
-        <w:jc w:val="center"/>
-      </w:pPr>
-      <w:r>
-        <w:rPr>
-          <w:rFonts w:ascii="Times New Roman" w:hAnsi="Times New Roman"/>
-          <w:b/>
-          <w:sz w:val="24"/>
-        </w:rPr>
-        <w:t>EL TIGRE, ESTADO ANZOÁTEGUI</w:t>
-      </w:r>
-    </w:p>
-    <w:p>
-      <w:pPr>
-        <w:spacing w:before="480" w:after="240" w:line="360" w:lineRule="auto"/>
-        <w:jc w:val="center"/>
-      </w:pPr>
-      <w:r>
-        <w:rPr>
-          <w:rFonts w:ascii="Times New Roman" w:hAnsi="Times New Roman"/>
-          <w:b/>
-          <w:sz w:val="24"/>
-        </w:rPr>
-        <w:t>EVALUACIÓN DEL CONTROL ADMINISTRATIVO APLICADO A LA GESTIÓN DE SOLICITUDES DE SERVICIOS DE TELECOMUNICACIONES EN LA EMPRESA INGENIERÍA DE TELECOMUNICACIONES, C.A.</w:t>
-      </w:r>
-    </w:p>
-    <w:p>
-      <w:pPr>
-        <w:spacing w:before="120" w:after="200" w:line="240" w:lineRule="auto"/>
-        <w:jc w:val="right"/>
-      </w:pPr>
-      <w:r>
-        <w:rPr>
-          <w:rFonts w:ascii="Times New Roman" w:hAnsi="Times New Roman"/>
-          <w:b/>
-          <w:sz w:val="24"/>
-        </w:rPr>
-        <w:t>Autor:</w:t>
-        <w:br/>
-      </w:r>
-      <w:r>
-        <w:rPr>
-          <w:rFonts w:ascii="Times New Roman" w:hAnsi="Times New Roman"/>
-          <w:b w:val="0"/>
-          <w:sz w:val="24"/>
-        </w:rPr>
-        <w:t>Alrifaai Alrifaaie, Amaal</w:t>
-        <w:br/>
-      </w:r>
-      <w:r>
-        <w:rPr>
-          <w:rFonts w:ascii="Times New Roman" w:hAnsi="Times New Roman"/>
-          <w:b w:val="0"/>
-          <w:sz w:val="24"/>
-        </w:rPr>
-        <w:t>C.I.: V-31.985.792</w:t>
-        <w:br/>
-      </w:r>
-      <w:r>
-        <w:rPr>
-          <w:rFonts w:ascii="Times New Roman" w:hAnsi="Times New Roman"/>
-          <w:b/>
-          <w:sz w:val="24"/>
-        </w:rPr>
-        <w:t>2026, agosto</w:t>
-      </w:r>
-    </w:p>
-    <w:p>
-      <w:bookmarkStart w:id="bm_resumen" w:name="bm_resumen"/>
-      <w:pPr>
-        <w:spacing w:before="0" w:after="160"/>
-        <w:jc w:val="center"/>
-      </w:pPr>
-      <w:r>
-        <w:rPr>
-          <w:rFonts w:ascii="Times New Roman" w:hAnsi="Times New Roman"/>
-          <w:b/>
-          <w:sz w:val="24"/>
-        </w:rPr>
-        <w:t>RESUMEN</w:t>
-      </w:r>
-      <w:bookmarkEnd w:id="bm_resumen"/>
-    </w:p>
-    <w:p>
-      <w:pPr>
-        <w:spacing w:line="240" w:lineRule="auto" w:after="0" w:before="0"/>
-        <w:ind w:firstLine="0"/>
-        <w:jc w:val="both"/>
-      </w:pPr>
-      <w:r>
-        <w:rPr>
-          <w:rFonts w:ascii="Times New Roman" w:hAnsi="Times New Roman"/>
-          <w:i w:val="0"/>
-          <w:sz w:val="24"/>
-        </w:rPr>
-        <w:t>El presente informe recoge las actividades desarrolladas durante diez (10) semanas de pasantías profesionales en Ingeniería de Telecomunicaciones, C.A. (IDETEL), con una primera etapa de rotación por Atención al Cliente y una segunda etapa de apoyo en el área de Administración. Durante la práctica se observó el recorrido de solicitudes de afiliación e incidencias, el registro de pagos, la facturación, el seguimiento de casos y la elaboración de reportes administrativos. La situación problemática se relaciona con la ausencia de un procedimiento formalizado y unificado para controlar las solicitudes desde su recepción hasta el cierre, lo que dificulta conocer responsables, tiempos y estatus de cada caso. El objetivo general fue evaluar el control administrativo aplicado a la gestión de solicitudes de servicios de telecomunicaciones para identificar debilidades y formular mejoras. Se realizaron observaciones directas, revisión de registros, entrevistas estructuradas al personal y un análisis causa-efecto de las fallas detectadas. Posteriormente se diseñó un flujo estandarizado, formatos de control y criterios de seguimiento mediante indicadores básicos. Se concluye que la principal necesidad consiste en formalizar el recorrido de las solicitudes y centralizar la información necesaria para su seguimiento. Se recomienda implementar progresivamente el procedimiento propuesto, asignar responsables por etapa y revisar periódicamente los tiempos de respuesta para detectar desviaciones y oportunidades de mejora.</w:t>
-      </w:r>
-    </w:p>
-    <w:p>
-      <w:pPr>
-        <w:spacing w:line="240" w:lineRule="auto" w:before="160"/>
-        <w:ind w:firstLine="0"/>
-      </w:pPr>
-      <w:r>
-        <w:rPr>
-          <w:rFonts w:ascii="Times New Roman" w:hAnsi="Times New Roman"/>
-          <w:b/>
-          <w:sz w:val="24"/>
-        </w:rPr>
-        <w:t xml:space="preserve">Palabras claves: </w:t>
-      </w:r>
-      <w:r>
-        <w:rPr>
-          <w:rFonts w:ascii="Times New Roman" w:hAnsi="Times New Roman"/>
-          <w:sz w:val="24"/>
-        </w:rPr>
-        <w:t>control administrativo, solicitudes de servicio, trazabilidad, telecomunicaciones, pasantías</w:t>
-      </w:r>
-    </w:p>
-    <w:p>
-      <w:pPr>
-        <w:sectPr>
-          <w:footerReference w:type="default" r:id="rId31"/>
-          <w:footerReference w:type="first" r:id="rId32"/>
-          <w:pgSz w:w="12240" w:h="15840"/>
-          <w:pgMar w:top="1701" w:right="1701" w:bottom="1701" w:left="2268" w:header="720" w:footer="720" w:gutter="0"/>
-          <w:cols w:space="720"/>
-          <w:docGrid w:linePitch="360"/>
-          <w:pgNumType w:fmt="lowerRoman"/>
-        </w:sectPr>
-      </w:pPr>
-    </w:p>
-    <w:p>
-      <w:bookmarkStart w:id="bm_introduccion" w:name="bm_introduccion"/>
-      <w:pPr>
-        <w:spacing w:before="1140" w:after="480" w:line="360" w:lineRule="auto"/>
-        <w:jc w:val="center"/>
-      </w:pPr>
-      <w:r>
-        <w:rPr>
-          <w:rFonts w:ascii="Times New Roman" w:hAnsi="Times New Roman"/>
-          <w:b/>
-          <w:sz w:val="24"/>
-        </w:rPr>
-        <w:t>INTRODUCCIÓN</w:t>
-      </w:r>
-      <w:bookmarkEnd w:id="bm_introduccion"/>
-    </w:p>
-    <w:p>
-      <w:pPr>
-        <w:spacing w:line="360" w:lineRule="auto" w:after="0" w:before="0"/>
-        <w:ind w:firstLine="709"/>
-        <w:jc w:val="both"/>
-      </w:pPr>
-      <w:r>
-        <w:rPr>
-          <w:rFonts w:ascii="Times New Roman" w:hAnsi="Times New Roman"/>
-          <w:i w:val="0"/>
-          <w:sz w:val="24"/>
-        </w:rPr>
-        <w:t>La atención de solicitudes de servicio exige coordinación entre las áreas que reciben el requerimiento, registran la información, procesan pagos o documentación y ejecutan las acciones técnicas necesarias para cerrar cada caso. En una empresa de telecomunicaciones, el control administrativo de ese recorrido permite conocer el estado de las afiliaciones e incidencias y facilita la comunicación con el suscriptor.</w:t>
-      </w:r>
-    </w:p>
-    <w:p>
-      <w:pPr>
-        <w:spacing w:line="360" w:lineRule="auto" w:after="0" w:before="0"/>
-        <w:ind w:firstLine="709"/>
-        <w:jc w:val="both"/>
-      </w:pPr>
-      <w:r>
-        <w:rPr>
-          <w:rFonts w:ascii="Times New Roman" w:hAnsi="Times New Roman"/>
-          <w:i w:val="0"/>
-          <w:sz w:val="24"/>
-        </w:rPr>
-        <w:t>Las pasantías en Ingeniería de Telecomunicaciones, C.A. (IDETEL) permitieron observar esta dinámica desde dos espacios vinculados: durante las primeras semanas se apoyaron tareas de Atención al Cliente y posteriormente se desarrollaron actividades en Administración. La rotación permitió identificar cómo la información originada en la atención inicial debe continuar hacia los procesos administrativos, comerciales y técnicos hasta alcanzar el cierre de la solicitud.</w:t>
-      </w:r>
-    </w:p>
-    <w:p>
-      <w:pPr>
-        <w:spacing w:line="360" w:lineRule="auto" w:after="0" w:before="0"/>
-        <w:ind w:firstLine="709"/>
-        <w:jc w:val="both"/>
-      </w:pPr>
-      <w:r>
-        <w:rPr>
-          <w:rFonts w:ascii="Times New Roman" w:hAnsi="Times New Roman"/>
-          <w:i w:val="0"/>
-          <w:sz w:val="24"/>
-        </w:rPr>
-        <w:t>El propósito del informe es evaluar el control administrativo aplicado a la gestión de solicitudes de servicios para determinar las principales debilidades y formular mejoras procedimentales. El trabajo se apoya en fundamentos de control administrativo, gestión de solicitudes, estandarización de procedimientos, calidad del servicio y sistemas de información, relacionándolos con las actividades realizadas durante la pasantía.</w:t>
-      </w:r>
-    </w:p>
-    <w:p>
-      <w:pPr>
-        <w:spacing w:line="360" w:lineRule="auto" w:after="0" w:before="0"/>
-        <w:ind w:firstLine="709"/>
-        <w:jc w:val="both"/>
-      </w:pPr>
-      <w:r>
-        <w:rPr>
-          <w:rFonts w:ascii="Times New Roman" w:hAnsi="Times New Roman"/>
-          <w:i w:val="0"/>
-          <w:sz w:val="24"/>
-        </w:rPr>
-        <w:t>El informe se organiza en cinco capítulos. El Capítulo I presenta la realidad organizacional de IDETEL; el Capítulo II desarrolla el diagnóstico situacional, los objetivos, la planificación y el cronograma; el Capítulo III expone las bases teóricas; el Capítulo IV describe las actividades ejecutadas durante las diez semanas; y el Capítulo V presenta las conclusiones y recomendaciones derivadas de la experiencia.</w:t>
-      </w:r>
-    </w:p>
-    <w:p>
-      <w:pPr>
-        <w:sectPr>
-          <w:footerReference w:type="default" r:id="rId33"/>
-          <w:footerReference w:type="first" r:id="rId34"/>
+          <w:type w:val="continuous"/>
           <w:pgSz w:w="12240" w:h="15840"/>
           <w:pgMar w:top="1701" w:right="1701" w:bottom="1701" w:left="2268" w:header="720" w:footer="720" w:gutter="0"/>
           <w:cols w:space="720"/>
           <w:titlePg/>
           <w:docGrid w:linePitch="360"/>
-          <w:pgNumType w:start="1" w:fmt="decimal"/>
         </w:sectPr>
       </w:pPr>
     </w:p>
     <w:p>
       <w:pPr>
-        <w:spacing w:before="1140" w:after="480" w:line="360" w:lineRule="auto"/>
+        <w:spacing w:after="0"/>
+        <w:jc w:val="center"/>
+      </w:pPr>
+      <w:r>
+        <w:rPr>
+          <w:rFonts w:ascii="Times New Roman" w:hAnsi="Times New Roman"/>
+          <w:b/>
+          <w:sz w:val="24"/>
+        </w:rPr>
+        <w:t>REPÚBLICA BOLIVARIANA DE VENEZUELA</w:t>
+      </w:r>
+    </w:p>
+    <w:p>
+      <w:pPr>
+        <w:spacing w:after="0"/>
+        <w:jc w:val="center"/>
+      </w:pPr>
+      <w:r>
+        <w:rPr>
+          <w:rFonts w:ascii="Times New Roman" w:hAnsi="Times New Roman"/>
+          <w:b/>
+          <w:sz w:val="24"/>
+        </w:rPr>
+        <w:t>MINISTERIO DEL PODER POPULAR PARA LA EDUCACIÓN UNIVERSITARIA</w:t>
+      </w:r>
+    </w:p>
+    <w:p>
+      <w:pPr>
+        <w:spacing w:after="0"/>
+        <w:jc w:val="center"/>
+      </w:pPr>
+      <w:r>
+        <w:rPr>
+          <w:rFonts w:ascii="Times New Roman" w:hAnsi="Times New Roman"/>
+          <w:b/>
+          <w:sz w:val="24"/>
+        </w:rPr>
+        <w:t>INSTITUTO UNIVERSITARIO DE TECNOLOGÍA</w:t>
+      </w:r>
+    </w:p>
+    <w:p>
+      <w:pPr>
+        <w:spacing w:after="0"/>
+        <w:jc w:val="center"/>
+      </w:pPr>
+      <w:r>
+        <w:rPr>
+          <w:rFonts w:ascii="Times New Roman" w:hAnsi="Times New Roman"/>
+          <w:b/>
+          <w:sz w:val="24"/>
+        </w:rPr>
+        <w:t>"ELÍAS CALIXTO POMPA"</w:t>
+      </w:r>
+    </w:p>
+    <w:p>
+      <w:pPr>
+        <w:spacing w:after="0"/>
+        <w:jc w:val="center"/>
+      </w:pPr>
+      <w:r>
+        <w:rPr>
+          <w:rFonts w:ascii="Times New Roman" w:hAnsi="Times New Roman"/>
+          <w:b/>
+          <w:sz w:val="24"/>
+        </w:rPr>
+        <w:t>EL TIGRE, ESTADO ANZOÁTEGUI</w:t>
+      </w:r>
+    </w:p>
+    <w:p>
+      <w:pPr>
+        <w:spacing w:after="360"/>
+      </w:pPr>
+    </w:p>
+    <w:p>
+      <w:pPr>
+        <w:spacing w:after="480"/>
+        <w:jc w:val="center"/>
+      </w:pPr>
+      <w:r>
+        <w:rPr>
+          <w:rFonts w:ascii="Times New Roman" w:hAnsi="Times New Roman"/>
+          <w:b/>
+          <w:sz w:val="24"/>
+        </w:rPr>
+        <w:t>EVALUACIÓN DEL CONTROL ADMINISTRATIVO APLICADO A LA GESTIÓN DE SOLICITUDES DE SERVICIOS DE TELECOMUNICACIONES EN LA EMPRESA INGENIERÍA DE TELECOMUNICACIONES, C.A.</w:t>
+      </w:r>
+    </w:p>
+    <w:p>
+      <w:pPr>
+        <w:spacing w:after="480"/>
+        <w:ind w:left="0"/>
+        <w:jc w:val="right"/>
+      </w:pPr>
+      <w:r>
+        <w:rPr>
+          <w:rFonts w:ascii="Times New Roman" w:hAnsi="Times New Roman"/>
+          <w:b/>
+          <w:sz w:val="24"/>
+        </w:rPr>
+        <w:t>Autor:</w:t>
+        <w:br/>
+      </w:r>
+      <w:r>
+        <w:rPr>
+          <w:rFonts w:ascii="Times New Roman" w:hAnsi="Times New Roman"/>
+          <w:sz w:val="24"/>
+        </w:rPr>
+        <w:t>Alrifaai Alrifaaie, Amaal</w:t>
+        <w:br/>
+      </w:r>
+      <w:r>
+        <w:rPr>
+          <w:rFonts w:ascii="Times New Roman" w:hAnsi="Times New Roman"/>
+          <w:sz w:val="24"/>
+        </w:rPr>
+        <w:t>C.I.: 31.985.792</w:t>
+        <w:br/>
+      </w:r>
+      <w:r>
+        <w:rPr>
+          <w:rFonts w:ascii="Times New Roman" w:hAnsi="Times New Roman"/>
+          <w:sz w:val="24"/>
+        </w:rPr>
+        <w:t>agosto de 2026</w:t>
+      </w:r>
+    </w:p>
+    <w:p>
+      <w:bookmarkStart w:id="bm_resumen" w:name="bm_resumen"/>
+      <w:pPr>
+        <w:spacing w:before="480" w:after="480"/>
+        <w:jc w:val="center"/>
+      </w:pPr>
+      <w:r>
+        <w:rPr>
+          <w:rFonts w:ascii="Times New Roman" w:hAnsi="Times New Roman"/>
+          <w:b/>
+          <w:sz w:val="24"/>
+        </w:rPr>
+        <w:t>RESUMEN</w:t>
+      </w:r>
+      <w:bookmarkEnd w:id="bm_resumen"/>
+    </w:p>
+    <w:p>
+      <w:pPr>
+        <w:sectPr>
+          <w:footerReference w:type="default" r:id="rId30"/>
+          <w:pgSz w:w="12240" w:h="15840"/>
+          <w:pgMar w:top="1701" w:right="1701" w:bottom="1701" w:left="2268" w:header="720" w:footer="720" w:gutter="0"/>
+          <w:cols w:space="720"/>
+          <w:titlePg/>
+          <w:docGrid w:linePitch="360"/>
+        </w:sectPr>
+      </w:pPr>
+    </w:p>
+    <w:p>
+      <w:pPr>
+        <w:spacing w:line="360" w:lineRule="auto" w:after="0" w:before="0"/>
+        <w:ind w:firstLine="709"/>
+        <w:jc w:val="both"/>
+      </w:pPr>
+      <w:r>
+        <w:rPr>
+          <w:rFonts w:ascii="Times New Roman" w:hAnsi="Times New Roman"/>
+          <w:i w:val="0"/>
+          <w:sz w:val="24"/>
+        </w:rPr>
+        <w:t>El presente informe recoge las actividades desarrolladas durante diez (10) semanas de pasantías profesionales en Ingeniería de Telecomunicaciones, C.A. (IDETEL), con una primera etapa de rotación por Atención al Cliente y una segunda etapa de apoyo en el área de Administración. Durante la práctica se observó el recorrido de solicitudes de afiliación e incidencias, el registro de pagos, la facturación, el seguimiento de casos y la elaboración de reportes administrativos. La situación problemática se relaciona con la ausencia de un procedimiento formalizado y unificado para controlar las solicitudes desde su recepción hasta el cierre, lo que dificulta conocer responsables, tiempos y estatus de cada caso. El objetivo general fue evaluar el control administrativo aplicado a la gestión de solicitudes de servicios de telecomunicaciones para identificar debilidades y formular mejoras. Se realizaron observaciones directas, revisión de registros, entrevistas estructuradas al personal y un análisis causa-efecto de las fallas detectadas. Posteriormente se diseñó un flujo estandarizado, formatos de control y criterios de seguimiento mediante indicadores básicos. Se concluye que la principal necesidad consiste en formalizar el recorrido de las solicitudes y centralizar la información necesaria para su seguimiento. Se recomienda implementar progresivamente el procedimiento propuesto, asignar responsables por etapa y revisar periódicamente los tiempos de respuesta para detectar desviaciones y oportunidades de mejora.</w:t>
+      </w:r>
+    </w:p>
+    <w:p/>
+    <w:p>
+      <w:pPr>
+        <w:ind w:firstLine="709"/>
+      </w:pPr>
+      <w:r>
+        <w:rPr>
+          <w:b/>
+        </w:rPr>
+        <w:t xml:space="preserve">Palabras claves: </w:t>
+      </w:r>
+      <w:r>
+        <w:t>control administrativo, solicitudes de servicio, trazabilidad, telecomunicaciones, pasantías</w:t>
+      </w:r>
+    </w:p>
+    <w:p>
+      <w:pPr>
+        <w:sectPr>
+          <w:footerReference w:type="default" r:id="rId31"/>
+          <w:type w:val="continuous"/>
+          <w:pgSz w:w="12240" w:h="15840"/>
+          <w:pgMar w:top="1701" w:right="1701" w:bottom="1701" w:left="2268" w:header="720" w:footer="720" w:gutter="0"/>
+          <w:cols w:space="720"/>
+          <w:titlePg/>
+          <w:docGrid w:linePitch="360"/>
+        </w:sectPr>
+      </w:pPr>
+    </w:p>
+    <w:p>
+      <w:bookmarkStart w:id="bm_introduccion" w:name="bm_introduccion"/>
+      <w:pPr>
+        <w:spacing w:before="1140" w:after="480"/>
+        <w:jc w:val="center"/>
+      </w:pPr>
+      <w:r>
+        <w:rPr>
+          <w:rFonts w:ascii="Times New Roman" w:hAnsi="Times New Roman"/>
+          <w:b/>
+          <w:sz w:val="24"/>
+        </w:rPr>
+        <w:t>INTRODUCCIÓN</w:t>
+      </w:r>
+      <w:bookmarkEnd w:id="bm_introduccion"/>
+    </w:p>
+    <w:p>
+      <w:pPr>
+        <w:sectPr>
+          <w:footerReference w:type="default" r:id="rId32"/>
+          <w:pgSz w:w="12240" w:h="15840"/>
+          <w:pgMar w:top="1701" w:right="1701" w:bottom="1701" w:left="2268" w:header="720" w:footer="720" w:gutter="0"/>
+          <w:cols w:space="720"/>
+          <w:titlePg/>
+          <w:docGrid w:linePitch="360"/>
+        </w:sectPr>
+      </w:pPr>
+    </w:p>
+    <w:p>
+      <w:pPr>
+        <w:spacing w:line="360" w:lineRule="auto" w:after="0" w:before="0"/>
+        <w:ind w:firstLine="709"/>
+        <w:jc w:val="both"/>
+      </w:pPr>
+      <w:r>
+        <w:rPr>
+          <w:rFonts w:ascii="Times New Roman" w:hAnsi="Times New Roman"/>
+          <w:i w:val="0"/>
+          <w:sz w:val="24"/>
+        </w:rPr>
+        <w:t>La atención de solicitudes de servicio exige coordinación entre las áreas que reciben el requerimiento, registran la información, procesan pagos o documentación y ejecutan las acciones técnicas necesarias para cerrar cada caso. En una empresa de telecomunicaciones, el control administrativo de ese recorrido permite conocer el estado de las afiliaciones e incidencias y facilita la comunicación con el suscriptor.</w:t>
+      </w:r>
+    </w:p>
+    <w:p>
+      <w:pPr>
+        <w:spacing w:line="360" w:lineRule="auto" w:after="0" w:before="0"/>
+        <w:ind w:firstLine="709"/>
+        <w:jc w:val="both"/>
+      </w:pPr>
+      <w:r>
+        <w:rPr>
+          <w:rFonts w:ascii="Times New Roman" w:hAnsi="Times New Roman"/>
+          <w:i w:val="0"/>
+          <w:sz w:val="24"/>
+        </w:rPr>
+        <w:t>Las pasantías en Ingeniería de Telecomunicaciones, C.A. (IDETEL) permitieron observar esta dinámica desde dos espacios vinculados: durante las primeras semanas se apoyaron tareas de Atención al Cliente y posteriormente se desarrollaron actividades en Administración. La rotación permitió identificar cómo la información originada en la atención inicial debe continuar hacia los procesos administrativos, comerciales y técnicos hasta alcanzar el cierre de la solicitud.</w:t>
+      </w:r>
+    </w:p>
+    <w:p>
+      <w:pPr>
+        <w:spacing w:line="360" w:lineRule="auto" w:after="0" w:before="0"/>
+        <w:ind w:firstLine="709"/>
+        <w:jc w:val="both"/>
+      </w:pPr>
+      <w:r>
+        <w:rPr>
+          <w:rFonts w:ascii="Times New Roman" w:hAnsi="Times New Roman"/>
+          <w:i w:val="0"/>
+          <w:sz w:val="24"/>
+        </w:rPr>
+        <w:t>El propósito del informe es evaluar el control administrativo aplicado a la gestión de solicitudes de servicios para determinar las principales debilidades y formular mejoras procedimentales. El trabajo se apoya en fundamentos de control administrativo, gestión de solicitudes, estandarización de procedimientos, calidad del servicio y sistemas de información, relacionándolos con las actividades realizadas durante la pasantía.</w:t>
+      </w:r>
+    </w:p>
+    <w:p>
+      <w:pPr>
+        <w:spacing w:line="360" w:lineRule="auto" w:after="0" w:before="0"/>
+        <w:ind w:firstLine="709"/>
+        <w:jc w:val="both"/>
+      </w:pPr>
+      <w:r>
+        <w:rPr>
+          <w:rFonts w:ascii="Times New Roman" w:hAnsi="Times New Roman"/>
+          <w:i w:val="0"/>
+          <w:sz w:val="24"/>
+        </w:rPr>
+        <w:t>El informe se organiza en cinco capítulos. El Capítulo I presenta la realidad organizacional de IDETEL; el Capítulo II desarrolla el diagnóstico situacional, los objetivos, la planificación y el cronograma; el Capítulo III expone las bases teóricas; el Capítulo IV describe las actividades ejecutadas durante las diez semanas; y el Capítulo V presenta las conclusiones y recomendaciones derivadas de la experiencia.</w:t>
+      </w:r>
+    </w:p>
+    <w:p>
+      <w:pPr>
+        <w:sectPr>
+          <w:footerReference w:type="default" r:id="rId33"/>
+          <w:type w:val="continuous"/>
+          <w:pgSz w:w="12240" w:h="15840"/>
+          <w:pgMar w:top="1701" w:right="1701" w:bottom="1701" w:left="2268" w:header="720" w:footer="720" w:gutter="0"/>
+          <w:cols w:space="720"/>
+          <w:titlePg/>
+          <w:docGrid w:linePitch="360"/>
+        </w:sectPr>
+      </w:pPr>
+    </w:p>
+    <w:p>
+      <w:pPr>
+        <w:spacing w:before="1140" w:after="480"/>
         <w:jc w:val="center"/>
       </w:pPr>
       <w:r>
@@ -2494,7 +2593,7 @@
     <w:p>
       <w:bookmarkStart w:id="bm_cap1" w:name="bm_cap1"/>
       <w:pPr>
-        <w:spacing w:before="0" w:after="480" w:line="360" w:lineRule="auto"/>
+        <w:spacing w:before="480"/>
         <w:jc w:val="center"/>
       </w:pPr>
       <w:r>
@@ -2508,6 +2607,18 @@
       <w:bookmarkEnd w:id="bm_cap1"/>
     </w:p>
     <w:p>
+      <w:pPr>
+        <w:sectPr>
+          <w:footerReference w:type="default" r:id="rId34"/>
+          <w:pgSz w:w="12240" w:h="15840"/>
+          <w:pgMar w:top="1701" w:right="1701" w:bottom="1701" w:left="2268" w:header="720" w:footer="720" w:gutter="0"/>
+          <w:cols w:space="720"/>
+          <w:titlePg/>
+          <w:docGrid w:linePitch="360"/>
+        </w:sectPr>
+      </w:pPr>
+    </w:p>
+    <w:p>
       <w:bookmarkStart w:id="bm_cap1_ident" w:name="bm_cap1_ident"/>
       <w:pPr>
         <w:spacing w:before="480" w:after="480" w:line="360" w:lineRule="auto"/>
@@ -2924,6 +3035,106 @@
       </w:r>
     </w:p>
     <w:p>
+      <w:pPr>
+        <w:spacing w:before="480"/>
+        <w:jc w:val="center"/>
+      </w:pPr>
+      <w:r>
+        <w:drawing>
+          <wp:inline xmlns:a="http://schemas.openxmlformats.org/drawingml/2006/main" xmlns:pic="http://schemas.openxmlformats.org/drawingml/2006/picture">
+            <wp:extent cx="1512000" cy="1512000"/>
+            <wp:docPr id="3" name="Picture 3"/>
+            <wp:cNvGraphicFramePr>
+              <a:graphicFrameLocks noChangeAspect="1"/>
+            </wp:cNvGraphicFramePr>
+            <a:graphic>
+              <a:graphicData uri="http://schemas.openxmlformats.org/drawingml/2006/picture">
+                <pic:pic>
+                  <pic:nvPicPr>
+                    <pic:cNvPr id="0" name="logo.jpg"/>
+                    <pic:cNvPicPr/>
+                  </pic:nvPicPr>
+                  <pic:blipFill>
+                    <a:blip r:embed="rId11"/>
+                    <a:stretch>
+                      <a:fillRect/>
+                    </a:stretch>
+                  </pic:blipFill>
+                  <pic:spPr>
+                    <a:xfrm>
+                      <a:off x="0" y="0"/>
+                      <a:ext cx="1512000" cy="1512000"/>
+                    </a:xfrm>
+                    <a:prstGeom prst="rect"/>
+                  </pic:spPr>
+                </pic:pic>
+              </a:graphicData>
+            </a:graphic>
+          </wp:inline>
+        </w:drawing>
+      </w:r>
+    </w:p>
+    <w:p>
+      <w:bookmarkStart w:id="bm_grafico1" w:name="bm_grafico1"/>
+      <w:pPr>
+        <w:spacing w:before="120" w:after="480"/>
+        <w:jc w:val="center"/>
+      </w:pPr>
+      <w:r>
+        <w:rPr>
+          <w:rFonts w:ascii="Times New Roman" w:hAnsi="Times New Roman"/>
+          <w:i/>
+          <w:sz w:val="24"/>
+        </w:rPr>
+        <w:t xml:space="preserve">Gráfico 1. </w:t>
+      </w:r>
+      <w:r>
+        <w:rPr>
+          <w:rFonts w:ascii="Times New Roman" w:hAnsi="Times New Roman"/>
+          <w:b/>
+          <w:sz w:val="24"/>
+        </w:rPr>
+        <w:t>Logotipo de Ingeniería de Telecomunicaciones, C.A.</w:t>
+      </w:r>
+      <w:bookmarkEnd w:id="bm_grafico1"/>
+    </w:p>
+    <w:p>
+      <w:pPr>
+        <w:spacing w:before="0" w:after="240"/>
+        <w:jc w:val="center"/>
+      </w:pPr>
+      <w:r>
+        <w:rPr>
+          <w:rFonts w:ascii="Times New Roman" w:hAnsi="Times New Roman"/>
+          <w:i/>
+          <w:sz w:val="24"/>
+        </w:rPr>
+        <w:t xml:space="preserve">Fuente: </w:t>
+      </w:r>
+      <w:r>
+        <w:rPr>
+          <w:rFonts w:ascii="Times New Roman" w:hAnsi="Times New Roman"/>
+          <w:sz w:val="24"/>
+        </w:rPr>
+        <w:t>Ingeniería de Telecomunicaciones, C.A. (2026).</w:t>
+      </w:r>
+    </w:p>
+    <w:p>
+      <w:pPr>
+        <w:spacing w:line="360" w:lineRule="auto" w:after="0" w:before="0"/>
+        <w:ind w:firstLine="709"/>
+        <w:jc w:val="both"/>
+      </w:pPr>
+      <w:r>
+        <w:rPr>
+          <w:rFonts w:ascii="Times New Roman" w:hAnsi="Times New Roman"/>
+          <w:i w:val="0"/>
+          <w:sz w:val="24"/>
+        </w:rPr>
+        <w:t>El logotipo identifica visualmente a Ingeniería de Telecomunicaciones, C.A. y representa la imagen institucional de la empresa donde se desarrolló la pasantía profesional en las áreas de Atención al Cliente y Administración.</w:t>
+      </w:r>
+    </w:p>
+    <w:p>
       <w:bookmarkStart w:id="bm_cap1_ubic" w:name="bm_cap1_ubic"/>
       <w:pPr>
         <w:spacing w:before="480" w:after="480" w:line="360" w:lineRule="auto"/>
@@ -2963,7 +3174,7 @@
         <w:drawing>
           <wp:inline xmlns:a="http://schemas.openxmlformats.org/drawingml/2006/main" xmlns:pic="http://schemas.openxmlformats.org/drawingml/2006/picture">
             <wp:extent cx="1800000" cy="1125000"/>
-            <wp:docPr id="3" name="Picture 3"/>
+            <wp:docPr id="4" name="Picture 4"/>
             <wp:cNvGraphicFramePr>
               <a:graphicFrameLocks noChangeAspect="1"/>
             </wp:cNvGraphicFramePr>
@@ -2975,7 +3186,7 @@
                     <pic:cNvPicPr/>
                   </pic:nvPicPr>
                   <pic:blipFill>
-                    <a:blip r:embed="rId11"/>
+                    <a:blip r:embed="rId12"/>
                     <a:stretch>
                       <a:fillRect/>
                     </a:stretch>
@@ -2995,7 +3206,7 @@
       </w:r>
     </w:p>
     <w:p>
-      <w:bookmarkStart w:id="bm_grafico1" w:name="bm_grafico1"/>
+      <w:bookmarkStart w:id="bm_grafico2" w:name="bm_grafico2"/>
       <w:pPr>
         <w:spacing w:before="120" w:after="480"/>
         <w:jc w:val="center"/>
@@ -3004,19 +3215,19 @@
         <w:rPr>
           <w:rFonts w:ascii="Times New Roman" w:hAnsi="Times New Roman"/>
           <w:i/>
-          <w:sz w:val="20"/>
-        </w:rPr>
-        <w:t xml:space="preserve">Gráfico 1. </w:t>
+          <w:sz w:val="24"/>
+        </w:rPr>
+        <w:t xml:space="preserve">Gráfico 2. </w:t>
       </w:r>
       <w:r>
         <w:rPr>
           <w:rFonts w:ascii="Times New Roman" w:hAnsi="Times New Roman"/>
           <w:b/>
-          <w:sz w:val="20"/>
+          <w:sz w:val="24"/>
         </w:rPr>
         <w:t>Representación cartográfica y ubicación espacial de Ingeniería de Telecomunicaciones, C.A.</w:t>
       </w:r>
-      <w:bookmarkEnd w:id="bm_grafico1"/>
+      <w:bookmarkEnd w:id="bm_grafico2"/>
     </w:p>
     <w:p>
       <w:bookmarkStart w:id="bm_cap1_pobla" w:name="bm_cap1_pobla"/>
@@ -3092,7 +3303,7 @@
           <w:i w:val="0"/>
           <w:sz w:val="24"/>
         </w:rPr>
-        <w:t>La estructura organizativa de Ingeniería de Telecomunicaciones, C.A. es de tipo vertical y articula los niveles directivos, administrativos, comerciales y técnicos. A la cabeza se encuentra la Presidencia, seguida de la Gerencia General y Operaciones. A continuación se presentan el organigrama general de la empresa y el organigrama del área administrativa vinculada con la pasantía.</w:t>
+        <w:t>La estructura organizativa de Ingeniería de Telecomunicaciones, C.A. es de tipo vertical, diseñada para garantizar una comunicación fluida entre los niveles directivos y operativos. A la cabeza se encuentra la Presidencia, seguida de la Gerencia General y Operaciones, de la cual se desprenden los departamentos de Supervisión de Administración, Contabilidad y Tributos, Supervisión Comercial, Área de Internet, Supervisión del NOC (Network Operations Center) y Mantenimiento de Radiocomunicación. Se presenta a continuación el organigrama general de la empresa y del Departamento de Administración.</w:t>
       </w:r>
     </w:p>
     <w:p>
@@ -3104,7 +3315,7 @@
         <w:drawing>
           <wp:inline xmlns:a="http://schemas.openxmlformats.org/drawingml/2006/main" xmlns:pic="http://schemas.openxmlformats.org/drawingml/2006/picture">
             <wp:extent cx="4320000" cy="1847904"/>
-            <wp:docPr id="4" name="Picture 4"/>
+            <wp:docPr id="5" name="Picture 5"/>
             <wp:cNvGraphicFramePr>
               <a:graphicFrameLocks noChangeAspect="1"/>
             </wp:cNvGraphicFramePr>
@@ -3116,7 +3327,7 @@
                     <pic:cNvPicPr/>
                   </pic:nvPicPr>
                   <pic:blipFill>
-                    <a:blip r:embed="rId12"/>
+                    <a:blip r:embed="rId13"/>
                     <a:stretch>
                       <a:fillRect/>
                     </a:stretch>
@@ -3136,7 +3347,7 @@
       </w:r>
     </w:p>
     <w:p>
-      <w:bookmarkStart w:id="bm_grafico2" w:name="bm_grafico2"/>
+      <w:bookmarkStart w:id="bm_grafico3" w:name="bm_grafico3"/>
       <w:pPr>
         <w:spacing w:before="120" w:after="480"/>
         <w:jc w:val="center"/>
@@ -3145,19 +3356,19 @@
         <w:rPr>
           <w:rFonts w:ascii="Times New Roman" w:hAnsi="Times New Roman"/>
           <w:i/>
-          <w:sz w:val="20"/>
-        </w:rPr>
-        <w:t xml:space="preserve">Gráfico 2. </w:t>
+          <w:sz w:val="24"/>
+        </w:rPr>
+        <w:t xml:space="preserve">Gráfico 3. </w:t>
       </w:r>
       <w:r>
         <w:rPr>
           <w:rFonts w:ascii="Times New Roman" w:hAnsi="Times New Roman"/>
           <w:b/>
-          <w:sz w:val="20"/>
+          <w:sz w:val="24"/>
         </w:rPr>
         <w:t>Organigrama estructural y niveles jerárquicos de Ingeniería de Telecomunicaciones, C.A.</w:t>
       </w:r>
-      <w:bookmarkEnd w:id="bm_grafico2"/>
+      <w:bookmarkEnd w:id="bm_grafico3"/>
     </w:p>
     <w:p>
       <w:pPr>
@@ -3168,7 +3379,7 @@
         <w:drawing>
           <wp:inline xmlns:a="http://schemas.openxmlformats.org/drawingml/2006/main" xmlns:pic="http://schemas.openxmlformats.org/drawingml/2006/picture">
             <wp:extent cx="4320000" cy="2680292"/>
-            <wp:docPr id="5" name="Picture 5"/>
+            <wp:docPr id="6" name="Picture 6"/>
             <wp:cNvGraphicFramePr>
               <a:graphicFrameLocks noChangeAspect="1"/>
             </wp:cNvGraphicFramePr>
@@ -3180,7 +3391,7 @@
                     <pic:cNvPicPr/>
                   </pic:nvPicPr>
                   <pic:blipFill>
-                    <a:blip r:embed="rId13"/>
+                    <a:blip r:embed="rId14"/>
                     <a:stretch>
                       <a:fillRect/>
                     </a:stretch>
@@ -3200,7 +3411,7 @@
       </w:r>
     </w:p>
     <w:p>
-      <w:bookmarkStart w:id="bm_grafico3" w:name="bm_grafico3"/>
+      <w:bookmarkStart w:id="bm_grafico4" w:name="bm_grafico4"/>
       <w:pPr>
         <w:spacing w:before="120" w:after="480"/>
         <w:jc w:val="center"/>
@@ -3209,83 +3420,36 @@
         <w:rPr>
           <w:rFonts w:ascii="Times New Roman" w:hAnsi="Times New Roman"/>
           <w:i/>
-          <w:sz w:val="20"/>
-        </w:rPr>
-        <w:t xml:space="preserve">Gráfico 3. </w:t>
+          <w:sz w:val="24"/>
+        </w:rPr>
+        <w:t xml:space="preserve">Gráfico 4. </w:t>
       </w:r>
       <w:r>
         <w:rPr>
           <w:rFonts w:ascii="Times New Roman" w:hAnsi="Times New Roman"/>
           <w:b/>
-          <w:sz w:val="20"/>
+          <w:sz w:val="24"/>
         </w:rPr>
         <w:t>Organigrama del Departamento de Administración.</w:t>
       </w:r>
-      <w:bookmarkEnd w:id="bm_grafico3"/>
+      <w:bookmarkEnd w:id="bm_grafico4"/>
     </w:p>
     <w:p>
-      <w:bookmarkStart w:id="bm_cap1_depto" w:name="bm_cap1_depto"/>
-      <w:pPr>
-        <w:spacing w:before="480" w:after="480" w:line="360" w:lineRule="auto"/>
-        <w:jc w:val="left"/>
-      </w:pPr>
-      <w:r>
-        <w:rPr>
-          <w:rFonts w:ascii="Times New Roman" w:hAnsi="Times New Roman"/>
-          <w:b/>
-          <w:sz w:val="24"/>
-        </w:rPr>
-        <w:t>Descripción del departamento donde realizó la pasantía</w:t>
-      </w:r>
-      <w:bookmarkEnd w:id="bm_cap1_depto"/>
-    </w:p>
-    <w:p>
-      <w:pPr>
-        <w:spacing w:line="360" w:lineRule="auto" w:after="0" w:before="0"/>
-        <w:ind w:firstLine="709"/>
-        <w:jc w:val="both"/>
-      </w:pPr>
-      <w:r>
-        <w:rPr>
-          <w:rFonts w:ascii="Times New Roman" w:hAnsi="Times New Roman"/>
-          <w:i w:val="0"/>
-          <w:sz w:val="24"/>
-        </w:rPr>
-        <w:t>La experiencia de pasantía comprendió una rotación inicial por Atención al Cliente durante las primeras tres semanas y, posteriormente, la incorporación al área de Administración. Esta secuencia permitió conocer el recorrido de las solicitudes desde el contacto inicial con el suscriptor hasta su tratamiento administrativo y coordinación con las unidades técnicas.</w:t>
-      </w:r>
-    </w:p>
-    <w:p>
-      <w:pPr>
-        <w:spacing w:line="360" w:lineRule="auto" w:after="0" w:before="0"/>
-        <w:ind w:firstLine="709"/>
-        <w:jc w:val="both"/>
-      </w:pPr>
-      <w:r>
-        <w:rPr>
-          <w:rFonts w:ascii="Times New Roman" w:hAnsi="Times New Roman"/>
-          <w:i w:val="0"/>
-          <w:sz w:val="24"/>
-        </w:rPr>
-        <w:t>En el ámbito administrativo se observaron funciones relacionadas con Supervisión de Administración, Contabilidad y Tributos; Compras y Facturación; y Atención al Cliente. Las actividades incluyeron recepción y registro de solicitudes, revisión de recaudos, seguimiento de incidencias y afiliaciones, apoyo en facturación y archivo, así como coordinación de información con otras áreas de IDETEL.</w:t>
-      </w:r>
-    </w:p>
-    <w:p>
       <w:pPr>
         <w:sectPr>
           <w:footerReference w:type="default" r:id="rId35"/>
-          <w:footerReference w:type="first" r:id="rId36"/>
+          <w:type w:val="continuous"/>
           <w:pgSz w:w="12240" w:h="15840"/>
           <w:pgMar w:top="1701" w:right="1701" w:bottom="1701" w:left="2268" w:header="720" w:footer="720" w:gutter="0"/>
           <w:cols w:space="720"/>
           <w:titlePg/>
           <w:docGrid w:linePitch="360"/>
-          <w:pgNumType w:fmt="decimal"/>
         </w:sectPr>
       </w:pPr>
     </w:p>
     <w:p>
       <w:pPr>
-        <w:spacing w:before="1140" w:after="480" w:line="360" w:lineRule="auto"/>
+        <w:spacing w:before="1140" w:after="480"/>
         <w:jc w:val="center"/>
       </w:pPr>
       <w:r>
@@ -3300,7 +3464,7 @@
     <w:p>
       <w:bookmarkStart w:id="bm_cap2" w:name="bm_cap2"/>
       <w:pPr>
-        <w:spacing w:before="0" w:after="480" w:line="360" w:lineRule="auto"/>
+        <w:spacing w:before="480"/>
         <w:jc w:val="center"/>
       </w:pPr>
       <w:r>
@@ -3314,6 +3478,18 @@
       <w:bookmarkEnd w:id="bm_cap2"/>
     </w:p>
     <w:p>
+      <w:pPr>
+        <w:sectPr>
+          <w:footerReference w:type="default" r:id="rId36"/>
+          <w:pgSz w:w="12240" w:h="15840"/>
+          <w:pgMar w:top="1701" w:right="1701" w:bottom="1701" w:left="2268" w:header="720" w:footer="720" w:gutter="0"/>
+          <w:cols w:space="720"/>
+          <w:titlePg/>
+          <w:docGrid w:linePitch="360"/>
+        </w:sectPr>
+      </w:pPr>
+    </w:p>
+    <w:p>
       <w:bookmarkStart w:id="bm_cap2_sit" w:name="bm_cap2_sit"/>
       <w:pPr>
         <w:spacing w:before="480" w:after="480" w:line="360" w:lineRule="auto"/>
@@ -3605,7 +3781,7 @@
         <w:rPr>
           <w:rFonts w:ascii="Times New Roman" w:hAnsi="Times New Roman"/>
           <w:b/>
-          <w:sz w:val="20"/>
+          <w:sz w:val="24"/>
         </w:rPr>
         <w:t xml:space="preserve">Cuadro 1. </w:t>
       </w:r>
@@ -3613,7 +3789,7 @@
         <w:rPr>
           <w:rFonts w:ascii="Times New Roman" w:hAnsi="Times New Roman"/>
           <w:i/>
-          <w:sz w:val="20"/>
+          <w:sz w:val="24"/>
         </w:rPr>
         <w:t>Planificación integral de objetivos específicos.</w:t>
       </w:r>
@@ -4211,7 +4387,7 @@
         <w:rPr>
           <w:rFonts w:ascii="Times New Roman" w:hAnsi="Times New Roman"/>
           <w:b/>
-          <w:sz w:val="20"/>
+          <w:sz w:val="24"/>
         </w:rPr>
         <w:t xml:space="preserve">Cuadro 2. </w:t>
       </w:r>
@@ -4219,7 +4395,7 @@
         <w:rPr>
           <w:rFonts w:ascii="Times New Roman" w:hAnsi="Times New Roman"/>
           <w:i/>
-          <w:sz w:val="20"/>
+          <w:sz w:val="24"/>
         </w:rPr>
         <w:t>Cronograma de actividades de la pasantía.</w:t>
       </w:r>
@@ -4229,27 +4405,26 @@
       <w:tblPr>
         <w:tblStyle w:val="TableGrid"/>
         <w:tblW w:type="auto" w:w="0"/>
-        <w:jc w:val="center"/>
         <w:tblLook w:firstColumn="1" w:firstRow="1" w:lastColumn="0" w:lastRow="0" w:noHBand="0" w:noVBand="1" w:val="04A0"/>
         <w:tblLayout w:type="fixed"/>
       </w:tblPr>
       <w:tblGrid>
-        <w:gridCol w:w="2703"/>
-        <w:gridCol w:w="556"/>
-        <w:gridCol w:w="556"/>
-        <w:gridCol w:w="556"/>
-        <w:gridCol w:w="556"/>
-        <w:gridCol w:w="556"/>
-        <w:gridCol w:w="556"/>
-        <w:gridCol w:w="556"/>
-        <w:gridCol w:w="556"/>
-        <w:gridCol w:w="556"/>
-        <w:gridCol w:w="556"/>
+        <w:gridCol w:w="3033"/>
+        <w:gridCol w:w="523"/>
+        <w:gridCol w:w="523"/>
+        <w:gridCol w:w="523"/>
+        <w:gridCol w:w="523"/>
+        <w:gridCol w:w="523"/>
+        <w:gridCol w:w="523"/>
+        <w:gridCol w:w="523"/>
+        <w:gridCol w:w="523"/>
+        <w:gridCol w:w="523"/>
+        <w:gridCol w:w="523"/>
       </w:tblGrid>
       <w:tr>
         <w:tc>
           <w:tcPr>
-            <w:tcW w:w="2703" w:type="dxa"/>
+            <w:tcW w:w="3033" w:type="dxa"/>
             <w:shd w:val="clear" w:color="auto" w:fill="4472C4"/>
           </w:tcPr>
           <w:p>
@@ -4270,8 +4445,8 @@
         </w:tc>
         <w:tc>
           <w:tcPr>
-            <w:tcW w:w="2780" w:type="dxa"/>
-            <w:gridSpan w:val="5"/>
+            <w:tcW w:w="2092" w:type="dxa"/>
+            <w:gridSpan w:val="4"/>
             <w:shd w:val="clear" w:color="auto" w:fill="4472C4"/>
           </w:tcPr>
           <w:p>
@@ -4292,7 +4467,7 @@
         </w:tc>
         <w:tc>
           <w:tcPr>
-            <w:tcW w:w="2224" w:type="dxa"/>
+            <w:tcW w:w="2092" w:type="dxa"/>
             <w:gridSpan w:val="4"/>
             <w:shd w:val="clear" w:color="auto" w:fill="4472C4"/>
           </w:tcPr>
@@ -4314,7 +4489,8 @@
         </w:tc>
         <w:tc>
           <w:tcPr>
-            <w:tcW w:w="556" w:type="dxa"/>
+            <w:tcW w:w="1046" w:type="dxa"/>
+            <w:gridSpan w:val="2"/>
             <w:shd w:val="clear" w:color="auto" w:fill="4472C4"/>
           </w:tcPr>
           <w:p>
@@ -4337,7 +4513,7 @@
       <w:tr>
         <w:tc>
           <w:tcPr>
-            <w:tcW w:w="2703" w:type="dxa"/>
+            <w:tcW w:w="3033" w:type="dxa"/>
             <w:shd w:val="clear" w:color="auto" w:fill="4472C4"/>
           </w:tcPr>
           <w:p>
@@ -4358,7 +4534,7 @@
         </w:tc>
         <w:tc>
           <w:tcPr>
-            <w:tcW w:w="556" w:type="dxa"/>
+            <w:tcW w:w="523" w:type="dxa"/>
             <w:shd w:val="clear" w:color="auto" w:fill="4472C4"/>
           </w:tcPr>
           <w:p>
@@ -4371,7 +4547,7 @@
                 <w:rFonts w:ascii="Times New Roman" w:hAnsi="Times New Roman"/>
                 <w:b/>
                 <w:color w:val="FFFFFF"/>
-                <w:sz w:val="20"/>
+                <w:sz w:val="18"/>
               </w:rPr>
               <w:t>1</w:t>
             </w:r>
@@ -4379,7 +4555,7 @@
         </w:tc>
         <w:tc>
           <w:tcPr>
-            <w:tcW w:w="556" w:type="dxa"/>
+            <w:tcW w:w="523" w:type="dxa"/>
             <w:shd w:val="clear" w:color="auto" w:fill="4472C4"/>
           </w:tcPr>
           <w:p>
@@ -4392,7 +4568,7 @@
                 <w:rFonts w:ascii="Times New Roman" w:hAnsi="Times New Roman"/>
                 <w:b/>
                 <w:color w:val="FFFFFF"/>
-                <w:sz w:val="20"/>
+                <w:sz w:val="18"/>
               </w:rPr>
               <w:t>2</w:t>
             </w:r>
@@ -4400,7 +4576,7 @@
         </w:tc>
         <w:tc>
           <w:tcPr>
-            <w:tcW w:w="556" w:type="dxa"/>
+            <w:tcW w:w="523" w:type="dxa"/>
             <w:shd w:val="clear" w:color="auto" w:fill="4472C4"/>
           </w:tcPr>
           <w:p>
@@ -4413,7 +4589,7 @@
                 <w:rFonts w:ascii="Times New Roman" w:hAnsi="Times New Roman"/>
                 <w:b/>
                 <w:color w:val="FFFFFF"/>
-                <w:sz w:val="20"/>
+                <w:sz w:val="18"/>
               </w:rPr>
               <w:t>3</w:t>
             </w:r>
@@ -4421,7 +4597,7 @@
         </w:tc>
         <w:tc>
           <w:tcPr>
-            <w:tcW w:w="556" w:type="dxa"/>
+            <w:tcW w:w="523" w:type="dxa"/>
             <w:shd w:val="clear" w:color="auto" w:fill="4472C4"/>
           </w:tcPr>
           <w:p>
@@ -4434,7 +4610,7 @@
                 <w:rFonts w:ascii="Times New Roman" w:hAnsi="Times New Roman"/>
                 <w:b/>
                 <w:color w:val="FFFFFF"/>
-                <w:sz w:val="20"/>
+                <w:sz w:val="18"/>
               </w:rPr>
               <w:t>4</w:t>
             </w:r>
@@ -4442,7 +4618,7 @@
         </w:tc>
         <w:tc>
           <w:tcPr>
-            <w:tcW w:w="556" w:type="dxa"/>
+            <w:tcW w:w="523" w:type="dxa"/>
             <w:shd w:val="clear" w:color="auto" w:fill="4472C4"/>
           </w:tcPr>
           <w:p>
@@ -4455,15 +4631,15 @@
                 <w:rFonts w:ascii="Times New Roman" w:hAnsi="Times New Roman"/>
                 <w:b/>
                 <w:color w:val="FFFFFF"/>
-                <w:sz w:val="20"/>
+                <w:sz w:val="18"/>
               </w:rPr>
-              <w:t>5</w:t>
+              <w:t>1</w:t>
             </w:r>
           </w:p>
         </w:tc>
         <w:tc>
           <w:tcPr>
-            <w:tcW w:w="556" w:type="dxa"/>
+            <w:tcW w:w="523" w:type="dxa"/>
             <w:shd w:val="clear" w:color="auto" w:fill="4472C4"/>
           </w:tcPr>
           <w:p>
@@ -4476,15 +4652,15 @@
                 <w:rFonts w:ascii="Times New Roman" w:hAnsi="Times New Roman"/>
                 <w:b/>
                 <w:color w:val="FFFFFF"/>
-                <w:sz w:val="20"/>
+                <w:sz w:val="18"/>
               </w:rPr>
-              <w:t>1</w:t>
+              <w:t>2</w:t>
             </w:r>
           </w:p>
         </w:tc>
         <w:tc>
           <w:tcPr>
-            <w:tcW w:w="556" w:type="dxa"/>
+            <w:tcW w:w="523" w:type="dxa"/>
             <w:shd w:val="clear" w:color="auto" w:fill="4472C4"/>
           </w:tcPr>
           <w:p>
@@ -4497,15 +4673,15 @@
                 <w:rFonts w:ascii="Times New Roman" w:hAnsi="Times New Roman"/>
                 <w:b/>
                 <w:color w:val="FFFFFF"/>
-                <w:sz w:val="20"/>
+                <w:sz w:val="18"/>
               </w:rPr>
-              <w:t>2</w:t>
+              <w:t>3</w:t>
             </w:r>
           </w:p>
         </w:tc>
         <w:tc>
           <w:tcPr>
-            <w:tcW w:w="556" w:type="dxa"/>
+            <w:tcW w:w="523" w:type="dxa"/>
             <w:shd w:val="clear" w:color="auto" w:fill="4472C4"/>
           </w:tcPr>
           <w:p>
@@ -4518,15 +4694,15 @@
                 <w:rFonts w:ascii="Times New Roman" w:hAnsi="Times New Roman"/>
                 <w:b/>
                 <w:color w:val="FFFFFF"/>
-                <w:sz w:val="20"/>
+                <w:sz w:val="18"/>
               </w:rPr>
-              <w:t>3</w:t>
+              <w:t>4</w:t>
             </w:r>
           </w:p>
         </w:tc>
         <w:tc>
           <w:tcPr>
-            <w:tcW w:w="556" w:type="dxa"/>
+            <w:tcW w:w="523" w:type="dxa"/>
             <w:shd w:val="clear" w:color="auto" w:fill="4472C4"/>
           </w:tcPr>
           <w:p>
@@ -4539,15 +4715,15 @@
                 <w:rFonts w:ascii="Times New Roman" w:hAnsi="Times New Roman"/>
                 <w:b/>
                 <w:color w:val="FFFFFF"/>
-                <w:sz w:val="20"/>
+                <w:sz w:val="18"/>
               </w:rPr>
-              <w:t>4</w:t>
+              <w:t>1</w:t>
             </w:r>
           </w:p>
         </w:tc>
         <w:tc>
           <w:tcPr>
-            <w:tcW w:w="556" w:type="dxa"/>
+            <w:tcW w:w="523" w:type="dxa"/>
             <w:shd w:val="clear" w:color="auto" w:fill="4472C4"/>
           </w:tcPr>
           <w:p>
@@ -4560,9 +4736,9 @@
                 <w:rFonts w:ascii="Times New Roman" w:hAnsi="Times New Roman"/>
                 <w:b/>
                 <w:color w:val="FFFFFF"/>
-                <w:sz w:val="20"/>
+                <w:sz w:val="18"/>
               </w:rPr>
-              <w:t>1</w:t>
+              <w:t>2</w:t>
             </w:r>
           </w:p>
         </w:tc>
@@ -4570,7 +4746,7 @@
       <w:tr>
         <w:tc>
           <w:tcPr>
-            <w:tcW w:w="2703" w:type="dxa"/>
+            <w:tcW w:w="3033" w:type="dxa"/>
             <w:shd w:val="clear" w:color="auto" w:fill="D9E1F2"/>
           </w:tcPr>
           <w:p>
@@ -4591,7 +4767,7 @@
         </w:tc>
         <w:tc>
           <w:tcPr>
-            <w:tcW w:w="556" w:type="dxa"/>
+            <w:tcW w:w="523" w:type="dxa"/>
             <w:shd w:val="clear" w:color="auto" w:fill="70AD47"/>
           </w:tcPr>
           <w:p>
@@ -4604,15 +4780,15 @@
                 <w:rFonts w:ascii="Times New Roman" w:hAnsi="Times New Roman"/>
                 <w:b w:val="0"/>
                 <w:color w:val="FFFFFF"/>
-                <w:sz w:val="20"/>
+                <w:sz w:val="18"/>
               </w:rPr>
-              <w:t>X</w:t>
+              <w:t>✓</w:t>
             </w:r>
           </w:p>
         </w:tc>
         <w:tc>
           <w:tcPr>
-            <w:tcW w:w="556" w:type="dxa"/>
+            <w:tcW w:w="523" w:type="dxa"/>
             <w:shd w:val="clear" w:color="auto" w:fill="D9E1F2"/>
           </w:tcPr>
           <w:p>
@@ -4625,14 +4801,14 @@
                 <w:rFonts w:ascii="Times New Roman" w:hAnsi="Times New Roman"/>
                 <w:b w:val="0"/>
                 <w:color w:val="000000"/>
-                <w:sz w:val="20"/>
+                <w:sz w:val="18"/>
               </w:rPr>
             </w:r>
           </w:p>
         </w:tc>
         <w:tc>
           <w:tcPr>
-            <w:tcW w:w="556" w:type="dxa"/>
+            <w:tcW w:w="523" w:type="dxa"/>
             <w:shd w:val="clear" w:color="auto" w:fill="D9E1F2"/>
           </w:tcPr>
           <w:p>
@@ -4645,14 +4821,14 @@
                 <w:rFonts w:ascii="Times New Roman" w:hAnsi="Times New Roman"/>
                 <w:b w:val="0"/>
                 <w:color w:val="000000"/>
-                <w:sz w:val="20"/>
+                <w:sz w:val="18"/>
               </w:rPr>
             </w:r>
           </w:p>
         </w:tc>
         <w:tc>
           <w:tcPr>
-            <w:tcW w:w="556" w:type="dxa"/>
+            <w:tcW w:w="523" w:type="dxa"/>
             <w:shd w:val="clear" w:color="auto" w:fill="D9E1F2"/>
           </w:tcPr>
           <w:p>
@@ -4665,14 +4841,14 @@
                 <w:rFonts w:ascii="Times New Roman" w:hAnsi="Times New Roman"/>
                 <w:b w:val="0"/>
                 <w:color w:val="000000"/>
-                <w:sz w:val="20"/>
+                <w:sz w:val="18"/>
               </w:rPr>
             </w:r>
           </w:p>
         </w:tc>
         <w:tc>
           <w:tcPr>
-            <w:tcW w:w="556" w:type="dxa"/>
+            <w:tcW w:w="523" w:type="dxa"/>
             <w:shd w:val="clear" w:color="auto" w:fill="D9E1F2"/>
           </w:tcPr>
           <w:p>
@@ -4685,14 +4861,14 @@
                 <w:rFonts w:ascii="Times New Roman" w:hAnsi="Times New Roman"/>
                 <w:b w:val="0"/>
                 <w:color w:val="000000"/>
-                <w:sz w:val="20"/>
+                <w:sz w:val="18"/>
               </w:rPr>
             </w:r>
           </w:p>
         </w:tc>
         <w:tc>
           <w:tcPr>
-            <w:tcW w:w="556" w:type="dxa"/>
+            <w:tcW w:w="523" w:type="dxa"/>
             <w:shd w:val="clear" w:color="auto" w:fill="D9E1F2"/>
           </w:tcPr>
           <w:p>
@@ -4705,14 +4881,14 @@
                 <w:rFonts w:ascii="Times New Roman" w:hAnsi="Times New Roman"/>
                 <w:b w:val="0"/>
                 <w:color w:val="000000"/>
-                <w:sz w:val="20"/>
+                <w:sz w:val="18"/>
               </w:rPr>
             </w:r>
           </w:p>
         </w:tc>
         <w:tc>
           <w:tcPr>
-            <w:tcW w:w="556" w:type="dxa"/>
+            <w:tcW w:w="523" w:type="dxa"/>
             <w:shd w:val="clear" w:color="auto" w:fill="D9E1F2"/>
           </w:tcPr>
           <w:p>
@@ -4725,14 +4901,14 @@
                 <w:rFonts w:ascii="Times New Roman" w:hAnsi="Times New Roman"/>
                 <w:b w:val="0"/>
                 <w:color w:val="000000"/>
-                <w:sz w:val="20"/>
+                <w:sz w:val="18"/>
               </w:rPr>
             </w:r>
           </w:p>
         </w:tc>
         <w:tc>
           <w:tcPr>
-            <w:tcW w:w="556" w:type="dxa"/>
+            <w:tcW w:w="523" w:type="dxa"/>
             <w:shd w:val="clear" w:color="auto" w:fill="D9E1F2"/>
           </w:tcPr>
           <w:p>
@@ -4745,14 +4921,14 @@
                 <w:rFonts w:ascii="Times New Roman" w:hAnsi="Times New Roman"/>
                 <w:b w:val="0"/>
                 <w:color w:val="000000"/>
-                <w:sz w:val="20"/>
+                <w:sz w:val="18"/>
               </w:rPr>
             </w:r>
           </w:p>
         </w:tc>
         <w:tc>
           <w:tcPr>
-            <w:tcW w:w="556" w:type="dxa"/>
+            <w:tcW w:w="523" w:type="dxa"/>
             <w:shd w:val="clear" w:color="auto" w:fill="D9E1F2"/>
           </w:tcPr>
           <w:p>
@@ -4765,14 +4941,14 @@
                 <w:rFonts w:ascii="Times New Roman" w:hAnsi="Times New Roman"/>
                 <w:b w:val="0"/>
                 <w:color w:val="000000"/>
-                <w:sz w:val="20"/>
+                <w:sz w:val="18"/>
               </w:rPr>
             </w:r>
           </w:p>
         </w:tc>
         <w:tc>
           <w:tcPr>
-            <w:tcW w:w="556" w:type="dxa"/>
+            <w:tcW w:w="523" w:type="dxa"/>
             <w:shd w:val="clear" w:color="auto" w:fill="D9E1F2"/>
           </w:tcPr>
           <w:p>
@@ -4785,7 +4961,7 @@
                 <w:rFonts w:ascii="Times New Roman" w:hAnsi="Times New Roman"/>
                 <w:b w:val="0"/>
                 <w:color w:val="000000"/>
-                <w:sz w:val="20"/>
+                <w:sz w:val="18"/>
               </w:rPr>
             </w:r>
           </w:p>
@@ -4794,7 +4970,7 @@
       <w:tr>
         <w:tc>
           <w:tcPr>
-            <w:tcW w:w="2703" w:type="dxa"/>
+            <w:tcW w:w="3033" w:type="dxa"/>
             <w:shd w:val="clear" w:color="auto" w:fill="FFFFFF"/>
           </w:tcPr>
           <w:p>
@@ -4815,7 +4991,7 @@
         </w:tc>
         <w:tc>
           <w:tcPr>
-            <w:tcW w:w="556" w:type="dxa"/>
+            <w:tcW w:w="523" w:type="dxa"/>
             <w:shd w:val="clear" w:color="auto" w:fill="70AD47"/>
           </w:tcPr>
           <w:p>
@@ -4828,15 +5004,15 @@
                 <w:rFonts w:ascii="Times New Roman" w:hAnsi="Times New Roman"/>
                 <w:b w:val="0"/>
                 <w:color w:val="FFFFFF"/>
-                <w:sz w:val="20"/>
+                <w:sz w:val="18"/>
               </w:rPr>
-              <w:t>X</w:t>
+              <w:t>✓</w:t>
             </w:r>
           </w:p>
         </w:tc>
         <w:tc>
           <w:tcPr>
-            <w:tcW w:w="556" w:type="dxa"/>
+            <w:tcW w:w="523" w:type="dxa"/>
             <w:shd w:val="clear" w:color="auto" w:fill="70AD47"/>
           </w:tcPr>
           <w:p>
@@ -4849,15 +5025,15 @@
                 <w:rFonts w:ascii="Times New Roman" w:hAnsi="Times New Roman"/>
                 <w:b w:val="0"/>
                 <w:color w:val="FFFFFF"/>
-                <w:sz w:val="20"/>
+                <w:sz w:val="18"/>
               </w:rPr>
-              <w:t>X</w:t>
+              <w:t>✓</w:t>
             </w:r>
           </w:p>
         </w:tc>
         <w:tc>
           <w:tcPr>
-            <w:tcW w:w="556" w:type="dxa"/>
+            <w:tcW w:w="523" w:type="dxa"/>
             <w:shd w:val="clear" w:color="auto" w:fill="70AD47"/>
           </w:tcPr>
           <w:p>
@@ -4870,15 +5046,15 @@
                 <w:rFonts w:ascii="Times New Roman" w:hAnsi="Times New Roman"/>
                 <w:b w:val="0"/>
                 <w:color w:val="FFFFFF"/>
-                <w:sz w:val="20"/>
+                <w:sz w:val="18"/>
               </w:rPr>
-              <w:t>X</w:t>
+              <w:t>✓</w:t>
             </w:r>
           </w:p>
         </w:tc>
         <w:tc>
           <w:tcPr>
-            <w:tcW w:w="556" w:type="dxa"/>
+            <w:tcW w:w="523" w:type="dxa"/>
             <w:shd w:val="clear" w:color="auto" w:fill="FFFFFF"/>
           </w:tcPr>
           <w:p>
@@ -4891,14 +5067,14 @@
                 <w:rFonts w:ascii="Times New Roman" w:hAnsi="Times New Roman"/>
                 <w:b w:val="0"/>
                 <w:color w:val="000000"/>
-                <w:sz w:val="20"/>
+                <w:sz w:val="18"/>
               </w:rPr>
             </w:r>
           </w:p>
         </w:tc>
         <w:tc>
           <w:tcPr>
-            <w:tcW w:w="556" w:type="dxa"/>
+            <w:tcW w:w="523" w:type="dxa"/>
             <w:shd w:val="clear" w:color="auto" w:fill="FFFFFF"/>
           </w:tcPr>
           <w:p>
@@ -4911,14 +5087,14 @@
                 <w:rFonts w:ascii="Times New Roman" w:hAnsi="Times New Roman"/>
                 <w:b w:val="0"/>
                 <w:color w:val="000000"/>
-                <w:sz w:val="20"/>
+                <w:sz w:val="18"/>
               </w:rPr>
             </w:r>
           </w:p>
         </w:tc>
         <w:tc>
           <w:tcPr>
-            <w:tcW w:w="556" w:type="dxa"/>
+            <w:tcW w:w="523" w:type="dxa"/>
             <w:shd w:val="clear" w:color="auto" w:fill="FFFFFF"/>
           </w:tcPr>
           <w:p>
@@ -4931,14 +5107,14 @@
                 <w:rFonts w:ascii="Times New Roman" w:hAnsi="Times New Roman"/>
                 <w:b w:val="0"/>
                 <w:color w:val="000000"/>
-                <w:sz w:val="20"/>
+                <w:sz w:val="18"/>
               </w:rPr>
             </w:r>
           </w:p>
         </w:tc>
         <w:tc>
           <w:tcPr>
-            <w:tcW w:w="556" w:type="dxa"/>
+            <w:tcW w:w="523" w:type="dxa"/>
             <w:shd w:val="clear" w:color="auto" w:fill="FFFFFF"/>
           </w:tcPr>
           <w:p>
@@ -4951,14 +5127,14 @@
                 <w:rFonts w:ascii="Times New Roman" w:hAnsi="Times New Roman"/>
                 <w:b w:val="0"/>
                 <w:color w:val="000000"/>
-                <w:sz w:val="20"/>
+                <w:sz w:val="18"/>
               </w:rPr>
             </w:r>
           </w:p>
         </w:tc>
         <w:tc>
           <w:tcPr>
-            <w:tcW w:w="556" w:type="dxa"/>
+            <w:tcW w:w="523" w:type="dxa"/>
             <w:shd w:val="clear" w:color="auto" w:fill="FFFFFF"/>
           </w:tcPr>
           <w:p>
@@ -4971,14 +5147,14 @@
                 <w:rFonts w:ascii="Times New Roman" w:hAnsi="Times New Roman"/>
                 <w:b w:val="0"/>
                 <w:color w:val="000000"/>
-                <w:sz w:val="20"/>
+                <w:sz w:val="18"/>
               </w:rPr>
             </w:r>
           </w:p>
         </w:tc>
         <w:tc>
           <w:tcPr>
-            <w:tcW w:w="556" w:type="dxa"/>
+            <w:tcW w:w="523" w:type="dxa"/>
             <w:shd w:val="clear" w:color="auto" w:fill="FFFFFF"/>
           </w:tcPr>
           <w:p>
@@ -4991,14 +5167,14 @@
                 <w:rFonts w:ascii="Times New Roman" w:hAnsi="Times New Roman"/>
                 <w:b w:val="0"/>
                 <w:color w:val="000000"/>
-                <w:sz w:val="20"/>
+                <w:sz w:val="18"/>
               </w:rPr>
             </w:r>
           </w:p>
         </w:tc>
         <w:tc>
           <w:tcPr>
-            <w:tcW w:w="556" w:type="dxa"/>
+            <w:tcW w:w="523" w:type="dxa"/>
             <w:shd w:val="clear" w:color="auto" w:fill="FFFFFF"/>
           </w:tcPr>
           <w:p>
@@ -5011,7 +5187,7 @@
                 <w:rFonts w:ascii="Times New Roman" w:hAnsi="Times New Roman"/>
                 <w:b w:val="0"/>
                 <w:color w:val="000000"/>
-                <w:sz w:val="20"/>
+                <w:sz w:val="18"/>
               </w:rPr>
             </w:r>
           </w:p>
@@ -5020,7 +5196,7 @@
       <w:tr>
         <w:tc>
           <w:tcPr>
-            <w:tcW w:w="2703" w:type="dxa"/>
+            <w:tcW w:w="3033" w:type="dxa"/>
             <w:shd w:val="clear" w:color="auto" w:fill="D9E1F2"/>
           </w:tcPr>
           <w:p>
@@ -5041,7 +5217,7 @@
         </w:tc>
         <w:tc>
           <w:tcPr>
-            <w:tcW w:w="556" w:type="dxa"/>
+            <w:tcW w:w="523" w:type="dxa"/>
             <w:shd w:val="clear" w:color="auto" w:fill="70AD47"/>
           </w:tcPr>
           <w:p>
@@ -5054,15 +5230,15 @@
                 <w:rFonts w:ascii="Times New Roman" w:hAnsi="Times New Roman"/>
                 <w:b w:val="0"/>
                 <w:color w:val="FFFFFF"/>
-                <w:sz w:val="20"/>
+                <w:sz w:val="18"/>
               </w:rPr>
-              <w:t>X</w:t>
+              <w:t>✓</w:t>
             </w:r>
           </w:p>
         </w:tc>
         <w:tc>
           <w:tcPr>
-            <w:tcW w:w="556" w:type="dxa"/>
+            <w:tcW w:w="523" w:type="dxa"/>
             <w:shd w:val="clear" w:color="auto" w:fill="70AD47"/>
           </w:tcPr>
           <w:p>
@@ -5075,15 +5251,15 @@
                 <w:rFonts w:ascii="Times New Roman" w:hAnsi="Times New Roman"/>
                 <w:b w:val="0"/>
                 <w:color w:val="FFFFFF"/>
-                <w:sz w:val="20"/>
+                <w:sz w:val="18"/>
               </w:rPr>
-              <w:t>X</w:t>
+              <w:t>✓</w:t>
             </w:r>
           </w:p>
         </w:tc>
         <w:tc>
           <w:tcPr>
-            <w:tcW w:w="556" w:type="dxa"/>
+            <w:tcW w:w="523" w:type="dxa"/>
             <w:shd w:val="clear" w:color="auto" w:fill="70AD47"/>
           </w:tcPr>
           <w:p>
@@ -5096,15 +5272,15 @@
                 <w:rFonts w:ascii="Times New Roman" w:hAnsi="Times New Roman"/>
                 <w:b w:val="0"/>
                 <w:color w:val="FFFFFF"/>
-                <w:sz w:val="20"/>
+                <w:sz w:val="18"/>
               </w:rPr>
-              <w:t>X</w:t>
+              <w:t>✓</w:t>
             </w:r>
           </w:p>
         </w:tc>
         <w:tc>
           <w:tcPr>
-            <w:tcW w:w="556" w:type="dxa"/>
+            <w:tcW w:w="523" w:type="dxa"/>
             <w:shd w:val="clear" w:color="auto" w:fill="D9E1F2"/>
           </w:tcPr>
           <w:p>
@@ -5117,14 +5293,14 @@
                 <w:rFonts w:ascii="Times New Roman" w:hAnsi="Times New Roman"/>
                 <w:b w:val="0"/>
                 <w:color w:val="000000"/>
-                <w:sz w:val="20"/>
+                <w:sz w:val="18"/>
               </w:rPr>
             </w:r>
           </w:p>
         </w:tc>
         <w:tc>
           <w:tcPr>
-            <w:tcW w:w="556" w:type="dxa"/>
+            <w:tcW w:w="523" w:type="dxa"/>
             <w:shd w:val="clear" w:color="auto" w:fill="D9E1F2"/>
           </w:tcPr>
           <w:p>
@@ -5137,14 +5313,14 @@
                 <w:rFonts w:ascii="Times New Roman" w:hAnsi="Times New Roman"/>
                 <w:b w:val="0"/>
                 <w:color w:val="000000"/>
-                <w:sz w:val="20"/>
+                <w:sz w:val="18"/>
               </w:rPr>
             </w:r>
           </w:p>
         </w:tc>
         <w:tc>
           <w:tcPr>
-            <w:tcW w:w="556" w:type="dxa"/>
+            <w:tcW w:w="523" w:type="dxa"/>
             <w:shd w:val="clear" w:color="auto" w:fill="D9E1F2"/>
           </w:tcPr>
           <w:p>
@@ -5157,14 +5333,14 @@
                 <w:rFonts w:ascii="Times New Roman" w:hAnsi="Times New Roman"/>
                 <w:b w:val="0"/>
                 <w:color w:val="000000"/>
-                <w:sz w:val="20"/>
+                <w:sz w:val="18"/>
               </w:rPr>
             </w:r>
           </w:p>
         </w:tc>
         <w:tc>
           <w:tcPr>
-            <w:tcW w:w="556" w:type="dxa"/>
+            <w:tcW w:w="523" w:type="dxa"/>
             <w:shd w:val="clear" w:color="auto" w:fill="D9E1F2"/>
           </w:tcPr>
           <w:p>
@@ -5177,14 +5353,14 @@
                 <w:rFonts w:ascii="Times New Roman" w:hAnsi="Times New Roman"/>
                 <w:b w:val="0"/>
                 <w:color w:val="000000"/>
-                <w:sz w:val="20"/>
+                <w:sz w:val="18"/>
               </w:rPr>
             </w:r>
           </w:p>
         </w:tc>
         <w:tc>
           <w:tcPr>
-            <w:tcW w:w="556" w:type="dxa"/>
+            <w:tcW w:w="523" w:type="dxa"/>
             <w:shd w:val="clear" w:color="auto" w:fill="D9E1F2"/>
           </w:tcPr>
           <w:p>
@@ -5197,14 +5373,14 @@
                 <w:rFonts w:ascii="Times New Roman" w:hAnsi="Times New Roman"/>
                 <w:b w:val="0"/>
                 <w:color w:val="000000"/>
-                <w:sz w:val="20"/>
+                <w:sz w:val="18"/>
               </w:rPr>
             </w:r>
           </w:p>
         </w:tc>
         <w:tc>
           <w:tcPr>
-            <w:tcW w:w="556" w:type="dxa"/>
+            <w:tcW w:w="523" w:type="dxa"/>
             <w:shd w:val="clear" w:color="auto" w:fill="D9E1F2"/>
           </w:tcPr>
           <w:p>
@@ -5217,14 +5393,14 @@
                 <w:rFonts w:ascii="Times New Roman" w:hAnsi="Times New Roman"/>
                 <w:b w:val="0"/>
                 <w:color w:val="000000"/>
-                <w:sz w:val="20"/>
+                <w:sz w:val="18"/>
               </w:rPr>
             </w:r>
           </w:p>
         </w:tc>
         <w:tc>
           <w:tcPr>
-            <w:tcW w:w="556" w:type="dxa"/>
+            <w:tcW w:w="523" w:type="dxa"/>
             <w:shd w:val="clear" w:color="auto" w:fill="D9E1F2"/>
           </w:tcPr>
           <w:p>
@@ -5237,7 +5413,7 @@
                 <w:rFonts w:ascii="Times New Roman" w:hAnsi="Times New Roman"/>
                 <w:b w:val="0"/>
                 <w:color w:val="000000"/>
-                <w:sz w:val="20"/>
+                <w:sz w:val="18"/>
               </w:rPr>
             </w:r>
           </w:p>
@@ -5246,7 +5422,7 @@
       <w:tr>
         <w:tc>
           <w:tcPr>
-            <w:tcW w:w="2703" w:type="dxa"/>
+            <w:tcW w:w="3033" w:type="dxa"/>
             <w:shd w:val="clear" w:color="auto" w:fill="FFFFFF"/>
           </w:tcPr>
           <w:p>
@@ -5267,7 +5443,7 @@
         </w:tc>
         <w:tc>
           <w:tcPr>
-            <w:tcW w:w="556" w:type="dxa"/>
+            <w:tcW w:w="523" w:type="dxa"/>
             <w:shd w:val="clear" w:color="auto" w:fill="FFFFFF"/>
           </w:tcPr>
           <w:p>
@@ -5280,14 +5456,14 @@
                 <w:rFonts w:ascii="Times New Roman" w:hAnsi="Times New Roman"/>
                 <w:b w:val="0"/>
                 <w:color w:val="000000"/>
-                <w:sz w:val="20"/>
+                <w:sz w:val="18"/>
               </w:rPr>
             </w:r>
           </w:p>
         </w:tc>
         <w:tc>
           <w:tcPr>
-            <w:tcW w:w="556" w:type="dxa"/>
+            <w:tcW w:w="523" w:type="dxa"/>
             <w:shd w:val="clear" w:color="auto" w:fill="FFFFFF"/>
           </w:tcPr>
           <w:p>
@@ -5300,14 +5476,14 @@
                 <w:rFonts w:ascii="Times New Roman" w:hAnsi="Times New Roman"/>
                 <w:b w:val="0"/>
                 <w:color w:val="000000"/>
-                <w:sz w:val="20"/>
+                <w:sz w:val="18"/>
               </w:rPr>
             </w:r>
           </w:p>
         </w:tc>
         <w:tc>
           <w:tcPr>
-            <w:tcW w:w="556" w:type="dxa"/>
+            <w:tcW w:w="523" w:type="dxa"/>
             <w:shd w:val="clear" w:color="auto" w:fill="70AD47"/>
           </w:tcPr>
           <w:p>
@@ -5320,15 +5496,15 @@
                 <w:rFonts w:ascii="Times New Roman" w:hAnsi="Times New Roman"/>
                 <w:b w:val="0"/>
                 <w:color w:val="FFFFFF"/>
-                <w:sz w:val="20"/>
+                <w:sz w:val="18"/>
               </w:rPr>
-              <w:t>X</w:t>
+              <w:t>✓</w:t>
             </w:r>
           </w:p>
         </w:tc>
         <w:tc>
           <w:tcPr>
-            <w:tcW w:w="556" w:type="dxa"/>
+            <w:tcW w:w="523" w:type="dxa"/>
             <w:shd w:val="clear" w:color="auto" w:fill="70AD47"/>
           </w:tcPr>
           <w:p>
@@ -5341,15 +5517,15 @@
                 <w:rFonts w:ascii="Times New Roman" w:hAnsi="Times New Roman"/>
                 <w:b w:val="0"/>
                 <w:color w:val="FFFFFF"/>
-                <w:sz w:val="20"/>
+                <w:sz w:val="18"/>
               </w:rPr>
-              <w:t>X</w:t>
+              <w:t>✓</w:t>
             </w:r>
           </w:p>
         </w:tc>
         <w:tc>
           <w:tcPr>
-            <w:tcW w:w="556" w:type="dxa"/>
+            <w:tcW w:w="523" w:type="dxa"/>
             <w:shd w:val="clear" w:color="auto" w:fill="FFFFFF"/>
           </w:tcPr>
           <w:p>
@@ -5362,14 +5538,14 @@
                 <w:rFonts w:ascii="Times New Roman" w:hAnsi="Times New Roman"/>
                 <w:b w:val="0"/>
                 <w:color w:val="000000"/>
-                <w:sz w:val="20"/>
+                <w:sz w:val="18"/>
               </w:rPr>
             </w:r>
           </w:p>
         </w:tc>
         <w:tc>
           <w:tcPr>
-            <w:tcW w:w="556" w:type="dxa"/>
+            <w:tcW w:w="523" w:type="dxa"/>
             <w:shd w:val="clear" w:color="auto" w:fill="FFFFFF"/>
           </w:tcPr>
           <w:p>
@@ -5382,14 +5558,14 @@
                 <w:rFonts w:ascii="Times New Roman" w:hAnsi="Times New Roman"/>
                 <w:b w:val="0"/>
                 <w:color w:val="000000"/>
-                <w:sz w:val="20"/>
+                <w:sz w:val="18"/>
               </w:rPr>
             </w:r>
           </w:p>
         </w:tc>
         <w:tc>
           <w:tcPr>
-            <w:tcW w:w="556" w:type="dxa"/>
+            <w:tcW w:w="523" w:type="dxa"/>
             <w:shd w:val="clear" w:color="auto" w:fill="FFFFFF"/>
           </w:tcPr>
           <w:p>
@@ -5402,14 +5578,14 @@
                 <w:rFonts w:ascii="Times New Roman" w:hAnsi="Times New Roman"/>
                 <w:b w:val="0"/>
                 <w:color w:val="000000"/>
-                <w:sz w:val="20"/>
+                <w:sz w:val="18"/>
               </w:rPr>
             </w:r>
           </w:p>
         </w:tc>
         <w:tc>
           <w:tcPr>
-            <w:tcW w:w="556" w:type="dxa"/>
+            <w:tcW w:w="523" w:type="dxa"/>
             <w:shd w:val="clear" w:color="auto" w:fill="FFFFFF"/>
           </w:tcPr>
           <w:p>
@@ -5422,14 +5598,14 @@
                 <w:rFonts w:ascii="Times New Roman" w:hAnsi="Times New Roman"/>
                 <w:b w:val="0"/>
                 <w:color w:val="000000"/>
-                <w:sz w:val="20"/>
+                <w:sz w:val="18"/>
               </w:rPr>
             </w:r>
           </w:p>
         </w:tc>
         <w:tc>
           <w:tcPr>
-            <w:tcW w:w="556" w:type="dxa"/>
+            <w:tcW w:w="523" w:type="dxa"/>
             <w:shd w:val="clear" w:color="auto" w:fill="FFFFFF"/>
           </w:tcPr>
           <w:p>
@@ -5442,14 +5618,14 @@
                 <w:rFonts w:ascii="Times New Roman" w:hAnsi="Times New Roman"/>
                 <w:b w:val="0"/>
                 <w:color w:val="000000"/>
-                <w:sz w:val="20"/>
+                <w:sz w:val="18"/>
               </w:rPr>
             </w:r>
           </w:p>
         </w:tc>
         <w:tc>
           <w:tcPr>
-            <w:tcW w:w="556" w:type="dxa"/>
+            <w:tcW w:w="523" w:type="dxa"/>
             <w:shd w:val="clear" w:color="auto" w:fill="FFFFFF"/>
           </w:tcPr>
           <w:p>
@@ -5462,7 +5638,7 @@
                 <w:rFonts w:ascii="Times New Roman" w:hAnsi="Times New Roman"/>
                 <w:b w:val="0"/>
                 <w:color w:val="000000"/>
-                <w:sz w:val="20"/>
+                <w:sz w:val="18"/>
               </w:rPr>
             </w:r>
           </w:p>
@@ -5471,7 +5647,7 @@
       <w:tr>
         <w:tc>
           <w:tcPr>
-            <w:tcW w:w="2703" w:type="dxa"/>
+            <w:tcW w:w="3033" w:type="dxa"/>
             <w:shd w:val="clear" w:color="auto" w:fill="D9E1F2"/>
           </w:tcPr>
           <w:p>
@@ -5492,7 +5668,7 @@
         </w:tc>
         <w:tc>
           <w:tcPr>
-            <w:tcW w:w="556" w:type="dxa"/>
+            <w:tcW w:w="523" w:type="dxa"/>
             <w:shd w:val="clear" w:color="auto" w:fill="D9E1F2"/>
           </w:tcPr>
           <w:p>
@@ -5505,14 +5681,14 @@
                 <w:rFonts w:ascii="Times New Roman" w:hAnsi="Times New Roman"/>
                 <w:b w:val="0"/>
                 <w:color w:val="000000"/>
-                <w:sz w:val="20"/>
+                <w:sz w:val="18"/>
               </w:rPr>
             </w:r>
           </w:p>
         </w:tc>
         <w:tc>
           <w:tcPr>
-            <w:tcW w:w="556" w:type="dxa"/>
+            <w:tcW w:w="523" w:type="dxa"/>
             <w:shd w:val="clear" w:color="auto" w:fill="D9E1F2"/>
           </w:tcPr>
           <w:p>
@@ -5525,14 +5701,14 @@
                 <w:rFonts w:ascii="Times New Roman" w:hAnsi="Times New Roman"/>
                 <w:b w:val="0"/>
                 <w:color w:val="000000"/>
-                <w:sz w:val="20"/>
+                <w:sz w:val="18"/>
               </w:rPr>
             </w:r>
           </w:p>
         </w:tc>
         <w:tc>
           <w:tcPr>
-            <w:tcW w:w="556" w:type="dxa"/>
+            <w:tcW w:w="523" w:type="dxa"/>
             <w:shd w:val="clear" w:color="auto" w:fill="D9E1F2"/>
           </w:tcPr>
           <w:p>
@@ -5545,14 +5721,14 @@
                 <w:rFonts w:ascii="Times New Roman" w:hAnsi="Times New Roman"/>
                 <w:b w:val="0"/>
                 <w:color w:val="000000"/>
-                <w:sz w:val="20"/>
+                <w:sz w:val="18"/>
               </w:rPr>
             </w:r>
           </w:p>
         </w:tc>
         <w:tc>
           <w:tcPr>
-            <w:tcW w:w="556" w:type="dxa"/>
+            <w:tcW w:w="523" w:type="dxa"/>
             <w:shd w:val="clear" w:color="auto" w:fill="70AD47"/>
           </w:tcPr>
           <w:p>
@@ -5565,15 +5741,15 @@
                 <w:rFonts w:ascii="Times New Roman" w:hAnsi="Times New Roman"/>
                 <w:b w:val="0"/>
                 <w:color w:val="FFFFFF"/>
-                <w:sz w:val="20"/>
+                <w:sz w:val="18"/>
               </w:rPr>
-              <w:t>X</w:t>
+              <w:t>✓</w:t>
             </w:r>
           </w:p>
         </w:tc>
         <w:tc>
           <w:tcPr>
-            <w:tcW w:w="556" w:type="dxa"/>
+            <w:tcW w:w="523" w:type="dxa"/>
             <w:shd w:val="clear" w:color="auto" w:fill="70AD47"/>
           </w:tcPr>
           <w:p>
@@ -5586,15 +5762,15 @@
                 <w:rFonts w:ascii="Times New Roman" w:hAnsi="Times New Roman"/>
                 <w:b w:val="0"/>
                 <w:color w:val="FFFFFF"/>
-                <w:sz w:val="20"/>
+                <w:sz w:val="18"/>
               </w:rPr>
-              <w:t>X</w:t>
+              <w:t>✓</w:t>
             </w:r>
           </w:p>
         </w:tc>
         <w:tc>
           <w:tcPr>
-            <w:tcW w:w="556" w:type="dxa"/>
+            <w:tcW w:w="523" w:type="dxa"/>
             <w:shd w:val="clear" w:color="auto" w:fill="D9E1F2"/>
           </w:tcPr>
           <w:p>
@@ -5607,14 +5783,14 @@
                 <w:rFonts w:ascii="Times New Roman" w:hAnsi="Times New Roman"/>
                 <w:b w:val="0"/>
                 <w:color w:val="000000"/>
-                <w:sz w:val="20"/>
+                <w:sz w:val="18"/>
               </w:rPr>
             </w:r>
           </w:p>
         </w:tc>
         <w:tc>
           <w:tcPr>
-            <w:tcW w:w="556" w:type="dxa"/>
+            <w:tcW w:w="523" w:type="dxa"/>
             <w:shd w:val="clear" w:color="auto" w:fill="D9E1F2"/>
           </w:tcPr>
           <w:p>
@@ -5627,14 +5803,14 @@
                 <w:rFonts w:ascii="Times New Roman" w:hAnsi="Times New Roman"/>
                 <w:b w:val="0"/>
                 <w:color w:val="000000"/>
-                <w:sz w:val="20"/>
+                <w:sz w:val="18"/>
               </w:rPr>
             </w:r>
           </w:p>
         </w:tc>
         <w:tc>
           <w:tcPr>
-            <w:tcW w:w="556" w:type="dxa"/>
+            <w:tcW w:w="523" w:type="dxa"/>
             <w:shd w:val="clear" w:color="auto" w:fill="D9E1F2"/>
           </w:tcPr>
           <w:p>
@@ -5647,14 +5823,14 @@
                 <w:rFonts w:ascii="Times New Roman" w:hAnsi="Times New Roman"/>
                 <w:b w:val="0"/>
                 <w:color w:val="000000"/>
-                <w:sz w:val="20"/>
+                <w:sz w:val="18"/>
               </w:rPr>
             </w:r>
           </w:p>
         </w:tc>
         <w:tc>
           <w:tcPr>
-            <w:tcW w:w="556" w:type="dxa"/>
+            <w:tcW w:w="523" w:type="dxa"/>
             <w:shd w:val="clear" w:color="auto" w:fill="D9E1F2"/>
           </w:tcPr>
           <w:p>
@@ -5667,14 +5843,14 @@
                 <w:rFonts w:ascii="Times New Roman" w:hAnsi="Times New Roman"/>
                 <w:b w:val="0"/>
                 <w:color w:val="000000"/>
-                <w:sz w:val="20"/>
+                <w:sz w:val="18"/>
               </w:rPr>
             </w:r>
           </w:p>
         </w:tc>
         <w:tc>
           <w:tcPr>
-            <w:tcW w:w="556" w:type="dxa"/>
+            <w:tcW w:w="523" w:type="dxa"/>
             <w:shd w:val="clear" w:color="auto" w:fill="D9E1F2"/>
           </w:tcPr>
           <w:p>
@@ -5687,7 +5863,7 @@
                 <w:rFonts w:ascii="Times New Roman" w:hAnsi="Times New Roman"/>
                 <w:b w:val="0"/>
                 <w:color w:val="000000"/>
-                <w:sz w:val="20"/>
+                <w:sz w:val="18"/>
               </w:rPr>
             </w:r>
           </w:p>
@@ -5696,7 +5872,7 @@
       <w:tr>
         <w:tc>
           <w:tcPr>
-            <w:tcW w:w="2703" w:type="dxa"/>
+            <w:tcW w:w="3033" w:type="dxa"/>
             <w:shd w:val="clear" w:color="auto" w:fill="FFFFFF"/>
           </w:tcPr>
           <w:p>
@@ -5717,7 +5893,7 @@
         </w:tc>
         <w:tc>
           <w:tcPr>
-            <w:tcW w:w="556" w:type="dxa"/>
+            <w:tcW w:w="523" w:type="dxa"/>
             <w:shd w:val="clear" w:color="auto" w:fill="FFFFFF"/>
           </w:tcPr>
           <w:p>
@@ -5730,14 +5906,14 @@
                 <w:rFonts w:ascii="Times New Roman" w:hAnsi="Times New Roman"/>
                 <w:b w:val="0"/>
                 <w:color w:val="000000"/>
-                <w:sz w:val="20"/>
+                <w:sz w:val="18"/>
               </w:rPr>
             </w:r>
           </w:p>
         </w:tc>
         <w:tc>
           <w:tcPr>
-            <w:tcW w:w="556" w:type="dxa"/>
+            <w:tcW w:w="523" w:type="dxa"/>
             <w:shd w:val="clear" w:color="auto" w:fill="FFFFFF"/>
           </w:tcPr>
           <w:p>
@@ -5750,14 +5926,14 @@
                 <w:rFonts w:ascii="Times New Roman" w:hAnsi="Times New Roman"/>
                 <w:b w:val="0"/>
                 <w:color w:val="000000"/>
-                <w:sz w:val="20"/>
+                <w:sz w:val="18"/>
               </w:rPr>
             </w:r>
           </w:p>
         </w:tc>
         <w:tc>
           <w:tcPr>
-            <w:tcW w:w="556" w:type="dxa"/>
+            <w:tcW w:w="523" w:type="dxa"/>
             <w:shd w:val="clear" w:color="auto" w:fill="FFFFFF"/>
           </w:tcPr>
           <w:p>
@@ -5770,14 +5946,14 @@
                 <w:rFonts w:ascii="Times New Roman" w:hAnsi="Times New Roman"/>
                 <w:b w:val="0"/>
                 <w:color w:val="000000"/>
-                <w:sz w:val="20"/>
+                <w:sz w:val="18"/>
               </w:rPr>
             </w:r>
           </w:p>
         </w:tc>
         <w:tc>
           <w:tcPr>
-            <w:tcW w:w="556" w:type="dxa"/>
+            <w:tcW w:w="523" w:type="dxa"/>
             <w:shd w:val="clear" w:color="auto" w:fill="FFFFFF"/>
           </w:tcPr>
           <w:p>
@@ -5790,14 +5966,14 @@
                 <w:rFonts w:ascii="Times New Roman" w:hAnsi="Times New Roman"/>
                 <w:b w:val="0"/>
                 <w:color w:val="000000"/>
-                <w:sz w:val="20"/>
+                <w:sz w:val="18"/>
               </w:rPr>
             </w:r>
           </w:p>
         </w:tc>
         <w:tc>
           <w:tcPr>
-            <w:tcW w:w="556" w:type="dxa"/>
+            <w:tcW w:w="523" w:type="dxa"/>
             <w:shd w:val="clear" w:color="auto" w:fill="70AD47"/>
           </w:tcPr>
           <w:p>
@@ -5810,15 +5986,15 @@
                 <w:rFonts w:ascii="Times New Roman" w:hAnsi="Times New Roman"/>
                 <w:b w:val="0"/>
                 <w:color w:val="FFFFFF"/>
-                <w:sz w:val="20"/>
+                <w:sz w:val="18"/>
               </w:rPr>
-              <w:t>X</w:t>
+              <w:t>✓</w:t>
             </w:r>
           </w:p>
         </w:tc>
         <w:tc>
           <w:tcPr>
-            <w:tcW w:w="556" w:type="dxa"/>
+            <w:tcW w:w="523" w:type="dxa"/>
             <w:shd w:val="clear" w:color="auto" w:fill="70AD47"/>
           </w:tcPr>
           <w:p>
@@ -5831,15 +6007,15 @@
                 <w:rFonts w:ascii="Times New Roman" w:hAnsi="Times New Roman"/>
                 <w:b w:val="0"/>
                 <w:color w:val="FFFFFF"/>
-                <w:sz w:val="20"/>
+                <w:sz w:val="18"/>
               </w:rPr>
-              <w:t>X</w:t>
+              <w:t>✓</w:t>
             </w:r>
           </w:p>
         </w:tc>
         <w:tc>
           <w:tcPr>
-            <w:tcW w:w="556" w:type="dxa"/>
+            <w:tcW w:w="523" w:type="dxa"/>
             <w:shd w:val="clear" w:color="auto" w:fill="FFFFFF"/>
           </w:tcPr>
           <w:p>
@@ -5852,14 +6028,14 @@
                 <w:rFonts w:ascii="Times New Roman" w:hAnsi="Times New Roman"/>
                 <w:b w:val="0"/>
                 <w:color w:val="000000"/>
-                <w:sz w:val="20"/>
+                <w:sz w:val="18"/>
               </w:rPr>
             </w:r>
           </w:p>
         </w:tc>
         <w:tc>
           <w:tcPr>
-            <w:tcW w:w="556" w:type="dxa"/>
+            <w:tcW w:w="523" w:type="dxa"/>
             <w:shd w:val="clear" w:color="auto" w:fill="FFFFFF"/>
           </w:tcPr>
           <w:p>
@@ -5872,14 +6048,14 @@
                 <w:rFonts w:ascii="Times New Roman" w:hAnsi="Times New Roman"/>
                 <w:b w:val="0"/>
                 <w:color w:val="000000"/>
-                <w:sz w:val="20"/>
+                <w:sz w:val="18"/>
               </w:rPr>
             </w:r>
           </w:p>
         </w:tc>
         <w:tc>
           <w:tcPr>
-            <w:tcW w:w="556" w:type="dxa"/>
+            <w:tcW w:w="523" w:type="dxa"/>
             <w:shd w:val="clear" w:color="auto" w:fill="FFFFFF"/>
           </w:tcPr>
           <w:p>
@@ -5892,14 +6068,14 @@
                 <w:rFonts w:ascii="Times New Roman" w:hAnsi="Times New Roman"/>
                 <w:b w:val="0"/>
                 <w:color w:val="000000"/>
-                <w:sz w:val="20"/>
+                <w:sz w:val="18"/>
               </w:rPr>
             </w:r>
           </w:p>
         </w:tc>
         <w:tc>
           <w:tcPr>
-            <w:tcW w:w="556" w:type="dxa"/>
+            <w:tcW w:w="523" w:type="dxa"/>
             <w:shd w:val="clear" w:color="auto" w:fill="FFFFFF"/>
           </w:tcPr>
           <w:p>
@@ -5912,7 +6088,7 @@
                 <w:rFonts w:ascii="Times New Roman" w:hAnsi="Times New Roman"/>
                 <w:b w:val="0"/>
                 <w:color w:val="000000"/>
-                <w:sz w:val="20"/>
+                <w:sz w:val="18"/>
               </w:rPr>
             </w:r>
           </w:p>
@@ -5921,7 +6097,7 @@
       <w:tr>
         <w:tc>
           <w:tcPr>
-            <w:tcW w:w="2703" w:type="dxa"/>
+            <w:tcW w:w="3033" w:type="dxa"/>
             <w:shd w:val="clear" w:color="auto" w:fill="D9E1F2"/>
           </w:tcPr>
           <w:p>
@@ -5942,7 +6118,7 @@
         </w:tc>
         <w:tc>
           <w:tcPr>
-            <w:tcW w:w="556" w:type="dxa"/>
+            <w:tcW w:w="523" w:type="dxa"/>
             <w:shd w:val="clear" w:color="auto" w:fill="D9E1F2"/>
           </w:tcPr>
           <w:p>
@@ -5955,14 +6131,14 @@
                 <w:rFonts w:ascii="Times New Roman" w:hAnsi="Times New Roman"/>
                 <w:b w:val="0"/>
                 <w:color w:val="000000"/>
-                <w:sz w:val="20"/>
+                <w:sz w:val="18"/>
               </w:rPr>
             </w:r>
           </w:p>
         </w:tc>
         <w:tc>
           <w:tcPr>
-            <w:tcW w:w="556" w:type="dxa"/>
+            <w:tcW w:w="523" w:type="dxa"/>
             <w:shd w:val="clear" w:color="auto" w:fill="D9E1F2"/>
           </w:tcPr>
           <w:p>
@@ -5975,14 +6151,14 @@
                 <w:rFonts w:ascii="Times New Roman" w:hAnsi="Times New Roman"/>
                 <w:b w:val="0"/>
                 <w:color w:val="000000"/>
-                <w:sz w:val="20"/>
+                <w:sz w:val="18"/>
               </w:rPr>
             </w:r>
           </w:p>
         </w:tc>
         <w:tc>
           <w:tcPr>
-            <w:tcW w:w="556" w:type="dxa"/>
+            <w:tcW w:w="523" w:type="dxa"/>
             <w:shd w:val="clear" w:color="auto" w:fill="D9E1F2"/>
           </w:tcPr>
           <w:p>
@@ -5995,14 +6171,14 @@
                 <w:rFonts w:ascii="Times New Roman" w:hAnsi="Times New Roman"/>
                 <w:b w:val="0"/>
                 <w:color w:val="000000"/>
-                <w:sz w:val="20"/>
+                <w:sz w:val="18"/>
               </w:rPr>
             </w:r>
           </w:p>
         </w:tc>
         <w:tc>
           <w:tcPr>
-            <w:tcW w:w="556" w:type="dxa"/>
+            <w:tcW w:w="523" w:type="dxa"/>
             <w:shd w:val="clear" w:color="auto" w:fill="D9E1F2"/>
           </w:tcPr>
           <w:p>
@@ -6015,14 +6191,14 @@
                 <w:rFonts w:ascii="Times New Roman" w:hAnsi="Times New Roman"/>
                 <w:b w:val="0"/>
                 <w:color w:val="000000"/>
-                <w:sz w:val="20"/>
+                <w:sz w:val="18"/>
               </w:rPr>
             </w:r>
           </w:p>
         </w:tc>
         <w:tc>
           <w:tcPr>
-            <w:tcW w:w="556" w:type="dxa"/>
+            <w:tcW w:w="523" w:type="dxa"/>
             <w:shd w:val="clear" w:color="auto" w:fill="D9E1F2"/>
           </w:tcPr>
           <w:p>
@@ -6035,14 +6211,14 @@
                 <w:rFonts w:ascii="Times New Roman" w:hAnsi="Times New Roman"/>
                 <w:b w:val="0"/>
                 <w:color w:val="000000"/>
-                <w:sz w:val="20"/>
+                <w:sz w:val="18"/>
               </w:rPr>
             </w:r>
           </w:p>
         </w:tc>
         <w:tc>
           <w:tcPr>
-            <w:tcW w:w="556" w:type="dxa"/>
+            <w:tcW w:w="523" w:type="dxa"/>
             <w:shd w:val="clear" w:color="auto" w:fill="70AD47"/>
           </w:tcPr>
           <w:p>
@@ -6055,15 +6231,15 @@
                 <w:rFonts w:ascii="Times New Roman" w:hAnsi="Times New Roman"/>
                 <w:b w:val="0"/>
                 <w:color w:val="FFFFFF"/>
-                <w:sz w:val="20"/>
+                <w:sz w:val="18"/>
               </w:rPr>
-              <w:t>X</w:t>
+              <w:t>✓</w:t>
             </w:r>
           </w:p>
         </w:tc>
         <w:tc>
           <w:tcPr>
-            <w:tcW w:w="556" w:type="dxa"/>
+            <w:tcW w:w="523" w:type="dxa"/>
             <w:shd w:val="clear" w:color="auto" w:fill="D9E1F2"/>
           </w:tcPr>
           <w:p>
@@ -6076,14 +6252,14 @@
                 <w:rFonts w:ascii="Times New Roman" w:hAnsi="Times New Roman"/>
                 <w:b w:val="0"/>
                 <w:color w:val="000000"/>
-                <w:sz w:val="20"/>
+                <w:sz w:val="18"/>
               </w:rPr>
             </w:r>
           </w:p>
         </w:tc>
         <w:tc>
           <w:tcPr>
-            <w:tcW w:w="556" w:type="dxa"/>
+            <w:tcW w:w="523" w:type="dxa"/>
             <w:shd w:val="clear" w:color="auto" w:fill="D9E1F2"/>
           </w:tcPr>
           <w:p>
@@ -6096,14 +6272,14 @@
                 <w:rFonts w:ascii="Times New Roman" w:hAnsi="Times New Roman"/>
                 <w:b w:val="0"/>
                 <w:color w:val="000000"/>
-                <w:sz w:val="20"/>
+                <w:sz w:val="18"/>
               </w:rPr>
             </w:r>
           </w:p>
         </w:tc>
         <w:tc>
           <w:tcPr>
-            <w:tcW w:w="556" w:type="dxa"/>
+            <w:tcW w:w="523" w:type="dxa"/>
             <w:shd w:val="clear" w:color="auto" w:fill="D9E1F2"/>
           </w:tcPr>
           <w:p>
@@ -6116,14 +6292,14 @@
                 <w:rFonts w:ascii="Times New Roman" w:hAnsi="Times New Roman"/>
                 <w:b w:val="0"/>
                 <w:color w:val="000000"/>
-                <w:sz w:val="20"/>
+                <w:sz w:val="18"/>
               </w:rPr>
             </w:r>
           </w:p>
         </w:tc>
         <w:tc>
           <w:tcPr>
-            <w:tcW w:w="556" w:type="dxa"/>
+            <w:tcW w:w="523" w:type="dxa"/>
             <w:shd w:val="clear" w:color="auto" w:fill="D9E1F2"/>
           </w:tcPr>
           <w:p>
@@ -6136,7 +6312,7 @@
                 <w:rFonts w:ascii="Times New Roman" w:hAnsi="Times New Roman"/>
                 <w:b w:val="0"/>
                 <w:color w:val="000000"/>
-                <w:sz w:val="20"/>
+                <w:sz w:val="18"/>
               </w:rPr>
             </w:r>
           </w:p>
@@ -6145,7 +6321,7 @@
       <w:tr>
         <w:tc>
           <w:tcPr>
-            <w:tcW w:w="2703" w:type="dxa"/>
+            <w:tcW w:w="3033" w:type="dxa"/>
             <w:shd w:val="clear" w:color="auto" w:fill="FFFFFF"/>
           </w:tcPr>
           <w:p>
@@ -6166,7 +6342,7 @@
         </w:tc>
         <w:tc>
           <w:tcPr>
-            <w:tcW w:w="556" w:type="dxa"/>
+            <w:tcW w:w="523" w:type="dxa"/>
             <w:shd w:val="clear" w:color="auto" w:fill="FFFFFF"/>
           </w:tcPr>
           <w:p>
@@ -6179,14 +6355,14 @@
                 <w:rFonts w:ascii="Times New Roman" w:hAnsi="Times New Roman"/>
                 <w:b w:val="0"/>
                 <w:color w:val="000000"/>
-                <w:sz w:val="20"/>
+                <w:sz w:val="18"/>
               </w:rPr>
             </w:r>
           </w:p>
         </w:tc>
         <w:tc>
           <w:tcPr>
-            <w:tcW w:w="556" w:type="dxa"/>
+            <w:tcW w:w="523" w:type="dxa"/>
             <w:shd w:val="clear" w:color="auto" w:fill="FFFFFF"/>
           </w:tcPr>
           <w:p>
@@ -6199,14 +6375,14 @@
                 <w:rFonts w:ascii="Times New Roman" w:hAnsi="Times New Roman"/>
                 <w:b w:val="0"/>
                 <w:color w:val="000000"/>
-                <w:sz w:val="20"/>
+                <w:sz w:val="18"/>
               </w:rPr>
             </w:r>
           </w:p>
         </w:tc>
         <w:tc>
           <w:tcPr>
-            <w:tcW w:w="556" w:type="dxa"/>
+            <w:tcW w:w="523" w:type="dxa"/>
             <w:shd w:val="clear" w:color="auto" w:fill="FFFFFF"/>
           </w:tcPr>
           <w:p>
@@ -6219,14 +6395,14 @@
                 <w:rFonts w:ascii="Times New Roman" w:hAnsi="Times New Roman"/>
                 <w:b w:val="0"/>
                 <w:color w:val="000000"/>
-                <w:sz w:val="20"/>
+                <w:sz w:val="18"/>
               </w:rPr>
             </w:r>
           </w:p>
         </w:tc>
         <w:tc>
           <w:tcPr>
-            <w:tcW w:w="556" w:type="dxa"/>
+            <w:tcW w:w="523" w:type="dxa"/>
             <w:shd w:val="clear" w:color="auto" w:fill="FFFFFF"/>
           </w:tcPr>
           <w:p>
@@ -6239,14 +6415,14 @@
                 <w:rFonts w:ascii="Times New Roman" w:hAnsi="Times New Roman"/>
                 <w:b w:val="0"/>
                 <w:color w:val="000000"/>
-                <w:sz w:val="20"/>
+                <w:sz w:val="18"/>
               </w:rPr>
             </w:r>
           </w:p>
         </w:tc>
         <w:tc>
           <w:tcPr>
-            <w:tcW w:w="556" w:type="dxa"/>
+            <w:tcW w:w="523" w:type="dxa"/>
             <w:shd w:val="clear" w:color="auto" w:fill="FFFFFF"/>
           </w:tcPr>
           <w:p>
@@ -6259,14 +6435,14 @@
                 <w:rFonts w:ascii="Times New Roman" w:hAnsi="Times New Roman"/>
                 <w:b w:val="0"/>
                 <w:color w:val="000000"/>
-                <w:sz w:val="20"/>
+                <w:sz w:val="18"/>
               </w:rPr>
             </w:r>
           </w:p>
         </w:tc>
         <w:tc>
           <w:tcPr>
-            <w:tcW w:w="556" w:type="dxa"/>
+            <w:tcW w:w="523" w:type="dxa"/>
             <w:shd w:val="clear" w:color="auto" w:fill="FFFFFF"/>
           </w:tcPr>
           <w:p>
@@ -6279,14 +6455,14 @@
                 <w:rFonts w:ascii="Times New Roman" w:hAnsi="Times New Roman"/>
                 <w:b w:val="0"/>
                 <w:color w:val="000000"/>
-                <w:sz w:val="20"/>
+                <w:sz w:val="18"/>
               </w:rPr>
             </w:r>
           </w:p>
         </w:tc>
         <w:tc>
           <w:tcPr>
-            <w:tcW w:w="556" w:type="dxa"/>
+            <w:tcW w:w="523" w:type="dxa"/>
             <w:shd w:val="clear" w:color="auto" w:fill="70AD47"/>
           </w:tcPr>
           <w:p>
@@ -6299,15 +6475,15 @@
                 <w:rFonts w:ascii="Times New Roman" w:hAnsi="Times New Roman"/>
                 <w:b w:val="0"/>
                 <w:color w:val="FFFFFF"/>
-                <w:sz w:val="20"/>
+                <w:sz w:val="18"/>
               </w:rPr>
-              <w:t>X</w:t>
+              <w:t>✓</w:t>
             </w:r>
           </w:p>
         </w:tc>
         <w:tc>
           <w:tcPr>
-            <w:tcW w:w="556" w:type="dxa"/>
+            <w:tcW w:w="523" w:type="dxa"/>
             <w:shd w:val="clear" w:color="auto" w:fill="70AD47"/>
           </w:tcPr>
           <w:p>
@@ -6320,15 +6496,15 @@
                 <w:rFonts w:ascii="Times New Roman" w:hAnsi="Times New Roman"/>
                 <w:b w:val="0"/>
                 <w:color w:val="FFFFFF"/>
-                <w:sz w:val="20"/>
+                <w:sz w:val="18"/>
               </w:rPr>
-              <w:t>X</w:t>
+              <w:t>✓</w:t>
             </w:r>
           </w:p>
         </w:tc>
         <w:tc>
           <w:tcPr>
-            <w:tcW w:w="556" w:type="dxa"/>
+            <w:tcW w:w="523" w:type="dxa"/>
             <w:shd w:val="clear" w:color="auto" w:fill="FFFFFF"/>
           </w:tcPr>
           <w:p>
@@ -6341,14 +6517,14 @@
                 <w:rFonts w:ascii="Times New Roman" w:hAnsi="Times New Roman"/>
                 <w:b w:val="0"/>
                 <w:color w:val="000000"/>
-                <w:sz w:val="20"/>
+                <w:sz w:val="18"/>
               </w:rPr>
             </w:r>
           </w:p>
         </w:tc>
         <w:tc>
           <w:tcPr>
-            <w:tcW w:w="556" w:type="dxa"/>
+            <w:tcW w:w="523" w:type="dxa"/>
             <w:shd w:val="clear" w:color="auto" w:fill="FFFFFF"/>
           </w:tcPr>
           <w:p>
@@ -6361,7 +6537,7 @@
                 <w:rFonts w:ascii="Times New Roman" w:hAnsi="Times New Roman"/>
                 <w:b w:val="0"/>
                 <w:color w:val="000000"/>
-                <w:sz w:val="20"/>
+                <w:sz w:val="18"/>
               </w:rPr>
             </w:r>
           </w:p>
@@ -6370,7 +6546,7 @@
       <w:tr>
         <w:tc>
           <w:tcPr>
-            <w:tcW w:w="2703" w:type="dxa"/>
+            <w:tcW w:w="3033" w:type="dxa"/>
             <w:shd w:val="clear" w:color="auto" w:fill="D9E1F2"/>
           </w:tcPr>
           <w:p>
@@ -6391,7 +6567,7 @@
         </w:tc>
         <w:tc>
           <w:tcPr>
-            <w:tcW w:w="556" w:type="dxa"/>
+            <w:tcW w:w="523" w:type="dxa"/>
             <w:shd w:val="clear" w:color="auto" w:fill="D9E1F2"/>
           </w:tcPr>
           <w:p>
@@ -6404,14 +6580,14 @@
                 <w:rFonts w:ascii="Times New Roman" w:hAnsi="Times New Roman"/>
                 <w:b w:val="0"/>
                 <w:color w:val="000000"/>
-                <w:sz w:val="20"/>
+                <w:sz w:val="18"/>
               </w:rPr>
             </w:r>
           </w:p>
         </w:tc>
         <w:tc>
           <w:tcPr>
-            <w:tcW w:w="556" w:type="dxa"/>
+            <w:tcW w:w="523" w:type="dxa"/>
             <w:shd w:val="clear" w:color="auto" w:fill="D9E1F2"/>
           </w:tcPr>
           <w:p>
@@ -6424,14 +6600,14 @@
                 <w:rFonts w:ascii="Times New Roman" w:hAnsi="Times New Roman"/>
                 <w:b w:val="0"/>
                 <w:color w:val="000000"/>
-                <w:sz w:val="20"/>
+                <w:sz w:val="18"/>
               </w:rPr>
             </w:r>
           </w:p>
         </w:tc>
         <w:tc>
           <w:tcPr>
-            <w:tcW w:w="556" w:type="dxa"/>
+            <w:tcW w:w="523" w:type="dxa"/>
             <w:shd w:val="clear" w:color="auto" w:fill="D9E1F2"/>
           </w:tcPr>
           <w:p>
@@ -6444,14 +6620,14 @@
                 <w:rFonts w:ascii="Times New Roman" w:hAnsi="Times New Roman"/>
                 <w:b w:val="0"/>
                 <w:color w:val="000000"/>
-                <w:sz w:val="20"/>
+                <w:sz w:val="18"/>
               </w:rPr>
             </w:r>
           </w:p>
         </w:tc>
         <w:tc>
           <w:tcPr>
-            <w:tcW w:w="556" w:type="dxa"/>
+            <w:tcW w:w="523" w:type="dxa"/>
             <w:shd w:val="clear" w:color="auto" w:fill="D9E1F2"/>
           </w:tcPr>
           <w:p>
@@ -6464,14 +6640,14 @@
                 <w:rFonts w:ascii="Times New Roman" w:hAnsi="Times New Roman"/>
                 <w:b w:val="0"/>
                 <w:color w:val="000000"/>
-                <w:sz w:val="20"/>
+                <w:sz w:val="18"/>
               </w:rPr>
             </w:r>
           </w:p>
         </w:tc>
         <w:tc>
           <w:tcPr>
-            <w:tcW w:w="556" w:type="dxa"/>
+            <w:tcW w:w="523" w:type="dxa"/>
             <w:shd w:val="clear" w:color="auto" w:fill="D9E1F2"/>
           </w:tcPr>
           <w:p>
@@ -6484,14 +6660,14 @@
                 <w:rFonts w:ascii="Times New Roman" w:hAnsi="Times New Roman"/>
                 <w:b w:val="0"/>
                 <w:color w:val="000000"/>
-                <w:sz w:val="20"/>
+                <w:sz w:val="18"/>
               </w:rPr>
             </w:r>
           </w:p>
         </w:tc>
         <w:tc>
           <w:tcPr>
-            <w:tcW w:w="556" w:type="dxa"/>
+            <w:tcW w:w="523" w:type="dxa"/>
             <w:shd w:val="clear" w:color="auto" w:fill="D9E1F2"/>
           </w:tcPr>
           <w:p>
@@ -6504,14 +6680,14 @@
                 <w:rFonts w:ascii="Times New Roman" w:hAnsi="Times New Roman"/>
                 <w:b w:val="0"/>
                 <w:color w:val="000000"/>
-                <w:sz w:val="20"/>
+                <w:sz w:val="18"/>
               </w:rPr>
             </w:r>
           </w:p>
         </w:tc>
         <w:tc>
           <w:tcPr>
-            <w:tcW w:w="556" w:type="dxa"/>
+            <w:tcW w:w="523" w:type="dxa"/>
             <w:shd w:val="clear" w:color="auto" w:fill="D9E1F2"/>
           </w:tcPr>
           <w:p>
@@ -6524,14 +6700,14 @@
                 <w:rFonts w:ascii="Times New Roman" w:hAnsi="Times New Roman"/>
                 <w:b w:val="0"/>
                 <w:color w:val="000000"/>
-                <w:sz w:val="20"/>
+                <w:sz w:val="18"/>
               </w:rPr>
             </w:r>
           </w:p>
         </w:tc>
         <w:tc>
           <w:tcPr>
-            <w:tcW w:w="556" w:type="dxa"/>
+            <w:tcW w:w="523" w:type="dxa"/>
             <w:shd w:val="clear" w:color="auto" w:fill="D9E1F2"/>
           </w:tcPr>
           <w:p>
@@ -6544,14 +6720,14 @@
                 <w:rFonts w:ascii="Times New Roman" w:hAnsi="Times New Roman"/>
                 <w:b w:val="0"/>
                 <w:color w:val="000000"/>
-                <w:sz w:val="20"/>
+                <w:sz w:val="18"/>
               </w:rPr>
             </w:r>
           </w:p>
         </w:tc>
         <w:tc>
           <w:tcPr>
-            <w:tcW w:w="556" w:type="dxa"/>
+            <w:tcW w:w="523" w:type="dxa"/>
             <w:shd w:val="clear" w:color="auto" w:fill="70AD47"/>
           </w:tcPr>
           <w:p>
@@ -6564,15 +6740,15 @@
                 <w:rFonts w:ascii="Times New Roman" w:hAnsi="Times New Roman"/>
                 <w:b w:val="0"/>
                 <w:color w:val="FFFFFF"/>
-                <w:sz w:val="20"/>
+                <w:sz w:val="18"/>
               </w:rPr>
-              <w:t>X</w:t>
+              <w:t>✓</w:t>
             </w:r>
           </w:p>
         </w:tc>
         <w:tc>
           <w:tcPr>
-            <w:tcW w:w="556" w:type="dxa"/>
+            <w:tcW w:w="523" w:type="dxa"/>
             <w:shd w:val="clear" w:color="auto" w:fill="D9E1F2"/>
           </w:tcPr>
           <w:p>
@@ -6585,7 +6761,7 @@
                 <w:rFonts w:ascii="Times New Roman" w:hAnsi="Times New Roman"/>
                 <w:b w:val="0"/>
                 <w:color w:val="000000"/>
-                <w:sz w:val="20"/>
+                <w:sz w:val="18"/>
               </w:rPr>
             </w:r>
           </w:p>
@@ -6594,7 +6770,7 @@
       <w:tr>
         <w:tc>
           <w:tcPr>
-            <w:tcW w:w="2703" w:type="dxa"/>
+            <w:tcW w:w="3033" w:type="dxa"/>
             <w:shd w:val="clear" w:color="auto" w:fill="FFFFFF"/>
           </w:tcPr>
           <w:p>
@@ -6615,7 +6791,7 @@
         </w:tc>
         <w:tc>
           <w:tcPr>
-            <w:tcW w:w="556" w:type="dxa"/>
+            <w:tcW w:w="523" w:type="dxa"/>
             <w:shd w:val="clear" w:color="auto" w:fill="FFFFFF"/>
           </w:tcPr>
           <w:p>
@@ -6628,14 +6804,14 @@
                 <w:rFonts w:ascii="Times New Roman" w:hAnsi="Times New Roman"/>
                 <w:b w:val="0"/>
                 <w:color w:val="000000"/>
-                <w:sz w:val="20"/>
+                <w:sz w:val="18"/>
               </w:rPr>
             </w:r>
           </w:p>
         </w:tc>
         <w:tc>
           <w:tcPr>
-            <w:tcW w:w="556" w:type="dxa"/>
+            <w:tcW w:w="523" w:type="dxa"/>
             <w:shd w:val="clear" w:color="auto" w:fill="FFFFFF"/>
           </w:tcPr>
           <w:p>
@@ -6648,14 +6824,14 @@
                 <w:rFonts w:ascii="Times New Roman" w:hAnsi="Times New Roman"/>
                 <w:b w:val="0"/>
                 <w:color w:val="000000"/>
-                <w:sz w:val="20"/>
+                <w:sz w:val="18"/>
               </w:rPr>
             </w:r>
           </w:p>
         </w:tc>
         <w:tc>
           <w:tcPr>
-            <w:tcW w:w="556" w:type="dxa"/>
+            <w:tcW w:w="523" w:type="dxa"/>
             <w:shd w:val="clear" w:color="auto" w:fill="FFFFFF"/>
           </w:tcPr>
           <w:p>
@@ -6668,14 +6844,14 @@
                 <w:rFonts w:ascii="Times New Roman" w:hAnsi="Times New Roman"/>
                 <w:b w:val="0"/>
                 <w:color w:val="000000"/>
-                <w:sz w:val="20"/>
+                <w:sz w:val="18"/>
               </w:rPr>
             </w:r>
           </w:p>
         </w:tc>
         <w:tc>
           <w:tcPr>
-            <w:tcW w:w="556" w:type="dxa"/>
+            <w:tcW w:w="523" w:type="dxa"/>
             <w:shd w:val="clear" w:color="auto" w:fill="FFFFFF"/>
           </w:tcPr>
           <w:p>
@@ -6688,14 +6864,14 @@
                 <w:rFonts w:ascii="Times New Roman" w:hAnsi="Times New Roman"/>
                 <w:b w:val="0"/>
                 <w:color w:val="000000"/>
-                <w:sz w:val="20"/>
+                <w:sz w:val="18"/>
               </w:rPr>
             </w:r>
           </w:p>
         </w:tc>
         <w:tc>
           <w:tcPr>
-            <w:tcW w:w="556" w:type="dxa"/>
+            <w:tcW w:w="523" w:type="dxa"/>
             <w:shd w:val="clear" w:color="auto" w:fill="FFFFFF"/>
           </w:tcPr>
           <w:p>
@@ -6708,14 +6884,14 @@
                 <w:rFonts w:ascii="Times New Roman" w:hAnsi="Times New Roman"/>
                 <w:b w:val="0"/>
                 <w:color w:val="000000"/>
-                <w:sz w:val="20"/>
+                <w:sz w:val="18"/>
               </w:rPr>
             </w:r>
           </w:p>
         </w:tc>
         <w:tc>
           <w:tcPr>
-            <w:tcW w:w="556" w:type="dxa"/>
+            <w:tcW w:w="523" w:type="dxa"/>
             <w:shd w:val="clear" w:color="auto" w:fill="FFFFFF"/>
           </w:tcPr>
           <w:p>
@@ -6728,14 +6904,14 @@
                 <w:rFonts w:ascii="Times New Roman" w:hAnsi="Times New Roman"/>
                 <w:b w:val="0"/>
                 <w:color w:val="000000"/>
-                <w:sz w:val="20"/>
+                <w:sz w:val="18"/>
               </w:rPr>
             </w:r>
           </w:p>
         </w:tc>
         <w:tc>
           <w:tcPr>
-            <w:tcW w:w="556" w:type="dxa"/>
+            <w:tcW w:w="523" w:type="dxa"/>
             <w:shd w:val="clear" w:color="auto" w:fill="FFFFFF"/>
           </w:tcPr>
           <w:p>
@@ -6748,14 +6924,14 @@
                 <w:rFonts w:ascii="Times New Roman" w:hAnsi="Times New Roman"/>
                 <w:b w:val="0"/>
                 <w:color w:val="000000"/>
-                <w:sz w:val="20"/>
+                <w:sz w:val="18"/>
               </w:rPr>
             </w:r>
           </w:p>
         </w:tc>
         <w:tc>
           <w:tcPr>
-            <w:tcW w:w="556" w:type="dxa"/>
+            <w:tcW w:w="523" w:type="dxa"/>
             <w:shd w:val="clear" w:color="auto" w:fill="FFFFFF"/>
           </w:tcPr>
           <w:p>
@@ -6768,14 +6944,14 @@
                 <w:rFonts w:ascii="Times New Roman" w:hAnsi="Times New Roman"/>
                 <w:b w:val="0"/>
                 <w:color w:val="000000"/>
-                <w:sz w:val="20"/>
+                <w:sz w:val="18"/>
               </w:rPr>
             </w:r>
           </w:p>
         </w:tc>
         <w:tc>
           <w:tcPr>
-            <w:tcW w:w="556" w:type="dxa"/>
+            <w:tcW w:w="523" w:type="dxa"/>
             <w:shd w:val="clear" w:color="auto" w:fill="FFFFFF"/>
           </w:tcPr>
           <w:p>
@@ -6788,14 +6964,14 @@
                 <w:rFonts w:ascii="Times New Roman" w:hAnsi="Times New Roman"/>
                 <w:b w:val="0"/>
                 <w:color w:val="000000"/>
-                <w:sz w:val="20"/>
+                <w:sz w:val="18"/>
               </w:rPr>
             </w:r>
           </w:p>
         </w:tc>
         <w:tc>
           <w:tcPr>
-            <w:tcW w:w="556" w:type="dxa"/>
+            <w:tcW w:w="523" w:type="dxa"/>
             <w:shd w:val="clear" w:color="auto" w:fill="70AD47"/>
           </w:tcPr>
           <w:p>
@@ -6808,9 +6984,9 @@
                 <w:rFonts w:ascii="Times New Roman" w:hAnsi="Times New Roman"/>
                 <w:b w:val="0"/>
                 <w:color w:val="FFFFFF"/>
-                <w:sz w:val="20"/>
+                <w:sz w:val="18"/>
               </w:rPr>
-              <w:t>X</w:t>
+              <w:t>✓</w:t>
             </w:r>
           </w:p>
         </w:tc>
@@ -6818,7 +6994,7 @@
       <w:tr>
         <w:tc>
           <w:tcPr>
-            <w:tcW w:w="2703" w:type="dxa"/>
+            <w:tcW w:w="3033" w:type="dxa"/>
             <w:shd w:val="clear" w:color="auto" w:fill="D9E1F2"/>
           </w:tcPr>
           <w:p>
@@ -6839,7 +7015,7 @@
         </w:tc>
         <w:tc>
           <w:tcPr>
-            <w:tcW w:w="556" w:type="dxa"/>
+            <w:tcW w:w="523" w:type="dxa"/>
             <w:shd w:val="clear" w:color="auto" w:fill="D9E1F2"/>
           </w:tcPr>
           <w:p>
@@ -6852,14 +7028,14 @@
                 <w:rFonts w:ascii="Times New Roman" w:hAnsi="Times New Roman"/>
                 <w:b w:val="0"/>
                 <w:color w:val="000000"/>
-                <w:sz w:val="20"/>
+                <w:sz w:val="18"/>
               </w:rPr>
             </w:r>
           </w:p>
         </w:tc>
         <w:tc>
           <w:tcPr>
-            <w:tcW w:w="556" w:type="dxa"/>
+            <w:tcW w:w="523" w:type="dxa"/>
             <w:shd w:val="clear" w:color="auto" w:fill="D9E1F2"/>
           </w:tcPr>
           <w:p>
@@ -6872,14 +7048,14 @@
                 <w:rFonts w:ascii="Times New Roman" w:hAnsi="Times New Roman"/>
                 <w:b w:val="0"/>
                 <w:color w:val="000000"/>
-                <w:sz w:val="20"/>
+                <w:sz w:val="18"/>
               </w:rPr>
             </w:r>
           </w:p>
         </w:tc>
         <w:tc>
           <w:tcPr>
-            <w:tcW w:w="556" w:type="dxa"/>
+            <w:tcW w:w="523" w:type="dxa"/>
             <w:shd w:val="clear" w:color="auto" w:fill="D9E1F2"/>
           </w:tcPr>
           <w:p>
@@ -6892,14 +7068,14 @@
                 <w:rFonts w:ascii="Times New Roman" w:hAnsi="Times New Roman"/>
                 <w:b w:val="0"/>
                 <w:color w:val="000000"/>
-                <w:sz w:val="20"/>
+                <w:sz w:val="18"/>
               </w:rPr>
             </w:r>
           </w:p>
         </w:tc>
         <w:tc>
           <w:tcPr>
-            <w:tcW w:w="556" w:type="dxa"/>
+            <w:tcW w:w="523" w:type="dxa"/>
             <w:shd w:val="clear" w:color="auto" w:fill="70AD47"/>
           </w:tcPr>
           <w:p>
@@ -6912,15 +7088,15 @@
                 <w:rFonts w:ascii="Times New Roman" w:hAnsi="Times New Roman"/>
                 <w:b w:val="0"/>
                 <w:color w:val="FFFFFF"/>
-                <w:sz w:val="20"/>
+                <w:sz w:val="18"/>
               </w:rPr>
-              <w:t>X</w:t>
+              <w:t>✓</w:t>
             </w:r>
           </w:p>
         </w:tc>
         <w:tc>
           <w:tcPr>
-            <w:tcW w:w="556" w:type="dxa"/>
+            <w:tcW w:w="523" w:type="dxa"/>
             <w:shd w:val="clear" w:color="auto" w:fill="70AD47"/>
           </w:tcPr>
           <w:p>
@@ -6933,15 +7109,15 @@
                 <w:rFonts w:ascii="Times New Roman" w:hAnsi="Times New Roman"/>
                 <w:b w:val="0"/>
                 <w:color w:val="FFFFFF"/>
-                <w:sz w:val="20"/>
+                <w:sz w:val="18"/>
               </w:rPr>
-              <w:t>X</w:t>
+              <w:t>✓</w:t>
             </w:r>
           </w:p>
         </w:tc>
         <w:tc>
           <w:tcPr>
-            <w:tcW w:w="556" w:type="dxa"/>
+            <w:tcW w:w="523" w:type="dxa"/>
             <w:shd w:val="clear" w:color="auto" w:fill="70AD47"/>
           </w:tcPr>
           <w:p>
@@ -6954,15 +7130,15 @@
                 <w:rFonts w:ascii="Times New Roman" w:hAnsi="Times New Roman"/>
                 <w:b w:val="0"/>
                 <w:color w:val="FFFFFF"/>
-                <w:sz w:val="20"/>
+                <w:sz w:val="18"/>
               </w:rPr>
-              <w:t>X</w:t>
+              <w:t>✓</w:t>
             </w:r>
           </w:p>
         </w:tc>
         <w:tc>
           <w:tcPr>
-            <w:tcW w:w="556" w:type="dxa"/>
+            <w:tcW w:w="523" w:type="dxa"/>
             <w:shd w:val="clear" w:color="auto" w:fill="70AD47"/>
           </w:tcPr>
           <w:p>
@@ -6975,15 +7151,15 @@
                 <w:rFonts w:ascii="Times New Roman" w:hAnsi="Times New Roman"/>
                 <w:b w:val="0"/>
                 <w:color w:val="FFFFFF"/>
-                <w:sz w:val="20"/>
+                <w:sz w:val="18"/>
               </w:rPr>
-              <w:t>X</w:t>
+              <w:t>✓</w:t>
             </w:r>
           </w:p>
         </w:tc>
         <w:tc>
           <w:tcPr>
-            <w:tcW w:w="556" w:type="dxa"/>
+            <w:tcW w:w="523" w:type="dxa"/>
             <w:shd w:val="clear" w:color="auto" w:fill="70AD47"/>
           </w:tcPr>
           <w:p>
@@ -6996,15 +7172,15 @@
                 <w:rFonts w:ascii="Times New Roman" w:hAnsi="Times New Roman"/>
                 <w:b w:val="0"/>
                 <w:color w:val="FFFFFF"/>
-                <w:sz w:val="20"/>
+                <w:sz w:val="18"/>
               </w:rPr>
-              <w:t>X</w:t>
+              <w:t>✓</w:t>
             </w:r>
           </w:p>
         </w:tc>
         <w:tc>
           <w:tcPr>
-            <w:tcW w:w="556" w:type="dxa"/>
+            <w:tcW w:w="523" w:type="dxa"/>
             <w:shd w:val="clear" w:color="auto" w:fill="70AD47"/>
           </w:tcPr>
           <w:p>
@@ -7017,15 +7193,15 @@
                 <w:rFonts w:ascii="Times New Roman" w:hAnsi="Times New Roman"/>
                 <w:b w:val="0"/>
                 <w:color w:val="FFFFFF"/>
-                <w:sz w:val="20"/>
+                <w:sz w:val="18"/>
               </w:rPr>
-              <w:t>X</w:t>
+              <w:t>✓</w:t>
             </w:r>
           </w:p>
         </w:tc>
         <w:tc>
           <w:tcPr>
-            <w:tcW w:w="556" w:type="dxa"/>
+            <w:tcW w:w="523" w:type="dxa"/>
             <w:shd w:val="clear" w:color="auto" w:fill="70AD47"/>
           </w:tcPr>
           <w:p>
@@ -7038,9 +7214,9 @@
                 <w:rFonts w:ascii="Times New Roman" w:hAnsi="Times New Roman"/>
                 <w:b w:val="0"/>
                 <w:color w:val="FFFFFF"/>
-                <w:sz w:val="20"/>
+                <w:sz w:val="18"/>
               </w:rPr>
-              <w:t>X</w:t>
+              <w:t>✓</w:t>
             </w:r>
           </w:p>
         </w:tc>
@@ -7051,19 +7227,18 @@
       <w:pPr>
         <w:sectPr>
           <w:footerReference w:type="default" r:id="rId37"/>
-          <w:footerReference w:type="first" r:id="rId38"/>
+          <w:type w:val="continuous"/>
           <w:pgSz w:w="12240" w:h="15840"/>
           <w:pgMar w:top="1701" w:right="1701" w:bottom="1701" w:left="2268" w:header="720" w:footer="720" w:gutter="0"/>
           <w:cols w:space="720"/>
           <w:titlePg/>
           <w:docGrid w:linePitch="360"/>
-          <w:pgNumType w:fmt="decimal"/>
         </w:sectPr>
       </w:pPr>
     </w:p>
     <w:p>
       <w:pPr>
-        <w:spacing w:before="1140" w:after="480" w:line="360" w:lineRule="auto"/>
+        <w:spacing w:before="1140" w:after="480"/>
         <w:jc w:val="center"/>
       </w:pPr>
       <w:r>
@@ -7078,7 +7253,7 @@
     <w:p>
       <w:bookmarkStart w:id="bm_cap3" w:name="bm_cap3"/>
       <w:pPr>
-        <w:spacing w:before="0" w:after="480" w:line="360" w:lineRule="auto"/>
+        <w:spacing w:before="480"/>
         <w:jc w:val="center"/>
       </w:pPr>
       <w:r>
@@ -7092,428 +7267,19 @@
       <w:bookmarkEnd w:id="bm_cap3"/>
     </w:p>
     <w:p>
-      <w:bookmarkStart w:id="bm_cap3_bases" w:name="bm_cap3_bases"/>
-      <w:pPr>
-        <w:spacing w:before="480" w:after="480" w:line="360" w:lineRule="auto"/>
-        <w:jc w:val="left"/>
-      </w:pPr>
-      <w:r>
-        <w:rPr>
-          <w:rFonts w:ascii="Times New Roman" w:hAnsi="Times New Roman"/>
-          <w:b/>
-          <w:sz w:val="24"/>
-        </w:rPr>
-        <w:t>Control Administrativo</w:t>
-      </w:r>
-      <w:bookmarkEnd w:id="bm_cap3_bases"/>
-    </w:p>
-    <w:p>
-      <w:pPr>
-        <w:spacing w:line="360" w:lineRule="auto" w:after="0" w:before="0"/>
-        <w:ind w:firstLine="709"/>
-        <w:jc w:val="both"/>
-      </w:pPr>
-      <w:r>
-        <w:rPr>
-          <w:rFonts w:ascii="Times New Roman" w:hAnsi="Times New Roman"/>
-          <w:i w:val="0"/>
-          <w:sz w:val="24"/>
-        </w:rPr>
-        <w:t>El control administrativo constituye una de las funciones fundamentales del proceso administrativo y se define como el mecanismo mediante el cual la organización verifica que las actividades ejecutadas se correspondan con lo planificado, detectando desviaciones y aplicando las medidas correctivas necesarias. Robbins y Coulter (2010) señalan que el control eficaz no solo identifica fallas, sino que proporciona información oportuna para la toma de decisiones gerenciales, convirtiéndose en un instrumento de mejora continua y no únicamente de fiscalización.</w:t>
-      </w:r>
-    </w:p>
-    <w:p>
-      <w:pPr>
-        <w:spacing w:line="360" w:lineRule="auto" w:after="0" w:before="0"/>
-        <w:ind w:firstLine="709"/>
-        <w:jc w:val="both"/>
-      </w:pPr>
-      <w:r>
-        <w:rPr>
-          <w:rFonts w:ascii="Times New Roman" w:hAnsi="Times New Roman"/>
-          <w:i w:val="0"/>
-          <w:sz w:val="24"/>
-        </w:rPr>
-        <w:t>En el contexto del Departamento de Administración de Ingeniería de Telecomunicaciones, C.A., el control administrativo se aplica sobre el ciclo de gestión de solicitudes de servicio, abarcando desde la recepción de la solicitud del suscriptor hasta el cierre definitivo del caso. La ausencia de mecanismos formales de control en este ciclo genera inconsistencias entre los departamentos involucrados y dificulta la evaluación del desempeño del proceso de atención.</w:t>
-      </w:r>
-    </w:p>
-    <w:p>
-      <w:pPr>
-        <w:spacing w:line="240" w:lineRule="auto" w:before="720" w:after="240"/>
-        <w:ind w:left="709" w:right="709"/>
-        <w:jc w:val="both"/>
-      </w:pPr>
-      <w:r>
-        <w:rPr>
-          <w:rFonts w:ascii="Times New Roman" w:hAnsi="Times New Roman"/>
-          <w:sz w:val="24"/>
-        </w:rPr>
-        <w:t>El control es el proceso de monitorear las actividades para asegurarse de que se lleven a cabo según lo planeado y para corregir cualquier desviación significativa. Los gerentes no pueden saber realmente si sus unidades están desempeñándose adecuadamente hasta que evalúan qué actividades se han llevado a cabo y comparan el desempeño real con el estándar deseado.</w:t>
-      </w:r>
-      <w:r>
-        <w:rPr>
-          <w:rFonts w:ascii="Times New Roman" w:hAnsi="Times New Roman"/>
-          <w:sz w:val="24"/>
-        </w:rPr>
-        <w:t xml:space="preserve"> (Robbins y Coulter, 2010, p. 398)</w:t>
-      </w:r>
-    </w:p>
-    <w:p>
-      <w:pPr>
-        <w:spacing w:line="360" w:lineRule="auto" w:after="0" w:before="0"/>
-        <w:ind w:firstLine="709"/>
-        <w:jc w:val="both"/>
-      </w:pPr>
-      <w:r>
-        <w:rPr>
-          <w:rFonts w:ascii="Times New Roman" w:hAnsi="Times New Roman"/>
-          <w:i w:val="0"/>
-          <w:sz w:val="24"/>
-        </w:rPr>
-        <w:t>Desde la perspectiva de quien desarrolla este informe, el control administrativo en IDETEL debe convertirse en una herramienta de seguimiento continuo y no limitarse a la revisión posterior de los casos.</w:t>
-      </w:r>
-    </w:p>
-    <w:p>
-      <w:pPr>
-        <w:spacing w:before="480" w:after="480" w:line="360" w:lineRule="auto"/>
-        <w:jc w:val="left"/>
-      </w:pPr>
-      <w:r>
-        <w:rPr>
-          <w:rFonts w:ascii="Times New Roman" w:hAnsi="Times New Roman"/>
-          <w:b/>
-          <w:sz w:val="24"/>
-        </w:rPr>
-        <w:t>Gestión de Solicitudes de Servicio</w:t>
-      </w:r>
-    </w:p>
-    <w:p>
-      <w:pPr>
-        <w:spacing w:line="360" w:lineRule="auto" w:after="0" w:before="0"/>
-        <w:ind w:firstLine="709"/>
-        <w:jc w:val="both"/>
-      </w:pPr>
-      <w:r>
-        <w:rPr>
-          <w:rFonts w:ascii="Times New Roman" w:hAnsi="Times New Roman"/>
-          <w:i w:val="0"/>
-          <w:sz w:val="24"/>
-        </w:rPr>
-        <w:t>La gestión de solicitudes de servicio comprende el conjunto de procedimientos administrativos orientados a recepcionar, registrar, procesar y dar seguimiento a los requerimientos presentados por los clientes o suscriptores de una organización. Zeithaml, Parasuraman y Berry (1993) establecen que la calidad del servicio percibida por el cliente está directamente vinculada a la capacidad de la organización para gestionar sus solicitudes de forma ágil, transparente y con comunicación fluida en cada etapa del proceso.</w:t>
-      </w:r>
-    </w:p>
-    <w:p>
-      <w:pPr>
-        <w:spacing w:line="360" w:lineRule="auto" w:after="0" w:before="0"/>
-        <w:ind w:firstLine="709"/>
-        <w:jc w:val="both"/>
-      </w:pPr>
-      <w:r>
-        <w:rPr>
-          <w:rFonts w:ascii="Times New Roman" w:hAnsi="Times New Roman"/>
-          <w:i w:val="0"/>
-          <w:sz w:val="24"/>
-        </w:rPr>
-        <w:t>En empresas de telecomunicaciones como IDETEL, la gestión de solicitudes abarca dos categorías principales: las solicitudes de afiliación de nuevos suscriptores, que implican la coordinación entre las áreas comercial, técnica y administrativa; y las incidencias reportadas por suscriptores activos, que requieren diagnóstico, despacho de cuadrillas y cierre verificado del caso. La ausencia de un sistema unificado de seguimiento para ambas categorías genera retrasos y reprocesos que impactan directamente en la satisfacción del cliente.</w:t>
-      </w:r>
-    </w:p>
-    <w:p>
-      <w:pPr>
-        <w:spacing w:line="360" w:lineRule="auto" w:after="0" w:before="0"/>
-        <w:ind w:firstLine="709"/>
-        <w:jc w:val="both"/>
-      </w:pPr>
-      <w:r>
-        <w:rPr>
-          <w:rFonts w:ascii="Times New Roman" w:hAnsi="Times New Roman"/>
-          <w:i w:val="0"/>
-          <w:sz w:val="24"/>
-        </w:rPr>
-        <w:t>En el contexto de IDETEL, la gestión de solicitudes requiere un flujo único que permita conocer el responsable, el estado y el tiempo de atención de cada caso.</w:t>
-      </w:r>
-    </w:p>
-    <w:p>
-      <w:pPr>
-        <w:spacing w:before="480" w:after="480" w:line="360" w:lineRule="auto"/>
-        <w:jc w:val="left"/>
-      </w:pPr>
-      <w:r>
-        <w:rPr>
-          <w:rFonts w:ascii="Times New Roman" w:hAnsi="Times New Roman"/>
-          <w:b/>
-          <w:sz w:val="24"/>
-        </w:rPr>
-        <w:t>Procesos Administrativos y Estandarización de Procedimientos</w:t>
-      </w:r>
-    </w:p>
-    <w:p>
-      <w:pPr>
-        <w:spacing w:line="360" w:lineRule="auto" w:after="0" w:before="0"/>
-        <w:ind w:firstLine="709"/>
-        <w:jc w:val="both"/>
-      </w:pPr>
-      <w:r>
-        <w:rPr>
-          <w:rFonts w:ascii="Times New Roman" w:hAnsi="Times New Roman"/>
-          <w:i w:val="0"/>
-          <w:sz w:val="24"/>
-        </w:rPr>
-        <w:t>El proceso administrativo constituye el marco conceptual que rige el funcionamiento de las organizaciones modernas. Chiavenato (2006) lo describe como el conjunto secuencial e interrelacionado de funciones de planificación, organización, dirección y control, orientadas al logro eficiente de los objetivos organizacionales. La estandarización de los procedimientos dentro de este marco garantiza que las actividades se ejecuten de manera uniforme, reduciendo la variabilidad y los errores derivados de la discrecionalidad individual.</w:t>
-      </w:r>
-    </w:p>
-    <w:p>
-      <w:pPr>
-        <w:spacing w:line="360" w:lineRule="auto" w:after="0" w:before="0"/>
-        <w:ind w:firstLine="709"/>
-        <w:jc w:val="both"/>
-      </w:pPr>
-      <w:r>
-        <w:rPr>
-          <w:rFonts w:ascii="Times New Roman" w:hAnsi="Times New Roman"/>
-          <w:i w:val="0"/>
-          <w:sz w:val="24"/>
-        </w:rPr>
-        <w:t>La formalización de los procedimientos mediante manuales, flujogramas y formatos estandarizados constituye una herramienta esencial para el control administrativo. Según Harrington (1993), un proceso estandarizado es medible, controlable y mejorable, condiciones que permiten a la organización identificar con precisión los puntos de falla y aplicar acciones correctivas focalizadas. En el caso de IDETEL, la ausencia de procedimientos escritos para la gestión de solicitudes es una de las causas raíz de las deficiencias identificadas.</w:t>
-      </w:r>
-    </w:p>
-    <w:p>
-      <w:pPr>
-        <w:spacing w:line="360" w:lineRule="auto" w:after="0" w:before="0"/>
-        <w:ind w:firstLine="709"/>
-        <w:jc w:val="both"/>
-      </w:pPr>
-      <w:r>
-        <w:rPr>
-          <w:rFonts w:ascii="Times New Roman" w:hAnsi="Times New Roman"/>
-          <w:i w:val="0"/>
-          <w:sz w:val="24"/>
-        </w:rPr>
-        <w:t>A juicio de quien suscribe, la estandarización propuesta no busca aumentar la carga administrativa, sino eliminar ambigüedades y hacer verificable cada etapa del proceso.</w:t>
-      </w:r>
-    </w:p>
-    <w:p>
-      <w:pPr>
-        <w:spacing w:before="480" w:after="480" w:line="360" w:lineRule="auto"/>
-        <w:jc w:val="left"/>
-      </w:pPr>
-      <w:r>
-        <w:rPr>
-          <w:rFonts w:ascii="Times New Roman" w:hAnsi="Times New Roman"/>
-          <w:b/>
-          <w:sz w:val="24"/>
-        </w:rPr>
-        <w:t>Calidad del Servicio en Empresas de Telecomunicaciones</w:t>
-      </w:r>
-    </w:p>
-    <w:p>
-      <w:pPr>
-        <w:spacing w:line="360" w:lineRule="auto" w:after="0" w:before="0"/>
-        <w:ind w:firstLine="709"/>
-        <w:jc w:val="both"/>
-      </w:pPr>
-      <w:r>
-        <w:rPr>
-          <w:rFonts w:ascii="Times New Roman" w:hAnsi="Times New Roman"/>
-          <w:i w:val="0"/>
-          <w:sz w:val="24"/>
-        </w:rPr>
-        <w:t>La calidad del servicio se define como el grado en que las características del servicio prestado satisfacen o superan las expectativas del cliente. Parasuraman, Zeithaml y Berry (1988) desarrollaron el modelo SERVQUAL, que identifica cinco dimensiones de la calidad del servicio: fiabilidad, capacidad de respuesta, seguridad, empatía y elementos tangibles. En el sector de telecomunicaciones, la fiabilidad y la capacidad de respuesta son las dimensiones con mayor peso en la percepción del cliente.</w:t>
-      </w:r>
-    </w:p>
-    <w:p>
-      <w:pPr>
-        <w:spacing w:line="360" w:lineRule="auto" w:after="0" w:before="0"/>
-        <w:ind w:firstLine="709"/>
-        <w:jc w:val="both"/>
-      </w:pPr>
-      <w:r>
-        <w:rPr>
-          <w:rFonts w:ascii="Times New Roman" w:hAnsi="Times New Roman"/>
-          <w:i w:val="0"/>
-          <w:sz w:val="24"/>
-        </w:rPr>
-        <w:t>Las deficiencias en el control administrativo del proceso de solicitudes de servicio impactan directamente sobre la fiabilidad y la capacidad de respuesta de IDETEL. Cuando una solicitud no es gestionada dentro de los tiempos establecidos o su estatus no puede ser verificado en tiempo real, el cliente percibe una falla en la calidad del servicio que deteriora su confianza en la organización y puede derivar en la cancelación del contrato o en la difusión de experiencias negativas.</w:t>
-      </w:r>
-    </w:p>
-    <w:p>
-      <w:pPr>
-        <w:spacing w:line="360" w:lineRule="auto" w:after="0" w:before="0"/>
-        <w:ind w:firstLine="709"/>
-        <w:jc w:val="both"/>
-      </w:pPr>
-      <w:r>
-        <w:rPr>
-          <w:rFonts w:ascii="Times New Roman" w:hAnsi="Times New Roman"/>
-          <w:i w:val="0"/>
-          <w:sz w:val="24"/>
-        </w:rPr>
-        <w:t>Para este estudio, la calidad del servicio se relaciona directamente con la capacidad administrativa de IDETEL para responder y dar seguimiento oportuno a las solicitudes del suscriptor.</w:t>
-      </w:r>
-    </w:p>
-    <w:p>
-      <w:pPr>
-        <w:spacing w:before="480" w:after="480" w:line="360" w:lineRule="auto"/>
-        <w:jc w:val="left"/>
-      </w:pPr>
-      <w:r>
-        <w:rPr>
-          <w:rFonts w:ascii="Times New Roman" w:hAnsi="Times New Roman"/>
-          <w:b/>
-          <w:sz w:val="24"/>
-        </w:rPr>
-        <w:t>Sistemas de Información para el Control Administrativo</w:t>
-      </w:r>
-    </w:p>
-    <w:p>
-      <w:pPr>
-        <w:spacing w:line="360" w:lineRule="auto" w:after="0" w:before="0"/>
-        <w:ind w:firstLine="709"/>
-        <w:jc w:val="both"/>
-      </w:pPr>
-      <w:r>
-        <w:rPr>
-          <w:rFonts w:ascii="Times New Roman" w:hAnsi="Times New Roman"/>
-          <w:i w:val="0"/>
-          <w:sz w:val="24"/>
-        </w:rPr>
-        <w:t>Un sistema de información constituye un conjunto organizado de recursos tecnológicos y procedimentales orientados a la captura, almacenamiento, procesamiento y distribución de datos con el propósito de apoyar la toma de decisiones. Laudon y Laudon (2016) distinguen los sistemas de procesamiento de transacciones como la categoría que registra y gestiona las operaciones rutinarias de la organización, siendo esta la tipología más pertinente para el control de solicitudes de servicio en una empresa de telecomunicaciones.</w:t>
-      </w:r>
-    </w:p>
-    <w:p>
-      <w:pPr>
-        <w:spacing w:line="360" w:lineRule="auto" w:after="0" w:before="0"/>
-        <w:ind w:firstLine="709"/>
-        <w:jc w:val="both"/>
-      </w:pPr>
-      <w:r>
-        <w:rPr>
-          <w:rFonts w:ascii="Times New Roman" w:hAnsi="Times New Roman"/>
-          <w:i w:val="0"/>
-          <w:sz w:val="24"/>
-        </w:rPr>
-        <w:t>La implementación de un sistema de tickets o plataforma de seguimiento de solicitudes en IDETEL permitiría centralizar el registro de cada caso, asignar responsables, definir tiempos de atención y generar alertas ante incumplimientos. Esta herramienta transformaría el control administrativo de reactivo a proactivo, dotando a la supervisión de información en tiempo real para la toma de decisiones y la evaluación continua del desempeño del proceso.</w:t>
-      </w:r>
-    </w:p>
-    <w:p>
-      <w:pPr>
-        <w:spacing w:line="360" w:lineRule="auto" w:after="0" w:before="0"/>
-        <w:ind w:firstLine="709"/>
-        <w:jc w:val="both"/>
-      </w:pPr>
-      <w:r>
-        <w:rPr>
-          <w:rFonts w:ascii="Times New Roman" w:hAnsi="Times New Roman"/>
-          <w:i w:val="0"/>
-          <w:sz w:val="24"/>
-        </w:rPr>
-        <w:t>Desde la posición del autor, una herramienta de seguimiento centralizada es viable para IDETEL porque permite mejorar la trazabilidad sin modificar la naturaleza de los servicios que presta la empresa.</w:t>
-      </w:r>
-    </w:p>
-    <w:p>
-      <w:pPr>
-        <w:spacing w:before="480" w:after="480" w:line="360" w:lineRule="auto"/>
-        <w:jc w:val="left"/>
-      </w:pPr>
-      <w:r>
-        <w:rPr>
-          <w:rFonts w:ascii="Times New Roman" w:hAnsi="Times New Roman"/>
-          <w:b/>
-          <w:sz w:val="24"/>
-        </w:rPr>
-        <w:t>Proyecto Factible como Modalidad de Investigación</w:t>
-      </w:r>
-    </w:p>
-    <w:p>
-      <w:pPr>
-        <w:spacing w:line="360" w:lineRule="auto" w:after="0" w:before="0"/>
-        <w:ind w:firstLine="709"/>
-        <w:jc w:val="both"/>
-      </w:pPr>
-      <w:r>
-        <w:rPr>
-          <w:rFonts w:ascii="Times New Roman" w:hAnsi="Times New Roman"/>
-          <w:i w:val="0"/>
-          <w:sz w:val="24"/>
-        </w:rPr>
-        <w:t>La Universidad Pedagógica Experimental Libertador (UPEL, 2016) define el proyecto factible como la investigación, elaboración y desarrollo de una propuesta de un modelo operativo viable para solucionar problemas, requerimientos o necesidades de organizaciones o grupos sociales. Esta modalidad exige un diagnóstico de campo que evidencie la situación deficitaria y la comprobación de la viabilidad técnica y operativa de la solución planteada.</w:t>
-      </w:r>
-    </w:p>
-    <w:p>
-      <w:pPr>
-        <w:spacing w:line="360" w:lineRule="auto" w:after="0" w:before="0"/>
-        <w:ind w:firstLine="709"/>
-        <w:jc w:val="both"/>
-      </w:pPr>
-      <w:r>
-        <w:rPr>
-          <w:rFonts w:ascii="Times New Roman" w:hAnsi="Times New Roman"/>
-          <w:i w:val="0"/>
-          <w:sz w:val="24"/>
-        </w:rPr>
-        <w:t>Arias (2012) señala que el proyecto factible avanza hasta proponer y en muchos casos desarrollar la solución, demostrando su aplicabilidad en el contexto real. El presente trabajo se enmarca en esta modalidad al partir de la evaluación del control administrativo de IDETEL para proponer mejoras procedimentales cuya implementación es viable dentro de la estructura organizativa y los recursos disponibles de la empresa.</w:t>
-      </w:r>
-    </w:p>
-    <w:p>
-      <w:pPr>
-        <w:spacing w:line="360" w:lineRule="auto" w:after="0" w:before="0"/>
-        <w:ind w:firstLine="709"/>
-        <w:jc w:val="both"/>
-      </w:pPr>
-      <w:r>
-        <w:rPr>
-          <w:rFonts w:ascii="Times New Roman" w:hAnsi="Times New Roman"/>
-          <w:i w:val="0"/>
-          <w:sz w:val="24"/>
-        </w:rPr>
-        <w:t>La elección del proyecto factible responde a la necesidad de transformar el diagnóstico realizado en procedimientos y formatos aplicables a la realidad operativa de IDETEL.</w:t>
-      </w:r>
-    </w:p>
-    <w:p>
       <w:pPr>
         <w:sectPr>
-          <w:footerReference w:type="default" r:id="rId39"/>
-          <w:footerReference w:type="first" r:id="rId40"/>
+          <w:footerReference w:type="default" r:id="rId38"/>
           <w:pgSz w:w="12240" w:h="15840"/>
           <w:pgMar w:top="1701" w:right="1701" w:bottom="1701" w:left="2268" w:header="720" w:footer="720" w:gutter="0"/>
           <w:cols w:space="720"/>
           <w:titlePg/>
           <w:docGrid w:linePitch="360"/>
-          <w:pgNumType w:fmt="decimal"/>
         </w:sectPr>
       </w:pPr>
     </w:p>
     <w:p>
-      <w:pPr>
-        <w:spacing w:before="1140" w:after="480" w:line="360" w:lineRule="auto"/>
-        <w:jc w:val="center"/>
-      </w:pPr>
-      <w:r>
-        <w:rPr>
-          <w:rFonts w:ascii="Times New Roman" w:hAnsi="Times New Roman"/>
-          <w:b/>
-          <w:sz w:val="24"/>
-        </w:rPr>
-        <w:t>CAPÍTULO IV</w:t>
-      </w:r>
-    </w:p>
-    <w:p>
-      <w:bookmarkStart w:id="bm_cap4" w:name="bm_cap4"/>
-      <w:pPr>
-        <w:spacing w:before="0" w:after="480" w:line="360" w:lineRule="auto"/>
-        <w:jc w:val="center"/>
-      </w:pPr>
-      <w:r>
-        <w:rPr>
-          <w:rFonts w:ascii="Times New Roman" w:hAnsi="Times New Roman"/>
-          <w:b/>
-          <w:sz w:val="24"/>
-        </w:rPr>
-        <w:t>ACTIVIDADES REALIZADAS</w:t>
-      </w:r>
-      <w:bookmarkEnd w:id="bm_cap4"/>
-    </w:p>
-    <w:p>
-      <w:bookmarkStart w:id="bm_cap4_desc" w:name="bm_cap4_desc"/>
+      <w:bookmarkStart w:id="bm_cap3_bases" w:name="bm_cap3_bases"/>
       <w:pPr>
         <w:spacing w:before="480" w:after="480" w:line="360" w:lineRule="auto"/>
         <w:jc w:val="left"/>
@@ -7524,9 +7290,9 @@
           <w:b/>
           <w:sz w:val="24"/>
         </w:rPr>
-        <w:t>Descripción de Actividades Ejecutadas por Semana</w:t>
-      </w:r>
-      <w:bookmarkEnd w:id="bm_cap4_desc"/>
+        <w:t>Control Administrativo</w:t>
+      </w:r>
+      <w:bookmarkEnd w:id="bm_cap3_bases"/>
     </w:p>
     <w:p>
       <w:pPr>
@@ -7540,11 +7306,62 @@
           <w:i w:val="0"/>
           <w:sz w:val="24"/>
         </w:rPr>
-        <w:t>Durante las diez (10) semanas de pasantías se desarrollaron actividades operativas y de análisis mediante una rotación inicial por Atención al Cliente y una segunda etapa de apoyo en Administración:</w:t>
+        <w:t>El control administrativo constituye una de las funciones fundamentales del proceso administrativo y se define como el mecanismo mediante el cual la organización verifica que las actividades ejecutadas se correspondan con lo planificado, detectando desviaciones y aplicando las medidas correctivas necesarias. Robbins y Coulter (2010) señalan que el control eficaz no solo identifica fallas, sino que proporciona información oportuna para la toma de decisiones gerenciales, convirtiéndose en un instrumento de mejora continua y no únicamente de fiscalización.</w:t>
       </w:r>
     </w:p>
     <w:p>
       <w:pPr>
+        <w:spacing w:line="360" w:lineRule="auto" w:after="0" w:before="0"/>
+        <w:ind w:firstLine="709"/>
+        <w:jc w:val="both"/>
+      </w:pPr>
+      <w:r>
+        <w:rPr>
+          <w:rFonts w:ascii="Times New Roman" w:hAnsi="Times New Roman"/>
+          <w:i w:val="0"/>
+          <w:sz w:val="24"/>
+        </w:rPr>
+        <w:t>En el contexto del Departamento de Administración de Ingeniería de Telecomunicaciones, C.A., el control administrativo se aplica sobre el ciclo de gestión de solicitudes de servicio, abarcando desde la recepción de la solicitud del suscriptor hasta el cierre definitivo del caso. La ausencia de mecanismos formales de control en este ciclo genera inconsistencias entre los departamentos involucrados y dificulta la evaluación del desempeño del proceso de atención.</w:t>
+      </w:r>
+    </w:p>
+    <w:p>
+      <w:pPr>
+        <w:spacing w:line="240" w:lineRule="auto" w:before="720" w:after="240"/>
+        <w:ind w:left="709" w:right="709"/>
+        <w:jc w:val="both"/>
+      </w:pPr>
+      <w:r>
+        <w:rPr>
+          <w:rFonts w:ascii="Times New Roman" w:hAnsi="Times New Roman"/>
+          <w:sz w:val="24"/>
+        </w:rPr>
+        <w:t>El control es el proceso de monitorear las actividades para asegurarse de que se lleven a cabo según lo planeado y para corregir cualquier desviación significativa. Los gerentes no pueden saber realmente si sus unidades están desempeñándose adecuadamente hasta que evalúan qué actividades se han llevado a cabo y comparan el desempeño real con el estándar deseado.</w:t>
+      </w:r>
+      <w:r>
+        <w:rPr>
+          <w:rFonts w:ascii="Times New Roman" w:hAnsi="Times New Roman"/>
+          <w:sz w:val="24"/>
+        </w:rPr>
+        <w:t xml:space="preserve"> (Robbins y Coulter, 2010, p. 398)</w:t>
+      </w:r>
+    </w:p>
+    <w:p>
+      <w:pPr>
+        <w:spacing w:line="360" w:lineRule="auto" w:after="0" w:before="0"/>
+        <w:ind w:firstLine="709"/>
+        <w:jc w:val="both"/>
+      </w:pPr>
+      <w:r>
+        <w:rPr>
+          <w:rFonts w:ascii="Times New Roman" w:hAnsi="Times New Roman"/>
+          <w:i w:val="0"/>
+          <w:sz w:val="24"/>
+        </w:rPr>
+        <w:t>Desde la perspectiva de quien desarrolla este informe, el control administrativo en IDETEL debe convertirse en una herramienta de seguimiento continuo y no limitarse a la revisión posterior de los casos.</w:t>
+      </w:r>
+    </w:p>
+    <w:p>
+      <w:pPr>
         <w:spacing w:before="480" w:after="480" w:line="360" w:lineRule="auto"/>
         <w:jc w:val="left"/>
       </w:pPr>
@@ -7554,69 +7371,56 @@
           <w:b/>
           <w:sz w:val="24"/>
         </w:rPr>
-        <w:t>Semana 1</w:t>
+        <w:t>Gestión de Solicitudes de Servicio</w:t>
       </w:r>
     </w:p>
     <w:p>
       <w:pPr>
-        <w:spacing w:line="360" w:lineRule="auto"/>
+        <w:spacing w:line="360" w:lineRule="auto" w:after="0" w:before="0"/>
         <w:ind w:firstLine="709"/>
         <w:jc w:val="both"/>
       </w:pPr>
       <w:r>
         <w:rPr>
           <w:rFonts w:ascii="Times New Roman" w:hAnsi="Times New Roman"/>
-          <w:sz w:val="24"/>
-        </w:rPr>
-        <w:t xml:space="preserve">1. </w:t>
-      </w:r>
-      <w:r>
-        <w:rPr>
-          <w:rFonts w:ascii="Times New Roman" w:hAnsi="Times New Roman"/>
-          <w:b/>
-          <w:sz w:val="24"/>
-        </w:rPr>
-        <w:t xml:space="preserve">Actividad operativa: </w:t>
-      </w:r>
-      <w:r>
-        <w:rPr>
-          <w:rFonts w:ascii="Times New Roman" w:hAnsi="Times New Roman"/>
-          <w:sz w:val="24"/>
-        </w:rPr>
-        <w:t>Inducción institucional y rotación inicial por Atención al Cliente, reconocimiento de los tipos de solicitudes recibidas, revisión del proceso de registro de pagos y familiarización con la información utilizada para atender a los suscriptores.</w:t>
+          <w:i w:val="0"/>
+          <w:sz w:val="24"/>
+        </w:rPr>
+        <w:t>La gestión de solicitudes de servicio comprende el conjunto de procedimientos administrativos orientados a recepcionar, registrar, procesar y dar seguimiento a los requerimientos presentados por los clientes o suscriptores de una organización. Zeithaml, Parasuraman y Berry (1993) establecen que la calidad del servicio percibida por el cliente está directamente vinculada a la capacidad de la organización para gestionar sus solicitudes de forma ágil, transparente y con comunicación fluida en cada etapa del proceso.</w:t>
       </w:r>
     </w:p>
     <w:p>
       <w:pPr>
-        <w:spacing w:line="360" w:lineRule="auto"/>
+        <w:spacing w:line="360" w:lineRule="auto" w:after="0" w:before="0"/>
         <w:ind w:firstLine="709"/>
         <w:jc w:val="both"/>
       </w:pPr>
       <w:r>
         <w:rPr>
           <w:rFonts w:ascii="Times New Roman" w:hAnsi="Times New Roman"/>
-          <w:sz w:val="24"/>
-        </w:rPr>
-        <w:t xml:space="preserve">2. </w:t>
-      </w:r>
-      <w:r>
-        <w:rPr>
-          <w:rFonts w:ascii="Times New Roman" w:hAnsi="Times New Roman"/>
-          <w:b/>
-          <w:sz w:val="24"/>
-        </w:rPr>
-        <w:t xml:space="preserve">Actividad de investigación: </w:t>
-      </w:r>
-      <w:r>
-        <w:rPr>
-          <w:rFonts w:ascii="Times New Roman" w:hAnsi="Times New Roman"/>
-          <w:sz w:val="24"/>
-        </w:rPr>
-        <w:t>Observación directa del punto de inicio de las solicitudes de afiliación e incidencias, identificando los datos que se generan en Atención al Cliente y la forma en que son comunicados a otras áreas.</w:t>
+          <w:i w:val="0"/>
+          <w:sz w:val="24"/>
+        </w:rPr>
+        <w:t>En empresas de telecomunicaciones como IDETEL, la gestión de solicitudes abarca dos categorías principales: las solicitudes de afiliación de nuevos suscriptores, que implican la coordinación entre las áreas comercial, técnica y administrativa; y las incidencias reportadas por suscriptores activos, que requieren diagnóstico, despacho de cuadrillas y cierre verificado del caso. La ausencia de un sistema unificado de seguimiento para ambas categorías genera retrasos y reprocesos que impactan directamente en la satisfacción del cliente.</w:t>
       </w:r>
     </w:p>
     <w:p>
       <w:pPr>
+        <w:spacing w:line="360" w:lineRule="auto" w:after="0" w:before="0"/>
+        <w:ind w:firstLine="709"/>
+        <w:jc w:val="both"/>
+      </w:pPr>
+      <w:r>
+        <w:rPr>
+          <w:rFonts w:ascii="Times New Roman" w:hAnsi="Times New Roman"/>
+          <w:i w:val="0"/>
+          <w:sz w:val="24"/>
+        </w:rPr>
+        <w:t>En el contexto de IDETEL, la gestión de solicitudes requiere un flujo único que permita conocer el responsable, el estado y el tiempo de atención de cada caso.</w:t>
+      </w:r>
+    </w:p>
+    <w:p>
+      <w:pPr>
         <w:spacing w:before="480" w:after="480" w:line="360" w:lineRule="auto"/>
         <w:jc w:val="left"/>
       </w:pPr>
@@ -7626,69 +7430,56 @@
           <w:b/>
           <w:sz w:val="24"/>
         </w:rPr>
-        <w:t>Semana 2</w:t>
+        <w:t>Procesos Administrativos y Estandarización de Procedimientos</w:t>
       </w:r>
     </w:p>
     <w:p>
       <w:pPr>
-        <w:spacing w:line="360" w:lineRule="auto"/>
+        <w:spacing w:line="360" w:lineRule="auto" w:after="0" w:before="0"/>
         <w:ind w:firstLine="709"/>
         <w:jc w:val="both"/>
       </w:pPr>
       <w:r>
         <w:rPr>
           <w:rFonts w:ascii="Times New Roman" w:hAnsi="Times New Roman"/>
-          <w:sz w:val="24"/>
-        </w:rPr>
-        <w:t xml:space="preserve">1. </w:t>
-      </w:r>
-      <w:r>
-        <w:rPr>
-          <w:rFonts w:ascii="Times New Roman" w:hAnsi="Times New Roman"/>
-          <w:b/>
-          <w:sz w:val="24"/>
-        </w:rPr>
-        <w:t xml:space="preserve">Actividad operativa: </w:t>
-      </w:r>
-      <w:r>
-        <w:rPr>
-          <w:rFonts w:ascii="Times New Roman" w:hAnsi="Times New Roman"/>
-          <w:sz w:val="24"/>
-        </w:rPr>
-        <w:t>Apoyo en Atención al Cliente mediante recepción y registro de pagos, verificación de datos básicos de suscriptores y orientación inicial sobre solicitudes e incidencias reportadas.</w:t>
+          <w:i w:val="0"/>
+          <w:sz w:val="24"/>
+        </w:rPr>
+        <w:t>El proceso administrativo constituye el marco conceptual que rige el funcionamiento de las organizaciones modernas. Chiavenato (2006) lo describe como el conjunto secuencial e interrelacionado de funciones de planificación, organización, dirección y control, orientadas al logro eficiente de los objetivos organizacionales. La estandarización de los procedimientos dentro de este marco garantiza que las actividades se ejecuten de manera uniforme, reduciendo la variabilidad y los errores derivados de la discrecionalidad individual.</w:t>
       </w:r>
     </w:p>
     <w:p>
       <w:pPr>
-        <w:spacing w:line="360" w:lineRule="auto"/>
+        <w:spacing w:line="360" w:lineRule="auto" w:after="0" w:before="0"/>
         <w:ind w:firstLine="709"/>
         <w:jc w:val="both"/>
       </w:pPr>
       <w:r>
         <w:rPr>
           <w:rFonts w:ascii="Times New Roman" w:hAnsi="Times New Roman"/>
-          <w:sz w:val="24"/>
-        </w:rPr>
-        <w:t xml:space="preserve">2. </w:t>
-      </w:r>
-      <w:r>
-        <w:rPr>
-          <w:rFonts w:ascii="Times New Roman" w:hAnsi="Times New Roman"/>
-          <w:b/>
-          <w:sz w:val="24"/>
-        </w:rPr>
-        <w:t xml:space="preserve">Actividad de investigación: </w:t>
-      </w:r>
-      <w:r>
-        <w:rPr>
-          <w:rFonts w:ascii="Times New Roman" w:hAnsi="Times New Roman"/>
-          <w:sz w:val="24"/>
-        </w:rPr>
-        <w:t>Levantamiento del recorrido de las solicitudes desde su recepción, revisión de registros disponibles y elaboración de un esquema preliminar de las etapas y áreas que intervienen en cada tipo de caso.</w:t>
+          <w:i w:val="0"/>
+          <w:sz w:val="24"/>
+        </w:rPr>
+        <w:t>La formalización de los procedimientos mediante manuales, flujogramas y formatos estandarizados constituye una herramienta esencial para el control administrativo. Según Harrington (1993), un proceso estandarizado es medible, controlable y mejorable, condiciones que permiten a la organización identificar con precisión los puntos de falla y aplicar acciones correctivas focalizadas. En el caso de IDETEL, la ausencia de procedimientos escritos para la gestión de solicitudes es una de las causas raíz de las deficiencias identificadas.</w:t>
       </w:r>
     </w:p>
     <w:p>
       <w:pPr>
+        <w:spacing w:line="360" w:lineRule="auto" w:after="0" w:before="0"/>
+        <w:ind w:firstLine="709"/>
+        <w:jc w:val="both"/>
+      </w:pPr>
+      <w:r>
+        <w:rPr>
+          <w:rFonts w:ascii="Times New Roman" w:hAnsi="Times New Roman"/>
+          <w:i w:val="0"/>
+          <w:sz w:val="24"/>
+        </w:rPr>
+        <w:t>A juicio de quien suscribe, la estandarización propuesta no busca aumentar la carga administrativa, sino eliminar ambigüedades y hacer verificable cada etapa del proceso.</w:t>
+      </w:r>
+    </w:p>
+    <w:p>
+      <w:pPr>
         <w:spacing w:before="480" w:after="480" w:line="360" w:lineRule="auto"/>
         <w:jc w:val="left"/>
       </w:pPr>
@@ -7698,69 +7489,56 @@
           <w:b/>
           <w:sz w:val="24"/>
         </w:rPr>
-        <w:t>Semana 3</w:t>
+        <w:t>Calidad del Servicio en Empresas de Telecomunicaciones</w:t>
       </w:r>
     </w:p>
     <w:p>
       <w:pPr>
-        <w:spacing w:line="360" w:lineRule="auto"/>
+        <w:spacing w:line="360" w:lineRule="auto" w:after="0" w:before="0"/>
         <w:ind w:firstLine="709"/>
         <w:jc w:val="both"/>
       </w:pPr>
       <w:r>
         <w:rPr>
           <w:rFonts w:ascii="Times New Roman" w:hAnsi="Times New Roman"/>
-          <w:sz w:val="24"/>
-        </w:rPr>
-        <w:t xml:space="preserve">1. </w:t>
-      </w:r>
-      <w:r>
-        <w:rPr>
-          <w:rFonts w:ascii="Times New Roman" w:hAnsi="Times New Roman"/>
-          <w:b/>
-          <w:sz w:val="24"/>
-        </w:rPr>
-        <w:t xml:space="preserve">Actividad operativa: </w:t>
-      </w:r>
-      <w:r>
-        <w:rPr>
-          <w:rFonts w:ascii="Times New Roman" w:hAnsi="Times New Roman"/>
-          <w:sz w:val="24"/>
-        </w:rPr>
-        <w:t>Continuación del apoyo en Atención al Cliente, registro de pagos y solicitudes, actualización de información básica y seguimiento inicial de casos remitidos a otras áreas.</w:t>
+          <w:i w:val="0"/>
+          <w:sz w:val="24"/>
+        </w:rPr>
+        <w:t>La calidad del servicio se define como el grado en que las características del servicio prestado satisfacen o superan las expectativas del cliente. Parasuraman, Zeithaml y Berry (1988) desarrollaron el modelo SERVQUAL, que identifica cinco dimensiones de la calidad del servicio: fiabilidad, capacidad de respuesta, seguridad, empatía y elementos tangibles. En el sector de telecomunicaciones, la fiabilidad y la capacidad de respuesta son las dimensiones con mayor peso en la percepción del cliente.</w:t>
       </w:r>
     </w:p>
     <w:p>
       <w:pPr>
-        <w:spacing w:line="360" w:lineRule="auto"/>
+        <w:spacing w:line="360" w:lineRule="auto" w:after="0" w:before="0"/>
         <w:ind w:firstLine="709"/>
         <w:jc w:val="both"/>
       </w:pPr>
       <w:r>
         <w:rPr>
           <w:rFonts w:ascii="Times New Roman" w:hAnsi="Times New Roman"/>
-          <w:sz w:val="24"/>
-        </w:rPr>
-        <w:t xml:space="preserve">2. </w:t>
-      </w:r>
-      <w:r>
-        <w:rPr>
-          <w:rFonts w:ascii="Times New Roman" w:hAnsi="Times New Roman"/>
-          <w:b/>
-          <w:sz w:val="24"/>
-        </w:rPr>
-        <w:t xml:space="preserve">Actividad de investigación: </w:t>
-      </w:r>
-      <w:r>
-        <w:rPr>
-          <w:rFonts w:ascii="Times New Roman" w:hAnsi="Times New Roman"/>
-          <w:sz w:val="24"/>
-        </w:rPr>
-        <w:t>Diseño de una guía de entrevista estructurada y revisión del flujo observado para precisar los puntos donde se pierde continuidad o se dificulta conocer el estatus de las solicitudes.</w:t>
+          <w:i w:val="0"/>
+          <w:sz w:val="24"/>
+        </w:rPr>
+        <w:t>Las deficiencias en el control administrativo del proceso de solicitudes de servicio impactan directamente sobre la fiabilidad y la capacidad de respuesta de IDETEL. Cuando una solicitud no es gestionada dentro de los tiempos establecidos o su estatus no puede ser verificado en tiempo real, el cliente percibe una falla en la calidad del servicio que deteriora su confianza en la organización y puede derivar en la cancelación del contrato o en la difusión de experiencias negativas.</w:t>
       </w:r>
     </w:p>
     <w:p>
       <w:pPr>
+        <w:spacing w:line="360" w:lineRule="auto" w:after="0" w:before="0"/>
+        <w:ind w:firstLine="709"/>
+        <w:jc w:val="both"/>
+      </w:pPr>
+      <w:r>
+        <w:rPr>
+          <w:rFonts w:ascii="Times New Roman" w:hAnsi="Times New Roman"/>
+          <w:i w:val="0"/>
+          <w:sz w:val="24"/>
+        </w:rPr>
+        <w:t>Para este estudio, la calidad del servicio se relaciona directamente con la capacidad administrativa de IDETEL para responder y dar seguimiento oportuno a las solicitudes del suscriptor.</w:t>
+      </w:r>
+    </w:p>
+    <w:p>
+      <w:pPr>
         <w:spacing w:before="480" w:after="480" w:line="360" w:lineRule="auto"/>
         <w:jc w:val="left"/>
       </w:pPr>
@@ -7770,69 +7548,56 @@
           <w:b/>
           <w:sz w:val="24"/>
         </w:rPr>
-        <w:t>Semana 4</w:t>
+        <w:t>Sistemas de Información para el Control Administrativo</w:t>
       </w:r>
     </w:p>
     <w:p>
       <w:pPr>
-        <w:spacing w:line="360" w:lineRule="auto"/>
+        <w:spacing w:line="360" w:lineRule="auto" w:after="0" w:before="0"/>
         <w:ind w:firstLine="709"/>
         <w:jc w:val="both"/>
       </w:pPr>
       <w:r>
         <w:rPr>
           <w:rFonts w:ascii="Times New Roman" w:hAnsi="Times New Roman"/>
-          <w:sz w:val="24"/>
-        </w:rPr>
-        <w:t xml:space="preserve">1. </w:t>
-      </w:r>
-      <w:r>
-        <w:rPr>
-          <w:rFonts w:ascii="Times New Roman" w:hAnsi="Times New Roman"/>
-          <w:b/>
-          <w:sz w:val="24"/>
-        </w:rPr>
-        <w:t xml:space="preserve">Actividad operativa: </w:t>
-      </w:r>
-      <w:r>
-        <w:rPr>
-          <w:rFonts w:ascii="Times New Roman" w:hAnsi="Times New Roman"/>
-          <w:sz w:val="24"/>
-        </w:rPr>
-        <w:t>Inicio de la rotación por Administración con apoyo en procesamiento de pagos, facturación, revisión de documentación y seguimiento administrativo de solicitudes activas.</w:t>
+          <w:i w:val="0"/>
+          <w:sz w:val="24"/>
+        </w:rPr>
+        <w:t>Un sistema de información constituye un conjunto organizado de recursos tecnológicos y procedimentales orientados a la captura, almacenamiento, procesamiento y distribución de datos con el propósito de apoyar la toma de decisiones. Laudon y Laudon (2016) distinguen los sistemas de procesamiento de transacciones como la categoría que registra y gestiona las operaciones rutinarias de la organización, siendo esta la tipología más pertinente para el control de solicitudes de servicio en una empresa de telecomunicaciones.</w:t>
       </w:r>
     </w:p>
     <w:p>
       <w:pPr>
-        <w:spacing w:line="360" w:lineRule="auto"/>
+        <w:spacing w:line="360" w:lineRule="auto" w:after="0" w:before="0"/>
         <w:ind w:firstLine="709"/>
         <w:jc w:val="both"/>
       </w:pPr>
       <w:r>
         <w:rPr>
           <w:rFonts w:ascii="Times New Roman" w:hAnsi="Times New Roman"/>
-          <w:sz w:val="24"/>
-        </w:rPr>
-        <w:t xml:space="preserve">2. </w:t>
-      </w:r>
-      <w:r>
-        <w:rPr>
-          <w:rFonts w:ascii="Times New Roman" w:hAnsi="Times New Roman"/>
-          <w:b/>
-          <w:sz w:val="24"/>
-        </w:rPr>
-        <w:t xml:space="preserve">Actividad de investigación: </w:t>
-      </w:r>
-      <w:r>
-        <w:rPr>
-          <w:rFonts w:ascii="Times New Roman" w:hAnsi="Times New Roman"/>
-          <w:sz w:val="24"/>
-        </w:rPr>
-        <w:t>Aplicación de entrevistas estructuradas al personal vinculado con Administración, Atención al Cliente y áreas relacionadas, registrando las principales fallas percibidas en comunicación, control y seguimiento.</w:t>
+          <w:i w:val="0"/>
+          <w:sz w:val="24"/>
+        </w:rPr>
+        <w:t>La implementación de un sistema de tickets o plataforma de seguimiento de solicitudes en IDETEL permitiría centralizar el registro de cada caso, asignar responsables, definir tiempos de atención y generar alertas ante incumplimientos. Esta herramienta transformaría el control administrativo de reactivo a proactivo, dotando a la supervisión de información en tiempo real para la toma de decisiones y la evaluación continua del desempeño del proceso.</w:t>
       </w:r>
     </w:p>
     <w:p>
       <w:pPr>
+        <w:spacing w:line="360" w:lineRule="auto" w:after="0" w:before="0"/>
+        <w:ind w:firstLine="709"/>
+        <w:jc w:val="both"/>
+      </w:pPr>
+      <w:r>
+        <w:rPr>
+          <w:rFonts w:ascii="Times New Roman" w:hAnsi="Times New Roman"/>
+          <w:i w:val="0"/>
+          <w:sz w:val="24"/>
+        </w:rPr>
+        <w:t>Desde la posición del autor, una herramienta de seguimiento centralizada es viable para IDETEL porque permite mejorar la trazabilidad sin modificar la naturaleza de los servicios que presta la empresa.</w:t>
+      </w:r>
+    </w:p>
+    <w:p>
+      <w:pPr>
         <w:spacing w:before="480" w:after="480" w:line="360" w:lineRule="auto"/>
         <w:jc w:val="left"/>
       </w:pPr>
@@ -7842,444 +7607,70 @@
           <w:b/>
           <w:sz w:val="24"/>
         </w:rPr>
-        <w:t>Semana 5</w:t>
+        <w:t>Proyecto Factible como Modalidad de Investigación</w:t>
       </w:r>
     </w:p>
     <w:p>
       <w:pPr>
-        <w:spacing w:line="360" w:lineRule="auto"/>
+        <w:spacing w:line="360" w:lineRule="auto" w:after="0" w:before="0"/>
         <w:ind w:firstLine="709"/>
         <w:jc w:val="both"/>
       </w:pPr>
       <w:r>
         <w:rPr>
           <w:rFonts w:ascii="Times New Roman" w:hAnsi="Times New Roman"/>
-          <w:sz w:val="24"/>
-        </w:rPr>
-        <w:t xml:space="preserve">1. </w:t>
-      </w:r>
-      <w:r>
-        <w:rPr>
-          <w:rFonts w:ascii="Times New Roman" w:hAnsi="Times New Roman"/>
-          <w:b/>
-          <w:sz w:val="24"/>
-        </w:rPr>
-        <w:t xml:space="preserve">Actividad operativa: </w:t>
-      </w:r>
-      <w:r>
-        <w:rPr>
-          <w:rFonts w:ascii="Times New Roman" w:hAnsi="Times New Roman"/>
-          <w:sz w:val="24"/>
-        </w:rPr>
-        <w:t>Apoyo en tareas administrativas de facturación, actualización de registros y verificación del cierre de solicitudes e incidencias correspondientes al período.</w:t>
+          <w:i w:val="0"/>
+          <w:sz w:val="24"/>
+        </w:rPr>
+        <w:t>La Universidad Pedagógica Experimental Libertador (UPEL, 2016) define el proyecto factible como la investigación, elaboración y desarrollo de una propuesta de un modelo operativo viable para solucionar problemas, requerimientos o necesidades de organizaciones o grupos sociales. Esta modalidad exige un diagnóstico de campo que evidencie la situación deficitaria y la comprobación de la viabilidad técnica y operativa de la solución planteada.</w:t>
       </w:r>
     </w:p>
     <w:p>
       <w:pPr>
-        <w:spacing w:line="360" w:lineRule="auto"/>
+        <w:spacing w:line="360" w:lineRule="auto" w:after="0" w:before="0"/>
         <w:ind w:firstLine="709"/>
         <w:jc w:val="both"/>
       </w:pPr>
       <w:r>
         <w:rPr>
           <w:rFonts w:ascii="Times New Roman" w:hAnsi="Times New Roman"/>
-          <w:sz w:val="24"/>
-        </w:rPr>
-        <w:t xml:space="preserve">2. </w:t>
-      </w:r>
-      <w:r>
-        <w:rPr>
-          <w:rFonts w:ascii="Times New Roman" w:hAnsi="Times New Roman"/>
-          <w:b/>
-          <w:sz w:val="24"/>
-        </w:rPr>
-        <w:t xml:space="preserve">Actividad de investigación: </w:t>
-      </w:r>
-      <w:r>
-        <w:rPr>
-          <w:rFonts w:ascii="Times New Roman" w:hAnsi="Times New Roman"/>
-          <w:sz w:val="24"/>
-        </w:rPr>
-        <w:t>Organización de los hallazgos del diagnóstico y elaboración del diagrama de Ishikawa para representar las causas relacionadas con procedimiento, comunicación, registro y seguimiento; inicio de la revisión de bases teóricas.</w:t>
+          <w:i w:val="0"/>
+          <w:sz w:val="24"/>
+        </w:rPr>
+        <w:t>Arias (2012) señala que el proyecto factible avanza hasta proponer y en muchos casos desarrollar la solución, demostrando su aplicabilidad en el contexto real. El presente trabajo se enmarca en esta modalidad al partir de la evaluación del control administrativo de IDETEL para proponer mejoras procedimentales cuya implementación es viable dentro de la estructura organizativa y los recursos disponibles de la empresa.</w:t>
       </w:r>
     </w:p>
     <w:p>
       <w:pPr>
-        <w:spacing w:before="480" w:after="480" w:line="360" w:lineRule="auto"/>
-        <w:jc w:val="left"/>
-      </w:pPr>
-      <w:r>
-        <w:rPr>
-          <w:rFonts w:ascii="Times New Roman" w:hAnsi="Times New Roman"/>
-          <w:b/>
-          <w:sz w:val="24"/>
-        </w:rPr>
-        <w:t>Semana 6</w:t>
+        <w:spacing w:line="360" w:lineRule="auto" w:after="0" w:before="0"/>
+        <w:ind w:firstLine="709"/>
+        <w:jc w:val="both"/>
+      </w:pPr>
+      <w:r>
+        <w:rPr>
+          <w:rFonts w:ascii="Times New Roman" w:hAnsi="Times New Roman"/>
+          <w:i w:val="0"/>
+          <w:sz w:val="24"/>
+        </w:rPr>
+        <w:t>La elección del proyecto factible responde a la necesidad de transformar el diagnóstico realizado en procedimientos y formatos aplicables a la realidad operativa de IDETEL.</w:t>
       </w:r>
     </w:p>
     <w:p>
       <w:pPr>
-        <w:spacing w:line="360" w:lineRule="auto"/>
-        <w:ind w:firstLine="709"/>
-        <w:jc w:val="both"/>
-      </w:pPr>
-      <w:r>
-        <w:rPr>
-          <w:rFonts w:ascii="Times New Roman" w:hAnsi="Times New Roman"/>
-          <w:sz w:val="24"/>
-        </w:rPr>
-        <w:t xml:space="preserve">1. </w:t>
-      </w:r>
-      <w:r>
-        <w:rPr>
-          <w:rFonts w:ascii="Times New Roman" w:hAnsi="Times New Roman"/>
-          <w:b/>
-          <w:sz w:val="24"/>
-        </w:rPr>
-        <w:t xml:space="preserve">Actividad operativa: </w:t>
-      </w:r>
-      <w:r>
-        <w:rPr>
-          <w:rFonts w:ascii="Times New Roman" w:hAnsi="Times New Roman"/>
-          <w:sz w:val="24"/>
-        </w:rPr>
-        <w:t>Procesamiento de pagos y documentos administrativos, apoyo en facturación y elaboración de reportes básicos requeridos por la supervisión.</w:t>
-      </w:r>
-    </w:p>
-    <w:p>
-      <w:pPr>
-        <w:spacing w:line="360" w:lineRule="auto"/>
-        <w:ind w:firstLine="709"/>
-        <w:jc w:val="both"/>
-      </w:pPr>
-      <w:r>
-        <w:rPr>
-          <w:rFonts w:ascii="Times New Roman" w:hAnsi="Times New Roman"/>
-          <w:sz w:val="24"/>
-        </w:rPr>
-        <w:t xml:space="preserve">2. </w:t>
-      </w:r>
-      <w:r>
-        <w:rPr>
-          <w:rFonts w:ascii="Times New Roman" w:hAnsi="Times New Roman"/>
-          <w:b/>
-          <w:sz w:val="24"/>
-        </w:rPr>
-        <w:t xml:space="preserve">Actividad de investigación: </w:t>
-      </w:r>
-      <w:r>
-        <w:rPr>
-          <w:rFonts w:ascii="Times New Roman" w:hAnsi="Times New Roman"/>
-          <w:sz w:val="24"/>
-        </w:rPr>
-        <w:t>Análisis del impacto de las deficiencias identificadas sobre los tiempos de respuesta, la trazabilidad y la atención al suscriptor, complementando el desarrollo del marco teórico.</w:t>
-      </w:r>
-    </w:p>
-    <w:p>
-      <w:pPr>
-        <w:spacing w:before="480" w:after="480" w:line="360" w:lineRule="auto"/>
-        <w:jc w:val="left"/>
-      </w:pPr>
-      <w:r>
-        <w:rPr>
-          <w:rFonts w:ascii="Times New Roman" w:hAnsi="Times New Roman"/>
-          <w:b/>
-          <w:sz w:val="24"/>
-        </w:rPr>
-        <w:t>Semana 7</w:t>
-      </w:r>
-    </w:p>
-    <w:p>
-      <w:pPr>
-        <w:spacing w:line="360" w:lineRule="auto"/>
-        <w:ind w:firstLine="709"/>
-        <w:jc w:val="both"/>
-      </w:pPr>
-      <w:r>
-        <w:rPr>
-          <w:rFonts w:ascii="Times New Roman" w:hAnsi="Times New Roman"/>
-          <w:sz w:val="24"/>
-        </w:rPr>
-        <w:t xml:space="preserve">1. </w:t>
-      </w:r>
-      <w:r>
-        <w:rPr>
-          <w:rFonts w:ascii="Times New Roman" w:hAnsi="Times New Roman"/>
-          <w:b/>
-          <w:sz w:val="24"/>
-        </w:rPr>
-        <w:t xml:space="preserve">Actividad operativa: </w:t>
-      </w:r>
-      <w:r>
-        <w:rPr>
-          <w:rFonts w:ascii="Times New Roman" w:hAnsi="Times New Roman"/>
-          <w:sz w:val="24"/>
-        </w:rPr>
-        <w:t>Apoyo en seguimiento de casos, actualización de registros administrativos y organización de documentación vinculada con solicitudes de servicio.</w:t>
-      </w:r>
-    </w:p>
-    <w:p>
-      <w:pPr>
-        <w:spacing w:line="360" w:lineRule="auto"/>
-        <w:ind w:firstLine="709"/>
-        <w:jc w:val="both"/>
-      </w:pPr>
-      <w:r>
-        <w:rPr>
-          <w:rFonts w:ascii="Times New Roman" w:hAnsi="Times New Roman"/>
-          <w:sz w:val="24"/>
-        </w:rPr>
-        <w:t xml:space="preserve">2. </w:t>
-      </w:r>
-      <w:r>
-        <w:rPr>
-          <w:rFonts w:ascii="Times New Roman" w:hAnsi="Times New Roman"/>
-          <w:b/>
-          <w:sz w:val="24"/>
-        </w:rPr>
-        <w:t xml:space="preserve">Actividad de investigación: </w:t>
-      </w:r>
-      <w:r>
-        <w:rPr>
-          <w:rFonts w:ascii="Times New Roman" w:hAnsi="Times New Roman"/>
-          <w:sz w:val="24"/>
-        </w:rPr>
-        <w:t>Diseño del nuevo flujo estandarizado para la gestión de solicitudes, estableciendo etapas, responsables, tiempos de referencia y puntos de control desde la recepción hasta el cierre.</w:t>
-      </w:r>
-    </w:p>
-    <w:p>
-      <w:pPr>
-        <w:spacing w:before="480" w:after="480" w:line="360" w:lineRule="auto"/>
-        <w:jc w:val="left"/>
-      </w:pPr>
-      <w:r>
-        <w:rPr>
-          <w:rFonts w:ascii="Times New Roman" w:hAnsi="Times New Roman"/>
-          <w:b/>
-          <w:sz w:val="24"/>
-        </w:rPr>
-        <w:t>Semana 8</w:t>
-      </w:r>
-    </w:p>
-    <w:p>
-      <w:pPr>
-        <w:spacing w:line="360" w:lineRule="auto"/>
-        <w:ind w:firstLine="709"/>
-        <w:jc w:val="both"/>
-      </w:pPr>
-      <w:r>
-        <w:rPr>
-          <w:rFonts w:ascii="Times New Roman" w:hAnsi="Times New Roman"/>
-          <w:sz w:val="24"/>
-        </w:rPr>
-        <w:t xml:space="preserve">1. </w:t>
-      </w:r>
-      <w:r>
-        <w:rPr>
-          <w:rFonts w:ascii="Times New Roman" w:hAnsi="Times New Roman"/>
-          <w:b/>
-          <w:sz w:val="24"/>
-        </w:rPr>
-        <w:t xml:space="preserve">Actividad operativa: </w:t>
-      </w:r>
-      <w:r>
-        <w:rPr>
-          <w:rFonts w:ascii="Times New Roman" w:hAnsi="Times New Roman"/>
-          <w:sz w:val="24"/>
-        </w:rPr>
-        <w:t>Colaboración en facturación, seguimiento de incidencias y preparación de reportes administrativos del período.</w:t>
-      </w:r>
-    </w:p>
-    <w:p>
-      <w:pPr>
-        <w:spacing w:line="360" w:lineRule="auto"/>
-        <w:ind w:firstLine="709"/>
-        <w:jc w:val="both"/>
-      </w:pPr>
-      <w:r>
-        <w:rPr>
-          <w:rFonts w:ascii="Times New Roman" w:hAnsi="Times New Roman"/>
-          <w:sz w:val="24"/>
-        </w:rPr>
-        <w:t xml:space="preserve">2. </w:t>
-      </w:r>
-      <w:r>
-        <w:rPr>
-          <w:rFonts w:ascii="Times New Roman" w:hAnsi="Times New Roman"/>
-          <w:b/>
-          <w:sz w:val="24"/>
-        </w:rPr>
-        <w:t xml:space="preserve">Actividad de investigación: </w:t>
-      </w:r>
-      <w:r>
-        <w:rPr>
-          <w:rFonts w:ascii="Times New Roman" w:hAnsi="Times New Roman"/>
-          <w:sz w:val="24"/>
-        </w:rPr>
-        <w:t>Diseño de formatos estandarizados para afiliaciones e incidencias y redacción del procedimiento de control que acompaña al flujo propuesto.</w:t>
-      </w:r>
-    </w:p>
-    <w:p>
-      <w:pPr>
-        <w:spacing w:before="480" w:after="480" w:line="360" w:lineRule="auto"/>
-        <w:jc w:val="left"/>
-      </w:pPr>
-      <w:r>
-        <w:rPr>
-          <w:rFonts w:ascii="Times New Roman" w:hAnsi="Times New Roman"/>
-          <w:b/>
-          <w:sz w:val="24"/>
-        </w:rPr>
-        <w:t>Semana 9</w:t>
-      </w:r>
-    </w:p>
-    <w:p>
-      <w:pPr>
-        <w:spacing w:line="360" w:lineRule="auto"/>
-        <w:ind w:firstLine="709"/>
-        <w:jc w:val="both"/>
-      </w:pPr>
-      <w:r>
-        <w:rPr>
-          <w:rFonts w:ascii="Times New Roman" w:hAnsi="Times New Roman"/>
-          <w:sz w:val="24"/>
-        </w:rPr>
-        <w:t xml:space="preserve">1. </w:t>
-      </w:r>
-      <w:r>
-        <w:rPr>
-          <w:rFonts w:ascii="Times New Roman" w:hAnsi="Times New Roman"/>
-          <w:b/>
-          <w:sz w:val="24"/>
-        </w:rPr>
-        <w:t xml:space="preserve">Actividad operativa: </w:t>
-      </w:r>
-      <w:r>
-        <w:rPr>
-          <w:rFonts w:ascii="Times New Roman" w:hAnsi="Times New Roman"/>
-          <w:sz w:val="24"/>
-        </w:rPr>
-        <w:t>Participación en las actividades regulares de Administración y apoyo en el cierre y seguimiento de casos correspondientes al período de pasantías.</w:t>
-      </w:r>
-    </w:p>
-    <w:p>
-      <w:pPr>
-        <w:spacing w:line="360" w:lineRule="auto"/>
-        <w:ind w:firstLine="709"/>
-        <w:jc w:val="both"/>
-      </w:pPr>
-      <w:r>
-        <w:rPr>
-          <w:rFonts w:ascii="Times New Roman" w:hAnsi="Times New Roman"/>
-          <w:sz w:val="24"/>
-        </w:rPr>
-        <w:t xml:space="preserve">2. </w:t>
-      </w:r>
-      <w:r>
-        <w:rPr>
-          <w:rFonts w:ascii="Times New Roman" w:hAnsi="Times New Roman"/>
-          <w:b/>
-          <w:sz w:val="24"/>
-        </w:rPr>
-        <w:t xml:space="preserve">Actividad de investigación: </w:t>
-      </w:r>
-      <w:r>
-        <w:rPr>
-          <w:rFonts w:ascii="Times New Roman" w:hAnsi="Times New Roman"/>
-          <w:sz w:val="24"/>
-        </w:rPr>
-        <w:t>Redacción y validación de la propuesta de mejora con el tutor industrial, incorporación de observaciones y preparación del flujograma definitivo del proceso propuesto.</w:t>
-      </w:r>
-    </w:p>
-    <w:p>
-      <w:pPr>
-        <w:spacing w:before="480" w:after="480" w:line="360" w:lineRule="auto"/>
-        <w:jc w:val="left"/>
-      </w:pPr>
-      <w:r>
-        <w:rPr>
-          <w:rFonts w:ascii="Times New Roman" w:hAnsi="Times New Roman"/>
-          <w:b/>
-          <w:sz w:val="24"/>
-        </w:rPr>
-        <w:t>Semana 10</w:t>
-      </w:r>
-    </w:p>
-    <w:p>
-      <w:pPr>
-        <w:spacing w:line="360" w:lineRule="auto"/>
-        <w:ind w:firstLine="709"/>
-        <w:jc w:val="both"/>
-      </w:pPr>
-      <w:r>
-        <w:rPr>
-          <w:rFonts w:ascii="Times New Roman" w:hAnsi="Times New Roman"/>
-          <w:sz w:val="24"/>
-        </w:rPr>
-        <w:t xml:space="preserve">1. </w:t>
-      </w:r>
-      <w:r>
-        <w:rPr>
-          <w:rFonts w:ascii="Times New Roman" w:hAnsi="Times New Roman"/>
-          <w:b/>
-          <w:sz w:val="24"/>
-        </w:rPr>
-        <w:t xml:space="preserve">Actividad operativa: </w:t>
-      </w:r>
-      <w:r>
-        <w:rPr>
-          <w:rFonts w:ascii="Times New Roman" w:hAnsi="Times New Roman"/>
-          <w:sz w:val="24"/>
-        </w:rPr>
-        <w:t>Presentación de los resultados y de la propuesta ante la supervisión del área, gestión de los recaudos de cierre y organización final de la documentación de pasantías.</w:t>
-      </w:r>
-    </w:p>
-    <w:p>
-      <w:pPr>
-        <w:spacing w:line="360" w:lineRule="auto"/>
-        <w:ind w:firstLine="709"/>
-        <w:jc w:val="both"/>
-      </w:pPr>
-      <w:r>
-        <w:rPr>
-          <w:rFonts w:ascii="Times New Roman" w:hAnsi="Times New Roman"/>
-          <w:sz w:val="24"/>
-        </w:rPr>
-        <w:t xml:space="preserve">2. </w:t>
-      </w:r>
-      <w:r>
-        <w:rPr>
-          <w:rFonts w:ascii="Times New Roman" w:hAnsi="Times New Roman"/>
-          <w:b/>
-          <w:sz w:val="24"/>
-        </w:rPr>
-        <w:t xml:space="preserve">Actividad de investigación: </w:t>
-      </w:r>
-      <w:r>
-        <w:rPr>
-          <w:rFonts w:ascii="Times New Roman" w:hAnsi="Times New Roman"/>
-          <w:sz w:val="24"/>
-        </w:rPr>
-        <w:t>Consolidación del informe académico, revisión de la normativa IUTECP, incorporación de anexos y correcciones finales para la entrega institucional.</w:t>
-      </w:r>
-    </w:p>
-    <w:p>
-      <w:pPr>
         <w:sectPr>
-          <w:footerReference w:type="default" r:id="rId41"/>
-          <w:footerReference w:type="first" r:id="rId42"/>
+          <w:footerReference w:type="default" r:id="rId39"/>
+          <w:type w:val="continuous"/>
           <w:pgSz w:w="12240" w:h="15840"/>
           <w:pgMar w:top="1701" w:right="1701" w:bottom="1701" w:left="2268" w:header="720" w:footer="720" w:gutter="0"/>
           <w:cols w:space="720"/>
           <w:titlePg/>
           <w:docGrid w:linePitch="360"/>
-          <w:pgNumType w:fmt="decimal"/>
         </w:sectPr>
       </w:pPr>
     </w:p>
     <w:p>
       <w:pPr>
-        <w:spacing w:before="1140" w:after="480" w:line="360" w:lineRule="auto"/>
+        <w:spacing w:before="1140" w:after="480"/>
         <w:jc w:val="center"/>
       </w:pPr>
       <w:r>
@@ -8288,13 +7679,13 @@
           <w:b/>
           <w:sz w:val="24"/>
         </w:rPr>
-        <w:t>CAPÍTULO V</w:t>
+        <w:t>CAPÍTULO IV</w:t>
       </w:r>
     </w:p>
     <w:p>
-      <w:bookmarkStart w:id="bm_cap5" w:name="bm_cap5"/>
-      <w:pPr>
-        <w:spacing w:before="0" w:after="480" w:line="360" w:lineRule="auto"/>
+      <w:bookmarkStart w:id="bm_cap4" w:name="bm_cap4"/>
+      <w:pPr>
+        <w:spacing w:before="480"/>
         <w:jc w:val="center"/>
       </w:pPr>
       <w:r>
@@ -8303,229 +7694,27 @@
           <w:b/>
           <w:sz w:val="24"/>
         </w:rPr>
-        <w:t>CONCLUSIONES Y RECOMENDACIONES</w:t>
-      </w:r>
-      <w:bookmarkEnd w:id="bm_cap5"/>
+        <w:t>ACTIVIDADES REALIZADAS</w:t>
+      </w:r>
+      <w:bookmarkEnd w:id="bm_cap4"/>
     </w:p>
     <w:p>
-      <w:bookmarkStart w:id="bm_cap5_concl" w:name="bm_cap5_concl"/>
-      <w:pPr>
-        <w:spacing w:before="480" w:after="480" w:line="360" w:lineRule="auto"/>
-        <w:jc w:val="left"/>
-      </w:pPr>
-      <w:r>
-        <w:rPr>
-          <w:rFonts w:ascii="Times New Roman" w:hAnsi="Times New Roman"/>
-          <w:b/>
-          <w:sz w:val="24"/>
-        </w:rPr>
-        <w:t>Conclusiones</w:t>
-      </w:r>
-      <w:bookmarkEnd w:id="bm_cap5_concl"/>
-    </w:p>
-    <w:p>
-      <w:pPr>
-        <w:spacing w:line="360" w:lineRule="auto"/>
-        <w:ind w:firstLine="709"/>
-        <w:jc w:val="both"/>
-      </w:pPr>
-      <w:r>
-        <w:rPr>
-          <w:rFonts w:ascii="Times New Roman" w:hAnsi="Times New Roman"/>
-          <w:sz w:val="24"/>
-        </w:rPr>
-        <w:t xml:space="preserve">1. </w:t>
-      </w:r>
-      <w:r>
-        <w:rPr>
-          <w:rFonts w:ascii="Times New Roman" w:hAnsi="Times New Roman"/>
-          <w:sz w:val="24"/>
-        </w:rPr>
-        <w:t>Se describió el proceso actual de gestión de solicitudes de IDETEL, identificando que la información se origina en Atención al Cliente y continúa hacia Administración y las áreas técnicas, sin contar con un procedimiento único que establezca de forma visible el recorrido completo del caso.</w:t>
-      </w:r>
-    </w:p>
-    <w:p>
-      <w:pPr>
-        <w:spacing w:line="360" w:lineRule="auto"/>
-        <w:ind w:firstLine="709"/>
-        <w:jc w:val="both"/>
-      </w:pPr>
-      <w:r>
-        <w:rPr>
-          <w:rFonts w:ascii="Times New Roman" w:hAnsi="Times New Roman"/>
-          <w:sz w:val="24"/>
-        </w:rPr>
-        <w:t xml:space="preserve">2. </w:t>
-      </w:r>
-      <w:r>
-        <w:rPr>
-          <w:rFonts w:ascii="Times New Roman" w:hAnsi="Times New Roman"/>
-          <w:sz w:val="24"/>
-        </w:rPr>
-        <w:t>Se identificaron como principales deficiencias la falta de formatos uniformes, la actualización no centralizada del estatus, la ausencia de tiempos de referencia por etapa y las dificultades de comunicación entre las áreas que participan en afiliaciones e incidencias.</w:t>
-      </w:r>
-    </w:p>
-    <w:p>
-      <w:pPr>
-        <w:spacing w:line="360" w:lineRule="auto"/>
-        <w:ind w:firstLine="709"/>
-        <w:jc w:val="both"/>
-      </w:pPr>
-      <w:r>
-        <w:rPr>
-          <w:rFonts w:ascii="Times New Roman" w:hAnsi="Times New Roman"/>
-          <w:sz w:val="24"/>
-        </w:rPr>
-        <w:t xml:space="preserve">3. </w:t>
-      </w:r>
-      <w:r>
-        <w:rPr>
-          <w:rFonts w:ascii="Times New Roman" w:hAnsi="Times New Roman"/>
-          <w:sz w:val="24"/>
-        </w:rPr>
-        <w:t>Se determinó que estas debilidades afectan la trazabilidad y pueden prolongar los tiempos de respuesta, debido a que el personal debe verificar información en distintos registros antes de informar el estado de una solicitud o confirmar su cierre.</w:t>
-      </w:r>
-    </w:p>
-    <w:p>
-      <w:pPr>
-        <w:spacing w:line="360" w:lineRule="auto"/>
-        <w:ind w:firstLine="709"/>
-        <w:jc w:val="both"/>
-      </w:pPr>
-      <w:r>
-        <w:rPr>
-          <w:rFonts w:ascii="Times New Roman" w:hAnsi="Times New Roman"/>
-          <w:sz w:val="24"/>
-        </w:rPr>
-        <w:t xml:space="preserve">4. </w:t>
-      </w:r>
-      <w:r>
-        <w:rPr>
-          <w:rFonts w:ascii="Times New Roman" w:hAnsi="Times New Roman"/>
-          <w:sz w:val="24"/>
-        </w:rPr>
-        <w:t>Se formuló una propuesta de mejora que incorpora un flujo estandarizado, responsables por etapa, formatos de registro y mecanismos básicos de seguimiento, orientados a facilitar el control administrativo y la continuidad de la atención al suscriptor.</w:t>
-      </w:r>
-    </w:p>
-    <w:p>
-      <w:bookmarkStart w:id="bm_cap5_recom" w:name="bm_cap5_recom"/>
-      <w:pPr>
-        <w:spacing w:before="480" w:after="480" w:line="360" w:lineRule="auto"/>
-        <w:jc w:val="left"/>
-      </w:pPr>
-      <w:r>
-        <w:rPr>
-          <w:rFonts w:ascii="Times New Roman" w:hAnsi="Times New Roman"/>
-          <w:b/>
-          <w:sz w:val="24"/>
-        </w:rPr>
-        <w:t>Recomendaciones</w:t>
-      </w:r>
-      <w:bookmarkEnd w:id="bm_cap5_recom"/>
-    </w:p>
-    <w:p>
-      <w:pPr>
-        <w:spacing w:line="360" w:lineRule="auto"/>
-        <w:ind w:firstLine="709"/>
-        <w:jc w:val="both"/>
-      </w:pPr>
-      <w:r>
-        <w:rPr>
-          <w:rFonts w:ascii="Times New Roman" w:hAnsi="Times New Roman"/>
-          <w:sz w:val="24"/>
-        </w:rPr>
-        <w:t xml:space="preserve">1. </w:t>
-      </w:r>
-      <w:r>
-        <w:rPr>
-          <w:rFonts w:ascii="Times New Roman" w:hAnsi="Times New Roman"/>
-          <w:sz w:val="24"/>
-        </w:rPr>
-        <w:t>Implementar progresivamente el flujo estandarizado propuesto y verificar su funcionamiento con un grupo controlado de solicitudes antes de aplicarlo a todos los casos.</w:t>
-      </w:r>
-    </w:p>
-    <w:p>
-      <w:pPr>
-        <w:spacing w:line="360" w:lineRule="auto"/>
-        <w:ind w:firstLine="709"/>
-        <w:jc w:val="both"/>
-      </w:pPr>
-      <w:r>
-        <w:rPr>
-          <w:rFonts w:ascii="Times New Roman" w:hAnsi="Times New Roman"/>
-          <w:sz w:val="24"/>
-        </w:rPr>
-        <w:t xml:space="preserve">2. </w:t>
-      </w:r>
-      <w:r>
-        <w:rPr>
-          <w:rFonts w:ascii="Times New Roman" w:hAnsi="Times New Roman"/>
-          <w:sz w:val="24"/>
-        </w:rPr>
-        <w:t>Utilizar de manera uniforme los formatos de registro de afiliaciones e incidencias y definir claramente el responsable de actualizar el estatus en cada etapa.</w:t>
-      </w:r>
-    </w:p>
-    <w:p>
-      <w:pPr>
-        <w:spacing w:line="360" w:lineRule="auto"/>
-        <w:ind w:firstLine="709"/>
-        <w:jc w:val="both"/>
-      </w:pPr>
-      <w:r>
-        <w:rPr>
-          <w:rFonts w:ascii="Times New Roman" w:hAnsi="Times New Roman"/>
-          <w:sz w:val="24"/>
-        </w:rPr>
-        <w:t xml:space="preserve">3. </w:t>
-      </w:r>
-      <w:r>
-        <w:rPr>
-          <w:rFonts w:ascii="Times New Roman" w:hAnsi="Times New Roman"/>
-          <w:sz w:val="24"/>
-        </w:rPr>
-        <w:t>Registrar y revisar periódicamente tiempos de respuesta, solicitudes pendientes y casos cerrados para identificar retrasos recurrentes y aplicar acciones correctivas.</w:t>
-      </w:r>
-    </w:p>
-    <w:p>
-      <w:pPr>
-        <w:spacing w:line="360" w:lineRule="auto"/>
-        <w:ind w:firstLine="709"/>
-        <w:jc w:val="both"/>
-      </w:pPr>
-      <w:r>
-        <w:rPr>
-          <w:rFonts w:ascii="Times New Roman" w:hAnsi="Times New Roman"/>
-          <w:sz w:val="24"/>
-        </w:rPr>
-        <w:t xml:space="preserve">4. </w:t>
-      </w:r>
-      <w:r>
-        <w:rPr>
-          <w:rFonts w:ascii="Times New Roman" w:hAnsi="Times New Roman"/>
-          <w:sz w:val="24"/>
-        </w:rPr>
-        <w:t>Evaluar posteriormente una herramienta digital centralizada de seguimiento cuando el procedimiento administrativo ya se encuentre formalizado y validado por las áreas involucradas.</w:t>
-      </w:r>
-    </w:p>
-    <w:p>
       <w:pPr>
         <w:sectPr>
-          <w:footerReference w:type="default" r:id="rId43"/>
-          <w:footerReference w:type="first" r:id="rId44"/>
+          <w:footerReference w:type="default" r:id="rId40"/>
           <w:pgSz w:w="12240" w:h="15840"/>
           <w:pgMar w:top="1701" w:right="1701" w:bottom="1701" w:left="2268" w:header="720" w:footer="720" w:gutter="0"/>
           <w:cols w:space="720"/>
           <w:titlePg/>
           <w:docGrid w:linePitch="360"/>
-          <w:pgNumType w:fmt="decimal"/>
         </w:sectPr>
       </w:pPr>
     </w:p>
     <w:p>
-      <w:bookmarkStart w:id="bm_referencias" w:name="bm_referencias"/>
-      <w:pPr>
-        <w:spacing w:before="1140" w:after="480" w:line="360" w:lineRule="auto"/>
-        <w:jc w:val="center"/>
+      <w:bookmarkStart w:id="bm_cap4_desc" w:name="bm_cap4_desc"/>
+      <w:pPr>
+        <w:spacing w:before="480" w:after="480" w:line="360" w:lineRule="auto"/>
+        <w:jc w:val="left"/>
       </w:pPr>
       <w:r>
         <w:rPr>
@@ -8533,59 +7722,51 @@
           <w:b/>
           <w:sz w:val="24"/>
         </w:rPr>
-        <w:t>REFERENCIAS</w:t>
-      </w:r>
-      <w:bookmarkEnd w:id="bm_referencias"/>
+        <w:t>Descripción de Actividades Ejecutadas por Semana</w:t>
+      </w:r>
+      <w:bookmarkEnd w:id="bm_cap4_desc"/>
     </w:p>
     <w:p>
       <w:pPr>
-        <w:spacing w:before="480" w:after="0"/>
-      </w:pPr>
+        <w:spacing w:line="360" w:lineRule="auto" w:after="0" w:before="0"/>
+        <w:ind w:firstLine="709"/>
+        <w:jc w:val="both"/>
+      </w:pPr>
+      <w:r>
+        <w:rPr>
+          <w:rFonts w:ascii="Times New Roman" w:hAnsi="Times New Roman"/>
+          <w:i w:val="0"/>
+          <w:sz w:val="24"/>
+        </w:rPr>
+        <w:t>Durante las diez (10) semanas de pasantías se desarrollaron actividades operativas y de análisis mediante una rotación inicial por Atención al Cliente y una segunda etapa de apoyo en Administración:</w:t>
+      </w:r>
     </w:p>
     <w:p>
       <w:pPr>
-        <w:spacing w:line="240" w:lineRule="auto" w:after="480" w:before="0"/>
-        <w:ind w:left="425" w:hanging="425"/>
-        <w:jc w:val="both"/>
-      </w:pPr>
-      <w:r>
-        <w:rPr>
-          <w:rFonts w:ascii="Times New Roman" w:hAnsi="Times New Roman"/>
-          <w:b w:val="0"/>
-          <w:sz w:val="24"/>
-        </w:rPr>
-        <w:t xml:space="preserve">Arias, F. (2012). </w:t>
-      </w:r>
+        <w:spacing w:before="480" w:after="480" w:line="360" w:lineRule="auto"/>
+        <w:jc w:val="left"/>
+      </w:pPr>
       <w:r>
         <w:rPr>
           <w:rFonts w:ascii="Times New Roman" w:hAnsi="Times New Roman"/>
           <w:b/>
           <w:sz w:val="24"/>
         </w:rPr>
-        <w:t>El proyecto de investigación: Introducción a la metodología científica (6ta ed.)</w:t>
-      </w:r>
-      <w:r>
-        <w:rPr>
-          <w:rFonts w:ascii="Times New Roman" w:hAnsi="Times New Roman"/>
-          <w:b w:val="0"/>
-          <w:sz w:val="24"/>
-        </w:rPr>
-        <w:t>. Episteme, Venezuela.</w:t>
+        <w:t>Semana 1</w:t>
       </w:r>
     </w:p>
     <w:p>
       <w:pPr>
-        <w:spacing w:line="240" w:lineRule="auto" w:after="480" w:before="0"/>
-        <w:ind w:left="425" w:hanging="425"/>
+        <w:spacing w:line="360" w:lineRule="auto"/>
+        <w:ind w:firstLine="709"/>
         <w:jc w:val="both"/>
       </w:pPr>
       <w:r>
         <w:rPr>
           <w:rFonts w:ascii="Times New Roman" w:hAnsi="Times New Roman"/>
-          <w:b w:val="0"/>
-          <w:sz w:val="24"/>
-        </w:rPr>
-        <w:t xml:space="preserve">Chiavenato, I. (2006). </w:t>
+          <w:sz w:val="24"/>
+        </w:rPr>
+        <w:t xml:space="preserve">1. </w:t>
       </w:r>
       <w:r>
         <w:rPr>
@@ -8593,30 +7774,28 @@
           <w:b/>
           <w:sz w:val="24"/>
         </w:rPr>
-        <w:t>Introducción a la teoría general de la administración (7ma ed.)</w:t>
-      </w:r>
-      <w:r>
-        <w:rPr>
-          <w:rFonts w:ascii="Times New Roman" w:hAnsi="Times New Roman"/>
-          <w:b w:val="0"/>
-          <w:sz w:val="24"/>
-        </w:rPr>
-        <w:t>. McGraw-Hill, México.</w:t>
+        <w:t xml:space="preserve">Actividad operativa: </w:t>
+      </w:r>
+      <w:r>
+        <w:rPr>
+          <w:rFonts w:ascii="Times New Roman" w:hAnsi="Times New Roman"/>
+          <w:sz w:val="24"/>
+        </w:rPr>
+        <w:t>Inducción institucional y rotación inicial por Atención al Cliente, reconocimiento de los tipos de solicitudes recibidas, revisión del proceso de registro de pagos y familiarización con la información utilizada para atender a los suscriptores.</w:t>
       </w:r>
     </w:p>
     <w:p>
       <w:pPr>
-        <w:spacing w:line="240" w:lineRule="auto" w:after="480" w:before="0"/>
-        <w:ind w:left="425" w:hanging="425"/>
+        <w:spacing w:line="360" w:lineRule="auto"/>
+        <w:ind w:firstLine="709"/>
         <w:jc w:val="both"/>
       </w:pPr>
       <w:r>
         <w:rPr>
           <w:rFonts w:ascii="Times New Roman" w:hAnsi="Times New Roman"/>
-          <w:b w:val="0"/>
-          <w:sz w:val="24"/>
-        </w:rPr>
-        <w:t xml:space="preserve">Harrington, H. J. (1993). </w:t>
+          <w:sz w:val="24"/>
+        </w:rPr>
+        <w:t xml:space="preserve">2. </w:t>
       </w:r>
       <w:r>
         <w:rPr>
@@ -8624,61 +7803,42 @@
           <w:b/>
           <w:sz w:val="24"/>
         </w:rPr>
-        <w:t>Mejoramiento de los procesos de la empresa</w:t>
-      </w:r>
-      <w:r>
-        <w:rPr>
-          <w:rFonts w:ascii="Times New Roman" w:hAnsi="Times New Roman"/>
-          <w:b w:val="0"/>
-          <w:sz w:val="24"/>
-        </w:rPr>
-        <w:t>. McGraw-Hill, Colombia.</w:t>
+        <w:t xml:space="preserve">Actividad de investigación: </w:t>
+      </w:r>
+      <w:r>
+        <w:rPr>
+          <w:rFonts w:ascii="Times New Roman" w:hAnsi="Times New Roman"/>
+          <w:sz w:val="24"/>
+        </w:rPr>
+        <w:t>Observación directa del punto de inicio de las solicitudes de afiliación e incidencias, identificando los datos que se generan en Atención al Cliente y la forma en que son comunicados a otras áreas.</w:t>
       </w:r>
     </w:p>
     <w:p>
       <w:pPr>
-        <w:spacing w:line="240" w:lineRule="auto" w:after="480" w:before="0"/>
-        <w:ind w:left="425" w:hanging="425"/>
-        <w:jc w:val="both"/>
-      </w:pPr>
-      <w:r>
-        <w:rPr>
-          <w:rFonts w:ascii="Times New Roman" w:hAnsi="Times New Roman"/>
-          <w:b w:val="0"/>
-          <w:sz w:val="24"/>
-        </w:rPr>
-        <w:t xml:space="preserve">Laudon, K., y Laudon, J. (2016). </w:t>
-      </w:r>
+        <w:spacing w:before="480" w:after="480" w:line="360" w:lineRule="auto"/>
+        <w:jc w:val="left"/>
+      </w:pPr>
       <w:r>
         <w:rPr>
           <w:rFonts w:ascii="Times New Roman" w:hAnsi="Times New Roman"/>
           <w:b/>
           <w:sz w:val="24"/>
         </w:rPr>
-        <w:t>Sistemas de información gerencial (14va ed.)</w:t>
-      </w:r>
-      <w:r>
-        <w:rPr>
-          <w:rFonts w:ascii="Times New Roman" w:hAnsi="Times New Roman"/>
-          <w:b w:val="0"/>
-          <w:sz w:val="24"/>
-        </w:rPr>
-        <w:t>. Pearson Educación, México.</w:t>
+        <w:t>Semana 2</w:t>
       </w:r>
     </w:p>
     <w:p>
       <w:pPr>
-        <w:spacing w:line="240" w:lineRule="auto" w:after="480" w:before="0"/>
-        <w:ind w:left="425" w:hanging="425"/>
+        <w:spacing w:line="360" w:lineRule="auto"/>
+        <w:ind w:firstLine="709"/>
         <w:jc w:val="both"/>
       </w:pPr>
       <w:r>
         <w:rPr>
           <w:rFonts w:ascii="Times New Roman" w:hAnsi="Times New Roman"/>
-          <w:b w:val="0"/>
-          <w:sz w:val="24"/>
-        </w:rPr>
-        <w:t xml:space="preserve">Parasuraman, A., Zeithaml, V., y Berry, L. (1988). </w:t>
+          <w:sz w:val="24"/>
+        </w:rPr>
+        <w:t xml:space="preserve">1. </w:t>
       </w:r>
       <w:r>
         <w:rPr>
@@ -8686,30 +7846,28 @@
           <w:b/>
           <w:sz w:val="24"/>
         </w:rPr>
-        <w:t>SERVQUAL: A multiple-item scale for measuring consumer perceptions of service quality</w:t>
-      </w:r>
-      <w:r>
-        <w:rPr>
-          <w:rFonts w:ascii="Times New Roman" w:hAnsi="Times New Roman"/>
-          <w:b w:val="0"/>
-          <w:sz w:val="24"/>
-        </w:rPr>
-        <w:t>. Journal of Retailing, 64(1), 12-40.</w:t>
+        <w:t xml:space="preserve">Actividad operativa: </w:t>
+      </w:r>
+      <w:r>
+        <w:rPr>
+          <w:rFonts w:ascii="Times New Roman" w:hAnsi="Times New Roman"/>
+          <w:sz w:val="24"/>
+        </w:rPr>
+        <w:t>Apoyo en Atención al Cliente mediante recepción y registro de pagos, verificación de datos básicos de suscriptores y orientación inicial sobre solicitudes e incidencias reportadas.</w:t>
       </w:r>
     </w:p>
     <w:p>
       <w:pPr>
-        <w:spacing w:line="240" w:lineRule="auto" w:after="480" w:before="0"/>
-        <w:ind w:left="425" w:hanging="425"/>
+        <w:spacing w:line="360" w:lineRule="auto"/>
+        <w:ind w:firstLine="709"/>
         <w:jc w:val="both"/>
       </w:pPr>
       <w:r>
         <w:rPr>
           <w:rFonts w:ascii="Times New Roman" w:hAnsi="Times New Roman"/>
-          <w:b w:val="0"/>
-          <w:sz w:val="24"/>
-        </w:rPr>
-        <w:t xml:space="preserve">Robbins, S., y Coulter, M. (2010). </w:t>
+          <w:sz w:val="24"/>
+        </w:rPr>
+        <w:t xml:space="preserve">2. </w:t>
       </w:r>
       <w:r>
         <w:rPr>
@@ -8717,61 +7875,42 @@
           <w:b/>
           <w:sz w:val="24"/>
         </w:rPr>
-        <w:t>Administración (10ma ed.)</w:t>
-      </w:r>
-      <w:r>
-        <w:rPr>
-          <w:rFonts w:ascii="Times New Roman" w:hAnsi="Times New Roman"/>
-          <w:b w:val="0"/>
-          <w:sz w:val="24"/>
-        </w:rPr>
-        <w:t>. Pearson Educación, México.</w:t>
+        <w:t xml:space="preserve">Actividad de investigación: </w:t>
+      </w:r>
+      <w:r>
+        <w:rPr>
+          <w:rFonts w:ascii="Times New Roman" w:hAnsi="Times New Roman"/>
+          <w:sz w:val="24"/>
+        </w:rPr>
+        <w:t>Levantamiento del recorrido de las solicitudes desde su recepción, revisión de registros disponibles y elaboración de un esquema preliminar de las etapas y áreas que intervienen en cada tipo de caso.</w:t>
       </w:r>
     </w:p>
     <w:p>
       <w:pPr>
-        <w:spacing w:line="240" w:lineRule="auto" w:after="480" w:before="0"/>
-        <w:ind w:left="425" w:hanging="425"/>
-        <w:jc w:val="both"/>
-      </w:pPr>
-      <w:r>
-        <w:rPr>
-          <w:rFonts w:ascii="Times New Roman" w:hAnsi="Times New Roman"/>
-          <w:b w:val="0"/>
-          <w:sz w:val="24"/>
-        </w:rPr>
-        <w:t xml:space="preserve">Universidad Pedagógica Experimental Libertador. (2016). </w:t>
-      </w:r>
+        <w:spacing w:before="480" w:after="480" w:line="360" w:lineRule="auto"/>
+        <w:jc w:val="left"/>
+      </w:pPr>
       <w:r>
         <w:rPr>
           <w:rFonts w:ascii="Times New Roman" w:hAnsi="Times New Roman"/>
           <w:b/>
           <w:sz w:val="24"/>
         </w:rPr>
-        <w:t>Manual de trabajos de grado de especialización y maestría y tesis doctorales (5ta ed.)</w:t>
-      </w:r>
-      <w:r>
-        <w:rPr>
-          <w:rFonts w:ascii="Times New Roman" w:hAnsi="Times New Roman"/>
-          <w:b w:val="0"/>
-          <w:sz w:val="24"/>
-        </w:rPr>
-        <w:t>. FEDUPEL, Venezuela.</w:t>
+        <w:t>Semana 3</w:t>
       </w:r>
     </w:p>
     <w:p>
       <w:pPr>
-        <w:spacing w:line="240" w:lineRule="auto" w:after="480" w:before="0"/>
-        <w:ind w:left="425" w:hanging="425"/>
+        <w:spacing w:line="360" w:lineRule="auto"/>
+        <w:ind w:firstLine="709"/>
         <w:jc w:val="both"/>
       </w:pPr>
       <w:r>
         <w:rPr>
           <w:rFonts w:ascii="Times New Roman" w:hAnsi="Times New Roman"/>
-          <w:b w:val="0"/>
-          <w:sz w:val="24"/>
-        </w:rPr>
-        <w:t xml:space="preserve">Zeithaml, V., Parasuraman, A., y Berry, L. (1993). </w:t>
+          <w:sz w:val="24"/>
+        </w:rPr>
+        <w:t xml:space="preserve">1. </w:t>
       </w:r>
       <w:r>
         <w:rPr>
@@ -8779,42 +7918,986 @@
           <w:b/>
           <w:sz w:val="24"/>
         </w:rPr>
-        <w:t>Calidad total en la gestión de servicios</w:t>
-      </w:r>
-      <w:r>
-        <w:rPr>
-          <w:rFonts w:ascii="Times New Roman" w:hAnsi="Times New Roman"/>
-          <w:b w:val="0"/>
-          <w:sz w:val="24"/>
-        </w:rPr>
-        <w:t>. Díaz de Santos, España.</w:t>
+        <w:t xml:space="preserve">Actividad operativa: </w:t>
+      </w:r>
+      <w:r>
+        <w:rPr>
+          <w:rFonts w:ascii="Times New Roman" w:hAnsi="Times New Roman"/>
+          <w:sz w:val="24"/>
+        </w:rPr>
+        <w:t>Continuación del apoyo en Atención al Cliente, registro de pagos y solicitudes, actualización de información básica y seguimiento inicial de casos remitidos a otras áreas.</w:t>
       </w:r>
     </w:p>
     <w:p>
       <w:pPr>
+        <w:spacing w:line="360" w:lineRule="auto"/>
+        <w:ind w:firstLine="709"/>
+        <w:jc w:val="both"/>
+      </w:pPr>
+      <w:r>
+        <w:rPr>
+          <w:rFonts w:ascii="Times New Roman" w:hAnsi="Times New Roman"/>
+          <w:sz w:val="24"/>
+        </w:rPr>
+        <w:t xml:space="preserve">2. </w:t>
+      </w:r>
+      <w:r>
+        <w:rPr>
+          <w:rFonts w:ascii="Times New Roman" w:hAnsi="Times New Roman"/>
+          <w:b/>
+          <w:sz w:val="24"/>
+        </w:rPr>
+        <w:t xml:space="preserve">Actividad de investigación: </w:t>
+      </w:r>
+      <w:r>
+        <w:rPr>
+          <w:rFonts w:ascii="Times New Roman" w:hAnsi="Times New Roman"/>
+          <w:sz w:val="24"/>
+        </w:rPr>
+        <w:t>Diseño de una guía de entrevista estructurada y revisión del flujo observado para precisar los puntos donde se pierde continuidad o se dificulta conocer el estatus de las solicitudes.</w:t>
+      </w:r>
+    </w:p>
+    <w:p>
+      <w:pPr>
+        <w:spacing w:before="480" w:after="480" w:line="360" w:lineRule="auto"/>
+        <w:jc w:val="left"/>
+      </w:pPr>
+      <w:r>
+        <w:rPr>
+          <w:rFonts w:ascii="Times New Roman" w:hAnsi="Times New Roman"/>
+          <w:b/>
+          <w:sz w:val="24"/>
+        </w:rPr>
+        <w:t>Semana 4</w:t>
+      </w:r>
+    </w:p>
+    <w:p>
+      <w:pPr>
+        <w:spacing w:line="360" w:lineRule="auto"/>
+        <w:ind w:firstLine="709"/>
+        <w:jc w:val="both"/>
+      </w:pPr>
+      <w:r>
+        <w:rPr>
+          <w:rFonts w:ascii="Times New Roman" w:hAnsi="Times New Roman"/>
+          <w:sz w:val="24"/>
+        </w:rPr>
+        <w:t xml:space="preserve">1. </w:t>
+      </w:r>
+      <w:r>
+        <w:rPr>
+          <w:rFonts w:ascii="Times New Roman" w:hAnsi="Times New Roman"/>
+          <w:b/>
+          <w:sz w:val="24"/>
+        </w:rPr>
+        <w:t xml:space="preserve">Actividad operativa: </w:t>
+      </w:r>
+      <w:r>
+        <w:rPr>
+          <w:rFonts w:ascii="Times New Roman" w:hAnsi="Times New Roman"/>
+          <w:sz w:val="24"/>
+        </w:rPr>
+        <w:t>Inicio de la rotación por Administración con apoyo en procesamiento de pagos, facturación, revisión de documentación y seguimiento administrativo de solicitudes activas.</w:t>
+      </w:r>
+    </w:p>
+    <w:p>
+      <w:pPr>
+        <w:spacing w:line="360" w:lineRule="auto"/>
+        <w:ind w:firstLine="709"/>
+        <w:jc w:val="both"/>
+      </w:pPr>
+      <w:r>
+        <w:rPr>
+          <w:rFonts w:ascii="Times New Roman" w:hAnsi="Times New Roman"/>
+          <w:sz w:val="24"/>
+        </w:rPr>
+        <w:t xml:space="preserve">2. </w:t>
+      </w:r>
+      <w:r>
+        <w:rPr>
+          <w:rFonts w:ascii="Times New Roman" w:hAnsi="Times New Roman"/>
+          <w:b/>
+          <w:sz w:val="24"/>
+        </w:rPr>
+        <w:t xml:space="preserve">Actividad de investigación: </w:t>
+      </w:r>
+      <w:r>
+        <w:rPr>
+          <w:rFonts w:ascii="Times New Roman" w:hAnsi="Times New Roman"/>
+          <w:sz w:val="24"/>
+        </w:rPr>
+        <w:t>Aplicación de entrevistas estructuradas al personal vinculado con Administración, Atención al Cliente y áreas relacionadas, registrando las principales fallas percibidas en comunicación, control y seguimiento.</w:t>
+      </w:r>
+    </w:p>
+    <w:p>
+      <w:pPr>
+        <w:spacing w:before="480" w:after="480" w:line="360" w:lineRule="auto"/>
+        <w:jc w:val="left"/>
+      </w:pPr>
+      <w:r>
+        <w:rPr>
+          <w:rFonts w:ascii="Times New Roman" w:hAnsi="Times New Roman"/>
+          <w:b/>
+          <w:sz w:val="24"/>
+        </w:rPr>
+        <w:t>Semana 5</w:t>
+      </w:r>
+    </w:p>
+    <w:p>
+      <w:pPr>
+        <w:spacing w:line="360" w:lineRule="auto"/>
+        <w:ind w:firstLine="709"/>
+        <w:jc w:val="both"/>
+      </w:pPr>
+      <w:r>
+        <w:rPr>
+          <w:rFonts w:ascii="Times New Roman" w:hAnsi="Times New Roman"/>
+          <w:sz w:val="24"/>
+        </w:rPr>
+        <w:t xml:space="preserve">1. </w:t>
+      </w:r>
+      <w:r>
+        <w:rPr>
+          <w:rFonts w:ascii="Times New Roman" w:hAnsi="Times New Roman"/>
+          <w:b/>
+          <w:sz w:val="24"/>
+        </w:rPr>
+        <w:t xml:space="preserve">Actividad operativa: </w:t>
+      </w:r>
+      <w:r>
+        <w:rPr>
+          <w:rFonts w:ascii="Times New Roman" w:hAnsi="Times New Roman"/>
+          <w:sz w:val="24"/>
+        </w:rPr>
+        <w:t>Apoyo en tareas administrativas de facturación, actualización de registros y verificación del cierre de solicitudes e incidencias correspondientes al período.</w:t>
+      </w:r>
+    </w:p>
+    <w:p>
+      <w:pPr>
+        <w:spacing w:line="360" w:lineRule="auto"/>
+        <w:ind w:firstLine="709"/>
+        <w:jc w:val="both"/>
+      </w:pPr>
+      <w:r>
+        <w:rPr>
+          <w:rFonts w:ascii="Times New Roman" w:hAnsi="Times New Roman"/>
+          <w:sz w:val="24"/>
+        </w:rPr>
+        <w:t xml:space="preserve">2. </w:t>
+      </w:r>
+      <w:r>
+        <w:rPr>
+          <w:rFonts w:ascii="Times New Roman" w:hAnsi="Times New Roman"/>
+          <w:b/>
+          <w:sz w:val="24"/>
+        </w:rPr>
+        <w:t xml:space="preserve">Actividad de investigación: </w:t>
+      </w:r>
+      <w:r>
+        <w:rPr>
+          <w:rFonts w:ascii="Times New Roman" w:hAnsi="Times New Roman"/>
+          <w:sz w:val="24"/>
+        </w:rPr>
+        <w:t>Organización de los hallazgos del diagnóstico y elaboración del diagrama de Ishikawa para representar las causas relacionadas con procedimiento, comunicación, registro y seguimiento; inicio de la revisión de bases teóricas.</w:t>
+      </w:r>
+    </w:p>
+    <w:p>
+      <w:pPr>
+        <w:spacing w:before="480" w:after="480" w:line="360" w:lineRule="auto"/>
+        <w:jc w:val="left"/>
+      </w:pPr>
+      <w:r>
+        <w:rPr>
+          <w:rFonts w:ascii="Times New Roman" w:hAnsi="Times New Roman"/>
+          <w:b/>
+          <w:sz w:val="24"/>
+        </w:rPr>
+        <w:t>Semana 6</w:t>
+      </w:r>
+    </w:p>
+    <w:p>
+      <w:pPr>
+        <w:spacing w:line="360" w:lineRule="auto"/>
+        <w:ind w:firstLine="709"/>
+        <w:jc w:val="both"/>
+      </w:pPr>
+      <w:r>
+        <w:rPr>
+          <w:rFonts w:ascii="Times New Roman" w:hAnsi="Times New Roman"/>
+          <w:sz w:val="24"/>
+        </w:rPr>
+        <w:t xml:space="preserve">1. </w:t>
+      </w:r>
+      <w:r>
+        <w:rPr>
+          <w:rFonts w:ascii="Times New Roman" w:hAnsi="Times New Roman"/>
+          <w:b/>
+          <w:sz w:val="24"/>
+        </w:rPr>
+        <w:t xml:space="preserve">Actividad operativa: </w:t>
+      </w:r>
+      <w:r>
+        <w:rPr>
+          <w:rFonts w:ascii="Times New Roman" w:hAnsi="Times New Roman"/>
+          <w:sz w:val="24"/>
+        </w:rPr>
+        <w:t>Procesamiento de pagos y documentos administrativos, apoyo en facturación y elaboración de reportes básicos requeridos por la supervisión.</w:t>
+      </w:r>
+    </w:p>
+    <w:p>
+      <w:pPr>
+        <w:spacing w:line="360" w:lineRule="auto"/>
+        <w:ind w:firstLine="709"/>
+        <w:jc w:val="both"/>
+      </w:pPr>
+      <w:r>
+        <w:rPr>
+          <w:rFonts w:ascii="Times New Roman" w:hAnsi="Times New Roman"/>
+          <w:sz w:val="24"/>
+        </w:rPr>
+        <w:t xml:space="preserve">2. </w:t>
+      </w:r>
+      <w:r>
+        <w:rPr>
+          <w:rFonts w:ascii="Times New Roman" w:hAnsi="Times New Roman"/>
+          <w:b/>
+          <w:sz w:val="24"/>
+        </w:rPr>
+        <w:t xml:space="preserve">Actividad de investigación: </w:t>
+      </w:r>
+      <w:r>
+        <w:rPr>
+          <w:rFonts w:ascii="Times New Roman" w:hAnsi="Times New Roman"/>
+          <w:sz w:val="24"/>
+        </w:rPr>
+        <w:t>Análisis del impacto de las deficiencias identificadas sobre los tiempos de respuesta, la trazabilidad y la atención al suscriptor, complementando el desarrollo del marco teórico.</w:t>
+      </w:r>
+    </w:p>
+    <w:p>
+      <w:pPr>
+        <w:spacing w:before="480" w:after="480" w:line="360" w:lineRule="auto"/>
+        <w:jc w:val="left"/>
+      </w:pPr>
+      <w:r>
+        <w:rPr>
+          <w:rFonts w:ascii="Times New Roman" w:hAnsi="Times New Roman"/>
+          <w:b/>
+          <w:sz w:val="24"/>
+        </w:rPr>
+        <w:t>Semana 7</w:t>
+      </w:r>
+    </w:p>
+    <w:p>
+      <w:pPr>
+        <w:spacing w:line="360" w:lineRule="auto"/>
+        <w:ind w:firstLine="709"/>
+        <w:jc w:val="both"/>
+      </w:pPr>
+      <w:r>
+        <w:rPr>
+          <w:rFonts w:ascii="Times New Roman" w:hAnsi="Times New Roman"/>
+          <w:sz w:val="24"/>
+        </w:rPr>
+        <w:t xml:space="preserve">1. </w:t>
+      </w:r>
+      <w:r>
+        <w:rPr>
+          <w:rFonts w:ascii="Times New Roman" w:hAnsi="Times New Roman"/>
+          <w:b/>
+          <w:sz w:val="24"/>
+        </w:rPr>
+        <w:t xml:space="preserve">Actividad operativa: </w:t>
+      </w:r>
+      <w:r>
+        <w:rPr>
+          <w:rFonts w:ascii="Times New Roman" w:hAnsi="Times New Roman"/>
+          <w:sz w:val="24"/>
+        </w:rPr>
+        <w:t>Apoyo en seguimiento de casos, actualización de registros administrativos y organización de documentación vinculada con solicitudes de servicio.</w:t>
+      </w:r>
+    </w:p>
+    <w:p>
+      <w:pPr>
+        <w:spacing w:line="360" w:lineRule="auto"/>
+        <w:ind w:firstLine="709"/>
+        <w:jc w:val="both"/>
+      </w:pPr>
+      <w:r>
+        <w:rPr>
+          <w:rFonts w:ascii="Times New Roman" w:hAnsi="Times New Roman"/>
+          <w:sz w:val="24"/>
+        </w:rPr>
+        <w:t xml:space="preserve">2. </w:t>
+      </w:r>
+      <w:r>
+        <w:rPr>
+          <w:rFonts w:ascii="Times New Roman" w:hAnsi="Times New Roman"/>
+          <w:b/>
+          <w:sz w:val="24"/>
+        </w:rPr>
+        <w:t xml:space="preserve">Actividad de investigación: </w:t>
+      </w:r>
+      <w:r>
+        <w:rPr>
+          <w:rFonts w:ascii="Times New Roman" w:hAnsi="Times New Roman"/>
+          <w:sz w:val="24"/>
+        </w:rPr>
+        <w:t>Diseño del nuevo flujo estandarizado para la gestión de solicitudes, estableciendo etapas, responsables, tiempos de referencia y puntos de control desde la recepción hasta el cierre.</w:t>
+      </w:r>
+    </w:p>
+    <w:p>
+      <w:pPr>
+        <w:spacing w:before="480" w:after="480" w:line="360" w:lineRule="auto"/>
+        <w:jc w:val="left"/>
+      </w:pPr>
+      <w:r>
+        <w:rPr>
+          <w:rFonts w:ascii="Times New Roman" w:hAnsi="Times New Roman"/>
+          <w:b/>
+          <w:sz w:val="24"/>
+        </w:rPr>
+        <w:t>Semana 8</w:t>
+      </w:r>
+    </w:p>
+    <w:p>
+      <w:pPr>
+        <w:spacing w:line="360" w:lineRule="auto"/>
+        <w:ind w:firstLine="709"/>
+        <w:jc w:val="both"/>
+      </w:pPr>
+      <w:r>
+        <w:rPr>
+          <w:rFonts w:ascii="Times New Roman" w:hAnsi="Times New Roman"/>
+          <w:sz w:val="24"/>
+        </w:rPr>
+        <w:t xml:space="preserve">1. </w:t>
+      </w:r>
+      <w:r>
+        <w:rPr>
+          <w:rFonts w:ascii="Times New Roman" w:hAnsi="Times New Roman"/>
+          <w:b/>
+          <w:sz w:val="24"/>
+        </w:rPr>
+        <w:t xml:space="preserve">Actividad operativa: </w:t>
+      </w:r>
+      <w:r>
+        <w:rPr>
+          <w:rFonts w:ascii="Times New Roman" w:hAnsi="Times New Roman"/>
+          <w:sz w:val="24"/>
+        </w:rPr>
+        <w:t>Colaboración en facturación, seguimiento de incidencias y preparación de reportes administrativos del período.</w:t>
+      </w:r>
+    </w:p>
+    <w:p>
+      <w:pPr>
+        <w:spacing w:line="360" w:lineRule="auto"/>
+        <w:ind w:firstLine="709"/>
+        <w:jc w:val="both"/>
+      </w:pPr>
+      <w:r>
+        <w:rPr>
+          <w:rFonts w:ascii="Times New Roman" w:hAnsi="Times New Roman"/>
+          <w:sz w:val="24"/>
+        </w:rPr>
+        <w:t xml:space="preserve">2. </w:t>
+      </w:r>
+      <w:r>
+        <w:rPr>
+          <w:rFonts w:ascii="Times New Roman" w:hAnsi="Times New Roman"/>
+          <w:b/>
+          <w:sz w:val="24"/>
+        </w:rPr>
+        <w:t xml:space="preserve">Actividad de investigación: </w:t>
+      </w:r>
+      <w:r>
+        <w:rPr>
+          <w:rFonts w:ascii="Times New Roman" w:hAnsi="Times New Roman"/>
+          <w:sz w:val="24"/>
+        </w:rPr>
+        <w:t>Diseño de formatos estandarizados para afiliaciones e incidencias y redacción del procedimiento de control que acompaña al flujo propuesto.</w:t>
+      </w:r>
+    </w:p>
+    <w:p>
+      <w:pPr>
+        <w:spacing w:before="480" w:after="480" w:line="360" w:lineRule="auto"/>
+        <w:jc w:val="left"/>
+      </w:pPr>
+      <w:r>
+        <w:rPr>
+          <w:rFonts w:ascii="Times New Roman" w:hAnsi="Times New Roman"/>
+          <w:b/>
+          <w:sz w:val="24"/>
+        </w:rPr>
+        <w:t>Semana 9</w:t>
+      </w:r>
+    </w:p>
+    <w:p>
+      <w:pPr>
+        <w:spacing w:line="360" w:lineRule="auto"/>
+        <w:ind w:firstLine="709"/>
+        <w:jc w:val="both"/>
+      </w:pPr>
+      <w:r>
+        <w:rPr>
+          <w:rFonts w:ascii="Times New Roman" w:hAnsi="Times New Roman"/>
+          <w:sz w:val="24"/>
+        </w:rPr>
+        <w:t xml:space="preserve">1. </w:t>
+      </w:r>
+      <w:r>
+        <w:rPr>
+          <w:rFonts w:ascii="Times New Roman" w:hAnsi="Times New Roman"/>
+          <w:b/>
+          <w:sz w:val="24"/>
+        </w:rPr>
+        <w:t xml:space="preserve">Actividad operativa: </w:t>
+      </w:r>
+      <w:r>
+        <w:rPr>
+          <w:rFonts w:ascii="Times New Roman" w:hAnsi="Times New Roman"/>
+          <w:sz w:val="24"/>
+        </w:rPr>
+        <w:t>Participación en las actividades regulares de Administración y apoyo en el cierre y seguimiento de casos correspondientes al período de pasantías.</w:t>
+      </w:r>
+    </w:p>
+    <w:p>
+      <w:pPr>
+        <w:spacing w:line="360" w:lineRule="auto"/>
+        <w:ind w:firstLine="709"/>
+        <w:jc w:val="both"/>
+      </w:pPr>
+      <w:r>
+        <w:rPr>
+          <w:rFonts w:ascii="Times New Roman" w:hAnsi="Times New Roman"/>
+          <w:sz w:val="24"/>
+        </w:rPr>
+        <w:t xml:space="preserve">2. </w:t>
+      </w:r>
+      <w:r>
+        <w:rPr>
+          <w:rFonts w:ascii="Times New Roman" w:hAnsi="Times New Roman"/>
+          <w:b/>
+          <w:sz w:val="24"/>
+        </w:rPr>
+        <w:t xml:space="preserve">Actividad de investigación: </w:t>
+      </w:r>
+      <w:r>
+        <w:rPr>
+          <w:rFonts w:ascii="Times New Roman" w:hAnsi="Times New Roman"/>
+          <w:sz w:val="24"/>
+        </w:rPr>
+        <w:t>Redacción y validación de la propuesta de mejora con el tutor industrial, incorporación de observaciones y preparación del flujograma definitivo del proceso propuesto.</w:t>
+      </w:r>
+    </w:p>
+    <w:p>
+      <w:pPr>
+        <w:spacing w:before="480" w:after="480" w:line="360" w:lineRule="auto"/>
+        <w:jc w:val="left"/>
+      </w:pPr>
+      <w:r>
+        <w:rPr>
+          <w:rFonts w:ascii="Times New Roman" w:hAnsi="Times New Roman"/>
+          <w:b/>
+          <w:sz w:val="24"/>
+        </w:rPr>
+        <w:t>Semana 10</w:t>
+      </w:r>
+    </w:p>
+    <w:p>
+      <w:pPr>
+        <w:spacing w:line="360" w:lineRule="auto"/>
+        <w:ind w:firstLine="709"/>
+        <w:jc w:val="both"/>
+      </w:pPr>
+      <w:r>
+        <w:rPr>
+          <w:rFonts w:ascii="Times New Roman" w:hAnsi="Times New Roman"/>
+          <w:sz w:val="24"/>
+        </w:rPr>
+        <w:t xml:space="preserve">1. </w:t>
+      </w:r>
+      <w:r>
+        <w:rPr>
+          <w:rFonts w:ascii="Times New Roman" w:hAnsi="Times New Roman"/>
+          <w:b/>
+          <w:sz w:val="24"/>
+        </w:rPr>
+        <w:t xml:space="preserve">Actividad operativa: </w:t>
+      </w:r>
+      <w:r>
+        <w:rPr>
+          <w:rFonts w:ascii="Times New Roman" w:hAnsi="Times New Roman"/>
+          <w:sz w:val="24"/>
+        </w:rPr>
+        <w:t>Presentación de los resultados y de la propuesta ante la supervisión del área, gestión de los recaudos de cierre y organización final de la documentación de pasantías.</w:t>
+      </w:r>
+    </w:p>
+    <w:p>
+      <w:pPr>
+        <w:spacing w:line="360" w:lineRule="auto"/>
+        <w:ind w:firstLine="709"/>
+        <w:jc w:val="both"/>
+      </w:pPr>
+      <w:r>
+        <w:rPr>
+          <w:rFonts w:ascii="Times New Roman" w:hAnsi="Times New Roman"/>
+          <w:sz w:val="24"/>
+        </w:rPr>
+        <w:t xml:space="preserve">2. </w:t>
+      </w:r>
+      <w:r>
+        <w:rPr>
+          <w:rFonts w:ascii="Times New Roman" w:hAnsi="Times New Roman"/>
+          <w:b/>
+          <w:sz w:val="24"/>
+        </w:rPr>
+        <w:t xml:space="preserve">Actividad de investigación: </w:t>
+      </w:r>
+      <w:r>
+        <w:rPr>
+          <w:rFonts w:ascii="Times New Roman" w:hAnsi="Times New Roman"/>
+          <w:sz w:val="24"/>
+        </w:rPr>
+        <w:t>Consolidación del informe académico, revisión de la normativa IUTECP, incorporación de anexos y correcciones finales para la entrega institucional.</w:t>
+      </w:r>
+    </w:p>
+    <w:p>
+      <w:pPr>
         <w:sectPr>
-          <w:footerReference w:type="default" r:id="rId45"/>
-          <w:footerReference w:type="first" r:id="rId46"/>
+          <w:footerReference w:type="default" r:id="rId41"/>
+          <w:type w:val="continuous"/>
           <w:pgSz w:w="12240" w:h="15840"/>
           <w:pgMar w:top="1701" w:right="1701" w:bottom="1701" w:left="2268" w:header="720" w:footer="720" w:gutter="0"/>
           <w:cols w:space="720"/>
           <w:titlePg/>
           <w:docGrid w:linePitch="360"/>
-          <w:pgNumType w:fmt="decimal"/>
+        </w:sectPr>
+      </w:pPr>
+    </w:p>
+    <w:p>
+      <w:pPr>
+        <w:spacing w:before="1140" w:after="480"/>
+        <w:jc w:val="center"/>
+      </w:pPr>
+      <w:r>
+        <w:rPr>
+          <w:rFonts w:ascii="Times New Roman" w:hAnsi="Times New Roman"/>
+          <w:b/>
+          <w:sz w:val="24"/>
+        </w:rPr>
+        <w:t>CAPÍTULO V</w:t>
+      </w:r>
+    </w:p>
+    <w:p>
+      <w:bookmarkStart w:id="bm_cap5" w:name="bm_cap5"/>
+      <w:pPr>
+        <w:spacing w:before="480"/>
+        <w:jc w:val="center"/>
+      </w:pPr>
+      <w:r>
+        <w:rPr>
+          <w:rFonts w:ascii="Times New Roman" w:hAnsi="Times New Roman"/>
+          <w:b/>
+          <w:sz w:val="24"/>
+        </w:rPr>
+        <w:t>CONCLUSIONES Y RECOMENDACIONES</w:t>
+      </w:r>
+      <w:bookmarkEnd w:id="bm_cap5"/>
+    </w:p>
+    <w:p>
+      <w:pPr>
+        <w:sectPr>
+          <w:footerReference w:type="default" r:id="rId42"/>
+          <w:pgSz w:w="12240" w:h="15840"/>
+          <w:pgMar w:top="1701" w:right="1701" w:bottom="1701" w:left="2268" w:header="720" w:footer="720" w:gutter="0"/>
+          <w:cols w:space="720"/>
+          <w:titlePg/>
+          <w:docGrid w:linePitch="360"/>
+        </w:sectPr>
+      </w:pPr>
+    </w:p>
+    <w:p>
+      <w:bookmarkStart w:id="bm_cap5_concl" w:name="bm_cap5_concl"/>
+      <w:pPr>
+        <w:spacing w:before="480" w:after="480" w:line="360" w:lineRule="auto"/>
+        <w:jc w:val="left"/>
+      </w:pPr>
+      <w:r>
+        <w:rPr>
+          <w:rFonts w:ascii="Times New Roman" w:hAnsi="Times New Roman"/>
+          <w:b/>
+          <w:sz w:val="24"/>
+        </w:rPr>
+        <w:t>Conclusiones</w:t>
+      </w:r>
+      <w:bookmarkEnd w:id="bm_cap5_concl"/>
+    </w:p>
+    <w:p>
+      <w:pPr>
+        <w:spacing w:line="360" w:lineRule="auto"/>
+        <w:ind w:firstLine="709"/>
+        <w:jc w:val="both"/>
+      </w:pPr>
+      <w:r>
+        <w:rPr>
+          <w:rFonts w:ascii="Times New Roman" w:hAnsi="Times New Roman"/>
+          <w:sz w:val="24"/>
+        </w:rPr>
+        <w:t xml:space="preserve">1. </w:t>
+      </w:r>
+      <w:r>
+        <w:rPr>
+          <w:rFonts w:ascii="Times New Roman" w:hAnsi="Times New Roman"/>
+          <w:sz w:val="24"/>
+        </w:rPr>
+        <w:t>Se describió el proceso actual de gestión de solicitudes de IDETEL, identificando que la información se origina en Atención al Cliente y continúa hacia Administración y las áreas técnicas, sin contar con un procedimiento único que establezca de forma visible el recorrido completo del caso.</w:t>
+      </w:r>
+    </w:p>
+    <w:p>
+      <w:pPr>
+        <w:spacing w:line="360" w:lineRule="auto"/>
+        <w:ind w:firstLine="709"/>
+        <w:jc w:val="both"/>
+      </w:pPr>
+      <w:r>
+        <w:rPr>
+          <w:rFonts w:ascii="Times New Roman" w:hAnsi="Times New Roman"/>
+          <w:sz w:val="24"/>
+        </w:rPr>
+        <w:t xml:space="preserve">2. </w:t>
+      </w:r>
+      <w:r>
+        <w:rPr>
+          <w:rFonts w:ascii="Times New Roman" w:hAnsi="Times New Roman"/>
+          <w:sz w:val="24"/>
+        </w:rPr>
+        <w:t>Se identificaron como principales deficiencias la falta de formatos uniformes, la actualización no centralizada del estatus, la ausencia de tiempos de referencia por etapa y las dificultades de comunicación entre las áreas que participan en afiliaciones e incidencias.</w:t>
+      </w:r>
+    </w:p>
+    <w:p>
+      <w:pPr>
+        <w:spacing w:line="360" w:lineRule="auto"/>
+        <w:ind w:firstLine="709"/>
+        <w:jc w:val="both"/>
+      </w:pPr>
+      <w:r>
+        <w:rPr>
+          <w:rFonts w:ascii="Times New Roman" w:hAnsi="Times New Roman"/>
+          <w:sz w:val="24"/>
+        </w:rPr>
+        <w:t xml:space="preserve">3. </w:t>
+      </w:r>
+      <w:r>
+        <w:rPr>
+          <w:rFonts w:ascii="Times New Roman" w:hAnsi="Times New Roman"/>
+          <w:sz w:val="24"/>
+        </w:rPr>
+        <w:t>Se determinó que estas debilidades afectan la trazabilidad y pueden prolongar los tiempos de respuesta, debido a que el personal debe verificar información en distintos registros antes de informar el estado de una solicitud o confirmar su cierre.</w:t>
+      </w:r>
+    </w:p>
+    <w:p>
+      <w:pPr>
+        <w:spacing w:line="360" w:lineRule="auto"/>
+        <w:ind w:firstLine="709"/>
+        <w:jc w:val="both"/>
+      </w:pPr>
+      <w:r>
+        <w:rPr>
+          <w:rFonts w:ascii="Times New Roman" w:hAnsi="Times New Roman"/>
+          <w:sz w:val="24"/>
+        </w:rPr>
+        <w:t xml:space="preserve">4. </w:t>
+      </w:r>
+      <w:r>
+        <w:rPr>
+          <w:rFonts w:ascii="Times New Roman" w:hAnsi="Times New Roman"/>
+          <w:sz w:val="24"/>
+        </w:rPr>
+        <w:t>Se formuló una propuesta de mejora que incorpora un flujo estandarizado, responsables por etapa, formatos de registro y mecanismos básicos de seguimiento, orientados a facilitar el control administrativo y la continuidad de la atención al suscriptor.</w:t>
+      </w:r>
+    </w:p>
+    <w:p>
+      <w:bookmarkStart w:id="bm_cap5_recom" w:name="bm_cap5_recom"/>
+      <w:pPr>
+        <w:spacing w:before="480" w:after="480" w:line="360" w:lineRule="auto"/>
+        <w:jc w:val="left"/>
+      </w:pPr>
+      <w:r>
+        <w:rPr>
+          <w:rFonts w:ascii="Times New Roman" w:hAnsi="Times New Roman"/>
+          <w:b/>
+          <w:sz w:val="24"/>
+        </w:rPr>
+        <w:t>Recomendaciones</w:t>
+      </w:r>
+      <w:bookmarkEnd w:id="bm_cap5_recom"/>
+    </w:p>
+    <w:p>
+      <w:pPr>
+        <w:spacing w:line="360" w:lineRule="auto"/>
+        <w:ind w:firstLine="709"/>
+        <w:jc w:val="both"/>
+      </w:pPr>
+      <w:r>
+        <w:rPr>
+          <w:rFonts w:ascii="Times New Roman" w:hAnsi="Times New Roman"/>
+          <w:sz w:val="24"/>
+        </w:rPr>
+        <w:t xml:space="preserve">1. </w:t>
+      </w:r>
+      <w:r>
+        <w:rPr>
+          <w:rFonts w:ascii="Times New Roman" w:hAnsi="Times New Roman"/>
+          <w:sz w:val="24"/>
+        </w:rPr>
+        <w:t>Implementar progresivamente el flujo estandarizado propuesto y verificar su funcionamiento con un grupo controlado de solicitudes antes de aplicarlo a todos los casos.</w:t>
+      </w:r>
+    </w:p>
+    <w:p>
+      <w:pPr>
+        <w:spacing w:line="360" w:lineRule="auto"/>
+        <w:ind w:firstLine="709"/>
+        <w:jc w:val="both"/>
+      </w:pPr>
+      <w:r>
+        <w:rPr>
+          <w:rFonts w:ascii="Times New Roman" w:hAnsi="Times New Roman"/>
+          <w:sz w:val="24"/>
+        </w:rPr>
+        <w:t xml:space="preserve">2. </w:t>
+      </w:r>
+      <w:r>
+        <w:rPr>
+          <w:rFonts w:ascii="Times New Roman" w:hAnsi="Times New Roman"/>
+          <w:sz w:val="24"/>
+        </w:rPr>
+        <w:t>Utilizar de manera uniforme los formatos de registro de afiliaciones e incidencias y definir claramente el responsable de actualizar el estatus en cada etapa.</w:t>
+      </w:r>
+    </w:p>
+    <w:p>
+      <w:pPr>
+        <w:spacing w:line="360" w:lineRule="auto"/>
+        <w:ind w:firstLine="709"/>
+        <w:jc w:val="both"/>
+      </w:pPr>
+      <w:r>
+        <w:rPr>
+          <w:rFonts w:ascii="Times New Roman" w:hAnsi="Times New Roman"/>
+          <w:sz w:val="24"/>
+        </w:rPr>
+        <w:t xml:space="preserve">3. </w:t>
+      </w:r>
+      <w:r>
+        <w:rPr>
+          <w:rFonts w:ascii="Times New Roman" w:hAnsi="Times New Roman"/>
+          <w:sz w:val="24"/>
+        </w:rPr>
+        <w:t>Registrar y revisar periódicamente tiempos de respuesta, solicitudes pendientes y casos cerrados para identificar retrasos recurrentes y aplicar acciones correctivas.</w:t>
+      </w:r>
+    </w:p>
+    <w:p>
+      <w:pPr>
+        <w:spacing w:line="360" w:lineRule="auto"/>
+        <w:ind w:firstLine="709"/>
+        <w:jc w:val="both"/>
+      </w:pPr>
+      <w:r>
+        <w:rPr>
+          <w:rFonts w:ascii="Times New Roman" w:hAnsi="Times New Roman"/>
+          <w:sz w:val="24"/>
+        </w:rPr>
+        <w:t xml:space="preserve">4. </w:t>
+      </w:r>
+      <w:r>
+        <w:rPr>
+          <w:rFonts w:ascii="Times New Roman" w:hAnsi="Times New Roman"/>
+          <w:sz w:val="24"/>
+        </w:rPr>
+        <w:t>Evaluar posteriormente una herramienta digital centralizada de seguimiento cuando el procedimiento administrativo ya se encuentre formalizado y validado por las áreas involucradas.</w:t>
+      </w:r>
+    </w:p>
+    <w:p>
+      <w:pPr>
+        <w:sectPr>
+          <w:footerReference w:type="default" r:id="rId43"/>
+          <w:type w:val="continuous"/>
+          <w:pgSz w:w="12240" w:h="15840"/>
+          <w:pgMar w:top="1701" w:right="1701" w:bottom="1701" w:left="2268" w:header="720" w:footer="720" w:gutter="0"/>
+          <w:cols w:space="720"/>
+          <w:titlePg/>
+          <w:docGrid w:linePitch="360"/>
+        </w:sectPr>
+      </w:pPr>
+    </w:p>
+    <w:p>
+      <w:bookmarkStart w:id="bm_referencias" w:name="bm_referencias"/>
+      <w:pPr>
+        <w:spacing w:before="1140" w:after="480"/>
+        <w:jc w:val="center"/>
+      </w:pPr>
+      <w:r>
+        <w:rPr>
+          <w:rFonts w:ascii="Times New Roman" w:hAnsi="Times New Roman"/>
+          <w:b/>
+          <w:sz w:val="24"/>
+        </w:rPr>
+        <w:t>REFERENCIAS</w:t>
+      </w:r>
+      <w:bookmarkEnd w:id="bm_referencias"/>
+    </w:p>
+    <w:p>
+      <w:pPr>
+        <w:sectPr>
+          <w:footerReference w:type="default" r:id="rId44"/>
+          <w:pgSz w:w="12240" w:h="15840"/>
+          <w:pgMar w:top="1701" w:right="1701" w:bottom="1701" w:left="2268" w:header="720" w:footer="720" w:gutter="0"/>
+          <w:cols w:space="720"/>
+          <w:titlePg/>
+          <w:docGrid w:linePitch="360"/>
+        </w:sectPr>
+      </w:pPr>
+    </w:p>
+    <w:p>
+      <w:pPr>
+        <w:spacing w:before="480" w:after="0"/>
+      </w:pPr>
+    </w:p>
+    <w:p>
+      <w:pPr>
+        <w:spacing w:line="240" w:lineRule="auto" w:after="480" w:before="0"/>
+        <w:ind w:left="425" w:hanging="425"/>
+        <w:jc w:val="both"/>
+      </w:pPr>
+      <w:r>
+        <w:rPr>
+          <w:rFonts w:ascii="Times New Roman" w:hAnsi="Times New Roman"/>
+          <w:sz w:val="24"/>
+        </w:rPr>
+        <w:t>Arias, F. (2012). El proyecto de investigación: Introducción a la metodología científica (6ta ed.). Episteme, Venezuela.</w:t>
+      </w:r>
+    </w:p>
+    <w:p>
+      <w:pPr>
+        <w:spacing w:line="240" w:lineRule="auto" w:after="480" w:before="0"/>
+        <w:ind w:left="425" w:hanging="425"/>
+        <w:jc w:val="both"/>
+      </w:pPr>
+      <w:r>
+        <w:rPr>
+          <w:rFonts w:ascii="Times New Roman" w:hAnsi="Times New Roman"/>
+          <w:sz w:val="24"/>
+        </w:rPr>
+        <w:t>Chiavenato, I. (2006). Introducción a la teoría general de la administración (7ma ed.). McGraw-Hill, México.</w:t>
+      </w:r>
+    </w:p>
+    <w:p>
+      <w:pPr>
+        <w:spacing w:line="240" w:lineRule="auto" w:after="480" w:before="0"/>
+        <w:ind w:left="425" w:hanging="425"/>
+        <w:jc w:val="both"/>
+      </w:pPr>
+      <w:r>
+        <w:rPr>
+          <w:rFonts w:ascii="Times New Roman" w:hAnsi="Times New Roman"/>
+          <w:sz w:val="24"/>
+        </w:rPr>
+        <w:t>Harrington, H. J. (1993). Mejoramiento de los procesos de la empresa. McGraw-Hill, Colombia.</w:t>
+      </w:r>
+    </w:p>
+    <w:p>
+      <w:pPr>
+        <w:spacing w:line="240" w:lineRule="auto" w:after="480" w:before="0"/>
+        <w:ind w:left="425" w:hanging="425"/>
+        <w:jc w:val="both"/>
+      </w:pPr>
+      <w:r>
+        <w:rPr>
+          <w:rFonts w:ascii="Times New Roman" w:hAnsi="Times New Roman"/>
+          <w:sz w:val="24"/>
+        </w:rPr>
+        <w:t>Laudon, K., y Laudon, J. (2016). Sistemas de información gerencial (14va ed.). Pearson Educación, México.</w:t>
+      </w:r>
+    </w:p>
+    <w:p>
+      <w:pPr>
+        <w:spacing w:line="240" w:lineRule="auto" w:after="480" w:before="0"/>
+        <w:ind w:left="425" w:hanging="425"/>
+        <w:jc w:val="both"/>
+      </w:pPr>
+      <w:r>
+        <w:rPr>
+          <w:rFonts w:ascii="Times New Roman" w:hAnsi="Times New Roman"/>
+          <w:sz w:val="24"/>
+        </w:rPr>
+        <w:t>Parasuraman, A., Zeithaml, V., y Berry, L. (1988). SERVQUAL: A multiple-item scale for measuring consumer perceptions of service quality. Journal of Retailing, 64(1), 12-40.</w:t>
+      </w:r>
+    </w:p>
+    <w:p>
+      <w:pPr>
+        <w:spacing w:line="240" w:lineRule="auto" w:after="480" w:before="0"/>
+        <w:ind w:left="425" w:hanging="425"/>
+        <w:jc w:val="both"/>
+      </w:pPr>
+      <w:r>
+        <w:rPr>
+          <w:rFonts w:ascii="Times New Roman" w:hAnsi="Times New Roman"/>
+          <w:sz w:val="24"/>
+        </w:rPr>
+        <w:t>Robbins, S., y Coulter, M. (2010). Administración (10ma ed.). Pearson Educación, México.</w:t>
+      </w:r>
+    </w:p>
+    <w:p>
+      <w:pPr>
+        <w:spacing w:line="240" w:lineRule="auto" w:after="480" w:before="0"/>
+        <w:ind w:left="425" w:hanging="425"/>
+        <w:jc w:val="both"/>
+      </w:pPr>
+      <w:r>
+        <w:rPr>
+          <w:rFonts w:ascii="Times New Roman" w:hAnsi="Times New Roman"/>
+          <w:sz w:val="24"/>
+        </w:rPr>
+        <w:t>Universidad Pedagógica Experimental Libertador. (2016). Manual de trabajos de grado de especialización y maestría y tesis doctorales (5ta ed.). FEDUPEL, Venezuela.</w:t>
+      </w:r>
+    </w:p>
+    <w:p>
+      <w:pPr>
+        <w:spacing w:line="240" w:lineRule="auto" w:after="480" w:before="0"/>
+        <w:ind w:left="425" w:hanging="425"/>
+        <w:jc w:val="both"/>
+      </w:pPr>
+      <w:r>
+        <w:rPr>
+          <w:rFonts w:ascii="Times New Roman" w:hAnsi="Times New Roman"/>
+          <w:sz w:val="24"/>
+        </w:rPr>
+        <w:t>Zeithaml, V., Parasuraman, A., y Berry, L. (1993). Calidad total en la gestión de servicios. Díaz de Santos, España.</w:t>
+      </w:r>
+    </w:p>
+    <w:p>
+      <w:pPr>
+        <w:sectPr>
+          <w:footerReference w:type="default" r:id="rId45"/>
+          <w:type w:val="continuous"/>
+          <w:pgSz w:w="12240" w:h="15840"/>
+          <w:pgMar w:top="1701" w:right="1701" w:bottom="1701" w:left="2268" w:header="720" w:footer="720" w:gutter="0"/>
+          <w:cols w:space="720"/>
+          <w:titlePg/>
+          <w:docGrid w:linePitch="360"/>
         </w:sectPr>
       </w:pPr>
     </w:p>
     <w:p>
       <w:bookmarkStart w:id="bm_anexos" w:name="bm_anexos"/>
       <w:pPr>
-        <w:spacing w:before="4400"/>
+        <w:spacing w:before="4740"/>
         <w:jc w:val="center"/>
       </w:pPr>
       <w:r>
         <w:rPr>
           <w:rFonts w:ascii="Times New Roman" w:hAnsi="Times New Roman"/>
           <w:b/>
-          <w:sz w:val="24"/>
+          <w:sz w:val="32"/>
         </w:rPr>
         <w:t>ANEXOS</w:t>
       </w:r>
@@ -8823,13 +8906,12 @@
     <w:p>
       <w:pPr>
         <w:sectPr>
-          <w:footerReference w:type="default" r:id="rId47"/>
-          <w:footerReference w:type="first" r:id="rId48"/>
+          <w:footerReference w:type="default" r:id="rId46"/>
           <w:pgSz w:w="12240" w:h="15840"/>
           <w:pgMar w:top="1701" w:right="1701" w:bottom="1701" w:left="2268" w:header="720" w:footer="720" w:gutter="0"/>
           <w:cols w:space="720"/>
+          <w:titlePg/>
           <w:docGrid w:linePitch="360"/>
-          <w:pgNumType w:fmt="decimal"/>
         </w:sectPr>
       </w:pPr>
     </w:p>
@@ -8870,8 +8952,8 @@
       <w:r>
         <w:drawing>
           <wp:inline xmlns:a="http://schemas.openxmlformats.org/drawingml/2006/main" xmlns:pic="http://schemas.openxmlformats.org/drawingml/2006/picture">
-            <wp:extent cx="5040000" cy="22990909"/>
-            <wp:docPr id="6" name="Picture 6"/>
+            <wp:extent cx="4860000" cy="22169805"/>
+            <wp:docPr id="7" name="Picture 7"/>
             <wp:cNvGraphicFramePr>
               <a:graphicFrameLocks noChangeAspect="1"/>
             </wp:cNvGraphicFramePr>
@@ -8883,7 +8965,7 @@
                     <pic:cNvPicPr/>
                   </pic:nvPicPr>
                   <pic:blipFill>
-                    <a:blip r:embed="rId14"/>
+                    <a:blip r:embed="rId15"/>
                     <a:stretch>
                       <a:fillRect/>
                     </a:stretch>
@@ -8891,7 +8973,7 @@
                   <pic:spPr>
                     <a:xfrm>
                       <a:off x="0" y="0"/>
-                      <a:ext cx="5040000" cy="22990909"/>
+                      <a:ext cx="4860000" cy="22169805"/>
                     </a:xfrm>
                     <a:prstGeom prst="rect"/>
                   </pic:spPr>
@@ -8903,13 +8985,12 @@
       </w:r>
     </w:p>
     <w:sectPr>
-      <w:footerReference w:type="default" r:id="rId49"/>
-      <w:footerReference w:type="first" r:id="rId50"/>
+      <w:footerReference w:type="default" r:id="rId47"/>
       <w:pgSz w:w="12240" w:h="15840"/>
       <w:pgMar w:top="1701" w:right="1701" w:bottom="1701" w:left="2268" w:header="720" w:footer="720" w:gutter="0"/>
       <w:cols w:space="720"/>
+      <w:titlePg/>
       <w:docGrid w:linePitch="360"/>
-      <w:pgNumType w:fmt="decimal"/>
     </w:sectPr>
   </w:body>
 </w:document>
@@ -8921,7 +9002,6 @@
     <w:pPr>
       <w:pStyle w:val="Footer"/>
     </w:pPr>
-    <w:r/>
   </w:p>
 </w:ftr>
 </file>
@@ -8931,8 +9011,18 @@
   <w:p>
     <w:pPr>
       <w:pStyle w:val="Footer"/>
+      <w:jc w:val="center"/>
     </w:pPr>
-    <w:r/>
+    <w:r>
+      <w:rPr>
+        <w:rFonts w:ascii="Times New Roman" w:hAnsi="Times New Roman"/>
+        <w:sz w:val="24"/>
+      </w:rPr>
+      <w:fldChar w:fldCharType="begin"/>
+      <w:instrText xml:space="preserve"> PAGE \* roman </w:instrText>
+      <w:fldChar w:fldCharType="separate"/>
+      <w:fldChar w:fldCharType="end"/>
+    </w:r>
   </w:p>
 </w:ftr>
 </file>
@@ -8944,7 +9034,6 @@
       <w:pStyle w:val="Footer"/>
       <w:jc w:val="center"/>
     </w:pPr>
-    <w:r/>
     <w:r>
       <w:rPr>
         <w:rFonts w:ascii="Times New Roman" w:hAnsi="Times New Roman"/>
@@ -8964,8 +9053,18 @@
   <w:p>
     <w:pPr>
       <w:pStyle w:val="Footer"/>
+      <w:jc w:val="center"/>
     </w:pPr>
-    <w:r/>
+    <w:r>
+      <w:rPr>
+        <w:rFonts w:ascii="Times New Roman" w:hAnsi="Times New Roman"/>
+        <w:sz w:val="24"/>
+      </w:rPr>
+      <w:fldChar w:fldCharType="begin"/>
+      <w:instrText xml:space="preserve"> PAGE \* roman </w:instrText>
+      <w:fldChar w:fldCharType="separate"/>
+      <w:fldChar w:fldCharType="end"/>
+    </w:r>
   </w:p>
 </w:ftr>
 </file>
@@ -8977,7 +9076,6 @@
       <w:pStyle w:val="Footer"/>
       <w:jc w:val="center"/>
     </w:pPr>
-    <w:r/>
     <w:r>
       <w:rPr>
         <w:rFonts w:ascii="Times New Roman" w:hAnsi="Times New Roman"/>
@@ -8997,8 +9095,18 @@
   <w:p>
     <w:pPr>
       <w:pStyle w:val="Footer"/>
+      <w:jc w:val="center"/>
     </w:pPr>
-    <w:r/>
+    <w:r>
+      <w:rPr>
+        <w:rFonts w:ascii="Times New Roman" w:hAnsi="Times New Roman"/>
+        <w:sz w:val="24"/>
+      </w:rPr>
+      <w:fldChar w:fldCharType="begin"/>
+      <w:instrText xml:space="preserve"> PAGE \* roman </w:instrText>
+      <w:fldChar w:fldCharType="separate"/>
+      <w:fldChar w:fldCharType="end"/>
+    </w:r>
   </w:p>
 </w:ftr>
 </file>
@@ -9010,7 +9118,6 @@
       <w:pStyle w:val="Footer"/>
       <w:jc w:val="center"/>
     </w:pPr>
-    <w:r/>
     <w:r>
       <w:rPr>
         <w:rFonts w:ascii="Times New Roman" w:hAnsi="Times New Roman"/>
@@ -9030,8 +9137,18 @@
   <w:p>
     <w:pPr>
       <w:pStyle w:val="Footer"/>
+      <w:jc w:val="center"/>
     </w:pPr>
-    <w:r/>
+    <w:r>
+      <w:rPr>
+        <w:rFonts w:ascii="Times New Roman" w:hAnsi="Times New Roman"/>
+        <w:sz w:val="24"/>
+      </w:rPr>
+      <w:fldChar w:fldCharType="begin"/>
+      <w:instrText xml:space="preserve"> PAGE \* roman </w:instrText>
+      <w:fldChar w:fldCharType="separate"/>
+      <w:fldChar w:fldCharType="end"/>
+    </w:r>
   </w:p>
 </w:ftr>
 </file>
@@ -9043,7 +9160,6 @@
       <w:pStyle w:val="Footer"/>
       <w:jc w:val="center"/>
     </w:pPr>
-    <w:r/>
     <w:r>
       <w:rPr>
         <w:rFonts w:ascii="Times New Roman" w:hAnsi="Times New Roman"/>
@@ -9063,8 +9179,18 @@
   <w:p>
     <w:pPr>
       <w:pStyle w:val="Footer"/>
+      <w:jc w:val="center"/>
     </w:pPr>
-    <w:r/>
+    <w:r>
+      <w:rPr>
+        <w:rFonts w:ascii="Times New Roman" w:hAnsi="Times New Roman"/>
+        <w:sz w:val="24"/>
+      </w:rPr>
+      <w:fldChar w:fldCharType="begin"/>
+      <w:instrText xml:space="preserve"> PAGE \* roman </w:instrText>
+      <w:fldChar w:fldCharType="separate"/>
+      <w:fldChar w:fldCharType="end"/>
+    </w:r>
   </w:p>
 </w:ftr>
 </file>
@@ -9076,7 +9202,6 @@
       <w:pStyle w:val="Footer"/>
       <w:jc w:val="center"/>
     </w:pPr>
-    <w:r/>
     <w:r>
       <w:rPr>
         <w:rFonts w:ascii="Times New Roman" w:hAnsi="Times New Roman"/>
@@ -9097,7 +9222,6 @@
     <w:pPr>
       <w:pStyle w:val="Footer"/>
     </w:pPr>
-    <w:r/>
   </w:p>
 </w:ftr>
 </file>
@@ -9107,8 +9231,18 @@
   <w:p>
     <w:pPr>
       <w:pStyle w:val="Footer"/>
+      <w:jc w:val="center"/>
     </w:pPr>
-    <w:r/>
+    <w:r>
+      <w:rPr>
+        <w:rFonts w:ascii="Times New Roman" w:hAnsi="Times New Roman"/>
+        <w:sz w:val="24"/>
+      </w:rPr>
+      <w:fldChar w:fldCharType="begin"/>
+      <w:instrText xml:space="preserve"> PAGE </w:instrText>
+      <w:fldChar w:fldCharType="separate"/>
+      <w:fldChar w:fldCharType="end"/>
+    </w:r>
   </w:p>
 </w:ftr>
 </file>
@@ -9120,7 +9254,6 @@
       <w:pStyle w:val="Footer"/>
       <w:jc w:val="center"/>
     </w:pPr>
-    <w:r/>
     <w:r>
       <w:rPr>
         <w:rFonts w:ascii="Times New Roman" w:hAnsi="Times New Roman"/>
@@ -9140,8 +9273,18 @@
   <w:p>
     <w:pPr>
       <w:pStyle w:val="Footer"/>
+      <w:jc w:val="center"/>
     </w:pPr>
-    <w:r/>
+    <w:r>
+      <w:rPr>
+        <w:rFonts w:ascii="Times New Roman" w:hAnsi="Times New Roman"/>
+        <w:sz w:val="24"/>
+      </w:rPr>
+      <w:fldChar w:fldCharType="begin"/>
+      <w:instrText xml:space="preserve"> PAGE </w:instrText>
+      <w:fldChar w:fldCharType="separate"/>
+      <w:fldChar w:fldCharType="end"/>
+    </w:r>
   </w:p>
 </w:ftr>
 </file>
@@ -9153,7 +9296,6 @@
       <w:pStyle w:val="Footer"/>
       <w:jc w:val="center"/>
     </w:pPr>
-    <w:r/>
     <w:r>
       <w:rPr>
         <w:rFonts w:ascii="Times New Roman" w:hAnsi="Times New Roman"/>
@@ -9173,8 +9315,18 @@
   <w:p>
     <w:pPr>
       <w:pStyle w:val="Footer"/>
+      <w:jc w:val="center"/>
     </w:pPr>
-    <w:r/>
+    <w:r>
+      <w:rPr>
+        <w:rFonts w:ascii="Times New Roman" w:hAnsi="Times New Roman"/>
+        <w:sz w:val="24"/>
+      </w:rPr>
+      <w:fldChar w:fldCharType="begin"/>
+      <w:instrText xml:space="preserve"> PAGE </w:instrText>
+      <w:fldChar w:fldCharType="separate"/>
+      <w:fldChar w:fldCharType="end"/>
+    </w:r>
   </w:p>
 </w:ftr>
 </file>
@@ -9186,7 +9338,6 @@
       <w:pStyle w:val="Footer"/>
       <w:jc w:val="center"/>
     </w:pPr>
-    <w:r/>
     <w:r>
       <w:rPr>
         <w:rFonts w:ascii="Times New Roman" w:hAnsi="Times New Roman"/>
@@ -9206,8 +9357,18 @@
   <w:p>
     <w:pPr>
       <w:pStyle w:val="Footer"/>
+      <w:jc w:val="center"/>
     </w:pPr>
-    <w:r/>
+    <w:r>
+      <w:rPr>
+        <w:rFonts w:ascii="Times New Roman" w:hAnsi="Times New Roman"/>
+        <w:sz w:val="24"/>
+      </w:rPr>
+      <w:fldChar w:fldCharType="begin"/>
+      <w:instrText xml:space="preserve"> PAGE </w:instrText>
+      <w:fldChar w:fldCharType="separate"/>
+      <w:fldChar w:fldCharType="end"/>
+    </w:r>
   </w:p>
 </w:ftr>
 </file>
@@ -9219,7 +9380,6 @@
       <w:pStyle w:val="Footer"/>
       <w:jc w:val="center"/>
     </w:pPr>
-    <w:r/>
     <w:r>
       <w:rPr>
         <w:rFonts w:ascii="Times New Roman" w:hAnsi="Times New Roman"/>
@@ -9239,8 +9399,18 @@
   <w:p>
     <w:pPr>
       <w:pStyle w:val="Footer"/>
+      <w:jc w:val="center"/>
     </w:pPr>
-    <w:r/>
+    <w:r>
+      <w:rPr>
+        <w:rFonts w:ascii="Times New Roman" w:hAnsi="Times New Roman"/>
+        <w:sz w:val="24"/>
+      </w:rPr>
+      <w:fldChar w:fldCharType="begin"/>
+      <w:instrText xml:space="preserve"> PAGE </w:instrText>
+      <w:fldChar w:fldCharType="separate"/>
+      <w:fldChar w:fldCharType="end"/>
+    </w:r>
   </w:p>
 </w:ftr>
 </file>
@@ -9252,7 +9422,6 @@
       <w:pStyle w:val="Footer"/>
       <w:jc w:val="center"/>
     </w:pPr>
-    <w:r/>
     <w:r>
       <w:rPr>
         <w:rFonts w:ascii="Times New Roman" w:hAnsi="Times New Roman"/>
@@ -9274,7 +9443,6 @@
       <w:pStyle w:val="Footer"/>
       <w:jc w:val="center"/>
     </w:pPr>
-    <w:r/>
     <w:r>
       <w:rPr>
         <w:rFonts w:ascii="Times New Roman" w:hAnsi="Times New Roman"/>
@@ -9294,8 +9462,18 @@
   <w:p>
     <w:pPr>
       <w:pStyle w:val="Footer"/>
+      <w:jc w:val="center"/>
     </w:pPr>
-    <w:r/>
+    <w:r>
+      <w:rPr>
+        <w:rFonts w:ascii="Times New Roman" w:hAnsi="Times New Roman"/>
+        <w:sz w:val="24"/>
+      </w:rPr>
+      <w:fldChar w:fldCharType="begin"/>
+      <w:instrText xml:space="preserve"> PAGE </w:instrText>
+      <w:fldChar w:fldCharType="separate"/>
+      <w:fldChar w:fldCharType="end"/>
+    </w:r>
   </w:p>
 </w:ftr>
 </file>
@@ -9307,7 +9485,6 @@
       <w:pStyle w:val="Footer"/>
       <w:jc w:val="center"/>
     </w:pPr>
-    <w:r/>
     <w:r>
       <w:rPr>
         <w:rFonts w:ascii="Times New Roman" w:hAnsi="Times New Roman"/>
@@ -9327,20 +9504,8 @@
   <w:p>
     <w:pPr>
       <w:pStyle w:val="Footer"/>
-    </w:pPr>
-    <w:r/>
-  </w:p>
-</w:ftr>
-</file>
-
-<file path=word/footer33.xml><?xml version="1.0" encoding="utf-8"?>
-<w:ftr xmlns:m="http://schemas.openxmlformats.org/officeDocument/2006/math" xmlns:mc="http://schemas.openxmlformats.org/markup-compatibility/2006" xmlns:mo="http://schemas.microsoft.com/office/mac/office/2008/main" xmlns:mv="urn:schemas-microsoft-com:mac:vml" xmlns:o="urn:schemas-microsoft-com:office:office" xmlns:r="http://schemas.openxmlformats.org/officeDocument/2006/relationships" xmlns:v="urn:schemas-microsoft-com:vml" xmlns:w10="urn:schemas-microsoft-com:office:word" xmlns:w14="http://schemas.microsoft.com/office/word/2010/wordml" xmlns:w="http://schemas.openxmlformats.org/wordprocessingml/2006/main" xmlns:wne="http://schemas.microsoft.com/office/word/2006/wordml" xmlns:wp14="http://schemas.microsoft.com/office/word/2010/wordprocessingDrawing" xmlns:wp="http://schemas.openxmlformats.org/drawingml/2006/wordprocessingDrawing" xmlns:wpc="http://schemas.microsoft.com/office/word/2010/wordprocessingCanvas" xmlns:wpg="http://schemas.microsoft.com/office/word/2010/wordprocessingGroup" xmlns:wpi="http://schemas.microsoft.com/office/word/2010/wordprocessingInk" xmlns:wps="http://schemas.microsoft.com/office/word/2010/wordprocessingShape" mc:Ignorable="w14 wp14">
-  <w:p>
-    <w:pPr>
-      <w:pStyle w:val="Footer"/>
       <w:jc w:val="center"/>
     </w:pPr>
-    <w:r/>
     <w:r>
       <w:rPr>
         <w:rFonts w:ascii="Times New Roman" w:hAnsi="Times New Roman"/>
@@ -9355,57 +9520,23 @@
 </w:ftr>
 </file>
 
-<file path=word/footer34.xml><?xml version="1.0" encoding="utf-8"?>
-<w:ftr xmlns:m="http://schemas.openxmlformats.org/officeDocument/2006/math" xmlns:mc="http://schemas.openxmlformats.org/markup-compatibility/2006" xmlns:mo="http://schemas.microsoft.com/office/mac/office/2008/main" xmlns:mv="urn:schemas-microsoft-com:mac:vml" xmlns:o="urn:schemas-microsoft-com:office:office" xmlns:r="http://schemas.openxmlformats.org/officeDocument/2006/relationships" xmlns:v="urn:schemas-microsoft-com:vml" xmlns:w10="urn:schemas-microsoft-com:office:word" xmlns:w14="http://schemas.microsoft.com/office/word/2010/wordml" xmlns:w="http://schemas.openxmlformats.org/wordprocessingml/2006/main" xmlns:wne="http://schemas.microsoft.com/office/word/2006/wordml" xmlns:wp14="http://schemas.microsoft.com/office/word/2010/wordprocessingDrawing" xmlns:wp="http://schemas.openxmlformats.org/drawingml/2006/wordprocessingDrawing" xmlns:wpc="http://schemas.microsoft.com/office/word/2010/wordprocessingCanvas" xmlns:wpg="http://schemas.microsoft.com/office/word/2010/wordprocessingGroup" xmlns:wpi="http://schemas.microsoft.com/office/word/2010/wordprocessingInk" xmlns:wps="http://schemas.microsoft.com/office/word/2010/wordprocessingShape" mc:Ignorable="w14 wp14">
-  <w:p>
-    <w:pPr>
-      <w:pStyle w:val="Footer"/>
-    </w:pPr>
-    <w:r/>
-  </w:p>
-</w:ftr>
-</file>
-
-<file path=word/footer35.xml><?xml version="1.0" encoding="utf-8"?>
+<file path=word/footer4.xml><?xml version="1.0" encoding="utf-8"?>
 <w:ftr xmlns:m="http://schemas.openxmlformats.org/officeDocument/2006/math" xmlns:mc="http://schemas.openxmlformats.org/markup-compatibility/2006" xmlns:mo="http://schemas.microsoft.com/office/mac/office/2008/main" xmlns:mv="urn:schemas-microsoft-com:mac:vml" xmlns:o="urn:schemas-microsoft-com:office:office" xmlns:r="http://schemas.openxmlformats.org/officeDocument/2006/relationships" xmlns:v="urn:schemas-microsoft-com:vml" xmlns:w10="urn:schemas-microsoft-com:office:word" xmlns:w14="http://schemas.microsoft.com/office/word/2010/wordml" xmlns:w="http://schemas.openxmlformats.org/wordprocessingml/2006/main" xmlns:wne="http://schemas.microsoft.com/office/word/2006/wordml" xmlns:wp14="http://schemas.microsoft.com/office/word/2010/wordprocessingDrawing" xmlns:wp="http://schemas.openxmlformats.org/drawingml/2006/wordprocessingDrawing" xmlns:wpc="http://schemas.microsoft.com/office/word/2010/wordprocessingCanvas" xmlns:wpg="http://schemas.microsoft.com/office/word/2010/wordprocessingGroup" xmlns:wpi="http://schemas.microsoft.com/office/word/2010/wordprocessingInk" xmlns:wps="http://schemas.microsoft.com/office/word/2010/wordprocessingShape" mc:Ignorable="w14 wp14">
   <w:p>
     <w:pPr>
       <w:pStyle w:val="Footer"/>
       <w:jc w:val="center"/>
     </w:pPr>
-    <w:r/>
     <w:r>
       <w:rPr>
         <w:rFonts w:ascii="Times New Roman" w:hAnsi="Times New Roman"/>
         <w:sz w:val="24"/>
       </w:rPr>
       <w:fldChar w:fldCharType="begin"/>
-      <w:instrText xml:space="preserve"> PAGE </w:instrText>
+      <w:instrText xml:space="preserve"> PAGE \* roman </w:instrText>
       <w:fldChar w:fldCharType="separate"/>
       <w:fldChar w:fldCharType="end"/>
     </w:r>
-  </w:p>
-</w:ftr>
-</file>
-
-<file path=word/footer36.xml><?xml version="1.0" encoding="utf-8"?>
-<w:ftr xmlns:m="http://schemas.openxmlformats.org/officeDocument/2006/math" xmlns:mc="http://schemas.openxmlformats.org/markup-compatibility/2006" xmlns:mo="http://schemas.microsoft.com/office/mac/office/2008/main" xmlns:mv="urn:schemas-microsoft-com:mac:vml" xmlns:o="urn:schemas-microsoft-com:office:office" xmlns:r="http://schemas.openxmlformats.org/officeDocument/2006/relationships" xmlns:v="urn:schemas-microsoft-com:vml" xmlns:w10="urn:schemas-microsoft-com:office:word" xmlns:w14="http://schemas.microsoft.com/office/word/2010/wordml" xmlns:w="http://schemas.openxmlformats.org/wordprocessingml/2006/main" xmlns:wne="http://schemas.microsoft.com/office/word/2006/wordml" xmlns:wp14="http://schemas.microsoft.com/office/word/2010/wordprocessingDrawing" xmlns:wp="http://schemas.openxmlformats.org/drawingml/2006/wordprocessingDrawing" xmlns:wpc="http://schemas.microsoft.com/office/word/2010/wordprocessingCanvas" xmlns:wpg="http://schemas.microsoft.com/office/word/2010/wordprocessingGroup" xmlns:wpi="http://schemas.microsoft.com/office/word/2010/wordprocessingInk" xmlns:wps="http://schemas.microsoft.com/office/word/2010/wordprocessingShape" mc:Ignorable="w14 wp14">
-  <w:p>
-    <w:pPr>
-      <w:pStyle w:val="Footer"/>
-    </w:pPr>
-    <w:r/>
-  </w:p>
-</w:ftr>
-</file>
-
-<file path=word/footer4.xml><?xml version="1.0" encoding="utf-8"?>
-<w:ftr xmlns:m="http://schemas.openxmlformats.org/officeDocument/2006/math" xmlns:mc="http://schemas.openxmlformats.org/markup-compatibility/2006" xmlns:mo="http://schemas.microsoft.com/office/mac/office/2008/main" xmlns:mv="urn:schemas-microsoft-com:mac:vml" xmlns:o="urn:schemas-microsoft-com:office:office" xmlns:r="http://schemas.openxmlformats.org/officeDocument/2006/relationships" xmlns:v="urn:schemas-microsoft-com:vml" xmlns:w10="urn:schemas-microsoft-com:office:word" xmlns:w14="http://schemas.microsoft.com/office/word/2010/wordml" xmlns:w="http://schemas.openxmlformats.org/wordprocessingml/2006/main" xmlns:wne="http://schemas.microsoft.com/office/word/2006/wordml" xmlns:wp14="http://schemas.microsoft.com/office/word/2010/wordprocessingDrawing" xmlns:wp="http://schemas.openxmlformats.org/drawingml/2006/wordprocessingDrawing" xmlns:wpc="http://schemas.microsoft.com/office/word/2010/wordprocessingCanvas" xmlns:wpg="http://schemas.microsoft.com/office/word/2010/wordprocessingGroup" xmlns:wpi="http://schemas.microsoft.com/office/word/2010/wordprocessingInk" xmlns:wps="http://schemas.microsoft.com/office/word/2010/wordprocessingShape" mc:Ignorable="w14 wp14">
-  <w:p>
-    <w:pPr>
-      <w:pStyle w:val="Footer"/>
-    </w:pPr>
-    <w:r/>
   </w:p>
 </w:ftr>
 </file>
@@ -9415,19 +9546,7 @@
   <w:p>
     <w:pPr>
       <w:pStyle w:val="Footer"/>
-      <w:jc w:val="center"/>
     </w:pPr>
-    <w:r/>
-    <w:r>
-      <w:rPr>
-        <w:rFonts w:ascii="Times New Roman" w:hAnsi="Times New Roman"/>
-        <w:sz w:val="24"/>
-      </w:rPr>
-      <w:fldChar w:fldCharType="begin"/>
-      <w:instrText xml:space="preserve"> PAGE \* roman </w:instrText>
-      <w:fldChar w:fldCharType="separate"/>
-      <w:fldChar w:fldCharType="end"/>
-    </w:r>
   </w:p>
 </w:ftr>
 </file>
@@ -9438,7 +9557,6 @@
     <w:pPr>
       <w:pStyle w:val="Footer"/>
     </w:pPr>
-    <w:r/>
   </w:p>
 </w:ftr>
 </file>
@@ -9450,7 +9568,6 @@
       <w:pStyle w:val="Footer"/>
       <w:jc w:val="center"/>
     </w:pPr>
-    <w:r/>
     <w:r>
       <w:rPr>
         <w:rFonts w:ascii="Times New Roman" w:hAnsi="Times New Roman"/>
@@ -9470,8 +9587,18 @@
   <w:p>
     <w:pPr>
       <w:pStyle w:val="Footer"/>
+      <w:jc w:val="center"/>
     </w:pPr>
-    <w:r/>
+    <w:r>
+      <w:rPr>
+        <w:rFonts w:ascii="Times New Roman" w:hAnsi="Times New Roman"/>
+        <w:sz w:val="24"/>
+      </w:rPr>
+      <w:fldChar w:fldCharType="begin"/>
+      <w:instrText xml:space="preserve"> PAGE \* roman </w:instrText>
+      <w:fldChar w:fldCharType="separate"/>
+      <w:fldChar w:fldCharType="end"/>
+    </w:r>
   </w:p>
 </w:ftr>
 </file>
@@ -9483,7 +9610,6 @@
       <w:pStyle w:val="Footer"/>
       <w:jc w:val="center"/>
     </w:pPr>
-    <w:r/>
     <w:r>
       <w:rPr>
         <w:rFonts w:ascii="Times New Roman" w:hAnsi="Times New Roman"/>

--- a/amaal/reportes/Informe_Pasantia_IUTECP.docx
+++ b/amaal/reportes/Informe_Pasantia_IUTECP.docx
@@ -3120,21 +3120,6 @@
       </w:r>
     </w:p>
     <w:p>
-      <w:pPr>
-        <w:spacing w:line="360" w:lineRule="auto" w:after="0" w:before="0"/>
-        <w:ind w:firstLine="709"/>
-        <w:jc w:val="both"/>
-      </w:pPr>
-      <w:r>
-        <w:rPr>
-          <w:rFonts w:ascii="Times New Roman" w:hAnsi="Times New Roman"/>
-          <w:i w:val="0"/>
-          <w:sz w:val="24"/>
-        </w:rPr>
-        <w:t>El logotipo identifica visualmente a Ingeniería de Telecomunicaciones, C.A. y representa la imagen institucional de la empresa donde se desarrolló la pasantía profesional en las áreas de Atención al Cliente y Administración.</w:t>
-      </w:r>
-    </w:p>
-    <w:p>
       <w:bookmarkStart w:id="bm_cap1_ubic" w:name="bm_cap1_ubic"/>
       <w:pPr>
         <w:spacing w:before="480" w:after="480" w:line="360" w:lineRule="auto"/>
@@ -3507,6 +3492,20 @@
     </w:p>
     <w:p>
       <w:pPr>
+        <w:spacing w:before="480" w:after="480" w:line="360" w:lineRule="auto"/>
+        <w:jc w:val="left"/>
+      </w:pPr>
+      <w:r>
+        <w:rPr>
+          <w:rFonts w:ascii="Times New Roman" w:hAnsi="Times New Roman"/>
+          <w:b/>
+          <w:sz w:val="24"/>
+        </w:rPr>
+        <w:t>Nivel macro</w:t>
+      </w:r>
+    </w:p>
+    <w:p>
+      <w:pPr>
         <w:spacing w:line="360" w:lineRule="auto" w:after="0" w:before="0"/>
         <w:ind w:firstLine="709"/>
         <w:jc w:val="both"/>
@@ -3522,6 +3521,20 @@
     </w:p>
     <w:p>
       <w:pPr>
+        <w:spacing w:before="480" w:after="480" w:line="360" w:lineRule="auto"/>
+        <w:jc w:val="left"/>
+      </w:pPr>
+      <w:r>
+        <w:rPr>
+          <w:rFonts w:ascii="Times New Roman" w:hAnsi="Times New Roman"/>
+          <w:b/>
+          <w:sz w:val="24"/>
+        </w:rPr>
+        <w:t>Nivel meso</w:t>
+      </w:r>
+    </w:p>
+    <w:p>
+      <w:pPr>
         <w:spacing w:line="360" w:lineRule="auto" w:after="0" w:before="0"/>
         <w:ind w:firstLine="709"/>
         <w:jc w:val="both"/>
@@ -3537,6 +3550,20 @@
     </w:p>
     <w:p>
       <w:pPr>
+        <w:spacing w:before="480" w:after="480" w:line="360" w:lineRule="auto"/>
+        <w:jc w:val="left"/>
+      </w:pPr>
+      <w:r>
+        <w:rPr>
+          <w:rFonts w:ascii="Times New Roman" w:hAnsi="Times New Roman"/>
+          <w:b/>
+          <w:sz w:val="24"/>
+        </w:rPr>
+        <w:t>Nivel micro</w:t>
+      </w:r>
+    </w:p>
+    <w:p>
+      <w:pPr>
         <w:spacing w:line="360" w:lineRule="auto" w:after="0" w:before="0"/>
         <w:ind w:firstLine="709"/>
         <w:jc w:val="both"/>
@@ -3563,6 +3590,20 @@
           <w:sz w:val="24"/>
         </w:rPr>
         <w:t>Las principales manifestaciones se relacionan con demoras en la actualización de casos, comunicación fragmentada entre áreas, ausencia de tiempos de referencia por etapa y carencia de indicadores básicos de seguimiento. Como consecuencias pueden generarse reprocesos, mayor tiempo de respuesta y dificultades para ofrecer al suscriptor información precisa sobre el estado de su solicitud.</w:t>
+      </w:r>
+    </w:p>
+    <w:p>
+      <w:pPr>
+        <w:spacing w:before="480" w:after="480" w:line="360" w:lineRule="auto"/>
+        <w:jc w:val="left"/>
+      </w:pPr>
+      <w:r>
+        <w:rPr>
+          <w:rFonts w:ascii="Times New Roman" w:hAnsi="Times New Roman"/>
+          <w:b/>
+          <w:sz w:val="24"/>
+        </w:rPr>
+        <w:t>Técnica empleada para el diagnóstico</w:t>
       </w:r>
     </w:p>
     <w:p>
@@ -8952,7 +8993,7 @@
       <w:r>
         <w:drawing>
           <wp:inline xmlns:a="http://schemas.openxmlformats.org/drawingml/2006/main" xmlns:pic="http://schemas.openxmlformats.org/drawingml/2006/picture">
-            <wp:extent cx="4860000" cy="22169805"/>
+            <wp:extent cx="3960000" cy="18064286"/>
             <wp:docPr id="7" name="Picture 7"/>
             <wp:cNvGraphicFramePr>
               <a:graphicFrameLocks noChangeAspect="1"/>
@@ -8973,7 +9014,7 @@
                   <pic:spPr>
                     <a:xfrm>
                       <a:off x="0" y="0"/>
-                      <a:ext cx="4860000" cy="22169805"/>
+                      <a:ext cx="3960000" cy="18064286"/>
                     </a:xfrm>
                     <a:prstGeom prst="rect"/>
                   </pic:spPr>

--- a/amaal/reportes/Informe_Pasantia_IUTECP.docx
+++ b/amaal/reportes/Informe_Pasantia_IUTECP.docx
@@ -154,7 +154,7 @@
     <w:p>
       <w:pPr>
         <w:sectPr>
-          <w:footerReference w:type="default" r:id="rId16"/>
+          <w:footerReference w:type="default" r:id="rId15"/>
           <w:pgSz w:w="12240" w:h="15840"/>
           <w:pgMar w:top="1701" w:right="1701" w:bottom="1701" w:left="2268" w:header="720" w:footer="720" w:gutter="0"/>
           <w:cols w:space="720"/>
@@ -379,7 +379,7 @@
     <w:p>
       <w:pPr>
         <w:sectPr>
-          <w:footerReference w:type="default" r:id="rId17"/>
+          <w:footerReference w:type="default" r:id="rId16"/>
           <w:pgSz w:w="12240" w:h="15840"/>
           <w:pgMar w:top="1701" w:right="1701" w:bottom="1701" w:left="2268" w:header="720" w:footer="720" w:gutter="0"/>
           <w:cols w:space="720"/>
@@ -575,6 +575,175 @@
     <w:p>
       <w:pPr>
         <w:sectPr>
+          <w:footerReference w:type="default" r:id="rId17"/>
+          <w:pgSz w:w="12240" w:h="15840"/>
+          <w:pgMar w:top="1701" w:right="1701" w:bottom="1701" w:left="2268" w:header="720" w:footer="720" w:gutter="0"/>
+          <w:cols w:space="720"/>
+          <w:titlePg/>
+          <w:docGrid w:linePitch="360"/>
+        </w:sectPr>
+      </w:pPr>
+    </w:p>
+    <w:p>
+      <w:pPr>
+        <w:spacing w:line="276" w:lineRule="auto" w:before="0" w:after="0"/>
+        <w:jc w:val="center"/>
+      </w:pPr>
+      <w:r>
+        <w:rPr>
+          <w:rFonts w:ascii="Times New Roman" w:hAnsi="Times New Roman"/>
+          <w:b/>
+          <w:sz w:val="24"/>
+        </w:rPr>
+        <w:t>REPÚBLICA BOLIVARIANA DE VENEZUELA</w:t>
+      </w:r>
+    </w:p>
+    <w:p>
+      <w:pPr>
+        <w:spacing w:line="276" w:lineRule="auto" w:before="0" w:after="0"/>
+        <w:jc w:val="center"/>
+      </w:pPr>
+      <w:r>
+        <w:rPr>
+          <w:rFonts w:ascii="Times New Roman" w:hAnsi="Times New Roman"/>
+          <w:b/>
+          <w:sz w:val="24"/>
+        </w:rPr>
+        <w:t>MINISTERIO DEL PODER POPULAR PARA LA EDUCACIÓN UNIVERSITARIA</w:t>
+      </w:r>
+    </w:p>
+    <w:p>
+      <w:pPr>
+        <w:spacing w:line="276" w:lineRule="auto" w:before="0" w:after="0"/>
+        <w:jc w:val="center"/>
+      </w:pPr>
+      <w:r>
+        <w:rPr>
+          <w:rFonts w:ascii="Times New Roman" w:hAnsi="Times New Roman"/>
+          <w:b/>
+          <w:sz w:val="24"/>
+        </w:rPr>
+        <w:t>INSTITUTO UNIVERSITARIO DE TECNOLOGÍA</w:t>
+      </w:r>
+    </w:p>
+    <w:p>
+      <w:pPr>
+        <w:spacing w:line="276" w:lineRule="auto" w:before="0" w:after="0"/>
+        <w:jc w:val="center"/>
+      </w:pPr>
+      <w:r>
+        <w:rPr>
+          <w:rFonts w:ascii="Times New Roman" w:hAnsi="Times New Roman"/>
+          <w:b/>
+          <w:sz w:val="24"/>
+        </w:rPr>
+        <w:t>"ELÍAS CALIXTO POMPA"</w:t>
+      </w:r>
+    </w:p>
+    <w:p>
+      <w:pPr>
+        <w:spacing w:line="276" w:lineRule="auto" w:before="0" w:after="0"/>
+        <w:jc w:val="center"/>
+      </w:pPr>
+      <w:r>
+        <w:rPr>
+          <w:rFonts w:ascii="Times New Roman" w:hAnsi="Times New Roman"/>
+          <w:b/>
+          <w:sz w:val="24"/>
+        </w:rPr>
+        <w:t>EL TIGRE, ESTADO ANZOÁTEGUI</w:t>
+      </w:r>
+    </w:p>
+    <w:p/>
+    <w:p>
+      <w:bookmarkStart w:id="bm_aprob_acad" w:name="bm_aprob_acad"/>
+      <w:pPr>
+        <w:spacing w:before="480" w:after="480"/>
+        <w:jc w:val="center"/>
+      </w:pPr>
+      <w:r>
+        <w:rPr>
+          <w:rFonts w:ascii="Times New Roman" w:hAnsi="Times New Roman"/>
+          <w:b/>
+          <w:sz w:val="24"/>
+        </w:rPr>
+        <w:t>APROBACIÓN DEL TUTOR ACADÉMICO</w:t>
+      </w:r>
+      <w:bookmarkEnd w:id="bm_aprob_acad"/>
+    </w:p>
+    <w:p>
+      <w:pPr>
+        <w:spacing w:line="360" w:lineRule="auto"/>
+        <w:ind w:firstLine="0"/>
+        <w:jc w:val="both"/>
+      </w:pPr>
+      <w:r>
+        <w:rPr>
+          <w:rFonts w:ascii="Times New Roman" w:hAnsi="Times New Roman"/>
+          <w:sz w:val="24"/>
+        </w:rPr>
+        <w:t>En mi carácter de tutor académico del informe de pasantías presentado por: Alrifaai Alrifaaie, Amaal, de Cédula de Identidad V-31.985.792; para optar al grado de Técnico Superior Universitario en la especialidad de: Administración, cuyo título es; “EVALUACIÓN DEL CONTROL ADMINISTRATIVO APLICADO A LA GESTIÓN DE SOLICITUDES DE SERVICIOS DE TELECOMUNICACIONES EN LA EMPRESA INGENIERÍA DE TELECOMUNICACIONES, C.A.”, manifiesto que cumple con los requisitos exigidos por el Instituto Universitario de Tecnología “Elías Calixto Pompa” (IUTECP); y que, por lo tanto, considero que reúne los méritos suficientes para ser evaluado por el jurado que se decida designar a tal fin.</w:t>
+      </w:r>
+    </w:p>
+    <w:p/>
+    <w:p/>
+    <w:p>
+      <w:pPr>
+        <w:spacing w:line="360" w:lineRule="auto"/>
+        <w:jc w:val="left"/>
+      </w:pPr>
+      <w:r>
+        <w:rPr>
+          <w:rFonts w:ascii="Times New Roman" w:hAnsi="Times New Roman"/>
+          <w:sz w:val="24"/>
+        </w:rPr>
+        <w:t>En la Ciudad de El Tigre, a los ___ días del mes de _______ de 2026</w:t>
+      </w:r>
+    </w:p>
+    <w:p/>
+    <w:p>
+      <w:pPr>
+        <w:jc w:val="center"/>
+      </w:pPr>
+      <w:r>
+        <w:rPr>
+          <w:rFonts w:ascii="Times New Roman" w:hAnsi="Times New Roman"/>
+          <w:sz w:val="24"/>
+        </w:rPr>
+        <w:t>___________________________________</w:t>
+      </w:r>
+    </w:p>
+    <w:p/>
+    <w:p>
+      <w:pPr>
+        <w:spacing w:line="360" w:lineRule="auto"/>
+        <w:jc w:val="center"/>
+      </w:pPr>
+      <w:r>
+        <w:rPr>
+          <w:rFonts w:ascii="Times New Roman" w:hAnsi="Times New Roman"/>
+          <w:b/>
+          <w:sz w:val="24"/>
+        </w:rPr>
+        <w:t>Dra. Álvarez, Carmen</w:t>
+      </w:r>
+    </w:p>
+    <w:p>
+      <w:pPr>
+        <w:spacing w:before="0"/>
+        <w:jc w:val="center"/>
+      </w:pPr>
+      <w:r>
+        <w:rPr>
+          <w:rFonts w:ascii="Times New Roman" w:hAnsi="Times New Roman"/>
+          <w:sz w:val="24"/>
+        </w:rPr>
+        <w:t>C.I.: 14.452.956</w:t>
+      </w:r>
+    </w:p>
+    <w:p>
+      <w:pPr>
+        <w:sectPr>
           <w:footerReference w:type="default" r:id="rId18"/>
           <w:pgSz w:w="12240" w:h="15840"/>
           <w:pgMar w:top="1701" w:right="1701" w:bottom="1701" w:left="2268" w:header="720" w:footer="720" w:gutter="0"/>
@@ -586,7 +755,7 @@
     </w:p>
     <w:p>
       <w:pPr>
-        <w:spacing w:line="276" w:lineRule="auto" w:before="0" w:after="0"/>
+        <w:spacing w:before="1140" w:after="480"/>
         <w:jc w:val="center"/>
       </w:pPr>
       <w:r>
@@ -595,150 +764,7 @@
           <w:b/>
           <w:sz w:val="24"/>
         </w:rPr>
-        <w:t>REPÚBLICA BOLIVARIANA DE VENEZUELA</w:t>
-      </w:r>
-    </w:p>
-    <w:p>
-      <w:pPr>
-        <w:spacing w:line="276" w:lineRule="auto" w:before="0" w:after="0"/>
-        <w:jc w:val="center"/>
-      </w:pPr>
-      <w:r>
-        <w:rPr>
-          <w:rFonts w:ascii="Times New Roman" w:hAnsi="Times New Roman"/>
-          <w:b/>
-          <w:sz w:val="24"/>
-        </w:rPr>
-        <w:t>MINISTERIO DEL PODER POPULAR PARA LA EDUCACIÓN UNIVERSITARIA</w:t>
-      </w:r>
-    </w:p>
-    <w:p>
-      <w:pPr>
-        <w:spacing w:line="276" w:lineRule="auto" w:before="0" w:after="0"/>
-        <w:jc w:val="center"/>
-      </w:pPr>
-      <w:r>
-        <w:rPr>
-          <w:rFonts w:ascii="Times New Roman" w:hAnsi="Times New Roman"/>
-          <w:b/>
-          <w:sz w:val="24"/>
-        </w:rPr>
-        <w:t>INSTITUTO UNIVERSITARIO DE TECNOLOGÍA</w:t>
-      </w:r>
-    </w:p>
-    <w:p>
-      <w:pPr>
-        <w:spacing w:line="276" w:lineRule="auto" w:before="0" w:after="0"/>
-        <w:jc w:val="center"/>
-      </w:pPr>
-      <w:r>
-        <w:rPr>
-          <w:rFonts w:ascii="Times New Roman" w:hAnsi="Times New Roman"/>
-          <w:b/>
-          <w:sz w:val="24"/>
-        </w:rPr>
-        <w:t>"ELÍAS CALIXTO POMPA"</w:t>
-      </w:r>
-    </w:p>
-    <w:p>
-      <w:pPr>
-        <w:spacing w:line="276" w:lineRule="auto" w:before="0" w:after="0"/>
-        <w:jc w:val="center"/>
-      </w:pPr>
-      <w:r>
-        <w:rPr>
-          <w:rFonts w:ascii="Times New Roman" w:hAnsi="Times New Roman"/>
-          <w:b/>
-          <w:sz w:val="24"/>
-        </w:rPr>
-        <w:t>EL TIGRE, ESTADO ANZOÁTEGUI</w:t>
-      </w:r>
-    </w:p>
-    <w:p/>
-    <w:p>
-      <w:bookmarkStart w:id="bm_aprob_acad" w:name="bm_aprob_acad"/>
-      <w:pPr>
-        <w:spacing w:before="480" w:after="480"/>
-        <w:jc w:val="center"/>
-      </w:pPr>
-      <w:r>
-        <w:rPr>
-          <w:rFonts w:ascii="Times New Roman" w:hAnsi="Times New Roman"/>
-          <w:b/>
-          <w:sz w:val="24"/>
-        </w:rPr>
-        <w:t>APROBACIÓN DEL TUTOR ACADÉMICO</w:t>
-      </w:r>
-      <w:bookmarkEnd w:id="bm_aprob_acad"/>
-    </w:p>
-    <w:p>
-      <w:pPr>
-        <w:spacing w:line="360" w:lineRule="auto"/>
-        <w:ind w:firstLine="0"/>
-        <w:jc w:val="both"/>
-      </w:pPr>
-      <w:r>
-        <w:rPr>
-          <w:rFonts w:ascii="Times New Roman" w:hAnsi="Times New Roman"/>
-          <w:sz w:val="24"/>
-        </w:rPr>
-        <w:t>En mi carácter de tutor académico del informe de pasantías presentado por: Alrifaai Alrifaaie, Amaal, de Cédula de Identidad V-31.985.792; para optar al grado de Técnico Superior Universitario en la especialidad de: Administración, cuyo título es; “EVALUACIÓN DEL CONTROL ADMINISTRATIVO APLICADO A LA GESTIÓN DE SOLICITUDES DE SERVICIOS DE TELECOMUNICACIONES EN LA EMPRESA INGENIERÍA DE TELECOMUNICACIONES, C.A.”, manifiesto que cumple con los requisitos exigidos por el Instituto Universitario de Tecnología “Elías Calixto Pompa” (IUTECP); y que, por lo tanto, considero que reúne los méritos suficientes para ser evaluado por el jurado que se decida designar a tal fin.</w:t>
-      </w:r>
-    </w:p>
-    <w:p/>
-    <w:p/>
-    <w:p>
-      <w:pPr>
-        <w:spacing w:line="360" w:lineRule="auto"/>
-        <w:jc w:val="left"/>
-      </w:pPr>
-      <w:r>
-        <w:rPr>
-          <w:rFonts w:ascii="Times New Roman" w:hAnsi="Times New Roman"/>
-          <w:sz w:val="24"/>
-        </w:rPr>
-        <w:t>En la Ciudad de El Tigre, a los ___ días del mes de _______ de 2026</w:t>
-      </w:r>
-    </w:p>
-    <w:p/>
-    <w:p>
-      <w:pPr>
-        <w:jc w:val="center"/>
-      </w:pPr>
-      <w:r>
-        <w:rPr>
-          <w:rFonts w:ascii="Times New Roman" w:hAnsi="Times New Roman"/>
-          <w:sz w:val="24"/>
-        </w:rPr>
-        <w:t>___________________________________</w:t>
-      </w:r>
-    </w:p>
-    <w:p/>
-    <w:p>
-      <w:pPr>
-        <w:spacing w:line="360" w:lineRule="auto"/>
-        <w:jc w:val="center"/>
-      </w:pPr>
-      <w:r>
-        <w:rPr>
-          <w:rFonts w:ascii="Times New Roman" w:hAnsi="Times New Roman"/>
-          <w:b/>
-          <w:sz w:val="24"/>
-        </w:rPr>
-        <w:t>Dra. Álvarez, Carmen</w:t>
-      </w:r>
-    </w:p>
-    <w:p>
-      <w:pPr>
-        <w:spacing w:before="0"/>
-        <w:jc w:val="center"/>
-      </w:pPr>
-      <w:r>
-        <w:rPr>
-          <w:rFonts w:ascii="Times New Roman" w:hAnsi="Times New Roman"/>
-          <w:sz w:val="24"/>
-        </w:rPr>
-        <w:t>C.I.: 14.452.956</w:t>
+        <w:t>ÍNDICE DE CONTENIDO</w:t>
       </w:r>
     </w:p>
     <w:p>
@@ -755,32 +781,6 @@
     </w:p>
     <w:p>
       <w:pPr>
-        <w:spacing w:before="1140" w:after="480"/>
-        <w:jc w:val="center"/>
-      </w:pPr>
-      <w:r>
-        <w:rPr>
-          <w:rFonts w:ascii="Times New Roman" w:hAnsi="Times New Roman"/>
-          <w:b/>
-          <w:sz w:val="24"/>
-        </w:rPr>
-        <w:t>ÍNDICE DE CONTENIDO</w:t>
-      </w:r>
-    </w:p>
-    <w:p>
-      <w:pPr>
-        <w:sectPr>
-          <w:footerReference w:type="default" r:id="rId20"/>
-          <w:pgSz w:w="12240" w:h="15840"/>
-          <w:pgMar w:top="1701" w:right="1701" w:bottom="1701" w:left="2268" w:header="720" w:footer="720" w:gutter="0"/>
-          <w:cols w:space="720"/>
-          <w:titlePg/>
-          <w:docGrid w:linePitch="360"/>
-        </w:sectPr>
-      </w:pPr>
-    </w:p>
-    <w:p>
-      <w:pPr>
         <w:spacing w:after="240"/>
         <w:jc w:val="right"/>
       </w:pPr>
@@ -1797,7 +1797,7 @@
     <w:p>
       <w:pPr>
         <w:sectPr>
-          <w:footerReference w:type="default" r:id="rId21"/>
+          <w:footerReference w:type="default" r:id="rId20"/>
           <w:type w:val="continuous"/>
           <w:pgSz w:w="12240" w:h="15840"/>
           <w:pgMar w:top="1701" w:right="1701" w:bottom="1701" w:left="2268" w:header="720" w:footer="720" w:gutter="0"/>
@@ -1826,7 +1826,7 @@
     <w:p>
       <w:pPr>
         <w:sectPr>
-          <w:footerReference w:type="default" r:id="rId22"/>
+          <w:footerReference w:type="default" r:id="rId21"/>
           <w:pgSz w:w="12240" w:h="15840"/>
           <w:pgMar w:top="1701" w:right="1701" w:bottom="1701" w:left="2268" w:header="720" w:footer="720" w:gutter="0"/>
           <w:cols w:space="720"/>
@@ -1929,7 +1929,7 @@
     <w:p>
       <w:pPr>
         <w:sectPr>
-          <w:footerReference w:type="default" r:id="rId23"/>
+          <w:footerReference w:type="default" r:id="rId22"/>
           <w:type w:val="continuous"/>
           <w:pgSz w:w="12240" w:h="15840"/>
           <w:pgMar w:top="1701" w:right="1701" w:bottom="1701" w:left="2268" w:header="720" w:footer="720" w:gutter="0"/>
@@ -1958,7 +1958,7 @@
     <w:p>
       <w:pPr>
         <w:sectPr>
-          <w:footerReference w:type="default" r:id="rId24"/>
+          <w:footerReference w:type="default" r:id="rId23"/>
           <w:pgSz w:w="12240" w:h="15840"/>
           <w:pgMar w:top="1701" w:right="1701" w:bottom="1701" w:left="2268" w:header="720" w:footer="720" w:gutter="0"/>
           <w:cols w:space="720"/>
@@ -1970,7 +1970,7 @@
     <w:p>
       <w:pPr>
         <w:sectPr>
-          <w:footerReference w:type="default" r:id="rId25"/>
+          <w:footerReference w:type="default" r:id="rId24"/>
           <w:type w:val="continuous"/>
           <w:pgSz w:w="12240" w:h="15840"/>
           <w:pgMar w:top="1701" w:right="1701" w:bottom="1701" w:left="2268" w:header="720" w:footer="720" w:gutter="0"/>
@@ -1999,7 +1999,7 @@
     <w:p>
       <w:pPr>
         <w:sectPr>
-          <w:footerReference w:type="default" r:id="rId26"/>
+          <w:footerReference w:type="default" r:id="rId25"/>
           <w:pgSz w:w="12240" w:h="15840"/>
           <w:pgMar w:top="1701" w:right="1701" w:bottom="1701" w:left="2268" w:header="720" w:footer="720" w:gutter="0"/>
           <w:cols w:space="720"/>
@@ -2166,7 +2166,7 @@
     <w:p>
       <w:pPr>
         <w:sectPr>
-          <w:footerReference w:type="default" r:id="rId27"/>
+          <w:footerReference w:type="default" r:id="rId26"/>
           <w:type w:val="continuous"/>
           <w:pgSz w:w="12240" w:h="15840"/>
           <w:pgMar w:top="1701" w:right="1701" w:bottom="1701" w:left="2268" w:header="720" w:footer="720" w:gutter="0"/>
@@ -2195,7 +2195,7 @@
     <w:p>
       <w:pPr>
         <w:sectPr>
-          <w:footerReference w:type="default" r:id="rId28"/>
+          <w:footerReference w:type="default" r:id="rId27"/>
           <w:pgSz w:w="12240" w:h="15840"/>
           <w:pgMar w:top="1701" w:right="1701" w:bottom="1701" w:left="2268" w:header="720" w:footer="720" w:gutter="0"/>
           <w:cols w:space="720"/>
@@ -2266,7 +2266,7 @@
     <w:p>
       <w:pPr>
         <w:sectPr>
-          <w:footerReference w:type="default" r:id="rId29"/>
+          <w:footerReference w:type="default" r:id="rId28"/>
           <w:type w:val="continuous"/>
           <w:pgSz w:w="12240" w:h="15840"/>
           <w:pgMar w:top="1701" w:right="1701" w:bottom="1701" w:left="2268" w:header="720" w:footer="720" w:gutter="0"/>
@@ -2423,7 +2423,7 @@
     <w:p>
       <w:pPr>
         <w:sectPr>
-          <w:footerReference w:type="default" r:id="rId30"/>
+          <w:footerReference w:type="default" r:id="rId29"/>
           <w:pgSz w:w="12240" w:h="15840"/>
           <w:pgMar w:top="1701" w:right="1701" w:bottom="1701" w:left="2268" w:header="720" w:footer="720" w:gutter="0"/>
           <w:cols w:space="720"/>
@@ -2465,7 +2465,7 @@
     <w:p>
       <w:pPr>
         <w:sectPr>
-          <w:footerReference w:type="default" r:id="rId31"/>
+          <w:footerReference w:type="default" r:id="rId30"/>
           <w:type w:val="continuous"/>
           <w:pgSz w:w="12240" w:h="15840"/>
           <w:pgMar w:top="1701" w:right="1701" w:bottom="1701" w:left="2268" w:header="720" w:footer="720" w:gutter="0"/>
@@ -2494,7 +2494,7 @@
     <w:p>
       <w:pPr>
         <w:sectPr>
-          <w:footerReference w:type="default" r:id="rId32"/>
+          <w:footerReference w:type="default" r:id="rId31"/>
           <w:pgSz w:w="12240" w:h="15840"/>
           <w:pgMar w:top="1701" w:right="1701" w:bottom="1701" w:left="2268" w:header="720" w:footer="720" w:gutter="0"/>
           <w:cols w:space="720"/>
@@ -2566,7 +2566,7 @@
     <w:p>
       <w:pPr>
         <w:sectPr>
-          <w:footerReference w:type="default" r:id="rId33"/>
+          <w:footerReference w:type="default" r:id="rId32"/>
           <w:type w:val="continuous"/>
           <w:pgSz w:w="12240" w:h="15840"/>
           <w:pgMar w:top="1701" w:right="1701" w:bottom="1701" w:left="2268" w:header="720" w:footer="720" w:gutter="0"/>
@@ -2609,7 +2609,7 @@
     <w:p>
       <w:pPr>
         <w:sectPr>
-          <w:footerReference w:type="default" r:id="rId34"/>
+          <w:footerReference w:type="default" r:id="rId33"/>
           <w:pgSz w:w="12240" w:h="15840"/>
           <w:pgMar w:top="1701" w:right="1701" w:bottom="1701" w:left="2268" w:header="720" w:footer="720" w:gutter="0"/>
           <w:cols w:space="720"/>
@@ -3035,91 +3035,6 @@
       </w:r>
     </w:p>
     <w:p>
-      <w:pPr>
-        <w:spacing w:before="480"/>
-        <w:jc w:val="center"/>
-      </w:pPr>
-      <w:r>
-        <w:drawing>
-          <wp:inline xmlns:a="http://schemas.openxmlformats.org/drawingml/2006/main" xmlns:pic="http://schemas.openxmlformats.org/drawingml/2006/picture">
-            <wp:extent cx="1512000" cy="1512000"/>
-            <wp:docPr id="3" name="Picture 3"/>
-            <wp:cNvGraphicFramePr>
-              <a:graphicFrameLocks noChangeAspect="1"/>
-            </wp:cNvGraphicFramePr>
-            <a:graphic>
-              <a:graphicData uri="http://schemas.openxmlformats.org/drawingml/2006/picture">
-                <pic:pic>
-                  <pic:nvPicPr>
-                    <pic:cNvPr id="0" name="logo.jpg"/>
-                    <pic:cNvPicPr/>
-                  </pic:nvPicPr>
-                  <pic:blipFill>
-                    <a:blip r:embed="rId11"/>
-                    <a:stretch>
-                      <a:fillRect/>
-                    </a:stretch>
-                  </pic:blipFill>
-                  <pic:spPr>
-                    <a:xfrm>
-                      <a:off x="0" y="0"/>
-                      <a:ext cx="1512000" cy="1512000"/>
-                    </a:xfrm>
-                    <a:prstGeom prst="rect"/>
-                  </pic:spPr>
-                </pic:pic>
-              </a:graphicData>
-            </a:graphic>
-          </wp:inline>
-        </w:drawing>
-      </w:r>
-    </w:p>
-    <w:p>
-      <w:bookmarkStart w:id="bm_grafico1" w:name="bm_grafico1"/>
-      <w:pPr>
-        <w:spacing w:before="120" w:after="480"/>
-        <w:jc w:val="center"/>
-      </w:pPr>
-      <w:r>
-        <w:rPr>
-          <w:rFonts w:ascii="Times New Roman" w:hAnsi="Times New Roman"/>
-          <w:i/>
-          <w:sz w:val="24"/>
-        </w:rPr>
-        <w:t xml:space="preserve">Gráfico 1. </w:t>
-      </w:r>
-      <w:r>
-        <w:rPr>
-          <w:rFonts w:ascii="Times New Roman" w:hAnsi="Times New Roman"/>
-          <w:b/>
-          <w:sz w:val="24"/>
-        </w:rPr>
-        <w:t>Logotipo de Ingeniería de Telecomunicaciones, C.A.</w:t>
-      </w:r>
-      <w:bookmarkEnd w:id="bm_grafico1"/>
-    </w:p>
-    <w:p>
-      <w:pPr>
-        <w:spacing w:before="0" w:after="240"/>
-        <w:jc w:val="center"/>
-      </w:pPr>
-      <w:r>
-        <w:rPr>
-          <w:rFonts w:ascii="Times New Roman" w:hAnsi="Times New Roman"/>
-          <w:i/>
-          <w:sz w:val="24"/>
-        </w:rPr>
-        <w:t xml:space="preserve">Fuente: </w:t>
-      </w:r>
-      <w:r>
-        <w:rPr>
-          <w:rFonts w:ascii="Times New Roman" w:hAnsi="Times New Roman"/>
-          <w:sz w:val="24"/>
-        </w:rPr>
-        <w:t>Ingeniería de Telecomunicaciones, C.A. (2026).</w:t>
-      </w:r>
-    </w:p>
-    <w:p>
       <w:bookmarkStart w:id="bm_cap1_ubic" w:name="bm_cap1_ubic"/>
       <w:pPr>
         <w:spacing w:before="480" w:after="480" w:line="360" w:lineRule="auto"/>
@@ -3159,7 +3074,7 @@
         <w:drawing>
           <wp:inline xmlns:a="http://schemas.openxmlformats.org/drawingml/2006/main" xmlns:pic="http://schemas.openxmlformats.org/drawingml/2006/picture">
             <wp:extent cx="1800000" cy="1125000"/>
-            <wp:docPr id="4" name="Picture 4"/>
+            <wp:docPr id="3" name="Picture 3"/>
             <wp:cNvGraphicFramePr>
               <a:graphicFrameLocks noChangeAspect="1"/>
             </wp:cNvGraphicFramePr>
@@ -3171,7 +3086,7 @@
                     <pic:cNvPicPr/>
                   </pic:nvPicPr>
                   <pic:blipFill>
-                    <a:blip r:embed="rId12"/>
+                    <a:blip r:embed="rId11"/>
                     <a:stretch>
                       <a:fillRect/>
                     </a:stretch>
@@ -3300,7 +3215,7 @@
         <w:drawing>
           <wp:inline xmlns:a="http://schemas.openxmlformats.org/drawingml/2006/main" xmlns:pic="http://schemas.openxmlformats.org/drawingml/2006/picture">
             <wp:extent cx="4320000" cy="1847904"/>
-            <wp:docPr id="5" name="Picture 5"/>
+            <wp:docPr id="4" name="Picture 4"/>
             <wp:cNvGraphicFramePr>
               <a:graphicFrameLocks noChangeAspect="1"/>
             </wp:cNvGraphicFramePr>
@@ -3312,7 +3227,7 @@
                     <pic:cNvPicPr/>
                   </pic:nvPicPr>
                   <pic:blipFill>
-                    <a:blip r:embed="rId13"/>
+                    <a:blip r:embed="rId12"/>
                     <a:stretch>
                       <a:fillRect/>
                     </a:stretch>
@@ -3364,7 +3279,7 @@
         <w:drawing>
           <wp:inline xmlns:a="http://schemas.openxmlformats.org/drawingml/2006/main" xmlns:pic="http://schemas.openxmlformats.org/drawingml/2006/picture">
             <wp:extent cx="4320000" cy="2680292"/>
-            <wp:docPr id="6" name="Picture 6"/>
+            <wp:docPr id="5" name="Picture 5"/>
             <wp:cNvGraphicFramePr>
               <a:graphicFrameLocks noChangeAspect="1"/>
             </wp:cNvGraphicFramePr>
@@ -3376,7 +3291,7 @@
                     <pic:cNvPicPr/>
                   </pic:nvPicPr>
                   <pic:blipFill>
-                    <a:blip r:embed="rId14"/>
+                    <a:blip r:embed="rId13"/>
                     <a:stretch>
                       <a:fillRect/>
                     </a:stretch>
@@ -3422,7 +3337,7 @@
     <w:p>
       <w:pPr>
         <w:sectPr>
-          <w:footerReference w:type="default" r:id="rId35"/>
+          <w:footerReference w:type="default" r:id="rId34"/>
           <w:type w:val="continuous"/>
           <w:pgSz w:w="12240" w:h="15840"/>
           <w:pgMar w:top="1701" w:right="1701" w:bottom="1701" w:left="2268" w:header="720" w:footer="720" w:gutter="0"/>
@@ -3465,7 +3380,7 @@
     <w:p>
       <w:pPr>
         <w:sectPr>
-          <w:footerReference w:type="default" r:id="rId36"/>
+          <w:footerReference w:type="default" r:id="rId35"/>
           <w:pgSz w:w="12240" w:h="15840"/>
           <w:pgMar w:top="1701" w:right="1701" w:bottom="1701" w:left="2268" w:header="720" w:footer="720" w:gutter="0"/>
           <w:cols w:space="720"/>
@@ -7267,7 +7182,7 @@
     <w:p>
       <w:pPr>
         <w:sectPr>
-          <w:footerReference w:type="default" r:id="rId37"/>
+          <w:footerReference w:type="default" r:id="rId36"/>
           <w:type w:val="continuous"/>
           <w:pgSz w:w="12240" w:h="15840"/>
           <w:pgMar w:top="1701" w:right="1701" w:bottom="1701" w:left="2268" w:header="720" w:footer="720" w:gutter="0"/>
@@ -7310,7 +7225,7 @@
     <w:p>
       <w:pPr>
         <w:sectPr>
-          <w:footerReference w:type="default" r:id="rId38"/>
+          <w:footerReference w:type="default" r:id="rId37"/>
           <w:pgSz w:w="12240" w:h="15840"/>
           <w:pgMar w:top="1701" w:right="1701" w:bottom="1701" w:left="2268" w:header="720" w:footer="720" w:gutter="0"/>
           <w:cols w:space="720"/>
@@ -7699,7 +7614,7 @@
     <w:p>
       <w:pPr>
         <w:sectPr>
-          <w:footerReference w:type="default" r:id="rId39"/>
+          <w:footerReference w:type="default" r:id="rId38"/>
           <w:type w:val="continuous"/>
           <w:pgSz w:w="12240" w:h="15840"/>
           <w:pgMar w:top="1701" w:right="1701" w:bottom="1701" w:left="2268" w:header="720" w:footer="720" w:gutter="0"/>
@@ -7742,7 +7657,7 @@
     <w:p>
       <w:pPr>
         <w:sectPr>
-          <w:footerReference w:type="default" r:id="rId40"/>
+          <w:footerReference w:type="default" r:id="rId39"/>
           <w:pgSz w:w="12240" w:h="15840"/>
           <w:pgMar w:top="1701" w:right="1701" w:bottom="1701" w:left="2268" w:header="720" w:footer="720" w:gutter="0"/>
           <w:cols w:space="720"/>
@@ -8505,7 +8420,7 @@
     <w:p>
       <w:pPr>
         <w:sectPr>
-          <w:footerReference w:type="default" r:id="rId41"/>
+          <w:footerReference w:type="default" r:id="rId40"/>
           <w:type w:val="continuous"/>
           <w:pgSz w:w="12240" w:h="15840"/>
           <w:pgMar w:top="1701" w:right="1701" w:bottom="1701" w:left="2268" w:header="720" w:footer="720" w:gutter="0"/>
@@ -8548,7 +8463,7 @@
     <w:p>
       <w:pPr>
         <w:sectPr>
-          <w:footerReference w:type="default" r:id="rId42"/>
+          <w:footerReference w:type="default" r:id="rId41"/>
           <w:pgSz w:w="12240" w:h="15840"/>
           <w:pgMar w:top="1701" w:right="1701" w:bottom="1701" w:left="2268" w:header="720" w:footer="720" w:gutter="0"/>
           <w:cols w:space="720"/>
@@ -8760,7 +8675,7 @@
     <w:p>
       <w:pPr>
         <w:sectPr>
-          <w:footerReference w:type="default" r:id="rId43"/>
+          <w:footerReference w:type="default" r:id="rId42"/>
           <w:type w:val="continuous"/>
           <w:pgSz w:w="12240" w:h="15840"/>
           <w:pgMar w:top="1701" w:right="1701" w:bottom="1701" w:left="2268" w:header="720" w:footer="720" w:gutter="0"/>
@@ -8789,7 +8704,7 @@
     <w:p>
       <w:pPr>
         <w:sectPr>
-          <w:footerReference w:type="default" r:id="rId44"/>
+          <w:footerReference w:type="default" r:id="rId43"/>
           <w:pgSz w:w="12240" w:h="15840"/>
           <w:pgMar w:top="1701" w:right="1701" w:bottom="1701" w:left="2268" w:header="720" w:footer="720" w:gutter="0"/>
           <w:cols w:space="720"/>
@@ -8918,7 +8833,7 @@
     <w:p>
       <w:pPr>
         <w:sectPr>
-          <w:footerReference w:type="default" r:id="rId45"/>
+          <w:footerReference w:type="default" r:id="rId44"/>
           <w:type w:val="continuous"/>
           <w:pgSz w:w="12240" w:h="15840"/>
           <w:pgMar w:top="1701" w:right="1701" w:bottom="1701" w:left="2268" w:header="720" w:footer="720" w:gutter="0"/>
@@ -8947,7 +8862,7 @@
     <w:p>
       <w:pPr>
         <w:sectPr>
-          <w:footerReference w:type="default" r:id="rId46"/>
+          <w:footerReference w:type="default" r:id="rId45"/>
           <w:pgSz w:w="12240" w:h="15840"/>
           <w:pgMar w:top="1701" w:right="1701" w:bottom="1701" w:left="2268" w:header="720" w:footer="720" w:gutter="0"/>
           <w:cols w:space="720"/>
@@ -8993,8 +8908,8 @@
       <w:r>
         <w:drawing>
           <wp:inline xmlns:a="http://schemas.openxmlformats.org/drawingml/2006/main" xmlns:pic="http://schemas.openxmlformats.org/drawingml/2006/picture">
-            <wp:extent cx="3960000" cy="18064286"/>
-            <wp:docPr id="7" name="Picture 7"/>
+            <wp:extent cx="3960000" cy="4860000"/>
+            <wp:docPr id="6" name="Picture 6"/>
             <wp:cNvGraphicFramePr>
               <a:graphicFrameLocks noChangeAspect="1"/>
             </wp:cNvGraphicFramePr>
@@ -9006,7 +8921,7 @@
                     <pic:cNvPicPr/>
                   </pic:nvPicPr>
                   <pic:blipFill>
-                    <a:blip r:embed="rId15"/>
+                    <a:blip r:embed="rId14"/>
                     <a:stretch>
                       <a:fillRect/>
                     </a:stretch>
@@ -9014,7 +8929,7 @@
                   <pic:spPr>
                     <a:xfrm>
                       <a:off x="0" y="0"/>
-                      <a:ext cx="3960000" cy="18064286"/>
+                      <a:ext cx="3960000" cy="4860000"/>
                     </a:xfrm>
                     <a:prstGeom prst="rect"/>
                   </pic:spPr>
@@ -9026,7 +8941,7 @@
       </w:r>
     </w:p>
     <w:sectPr>
-      <w:footerReference w:type="default" r:id="rId47"/>
+      <w:footerReference w:type="default" r:id="rId46"/>
       <w:pgSz w:w="12240" w:h="15840"/>
       <w:pgMar w:top="1701" w:right="1701" w:bottom="1701" w:left="2268" w:header="720" w:footer="720" w:gutter="0"/>
       <w:cols w:space="720"/>

--- a/amaal/reportes/Informe_Pasantia_IUTECP.docx
+++ b/amaal/reportes/Informe_Pasantia_IUTECP.docx
@@ -164,7 +164,7 @@
     </w:p>
     <w:p>
       <w:pPr>
-        <w:spacing w:line="276" w:lineRule="auto" w:before="0" w:after="0"/>
+        <w:spacing w:line="240" w:lineRule="auto" w:before="0" w:after="0"/>
         <w:jc w:val="center"/>
       </w:pPr>
       <w:r>
@@ -214,7 +214,7 @@
     </w:p>
     <w:p>
       <w:pPr>
-        <w:spacing w:line="276" w:lineRule="auto" w:before="3053" w:after="0"/>
+        <w:spacing w:line="276" w:lineRule="auto" w:before="1280" w:after="0"/>
         <w:jc w:val="center"/>
       </w:pPr>
       <w:r>
@@ -228,7 +228,21 @@
     </w:p>
     <w:p>
       <w:pPr>
-        <w:spacing w:before="2544" w:after="0" w:line="20" w:lineRule="exact"/>
+        <w:spacing w:line="276" w:lineRule="auto" w:before="440" w:after="0"/>
+        <w:jc w:val="center"/>
+      </w:pPr>
+      <w:r>
+        <w:rPr>
+          <w:rFonts w:ascii="Times New Roman" w:hAnsi="Times New Roman"/>
+          <w:b/>
+          <w:sz w:val="24"/>
+        </w:rPr>
+        <w:t>Informe de pasantías para obtener el título de Técnico Superior Universitario en la especialidad de: Administración</w:t>
+      </w:r>
+    </w:p>
+    <w:p>
+      <w:pPr>
+        <w:spacing w:before="2100" w:after="0" w:line="20" w:lineRule="exact"/>
       </w:pPr>
     </w:p>
     <w:tbl>
@@ -257,7 +271,7 @@
           </w:tcPr>
           <w:p>
             <w:pPr>
-              <w:spacing w:line="276" w:lineRule="auto"/>
+              <w:spacing w:line="240" w:lineRule="auto"/>
               <w:jc w:val="left"/>
             </w:pPr>
             <w:r>
@@ -330,7 +344,7 @@
           </w:tcPr>
           <w:p>
             <w:pPr>
-              <w:spacing w:line="276" w:lineRule="auto"/>
+              <w:spacing w:line="240" w:lineRule="auto"/>
               <w:jc w:val="right"/>
             </w:pPr>
             <w:r>
@@ -365,7 +379,7 @@
     </w:tbl>
     <w:p>
       <w:pPr>
-        <w:spacing w:line="276" w:lineRule="auto" w:before="1272" w:after="0"/>
+        <w:spacing w:line="276" w:lineRule="auto" w:before="800" w:after="0"/>
         <w:jc w:val="center"/>
       </w:pPr>
       <w:r>
@@ -897,36 +911,6 @@
           <w:b w:val="0"/>
           <w:sz w:val="24"/>
         </w:rPr>
-        <w:t>LISTA DE FIGURAS</w:t>
-        <w:tab/>
-      </w:r>
-      <w:r>
-        <w:rPr>
-          <w:rFonts w:ascii="Times New Roman" w:hAnsi="Times New Roman"/>
-          <w:b w:val="0"/>
-          <w:sz w:val="24"/>
-        </w:rPr>
-        <w:fldChar w:fldCharType="begin"/>
-        <w:instrText xml:space="preserve"> PAGEREF bm_lista_figuras \h </w:instrText>
-        <w:fldChar w:fldCharType="separate"/>
-        <w:t>?</w:t>
-        <w:fldChar w:fldCharType="end"/>
-      </w:r>
-    </w:p>
-    <w:p>
-      <w:pPr>
-        <w:tabs>
-          <w:tab w:pos="8271" w:val="right" w:leader="dot"/>
-        </w:tabs>
-        <w:spacing w:line="360" w:lineRule="auto" w:before="0" w:after="80"/>
-        <w:ind w:left="0"/>
-      </w:pPr>
-      <w:r>
-        <w:rPr>
-          <w:rFonts w:ascii="Times New Roman" w:hAnsi="Times New Roman"/>
-          <w:b w:val="0"/>
-          <w:sz w:val="24"/>
-        </w:rPr>
         <w:t>LISTA DE GRÁFICOS</w:t>
         <w:tab/>
       </w:r>
@@ -1940,7 +1924,7 @@
       </w:pPr>
     </w:p>
     <w:p>
-      <w:bookmarkStart w:id="bm_lista_figuras" w:name="bm_lista_figuras"/>
+      <w:bookmarkStart w:id="bm_lista_graficos" w:name="bm_lista_graficos"/>
       <w:pPr>
         <w:spacing w:before="1140" w:after="480"/>
         <w:jc w:val="center"/>
@@ -1951,9 +1935,9 @@
           <w:b/>
           <w:sz w:val="24"/>
         </w:rPr>
-        <w:t>LISTA DE FIGURAS</w:t>
-      </w:r>
-      <w:bookmarkEnd w:id="bm_lista_figuras"/>
+        <w:t>LISTA DE GRÁFICOS</w:t>
+      </w:r>
+      <w:bookmarkEnd w:id="bm_lista_graficos"/>
     </w:p>
     <w:p>
       <w:pPr>
@@ -1966,6 +1950,161 @@
           <w:docGrid w:linePitch="360"/>
         </w:sectPr>
       </w:pPr>
+    </w:p>
+    <w:p>
+      <w:pPr>
+        <w:tabs>
+          <w:tab w:pos="8271" w:val="right"/>
+        </w:tabs>
+        <w:spacing w:before="240" w:after="240"/>
+      </w:pPr>
+      <w:r>
+        <w:rPr>
+          <w:rFonts w:ascii="Times New Roman" w:hAnsi="Times New Roman"/>
+          <w:b/>
+          <w:sz w:val="24"/>
+        </w:rPr>
+        <w:t>GRÁFICO</w:t>
+      </w:r>
+      <w:r>
+        <w:tab/>
+      </w:r>
+      <w:r>
+        <w:rPr>
+          <w:rFonts w:ascii="Times New Roman" w:hAnsi="Times New Roman"/>
+          <w:b/>
+          <w:sz w:val="24"/>
+        </w:rPr>
+        <w:t>pp.</w:t>
+      </w:r>
+    </w:p>
+    <w:p>
+      <w:pPr>
+        <w:tabs>
+          <w:tab w:pos="1020" w:val="left"/>
+          <w:tab w:pos="8271" w:val="right" w:leader="dot"/>
+        </w:tabs>
+        <w:spacing w:line="360" w:lineRule="auto" w:before="0" w:after="80"/>
+        <w:ind w:left="1020" w:hanging="1020"/>
+      </w:pPr>
+      <w:r>
+        <w:rPr>
+          <w:rFonts w:ascii="Times New Roman" w:hAnsi="Times New Roman"/>
+          <w:sz w:val="24"/>
+        </w:rPr>
+        <w:t>1</w:t>
+        <w:tab/>
+        <w:t>Logotipo de Ingeniería de Telecomunicaciones, C.A.</w:t>
+        <w:tab/>
+      </w:r>
+      <w:r>
+        <w:rPr>
+          <w:rFonts w:ascii="Times New Roman" w:hAnsi="Times New Roman"/>
+          <w:b w:val="0"/>
+          <w:sz w:val="24"/>
+        </w:rPr>
+        <w:fldChar w:fldCharType="begin"/>
+        <w:instrText xml:space="preserve"> PAGEREF bm_grafico1 \h </w:instrText>
+        <w:fldChar w:fldCharType="separate"/>
+        <w:t>?</w:t>
+        <w:fldChar w:fldCharType="end"/>
+      </w:r>
+    </w:p>
+    <w:p>
+      <w:pPr>
+        <w:tabs>
+          <w:tab w:pos="1020" w:val="left"/>
+          <w:tab w:pos="8271" w:val="right" w:leader="dot"/>
+        </w:tabs>
+        <w:spacing w:line="360" w:lineRule="auto" w:before="0" w:after="80"/>
+        <w:ind w:left="1020" w:hanging="1020"/>
+      </w:pPr>
+      <w:r>
+        <w:rPr>
+          <w:rFonts w:ascii="Times New Roman" w:hAnsi="Times New Roman"/>
+          <w:sz w:val="24"/>
+        </w:rPr>
+        <w:t>2</w:t>
+        <w:tab/>
+        <w:t>Representación cartográfica y ubicación espacial de Ingeniería de Telecomunicaciones, C.A.</w:t>
+        <w:tab/>
+      </w:r>
+      <w:r>
+        <w:rPr>
+          <w:rFonts w:ascii="Times New Roman" w:hAnsi="Times New Roman"/>
+          <w:b w:val="0"/>
+          <w:sz w:val="24"/>
+        </w:rPr>
+        <w:fldChar w:fldCharType="begin"/>
+        <w:instrText xml:space="preserve"> PAGEREF bm_grafico2 \h </w:instrText>
+        <w:fldChar w:fldCharType="separate"/>
+        <w:t>?</w:t>
+        <w:fldChar w:fldCharType="end"/>
+      </w:r>
+    </w:p>
+    <w:p>
+      <w:pPr>
+        <w:tabs>
+          <w:tab w:pos="1020" w:val="left"/>
+          <w:tab w:pos="8271" w:val="right" w:leader="dot"/>
+        </w:tabs>
+        <w:spacing w:line="360" w:lineRule="auto" w:before="0" w:after="80"/>
+        <w:ind w:left="1020" w:hanging="1020"/>
+      </w:pPr>
+      <w:r>
+        <w:rPr>
+          <w:rFonts w:ascii="Times New Roman" w:hAnsi="Times New Roman"/>
+          <w:sz w:val="24"/>
+        </w:rPr>
+        <w:t>3</w:t>
+        <w:tab/>
+        <w:t>Organigrama estructural y niveles jerárquicos de Ingeniería de Telecomunicaciones, C.A.</w:t>
+        <w:tab/>
+      </w:r>
+      <w:r>
+        <w:rPr>
+          <w:rFonts w:ascii="Times New Roman" w:hAnsi="Times New Roman"/>
+          <w:b w:val="0"/>
+          <w:sz w:val="24"/>
+        </w:rPr>
+        <w:fldChar w:fldCharType="begin"/>
+        <w:instrText xml:space="preserve"> PAGEREF bm_grafico3 \h </w:instrText>
+        <w:fldChar w:fldCharType="separate"/>
+        <w:t>?</w:t>
+        <w:fldChar w:fldCharType="end"/>
+      </w:r>
+    </w:p>
+    <w:p>
+      <w:pPr>
+        <w:tabs>
+          <w:tab w:pos="1020" w:val="left"/>
+          <w:tab w:pos="8271" w:val="right" w:leader="dot"/>
+        </w:tabs>
+        <w:spacing w:line="360" w:lineRule="auto" w:before="0" w:after="80"/>
+        <w:ind w:left="1020" w:hanging="1020"/>
+      </w:pPr>
+      <w:r>
+        <w:rPr>
+          <w:rFonts w:ascii="Times New Roman" w:hAnsi="Times New Roman"/>
+          <w:sz w:val="24"/>
+        </w:rPr>
+        <w:t>4</w:t>
+        <w:tab/>
+        <w:t>Organigrama del Departamento de Administración.</w:t>
+        <w:tab/>
+      </w:r>
+      <w:r>
+        <w:rPr>
+          <w:rFonts w:ascii="Times New Roman" w:hAnsi="Times New Roman"/>
+          <w:b w:val="0"/>
+          <w:sz w:val="24"/>
+        </w:rPr>
+        <w:fldChar w:fldCharType="begin"/>
+        <w:instrText xml:space="preserve"> PAGEREF bm_grafico4 \h </w:instrText>
+        <w:fldChar w:fldCharType="separate"/>
+        <w:t>?</w:t>
+        <w:fldChar w:fldCharType="end"/>
+      </w:r>
     </w:p>
     <w:p>
       <w:pPr>
@@ -1981,7 +2120,7 @@
       </w:pPr>
     </w:p>
     <w:p>
-      <w:bookmarkStart w:id="bm_lista_graficos" w:name="bm_lista_graficos"/>
+      <w:bookmarkStart w:id="bm_lista_anexos" w:name="bm_lista_anexos"/>
       <w:pPr>
         <w:spacing w:before="1140" w:after="480"/>
         <w:jc w:val="center"/>
@@ -1992,9 +2131,9 @@
           <w:b/>
           <w:sz w:val="24"/>
         </w:rPr>
-        <w:t>LISTA DE GRÁFICOS</w:t>
-      </w:r>
-      <w:bookmarkEnd w:id="bm_lista_graficos"/>
+        <w:t>LISTA DE ANEXOS</w:t>
+      </w:r>
+      <w:bookmarkEnd w:id="bm_lista_anexos"/>
     </w:p>
     <w:p>
       <w:pPr>
@@ -2021,7 +2160,7 @@
           <w:b/>
           <w:sz w:val="24"/>
         </w:rPr>
-        <w:t>GRÁFICO</w:t>
+        <w:t>ANEXOS</w:t>
       </w:r>
       <w:r>
         <w:tab/>
@@ -2049,9 +2188,9 @@
           <w:rFonts w:ascii="Times New Roman" w:hAnsi="Times New Roman"/>
           <w:sz w:val="24"/>
         </w:rPr>
-        <w:t>1</w:t>
+        <w:t>A</w:t>
         <w:tab/>
-        <w:t>Logotipo de Ingeniería de Telecomunicaciones, C.A.</w:t>
+        <w:t>Flujograma del proceso propuesto de gestión de solicitudes de servicios</w:t>
         <w:tab/>
       </w:r>
       <w:r>
@@ -2061,103 +2200,7 @@
           <w:sz w:val="24"/>
         </w:rPr>
         <w:fldChar w:fldCharType="begin"/>
-        <w:instrText xml:space="preserve"> PAGEREF bm_grafico1 \h </w:instrText>
-        <w:fldChar w:fldCharType="separate"/>
-        <w:t>?</w:t>
-        <w:fldChar w:fldCharType="end"/>
-      </w:r>
-    </w:p>
-    <w:p>
-      <w:pPr>
-        <w:tabs>
-          <w:tab w:pos="1020" w:val="left"/>
-          <w:tab w:pos="8271" w:val="right" w:leader="dot"/>
-        </w:tabs>
-        <w:spacing w:line="360" w:lineRule="auto" w:before="0" w:after="80"/>
-        <w:ind w:left="1020" w:hanging="1020"/>
-      </w:pPr>
-      <w:r>
-        <w:rPr>
-          <w:rFonts w:ascii="Times New Roman" w:hAnsi="Times New Roman"/>
-          <w:sz w:val="24"/>
-        </w:rPr>
-        <w:t>2</w:t>
-        <w:tab/>
-        <w:t>Representación cartográfica y ubicación espacial de Ingeniería de Telecomunicaciones, C.A.</w:t>
-        <w:tab/>
-      </w:r>
-      <w:r>
-        <w:rPr>
-          <w:rFonts w:ascii="Times New Roman" w:hAnsi="Times New Roman"/>
-          <w:b w:val="0"/>
-          <w:sz w:val="24"/>
-        </w:rPr>
-        <w:fldChar w:fldCharType="begin"/>
-        <w:instrText xml:space="preserve"> PAGEREF bm_grafico2 \h </w:instrText>
-        <w:fldChar w:fldCharType="separate"/>
-        <w:t>?</w:t>
-        <w:fldChar w:fldCharType="end"/>
-      </w:r>
-    </w:p>
-    <w:p>
-      <w:pPr>
-        <w:tabs>
-          <w:tab w:pos="1020" w:val="left"/>
-          <w:tab w:pos="8271" w:val="right" w:leader="dot"/>
-        </w:tabs>
-        <w:spacing w:line="360" w:lineRule="auto" w:before="0" w:after="80"/>
-        <w:ind w:left="1020" w:hanging="1020"/>
-      </w:pPr>
-      <w:r>
-        <w:rPr>
-          <w:rFonts w:ascii="Times New Roman" w:hAnsi="Times New Roman"/>
-          <w:sz w:val="24"/>
-        </w:rPr>
-        <w:t>3</w:t>
-        <w:tab/>
-        <w:t>Organigrama estructural y niveles jerárquicos de Ingeniería de Telecomunicaciones, C.A.</w:t>
-        <w:tab/>
-      </w:r>
-      <w:r>
-        <w:rPr>
-          <w:rFonts w:ascii="Times New Roman" w:hAnsi="Times New Roman"/>
-          <w:b w:val="0"/>
-          <w:sz w:val="24"/>
-        </w:rPr>
-        <w:fldChar w:fldCharType="begin"/>
-        <w:instrText xml:space="preserve"> PAGEREF bm_grafico3 \h </w:instrText>
-        <w:fldChar w:fldCharType="separate"/>
-        <w:t>?</w:t>
-        <w:fldChar w:fldCharType="end"/>
-      </w:r>
-    </w:p>
-    <w:p>
-      <w:pPr>
-        <w:tabs>
-          <w:tab w:pos="1020" w:val="left"/>
-          <w:tab w:pos="8271" w:val="right" w:leader="dot"/>
-        </w:tabs>
-        <w:spacing w:line="360" w:lineRule="auto" w:before="0" w:after="80"/>
-        <w:ind w:left="1020" w:hanging="1020"/>
-      </w:pPr>
-      <w:r>
-        <w:rPr>
-          <w:rFonts w:ascii="Times New Roman" w:hAnsi="Times New Roman"/>
-          <w:sz w:val="24"/>
-        </w:rPr>
-        <w:t>4</w:t>
-        <w:tab/>
-        <w:t>Organigrama del Departamento de Administración.</w:t>
-        <w:tab/>
-      </w:r>
-      <w:r>
-        <w:rPr>
-          <w:rFonts w:ascii="Times New Roman" w:hAnsi="Times New Roman"/>
-          <w:b w:val="0"/>
-          <w:sz w:val="24"/>
-        </w:rPr>
-        <w:fldChar w:fldCharType="begin"/>
-        <w:instrText xml:space="preserve"> PAGEREF bm_grafico4 \h </w:instrText>
+        <w:instrText xml:space="preserve"> PAGEREF bm_anexoA \h </w:instrText>
         <w:fldChar w:fldCharType="separate"/>
         <w:t>?</w:t>
         <w:fldChar w:fldCharType="end"/>
@@ -2177,9 +2220,8 @@
       </w:pPr>
     </w:p>
     <w:p>
-      <w:bookmarkStart w:id="bm_lista_anexos" w:name="bm_lista_anexos"/>
-      <w:pPr>
-        <w:spacing w:before="1140" w:after="480"/>
+      <w:pPr>
+        <w:spacing w:after="0"/>
         <w:jc w:val="center"/>
       </w:pPr>
       <w:r>
@@ -2188,9 +2230,138 @@
           <w:b/>
           <w:sz w:val="24"/>
         </w:rPr>
-        <w:t>LISTA DE ANEXOS</w:t>
-      </w:r>
-      <w:bookmarkEnd w:id="bm_lista_anexos"/>
+        <w:t>REPÚBLICA BOLIVARIANA DE VENEZUELA</w:t>
+      </w:r>
+    </w:p>
+    <w:p>
+      <w:pPr>
+        <w:spacing w:after="0"/>
+        <w:jc w:val="center"/>
+      </w:pPr>
+      <w:r>
+        <w:rPr>
+          <w:rFonts w:ascii="Times New Roman" w:hAnsi="Times New Roman"/>
+          <w:b/>
+          <w:sz w:val="24"/>
+        </w:rPr>
+        <w:t>MINISTERIO DEL PODER POPULAR PARA LA EDUCACIÓN UNIVERSITARIA</w:t>
+      </w:r>
+    </w:p>
+    <w:p>
+      <w:pPr>
+        <w:spacing w:after="0"/>
+        <w:jc w:val="center"/>
+      </w:pPr>
+      <w:r>
+        <w:rPr>
+          <w:rFonts w:ascii="Times New Roman" w:hAnsi="Times New Roman"/>
+          <w:b/>
+          <w:sz w:val="24"/>
+        </w:rPr>
+        <w:t>INSTITUTO UNIVERSITARIO DE TECNOLOGÍA</w:t>
+      </w:r>
+    </w:p>
+    <w:p>
+      <w:pPr>
+        <w:spacing w:after="0"/>
+        <w:jc w:val="center"/>
+      </w:pPr>
+      <w:r>
+        <w:rPr>
+          <w:rFonts w:ascii="Times New Roman" w:hAnsi="Times New Roman"/>
+          <w:b/>
+          <w:sz w:val="24"/>
+        </w:rPr>
+        <w:t>"ELÍAS CALIXTO POMPA"</w:t>
+      </w:r>
+    </w:p>
+    <w:p>
+      <w:pPr>
+        <w:spacing w:after="0"/>
+        <w:jc w:val="center"/>
+      </w:pPr>
+      <w:r>
+        <w:rPr>
+          <w:rFonts w:ascii="Times New Roman" w:hAnsi="Times New Roman"/>
+          <w:b/>
+          <w:sz w:val="24"/>
+        </w:rPr>
+        <w:t>EL TIGRE, ESTADO ANZOÁTEGUI</w:t>
+      </w:r>
+    </w:p>
+    <w:p>
+      <w:pPr>
+        <w:spacing w:after="360"/>
+      </w:pPr>
+    </w:p>
+    <w:p>
+      <w:pPr>
+        <w:spacing w:after="480"/>
+        <w:jc w:val="center"/>
+      </w:pPr>
+      <w:r>
+        <w:rPr>
+          <w:rFonts w:ascii="Times New Roman" w:hAnsi="Times New Roman"/>
+          <w:b/>
+          <w:sz w:val="24"/>
+        </w:rPr>
+        <w:t>EVALUACIÓN DEL CONTROL ADMINISTRATIVO APLICADO A LA GESTIÓN DE SOLICITUDES DE SERVICIOS DE TELECOMUNICACIONES EN LA EMPRESA INGENIERÍA DE TELECOMUNICACIONES, C.A.</w:t>
+      </w:r>
+    </w:p>
+    <w:p>
+      <w:pPr>
+        <w:spacing w:after="480"/>
+        <w:ind w:left="0"/>
+        <w:jc w:val="right"/>
+      </w:pPr>
+      <w:r>
+        <w:rPr>
+          <w:rFonts w:ascii="Times New Roman" w:hAnsi="Times New Roman"/>
+          <w:b/>
+          <w:sz w:val="24"/>
+        </w:rPr>
+        <w:t>Autor:</w:t>
+        <w:br/>
+      </w:r>
+      <w:r>
+        <w:rPr>
+          <w:rFonts w:ascii="Times New Roman" w:hAnsi="Times New Roman"/>
+          <w:sz w:val="24"/>
+        </w:rPr>
+        <w:t>Alrifaai Alrifaaie, Amaal</w:t>
+        <w:br/>
+      </w:r>
+      <w:r>
+        <w:rPr>
+          <w:rFonts w:ascii="Times New Roman" w:hAnsi="Times New Roman"/>
+          <w:sz w:val="24"/>
+        </w:rPr>
+        <w:t>C.I.: 31.985.792</w:t>
+        <w:br/>
+      </w:r>
+      <w:r>
+        <w:rPr>
+          <w:rFonts w:ascii="Times New Roman" w:hAnsi="Times New Roman"/>
+          <w:sz w:val="24"/>
+        </w:rPr>
+        <w:t>agosto de 2026</w:t>
+      </w:r>
+    </w:p>
+    <w:p>
+      <w:bookmarkStart w:id="bm_resumen" w:name="bm_resumen"/>
+      <w:pPr>
+        <w:spacing w:before="480" w:after="480"/>
+        <w:jc w:val="center"/>
+      </w:pPr>
+      <w:r>
+        <w:rPr>
+          <w:rFonts w:ascii="Times New Roman" w:hAnsi="Times New Roman"/>
+          <w:b/>
+          <w:sz w:val="24"/>
+        </w:rPr>
+        <w:t>RESUMEN</w:t>
+      </w:r>
+      <w:bookmarkEnd w:id="bm_resumen"/>
     </w:p>
     <w:p>
       <w:pPr>
@@ -2206,61 +2377,32 @@
     </w:p>
     <w:p>
       <w:pPr>
-        <w:tabs>
-          <w:tab w:pos="8271" w:val="right"/>
-        </w:tabs>
-        <w:spacing w:before="240" w:after="240"/>
-      </w:pPr>
-      <w:r>
-        <w:rPr>
-          <w:rFonts w:ascii="Times New Roman" w:hAnsi="Times New Roman"/>
+        <w:spacing w:line="360" w:lineRule="auto" w:after="0" w:before="0"/>
+        <w:ind w:firstLine="709"/>
+        <w:jc w:val="both"/>
+      </w:pPr>
+      <w:r>
+        <w:rPr>
+          <w:rFonts w:ascii="Times New Roman" w:hAnsi="Times New Roman"/>
+          <w:i w:val="0"/>
+          <w:sz w:val="24"/>
+        </w:rPr>
+        <w:t>El presente informe recoge las actividades desarrolladas durante diez (10) semanas de pasantías profesionales en Ingeniería de Telecomunicaciones, C.A. (IDETEL), con una primera etapa de rotación por Atención al Cliente y una segunda etapa de apoyo en el área de Administración. Durante la práctica se observó el recorrido de solicitudes de afiliación e incidencias, el registro de pagos, la facturación, el seguimiento de casos y la elaboración de reportes administrativos. La situación problemática se relaciona con la ausencia de un procedimiento formalizado y unificado para controlar las solicitudes desde su recepción hasta el cierre, lo que dificulta conocer responsables, tiempos y estatus de cada caso. El objetivo general fue evaluar el control administrativo aplicado a la gestión de solicitudes de servicios de telecomunicaciones para identificar debilidades y formular mejoras. Se realizaron observaciones directas, revisión de registros, entrevistas estructuradas al personal y un análisis causa-efecto de las fallas detectadas. Posteriormente se diseñó un flujo estandarizado, formatos de control y criterios de seguimiento mediante indicadores básicos. Se concluye que la principal necesidad consiste en formalizar el recorrido de las solicitudes y centralizar la información necesaria para su seguimiento. Se recomienda implementar progresivamente el procedimiento propuesto, asignar responsables por etapa y revisar periódicamente los tiempos de respuesta para detectar desviaciones y oportunidades de mejora.</w:t>
+      </w:r>
+    </w:p>
+    <w:p/>
+    <w:p>
+      <w:pPr>
+        <w:ind w:firstLine="709"/>
+      </w:pPr>
+      <w:r>
+        <w:rPr>
           <w:b/>
-          <w:sz w:val="24"/>
-        </w:rPr>
-        <w:t>ANEXOS</w:t>
-      </w:r>
-      <w:r>
-        <w:tab/>
-      </w:r>
-      <w:r>
-        <w:rPr>
-          <w:rFonts w:ascii="Times New Roman" w:hAnsi="Times New Roman"/>
-          <w:b/>
-          <w:sz w:val="24"/>
-        </w:rPr>
-        <w:t>pp.</w:t>
-      </w:r>
-    </w:p>
-    <w:p>
-      <w:pPr>
-        <w:tabs>
-          <w:tab w:pos="1020" w:val="left"/>
-          <w:tab w:pos="8271" w:val="right" w:leader="dot"/>
-        </w:tabs>
-        <w:spacing w:line="360" w:lineRule="auto" w:before="0" w:after="80"/>
-        <w:ind w:left="1020" w:hanging="1020"/>
-      </w:pPr>
-      <w:r>
-        <w:rPr>
-          <w:rFonts w:ascii="Times New Roman" w:hAnsi="Times New Roman"/>
-          <w:sz w:val="24"/>
-        </w:rPr>
-        <w:t>A</w:t>
-        <w:tab/>
-        <w:t>Flujograma del proceso propuesto de gestión de solicitudes de servicios</w:t>
-        <w:tab/>
-      </w:r>
-      <w:r>
-        <w:rPr>
-          <w:rFonts w:ascii="Times New Roman" w:hAnsi="Times New Roman"/>
-          <w:b w:val="0"/>
-          <w:sz w:val="24"/>
-        </w:rPr>
-        <w:fldChar w:fldCharType="begin"/>
-        <w:instrText xml:space="preserve"> PAGEREF bm_anexoA \h </w:instrText>
-        <w:fldChar w:fldCharType="separate"/>
-        <w:t>?</w:t>
-        <w:fldChar w:fldCharType="end"/>
+        </w:rPr>
+        <w:t xml:space="preserve">Palabras claves: </w:t>
+      </w:r>
+      <w:r>
+        <w:t>control administrativo, solicitudes de servicio, trazabilidad, telecomunicaciones, pasantías</w:t>
       </w:r>
     </w:p>
     <w:p>
@@ -2277,8 +2419,9 @@
       </w:pPr>
     </w:p>
     <w:p>
-      <w:pPr>
-        <w:spacing w:after="0"/>
+      <w:bookmarkStart w:id="bm_introduccion" w:name="bm_introduccion"/>
+      <w:pPr>
+        <w:spacing w:before="1140" w:after="480"/>
         <w:jc w:val="center"/>
       </w:pPr>
       <w:r>
@@ -2287,138 +2430,9 @@
           <w:b/>
           <w:sz w:val="24"/>
         </w:rPr>
-        <w:t>REPÚBLICA BOLIVARIANA DE VENEZUELA</w:t>
-      </w:r>
-    </w:p>
-    <w:p>
-      <w:pPr>
-        <w:spacing w:after="0"/>
-        <w:jc w:val="center"/>
-      </w:pPr>
-      <w:r>
-        <w:rPr>
-          <w:rFonts w:ascii="Times New Roman" w:hAnsi="Times New Roman"/>
-          <w:b/>
-          <w:sz w:val="24"/>
-        </w:rPr>
-        <w:t>MINISTERIO DEL PODER POPULAR PARA LA EDUCACIÓN UNIVERSITARIA</w:t>
-      </w:r>
-    </w:p>
-    <w:p>
-      <w:pPr>
-        <w:spacing w:after="0"/>
-        <w:jc w:val="center"/>
-      </w:pPr>
-      <w:r>
-        <w:rPr>
-          <w:rFonts w:ascii="Times New Roman" w:hAnsi="Times New Roman"/>
-          <w:b/>
-          <w:sz w:val="24"/>
-        </w:rPr>
-        <w:t>INSTITUTO UNIVERSITARIO DE TECNOLOGÍA</w:t>
-      </w:r>
-    </w:p>
-    <w:p>
-      <w:pPr>
-        <w:spacing w:after="0"/>
-        <w:jc w:val="center"/>
-      </w:pPr>
-      <w:r>
-        <w:rPr>
-          <w:rFonts w:ascii="Times New Roman" w:hAnsi="Times New Roman"/>
-          <w:b/>
-          <w:sz w:val="24"/>
-        </w:rPr>
-        <w:t>"ELÍAS CALIXTO POMPA"</w:t>
-      </w:r>
-    </w:p>
-    <w:p>
-      <w:pPr>
-        <w:spacing w:after="0"/>
-        <w:jc w:val="center"/>
-      </w:pPr>
-      <w:r>
-        <w:rPr>
-          <w:rFonts w:ascii="Times New Roman" w:hAnsi="Times New Roman"/>
-          <w:b/>
-          <w:sz w:val="24"/>
-        </w:rPr>
-        <w:t>EL TIGRE, ESTADO ANZOÁTEGUI</w:t>
-      </w:r>
-    </w:p>
-    <w:p>
-      <w:pPr>
-        <w:spacing w:after="360"/>
-      </w:pPr>
-    </w:p>
-    <w:p>
-      <w:pPr>
-        <w:spacing w:after="480"/>
-        <w:jc w:val="center"/>
-      </w:pPr>
-      <w:r>
-        <w:rPr>
-          <w:rFonts w:ascii="Times New Roman" w:hAnsi="Times New Roman"/>
-          <w:b/>
-          <w:sz w:val="24"/>
-        </w:rPr>
-        <w:t>EVALUACIÓN DEL CONTROL ADMINISTRATIVO APLICADO A LA GESTIÓN DE SOLICITUDES DE SERVICIOS DE TELECOMUNICACIONES EN LA EMPRESA INGENIERÍA DE TELECOMUNICACIONES, C.A.</w:t>
-      </w:r>
-    </w:p>
-    <w:p>
-      <w:pPr>
-        <w:spacing w:after="480"/>
-        <w:ind w:left="0"/>
-        <w:jc w:val="right"/>
-      </w:pPr>
-      <w:r>
-        <w:rPr>
-          <w:rFonts w:ascii="Times New Roman" w:hAnsi="Times New Roman"/>
-          <w:b/>
-          <w:sz w:val="24"/>
-        </w:rPr>
-        <w:t>Autor:</w:t>
-        <w:br/>
-      </w:r>
-      <w:r>
-        <w:rPr>
-          <w:rFonts w:ascii="Times New Roman" w:hAnsi="Times New Roman"/>
-          <w:sz w:val="24"/>
-        </w:rPr>
-        <w:t>Alrifaai Alrifaaie, Amaal</w:t>
-        <w:br/>
-      </w:r>
-      <w:r>
-        <w:rPr>
-          <w:rFonts w:ascii="Times New Roman" w:hAnsi="Times New Roman"/>
-          <w:sz w:val="24"/>
-        </w:rPr>
-        <w:t>C.I.: 31.985.792</w:t>
-        <w:br/>
-      </w:r>
-      <w:r>
-        <w:rPr>
-          <w:rFonts w:ascii="Times New Roman" w:hAnsi="Times New Roman"/>
-          <w:sz w:val="24"/>
-        </w:rPr>
-        <w:t>agosto de 2026</w:t>
-      </w:r>
-    </w:p>
-    <w:p>
-      <w:bookmarkStart w:id="bm_resumen" w:name="bm_resumen"/>
-      <w:pPr>
-        <w:spacing w:before="480" w:after="480"/>
-        <w:jc w:val="center"/>
-      </w:pPr>
-      <w:r>
-        <w:rPr>
-          <w:rFonts w:ascii="Times New Roman" w:hAnsi="Times New Roman"/>
-          <w:b/>
-          <w:sz w:val="24"/>
-        </w:rPr>
-        <w:t>RESUMEN</w:t>
-      </w:r>
-      <w:bookmarkEnd w:id="bm_resumen"/>
+        <w:t>INTRODUCCIÓN</w:t>
+      </w:r>
+      <w:bookmarkEnd w:id="bm_introduccion"/>
     </w:p>
     <w:p>
       <w:pPr>
@@ -2444,22 +2458,52 @@
           <w:i w:val="0"/>
        